--- a/CV_Grossmann.docx
+++ b/CV_Grossmann.docx
@@ -169,14 +169,7 @@
           <w:color w:val="000000"/>
           <w:lang w:val="en-CA"/>
         </w:rPr>
-        <w:t xml:space="preserve">h-index 56 </w:t>
-      </w:r>
-      <w:r>
-        <w:rPr>
-          <w:bCs/>
-          <w:lang w:val="en-CA"/>
-        </w:rPr>
-        <w:t xml:space="preserve">• </w:t>
+        <w:t>h-index 5</w:t>
       </w:r>
       <w:r>
         <w:rPr>
@@ -184,7 +177,7 @@
           <w:color w:val="000000"/>
           <w:lang w:val="en-CA"/>
         </w:rPr>
-        <w:t>Citations 1</w:t>
+        <w:t>5</w:t>
       </w:r>
       <w:r>
         <w:rPr>
@@ -192,7 +185,14 @@
           <w:color w:val="000000"/>
           <w:lang w:val="en-CA"/>
         </w:rPr>
-        <w:t>4</w:t>
+        <w:t xml:space="preserve"> </w:t>
+      </w:r>
+      <w:r>
+        <w:rPr>
+          <w:bCs/>
+          <w:lang w:val="en-CA"/>
+        </w:rPr>
+        <w:t xml:space="preserve">• </w:t>
       </w:r>
       <w:r>
         <w:rPr>
@@ -200,7 +200,7 @@
           <w:color w:val="000000"/>
           <w:lang w:val="en-CA"/>
         </w:rPr>
-        <w:t>,</w:t>
+        <w:t>Citations 1</w:t>
       </w:r>
       <w:r>
         <w:rPr>
@@ -208,7 +208,23 @@
           <w:color w:val="000000"/>
           <w:lang w:val="en-CA"/>
         </w:rPr>
-        <w:t>262</w:t>
+        <w:t>4</w:t>
+      </w:r>
+      <w:r>
+        <w:rPr>
+          <w:bCs/>
+          <w:color w:val="000000"/>
+          <w:lang w:val="en-CA"/>
+        </w:rPr>
+        <w:t>,</w:t>
+      </w:r>
+      <w:r>
+        <w:rPr>
+          <w:bCs/>
+          <w:color w:val="000000"/>
+          <w:lang w:val="en-CA"/>
+        </w:rPr>
+        <w:t>150</w:t>
       </w:r>
       <w:r>
         <w:rPr>
@@ -7717,7 +7733,7 @@
           <w:iCs/>
           <w:lang w:val="en-CA"/>
         </w:rPr>
-        <w:t xml:space="preserve">Johnson, S. G.*, Karimi, A. H., Bengio, Y., Chater, N., Gerstenberg, T., Larson, K., ... &amp; </w:t>
+        <w:t xml:space="preserve">Varnum, M. E. W. &amp; </w:t>
       </w:r>
       <w:r>
         <w:rPr>
@@ -7733,35 +7749,70 @@
           <w:iCs/>
           <w:lang w:val="en-CA"/>
         </w:rPr>
-        <w:t xml:space="preserve">* (in press). </w:t>
+        <w:t xml:space="preserve"> (in press). Understanding and </w:t>
       </w:r>
       <w:r>
         <w:rPr>
           <w:iCs/>
           <w:lang w:val="en-CA"/>
         </w:rPr>
-        <w:t>Imagining and building wise machines: The centrality of AI metacognition.</w:t>
+        <w:t>p</w:t>
       </w:r>
       <w:r>
         <w:rPr>
           <w:iCs/>
           <w:lang w:val="en-CA"/>
         </w:rPr>
-        <w:t xml:space="preserve"> </w:t>
-      </w:r>
-      <w:r>
-        <w:rPr>
-          <w:i/>
-          <w:lang w:val="en-CA"/>
-        </w:rPr>
-        <w:t xml:space="preserve">Trends in Cognitive Sciences. </w:t>
+        <w:t xml:space="preserve">redicting </w:t>
       </w:r>
       <w:r>
         <w:rPr>
           <w:iCs/>
           <w:lang w:val="en-CA"/>
         </w:rPr>
-        <w:t>*corresponding authors</w:t>
+        <w:t>c</w:t>
+      </w:r>
+      <w:r>
+        <w:rPr>
+          <w:iCs/>
+          <w:lang w:val="en-CA"/>
+        </w:rPr>
+        <w:t>ultural</w:t>
+      </w:r>
+      <w:r>
+        <w:rPr>
+          <w:iCs/>
+          <w:lang w:val="en-CA"/>
+        </w:rPr>
+        <w:t xml:space="preserve"> c</w:t>
+      </w:r>
+      <w:r>
+        <w:rPr>
+          <w:iCs/>
+          <w:lang w:val="en-CA"/>
+        </w:rPr>
+        <w:t>hange</w:t>
+      </w:r>
+      <w:r>
+        <w:rPr>
+          <w:iCs/>
+          <w:lang w:val="en-CA"/>
+        </w:rPr>
+        <w:t xml:space="preserve">. </w:t>
+      </w:r>
+      <w:r>
+        <w:rPr>
+          <w:i/>
+          <w:lang w:val="en-CA"/>
+        </w:rPr>
+        <w:t>Advances in Experimental Social Psychology</w:t>
+      </w:r>
+      <w:r>
+        <w:rPr>
+          <w:iCs/>
+          <w:lang w:val="en-CA"/>
+        </w:rPr>
+        <w:t>. *shared authorship</w:t>
       </w:r>
     </w:p>
     <w:p>
@@ -7781,7 +7832,14 @@
           <w:iCs/>
           <w:lang w:val="en-CA"/>
         </w:rPr>
-        <w:t xml:space="preserve">Varnum, M. E. W. &amp; </w:t>
+        <w:t xml:space="preserve">Johnson, S. G.*, Karimi, A. H., Bengio, Y., Chater, N., Gerstenberg, T., Larson, K., ... </w:t>
+      </w:r>
+      <w:r>
+        <w:rPr>
+          <w:iCs/>
+          <w:lang w:val="en-CA"/>
+        </w:rPr>
+        <w:t xml:space="preserve">&amp; </w:t>
       </w:r>
       <w:r>
         <w:rPr>
@@ -7797,70 +7855,49 @@
           <w:iCs/>
           <w:lang w:val="en-CA"/>
         </w:rPr>
-        <w:t xml:space="preserve"> (in press). Understanding and </w:t>
+        <w:t>* (</w:t>
       </w:r>
       <w:r>
         <w:rPr>
           <w:iCs/>
           <w:lang w:val="en-CA"/>
         </w:rPr>
-        <w:t>p</w:t>
+        <w:t>2026</w:t>
       </w:r>
       <w:r>
         <w:rPr>
           <w:iCs/>
           <w:lang w:val="en-CA"/>
         </w:rPr>
-        <w:t xml:space="preserve">redicting </w:t>
+        <w:t xml:space="preserve">). </w:t>
       </w:r>
       <w:r>
         <w:rPr>
           <w:iCs/>
           <w:lang w:val="en-CA"/>
         </w:rPr>
-        <w:t>c</w:t>
+        <w:t>Imagining and building wise machines: The centrality of AI metacognition.</w:t>
       </w:r>
       <w:r>
         <w:rPr>
           <w:iCs/>
           <w:lang w:val="en-CA"/>
         </w:rPr>
-        <w:t>ultural</w:t>
+        <w:t xml:space="preserve"> </w:t>
+      </w:r>
+      <w:r>
+        <w:rPr>
+          <w:i/>
+          <w:lang w:val="en-CA"/>
+        </w:rPr>
+        <w:t xml:space="preserve">Trends in Cognitive Sciences. </w:t>
       </w:r>
       <w:r>
         <w:rPr>
           <w:iCs/>
           <w:lang w:val="en-CA"/>
         </w:rPr>
-        <w:t xml:space="preserve"> c</w:t>
-      </w:r>
-      <w:r>
-        <w:rPr>
-          <w:iCs/>
-          <w:lang w:val="en-CA"/>
-        </w:rPr>
-        <w:t>hange</w:t>
-      </w:r>
-      <w:r>
-        <w:rPr>
-          <w:iCs/>
-          <w:lang w:val="en-CA"/>
-        </w:rPr>
-        <w:t xml:space="preserve">. </w:t>
-      </w:r>
-      <w:r>
-        <w:rPr>
-          <w:i/>
-          <w:lang w:val="en-CA"/>
-        </w:rPr>
-        <w:t>Advances in Experimental Social Psychology</w:t>
-      </w:r>
-      <w:r>
-        <w:rPr>
-          <w:iCs/>
-          <w:lang w:val="en-CA"/>
-        </w:rPr>
-        <w:t>. *shared authorship</w:t>
+        <w:t>*corresponding authors</w:t>
       </w:r>
     </w:p>
     <w:p>
@@ -7985,6 +8022,311 @@
           <w:lang w:val="en-CA"/>
         </w:rPr>
         <w:t xml:space="preserve">, 1–12. </w:t>
+      </w:r>
+    </w:p>
+    <w:p>
+      <w:pPr>
+        <w:autoSpaceDE w:val="0"/>
+        <w:autoSpaceDN w:val="0"/>
+        <w:adjustRightInd w:val="0"/>
+        <w:ind w:left="709" w:hanging="709"/>
+        <w:rPr>
+          <w:lang w:val="en-CA"/>
+        </w:rPr>
+      </w:pPr>
+      <w:r>
+        <w:rPr>
+          <w:iCs/>
+          <w:lang w:val="en-CA"/>
+        </w:rPr>
+        <w:t xml:space="preserve">Kunst, J. </w:t>
+      </w:r>
+      <w:r>
+        <w:rPr>
+          <w:iCs/>
+          <w:lang w:val="en-CA"/>
+        </w:rPr>
+        <w:t>R</w:t>
+      </w:r>
+      <w:r>
+        <w:rPr>
+          <w:iCs/>
+          <w:lang w:val="en-CA"/>
+        </w:rPr>
+        <w:t xml:space="preserve">., </w:t>
+      </w:r>
+      <w:r>
+        <w:rPr>
+          <w:iCs/>
+          <w:lang w:val="en-CA"/>
+        </w:rPr>
+        <w:t>Bes</w:t>
+      </w:r>
+      <w:r>
+        <w:rPr>
+          <w:iCs/>
+          <w:lang w:val="en-CA"/>
+        </w:rPr>
+        <w:t>ta</w:t>
+      </w:r>
+      <w:r>
+        <w:rPr>
+          <w:iCs/>
+          <w:lang w:val="en-CA"/>
+        </w:rPr>
+        <w:t xml:space="preserve">, </w:t>
+      </w:r>
+      <w:r>
+        <w:rPr>
+          <w:iCs/>
+          <w:lang w:val="en-CA"/>
+        </w:rPr>
+        <w:t>T.</w:t>
+      </w:r>
+      <w:r>
+        <w:rPr>
+          <w:iCs/>
+          <w:lang w:val="en-CA"/>
+        </w:rPr>
+        <w:t xml:space="preserve">, </w:t>
+      </w:r>
+      <w:r>
+        <w:rPr>
+          <w:iCs/>
+          <w:lang w:val="en-CA"/>
+        </w:rPr>
+        <w:t>Jaśkiewicz</w:t>
+      </w:r>
+      <w:r>
+        <w:rPr>
+          <w:iCs/>
+          <w:lang w:val="en-CA"/>
+        </w:rPr>
+        <w:t xml:space="preserve">, </w:t>
+      </w:r>
+      <w:r>
+        <w:rPr>
+          <w:iCs/>
+          <w:lang w:val="en-CA"/>
+        </w:rPr>
+        <w:t>M.</w:t>
+      </w:r>
+      <w:r>
+        <w:rPr>
+          <w:iCs/>
+          <w:lang w:val="en-CA"/>
+        </w:rPr>
+        <w:t xml:space="preserve">, </w:t>
+      </w:r>
+      <w:r>
+        <w:rPr>
+          <w:iCs/>
+          <w:lang w:val="en-CA"/>
+        </w:rPr>
+        <w:t>Gajda</w:t>
+      </w:r>
+      <w:r>
+        <w:rPr>
+          <w:iCs/>
+          <w:lang w:val="en-CA"/>
+        </w:rPr>
+        <w:t xml:space="preserve">, </w:t>
+      </w:r>
+      <w:r>
+        <w:rPr>
+          <w:iCs/>
+          <w:lang w:val="en-CA"/>
+        </w:rPr>
+        <w:t xml:space="preserve">A. </w:t>
+      </w:r>
+      <w:r>
+        <w:rPr>
+          <w:iCs/>
+          <w:lang w:val="en-CA"/>
+        </w:rPr>
+        <w:t xml:space="preserve">N., </w:t>
+      </w:r>
+      <w:r>
+        <w:rPr>
+          <w:iCs/>
+          <w:lang w:val="en-CA"/>
+        </w:rPr>
+        <w:t>Sanden</w:t>
+      </w:r>
+      <w:r>
+        <w:rPr>
+          <w:iCs/>
+          <w:lang w:val="en-CA"/>
+        </w:rPr>
+        <w:t xml:space="preserve">, </w:t>
+      </w:r>
+      <w:r>
+        <w:rPr>
+          <w:iCs/>
+          <w:lang w:val="en-CA"/>
+        </w:rPr>
+        <w:t>M</w:t>
+      </w:r>
+      <w:r>
+        <w:rPr>
+          <w:iCs/>
+          <w:lang w:val="en-CA"/>
+        </w:rPr>
+        <w:t xml:space="preserve">., ... </w:t>
+      </w:r>
+      <w:r>
+        <w:rPr>
+          <w:iCs/>
+          <w:lang w:val="en-CA"/>
+        </w:rPr>
+        <w:t xml:space="preserve">&amp; </w:t>
+      </w:r>
+      <w:r>
+        <w:rPr>
+          <w:b/>
+          <w:bCs/>
+          <w:iCs/>
+          <w:lang w:val="en-CA"/>
+        </w:rPr>
+        <w:t>Grossmann, I</w:t>
+      </w:r>
+      <w:r>
+        <w:rPr>
+          <w:iCs/>
+          <w:lang w:val="en-CA"/>
+        </w:rPr>
+        <w:t>….</w:t>
+      </w:r>
+      <w:r>
+        <w:rPr>
+          <w:iCs/>
+          <w:lang w:val="en-CA"/>
+        </w:rPr>
+        <w:t xml:space="preserve"> &amp; Milan, O.</w:t>
+      </w:r>
+      <w:r>
+        <w:rPr>
+          <w:iCs/>
+          <w:lang w:val="en-CA"/>
+        </w:rPr>
+        <w:t xml:space="preserve"> (</w:t>
+      </w:r>
+      <w:r>
+        <w:rPr>
+          <w:iCs/>
+          <w:lang w:val="en-CA"/>
+        </w:rPr>
+        <w:t>2026</w:t>
+      </w:r>
+      <w:r>
+        <w:rPr>
+          <w:iCs/>
+          <w:lang w:val="en-CA"/>
+        </w:rPr>
+        <w:t xml:space="preserve">). </w:t>
+      </w:r>
+      <w:r>
+        <w:rPr>
+          <w:iCs/>
+          <w:lang w:val="en-CA"/>
+        </w:rPr>
+        <w:t xml:space="preserve">The Psychology of </w:t>
+      </w:r>
+      <w:r>
+        <w:rPr>
+          <w:iCs/>
+          <w:lang w:val="en-CA"/>
+        </w:rPr>
+        <w:t>o</w:t>
+      </w:r>
+      <w:r>
+        <w:rPr>
+          <w:iCs/>
+          <w:lang w:val="en-CA"/>
+        </w:rPr>
+        <w:t xml:space="preserve">ffensive and </w:t>
+      </w:r>
+      <w:r>
+        <w:rPr>
+          <w:iCs/>
+          <w:lang w:val="en-CA"/>
+        </w:rPr>
+        <w:t>d</w:t>
+      </w:r>
+      <w:r>
+        <w:rPr>
+          <w:iCs/>
+          <w:lang w:val="en-CA"/>
+        </w:rPr>
+        <w:t xml:space="preserve">efensive </w:t>
+      </w:r>
+      <w:r>
+        <w:rPr>
+          <w:iCs/>
+          <w:lang w:val="en-CA"/>
+        </w:rPr>
+        <w:t>i</w:t>
+      </w:r>
+      <w:r>
+        <w:rPr>
+          <w:iCs/>
+          <w:lang w:val="en-CA"/>
+        </w:rPr>
+        <w:t xml:space="preserve">ntergroup </w:t>
+      </w:r>
+      <w:r>
+        <w:rPr>
+          <w:iCs/>
+          <w:lang w:val="en-CA"/>
+        </w:rPr>
+        <w:t>v</w:t>
+      </w:r>
+      <w:r>
+        <w:rPr>
+          <w:iCs/>
+          <w:lang w:val="en-CA"/>
+        </w:rPr>
+        <w:t xml:space="preserve">iolence: Preregistered </w:t>
+      </w:r>
+      <w:r>
+        <w:rPr>
+          <w:iCs/>
+          <w:lang w:val="en-CA"/>
+        </w:rPr>
+        <w:t>i</w:t>
+      </w:r>
+      <w:r>
+        <w:rPr>
+          <w:iCs/>
+          <w:lang w:val="en-CA"/>
+        </w:rPr>
+        <w:t>nsights from 58 countries</w:t>
+      </w:r>
+      <w:r>
+        <w:rPr>
+          <w:lang w:val="en-CA"/>
+        </w:rPr>
+        <w:t xml:space="preserve">. </w:t>
+      </w:r>
+      <w:r>
+        <w:rPr>
+          <w:i/>
+          <w:lang w:val="en-CA"/>
+        </w:rPr>
+        <w:t>Proceedings of the National Academy of Sciences of the United States of America</w:t>
+      </w:r>
+      <w:r>
+        <w:rPr>
+          <w:i/>
+          <w:lang w:val="en-CA"/>
+        </w:rPr>
+        <w:t>.</w:t>
+      </w:r>
+      <w:r>
+        <w:rPr>
+          <w:lang w:val="en-CA"/>
+        </w:rPr>
+        <w:t xml:space="preserve"> </w:t>
       </w:r>
     </w:p>
     <w:p>
@@ -8948,6 +9290,7 @@
           <w:u w:val="single"/>
           <w:lang w:val="de-DE"/>
         </w:rPr>
+        <w:lastRenderedPageBreak/>
         <w:t>Smith, J. A</w:t>
       </w:r>
       <w:r>
@@ -9301,7 +9644,6 @@
         <w:rPr>
           <w:lang w:val="en-CA"/>
         </w:rPr>
-        <w:lastRenderedPageBreak/>
         <w:t xml:space="preserve">Amarasuriya, S., Salanga, M. G., Llorin, C., Morales, M. H., Jayawickreme, E., &amp; </w:t>
       </w:r>
       <w:r>
@@ -9470,38 +9812,38 @@
       <w:r>
         <w:rPr>
           <w:u w:val="single"/>
-          <w:lang w:val="en-CA"/>
+          <w:lang w:val="sv-SE"/>
         </w:rPr>
         <w:t>Elnakouri, A</w:t>
       </w:r>
       <w:r>
         <w:rPr>
-          <w:lang w:val="en-CA"/>
+          <w:lang w:val="sv-SE"/>
         </w:rPr>
         <w:t>.</w:t>
       </w:r>
       <w:r>
         <w:rPr>
-          <w:lang w:val="en-CA"/>
+          <w:lang w:val="sv-SE"/>
         </w:rPr>
         <w:t>*</w:t>
       </w:r>
       <w:r>
         <w:rPr>
-          <w:lang w:val="en-CA"/>
+          <w:lang w:val="sv-SE"/>
         </w:rPr>
         <w:t xml:space="preserve">, </w:t>
       </w:r>
       <w:r>
         <w:rPr>
           <w:u w:val="single"/>
-          <w:lang w:val="en-CA"/>
+          <w:lang w:val="sv-SE"/>
         </w:rPr>
         <w:t>Huynh, A. C</w:t>
       </w:r>
       <w:r>
         <w:rPr>
-          <w:lang w:val="en-CA"/>
+          <w:lang w:val="sv-SE"/>
         </w:rPr>
         <w:t xml:space="preserve">., &amp; </w:t>
       </w:r>
@@ -9509,25 +9851,25 @@
         <w:rPr>
           <w:b/>
           <w:bCs/>
-          <w:lang w:val="en-CA"/>
+          <w:lang w:val="sv-SE"/>
         </w:rPr>
         <w:t>Grossmann, I</w:t>
       </w:r>
       <w:r>
         <w:rPr>
-          <w:lang w:val="en-CA"/>
+          <w:lang w:val="sv-SE"/>
         </w:rPr>
         <w:t>.</w:t>
       </w:r>
       <w:r>
         <w:rPr>
-          <w:lang w:val="en-CA"/>
+          <w:lang w:val="sv-SE"/>
         </w:rPr>
         <w:t>*</w:t>
       </w:r>
       <w:r>
         <w:rPr>
-          <w:lang w:val="en-CA"/>
+          <w:lang w:val="sv-SE"/>
         </w:rPr>
         <w:t xml:space="preserve"> (2024). </w:t>
       </w:r>
@@ -11615,6 +11957,7 @@
         <w:rPr>
           <w:lang w:val="en-CA"/>
         </w:rPr>
+        <w:lastRenderedPageBreak/>
         <w:t xml:space="preserve">Weidmann, </w:t>
       </w:r>
       <w:r>
@@ -11930,7 +12273,6 @@
         <w:rPr>
           <w:lang w:val="en-CA"/>
         </w:rPr>
-        <w:lastRenderedPageBreak/>
         <w:t>Bialek</w:t>
       </w:r>
       <w:r>
@@ -12492,20 +12834,20 @@
       </w:pPr>
       <w:r>
         <w:rPr>
-          <w:lang w:val="sv-SE"/>
+          <w:lang w:val="en-CA"/>
         </w:rPr>
         <w:t xml:space="preserve">Choi, E., Farb, N. A., </w:t>
       </w:r>
       <w:r>
         <w:rPr>
           <w:u w:val="single"/>
-          <w:lang w:val="sv-SE"/>
+          <w:lang w:val="en-CA"/>
         </w:rPr>
         <w:t>Pogrebtsova, E</w:t>
       </w:r>
       <w:r>
         <w:rPr>
-          <w:lang w:val="sv-SE"/>
+          <w:lang w:val="en-CA"/>
         </w:rPr>
         <w:t xml:space="preserve">., Gruman, J., &amp; </w:t>
       </w:r>
@@ -12513,13 +12855,13 @@
         <w:rPr>
           <w:b/>
           <w:bCs/>
-          <w:lang w:val="sv-SE"/>
+          <w:lang w:val="en-CA"/>
         </w:rPr>
         <w:t xml:space="preserve">Grossmann, I.* </w:t>
       </w:r>
       <w:r>
         <w:rPr>
-          <w:lang w:val="sv-SE"/>
+          <w:lang w:val="en-CA"/>
         </w:rPr>
         <w:t xml:space="preserve">(2021). </w:t>
       </w:r>
@@ -13386,6 +13728,7 @@
           <w:u w:val="single"/>
           <w:lang w:val="en-CA"/>
         </w:rPr>
+        <w:lastRenderedPageBreak/>
         <w:t>Turpin, M. H.</w:t>
       </w:r>
       <w:r>
@@ -13568,7 +13911,6 @@
         <w:rPr>
           <w:lang w:val="en-CA"/>
         </w:rPr>
-        <w:lastRenderedPageBreak/>
         <w:t xml:space="preserve">Varnum, M. E. W., </w:t>
       </w:r>
       <w:r>
@@ -14851,6 +15193,7 @@
           <w:shd w:val="clear" w:color="auto" w:fill="FFFFFF"/>
           <w:lang w:val="en-CA"/>
         </w:rPr>
+        <w:lastRenderedPageBreak/>
         <w:t>Grossmann, I.</w:t>
       </w:r>
       <w:r>
@@ -15098,54 +15441,53 @@
       <w:r>
         <w:rPr>
           <w:u w:val="single"/>
-          <w:lang w:val="en-CA"/>
-        </w:rPr>
-        <w:lastRenderedPageBreak/>
+          <w:lang w:val="de-DE"/>
+        </w:rPr>
         <w:t>Brienza, J. P.</w:t>
       </w:r>
       <w:r>
         <w:rPr>
           <w:vertAlign w:val="superscript"/>
-          <w:lang w:val="en-CA"/>
+          <w:lang w:val="de-DE"/>
         </w:rPr>
         <w:t>*</w:t>
       </w:r>
       <w:r>
         <w:rPr>
-          <w:lang w:val="en-CA"/>
+          <w:lang w:val="de-DE"/>
         </w:rPr>
         <w:t xml:space="preserve">, </w:t>
       </w:r>
       <w:r>
         <w:rPr>
           <w:u w:val="single"/>
-          <w:lang w:val="en-CA"/>
+          <w:lang w:val="de-DE"/>
         </w:rPr>
         <w:t>Kung, F.</w:t>
       </w:r>
       <w:r>
         <w:rPr>
-          <w:lang w:val="en-CA"/>
+          <w:lang w:val="de-DE"/>
         </w:rPr>
         <w:t xml:space="preserve">, </w:t>
       </w:r>
       <w:r>
         <w:rPr>
           <w:u w:val="single"/>
-          <w:lang w:val="en-CA"/>
+          <w:lang w:val="de-DE"/>
         </w:rPr>
         <w:t>Santos, H. C</w:t>
       </w:r>
       <w:r>
         <w:rPr>
-          <w:lang w:val="en-CA"/>
+          <w:lang w:val="de-DE"/>
         </w:rPr>
         <w:t xml:space="preserve">., Bobocel, D. R, &amp; </w:t>
       </w:r>
       <w:r>
         <w:rPr>
           <w:b/>
-          <w:lang w:val="en-CA"/>
+          <w:lang w:val="de-DE"/>
         </w:rPr>
         <w:t>Grossmann, I.</w:t>
       </w:r>
@@ -15153,13 +15495,13 @@
         <w:rPr>
           <w:b/>
           <w:vertAlign w:val="superscript"/>
-          <w:lang w:val="en-CA"/>
+          <w:lang w:val="de-DE"/>
         </w:rPr>
         <w:t>*</w:t>
       </w:r>
       <w:r>
         <w:rPr>
-          <w:lang w:val="en-CA"/>
+          <w:lang w:val="de-DE"/>
         </w:rPr>
         <w:t xml:space="preserve"> (2018). </w:t>
       </w:r>
@@ -16320,6 +16662,7 @@
           <w:b/>
           <w:lang w:val="en-CA" w:eastAsia="en-US"/>
         </w:rPr>
+        <w:lastRenderedPageBreak/>
         <w:t xml:space="preserve">Grossmann, I. </w:t>
       </w:r>
       <w:r>
@@ -16634,7 +16977,6 @@
           <w:i/>
           <w:lang w:val="en-CA"/>
         </w:rPr>
-        <w:lastRenderedPageBreak/>
         <w:t>Psychological Science, 28</w:t>
       </w:r>
       <w:r>
@@ -17782,6 +18124,7 @@
           <w:b/>
           <w:lang w:val="en-CA"/>
         </w:rPr>
+        <w:lastRenderedPageBreak/>
         <w:t>Grossmann, I.</w:t>
       </w:r>
       <w:r>
@@ -18295,7 +18638,6 @@
           <w:b/>
           <w:lang w:val="en-CA"/>
         </w:rPr>
-        <w:lastRenderedPageBreak/>
         <w:t>Grossmann, I.</w:t>
       </w:r>
       <w:r>
@@ -20156,7 +20498,6 @@
         <w:rPr>
           <w:lang w:val="en-CA"/>
         </w:rPr>
-        <w:lastRenderedPageBreak/>
         <w:fldChar w:fldCharType="begin" w:fldLock="1"/>
       </w:r>
       <w:r>
@@ -21086,6 +21427,7 @@
           <w:u w:val="single"/>
           <w:lang w:val="en-CA"/>
         </w:rPr>
+        <w:lastRenderedPageBreak/>
         <w:t>Huynh, A. C.</w:t>
       </w:r>
       <w:r>
@@ -21359,7 +21701,6 @@
           <w:sz w:val="24"/>
           <w:szCs w:val="24"/>
         </w:rPr>
-        <w:lastRenderedPageBreak/>
         <w:t>I</w:t>
       </w:r>
       <w:r>
@@ -21380,7 +21721,7 @@
           <w:sz w:val="24"/>
           <w:szCs w:val="24"/>
         </w:rPr>
-        <w:t>9</w:t>
+        <w:t>10</w:t>
       </w:r>
       <w:r>
         <w:rPr>
@@ -21390,7 +21731,7 @@
           <w:sz w:val="24"/>
           <w:szCs w:val="24"/>
         </w:rPr>
-        <w:t>9</w:t>
+        <w:t>1</w:t>
       </w:r>
       <w:r>
         <w:rPr>
@@ -21429,9 +21770,6 @@
           <w:tcPr>
             <w:tcW w:w="1003" w:type="dxa"/>
           </w:tcPr>
-          <w:bookmarkEnd w:id="40"/>
-          <w:bookmarkEnd w:id="41"/>
-          <w:bookmarkEnd w:id="42"/>
           <w:p>
             <w:pPr>
               <w:autoSpaceDE w:val="0"/>
@@ -21447,7 +21785,7 @@
                 <w:bCs/>
                 <w:lang w:val="en-CA"/>
               </w:rPr>
-              <w:t>12/2025</w:t>
+              <w:t>03/2026</w:t>
             </w:r>
           </w:p>
         </w:tc>
@@ -21468,7 +21806,19 @@
               <w:rPr>
                 <w:lang w:val="en-CA"/>
               </w:rPr>
-              <w:t>University of Michigan, Social Psychology Colloquium</w:t>
+              <w:t xml:space="preserve">Psychology </w:t>
+            </w:r>
+            <w:r>
+              <w:rPr>
+                <w:lang w:val="en-CA"/>
+              </w:rPr>
+              <w:t xml:space="preserve">Departmental Colloquium </w:t>
+            </w:r>
+            <w:r>
+              <w:rPr>
+                <w:lang w:val="en-CA"/>
+              </w:rPr>
+              <w:t>(one speaker per year), Toronto Metropolitan University</w:t>
             </w:r>
           </w:p>
         </w:tc>
@@ -21496,7 +21846,7 @@
                 <w:bCs/>
                 <w:lang w:val="en-CA"/>
               </w:rPr>
-              <w:t>10/2025</w:t>
+              <w:t>02/2026</w:t>
             </w:r>
           </w:p>
         </w:tc>
@@ -21517,13 +21867,7 @@
               <w:rPr>
                 <w:lang w:val="en-CA"/>
               </w:rPr>
-              <w:t xml:space="preserve">University of </w:t>
-            </w:r>
-            <w:r>
-              <w:rPr>
-                <w:lang w:val="en-CA"/>
-              </w:rPr>
-              <w:t>Chicago</w:t>
+              <w:t>Haskayne School of Business</w:t>
             </w:r>
             <w:r>
               <w:rPr>
@@ -21535,19 +21879,71 @@
               <w:rPr>
                 <w:lang w:val="en-CA"/>
               </w:rPr>
-              <w:t xml:space="preserve">Invited Lecture at </w:t>
-            </w:r>
-            <w:r>
-              <w:rPr>
-                <w:lang w:val="en-CA"/>
-              </w:rPr>
-              <w:t>Center for Practical Wisdom (</w:t>
-            </w:r>
-            <w:r>
-              <w:rPr>
-                <w:lang w:val="en-CA"/>
-              </w:rPr>
-              <w:t>online)</w:t>
+              <w:t xml:space="preserve">University of Calgary, </w:t>
+            </w:r>
+            <w:r>
+              <w:rPr>
+                <w:lang w:val="en-CA"/>
+              </w:rPr>
+              <w:t>Organizational Behaviour and Human Resources</w:t>
+            </w:r>
+            <w:r>
+              <w:rPr>
+                <w:lang w:val="en-CA"/>
+              </w:rPr>
+              <w:t xml:space="preserve"> Seminar</w:t>
+            </w:r>
+          </w:p>
+        </w:tc>
+      </w:tr>
+      <w:bookmarkEnd w:id="40"/>
+      <w:bookmarkEnd w:id="41"/>
+      <w:bookmarkEnd w:id="42"/>
+      <w:tr>
+        <w:trPr>
+          <w:trHeight w:val="216"/>
+        </w:trPr>
+        <w:tc>
+          <w:tcPr>
+            <w:tcW w:w="1003" w:type="dxa"/>
+          </w:tcPr>
+          <w:p>
+            <w:pPr>
+              <w:autoSpaceDE w:val="0"/>
+              <w:autoSpaceDN w:val="0"/>
+              <w:adjustRightInd w:val="0"/>
+              <w:rPr>
+                <w:bCs/>
+                <w:lang w:val="en-CA"/>
+              </w:rPr>
+            </w:pPr>
+            <w:r>
+              <w:rPr>
+                <w:bCs/>
+                <w:lang w:val="en-CA"/>
+              </w:rPr>
+              <w:t>12/2025</w:t>
+            </w:r>
+          </w:p>
+        </w:tc>
+        <w:tc>
+          <w:tcPr>
+            <w:tcW w:w="9167" w:type="dxa"/>
+          </w:tcPr>
+          <w:p>
+            <w:pPr>
+              <w:autoSpaceDE w:val="0"/>
+              <w:autoSpaceDN w:val="0"/>
+              <w:adjustRightInd w:val="0"/>
+              <w:rPr>
+                <w:lang w:val="en-CA"/>
+              </w:rPr>
+            </w:pPr>
+            <w:r>
+              <w:rPr>
+                <w:lang w:val="en-CA"/>
+              </w:rPr>
+              <w:t>University of Michigan, Social Psychology Colloquium</w:t>
             </w:r>
           </w:p>
         </w:tc>
@@ -21596,13 +21992,37 @@
               <w:rPr>
                 <w:lang w:val="en-CA"/>
               </w:rPr>
-              <w:t>University of Copenhagen, Department o</w:t>
-            </w:r>
-            <w:r>
-              <w:rPr>
-                <w:lang w:val="en-CA"/>
-              </w:rPr>
-              <w:t>f Psychology Colloquium</w:t>
+              <w:t xml:space="preserve">University of </w:t>
+            </w:r>
+            <w:r>
+              <w:rPr>
+                <w:lang w:val="en-CA"/>
+              </w:rPr>
+              <w:t>Chicago</w:t>
+            </w:r>
+            <w:r>
+              <w:rPr>
+                <w:lang w:val="en-CA"/>
+              </w:rPr>
+              <w:t xml:space="preserve">, </w:t>
+            </w:r>
+            <w:r>
+              <w:rPr>
+                <w:lang w:val="en-CA"/>
+              </w:rPr>
+              <w:t xml:space="preserve">Invited Lecture at </w:t>
+            </w:r>
+            <w:r>
+              <w:rPr>
+                <w:lang w:val="en-CA"/>
+              </w:rPr>
+              <w:t>Center for Practical Wisdom (</w:t>
+            </w:r>
+            <w:r>
+              <w:rPr>
+                <w:lang w:val="en-CA"/>
+              </w:rPr>
+              <w:t>online)</w:t>
             </w:r>
           </w:p>
         </w:tc>
@@ -21630,7 +22050,7 @@
                 <w:bCs/>
                 <w:lang w:val="en-CA"/>
               </w:rPr>
-              <w:t>09/2025</w:t>
+              <w:t>10/2025</w:t>
             </w:r>
           </w:p>
         </w:tc>
@@ -21644,20 +22064,20 @@
               <w:autoSpaceDN w:val="0"/>
               <w:adjustRightInd w:val="0"/>
               <w:rPr>
-                <w:lang w:val="sv-SE"/>
-              </w:rPr>
-            </w:pPr>
-            <w:r>
-              <w:rPr>
-                <w:lang w:val="sv-SE"/>
-              </w:rPr>
-              <w:t>Kenrick–Neuberg–Barlev–Varnum Lab, Arizona State Univer</w:t>
-            </w:r>
-            <w:r>
-              <w:rPr>
-                <w:lang w:val="sv-SE"/>
-              </w:rPr>
-              <w:t>isty</w:t>
+                <w:lang w:val="en-CA"/>
+              </w:rPr>
+            </w:pPr>
+            <w:r>
+              <w:rPr>
+                <w:lang w:val="en-CA"/>
+              </w:rPr>
+              <w:t>University of Copenhagen, Department o</w:t>
+            </w:r>
+            <w:r>
+              <w:rPr>
+                <w:lang w:val="en-CA"/>
+              </w:rPr>
+              <w:t>f Psychology Colloquium</w:t>
             </w:r>
           </w:p>
         </w:tc>
@@ -21685,6 +22105,61 @@
                 <w:bCs/>
                 <w:lang w:val="en-CA"/>
               </w:rPr>
+              <w:t>09/2025</w:t>
+            </w:r>
+          </w:p>
+        </w:tc>
+        <w:tc>
+          <w:tcPr>
+            <w:tcW w:w="9167" w:type="dxa"/>
+          </w:tcPr>
+          <w:p>
+            <w:pPr>
+              <w:autoSpaceDE w:val="0"/>
+              <w:autoSpaceDN w:val="0"/>
+              <w:adjustRightInd w:val="0"/>
+              <w:rPr>
+                <w:lang w:val="sv-SE"/>
+              </w:rPr>
+            </w:pPr>
+            <w:r>
+              <w:rPr>
+                <w:lang w:val="sv-SE"/>
+              </w:rPr>
+              <w:t>Kenrick–Neuberg–Barlev–Varnum Lab, Arizona State Univer</w:t>
+            </w:r>
+            <w:r>
+              <w:rPr>
+                <w:lang w:val="sv-SE"/>
+              </w:rPr>
+              <w:t>isty</w:t>
+            </w:r>
+          </w:p>
+        </w:tc>
+      </w:tr>
+      <w:tr>
+        <w:trPr>
+          <w:trHeight w:val="216"/>
+        </w:trPr>
+        <w:tc>
+          <w:tcPr>
+            <w:tcW w:w="1003" w:type="dxa"/>
+          </w:tcPr>
+          <w:p>
+            <w:pPr>
+              <w:autoSpaceDE w:val="0"/>
+              <w:autoSpaceDN w:val="0"/>
+              <w:adjustRightInd w:val="0"/>
+              <w:rPr>
+                <w:bCs/>
+                <w:lang w:val="en-CA"/>
+              </w:rPr>
+            </w:pPr>
+            <w:r>
+              <w:rPr>
+                <w:bCs/>
+                <w:lang w:val="en-CA"/>
+              </w:rPr>
               <w:t>06/2025</w:t>
             </w:r>
           </w:p>
@@ -22912,6 +23387,7 @@
                 <w:bCs/>
                 <w:lang w:val="en-CA"/>
               </w:rPr>
+              <w:lastRenderedPageBreak/>
               <w:t>09/2023</w:t>
             </w:r>
           </w:p>
@@ -23599,7 +24075,6 @@
                 <w:bCs/>
                 <w:lang w:val="en-CA"/>
               </w:rPr>
-              <w:lastRenderedPageBreak/>
               <w:t>04/2022</w:t>
             </w:r>
           </w:p>
@@ -24887,6 +25362,7 @@
                 <w:bCs/>
                 <w:lang w:val="en-CA"/>
               </w:rPr>
+              <w:lastRenderedPageBreak/>
               <w:t>02/2018</w:t>
             </w:r>
           </w:p>
@@ -25562,7 +26038,6 @@
               <w:rPr>
                 <w:lang w:val="en-CA"/>
               </w:rPr>
-              <w:lastRenderedPageBreak/>
               <w:t>06/2015</w:t>
             </w:r>
           </w:p>
@@ -26591,7 +27066,7 @@
           <w:sz w:val="24"/>
           <w:szCs w:val="24"/>
         </w:rPr>
-        <w:t>3</w:t>
+        <w:t>4</w:t>
       </w:r>
       <w:r>
         <w:rPr>
@@ -26663,6 +27138,103 @@
                 <w:bCs/>
                 <w:lang w:val="en-CA"/>
               </w:rPr>
+              <w:t>02/2026</w:t>
+            </w:r>
+          </w:p>
+        </w:tc>
+        <w:tc>
+          <w:tcPr>
+            <w:tcW w:w="8203" w:type="dxa"/>
+          </w:tcPr>
+          <w:p>
+            <w:pPr>
+              <w:rPr>
+                <w:lang w:val="en-CA"/>
+              </w:rPr>
+            </w:pPr>
+            <w:r>
+              <w:rPr>
+                <w:lang w:val="en-CA"/>
+              </w:rPr>
+              <w:t xml:space="preserve">Invited </w:t>
+            </w:r>
+            <w:r>
+              <w:rPr>
+                <w:lang w:val="en-CA"/>
+              </w:rPr>
+              <w:t xml:space="preserve">presentation and </w:t>
+            </w:r>
+            <w:r>
+              <w:rPr>
+                <w:lang w:val="en-CA"/>
+              </w:rPr>
+              <w:t xml:space="preserve">panelist at the </w:t>
+            </w:r>
+            <w:r>
+              <w:rPr>
+                <w:lang w:val="en-CA"/>
+              </w:rPr>
+              <w:t xml:space="preserve">“AI &amp; Ethics” </w:t>
+            </w:r>
+            <w:r>
+              <w:rPr>
+                <w:lang w:val="en-CA"/>
+              </w:rPr>
+              <w:t>Conference</w:t>
+            </w:r>
+            <w:r>
+              <w:rPr>
+                <w:lang w:val="en-CA"/>
+              </w:rPr>
+              <w:t xml:space="preserve"> at the </w:t>
+            </w:r>
+            <w:r>
+              <w:rPr>
+                <w:lang w:val="en-CA"/>
+              </w:rPr>
+              <w:t>Graduate College</w:t>
+            </w:r>
+            <w:r>
+              <w:rPr>
+                <w:lang w:val="en-CA"/>
+              </w:rPr>
+              <w:t>, University of Calgary, Calgary</w:t>
+            </w:r>
+            <w:r>
+              <w:rPr>
+                <w:lang w:val="en-CA"/>
+              </w:rPr>
+              <w:t xml:space="preserve">, </w:t>
+            </w:r>
+            <w:r>
+              <w:rPr>
+                <w:lang w:val="en-CA"/>
+              </w:rPr>
+              <w:t>Alberta</w:t>
+            </w:r>
+          </w:p>
+        </w:tc>
+      </w:tr>
+      <w:tr>
+        <w:tc>
+          <w:tcPr>
+            <w:tcW w:w="1080" w:type="dxa"/>
+          </w:tcPr>
+          <w:p>
+            <w:pPr>
+              <w:autoSpaceDE w:val="0"/>
+              <w:autoSpaceDN w:val="0"/>
+              <w:adjustRightInd w:val="0"/>
+              <w:rPr>
+                <w:bCs/>
+                <w:lang w:val="en-CA"/>
+              </w:rPr>
+            </w:pPr>
+            <w:r>
+              <w:rPr>
+                <w:bCs/>
+                <w:lang w:val="en-CA"/>
+              </w:rPr>
               <w:t>12/2025</w:t>
             </w:r>
           </w:p>
@@ -26865,6 +27437,7 @@
                 <w:bCs/>
                 <w:lang w:val="en-CA"/>
               </w:rPr>
+              <w:lastRenderedPageBreak/>
               <w:t>10/2025</w:t>
             </w:r>
           </w:p>
@@ -27350,7 +27923,6 @@
               <w:rPr>
                 <w:lang w:val="en-CA"/>
               </w:rPr>
-              <w:lastRenderedPageBreak/>
               <w:t>“</w:t>
             </w:r>
             <w:r>
@@ -27388,7 +27960,6 @@
                 <w:bCs/>
                 <w:lang w:val="en-CA"/>
               </w:rPr>
-              <w:lastRenderedPageBreak/>
               <w:t>09/2023</w:t>
             </w:r>
           </w:p>
@@ -28220,7 +28791,14 @@
               <w:rPr>
                 <w:lang w:val="en-CA"/>
               </w:rPr>
-              <w:t xml:space="preserve"> biennial conference of the Asian Association of Social Psychology, Seoul, Korea</w:t>
+              <w:t xml:space="preserve"> biennial conference of the Asian Association of Social </w:t>
+            </w:r>
+            <w:r>
+              <w:rPr>
+                <w:lang w:val="en-CA"/>
+              </w:rPr>
+              <w:lastRenderedPageBreak/>
+              <w:t>Psychology, Seoul, Korea</w:t>
             </w:r>
           </w:p>
         </w:tc>
@@ -28245,6 +28823,7 @@
                 <w:bCs/>
                 <w:lang w:val="en-CA"/>
               </w:rPr>
+              <w:lastRenderedPageBreak/>
               <w:t>06/2021</w:t>
             </w:r>
           </w:p>
@@ -28613,14 +29192,7 @@
               <w:rPr>
                 <w:lang w:val="en-CA"/>
               </w:rPr>
-              <w:t xml:space="preserve">Invited talk “Wisdom and decision-making in the context of migration uncertainty” at the Migration and the Future of Work conference, organized by the </w:t>
-            </w:r>
-            <w:r>
-              <w:rPr>
-                <w:lang w:val="en-CA"/>
-              </w:rPr>
-              <w:lastRenderedPageBreak/>
-              <w:t>Canada Excellence Research Chair in Migration &amp; Integration, Ryerson University</w:t>
+              <w:t>Invited talk “Wisdom and decision-making in the context of migration uncertainty” at the Migration and the Future of Work conference, organized by the Canada Excellence Research Chair in Migration &amp; Integration, Ryerson University</w:t>
             </w:r>
           </w:p>
         </w:tc>
@@ -28645,7 +29217,6 @@
                 <w:bCs/>
                 <w:lang w:val="en-CA"/>
               </w:rPr>
-              <w:lastRenderedPageBreak/>
               <w:t>12/2020</w:t>
             </w:r>
           </w:p>
@@ -29443,6 +30014,7 @@
                 <w:bCs/>
                 <w:lang w:val="en-CA"/>
               </w:rPr>
+              <w:lastRenderedPageBreak/>
               <w:t>03/2017</w:t>
             </w:r>
           </w:p>
@@ -29837,7 +30409,6 @@
           <w:b/>
           <w:lang w:val="en-CA"/>
         </w:rPr>
-        <w:lastRenderedPageBreak/>
         <w:t>Grossmann, I.</w:t>
       </w:r>
       <w:r>
@@ -31451,6 +32022,7 @@
           <w:bCs/>
           <w:lang w:val="en-CA"/>
         </w:rPr>
+        <w:lastRenderedPageBreak/>
         <w:t xml:space="preserve">Amarasuriya, S. D., Jayawickreme, E., &amp; </w:t>
       </w:r>
       <w:r>
@@ -32052,7 +32624,6 @@
           <w:u w:val="single"/>
           <w:lang w:val="en-CA"/>
         </w:rPr>
-        <w:lastRenderedPageBreak/>
         <w:t>Kachhiyapatel</w:t>
       </w:r>
       <w:r>
@@ -33221,6 +33792,7 @@
           <w:u w:val="single"/>
           <w:lang w:val="en-CA"/>
         </w:rPr>
+        <w:lastRenderedPageBreak/>
         <w:t>Elnakouri, A</w:t>
       </w:r>
       <w:r>
@@ -33527,15 +34099,7 @@
           <w:bCs/>
           <w:lang w:val="en-CA"/>
         </w:rPr>
-        <w:t xml:space="preserve"> (2021, November). World after COVID: Scientific forecasts, naïve reasoning, and societal change in the time of a pandemic. Paper presented in the symposium “(Re-)connecting </w:t>
-      </w:r>
-      <w:r>
-        <w:rPr>
-          <w:bCs/>
-          <w:lang w:val="en-CA"/>
-        </w:rPr>
-        <w:lastRenderedPageBreak/>
-        <w:t xml:space="preserve">Academia During a Sudden, Global Crisis” chaired by </w:t>
+        <w:t xml:space="preserve"> (2021, November). World after COVID: Scientific forecasts, naïve reasoning, and societal change in the time of a pandemic. Paper presented in the symposium “(Re-)connecting Academia During a Sudden, Global Crisis” chaired by </w:t>
       </w:r>
       <w:r>
         <w:rPr>
@@ -33971,6 +34535,7 @@
           <w:b/>
           <w:lang w:val="en-CA"/>
         </w:rPr>
+        <w:lastRenderedPageBreak/>
         <w:t>Grossmann, I.</w:t>
       </w:r>
       <w:r>
@@ -34226,7 +34791,6 @@
           <w:u w:val="single"/>
           <w:lang w:val="en-CA"/>
         </w:rPr>
-        <w:lastRenderedPageBreak/>
         <w:t xml:space="preserve">Dorfman, A., Oakes, H. </w:t>
       </w:r>
       <w:r>
@@ -34785,6 +35349,7 @@
           <w:b/>
           <w:lang w:val="en-CA"/>
         </w:rPr>
+        <w:lastRenderedPageBreak/>
         <w:t>Grossmann, I.</w:t>
       </w:r>
       <w:r>
@@ -35004,7 +35569,6 @@
           <w:b/>
           <w:lang w:val="en-CA"/>
         </w:rPr>
-        <w:lastRenderedPageBreak/>
         <w:t xml:space="preserve">Grossmann, I. </w:t>
       </w:r>
       <w:r>
@@ -35519,6 +36083,7 @@
         <w:rPr>
           <w:lang w:val="en-CA"/>
         </w:rPr>
+        <w:lastRenderedPageBreak/>
         <w:t>(Chair) at the 19</w:t>
       </w:r>
       <w:r>
@@ -35835,7 +36400,6 @@
           <w:i/>
           <w:lang w:val="en-CA" w:eastAsia="en-US"/>
         </w:rPr>
-        <w:lastRenderedPageBreak/>
         <w:t>Data Blitz</w:t>
       </w:r>
       <w:r>
@@ -36375,6 +36939,7 @@
           <w:u w:val="single"/>
           <w:lang w:val="en-CA"/>
         </w:rPr>
+        <w:lastRenderedPageBreak/>
         <w:t>Santos, H.C.</w:t>
       </w:r>
       <w:r>
@@ -36652,14 +37217,7 @@
         <w:rPr>
           <w:lang w:val="en-CA"/>
         </w:rPr>
-        <w:t xml:space="preserve">Paper presented in the invited symposium </w:t>
-      </w:r>
-      <w:r>
-        <w:rPr>
-          <w:lang w:val="en-CA"/>
-        </w:rPr>
-        <w:lastRenderedPageBreak/>
-        <w:t xml:space="preserve">“Social / cultural change: Determinants, moderators, and consequences” chaired by T. Hamamura at </w:t>
+        <w:t xml:space="preserve">Paper presented in the invited symposium “Social / cultural change: Determinants, moderators, and consequences” chaired by T. Hamamura at </w:t>
       </w:r>
       <w:r>
         <w:rPr>
@@ -37015,6 +37573,7 @@
           <w:u w:val="single"/>
           <w:lang w:val="en-CA"/>
         </w:rPr>
+        <w:lastRenderedPageBreak/>
         <w:t>Santos, H. C.</w:t>
       </w:r>
       <w:r>
@@ -37373,7 +37932,6 @@
           <w:sz w:val="24"/>
           <w:szCs w:val="24"/>
         </w:rPr>
-        <w:lastRenderedPageBreak/>
         <w:t>Grossmann, I.</w:t>
       </w:r>
       <w:r>
@@ -37794,6 +38352,7 @@
           <w:b/>
           <w:lang w:val="en-CA"/>
         </w:rPr>
+        <w:lastRenderedPageBreak/>
         <w:t>Grossmann</w:t>
       </w:r>
       <w:r>
@@ -38096,16 +38655,7 @@
           <w:sz w:val="24"/>
           <w:szCs w:val="24"/>
         </w:rPr>
-        <w:t xml:space="preserve"> Paper presented in the symposium “Toward a Clearer Conceptualization of the Relations of Wisdom to Other Constructs: Distinguishing Resources, Correlates, and Outcomes” </w:t>
-      </w:r>
-      <w:r>
-        <w:rPr>
-          <w:rFonts w:ascii="Times New Roman" w:hAnsi="Times New Roman" w:cs="Times New Roman"/>
-          <w:sz w:val="24"/>
-          <w:szCs w:val="24"/>
-        </w:rPr>
-        <w:lastRenderedPageBreak/>
-        <w:t>chaired by J. Glueck at the 66</w:t>
+        <w:t xml:space="preserve"> Paper presented in the symposium “Toward a Clearer Conceptualization of the Relations of Wisdom to Other Constructs: Distinguishing Resources, Correlates, and Outcomes” chaired by J. Glueck at the 66</w:t>
       </w:r>
       <w:r>
         <w:rPr>
@@ -38612,6 +39162,7 @@
           <w:b/>
           <w:lang w:val="en-CA"/>
         </w:rPr>
+        <w:lastRenderedPageBreak/>
         <w:t>Grossmann</w:t>
       </w:r>
       <w:r>
@@ -39126,7 +39677,6 @@
           <w:b/>
           <w:lang w:val="en-CA"/>
         </w:rPr>
-        <w:lastRenderedPageBreak/>
         <w:t>Grossmann, I.</w:t>
       </w:r>
       <w:r>
@@ -39594,7 +40144,14 @@
         <w:rPr>
           <w:lang w:val="en-CA"/>
         </w:rPr>
-        <w:t xml:space="preserve"> Paper presented in the symposium “Culture “within”: the impact of religion, social class, and political ideology on cognition” chaired by </w:t>
+        <w:t xml:space="preserve"> Paper presented in the symposium “Culture “within”: the impact of religion, social class, and political </w:t>
+      </w:r>
+      <w:r>
+        <w:rPr>
+          <w:lang w:val="en-CA"/>
+        </w:rPr>
+        <w:lastRenderedPageBreak/>
+        <w:t xml:space="preserve">ideology on cognition” chaired by </w:t>
       </w:r>
       <w:r>
         <w:rPr>
@@ -40151,7 +40708,6 @@
           <w:b/>
           <w:lang w:val="en-CA"/>
         </w:rPr>
-        <w:lastRenderedPageBreak/>
         <w:t>Grossmann, I.</w:t>
       </w:r>
       <w:r>
@@ -41198,6 +41754,7 @@
           <w:u w:val="single"/>
           <w:lang w:val="en-CA"/>
         </w:rPr>
+        <w:lastRenderedPageBreak/>
         <w:t>Dorfman, A</w:t>
       </w:r>
       <w:r>
@@ -41541,7 +42098,6 @@
           <w:u w:val="single"/>
           <w:lang w:val="en-CA"/>
         </w:rPr>
-        <w:lastRenderedPageBreak/>
         <w:t>Huynh, A. C</w:t>
       </w:r>
       <w:r>
@@ -42042,6 +42598,7 @@
           <w:u w:val="single"/>
           <w:lang w:val="en-CA"/>
         </w:rPr>
+        <w:lastRenderedPageBreak/>
         <w:t>Santos, H. C.</w:t>
       </w:r>
       <w:r>
@@ -42400,7 +42957,6 @@
           <w:u w:val="single"/>
           <w:lang w:val="en-CA"/>
         </w:rPr>
-        <w:lastRenderedPageBreak/>
         <w:t>Santos, H. C.</w:t>
       </w:r>
       <w:r>
@@ -43261,6 +43817,7 @@
           <w:b/>
           <w:lang w:val="en-CA"/>
         </w:rPr>
+        <w:lastRenderedPageBreak/>
         <w:t>Grossmann, I.</w:t>
       </w:r>
       <w:r>
@@ -43957,7 +44514,6 @@
                 <w:color w:val="000000"/>
                 <w:lang w:val="en-CA"/>
               </w:rPr>
-              <w:lastRenderedPageBreak/>
               <w:t>Folk</w:t>
             </w:r>
             <w:r>
@@ -44051,7 +44607,6 @@
                 <w:color w:val="000000"/>
                 <w:lang w:val="en-CA"/>
               </w:rPr>
-              <w:lastRenderedPageBreak/>
               <w:t xml:space="preserve">Wisdom and </w:t>
             </w:r>
             <w:r>
@@ -45091,6 +45646,7 @@
                 <w:color w:val="000000"/>
                 <w:lang w:val="en-CA"/>
               </w:rPr>
+              <w:lastRenderedPageBreak/>
               <w:t>Winter 2008</w:t>
             </w:r>
           </w:p>
@@ -45702,7 +46258,6 @@
                 <w:color w:val="000000"/>
                 <w:lang w:val="en-CA"/>
               </w:rPr>
-              <w:lastRenderedPageBreak/>
               <w:t>Fall 2018</w:t>
             </w:r>
           </w:p>
@@ -46430,6 +46985,21 @@
         </w:tc>
       </w:tr>
     </w:tbl>
+    <w:p>
+      <w:pPr>
+        <w:rPr>
+          <w:b/>
+          <w:lang w:val="en-CA"/>
+        </w:rPr>
+      </w:pPr>
+      <w:r>
+        <w:rPr>
+          <w:b/>
+          <w:lang w:val="en-CA"/>
+        </w:rPr>
+        <w:br w:type="page"/>
+      </w:r>
+    </w:p>
     <w:p>
       <w:pPr>
         <w:pBdr>
@@ -46443,25 +47013,12 @@
           <w:lang w:val="en-CA"/>
         </w:rPr>
       </w:pPr>
-    </w:p>
-    <w:p>
-      <w:pPr>
-        <w:pBdr>
-          <w:bottom w:val="single" w:sz="4" w:space="1" w:color="auto"/>
-        </w:pBdr>
-        <w:autoSpaceDE w:val="0"/>
-        <w:autoSpaceDN w:val="0"/>
-        <w:adjustRightInd w:val="0"/>
+      <w:r>
         <w:rPr>
           <w:b/>
           <w:lang w:val="en-CA"/>
         </w:rPr>
-      </w:pPr>
-      <w:r>
-        <w:rPr>
-          <w:b/>
-          <w:lang w:val="en-CA"/>
-        </w:rPr>
+        <w:lastRenderedPageBreak/>
         <w:t>Supervision</w:t>
       </w:r>
     </w:p>
@@ -47505,7 +48062,6 @@
               <w:rPr>
                 <w:lang w:val="en-CA"/>
               </w:rPr>
-              <w:lastRenderedPageBreak/>
               <w:t>2019 – 2020</w:t>
             </w:r>
           </w:p>
@@ -48616,26 +49172,14 @@
           <w:lang w:val="en-CA"/>
         </w:rPr>
       </w:pPr>
-    </w:p>
-    <w:p>
-      <w:pPr>
-        <w:autoSpaceDE w:val="0"/>
-        <w:autoSpaceDN w:val="0"/>
-        <w:adjustRightInd w:val="0"/>
+      <w:r>
         <w:rPr>
           <w:b/>
           <w:bCs/>
           <w:i/>
           <w:lang w:val="en-CA"/>
         </w:rPr>
-      </w:pPr>
-      <w:r>
-        <w:rPr>
-          <w:b/>
-          <w:bCs/>
-          <w:i/>
-          <w:lang w:val="en-CA"/>
-        </w:rPr>
+        <w:lastRenderedPageBreak/>
         <w:t>Dissertation Thesis</w:t>
       </w:r>
     </w:p>
@@ -49458,7 +50002,6 @@
               <w:rPr>
                 <w:lang w:val="en-CA"/>
               </w:rPr>
-              <w:lastRenderedPageBreak/>
               <w:t>2021</w:t>
             </w:r>
           </w:p>
@@ -50731,7 +51274,18 @@
                 <w:sz w:val="24"/>
                 <w:szCs w:val="24"/>
               </w:rPr>
-              <w:t>International Ontario Graduate Scholarship (CAD$25,000; 1 of 5 allotted to University of Waterloo; for A. C. Huynh)</w:t>
+              <w:t xml:space="preserve">International Ontario Graduate Scholarship (CAD$25,000; 1 of 5 allotted to </w:t>
+            </w:r>
+            <w:r>
+              <w:rPr>
+                <w:rFonts w:ascii="Times New Roman" w:hAnsi="Times New Roman" w:cs="Times New Roman"/>
+                <w:iCs/>
+                <w:color w:val="000000"/>
+                <w:sz w:val="24"/>
+                <w:szCs w:val="24"/>
+              </w:rPr>
+              <w:lastRenderedPageBreak/>
+              <w:t>University of Waterloo; for A. C. Huynh)</w:t>
             </w:r>
           </w:p>
         </w:tc>
@@ -50756,6 +51310,7 @@
                 <w:sz w:val="24"/>
                 <w:szCs w:val="24"/>
               </w:rPr>
+              <w:lastRenderedPageBreak/>
               <w:t>2014</w:t>
             </w:r>
           </w:p>
@@ -51258,10 +51813,94 @@
         <w:rPr>
           <w:lang w:val="en-CA"/>
         </w:rPr>
-        <w:lastRenderedPageBreak/>
+        <w:t>Grossmann, I.</w:t>
+      </w:r>
+      <w:r>
+        <w:rPr>
+          <w:lang w:val="en-CA"/>
+        </w:rPr>
+        <w:t xml:space="preserve"> &amp; Smith, J.</w:t>
+      </w:r>
+      <w:r>
+        <w:rPr>
+          <w:lang w:val="en-CA"/>
+        </w:rPr>
+        <w:t xml:space="preserve"> A.</w:t>
+      </w:r>
+      <w:r>
+        <w:rPr>
+          <w:lang w:val="en-CA"/>
+        </w:rPr>
+        <w:t xml:space="preserve"> (202</w:t>
+      </w:r>
+      <w:r>
+        <w:rPr>
+          <w:lang w:val="en-CA"/>
+        </w:rPr>
+        <w:t>6</w:t>
+      </w:r>
+      <w:r>
+        <w:rPr>
+          <w:lang w:val="en-CA"/>
+        </w:rPr>
+        <w:t xml:space="preserve">, </w:t>
+      </w:r>
+      <w:r>
+        <w:rPr>
+          <w:lang w:val="en-CA"/>
+        </w:rPr>
+        <w:t>January</w:t>
+      </w:r>
+      <w:r>
+        <w:rPr>
+          <w:lang w:val="en-CA"/>
+        </w:rPr>
+        <w:t xml:space="preserve">). </w:t>
+      </w:r>
+      <w:hyperlink r:id="rId51" w:history="1">
+        <w:r>
+          <w:rPr>
+            <w:rStyle w:val="Hyperlink"/>
+            <w:lang w:val="en-CA"/>
+          </w:rPr>
+          <w:t>Why you’re wise on Tuesday and foolish on Sunday: Practising wisdom in uncertain times</w:t>
+        </w:r>
+      </w:hyperlink>
+      <w:r>
+        <w:rPr>
+          <w:lang w:val="en-CA"/>
+        </w:rPr>
+        <w:t xml:space="preserve">. </w:t>
+      </w:r>
+      <w:r>
+        <w:rPr>
+          <w:i/>
+          <w:iCs/>
+          <w:lang w:val="en-CA"/>
+        </w:rPr>
+        <w:t>The Conversatio</w:t>
+      </w:r>
+      <w:r>
+        <w:rPr>
+          <w:lang w:val="en-CA"/>
+        </w:rPr>
+        <w:t>n.</w:t>
+      </w:r>
+    </w:p>
+    <w:p>
+      <w:pPr>
+        <w:ind w:left="851" w:hanging="851"/>
+        <w:rPr>
+          <w:lang w:val="en-CA"/>
+        </w:rPr>
+      </w:pPr>
+      <w:r>
+        <w:rPr>
+          <w:lang w:val="en-CA"/>
+        </w:rPr>
         <w:t xml:space="preserve">Rudnev, M. &amp; Grossmann, I. (2024, October). </w:t>
       </w:r>
-      <w:hyperlink r:id="rId51" w:history="1">
+      <w:hyperlink r:id="rId52" w:history="1">
         <w:r>
           <w:rPr>
             <w:rStyle w:val="Hyperlink"/>
@@ -51304,7 +51943,7 @@
         </w:rPr>
         <w:t xml:space="preserve">Grossmann, I. (2023, July). Beyond the hype: How AI could change the game for social science </w:t>
       </w:r>
-      <w:hyperlink r:id="rId52" w:history="1">
+      <w:hyperlink r:id="rId53" w:history="1">
         <w:r>
           <w:rPr>
             <w:rStyle w:val="Hyperlink"/>
@@ -51347,7 +51986,7 @@
         </w:rPr>
         <w:t xml:space="preserve">Grossmann, I., Hutcherson, C., &amp; Varnum, M. E. W. (2023, March). </w:t>
       </w:r>
-      <w:hyperlink r:id="rId53" w:history="1">
+      <w:hyperlink r:id="rId54" w:history="1">
         <w:r>
           <w:rPr>
             <w:rStyle w:val="Hyperlink"/>
@@ -51390,7 +52029,7 @@
         </w:rPr>
         <w:t xml:space="preserve">Grossmann, I. &amp; Choi, E. (2021, November). </w:t>
       </w:r>
-      <w:hyperlink r:id="rId54" w:history="1">
+      <w:hyperlink r:id="rId55" w:history="1">
         <w:r>
           <w:rPr>
             <w:rStyle w:val="Hyperlink"/>
@@ -51433,7 +52072,7 @@
         </w:rPr>
         <w:t xml:space="preserve">Grossmann, I. &amp; Twardus, O. (2021, April). </w:t>
       </w:r>
-      <w:hyperlink r:id="rId55" w:history="1">
+      <w:hyperlink r:id="rId56" w:history="1">
         <w:r>
           <w:rPr>
             <w:rStyle w:val="Hyperlink"/>
@@ -51560,7 +52199,7 @@
         </w:rPr>
         <w:t xml:space="preserve">Varnum, M. E. W., Hutcherson, C., &amp; Grossmann, I. (2021, March). </w:t>
       </w:r>
-      <w:hyperlink r:id="rId56" w:history="1">
+      <w:hyperlink r:id="rId57" w:history="1">
         <w:r>
           <w:rPr>
             <w:rStyle w:val="Hyperlink"/>
@@ -51603,7 +52242,7 @@
         </w:rPr>
         <w:t xml:space="preserve">Grossmann, I. (2021, January). </w:t>
       </w:r>
-      <w:hyperlink r:id="rId57" w:history="1">
+      <w:hyperlink r:id="rId58" w:history="1">
         <w:r>
           <w:rPr>
             <w:rStyle w:val="Hyperlink"/>
@@ -51646,7 +52285,7 @@
         </w:rPr>
         <w:t xml:space="preserve">Grossmann, I. (2020, December). </w:t>
       </w:r>
-      <w:hyperlink r:id="rId58" w:history="1">
+      <w:hyperlink r:id="rId59" w:history="1">
         <w:r>
           <w:rPr>
             <w:rStyle w:val="Hyperlink"/>
@@ -51675,7 +52314,7 @@
         </w:rPr>
         <w:t xml:space="preserve">Grossmann, I. (2020, October). </w:t>
       </w:r>
-      <w:hyperlink r:id="rId59" w:history="1">
+      <w:hyperlink r:id="rId60" w:history="1">
         <w:r>
           <w:rPr>
             <w:rStyle w:val="Hyperlink"/>
@@ -51718,7 +52357,7 @@
         </w:rPr>
         <w:t xml:space="preserve">Grossmann, I. &amp; Eibach, R. P. (2020, January). </w:t>
       </w:r>
-      <w:hyperlink r:id="rId60" w:history="1">
+      <w:hyperlink r:id="rId61" w:history="1">
         <w:r>
           <w:rPr>
             <w:rStyle w:val="Hyperlink"/>
@@ -51761,7 +52400,7 @@
         </w:rPr>
         <w:t>Grossmann, I. &amp; Varnum, M. E. V. (2017, October</w:t>
       </w:r>
-      <w:hyperlink r:id="rId61" w:history="1">
+      <w:hyperlink r:id="rId62" w:history="1">
         <w:r>
           <w:rPr>
             <w:rStyle w:val="Hyperlink"/>
@@ -51811,7 +52450,7 @@
         </w:rPr>
         <w:t xml:space="preserve">Grossmann, I. (2015, April). </w:t>
       </w:r>
-      <w:hyperlink r:id="rId62" w:history="1">
+      <w:hyperlink r:id="rId63" w:history="1">
         <w:r>
           <w:rPr>
             <w:rStyle w:val="Hyperlink"/>
@@ -51858,6 +52497,7 @@
           <w:i/>
           <w:iCs/>
         </w:rPr>
+        <w:lastRenderedPageBreak/>
         <w:t>Public lectures</w:t>
       </w:r>
       <w:r>
@@ -51921,6 +52561,168 @@
                 <w:bCs/>
                 <w:lang w:val="en-CA"/>
               </w:rPr>
+              <w:t>03/2026</w:t>
+            </w:r>
+          </w:p>
+        </w:tc>
+        <w:tc>
+          <w:tcPr>
+            <w:tcW w:w="8308" w:type="dxa"/>
+          </w:tcPr>
+          <w:p>
+            <w:pPr>
+              <w:autoSpaceDE w:val="0"/>
+              <w:autoSpaceDN w:val="0"/>
+              <w:adjustRightInd w:val="0"/>
+              <w:rPr>
+                <w:lang w:val="en-CA"/>
+              </w:rPr>
+            </w:pPr>
+            <w:r>
+              <w:rPr>
+                <w:lang w:val="en-CA"/>
+              </w:rPr>
+              <w:t>Keynote</w:t>
+            </w:r>
+            <w:r>
+              <w:rPr>
+                <w:lang w:val="en-CA"/>
+              </w:rPr>
+              <w:t xml:space="preserve"> on </w:t>
+            </w:r>
+            <w:r>
+              <w:rPr>
+                <w:i/>
+                <w:iCs/>
+                <w:lang w:val="en-CA"/>
+              </w:rPr>
+              <w:t>Beyond the hype: social &amp; cognitive implications of AI</w:t>
+            </w:r>
+            <w:r>
+              <w:rPr>
+                <w:lang w:val="en-CA"/>
+              </w:rPr>
+              <w:t xml:space="preserve">, </w:t>
+            </w:r>
+            <w:r>
+              <w:rPr>
+                <w:i/>
+                <w:iCs/>
+                <w:lang w:val="en-CA"/>
+              </w:rPr>
+              <w:t>Meeting of the Minds</w:t>
+            </w:r>
+            <w:r>
+              <w:rPr>
+                <w:lang w:val="en-CA"/>
+              </w:rPr>
+              <w:t>, Applied Underwriters / United Risk,</w:t>
+            </w:r>
+            <w:r>
+              <w:rPr>
+                <w:lang w:val="en-CA"/>
+              </w:rPr>
+              <w:t xml:space="preserve"> Miami, USA</w:t>
+            </w:r>
+          </w:p>
+        </w:tc>
+      </w:tr>
+      <w:tr>
+        <w:trPr>
+          <w:trHeight w:val="262"/>
+        </w:trPr>
+        <w:tc>
+          <w:tcPr>
+            <w:tcW w:w="1841" w:type="dxa"/>
+          </w:tcPr>
+          <w:p>
+            <w:pPr>
+              <w:autoSpaceDE w:val="0"/>
+              <w:autoSpaceDN w:val="0"/>
+              <w:adjustRightInd w:val="0"/>
+              <w:rPr>
+                <w:bCs/>
+                <w:lang w:val="en-CA"/>
+              </w:rPr>
+            </w:pPr>
+            <w:r>
+              <w:rPr>
+                <w:bCs/>
+                <w:lang w:val="en-CA"/>
+              </w:rPr>
+              <w:t>01/2026</w:t>
+            </w:r>
+          </w:p>
+        </w:tc>
+        <w:tc>
+          <w:tcPr>
+            <w:tcW w:w="8308" w:type="dxa"/>
+          </w:tcPr>
+          <w:p>
+            <w:pPr>
+              <w:autoSpaceDE w:val="0"/>
+              <w:autoSpaceDN w:val="0"/>
+              <w:adjustRightInd w:val="0"/>
+              <w:rPr>
+                <w:lang w:val="en-CA"/>
+              </w:rPr>
+            </w:pPr>
+            <w:r>
+              <w:rPr>
+                <w:lang w:val="en-CA"/>
+              </w:rPr>
+              <w:t xml:space="preserve">Talk on use of LLMs for Community Research, </w:t>
+            </w:r>
+            <w:r>
+              <w:rPr>
+                <w:lang w:val="en-CA"/>
+              </w:rPr>
+              <w:t>The Collaborative for Applied Studies in Jewish Education</w:t>
+            </w:r>
+            <w:r>
+              <w:rPr>
+                <w:lang w:val="en-CA"/>
+              </w:rPr>
+              <w:t xml:space="preserve">, </w:t>
+            </w:r>
+            <w:r>
+              <w:rPr>
+                <w:lang w:val="en-CA"/>
+              </w:rPr>
+              <w:t>The George Washington University</w:t>
+            </w:r>
+            <w:r>
+              <w:rPr>
+                <w:lang w:val="en-CA"/>
+              </w:rPr>
+              <w:t>, USA</w:t>
+            </w:r>
+          </w:p>
+        </w:tc>
+      </w:tr>
+      <w:tr>
+        <w:trPr>
+          <w:trHeight w:val="262"/>
+        </w:trPr>
+        <w:tc>
+          <w:tcPr>
+            <w:tcW w:w="1841" w:type="dxa"/>
+          </w:tcPr>
+          <w:p>
+            <w:pPr>
+              <w:autoSpaceDE w:val="0"/>
+              <w:autoSpaceDN w:val="0"/>
+              <w:adjustRightInd w:val="0"/>
+              <w:rPr>
+                <w:bCs/>
+                <w:lang w:val="en-CA"/>
+              </w:rPr>
+            </w:pPr>
+            <w:r>
+              <w:rPr>
+                <w:bCs/>
+                <w:lang w:val="en-CA"/>
+              </w:rPr>
               <w:t>04/2025</w:t>
             </w:r>
           </w:p>
@@ -51938,7 +52740,7 @@
                 <w:lang w:val="en-CA"/>
               </w:rPr>
             </w:pPr>
-            <w:hyperlink r:id="rId63" w:history="1">
+            <w:hyperlink r:id="rId64" w:history="1">
               <w:r>
                 <w:rPr>
                   <w:rStyle w:val="Hyperlink"/>
@@ -52170,7 +52972,7 @@
                 <w:lang w:val="en-CA"/>
               </w:rPr>
             </w:pPr>
-            <w:hyperlink r:id="rId64" w:history="1">
+            <w:hyperlink r:id="rId65" w:history="1">
               <w:r>
                 <w:rPr>
                   <w:rStyle w:val="Hyperlink"/>
@@ -52324,7 +53126,7 @@
                 <w:lang w:val="en-CA"/>
               </w:rPr>
             </w:pPr>
-            <w:hyperlink r:id="rId65" w:history="1">
+            <w:hyperlink r:id="rId66" w:history="1">
               <w:r>
                 <w:rPr>
                   <w:rStyle w:val="Hyperlink"/>
@@ -52881,7 +53683,6 @@
                 <w:color w:val="000000"/>
                 <w:lang w:val="en-CA" w:eastAsia="en-CA"/>
               </w:rPr>
-              <w:lastRenderedPageBreak/>
               <w:t>2016; 2019</w:t>
             </w:r>
           </w:p>
@@ -53047,6 +53848,60 @@
         <w:gridCol w:w="1800"/>
         <w:gridCol w:w="8370"/>
       </w:tblGrid>
+      <w:tr>
+        <w:tc>
+          <w:tcPr>
+            <w:tcW w:w="1800" w:type="dxa"/>
+          </w:tcPr>
+          <w:p>
+            <w:pPr>
+              <w:widowControl w:val="0"/>
+              <w:autoSpaceDE w:val="0"/>
+              <w:autoSpaceDN w:val="0"/>
+              <w:adjustRightInd w:val="0"/>
+              <w:rPr>
+                <w:color w:val="000000"/>
+                <w:lang w:val="en-CA" w:eastAsia="en-CA"/>
+              </w:rPr>
+            </w:pPr>
+            <w:r>
+              <w:rPr>
+                <w:color w:val="000000"/>
+                <w:lang w:val="en-CA" w:eastAsia="en-CA"/>
+              </w:rPr>
+              <w:t>2026</w:t>
+            </w:r>
+          </w:p>
+        </w:tc>
+        <w:tc>
+          <w:tcPr>
+            <w:tcW w:w="8370" w:type="dxa"/>
+          </w:tcPr>
+          <w:p>
+            <w:pPr>
+              <w:widowControl w:val="0"/>
+              <w:autoSpaceDE w:val="0"/>
+              <w:autoSpaceDN w:val="0"/>
+              <w:adjustRightInd w:val="0"/>
+              <w:rPr>
+                <w:lang w:val="en-CA" w:eastAsia="en-CA"/>
+              </w:rPr>
+            </w:pPr>
+            <w:r>
+              <w:rPr>
+                <w:lang w:val="en-CA" w:eastAsia="en-CA"/>
+              </w:rPr>
+              <w:t xml:space="preserve">Arts </w:t>
+            </w:r>
+            <w:r>
+              <w:rPr>
+                <w:lang w:val="en-CA" w:eastAsia="en-CA"/>
+              </w:rPr>
+              <w:t>AI Task Force</w:t>
+            </w:r>
+          </w:p>
+        </w:tc>
+      </w:tr>
       <w:tr>
         <w:tc>
           <w:tcPr>
@@ -53611,6 +54466,7 @@
                 <w:color w:val="000000"/>
                 <w:lang w:val="en-CA" w:eastAsia="en-CA"/>
               </w:rPr>
+              <w:lastRenderedPageBreak/>
               <w:t>2016</w:t>
             </w:r>
           </w:p>
@@ -54775,7 +55631,6 @@
               <w:rPr>
                 <w:lang w:val="en-CA" w:eastAsia="en-CA"/>
               </w:rPr>
-              <w:lastRenderedPageBreak/>
               <w:t>Regional Conference of the International Association for Cross-Cultural Psychology</w:t>
             </w:r>
           </w:p>
@@ -54793,7 +55648,6 @@
               <w:rPr>
                 <w:lang w:val="en-CA" w:eastAsia="en-CA"/>
               </w:rPr>
-              <w:lastRenderedPageBreak/>
               <w:t>Annual Convention of the Association for Psychological Science</w:t>
             </w:r>
           </w:p>
@@ -54820,7 +55674,6 @@
                 <w:color w:val="000000"/>
                 <w:lang w:val="en-CA" w:eastAsia="en-CA"/>
               </w:rPr>
-              <w:lastRenderedPageBreak/>
               <w:t>2012</w:t>
             </w:r>
           </w:p>
@@ -55631,6 +56484,7 @@
               <w:rPr>
                 <w:lang w:val="en-CA" w:eastAsia="en-CA"/>
               </w:rPr>
+              <w:lastRenderedPageBreak/>
               <w:t>2015 – 2022</w:t>
             </w:r>
           </w:p>
@@ -55814,6 +56668,26 @@
           <w:i/>
           <w:lang w:val="en-CA" w:eastAsia="en-CA"/>
         </w:rPr>
+        <w:br w:type="page"/>
+      </w:r>
+    </w:p>
+    <w:p>
+      <w:pPr>
+        <w:rPr>
+          <w:b/>
+          <w:bCs/>
+          <w:i/>
+          <w:lang w:val="en-CA" w:eastAsia="en-CA"/>
+        </w:rPr>
+      </w:pPr>
+      <w:r>
+        <w:rPr>
+          <w:b/>
+          <w:bCs/>
+          <w:i/>
+          <w:lang w:val="en-CA" w:eastAsia="en-CA"/>
+        </w:rPr>
+        <w:lastRenderedPageBreak/>
         <w:t xml:space="preserve">Ad-hoc </w:t>
       </w:r>
       <w:r>
@@ -56559,7 +57433,6 @@
                 <w:color w:val="000000"/>
                 <w:lang w:val="en-CA" w:eastAsia="en-CA"/>
               </w:rPr>
-              <w:lastRenderedPageBreak/>
               <w:t>2025</w:t>
             </w:r>
           </w:p>
@@ -57528,6 +58401,7 @@
                 <w:color w:val="000000"/>
                 <w:lang w:val="en-CA" w:eastAsia="en-CA"/>
               </w:rPr>
+              <w:lastRenderedPageBreak/>
               <w:t>2020</w:t>
             </w:r>
           </w:p>
@@ -58395,7 +59269,6 @@
                 <w:color w:val="000000"/>
                 <w:lang w:val="en-CA" w:eastAsia="en-CA"/>
               </w:rPr>
-              <w:lastRenderedPageBreak/>
               <w:t>2016</w:t>
             </w:r>
           </w:p>
@@ -58988,7 +59861,7 @@
               </w:rPr>
               <w:t xml:space="preserve"> </w:t>
             </w:r>
-            <w:hyperlink r:id="rId66" w:history="1">
+            <w:hyperlink r:id="rId67" w:history="1">
               <w:r>
                 <w:rPr>
                   <w:rStyle w:val="Hyperlink"/>
@@ -59083,10 +59956,10 @@
       </w:pPr>
     </w:p>
     <w:sectPr>
-      <w:headerReference w:type="even" r:id="rId67"/>
-      <w:headerReference w:type="default" r:id="rId68"/>
-      <w:footerReference w:type="even" r:id="rId69"/>
-      <w:footerReference w:type="default" r:id="rId70"/>
+      <w:headerReference w:type="even" r:id="rId68"/>
+      <w:headerReference w:type="default" r:id="rId69"/>
+      <w:footerReference w:type="even" r:id="rId70"/>
+      <w:footerReference w:type="default" r:id="rId71"/>
       <w:pgSz w:w="12240" w:h="15840" w:code="1"/>
       <w:pgMar w:top="1440" w:right="1080" w:bottom="1440" w:left="1080" w:header="708" w:footer="708" w:gutter="0"/>
       <w:cols w:space="708"/>
@@ -59295,7 +60168,17 @@
         <w:szCs w:val="22"/>
         <w:lang w:val="en-US"/>
       </w:rPr>
-      <w:t>01</w:t>
+      <w:t>0</w:t>
+    </w:r>
+    <w:r>
+      <w:rPr>
+        <w:b/>
+        <w:bCs/>
+        <w:sz w:val="22"/>
+        <w:szCs w:val="22"/>
+        <w:lang w:val="en-US"/>
+      </w:rPr>
+      <w:t>3</w:t>
     </w:r>
     <w:r>
       <w:rPr>
@@ -66341,7 +67224,6 @@
   <w:style w:type="character" w:default="1" w:styleId="DefaultParagraphFont">
     <w:name w:val="Default Paragraph Font"/>
     <w:uiPriority w:val="1"/>
-    <w:semiHidden/>
     <w:unhideWhenUsed/>
   </w:style>
   <w:style w:type="table" w:default="1" w:styleId="TableNormal">
@@ -66977,16 +67859,6 @@
 </file>
 
 <file path=customXml/item2.xml><?xml version="1.0" encoding="utf-8"?>
-<b:Sources xmlns:b="http://schemas.openxmlformats.org/officeDocument/2006/bibliography" xmlns="http://schemas.openxmlformats.org/officeDocument/2006/bibliography" SelectedStyle="\APA.XSL" StyleName="APA"/>
-</file>
-
-<file path=customXml/item3.xml><?xml version="1.0" encoding="utf-8"?>
-<p:properties xmlns:p="http://schemas.microsoft.com/office/2006/metadata/properties" xmlns:xsi="http://www.w3.org/2001/XMLSchema-instance" xmlns:pc="http://schemas.microsoft.com/office/infopath/2007/PartnerControls">
-  <documentManagement/>
-</p:properties>
-</file>
-
-<file path=customXml/item4.xml><?xml version="1.0" encoding="utf-8"?>
 <ct:contentTypeSchema xmlns:ct="http://schemas.microsoft.com/office/2006/metadata/contentType" xmlns:ma="http://schemas.microsoft.com/office/2006/metadata/properties/metaAttributes" ct:_="" ma:_="" ma:contentTypeName="Document" ma:contentTypeID="0x01010040598E2033F12F4D9D0EEBDED9F3ADA5" ma:contentTypeVersion="7" ma:contentTypeDescription="Create a new document." ma:contentTypeScope="" ma:versionID="0d4008b07a6729e85722b63fec859166">
   <xsd:schema xmlns:xsd="http://www.w3.org/2001/XMLSchema" xmlns:xs="http://www.w3.org/2001/XMLSchema" xmlns:p="http://schemas.microsoft.com/office/2006/metadata/properties" xmlns:ns3="4511dc72-d8d5-4bc7-8b3d-c01cb3484cf5" xmlns:ns4="685d2eaa-65a0-49a5-8d7f-6db299f42190" targetNamespace="http://schemas.microsoft.com/office/2006/metadata/properties" ma:root="true" ma:fieldsID="8df630411b1f610a7f173bb411967da6" ns3:_="" ns4:_="">
     <xsd:import namespace="4511dc72-d8d5-4bc7-8b3d-c01cb3484cf5"/>
@@ -67171,6 +68043,16 @@
 </ct:contentTypeSchema>
 </file>
 
+<file path=customXml/item3.xml><?xml version="1.0" encoding="utf-8"?>
+<p:properties xmlns:p="http://schemas.microsoft.com/office/2006/metadata/properties" xmlns:xsi="http://www.w3.org/2001/XMLSchema-instance" xmlns:pc="http://schemas.microsoft.com/office/infopath/2007/PartnerControls">
+  <documentManagement/>
+</p:properties>
+</file>
+
+<file path=customXml/item4.xml><?xml version="1.0" encoding="utf-8"?>
+<b:Sources xmlns:b="http://schemas.openxmlformats.org/officeDocument/2006/bibliography" xmlns="http://schemas.openxmlformats.org/officeDocument/2006/bibliography" SelectedStyle="\APA.XSL" StyleName="APA"/>
+</file>
+
 <file path=customXml/itemProps1.xml><?xml version="1.0" encoding="utf-8"?>
 <ds:datastoreItem xmlns:ds="http://schemas.openxmlformats.org/officeDocument/2006/customXml" ds:itemID="{A6DE2CEB-D0DC-4A0B-A0CB-4C6D4D3893B7}">
   <ds:schemaRefs>
@@ -67180,23 +68062,6 @@
 </file>
 
 <file path=customXml/itemProps2.xml><?xml version="1.0" encoding="utf-8"?>
-<ds:datastoreItem xmlns:ds="http://schemas.openxmlformats.org/officeDocument/2006/customXml" ds:itemID="{FEAEA024-33A0-412C-ADAB-86C9F2F91C6F}">
-  <ds:schemaRefs>
-    <ds:schemaRef ds:uri="http://schemas.openxmlformats.org/officeDocument/2006/bibliography"/>
-  </ds:schemaRefs>
-</ds:datastoreItem>
-</file>
-
-<file path=customXml/itemProps3.xml><?xml version="1.0" encoding="utf-8"?>
-<ds:datastoreItem xmlns:ds="http://schemas.openxmlformats.org/officeDocument/2006/customXml" ds:itemID="{368F45FA-2064-4BEF-8113-7B8B062FA5D7}">
-  <ds:schemaRefs>
-    <ds:schemaRef ds:uri="http://schemas.microsoft.com/office/2006/metadata/properties"/>
-    <ds:schemaRef ds:uri="http://schemas.microsoft.com/office/infopath/2007/PartnerControls"/>
-  </ds:schemaRefs>
-</ds:datastoreItem>
-</file>
-
-<file path=customXml/itemProps4.xml><?xml version="1.0" encoding="utf-8"?>
 <ds:datastoreItem xmlns:ds="http://schemas.openxmlformats.org/officeDocument/2006/customXml" ds:itemID="{6EF0D6D3-0359-4D1F-96B7-0DCD36C390FE}">
   <ds:schemaRefs>
     <ds:schemaRef ds:uri="http://schemas.microsoft.com/office/2006/metadata/contentType"/>
@@ -67215,6 +68080,23 @@
 </ds:datastoreItem>
 </file>
 
+<file path=customXml/itemProps3.xml><?xml version="1.0" encoding="utf-8"?>
+<ds:datastoreItem xmlns:ds="http://schemas.openxmlformats.org/officeDocument/2006/customXml" ds:itemID="{368F45FA-2064-4BEF-8113-7B8B062FA5D7}">
+  <ds:schemaRefs>
+    <ds:schemaRef ds:uri="http://schemas.microsoft.com/office/2006/metadata/properties"/>
+    <ds:schemaRef ds:uri="http://schemas.microsoft.com/office/infopath/2007/PartnerControls"/>
+  </ds:schemaRefs>
+</ds:datastoreItem>
+</file>
+
+<file path=customXml/itemProps4.xml><?xml version="1.0" encoding="utf-8"?>
+<ds:datastoreItem xmlns:ds="http://schemas.openxmlformats.org/officeDocument/2006/customXml" ds:itemID="{FEAEA024-33A0-412C-ADAB-86C9F2F91C6F}">
+  <ds:schemaRefs>
+    <ds:schemaRef ds:uri="http://schemas.openxmlformats.org/officeDocument/2006/bibliography"/>
+  </ds:schemaRefs>
+</ds:datastoreItem>
+</file>
+
 <file path=docMetadata/LabelInfo.xml><?xml version="1.0" encoding="utf-8"?>
 <clbl:labelList xmlns:clbl="http://schemas.microsoft.com/office/2020/mipLabelMetadata">
   <clbl:label id="{a9ee03e0-b78c-4998-8bf4-79b266b85105}" enabled="1" method="Standard" siteId="{723a5a87-f39a-4a22-9247-3fc240c01396}" removed="0"/>

--- a/CV_Grossmann.docx
+++ b/CV_Grossmann.docx
@@ -224,7 +224,23 @@
           <w:color w:val="000000"/>
           <w:lang w:val="en-CA"/>
         </w:rPr>
-        <w:t>150</w:t>
+        <w:t>2</w:t>
+      </w:r>
+      <w:r>
+        <w:rPr>
+          <w:bCs/>
+          <w:color w:val="000000"/>
+          <w:lang w:val="en-CA"/>
+        </w:rPr>
+        <w:t>6</w:t>
+      </w:r>
+      <w:r>
+        <w:rPr>
+          <w:bCs/>
+          <w:color w:val="000000"/>
+          <w:lang w:val="en-CA"/>
+        </w:rPr>
+        <w:t>1</w:t>
       </w:r>
       <w:r>
         <w:rPr>
@@ -1149,6 +1165,8 @@
           </w:p>
         </w:tc>
       </w:tr>
+      <w:bookmarkEnd w:id="1"/>
+      <w:bookmarkEnd w:id="2"/>
       <w:tr>
         <w:tc>
           <w:tcPr>
@@ -1160,14 +1178,16 @@
               <w:autoSpaceDN w:val="0"/>
               <w:adjustRightInd w:val="0"/>
               <w:rPr>
-                <w:lang w:val="en-CA"/>
-              </w:rPr>
-            </w:pPr>
-            <w:r>
-              <w:rPr>
-                <w:lang w:val="en-CA"/>
-              </w:rPr>
-              <w:t>2025</w:t>
+                <w:b/>
+                <w:bCs/>
+                <w:lang w:val="en-CA"/>
+              </w:rPr>
+            </w:pPr>
+            <w:r>
+              <w:rPr>
+                <w:lang w:val="en-CA"/>
+              </w:rPr>
+              <w:t>2026</w:t>
             </w:r>
           </w:p>
         </w:tc>
@@ -1182,14 +1202,34 @@
               <w:adjustRightInd w:val="0"/>
               <w:ind w:left="-111"/>
               <w:rPr>
-                <w:lang w:val="en-CA"/>
-              </w:rPr>
-            </w:pPr>
-            <w:r>
-              <w:rPr>
-                <w:lang w:val="en-CA"/>
-              </w:rPr>
-              <w:t>Elected College Council Member, Royal Society of Canada</w:t>
+                <w:b/>
+                <w:bCs/>
+                <w:lang w:val="en-CA"/>
+              </w:rPr>
+            </w:pPr>
+            <w:r>
+              <w:rPr>
+                <w:lang w:val="en-CA"/>
+              </w:rPr>
+              <w:t xml:space="preserve">Humboldt </w:t>
+            </w:r>
+            <w:r>
+              <w:rPr>
+                <w:lang w:val="en-CA"/>
+              </w:rPr>
+              <w:t xml:space="preserve">Research Award, </w:t>
+            </w:r>
+            <w:r>
+              <w:rPr>
+                <w:lang w:val="en-CA"/>
+              </w:rPr>
+              <w:t>Alexander von Humboldt Foundation</w:t>
+            </w:r>
+            <w:r>
+              <w:rPr>
+                <w:lang w:val="en-CA"/>
+              </w:rPr>
+              <w:t>, Germany</w:t>
             </w:r>
           </w:p>
         </w:tc>
@@ -1212,6 +1252,51 @@
               <w:rPr>
                 <w:lang w:val="en-CA"/>
               </w:rPr>
+              <w:t>2025</w:t>
+            </w:r>
+          </w:p>
+        </w:tc>
+        <w:tc>
+          <w:tcPr>
+            <w:tcW w:w="8930" w:type="dxa"/>
+          </w:tcPr>
+          <w:p>
+            <w:pPr>
+              <w:autoSpaceDE w:val="0"/>
+              <w:autoSpaceDN w:val="0"/>
+              <w:adjustRightInd w:val="0"/>
+              <w:ind w:left="-111"/>
+              <w:rPr>
+                <w:lang w:val="en-CA"/>
+              </w:rPr>
+            </w:pPr>
+            <w:r>
+              <w:rPr>
+                <w:lang w:val="en-CA"/>
+              </w:rPr>
+              <w:t>Elected College Council Member, Royal Society of Canada</w:t>
+            </w:r>
+          </w:p>
+        </w:tc>
+      </w:tr>
+      <w:tr>
+        <w:tc>
+          <w:tcPr>
+            <w:tcW w:w="1526" w:type="dxa"/>
+          </w:tcPr>
+          <w:p>
+            <w:pPr>
+              <w:autoSpaceDE w:val="0"/>
+              <w:autoSpaceDN w:val="0"/>
+              <w:adjustRightInd w:val="0"/>
+              <w:rPr>
+                <w:lang w:val="en-CA"/>
+              </w:rPr>
+            </w:pPr>
+            <w:r>
+              <w:rPr>
+                <w:lang w:val="en-CA"/>
+              </w:rPr>
               <w:t>2023</w:t>
             </w:r>
           </w:p>
@@ -1234,25 +1319,7 @@
               <w:rPr>
                 <w:lang w:val="en-US"/>
               </w:rPr>
-              <w:t xml:space="preserve">Elected </w:t>
-            </w:r>
-            <w:r>
-              <w:rPr>
-                <w:lang w:val="en-US"/>
-              </w:rPr>
-              <w:t>Member</w:t>
-            </w:r>
-            <w:r>
-              <w:rPr>
-                <w:lang w:val="en-US"/>
-              </w:rPr>
-              <w:t xml:space="preserve"> of the</w:t>
-            </w:r>
-            <w:r>
-              <w:rPr>
-                <w:lang w:val="en-US"/>
-              </w:rPr>
-              <w:t xml:space="preserve"> College, Royal Society of Canada</w:t>
+              <w:t>Elected Member of the College, Royal Society of Canada</w:t>
             </w:r>
           </w:p>
         </w:tc>
@@ -1308,20 +1375,11 @@
                 <w:color w:val="000000"/>
                 <w:lang w:val="en-CA"/>
               </w:rPr>
-              <w:t xml:space="preserve">, Society for Personality and Social Psychology </w:t>
-            </w:r>
-            <w:r>
-              <w:rPr>
-                <w:color w:val="000000"/>
-                <w:lang w:val="en-CA"/>
-              </w:rPr>
-              <w:t>(SPSP)</w:t>
+              <w:t>, Society for Personality and Social Psychology (SPSP)</w:t>
             </w:r>
           </w:p>
         </w:tc>
       </w:tr>
-      <w:bookmarkEnd w:id="1"/>
-      <w:bookmarkEnd w:id="2"/>
       <w:tr>
         <w:tc>
           <w:tcPr>
@@ -1545,15 +1603,7 @@
                   <w:iCs/>
                   <w:lang w:val="en-CA"/>
                 </w:rPr>
-                <w:t xml:space="preserve">USERN </w:t>
-              </w:r>
-              <w:r>
-                <w:rPr>
-                  <w:rStyle w:val="Hyperlink"/>
-                  <w:iCs/>
-                  <w:lang w:val="en-CA"/>
-                </w:rPr>
-                <w:t>Prize</w:t>
+                <w:t>USERN Prize</w:t>
               </w:r>
             </w:hyperlink>
             <w:r>
@@ -1585,21 +1635,7 @@
                 <w:color w:val="000000"/>
                 <w:lang w:val="en-CA"/>
               </w:rPr>
-              <w:t xml:space="preserve"> </w:t>
-            </w:r>
-            <w:r>
-              <w:rPr>
-                <w:color w:val="000000"/>
-                <w:lang w:val="en-CA"/>
-              </w:rPr>
-              <w:t xml:space="preserve">Universal Scientific Education and Research </w:t>
-            </w:r>
-            <w:r>
-              <w:rPr>
-                <w:color w:val="000000"/>
-                <w:lang w:val="en-CA"/>
-              </w:rPr>
-              <w:t>Network</w:t>
+              <w:t xml:space="preserve"> Universal Scientific Education and Research Network</w:t>
             </w:r>
           </w:p>
         </w:tc>
@@ -1942,6 +1978,7 @@
               <w:rPr>
                 <w:lang w:val="en-CA"/>
               </w:rPr>
+              <w:lastRenderedPageBreak/>
               <w:t>2020</w:t>
             </w:r>
           </w:p>
@@ -2006,7 +2043,6 @@
               <w:rPr>
                 <w:lang w:val="en-CA"/>
               </w:rPr>
-              <w:lastRenderedPageBreak/>
               <w:t>2018</w:t>
             </w:r>
           </w:p>
@@ -4036,51 +4072,93 @@
         <w:adjustRightInd w:val="0"/>
         <w:ind w:left="709" w:hanging="709"/>
         <w:rPr>
-          <w:i/>
-          <w:lang w:val="en-CA"/>
-        </w:rPr>
-      </w:pPr>
-      <w:r>
-        <w:rPr>
           <w:iCs/>
-          <w:lang w:val="de-DE"/>
-        </w:rPr>
-        <w:t xml:space="preserve">Johnson, S. G., Karimi, A. H., Bengio, Y., Chater, N., Gerstenberg, T., Larson, K., ... </w:t>
-      </w:r>
+          <w:lang w:val="en-CA"/>
+        </w:rPr>
+      </w:pPr>
       <w:r>
         <w:rPr>
           <w:iCs/>
           <w:lang w:val="en-CA"/>
         </w:rPr>
-        <w:t>&amp; Grossmann, I. (</w:t>
+        <w:t>Varnum, M. E. W. &amp; Grossmann, I.</w:t>
       </w:r>
       <w:r>
         <w:rPr>
           <w:iCs/>
           <w:lang w:val="en-CA"/>
         </w:rPr>
-        <w:t>in press</w:t>
+        <w:t xml:space="preserve"> (in press).</w:t>
       </w:r>
       <w:r>
         <w:rPr>
           <w:iCs/>
           <w:lang w:val="en-CA"/>
         </w:rPr>
-        <w:t>). Imagining and building wise machines: The centrality of AI metacognition.</w:t>
+        <w:t xml:space="preserve"> Understanding and </w:t>
       </w:r>
       <w:r>
         <w:rPr>
           <w:iCs/>
           <w:lang w:val="en-CA"/>
         </w:rPr>
-        <w:t xml:space="preserve"> </w:t>
-      </w:r>
-      <w:r>
-        <w:rPr>
-          <w:i/>
-          <w:lang w:val="en-CA"/>
-        </w:rPr>
-        <w:t>Trends in Cognitive Sciences.</w:t>
+        <w:t>p</w:t>
+      </w:r>
+      <w:r>
+        <w:rPr>
+          <w:iCs/>
+          <w:lang w:val="en-CA"/>
+        </w:rPr>
+        <w:t xml:space="preserve">redicting </w:t>
+      </w:r>
+      <w:r>
+        <w:rPr>
+          <w:iCs/>
+          <w:lang w:val="en-CA"/>
+        </w:rPr>
+        <w:t>c</w:t>
+      </w:r>
+      <w:r>
+        <w:rPr>
+          <w:iCs/>
+          <w:lang w:val="en-CA"/>
+        </w:rPr>
+        <w:t>ultural</w:t>
+      </w:r>
+      <w:r>
+        <w:rPr>
+          <w:iCs/>
+          <w:lang w:val="en-CA"/>
+        </w:rPr>
+        <w:t xml:space="preserve"> c</w:t>
+      </w:r>
+      <w:r>
+        <w:rPr>
+          <w:iCs/>
+          <w:lang w:val="en-CA"/>
+        </w:rPr>
+        <w:t>hange</w:t>
+      </w:r>
+      <w:r>
+        <w:rPr>
+          <w:iCs/>
+          <w:lang w:val="en-CA"/>
+        </w:rPr>
+        <w:t xml:space="preserve">. </w:t>
+      </w:r>
+      <w:r>
+        <w:rPr>
+          <w:i/>
+          <w:lang w:val="en-CA"/>
+        </w:rPr>
+        <w:t>Advances in Experimental Social Psychology</w:t>
+      </w:r>
+      <w:r>
+        <w:rPr>
+          <w:iCs/>
+          <w:lang w:val="en-CA"/>
+        </w:rPr>
+        <w:t xml:space="preserve">. </w:t>
       </w:r>
     </w:p>
     <w:p>
@@ -4091,101 +4169,59 @@
         <w:adjustRightInd w:val="0"/>
         <w:ind w:left="709" w:hanging="709"/>
         <w:rPr>
+          <w:i/>
+          <w:lang w:val="en-CA"/>
+        </w:rPr>
+      </w:pPr>
+      <w:r>
+        <w:rPr>
           <w:iCs/>
           <w:lang w:val="en-CA"/>
         </w:rPr>
-      </w:pPr>
+        <w:t xml:space="preserve">Johnson, S. G., Karimi, A. H., Bengio, Y., Chater, N., Gerstenberg, T., Larson, K., ... </w:t>
+      </w:r>
       <w:r>
         <w:rPr>
           <w:iCs/>
           <w:lang w:val="en-CA"/>
         </w:rPr>
-        <w:t>Varnum, M. E. W. &amp; Grossmann, I.</w:t>
+        <w:t xml:space="preserve">&amp; Grossmann, I. </w:t>
       </w:r>
       <w:r>
         <w:rPr>
           <w:iCs/>
           <w:lang w:val="en-CA"/>
         </w:rPr>
-        <w:t xml:space="preserve"> (in press).</w:t>
+        <w:lastRenderedPageBreak/>
+        <w:t>(</w:t>
       </w:r>
       <w:r>
         <w:rPr>
           <w:iCs/>
           <w:lang w:val="en-CA"/>
         </w:rPr>
-        <w:t xml:space="preserve"> Understanding and </w:t>
+        <w:t>2026</w:t>
       </w:r>
       <w:r>
         <w:rPr>
           <w:iCs/>
           <w:lang w:val="en-CA"/>
         </w:rPr>
-        <w:t>p</w:t>
+        <w:t>). Imagining and building wise machines: The centrality of AI metacognition.</w:t>
       </w:r>
       <w:r>
         <w:rPr>
           <w:iCs/>
           <w:lang w:val="en-CA"/>
         </w:rPr>
-        <w:t xml:space="preserve">redicting </w:t>
-      </w:r>
-      <w:r>
-        <w:rPr>
-          <w:iCs/>
-          <w:lang w:val="en-CA"/>
-        </w:rPr>
-        <w:t>c</w:t>
-      </w:r>
-      <w:r>
-        <w:rPr>
-          <w:iCs/>
-          <w:lang w:val="en-CA"/>
-        </w:rPr>
-        <w:t>ultural</w:t>
-      </w:r>
-      <w:r>
-        <w:rPr>
-          <w:iCs/>
-          <w:lang w:val="en-CA"/>
-        </w:rPr>
-        <w:t xml:space="preserve"> c</w:t>
-      </w:r>
-      <w:r>
-        <w:rPr>
-          <w:iCs/>
-          <w:lang w:val="en-CA"/>
-        </w:rPr>
-        <w:t>hange</w:t>
-      </w:r>
-      <w:r>
-        <w:rPr>
-          <w:iCs/>
-          <w:lang w:val="en-CA"/>
-        </w:rPr>
-        <w:t xml:space="preserve">. </w:t>
-      </w:r>
-      <w:r>
-        <w:rPr>
-          <w:i/>
-          <w:lang w:val="en-CA"/>
-        </w:rPr>
-        <w:t xml:space="preserve">Advances </w:t>
-      </w:r>
-      <w:r>
-        <w:rPr>
-          <w:i/>
-          <w:lang w:val="en-CA"/>
-        </w:rPr>
-        <w:lastRenderedPageBreak/>
-        <w:t>in Experimental Social Psychology</w:t>
-      </w:r>
-      <w:r>
-        <w:rPr>
-          <w:iCs/>
-          <w:lang w:val="en-CA"/>
-        </w:rPr>
-        <w:t xml:space="preserve">. </w:t>
+        <w:t xml:space="preserve"> </w:t>
+      </w:r>
+      <w:r>
+        <w:rPr>
+          <w:i/>
+          <w:lang w:val="en-CA"/>
+        </w:rPr>
+        <w:t>Trends in Cognitive Sciences.</w:t>
       </w:r>
     </w:p>
     <w:p>
@@ -5065,6 +5101,7 @@
           </w:tcPr>
           <w:p>
             <w:r>
+              <w:lastRenderedPageBreak/>
               <w:t>2019–2025</w:t>
             </w:r>
           </w:p>
@@ -5090,14 +5127,7 @@
               <w:rPr>
                 <w:lang w:val="en-CA"/>
               </w:rPr>
-              <w:t xml:space="preserve">Social Sciences and Humanities Research Council of Canada, Insight Grant, </w:t>
-            </w:r>
-            <w:r>
-              <w:rPr>
-                <w:lang w:val="en-CA"/>
-              </w:rPr>
-              <w:lastRenderedPageBreak/>
-              <w:t>Wisdom to know the difference: Unpacking knowledge of strategy-situation fit and its relationship to context-sensitive meta-cognition (CAD$239,703)</w:t>
+              <w:t>Social Sciences and Humanities Research Council of Canada, Insight Grant, Wisdom to know the difference: Unpacking knowledge of strategy-situation fit and its relationship to context-sensitive meta-cognition (CAD$239,703)</w:t>
             </w:r>
             <w:r>
               <w:rPr>
@@ -5125,7 +5155,6 @@
           </w:tcPr>
           <w:p>
             <w:r>
-              <w:lastRenderedPageBreak/>
               <w:t>2021–2024</w:t>
             </w:r>
           </w:p>
@@ -9812,38 +9841,38 @@
       <w:r>
         <w:rPr>
           <w:u w:val="single"/>
-          <w:lang w:val="sv-SE"/>
+          <w:lang w:val="en-CA"/>
         </w:rPr>
         <w:t>Elnakouri, A</w:t>
       </w:r>
       <w:r>
         <w:rPr>
-          <w:lang w:val="sv-SE"/>
+          <w:lang w:val="en-CA"/>
         </w:rPr>
         <w:t>.</w:t>
       </w:r>
       <w:r>
         <w:rPr>
-          <w:lang w:val="sv-SE"/>
+          <w:lang w:val="en-CA"/>
         </w:rPr>
         <w:t>*</w:t>
       </w:r>
       <w:r>
         <w:rPr>
-          <w:lang w:val="sv-SE"/>
+          <w:lang w:val="en-CA"/>
         </w:rPr>
         <w:t xml:space="preserve">, </w:t>
       </w:r>
       <w:r>
         <w:rPr>
           <w:u w:val="single"/>
-          <w:lang w:val="sv-SE"/>
+          <w:lang w:val="en-CA"/>
         </w:rPr>
         <w:t>Huynh, A. C</w:t>
       </w:r>
       <w:r>
         <w:rPr>
-          <w:lang w:val="sv-SE"/>
+          <w:lang w:val="en-CA"/>
         </w:rPr>
         <w:t xml:space="preserve">., &amp; </w:t>
       </w:r>
@@ -9851,25 +9880,25 @@
         <w:rPr>
           <w:b/>
           <w:bCs/>
-          <w:lang w:val="sv-SE"/>
+          <w:lang w:val="en-CA"/>
         </w:rPr>
         <w:t>Grossmann, I</w:t>
       </w:r>
       <w:r>
         <w:rPr>
-          <w:lang w:val="sv-SE"/>
+          <w:lang w:val="en-CA"/>
         </w:rPr>
         <w:t>.</w:t>
       </w:r>
       <w:r>
         <w:rPr>
-          <w:lang w:val="sv-SE"/>
+          <w:lang w:val="en-CA"/>
         </w:rPr>
         <w:t>*</w:t>
       </w:r>
       <w:r>
         <w:rPr>
-          <w:lang w:val="sv-SE"/>
+          <w:lang w:val="en-CA"/>
         </w:rPr>
         <w:t xml:space="preserve"> (2024). </w:t>
       </w:r>
@@ -12834,20 +12863,20 @@
       </w:pPr>
       <w:r>
         <w:rPr>
-          <w:lang w:val="en-CA"/>
+          <w:lang w:val="sv-SE"/>
         </w:rPr>
         <w:t xml:space="preserve">Choi, E., Farb, N. A., </w:t>
       </w:r>
       <w:r>
         <w:rPr>
           <w:u w:val="single"/>
-          <w:lang w:val="en-CA"/>
+          <w:lang w:val="sv-SE"/>
         </w:rPr>
         <w:t>Pogrebtsova, E</w:t>
       </w:r>
       <w:r>
         <w:rPr>
-          <w:lang w:val="en-CA"/>
+          <w:lang w:val="sv-SE"/>
         </w:rPr>
         <w:t xml:space="preserve">., Gruman, J., &amp; </w:t>
       </w:r>
@@ -12855,13 +12884,13 @@
         <w:rPr>
           <w:b/>
           <w:bCs/>
-          <w:lang w:val="en-CA"/>
+          <w:lang w:val="sv-SE"/>
         </w:rPr>
         <w:t xml:space="preserve">Grossmann, I.* </w:t>
       </w:r>
       <w:r>
         <w:rPr>
-          <w:lang w:val="en-CA"/>
+          <w:lang w:val="sv-SE"/>
         </w:rPr>
         <w:t xml:space="preserve">(2021). </w:t>
       </w:r>
@@ -15441,53 +15470,53 @@
       <w:r>
         <w:rPr>
           <w:u w:val="single"/>
-          <w:lang w:val="de-DE"/>
+          <w:lang w:val="en-CA"/>
         </w:rPr>
         <w:t>Brienza, J. P.</w:t>
       </w:r>
       <w:r>
         <w:rPr>
           <w:vertAlign w:val="superscript"/>
-          <w:lang w:val="de-DE"/>
+          <w:lang w:val="en-CA"/>
         </w:rPr>
         <w:t>*</w:t>
       </w:r>
       <w:r>
         <w:rPr>
-          <w:lang w:val="de-DE"/>
+          <w:lang w:val="en-CA"/>
         </w:rPr>
         <w:t xml:space="preserve">, </w:t>
       </w:r>
       <w:r>
         <w:rPr>
           <w:u w:val="single"/>
-          <w:lang w:val="de-DE"/>
+          <w:lang w:val="en-CA"/>
         </w:rPr>
         <w:t>Kung, F.</w:t>
       </w:r>
       <w:r>
         <w:rPr>
-          <w:lang w:val="de-DE"/>
+          <w:lang w:val="en-CA"/>
         </w:rPr>
         <w:t xml:space="preserve">, </w:t>
       </w:r>
       <w:r>
         <w:rPr>
           <w:u w:val="single"/>
-          <w:lang w:val="de-DE"/>
+          <w:lang w:val="en-CA"/>
         </w:rPr>
         <w:t>Santos, H. C</w:t>
       </w:r>
       <w:r>
         <w:rPr>
-          <w:lang w:val="de-DE"/>
+          <w:lang w:val="en-CA"/>
         </w:rPr>
         <w:t xml:space="preserve">., Bobocel, D. R, &amp; </w:t>
       </w:r>
       <w:r>
         <w:rPr>
           <w:b/>
-          <w:lang w:val="de-DE"/>
+          <w:lang w:val="en-CA"/>
         </w:rPr>
         <w:t>Grossmann, I.</w:t>
       </w:r>
@@ -15495,13 +15524,13 @@
         <w:rPr>
           <w:b/>
           <w:vertAlign w:val="superscript"/>
-          <w:lang w:val="de-DE"/>
+          <w:lang w:val="en-CA"/>
         </w:rPr>
         <w:t>*</w:t>
       </w:r>
       <w:r>
         <w:rPr>
-          <w:lang w:val="de-DE"/>
+          <w:lang w:val="en-CA"/>
         </w:rPr>
         <w:t xml:space="preserve"> (2018). </w:t>
       </w:r>
@@ -21731,7 +21760,7 @@
           <w:sz w:val="24"/>
           <w:szCs w:val="24"/>
         </w:rPr>
-        <w:t>1</w:t>
+        <w:t>2</w:t>
       </w:r>
       <w:r>
         <w:rPr>
@@ -21806,6 +21835,61 @@
               <w:rPr>
                 <w:lang w:val="en-CA"/>
               </w:rPr>
+              <w:t>Seminar series in Expert Judgment</w:t>
+            </w:r>
+            <w:r>
+              <w:rPr>
+                <w:lang w:val="en-CA"/>
+              </w:rPr>
+              <w:t>, TUDelft, Netherlands</w:t>
+            </w:r>
+          </w:p>
+        </w:tc>
+      </w:tr>
+      <w:tr>
+        <w:trPr>
+          <w:trHeight w:val="216"/>
+        </w:trPr>
+        <w:tc>
+          <w:tcPr>
+            <w:tcW w:w="1003" w:type="dxa"/>
+          </w:tcPr>
+          <w:p>
+            <w:pPr>
+              <w:autoSpaceDE w:val="0"/>
+              <w:autoSpaceDN w:val="0"/>
+              <w:adjustRightInd w:val="0"/>
+              <w:rPr>
+                <w:bCs/>
+                <w:lang w:val="en-CA"/>
+              </w:rPr>
+            </w:pPr>
+            <w:r>
+              <w:rPr>
+                <w:bCs/>
+                <w:lang w:val="en-CA"/>
+              </w:rPr>
+              <w:t>03/2026</w:t>
+            </w:r>
+          </w:p>
+        </w:tc>
+        <w:tc>
+          <w:tcPr>
+            <w:tcW w:w="9167" w:type="dxa"/>
+          </w:tcPr>
+          <w:p>
+            <w:pPr>
+              <w:autoSpaceDE w:val="0"/>
+              <w:autoSpaceDN w:val="0"/>
+              <w:adjustRightInd w:val="0"/>
+              <w:rPr>
+                <w:lang w:val="en-CA"/>
+              </w:rPr>
+            </w:pPr>
+            <w:r>
+              <w:rPr>
+                <w:lang w:val="en-CA"/>
+              </w:rPr>
               <w:t xml:space="preserve">Psychology </w:t>
             </w:r>
             <w:r>
@@ -23349,7 +23433,14 @@
               <w:rPr>
                 <w:lang w:val="en-CA"/>
               </w:rPr>
-              <w:t xml:space="preserve"> on “</w:t>
+              <w:t xml:space="preserve"> </w:t>
+            </w:r>
+            <w:r>
+              <w:rPr>
+                <w:lang w:val="en-CA"/>
+              </w:rPr>
+              <w:lastRenderedPageBreak/>
+              <w:t>on “</w:t>
             </w:r>
             <w:r>
               <w:rPr>
@@ -25314,6 +25405,7 @@
                 <w:bCs/>
                 <w:lang w:val="en-CA"/>
               </w:rPr>
+              <w:lastRenderedPageBreak/>
               <w:t>03/2018</w:t>
             </w:r>
           </w:p>
@@ -25362,7 +25454,6 @@
                 <w:bCs/>
                 <w:lang w:val="en-CA"/>
               </w:rPr>
-              <w:lastRenderedPageBreak/>
               <w:t>02/2018</w:t>
             </w:r>
           </w:p>
@@ -27412,7 +27503,14 @@
               <w:rPr>
                 <w:lang w:val="en-CA"/>
               </w:rPr>
-              <w:t xml:space="preserve"> 2025, Montreal, Quebec</w:t>
+              <w:t xml:space="preserve"> 2025, Montreal, </w:t>
+            </w:r>
+            <w:r>
+              <w:rPr>
+                <w:lang w:val="en-CA"/>
+              </w:rPr>
+              <w:lastRenderedPageBreak/>
+              <w:t>Quebec</w:t>
             </w:r>
           </w:p>
         </w:tc>
@@ -28772,7 +28870,15 @@
                 <w:bCs/>
                 <w:lang w:val="en-CA"/>
               </w:rPr>
-              <w:t xml:space="preserve">The Science of Wisdom in the Face of World's Social Challenges – invited symposium at the </w:t>
+              <w:t xml:space="preserve">The Science of Wisdom in the Face of World's Social Challenges – invited </w:t>
+            </w:r>
+            <w:r>
+              <w:rPr>
+                <w:bCs/>
+                <w:lang w:val="en-CA"/>
+              </w:rPr>
+              <w:lastRenderedPageBreak/>
+              <w:t xml:space="preserve">symposium at the </w:t>
             </w:r>
             <w:r>
               <w:rPr>
@@ -28791,14 +28897,7 @@
               <w:rPr>
                 <w:lang w:val="en-CA"/>
               </w:rPr>
-              <w:t xml:space="preserve"> biennial conference of the Asian Association of Social </w:t>
-            </w:r>
-            <w:r>
-              <w:rPr>
-                <w:lang w:val="en-CA"/>
-              </w:rPr>
-              <w:lastRenderedPageBreak/>
-              <w:t>Psychology, Seoul, Korea</w:t>
+              <w:t xml:space="preserve"> biennial conference of the Asian Association of Social Psychology, Seoul, Korea</w:t>
             </w:r>
           </w:p>
         </w:tc>
@@ -29966,6 +30065,7 @@
                 <w:bCs/>
                 <w:lang w:val="en-CA"/>
               </w:rPr>
+              <w:lastRenderedPageBreak/>
               <w:t>06/2017</w:t>
             </w:r>
           </w:p>
@@ -30014,7 +30114,6 @@
                 <w:bCs/>
                 <w:lang w:val="en-CA"/>
               </w:rPr>
-              <w:lastRenderedPageBreak/>
               <w:t>03/2017</w:t>
             </w:r>
           </w:p>
@@ -47718,7 +47817,7 @@
               <w:rPr>
                 <w:lang w:val="en-CA"/>
               </w:rPr>
-              <w:t>2025</w:t>
+              <w:t>present</w:t>
             </w:r>
           </w:p>
         </w:tc>
@@ -56668,26 +56767,6 @@
           <w:i/>
           <w:lang w:val="en-CA" w:eastAsia="en-CA"/>
         </w:rPr>
-        <w:br w:type="page"/>
-      </w:r>
-    </w:p>
-    <w:p>
-      <w:pPr>
-        <w:rPr>
-          <w:b/>
-          <w:bCs/>
-          <w:i/>
-          <w:lang w:val="en-CA" w:eastAsia="en-CA"/>
-        </w:rPr>
-      </w:pPr>
-      <w:r>
-        <w:rPr>
-          <w:b/>
-          <w:bCs/>
-          <w:i/>
-          <w:lang w:val="en-CA" w:eastAsia="en-CA"/>
-        </w:rPr>
-        <w:lastRenderedPageBreak/>
         <w:t xml:space="preserve">Ad-hoc </w:t>
       </w:r>
       <w:r>
@@ -58253,6 +58332,7 @@
                 <w:color w:val="000000"/>
                 <w:lang w:val="en-CA" w:eastAsia="en-CA"/>
               </w:rPr>
+              <w:lastRenderedPageBreak/>
               <w:t>2020</w:t>
             </w:r>
           </w:p>
@@ -58401,7 +58481,6 @@
                 <w:color w:val="000000"/>
                 <w:lang w:val="en-CA" w:eastAsia="en-CA"/>
               </w:rPr>
-              <w:lastRenderedPageBreak/>
               <w:t>2020</w:t>
             </w:r>
           </w:p>
@@ -67850,15 +67929,16 @@
 </file>
 
 <file path=customXml/item1.xml><?xml version="1.0" encoding="utf-8"?>
-<?mso-contentType ?>
-<FormTemplates xmlns="http://schemas.microsoft.com/sharepoint/v3/contenttype/forms">
-  <Display>DocumentLibraryForm</Display>
-  <Edit>DocumentLibraryForm</Edit>
-  <New>DocumentLibraryForm</New>
-</FormTemplates>
+<b:Sources xmlns:b="http://schemas.openxmlformats.org/officeDocument/2006/bibliography" xmlns="http://schemas.openxmlformats.org/officeDocument/2006/bibliography" SelectedStyle="\APA.XSL" StyleName="APA"/>
 </file>
 
 <file path=customXml/item2.xml><?xml version="1.0" encoding="utf-8"?>
+<p:properties xmlns:p="http://schemas.microsoft.com/office/2006/metadata/properties" xmlns:xsi="http://www.w3.org/2001/XMLSchema-instance" xmlns:pc="http://schemas.microsoft.com/office/infopath/2007/PartnerControls">
+  <documentManagement/>
+</p:properties>
+</file>
+
+<file path=customXml/item3.xml><?xml version="1.0" encoding="utf-8"?>
 <ct:contentTypeSchema xmlns:ct="http://schemas.microsoft.com/office/2006/metadata/contentType" xmlns:ma="http://schemas.microsoft.com/office/2006/metadata/properties/metaAttributes" ct:_="" ma:_="" ma:contentTypeName="Document" ma:contentTypeID="0x01010040598E2033F12F4D9D0EEBDED9F3ADA5" ma:contentTypeVersion="7" ma:contentTypeDescription="Create a new document." ma:contentTypeScope="" ma:versionID="0d4008b07a6729e85722b63fec859166">
   <xsd:schema xmlns:xsd="http://www.w3.org/2001/XMLSchema" xmlns:xs="http://www.w3.org/2001/XMLSchema" xmlns:p="http://schemas.microsoft.com/office/2006/metadata/properties" xmlns:ns3="4511dc72-d8d5-4bc7-8b3d-c01cb3484cf5" xmlns:ns4="685d2eaa-65a0-49a5-8d7f-6db299f42190" targetNamespace="http://schemas.microsoft.com/office/2006/metadata/properties" ma:root="true" ma:fieldsID="8df630411b1f610a7f173bb411967da6" ns3:_="" ns4:_="">
     <xsd:import namespace="4511dc72-d8d5-4bc7-8b3d-c01cb3484cf5"/>
@@ -68043,25 +68123,33 @@
 </ct:contentTypeSchema>
 </file>
 
-<file path=customXml/item3.xml><?xml version="1.0" encoding="utf-8"?>
-<p:properties xmlns:p="http://schemas.microsoft.com/office/2006/metadata/properties" xmlns:xsi="http://www.w3.org/2001/XMLSchema-instance" xmlns:pc="http://schemas.microsoft.com/office/infopath/2007/PartnerControls">
-  <documentManagement/>
-</p:properties>
-</file>
-
 <file path=customXml/item4.xml><?xml version="1.0" encoding="utf-8"?>
-<b:Sources xmlns:b="http://schemas.openxmlformats.org/officeDocument/2006/bibliography" xmlns="http://schemas.openxmlformats.org/officeDocument/2006/bibliography" SelectedStyle="\APA.XSL" StyleName="APA"/>
+<?mso-contentType ?>
+<FormTemplates xmlns="http://schemas.microsoft.com/sharepoint/v3/contenttype/forms">
+  <Display>DocumentLibraryForm</Display>
+  <Edit>DocumentLibraryForm</Edit>
+  <New>DocumentLibraryForm</New>
+</FormTemplates>
 </file>
 
 <file path=customXml/itemProps1.xml><?xml version="1.0" encoding="utf-8"?>
-<ds:datastoreItem xmlns:ds="http://schemas.openxmlformats.org/officeDocument/2006/customXml" ds:itemID="{A6DE2CEB-D0DC-4A0B-A0CB-4C6D4D3893B7}">
+<ds:datastoreItem xmlns:ds="http://schemas.openxmlformats.org/officeDocument/2006/customXml" ds:itemID="{FEAEA024-33A0-412C-ADAB-86C9F2F91C6F}">
   <ds:schemaRefs>
-    <ds:schemaRef ds:uri="http://schemas.microsoft.com/sharepoint/v3/contenttype/forms"/>
+    <ds:schemaRef ds:uri="http://schemas.openxmlformats.org/officeDocument/2006/bibliography"/>
   </ds:schemaRefs>
 </ds:datastoreItem>
 </file>
 
 <file path=customXml/itemProps2.xml><?xml version="1.0" encoding="utf-8"?>
+<ds:datastoreItem xmlns:ds="http://schemas.openxmlformats.org/officeDocument/2006/customXml" ds:itemID="{368F45FA-2064-4BEF-8113-7B8B062FA5D7}">
+  <ds:schemaRefs>
+    <ds:schemaRef ds:uri="http://schemas.microsoft.com/office/2006/metadata/properties"/>
+    <ds:schemaRef ds:uri="http://schemas.microsoft.com/office/infopath/2007/PartnerControls"/>
+  </ds:schemaRefs>
+</ds:datastoreItem>
+</file>
+
+<file path=customXml/itemProps3.xml><?xml version="1.0" encoding="utf-8"?>
 <ds:datastoreItem xmlns:ds="http://schemas.openxmlformats.org/officeDocument/2006/customXml" ds:itemID="{6EF0D6D3-0359-4D1F-96B7-0DCD36C390FE}">
   <ds:schemaRefs>
     <ds:schemaRef ds:uri="http://schemas.microsoft.com/office/2006/metadata/contentType"/>
@@ -68080,19 +68168,10 @@
 </ds:datastoreItem>
 </file>
 
-<file path=customXml/itemProps3.xml><?xml version="1.0" encoding="utf-8"?>
-<ds:datastoreItem xmlns:ds="http://schemas.openxmlformats.org/officeDocument/2006/customXml" ds:itemID="{368F45FA-2064-4BEF-8113-7B8B062FA5D7}">
+<file path=customXml/itemProps4.xml><?xml version="1.0" encoding="utf-8"?>
+<ds:datastoreItem xmlns:ds="http://schemas.openxmlformats.org/officeDocument/2006/customXml" ds:itemID="{A6DE2CEB-D0DC-4A0B-A0CB-4C6D4D3893B7}">
   <ds:schemaRefs>
-    <ds:schemaRef ds:uri="http://schemas.microsoft.com/office/2006/metadata/properties"/>
-    <ds:schemaRef ds:uri="http://schemas.microsoft.com/office/infopath/2007/PartnerControls"/>
-  </ds:schemaRefs>
-</ds:datastoreItem>
-</file>
-
-<file path=customXml/itemProps4.xml><?xml version="1.0" encoding="utf-8"?>
-<ds:datastoreItem xmlns:ds="http://schemas.openxmlformats.org/officeDocument/2006/customXml" ds:itemID="{FEAEA024-33A0-412C-ADAB-86C9F2F91C6F}">
-  <ds:schemaRefs>
-    <ds:schemaRef ds:uri="http://schemas.openxmlformats.org/officeDocument/2006/bibliography"/>
+    <ds:schemaRef ds:uri="http://schemas.microsoft.com/sharepoint/v3/contenttype/forms"/>
   </ds:schemaRefs>
 </ds:datastoreItem>
 </file>

--- a/CV_Grossmann.docx
+++ b/CV_Grossmann.docx
@@ -224,23 +224,7 @@
           <w:color w:val="000000"/>
           <w:lang w:val="en-CA"/>
         </w:rPr>
-        <w:t>2</w:t>
-      </w:r>
-      <w:r>
-        <w:rPr>
-          <w:bCs/>
-          <w:color w:val="000000"/>
-          <w:lang w:val="en-CA"/>
-        </w:rPr>
-        <w:t>6</w:t>
-      </w:r>
-      <w:r>
-        <w:rPr>
-          <w:bCs/>
-          <w:color w:val="000000"/>
-          <w:lang w:val="en-CA"/>
-        </w:rPr>
-        <w:t>1</w:t>
+        <w:t>389</w:t>
       </w:r>
       <w:r>
         <w:rPr>
@@ -893,7 +877,25 @@
                 <w:color w:val="000000"/>
                 <w:lang w:val="de-DE"/>
               </w:rPr>
-              <w:t>Vordiplom (B.S. equivalent), Psychology, Albert-Ludwigs-Universität Freiburg, Germany</w:t>
+              <w:t xml:space="preserve">Vordiplom (B.S. </w:t>
+            </w:r>
+            <w:proofErr w:type="spellStart"/>
+            <w:r>
+              <w:rPr>
+                <w:iCs/>
+                <w:color w:val="000000"/>
+                <w:lang w:val="de-DE"/>
+              </w:rPr>
+              <w:t>equivalent</w:t>
+            </w:r>
+            <w:proofErr w:type="spellEnd"/>
+            <w:r>
+              <w:rPr>
+                <w:iCs/>
+                <w:color w:val="000000"/>
+                <w:lang w:val="de-DE"/>
+              </w:rPr>
+              <w:t>), Psychology, Albert-Ludwigs-Universität Freiburg, Germany</w:t>
             </w:r>
           </w:p>
         </w:tc>
@@ -1895,6 +1897,7 @@
               <w:t xml:space="preserve">, </w:t>
             </w:r>
             <w:hyperlink r:id="rId20" w:history="1">
+              <w:proofErr w:type="spellStart"/>
               <w:r>
                 <w:rPr>
                   <w:rStyle w:val="Hyperlink"/>
@@ -1909,6 +1912,7 @@
                 </w:rPr>
                 <w:t>rds</w:t>
               </w:r>
+              <w:proofErr w:type="spellEnd"/>
             </w:hyperlink>
             <w:r>
               <w:rPr>
@@ -2277,12 +2281,21 @@
               </w:rPr>
               <w:t xml:space="preserve">Runner-Up for “Application of Science Award,” </w:t>
             </w:r>
+            <w:proofErr w:type="spellStart"/>
             <w:r>
               <w:rPr>
                 <w:color w:val="000000"/>
                 <w:lang w:val="en-CA"/>
               </w:rPr>
-              <w:t>NeuroLeadership Institute</w:t>
+              <w:t>NeuroLeadership</w:t>
+            </w:r>
+            <w:proofErr w:type="spellEnd"/>
+            <w:r>
+              <w:rPr>
+                <w:color w:val="000000"/>
+                <w:lang w:val="en-CA"/>
+              </w:rPr>
+              <w:t xml:space="preserve"> Institute</w:t>
             </w:r>
           </w:p>
         </w:tc>
@@ -2495,8 +2508,19 @@
                 <w:color w:val="000000"/>
                 <w:lang w:val="en-CA"/>
               </w:rPr>
-              <w:t>exceptional quality of the contribution of new researchers to psycholog</w:t>
-            </w:r>
+              <w:t xml:space="preserve">exceptional quality of the contribution of new researchers to </w:t>
+            </w:r>
+            <w:proofErr w:type="spellStart"/>
+            <w:r>
+              <w:rPr>
+                <w:i/>
+                <w:iCs/>
+                <w:color w:val="000000"/>
+                <w:lang w:val="en-CA"/>
+              </w:rPr>
+              <w:t>psycholog</w:t>
+            </w:r>
+            <w:proofErr w:type="spellEnd"/>
             <w:r>
               <w:rPr>
                 <w:i/>
@@ -3262,6 +3286,7 @@
               </w:rPr>
               <w:t>r</w:t>
             </w:r>
+            <w:proofErr w:type="spellStart"/>
             <w:r>
               <w:rPr>
                 <w:rStyle w:val="Hyperlink"/>
@@ -3277,7 +3302,17 @@
                 <w:color w:val="auto"/>
                 <w:lang w:val="en-US"/>
               </w:rPr>
-              <w:t>doctoral research in social psychology at the Department of Psychology</w:t>
+              <w:t>doctoral</w:t>
+            </w:r>
+            <w:proofErr w:type="spellEnd"/>
+            <w:r>
+              <w:rPr>
+                <w:rStyle w:val="Hyperlink"/>
+                <w:i/>
+                <w:color w:val="auto"/>
+                <w:lang w:val="en-US"/>
+              </w:rPr>
+              <w:t xml:space="preserve"> research in social psychology at the Department of Psychology</w:t>
             </w:r>
           </w:p>
         </w:tc>
@@ -3810,12 +3845,53 @@
               </w:rPr>
             </w:pPr>
             <w:hyperlink r:id="rId40" w:history="1">
+              <w:proofErr w:type="spellStart"/>
               <w:r>
                 <w:rPr>
                   <w:rStyle w:val="Hyperlink"/>
                   <w:lang w:val="en-CA"/>
                 </w:rPr>
-                <w:t>Stipendium der Studienstiftung des deutschen Volkes</w:t>
+                <w:t>Stipendium</w:t>
+              </w:r>
+              <w:proofErr w:type="spellEnd"/>
+              <w:r>
+                <w:rPr>
+                  <w:rStyle w:val="Hyperlink"/>
+                  <w:lang w:val="en-CA"/>
+                </w:rPr>
+                <w:t xml:space="preserve"> der </w:t>
+              </w:r>
+              <w:proofErr w:type="spellStart"/>
+              <w:r>
+                <w:rPr>
+                  <w:rStyle w:val="Hyperlink"/>
+                  <w:lang w:val="en-CA"/>
+                </w:rPr>
+                <w:t>Studienstiftung</w:t>
+              </w:r>
+              <w:proofErr w:type="spellEnd"/>
+              <w:r>
+                <w:rPr>
+                  <w:rStyle w:val="Hyperlink"/>
+                  <w:lang w:val="en-CA"/>
+                </w:rPr>
+                <w:t xml:space="preserve"> des </w:t>
+              </w:r>
+              <w:proofErr w:type="spellStart"/>
+              <w:r>
+                <w:rPr>
+                  <w:rStyle w:val="Hyperlink"/>
+                  <w:lang w:val="en-CA"/>
+                </w:rPr>
+                <w:t>deutschen</w:t>
+              </w:r>
+              <w:proofErr w:type="spellEnd"/>
+              <w:r>
+                <w:rPr>
+                  <w:rStyle w:val="Hyperlink"/>
+                  <w:lang w:val="en-CA"/>
+                </w:rPr>
+                <w:t xml:space="preserve"> Volkes</w:t>
               </w:r>
             </w:hyperlink>
             <w:r>
@@ -4072,93 +4148,51 @@
         <w:adjustRightInd w:val="0"/>
         <w:ind w:left="709" w:hanging="709"/>
         <w:rPr>
+          <w:i/>
+          <w:lang w:val="en-CA"/>
+        </w:rPr>
+      </w:pPr>
+      <w:r>
+        <w:rPr>
           <w:iCs/>
-          <w:lang w:val="en-CA"/>
-        </w:rPr>
-      </w:pPr>
+          <w:lang w:val="de-DE"/>
+        </w:rPr>
+        <w:t xml:space="preserve">Johnson, S. G., Karimi, A. H., Bengio, Y., Chater, N., Gerstenberg, T., Larson, K., ... </w:t>
+      </w:r>
       <w:r>
         <w:rPr>
           <w:iCs/>
           <w:lang w:val="en-CA"/>
         </w:rPr>
-        <w:t>Varnum, M. E. W. &amp; Grossmann, I.</w:t>
+        <w:t>&amp; Grossmann, I. (</w:t>
       </w:r>
       <w:r>
         <w:rPr>
           <w:iCs/>
           <w:lang w:val="en-CA"/>
         </w:rPr>
-        <w:t xml:space="preserve"> (in press).</w:t>
+        <w:t>2026</w:t>
       </w:r>
       <w:r>
         <w:rPr>
           <w:iCs/>
           <w:lang w:val="en-CA"/>
         </w:rPr>
-        <w:t xml:space="preserve"> Understanding and </w:t>
+        <w:t>). Imagining and building wise machines: The centrality of AI metacognition.</w:t>
       </w:r>
       <w:r>
         <w:rPr>
           <w:iCs/>
           <w:lang w:val="en-CA"/>
         </w:rPr>
-        <w:t>p</w:t>
-      </w:r>
-      <w:r>
-        <w:rPr>
-          <w:iCs/>
-          <w:lang w:val="en-CA"/>
-        </w:rPr>
-        <w:t xml:space="preserve">redicting </w:t>
-      </w:r>
-      <w:r>
-        <w:rPr>
-          <w:iCs/>
-          <w:lang w:val="en-CA"/>
-        </w:rPr>
-        <w:t>c</w:t>
-      </w:r>
-      <w:r>
-        <w:rPr>
-          <w:iCs/>
-          <w:lang w:val="en-CA"/>
-        </w:rPr>
-        <w:t>ultural</w:t>
-      </w:r>
-      <w:r>
-        <w:rPr>
-          <w:iCs/>
-          <w:lang w:val="en-CA"/>
-        </w:rPr>
-        <w:t xml:space="preserve"> c</w:t>
-      </w:r>
-      <w:r>
-        <w:rPr>
-          <w:iCs/>
-          <w:lang w:val="en-CA"/>
-        </w:rPr>
-        <w:t>hange</w:t>
-      </w:r>
-      <w:r>
-        <w:rPr>
-          <w:iCs/>
-          <w:lang w:val="en-CA"/>
-        </w:rPr>
-        <w:t xml:space="preserve">. </w:t>
-      </w:r>
-      <w:r>
-        <w:rPr>
-          <w:i/>
-          <w:lang w:val="en-CA"/>
-        </w:rPr>
-        <w:t>Advances in Experimental Social Psychology</w:t>
-      </w:r>
-      <w:r>
-        <w:rPr>
-          <w:iCs/>
-          <w:lang w:val="en-CA"/>
-        </w:rPr>
-        <w:t xml:space="preserve">. </w:t>
+        <w:t xml:space="preserve"> </w:t>
+      </w:r>
+      <w:r>
+        <w:rPr>
+          <w:i/>
+          <w:lang w:val="en-CA"/>
+        </w:rPr>
+        <w:t>Trends in Cognitive Sciences.</w:t>
       </w:r>
     </w:p>
     <w:p>
@@ -4169,59 +4203,94 @@
         <w:adjustRightInd w:val="0"/>
         <w:ind w:left="709" w:hanging="709"/>
         <w:rPr>
-          <w:i/>
-          <w:lang w:val="en-CA"/>
-        </w:rPr>
-      </w:pPr>
-      <w:r>
-        <w:rPr>
           <w:iCs/>
           <w:lang w:val="en-CA"/>
         </w:rPr>
-        <w:t xml:space="preserve">Johnson, S. G., Karimi, A. H., Bengio, Y., Chater, N., Gerstenberg, T., Larson, K., ... </w:t>
-      </w:r>
+      </w:pPr>
       <w:r>
         <w:rPr>
           <w:iCs/>
           <w:lang w:val="en-CA"/>
         </w:rPr>
-        <w:t xml:space="preserve">&amp; Grossmann, I. </w:t>
+        <w:lastRenderedPageBreak/>
+        <w:t>Varnum, M. E. W. &amp; Grossmann, I. (</w:t>
       </w:r>
       <w:r>
         <w:rPr>
           <w:iCs/>
           <w:lang w:val="en-CA"/>
         </w:rPr>
-        <w:lastRenderedPageBreak/>
-        <w:t>(</w:t>
+        <w:t>2026</w:t>
       </w:r>
       <w:r>
         <w:rPr>
           <w:iCs/>
           <w:lang w:val="en-CA"/>
         </w:rPr>
-        <w:t>2026</w:t>
+        <w:t xml:space="preserve">). Understanding and </w:t>
       </w:r>
       <w:r>
         <w:rPr>
           <w:iCs/>
           <w:lang w:val="en-CA"/>
         </w:rPr>
-        <w:t>). Imagining and building wise machines: The centrality of AI metacognition.</w:t>
+        <w:t>p</w:t>
       </w:r>
       <w:r>
         <w:rPr>
           <w:iCs/>
           <w:lang w:val="en-CA"/>
         </w:rPr>
-        <w:t xml:space="preserve"> </w:t>
-      </w:r>
-      <w:r>
-        <w:rPr>
-          <w:i/>
-          <w:lang w:val="en-CA"/>
-        </w:rPr>
-        <w:t>Trends in Cognitive Sciences.</w:t>
+        <w:t xml:space="preserve">redicting </w:t>
+      </w:r>
+      <w:r>
+        <w:rPr>
+          <w:iCs/>
+          <w:lang w:val="en-CA"/>
+        </w:rPr>
+        <w:t>c</w:t>
+      </w:r>
+      <w:r>
+        <w:rPr>
+          <w:iCs/>
+          <w:lang w:val="en-CA"/>
+        </w:rPr>
+        <w:t>ultural</w:t>
+      </w:r>
+      <w:r>
+        <w:rPr>
+          <w:iCs/>
+          <w:lang w:val="en-CA"/>
+        </w:rPr>
+        <w:t xml:space="preserve"> c</w:t>
+      </w:r>
+      <w:r>
+        <w:rPr>
+          <w:iCs/>
+          <w:lang w:val="en-CA"/>
+        </w:rPr>
+        <w:t>hange</w:t>
+      </w:r>
+      <w:r>
+        <w:rPr>
+          <w:iCs/>
+          <w:lang w:val="en-CA"/>
+        </w:rPr>
+        <w:t xml:space="preserve">. </w:t>
+      </w:r>
+      <w:r>
+        <w:rPr>
+          <w:i/>
+          <w:lang w:val="en-CA"/>
+        </w:rPr>
+        <w:t>Advances in Experimental Social Psychology</w:t>
+      </w:r>
+      <w:r>
+        <w:rPr>
+          <w:iCs/>
+          <w:lang w:val="en-CA"/>
+        </w:rPr>
+        <w:t xml:space="preserve">. </w:t>
       </w:r>
     </w:p>
     <w:p>
@@ -4611,7 +4680,23 @@
           <w:iCs/>
           <w:lang w:val="en-CA"/>
         </w:rPr>
-        <w:t>, 1, 524–536. *corresponding author</w:t>
+        <w:t>, 1, 524–536. *</w:t>
+      </w:r>
+      <w:proofErr w:type="gramStart"/>
+      <w:r>
+        <w:rPr>
+          <w:iCs/>
+          <w:lang w:val="en-CA"/>
+        </w:rPr>
+        <w:t>corresponding</w:t>
+      </w:r>
+      <w:proofErr w:type="gramEnd"/>
+      <w:r>
+        <w:rPr>
+          <w:iCs/>
+          <w:lang w:val="en-CA"/>
+        </w:rPr>
+        <w:t xml:space="preserve"> author</w:t>
       </w:r>
     </w:p>
     <w:p>
@@ -5044,10 +5129,136 @@
               <w:bottom w:val="nil"/>
               <w:right w:val="nil"/>
             </w:tcBorders>
+          </w:tcPr>
+          <w:p>
+            <w:pPr>
+              <w:rPr>
+                <w:lang w:val="en-CA"/>
+              </w:rPr>
+            </w:pPr>
+            <w:r>
+              <w:rPr>
+                <w:lang w:val="en-CA"/>
+              </w:rPr>
+              <w:t>2026</w:t>
+            </w:r>
+            <w:r>
+              <w:t>–20</w:t>
+            </w:r>
+            <w:r>
+              <w:rPr>
+                <w:lang w:val="en-CA"/>
+              </w:rPr>
+              <w:t>30</w:t>
+            </w:r>
+          </w:p>
+        </w:tc>
+        <w:tc>
+          <w:tcPr>
+            <w:tcW w:w="7760" w:type="dxa"/>
+            <w:tcBorders>
+              <w:top w:val="nil"/>
+              <w:left w:val="nil"/>
+              <w:bottom w:val="nil"/>
+              <w:right w:val="nil"/>
+            </w:tcBorders>
+          </w:tcPr>
+          <w:p>
+            <w:pPr>
+              <w:rPr>
+                <w:lang w:val="en-CA"/>
+              </w:rPr>
+            </w:pPr>
+            <w:r>
+              <w:rPr>
+                <w:lang w:val="en-CA"/>
+              </w:rPr>
+              <w:t xml:space="preserve">Social Sciences and Humanities Research Council of Canada, Insight Grant, </w:t>
+            </w:r>
+            <w:proofErr w:type="gramStart"/>
+            <w:r>
+              <w:rPr>
+                <w:lang w:val="en-CA"/>
+              </w:rPr>
+              <w:t>From</w:t>
+            </w:r>
+            <w:proofErr w:type="gramEnd"/>
+            <w:r>
+              <w:rPr>
+                <w:lang w:val="en-CA"/>
+              </w:rPr>
+              <w:t xml:space="preserve"> narratives to choices: Advancing semantic topic modeling for mapping </w:t>
+            </w:r>
+            <w:r>
+              <w:rPr>
+                <w:lang w:val="en-CA"/>
+              </w:rPr>
+              <w:lastRenderedPageBreak/>
+              <w:t>cultural narratives to social</w:t>
+            </w:r>
+            <w:r>
+              <w:rPr>
+                <w:lang w:val="en-CA"/>
+              </w:rPr>
+              <w:t xml:space="preserve"> </w:t>
+            </w:r>
+            <w:r>
+              <w:rPr>
+                <w:lang w:val="en-CA"/>
+              </w:rPr>
+              <w:t>decision making</w:t>
+            </w:r>
+            <w:r>
+              <w:rPr>
+                <w:lang w:val="en-CA"/>
+              </w:rPr>
+              <w:t xml:space="preserve"> </w:t>
+            </w:r>
+            <w:r>
+              <w:rPr>
+                <w:lang w:val="en-CA"/>
+              </w:rPr>
+              <w:t>(CAD$</w:t>
+            </w:r>
+            <w:r>
+              <w:rPr>
+                <w:lang w:val="en-CA"/>
+              </w:rPr>
+              <w:t>398,489</w:t>
+            </w:r>
+            <w:r>
+              <w:rPr>
+                <w:lang w:val="en-CA"/>
+              </w:rPr>
+              <w:t>)</w:t>
+            </w:r>
+            <w:r>
+              <w:rPr>
+                <w:lang w:val="en-CA"/>
+              </w:rPr>
+              <w:t>.</w:t>
+            </w:r>
+          </w:p>
+        </w:tc>
+      </w:tr>
+      <w:tr>
+        <w:trPr>
+          <w:trHeight w:val="60"/>
+        </w:trPr>
+        <w:tc>
+          <w:tcPr>
+            <w:tcW w:w="1560" w:type="dxa"/>
+            <w:tcBorders>
+              <w:top w:val="nil"/>
+              <w:left w:val="nil"/>
+              <w:bottom w:val="nil"/>
+              <w:right w:val="nil"/>
+            </w:tcBorders>
             <w:hideMark/>
           </w:tcPr>
           <w:p>
             <w:r>
+              <w:lastRenderedPageBreak/>
               <w:t>2024–2027</w:t>
             </w:r>
           </w:p>
@@ -5101,7 +5312,6 @@
           </w:tcPr>
           <w:p>
             <w:r>
-              <w:lastRenderedPageBreak/>
               <w:t>2019–2025</w:t>
             </w:r>
           </w:p>
@@ -5498,7 +5708,21 @@
               <w:rPr>
                 <w:lang w:val="en-CA"/>
               </w:rPr>
-              <w:t>University of Waterloo Chronic Disease Prevention Initiative, Seed Grant, Harnessing psychological insights and mobile technologies to detect stress-related risk factors for mental health (CAD$10,000)</w:t>
+              <w:t xml:space="preserve">University of Waterloo Chronic Disease Prevention Initiative, Seed Grant, </w:t>
+            </w:r>
+            <w:proofErr w:type="gramStart"/>
+            <w:r>
+              <w:rPr>
+                <w:lang w:val="en-CA"/>
+              </w:rPr>
+              <w:t>Harnessing</w:t>
+            </w:r>
+            <w:proofErr w:type="gramEnd"/>
+            <w:r>
+              <w:rPr>
+                <w:lang w:val="en-CA"/>
+              </w:rPr>
+              <w:t xml:space="preserve"> psychological insights and mobile technologies to detect stress-related risk factors for mental health (CAD$10,000)</w:t>
             </w:r>
             <w:r>
               <w:rPr>
@@ -5848,6 +6072,7 @@
               </w:rPr>
               <w:t xml:space="preserve">University of Waterloo Teaching Innovation Incubator, </w:t>
             </w:r>
+            <w:proofErr w:type="gramStart"/>
             <w:r>
               <w:rPr>
                 <w:rFonts w:ascii="Times New Roman" w:hAnsi="Times New Roman" w:cs="Times New Roman"/>
@@ -5856,7 +6081,18 @@
                 <w:sz w:val="24"/>
                 <w:szCs w:val="24"/>
               </w:rPr>
-              <w:t>Learning by teaching a Large Language Model</w:t>
+              <w:t>Learning</w:t>
+            </w:r>
+            <w:proofErr w:type="gramEnd"/>
+            <w:r>
+              <w:rPr>
+                <w:rFonts w:ascii="Times New Roman" w:hAnsi="Times New Roman" w:cs="Times New Roman"/>
+                <w:i/>
+                <w:iCs/>
+                <w:sz w:val="24"/>
+                <w:szCs w:val="24"/>
+              </w:rPr>
+              <w:t xml:space="preserve"> by teaching a Large Language Model</w:t>
             </w:r>
             <w:r>
               <w:rPr>
@@ -5982,6 +6218,7 @@
                 <w:sz w:val="24"/>
                 <w:szCs w:val="24"/>
               </w:rPr>
+              <w:lastRenderedPageBreak/>
               <w:t>2021–2026</w:t>
             </w:r>
           </w:p>
@@ -6065,7 +6302,6 @@
                 <w:sz w:val="24"/>
                 <w:szCs w:val="24"/>
               </w:rPr>
-              <w:lastRenderedPageBreak/>
               <w:t>2019–2021</w:t>
             </w:r>
           </w:p>
@@ -6812,6 +7048,7 @@
         <w:t xml:space="preserve">, </w:t>
       </w:r>
       <w:hyperlink r:id="rId44" w:history="1">
+        <w:proofErr w:type="spellStart"/>
         <w:r>
           <w:rPr>
             <w:rStyle w:val="Hyperlink"/>
@@ -6819,7 +7056,17 @@
             <w:iCs/>
             <w:lang w:val="en-CA"/>
           </w:rPr>
-          <w:t>Futurescape Project</w:t>
+          <w:t>Futurescape</w:t>
+        </w:r>
+        <w:proofErr w:type="spellEnd"/>
+        <w:r>
+          <w:rPr>
+            <w:rStyle w:val="Hyperlink"/>
+            <w:i/>
+            <w:iCs/>
+            <w:lang w:val="en-CA"/>
+          </w:rPr>
+          <w:t xml:space="preserve"> Project</w:t>
         </w:r>
       </w:hyperlink>
       <w:r>
@@ -6841,6 +7088,7 @@
         <w:t xml:space="preserve">–present) – foresight and forecasting of societal change, including the </w:t>
       </w:r>
       <w:hyperlink r:id="rId45" w:history="1">
+        <w:proofErr w:type="spellStart"/>
         <w:r>
           <w:rPr>
             <w:rStyle w:val="Hyperlink"/>
@@ -6850,6 +7098,7 @@
           </w:rPr>
           <w:t>WorldAfterCOVID</w:t>
         </w:r>
+        <w:proofErr w:type="spellEnd"/>
       </w:hyperlink>
       <w:r>
         <w:rPr>
@@ -7286,6 +7535,7 @@
         <w:rPr>
           <w:lang w:val="en-CA"/>
         </w:rPr>
+        <w:lastRenderedPageBreak/>
         <w:t xml:space="preserve">Guest Editor, special issue in </w:t>
       </w:r>
       <w:r>
@@ -7382,21 +7632,20 @@
           <w:bCs/>
           <w:i/>
           <w:iCs/>
-          <w:lang w:val="en-CA"/>
-        </w:rPr>
-        <w:br w:type="page"/>
-      </w:r>
-    </w:p>
-    <w:p>
-      <w:pPr>
+        </w:rPr>
+        <w:t xml:space="preserve">Professional </w:t>
+      </w:r>
+      <w:proofErr w:type="spellStart"/>
+      <w:r>
         <w:rPr>
           <w:b/>
           <w:bCs/>
           <w:i/>
           <w:iCs/>
-          <w:lang w:val="en-CA"/>
-        </w:rPr>
-      </w:pPr>
+        </w:rPr>
+        <w:t>governance</w:t>
+      </w:r>
+      <w:proofErr w:type="spellEnd"/>
       <w:r>
         <w:rPr>
           <w:b/>
@@ -7404,9 +7653,39 @@
           <w:i/>
           <w:iCs/>
         </w:rPr>
-        <w:lastRenderedPageBreak/>
-        <w:t>Professional governance &amp; field service</w:t>
-      </w:r>
+        <w:t xml:space="preserve"> &amp; </w:t>
+      </w:r>
+      <w:proofErr w:type="spellStart"/>
+      <w:r>
+        <w:rPr>
+          <w:b/>
+          <w:bCs/>
+          <w:i/>
+          <w:iCs/>
+        </w:rPr>
+        <w:t>field</w:t>
+      </w:r>
+      <w:proofErr w:type="spellEnd"/>
+      <w:r>
+        <w:rPr>
+          <w:b/>
+          <w:bCs/>
+          <w:i/>
+          <w:iCs/>
+        </w:rPr>
+        <w:t xml:space="preserve"> </w:t>
+      </w:r>
+      <w:proofErr w:type="spellStart"/>
+      <w:r>
+        <w:rPr>
+          <w:b/>
+          <w:bCs/>
+          <w:i/>
+          <w:iCs/>
+        </w:rPr>
+        <w:t>service</w:t>
+      </w:r>
+      <w:proofErr w:type="spellEnd"/>
     </w:p>
     <w:p>
       <w:pPr>
@@ -7760,9 +8039,62 @@
       <w:r>
         <w:rPr>
           <w:iCs/>
-          <w:lang w:val="en-CA"/>
-        </w:rPr>
-        <w:t xml:space="preserve">Varnum, M. E. W. &amp; </w:t>
+          <w:u w:val="single"/>
+          <w:lang w:val="en-CA"/>
+        </w:rPr>
+        <w:t>Rudnev, M</w:t>
+      </w:r>
+      <w:r>
+        <w:rPr>
+          <w:iCs/>
+          <w:lang w:val="en-CA"/>
+        </w:rPr>
+        <w:t xml:space="preserve">., </w:t>
+      </w:r>
+      <w:r>
+        <w:rPr>
+          <w:iCs/>
+          <w:u w:val="single"/>
+          <w:lang w:val="en-CA"/>
+        </w:rPr>
+        <w:t>De La Rosa</w:t>
+      </w:r>
+      <w:r>
+        <w:rPr>
+          <w:iCs/>
+          <w:lang w:val="en-CA"/>
+        </w:rPr>
+        <w:t xml:space="preserve">, </w:t>
+      </w:r>
+      <w:r>
+        <w:rPr>
+          <w:iCs/>
+          <w:u w:val="single"/>
+          <w:lang w:val="en-CA"/>
+        </w:rPr>
+        <w:t>A. L. R.</w:t>
+      </w:r>
+      <w:r>
+        <w:rPr>
+          <w:iCs/>
+          <w:lang w:val="en-CA"/>
+        </w:rPr>
+        <w:t xml:space="preserve">, </w:t>
+      </w:r>
+      <w:r>
+        <w:rPr>
+          <w:iCs/>
+          <w:u w:val="single"/>
+          <w:lang w:val="en-CA"/>
+        </w:rPr>
+        <w:t>Barrett, R</w:t>
+      </w:r>
+      <w:r>
+        <w:rPr>
+          <w:iCs/>
+          <w:lang w:val="en-CA"/>
+        </w:rPr>
+        <w:t xml:space="preserve">., Christakis, N., &amp; </w:t>
       </w:r>
       <w:r>
         <w:rPr>
@@ -7778,70 +8110,28 @@
           <w:iCs/>
           <w:lang w:val="en-CA"/>
         </w:rPr>
-        <w:t xml:space="preserve"> (in press). Understanding and </w:t>
+        <w:t xml:space="preserve"> (in press). </w:t>
       </w:r>
       <w:r>
         <w:rPr>
           <w:iCs/>
           <w:lang w:val="en-CA"/>
         </w:rPr>
-        <w:t>p</w:t>
+        <w:t xml:space="preserve">Measuring intellectual humility through situated behavior: An alternative to dispositional self-reports. </w:t>
+      </w:r>
+      <w:r>
+        <w:rPr>
+          <w:i/>
+          <w:lang w:val="en-CA"/>
+        </w:rPr>
+        <w:t>Behavior Research Methods</w:t>
       </w:r>
       <w:r>
         <w:rPr>
           <w:iCs/>
           <w:lang w:val="en-CA"/>
         </w:rPr>
-        <w:t xml:space="preserve">redicting </w:t>
-      </w:r>
-      <w:r>
-        <w:rPr>
-          <w:iCs/>
-          <w:lang w:val="en-CA"/>
-        </w:rPr>
-        <w:t>c</w:t>
-      </w:r>
-      <w:r>
-        <w:rPr>
-          <w:iCs/>
-          <w:lang w:val="en-CA"/>
-        </w:rPr>
-        <w:t>ultural</w:t>
-      </w:r>
-      <w:r>
-        <w:rPr>
-          <w:iCs/>
-          <w:lang w:val="en-CA"/>
-        </w:rPr>
-        <w:t xml:space="preserve"> c</w:t>
-      </w:r>
-      <w:r>
-        <w:rPr>
-          <w:iCs/>
-          <w:lang w:val="en-CA"/>
-        </w:rPr>
-        <w:t>hange</w:t>
-      </w:r>
-      <w:r>
-        <w:rPr>
-          <w:iCs/>
-          <w:lang w:val="en-CA"/>
-        </w:rPr>
-        <w:t xml:space="preserve">. </w:t>
-      </w:r>
-      <w:r>
-        <w:rPr>
-          <w:i/>
-          <w:lang w:val="en-CA"/>
-        </w:rPr>
-        <w:t>Advances in Experimental Social Psychology</w:t>
-      </w:r>
-      <w:r>
-        <w:rPr>
-          <w:iCs/>
-          <w:lang w:val="en-CA"/>
-        </w:rPr>
-        <w:t>. *shared authorship</w:t>
+        <w:t>.</w:t>
       </w:r>
     </w:p>
     <w:p>
@@ -7859,74 +8149,69 @@
       <w:r>
         <w:rPr>
           <w:iCs/>
-          <w:lang w:val="en-CA"/>
-        </w:rPr>
-        <w:t xml:space="preserve">Johnson, S. G.*, Karimi, A. H., Bengio, Y., Chater, N., Gerstenberg, T., Larson, K., ... </w:t>
-      </w:r>
-      <w:r>
-        <w:rPr>
-          <w:iCs/>
-          <w:lang w:val="en-CA"/>
-        </w:rPr>
-        <w:t xml:space="preserve">&amp; </w:t>
+          <w:lang w:val="de-DE"/>
+        </w:rPr>
+        <w:t xml:space="preserve">Johnson, S. G.*, Karimi, A. H., Bengio, Y., Chater, N., Gerstenberg, T., Larson, K., ... &amp; </w:t>
       </w:r>
       <w:r>
         <w:rPr>
           <w:b/>
           <w:bCs/>
           <w:iCs/>
-          <w:lang w:val="en-CA"/>
+          <w:lang w:val="de-DE"/>
         </w:rPr>
         <w:t>Grossmann, I.</w:t>
       </w:r>
       <w:r>
         <w:rPr>
           <w:iCs/>
-          <w:lang w:val="en-CA"/>
-        </w:rPr>
-        <w:t>* (</w:t>
+          <w:lang w:val="de-DE"/>
+        </w:rPr>
+        <w:t xml:space="preserve">* (2026). </w:t>
       </w:r>
       <w:r>
         <w:rPr>
           <w:iCs/>
           <w:lang w:val="en-CA"/>
         </w:rPr>
-        <w:t>2026</w:t>
+        <w:t>Imagining and building wise machines: The centrality of AI metacognition.</w:t>
       </w:r>
       <w:r>
         <w:rPr>
           <w:iCs/>
           <w:lang w:val="en-CA"/>
         </w:rPr>
-        <w:t xml:space="preserve">). </w:t>
+        <w:t xml:space="preserve"> </w:t>
+      </w:r>
+      <w:r>
+        <w:rPr>
+          <w:i/>
+          <w:lang w:val="en-CA"/>
+        </w:rPr>
+        <w:t xml:space="preserve">Trends in Cognitive Sciences. </w:t>
       </w:r>
       <w:r>
         <w:rPr>
           <w:iCs/>
           <w:lang w:val="en-CA"/>
         </w:rPr>
-        <w:t>Imagining and building wise machines: The centrality of AI metacognition.</w:t>
-      </w:r>
+        <w:t>*</w:t>
+      </w:r>
+      <w:proofErr w:type="gramStart"/>
       <w:r>
         <w:rPr>
           <w:iCs/>
           <w:lang w:val="en-CA"/>
         </w:rPr>
-        <w:t xml:space="preserve"> </w:t>
-      </w:r>
-      <w:r>
-        <w:rPr>
-          <w:i/>
-          <w:lang w:val="en-CA"/>
-        </w:rPr>
-        <w:t xml:space="preserve">Trends in Cognitive Sciences. </w:t>
-      </w:r>
+        <w:t>corresponding</w:t>
+      </w:r>
+      <w:proofErr w:type="gramEnd"/>
       <w:r>
         <w:rPr>
           <w:iCs/>
           <w:lang w:val="en-CA"/>
         </w:rPr>
-        <w:t>*corresponding authors</w:t>
+        <w:t xml:space="preserve"> authors</w:t>
       </w:r>
     </w:p>
     <w:p>
@@ -7939,12 +8224,21 @@
           <w:lang w:val="en-CA"/>
         </w:rPr>
       </w:pPr>
+      <w:proofErr w:type="spellStart"/>
       <w:r>
         <w:rPr>
           <w:u w:val="single"/>
           <w:lang w:val="en-CA"/>
         </w:rPr>
-        <w:t>Kachhiyapatel, N</w:t>
+        <w:t>Kachhiyapatel</w:t>
+      </w:r>
+      <w:proofErr w:type="spellEnd"/>
+      <w:r>
+        <w:rPr>
+          <w:u w:val="single"/>
+          <w:lang w:val="en-CA"/>
+        </w:rPr>
+        <w:t>, N</w:t>
       </w:r>
       <w:r>
         <w:rPr>
@@ -8119,6 +8413,7 @@
         </w:rPr>
         <w:t xml:space="preserve">, </w:t>
       </w:r>
+      <w:proofErr w:type="spellStart"/>
       <w:r>
         <w:rPr>
           <w:iCs/>
@@ -8126,6 +8421,7 @@
         </w:rPr>
         <w:t>Jaśkiewicz</w:t>
       </w:r>
+      <w:proofErr w:type="spellEnd"/>
       <w:r>
         <w:rPr>
           <w:iCs/>
@@ -8360,11 +8656,140 @@
     </w:p>
     <w:p>
       <w:pPr>
+        <w:widowControl w:val="0"/>
         <w:autoSpaceDE w:val="0"/>
         <w:autoSpaceDN w:val="0"/>
         <w:adjustRightInd w:val="0"/>
         <w:ind w:left="709" w:hanging="709"/>
         <w:rPr>
+          <w:iCs/>
+          <w:lang w:val="en-CA"/>
+        </w:rPr>
+      </w:pPr>
+      <w:r>
+        <w:rPr>
+          <w:iCs/>
+          <w:lang w:val="en-CA"/>
+        </w:rPr>
+        <w:t xml:space="preserve">Varnum, M. E. W. &amp; </w:t>
+      </w:r>
+      <w:r>
+        <w:rPr>
+          <w:b/>
+          <w:bCs/>
+          <w:iCs/>
+          <w:lang w:val="en-CA"/>
+        </w:rPr>
+        <w:t>Grossmann, I.</w:t>
+      </w:r>
+      <w:r>
+        <w:rPr>
+          <w:iCs/>
+          <w:lang w:val="en-CA"/>
+        </w:rPr>
+        <w:t xml:space="preserve"> (</w:t>
+      </w:r>
+      <w:r>
+        <w:rPr>
+          <w:iCs/>
+          <w:lang w:val="en-CA"/>
+        </w:rPr>
+        <w:t>2026</w:t>
+      </w:r>
+      <w:r>
+        <w:rPr>
+          <w:iCs/>
+          <w:lang w:val="en-CA"/>
+        </w:rPr>
+        <w:t xml:space="preserve">). Understanding and </w:t>
+      </w:r>
+      <w:r>
+        <w:rPr>
+          <w:iCs/>
+          <w:lang w:val="en-CA"/>
+        </w:rPr>
+        <w:t>p</w:t>
+      </w:r>
+      <w:r>
+        <w:rPr>
+          <w:iCs/>
+          <w:lang w:val="en-CA"/>
+        </w:rPr>
+        <w:t xml:space="preserve">redicting </w:t>
+      </w:r>
+      <w:r>
+        <w:rPr>
+          <w:iCs/>
+          <w:lang w:val="en-CA"/>
+        </w:rPr>
+        <w:t>c</w:t>
+      </w:r>
+      <w:r>
+        <w:rPr>
+          <w:iCs/>
+          <w:lang w:val="en-CA"/>
+        </w:rPr>
+        <w:t>ultural</w:t>
+      </w:r>
+      <w:r>
+        <w:rPr>
+          <w:iCs/>
+          <w:lang w:val="en-CA"/>
+        </w:rPr>
+        <w:t xml:space="preserve"> c</w:t>
+      </w:r>
+      <w:r>
+        <w:rPr>
+          <w:iCs/>
+          <w:lang w:val="en-CA"/>
+        </w:rPr>
+        <w:t>hange</w:t>
+      </w:r>
+      <w:r>
+        <w:rPr>
+          <w:iCs/>
+          <w:lang w:val="en-CA"/>
+        </w:rPr>
+        <w:t xml:space="preserve">. </w:t>
+      </w:r>
+      <w:r>
+        <w:rPr>
+          <w:i/>
+          <w:lang w:val="en-CA"/>
+        </w:rPr>
+        <w:t>Advances in Experimental Social Psychology</w:t>
+      </w:r>
+      <w:r>
+        <w:rPr>
+          <w:iCs/>
+          <w:lang w:val="en-CA"/>
+        </w:rPr>
+        <w:t>. *</w:t>
+      </w:r>
+      <w:proofErr w:type="gramStart"/>
+      <w:r>
+        <w:rPr>
+          <w:iCs/>
+          <w:lang w:val="en-CA"/>
+        </w:rPr>
+        <w:t>shared</w:t>
+      </w:r>
+      <w:proofErr w:type="gramEnd"/>
+      <w:r>
+        <w:rPr>
+          <w:iCs/>
+          <w:lang w:val="en-CA"/>
+        </w:rPr>
+        <w:t xml:space="preserve"> authorship</w:t>
+      </w:r>
+    </w:p>
+    <w:p>
+      <w:pPr>
+        <w:autoSpaceDE w:val="0"/>
+        <w:autoSpaceDN w:val="0"/>
+        <w:adjustRightInd w:val="0"/>
+        <w:ind w:left="709" w:hanging="709"/>
+        <w:rPr>
           <w:i/>
           <w:iCs/>
           <w:lang w:val="en-CA"/>
@@ -8544,7 +8969,19 @@
         <w:rPr>
           <w:lang w:val="en-CA"/>
         </w:rPr>
-        <w:t xml:space="preserve">Eibach, R. R. &amp; </w:t>
+        <w:t xml:space="preserve">Eibach, R. </w:t>
+      </w:r>
+      <w:r>
+        <w:rPr>
+          <w:lang w:val="en-CA"/>
+        </w:rPr>
+        <w:t>P</w:t>
+      </w:r>
+      <w:r>
+        <w:rPr>
+          <w:lang w:val="en-CA"/>
+        </w:rPr>
+        <w:t xml:space="preserve">. &amp; </w:t>
       </w:r>
       <w:r>
         <w:rPr>
@@ -8617,7 +9054,21 @@
         <w:rPr>
           <w:lang w:val="en-CA"/>
         </w:rPr>
-        <w:t>., &amp; Trodd, Z. (</w:t>
+        <w:t xml:space="preserve">., &amp; </w:t>
+      </w:r>
+      <w:proofErr w:type="spellStart"/>
+      <w:r>
+        <w:rPr>
+          <w:lang w:val="en-CA"/>
+        </w:rPr>
+        <w:t>Trodd</w:t>
+      </w:r>
+      <w:proofErr w:type="spellEnd"/>
+      <w:r>
+        <w:rPr>
+          <w:lang w:val="en-CA"/>
+        </w:rPr>
+        <w:t>, Z. (</w:t>
       </w:r>
       <w:r>
         <w:rPr>
@@ -8819,12 +9270,21 @@
         </w:rPr>
         <w:t xml:space="preserve"> </w:t>
       </w:r>
+      <w:proofErr w:type="spellStart"/>
       <w:r>
         <w:rPr>
           <w:u w:val="single"/>
           <w:lang w:val="de-DE"/>
         </w:rPr>
-        <w:t>Kachhiyapatel, N</w:t>
+        <w:t>Kachhiyapatel</w:t>
+      </w:r>
+      <w:proofErr w:type="spellEnd"/>
+      <w:r>
+        <w:rPr>
+          <w:u w:val="single"/>
+          <w:lang w:val="de-DE"/>
+        </w:rPr>
+        <w:t>, N</w:t>
       </w:r>
       <w:r>
         <w:rPr>
@@ -9040,6 +9500,7 @@
           <w:bCs/>
           <w:lang w:val="en-CA"/>
         </w:rPr>
+        <w:lastRenderedPageBreak/>
         <w:t>Grossmann, I.</w:t>
       </w:r>
       <w:r>
@@ -9210,11 +9671,19 @@
         </w:rPr>
         <w:t>c</w:t>
       </w:r>
-      <w:r>
-        <w:rPr>
-          <w:lang w:val="en-CA"/>
-        </w:rPr>
-        <w:t xml:space="preserve">ognition at the </w:t>
+      <w:proofErr w:type="spellStart"/>
+      <w:r>
+        <w:rPr>
+          <w:lang w:val="en-CA"/>
+        </w:rPr>
+        <w:t>ognition</w:t>
+      </w:r>
+      <w:proofErr w:type="spellEnd"/>
+      <w:r>
+        <w:rPr>
+          <w:lang w:val="en-CA"/>
+        </w:rPr>
+        <w:t xml:space="preserve"> at the </w:t>
       </w:r>
       <w:r>
         <w:rPr>
@@ -9222,11 +9691,19 @@
         </w:rPr>
         <w:t>b</w:t>
       </w:r>
-      <w:r>
-        <w:rPr>
-          <w:lang w:val="en-CA"/>
-        </w:rPr>
-        <w:t xml:space="preserve">eginning and the </w:t>
+      <w:proofErr w:type="spellStart"/>
+      <w:r>
+        <w:rPr>
+          <w:lang w:val="en-CA"/>
+        </w:rPr>
+        <w:t>eginning</w:t>
+      </w:r>
+      <w:proofErr w:type="spellEnd"/>
+      <w:r>
+        <w:rPr>
+          <w:lang w:val="en-CA"/>
+        </w:rPr>
+        <w:t xml:space="preserve"> and the </w:t>
       </w:r>
       <w:r>
         <w:rPr>
@@ -9234,11 +9711,19 @@
         </w:rPr>
         <w:t>e</w:t>
       </w:r>
-      <w:r>
-        <w:rPr>
-          <w:lang w:val="en-CA"/>
-        </w:rPr>
-        <w:t xml:space="preserve">nd of the </w:t>
+      <w:proofErr w:type="spellStart"/>
+      <w:r>
+        <w:rPr>
+          <w:lang w:val="en-CA"/>
+        </w:rPr>
+        <w:t>nd</w:t>
+      </w:r>
+      <w:proofErr w:type="spellEnd"/>
+      <w:r>
+        <w:rPr>
+          <w:lang w:val="en-CA"/>
+        </w:rPr>
+        <w:t xml:space="preserve"> of the </w:t>
       </w:r>
       <w:r>
         <w:rPr>
@@ -9258,6 +9743,7 @@
         </w:rPr>
         <w:t xml:space="preserve">. </w:t>
       </w:r>
+      <w:proofErr w:type="spellStart"/>
       <w:r>
         <w:rPr>
           <w:i/>
@@ -9266,6 +9752,7 @@
         </w:rPr>
         <w:t>Collabra</w:t>
       </w:r>
+      <w:proofErr w:type="spellEnd"/>
       <w:r>
         <w:rPr>
           <w:lang w:val="de-DE"/>
@@ -9319,7 +9806,6 @@
           <w:u w:val="single"/>
           <w:lang w:val="de-DE"/>
         </w:rPr>
-        <w:lastRenderedPageBreak/>
         <w:t>Smith, J. A</w:t>
       </w:r>
       <w:r>
@@ -9841,38 +10327,38 @@
       <w:r>
         <w:rPr>
           <w:u w:val="single"/>
-          <w:lang w:val="en-CA"/>
+          <w:lang w:val="sv-SE"/>
         </w:rPr>
         <w:t>Elnakouri, A</w:t>
       </w:r>
       <w:r>
         <w:rPr>
-          <w:lang w:val="en-CA"/>
+          <w:lang w:val="sv-SE"/>
         </w:rPr>
         <w:t>.</w:t>
       </w:r>
       <w:r>
         <w:rPr>
-          <w:lang w:val="en-CA"/>
+          <w:lang w:val="sv-SE"/>
         </w:rPr>
         <w:t>*</w:t>
       </w:r>
       <w:r>
         <w:rPr>
-          <w:lang w:val="en-CA"/>
+          <w:lang w:val="sv-SE"/>
         </w:rPr>
         <w:t xml:space="preserve">, </w:t>
       </w:r>
       <w:r>
         <w:rPr>
           <w:u w:val="single"/>
-          <w:lang w:val="en-CA"/>
+          <w:lang w:val="sv-SE"/>
         </w:rPr>
         <w:t>Huynh, A. C</w:t>
       </w:r>
       <w:r>
         <w:rPr>
-          <w:lang w:val="en-CA"/>
+          <w:lang w:val="sv-SE"/>
         </w:rPr>
         <w:t xml:space="preserve">., &amp; </w:t>
       </w:r>
@@ -9880,25 +10366,25 @@
         <w:rPr>
           <w:b/>
           <w:bCs/>
-          <w:lang w:val="en-CA"/>
+          <w:lang w:val="sv-SE"/>
         </w:rPr>
         <w:t>Grossmann, I</w:t>
       </w:r>
       <w:r>
         <w:rPr>
-          <w:lang w:val="en-CA"/>
+          <w:lang w:val="sv-SE"/>
         </w:rPr>
         <w:t>.</w:t>
       </w:r>
       <w:r>
         <w:rPr>
-          <w:lang w:val="en-CA"/>
+          <w:lang w:val="sv-SE"/>
         </w:rPr>
         <w:t>*</w:t>
       </w:r>
       <w:r>
         <w:rPr>
-          <w:lang w:val="en-CA"/>
+          <w:lang w:val="sv-SE"/>
         </w:rPr>
         <w:t xml:space="preserve"> (2024). </w:t>
       </w:r>
@@ -9955,7 +10441,23 @@
           <w:bCs/>
           <w:lang w:val="en-CA"/>
         </w:rPr>
-        <w:t>*corresponding author</w:t>
+        <w:t>*</w:t>
+      </w:r>
+      <w:proofErr w:type="gramStart"/>
+      <w:r>
+        <w:rPr>
+          <w:bCs/>
+          <w:lang w:val="en-CA"/>
+        </w:rPr>
+        <w:t>corresponding</w:t>
+      </w:r>
+      <w:proofErr w:type="gramEnd"/>
+      <w:r>
+        <w:rPr>
+          <w:bCs/>
+          <w:lang w:val="en-CA"/>
+        </w:rPr>
+        <w:t xml:space="preserve"> author</w:t>
       </w:r>
       <w:r>
         <w:rPr>
@@ -9989,7 +10491,19 @@
         <w:rPr>
           <w:lang w:val="en-CA"/>
         </w:rPr>
-        <w:t>&amp; Eibach, R. R. (</w:t>
+        <w:t xml:space="preserve">&amp; Eibach, R. </w:t>
+      </w:r>
+      <w:r>
+        <w:rPr>
+          <w:lang w:val="en-CA"/>
+        </w:rPr>
+        <w:t>P</w:t>
+      </w:r>
+      <w:r>
+        <w:rPr>
+          <w:lang w:val="en-CA"/>
+        </w:rPr>
+        <w:t>. (</w:t>
       </w:r>
       <w:r>
         <w:rPr>
@@ -10451,6 +10965,7 @@
           <w:lang w:val="en-US"/>
         </w:rPr>
       </w:pPr>
+      <w:proofErr w:type="spellStart"/>
       <w:r>
         <w:rPr>
           <w:u w:val="single"/>
@@ -10458,6 +10973,7 @@
         </w:rPr>
         <w:t>Kachhiyapatel</w:t>
       </w:r>
+      <w:proofErr w:type="spellEnd"/>
       <w:r>
         <w:rPr>
           <w:u w:val="single"/>
@@ -10657,11 +11173,19 @@
         </w:rPr>
         <w:t>w</w:t>
       </w:r>
-      <w:r>
-        <w:rPr>
-          <w:lang w:val="en-CA"/>
-        </w:rPr>
-        <w:t xml:space="preserve">isdom </w:t>
+      <w:proofErr w:type="spellStart"/>
+      <w:r>
+        <w:rPr>
+          <w:lang w:val="en-CA"/>
+        </w:rPr>
+        <w:t>isdom</w:t>
+      </w:r>
+      <w:proofErr w:type="spellEnd"/>
+      <w:r>
+        <w:rPr>
+          <w:lang w:val="en-CA"/>
+        </w:rPr>
+        <w:t xml:space="preserve"> </w:t>
       </w:r>
       <w:r>
         <w:rPr>
@@ -10669,11 +11193,19 @@
         </w:rPr>
         <w:t>p</w:t>
       </w:r>
-      <w:r>
-        <w:rPr>
-          <w:lang w:val="en-CA"/>
-        </w:rPr>
-        <w:t xml:space="preserve">erception </w:t>
+      <w:proofErr w:type="spellStart"/>
+      <w:r>
+        <w:rPr>
+          <w:lang w:val="en-CA"/>
+        </w:rPr>
+        <w:t>erception</w:t>
+      </w:r>
+      <w:proofErr w:type="spellEnd"/>
+      <w:r>
+        <w:rPr>
+          <w:lang w:val="en-CA"/>
+        </w:rPr>
+        <w:t xml:space="preserve"> </w:t>
       </w:r>
       <w:r>
         <w:rPr>
@@ -10693,11 +11225,19 @@
         </w:rPr>
         <w:t>t</w:t>
       </w:r>
-      <w:r>
-        <w:rPr>
-          <w:lang w:val="en-CA"/>
-        </w:rPr>
-        <w:t xml:space="preserve">welve </w:t>
+      <w:proofErr w:type="spellStart"/>
+      <w:r>
+        <w:rPr>
+          <w:lang w:val="en-CA"/>
+        </w:rPr>
+        <w:t>welve</w:t>
+      </w:r>
+      <w:proofErr w:type="spellEnd"/>
+      <w:r>
+        <w:rPr>
+          <w:lang w:val="en-CA"/>
+        </w:rPr>
+        <w:t xml:space="preserve"> </w:t>
       </w:r>
       <w:r>
         <w:rPr>
@@ -10705,11 +11245,19 @@
         </w:rPr>
         <w:t>c</w:t>
       </w:r>
-      <w:r>
-        <w:rPr>
-          <w:lang w:val="en-CA"/>
-        </w:rPr>
-        <w:t xml:space="preserve">ountries on </w:t>
+      <w:proofErr w:type="spellStart"/>
+      <w:r>
+        <w:rPr>
+          <w:lang w:val="en-CA"/>
+        </w:rPr>
+        <w:t>ountries</w:t>
+      </w:r>
+      <w:proofErr w:type="spellEnd"/>
+      <w:r>
+        <w:rPr>
+          <w:lang w:val="en-CA"/>
+        </w:rPr>
+        <w:t xml:space="preserve"> on </w:t>
       </w:r>
       <w:r>
         <w:rPr>
@@ -10717,11 +11265,19 @@
         </w:rPr>
         <w:t>f</w:t>
       </w:r>
-      <w:r>
-        <w:rPr>
-          <w:lang w:val="en-CA"/>
-        </w:rPr>
-        <w:t xml:space="preserve">ive </w:t>
+      <w:proofErr w:type="spellStart"/>
+      <w:r>
+        <w:rPr>
+          <w:lang w:val="en-CA"/>
+        </w:rPr>
+        <w:t>ive</w:t>
+      </w:r>
+      <w:proofErr w:type="spellEnd"/>
+      <w:r>
+        <w:rPr>
+          <w:lang w:val="en-CA"/>
+        </w:rPr>
+        <w:t xml:space="preserve"> </w:t>
       </w:r>
       <w:r>
         <w:rPr>
@@ -10729,11 +11285,19 @@
         </w:rPr>
         <w:t>c</w:t>
       </w:r>
-      <w:r>
-        <w:rPr>
-          <w:lang w:val="en-CA"/>
-        </w:rPr>
-        <w:t xml:space="preserve">ontinents. </w:t>
+      <w:proofErr w:type="spellStart"/>
+      <w:r>
+        <w:rPr>
+          <w:lang w:val="en-CA"/>
+        </w:rPr>
+        <w:t>ontinents</w:t>
+      </w:r>
+      <w:proofErr w:type="spellEnd"/>
+      <w:r>
+        <w:rPr>
+          <w:lang w:val="en-CA"/>
+        </w:rPr>
+        <w:t xml:space="preserve">. </w:t>
       </w:r>
       <w:r>
         <w:rPr>
@@ -10756,7 +11320,23 @@
           <w:bCs/>
           <w:lang w:val="en-CA"/>
         </w:rPr>
-        <w:t>*corresponding author</w:t>
+        <w:t>*</w:t>
+      </w:r>
+      <w:proofErr w:type="gramStart"/>
+      <w:r>
+        <w:rPr>
+          <w:bCs/>
+          <w:lang w:val="en-CA"/>
+        </w:rPr>
+        <w:t>corresponding</w:t>
+      </w:r>
+      <w:proofErr w:type="gramEnd"/>
+      <w:r>
+        <w:rPr>
+          <w:bCs/>
+          <w:lang w:val="en-CA"/>
+        </w:rPr>
+        <w:t xml:space="preserve"> author</w:t>
       </w:r>
       <w:r>
         <w:rPr>
@@ -10867,11 +11447,19 @@
         </w:rPr>
         <w:t>w</w:t>
       </w:r>
-      <w:r>
-        <w:rPr>
-          <w:lang w:val="en-CA"/>
-        </w:rPr>
-        <w:t xml:space="preserve">isdom: Classifying </w:t>
+      <w:proofErr w:type="spellStart"/>
+      <w:r>
+        <w:rPr>
+          <w:lang w:val="en-CA"/>
+        </w:rPr>
+        <w:t>isdom</w:t>
+      </w:r>
+      <w:proofErr w:type="spellEnd"/>
+      <w:r>
+        <w:rPr>
+          <w:lang w:val="en-CA"/>
+        </w:rPr>
+        <w:t xml:space="preserve">: Classifying </w:t>
       </w:r>
       <w:r>
         <w:rPr>
@@ -10885,6 +11473,7 @@
         </w:rPr>
         <w:t xml:space="preserve">eta-cognitive and </w:t>
       </w:r>
+      <w:proofErr w:type="gramStart"/>
       <w:r>
         <w:rPr>
           <w:lang w:val="en-US"/>
@@ -10895,7 +11484,14 @@
         <w:rPr>
           <w:lang w:val="en-CA"/>
         </w:rPr>
-        <w:t xml:space="preserve">orally-grounded </w:t>
+        <w:t>orally-grounded</w:t>
+      </w:r>
+      <w:proofErr w:type="gramEnd"/>
+      <w:r>
+        <w:rPr>
+          <w:lang w:val="en-CA"/>
+        </w:rPr>
+        <w:t xml:space="preserve"> </w:t>
       </w:r>
       <w:r>
         <w:rPr>
@@ -10903,11 +11499,19 @@
         </w:rPr>
         <w:t>n</w:t>
       </w:r>
-      <w:r>
-        <w:rPr>
-          <w:lang w:val="en-CA"/>
-        </w:rPr>
-        <w:t xml:space="preserve">arrative </w:t>
+      <w:proofErr w:type="spellStart"/>
+      <w:r>
+        <w:rPr>
+          <w:lang w:val="en-CA"/>
+        </w:rPr>
+        <w:t>arrative</w:t>
+      </w:r>
+      <w:proofErr w:type="spellEnd"/>
+      <w:r>
+        <w:rPr>
+          <w:lang w:val="en-CA"/>
+        </w:rPr>
+        <w:t xml:space="preserve"> </w:t>
       </w:r>
       <w:r>
         <w:rPr>
@@ -10915,11 +11519,19 @@
         </w:rPr>
         <w:t>c</w:t>
       </w:r>
-      <w:r>
-        <w:rPr>
-          <w:lang w:val="en-CA"/>
-        </w:rPr>
-        <w:t>ontent via Large Language Models.</w:t>
+      <w:proofErr w:type="spellStart"/>
+      <w:r>
+        <w:rPr>
+          <w:lang w:val="en-CA"/>
+        </w:rPr>
+        <w:t>ontent</w:t>
+      </w:r>
+      <w:proofErr w:type="spellEnd"/>
+      <w:r>
+        <w:rPr>
+          <w:lang w:val="en-CA"/>
+        </w:rPr>
+        <w:t xml:space="preserve"> via Large Language Models.</w:t>
       </w:r>
       <w:r>
         <w:rPr>
@@ -11028,8 +11640,18 @@
           <w:iCs/>
           <w:lang w:val="de-DE"/>
         </w:rPr>
-        <w:t>Acta Psychologica</w:t>
-      </w:r>
+        <w:t xml:space="preserve">Acta </w:t>
+      </w:r>
+      <w:proofErr w:type="spellStart"/>
+      <w:r>
+        <w:rPr>
+          <w:i/>
+          <w:iCs/>
+          <w:lang w:val="de-DE"/>
+        </w:rPr>
+        <w:t>Psychologica</w:t>
+      </w:r>
+      <w:proofErr w:type="spellEnd"/>
       <w:r>
         <w:rPr>
           <w:lang w:val="de-DE"/>
@@ -11717,6 +12339,7 @@
         <w:rPr>
           <w:lang w:val="en-CA"/>
         </w:rPr>
+        <w:lastRenderedPageBreak/>
         <w:t xml:space="preserve">Hutcherson, C., </w:t>
       </w:r>
       <w:r>
@@ -11958,11 +12581,19 @@
         </w:rPr>
         <w:t>*</w:t>
       </w:r>
-      <w:r>
-        <w:rPr>
-          <w:lang w:val="en-CA"/>
-        </w:rPr>
-        <w:t xml:space="preserve">founder and </w:t>
+      <w:proofErr w:type="gramStart"/>
+      <w:r>
+        <w:rPr>
+          <w:lang w:val="en-CA"/>
+        </w:rPr>
+        <w:t>founder</w:t>
+      </w:r>
+      <w:proofErr w:type="gramEnd"/>
+      <w:r>
+        <w:rPr>
+          <w:lang w:val="en-CA"/>
+        </w:rPr>
+        <w:t xml:space="preserve"> and </w:t>
       </w:r>
       <w:r>
         <w:rPr>
@@ -11986,7 +12617,6 @@
         <w:rPr>
           <w:lang w:val="en-CA"/>
         </w:rPr>
-        <w:lastRenderedPageBreak/>
         <w:t xml:space="preserve">Weidmann, </w:t>
       </w:r>
       <w:r>
@@ -12035,7 +12665,21 @@
         <w:rPr>
           <w:lang w:val="en-CA"/>
         </w:rPr>
-        <w:t xml:space="preserve">., Allroggen, </w:t>
+        <w:t xml:space="preserve">., </w:t>
+      </w:r>
+      <w:proofErr w:type="spellStart"/>
+      <w:r>
+        <w:rPr>
+          <w:lang w:val="en-CA"/>
+        </w:rPr>
+        <w:t>Allroggen</w:t>
+      </w:r>
+      <w:proofErr w:type="spellEnd"/>
+      <w:r>
+        <w:rPr>
+          <w:lang w:val="en-CA"/>
+        </w:rPr>
+        <w:t xml:space="preserve">, </w:t>
       </w:r>
       <w:r>
         <w:rPr>
@@ -12398,7 +13042,21 @@
         <w:rPr>
           <w:lang w:val="en-CA"/>
         </w:rPr>
-        <w:t xml:space="preserve"> doi: 10.1017/S0140525X21000728</w:t>
+        <w:t xml:space="preserve"> </w:t>
+      </w:r>
+      <w:proofErr w:type="spellStart"/>
+      <w:r>
+        <w:rPr>
+          <w:lang w:val="en-CA"/>
+        </w:rPr>
+        <w:t>doi</w:t>
+      </w:r>
+      <w:proofErr w:type="spellEnd"/>
+      <w:r>
+        <w:rPr>
+          <w:lang w:val="en-CA"/>
+        </w:rPr>
+        <w:t>: 10.1017/S0140525X21000728</w:t>
       </w:r>
       <w:r>
         <w:rPr>
@@ -12594,7 +13252,21 @@
         <w:rPr>
           <w:lang w:val="en-CA"/>
         </w:rPr>
-        <w:t xml:space="preserve">., Kenrick, D. Wiezel, A., </w:t>
+        <w:t xml:space="preserve">., Kenrick, D. </w:t>
+      </w:r>
+      <w:proofErr w:type="spellStart"/>
+      <w:r>
+        <w:rPr>
+          <w:lang w:val="en-CA"/>
+        </w:rPr>
+        <w:t>Wiezel</w:t>
+      </w:r>
+      <w:proofErr w:type="spellEnd"/>
+      <w:r>
+        <w:rPr>
+          <w:lang w:val="en-CA"/>
+        </w:rPr>
+        <w:t xml:space="preserve">, A., </w:t>
       </w:r>
       <w:r>
         <w:rPr>
@@ -12664,7 +13336,21 @@
         <w:rPr>
           <w:lang w:val="en-CA"/>
         </w:rPr>
-        <w:t xml:space="preserve">Pick, C. M., Ko, A., Wormley, A. S., Wiezel, A., Kenrick, D. T., Al-Shawaf, L., […] </w:t>
+        <w:t xml:space="preserve">Pick, C. M., Ko, A., Wormley, A. S., </w:t>
+      </w:r>
+      <w:proofErr w:type="spellStart"/>
+      <w:r>
+        <w:rPr>
+          <w:lang w:val="en-CA"/>
+        </w:rPr>
+        <w:t>Wiezel</w:t>
+      </w:r>
+      <w:proofErr w:type="spellEnd"/>
+      <w:r>
+        <w:rPr>
+          <w:lang w:val="en-CA"/>
+        </w:rPr>
+        <w:t xml:space="preserve">, A., Kenrick, D. T., Al-Shawaf, L., […] </w:t>
       </w:r>
       <w:r>
         <w:rPr>
@@ -12745,6 +13431,7 @@
         </w:rPr>
         <w:t>Elnakouri, A.</w:t>
       </w:r>
+      <w:proofErr w:type="gramStart"/>
       <w:r>
         <w:rPr>
           <w:lang w:val="en-CA"/>
@@ -12756,7 +13443,15 @@
           <w:u w:val="single"/>
           <w:lang w:val="en-CA"/>
         </w:rPr>
-        <w:t>Meyers, E. A.</w:t>
+        <w:t>Meyers</w:t>
+      </w:r>
+      <w:proofErr w:type="gramEnd"/>
+      <w:r>
+        <w:rPr>
+          <w:u w:val="single"/>
+          <w:lang w:val="en-CA"/>
+        </w:rPr>
+        <w:t>, E. A.</w:t>
       </w:r>
       <w:r>
         <w:rPr>
@@ -12843,11 +13538,19 @@
         </w:rPr>
         <w:t>*</w:t>
       </w:r>
-      <w:r>
-        <w:rPr>
-          <w:lang w:val="en-CA"/>
-        </w:rPr>
-        <w:t>corresponding author</w:t>
+      <w:proofErr w:type="gramStart"/>
+      <w:r>
+        <w:rPr>
+          <w:lang w:val="en-CA"/>
+        </w:rPr>
+        <w:t>corresponding</w:t>
+      </w:r>
+      <w:proofErr w:type="gramEnd"/>
+      <w:r>
+        <w:rPr>
+          <w:lang w:val="en-CA"/>
+        </w:rPr>
+        <w:t xml:space="preserve"> author</w:t>
       </w:r>
     </w:p>
     <w:bookmarkEnd w:id="10"/>
@@ -12863,20 +13566,29 @@
       </w:pPr>
       <w:r>
         <w:rPr>
-          <w:lang w:val="sv-SE"/>
+          <w:lang w:val="en-CA"/>
         </w:rPr>
         <w:t xml:space="preserve">Choi, E., Farb, N. A., </w:t>
       </w:r>
+      <w:proofErr w:type="spellStart"/>
       <w:r>
         <w:rPr>
           <w:u w:val="single"/>
-          <w:lang w:val="sv-SE"/>
-        </w:rPr>
-        <w:t>Pogrebtsova, E</w:t>
-      </w:r>
-      <w:r>
-        <w:rPr>
-          <w:lang w:val="sv-SE"/>
+          <w:lang w:val="en-CA"/>
+        </w:rPr>
+        <w:t>Pogrebtsova</w:t>
+      </w:r>
+      <w:proofErr w:type="spellEnd"/>
+      <w:r>
+        <w:rPr>
+          <w:u w:val="single"/>
+          <w:lang w:val="en-CA"/>
+        </w:rPr>
+        <w:t>, E</w:t>
+      </w:r>
+      <w:r>
+        <w:rPr>
+          <w:lang w:val="en-CA"/>
         </w:rPr>
         <w:t xml:space="preserve">., Gruman, J., &amp; </w:t>
       </w:r>
@@ -12884,13 +13596,13 @@
         <w:rPr>
           <w:b/>
           <w:bCs/>
-          <w:lang w:val="sv-SE"/>
+          <w:lang w:val="en-CA"/>
         </w:rPr>
         <w:t xml:space="preserve">Grossmann, I.* </w:t>
       </w:r>
       <w:r>
         <w:rPr>
-          <w:lang w:val="sv-SE"/>
+          <w:lang w:val="en-CA"/>
         </w:rPr>
         <w:t xml:space="preserve">(2021). </w:t>
       </w:r>
@@ -12919,8 +13631,16 @@
         <w:rPr>
           <w:lang w:val="en-CA"/>
         </w:rPr>
-        <w:t>*corresponding author</w:t>
-      </w:r>
+        <w:t xml:space="preserve">*corresponding </w:t>
+      </w:r>
+      <w:proofErr w:type="gramStart"/>
+      <w:r>
+        <w:rPr>
+          <w:lang w:val="en-CA"/>
+        </w:rPr>
+        <w:t>author</w:t>
+      </w:r>
+      <w:proofErr w:type="gramEnd"/>
     </w:p>
     <w:bookmarkEnd w:id="21"/>
     <w:p>
@@ -13405,7 +14125,21 @@
         <w:rPr>
           <w:lang w:val="en-CA"/>
         </w:rPr>
-        <w:t xml:space="preserve">Jayawickreme, E., Infurna, F. J., Alajak, K., Blackie, L. E. R., Chopik, W. J., Chung, J. M., </w:t>
+        <w:t xml:space="preserve">Jayawickreme, E., Infurna, F. J., </w:t>
+      </w:r>
+      <w:proofErr w:type="spellStart"/>
+      <w:r>
+        <w:rPr>
+          <w:lang w:val="en-CA"/>
+        </w:rPr>
+        <w:t>Alajak</w:t>
+      </w:r>
+      <w:proofErr w:type="spellEnd"/>
+      <w:r>
+        <w:rPr>
+          <w:lang w:val="en-CA"/>
+        </w:rPr>
+        <w:t xml:space="preserve">, K., Blackie, L. E. R., Chopik, W. J., Chung, J. M., </w:t>
       </w:r>
       <w:r>
         <w:rPr>
@@ -13418,7 +14152,21 @@
         <w:rPr>
           <w:lang w:val="en-CA"/>
         </w:rPr>
-        <w:t xml:space="preserve">., Fleeson, W., Forgeard, M. J. C., Frazier, P., Furr, R. M., </w:t>
+        <w:t xml:space="preserve">., Fleeson, W., </w:t>
+      </w:r>
+      <w:proofErr w:type="spellStart"/>
+      <w:r>
+        <w:rPr>
+          <w:lang w:val="en-CA"/>
+        </w:rPr>
+        <w:t>Forgeard</w:t>
+      </w:r>
+      <w:proofErr w:type="spellEnd"/>
+      <w:r>
+        <w:rPr>
+          <w:lang w:val="en-CA"/>
+        </w:rPr>
+        <w:t xml:space="preserve">, M. J. C., Frazier, P., Furr, R. M., </w:t>
       </w:r>
       <w:r>
         <w:rPr>
@@ -13629,6 +14377,7 @@
           <w:iCs/>
           <w:lang w:val="en-CA"/>
         </w:rPr>
+        <w:lastRenderedPageBreak/>
         <w:t>76</w:t>
       </w:r>
       <w:r>
@@ -13757,7 +14506,6 @@
           <w:u w:val="single"/>
           <w:lang w:val="en-CA"/>
         </w:rPr>
-        <w:lastRenderedPageBreak/>
         <w:t>Turpin, M. H.</w:t>
       </w:r>
       <w:r>
@@ -13777,7 +14525,21 @@
         <w:rPr>
           <w:lang w:val="en-CA"/>
         </w:rPr>
-        <w:t xml:space="preserve">, Fugelsang, J. A., Sorokowski, P., </w:t>
+        <w:t xml:space="preserve">, Fugelsang, J. A., </w:t>
+      </w:r>
+      <w:proofErr w:type="spellStart"/>
+      <w:r>
+        <w:rPr>
+          <w:lang w:val="en-CA"/>
+        </w:rPr>
+        <w:t>Sorokowski</w:t>
+      </w:r>
+      <w:proofErr w:type="spellEnd"/>
+      <w:r>
+        <w:rPr>
+          <w:lang w:val="en-CA"/>
+        </w:rPr>
+        <w:t xml:space="preserve">, P., </w:t>
       </w:r>
       <w:r>
         <w:rPr>
@@ -14489,12 +15251,21 @@
         </w:rPr>
         <w:t xml:space="preserve">(2), 185-194. </w:t>
       </w:r>
+      <w:proofErr w:type="spellStart"/>
       <w:r>
         <w:rPr>
           <w:rFonts w:cs="Times New Roman"/>
           <w:lang w:val="en-CA"/>
         </w:rPr>
-        <w:t>doi: 10.1080/1047840X.2020.1750920</w:t>
+        <w:t>doi</w:t>
+      </w:r>
+      <w:proofErr w:type="spellEnd"/>
+      <w:r>
+        <w:rPr>
+          <w:rFonts w:cs="Times New Roman"/>
+          <w:lang w:val="en-CA"/>
+        </w:rPr>
+        <w:t>: 10.1080/1047840X.2020.1750920</w:t>
       </w:r>
       <w:r>
         <w:rPr>
@@ -14551,7 +15322,49 @@
         <w:rPr>
           <w:lang w:val="en-CA"/>
         </w:rPr>
-        <w:t xml:space="preserve">Hanaei, S., Takian, A., Majdzadeh, R., Maboloc, C. R., </w:t>
+        <w:t xml:space="preserve">Hanaei, S., </w:t>
+      </w:r>
+      <w:proofErr w:type="spellStart"/>
+      <w:r>
+        <w:rPr>
+          <w:lang w:val="en-CA"/>
+        </w:rPr>
+        <w:t>Takian</w:t>
+      </w:r>
+      <w:proofErr w:type="spellEnd"/>
+      <w:r>
+        <w:rPr>
+          <w:lang w:val="en-CA"/>
+        </w:rPr>
+        <w:t xml:space="preserve">, A., </w:t>
+      </w:r>
+      <w:proofErr w:type="spellStart"/>
+      <w:r>
+        <w:rPr>
+          <w:lang w:val="en-CA"/>
+        </w:rPr>
+        <w:t>Majdzadeh</w:t>
+      </w:r>
+      <w:proofErr w:type="spellEnd"/>
+      <w:r>
+        <w:rPr>
+          <w:lang w:val="en-CA"/>
+        </w:rPr>
+        <w:t xml:space="preserve">, R., </w:t>
+      </w:r>
+      <w:proofErr w:type="spellStart"/>
+      <w:r>
+        <w:rPr>
+          <w:lang w:val="en-CA"/>
+        </w:rPr>
+        <w:t>Maboloc</w:t>
+      </w:r>
+      <w:proofErr w:type="spellEnd"/>
+      <w:r>
+        <w:rPr>
+          <w:lang w:val="en-CA"/>
+        </w:rPr>
+        <w:t xml:space="preserve">, C. R., </w:t>
       </w:r>
       <w:r>
         <w:rPr>
@@ -14565,7 +15378,35 @@
         <w:rPr>
           <w:lang w:val="en-CA"/>
         </w:rPr>
-        <w:t xml:space="preserve">., Gomes, O., Milosevic, M., Gupta, M., Shamshirsaz, A. A., Harbi, A., Burhan, A. M., Uddin, L. Q., Kulasinghe, A., Lam, C.-M., Ramakrishna, S., Alavi, A., Nouwen, J. L., Dorigo, T., Schreiber, M., … Rezaei, N. (2020). Emerging Standards and the Hybrid Model for Organizing Scientific Events During and After The COVID-19 Pandemic. </w:t>
+        <w:t xml:space="preserve">., Gomes, O., Milosevic, M., Gupta, M., </w:t>
+      </w:r>
+      <w:proofErr w:type="spellStart"/>
+      <w:r>
+        <w:rPr>
+          <w:lang w:val="en-CA"/>
+        </w:rPr>
+        <w:t>Shamshirsaz</w:t>
+      </w:r>
+      <w:proofErr w:type="spellEnd"/>
+      <w:r>
+        <w:rPr>
+          <w:lang w:val="en-CA"/>
+        </w:rPr>
+        <w:t xml:space="preserve">, A. A., Harbi, A., Burhan, A. M., Uddin, L. Q., </w:t>
+      </w:r>
+      <w:proofErr w:type="spellStart"/>
+      <w:r>
+        <w:rPr>
+          <w:lang w:val="en-CA"/>
+        </w:rPr>
+        <w:t>Kulasinghe</w:t>
+      </w:r>
+      <w:proofErr w:type="spellEnd"/>
+      <w:r>
+        <w:rPr>
+          <w:lang w:val="en-CA"/>
+        </w:rPr>
+        <w:t xml:space="preserve">, A., Lam, C.-M., Ramakrishna, S., Alavi, A., Nouwen, J. L., Dorigo, T., Schreiber, M., … Rezaei, N. (2020). Emerging Standards and the Hybrid Model for Organizing Scientific Events During and After The COVID-19 Pandemic. </w:t>
       </w:r>
       <w:r>
         <w:rPr>
@@ -14734,7 +15575,49 @@
         <w:rPr>
           <w:lang w:val="en-CA"/>
         </w:rPr>
-        <w:t xml:space="preserve">Ko, A., Pick, C., Kwon, J. Y., Barlev, M., Krems, J. A., Varnum, M. E. W., Neel, R., Peysha, M., Boonyasiriwat, W., Brandstätter, E., Vasquez, J. E. C., Galindo, O., Pereira de Felipe, R., Crispim, A. C., Fetvadjiev, V. H., Fischer, R., Karl, J., David, D., Galdi, S., Gomez-Jacinto, L., </w:t>
+        <w:t xml:space="preserve">Ko, A., Pick, C., Kwon, J. Y., Barlev, M., Krems, J. A., Varnum, M. E. W., Neel, R., </w:t>
+      </w:r>
+      <w:proofErr w:type="spellStart"/>
+      <w:r>
+        <w:rPr>
+          <w:lang w:val="en-CA"/>
+        </w:rPr>
+        <w:t>Peysha</w:t>
+      </w:r>
+      <w:proofErr w:type="spellEnd"/>
+      <w:r>
+        <w:rPr>
+          <w:lang w:val="en-CA"/>
+        </w:rPr>
+        <w:t xml:space="preserve">, M., </w:t>
+      </w:r>
+      <w:proofErr w:type="spellStart"/>
+      <w:r>
+        <w:rPr>
+          <w:lang w:val="en-CA"/>
+        </w:rPr>
+        <w:t>Boonyasiriwat</w:t>
+      </w:r>
+      <w:proofErr w:type="spellEnd"/>
+      <w:r>
+        <w:rPr>
+          <w:lang w:val="en-CA"/>
+        </w:rPr>
+        <w:t xml:space="preserve">, W., </w:t>
+      </w:r>
+      <w:proofErr w:type="spellStart"/>
+      <w:r>
+        <w:rPr>
+          <w:lang w:val="en-CA"/>
+        </w:rPr>
+        <w:t>Brandstätter</w:t>
+      </w:r>
+      <w:proofErr w:type="spellEnd"/>
+      <w:r>
+        <w:rPr>
+          <w:lang w:val="en-CA"/>
+        </w:rPr>
+        <w:t xml:space="preserve">, E., Vasquez, J. E. C., Galindo, O., Pereira de Felipe, R., Crispim, A. C., Fetvadjiev, V. H., Fischer, R., Karl, J., David, D., Galdi, S., Gomez-Jacinto, L., </w:t>
       </w:r>
       <w:r>
         <w:rPr>
@@ -14914,11 +15797,19 @@
         </w:rPr>
         <w:t>*</w:t>
       </w:r>
-      <w:r>
-        <w:rPr>
-          <w:lang w:val="en-CA"/>
-        </w:rPr>
-        <w:t>corresponding authors</w:t>
+      <w:proofErr w:type="gramStart"/>
+      <w:r>
+        <w:rPr>
+          <w:lang w:val="en-CA"/>
+        </w:rPr>
+        <w:t>corresponding</w:t>
+      </w:r>
+      <w:proofErr w:type="gramEnd"/>
+      <w:r>
+        <w:rPr>
+          <w:lang w:val="en-CA"/>
+        </w:rPr>
+        <w:t xml:space="preserve"> authors</w:t>
       </w:r>
     </w:p>
     <w:p>
@@ -14991,6 +15882,7 @@
           <w:u w:val="single"/>
           <w:lang w:val="en-CA" w:eastAsia="en-US"/>
         </w:rPr>
+        <w:lastRenderedPageBreak/>
         <w:t>Prentice, L</w:t>
       </w:r>
       <w:r>
@@ -15000,28 +15892,48 @@
         </w:rPr>
         <w:t xml:space="preserve">., </w:t>
       </w:r>
+      <w:proofErr w:type="spellStart"/>
       <w:r>
         <w:rPr>
           <w:rFonts w:eastAsia="Calibri"/>
           <w:u w:val="single"/>
           <w:lang w:val="en-CA" w:eastAsia="en-US"/>
         </w:rPr>
-        <w:t>Klackl, J</w:t>
-      </w:r>
-      <w:r>
-        <w:rPr>
-          <w:rFonts w:eastAsia="Calibri"/>
-          <w:lang w:val="en-CA" w:eastAsia="en-US"/>
-        </w:rPr>
-        <w:t xml:space="preserve">., </w:t>
-      </w:r>
+        <w:t>Klackl</w:t>
+      </w:r>
+      <w:proofErr w:type="spellEnd"/>
       <w:r>
         <w:rPr>
           <w:rFonts w:eastAsia="Calibri"/>
           <w:u w:val="single"/>
           <w:lang w:val="en-CA" w:eastAsia="en-US"/>
         </w:rPr>
-        <w:t>Agroskin, D</w:t>
+        <w:t>, J</w:t>
+      </w:r>
+      <w:r>
+        <w:rPr>
+          <w:rFonts w:eastAsia="Calibri"/>
+          <w:lang w:val="en-CA" w:eastAsia="en-US"/>
+        </w:rPr>
+        <w:t xml:space="preserve">., </w:t>
+      </w:r>
+      <w:proofErr w:type="spellStart"/>
+      <w:r>
+        <w:rPr>
+          <w:rFonts w:eastAsia="Calibri"/>
+          <w:u w:val="single"/>
+          <w:lang w:val="en-CA" w:eastAsia="en-US"/>
+        </w:rPr>
+        <w:t>Agroskin</w:t>
+      </w:r>
+      <w:proofErr w:type="spellEnd"/>
+      <w:r>
+        <w:rPr>
+          <w:rFonts w:eastAsia="Calibri"/>
+          <w:u w:val="single"/>
+          <w:lang w:val="en-CA" w:eastAsia="en-US"/>
+        </w:rPr>
+        <w:t>, D</w:t>
       </w:r>
       <w:r>
         <w:rPr>
@@ -15060,13 +15972,23 @@
         </w:rPr>
         <w:t xml:space="preserve">., </w:t>
       </w:r>
+      <w:proofErr w:type="spellStart"/>
       <w:r>
         <w:rPr>
           <w:rFonts w:eastAsia="Calibri"/>
           <w:u w:val="single"/>
           <w:lang w:val="en-CA" w:eastAsia="en-US"/>
         </w:rPr>
-        <w:t>Bezdenezhnykh, B</w:t>
+        <w:t>Bezdenezhnykh</w:t>
+      </w:r>
+      <w:proofErr w:type="spellEnd"/>
+      <w:r>
+        <w:rPr>
+          <w:rFonts w:eastAsia="Calibri"/>
+          <w:u w:val="single"/>
+          <w:lang w:val="en-CA" w:eastAsia="en-US"/>
+        </w:rPr>
+        <w:t>, B</w:t>
       </w:r>
       <w:r>
         <w:rPr>
@@ -15222,7 +16144,6 @@
           <w:shd w:val="clear" w:color="auto" w:fill="FFFFFF"/>
           <w:lang w:val="en-CA"/>
         </w:rPr>
-        <w:lastRenderedPageBreak/>
         <w:t>Grossmann, I.</w:t>
       </w:r>
       <w:r>
@@ -15282,7 +16203,25 @@
           <w:shd w:val="clear" w:color="auto" w:fill="FFFFFF"/>
           <w:lang w:val="en-CA"/>
         </w:rPr>
-        <w:t xml:space="preserve">(2019). Wise reasoning benefits from emodiversity, irrespective of emotional intensity. </w:t>
+        <w:t xml:space="preserve">(2019). Wise reasoning benefits from </w:t>
+      </w:r>
+      <w:proofErr w:type="spellStart"/>
+      <w:r>
+        <w:rPr>
+          <w:color w:val="000000"/>
+          <w:shd w:val="clear" w:color="auto" w:fill="FFFFFF"/>
+          <w:lang w:val="en-CA"/>
+        </w:rPr>
+        <w:t>emodiversity</w:t>
+      </w:r>
+      <w:proofErr w:type="spellEnd"/>
+      <w:r>
+        <w:rPr>
+          <w:color w:val="000000"/>
+          <w:shd w:val="clear" w:color="auto" w:fill="FFFFFF"/>
+          <w:lang w:val="en-CA"/>
+        </w:rPr>
+        <w:t xml:space="preserve">, irrespective of emotional intensity. </w:t>
       </w:r>
       <w:r>
         <w:rPr>
@@ -15365,7 +16304,21 @@
         <w:rPr>
           <w:lang w:val="en-CA"/>
         </w:rPr>
-        <w:t xml:space="preserve">Children show reduced trust in confident advisors who are partially-informed. </w:t>
+        <w:t xml:space="preserve">Children show reduced trust in confident advisors who are </w:t>
+      </w:r>
+      <w:proofErr w:type="gramStart"/>
+      <w:r>
+        <w:rPr>
+          <w:lang w:val="en-CA"/>
+        </w:rPr>
+        <w:t>partially-informed</w:t>
+      </w:r>
+      <w:proofErr w:type="gramEnd"/>
+      <w:r>
+        <w:rPr>
+          <w:lang w:val="en-CA"/>
+        </w:rPr>
+        <w:t xml:space="preserve">. </w:t>
       </w:r>
       <w:r>
         <w:rPr>
@@ -15428,7 +16381,43 @@
           <w:shd w:val="clear" w:color="auto" w:fill="FFFFFF"/>
           <w:lang w:val="en-CA"/>
         </w:rPr>
-        <w:t xml:space="preserve">(2019). The wealth→life history→innovation account of the Industrial Revolution is largely inconsistent with empirical time series data. </w:t>
+        <w:t xml:space="preserve">(2019). The </w:t>
+      </w:r>
+      <w:proofErr w:type="spellStart"/>
+      <w:r>
+        <w:rPr>
+          <w:color w:val="000000"/>
+          <w:shd w:val="clear" w:color="auto" w:fill="FFFFFF"/>
+          <w:lang w:val="en-CA"/>
+        </w:rPr>
+        <w:t>wealth→life</w:t>
+      </w:r>
+      <w:proofErr w:type="spellEnd"/>
+      <w:r>
+        <w:rPr>
+          <w:color w:val="000000"/>
+          <w:shd w:val="clear" w:color="auto" w:fill="FFFFFF"/>
+          <w:lang w:val="en-CA"/>
+        </w:rPr>
+        <w:t xml:space="preserve"> </w:t>
+      </w:r>
+      <w:proofErr w:type="spellStart"/>
+      <w:r>
+        <w:rPr>
+          <w:color w:val="000000"/>
+          <w:shd w:val="clear" w:color="auto" w:fill="FFFFFF"/>
+          <w:lang w:val="en-CA"/>
+        </w:rPr>
+        <w:t>history→innovation</w:t>
+      </w:r>
+      <w:proofErr w:type="spellEnd"/>
+      <w:r>
+        <w:rPr>
+          <w:color w:val="000000"/>
+          <w:shd w:val="clear" w:color="auto" w:fill="FFFFFF"/>
+          <w:lang w:val="en-CA"/>
+        </w:rPr>
+        <w:t xml:space="preserve"> account of the Industrial Revolution is largely inconsistent with empirical time series data. </w:t>
       </w:r>
       <w:r>
         <w:rPr>
@@ -15470,53 +16459,53 @@
       <w:r>
         <w:rPr>
           <w:u w:val="single"/>
-          <w:lang w:val="en-CA"/>
+          <w:lang w:val="de-DE"/>
         </w:rPr>
         <w:t>Brienza, J. P.</w:t>
       </w:r>
       <w:r>
         <w:rPr>
           <w:vertAlign w:val="superscript"/>
-          <w:lang w:val="en-CA"/>
+          <w:lang w:val="de-DE"/>
         </w:rPr>
         <w:t>*</w:t>
       </w:r>
       <w:r>
         <w:rPr>
-          <w:lang w:val="en-CA"/>
+          <w:lang w:val="de-DE"/>
         </w:rPr>
         <w:t xml:space="preserve">, </w:t>
       </w:r>
       <w:r>
         <w:rPr>
           <w:u w:val="single"/>
-          <w:lang w:val="en-CA"/>
+          <w:lang w:val="de-DE"/>
         </w:rPr>
         <w:t>Kung, F.</w:t>
       </w:r>
       <w:r>
         <w:rPr>
-          <w:lang w:val="en-CA"/>
+          <w:lang w:val="de-DE"/>
         </w:rPr>
         <w:t xml:space="preserve">, </w:t>
       </w:r>
       <w:r>
         <w:rPr>
           <w:u w:val="single"/>
-          <w:lang w:val="en-CA"/>
+          <w:lang w:val="de-DE"/>
         </w:rPr>
         <w:t>Santos, H. C</w:t>
       </w:r>
       <w:r>
         <w:rPr>
-          <w:lang w:val="en-CA"/>
+          <w:lang w:val="de-DE"/>
         </w:rPr>
         <w:t xml:space="preserve">., Bobocel, D. R, &amp; </w:t>
       </w:r>
       <w:r>
         <w:rPr>
           <w:b/>
-          <w:lang w:val="en-CA"/>
+          <w:lang w:val="de-DE"/>
         </w:rPr>
         <w:t>Grossmann, I.</w:t>
       </w:r>
@@ -15524,13 +16513,13 @@
         <w:rPr>
           <w:b/>
           <w:vertAlign w:val="superscript"/>
-          <w:lang w:val="en-CA"/>
+          <w:lang w:val="de-DE"/>
         </w:rPr>
         <w:t>*</w:t>
       </w:r>
       <w:r>
         <w:rPr>
-          <w:lang w:val="en-CA"/>
+          <w:lang w:val="de-DE"/>
         </w:rPr>
         <w:t xml:space="preserve"> (2018). </w:t>
       </w:r>
@@ -15584,7 +16573,21 @@
         <w:rPr>
           <w:lang w:val="en-CA"/>
         </w:rPr>
-        <w:t>*corresponding authors</w:t>
+        <w:t>*</w:t>
+      </w:r>
+      <w:proofErr w:type="gramStart"/>
+      <w:r>
+        <w:rPr>
+          <w:lang w:val="en-CA"/>
+        </w:rPr>
+        <w:t>corresponding</w:t>
+      </w:r>
+      <w:proofErr w:type="gramEnd"/>
+      <w:r>
+        <w:rPr>
+          <w:lang w:val="en-CA"/>
+        </w:rPr>
+        <w:t xml:space="preserve"> authors</w:t>
       </w:r>
     </w:p>
     <w:p>
@@ -15611,7 +16614,23 @@
           <w:rFonts w:eastAsia="Calibri"/>
           <w:lang w:val="en-CA" w:eastAsia="en-US"/>
         </w:rPr>
-        <w:t xml:space="preserve">., Cicara, M., </w:t>
+        <w:t xml:space="preserve">., </w:t>
+      </w:r>
+      <w:proofErr w:type="spellStart"/>
+      <w:r>
+        <w:rPr>
+          <w:rFonts w:eastAsia="Calibri"/>
+          <w:lang w:val="en-CA" w:eastAsia="en-US"/>
+        </w:rPr>
+        <w:t>Cicara</w:t>
+      </w:r>
+      <w:proofErr w:type="spellEnd"/>
+      <w:r>
+        <w:rPr>
+          <w:rFonts w:eastAsia="Calibri"/>
+          <w:lang w:val="en-CA" w:eastAsia="en-US"/>
+        </w:rPr>
+        <w:t xml:space="preserve">, M., </w:t>
       </w:r>
       <w:r>
         <w:rPr>
@@ -15636,12 +16655,21 @@
         </w:rPr>
         <w:t xml:space="preserve"> </w:t>
       </w:r>
+      <w:proofErr w:type="spellStart"/>
       <w:r>
         <w:rPr>
           <w:rFonts w:eastAsia="Calibri"/>
           <w:lang w:val="en-CA" w:eastAsia="en-US"/>
         </w:rPr>
-        <w:t>Schegel, R. (</w:t>
+        <w:t>Schegel</w:t>
+      </w:r>
+      <w:proofErr w:type="spellEnd"/>
+      <w:r>
+        <w:rPr>
+          <w:rFonts w:eastAsia="Calibri"/>
+          <w:lang w:val="en-CA" w:eastAsia="en-US"/>
+        </w:rPr>
+        <w:t>, R. (</w:t>
       </w:r>
       <w:r>
         <w:rPr>
@@ -16037,12 +17065,21 @@
         </w:rPr>
         <w:t xml:space="preserve"> </w:t>
       </w:r>
+      <w:proofErr w:type="spellStart"/>
       <w:r>
         <w:rPr>
           <w:u w:val="single"/>
           <w:lang w:val="en-CA"/>
         </w:rPr>
-        <w:t>Jowhari, N.</w:t>
+        <w:t>Jowhari</w:t>
+      </w:r>
+      <w:proofErr w:type="spellEnd"/>
+      <w:r>
+        <w:rPr>
+          <w:u w:val="single"/>
+          <w:lang w:val="en-CA"/>
+        </w:rPr>
+        <w:t>, N.</w:t>
       </w:r>
       <w:r>
         <w:rPr>
@@ -16085,7 +17122,49 @@
         <w:rPr>
           <w:lang w:val="en-CA"/>
         </w:rPr>
-        <w:t xml:space="preserve">Leckelt, M., Wetzel, E., Gerlach, T. M., Ackerman, R. A., Miller, J. D., Chopik, W. J., Penke, L., Geukes, K., Kuefner, A. C.P., Hutteman, R., Richter, D., Renner, K., Allroggen, M., Brecheen, C., Campbell, W. K., </w:t>
+        <w:t xml:space="preserve">Leckelt, M., Wetzel, E., Gerlach, T. M., Ackerman, R. A., Miller, J. D., Chopik, W. J., Penke, L., </w:t>
+      </w:r>
+      <w:proofErr w:type="spellStart"/>
+      <w:r>
+        <w:rPr>
+          <w:lang w:val="en-CA"/>
+        </w:rPr>
+        <w:t>Geukes</w:t>
+      </w:r>
+      <w:proofErr w:type="spellEnd"/>
+      <w:r>
+        <w:rPr>
+          <w:lang w:val="en-CA"/>
+        </w:rPr>
+        <w:t xml:space="preserve">, K., Kuefner, A. C.P., </w:t>
+      </w:r>
+      <w:proofErr w:type="spellStart"/>
+      <w:r>
+        <w:rPr>
+          <w:lang w:val="en-CA"/>
+        </w:rPr>
+        <w:t>Hutteman</w:t>
+      </w:r>
+      <w:proofErr w:type="spellEnd"/>
+      <w:r>
+        <w:rPr>
+          <w:lang w:val="en-CA"/>
+        </w:rPr>
+        <w:t xml:space="preserve">, R., Richter, D., Renner, K., </w:t>
+      </w:r>
+      <w:proofErr w:type="spellStart"/>
+      <w:r>
+        <w:rPr>
+          <w:lang w:val="en-CA"/>
+        </w:rPr>
+        <w:t>Allroggen</w:t>
+      </w:r>
+      <w:proofErr w:type="spellEnd"/>
+      <w:r>
+        <w:rPr>
+          <w:lang w:val="en-CA"/>
+        </w:rPr>
+        <w:t xml:space="preserve">, M., Brecheen, C., Campbell, W. K., </w:t>
       </w:r>
       <w:r>
         <w:rPr>
@@ -16219,7 +17298,21 @@
         <w:rPr>
           <w:lang w:val="en-CA"/>
         </w:rPr>
-        <w:t>*corresponding author</w:t>
+        <w:t>*</w:t>
+      </w:r>
+      <w:proofErr w:type="gramStart"/>
+      <w:r>
+        <w:rPr>
+          <w:lang w:val="en-CA"/>
+        </w:rPr>
+        <w:t>corresponding</w:t>
+      </w:r>
+      <w:proofErr w:type="gramEnd"/>
+      <w:r>
+        <w:rPr>
+          <w:lang w:val="en-CA"/>
+        </w:rPr>
+        <w:t xml:space="preserve"> author</w:t>
       </w:r>
     </w:p>
     <w:p>
@@ -16248,7 +17341,21 @@
         <w:rPr>
           <w:lang w:val="en-CA"/>
         </w:rPr>
-        <w:t xml:space="preserve"> (McPhetres, 2019)</w:t>
+        <w:t xml:space="preserve"> (</w:t>
+      </w:r>
+      <w:proofErr w:type="spellStart"/>
+      <w:r>
+        <w:rPr>
+          <w:lang w:val="en-CA"/>
+        </w:rPr>
+        <w:t>McPhetres</w:t>
+      </w:r>
+      <w:proofErr w:type="spellEnd"/>
+      <w:r>
+        <w:rPr>
+          <w:lang w:val="en-CA"/>
+        </w:rPr>
+        <w:t>, 2019)</w:t>
       </w:r>
     </w:p>
     <w:p>
@@ -16273,6 +17380,7 @@
         </w:rPr>
         <w:t xml:space="preserve">featured in </w:t>
       </w:r>
+      <w:proofErr w:type="gramStart"/>
       <w:r>
         <w:rPr>
           <w:i/>
@@ -16281,6 +17389,7 @@
         </w:rPr>
         <w:t>Science</w:t>
       </w:r>
+      <w:proofErr w:type="gramEnd"/>
       <w:r>
         <w:rPr>
           <w:lang w:val="en-CA"/>
@@ -16303,7 +17412,23 @@
           <w:rFonts w:eastAsia="Calibri"/>
           <w:lang w:val="en-CA" w:eastAsia="en-US"/>
         </w:rPr>
-        <w:t xml:space="preserve">De Freitas, J., Cicara, M., </w:t>
+        <w:t xml:space="preserve">De Freitas, J., </w:t>
+      </w:r>
+      <w:proofErr w:type="spellStart"/>
+      <w:r>
+        <w:rPr>
+          <w:rFonts w:eastAsia="Calibri"/>
+          <w:lang w:val="en-CA" w:eastAsia="en-US"/>
+        </w:rPr>
+        <w:t>Cicara</w:t>
+      </w:r>
+      <w:proofErr w:type="spellEnd"/>
+      <w:r>
+        <w:rPr>
+          <w:rFonts w:eastAsia="Calibri"/>
+          <w:lang w:val="en-CA" w:eastAsia="en-US"/>
+        </w:rPr>
+        <w:t xml:space="preserve">, M., </w:t>
       </w:r>
       <w:r>
         <w:rPr>
@@ -16328,12 +17453,21 @@
         </w:rPr>
         <w:t xml:space="preserve"> </w:t>
       </w:r>
+      <w:proofErr w:type="spellStart"/>
       <w:r>
         <w:rPr>
           <w:rFonts w:eastAsia="Calibri"/>
           <w:lang w:val="en-CA" w:eastAsia="en-US"/>
         </w:rPr>
-        <w:t xml:space="preserve">Schegel, R. (2017). Origins of the belief in Good True Selves. </w:t>
+        <w:t>Schegel</w:t>
+      </w:r>
+      <w:proofErr w:type="spellEnd"/>
+      <w:r>
+        <w:rPr>
+          <w:rFonts w:eastAsia="Calibri"/>
+          <w:lang w:val="en-CA" w:eastAsia="en-US"/>
+        </w:rPr>
+        <w:t xml:space="preserve">, R. (2017). Origins of the belief in Good True Selves. </w:t>
       </w:r>
       <w:r>
         <w:rPr>
@@ -16538,6 +17672,7 @@
           <w:b/>
           <w:lang w:val="de-DE" w:eastAsia="en-US"/>
         </w:rPr>
+        <w:lastRenderedPageBreak/>
         <w:t>Grossmann, I</w:t>
       </w:r>
       <w:r>
@@ -16691,7 +17826,6 @@
           <w:b/>
           <w:lang w:val="en-CA" w:eastAsia="en-US"/>
         </w:rPr>
-        <w:lastRenderedPageBreak/>
         <w:t xml:space="preserve">Grossmann, I. </w:t>
       </w:r>
       <w:r>
@@ -16721,7 +17855,23 @@
           <w:rFonts w:eastAsia="Calibri"/>
           <w:lang w:val="en-CA" w:eastAsia="en-US"/>
         </w:rPr>
-        <w:t xml:space="preserve">Divergent life histories and other ecological adaptations: Examples of social class differences in attention, cognition, and attunement to others. </w:t>
+        <w:t xml:space="preserve">Divergent life histories and other ecological adaptations: Examples of social class differences in attention, cognition, and </w:t>
+      </w:r>
+      <w:proofErr w:type="spellStart"/>
+      <w:r>
+        <w:rPr>
+          <w:rFonts w:eastAsia="Calibri"/>
+          <w:lang w:val="en-CA" w:eastAsia="en-US"/>
+        </w:rPr>
+        <w:t>attunement</w:t>
+      </w:r>
+      <w:proofErr w:type="spellEnd"/>
+      <w:r>
+        <w:rPr>
+          <w:rFonts w:eastAsia="Calibri"/>
+          <w:lang w:val="en-CA" w:eastAsia="en-US"/>
+        </w:rPr>
+        <w:t xml:space="preserve"> to others. </w:t>
       </w:r>
       <w:r>
         <w:rPr>
@@ -16862,7 +18012,21 @@
         <w:rPr>
           <w:lang w:val="en-CA"/>
         </w:rPr>
-        <w:t>*corresponding authors</w:t>
+        <w:t>*</w:t>
+      </w:r>
+      <w:proofErr w:type="gramStart"/>
+      <w:r>
+        <w:rPr>
+          <w:lang w:val="en-CA"/>
+        </w:rPr>
+        <w:t>corresponding</w:t>
+      </w:r>
+      <w:proofErr w:type="gramEnd"/>
+      <w:r>
+        <w:rPr>
+          <w:lang w:val="en-CA"/>
+        </w:rPr>
+        <w:t xml:space="preserve"> authors</w:t>
       </w:r>
     </w:p>
     <w:p>
@@ -16941,7 +18105,21 @@
         <w:rPr>
           <w:lang w:val="en-CA"/>
         </w:rPr>
-        <w:t>*corresponding authors</w:t>
+        <w:t>*</w:t>
+      </w:r>
+      <w:proofErr w:type="gramStart"/>
+      <w:r>
+        <w:rPr>
+          <w:lang w:val="en-CA"/>
+        </w:rPr>
+        <w:t>corresponding</w:t>
+      </w:r>
+      <w:proofErr w:type="gramEnd"/>
+      <w:r>
+        <w:rPr>
+          <w:lang w:val="en-CA"/>
+        </w:rPr>
+        <w:t xml:space="preserve"> authors</w:t>
       </w:r>
     </w:p>
     <w:p>
@@ -17019,7 +18197,21 @@
         <w:rPr>
           <w:lang w:val="en-CA"/>
         </w:rPr>
-        <w:t>. *corresponding authors</w:t>
+        <w:t>. *</w:t>
+      </w:r>
+      <w:proofErr w:type="gramStart"/>
+      <w:r>
+        <w:rPr>
+          <w:lang w:val="en-CA"/>
+        </w:rPr>
+        <w:t>corresponding</w:t>
+      </w:r>
+      <w:proofErr w:type="gramEnd"/>
+      <w:r>
+        <w:rPr>
+          <w:lang w:val="en-CA"/>
+        </w:rPr>
+        <w:t xml:space="preserve"> authors</w:t>
       </w:r>
     </w:p>
     <w:p>
@@ -17737,7 +18929,21 @@
         <w:rPr>
           <w:lang w:val="en-CA"/>
         </w:rPr>
-        <w:t xml:space="preserve">Ford, B. Q., Dmitrieva, J. O., Heller, D., Chentsova-Dutton, Y., </w:t>
+        <w:t xml:space="preserve">Ford, B. Q., Dmitrieva, J. O., Heller, D., </w:t>
+      </w:r>
+      <w:proofErr w:type="spellStart"/>
+      <w:r>
+        <w:rPr>
+          <w:lang w:val="en-CA"/>
+        </w:rPr>
+        <w:t>Chentsova</w:t>
+      </w:r>
+      <w:proofErr w:type="spellEnd"/>
+      <w:r>
+        <w:rPr>
+          <w:lang w:val="en-CA"/>
+        </w:rPr>
+        <w:t xml:space="preserve">-Dutton, Y., </w:t>
       </w:r>
       <w:r>
         <w:rPr>
@@ -18077,6 +19283,7 @@
         <w:rPr>
           <w:lang w:val="de-DE"/>
         </w:rPr>
+        <w:lastRenderedPageBreak/>
         <w:t>Klein, N</w:t>
       </w:r>
       <w:r>
@@ -18108,7 +19315,35 @@
         <w:rPr>
           <w:lang w:val="en-CA"/>
         </w:rPr>
-        <w:t xml:space="preserve">It pays to be nice, but not really nice: Asymmetric reputations from prosociality across 7 countries. </w:t>
+        <w:t xml:space="preserve">It pays to be nice, but not </w:t>
+      </w:r>
+      <w:proofErr w:type="gramStart"/>
+      <w:r>
+        <w:rPr>
+          <w:lang w:val="en-CA"/>
+        </w:rPr>
+        <w:t>really nice</w:t>
+      </w:r>
+      <w:proofErr w:type="gramEnd"/>
+      <w:r>
+        <w:rPr>
+          <w:lang w:val="en-CA"/>
+        </w:rPr>
+        <w:t xml:space="preserve">: Asymmetric reputations from </w:t>
+      </w:r>
+      <w:proofErr w:type="spellStart"/>
+      <w:r>
+        <w:rPr>
+          <w:lang w:val="en-CA"/>
+        </w:rPr>
+        <w:t>prosociality</w:t>
+      </w:r>
+      <w:proofErr w:type="spellEnd"/>
+      <w:r>
+        <w:rPr>
+          <w:lang w:val="en-CA"/>
+        </w:rPr>
+        <w:t xml:space="preserve"> across 7 countries. </w:t>
       </w:r>
       <w:r>
         <w:rPr>
@@ -18153,7 +19388,6 @@
           <w:b/>
           <w:lang w:val="en-CA"/>
         </w:rPr>
-        <w:lastRenderedPageBreak/>
         <w:t>Grossmann, I.</w:t>
       </w:r>
       <w:r>
@@ -18283,13 +19517,21 @@
           <w:iCs/>
           <w:lang w:val="en-CA"/>
         </w:rPr>
-        <w:t>-up for the Neuro</w:t>
-      </w:r>
+        <w:t xml:space="preserve">-up for the </w:t>
+      </w:r>
+      <w:proofErr w:type="spellStart"/>
       <w:r>
         <w:rPr>
           <w:iCs/>
           <w:lang w:val="en-CA"/>
         </w:rPr>
+        <w:t>Neuro</w:t>
+      </w:r>
+      <w:r>
+        <w:rPr>
+          <w:iCs/>
+          <w:lang w:val="en-CA"/>
+        </w:rPr>
         <w:t>L</w:t>
       </w:r>
       <w:r>
@@ -18297,7 +19539,15 @@
           <w:iCs/>
           <w:lang w:val="en-CA"/>
         </w:rPr>
-        <w:t>eadership Award (2015)</w:t>
+        <w:t>eadership</w:t>
+      </w:r>
+      <w:proofErr w:type="spellEnd"/>
+      <w:r>
+        <w:rPr>
+          <w:iCs/>
+          <w:lang w:val="en-CA"/>
+        </w:rPr>
+        <w:t xml:space="preserve"> Award (2015)</w:t>
       </w:r>
       <w:r>
         <w:rPr>
@@ -19064,7 +20314,21 @@
         <w:rPr>
           <w:lang w:val="en-CA"/>
         </w:rPr>
-        <w:t xml:space="preserve">, &amp; Kitayama, S. (2012). When gift-giving produces dissonance: Effects of subliminal affiliation priming on choices for one's self versus close others. </w:t>
+        <w:t xml:space="preserve">, &amp; Kitayama, S. (2012). When gift-giving produces dissonance: Effects of subliminal affiliation priming on choices for </w:t>
+      </w:r>
+      <w:proofErr w:type="gramStart"/>
+      <w:r>
+        <w:rPr>
+          <w:lang w:val="en-CA"/>
+        </w:rPr>
+        <w:t>one's self</w:t>
+      </w:r>
+      <w:proofErr w:type="gramEnd"/>
+      <w:r>
+        <w:rPr>
+          <w:lang w:val="en-CA"/>
+        </w:rPr>
+        <w:t xml:space="preserve"> versus close others. </w:t>
       </w:r>
       <w:r>
         <w:rPr>
@@ -19115,7 +20379,21 @@
         <w:rPr>
           <w:lang w:val="en-CA"/>
         </w:rPr>
-        <w:t xml:space="preserve"> both authors contributed equally to this research</w:t>
+        <w:t xml:space="preserve"> </w:t>
+      </w:r>
+      <w:proofErr w:type="gramStart"/>
+      <w:r>
+        <w:rPr>
+          <w:lang w:val="en-CA"/>
+        </w:rPr>
+        <w:t>both</w:t>
+      </w:r>
+      <w:proofErr w:type="gramEnd"/>
+      <w:r>
+        <w:rPr>
+          <w:lang w:val="en-CA"/>
+        </w:rPr>
+        <w:t xml:space="preserve"> authors contributed equally to this research</w:t>
       </w:r>
     </w:p>
     <w:p>
@@ -19331,7 +20609,21 @@
         <w:rPr>
           <w:lang w:val="en-CA"/>
         </w:rPr>
-        <w:t xml:space="preserve"> both authors contributed equally to this research</w:t>
+        <w:t xml:space="preserve"> </w:t>
+      </w:r>
+      <w:proofErr w:type="gramStart"/>
+      <w:r>
+        <w:rPr>
+          <w:lang w:val="en-CA"/>
+        </w:rPr>
+        <w:t>both</w:t>
+      </w:r>
+      <w:proofErr w:type="gramEnd"/>
+      <w:r>
+        <w:rPr>
+          <w:lang w:val="en-CA"/>
+        </w:rPr>
+        <w:t xml:space="preserve"> authors contributed equally to this research</w:t>
       </w:r>
       <w:r>
         <w:rPr>
@@ -19696,8 +20988,18 @@
           <w:iCs/>
           <w:lang w:val="en-CA"/>
         </w:rPr>
-        <w:t> Science</w:t>
-      </w:r>
+        <w:t> </w:t>
+      </w:r>
+      <w:proofErr w:type="gramStart"/>
+      <w:r>
+        <w:rPr>
+          <w:i/>
+          <w:iCs/>
+          <w:lang w:val="en-CA"/>
+        </w:rPr>
+        <w:t>Science</w:t>
+      </w:r>
+      <w:proofErr w:type="gramEnd"/>
       <w:r>
         <w:rPr>
           <w:iCs/>
@@ -20144,6 +21446,7 @@
         <w:rPr>
           <w:lang w:val="en-CA"/>
         </w:rPr>
+        <w:lastRenderedPageBreak/>
         <w:t xml:space="preserve">Varnum, M.E.W., </w:t>
       </w:r>
       <w:r>
@@ -20157,7 +21460,21 @@
         <w:rPr>
           <w:lang w:val="en-CA"/>
         </w:rPr>
-        <w:t xml:space="preserve">, Katunar, D., Nisbett, R.E., &amp; Kitayama, S. (2008). Holism in a European </w:t>
+        <w:t xml:space="preserve">, </w:t>
+      </w:r>
+      <w:proofErr w:type="spellStart"/>
+      <w:r>
+        <w:rPr>
+          <w:lang w:val="en-CA"/>
+        </w:rPr>
+        <w:t>Katunar</w:t>
+      </w:r>
+      <w:proofErr w:type="spellEnd"/>
+      <w:r>
+        <w:rPr>
+          <w:lang w:val="en-CA"/>
+        </w:rPr>
+        <w:t xml:space="preserve">, D., Nisbett, R.E., &amp; Kitayama, S. (2008). Holism in a European </w:t>
       </w:r>
       <w:r>
         <w:rPr>
@@ -20743,7 +22060,21 @@
         <w:rPr>
           <w:lang w:val="en-CA"/>
         </w:rPr>
-        <w:t xml:space="preserve">). Evidence-based training of wisdom in business and management: Use of scientific insights about malleability of practical wisdom for rigorous interventions. In B. Schwartz, C. Bernacchio, C. González-Cantón &amp; A. Robson (Eds.), </w:t>
+        <w:t>). Evidence-based training of wisdom in business and management: Use of scientific insights about malleability of practical wisdom for rigorous interventions. In B. Schwartz, C. Bernacchio, C. González-</w:t>
+      </w:r>
+      <w:proofErr w:type="spellStart"/>
+      <w:r>
+        <w:rPr>
+          <w:lang w:val="en-CA"/>
+        </w:rPr>
+        <w:t>Cantón</w:t>
+      </w:r>
+      <w:proofErr w:type="spellEnd"/>
+      <w:r>
+        <w:rPr>
+          <w:lang w:val="en-CA"/>
+        </w:rPr>
+        <w:t xml:space="preserve"> &amp; A. Robson (Eds.), </w:t>
       </w:r>
       <w:r>
         <w:rPr>
@@ -20915,7 +22246,21 @@
         <w:rPr>
           <w:lang w:val="en-CA"/>
         </w:rPr>
-        <w:t xml:space="preserve">Culture, cognition and cultural change in social class. In W. H. Brekhus &amp; G. Ingatow (Eds.), </w:t>
+        <w:t xml:space="preserve">Culture, cognition and cultural change in social class. In W. H. Brekhus &amp; G. </w:t>
+      </w:r>
+      <w:proofErr w:type="spellStart"/>
+      <w:r>
+        <w:rPr>
+          <w:lang w:val="en-CA"/>
+        </w:rPr>
+        <w:t>Ingatow</w:t>
+      </w:r>
+      <w:proofErr w:type="spellEnd"/>
+      <w:r>
+        <w:rPr>
+          <w:lang w:val="en-CA"/>
+        </w:rPr>
+        <w:t xml:space="preserve"> (Eds.), </w:t>
       </w:r>
       <w:r>
         <w:rPr>
@@ -21406,6 +22751,7 @@
           <w:u w:val="single"/>
           <w:lang w:val="en-CA"/>
         </w:rPr>
+        <w:lastRenderedPageBreak/>
         <w:t>Huynh, A.C., Oakes, H.</w:t>
       </w:r>
       <w:r>
@@ -21425,7 +22771,21 @@
         <w:rPr>
           <w:lang w:val="en-CA"/>
         </w:rPr>
-        <w:t xml:space="preserve"> (2018). The role of culture in understanding and evaluating emotional intelligence. In K. V. Keefer, J. D. Parker, &amp; D. H. Saklofske (Eds.). </w:t>
+        <w:t xml:space="preserve"> (2018). The role of culture in understanding and evaluating emotional intelligence. In K. V. Keefer, J. D. Parker, &amp; D. H. </w:t>
+      </w:r>
+      <w:proofErr w:type="spellStart"/>
+      <w:r>
+        <w:rPr>
+          <w:lang w:val="en-CA"/>
+        </w:rPr>
+        <w:t>Saklofske</w:t>
+      </w:r>
+      <w:proofErr w:type="spellEnd"/>
+      <w:r>
+        <w:rPr>
+          <w:lang w:val="en-CA"/>
+        </w:rPr>
+        <w:t xml:space="preserve"> (Eds.). </w:t>
       </w:r>
       <w:r>
         <w:rPr>
@@ -21456,7 +22816,6 @@
           <w:u w:val="single"/>
           <w:lang w:val="en-CA"/>
         </w:rPr>
-        <w:lastRenderedPageBreak/>
         <w:t>Huynh, A. C.</w:t>
       </w:r>
       <w:r>
@@ -21760,7 +23119,7 @@
           <w:sz w:val="24"/>
           <w:szCs w:val="24"/>
         </w:rPr>
-        <w:t>2</w:t>
+        <w:t>4</w:t>
       </w:r>
       <w:r>
         <w:rPr>
@@ -21814,6 +23173,116 @@
                 <w:bCs/>
                 <w:lang w:val="en-CA"/>
               </w:rPr>
+              <w:t>04/2026</w:t>
+            </w:r>
+          </w:p>
+        </w:tc>
+        <w:tc>
+          <w:tcPr>
+            <w:tcW w:w="9167" w:type="dxa"/>
+          </w:tcPr>
+          <w:p>
+            <w:pPr>
+              <w:autoSpaceDE w:val="0"/>
+              <w:autoSpaceDN w:val="0"/>
+              <w:adjustRightInd w:val="0"/>
+              <w:rPr>
+                <w:lang w:val="en-CA"/>
+              </w:rPr>
+            </w:pPr>
+            <w:r>
+              <w:rPr>
+                <w:lang w:val="en-CA"/>
+              </w:rPr>
+              <w:t>Department of Humanities &amp; Social Sciences, IIT Bombay, Mumbai, India</w:t>
+            </w:r>
+          </w:p>
+        </w:tc>
+      </w:tr>
+      <w:tr>
+        <w:trPr>
+          <w:trHeight w:val="216"/>
+        </w:trPr>
+        <w:tc>
+          <w:tcPr>
+            <w:tcW w:w="1003" w:type="dxa"/>
+          </w:tcPr>
+          <w:p>
+            <w:pPr>
+              <w:autoSpaceDE w:val="0"/>
+              <w:autoSpaceDN w:val="0"/>
+              <w:adjustRightInd w:val="0"/>
+              <w:rPr>
+                <w:bCs/>
+                <w:lang w:val="en-CA"/>
+              </w:rPr>
+            </w:pPr>
+            <w:r>
+              <w:rPr>
+                <w:bCs/>
+                <w:lang w:val="en-CA"/>
+              </w:rPr>
+              <w:t>04/2026</w:t>
+            </w:r>
+          </w:p>
+        </w:tc>
+        <w:tc>
+          <w:tcPr>
+            <w:tcW w:w="9167" w:type="dxa"/>
+          </w:tcPr>
+          <w:p>
+            <w:pPr>
+              <w:autoSpaceDE w:val="0"/>
+              <w:autoSpaceDN w:val="0"/>
+              <w:adjustRightInd w:val="0"/>
+              <w:rPr>
+                <w:lang w:val="en-CA"/>
+              </w:rPr>
+            </w:pPr>
+            <w:r>
+              <w:rPr>
+                <w:lang w:val="en-CA"/>
+              </w:rPr>
+              <w:t>Faculty Excellence Forum</w:t>
+            </w:r>
+            <w:r>
+              <w:rPr>
+                <w:lang w:val="en-CA"/>
+              </w:rPr>
+              <w:t xml:space="preserve">, SP Jain Institute of Management </w:t>
+            </w:r>
+            <w:r>
+              <w:rPr>
+                <w:lang w:val="en-CA"/>
+              </w:rPr>
+              <w:t>and Research, Mumbai, India</w:t>
+            </w:r>
+          </w:p>
+        </w:tc>
+      </w:tr>
+      <w:tr>
+        <w:trPr>
+          <w:trHeight w:val="216"/>
+        </w:trPr>
+        <w:tc>
+          <w:tcPr>
+            <w:tcW w:w="1003" w:type="dxa"/>
+          </w:tcPr>
+          <w:p>
+            <w:pPr>
+              <w:autoSpaceDE w:val="0"/>
+              <w:autoSpaceDN w:val="0"/>
+              <w:adjustRightInd w:val="0"/>
+              <w:rPr>
+                <w:bCs/>
+                <w:lang w:val="en-CA"/>
+              </w:rPr>
+            </w:pPr>
+            <w:r>
+              <w:rPr>
+                <w:bCs/>
+                <w:lang w:val="en-CA"/>
+              </w:rPr>
               <w:t>03/2026</w:t>
             </w:r>
           </w:p>
@@ -21841,7 +23310,21 @@
               <w:rPr>
                 <w:lang w:val="en-CA"/>
               </w:rPr>
-              <w:t>, TUDelft, Netherlands</w:t>
+              <w:t xml:space="preserve">, </w:t>
+            </w:r>
+            <w:proofErr w:type="spellStart"/>
+            <w:r>
+              <w:rPr>
+                <w:lang w:val="en-CA"/>
+              </w:rPr>
+              <w:t>TUDelft</w:t>
+            </w:r>
+            <w:proofErr w:type="spellEnd"/>
+            <w:r>
+              <w:rPr>
+                <w:lang w:val="en-CA"/>
+              </w:rPr>
+              <w:t>, Netherlands</w:t>
             </w:r>
           </w:p>
         </w:tc>
@@ -22740,11 +24223,47 @@
                 <w:lang w:val="en-CA"/>
               </w:rPr>
             </w:pPr>
-            <w:r>
-              <w:rPr>
-                <w:lang w:val="en-CA"/>
-              </w:rPr>
-              <w:t>Iscte – Instituto Universitário de Lisboa, SocioDigital Lab for Public Policy</w:t>
+            <w:proofErr w:type="spellStart"/>
+            <w:r>
+              <w:rPr>
+                <w:lang w:val="en-CA"/>
+              </w:rPr>
+              <w:t>Iscte</w:t>
+            </w:r>
+            <w:proofErr w:type="spellEnd"/>
+            <w:r>
+              <w:rPr>
+                <w:lang w:val="en-CA"/>
+              </w:rPr>
+              <w:t xml:space="preserve"> – Instituto </w:t>
+            </w:r>
+            <w:proofErr w:type="spellStart"/>
+            <w:r>
+              <w:rPr>
+                <w:lang w:val="en-CA"/>
+              </w:rPr>
+              <w:t>Universitário</w:t>
+            </w:r>
+            <w:proofErr w:type="spellEnd"/>
+            <w:r>
+              <w:rPr>
+                <w:lang w:val="en-CA"/>
+              </w:rPr>
+              <w:t xml:space="preserve"> de Lisboa, </w:t>
+            </w:r>
+            <w:proofErr w:type="spellStart"/>
+            <w:r>
+              <w:rPr>
+                <w:lang w:val="en-CA"/>
+              </w:rPr>
+              <w:t>SocioDigital</w:t>
+            </w:r>
+            <w:proofErr w:type="spellEnd"/>
+            <w:r>
+              <w:rPr>
+                <w:lang w:val="en-CA"/>
+              </w:rPr>
+              <w:t xml:space="preserve"> Lab for Public Policy</w:t>
             </w:r>
           </w:p>
         </w:tc>
@@ -22850,11 +24369,33 @@
               </w:rPr>
               <w:t xml:space="preserve">), </w:t>
             </w:r>
-            <w:r>
-              <w:rPr>
-                <w:lang w:val="en-CA"/>
-              </w:rPr>
-              <w:t xml:space="preserve">EQuity &amp; EQuality Using AI and Learning </w:t>
+            <w:proofErr w:type="spellStart"/>
+            <w:r>
+              <w:rPr>
+                <w:lang w:val="en-CA"/>
+              </w:rPr>
+              <w:t>EQuity</w:t>
+            </w:r>
+            <w:proofErr w:type="spellEnd"/>
+            <w:r>
+              <w:rPr>
+                <w:lang w:val="en-CA"/>
+              </w:rPr>
+              <w:t xml:space="preserve"> &amp; </w:t>
+            </w:r>
+            <w:proofErr w:type="spellStart"/>
+            <w:r>
+              <w:rPr>
+                <w:lang w:val="en-CA"/>
+              </w:rPr>
+              <w:t>EQuality</w:t>
+            </w:r>
+            <w:proofErr w:type="spellEnd"/>
+            <w:r>
+              <w:rPr>
+                <w:lang w:val="en-CA"/>
+              </w:rPr>
+              <w:t xml:space="preserve"> Using AI and Learning </w:t>
             </w:r>
             <w:r>
               <w:rPr>
@@ -23154,7 +24695,21 @@
               <w:rPr>
                 <w:lang w:val="en-CA"/>
               </w:rPr>
-              <w:t xml:space="preserve">MIT FutureTech, </w:t>
+              <w:t xml:space="preserve">MIT </w:t>
+            </w:r>
+            <w:proofErr w:type="spellStart"/>
+            <w:r>
+              <w:rPr>
+                <w:lang w:val="en-CA"/>
+              </w:rPr>
+              <w:t>FutureTech</w:t>
+            </w:r>
+            <w:proofErr w:type="spellEnd"/>
+            <w:r>
+              <w:rPr>
+                <w:lang w:val="en-CA"/>
+              </w:rPr>
+              <w:t xml:space="preserve">, </w:t>
             </w:r>
             <w:r>
               <w:rPr>
@@ -23185,6 +24740,7 @@
                 <w:bCs/>
                 <w:lang w:val="en-CA"/>
               </w:rPr>
+              <w:lastRenderedPageBreak/>
               <w:t>01/2024</w:t>
             </w:r>
           </w:p>
@@ -23433,14 +24989,7 @@
               <w:rPr>
                 <w:lang w:val="en-CA"/>
               </w:rPr>
-              <w:t xml:space="preserve"> </w:t>
-            </w:r>
-            <w:r>
-              <w:rPr>
-                <w:lang w:val="en-CA"/>
-              </w:rPr>
-              <w:lastRenderedPageBreak/>
-              <w:t>on “</w:t>
+              <w:t xml:space="preserve"> on “</w:t>
             </w:r>
             <w:r>
               <w:rPr>
@@ -23478,7 +25027,6 @@
                 <w:bCs/>
                 <w:lang w:val="en-CA"/>
               </w:rPr>
-              <w:lastRenderedPageBreak/>
               <w:t>09/2023</w:t>
             </w:r>
           </w:p>
@@ -24384,7 +25932,63 @@
               <w:rPr>
                 <w:lang w:val="en-CA"/>
               </w:rPr>
-              <w:t>University of Granada, Spain, “Perspectivas del Máster en Neurociencia Cognitiva” Seminar</w:t>
+              <w:t>University of Granada, Spain, “</w:t>
+            </w:r>
+            <w:proofErr w:type="spellStart"/>
+            <w:r>
+              <w:rPr>
+                <w:lang w:val="en-CA"/>
+              </w:rPr>
+              <w:t>Perspectivas</w:t>
+            </w:r>
+            <w:proofErr w:type="spellEnd"/>
+            <w:r>
+              <w:rPr>
+                <w:lang w:val="en-CA"/>
+              </w:rPr>
+              <w:t xml:space="preserve"> del </w:t>
+            </w:r>
+            <w:proofErr w:type="spellStart"/>
+            <w:r>
+              <w:rPr>
+                <w:lang w:val="en-CA"/>
+              </w:rPr>
+              <w:t>Máster</w:t>
+            </w:r>
+            <w:proofErr w:type="spellEnd"/>
+            <w:r>
+              <w:rPr>
+                <w:lang w:val="en-CA"/>
+              </w:rPr>
+              <w:t xml:space="preserve"> </w:t>
+            </w:r>
+            <w:proofErr w:type="spellStart"/>
+            <w:r>
+              <w:rPr>
+                <w:lang w:val="en-CA"/>
+              </w:rPr>
+              <w:t>en</w:t>
+            </w:r>
+            <w:proofErr w:type="spellEnd"/>
+            <w:r>
+              <w:rPr>
+                <w:lang w:val="en-CA"/>
+              </w:rPr>
+              <w:t xml:space="preserve"> Neurociencia </w:t>
+            </w:r>
+            <w:proofErr w:type="spellStart"/>
+            <w:r>
+              <w:rPr>
+                <w:lang w:val="en-CA"/>
+              </w:rPr>
+              <w:t>Cognitiva</w:t>
+            </w:r>
+            <w:proofErr w:type="spellEnd"/>
+            <w:r>
+              <w:rPr>
+                <w:lang w:val="en-CA"/>
+              </w:rPr>
+              <w:t>” Seminar</w:t>
             </w:r>
           </w:p>
         </w:tc>
@@ -24801,6 +26405,7 @@
               </w:rPr>
             </w:pPr>
             <w:hyperlink r:id="rId49" w:history="1">
+              <w:proofErr w:type="spellStart"/>
               <w:r>
                 <w:rPr>
                   <w:rStyle w:val="Hyperlink"/>
@@ -24808,6 +26413,7 @@
                 </w:rPr>
                 <w:t>CanCOVID</w:t>
               </w:r>
+              <w:proofErr w:type="spellEnd"/>
             </w:hyperlink>
           </w:p>
         </w:tc>
@@ -25217,6 +26823,7 @@
                 <w:bCs/>
                 <w:lang w:val="en-CA"/>
               </w:rPr>
+              <w:lastRenderedPageBreak/>
               <w:t>10/2018</w:t>
             </w:r>
           </w:p>
@@ -25405,7 +27012,6 @@
                 <w:bCs/>
                 <w:lang w:val="en-CA"/>
               </w:rPr>
-              <w:lastRenderedPageBreak/>
               <w:t>03/2018</w:t>
             </w:r>
           </w:p>
@@ -26247,7 +27853,21 @@
               <w:rPr>
                 <w:lang w:val="en-CA"/>
               </w:rPr>
-              <w:t xml:space="preserve">Alpen-Adria-University Klagenfurt, Austria,  Department of Psychology </w:t>
+              <w:t xml:space="preserve">Alpen-Adria-University Klagenfurt, </w:t>
+            </w:r>
+            <w:proofErr w:type="gramStart"/>
+            <w:r>
+              <w:rPr>
+                <w:lang w:val="en-CA"/>
+              </w:rPr>
+              <w:t>Austria,  Department</w:t>
+            </w:r>
+            <w:proofErr w:type="gramEnd"/>
+            <w:r>
+              <w:rPr>
+                <w:lang w:val="en-CA"/>
+              </w:rPr>
+              <w:t xml:space="preserve"> of Psychology </w:t>
             </w:r>
           </w:p>
         </w:tc>
@@ -26733,8 +28353,44 @@
               <w:rPr>
                 <w:lang w:val="en-CA"/>
               </w:rPr>
-              <w:t>University of Lausanne, CH, Programme Doctoral Romande en Psychologie</w:t>
-            </w:r>
+              <w:t xml:space="preserve">University of Lausanne, CH, Programme Doctoral </w:t>
+            </w:r>
+            <w:proofErr w:type="spellStart"/>
+            <w:r>
+              <w:rPr>
+                <w:lang w:val="en-CA"/>
+              </w:rPr>
+              <w:t>Romande</w:t>
+            </w:r>
+            <w:proofErr w:type="spellEnd"/>
+            <w:r>
+              <w:rPr>
+                <w:lang w:val="en-CA"/>
+              </w:rPr>
+              <w:t xml:space="preserve"> </w:t>
+            </w:r>
+            <w:proofErr w:type="spellStart"/>
+            <w:r>
+              <w:rPr>
+                <w:lang w:val="en-CA"/>
+              </w:rPr>
+              <w:t>en</w:t>
+            </w:r>
+            <w:proofErr w:type="spellEnd"/>
+            <w:r>
+              <w:rPr>
+                <w:lang w:val="en-CA"/>
+              </w:rPr>
+              <w:t xml:space="preserve"> </w:t>
+            </w:r>
+            <w:proofErr w:type="spellStart"/>
+            <w:r>
+              <w:rPr>
+                <w:lang w:val="en-CA"/>
+              </w:rPr>
+              <w:t>Psychologie</w:t>
+            </w:r>
+            <w:proofErr w:type="spellEnd"/>
           </w:p>
         </w:tc>
       </w:tr>
@@ -27326,6 +28982,7 @@
                 <w:bCs/>
                 <w:lang w:val="en-CA"/>
               </w:rPr>
+              <w:lastRenderedPageBreak/>
               <w:t>12/2025</w:t>
             </w:r>
           </w:p>
@@ -27406,7 +29063,14 @@
               <w:rPr>
                 <w:lang w:val="en-CA"/>
               </w:rPr>
-              <w:t>Transformation in a Time of Metacrisi</w:t>
+              <w:t xml:space="preserve">Transformation in a Time of </w:t>
+            </w:r>
+            <w:proofErr w:type="spellStart"/>
+            <w:r>
+              <w:rPr>
+                <w:lang w:val="en-CA"/>
+              </w:rPr>
+              <w:t>Metacrisi</w:t>
             </w:r>
             <w:r>
               <w:rPr>
@@ -27414,6 +29078,7 @@
               </w:rPr>
               <w:t>s</w:t>
             </w:r>
+            <w:proofErr w:type="spellEnd"/>
           </w:p>
         </w:tc>
       </w:tr>
@@ -27475,11 +29140,19 @@
               </w:rPr>
               <w:t xml:space="preserve">the </w:t>
             </w:r>
-            <w:r>
-              <w:rPr>
-                <w:lang w:val="en-CA"/>
-              </w:rPr>
-              <w:t>mini-symposium “</w:t>
+            <w:proofErr w:type="gramStart"/>
+            <w:r>
+              <w:rPr>
+                <w:lang w:val="en-CA"/>
+              </w:rPr>
+              <w:t>mini-symposium</w:t>
+            </w:r>
+            <w:proofErr w:type="gramEnd"/>
+            <w:r>
+              <w:rPr>
+                <w:lang w:val="en-CA"/>
+              </w:rPr>
+              <w:t xml:space="preserve"> “</w:t>
             </w:r>
             <w:r>
               <w:rPr>
@@ -27503,14 +29176,7 @@
               <w:rPr>
                 <w:lang w:val="en-CA"/>
               </w:rPr>
-              <w:t xml:space="preserve"> 2025, Montreal, </w:t>
-            </w:r>
-            <w:r>
-              <w:rPr>
-                <w:lang w:val="en-CA"/>
-              </w:rPr>
-              <w:lastRenderedPageBreak/>
-              <w:t>Quebec</w:t>
+              <w:t xml:space="preserve"> 2025, Montreal, Quebec</w:t>
             </w:r>
           </w:p>
         </w:tc>
@@ -27535,7 +29201,6 @@
                 <w:bCs/>
                 <w:lang w:val="en-CA"/>
               </w:rPr>
-              <w:lastRenderedPageBreak/>
               <w:t>10/2025</w:t>
             </w:r>
           </w:p>
@@ -27808,12 +29473,14 @@
               </w:rPr>
               <w:t xml:space="preserve">Invited Panelist for the debate on “The Viability of Using LLMs in Higher Education” conference, </w:t>
             </w:r>
+            <w:proofErr w:type="spellStart"/>
             <w:r>
               <w:rPr>
                 <w:lang w:val="en-CA"/>
               </w:rPr>
               <w:t>JeXed</w:t>
             </w:r>
+            <w:proofErr w:type="spellEnd"/>
             <w:r>
               <w:rPr>
                 <w:lang w:val="en-CA"/>
@@ -28157,11 +29824,19 @@
               </w:rPr>
               <w:t xml:space="preserve">Toronto Metropolitan University, CERC Migration, invited paper at the </w:t>
             </w:r>
-            <w:r>
-              <w:rPr>
-                <w:lang w:val="en-CA"/>
-              </w:rPr>
-              <w:t xml:space="preserve">International </w:t>
+            <w:proofErr w:type="gramStart"/>
+            <w:r>
+              <w:rPr>
+                <w:lang w:val="en-CA"/>
+              </w:rPr>
+              <w:t>International</w:t>
+            </w:r>
+            <w:proofErr w:type="gramEnd"/>
+            <w:r>
+              <w:rPr>
+                <w:lang w:val="en-CA"/>
+              </w:rPr>
+              <w:t xml:space="preserve"> </w:t>
             </w:r>
             <w:r>
               <w:rPr>
@@ -28411,7 +30086,21 @@
               <w:rPr>
                 <w:lang w:val="en-CA"/>
               </w:rPr>
-              <w:t xml:space="preserve">McGill University, Centre for the Convergence of Health and Economics, Invited panelist at the </w:t>
+              <w:t xml:space="preserve">McGill University, Centre for the Convergence of Health and Economics, </w:t>
+            </w:r>
+            <w:proofErr w:type="gramStart"/>
+            <w:r>
+              <w:rPr>
+                <w:lang w:val="en-CA"/>
+              </w:rPr>
+              <w:t>Invited</w:t>
+            </w:r>
+            <w:proofErr w:type="gramEnd"/>
+            <w:r>
+              <w:rPr>
+                <w:lang w:val="en-CA"/>
+              </w:rPr>
+              <w:t xml:space="preserve"> panelist at the </w:t>
             </w:r>
             <w:r>
               <w:rPr>
@@ -28752,6 +30441,7 @@
                 <w:bCs/>
                 <w:lang w:val="en-CA"/>
               </w:rPr>
+              <w:lastRenderedPageBreak/>
               <w:t>11/2021</w:t>
             </w:r>
           </w:p>
@@ -28870,15 +30560,7 @@
                 <w:bCs/>
                 <w:lang w:val="en-CA"/>
               </w:rPr>
-              <w:t xml:space="preserve">The Science of Wisdom in the Face of World's Social Challenges – invited </w:t>
-            </w:r>
-            <w:r>
-              <w:rPr>
-                <w:bCs/>
-                <w:lang w:val="en-CA"/>
-              </w:rPr>
-              <w:lastRenderedPageBreak/>
-              <w:t xml:space="preserve">symposium at the </w:t>
+              <w:t xml:space="preserve">The Science of Wisdom in the Face of World's Social Challenges – invited symposium at the </w:t>
             </w:r>
             <w:r>
               <w:rPr>
@@ -28922,7 +30604,6 @@
                 <w:bCs/>
                 <w:lang w:val="en-CA"/>
               </w:rPr>
-              <w:lastRenderedPageBreak/>
               <w:t>06/2021</w:t>
             </w:r>
           </w:p>
@@ -28956,7 +30637,21 @@
               <w:rPr>
                 <w:lang w:val="en-CA"/>
               </w:rPr>
-              <w:t xml:space="preserve"> on “Neuroethics, free will, and the self” </w:t>
+              <w:t xml:space="preserve"> on “</w:t>
+            </w:r>
+            <w:proofErr w:type="spellStart"/>
+            <w:r>
+              <w:rPr>
+                <w:lang w:val="en-CA"/>
+              </w:rPr>
+              <w:t>Neuroethics</w:t>
+            </w:r>
+            <w:proofErr w:type="spellEnd"/>
+            <w:r>
+              <w:rPr>
+                <w:lang w:val="en-CA"/>
+              </w:rPr>
+              <w:t xml:space="preserve">, free will, and the self” </w:t>
             </w:r>
           </w:p>
         </w:tc>
@@ -29498,7 +31193,39 @@
                 <w:bCs/>
                 <w:lang w:val="en-CA"/>
               </w:rPr>
-              <w:t>Invited workshop at the “Tabula Rasa: Neuroscienze e culture” conference of the Intercultura Foundation in Florence, Italy</w:t>
+              <w:t xml:space="preserve">Invited workshop at the “Tabula Rasa: </w:t>
+            </w:r>
+            <w:proofErr w:type="spellStart"/>
+            <w:r>
+              <w:rPr>
+                <w:bCs/>
+                <w:lang w:val="en-CA"/>
+              </w:rPr>
+              <w:t>Neuroscienze</w:t>
+            </w:r>
+            <w:proofErr w:type="spellEnd"/>
+            <w:r>
+              <w:rPr>
+                <w:bCs/>
+                <w:lang w:val="en-CA"/>
+              </w:rPr>
+              <w:t xml:space="preserve"> e culture” conference of the </w:t>
+            </w:r>
+            <w:proofErr w:type="spellStart"/>
+            <w:r>
+              <w:rPr>
+                <w:bCs/>
+                <w:lang w:val="en-CA"/>
+              </w:rPr>
+              <w:t>Intercultura</w:t>
+            </w:r>
+            <w:proofErr w:type="spellEnd"/>
+            <w:r>
+              <w:rPr>
+                <w:bCs/>
+                <w:lang w:val="en-CA"/>
+              </w:rPr>
+              <w:t xml:space="preserve"> Foundation in Florence, Italy</w:t>
             </w:r>
           </w:p>
         </w:tc>
@@ -29903,6 +31630,7 @@
                 <w:bCs/>
                 <w:lang w:val="en-CA"/>
               </w:rPr>
+              <w:lastRenderedPageBreak/>
               <w:t>11/2017</w:t>
             </w:r>
           </w:p>
@@ -30065,7 +31793,6 @@
                 <w:bCs/>
                 <w:lang w:val="en-CA"/>
               </w:rPr>
-              <w:lastRenderedPageBreak/>
               <w:t>06/2017</w:t>
             </w:r>
           </w:p>
@@ -31805,6 +33532,7 @@
           <w:lang w:val="en-CA"/>
         </w:rPr>
       </w:pPr>
+      <w:proofErr w:type="spellStart"/>
       <w:r>
         <w:rPr>
           <w:u w:val="single"/>
@@ -31812,6 +33540,7 @@
         </w:rPr>
         <w:t>Kachhiyapatel</w:t>
       </w:r>
+      <w:proofErr w:type="spellEnd"/>
       <w:r>
         <w:rPr>
           <w:u w:val="single"/>
@@ -31949,13 +33678,16 @@
           <w:lang w:val="en-CA"/>
         </w:rPr>
       </w:pPr>
+      <w:proofErr w:type="spellStart"/>
       <w:r>
         <w:rPr>
           <w:u w:val="single"/>
           <w:lang w:val="en-CA"/>
         </w:rPr>
+        <w:lastRenderedPageBreak/>
         <w:t>Kachhiyapatel</w:t>
       </w:r>
+      <w:proofErr w:type="spellEnd"/>
       <w:r>
         <w:rPr>
           <w:u w:val="single"/>
@@ -32046,13 +33778,29 @@
           <w:bCs/>
           <w:lang w:val="en-CA"/>
         </w:rPr>
-        <w:t>Data blitz talk</w:t>
-      </w:r>
+        <w:t xml:space="preserve">Data </w:t>
+      </w:r>
+      <w:proofErr w:type="gramStart"/>
       <w:r>
         <w:rPr>
           <w:bCs/>
           <w:lang w:val="en-CA"/>
         </w:rPr>
+        <w:t>blitz</w:t>
+      </w:r>
+      <w:proofErr w:type="gramEnd"/>
+      <w:r>
+        <w:rPr>
+          <w:bCs/>
+          <w:lang w:val="en-CA"/>
+        </w:rPr>
+        <w:t xml:space="preserve"> talk</w:t>
+      </w:r>
+      <w:r>
+        <w:rPr>
+          <w:bCs/>
+          <w:lang w:val="en-CA"/>
+        </w:rPr>
         <w:t xml:space="preserve"> at the </w:t>
       </w:r>
       <w:r>
@@ -32069,6 +33817,7 @@
         </w:rPr>
         <w:t xml:space="preserve">of the </w:t>
       </w:r>
+      <w:proofErr w:type="gramStart"/>
       <w:r>
         <w:rPr>
           <w:lang w:val="en-CA"/>
@@ -32088,6 +33837,7 @@
         </w:rPr>
         <w:t>rd</w:t>
       </w:r>
+      <w:proofErr w:type="gramEnd"/>
       <w:r>
         <w:rPr>
           <w:lang w:val="en-CA"/>
@@ -32121,7 +33871,6 @@
           <w:bCs/>
           <w:lang w:val="en-CA"/>
         </w:rPr>
-        <w:lastRenderedPageBreak/>
         <w:t xml:space="preserve">Amarasuriya, S. D., Jayawickreme, E., &amp; </w:t>
       </w:r>
       <w:r>
@@ -32205,13 +33954,23 @@
         </w:rPr>
         <w:t xml:space="preserve">Amarasuriya, S. D., </w:t>
       </w:r>
+      <w:proofErr w:type="spellStart"/>
       <w:r>
         <w:rPr>
           <w:bCs/>
           <w:u w:val="single"/>
           <w:lang w:val="en-CA"/>
         </w:rPr>
-        <w:t>Dhammage, T</w:t>
+        <w:t>Dhammage</w:t>
+      </w:r>
+      <w:proofErr w:type="spellEnd"/>
+      <w:r>
+        <w:rPr>
+          <w:bCs/>
+          <w:u w:val="single"/>
+          <w:lang w:val="en-CA"/>
+        </w:rPr>
+        <w:t>, T</w:t>
       </w:r>
       <w:r>
         <w:rPr>
@@ -32393,6 +34152,7 @@
         </w:rPr>
         <w:t xml:space="preserve">ognitive and </w:t>
       </w:r>
+      <w:proofErr w:type="gramStart"/>
       <w:r>
         <w:rPr>
           <w:i/>
@@ -32419,7 +34179,15 @@
           <w:i/>
           <w:lang w:val="en-CA"/>
         </w:rPr>
-        <w:t xml:space="preserve">rounded </w:t>
+        <w:t>rounded</w:t>
+      </w:r>
+      <w:proofErr w:type="gramEnd"/>
+      <w:r>
+        <w:rPr>
+          <w:i/>
+          <w:lang w:val="en-CA"/>
+        </w:rPr>
+        <w:t xml:space="preserve"> </w:t>
       </w:r>
       <w:r>
         <w:rPr>
@@ -32718,6 +34486,7 @@
           <w:lang w:val="en-CA"/>
         </w:rPr>
       </w:pPr>
+      <w:proofErr w:type="spellStart"/>
       <w:r>
         <w:rPr>
           <w:u w:val="single"/>
@@ -32725,6 +34494,7 @@
         </w:rPr>
         <w:t>Kachhiyapatel</w:t>
       </w:r>
+      <w:proofErr w:type="spellEnd"/>
       <w:r>
         <w:rPr>
           <w:u w:val="single"/>
@@ -33757,7 +35527,14 @@
         <w:rPr>
           <w:lang w:val="en-CA"/>
         </w:rPr>
-        <w:t>Wisdom-Training and Wisdom</w:t>
+        <w:t xml:space="preserve">Wisdom-Training </w:t>
+      </w:r>
+      <w:r>
+        <w:rPr>
+          <w:lang w:val="en-CA"/>
+        </w:rPr>
+        <w:lastRenderedPageBreak/>
+        <w:t>and Wisdom</w:t>
       </w:r>
       <w:r>
         <w:rPr>
@@ -33891,7 +35668,6 @@
           <w:u w:val="single"/>
           <w:lang w:val="en-CA"/>
         </w:rPr>
-        <w:lastRenderedPageBreak/>
         <w:t>Elnakouri, A</w:t>
       </w:r>
       <w:r>
@@ -34129,8 +35905,9 @@
         <w:rPr>
           <w:lang w:val="en-CA"/>
         </w:rPr>
-        <w:t>at the 2</w:t>
-      </w:r>
+        <w:t xml:space="preserve">at the </w:t>
+      </w:r>
+      <w:proofErr w:type="gramStart"/>
       <w:r>
         <w:rPr>
           <w:lang w:val="en-CA"/>
@@ -34139,11 +35916,18 @@
       </w:r>
       <w:r>
         <w:rPr>
+          <w:lang w:val="en-CA"/>
+        </w:rPr>
+        <w:t>2</w:t>
+      </w:r>
+      <w:r>
+        <w:rPr>
           <w:vertAlign w:val="superscript"/>
           <w:lang w:val="en-CA"/>
         </w:rPr>
         <w:t>th</w:t>
       </w:r>
+      <w:proofErr w:type="gramEnd"/>
       <w:r>
         <w:rPr>
           <w:lang w:val="en-CA"/>
@@ -34205,7 +35989,23 @@
           <w:bCs/>
           <w:lang w:val="en-CA"/>
         </w:rPr>
-        <w:t xml:space="preserve">K. Kastenhofer. </w:t>
+        <w:t xml:space="preserve">K. </w:t>
+      </w:r>
+      <w:proofErr w:type="spellStart"/>
+      <w:r>
+        <w:rPr>
+          <w:bCs/>
+          <w:lang w:val="en-CA"/>
+        </w:rPr>
+        <w:t>Kastenhofer</w:t>
+      </w:r>
+      <w:proofErr w:type="spellEnd"/>
+      <w:r>
+        <w:rPr>
+          <w:bCs/>
+          <w:lang w:val="en-CA"/>
+        </w:rPr>
+        <w:t xml:space="preserve">. </w:t>
       </w:r>
       <w:r>
         <w:rPr>
@@ -35019,7 +36819,21 @@
         <w:rPr>
           <w:lang w:val="en-CA"/>
         </w:rPr>
-        <w:t>A social perspective on (ir)rationality: Antecedents and consequences</w:t>
+        <w:t>A social perspective on (</w:t>
+      </w:r>
+      <w:proofErr w:type="spellStart"/>
+      <w:r>
+        <w:rPr>
+          <w:lang w:val="en-CA"/>
+        </w:rPr>
+        <w:t>ir</w:t>
+      </w:r>
+      <w:proofErr w:type="spellEnd"/>
+      <w:r>
+        <w:rPr>
+          <w:lang w:val="en-CA"/>
+        </w:rPr>
+        <w:t>)rationality: Antecedents and consequences</w:t>
       </w:r>
       <w:r>
         <w:rPr>
@@ -35144,7 +36958,23 @@
           <w:i/>
           <w:lang w:val="en-CA"/>
         </w:rPr>
-        <w:t>Wisdom training: Self-distancing training promotes growth in wise reasoning and emodiversity.</w:t>
+        <w:t xml:space="preserve">Wisdom training: Self-distancing training promotes growth in wise reasoning and </w:t>
+      </w:r>
+      <w:proofErr w:type="spellStart"/>
+      <w:r>
+        <w:rPr>
+          <w:i/>
+          <w:lang w:val="en-CA"/>
+        </w:rPr>
+        <w:t>emodiversity</w:t>
+      </w:r>
+      <w:proofErr w:type="spellEnd"/>
+      <w:r>
+        <w:rPr>
+          <w:i/>
+          <w:lang w:val="en-CA"/>
+        </w:rPr>
+        <w:t>.</w:t>
       </w:r>
       <w:r>
         <w:rPr>
@@ -36035,7 +37865,21 @@
         <w:rPr>
           <w:lang w:val="en-CA"/>
         </w:rPr>
-        <w:t>in the symposium “Climato-economic Imprints on Culture” chaired by E. van de Vliert (Chair) at the 24</w:t>
+        <w:t>in the symposium “</w:t>
+      </w:r>
+      <w:proofErr w:type="spellStart"/>
+      <w:r>
+        <w:rPr>
+          <w:lang w:val="en-CA"/>
+        </w:rPr>
+        <w:t>Climato</w:t>
+      </w:r>
+      <w:proofErr w:type="spellEnd"/>
+      <w:r>
+        <w:rPr>
+          <w:lang w:val="en-CA"/>
+        </w:rPr>
+        <w:t>-economic Imprints on Culture” chaired by E. van de Vliert (Chair) at the 24</w:t>
       </w:r>
       <w:r>
         <w:rPr>
@@ -37377,7 +39221,21 @@
         <w:rPr>
           <w:lang w:val="en-CA"/>
         </w:rPr>
-        <w:t>Discussant in the symposium “Continuity and changes in emotion socialization with globalization” chaired by M. Karasawa at The 23</w:t>
+        <w:t xml:space="preserve">Discussant in the symposium “Continuity and changes in emotion socialization with globalization” chaired by M. Karasawa at </w:t>
+      </w:r>
+      <w:proofErr w:type="gramStart"/>
+      <w:r>
+        <w:rPr>
+          <w:lang w:val="en-CA"/>
+        </w:rPr>
+        <w:t>The</w:t>
+      </w:r>
+      <w:proofErr w:type="gramEnd"/>
+      <w:r>
+        <w:rPr>
+          <w:lang w:val="en-CA"/>
+        </w:rPr>
+        <w:t xml:space="preserve"> 23</w:t>
       </w:r>
       <w:r>
         <w:rPr>
@@ -37536,7 +39394,21 @@
         <w:rPr>
           <w:lang w:val="en-CA"/>
         </w:rPr>
-        <w:t xml:space="preserve"> Paper presented in the symposium “Operationalizing affective complexity: Theory, measurement, and applications” chaired by R. Gonzalez (Chair) and J. Smith (Co-Chair) at The 28</w:t>
+        <w:t xml:space="preserve"> Paper presented in the symposium “Operationalizing affective complexity: Theory, measurement, and applications” chaired by R. Gonzalez (Chair) and J. Smith (Co-Chair) at </w:t>
+      </w:r>
+      <w:proofErr w:type="gramStart"/>
+      <w:r>
+        <w:rPr>
+          <w:lang w:val="en-CA"/>
+        </w:rPr>
+        <w:t>The</w:t>
+      </w:r>
+      <w:proofErr w:type="gramEnd"/>
+      <w:r>
+        <w:rPr>
+          <w:lang w:val="en-CA"/>
+        </w:rPr>
+        <w:t xml:space="preserve"> 28</w:t>
       </w:r>
       <w:r>
         <w:rPr>
@@ -37640,7 +39512,21 @@
         <w:rPr>
           <w:lang w:val="en-CA"/>
         </w:rPr>
-        <w:t xml:space="preserve"> (Co-Chair) at The 28</w:t>
+        <w:t xml:space="preserve"> (Co-Chair) at </w:t>
+      </w:r>
+      <w:proofErr w:type="gramStart"/>
+      <w:r>
+        <w:rPr>
+          <w:lang w:val="en-CA"/>
+        </w:rPr>
+        <w:t>The</w:t>
+      </w:r>
+      <w:proofErr w:type="gramEnd"/>
+      <w:r>
+        <w:rPr>
+          <w:lang w:val="en-CA"/>
+        </w:rPr>
+        <w:t xml:space="preserve"> 28</w:t>
       </w:r>
       <w:r>
         <w:rPr>
@@ -37895,7 +39781,21 @@
         <w:rPr>
           <w:lang w:val="en-CA"/>
         </w:rPr>
-        <w:t xml:space="preserve"> The 17</w:t>
+        <w:t xml:space="preserve"> </w:t>
+      </w:r>
+      <w:proofErr w:type="gramStart"/>
+      <w:r>
+        <w:rPr>
+          <w:lang w:val="en-CA"/>
+        </w:rPr>
+        <w:t>The</w:t>
+      </w:r>
+      <w:proofErr w:type="gramEnd"/>
+      <w:r>
+        <w:rPr>
+          <w:lang w:val="en-CA"/>
+        </w:rPr>
+        <w:t xml:space="preserve"> 17</w:t>
       </w:r>
       <w:r>
         <w:rPr>
@@ -37953,13 +39853,43 @@
           <w:i/>
           <w:lang w:val="en-CA"/>
         </w:rPr>
-        <w:t>Ego-decentered reasoning predicts cross-domain prosociality.</w:t>
-      </w:r>
-      <w:r>
-        <w:rPr>
-          <w:lang w:val="en-CA"/>
-        </w:rPr>
-        <w:t xml:space="preserve"> Paper presented in the symposium “The evolution and maintenance of human prosociality” chaired by </w:t>
+        <w:t xml:space="preserve">Ego-decentered reasoning predicts cross-domain </w:t>
+      </w:r>
+      <w:proofErr w:type="spellStart"/>
+      <w:r>
+        <w:rPr>
+          <w:i/>
+          <w:lang w:val="en-CA"/>
+        </w:rPr>
+        <w:t>prosociality</w:t>
+      </w:r>
+      <w:proofErr w:type="spellEnd"/>
+      <w:r>
+        <w:rPr>
+          <w:i/>
+          <w:lang w:val="en-CA"/>
+        </w:rPr>
+        <w:t>.</w:t>
+      </w:r>
+      <w:r>
+        <w:rPr>
+          <w:lang w:val="en-CA"/>
+        </w:rPr>
+        <w:t xml:space="preserve"> Paper presented in the symposium “The evolution and maintenance of human </w:t>
+      </w:r>
+      <w:proofErr w:type="spellStart"/>
+      <w:r>
+        <w:rPr>
+          <w:lang w:val="en-CA"/>
+        </w:rPr>
+        <w:t>prosociality</w:t>
+      </w:r>
+      <w:proofErr w:type="spellEnd"/>
+      <w:r>
+        <w:rPr>
+          <w:lang w:val="en-CA"/>
+        </w:rPr>
+        <w:t xml:space="preserve">” chaired by </w:t>
       </w:r>
       <w:r>
         <w:rPr>
@@ -37997,7 +39927,21 @@
         <w:rPr>
           <w:lang w:val="en-CA"/>
         </w:rPr>
-        <w:t xml:space="preserve"> The 17</w:t>
+        <w:t xml:space="preserve"> </w:t>
+      </w:r>
+      <w:proofErr w:type="gramStart"/>
+      <w:r>
+        <w:rPr>
+          <w:lang w:val="en-CA"/>
+        </w:rPr>
+        <w:t>The</w:t>
+      </w:r>
+      <w:proofErr w:type="gramEnd"/>
+      <w:r>
+        <w:rPr>
+          <w:lang w:val="en-CA"/>
+        </w:rPr>
+        <w:t xml:space="preserve"> 17</w:t>
       </w:r>
       <w:r>
         <w:rPr>
@@ -38708,7 +40652,23 @@
           <w:bCs/>
           <w:lang w:val="en-CA"/>
         </w:rPr>
-        <w:t>. Paper presented in a symposium “Wisdom: Characteristics, contexts, and consequences” chaired by S. Etezadi at the convention of the Canadian Psychological Association in Vancouver, BC.</w:t>
+        <w:t xml:space="preserve">. Paper presented in a symposium “Wisdom: Characteristics, contexts, and consequences” chaired by S. </w:t>
+      </w:r>
+      <w:proofErr w:type="spellStart"/>
+      <w:r>
+        <w:rPr>
+          <w:bCs/>
+          <w:lang w:val="en-CA"/>
+        </w:rPr>
+        <w:t>Etezadi</w:t>
+      </w:r>
+      <w:proofErr w:type="spellEnd"/>
+      <w:r>
+        <w:rPr>
+          <w:bCs/>
+          <w:lang w:val="en-CA"/>
+        </w:rPr>
+        <w:t xml:space="preserve"> at the convention of the Canadian Psychological Association in Vancouver, BC.</w:t>
       </w:r>
     </w:p>
     <w:p>
@@ -40162,7 +42122,14 @@
         <w:rPr>
           <w:lang w:val="en-CA"/>
         </w:rPr>
-        <w:t xml:space="preserve"> &amp; O. Ybarra (Co-Chair) at the 23</w:t>
+        <w:t xml:space="preserve"> &amp; O. Ybarra (Co-Chair) at the </w:t>
+      </w:r>
+      <w:proofErr w:type="gramStart"/>
+      <w:r>
+        <w:rPr>
+          <w:lang w:val="en-CA"/>
+        </w:rPr>
+        <w:t>23</w:t>
       </w:r>
       <w:r>
         <w:rPr>
@@ -40171,6 +42138,7 @@
         </w:rPr>
         <w:t>nd</w:t>
       </w:r>
+      <w:proofErr w:type="gramEnd"/>
       <w:r>
         <w:rPr>
           <w:lang w:val="en-CA"/>
@@ -41475,6 +43443,7 @@
         </w:rPr>
         <w:t xml:space="preserve">Judgment and Decision-Making Preconference of the </w:t>
       </w:r>
+      <w:proofErr w:type="gramStart"/>
       <w:r>
         <w:rPr>
           <w:lang w:val="en-CA"/>
@@ -41494,6 +43463,7 @@
         </w:rPr>
         <w:t>rd</w:t>
       </w:r>
+      <w:proofErr w:type="gramEnd"/>
       <w:r>
         <w:rPr>
           <w:lang w:val="en-CA"/>
@@ -41530,6 +43500,7 @@
           <w:lang w:val="en-CA"/>
         </w:rPr>
       </w:pPr>
+      <w:proofErr w:type="spellStart"/>
       <w:r>
         <w:rPr>
           <w:u w:val="single"/>
@@ -41537,6 +43508,7 @@
         </w:rPr>
         <w:t>Kachhiyapatel</w:t>
       </w:r>
+      <w:proofErr w:type="spellEnd"/>
       <w:r>
         <w:rPr>
           <w:u w:val="single"/>
@@ -42063,12 +44035,21 @@
           <w:lang w:val="en-CA"/>
         </w:rPr>
       </w:pPr>
+      <w:proofErr w:type="spellStart"/>
       <w:r>
         <w:rPr>
           <w:u w:val="single"/>
           <w:lang w:val="en-CA"/>
         </w:rPr>
-        <w:t>Mostafapour, M</w:t>
+        <w:t>Mostafapour</w:t>
+      </w:r>
+      <w:proofErr w:type="spellEnd"/>
+      <w:r>
+        <w:rPr>
+          <w:u w:val="single"/>
+          <w:lang w:val="en-CA"/>
+        </w:rPr>
+        <w:t>, M</w:t>
       </w:r>
       <w:r>
         <w:rPr>
@@ -42404,7 +44385,21 @@
         <w:rPr>
           <w:lang w:val="en-CA"/>
         </w:rPr>
-        <w:t>. Poster presented at The 23rd International Congress of the International Association for Cross-Cultural Psychology, Nagoya, Japan.</w:t>
+        <w:t xml:space="preserve">. Poster presented at </w:t>
+      </w:r>
+      <w:proofErr w:type="gramStart"/>
+      <w:r>
+        <w:rPr>
+          <w:lang w:val="en-CA"/>
+        </w:rPr>
+        <w:t>The</w:t>
+      </w:r>
+      <w:proofErr w:type="gramEnd"/>
+      <w:r>
+        <w:rPr>
+          <w:lang w:val="en-CA"/>
+        </w:rPr>
+        <w:t xml:space="preserve"> 23rd International Congress of the International Association for Cross-Cultural Psychology, Nagoya, Japan.</w:t>
       </w:r>
     </w:p>
     <w:p>
@@ -42890,7 +44885,21 @@
         <w:rPr>
           <w:lang w:val="de-DE"/>
         </w:rPr>
-        <w:t xml:space="preserve">. (2015, February). </w:t>
+        <w:t xml:space="preserve">. (2015, </w:t>
+      </w:r>
+      <w:proofErr w:type="spellStart"/>
+      <w:r>
+        <w:rPr>
+          <w:lang w:val="de-DE"/>
+        </w:rPr>
+        <w:t>February</w:t>
+      </w:r>
+      <w:proofErr w:type="spellEnd"/>
+      <w:r>
+        <w:rPr>
+          <w:lang w:val="de-DE"/>
+        </w:rPr>
+        <w:t xml:space="preserve">). </w:t>
       </w:r>
       <w:r>
         <w:rPr>
@@ -44394,7 +46403,21 @@
         <w:rPr>
           <w:lang w:val="en-CA"/>
         </w:rPr>
-        <w:t xml:space="preserve"> &amp; Scornia, A. (2005</w:t>
+        <w:t xml:space="preserve"> &amp; </w:t>
+      </w:r>
+      <w:proofErr w:type="spellStart"/>
+      <w:r>
+        <w:rPr>
+          <w:lang w:val="en-CA"/>
+        </w:rPr>
+        <w:t>Scornia</w:t>
+      </w:r>
+      <w:proofErr w:type="spellEnd"/>
+      <w:r>
+        <w:rPr>
+          <w:lang w:val="en-CA"/>
+        </w:rPr>
+        <w:t>, A. (2005</w:t>
       </w:r>
       <w:r>
         <w:rPr>
@@ -45715,7 +47738,25 @@
                 <w:color w:val="000000"/>
                 <w:lang w:val="en-CA"/>
               </w:rPr>
-              <w:t>Graduate Student Instructor, University of Michigan. Hold two weekly 2h seminars, created assignments, exams and class activities, graded papers.</w:t>
+              <w:t xml:space="preserve">Graduate Student Instructor, University of Michigan. Hold two </w:t>
+            </w:r>
+            <w:proofErr w:type="gramStart"/>
+            <w:r>
+              <w:rPr>
+                <w:i/>
+                <w:color w:val="000000"/>
+                <w:lang w:val="en-CA"/>
+              </w:rPr>
+              <w:t>weekly</w:t>
+            </w:r>
+            <w:proofErr w:type="gramEnd"/>
+            <w:r>
+              <w:rPr>
+                <w:i/>
+                <w:color w:val="000000"/>
+                <w:lang w:val="en-CA"/>
+              </w:rPr>
+              <w:t xml:space="preserve"> 2h seminars, created assignments, exams and class activities, graded papers.</w:t>
             </w:r>
           </w:p>
         </w:tc>
@@ -45790,7 +47831,25 @@
                 <w:color w:val="000000"/>
                 <w:lang w:val="en-CA"/>
               </w:rPr>
-              <w:t>Graduate Student Instructor, University of Michigan. Hold two weekly 2h seminars, created assignments, exams and class activities, graded papers.</w:t>
+              <w:t xml:space="preserve">Graduate Student Instructor, University of Michigan. Hold two </w:t>
+            </w:r>
+            <w:proofErr w:type="gramStart"/>
+            <w:r>
+              <w:rPr>
+                <w:i/>
+                <w:color w:val="000000"/>
+                <w:lang w:val="en-CA"/>
+              </w:rPr>
+              <w:t>weekly</w:t>
+            </w:r>
+            <w:proofErr w:type="gramEnd"/>
+            <w:r>
+              <w:rPr>
+                <w:i/>
+                <w:color w:val="000000"/>
+                <w:lang w:val="en-CA"/>
+              </w:rPr>
+              <w:t xml:space="preserve"> 2h seminars, created assignments, exams and class activities, graded papers.</w:t>
             </w:r>
           </w:p>
         </w:tc>
@@ -46088,7 +48147,23 @@
                 <w:color w:val="000000"/>
                 <w:lang w:val="en-CA"/>
               </w:rPr>
-              <w:t>Seminar in Cognitive Science (CogSci 600), Department of Philosophy, Faculty of Arts, University of Waterloo</w:t>
+              <w:t>Seminar in Cognitive Science (</w:t>
+            </w:r>
+            <w:proofErr w:type="spellStart"/>
+            <w:r>
+              <w:rPr>
+                <w:color w:val="000000"/>
+                <w:lang w:val="en-CA"/>
+              </w:rPr>
+              <w:t>CogSci</w:t>
+            </w:r>
+            <w:proofErr w:type="spellEnd"/>
+            <w:r>
+              <w:rPr>
+                <w:color w:val="000000"/>
+                <w:lang w:val="en-CA"/>
+              </w:rPr>
+              <w:t xml:space="preserve"> 600), Department of Philosophy, Faculty of Arts, University of Waterloo</w:t>
             </w:r>
           </w:p>
         </w:tc>
@@ -46388,7 +48463,23 @@
                 <w:color w:val="000000"/>
                 <w:lang w:val="en-CA"/>
               </w:rPr>
-              <w:t>Seminar in Cognitive Science (CogSci 600), Department of Philosophy, Faculty of Arts, University of Waterloo</w:t>
+              <w:t>Seminar in Cognitive Science (</w:t>
+            </w:r>
+            <w:proofErr w:type="spellStart"/>
+            <w:r>
+              <w:rPr>
+                <w:color w:val="000000"/>
+                <w:lang w:val="en-CA"/>
+              </w:rPr>
+              <w:t>CogSci</w:t>
+            </w:r>
+            <w:proofErr w:type="spellEnd"/>
+            <w:r>
+              <w:rPr>
+                <w:color w:val="000000"/>
+                <w:lang w:val="en-CA"/>
+              </w:rPr>
+              <w:t xml:space="preserve"> 600), Department of Philosophy, Faculty of Arts, University of Waterloo</w:t>
             </w:r>
           </w:p>
         </w:tc>
@@ -46564,7 +48655,23 @@
                 <w:color w:val="000000"/>
                 <w:lang w:val="en-CA"/>
               </w:rPr>
-              <w:t>Seminar in Cognitive Science (CogSci 600), Department of Philosophy, Faculty of Arts, University of Waterloo</w:t>
+              <w:t>Seminar in Cognitive Science (</w:t>
+            </w:r>
+            <w:proofErr w:type="spellStart"/>
+            <w:r>
+              <w:rPr>
+                <w:color w:val="000000"/>
+                <w:lang w:val="en-CA"/>
+              </w:rPr>
+              <w:t>CogSci</w:t>
+            </w:r>
+            <w:proofErr w:type="spellEnd"/>
+            <w:r>
+              <w:rPr>
+                <w:color w:val="000000"/>
+                <w:lang w:val="en-CA"/>
+              </w:rPr>
+              <w:t xml:space="preserve"> 600), Department of Philosophy, Faculty of Arts, University of Waterloo</w:t>
             </w:r>
           </w:p>
         </w:tc>
@@ -47078,7 +49185,35 @@
               <w:rPr>
                 <w:lang w:val="en-CA"/>
               </w:rPr>
-              <w:t>20th European Congress of Psychology Students, Spindleruv Mlyn, Czech Republic</w:t>
+              <w:t xml:space="preserve">20th European Congress of Psychology Students, </w:t>
+            </w:r>
+            <w:proofErr w:type="spellStart"/>
+            <w:r>
+              <w:rPr>
+                <w:lang w:val="en-CA"/>
+              </w:rPr>
+              <w:t>Spindleruv</w:t>
+            </w:r>
+            <w:proofErr w:type="spellEnd"/>
+            <w:r>
+              <w:rPr>
+                <w:lang w:val="en-CA"/>
+              </w:rPr>
+              <w:t xml:space="preserve"> </w:t>
+            </w:r>
+            <w:proofErr w:type="spellStart"/>
+            <w:r>
+              <w:rPr>
+                <w:lang w:val="en-CA"/>
+              </w:rPr>
+              <w:t>Mlyn</w:t>
+            </w:r>
+            <w:proofErr w:type="spellEnd"/>
+            <w:r>
+              <w:rPr>
+                <w:lang w:val="en-CA"/>
+              </w:rPr>
+              <w:t>, Czech Republic</w:t>
             </w:r>
           </w:p>
         </w:tc>
@@ -47361,15 +49496,16 @@
                 <w:color w:val="000000"/>
                 <w:lang w:val="en-CA"/>
               </w:rPr>
-              <w:t>Niyati Kachhiya</w:t>
-            </w:r>
+              <w:t xml:space="preserve">Niyati </w:t>
+            </w:r>
+            <w:proofErr w:type="spellStart"/>
             <w:r>
               <w:rPr>
                 <w:iCs/>
                 <w:color w:val="000000"/>
                 <w:lang w:val="en-CA"/>
               </w:rPr>
-              <w:t>p</w:t>
+              <w:t>Kachhiya</w:t>
             </w:r>
             <w:r>
               <w:rPr>
@@ -47377,8 +49513,17 @@
                 <w:color w:val="000000"/>
                 <w:lang w:val="en-CA"/>
               </w:rPr>
+              <w:t>p</w:t>
+            </w:r>
+            <w:r>
+              <w:rPr>
+                <w:iCs/>
+                <w:color w:val="000000"/>
+                <w:lang w:val="en-CA"/>
+              </w:rPr>
               <w:t>atel</w:t>
             </w:r>
+            <w:proofErr w:type="spellEnd"/>
           </w:p>
         </w:tc>
       </w:tr>
@@ -48402,8 +50547,16 @@
               <w:rPr>
                 <w:lang w:val="en-CA"/>
               </w:rPr>
-              <w:t>Sonia Vintan</w:t>
-            </w:r>
+              <w:t xml:space="preserve">Sonia </w:t>
+            </w:r>
+            <w:proofErr w:type="spellStart"/>
+            <w:r>
+              <w:rPr>
+                <w:lang w:val="en-CA"/>
+              </w:rPr>
+              <w:t>Vintan</w:t>
+            </w:r>
+            <w:proofErr w:type="spellEnd"/>
           </w:p>
         </w:tc>
       </w:tr>
@@ -48710,8 +50863,16 @@
               <w:rPr>
                 <w:lang w:val="en-CA"/>
               </w:rPr>
-              <w:t>Ceara Khoramshani</w:t>
-            </w:r>
+              <w:t xml:space="preserve">Ceara </w:t>
+            </w:r>
+            <w:proofErr w:type="spellStart"/>
+            <w:r>
+              <w:rPr>
+                <w:lang w:val="en-CA"/>
+              </w:rPr>
+              <w:t>Khoramshani</w:t>
+            </w:r>
+            <w:proofErr w:type="spellEnd"/>
           </w:p>
         </w:tc>
       </w:tr>
@@ -49024,6 +51185,7 @@
           <w:lang w:val="en-CA"/>
         </w:rPr>
       </w:pPr>
+      <w:proofErr w:type="gramStart"/>
       <w:r>
         <w:rPr>
           <w:b/>
@@ -49031,7 +51193,17 @@
           <w:i/>
           <w:lang w:val="en-CA"/>
         </w:rPr>
-        <w:t xml:space="preserve">Masters Thesis </w:t>
+        <w:t>Masters</w:t>
+      </w:r>
+      <w:proofErr w:type="gramEnd"/>
+      <w:r>
+        <w:rPr>
+          <w:b/>
+          <w:bCs/>
+          <w:i/>
+          <w:lang w:val="en-CA"/>
+        </w:rPr>
+        <w:t xml:space="preserve"> Thesis </w:t>
       </w:r>
     </w:p>
     <w:tbl>
@@ -49093,6 +51265,7 @@
               </w:rPr>
               <w:t xml:space="preserve">Niyati </w:t>
             </w:r>
+            <w:proofErr w:type="spellStart"/>
             <w:r>
               <w:rPr>
                 <w:iCs/>
@@ -49117,6 +51290,7 @@
               </w:rPr>
               <w:t>atel</w:t>
             </w:r>
+            <w:proofErr w:type="spellEnd"/>
             <w:r>
               <w:rPr>
                 <w:lang w:val="en-CA"/>
@@ -49453,6 +51627,7 @@
           <w:lang w:val="en-CA"/>
         </w:rPr>
       </w:pPr>
+      <w:proofErr w:type="gramStart"/>
       <w:r>
         <w:rPr>
           <w:b/>
@@ -49460,7 +51635,17 @@
           <w:i/>
           <w:lang w:val="en-CA"/>
         </w:rPr>
-        <w:t>Masters Committees</w:t>
+        <w:t>Masters</w:t>
+      </w:r>
+      <w:proofErr w:type="gramEnd"/>
+      <w:r>
+        <w:rPr>
+          <w:b/>
+          <w:bCs/>
+          <w:i/>
+          <w:lang w:val="en-CA"/>
+        </w:rPr>
+        <w:t xml:space="preserve"> Committees</w:t>
       </w:r>
     </w:p>
     <w:tbl>
@@ -50547,6 +52732,7 @@
               </w:rPr>
               <w:t xml:space="preserve">. </w:t>
             </w:r>
+            <w:proofErr w:type="spellStart"/>
             <w:r>
               <w:rPr>
                 <w:rFonts w:ascii="Times New Roman" w:hAnsi="Times New Roman" w:cs="Times New Roman"/>
@@ -50557,6 +52743,7 @@
               </w:rPr>
               <w:t>Kachhiyapatel</w:t>
             </w:r>
+            <w:proofErr w:type="spellEnd"/>
             <w:r>
               <w:rPr>
                 <w:rFonts w:ascii="Times New Roman" w:hAnsi="Times New Roman" w:cs="Times New Roman"/>
@@ -50894,42 +53081,10 @@
                 <w:sz w:val="24"/>
                 <w:szCs w:val="24"/>
               </w:rPr>
-              <w:t>Honours Thesis Award (for Yoonjee Michelle Yeh)</w:t>
-            </w:r>
-          </w:p>
-        </w:tc>
-      </w:tr>
-      <w:tr>
-        <w:tc>
-          <w:tcPr>
-            <w:tcW w:w="1530" w:type="dxa"/>
-          </w:tcPr>
-          <w:p>
-            <w:pPr>
-              <w:pStyle w:val="NoSpacing"/>
-              <w:rPr>
-                <w:rFonts w:ascii="Times New Roman" w:hAnsi="Times New Roman" w:cs="Times New Roman"/>
-                <w:sz w:val="24"/>
-                <w:szCs w:val="24"/>
-              </w:rPr>
-            </w:pPr>
-            <w:r>
-              <w:rPr>
-                <w:rFonts w:ascii="Times New Roman" w:hAnsi="Times New Roman" w:cs="Times New Roman"/>
-                <w:sz w:val="24"/>
-                <w:szCs w:val="24"/>
-              </w:rPr>
-              <w:t>2016</w:t>
-            </w:r>
-          </w:p>
-        </w:tc>
-        <w:tc>
-          <w:tcPr>
-            <w:tcW w:w="8550" w:type="dxa"/>
-          </w:tcPr>
-          <w:p>
-            <w:pPr>
-              <w:pStyle w:val="NoSpacing"/>
+              <w:t xml:space="preserve">Honours Thesis Award (for </w:t>
+            </w:r>
+            <w:proofErr w:type="spellStart"/>
+            <w:r>
               <w:rPr>
                 <w:rFonts w:ascii="Times New Roman" w:hAnsi="Times New Roman" w:cs="Times New Roman"/>
                 <w:iCs/>
@@ -50937,7 +53092,9 @@
                 <w:sz w:val="24"/>
                 <w:szCs w:val="24"/>
               </w:rPr>
-            </w:pPr>
+              <w:t>Yoonjee</w:t>
+            </w:r>
+            <w:proofErr w:type="spellEnd"/>
             <w:r>
               <w:rPr>
                 <w:rFonts w:ascii="Times New Roman" w:hAnsi="Times New Roman" w:cs="Times New Roman"/>
@@ -50946,7 +53103,7 @@
                 <w:sz w:val="24"/>
                 <w:szCs w:val="24"/>
               </w:rPr>
-              <w:t>Diversity Fund Travel Award to attend the 2017 SPSP convention (for J. Brienza)</w:t>
+              <w:t xml:space="preserve"> Michelle Yeh)</w:t>
             </w:r>
           </w:p>
         </w:tc>
@@ -50998,7 +53155,7 @@
                 <w:sz w:val="24"/>
                 <w:szCs w:val="24"/>
               </w:rPr>
-              <w:t>Diversity Fund Travel Award to attend the 2017 SPSP convention (for H. Santos)</w:t>
+              <w:t>Diversity Fund Travel Award to attend the 2017 SPSP convention (for J. Brienza)</w:t>
             </w:r>
           </w:p>
         </w:tc>
@@ -51050,7 +53207,7 @@
                 <w:sz w:val="24"/>
                 <w:szCs w:val="24"/>
               </w:rPr>
-              <w:t>Vanier Canada Graduate Scholarship (for H. Oakes)</w:t>
+              <w:t>Diversity Fund Travel Award to attend the 2017 SPSP convention (for H. Santos)</w:t>
             </w:r>
           </w:p>
         </w:tc>
@@ -51102,7 +53259,7 @@
                 <w:sz w:val="24"/>
                 <w:szCs w:val="24"/>
               </w:rPr>
-              <w:t>Graduate Student Travel Award, APS convention (for H. Oakes)</w:t>
+              <w:t>Vanier Canada Graduate Scholarship (for H. Oakes)</w:t>
             </w:r>
           </w:p>
         </w:tc>
@@ -51154,7 +53311,7 @@
                 <w:sz w:val="24"/>
                 <w:szCs w:val="24"/>
               </w:rPr>
-              <w:t>Warren Ober Award for outstanding teaching at the UW (for H. Santos)</w:t>
+              <w:t>Graduate Student Travel Award, APS convention (for H. Oakes)</w:t>
             </w:r>
           </w:p>
         </w:tc>
@@ -51179,7 +53336,7 @@
                 <w:sz w:val="24"/>
                 <w:szCs w:val="24"/>
               </w:rPr>
-              <w:t>2015</w:t>
+              <w:t>2016</w:t>
             </w:r>
           </w:p>
         </w:tc>
@@ -51206,7 +53363,7 @@
                 <w:sz w:val="24"/>
                 <w:szCs w:val="24"/>
               </w:rPr>
-              <w:t>Diversity Fund Travel Award to attend the 2016 SPSP convention (for H. Oakes)</w:t>
+              <w:t>Warren Ober Award for outstanding teaching at the UW (for H. Santos)</w:t>
             </w:r>
           </w:p>
         </w:tc>
@@ -51258,7 +53415,7 @@
                 <w:sz w:val="24"/>
                 <w:szCs w:val="24"/>
               </w:rPr>
-              <w:t>Joseph-Armand Bombardier Canadian Graduate Scholarship (for H. Oakes)</w:t>
+              <w:t>Diversity Fund Travel Award to attend the 2016 SPSP convention (for H. Oakes)</w:t>
             </w:r>
           </w:p>
         </w:tc>
@@ -51310,7 +53467,7 @@
                 <w:sz w:val="24"/>
                 <w:szCs w:val="24"/>
               </w:rPr>
-              <w:t>Graduate Student Poster Award Finalist, SPSP convention (for H. C. Santos)</w:t>
+              <w:t>Joseph-Armand Bombardier Canadian Graduate Scholarship (for H. Oakes)</w:t>
             </w:r>
           </w:p>
         </w:tc>
@@ -51335,18 +53492,7 @@
                 <w:sz w:val="24"/>
                 <w:szCs w:val="24"/>
               </w:rPr>
-              <w:t xml:space="preserve">2014 </w:t>
-            </w:r>
-            <w:r>
-              <w:t>–</w:t>
-            </w:r>
-            <w:r>
-              <w:rPr>
-                <w:rFonts w:ascii="Times New Roman" w:hAnsi="Times New Roman" w:cs="Times New Roman"/>
-                <w:sz w:val="24"/>
-                <w:szCs w:val="24"/>
-              </w:rPr>
-              <w:t xml:space="preserve"> 2015</w:t>
+              <w:t>2015</w:t>
             </w:r>
           </w:p>
         </w:tc>
@@ -51373,9 +53519,53 @@
                 <w:sz w:val="24"/>
                 <w:szCs w:val="24"/>
               </w:rPr>
-              <w:t xml:space="preserve">International Ontario Graduate Scholarship (CAD$25,000; 1 of 5 allotted to </w:t>
-            </w:r>
-            <w:r>
+              <w:t>Graduate Student Poster Award Finalist, SPSP convention (for H. C. Santos)</w:t>
+            </w:r>
+          </w:p>
+        </w:tc>
+      </w:tr>
+      <w:tr>
+        <w:tc>
+          <w:tcPr>
+            <w:tcW w:w="1530" w:type="dxa"/>
+          </w:tcPr>
+          <w:p>
+            <w:pPr>
+              <w:pStyle w:val="NoSpacing"/>
+              <w:rPr>
+                <w:rFonts w:ascii="Times New Roman" w:hAnsi="Times New Roman" w:cs="Times New Roman"/>
+                <w:sz w:val="24"/>
+                <w:szCs w:val="24"/>
+              </w:rPr>
+            </w:pPr>
+            <w:r>
+              <w:rPr>
+                <w:rFonts w:ascii="Times New Roman" w:hAnsi="Times New Roman" w:cs="Times New Roman"/>
+                <w:sz w:val="24"/>
+                <w:szCs w:val="24"/>
+              </w:rPr>
+              <w:t xml:space="preserve">2014 </w:t>
+            </w:r>
+            <w:r>
+              <w:t>–</w:t>
+            </w:r>
+            <w:r>
+              <w:rPr>
+                <w:rFonts w:ascii="Times New Roman" w:hAnsi="Times New Roman" w:cs="Times New Roman"/>
+                <w:sz w:val="24"/>
+                <w:szCs w:val="24"/>
+              </w:rPr>
+              <w:t xml:space="preserve"> 2015</w:t>
+            </w:r>
+          </w:p>
+        </w:tc>
+        <w:tc>
+          <w:tcPr>
+            <w:tcW w:w="8550" w:type="dxa"/>
+          </w:tcPr>
+          <w:p>
+            <w:pPr>
+              <w:pStyle w:val="NoSpacing"/>
               <w:rPr>
                 <w:rFonts w:ascii="Times New Roman" w:hAnsi="Times New Roman" w:cs="Times New Roman"/>
                 <w:iCs/>
@@ -51383,6 +53573,25 @@
                 <w:sz w:val="24"/>
                 <w:szCs w:val="24"/>
               </w:rPr>
+            </w:pPr>
+            <w:r>
+              <w:rPr>
+                <w:rFonts w:ascii="Times New Roman" w:hAnsi="Times New Roman" w:cs="Times New Roman"/>
+                <w:iCs/>
+                <w:color w:val="000000"/>
+                <w:sz w:val="24"/>
+                <w:szCs w:val="24"/>
+              </w:rPr>
+              <w:t xml:space="preserve">International Ontario Graduate Scholarship (CAD$25,000; 1 of 5 allotted to </w:t>
+            </w:r>
+            <w:r>
+              <w:rPr>
+                <w:rFonts w:ascii="Times New Roman" w:hAnsi="Times New Roman" w:cs="Times New Roman"/>
+                <w:iCs/>
+                <w:color w:val="000000"/>
+                <w:sz w:val="24"/>
+                <w:szCs w:val="24"/>
+              </w:rPr>
               <w:lastRenderedPageBreak/>
               <w:t>University of Waterloo; for A. C. Huynh)</w:t>
             </w:r>
@@ -51409,7 +53618,6 @@
                 <w:sz w:val="24"/>
                 <w:szCs w:val="24"/>
               </w:rPr>
-              <w:lastRenderedPageBreak/>
               <w:t>2014</w:t>
             </w:r>
           </w:p>
@@ -52134,7 +54342,23 @@
             <w:rStyle w:val="Hyperlink"/>
             <w:lang w:val="en-CA"/>
           </w:rPr>
-          <w:t>It’s not stress that’s killing us, it’s hate: Maybe mindfulness can help</w:t>
+          <w:t xml:space="preserve">It’s not stress that’s killing us, it’s </w:t>
+        </w:r>
+        <w:proofErr w:type="gramStart"/>
+        <w:r>
+          <w:rPr>
+            <w:rStyle w:val="Hyperlink"/>
+            <w:lang w:val="en-CA"/>
+          </w:rPr>
+          <w:t>hate</w:t>
+        </w:r>
+        <w:proofErr w:type="gramEnd"/>
+        <w:r>
+          <w:rPr>
+            <w:rStyle w:val="Hyperlink"/>
+            <w:lang w:val="en-CA"/>
+          </w:rPr>
+          <w:t>: Maybe mindfulness can help</w:t>
         </w:r>
       </w:hyperlink>
       <w:r>
@@ -52597,27 +54821,40 @@
           <w:iCs/>
         </w:rPr>
         <w:lastRenderedPageBreak/>
-        <w:t>Public lectures</w:t>
-      </w:r>
+        <w:t xml:space="preserve">Public </w:t>
+      </w:r>
+      <w:proofErr w:type="spellStart"/>
       <w:r>
         <w:rPr>
           <w:b/>
           <w:bCs/>
           <w:i/>
           <w:iCs/>
-          <w:lang w:val="en-CA"/>
-        </w:rPr>
-        <w:t xml:space="preserve"> &amp; </w:t>
-      </w:r>
+        </w:rPr>
+        <w:t>lectures</w:t>
+      </w:r>
+      <w:proofErr w:type="spellEnd"/>
       <w:r>
         <w:rPr>
           <w:b/>
           <w:bCs/>
           <w:i/>
           <w:iCs/>
+          <w:lang w:val="en-CA"/>
+        </w:rPr>
+        <w:t xml:space="preserve"> &amp; </w:t>
+      </w:r>
+      <w:proofErr w:type="spellStart"/>
+      <w:r>
+        <w:rPr>
+          <w:b/>
+          <w:bCs/>
+          <w:i/>
+          <w:iCs/>
         </w:rPr>
         <w:t>workshops</w:t>
       </w:r>
+      <w:proofErr w:type="spellEnd"/>
     </w:p>
     <w:tbl>
       <w:tblPr>
@@ -52660,7 +54897,7 @@
                 <w:bCs/>
                 <w:lang w:val="en-CA"/>
               </w:rPr>
-              <w:t>03/2026</w:t>
+              <w:t>04/2026</w:t>
             </w:r>
           </w:p>
         </w:tc>
@@ -52681,13 +54918,19 @@
               <w:rPr>
                 <w:lang w:val="en-CA"/>
               </w:rPr>
-              <w:t>Keynote</w:t>
-            </w:r>
-            <w:r>
-              <w:rPr>
-                <w:lang w:val="en-CA"/>
-              </w:rPr>
-              <w:t xml:space="preserve"> on </w:t>
+              <w:t>Invited t</w:t>
+            </w:r>
+            <w:r>
+              <w:rPr>
+                <w:lang w:val="en-CA"/>
+              </w:rPr>
+              <w:t xml:space="preserve">alk </w:t>
+            </w:r>
+            <w:r>
+              <w:rPr>
+                <w:lang w:val="en-CA"/>
+              </w:rPr>
+              <w:t xml:space="preserve">on </w:t>
             </w:r>
             <w:r>
               <w:rPr>
@@ -52695,33 +54938,61 @@
                 <w:iCs/>
                 <w:lang w:val="en-CA"/>
               </w:rPr>
-              <w:t>Beyond the hype: social &amp; cognitive implications of AI</w:t>
-            </w:r>
-            <w:r>
-              <w:rPr>
-                <w:lang w:val="en-CA"/>
-              </w:rPr>
-              <w:t xml:space="preserve">, </w:t>
-            </w:r>
-            <w:r>
-              <w:rPr>
-                <w:i/>
-                <w:iCs/>
-                <w:lang w:val="en-CA"/>
-              </w:rPr>
-              <w:t>Meeting of the Minds</w:t>
-            </w:r>
-            <w:r>
-              <w:rPr>
-                <w:lang w:val="en-CA"/>
-              </w:rPr>
-              <w:t>, Applied Underwriters / United Risk,</w:t>
-            </w:r>
-            <w:r>
-              <w:rPr>
-                <w:lang w:val="en-CA"/>
-              </w:rPr>
-              <w:t xml:space="preserve"> Miami, USA</w:t>
+              <w:t>wisdom and leadership</w:t>
+            </w:r>
+            <w:r>
+              <w:rPr>
+                <w:lang w:val="en-CA"/>
+              </w:rPr>
+              <w:t xml:space="preserve"> </w:t>
+            </w:r>
+            <w:r>
+              <w:rPr>
+                <w:lang w:val="en-CA"/>
+              </w:rPr>
+              <w:t xml:space="preserve">at the </w:t>
+            </w:r>
+            <w:r>
+              <w:rPr>
+                <w:lang w:val="en-CA"/>
+              </w:rPr>
+              <w:t>N</w:t>
+            </w:r>
+            <w:r>
+              <w:rPr>
+                <w:lang w:val="en-CA"/>
+              </w:rPr>
+              <w:t xml:space="preserve">ational </w:t>
+            </w:r>
+            <w:r>
+              <w:rPr>
+                <w:lang w:val="en-CA"/>
+              </w:rPr>
+              <w:t>HRD</w:t>
+            </w:r>
+            <w:r>
+              <w:rPr>
+                <w:lang w:val="en-CA"/>
+              </w:rPr>
+              <w:t xml:space="preserve"> </w:t>
+            </w:r>
+            <w:r>
+              <w:rPr>
+                <w:lang w:val="en-CA"/>
+              </w:rPr>
+              <w:t>N</w:t>
+            </w:r>
+            <w:r>
+              <w:rPr>
+                <w:lang w:val="en-CA"/>
+              </w:rPr>
+              <w:t>etwork</w:t>
+            </w:r>
+            <w:r>
+              <w:rPr>
+                <w:lang w:val="en-CA"/>
+              </w:rPr>
+              <w:t>, ICICI Bank Headquarters, Mumbai</w:t>
             </w:r>
           </w:p>
         </w:tc>
@@ -52749,7 +55020,7 @@
                 <w:bCs/>
                 <w:lang w:val="en-CA"/>
               </w:rPr>
-              <w:t>01/2026</w:t>
+              <w:t>03/2026</w:t>
             </w:r>
           </w:p>
         </w:tc>
@@ -52770,13 +55041,21 @@
               <w:rPr>
                 <w:lang w:val="en-CA"/>
               </w:rPr>
-              <w:t xml:space="preserve">Talk on use of LLMs for Community Research, </w:t>
-            </w:r>
-            <w:r>
-              <w:rPr>
-                <w:lang w:val="en-CA"/>
-              </w:rPr>
-              <w:t>The Collaborative for Applied Studies in Jewish Education</w:t>
+              <w:t>Keynote</w:t>
+            </w:r>
+            <w:r>
+              <w:rPr>
+                <w:lang w:val="en-CA"/>
+              </w:rPr>
+              <w:t xml:space="preserve"> on </w:t>
+            </w:r>
+            <w:r>
+              <w:rPr>
+                <w:i/>
+                <w:iCs/>
+                <w:lang w:val="en-CA"/>
+              </w:rPr>
+              <w:t>Beyond the hype: social &amp; cognitive implications of AI</w:t>
             </w:r>
             <w:r>
               <w:rPr>
@@ -52786,15 +55065,23 @@
             </w:r>
             <w:r>
               <w:rPr>
-                <w:lang w:val="en-CA"/>
-              </w:rPr>
-              <w:t>The George Washington University</w:t>
-            </w:r>
-            <w:r>
-              <w:rPr>
-                <w:lang w:val="en-CA"/>
-              </w:rPr>
-              <w:t>, USA</w:t>
+                <w:i/>
+                <w:iCs/>
+                <w:lang w:val="en-CA"/>
+              </w:rPr>
+              <w:t>Meeting of the Minds</w:t>
+            </w:r>
+            <w:r>
+              <w:rPr>
+                <w:lang w:val="en-CA"/>
+              </w:rPr>
+              <w:t>, Applied Underwriters / United Risk,</w:t>
+            </w:r>
+            <w:r>
+              <w:rPr>
+                <w:lang w:val="en-CA"/>
+              </w:rPr>
+              <w:t xml:space="preserve"> Miami, USA</w:t>
             </w:r>
           </w:p>
         </w:tc>
@@ -52822,6 +55109,79 @@
                 <w:bCs/>
                 <w:lang w:val="en-CA"/>
               </w:rPr>
+              <w:t>01/2026</w:t>
+            </w:r>
+          </w:p>
+        </w:tc>
+        <w:tc>
+          <w:tcPr>
+            <w:tcW w:w="8308" w:type="dxa"/>
+          </w:tcPr>
+          <w:p>
+            <w:pPr>
+              <w:autoSpaceDE w:val="0"/>
+              <w:autoSpaceDN w:val="0"/>
+              <w:adjustRightInd w:val="0"/>
+              <w:rPr>
+                <w:lang w:val="en-CA"/>
+              </w:rPr>
+            </w:pPr>
+            <w:r>
+              <w:rPr>
+                <w:lang w:val="en-CA"/>
+              </w:rPr>
+              <w:t xml:space="preserve">Talk on use of LLMs for Community Research, </w:t>
+            </w:r>
+            <w:r>
+              <w:rPr>
+                <w:lang w:val="en-CA"/>
+              </w:rPr>
+              <w:t>The Collaborative for Applied Studies in Jewish Education</w:t>
+            </w:r>
+            <w:r>
+              <w:rPr>
+                <w:lang w:val="en-CA"/>
+              </w:rPr>
+              <w:t xml:space="preserve">, </w:t>
+            </w:r>
+            <w:r>
+              <w:rPr>
+                <w:lang w:val="en-CA"/>
+              </w:rPr>
+              <w:t>The George Washington University</w:t>
+            </w:r>
+            <w:r>
+              <w:rPr>
+                <w:lang w:val="en-CA"/>
+              </w:rPr>
+              <w:t>, USA</w:t>
+            </w:r>
+          </w:p>
+        </w:tc>
+      </w:tr>
+      <w:tr>
+        <w:trPr>
+          <w:trHeight w:val="262"/>
+        </w:trPr>
+        <w:tc>
+          <w:tcPr>
+            <w:tcW w:w="1841" w:type="dxa"/>
+          </w:tcPr>
+          <w:p>
+            <w:pPr>
+              <w:autoSpaceDE w:val="0"/>
+              <w:autoSpaceDN w:val="0"/>
+              <w:adjustRightInd w:val="0"/>
+              <w:rPr>
+                <w:bCs/>
+                <w:lang w:val="en-CA"/>
+              </w:rPr>
+            </w:pPr>
+            <w:r>
+              <w:rPr>
+                <w:bCs/>
+                <w:lang w:val="en-CA"/>
+              </w:rPr>
               <w:t>04/2025</w:t>
             </w:r>
           </w:p>
@@ -52840,6 +55200,7 @@
               </w:rPr>
             </w:pPr>
             <w:hyperlink r:id="rId64" w:history="1">
+              <w:proofErr w:type="spellStart"/>
               <w:r>
                 <w:rPr>
                   <w:rStyle w:val="Hyperlink"/>
@@ -52847,6 +55208,7 @@
                 </w:rPr>
                 <w:t>BuzzRobot</w:t>
               </w:r>
+              <w:proofErr w:type="spellEnd"/>
             </w:hyperlink>
             <w:r>
               <w:rPr>
@@ -52916,12 +55278,14 @@
               </w:rPr>
               <w:t xml:space="preserve">,” </w:t>
             </w:r>
+            <w:proofErr w:type="spellStart"/>
             <w:r>
               <w:rPr>
                 <w:lang w:val="en-CA"/>
               </w:rPr>
               <w:t>Ploutos</w:t>
             </w:r>
+            <w:proofErr w:type="spellEnd"/>
             <w:r>
               <w:rPr>
                 <w:lang w:val="en-CA"/>
@@ -53330,12 +55694,37 @@
                 <w:lang w:val="en-CA"/>
               </w:rPr>
             </w:pPr>
+            <w:proofErr w:type="spellStart"/>
             <w:r>
               <w:rPr>
                 <w:bCs/>
                 <w:lang w:val="en-CA"/>
               </w:rPr>
-              <w:t>Auslandstreffen der Studienstiftung Kanada [meeting of the fellows of the German National Academic Foundation], Goethe Institute, Montreal, Canada</w:t>
+              <w:t>Auslandstreffen</w:t>
+            </w:r>
+            <w:proofErr w:type="spellEnd"/>
+            <w:r>
+              <w:rPr>
+                <w:bCs/>
+                <w:lang w:val="en-CA"/>
+              </w:rPr>
+              <w:t xml:space="preserve"> der </w:t>
+            </w:r>
+            <w:proofErr w:type="spellStart"/>
+            <w:r>
+              <w:rPr>
+                <w:bCs/>
+                <w:lang w:val="en-CA"/>
+              </w:rPr>
+              <w:t>Studienstiftung</w:t>
+            </w:r>
+            <w:proofErr w:type="spellEnd"/>
+            <w:r>
+              <w:rPr>
+                <w:bCs/>
+                <w:lang w:val="en-CA"/>
+              </w:rPr>
+              <w:t xml:space="preserve"> Kanada [meeting of the fellows of the German National Academic Foundation], Goethe Institute, Montreal, Canada</w:t>
             </w:r>
           </w:p>
         </w:tc>
@@ -54485,7 +56874,14 @@
               <w:rPr>
                 <w:lang w:val="en-CA" w:eastAsia="en-CA"/>
               </w:rPr>
-              <w:t>event (talk series, and evaluation of undergraduate prize submissions)</w:t>
+              <w:t xml:space="preserve">event (talk series, and </w:t>
+            </w:r>
+            <w:r>
+              <w:rPr>
+                <w:lang w:val="en-CA" w:eastAsia="en-CA"/>
+              </w:rPr>
+              <w:lastRenderedPageBreak/>
+              <w:t>evaluation of undergraduate prize submissions)</w:t>
             </w:r>
           </w:p>
         </w:tc>
@@ -54514,6 +56910,7 @@
                 <w:color w:val="000000"/>
                 <w:lang w:val="en-CA" w:eastAsia="en-CA"/>
               </w:rPr>
+              <w:lastRenderedPageBreak/>
               <w:t>2016</w:t>
             </w:r>
           </w:p>
@@ -54565,7 +56962,6 @@
                 <w:color w:val="000000"/>
                 <w:lang w:val="en-CA" w:eastAsia="en-CA"/>
               </w:rPr>
-              <w:lastRenderedPageBreak/>
               <w:t>2016</w:t>
             </w:r>
           </w:p>
@@ -56452,6 +58848,7 @@
               <w:rPr>
                 <w:lang w:val="en-CA" w:eastAsia="en-CA"/>
               </w:rPr>
+              <w:lastRenderedPageBreak/>
               <w:t xml:space="preserve">2018 – </w:t>
             </w:r>
             <w:r>
@@ -56583,7 +58980,6 @@
               <w:rPr>
                 <w:lang w:val="en-CA" w:eastAsia="en-CA"/>
               </w:rPr>
-              <w:lastRenderedPageBreak/>
               <w:t>2015 – 2022</w:t>
             </w:r>
           </w:p>
@@ -56961,13 +59357,27 @@
         <w:rPr>
           <w:lang w:val="en-CA" w:eastAsia="en-CA"/>
         </w:rPr>
-        <w:t>Journal of Experimental Psychology: General</w:t>
-      </w:r>
+        <w:t xml:space="preserve">Journal of Experimental Psychology: </w:t>
+      </w:r>
+      <w:proofErr w:type="gramStart"/>
       <w:r>
         <w:rPr>
           <w:lang w:val="en-CA" w:eastAsia="en-CA"/>
         </w:rPr>
-        <w:t xml:space="preserve">; </w:t>
+        <w:t>General</w:t>
+      </w:r>
+      <w:r>
+        <w:rPr>
+          <w:lang w:val="en-CA" w:eastAsia="en-CA"/>
+        </w:rPr>
+        <w:t>;</w:t>
+      </w:r>
+      <w:proofErr w:type="gramEnd"/>
+      <w:r>
+        <w:rPr>
+          <w:lang w:val="en-CA" w:eastAsia="en-CA"/>
+        </w:rPr>
+        <w:t xml:space="preserve"> </w:t>
       </w:r>
     </w:p>
     <w:p>
@@ -57347,7 +59757,25 @@
           <w:iCs/>
           <w:lang w:eastAsia="en-CA"/>
         </w:rPr>
-        <w:t xml:space="preserve">Grant reviewing </w:t>
+        <w:t xml:space="preserve">Grant </w:t>
+      </w:r>
+      <w:proofErr w:type="spellStart"/>
+      <w:r>
+        <w:rPr>
+          <w:b/>
+          <w:iCs/>
+          <w:lang w:eastAsia="en-CA"/>
+        </w:rPr>
+        <w:t>reviewing</w:t>
+      </w:r>
+      <w:proofErr w:type="spellEnd"/>
+      <w:r>
+        <w:rPr>
+          <w:b/>
+          <w:iCs/>
+          <w:lang w:eastAsia="en-CA"/>
+        </w:rPr>
+        <w:t xml:space="preserve"> </w:t>
       </w:r>
     </w:p>
     <w:tbl>
@@ -58283,6 +60711,7 @@
                 <w:color w:val="000000"/>
                 <w:lang w:val="en-CA" w:eastAsia="en-CA"/>
               </w:rPr>
+              <w:lastRenderedPageBreak/>
               <w:t>2021</w:t>
             </w:r>
           </w:p>
@@ -58332,7 +60761,6 @@
                 <w:color w:val="000000"/>
                 <w:lang w:val="en-CA" w:eastAsia="en-CA"/>
               </w:rPr>
-              <w:lastRenderedPageBreak/>
               <w:t>2020</w:t>
             </w:r>
           </w:p>
@@ -59482,7 +61910,21 @@
               <w:rPr>
                 <w:lang w:val="en-CA" w:eastAsia="en-CA"/>
               </w:rPr>
-              <w:t xml:space="preserve">The German-Israeli Foundation for Scientific Research </w:t>
+              <w:t xml:space="preserve">The </w:t>
+            </w:r>
+            <w:proofErr w:type="gramStart"/>
+            <w:r>
+              <w:rPr>
+                <w:lang w:val="en-CA" w:eastAsia="en-CA"/>
+              </w:rPr>
+              <w:t>German-Israeli</w:t>
+            </w:r>
+            <w:proofErr w:type="gramEnd"/>
+            <w:r>
+              <w:rPr>
+                <w:lang w:val="en-CA" w:eastAsia="en-CA"/>
+              </w:rPr>
+              <w:t xml:space="preserve"> Foundation for Scientific Research </w:t>
             </w:r>
             <w:bookmarkEnd w:id="102"/>
           </w:p>
@@ -60257,7 +62699,7 @@
         <w:szCs w:val="22"/>
         <w:lang w:val="en-US"/>
       </w:rPr>
-      <w:t>3</w:t>
+      <w:t>4</w:t>
     </w:r>
     <w:r>
       <w:rPr>
@@ -67929,16 +70371,15 @@
 </file>
 
 <file path=customXml/item1.xml><?xml version="1.0" encoding="utf-8"?>
-<b:Sources xmlns:b="http://schemas.openxmlformats.org/officeDocument/2006/bibliography" xmlns="http://schemas.openxmlformats.org/officeDocument/2006/bibliography" SelectedStyle="\APA.XSL" StyleName="APA"/>
+<?mso-contentType ?>
+<FormTemplates xmlns="http://schemas.microsoft.com/sharepoint/v3/contenttype/forms">
+  <Display>DocumentLibraryForm</Display>
+  <Edit>DocumentLibraryForm</Edit>
+  <New>DocumentLibraryForm</New>
+</FormTemplates>
 </file>
 
 <file path=customXml/item2.xml><?xml version="1.0" encoding="utf-8"?>
-<p:properties xmlns:p="http://schemas.microsoft.com/office/2006/metadata/properties" xmlns:xsi="http://www.w3.org/2001/XMLSchema-instance" xmlns:pc="http://schemas.microsoft.com/office/infopath/2007/PartnerControls">
-  <documentManagement/>
-</p:properties>
-</file>
-
-<file path=customXml/item3.xml><?xml version="1.0" encoding="utf-8"?>
 <ct:contentTypeSchema xmlns:ct="http://schemas.microsoft.com/office/2006/metadata/contentType" xmlns:ma="http://schemas.microsoft.com/office/2006/metadata/properties/metaAttributes" ct:_="" ma:_="" ma:contentTypeName="Document" ma:contentTypeID="0x01010040598E2033F12F4D9D0EEBDED9F3ADA5" ma:contentTypeVersion="7" ma:contentTypeDescription="Create a new document." ma:contentTypeScope="" ma:versionID="0d4008b07a6729e85722b63fec859166">
   <xsd:schema xmlns:xsd="http://www.w3.org/2001/XMLSchema" xmlns:xs="http://www.w3.org/2001/XMLSchema" xmlns:p="http://schemas.microsoft.com/office/2006/metadata/properties" xmlns:ns3="4511dc72-d8d5-4bc7-8b3d-c01cb3484cf5" xmlns:ns4="685d2eaa-65a0-49a5-8d7f-6db299f42190" targetNamespace="http://schemas.microsoft.com/office/2006/metadata/properties" ma:root="true" ma:fieldsID="8df630411b1f610a7f173bb411967da6" ns3:_="" ns4:_="">
     <xsd:import namespace="4511dc72-d8d5-4bc7-8b3d-c01cb3484cf5"/>
@@ -68123,33 +70564,25 @@
 </ct:contentTypeSchema>
 </file>
 
+<file path=customXml/item3.xml><?xml version="1.0" encoding="utf-8"?>
+<p:properties xmlns:p="http://schemas.microsoft.com/office/2006/metadata/properties" xmlns:xsi="http://www.w3.org/2001/XMLSchema-instance" xmlns:pc="http://schemas.microsoft.com/office/infopath/2007/PartnerControls">
+  <documentManagement/>
+</p:properties>
+</file>
+
 <file path=customXml/item4.xml><?xml version="1.0" encoding="utf-8"?>
-<?mso-contentType ?>
-<FormTemplates xmlns="http://schemas.microsoft.com/sharepoint/v3/contenttype/forms">
-  <Display>DocumentLibraryForm</Display>
-  <Edit>DocumentLibraryForm</Edit>
-  <New>DocumentLibraryForm</New>
-</FormTemplates>
+<b:Sources xmlns:b="http://schemas.openxmlformats.org/officeDocument/2006/bibliography" xmlns="http://schemas.openxmlformats.org/officeDocument/2006/bibliography" SelectedStyle="\APA.XSL" StyleName="APA"/>
 </file>
 
 <file path=customXml/itemProps1.xml><?xml version="1.0" encoding="utf-8"?>
-<ds:datastoreItem xmlns:ds="http://schemas.openxmlformats.org/officeDocument/2006/customXml" ds:itemID="{FEAEA024-33A0-412C-ADAB-86C9F2F91C6F}">
+<ds:datastoreItem xmlns:ds="http://schemas.openxmlformats.org/officeDocument/2006/customXml" ds:itemID="{A6DE2CEB-D0DC-4A0B-A0CB-4C6D4D3893B7}">
   <ds:schemaRefs>
-    <ds:schemaRef ds:uri="http://schemas.openxmlformats.org/officeDocument/2006/bibliography"/>
+    <ds:schemaRef ds:uri="http://schemas.microsoft.com/sharepoint/v3/contenttype/forms"/>
   </ds:schemaRefs>
 </ds:datastoreItem>
 </file>
 
 <file path=customXml/itemProps2.xml><?xml version="1.0" encoding="utf-8"?>
-<ds:datastoreItem xmlns:ds="http://schemas.openxmlformats.org/officeDocument/2006/customXml" ds:itemID="{368F45FA-2064-4BEF-8113-7B8B062FA5D7}">
-  <ds:schemaRefs>
-    <ds:schemaRef ds:uri="http://schemas.microsoft.com/office/2006/metadata/properties"/>
-    <ds:schemaRef ds:uri="http://schemas.microsoft.com/office/infopath/2007/PartnerControls"/>
-  </ds:schemaRefs>
-</ds:datastoreItem>
-</file>
-
-<file path=customXml/itemProps3.xml><?xml version="1.0" encoding="utf-8"?>
 <ds:datastoreItem xmlns:ds="http://schemas.openxmlformats.org/officeDocument/2006/customXml" ds:itemID="{6EF0D6D3-0359-4D1F-96B7-0DCD36C390FE}">
   <ds:schemaRefs>
     <ds:schemaRef ds:uri="http://schemas.microsoft.com/office/2006/metadata/contentType"/>
@@ -68168,10 +70601,19 @@
 </ds:datastoreItem>
 </file>
 
+<file path=customXml/itemProps3.xml><?xml version="1.0" encoding="utf-8"?>
+<ds:datastoreItem xmlns:ds="http://schemas.openxmlformats.org/officeDocument/2006/customXml" ds:itemID="{368F45FA-2064-4BEF-8113-7B8B062FA5D7}">
+  <ds:schemaRefs>
+    <ds:schemaRef ds:uri="http://schemas.microsoft.com/office/2006/metadata/properties"/>
+    <ds:schemaRef ds:uri="http://schemas.microsoft.com/office/infopath/2007/PartnerControls"/>
+  </ds:schemaRefs>
+</ds:datastoreItem>
+</file>
+
 <file path=customXml/itemProps4.xml><?xml version="1.0" encoding="utf-8"?>
-<ds:datastoreItem xmlns:ds="http://schemas.openxmlformats.org/officeDocument/2006/customXml" ds:itemID="{A6DE2CEB-D0DC-4A0B-A0CB-4C6D4D3893B7}">
+<ds:datastoreItem xmlns:ds="http://schemas.openxmlformats.org/officeDocument/2006/customXml" ds:itemID="{FEAEA024-33A0-412C-ADAB-86C9F2F91C6F}">
   <ds:schemaRefs>
-    <ds:schemaRef ds:uri="http://schemas.microsoft.com/sharepoint/v3/contenttype/forms"/>
+    <ds:schemaRef ds:uri="http://schemas.openxmlformats.org/officeDocument/2006/bibliography"/>
   </ds:schemaRefs>
 </ds:datastoreItem>
 </file>

--- a/CV_Grossmann.docx
+++ b/CV_Grossmann.docx
@@ -224,7 +224,7 @@
           <w:color w:val="000000"/>
           <w:lang w:val="en-CA"/>
         </w:rPr>
-        <w:t>389</w:t>
+        <w:t>531</w:t>
       </w:r>
       <w:r>
         <w:rPr>
@@ -877,25 +877,7 @@
                 <w:color w:val="000000"/>
                 <w:lang w:val="de-DE"/>
               </w:rPr>
-              <w:t xml:space="preserve">Vordiplom (B.S. </w:t>
-            </w:r>
-            <w:proofErr w:type="spellStart"/>
-            <w:r>
-              <w:rPr>
-                <w:iCs/>
-                <w:color w:val="000000"/>
-                <w:lang w:val="de-DE"/>
-              </w:rPr>
-              <w:t>equivalent</w:t>
-            </w:r>
-            <w:proofErr w:type="spellEnd"/>
-            <w:r>
-              <w:rPr>
-                <w:iCs/>
-                <w:color w:val="000000"/>
-                <w:lang w:val="de-DE"/>
-              </w:rPr>
-              <w:t>), Psychology, Albert-Ludwigs-Universität Freiburg, Germany</w:t>
+              <w:t>Vordiplom (B.S. equivalent), Psychology, Albert-Ludwigs-Universität Freiburg, Germany</w:t>
             </w:r>
           </w:p>
         </w:tc>
@@ -1897,7 +1879,6 @@
               <w:t xml:space="preserve">, </w:t>
             </w:r>
             <w:hyperlink r:id="rId20" w:history="1">
-              <w:proofErr w:type="spellStart"/>
               <w:r>
                 <w:rPr>
                   <w:rStyle w:val="Hyperlink"/>
@@ -1912,7 +1893,6 @@
                 </w:rPr>
                 <w:t>rds</w:t>
               </w:r>
-              <w:proofErr w:type="spellEnd"/>
             </w:hyperlink>
             <w:r>
               <w:rPr>
@@ -2281,21 +2261,12 @@
               </w:rPr>
               <w:t xml:space="preserve">Runner-Up for “Application of Science Award,” </w:t>
             </w:r>
-            <w:proofErr w:type="spellStart"/>
             <w:r>
               <w:rPr>
                 <w:color w:val="000000"/>
                 <w:lang w:val="en-CA"/>
               </w:rPr>
-              <w:t>NeuroLeadership</w:t>
-            </w:r>
-            <w:proofErr w:type="spellEnd"/>
-            <w:r>
-              <w:rPr>
-                <w:color w:val="000000"/>
-                <w:lang w:val="en-CA"/>
-              </w:rPr>
-              <w:t xml:space="preserve"> Institute</w:t>
+              <w:t>NeuroLeadership Institute</w:t>
             </w:r>
           </w:p>
         </w:tc>
@@ -2508,19 +2479,8 @@
                 <w:color w:val="000000"/>
                 <w:lang w:val="en-CA"/>
               </w:rPr>
-              <w:t xml:space="preserve">exceptional quality of the contribution of new researchers to </w:t>
-            </w:r>
-            <w:proofErr w:type="spellStart"/>
-            <w:r>
-              <w:rPr>
-                <w:i/>
-                <w:iCs/>
-                <w:color w:val="000000"/>
-                <w:lang w:val="en-CA"/>
-              </w:rPr>
-              <w:t>psycholog</w:t>
-            </w:r>
-            <w:proofErr w:type="spellEnd"/>
+              <w:t>exceptional quality of the contribution of new researchers to psycholog</w:t>
+            </w:r>
             <w:r>
               <w:rPr>
                 <w:i/>
@@ -3286,7 +3246,6 @@
               </w:rPr>
               <w:t>r</w:t>
             </w:r>
-            <w:proofErr w:type="spellStart"/>
             <w:r>
               <w:rPr>
                 <w:rStyle w:val="Hyperlink"/>
@@ -3302,17 +3261,7 @@
                 <w:color w:val="auto"/>
                 <w:lang w:val="en-US"/>
               </w:rPr>
-              <w:t>doctoral</w:t>
-            </w:r>
-            <w:proofErr w:type="spellEnd"/>
-            <w:r>
-              <w:rPr>
-                <w:rStyle w:val="Hyperlink"/>
-                <w:i/>
-                <w:color w:val="auto"/>
-                <w:lang w:val="en-US"/>
-              </w:rPr>
-              <w:t xml:space="preserve"> research in social psychology at the Department of Psychology</w:t>
+              <w:t>doctoral research in social psychology at the Department of Psychology</w:t>
             </w:r>
           </w:p>
         </w:tc>
@@ -3845,53 +3794,12 @@
               </w:rPr>
             </w:pPr>
             <w:hyperlink r:id="rId40" w:history="1">
-              <w:proofErr w:type="spellStart"/>
               <w:r>
                 <w:rPr>
                   <w:rStyle w:val="Hyperlink"/>
                   <w:lang w:val="en-CA"/>
                 </w:rPr>
-                <w:t>Stipendium</w:t>
-              </w:r>
-              <w:proofErr w:type="spellEnd"/>
-              <w:r>
-                <w:rPr>
-                  <w:rStyle w:val="Hyperlink"/>
-                  <w:lang w:val="en-CA"/>
-                </w:rPr>
-                <w:t xml:space="preserve"> der </w:t>
-              </w:r>
-              <w:proofErr w:type="spellStart"/>
-              <w:r>
-                <w:rPr>
-                  <w:rStyle w:val="Hyperlink"/>
-                  <w:lang w:val="en-CA"/>
-                </w:rPr>
-                <w:t>Studienstiftung</w:t>
-              </w:r>
-              <w:proofErr w:type="spellEnd"/>
-              <w:r>
-                <w:rPr>
-                  <w:rStyle w:val="Hyperlink"/>
-                  <w:lang w:val="en-CA"/>
-                </w:rPr>
-                <w:t xml:space="preserve"> des </w:t>
-              </w:r>
-              <w:proofErr w:type="spellStart"/>
-              <w:r>
-                <w:rPr>
-                  <w:rStyle w:val="Hyperlink"/>
-                  <w:lang w:val="en-CA"/>
-                </w:rPr>
-                <w:t>deutschen</w:t>
-              </w:r>
-              <w:proofErr w:type="spellEnd"/>
-              <w:r>
-                <w:rPr>
-                  <w:rStyle w:val="Hyperlink"/>
-                  <w:lang w:val="en-CA"/>
-                </w:rPr>
-                <w:t xml:space="preserve"> Volkes</w:t>
+                <w:t>Stipendium der Studienstiftung des deutschen Volkes</w:t>
               </w:r>
             </w:hyperlink>
             <w:r>
@@ -4680,23 +4588,7 @@
           <w:iCs/>
           <w:lang w:val="en-CA"/>
         </w:rPr>
-        <w:t>, 1, 524–536. *</w:t>
-      </w:r>
-      <w:proofErr w:type="gramStart"/>
-      <w:r>
-        <w:rPr>
-          <w:iCs/>
-          <w:lang w:val="en-CA"/>
-        </w:rPr>
-        <w:t>corresponding</w:t>
-      </w:r>
-      <w:proofErr w:type="gramEnd"/>
-      <w:r>
-        <w:rPr>
-          <w:iCs/>
-          <w:lang w:val="en-CA"/>
-        </w:rPr>
-        <w:t xml:space="preserve"> author</w:t>
+        <w:t>, 1, 524–536. *corresponding author</w:t>
       </w:r>
     </w:p>
     <w:p>
@@ -5140,6 +5032,7 @@
               <w:rPr>
                 <w:lang w:val="en-CA"/>
               </w:rPr>
+              <w:lastRenderedPageBreak/>
               <w:t>2026</w:t>
             </w:r>
             <w:r>
@@ -5175,26 +5068,11 @@
               </w:rPr>
               <w:t xml:space="preserve">Social Sciences and Humanities Research Council of Canada, Insight Grant, </w:t>
             </w:r>
-            <w:proofErr w:type="gramStart"/>
-            <w:r>
-              <w:rPr>
-                <w:lang w:val="en-CA"/>
-              </w:rPr>
-              <w:t>From</w:t>
-            </w:r>
-            <w:proofErr w:type="gramEnd"/>
-            <w:r>
-              <w:rPr>
-                <w:lang w:val="en-CA"/>
-              </w:rPr>
-              <w:t xml:space="preserve"> narratives to choices: Advancing semantic topic modeling for mapping </w:t>
-            </w:r>
-            <w:r>
-              <w:rPr>
-                <w:lang w:val="en-CA"/>
-              </w:rPr>
-              <w:lastRenderedPageBreak/>
-              <w:t>cultural narratives to social</w:t>
+            <w:r>
+              <w:rPr>
+                <w:lang w:val="en-CA"/>
+              </w:rPr>
+              <w:t>From narratives to choices: Advancing semantic topic modeling for mapping cultural narratives to social</w:t>
             </w:r>
             <w:r>
               <w:rPr>
@@ -5258,7 +5136,6 @@
           </w:tcPr>
           <w:p>
             <w:r>
-              <w:lastRenderedPageBreak/>
               <w:t>2024–2027</w:t>
             </w:r>
           </w:p>
@@ -5708,21 +5585,7 @@
               <w:rPr>
                 <w:lang w:val="en-CA"/>
               </w:rPr>
-              <w:t xml:space="preserve">University of Waterloo Chronic Disease Prevention Initiative, Seed Grant, </w:t>
-            </w:r>
-            <w:proofErr w:type="gramStart"/>
-            <w:r>
-              <w:rPr>
-                <w:lang w:val="en-CA"/>
-              </w:rPr>
-              <w:t>Harnessing</w:t>
-            </w:r>
-            <w:proofErr w:type="gramEnd"/>
-            <w:r>
-              <w:rPr>
-                <w:lang w:val="en-CA"/>
-              </w:rPr>
-              <w:t xml:space="preserve"> psychological insights and mobile technologies to detect stress-related risk factors for mental health (CAD$10,000)</w:t>
+              <w:t>University of Waterloo Chronic Disease Prevention Initiative, Seed Grant, Harnessing psychological insights and mobile technologies to detect stress-related risk factors for mental health (CAD$10,000)</w:t>
             </w:r>
             <w:r>
               <w:rPr>
@@ -6072,7 +5935,6 @@
               </w:rPr>
               <w:t xml:space="preserve">University of Waterloo Teaching Innovation Incubator, </w:t>
             </w:r>
-            <w:proofErr w:type="gramStart"/>
             <w:r>
               <w:rPr>
                 <w:rFonts w:ascii="Times New Roman" w:hAnsi="Times New Roman" w:cs="Times New Roman"/>
@@ -6081,18 +5943,7 @@
                 <w:sz w:val="24"/>
                 <w:szCs w:val="24"/>
               </w:rPr>
-              <w:t>Learning</w:t>
-            </w:r>
-            <w:proofErr w:type="gramEnd"/>
-            <w:r>
-              <w:rPr>
-                <w:rFonts w:ascii="Times New Roman" w:hAnsi="Times New Roman" w:cs="Times New Roman"/>
-                <w:i/>
-                <w:iCs/>
-                <w:sz w:val="24"/>
-                <w:szCs w:val="24"/>
-              </w:rPr>
-              <w:t xml:space="preserve"> by teaching a Large Language Model</w:t>
+              <w:t>Learning by teaching a Large Language Model</w:t>
             </w:r>
             <w:r>
               <w:rPr>
@@ -6135,6 +5986,7 @@
                 <w:sz w:val="24"/>
                 <w:szCs w:val="24"/>
               </w:rPr>
+              <w:lastRenderedPageBreak/>
               <w:t>2025–2026</w:t>
             </w:r>
           </w:p>
@@ -6218,7 +6070,6 @@
                 <w:sz w:val="24"/>
                 <w:szCs w:val="24"/>
               </w:rPr>
-              <w:lastRenderedPageBreak/>
               <w:t>2021–2026</w:t>
             </w:r>
           </w:p>
@@ -7048,7 +6899,6 @@
         <w:t xml:space="preserve">, </w:t>
       </w:r>
       <w:hyperlink r:id="rId44" w:history="1">
-        <w:proofErr w:type="spellStart"/>
         <w:r>
           <w:rPr>
             <w:rStyle w:val="Hyperlink"/>
@@ -7056,17 +6906,7 @@
             <w:iCs/>
             <w:lang w:val="en-CA"/>
           </w:rPr>
-          <w:t>Futurescape</w:t>
-        </w:r>
-        <w:proofErr w:type="spellEnd"/>
-        <w:r>
-          <w:rPr>
-            <w:rStyle w:val="Hyperlink"/>
-            <w:i/>
-            <w:iCs/>
-            <w:lang w:val="en-CA"/>
-          </w:rPr>
-          <w:t xml:space="preserve"> Project</w:t>
+          <w:t>Futurescape Project</w:t>
         </w:r>
       </w:hyperlink>
       <w:r>
@@ -7088,7 +6928,6 @@
         <w:t xml:space="preserve">–present) – foresight and forecasting of societal change, including the </w:t>
       </w:r>
       <w:hyperlink r:id="rId45" w:history="1">
-        <w:proofErr w:type="spellStart"/>
         <w:r>
           <w:rPr>
             <w:rStyle w:val="Hyperlink"/>
@@ -7098,7 +6937,6 @@
           </w:rPr>
           <w:t>WorldAfterCOVID</w:t>
         </w:r>
-        <w:proofErr w:type="spellEnd"/>
       </w:hyperlink>
       <w:r>
         <w:rPr>
@@ -7471,6 +7309,7 @@
         <w:rPr>
           <w:lang w:val="en-CA"/>
         </w:rPr>
+        <w:lastRenderedPageBreak/>
         <w:t xml:space="preserve">Associate Editor, </w:t>
       </w:r>
       <w:r>
@@ -7535,7 +7374,6 @@
         <w:rPr>
           <w:lang w:val="en-CA"/>
         </w:rPr>
-        <w:lastRenderedPageBreak/>
         <w:t xml:space="preserve">Guest Editor, special issue in </w:t>
       </w:r>
       <w:r>
@@ -7633,59 +7471,8 @@
           <w:i/>
           <w:iCs/>
         </w:rPr>
-        <w:t xml:space="preserve">Professional </w:t>
-      </w:r>
-      <w:proofErr w:type="spellStart"/>
-      <w:r>
-        <w:rPr>
-          <w:b/>
-          <w:bCs/>
-          <w:i/>
-          <w:iCs/>
-        </w:rPr>
-        <w:t>governance</w:t>
-      </w:r>
-      <w:proofErr w:type="spellEnd"/>
-      <w:r>
-        <w:rPr>
-          <w:b/>
-          <w:bCs/>
-          <w:i/>
-          <w:iCs/>
-        </w:rPr>
-        <w:t xml:space="preserve"> &amp; </w:t>
-      </w:r>
-      <w:proofErr w:type="spellStart"/>
-      <w:r>
-        <w:rPr>
-          <w:b/>
-          <w:bCs/>
-          <w:i/>
-          <w:iCs/>
-        </w:rPr>
-        <w:t>field</w:t>
-      </w:r>
-      <w:proofErr w:type="spellEnd"/>
-      <w:r>
-        <w:rPr>
-          <w:b/>
-          <w:bCs/>
-          <w:i/>
-          <w:iCs/>
-        </w:rPr>
-        <w:t xml:space="preserve"> </w:t>
-      </w:r>
-      <w:proofErr w:type="spellStart"/>
-      <w:r>
-        <w:rPr>
-          <w:b/>
-          <w:bCs/>
-          <w:i/>
-          <w:iCs/>
-        </w:rPr>
-        <w:t>service</w:t>
-      </w:r>
-      <w:proofErr w:type="spellEnd"/>
+        <w:t>Professional governance &amp; field service</w:t>
+      </w:r>
     </w:p>
     <w:p>
       <w:pPr>
@@ -8149,9 +7936,16 @@
       <w:r>
         <w:rPr>
           <w:iCs/>
+          <w:lang w:val="en-CA"/>
+        </w:rPr>
+        <w:t xml:space="preserve">Johnson, S. G.*, Karimi, A. H., Bengio, Y., Chater, N., Gerstenberg, T., Larson, K., ... </w:t>
+      </w:r>
+      <w:r>
+        <w:rPr>
+          <w:iCs/>
           <w:lang w:val="de-DE"/>
         </w:rPr>
-        <w:t xml:space="preserve">Johnson, S. G.*, Karimi, A. H., Bengio, Y., Chater, N., Gerstenberg, T., Larson, K., ... &amp; </w:t>
+        <w:t xml:space="preserve">&amp; </w:t>
       </w:r>
       <w:r>
         <w:rPr>
@@ -8195,23 +7989,7 @@
           <w:iCs/>
           <w:lang w:val="en-CA"/>
         </w:rPr>
-        <w:t>*</w:t>
-      </w:r>
-      <w:proofErr w:type="gramStart"/>
-      <w:r>
-        <w:rPr>
-          <w:iCs/>
-          <w:lang w:val="en-CA"/>
-        </w:rPr>
-        <w:t>corresponding</w:t>
-      </w:r>
-      <w:proofErr w:type="gramEnd"/>
-      <w:r>
-        <w:rPr>
-          <w:iCs/>
-          <w:lang w:val="en-CA"/>
-        </w:rPr>
-        <w:t xml:space="preserve"> authors</w:t>
+        <w:t>*corresponding authors</w:t>
       </w:r>
     </w:p>
     <w:p>
@@ -8224,21 +8002,12 @@
           <w:lang w:val="en-CA"/>
         </w:rPr>
       </w:pPr>
-      <w:proofErr w:type="spellStart"/>
       <w:r>
         <w:rPr>
           <w:u w:val="single"/>
           <w:lang w:val="en-CA"/>
         </w:rPr>
-        <w:t>Kachhiyapatel</w:t>
-      </w:r>
-      <w:proofErr w:type="spellEnd"/>
-      <w:r>
-        <w:rPr>
-          <w:u w:val="single"/>
-          <w:lang w:val="en-CA"/>
-        </w:rPr>
-        <w:t>, N</w:t>
+        <w:t>Kachhiyapatel, N</w:t>
       </w:r>
       <w:r>
         <w:rPr>
@@ -8413,7 +8182,6 @@
         </w:rPr>
         <w:t xml:space="preserve">, </w:t>
       </w:r>
-      <w:proofErr w:type="spellStart"/>
       <w:r>
         <w:rPr>
           <w:iCs/>
@@ -8421,7 +8189,6 @@
         </w:rPr>
         <w:t>Jaśkiewicz</w:t>
       </w:r>
-      <w:proofErr w:type="spellEnd"/>
       <w:r>
         <w:rPr>
           <w:iCs/>
@@ -8764,23 +8531,7 @@
           <w:iCs/>
           <w:lang w:val="en-CA"/>
         </w:rPr>
-        <w:t>. *</w:t>
-      </w:r>
-      <w:proofErr w:type="gramStart"/>
-      <w:r>
-        <w:rPr>
-          <w:iCs/>
-          <w:lang w:val="en-CA"/>
-        </w:rPr>
-        <w:t>shared</w:t>
-      </w:r>
-      <w:proofErr w:type="gramEnd"/>
-      <w:r>
-        <w:rPr>
-          <w:iCs/>
-          <w:lang w:val="en-CA"/>
-        </w:rPr>
-        <w:t xml:space="preserve"> authorship</w:t>
+        <w:t>. *shared authorship</w:t>
       </w:r>
     </w:p>
     <w:p>
@@ -8967,19 +8718,19 @@
       </w:pPr>
       <w:r>
         <w:rPr>
-          <w:lang w:val="en-CA"/>
+          <w:lang w:val="de-DE"/>
         </w:rPr>
         <w:t xml:space="preserve">Eibach, R. </w:t>
       </w:r>
       <w:r>
         <w:rPr>
-          <w:lang w:val="en-CA"/>
+          <w:lang w:val="de-DE"/>
         </w:rPr>
         <w:t>P</w:t>
       </w:r>
       <w:r>
         <w:rPr>
-          <w:lang w:val="en-CA"/>
+          <w:lang w:val="de-DE"/>
         </w:rPr>
         <w:t xml:space="preserve">. &amp; </w:t>
       </w:r>
@@ -8987,13 +8738,13 @@
         <w:rPr>
           <w:b/>
           <w:bCs/>
-          <w:lang w:val="en-CA"/>
+          <w:lang w:val="de-DE"/>
         </w:rPr>
         <w:t>Grossmann, I.</w:t>
       </w:r>
       <w:r>
         <w:rPr>
-          <w:lang w:val="en-CA"/>
+          <w:lang w:val="de-DE"/>
         </w:rPr>
         <w:t xml:space="preserve"> (2025). </w:t>
       </w:r>
@@ -9054,21 +8805,7 @@
         <w:rPr>
           <w:lang w:val="en-CA"/>
         </w:rPr>
-        <w:t xml:space="preserve">., &amp; </w:t>
-      </w:r>
-      <w:proofErr w:type="spellStart"/>
-      <w:r>
-        <w:rPr>
-          <w:lang w:val="en-CA"/>
-        </w:rPr>
-        <w:t>Trodd</w:t>
-      </w:r>
-      <w:proofErr w:type="spellEnd"/>
-      <w:r>
-        <w:rPr>
-          <w:lang w:val="en-CA"/>
-        </w:rPr>
-        <w:t>, Z. (</w:t>
+        <w:t>., &amp; Trodd, Z. (</w:t>
       </w:r>
       <w:r>
         <w:rPr>
@@ -9270,21 +9007,12 @@
         </w:rPr>
         <w:t xml:space="preserve"> </w:t>
       </w:r>
-      <w:proofErr w:type="spellStart"/>
       <w:r>
         <w:rPr>
           <w:u w:val="single"/>
           <w:lang w:val="de-DE"/>
         </w:rPr>
-        <w:t>Kachhiyapatel</w:t>
-      </w:r>
-      <w:proofErr w:type="spellEnd"/>
-      <w:r>
-        <w:rPr>
-          <w:u w:val="single"/>
-          <w:lang w:val="de-DE"/>
-        </w:rPr>
-        <w:t>, N</w:t>
+        <w:t>Kachhiyapatel, N</w:t>
       </w:r>
       <w:r>
         <w:rPr>
@@ -9414,7 +9142,14 @@
         <w:rPr>
           <w:lang w:val="en-CA"/>
         </w:rPr>
-        <w:t xml:space="preserve">Decision-making preferences for intuition, deliberation, friends or crowds in independent and interdependent societies. </w:t>
+        <w:t xml:space="preserve">Decision-making preferences for intuition, deliberation, friends or crowds in independent and </w:t>
+      </w:r>
+      <w:r>
+        <w:rPr>
+          <w:lang w:val="en-CA"/>
+        </w:rPr>
+        <w:lastRenderedPageBreak/>
+        <w:t xml:space="preserve">interdependent societies. </w:t>
       </w:r>
       <w:r>
         <w:rPr>
@@ -9500,7 +9235,6 @@
           <w:bCs/>
           <w:lang w:val="en-CA"/>
         </w:rPr>
-        <w:lastRenderedPageBreak/>
         <w:t>Grossmann, I.</w:t>
       </w:r>
       <w:r>
@@ -9671,19 +9405,11 @@
         </w:rPr>
         <w:t>c</w:t>
       </w:r>
-      <w:proofErr w:type="spellStart"/>
-      <w:r>
-        <w:rPr>
-          <w:lang w:val="en-CA"/>
-        </w:rPr>
-        <w:t>ognition</w:t>
-      </w:r>
-      <w:proofErr w:type="spellEnd"/>
-      <w:r>
-        <w:rPr>
-          <w:lang w:val="en-CA"/>
-        </w:rPr>
-        <w:t xml:space="preserve"> at the </w:t>
+      <w:r>
+        <w:rPr>
+          <w:lang w:val="en-CA"/>
+        </w:rPr>
+        <w:t xml:space="preserve">ognition at the </w:t>
       </w:r>
       <w:r>
         <w:rPr>
@@ -9691,19 +9417,11 @@
         </w:rPr>
         <w:t>b</w:t>
       </w:r>
-      <w:proofErr w:type="spellStart"/>
-      <w:r>
-        <w:rPr>
-          <w:lang w:val="en-CA"/>
-        </w:rPr>
-        <w:t>eginning</w:t>
-      </w:r>
-      <w:proofErr w:type="spellEnd"/>
-      <w:r>
-        <w:rPr>
-          <w:lang w:val="en-CA"/>
-        </w:rPr>
-        <w:t xml:space="preserve"> and the </w:t>
+      <w:r>
+        <w:rPr>
+          <w:lang w:val="en-CA"/>
+        </w:rPr>
+        <w:t xml:space="preserve">eginning and the </w:t>
       </w:r>
       <w:r>
         <w:rPr>
@@ -9711,19 +9429,11 @@
         </w:rPr>
         <w:t>e</w:t>
       </w:r>
-      <w:proofErr w:type="spellStart"/>
-      <w:r>
-        <w:rPr>
-          <w:lang w:val="en-CA"/>
-        </w:rPr>
-        <w:t>nd</w:t>
-      </w:r>
-      <w:proofErr w:type="spellEnd"/>
-      <w:r>
-        <w:rPr>
-          <w:lang w:val="en-CA"/>
-        </w:rPr>
-        <w:t xml:space="preserve"> of the </w:t>
+      <w:r>
+        <w:rPr>
+          <w:lang w:val="en-CA"/>
+        </w:rPr>
+        <w:t xml:space="preserve">nd of the </w:t>
       </w:r>
       <w:r>
         <w:rPr>
@@ -9743,7 +9453,6 @@
         </w:rPr>
         <w:t xml:space="preserve">. </w:t>
       </w:r>
-      <w:proofErr w:type="spellStart"/>
       <w:r>
         <w:rPr>
           <w:i/>
@@ -9752,7 +9461,6 @@
         </w:rPr>
         <w:t>Collabra</w:t>
       </w:r>
-      <w:proofErr w:type="spellEnd"/>
       <w:r>
         <w:rPr>
           <w:lang w:val="de-DE"/>
@@ -10327,38 +10035,38 @@
       <w:r>
         <w:rPr>
           <w:u w:val="single"/>
-          <w:lang w:val="sv-SE"/>
+          <w:lang w:val="en-CA"/>
         </w:rPr>
         <w:t>Elnakouri, A</w:t>
       </w:r>
       <w:r>
         <w:rPr>
-          <w:lang w:val="sv-SE"/>
+          <w:lang w:val="en-CA"/>
         </w:rPr>
         <w:t>.</w:t>
       </w:r>
       <w:r>
         <w:rPr>
-          <w:lang w:val="sv-SE"/>
+          <w:lang w:val="en-CA"/>
         </w:rPr>
         <w:t>*</w:t>
       </w:r>
       <w:r>
         <w:rPr>
-          <w:lang w:val="sv-SE"/>
+          <w:lang w:val="en-CA"/>
         </w:rPr>
         <w:t xml:space="preserve">, </w:t>
       </w:r>
       <w:r>
         <w:rPr>
           <w:u w:val="single"/>
-          <w:lang w:val="sv-SE"/>
+          <w:lang w:val="en-CA"/>
         </w:rPr>
         <w:t>Huynh, A. C</w:t>
       </w:r>
       <w:r>
         <w:rPr>
-          <w:lang w:val="sv-SE"/>
+          <w:lang w:val="en-CA"/>
         </w:rPr>
         <w:t xml:space="preserve">., &amp; </w:t>
       </w:r>
@@ -10366,25 +10074,25 @@
         <w:rPr>
           <w:b/>
           <w:bCs/>
-          <w:lang w:val="sv-SE"/>
+          <w:lang w:val="en-CA"/>
         </w:rPr>
         <w:t>Grossmann, I</w:t>
       </w:r>
       <w:r>
         <w:rPr>
-          <w:lang w:val="sv-SE"/>
+          <w:lang w:val="en-CA"/>
         </w:rPr>
         <w:t>.</w:t>
       </w:r>
       <w:r>
         <w:rPr>
-          <w:lang w:val="sv-SE"/>
+          <w:lang w:val="en-CA"/>
         </w:rPr>
         <w:t>*</w:t>
       </w:r>
       <w:r>
         <w:rPr>
-          <w:lang w:val="sv-SE"/>
+          <w:lang w:val="en-CA"/>
         </w:rPr>
         <w:t xml:space="preserve"> (2024). </w:t>
       </w:r>
@@ -10441,23 +10149,7 @@
           <w:bCs/>
           <w:lang w:val="en-CA"/>
         </w:rPr>
-        <w:t>*</w:t>
-      </w:r>
-      <w:proofErr w:type="gramStart"/>
-      <w:r>
-        <w:rPr>
-          <w:bCs/>
-          <w:lang w:val="en-CA"/>
-        </w:rPr>
-        <w:t>corresponding</w:t>
-      </w:r>
-      <w:proofErr w:type="gramEnd"/>
-      <w:r>
-        <w:rPr>
-          <w:bCs/>
-          <w:lang w:val="en-CA"/>
-        </w:rPr>
-        <w:t xml:space="preserve"> author</w:t>
+        <w:t>*corresponding author</w:t>
       </w:r>
       <w:r>
         <w:rPr>
@@ -10965,7 +10657,6 @@
           <w:lang w:val="en-US"/>
         </w:rPr>
       </w:pPr>
-      <w:proofErr w:type="spellStart"/>
       <w:r>
         <w:rPr>
           <w:u w:val="single"/>
@@ -10973,7 +10664,6 @@
         </w:rPr>
         <w:t>Kachhiyapatel</w:t>
       </w:r>
-      <w:proofErr w:type="spellEnd"/>
       <w:r>
         <w:rPr>
           <w:u w:val="single"/>
@@ -11173,19 +10863,11 @@
         </w:rPr>
         <w:t>w</w:t>
       </w:r>
-      <w:proofErr w:type="spellStart"/>
-      <w:r>
-        <w:rPr>
-          <w:lang w:val="en-CA"/>
-        </w:rPr>
-        <w:t>isdom</w:t>
-      </w:r>
-      <w:proofErr w:type="spellEnd"/>
-      <w:r>
-        <w:rPr>
-          <w:lang w:val="en-CA"/>
-        </w:rPr>
-        <w:t xml:space="preserve"> </w:t>
+      <w:r>
+        <w:rPr>
+          <w:lang w:val="en-CA"/>
+        </w:rPr>
+        <w:t xml:space="preserve">isdom </w:t>
       </w:r>
       <w:r>
         <w:rPr>
@@ -11193,19 +10875,11 @@
         </w:rPr>
         <w:t>p</w:t>
       </w:r>
-      <w:proofErr w:type="spellStart"/>
-      <w:r>
-        <w:rPr>
-          <w:lang w:val="en-CA"/>
-        </w:rPr>
-        <w:t>erception</w:t>
-      </w:r>
-      <w:proofErr w:type="spellEnd"/>
-      <w:r>
-        <w:rPr>
-          <w:lang w:val="en-CA"/>
-        </w:rPr>
-        <w:t xml:space="preserve"> </w:t>
+      <w:r>
+        <w:rPr>
+          <w:lang w:val="en-CA"/>
+        </w:rPr>
+        <w:t xml:space="preserve">erception </w:t>
       </w:r>
       <w:r>
         <w:rPr>
@@ -11225,19 +10899,11 @@
         </w:rPr>
         <w:t>t</w:t>
       </w:r>
-      <w:proofErr w:type="spellStart"/>
-      <w:r>
-        <w:rPr>
-          <w:lang w:val="en-CA"/>
-        </w:rPr>
-        <w:t>welve</w:t>
-      </w:r>
-      <w:proofErr w:type="spellEnd"/>
-      <w:r>
-        <w:rPr>
-          <w:lang w:val="en-CA"/>
-        </w:rPr>
-        <w:t xml:space="preserve"> </w:t>
+      <w:r>
+        <w:rPr>
+          <w:lang w:val="en-CA"/>
+        </w:rPr>
+        <w:t xml:space="preserve">welve </w:t>
       </w:r>
       <w:r>
         <w:rPr>
@@ -11245,19 +10911,11 @@
         </w:rPr>
         <w:t>c</w:t>
       </w:r>
-      <w:proofErr w:type="spellStart"/>
-      <w:r>
-        <w:rPr>
-          <w:lang w:val="en-CA"/>
-        </w:rPr>
-        <w:t>ountries</w:t>
-      </w:r>
-      <w:proofErr w:type="spellEnd"/>
-      <w:r>
-        <w:rPr>
-          <w:lang w:val="en-CA"/>
-        </w:rPr>
-        <w:t xml:space="preserve"> on </w:t>
+      <w:r>
+        <w:rPr>
+          <w:lang w:val="en-CA"/>
+        </w:rPr>
+        <w:t xml:space="preserve">ountries on </w:t>
       </w:r>
       <w:r>
         <w:rPr>
@@ -11265,19 +10923,11 @@
         </w:rPr>
         <w:t>f</w:t>
       </w:r>
-      <w:proofErr w:type="spellStart"/>
-      <w:r>
-        <w:rPr>
-          <w:lang w:val="en-CA"/>
-        </w:rPr>
-        <w:t>ive</w:t>
-      </w:r>
-      <w:proofErr w:type="spellEnd"/>
-      <w:r>
-        <w:rPr>
-          <w:lang w:val="en-CA"/>
-        </w:rPr>
-        <w:t xml:space="preserve"> </w:t>
+      <w:r>
+        <w:rPr>
+          <w:lang w:val="en-CA"/>
+        </w:rPr>
+        <w:t xml:space="preserve">ive </w:t>
       </w:r>
       <w:r>
         <w:rPr>
@@ -11285,19 +10935,11 @@
         </w:rPr>
         <w:t>c</w:t>
       </w:r>
-      <w:proofErr w:type="spellStart"/>
-      <w:r>
-        <w:rPr>
-          <w:lang w:val="en-CA"/>
-        </w:rPr>
-        <w:t>ontinents</w:t>
-      </w:r>
-      <w:proofErr w:type="spellEnd"/>
-      <w:r>
-        <w:rPr>
-          <w:lang w:val="en-CA"/>
-        </w:rPr>
-        <w:t xml:space="preserve">. </w:t>
+      <w:r>
+        <w:rPr>
+          <w:lang w:val="en-CA"/>
+        </w:rPr>
+        <w:t xml:space="preserve">ontinents. </w:t>
       </w:r>
       <w:r>
         <w:rPr>
@@ -11320,23 +10962,7 @@
           <w:bCs/>
           <w:lang w:val="en-CA"/>
         </w:rPr>
-        <w:t>*</w:t>
-      </w:r>
-      <w:proofErr w:type="gramStart"/>
-      <w:r>
-        <w:rPr>
-          <w:bCs/>
-          <w:lang w:val="en-CA"/>
-        </w:rPr>
-        <w:t>corresponding</w:t>
-      </w:r>
-      <w:proofErr w:type="gramEnd"/>
-      <w:r>
-        <w:rPr>
-          <w:bCs/>
-          <w:lang w:val="en-CA"/>
-        </w:rPr>
-        <w:t xml:space="preserve"> author</w:t>
+        <w:t>*corresponding author</w:t>
       </w:r>
       <w:r>
         <w:rPr>
@@ -11447,19 +11073,11 @@
         </w:rPr>
         <w:t>w</w:t>
       </w:r>
-      <w:proofErr w:type="spellStart"/>
-      <w:r>
-        <w:rPr>
-          <w:lang w:val="en-CA"/>
-        </w:rPr>
-        <w:t>isdom</w:t>
-      </w:r>
-      <w:proofErr w:type="spellEnd"/>
-      <w:r>
-        <w:rPr>
-          <w:lang w:val="en-CA"/>
-        </w:rPr>
-        <w:t xml:space="preserve">: Classifying </w:t>
+      <w:r>
+        <w:rPr>
+          <w:lang w:val="en-CA"/>
+        </w:rPr>
+        <w:t xml:space="preserve">isdom: Classifying </w:t>
       </w:r>
       <w:r>
         <w:rPr>
@@ -11473,7 +11091,6 @@
         </w:rPr>
         <w:t xml:space="preserve">eta-cognitive and </w:t>
       </w:r>
-      <w:proofErr w:type="gramStart"/>
       <w:r>
         <w:rPr>
           <w:lang w:val="en-US"/>
@@ -11484,14 +11101,7 @@
         <w:rPr>
           <w:lang w:val="en-CA"/>
         </w:rPr>
-        <w:t>orally-grounded</w:t>
-      </w:r>
-      <w:proofErr w:type="gramEnd"/>
-      <w:r>
-        <w:rPr>
-          <w:lang w:val="en-CA"/>
-        </w:rPr>
-        <w:t xml:space="preserve"> </w:t>
+        <w:t xml:space="preserve">orally-grounded </w:t>
       </w:r>
       <w:r>
         <w:rPr>
@@ -11499,19 +11109,11 @@
         </w:rPr>
         <w:t>n</w:t>
       </w:r>
-      <w:proofErr w:type="spellStart"/>
-      <w:r>
-        <w:rPr>
-          <w:lang w:val="en-CA"/>
-        </w:rPr>
-        <w:t>arrative</w:t>
-      </w:r>
-      <w:proofErr w:type="spellEnd"/>
-      <w:r>
-        <w:rPr>
-          <w:lang w:val="en-CA"/>
-        </w:rPr>
-        <w:t xml:space="preserve"> </w:t>
+      <w:r>
+        <w:rPr>
+          <w:lang w:val="en-CA"/>
+        </w:rPr>
+        <w:t xml:space="preserve">arrative </w:t>
       </w:r>
       <w:r>
         <w:rPr>
@@ -11519,19 +11121,11 @@
         </w:rPr>
         <w:t>c</w:t>
       </w:r>
-      <w:proofErr w:type="spellStart"/>
-      <w:r>
-        <w:rPr>
-          <w:lang w:val="en-CA"/>
-        </w:rPr>
-        <w:t>ontent</w:t>
-      </w:r>
-      <w:proofErr w:type="spellEnd"/>
-      <w:r>
-        <w:rPr>
-          <w:lang w:val="en-CA"/>
-        </w:rPr>
-        <w:t xml:space="preserve"> via Large Language Models.</w:t>
+      <w:r>
+        <w:rPr>
+          <w:lang w:val="en-CA"/>
+        </w:rPr>
+        <w:t>ontent via Large Language Models.</w:t>
       </w:r>
       <w:r>
         <w:rPr>
@@ -11640,18 +11234,8 @@
           <w:iCs/>
           <w:lang w:val="de-DE"/>
         </w:rPr>
-        <w:t xml:space="preserve">Acta </w:t>
-      </w:r>
-      <w:proofErr w:type="spellStart"/>
-      <w:r>
-        <w:rPr>
-          <w:i/>
-          <w:iCs/>
-          <w:lang w:val="de-DE"/>
-        </w:rPr>
-        <w:t>Psychologica</w:t>
-      </w:r>
-      <w:proofErr w:type="spellEnd"/>
+        <w:t>Acta Psychologica</w:t>
+      </w:r>
       <w:r>
         <w:rPr>
           <w:lang w:val="de-DE"/>
@@ -12222,6 +11806,7 @@
           <w:bCs/>
           <w:lang w:val="en-CA"/>
         </w:rPr>
+        <w:lastRenderedPageBreak/>
         <w:t>Grossmann, I</w:t>
       </w:r>
       <w:r>
@@ -12339,7 +11924,6 @@
         <w:rPr>
           <w:lang w:val="en-CA"/>
         </w:rPr>
-        <w:lastRenderedPageBreak/>
         <w:t xml:space="preserve">Hutcherson, C., </w:t>
       </w:r>
       <w:r>
@@ -12581,19 +12165,11 @@
         </w:rPr>
         <w:t>*</w:t>
       </w:r>
-      <w:proofErr w:type="gramStart"/>
-      <w:r>
-        <w:rPr>
-          <w:lang w:val="en-CA"/>
-        </w:rPr>
-        <w:t>founder</w:t>
-      </w:r>
-      <w:proofErr w:type="gramEnd"/>
-      <w:r>
-        <w:rPr>
-          <w:lang w:val="en-CA"/>
-        </w:rPr>
-        <w:t xml:space="preserve"> and </w:t>
+      <w:r>
+        <w:rPr>
+          <w:lang w:val="en-CA"/>
+        </w:rPr>
+        <w:t xml:space="preserve">founder and </w:t>
       </w:r>
       <w:r>
         <w:rPr>
@@ -12665,21 +12241,7 @@
         <w:rPr>
           <w:lang w:val="en-CA"/>
         </w:rPr>
-        <w:t xml:space="preserve">., </w:t>
-      </w:r>
-      <w:proofErr w:type="spellStart"/>
-      <w:r>
-        <w:rPr>
-          <w:lang w:val="en-CA"/>
-        </w:rPr>
-        <w:t>Allroggen</w:t>
-      </w:r>
-      <w:proofErr w:type="spellEnd"/>
-      <w:r>
-        <w:rPr>
-          <w:lang w:val="en-CA"/>
-        </w:rPr>
-        <w:t xml:space="preserve">, </w:t>
+        <w:t xml:space="preserve">., Allroggen, </w:t>
       </w:r>
       <w:r>
         <w:rPr>
@@ -13042,21 +12604,7 @@
         <w:rPr>
           <w:lang w:val="en-CA"/>
         </w:rPr>
-        <w:t xml:space="preserve"> </w:t>
-      </w:r>
-      <w:proofErr w:type="spellStart"/>
-      <w:r>
-        <w:rPr>
-          <w:lang w:val="en-CA"/>
-        </w:rPr>
-        <w:t>doi</w:t>
-      </w:r>
-      <w:proofErr w:type="spellEnd"/>
-      <w:r>
-        <w:rPr>
-          <w:lang w:val="en-CA"/>
-        </w:rPr>
-        <w:t>: 10.1017/S0140525X21000728</w:t>
+        <w:t xml:space="preserve"> doi: 10.1017/S0140525X21000728</w:t>
       </w:r>
       <w:r>
         <w:rPr>
@@ -13252,21 +12800,7 @@
         <w:rPr>
           <w:lang w:val="en-CA"/>
         </w:rPr>
-        <w:t xml:space="preserve">., Kenrick, D. </w:t>
-      </w:r>
-      <w:proofErr w:type="spellStart"/>
-      <w:r>
-        <w:rPr>
-          <w:lang w:val="en-CA"/>
-        </w:rPr>
-        <w:t>Wiezel</w:t>
-      </w:r>
-      <w:proofErr w:type="spellEnd"/>
-      <w:r>
-        <w:rPr>
-          <w:lang w:val="en-CA"/>
-        </w:rPr>
-        <w:t xml:space="preserve">, A., </w:t>
+        <w:t xml:space="preserve">., Kenrick, D. Wiezel, A., </w:t>
       </w:r>
       <w:r>
         <w:rPr>
@@ -13336,21 +12870,7 @@
         <w:rPr>
           <w:lang w:val="en-CA"/>
         </w:rPr>
-        <w:t xml:space="preserve">Pick, C. M., Ko, A., Wormley, A. S., </w:t>
-      </w:r>
-      <w:proofErr w:type="spellStart"/>
-      <w:r>
-        <w:rPr>
-          <w:lang w:val="en-CA"/>
-        </w:rPr>
-        <w:t>Wiezel</w:t>
-      </w:r>
-      <w:proofErr w:type="spellEnd"/>
-      <w:r>
-        <w:rPr>
-          <w:lang w:val="en-CA"/>
-        </w:rPr>
-        <w:t xml:space="preserve">, A., Kenrick, D. T., Al-Shawaf, L., […] </w:t>
+        <w:t xml:space="preserve">Pick, C. M., Ko, A., Wormley, A. S., Wiezel, A., Kenrick, D. T., Al-Shawaf, L., […] </w:t>
       </w:r>
       <w:r>
         <w:rPr>
@@ -13431,7 +12951,6 @@
         </w:rPr>
         <w:t>Elnakouri, A.</w:t>
       </w:r>
-      <w:proofErr w:type="gramStart"/>
       <w:r>
         <w:rPr>
           <w:lang w:val="en-CA"/>
@@ -13443,15 +12962,7 @@
           <w:u w:val="single"/>
           <w:lang w:val="en-CA"/>
         </w:rPr>
-        <w:t>Meyers</w:t>
-      </w:r>
-      <w:proofErr w:type="gramEnd"/>
-      <w:r>
-        <w:rPr>
-          <w:u w:val="single"/>
-          <w:lang w:val="en-CA"/>
-        </w:rPr>
-        <w:t>, E. A.</w:t>
+        <w:t>Meyers, E. A.</w:t>
       </w:r>
       <w:r>
         <w:rPr>
@@ -13538,19 +13049,11 @@
         </w:rPr>
         <w:t>*</w:t>
       </w:r>
-      <w:proofErr w:type="gramStart"/>
-      <w:r>
-        <w:rPr>
-          <w:lang w:val="en-CA"/>
-        </w:rPr>
-        <w:t>corresponding</w:t>
-      </w:r>
-      <w:proofErr w:type="gramEnd"/>
-      <w:r>
-        <w:rPr>
-          <w:lang w:val="en-CA"/>
-        </w:rPr>
-        <w:t xml:space="preserve"> author</w:t>
+      <w:r>
+        <w:rPr>
+          <w:lang w:val="en-CA"/>
+        </w:rPr>
+        <w:t>corresponding author</w:t>
       </w:r>
     </w:p>
     <w:bookmarkEnd w:id="10"/>
@@ -13566,29 +13069,20 @@
       </w:pPr>
       <w:r>
         <w:rPr>
-          <w:lang w:val="en-CA"/>
+          <w:lang w:val="sv-SE"/>
         </w:rPr>
         <w:t xml:space="preserve">Choi, E., Farb, N. A., </w:t>
       </w:r>
-      <w:proofErr w:type="spellStart"/>
       <w:r>
         <w:rPr>
           <w:u w:val="single"/>
-          <w:lang w:val="en-CA"/>
-        </w:rPr>
-        <w:t>Pogrebtsova</w:t>
-      </w:r>
-      <w:proofErr w:type="spellEnd"/>
-      <w:r>
-        <w:rPr>
-          <w:u w:val="single"/>
-          <w:lang w:val="en-CA"/>
-        </w:rPr>
-        <w:t>, E</w:t>
-      </w:r>
-      <w:r>
-        <w:rPr>
-          <w:lang w:val="en-CA"/>
+          <w:lang w:val="sv-SE"/>
+        </w:rPr>
+        <w:t>Pogrebtsova, E</w:t>
+      </w:r>
+      <w:r>
+        <w:rPr>
+          <w:lang w:val="sv-SE"/>
         </w:rPr>
         <w:t xml:space="preserve">., Gruman, J., &amp; </w:t>
       </w:r>
@@ -13596,13 +13090,13 @@
         <w:rPr>
           <w:b/>
           <w:bCs/>
-          <w:lang w:val="en-CA"/>
+          <w:lang w:val="sv-SE"/>
         </w:rPr>
         <w:t xml:space="preserve">Grossmann, I.* </w:t>
       </w:r>
       <w:r>
         <w:rPr>
-          <w:lang w:val="en-CA"/>
+          <w:lang w:val="sv-SE"/>
         </w:rPr>
         <w:t xml:space="preserve">(2021). </w:t>
       </w:r>
@@ -13631,16 +13125,8 @@
         <w:rPr>
           <w:lang w:val="en-CA"/>
         </w:rPr>
-        <w:t xml:space="preserve">*corresponding </w:t>
-      </w:r>
-      <w:proofErr w:type="gramStart"/>
-      <w:r>
-        <w:rPr>
-          <w:lang w:val="en-CA"/>
-        </w:rPr>
-        <w:t>author</w:t>
-      </w:r>
-      <w:proofErr w:type="gramEnd"/>
+        <w:t>*corresponding author</w:t>
+      </w:r>
     </w:p>
     <w:bookmarkEnd w:id="21"/>
     <w:p>
@@ -13657,52 +13143,52 @@
       <w:r>
         <w:rPr>
           <w:u w:val="single"/>
-          <w:lang w:val="en-CA"/>
+          <w:lang w:val="de-DE"/>
         </w:rPr>
         <w:t>Dorfman, A.</w:t>
       </w:r>
       <w:r>
         <w:rPr>
-          <w:lang w:val="en-CA"/>
+          <w:lang w:val="de-DE"/>
         </w:rPr>
         <w:t xml:space="preserve">, </w:t>
       </w:r>
       <w:r>
         <w:rPr>
           <w:u w:val="single"/>
-          <w:lang w:val="en-CA"/>
+          <w:lang w:val="de-DE"/>
         </w:rPr>
         <w:t>Oakes, H.</w:t>
       </w:r>
       <w:r>
         <w:rPr>
-          <w:lang w:val="en-CA"/>
+          <w:lang w:val="de-DE"/>
         </w:rPr>
         <w:t xml:space="preserve">, </w:t>
       </w:r>
       <w:r>
         <w:rPr>
           <w:u w:val="single"/>
-          <w:lang w:val="en-CA"/>
+          <w:lang w:val="de-DE"/>
         </w:rPr>
         <w:t>Santos, H. C</w:t>
       </w:r>
       <w:r>
         <w:rPr>
-          <w:lang w:val="en-CA"/>
+          <w:lang w:val="de-DE"/>
         </w:rPr>
         <w:t>.</w:t>
       </w:r>
       <w:r>
         <w:rPr>
           <w:b/>
-          <w:lang w:val="en-CA"/>
+          <w:lang w:val="de-DE"/>
         </w:rPr>
         <w:t xml:space="preserve"> &amp; Grossmann, I.</w:t>
       </w:r>
       <w:r>
         <w:rPr>
-          <w:lang w:val="en-CA"/>
+          <w:lang w:val="de-DE"/>
         </w:rPr>
         <w:t xml:space="preserve"> (2021). </w:t>
       </w:r>
@@ -14125,21 +13611,7 @@
         <w:rPr>
           <w:lang w:val="en-CA"/>
         </w:rPr>
-        <w:t xml:space="preserve">Jayawickreme, E., Infurna, F. J., </w:t>
-      </w:r>
-      <w:proofErr w:type="spellStart"/>
-      <w:r>
-        <w:rPr>
-          <w:lang w:val="en-CA"/>
-        </w:rPr>
-        <w:t>Alajak</w:t>
-      </w:r>
-      <w:proofErr w:type="spellEnd"/>
-      <w:r>
-        <w:rPr>
-          <w:lang w:val="en-CA"/>
-        </w:rPr>
-        <w:t xml:space="preserve">, K., Blackie, L. E. R., Chopik, W. J., Chung, J. M., </w:t>
+        <w:t xml:space="preserve">Jayawickreme, E., Infurna, F. J., Alajak, K., Blackie, L. E. R., Chopik, W. J., Chung, J. M., </w:t>
       </w:r>
       <w:r>
         <w:rPr>
@@ -14152,21 +13624,7 @@
         <w:rPr>
           <w:lang w:val="en-CA"/>
         </w:rPr>
-        <w:t xml:space="preserve">., Fleeson, W., </w:t>
-      </w:r>
-      <w:proofErr w:type="spellStart"/>
-      <w:r>
-        <w:rPr>
-          <w:lang w:val="en-CA"/>
-        </w:rPr>
-        <w:t>Forgeard</w:t>
-      </w:r>
-      <w:proofErr w:type="spellEnd"/>
-      <w:r>
-        <w:rPr>
-          <w:lang w:val="en-CA"/>
-        </w:rPr>
-        <w:t xml:space="preserve">, M. J. C., Frazier, P., Furr, R. M., </w:t>
+        <w:t xml:space="preserve">., Fleeson, W., Forgeard, M. J. C., Frazier, P., Furr, R. M., </w:t>
       </w:r>
       <w:r>
         <w:rPr>
@@ -14324,6 +13782,7 @@
           <w:u w:val="single"/>
           <w:lang w:val="sv-SE"/>
         </w:rPr>
+        <w:lastRenderedPageBreak/>
         <w:t>Rotella, A.</w:t>
       </w:r>
       <w:r>
@@ -14377,7 +13836,6 @@
           <w:iCs/>
           <w:lang w:val="en-CA"/>
         </w:rPr>
-        <w:lastRenderedPageBreak/>
         <w:t>76</w:t>
       </w:r>
       <w:r>
@@ -14525,21 +13983,7 @@
         <w:rPr>
           <w:lang w:val="en-CA"/>
         </w:rPr>
-        <w:t xml:space="preserve">, Fugelsang, J. A., </w:t>
-      </w:r>
-      <w:proofErr w:type="spellStart"/>
-      <w:r>
-        <w:rPr>
-          <w:lang w:val="en-CA"/>
-        </w:rPr>
-        <w:t>Sorokowski</w:t>
-      </w:r>
-      <w:proofErr w:type="spellEnd"/>
-      <w:r>
-        <w:rPr>
-          <w:lang w:val="en-CA"/>
-        </w:rPr>
-        <w:t xml:space="preserve">, P., </w:t>
+        <w:t xml:space="preserve">, Fugelsang, J. A., Sorokowski, P., </w:t>
       </w:r>
       <w:r>
         <w:rPr>
@@ -15251,21 +14695,12 @@
         </w:rPr>
         <w:t xml:space="preserve">(2), 185-194. </w:t>
       </w:r>
-      <w:proofErr w:type="spellStart"/>
       <w:r>
         <w:rPr>
           <w:rFonts w:cs="Times New Roman"/>
           <w:lang w:val="en-CA"/>
         </w:rPr>
-        <w:t>doi</w:t>
-      </w:r>
-      <w:proofErr w:type="spellEnd"/>
-      <w:r>
-        <w:rPr>
-          <w:rFonts w:cs="Times New Roman"/>
-          <w:lang w:val="en-CA"/>
-        </w:rPr>
-        <w:t>: 10.1080/1047840X.2020.1750920</w:t>
+        <w:t>doi: 10.1080/1047840X.2020.1750920</w:t>
       </w:r>
       <w:r>
         <w:rPr>
@@ -15322,49 +14757,7 @@
         <w:rPr>
           <w:lang w:val="en-CA"/>
         </w:rPr>
-        <w:t xml:space="preserve">Hanaei, S., </w:t>
-      </w:r>
-      <w:proofErr w:type="spellStart"/>
-      <w:r>
-        <w:rPr>
-          <w:lang w:val="en-CA"/>
-        </w:rPr>
-        <w:t>Takian</w:t>
-      </w:r>
-      <w:proofErr w:type="spellEnd"/>
-      <w:r>
-        <w:rPr>
-          <w:lang w:val="en-CA"/>
-        </w:rPr>
-        <w:t xml:space="preserve">, A., </w:t>
-      </w:r>
-      <w:proofErr w:type="spellStart"/>
-      <w:r>
-        <w:rPr>
-          <w:lang w:val="en-CA"/>
-        </w:rPr>
-        <w:t>Majdzadeh</w:t>
-      </w:r>
-      <w:proofErr w:type="spellEnd"/>
-      <w:r>
-        <w:rPr>
-          <w:lang w:val="en-CA"/>
-        </w:rPr>
-        <w:t xml:space="preserve">, R., </w:t>
-      </w:r>
-      <w:proofErr w:type="spellStart"/>
-      <w:r>
-        <w:rPr>
-          <w:lang w:val="en-CA"/>
-        </w:rPr>
-        <w:t>Maboloc</w:t>
-      </w:r>
-      <w:proofErr w:type="spellEnd"/>
-      <w:r>
-        <w:rPr>
-          <w:lang w:val="en-CA"/>
-        </w:rPr>
-        <w:t xml:space="preserve">, C. R., </w:t>
+        <w:t xml:space="preserve">Hanaei, S., Takian, A., Majdzadeh, R., Maboloc, C. R., </w:t>
       </w:r>
       <w:r>
         <w:rPr>
@@ -15378,35 +14771,7 @@
         <w:rPr>
           <w:lang w:val="en-CA"/>
         </w:rPr>
-        <w:t xml:space="preserve">., Gomes, O., Milosevic, M., Gupta, M., </w:t>
-      </w:r>
-      <w:proofErr w:type="spellStart"/>
-      <w:r>
-        <w:rPr>
-          <w:lang w:val="en-CA"/>
-        </w:rPr>
-        <w:t>Shamshirsaz</w:t>
-      </w:r>
-      <w:proofErr w:type="spellEnd"/>
-      <w:r>
-        <w:rPr>
-          <w:lang w:val="en-CA"/>
-        </w:rPr>
-        <w:t xml:space="preserve">, A. A., Harbi, A., Burhan, A. M., Uddin, L. Q., </w:t>
-      </w:r>
-      <w:proofErr w:type="spellStart"/>
-      <w:r>
-        <w:rPr>
-          <w:lang w:val="en-CA"/>
-        </w:rPr>
-        <w:t>Kulasinghe</w:t>
-      </w:r>
-      <w:proofErr w:type="spellEnd"/>
-      <w:r>
-        <w:rPr>
-          <w:lang w:val="en-CA"/>
-        </w:rPr>
-        <w:t xml:space="preserve">, A., Lam, C.-M., Ramakrishna, S., Alavi, A., Nouwen, J. L., Dorigo, T., Schreiber, M., … Rezaei, N. (2020). Emerging Standards and the Hybrid Model for Organizing Scientific Events During and After The COVID-19 Pandemic. </w:t>
+        <w:t xml:space="preserve">., Gomes, O., Milosevic, M., Gupta, M., Shamshirsaz, A. A., Harbi, A., Burhan, A. M., Uddin, L. Q., Kulasinghe, A., Lam, C.-M., Ramakrishna, S., Alavi, A., Nouwen, J. L., Dorigo, T., Schreiber, M., … Rezaei, N. (2020). Emerging Standards and the Hybrid Model for Organizing Scientific Events During and After The COVID-19 Pandemic. </w:t>
       </w:r>
       <w:r>
         <w:rPr>
@@ -15575,49 +14940,7 @@
         <w:rPr>
           <w:lang w:val="en-CA"/>
         </w:rPr>
-        <w:t xml:space="preserve">Ko, A., Pick, C., Kwon, J. Y., Barlev, M., Krems, J. A., Varnum, M. E. W., Neel, R., </w:t>
-      </w:r>
-      <w:proofErr w:type="spellStart"/>
-      <w:r>
-        <w:rPr>
-          <w:lang w:val="en-CA"/>
-        </w:rPr>
-        <w:t>Peysha</w:t>
-      </w:r>
-      <w:proofErr w:type="spellEnd"/>
-      <w:r>
-        <w:rPr>
-          <w:lang w:val="en-CA"/>
-        </w:rPr>
-        <w:t xml:space="preserve">, M., </w:t>
-      </w:r>
-      <w:proofErr w:type="spellStart"/>
-      <w:r>
-        <w:rPr>
-          <w:lang w:val="en-CA"/>
-        </w:rPr>
-        <w:t>Boonyasiriwat</w:t>
-      </w:r>
-      <w:proofErr w:type="spellEnd"/>
-      <w:r>
-        <w:rPr>
-          <w:lang w:val="en-CA"/>
-        </w:rPr>
-        <w:t xml:space="preserve">, W., </w:t>
-      </w:r>
-      <w:proofErr w:type="spellStart"/>
-      <w:r>
-        <w:rPr>
-          <w:lang w:val="en-CA"/>
-        </w:rPr>
-        <w:t>Brandstätter</w:t>
-      </w:r>
-      <w:proofErr w:type="spellEnd"/>
-      <w:r>
-        <w:rPr>
-          <w:lang w:val="en-CA"/>
-        </w:rPr>
-        <w:t xml:space="preserve">, E., Vasquez, J. E. C., Galindo, O., Pereira de Felipe, R., Crispim, A. C., Fetvadjiev, V. H., Fischer, R., Karl, J., David, D., Galdi, S., Gomez-Jacinto, L., </w:t>
+        <w:t xml:space="preserve">Ko, A., Pick, C., Kwon, J. Y., Barlev, M., Krems, J. A., Varnum, M. E. W., Neel, R., Peysha, M., Boonyasiriwat, W., Brandstätter, E., Vasquez, J. E. C., Galindo, O., Pereira de Felipe, R., Crispim, A. C., Fetvadjiev, V. H., Fischer, R., Karl, J., David, D., Galdi, S., Gomez-Jacinto, L., </w:t>
       </w:r>
       <w:r>
         <w:rPr>
@@ -15797,19 +15120,11 @@
         </w:rPr>
         <w:t>*</w:t>
       </w:r>
-      <w:proofErr w:type="gramStart"/>
-      <w:r>
-        <w:rPr>
-          <w:lang w:val="en-CA"/>
-        </w:rPr>
-        <w:t>corresponding</w:t>
-      </w:r>
-      <w:proofErr w:type="gramEnd"/>
-      <w:r>
-        <w:rPr>
-          <w:lang w:val="en-CA"/>
-        </w:rPr>
-        <w:t xml:space="preserve"> authors</w:t>
+      <w:r>
+        <w:rPr>
+          <w:lang w:val="en-CA"/>
+        </w:rPr>
+        <w:t>corresponding authors</w:t>
       </w:r>
     </w:p>
     <w:p>
@@ -15892,23 +15207,28 @@
         </w:rPr>
         <w:t xml:space="preserve">., </w:t>
       </w:r>
-      <w:proofErr w:type="spellStart"/>
       <w:r>
         <w:rPr>
           <w:rFonts w:eastAsia="Calibri"/>
           <w:u w:val="single"/>
           <w:lang w:val="en-CA" w:eastAsia="en-US"/>
         </w:rPr>
-        <w:t>Klackl</w:t>
-      </w:r>
-      <w:proofErr w:type="spellEnd"/>
+        <w:t>Klackl, J</w:t>
+      </w:r>
+      <w:r>
+        <w:rPr>
+          <w:rFonts w:eastAsia="Calibri"/>
+          <w:lang w:val="en-CA" w:eastAsia="en-US"/>
+        </w:rPr>
+        <w:t xml:space="preserve">., </w:t>
+      </w:r>
       <w:r>
         <w:rPr>
           <w:rFonts w:eastAsia="Calibri"/>
           <w:u w:val="single"/>
           <w:lang w:val="en-CA" w:eastAsia="en-US"/>
         </w:rPr>
-        <w:t>, J</w:t>
+        <w:t>Agroskin, D</w:t>
       </w:r>
       <w:r>
         <w:rPr>
@@ -15917,78 +15237,43 @@
         </w:rPr>
         <w:t xml:space="preserve">., </w:t>
       </w:r>
-      <w:proofErr w:type="spellStart"/>
+      <w:r>
+        <w:rPr>
+          <w:rFonts w:eastAsia="Calibri"/>
+          <w:b/>
+          <w:lang w:val="en-CA" w:eastAsia="en-US"/>
+        </w:rPr>
+        <w:t>Grossmann, I</w:t>
+      </w:r>
+      <w:r>
+        <w:rPr>
+          <w:rFonts w:eastAsia="Calibri"/>
+          <w:lang w:val="en-CA" w:eastAsia="en-US"/>
+        </w:rPr>
+        <w:t xml:space="preserve">., Alexandrov, Y., </w:t>
+      </w:r>
       <w:r>
         <w:rPr>
           <w:rFonts w:eastAsia="Calibri"/>
           <w:u w:val="single"/>
           <w:lang w:val="en-CA" w:eastAsia="en-US"/>
         </w:rPr>
-        <w:t>Agroskin</w:t>
-      </w:r>
-      <w:proofErr w:type="spellEnd"/>
+        <w:t>Apanovich, V</w:t>
+      </w:r>
+      <w:r>
+        <w:rPr>
+          <w:rFonts w:eastAsia="Calibri"/>
+          <w:lang w:val="en-CA" w:eastAsia="en-US"/>
+        </w:rPr>
+        <w:t xml:space="preserve">., </w:t>
+      </w:r>
       <w:r>
         <w:rPr>
           <w:rFonts w:eastAsia="Calibri"/>
           <w:u w:val="single"/>
           <w:lang w:val="en-CA" w:eastAsia="en-US"/>
         </w:rPr>
-        <w:t>, D</w:t>
-      </w:r>
-      <w:r>
-        <w:rPr>
-          <w:rFonts w:eastAsia="Calibri"/>
-          <w:lang w:val="en-CA" w:eastAsia="en-US"/>
-        </w:rPr>
-        <w:t xml:space="preserve">., </w:t>
-      </w:r>
-      <w:r>
-        <w:rPr>
-          <w:rFonts w:eastAsia="Calibri"/>
-          <w:b/>
-          <w:lang w:val="en-CA" w:eastAsia="en-US"/>
-        </w:rPr>
-        <w:t>Grossmann, I</w:t>
-      </w:r>
-      <w:r>
-        <w:rPr>
-          <w:rFonts w:eastAsia="Calibri"/>
-          <w:lang w:val="en-CA" w:eastAsia="en-US"/>
-        </w:rPr>
-        <w:t xml:space="preserve">., Alexandrov, Y., </w:t>
-      </w:r>
-      <w:r>
-        <w:rPr>
-          <w:rFonts w:eastAsia="Calibri"/>
-          <w:u w:val="single"/>
-          <w:lang w:val="en-CA" w:eastAsia="en-US"/>
-        </w:rPr>
-        <w:t>Apanovich, V</w:t>
-      </w:r>
-      <w:r>
-        <w:rPr>
-          <w:rFonts w:eastAsia="Calibri"/>
-          <w:lang w:val="en-CA" w:eastAsia="en-US"/>
-        </w:rPr>
-        <w:t xml:space="preserve">., </w:t>
-      </w:r>
-      <w:proofErr w:type="spellStart"/>
-      <w:r>
-        <w:rPr>
-          <w:rFonts w:eastAsia="Calibri"/>
-          <w:u w:val="single"/>
-          <w:lang w:val="en-CA" w:eastAsia="en-US"/>
-        </w:rPr>
-        <w:t>Bezdenezhnykh</w:t>
-      </w:r>
-      <w:proofErr w:type="spellEnd"/>
-      <w:r>
-        <w:rPr>
-          <w:rFonts w:eastAsia="Calibri"/>
-          <w:u w:val="single"/>
-          <w:lang w:val="en-CA" w:eastAsia="en-US"/>
-        </w:rPr>
-        <w:t>, B</w:t>
+        <w:t>Bezdenezhnykh, B</w:t>
       </w:r>
       <w:r>
         <w:rPr>
@@ -16203,25 +15488,7 @@
           <w:shd w:val="clear" w:color="auto" w:fill="FFFFFF"/>
           <w:lang w:val="en-CA"/>
         </w:rPr>
-        <w:t xml:space="preserve">(2019). Wise reasoning benefits from </w:t>
-      </w:r>
-      <w:proofErr w:type="spellStart"/>
-      <w:r>
-        <w:rPr>
-          <w:color w:val="000000"/>
-          <w:shd w:val="clear" w:color="auto" w:fill="FFFFFF"/>
-          <w:lang w:val="en-CA"/>
-        </w:rPr>
-        <w:t>emodiversity</w:t>
-      </w:r>
-      <w:proofErr w:type="spellEnd"/>
-      <w:r>
-        <w:rPr>
-          <w:color w:val="000000"/>
-          <w:shd w:val="clear" w:color="auto" w:fill="FFFFFF"/>
-          <w:lang w:val="en-CA"/>
-        </w:rPr>
-        <w:t xml:space="preserve">, irrespective of emotional intensity. </w:t>
+        <w:t xml:space="preserve">(2019). Wise reasoning benefits from emodiversity, irrespective of emotional intensity. </w:t>
       </w:r>
       <w:r>
         <w:rPr>
@@ -16304,21 +15571,7 @@
         <w:rPr>
           <w:lang w:val="en-CA"/>
         </w:rPr>
-        <w:t xml:space="preserve">Children show reduced trust in confident advisors who are </w:t>
-      </w:r>
-      <w:proofErr w:type="gramStart"/>
-      <w:r>
-        <w:rPr>
-          <w:lang w:val="en-CA"/>
-        </w:rPr>
-        <w:t>partially-informed</w:t>
-      </w:r>
-      <w:proofErr w:type="gramEnd"/>
-      <w:r>
-        <w:rPr>
-          <w:lang w:val="en-CA"/>
-        </w:rPr>
-        <w:t xml:space="preserve">. </w:t>
+        <w:t xml:space="preserve">Children show reduced trust in confident advisors who are partially-informed. </w:t>
       </w:r>
       <w:r>
         <w:rPr>
@@ -16381,43 +15634,7 @@
           <w:shd w:val="clear" w:color="auto" w:fill="FFFFFF"/>
           <w:lang w:val="en-CA"/>
         </w:rPr>
-        <w:t xml:space="preserve">(2019). The </w:t>
-      </w:r>
-      <w:proofErr w:type="spellStart"/>
-      <w:r>
-        <w:rPr>
-          <w:color w:val="000000"/>
-          <w:shd w:val="clear" w:color="auto" w:fill="FFFFFF"/>
-          <w:lang w:val="en-CA"/>
-        </w:rPr>
-        <w:t>wealth→life</w:t>
-      </w:r>
-      <w:proofErr w:type="spellEnd"/>
-      <w:r>
-        <w:rPr>
-          <w:color w:val="000000"/>
-          <w:shd w:val="clear" w:color="auto" w:fill="FFFFFF"/>
-          <w:lang w:val="en-CA"/>
-        </w:rPr>
-        <w:t xml:space="preserve"> </w:t>
-      </w:r>
-      <w:proofErr w:type="spellStart"/>
-      <w:r>
-        <w:rPr>
-          <w:color w:val="000000"/>
-          <w:shd w:val="clear" w:color="auto" w:fill="FFFFFF"/>
-          <w:lang w:val="en-CA"/>
-        </w:rPr>
-        <w:t>history→innovation</w:t>
-      </w:r>
-      <w:proofErr w:type="spellEnd"/>
-      <w:r>
-        <w:rPr>
-          <w:color w:val="000000"/>
-          <w:shd w:val="clear" w:color="auto" w:fill="FFFFFF"/>
-          <w:lang w:val="en-CA"/>
-        </w:rPr>
-        <w:t xml:space="preserve"> account of the Industrial Revolution is largely inconsistent with empirical time series data. </w:t>
+        <w:t xml:space="preserve">(2019). The wealth→life history→innovation account of the Industrial Revolution is largely inconsistent with empirical time series data. </w:t>
       </w:r>
       <w:r>
         <w:rPr>
@@ -16459,53 +15676,53 @@
       <w:r>
         <w:rPr>
           <w:u w:val="single"/>
-          <w:lang w:val="de-DE"/>
+          <w:lang w:val="en-CA"/>
         </w:rPr>
         <w:t>Brienza, J. P.</w:t>
       </w:r>
       <w:r>
         <w:rPr>
           <w:vertAlign w:val="superscript"/>
-          <w:lang w:val="de-DE"/>
+          <w:lang w:val="en-CA"/>
         </w:rPr>
         <w:t>*</w:t>
       </w:r>
       <w:r>
         <w:rPr>
-          <w:lang w:val="de-DE"/>
+          <w:lang w:val="en-CA"/>
         </w:rPr>
         <w:t xml:space="preserve">, </w:t>
       </w:r>
       <w:r>
         <w:rPr>
           <w:u w:val="single"/>
-          <w:lang w:val="de-DE"/>
+          <w:lang w:val="en-CA"/>
         </w:rPr>
         <w:t>Kung, F.</w:t>
       </w:r>
       <w:r>
         <w:rPr>
-          <w:lang w:val="de-DE"/>
+          <w:lang w:val="en-CA"/>
         </w:rPr>
         <w:t xml:space="preserve">, </w:t>
       </w:r>
       <w:r>
         <w:rPr>
           <w:u w:val="single"/>
-          <w:lang w:val="de-DE"/>
+          <w:lang w:val="en-CA"/>
         </w:rPr>
         <w:t>Santos, H. C</w:t>
       </w:r>
       <w:r>
         <w:rPr>
-          <w:lang w:val="de-DE"/>
+          <w:lang w:val="en-CA"/>
         </w:rPr>
         <w:t xml:space="preserve">., Bobocel, D. R, &amp; </w:t>
       </w:r>
       <w:r>
         <w:rPr>
           <w:b/>
-          <w:lang w:val="de-DE"/>
+          <w:lang w:val="en-CA"/>
         </w:rPr>
         <w:t>Grossmann, I.</w:t>
       </w:r>
@@ -16513,13 +15730,13 @@
         <w:rPr>
           <w:b/>
           <w:vertAlign w:val="superscript"/>
-          <w:lang w:val="de-DE"/>
+          <w:lang w:val="en-CA"/>
         </w:rPr>
         <w:t>*</w:t>
       </w:r>
       <w:r>
         <w:rPr>
-          <w:lang w:val="de-DE"/>
+          <w:lang w:val="en-CA"/>
         </w:rPr>
         <w:t xml:space="preserve"> (2018). </w:t>
       </w:r>
@@ -16573,21 +15790,7 @@
         <w:rPr>
           <w:lang w:val="en-CA"/>
         </w:rPr>
-        <w:t>*</w:t>
-      </w:r>
-      <w:proofErr w:type="gramStart"/>
-      <w:r>
-        <w:rPr>
-          <w:lang w:val="en-CA"/>
-        </w:rPr>
-        <w:t>corresponding</w:t>
-      </w:r>
-      <w:proofErr w:type="gramEnd"/>
-      <w:r>
-        <w:rPr>
-          <w:lang w:val="en-CA"/>
-        </w:rPr>
-        <w:t xml:space="preserve"> authors</w:t>
+        <w:t>*corresponding authors</w:t>
       </w:r>
     </w:p>
     <w:p>
@@ -16614,23 +15817,7 @@
           <w:rFonts w:eastAsia="Calibri"/>
           <w:lang w:val="en-CA" w:eastAsia="en-US"/>
         </w:rPr>
-        <w:t xml:space="preserve">., </w:t>
-      </w:r>
-      <w:proofErr w:type="spellStart"/>
-      <w:r>
-        <w:rPr>
-          <w:rFonts w:eastAsia="Calibri"/>
-          <w:lang w:val="en-CA" w:eastAsia="en-US"/>
-        </w:rPr>
-        <w:t>Cicara</w:t>
-      </w:r>
-      <w:proofErr w:type="spellEnd"/>
-      <w:r>
-        <w:rPr>
-          <w:rFonts w:eastAsia="Calibri"/>
-          <w:lang w:val="en-CA" w:eastAsia="en-US"/>
-        </w:rPr>
-        <w:t xml:space="preserve">, M., </w:t>
+        <w:t xml:space="preserve">., Cicara, M., </w:t>
       </w:r>
       <w:r>
         <w:rPr>
@@ -16655,21 +15842,12 @@
         </w:rPr>
         <w:t xml:space="preserve"> </w:t>
       </w:r>
-      <w:proofErr w:type="spellStart"/>
       <w:r>
         <w:rPr>
           <w:rFonts w:eastAsia="Calibri"/>
           <w:lang w:val="en-CA" w:eastAsia="en-US"/>
         </w:rPr>
-        <w:t>Schegel</w:t>
-      </w:r>
-      <w:proofErr w:type="spellEnd"/>
-      <w:r>
-        <w:rPr>
-          <w:rFonts w:eastAsia="Calibri"/>
-          <w:lang w:val="en-CA" w:eastAsia="en-US"/>
-        </w:rPr>
-        <w:t>, R. (</w:t>
+        <w:t>Schegel, R. (</w:t>
       </w:r>
       <w:r>
         <w:rPr>
@@ -17065,21 +16243,12 @@
         </w:rPr>
         <w:t xml:space="preserve"> </w:t>
       </w:r>
-      <w:proofErr w:type="spellStart"/>
       <w:r>
         <w:rPr>
           <w:u w:val="single"/>
           <w:lang w:val="en-CA"/>
         </w:rPr>
-        <w:t>Jowhari</w:t>
-      </w:r>
-      <w:proofErr w:type="spellEnd"/>
-      <w:r>
-        <w:rPr>
-          <w:u w:val="single"/>
-          <w:lang w:val="en-CA"/>
-        </w:rPr>
-        <w:t>, N.</w:t>
+        <w:t>Jowhari, N.</w:t>
       </w:r>
       <w:r>
         <w:rPr>
@@ -17122,49 +16291,7 @@
         <w:rPr>
           <w:lang w:val="en-CA"/>
         </w:rPr>
-        <w:t xml:space="preserve">Leckelt, M., Wetzel, E., Gerlach, T. M., Ackerman, R. A., Miller, J. D., Chopik, W. J., Penke, L., </w:t>
-      </w:r>
-      <w:proofErr w:type="spellStart"/>
-      <w:r>
-        <w:rPr>
-          <w:lang w:val="en-CA"/>
-        </w:rPr>
-        <w:t>Geukes</w:t>
-      </w:r>
-      <w:proofErr w:type="spellEnd"/>
-      <w:r>
-        <w:rPr>
-          <w:lang w:val="en-CA"/>
-        </w:rPr>
-        <w:t xml:space="preserve">, K., Kuefner, A. C.P., </w:t>
-      </w:r>
-      <w:proofErr w:type="spellStart"/>
-      <w:r>
-        <w:rPr>
-          <w:lang w:val="en-CA"/>
-        </w:rPr>
-        <w:t>Hutteman</w:t>
-      </w:r>
-      <w:proofErr w:type="spellEnd"/>
-      <w:r>
-        <w:rPr>
-          <w:lang w:val="en-CA"/>
-        </w:rPr>
-        <w:t xml:space="preserve">, R., Richter, D., Renner, K., </w:t>
-      </w:r>
-      <w:proofErr w:type="spellStart"/>
-      <w:r>
-        <w:rPr>
-          <w:lang w:val="en-CA"/>
-        </w:rPr>
-        <w:t>Allroggen</w:t>
-      </w:r>
-      <w:proofErr w:type="spellEnd"/>
-      <w:r>
-        <w:rPr>
-          <w:lang w:val="en-CA"/>
-        </w:rPr>
-        <w:t xml:space="preserve">, M., Brecheen, C., Campbell, W. K., </w:t>
+        <w:t xml:space="preserve">Leckelt, M., Wetzel, E., Gerlach, T. M., Ackerman, R. A., Miller, J. D., Chopik, W. J., Penke, L., Geukes, K., Kuefner, A. C.P., Hutteman, R., Richter, D., Renner, K., Allroggen, M., Brecheen, C., Campbell, W. K., </w:t>
       </w:r>
       <w:r>
         <w:rPr>
@@ -17298,21 +16425,7 @@
         <w:rPr>
           <w:lang w:val="en-CA"/>
         </w:rPr>
-        <w:t>*</w:t>
-      </w:r>
-      <w:proofErr w:type="gramStart"/>
-      <w:r>
-        <w:rPr>
-          <w:lang w:val="en-CA"/>
-        </w:rPr>
-        <w:t>corresponding</w:t>
-      </w:r>
-      <w:proofErr w:type="gramEnd"/>
-      <w:r>
-        <w:rPr>
-          <w:lang w:val="en-CA"/>
-        </w:rPr>
-        <w:t xml:space="preserve"> author</w:t>
+        <w:t>*corresponding author</w:t>
       </w:r>
     </w:p>
     <w:p>
@@ -17341,21 +16454,7 @@
         <w:rPr>
           <w:lang w:val="en-CA"/>
         </w:rPr>
-        <w:t xml:space="preserve"> (</w:t>
-      </w:r>
-      <w:proofErr w:type="spellStart"/>
-      <w:r>
-        <w:rPr>
-          <w:lang w:val="en-CA"/>
-        </w:rPr>
-        <w:t>McPhetres</w:t>
-      </w:r>
-      <w:proofErr w:type="spellEnd"/>
-      <w:r>
-        <w:rPr>
-          <w:lang w:val="en-CA"/>
-        </w:rPr>
-        <w:t>, 2019)</w:t>
+        <w:t xml:space="preserve"> (McPhetres, 2019)</w:t>
       </w:r>
     </w:p>
     <w:p>
@@ -17380,7 +16479,6 @@
         </w:rPr>
         <w:t xml:space="preserve">featured in </w:t>
       </w:r>
-      <w:proofErr w:type="gramStart"/>
       <w:r>
         <w:rPr>
           <w:i/>
@@ -17389,7 +16487,6 @@
         </w:rPr>
         <w:t>Science</w:t>
       </w:r>
-      <w:proofErr w:type="gramEnd"/>
       <w:r>
         <w:rPr>
           <w:lang w:val="en-CA"/>
@@ -17412,23 +16509,7 @@
           <w:rFonts w:eastAsia="Calibri"/>
           <w:lang w:val="en-CA" w:eastAsia="en-US"/>
         </w:rPr>
-        <w:t xml:space="preserve">De Freitas, J., </w:t>
-      </w:r>
-      <w:proofErr w:type="spellStart"/>
-      <w:r>
-        <w:rPr>
-          <w:rFonts w:eastAsia="Calibri"/>
-          <w:lang w:val="en-CA" w:eastAsia="en-US"/>
-        </w:rPr>
-        <w:t>Cicara</w:t>
-      </w:r>
-      <w:proofErr w:type="spellEnd"/>
-      <w:r>
-        <w:rPr>
-          <w:rFonts w:eastAsia="Calibri"/>
-          <w:lang w:val="en-CA" w:eastAsia="en-US"/>
-        </w:rPr>
-        <w:t xml:space="preserve">, M., </w:t>
+        <w:t xml:space="preserve">De Freitas, J., Cicara, M., </w:t>
       </w:r>
       <w:r>
         <w:rPr>
@@ -17453,21 +16534,12 @@
         </w:rPr>
         <w:t xml:space="preserve"> </w:t>
       </w:r>
-      <w:proofErr w:type="spellStart"/>
       <w:r>
         <w:rPr>
           <w:rFonts w:eastAsia="Calibri"/>
           <w:lang w:val="en-CA" w:eastAsia="en-US"/>
         </w:rPr>
-        <w:t>Schegel</w:t>
-      </w:r>
-      <w:proofErr w:type="spellEnd"/>
-      <w:r>
-        <w:rPr>
-          <w:rFonts w:eastAsia="Calibri"/>
-          <w:lang w:val="en-CA" w:eastAsia="en-US"/>
-        </w:rPr>
-        <w:t xml:space="preserve">, R. (2017). Origins of the belief in Good True Selves. </w:t>
+        <w:t xml:space="preserve">Schegel, R. (2017). Origins of the belief in Good True Selves. </w:t>
       </w:r>
       <w:r>
         <w:rPr>
@@ -17855,23 +16927,7 @@
           <w:rFonts w:eastAsia="Calibri"/>
           <w:lang w:val="en-CA" w:eastAsia="en-US"/>
         </w:rPr>
-        <w:t xml:space="preserve">Divergent life histories and other ecological adaptations: Examples of social class differences in attention, cognition, and </w:t>
-      </w:r>
-      <w:proofErr w:type="spellStart"/>
-      <w:r>
-        <w:rPr>
-          <w:rFonts w:eastAsia="Calibri"/>
-          <w:lang w:val="en-CA" w:eastAsia="en-US"/>
-        </w:rPr>
-        <w:t>attunement</w:t>
-      </w:r>
-      <w:proofErr w:type="spellEnd"/>
-      <w:r>
-        <w:rPr>
-          <w:rFonts w:eastAsia="Calibri"/>
-          <w:lang w:val="en-CA" w:eastAsia="en-US"/>
-        </w:rPr>
-        <w:t xml:space="preserve"> to others. </w:t>
+        <w:t xml:space="preserve">Divergent life histories and other ecological adaptations: Examples of social class differences in attention, cognition, and attunement to others. </w:t>
       </w:r>
       <w:r>
         <w:rPr>
@@ -18012,21 +17068,7 @@
         <w:rPr>
           <w:lang w:val="en-CA"/>
         </w:rPr>
-        <w:t>*</w:t>
-      </w:r>
-      <w:proofErr w:type="gramStart"/>
-      <w:r>
-        <w:rPr>
-          <w:lang w:val="en-CA"/>
-        </w:rPr>
-        <w:t>corresponding</w:t>
-      </w:r>
-      <w:proofErr w:type="gramEnd"/>
-      <w:r>
-        <w:rPr>
-          <w:lang w:val="en-CA"/>
-        </w:rPr>
-        <w:t xml:space="preserve"> authors</w:t>
+        <w:t>*corresponding authors</w:t>
       </w:r>
     </w:p>
     <w:p>
@@ -18105,21 +17147,7 @@
         <w:rPr>
           <w:lang w:val="en-CA"/>
         </w:rPr>
-        <w:t>*</w:t>
-      </w:r>
-      <w:proofErr w:type="gramStart"/>
-      <w:r>
-        <w:rPr>
-          <w:lang w:val="en-CA"/>
-        </w:rPr>
-        <w:t>corresponding</w:t>
-      </w:r>
-      <w:proofErr w:type="gramEnd"/>
-      <w:r>
-        <w:rPr>
-          <w:lang w:val="en-CA"/>
-        </w:rPr>
-        <w:t xml:space="preserve"> authors</w:t>
+        <w:t>*corresponding authors</w:t>
       </w:r>
     </w:p>
     <w:p>
@@ -18197,21 +17225,7 @@
         <w:rPr>
           <w:lang w:val="en-CA"/>
         </w:rPr>
-        <w:t>. *</w:t>
-      </w:r>
-      <w:proofErr w:type="gramStart"/>
-      <w:r>
-        <w:rPr>
-          <w:lang w:val="en-CA"/>
-        </w:rPr>
-        <w:t>corresponding</w:t>
-      </w:r>
-      <w:proofErr w:type="gramEnd"/>
-      <w:r>
-        <w:rPr>
-          <w:lang w:val="en-CA"/>
-        </w:rPr>
-        <w:t xml:space="preserve"> authors</w:t>
+        <w:t>. *corresponding authors</w:t>
       </w:r>
     </w:p>
     <w:p>
@@ -18929,21 +17943,7 @@
         <w:rPr>
           <w:lang w:val="en-CA"/>
         </w:rPr>
-        <w:t xml:space="preserve">Ford, B. Q., Dmitrieva, J. O., Heller, D., </w:t>
-      </w:r>
-      <w:proofErr w:type="spellStart"/>
-      <w:r>
-        <w:rPr>
-          <w:lang w:val="en-CA"/>
-        </w:rPr>
-        <w:t>Chentsova</w:t>
-      </w:r>
-      <w:proofErr w:type="spellEnd"/>
-      <w:r>
-        <w:rPr>
-          <w:lang w:val="en-CA"/>
-        </w:rPr>
-        <w:t xml:space="preserve">-Dutton, Y., </w:t>
+        <w:t xml:space="preserve">Ford, B. Q., Dmitrieva, J. O., Heller, D., Chentsova-Dutton, Y., </w:t>
       </w:r>
       <w:r>
         <w:rPr>
@@ -19315,35 +18315,7 @@
         <w:rPr>
           <w:lang w:val="en-CA"/>
         </w:rPr>
-        <w:t xml:space="preserve">It pays to be nice, but not </w:t>
-      </w:r>
-      <w:proofErr w:type="gramStart"/>
-      <w:r>
-        <w:rPr>
-          <w:lang w:val="en-CA"/>
-        </w:rPr>
-        <w:t>really nice</w:t>
-      </w:r>
-      <w:proofErr w:type="gramEnd"/>
-      <w:r>
-        <w:rPr>
-          <w:lang w:val="en-CA"/>
-        </w:rPr>
-        <w:t xml:space="preserve">: Asymmetric reputations from </w:t>
-      </w:r>
-      <w:proofErr w:type="spellStart"/>
-      <w:r>
-        <w:rPr>
-          <w:lang w:val="en-CA"/>
-        </w:rPr>
-        <w:t>prosociality</w:t>
-      </w:r>
-      <w:proofErr w:type="spellEnd"/>
-      <w:r>
-        <w:rPr>
-          <w:lang w:val="en-CA"/>
-        </w:rPr>
-        <w:t xml:space="preserve"> across 7 countries. </w:t>
+        <w:t xml:space="preserve">It pays to be nice, but not really nice: Asymmetric reputations from prosociality across 7 countries. </w:t>
       </w:r>
       <w:r>
         <w:rPr>
@@ -19517,37 +18489,21 @@
           <w:iCs/>
           <w:lang w:val="en-CA"/>
         </w:rPr>
-        <w:t xml:space="preserve">-up for the </w:t>
-      </w:r>
-      <w:proofErr w:type="spellStart"/>
+        <w:t>-up for the Neuro</w:t>
+      </w:r>
       <w:r>
         <w:rPr>
           <w:iCs/>
           <w:lang w:val="en-CA"/>
         </w:rPr>
-        <w:t>Neuro</w:t>
+        <w:t>L</w:t>
       </w:r>
       <w:r>
         <w:rPr>
           <w:iCs/>
           <w:lang w:val="en-CA"/>
         </w:rPr>
-        <w:t>L</w:t>
-      </w:r>
-      <w:r>
-        <w:rPr>
-          <w:iCs/>
-          <w:lang w:val="en-CA"/>
-        </w:rPr>
-        <w:t>eadership</w:t>
-      </w:r>
-      <w:proofErr w:type="spellEnd"/>
-      <w:r>
-        <w:rPr>
-          <w:iCs/>
-          <w:lang w:val="en-CA"/>
-        </w:rPr>
-        <w:t xml:space="preserve"> Award (2015)</w:t>
+        <w:t>eadership Award (2015)</w:t>
       </w:r>
       <w:r>
         <w:rPr>
@@ -20314,21 +19270,7 @@
         <w:rPr>
           <w:lang w:val="en-CA"/>
         </w:rPr>
-        <w:t xml:space="preserve">, &amp; Kitayama, S. (2012). When gift-giving produces dissonance: Effects of subliminal affiliation priming on choices for </w:t>
-      </w:r>
-      <w:proofErr w:type="gramStart"/>
-      <w:r>
-        <w:rPr>
-          <w:lang w:val="en-CA"/>
-        </w:rPr>
-        <w:t>one's self</w:t>
-      </w:r>
-      <w:proofErr w:type="gramEnd"/>
-      <w:r>
-        <w:rPr>
-          <w:lang w:val="en-CA"/>
-        </w:rPr>
-        <w:t xml:space="preserve"> versus close others. </w:t>
+        <w:t xml:space="preserve">, &amp; Kitayama, S. (2012). When gift-giving produces dissonance: Effects of subliminal affiliation priming on choices for one's self versus close others. </w:t>
       </w:r>
       <w:r>
         <w:rPr>
@@ -20379,21 +19321,7 @@
         <w:rPr>
           <w:lang w:val="en-CA"/>
         </w:rPr>
-        <w:t xml:space="preserve"> </w:t>
-      </w:r>
-      <w:proofErr w:type="gramStart"/>
-      <w:r>
-        <w:rPr>
-          <w:lang w:val="en-CA"/>
-        </w:rPr>
-        <w:t>both</w:t>
-      </w:r>
-      <w:proofErr w:type="gramEnd"/>
-      <w:r>
-        <w:rPr>
-          <w:lang w:val="en-CA"/>
-        </w:rPr>
-        <w:t xml:space="preserve"> authors contributed equally to this research</w:t>
+        <w:t xml:space="preserve"> both authors contributed equally to this research</w:t>
       </w:r>
     </w:p>
     <w:p>
@@ -20609,21 +19537,7 @@
         <w:rPr>
           <w:lang w:val="en-CA"/>
         </w:rPr>
-        <w:t xml:space="preserve"> </w:t>
-      </w:r>
-      <w:proofErr w:type="gramStart"/>
-      <w:r>
-        <w:rPr>
-          <w:lang w:val="en-CA"/>
-        </w:rPr>
-        <w:t>both</w:t>
-      </w:r>
-      <w:proofErr w:type="gramEnd"/>
-      <w:r>
-        <w:rPr>
-          <w:lang w:val="en-CA"/>
-        </w:rPr>
-        <w:t xml:space="preserve"> authors contributed equally to this research</w:t>
+        <w:t xml:space="preserve"> both authors contributed equally to this research</w:t>
       </w:r>
       <w:r>
         <w:rPr>
@@ -20988,18 +19902,8 @@
           <w:iCs/>
           <w:lang w:val="en-CA"/>
         </w:rPr>
-        <w:t> </w:t>
-      </w:r>
-      <w:proofErr w:type="gramStart"/>
-      <w:r>
-        <w:rPr>
-          <w:i/>
-          <w:iCs/>
-          <w:lang w:val="en-CA"/>
-        </w:rPr>
-        <w:t>Science</w:t>
-      </w:r>
-      <w:proofErr w:type="gramEnd"/>
+        <w:t> Science</w:t>
+      </w:r>
       <w:r>
         <w:rPr>
           <w:iCs/>
@@ -21460,21 +20364,7 @@
         <w:rPr>
           <w:lang w:val="en-CA"/>
         </w:rPr>
-        <w:t xml:space="preserve">, </w:t>
-      </w:r>
-      <w:proofErr w:type="spellStart"/>
-      <w:r>
-        <w:rPr>
-          <w:lang w:val="en-CA"/>
-        </w:rPr>
-        <w:t>Katunar</w:t>
-      </w:r>
-      <w:proofErr w:type="spellEnd"/>
-      <w:r>
-        <w:rPr>
-          <w:lang w:val="en-CA"/>
-        </w:rPr>
-        <w:t xml:space="preserve">, D., Nisbett, R.E., &amp; Kitayama, S. (2008). Holism in a European </w:t>
+        <w:t xml:space="preserve">, Katunar, D., Nisbett, R.E., &amp; Kitayama, S. (2008). Holism in a European </w:t>
       </w:r>
       <w:r>
         <w:rPr>
@@ -22060,21 +20950,7 @@
         <w:rPr>
           <w:lang w:val="en-CA"/>
         </w:rPr>
-        <w:t>). Evidence-based training of wisdom in business and management: Use of scientific insights about malleability of practical wisdom for rigorous interventions. In B. Schwartz, C. Bernacchio, C. González-</w:t>
-      </w:r>
-      <w:proofErr w:type="spellStart"/>
-      <w:r>
-        <w:rPr>
-          <w:lang w:val="en-CA"/>
-        </w:rPr>
-        <w:t>Cantón</w:t>
-      </w:r>
-      <w:proofErr w:type="spellEnd"/>
-      <w:r>
-        <w:rPr>
-          <w:lang w:val="en-CA"/>
-        </w:rPr>
-        <w:t xml:space="preserve"> &amp; A. Robson (Eds.), </w:t>
+        <w:t xml:space="preserve">). Evidence-based training of wisdom in business and management: Use of scientific insights about malleability of practical wisdom for rigorous interventions. In B. Schwartz, C. Bernacchio, C. González-Cantón &amp; A. Robson (Eds.), </w:t>
       </w:r>
       <w:r>
         <w:rPr>
@@ -22246,21 +21122,7 @@
         <w:rPr>
           <w:lang w:val="en-CA"/>
         </w:rPr>
-        <w:t xml:space="preserve">Culture, cognition and cultural change in social class. In W. H. Brekhus &amp; G. </w:t>
-      </w:r>
-      <w:proofErr w:type="spellStart"/>
-      <w:r>
-        <w:rPr>
-          <w:lang w:val="en-CA"/>
-        </w:rPr>
-        <w:t>Ingatow</w:t>
-      </w:r>
-      <w:proofErr w:type="spellEnd"/>
-      <w:r>
-        <w:rPr>
-          <w:lang w:val="en-CA"/>
-        </w:rPr>
-        <w:t xml:space="preserve"> (Eds.), </w:t>
+        <w:t xml:space="preserve">Culture, cognition and cultural change in social class. In W. H. Brekhus &amp; G. Ingatow (Eds.), </w:t>
       </w:r>
       <w:r>
         <w:rPr>
@@ -22771,21 +21633,7 @@
         <w:rPr>
           <w:lang w:val="en-CA"/>
         </w:rPr>
-        <w:t xml:space="preserve"> (2018). The role of culture in understanding and evaluating emotional intelligence. In K. V. Keefer, J. D. Parker, &amp; D. H. </w:t>
-      </w:r>
-      <w:proofErr w:type="spellStart"/>
-      <w:r>
-        <w:rPr>
-          <w:lang w:val="en-CA"/>
-        </w:rPr>
-        <w:t>Saklofske</w:t>
-      </w:r>
-      <w:proofErr w:type="spellEnd"/>
-      <w:r>
-        <w:rPr>
-          <w:lang w:val="en-CA"/>
-        </w:rPr>
-        <w:t xml:space="preserve"> (Eds.). </w:t>
+        <w:t xml:space="preserve"> (2018). The role of culture in understanding and evaluating emotional intelligence. In K. V. Keefer, J. D. Parker, &amp; D. H. Saklofske (Eds.). </w:t>
       </w:r>
       <w:r>
         <w:rPr>
@@ -23119,7 +21967,7 @@
           <w:sz w:val="24"/>
           <w:szCs w:val="24"/>
         </w:rPr>
-        <w:t>4</w:t>
+        <w:t>7</w:t>
       </w:r>
       <w:r>
         <w:rPr>
@@ -23194,7 +22042,25 @@
               <w:rPr>
                 <w:lang w:val="en-CA"/>
               </w:rPr>
-              <w:t>Department of Humanities &amp; Social Sciences, IIT Bombay, Mumbai, India</w:t>
+              <w:t xml:space="preserve">University of Genova, </w:t>
+            </w:r>
+            <w:r>
+              <w:rPr>
+                <w:lang w:val="en-CA"/>
+              </w:rPr>
+              <w:t xml:space="preserve">ARETAI Center on Virtues, </w:t>
+            </w:r>
+            <w:r>
+              <w:rPr>
+                <w:lang w:val="en-CA"/>
+              </w:rPr>
+              <w:t>Genova</w:t>
+            </w:r>
+            <w:r>
+              <w:rPr>
+                <w:lang w:val="en-CA"/>
+              </w:rPr>
+              <w:t>, Italy</w:t>
             </w:r>
           </w:p>
         </w:tc>
@@ -23243,19 +22109,7 @@
               <w:rPr>
                 <w:lang w:val="en-CA"/>
               </w:rPr>
-              <w:t>Faculty Excellence Forum</w:t>
-            </w:r>
-            <w:r>
-              <w:rPr>
-                <w:lang w:val="en-CA"/>
-              </w:rPr>
-              <w:t xml:space="preserve">, SP Jain Institute of Management </w:t>
-            </w:r>
-            <w:r>
-              <w:rPr>
-                <w:lang w:val="en-CA"/>
-              </w:rPr>
-              <w:t>and Research, Mumbai, India</w:t>
+              <w:t>Indian Institute of Science Education Research, Colloquium, Pune, India</w:t>
             </w:r>
           </w:p>
         </w:tc>
@@ -23283,7 +22137,7 @@
                 <w:bCs/>
                 <w:lang w:val="en-CA"/>
               </w:rPr>
-              <w:t>03/2026</w:t>
+              <w:t>04/2026</w:t>
             </w:r>
           </w:p>
         </w:tc>
@@ -23304,27 +22158,7 @@
               <w:rPr>
                 <w:lang w:val="en-CA"/>
               </w:rPr>
-              <w:t>Seminar series in Expert Judgment</w:t>
-            </w:r>
-            <w:r>
-              <w:rPr>
-                <w:lang w:val="en-CA"/>
-              </w:rPr>
-              <w:t xml:space="preserve">, </w:t>
-            </w:r>
-            <w:proofErr w:type="spellStart"/>
-            <w:r>
-              <w:rPr>
-                <w:lang w:val="en-CA"/>
-              </w:rPr>
-              <w:t>TUDelft</w:t>
-            </w:r>
-            <w:proofErr w:type="spellEnd"/>
-            <w:r>
-              <w:rPr>
-                <w:lang w:val="en-CA"/>
-              </w:rPr>
-              <w:t>, Netherlands</w:t>
+              <w:t>Jnana Prabodhini Social Science Study Centre, Pune, India</w:t>
             </w:r>
           </w:p>
         </w:tc>
@@ -23352,6 +22186,128 @@
                 <w:bCs/>
                 <w:lang w:val="en-CA"/>
               </w:rPr>
+              <w:t>04/2026</w:t>
+            </w:r>
+          </w:p>
+        </w:tc>
+        <w:tc>
+          <w:tcPr>
+            <w:tcW w:w="9167" w:type="dxa"/>
+          </w:tcPr>
+          <w:p>
+            <w:pPr>
+              <w:autoSpaceDE w:val="0"/>
+              <w:autoSpaceDN w:val="0"/>
+              <w:adjustRightInd w:val="0"/>
+              <w:rPr>
+                <w:lang w:val="en-CA"/>
+              </w:rPr>
+            </w:pPr>
+            <w:r>
+              <w:rPr>
+                <w:lang w:val="en-CA"/>
+              </w:rPr>
+              <w:t xml:space="preserve">IIT Bombay, </w:t>
+            </w:r>
+            <w:r>
+              <w:rPr>
+                <w:lang w:val="en-CA"/>
+              </w:rPr>
+              <w:t>Department of Humanities &amp; Social Sciences,Mumbai, India</w:t>
+            </w:r>
+          </w:p>
+        </w:tc>
+      </w:tr>
+      <w:tr>
+        <w:trPr>
+          <w:trHeight w:val="216"/>
+        </w:trPr>
+        <w:tc>
+          <w:tcPr>
+            <w:tcW w:w="1003" w:type="dxa"/>
+          </w:tcPr>
+          <w:p>
+            <w:pPr>
+              <w:autoSpaceDE w:val="0"/>
+              <w:autoSpaceDN w:val="0"/>
+              <w:adjustRightInd w:val="0"/>
+              <w:rPr>
+                <w:bCs/>
+                <w:lang w:val="en-CA"/>
+              </w:rPr>
+            </w:pPr>
+            <w:r>
+              <w:rPr>
+                <w:bCs/>
+                <w:lang w:val="en-CA"/>
+              </w:rPr>
+              <w:t>04/2026</w:t>
+            </w:r>
+          </w:p>
+        </w:tc>
+        <w:tc>
+          <w:tcPr>
+            <w:tcW w:w="9167" w:type="dxa"/>
+          </w:tcPr>
+          <w:p>
+            <w:pPr>
+              <w:autoSpaceDE w:val="0"/>
+              <w:autoSpaceDN w:val="0"/>
+              <w:adjustRightInd w:val="0"/>
+              <w:rPr>
+                <w:lang w:val="en-CA"/>
+              </w:rPr>
+            </w:pPr>
+            <w:r>
+              <w:rPr>
+                <w:lang w:val="en-CA"/>
+              </w:rPr>
+              <w:t xml:space="preserve">SP Jain Institute of Management and Research, </w:t>
+            </w:r>
+            <w:r>
+              <w:rPr>
+                <w:lang w:val="en-CA"/>
+              </w:rPr>
+              <w:t>Faculty Excellence Forum</w:t>
+            </w:r>
+            <w:r>
+              <w:rPr>
+                <w:lang w:val="en-CA"/>
+              </w:rPr>
+              <w:t xml:space="preserve">, </w:t>
+            </w:r>
+            <w:r>
+              <w:rPr>
+                <w:lang w:val="en-CA"/>
+              </w:rPr>
+              <w:t>Mumbai, India</w:t>
+            </w:r>
+          </w:p>
+        </w:tc>
+      </w:tr>
+      <w:tr>
+        <w:trPr>
+          <w:trHeight w:val="216"/>
+        </w:trPr>
+        <w:tc>
+          <w:tcPr>
+            <w:tcW w:w="1003" w:type="dxa"/>
+          </w:tcPr>
+          <w:p>
+            <w:pPr>
+              <w:autoSpaceDE w:val="0"/>
+              <w:autoSpaceDN w:val="0"/>
+              <w:adjustRightInd w:val="0"/>
+              <w:rPr>
+                <w:bCs/>
+                <w:lang w:val="en-CA"/>
+              </w:rPr>
+            </w:pPr>
+            <w:r>
+              <w:rPr>
+                <w:bCs/>
+                <w:lang w:val="en-CA"/>
+              </w:rPr>
               <w:t>03/2026</w:t>
             </w:r>
           </w:p>
@@ -23373,6 +22329,73 @@
               <w:rPr>
                 <w:lang w:val="en-CA"/>
               </w:rPr>
+              <w:t xml:space="preserve">TUDelft, </w:t>
+            </w:r>
+            <w:r>
+              <w:rPr>
+                <w:lang w:val="en-CA"/>
+              </w:rPr>
+              <w:t>Seminar series in Expert Judgment</w:t>
+            </w:r>
+            <w:r>
+              <w:rPr>
+                <w:lang w:val="en-CA"/>
+              </w:rPr>
+              <w:t>, Netherlands</w:t>
+            </w:r>
+          </w:p>
+        </w:tc>
+      </w:tr>
+      <w:tr>
+        <w:trPr>
+          <w:trHeight w:val="216"/>
+        </w:trPr>
+        <w:tc>
+          <w:tcPr>
+            <w:tcW w:w="1003" w:type="dxa"/>
+          </w:tcPr>
+          <w:p>
+            <w:pPr>
+              <w:autoSpaceDE w:val="0"/>
+              <w:autoSpaceDN w:val="0"/>
+              <w:adjustRightInd w:val="0"/>
+              <w:rPr>
+                <w:bCs/>
+                <w:lang w:val="en-CA"/>
+              </w:rPr>
+            </w:pPr>
+            <w:r>
+              <w:rPr>
+                <w:bCs/>
+                <w:lang w:val="en-CA"/>
+              </w:rPr>
+              <w:t>03/2026</w:t>
+            </w:r>
+          </w:p>
+        </w:tc>
+        <w:tc>
+          <w:tcPr>
+            <w:tcW w:w="9167" w:type="dxa"/>
+          </w:tcPr>
+          <w:p>
+            <w:pPr>
+              <w:autoSpaceDE w:val="0"/>
+              <w:autoSpaceDN w:val="0"/>
+              <w:adjustRightInd w:val="0"/>
+              <w:rPr>
+                <w:lang w:val="en-CA"/>
+              </w:rPr>
+            </w:pPr>
+            <w:r>
+              <w:rPr>
+                <w:lang w:val="en-CA"/>
+              </w:rPr>
+              <w:t xml:space="preserve">Toronto Metropolitan University, </w:t>
+            </w:r>
+            <w:r>
+              <w:rPr>
+                <w:lang w:val="en-CA"/>
+              </w:rPr>
               <w:t xml:space="preserve">Psychology </w:t>
             </w:r>
             <w:r>
@@ -23385,7 +22408,7 @@
               <w:rPr>
                 <w:lang w:val="en-CA"/>
               </w:rPr>
-              <w:t>(one speaker per year), Toronto Metropolitan University</w:t>
+              <w:t xml:space="preserve">(one speaker per year), </w:t>
             </w:r>
           </w:p>
         </w:tc>
@@ -24223,47 +23246,11 @@
                 <w:lang w:val="en-CA"/>
               </w:rPr>
             </w:pPr>
-            <w:proofErr w:type="spellStart"/>
-            <w:r>
-              <w:rPr>
-                <w:lang w:val="en-CA"/>
-              </w:rPr>
-              <w:t>Iscte</w:t>
-            </w:r>
-            <w:proofErr w:type="spellEnd"/>
-            <w:r>
-              <w:rPr>
-                <w:lang w:val="en-CA"/>
-              </w:rPr>
-              <w:t xml:space="preserve"> – Instituto </w:t>
-            </w:r>
-            <w:proofErr w:type="spellStart"/>
-            <w:r>
-              <w:rPr>
-                <w:lang w:val="en-CA"/>
-              </w:rPr>
-              <w:t>Universitário</w:t>
-            </w:r>
-            <w:proofErr w:type="spellEnd"/>
-            <w:r>
-              <w:rPr>
-                <w:lang w:val="en-CA"/>
-              </w:rPr>
-              <w:t xml:space="preserve"> de Lisboa, </w:t>
-            </w:r>
-            <w:proofErr w:type="spellStart"/>
-            <w:r>
-              <w:rPr>
-                <w:lang w:val="en-CA"/>
-              </w:rPr>
-              <w:t>SocioDigital</w:t>
-            </w:r>
-            <w:proofErr w:type="spellEnd"/>
-            <w:r>
-              <w:rPr>
-                <w:lang w:val="en-CA"/>
-              </w:rPr>
-              <w:t xml:space="preserve"> Lab for Public Policy</w:t>
+            <w:r>
+              <w:rPr>
+                <w:lang w:val="en-CA"/>
+              </w:rPr>
+              <w:t>Iscte – Instituto Universitário de Lisboa, SocioDigital Lab for Public Policy</w:t>
             </w:r>
           </w:p>
         </w:tc>
@@ -24369,33 +23356,11 @@
               </w:rPr>
               <w:t xml:space="preserve">), </w:t>
             </w:r>
-            <w:proofErr w:type="spellStart"/>
-            <w:r>
-              <w:rPr>
-                <w:lang w:val="en-CA"/>
-              </w:rPr>
-              <w:t>EQuity</w:t>
-            </w:r>
-            <w:proofErr w:type="spellEnd"/>
-            <w:r>
-              <w:rPr>
-                <w:lang w:val="en-CA"/>
-              </w:rPr>
-              <w:t xml:space="preserve"> &amp; </w:t>
-            </w:r>
-            <w:proofErr w:type="spellStart"/>
-            <w:r>
-              <w:rPr>
-                <w:lang w:val="en-CA"/>
-              </w:rPr>
-              <w:t>EQuality</w:t>
-            </w:r>
-            <w:proofErr w:type="spellEnd"/>
-            <w:r>
-              <w:rPr>
-                <w:lang w:val="en-CA"/>
-              </w:rPr>
-              <w:t xml:space="preserve"> Using AI and Learning </w:t>
+            <w:r>
+              <w:rPr>
+                <w:lang w:val="en-CA"/>
+              </w:rPr>
+              <w:t xml:space="preserve">EQuity &amp; EQuality Using AI and Learning </w:t>
             </w:r>
             <w:r>
               <w:rPr>
@@ -24582,6 +23547,7 @@
                 <w:bCs/>
                 <w:lang w:val="en-US"/>
               </w:rPr>
+              <w:lastRenderedPageBreak/>
               <w:t>02/2024</w:t>
             </w:r>
           </w:p>
@@ -24695,21 +23661,7 @@
               <w:rPr>
                 <w:lang w:val="en-CA"/>
               </w:rPr>
-              <w:t xml:space="preserve">MIT </w:t>
-            </w:r>
-            <w:proofErr w:type="spellStart"/>
-            <w:r>
-              <w:rPr>
-                <w:lang w:val="en-CA"/>
-              </w:rPr>
-              <w:t>FutureTech</w:t>
-            </w:r>
-            <w:proofErr w:type="spellEnd"/>
-            <w:r>
-              <w:rPr>
-                <w:lang w:val="en-CA"/>
-              </w:rPr>
-              <w:t xml:space="preserve">, </w:t>
+              <w:t xml:space="preserve">MIT FutureTech, </w:t>
             </w:r>
             <w:r>
               <w:rPr>
@@ -24740,7 +23692,6 @@
                 <w:bCs/>
                 <w:lang w:val="en-CA"/>
               </w:rPr>
-              <w:lastRenderedPageBreak/>
               <w:t>01/2024</w:t>
             </w:r>
           </w:p>
@@ -25932,63 +24883,7 @@
               <w:rPr>
                 <w:lang w:val="en-CA"/>
               </w:rPr>
-              <w:t>University of Granada, Spain, “</w:t>
-            </w:r>
-            <w:proofErr w:type="spellStart"/>
-            <w:r>
-              <w:rPr>
-                <w:lang w:val="en-CA"/>
-              </w:rPr>
-              <w:t>Perspectivas</w:t>
-            </w:r>
-            <w:proofErr w:type="spellEnd"/>
-            <w:r>
-              <w:rPr>
-                <w:lang w:val="en-CA"/>
-              </w:rPr>
-              <w:t xml:space="preserve"> del </w:t>
-            </w:r>
-            <w:proofErr w:type="spellStart"/>
-            <w:r>
-              <w:rPr>
-                <w:lang w:val="en-CA"/>
-              </w:rPr>
-              <w:t>Máster</w:t>
-            </w:r>
-            <w:proofErr w:type="spellEnd"/>
-            <w:r>
-              <w:rPr>
-                <w:lang w:val="en-CA"/>
-              </w:rPr>
-              <w:t xml:space="preserve"> </w:t>
-            </w:r>
-            <w:proofErr w:type="spellStart"/>
-            <w:r>
-              <w:rPr>
-                <w:lang w:val="en-CA"/>
-              </w:rPr>
-              <w:t>en</w:t>
-            </w:r>
-            <w:proofErr w:type="spellEnd"/>
-            <w:r>
-              <w:rPr>
-                <w:lang w:val="en-CA"/>
-              </w:rPr>
-              <w:t xml:space="preserve"> Neurociencia </w:t>
-            </w:r>
-            <w:proofErr w:type="spellStart"/>
-            <w:r>
-              <w:rPr>
-                <w:lang w:val="en-CA"/>
-              </w:rPr>
-              <w:t>Cognitiva</w:t>
-            </w:r>
-            <w:proofErr w:type="spellEnd"/>
-            <w:r>
-              <w:rPr>
-                <w:lang w:val="en-CA"/>
-              </w:rPr>
-              <w:t>” Seminar</w:t>
+              <w:t>University of Granada, Spain, “Perspectivas del Máster en Neurociencia Cognitiva” Seminar</w:t>
             </w:r>
           </w:p>
         </w:tc>
@@ -26405,7 +25300,6 @@
               </w:rPr>
             </w:pPr>
             <w:hyperlink r:id="rId49" w:history="1">
-              <w:proofErr w:type="spellStart"/>
               <w:r>
                 <w:rPr>
                   <w:rStyle w:val="Hyperlink"/>
@@ -26413,7 +25307,6 @@
                 </w:rPr>
                 <w:t>CanCOVID</w:t>
               </w:r>
-              <w:proofErr w:type="spellEnd"/>
             </w:hyperlink>
           </w:p>
         </w:tc>
@@ -26681,6 +25574,7 @@
                 <w:bCs/>
                 <w:lang w:val="en-CA"/>
               </w:rPr>
+              <w:lastRenderedPageBreak/>
               <w:t>06/2019</w:t>
             </w:r>
           </w:p>
@@ -26823,7 +25717,6 @@
                 <w:bCs/>
                 <w:lang w:val="en-CA"/>
               </w:rPr>
-              <w:lastRenderedPageBreak/>
               <w:t>10/2018</w:t>
             </w:r>
           </w:p>
@@ -27853,21 +26746,7 @@
               <w:rPr>
                 <w:lang w:val="en-CA"/>
               </w:rPr>
-              <w:t xml:space="preserve">Alpen-Adria-University Klagenfurt, </w:t>
-            </w:r>
-            <w:proofErr w:type="gramStart"/>
-            <w:r>
-              <w:rPr>
-                <w:lang w:val="en-CA"/>
-              </w:rPr>
-              <w:t>Austria,  Department</w:t>
-            </w:r>
-            <w:proofErr w:type="gramEnd"/>
-            <w:r>
-              <w:rPr>
-                <w:lang w:val="en-CA"/>
-              </w:rPr>
-              <w:t xml:space="preserve"> of Psychology </w:t>
+              <w:t xml:space="preserve">Alpen-Adria-University Klagenfurt, Austria,  Department of Psychology </w:t>
             </w:r>
           </w:p>
         </w:tc>
@@ -28353,44 +27232,8 @@
               <w:rPr>
                 <w:lang w:val="en-CA"/>
               </w:rPr>
-              <w:t xml:space="preserve">University of Lausanne, CH, Programme Doctoral </w:t>
-            </w:r>
-            <w:proofErr w:type="spellStart"/>
-            <w:r>
-              <w:rPr>
-                <w:lang w:val="en-CA"/>
-              </w:rPr>
-              <w:t>Romande</w:t>
-            </w:r>
-            <w:proofErr w:type="spellEnd"/>
-            <w:r>
-              <w:rPr>
-                <w:lang w:val="en-CA"/>
-              </w:rPr>
-              <w:t xml:space="preserve"> </w:t>
-            </w:r>
-            <w:proofErr w:type="spellStart"/>
-            <w:r>
-              <w:rPr>
-                <w:lang w:val="en-CA"/>
-              </w:rPr>
-              <w:t>en</w:t>
-            </w:r>
-            <w:proofErr w:type="spellEnd"/>
-            <w:r>
-              <w:rPr>
-                <w:lang w:val="en-CA"/>
-              </w:rPr>
-              <w:t xml:space="preserve"> </w:t>
-            </w:r>
-            <w:proofErr w:type="spellStart"/>
-            <w:r>
-              <w:rPr>
-                <w:lang w:val="en-CA"/>
-              </w:rPr>
-              <w:t>Psychologie</w:t>
-            </w:r>
-            <w:proofErr w:type="spellEnd"/>
+              <w:t>University of Lausanne, CH, Programme Doctoral Romande en Psychologie</w:t>
+            </w:r>
           </w:p>
         </w:tc>
       </w:tr>
@@ -28783,6 +27626,7 @@
           <w:sz w:val="24"/>
           <w:szCs w:val="24"/>
         </w:rPr>
+        <w:lastRenderedPageBreak/>
         <w:t>Keynotes / invited conference presentations</w:t>
       </w:r>
       <w:r>
@@ -28982,7 +27826,6 @@
                 <w:bCs/>
                 <w:lang w:val="en-CA"/>
               </w:rPr>
-              <w:lastRenderedPageBreak/>
               <w:t>12/2025</w:t>
             </w:r>
           </w:p>
@@ -29063,14 +27906,7 @@
               <w:rPr>
                 <w:lang w:val="en-CA"/>
               </w:rPr>
-              <w:t xml:space="preserve">Transformation in a Time of </w:t>
-            </w:r>
-            <w:proofErr w:type="spellStart"/>
-            <w:r>
-              <w:rPr>
-                <w:lang w:val="en-CA"/>
-              </w:rPr>
-              <w:t>Metacrisi</w:t>
+              <w:t>Transformation in a Time of Metacrisi</w:t>
             </w:r>
             <w:r>
               <w:rPr>
@@ -29078,7 +27914,6 @@
               </w:rPr>
               <w:t>s</w:t>
             </w:r>
-            <w:proofErr w:type="spellEnd"/>
           </w:p>
         </w:tc>
       </w:tr>
@@ -29140,19 +27975,11 @@
               </w:rPr>
               <w:t xml:space="preserve">the </w:t>
             </w:r>
-            <w:proofErr w:type="gramStart"/>
-            <w:r>
-              <w:rPr>
-                <w:lang w:val="en-CA"/>
-              </w:rPr>
-              <w:t>mini-symposium</w:t>
-            </w:r>
-            <w:proofErr w:type="gramEnd"/>
-            <w:r>
-              <w:rPr>
-                <w:lang w:val="en-CA"/>
-              </w:rPr>
-              <w:t xml:space="preserve"> “</w:t>
+            <w:r>
+              <w:rPr>
+                <w:lang w:val="en-CA"/>
+              </w:rPr>
+              <w:t>mini-symposium “</w:t>
             </w:r>
             <w:r>
               <w:rPr>
@@ -29473,14 +28300,12 @@
               </w:rPr>
               <w:t xml:space="preserve">Invited Panelist for the debate on “The Viability of Using LLMs in Higher Education” conference, </w:t>
             </w:r>
-            <w:proofErr w:type="spellStart"/>
             <w:r>
               <w:rPr>
                 <w:lang w:val="en-CA"/>
               </w:rPr>
               <w:t>JeXed</w:t>
             </w:r>
-            <w:proofErr w:type="spellEnd"/>
             <w:r>
               <w:rPr>
                 <w:lang w:val="en-CA"/>
@@ -29824,19 +28649,11 @@
               </w:rPr>
               <w:t xml:space="preserve">Toronto Metropolitan University, CERC Migration, invited paper at the </w:t>
             </w:r>
-            <w:proofErr w:type="gramStart"/>
-            <w:r>
-              <w:rPr>
-                <w:lang w:val="en-CA"/>
-              </w:rPr>
-              <w:t>International</w:t>
-            </w:r>
-            <w:proofErr w:type="gramEnd"/>
-            <w:r>
-              <w:rPr>
-                <w:lang w:val="en-CA"/>
-              </w:rPr>
-              <w:t xml:space="preserve"> </w:t>
+            <w:r>
+              <w:rPr>
+                <w:lang w:val="en-CA"/>
+              </w:rPr>
+              <w:t xml:space="preserve">International </w:t>
             </w:r>
             <w:r>
               <w:rPr>
@@ -30086,21 +28903,7 @@
               <w:rPr>
                 <w:lang w:val="en-CA"/>
               </w:rPr>
-              <w:t xml:space="preserve">McGill University, Centre for the Convergence of Health and Economics, </w:t>
-            </w:r>
-            <w:proofErr w:type="gramStart"/>
-            <w:r>
-              <w:rPr>
-                <w:lang w:val="en-CA"/>
-              </w:rPr>
-              <w:t>Invited</w:t>
-            </w:r>
-            <w:proofErr w:type="gramEnd"/>
-            <w:r>
-              <w:rPr>
-                <w:lang w:val="en-CA"/>
-              </w:rPr>
-              <w:t xml:space="preserve"> panelist at the </w:t>
+              <w:t xml:space="preserve">McGill University, Centre for the Convergence of Health and Economics, Invited panelist at the </w:t>
             </w:r>
             <w:r>
               <w:rPr>
@@ -30345,6 +29148,7 @@
                 <w:bCs/>
                 <w:lang w:val="en-CA"/>
               </w:rPr>
+              <w:lastRenderedPageBreak/>
               <w:t>05/2022</w:t>
             </w:r>
           </w:p>
@@ -30441,7 +29245,6 @@
                 <w:bCs/>
                 <w:lang w:val="en-CA"/>
               </w:rPr>
-              <w:lastRenderedPageBreak/>
               <w:t>11/2021</w:t>
             </w:r>
           </w:p>
@@ -30637,21 +29440,7 @@
               <w:rPr>
                 <w:lang w:val="en-CA"/>
               </w:rPr>
-              <w:t xml:space="preserve"> on “</w:t>
-            </w:r>
-            <w:proofErr w:type="spellStart"/>
-            <w:r>
-              <w:rPr>
-                <w:lang w:val="en-CA"/>
-              </w:rPr>
-              <w:t>Neuroethics</w:t>
-            </w:r>
-            <w:proofErr w:type="spellEnd"/>
-            <w:r>
-              <w:rPr>
-                <w:lang w:val="en-CA"/>
-              </w:rPr>
-              <w:t xml:space="preserve">, free will, and the self” </w:t>
+              <w:t xml:space="preserve"> on “Neuroethics, free will, and the self” </w:t>
             </w:r>
           </w:p>
         </w:tc>
@@ -31193,39 +29982,7 @@
                 <w:bCs/>
                 <w:lang w:val="en-CA"/>
               </w:rPr>
-              <w:t xml:space="preserve">Invited workshop at the “Tabula Rasa: </w:t>
-            </w:r>
-            <w:proofErr w:type="spellStart"/>
-            <w:r>
-              <w:rPr>
-                <w:bCs/>
-                <w:lang w:val="en-CA"/>
-              </w:rPr>
-              <w:t>Neuroscienze</w:t>
-            </w:r>
-            <w:proofErr w:type="spellEnd"/>
-            <w:r>
-              <w:rPr>
-                <w:bCs/>
-                <w:lang w:val="en-CA"/>
-              </w:rPr>
-              <w:t xml:space="preserve"> e culture” conference of the </w:t>
-            </w:r>
-            <w:proofErr w:type="spellStart"/>
-            <w:r>
-              <w:rPr>
-                <w:bCs/>
-                <w:lang w:val="en-CA"/>
-              </w:rPr>
-              <w:t>Intercultura</w:t>
-            </w:r>
-            <w:proofErr w:type="spellEnd"/>
-            <w:r>
-              <w:rPr>
-                <w:bCs/>
-                <w:lang w:val="en-CA"/>
-              </w:rPr>
-              <w:t xml:space="preserve"> Foundation in Florence, Italy</w:t>
+              <w:t>Invited workshop at the “Tabula Rasa: Neuroscienze e culture” conference of the Intercultura Foundation in Florence, Italy</w:t>
             </w:r>
           </w:p>
         </w:tc>
@@ -31515,6 +30272,7 @@
                 <w:bCs/>
                 <w:lang w:val="en-CA"/>
               </w:rPr>
+              <w:lastRenderedPageBreak/>
               <w:t>07/2018</w:t>
             </w:r>
           </w:p>
@@ -31630,7 +30388,6 @@
                 <w:bCs/>
                 <w:lang w:val="en-CA"/>
               </w:rPr>
-              <w:lastRenderedPageBreak/>
               <w:t>11/2017</w:t>
             </w:r>
           </w:p>
@@ -33532,15 +32289,14 @@
           <w:lang w:val="en-CA"/>
         </w:rPr>
       </w:pPr>
-      <w:proofErr w:type="spellStart"/>
       <w:r>
         <w:rPr>
           <w:u w:val="single"/>
           <w:lang w:val="en-CA"/>
         </w:rPr>
+        <w:lastRenderedPageBreak/>
         <w:t>Kachhiyapatel</w:t>
       </w:r>
-      <w:proofErr w:type="spellEnd"/>
       <w:r>
         <w:rPr>
           <w:u w:val="single"/>
@@ -33678,16 +32434,13 @@
           <w:lang w:val="en-CA"/>
         </w:rPr>
       </w:pPr>
-      <w:proofErr w:type="spellStart"/>
       <w:r>
         <w:rPr>
           <w:u w:val="single"/>
           <w:lang w:val="en-CA"/>
         </w:rPr>
-        <w:lastRenderedPageBreak/>
         <w:t>Kachhiyapatel</w:t>
       </w:r>
-      <w:proofErr w:type="spellEnd"/>
       <w:r>
         <w:rPr>
           <w:u w:val="single"/>
@@ -33778,46 +32531,29 @@
           <w:bCs/>
           <w:lang w:val="en-CA"/>
         </w:rPr>
-        <w:t xml:space="preserve">Data </w:t>
-      </w:r>
-      <w:proofErr w:type="gramStart"/>
+        <w:t>Data blitz talk</w:t>
+      </w:r>
       <w:r>
         <w:rPr>
           <w:bCs/>
           <w:lang w:val="en-CA"/>
         </w:rPr>
-        <w:t>blitz</w:t>
-      </w:r>
-      <w:proofErr w:type="gramEnd"/>
+        <w:t xml:space="preserve"> at the </w:t>
+      </w:r>
       <w:r>
         <w:rPr>
           <w:bCs/>
           <w:lang w:val="en-CA"/>
         </w:rPr>
-        <w:t xml:space="preserve"> talk</w:t>
+        <w:t xml:space="preserve">Computational Psychology Pre-conference </w:t>
       </w:r>
       <w:r>
         <w:rPr>
           <w:bCs/>
           <w:lang w:val="en-CA"/>
         </w:rPr>
-        <w:t xml:space="preserve"> at the </w:t>
-      </w:r>
-      <w:r>
-        <w:rPr>
-          <w:bCs/>
-          <w:lang w:val="en-CA"/>
-        </w:rPr>
-        <w:t xml:space="preserve">Computational Psychology Pre-conference </w:t>
-      </w:r>
-      <w:r>
-        <w:rPr>
-          <w:bCs/>
-          <w:lang w:val="en-CA"/>
-        </w:rPr>
         <w:t xml:space="preserve">of the </w:t>
       </w:r>
-      <w:proofErr w:type="gramStart"/>
       <w:r>
         <w:rPr>
           <w:lang w:val="en-CA"/>
@@ -33837,7 +32573,6 @@
         </w:rPr>
         <w:t>rd</w:t>
       </w:r>
-      <w:proofErr w:type="gramEnd"/>
       <w:r>
         <w:rPr>
           <w:lang w:val="en-CA"/>
@@ -33954,83 +32689,490 @@
         </w:rPr>
         <w:t xml:space="preserve">Amarasuriya, S. D., </w:t>
       </w:r>
-      <w:proofErr w:type="spellStart"/>
       <w:r>
         <w:rPr>
           <w:bCs/>
           <w:u w:val="single"/>
           <w:lang w:val="en-CA"/>
         </w:rPr>
-        <w:t>Dhammage</w:t>
-      </w:r>
-      <w:proofErr w:type="spellEnd"/>
+        <w:t>Dhammage, T</w:t>
+      </w:r>
+      <w:r>
+        <w:rPr>
+          <w:bCs/>
+          <w:lang w:val="en-CA"/>
+        </w:rPr>
+        <w:t xml:space="preserve">., </w:t>
+      </w:r>
+      <w:r>
+        <w:rPr>
+          <w:bCs/>
+          <w:lang w:val="en-CA"/>
+        </w:rPr>
+        <w:t xml:space="preserve">Jayawickreme, E., &amp; </w:t>
+      </w:r>
+      <w:r>
+        <w:rPr>
+          <w:b/>
+          <w:lang w:val="en-CA"/>
+        </w:rPr>
+        <w:t>Grossmann, I</w:t>
+      </w:r>
+      <w:r>
+        <w:rPr>
+          <w:bCs/>
+          <w:lang w:val="en-CA"/>
+        </w:rPr>
+        <w:t>.</w:t>
+      </w:r>
+      <w:r>
+        <w:rPr>
+          <w:bCs/>
+          <w:i/>
+          <w:iCs/>
+          <w:lang w:val="en-CA"/>
+        </w:rPr>
+        <w:t xml:space="preserve"> </w:t>
+      </w:r>
+      <w:r>
+        <w:rPr>
+          <w:bCs/>
+          <w:lang w:val="en-CA"/>
+        </w:rPr>
+        <w:t xml:space="preserve">(2024, Dec). </w:t>
+      </w:r>
+      <w:r>
+        <w:rPr>
+          <w:bCs/>
+          <w:i/>
+          <w:iCs/>
+          <w:lang w:val="en-CA"/>
+        </w:rPr>
+        <w:t>Looking at things differently: The effects of perspective-taking on wise-reasoning and stress</w:t>
+      </w:r>
+      <w:r>
+        <w:rPr>
+          <w:bCs/>
+          <w:lang w:val="en-CA"/>
+        </w:rPr>
+        <w:t>.</w:t>
+      </w:r>
+      <w:r>
+        <w:rPr>
+          <w:lang w:val="en-CA"/>
+        </w:rPr>
+        <w:t xml:space="preserve"> </w:t>
+      </w:r>
+      <w:r>
+        <w:rPr>
+          <w:lang w:val="en-CA"/>
+        </w:rPr>
+        <w:t xml:space="preserve">Paper presented </w:t>
+      </w:r>
+      <w:r>
+        <w:rPr>
+          <w:lang w:val="en-CA"/>
+        </w:rPr>
+        <w:t xml:space="preserve">at the 2024 Singapore Conference on Applied Psychology. </w:t>
+      </w:r>
+    </w:p>
+    <w:p>
+      <w:pPr>
+        <w:spacing w:after="240"/>
+        <w:ind w:left="720" w:hanging="706"/>
+        <w:rPr>
+          <w:lang w:val="en-CA"/>
+        </w:rPr>
+      </w:pPr>
+      <w:r>
+        <w:rPr>
+          <w:b/>
+          <w:lang w:val="en-CA"/>
+        </w:rPr>
+        <w:t>Grossmann, I</w:t>
+      </w:r>
+      <w:r>
+        <w:rPr>
+          <w:bCs/>
+          <w:lang w:val="en-CA"/>
+        </w:rPr>
+        <w:t>.</w:t>
+      </w:r>
+      <w:r>
+        <w:rPr>
+          <w:lang w:val="en-CA"/>
+        </w:rPr>
+        <w:t xml:space="preserve"> (202</w:t>
+      </w:r>
+      <w:r>
+        <w:rPr>
+          <w:lang w:val="en-CA"/>
+        </w:rPr>
+        <w:t>4</w:t>
+      </w:r>
+      <w:r>
+        <w:rPr>
+          <w:lang w:val="en-CA"/>
+        </w:rPr>
+        <w:t xml:space="preserve">, </w:t>
+      </w:r>
+      <w:r>
+        <w:rPr>
+          <w:lang w:val="en-CA"/>
+        </w:rPr>
+        <w:t>August</w:t>
+      </w:r>
+      <w:r>
+        <w:rPr>
+          <w:lang w:val="en-CA"/>
+        </w:rPr>
+        <w:t xml:space="preserve">). </w:t>
+      </w:r>
+      <w:r>
+        <w:rPr>
+          <w:i/>
+          <w:lang w:val="en-CA"/>
+        </w:rPr>
+        <w:t xml:space="preserve">Shadows of </w:t>
+      </w:r>
+      <w:r>
+        <w:rPr>
+          <w:i/>
+          <w:lang w:val="en-CA"/>
+        </w:rPr>
+        <w:t>w</w:t>
+      </w:r>
+      <w:r>
+        <w:rPr>
+          <w:i/>
+          <w:lang w:val="en-CA"/>
+        </w:rPr>
+        <w:t xml:space="preserve">isdom: Classifying </w:t>
+      </w:r>
+      <w:r>
+        <w:rPr>
+          <w:i/>
+          <w:lang w:val="en-CA"/>
+        </w:rPr>
+        <w:t>m</w:t>
+      </w:r>
+      <w:r>
+        <w:rPr>
+          <w:i/>
+          <w:lang w:val="en-CA"/>
+        </w:rPr>
+        <w:t>eta-</w:t>
+      </w:r>
+      <w:r>
+        <w:rPr>
+          <w:i/>
+          <w:lang w:val="en-CA"/>
+        </w:rPr>
+        <w:t>c</w:t>
+      </w:r>
+      <w:r>
+        <w:rPr>
+          <w:i/>
+          <w:lang w:val="en-CA"/>
+        </w:rPr>
+        <w:t xml:space="preserve">ognitive and </w:t>
+      </w:r>
+      <w:r>
+        <w:rPr>
+          <w:i/>
+          <w:lang w:val="en-CA"/>
+        </w:rPr>
+        <w:t>m</w:t>
+      </w:r>
+      <w:r>
+        <w:rPr>
+          <w:i/>
+          <w:lang w:val="en-CA"/>
+        </w:rPr>
+        <w:t>orally-</w:t>
+      </w:r>
+      <w:r>
+        <w:rPr>
+          <w:i/>
+          <w:lang w:val="en-CA"/>
+        </w:rPr>
+        <w:t>g</w:t>
+      </w:r>
+      <w:r>
+        <w:rPr>
+          <w:i/>
+          <w:lang w:val="en-CA"/>
+        </w:rPr>
+        <w:t xml:space="preserve">rounded </w:t>
+      </w:r>
+      <w:r>
+        <w:rPr>
+          <w:i/>
+          <w:lang w:val="en-CA"/>
+        </w:rPr>
+        <w:t>n</w:t>
+      </w:r>
+      <w:r>
+        <w:rPr>
+          <w:i/>
+          <w:lang w:val="en-CA"/>
+        </w:rPr>
+        <w:t xml:space="preserve">arrative </w:t>
+      </w:r>
+      <w:r>
+        <w:rPr>
+          <w:i/>
+          <w:lang w:val="en-CA"/>
+        </w:rPr>
+        <w:t>c</w:t>
+      </w:r>
+      <w:r>
+        <w:rPr>
+          <w:i/>
+          <w:lang w:val="en-CA"/>
+        </w:rPr>
+        <w:t>ontent via Large Language Models</w:t>
+      </w:r>
+      <w:r>
+        <w:rPr>
+          <w:i/>
+          <w:lang w:val="en-CA"/>
+        </w:rPr>
+        <w:t>.</w:t>
+      </w:r>
+      <w:r>
+        <w:rPr>
+          <w:lang w:val="en-CA"/>
+        </w:rPr>
+        <w:t xml:space="preserve"> Paper presented </w:t>
+      </w:r>
+      <w:r>
+        <w:rPr>
+          <w:lang w:val="en-CA"/>
+        </w:rPr>
+        <w:t>in the symposium “</w:t>
+      </w:r>
+      <w:r>
+        <w:rPr>
+          <w:lang w:val="en-CA"/>
+        </w:rPr>
+        <w:t>Natural Language Processing in Personality Research: Emerging Approaches and Applications</w:t>
+      </w:r>
+      <w:r>
+        <w:rPr>
+          <w:lang w:val="en-CA"/>
+        </w:rPr>
+        <w:t xml:space="preserve">” </w:t>
+      </w:r>
+      <w:r>
+        <w:rPr>
+          <w:lang w:val="en-CA"/>
+        </w:rPr>
+        <w:t xml:space="preserve">chaired by </w:t>
+      </w:r>
+      <w:r>
+        <w:rPr>
+          <w:u w:val="single"/>
+          <w:lang w:val="en-CA"/>
+        </w:rPr>
+        <w:t>M. Rudnev</w:t>
+      </w:r>
+      <w:r>
+        <w:rPr>
+          <w:lang w:val="en-CA"/>
+        </w:rPr>
+        <w:t xml:space="preserve"> and </w:t>
+      </w:r>
+      <w:r>
+        <w:rPr>
+          <w:b/>
+          <w:bCs/>
+          <w:lang w:val="en-CA"/>
+        </w:rPr>
+        <w:t>I. Grossmann</w:t>
+      </w:r>
+      <w:r>
+        <w:rPr>
+          <w:b/>
+          <w:lang w:val="en-CA"/>
+        </w:rPr>
+        <w:t xml:space="preserve"> </w:t>
+      </w:r>
+      <w:r>
+        <w:rPr>
+          <w:lang w:val="en-CA"/>
+        </w:rPr>
+        <w:t xml:space="preserve">at the </w:t>
+      </w:r>
+      <w:r>
+        <w:rPr>
+          <w:lang w:val="en-CA"/>
+        </w:rPr>
+        <w:t>21</w:t>
+      </w:r>
+      <w:r>
+        <w:rPr>
+          <w:vertAlign w:val="superscript"/>
+          <w:lang w:val="en-CA"/>
+        </w:rPr>
+        <w:t>st</w:t>
+      </w:r>
+      <w:r>
+        <w:rPr>
+          <w:lang w:val="en-CA"/>
+        </w:rPr>
+        <w:t xml:space="preserve"> </w:t>
+      </w:r>
+      <w:r>
+        <w:rPr>
+          <w:lang w:val="en-CA"/>
+        </w:rPr>
+        <w:t>European Conference on Personality</w:t>
+      </w:r>
+      <w:r>
+        <w:rPr>
+          <w:lang w:val="en-CA"/>
+        </w:rPr>
+        <w:t>, Berlin, Germany.</w:t>
+      </w:r>
+    </w:p>
+    <w:p>
+      <w:pPr>
+        <w:spacing w:after="240"/>
+        <w:ind w:left="720" w:hanging="706"/>
+        <w:rPr>
+          <w:lang w:val="en-CA"/>
+        </w:rPr>
+      </w:pPr>
       <w:r>
         <w:rPr>
           <w:bCs/>
           <w:u w:val="single"/>
           <w:lang w:val="en-CA"/>
         </w:rPr>
-        <w:t>, T</w:t>
+        <w:t>Izydorczak, K</w:t>
       </w:r>
       <w:r>
         <w:rPr>
           <w:bCs/>
           <w:lang w:val="en-CA"/>
         </w:rPr>
-        <w:t xml:space="preserve">., </w:t>
+        <w:t>. &amp;</w:t>
+      </w:r>
+      <w:r>
+        <w:rPr>
+          <w:b/>
+          <w:lang w:val="en-CA"/>
+        </w:rPr>
+        <w:t xml:space="preserve"> </w:t>
+      </w:r>
+      <w:r>
+        <w:rPr>
+          <w:b/>
+          <w:lang w:val="en-CA"/>
+        </w:rPr>
+        <w:t>Grossmann, I</w:t>
       </w:r>
       <w:r>
         <w:rPr>
           <w:bCs/>
           <w:lang w:val="en-CA"/>
         </w:rPr>
-        <w:t xml:space="preserve">Jayawickreme, E., &amp; </w:t>
+        <w:t>.</w:t>
+      </w:r>
+      <w:r>
+        <w:rPr>
+          <w:lang w:val="en-CA"/>
+        </w:rPr>
+        <w:t xml:space="preserve"> (202</w:t>
+      </w:r>
+      <w:r>
+        <w:rPr>
+          <w:lang w:val="en-CA"/>
+        </w:rPr>
+        <w:t>4</w:t>
+      </w:r>
+      <w:r>
+        <w:rPr>
+          <w:lang w:val="en-CA"/>
+        </w:rPr>
+        <w:t xml:space="preserve">, </w:t>
+      </w:r>
+      <w:r>
+        <w:rPr>
+          <w:lang w:val="en-CA"/>
+        </w:rPr>
+        <w:t>August</w:t>
+      </w:r>
+      <w:r>
+        <w:rPr>
+          <w:lang w:val="en-CA"/>
+        </w:rPr>
+        <w:t xml:space="preserve">). </w:t>
+      </w:r>
+      <w:r>
+        <w:rPr>
+          <w:i/>
+          <w:lang w:val="en-CA"/>
+        </w:rPr>
+        <w:t>PANDexit - Predictions of post-pandemic cultural change</w:t>
+      </w:r>
+      <w:r>
+        <w:rPr>
+          <w:i/>
+          <w:lang w:val="en-CA"/>
+        </w:rPr>
+        <w:t>.</w:t>
+      </w:r>
+      <w:r>
+        <w:rPr>
+          <w:lang w:val="en-CA"/>
+        </w:rPr>
+        <w:t xml:space="preserve"> Paper presented </w:t>
+      </w:r>
+      <w:r>
+        <w:rPr>
+          <w:lang w:val="en-CA"/>
+        </w:rPr>
+        <w:t>in the session “</w:t>
+      </w:r>
+      <w:r>
+        <w:rPr>
+          <w:lang w:val="en-CA"/>
+        </w:rPr>
+        <w:t>The Role of Personality and Cognition and Social Psychological Research Questions</w:t>
+      </w:r>
+      <w:r>
+        <w:rPr>
+          <w:lang w:val="en-CA"/>
+        </w:rPr>
+        <w:t>”</w:t>
       </w:r>
       <w:r>
         <w:rPr>
           <w:b/>
           <w:lang w:val="en-CA"/>
         </w:rPr>
-        <w:t>Grossmann, I</w:t>
-      </w:r>
-      <w:r>
-        <w:rPr>
-          <w:bCs/>
-          <w:lang w:val="en-CA"/>
-        </w:rPr>
-        <w:t>.</w:t>
-      </w:r>
-      <w:r>
-        <w:rPr>
-          <w:bCs/>
-          <w:i/>
-          <w:iCs/>
-          <w:lang w:val="en-CA"/>
-        </w:rPr>
         <w:t xml:space="preserve"> </w:t>
       </w:r>
       <w:r>
         <w:rPr>
-          <w:bCs/>
-          <w:lang w:val="en-CA"/>
-        </w:rPr>
-        <w:t xml:space="preserve">(2024, Dec). </w:t>
-      </w:r>
-      <w:r>
-        <w:rPr>
-          <w:bCs/>
-          <w:i/>
-          <w:iCs/>
-          <w:lang w:val="en-CA"/>
-        </w:rPr>
-        <w:t>Looking at things differently: The effects of perspective-taking on wise-reasoning and stress</w:t>
-      </w:r>
-      <w:r>
-        <w:rPr>
-          <w:bCs/>
-          <w:lang w:val="en-CA"/>
-        </w:rPr>
-        <w:t>.</w:t>
+          <w:lang w:val="en-CA"/>
+        </w:rPr>
+        <w:t xml:space="preserve">at the </w:t>
+      </w:r>
+      <w:r>
+        <w:rPr>
+          <w:lang w:val="en-CA"/>
+        </w:rPr>
+        <w:t>21</w:t>
+      </w:r>
+      <w:r>
+        <w:rPr>
+          <w:vertAlign w:val="superscript"/>
+          <w:lang w:val="en-CA"/>
+        </w:rPr>
+        <w:t>st</w:t>
       </w:r>
       <w:r>
         <w:rPr>
@@ -34042,13 +33184,13 @@
         <w:rPr>
           <w:lang w:val="en-CA"/>
         </w:rPr>
-        <w:t xml:space="preserve">Paper presented </w:t>
-      </w:r>
-      <w:r>
-        <w:rPr>
-          <w:lang w:val="en-CA"/>
-        </w:rPr>
-        <w:t xml:space="preserve">at the 2024 Singapore Conference on Applied Psychology. </w:t>
+        <w:t>European Conference on Personality</w:t>
+      </w:r>
+      <w:r>
+        <w:rPr>
+          <w:lang w:val="en-CA"/>
+        </w:rPr>
+        <w:t>, Berlin, Germany.</w:t>
       </w:r>
     </w:p>
     <w:p>
@@ -34056,268 +33198,159 @@
         <w:spacing w:after="240"/>
         <w:ind w:left="720" w:hanging="706"/>
         <w:rPr>
-          <w:lang w:val="en-CA"/>
-        </w:rPr>
-      </w:pPr>
+          <w:bCs/>
+          <w:lang w:val="en-CA"/>
+        </w:rPr>
+      </w:pPr>
+      <w:r>
+        <w:rPr>
+          <w:u w:val="single"/>
+          <w:lang w:val="en-CA"/>
+        </w:rPr>
+        <w:t>Kachhiyapatel</w:t>
+      </w:r>
+      <w:r>
+        <w:rPr>
+          <w:u w:val="single"/>
+          <w:lang w:val="en-CA"/>
+        </w:rPr>
+        <w:t>, N.</w:t>
+      </w:r>
+      <w:r>
+        <w:rPr>
+          <w:u w:val="single"/>
+          <w:lang w:val="en-CA"/>
+        </w:rPr>
+        <w:t>.</w:t>
+      </w:r>
+      <w:r>
+        <w:rPr>
+          <w:lang w:val="en-CA"/>
+        </w:rPr>
+        <w:t>, &amp;</w:t>
+      </w:r>
       <w:r>
         <w:rPr>
           <w:b/>
           <w:lang w:val="en-CA"/>
         </w:rPr>
-        <w:t>Grossmann, I</w:t>
+        <w:t xml:space="preserve"> Grossmann, I. </w:t>
       </w:r>
       <w:r>
         <w:rPr>
           <w:bCs/>
           <w:lang w:val="en-CA"/>
         </w:rPr>
+        <w:t>(202</w:t>
+      </w:r>
+      <w:r>
+        <w:rPr>
+          <w:bCs/>
+          <w:lang w:val="en-CA"/>
+        </w:rPr>
+        <w:t>4</w:t>
+      </w:r>
+      <w:r>
+        <w:rPr>
+          <w:bCs/>
+          <w:lang w:val="en-CA"/>
+        </w:rPr>
+        <w:t xml:space="preserve">, </w:t>
+      </w:r>
+      <w:r>
+        <w:rPr>
+          <w:bCs/>
+          <w:lang w:val="en-CA"/>
+        </w:rPr>
+        <w:t>June</w:t>
+      </w:r>
+      <w:r>
+        <w:rPr>
+          <w:bCs/>
+          <w:lang w:val="en-CA"/>
+        </w:rPr>
+        <w:t>).</w:t>
+      </w:r>
+      <w:r>
+        <w:rPr>
+          <w:b/>
+          <w:lang w:val="en-CA"/>
+        </w:rPr>
+        <w:t xml:space="preserve"> </w:t>
+      </w:r>
+      <w:r>
+        <w:rPr>
+          <w:bCs/>
+          <w:i/>
+          <w:iCs/>
+          <w:lang w:val="en-CA"/>
+        </w:rPr>
+        <w:t>The role of motives and context on judgmental preferences</w:t>
+      </w:r>
+      <w:r>
+        <w:rPr>
+          <w:bCs/>
+          <w:lang w:val="en-CA"/>
+        </w:rPr>
+        <w:t xml:space="preserve">. </w:t>
+      </w:r>
+      <w:r>
+        <w:rPr>
+          <w:bCs/>
+          <w:lang w:val="en-CA"/>
+        </w:rPr>
+        <w:t>Flash talk</w:t>
+      </w:r>
+      <w:r>
+        <w:rPr>
+          <w:bCs/>
+          <w:lang w:val="en-CA"/>
+        </w:rPr>
+        <w:t xml:space="preserve"> presentation at the </w:t>
+      </w:r>
+      <w:r>
+        <w:rPr>
+          <w:bCs/>
+          <w:lang w:val="en-CA"/>
+        </w:rPr>
+        <w:t xml:space="preserve">Social &amp; Personality Section Pre-conference of the </w:t>
+      </w:r>
+      <w:r>
+        <w:rPr>
+          <w:lang w:val="en-CA"/>
+        </w:rPr>
+        <w:t>a</w:t>
+      </w:r>
+      <w:r>
+        <w:rPr>
+          <w:lang w:val="en-CA"/>
+        </w:rPr>
+        <w:t xml:space="preserve">nnual </w:t>
+      </w:r>
+      <w:r>
+        <w:rPr>
+          <w:lang w:val="en-CA"/>
+        </w:rPr>
+        <w:t xml:space="preserve">Canadian Psychological Association </w:t>
+      </w:r>
+      <w:r>
+        <w:rPr>
+          <w:lang w:val="en-CA"/>
+        </w:rPr>
+        <w:t>Conference</w:t>
+      </w:r>
+      <w:r>
+        <w:rPr>
+          <w:lang w:val="en-CA"/>
+        </w:rPr>
+        <w:t>, Ottawa, ON, Canada</w:t>
+      </w:r>
+      <w:r>
+        <w:rPr>
+          <w:bCs/>
+          <w:lang w:val="en-CA"/>
+        </w:rPr>
         <w:t>.</w:t>
-      </w:r>
-      <w:r>
-        <w:rPr>
-          <w:lang w:val="en-CA"/>
-        </w:rPr>
-        <w:t xml:space="preserve"> (202</w:t>
-      </w:r>
-      <w:r>
-        <w:rPr>
-          <w:lang w:val="en-CA"/>
-        </w:rPr>
-        <w:t>4</w:t>
-      </w:r>
-      <w:r>
-        <w:rPr>
-          <w:lang w:val="en-CA"/>
-        </w:rPr>
-        <w:t xml:space="preserve">, </w:t>
-      </w:r>
-      <w:r>
-        <w:rPr>
-          <w:lang w:val="en-CA"/>
-        </w:rPr>
-        <w:t>August</w:t>
-      </w:r>
-      <w:r>
-        <w:rPr>
-          <w:lang w:val="en-CA"/>
-        </w:rPr>
-        <w:t xml:space="preserve">). </w:t>
-      </w:r>
-      <w:r>
-        <w:rPr>
-          <w:i/>
-          <w:lang w:val="en-CA"/>
-        </w:rPr>
-        <w:t xml:space="preserve">Shadows of </w:t>
-      </w:r>
-      <w:r>
-        <w:rPr>
-          <w:i/>
-          <w:lang w:val="en-CA"/>
-        </w:rPr>
-        <w:t>w</w:t>
-      </w:r>
-      <w:r>
-        <w:rPr>
-          <w:i/>
-          <w:lang w:val="en-CA"/>
-        </w:rPr>
-        <w:t xml:space="preserve">isdom: Classifying </w:t>
-      </w:r>
-      <w:r>
-        <w:rPr>
-          <w:i/>
-          <w:lang w:val="en-CA"/>
-        </w:rPr>
-        <w:t>m</w:t>
-      </w:r>
-      <w:r>
-        <w:rPr>
-          <w:i/>
-          <w:lang w:val="en-CA"/>
-        </w:rPr>
-        <w:t>eta-</w:t>
-      </w:r>
-      <w:r>
-        <w:rPr>
-          <w:i/>
-          <w:lang w:val="en-CA"/>
-        </w:rPr>
-        <w:t>c</w:t>
-      </w:r>
-      <w:r>
-        <w:rPr>
-          <w:i/>
-          <w:lang w:val="en-CA"/>
-        </w:rPr>
-        <w:t xml:space="preserve">ognitive and </w:t>
-      </w:r>
-      <w:proofErr w:type="gramStart"/>
-      <w:r>
-        <w:rPr>
-          <w:i/>
-          <w:lang w:val="en-CA"/>
-        </w:rPr>
-        <w:t>m</w:t>
-      </w:r>
-      <w:r>
-        <w:rPr>
-          <w:i/>
-          <w:lang w:val="en-CA"/>
-        </w:rPr>
-        <w:t>orally-</w:t>
-      </w:r>
-      <w:r>
-        <w:rPr>
-          <w:i/>
-          <w:lang w:val="en-CA"/>
-        </w:rPr>
-        <w:t>g</w:t>
-      </w:r>
-      <w:r>
-        <w:rPr>
-          <w:i/>
-          <w:lang w:val="en-CA"/>
-        </w:rPr>
-        <w:t>rounded</w:t>
-      </w:r>
-      <w:proofErr w:type="gramEnd"/>
-      <w:r>
-        <w:rPr>
-          <w:i/>
-          <w:lang w:val="en-CA"/>
-        </w:rPr>
-        <w:t xml:space="preserve"> </w:t>
-      </w:r>
-      <w:r>
-        <w:rPr>
-          <w:i/>
-          <w:lang w:val="en-CA"/>
-        </w:rPr>
-        <w:t>n</w:t>
-      </w:r>
-      <w:r>
-        <w:rPr>
-          <w:i/>
-          <w:lang w:val="en-CA"/>
-        </w:rPr>
-        <w:t xml:space="preserve">arrative </w:t>
-      </w:r>
-      <w:r>
-        <w:rPr>
-          <w:i/>
-          <w:lang w:val="en-CA"/>
-        </w:rPr>
-        <w:t>c</w:t>
-      </w:r>
-      <w:r>
-        <w:rPr>
-          <w:i/>
-          <w:lang w:val="en-CA"/>
-        </w:rPr>
-        <w:t>ontent via Large Language Models</w:t>
-      </w:r>
-      <w:r>
-        <w:rPr>
-          <w:i/>
-          <w:lang w:val="en-CA"/>
-        </w:rPr>
-        <w:t>.</w:t>
-      </w:r>
-      <w:r>
-        <w:rPr>
-          <w:lang w:val="en-CA"/>
-        </w:rPr>
-        <w:t xml:space="preserve"> Paper presented </w:t>
-      </w:r>
-      <w:r>
-        <w:rPr>
-          <w:lang w:val="en-CA"/>
-        </w:rPr>
-        <w:t>in the symposium “</w:t>
-      </w:r>
-      <w:r>
-        <w:rPr>
-          <w:lang w:val="en-CA"/>
-        </w:rPr>
-        <w:t>Natural Language Processing in Personality Research: Emerging Approaches and Applications</w:t>
-      </w:r>
-      <w:r>
-        <w:rPr>
-          <w:lang w:val="en-CA"/>
-        </w:rPr>
-        <w:t xml:space="preserve">” </w:t>
-      </w:r>
-      <w:r>
-        <w:rPr>
-          <w:lang w:val="en-CA"/>
-        </w:rPr>
-        <w:t xml:space="preserve">chaired by </w:t>
-      </w:r>
-      <w:r>
-        <w:rPr>
-          <w:u w:val="single"/>
-          <w:lang w:val="en-CA"/>
-        </w:rPr>
-        <w:t>M. Rudnev</w:t>
-      </w:r>
-      <w:r>
-        <w:rPr>
-          <w:lang w:val="en-CA"/>
-        </w:rPr>
-        <w:t xml:space="preserve"> and </w:t>
-      </w:r>
-      <w:r>
-        <w:rPr>
-          <w:b/>
-          <w:bCs/>
-          <w:lang w:val="en-CA"/>
-        </w:rPr>
-        <w:t>I. Grossmann</w:t>
-      </w:r>
-      <w:r>
-        <w:rPr>
-          <w:b/>
-          <w:lang w:val="en-CA"/>
-        </w:rPr>
-        <w:t xml:space="preserve"> </w:t>
-      </w:r>
-      <w:r>
-        <w:rPr>
-          <w:lang w:val="en-CA"/>
-        </w:rPr>
-        <w:t xml:space="preserve">at the </w:t>
-      </w:r>
-      <w:r>
-        <w:rPr>
-          <w:lang w:val="en-CA"/>
-        </w:rPr>
-        <w:t>21</w:t>
-      </w:r>
-      <w:r>
-        <w:rPr>
-          <w:vertAlign w:val="superscript"/>
-          <w:lang w:val="en-CA"/>
-        </w:rPr>
-        <w:t>st</w:t>
-      </w:r>
-      <w:r>
-        <w:rPr>
-          <w:lang w:val="en-CA"/>
-        </w:rPr>
-        <w:t xml:space="preserve"> </w:t>
-      </w:r>
-      <w:r>
-        <w:rPr>
-          <w:lang w:val="en-CA"/>
-        </w:rPr>
-        <w:t>European Conference on Personality</w:t>
-      </w:r>
-      <w:r>
-        <w:rPr>
-          <w:lang w:val="en-CA"/>
-        </w:rPr>
-        <w:t>, Berlin, Germany.</w:t>
       </w:r>
     </w:p>
     <w:p>
@@ -34330,36 +33363,420 @@
       </w:pPr>
       <w:r>
         <w:rPr>
+          <w:b/>
+          <w:lang w:val="en-CA"/>
+        </w:rPr>
+        <w:t>Grossmann, I</w:t>
+      </w:r>
+      <w:r>
+        <w:rPr>
+          <w:bCs/>
+          <w:lang w:val="en-CA"/>
+        </w:rPr>
+        <w:t>.</w:t>
+      </w:r>
+      <w:r>
+        <w:rPr>
+          <w:lang w:val="en-CA"/>
+        </w:rPr>
+        <w:t xml:space="preserve"> (202</w:t>
+      </w:r>
+      <w:r>
+        <w:rPr>
+          <w:lang w:val="en-CA"/>
+        </w:rPr>
+        <w:t>4</w:t>
+      </w:r>
+      <w:r>
+        <w:rPr>
+          <w:lang w:val="en-CA"/>
+        </w:rPr>
+        <w:t xml:space="preserve">, </w:t>
+      </w:r>
+      <w:r>
+        <w:rPr>
+          <w:lang w:val="en-CA"/>
+        </w:rPr>
+        <w:t>February</w:t>
+      </w:r>
+      <w:r>
+        <w:rPr>
+          <w:lang w:val="en-CA"/>
+        </w:rPr>
+        <w:t xml:space="preserve">). </w:t>
+      </w:r>
+      <w:r>
+        <w:rPr>
+          <w:i/>
+          <w:lang w:val="en-CA"/>
+        </w:rPr>
+        <w:t xml:space="preserve">Cracking the </w:t>
+      </w:r>
+      <w:r>
+        <w:rPr>
+          <w:i/>
+          <w:lang w:val="en-CA"/>
+        </w:rPr>
+        <w:t>c</w:t>
+      </w:r>
+      <w:r>
+        <w:rPr>
+          <w:i/>
+          <w:lang w:val="en-CA"/>
+        </w:rPr>
+        <w:t xml:space="preserve">rystal </w:t>
+      </w:r>
+      <w:r>
+        <w:rPr>
+          <w:i/>
+          <w:lang w:val="en-CA"/>
+        </w:rPr>
+        <w:t>b</w:t>
+      </w:r>
+      <w:r>
+        <w:rPr>
+          <w:i/>
+          <w:lang w:val="en-CA"/>
+        </w:rPr>
+        <w:t xml:space="preserve">all: How </w:t>
+      </w:r>
+      <w:r>
+        <w:rPr>
+          <w:i/>
+          <w:lang w:val="en-CA"/>
+        </w:rPr>
+        <w:t>c</w:t>
+      </w:r>
+      <w:r>
+        <w:rPr>
+          <w:i/>
+          <w:lang w:val="en-CA"/>
+        </w:rPr>
+        <w:t xml:space="preserve">omputation </w:t>
+      </w:r>
+      <w:r>
+        <w:rPr>
+          <w:i/>
+          <w:lang w:val="en-CA"/>
+        </w:rPr>
+        <w:t>s</w:t>
+      </w:r>
+      <w:r>
+        <w:rPr>
+          <w:i/>
+          <w:lang w:val="en-CA"/>
+        </w:rPr>
+        <w:t xml:space="preserve">hapes </w:t>
+      </w:r>
+      <w:r>
+        <w:rPr>
+          <w:i/>
+          <w:lang w:val="en-CA"/>
+        </w:rPr>
+        <w:t>s</w:t>
+      </w:r>
+      <w:r>
+        <w:rPr>
+          <w:i/>
+          <w:lang w:val="en-CA"/>
+        </w:rPr>
+        <w:t xml:space="preserve">ocial </w:t>
+      </w:r>
+      <w:r>
+        <w:rPr>
+          <w:i/>
+          <w:lang w:val="en-CA"/>
+        </w:rPr>
+        <w:t>s</w:t>
+      </w:r>
+      <w:r>
+        <w:rPr>
+          <w:i/>
+          <w:lang w:val="en-CA"/>
+        </w:rPr>
+        <w:t xml:space="preserve">cience </w:t>
+      </w:r>
+      <w:r>
+        <w:rPr>
+          <w:i/>
+          <w:lang w:val="en-CA"/>
+        </w:rPr>
+        <w:t>f</w:t>
+      </w:r>
+      <w:r>
+        <w:rPr>
+          <w:i/>
+          <w:lang w:val="en-CA"/>
+        </w:rPr>
+        <w:t>orecasts</w:t>
+      </w:r>
+      <w:r>
+        <w:rPr>
+          <w:i/>
+          <w:lang w:val="en-CA"/>
+        </w:rPr>
+        <w:t>.</w:t>
+      </w:r>
+      <w:r>
+        <w:rPr>
+          <w:lang w:val="en-CA"/>
+        </w:rPr>
+        <w:t xml:space="preserve"> Paper presented </w:t>
+      </w:r>
+      <w:r>
+        <w:rPr>
+          <w:lang w:val="en-CA"/>
+        </w:rPr>
+        <w:t>in the symposium “</w:t>
+      </w:r>
+      <w:r>
+        <w:rPr>
+          <w:lang w:val="en-CA"/>
+        </w:rPr>
+        <w:t xml:space="preserve">Computational </w:t>
+      </w:r>
+      <w:r>
+        <w:rPr>
+          <w:lang w:val="en-CA"/>
+        </w:rPr>
+        <w:t>c</w:t>
+      </w:r>
+      <w:r>
+        <w:rPr>
+          <w:lang w:val="en-CA"/>
+        </w:rPr>
+        <w:t xml:space="preserve">ultural </w:t>
+      </w:r>
+      <w:r>
+        <w:rPr>
+          <w:lang w:val="en-CA"/>
+        </w:rPr>
+        <w:t>p</w:t>
+      </w:r>
+      <w:r>
+        <w:rPr>
+          <w:lang w:val="en-CA"/>
+        </w:rPr>
+        <w:t xml:space="preserve">sychology: New </w:t>
+      </w:r>
+      <w:r>
+        <w:rPr>
+          <w:lang w:val="en-CA"/>
+        </w:rPr>
+        <w:t>a</w:t>
+      </w:r>
+      <w:r>
+        <w:rPr>
+          <w:lang w:val="en-CA"/>
+        </w:rPr>
+        <w:t xml:space="preserve">pproaches to </w:t>
+      </w:r>
+      <w:r>
+        <w:rPr>
+          <w:lang w:val="en-CA"/>
+        </w:rPr>
+        <w:t>u</w:t>
+      </w:r>
+      <w:r>
+        <w:rPr>
+          <w:lang w:val="en-CA"/>
+        </w:rPr>
+        <w:t xml:space="preserve">nderstanding </w:t>
+      </w:r>
+      <w:r>
+        <w:rPr>
+          <w:lang w:val="en-CA"/>
+        </w:rPr>
+        <w:t>c</w:t>
+      </w:r>
+      <w:r>
+        <w:rPr>
+          <w:lang w:val="en-CA"/>
+        </w:rPr>
+        <w:t xml:space="preserve">ultural </w:t>
+      </w:r>
+      <w:r>
+        <w:rPr>
+          <w:lang w:val="en-CA"/>
+        </w:rPr>
+        <w:t>v</w:t>
+      </w:r>
+      <w:r>
+        <w:rPr>
+          <w:lang w:val="en-CA"/>
+        </w:rPr>
+        <w:t>ariation</w:t>
+      </w:r>
+      <w:r>
+        <w:rPr>
+          <w:lang w:val="en-CA"/>
+        </w:rPr>
+        <w:t xml:space="preserve">” </w:t>
+      </w:r>
+      <w:r>
+        <w:rPr>
+          <w:lang w:val="en-CA"/>
+        </w:rPr>
+        <w:t xml:space="preserve">chaired by </w:t>
+      </w:r>
+      <w:r>
+        <w:rPr>
+          <w:lang w:val="en-CA"/>
+        </w:rPr>
+        <w:t>D</w:t>
+      </w:r>
+      <w:r>
+        <w:rPr>
+          <w:lang w:val="en-CA"/>
+        </w:rPr>
+        <w:t xml:space="preserve">. </w:t>
+      </w:r>
+      <w:r>
+        <w:rPr>
+          <w:lang w:val="en-CA"/>
+        </w:rPr>
+        <w:t>Medvedev and S. Madan</w:t>
+      </w:r>
+      <w:r>
+        <w:rPr>
+          <w:b/>
+          <w:lang w:val="en-CA"/>
+        </w:rPr>
+        <w:t xml:space="preserve"> </w:t>
+      </w:r>
+      <w:r>
+        <w:rPr>
+          <w:lang w:val="en-CA"/>
+        </w:rPr>
+        <w:t>at the 2</w:t>
+      </w:r>
+      <w:r>
+        <w:rPr>
+          <w:lang w:val="en-CA"/>
+        </w:rPr>
+        <w:t>3</w:t>
+      </w:r>
+      <w:r>
+        <w:rPr>
+          <w:vertAlign w:val="superscript"/>
+          <w:lang w:val="en-CA"/>
+        </w:rPr>
+        <w:t>rd</w:t>
+      </w:r>
+      <w:r>
+        <w:rPr>
+          <w:lang w:val="en-CA"/>
+        </w:rPr>
+        <w:t xml:space="preserve"> Annual Society for Personality and Social Psychology Conference</w:t>
+      </w:r>
+      <w:r>
+        <w:rPr>
+          <w:lang w:val="en-CA"/>
+        </w:rPr>
+        <w:t xml:space="preserve">, </w:t>
+      </w:r>
+      <w:r>
+        <w:rPr>
+          <w:lang w:val="en-CA"/>
+        </w:rPr>
+        <w:t>San Diego</w:t>
+      </w:r>
+      <w:r>
+        <w:rPr>
+          <w:lang w:val="en-CA"/>
+        </w:rPr>
+        <w:t xml:space="preserve">, </w:t>
+      </w:r>
+      <w:r>
+        <w:rPr>
+          <w:lang w:val="en-CA"/>
+        </w:rPr>
+        <w:t>CA</w:t>
+      </w:r>
+      <w:r>
+        <w:rPr>
+          <w:lang w:val="en-CA"/>
+        </w:rPr>
+        <w:t>, USA.</w:t>
+      </w:r>
+    </w:p>
+    <w:p>
+      <w:pPr>
+        <w:spacing w:after="240"/>
+        <w:ind w:left="720" w:hanging="706"/>
+        <w:rPr>
+          <w:lang w:val="en-CA"/>
+        </w:rPr>
+      </w:pPr>
+      <w:r>
+        <w:rPr>
+          <w:b/>
+          <w:lang w:val="en-CA"/>
+        </w:rPr>
+        <w:t>Grossmann, I</w:t>
+      </w:r>
+      <w:r>
+        <w:rPr>
+          <w:bCs/>
+          <w:lang w:val="en-CA"/>
+        </w:rPr>
+        <w:t xml:space="preserve">., </w:t>
+      </w:r>
+      <w:r>
+        <w:rPr>
           <w:bCs/>
           <w:u w:val="single"/>
           <w:lang w:val="en-CA"/>
         </w:rPr>
-        <w:t>Izydorczak, K</w:t>
+        <w:t>Rudnev, M.</w:t>
       </w:r>
       <w:r>
         <w:rPr>
           <w:bCs/>
           <w:lang w:val="en-CA"/>
         </w:rPr>
-        <w:t>. &amp;</w:t>
-      </w:r>
-      <w:r>
-        <w:rPr>
-          <w:b/>
-          <w:lang w:val="en-CA"/>
-        </w:rPr>
-        <w:t xml:space="preserve"> </w:t>
-      </w:r>
-      <w:r>
-        <w:rPr>
-          <w:b/>
-          <w:lang w:val="en-CA"/>
-        </w:rPr>
-        <w:t>Grossmann, I</w:t>
-      </w:r>
-      <w:r>
-        <w:rPr>
-          <w:bCs/>
+        <w:t>, Stich, S., Barrett, C., Machery, E.</w:t>
+      </w:r>
+      <w:r>
+        <w:rPr>
+          <w:lang w:val="en-CA"/>
+        </w:rPr>
+        <w:t xml:space="preserve"> (202</w:t>
+      </w:r>
+      <w:r>
+        <w:rPr>
+          <w:lang w:val="en-CA"/>
+        </w:rPr>
+        <w:t>3</w:t>
+      </w:r>
+      <w:r>
+        <w:rPr>
+          <w:lang w:val="en-CA"/>
+        </w:rPr>
+        <w:t xml:space="preserve">, </w:t>
+      </w:r>
+      <w:r>
+        <w:rPr>
+          <w:lang w:val="en-CA"/>
+        </w:rPr>
+        <w:t>October</w:t>
+      </w:r>
+      <w:r>
+        <w:rPr>
+          <w:lang w:val="en-CA"/>
+        </w:rPr>
+        <w:t xml:space="preserve">). </w:t>
+      </w:r>
+      <w:r>
+        <w:rPr>
+          <w:i/>
+          <w:lang w:val="en-CA"/>
+        </w:rPr>
+        <w:t>Social perception of wisdom across cultures</w:t>
+      </w:r>
+      <w:r>
+        <w:rPr>
+          <w:i/>
           <w:lang w:val="en-CA"/>
         </w:rPr>
         <w:t>.</w:t>
@@ -34368,113 +33785,73 @@
         <w:rPr>
           <w:lang w:val="en-CA"/>
         </w:rPr>
-        <w:t xml:space="preserve"> (202</w:t>
-      </w:r>
-      <w:r>
-        <w:rPr>
-          <w:lang w:val="en-CA"/>
-        </w:rPr>
-        <w:t>4</w:t>
-      </w:r>
-      <w:r>
-        <w:rPr>
-          <w:lang w:val="en-CA"/>
-        </w:rPr>
-        <w:t xml:space="preserve">, </w:t>
-      </w:r>
-      <w:r>
-        <w:rPr>
-          <w:lang w:val="en-CA"/>
-        </w:rPr>
-        <w:t>August</w:t>
-      </w:r>
-      <w:r>
-        <w:rPr>
-          <w:lang w:val="en-CA"/>
-        </w:rPr>
-        <w:t xml:space="preserve">). </w:t>
-      </w:r>
-      <w:r>
-        <w:rPr>
-          <w:i/>
-          <w:lang w:val="en-CA"/>
-        </w:rPr>
-        <w:t>PANDexit - Predictions of post-pandemic cultural change</w:t>
-      </w:r>
-      <w:r>
-        <w:rPr>
-          <w:i/>
-          <w:lang w:val="en-CA"/>
-        </w:rPr>
-        <w:t>.</w:t>
-      </w:r>
-      <w:r>
-        <w:rPr>
-          <w:lang w:val="en-CA"/>
-        </w:rPr>
         <w:t xml:space="preserve"> Paper presented </w:t>
       </w:r>
       <w:r>
         <w:rPr>
           <w:lang w:val="en-CA"/>
         </w:rPr>
-        <w:t>in the session “</w:t>
-      </w:r>
-      <w:r>
-        <w:rPr>
-          <w:lang w:val="en-CA"/>
-        </w:rPr>
-        <w:t>The Role of Personality and Cognition and Social Psychological Research Questions</w:t>
-      </w:r>
-      <w:r>
-        <w:rPr>
-          <w:lang w:val="en-CA"/>
-        </w:rPr>
-        <w:t>”</w:t>
-      </w:r>
-      <w:r>
-        <w:rPr>
-          <w:b/>
-          <w:lang w:val="en-CA"/>
-        </w:rPr>
-        <w:t xml:space="preserve"> </w:t>
-      </w:r>
-      <w:r>
-        <w:rPr>
-          <w:lang w:val="en-CA"/>
-        </w:rPr>
-        <w:t xml:space="preserve">at the </w:t>
-      </w:r>
-      <w:r>
-        <w:rPr>
-          <w:lang w:val="en-CA"/>
-        </w:rPr>
-        <w:t>21</w:t>
-      </w:r>
-      <w:r>
-        <w:rPr>
-          <w:vertAlign w:val="superscript"/>
-          <w:lang w:val="en-CA"/>
-        </w:rPr>
-        <w:t>st</w:t>
-      </w:r>
-      <w:r>
-        <w:rPr>
-          <w:lang w:val="en-CA"/>
-        </w:rPr>
-        <w:t xml:space="preserve"> </w:t>
-      </w:r>
-      <w:r>
-        <w:rPr>
-          <w:lang w:val="en-CA"/>
-        </w:rPr>
-        <w:t>European Conference on Personality</w:t>
-      </w:r>
-      <w:r>
-        <w:rPr>
-          <w:lang w:val="en-CA"/>
-        </w:rPr>
-        <w:t>, Berlin, Germany.</w:t>
+        <w:t xml:space="preserve">in the symposium “Human </w:t>
+      </w:r>
+      <w:r>
+        <w:rPr>
+          <w:lang w:val="en-CA"/>
+        </w:rPr>
+        <w:t>v</w:t>
+      </w:r>
+      <w:r>
+        <w:rPr>
+          <w:lang w:val="en-CA"/>
+        </w:rPr>
+        <w:t xml:space="preserve">alues: An </w:t>
+      </w:r>
+      <w:r>
+        <w:rPr>
+          <w:lang w:val="en-CA"/>
+        </w:rPr>
+        <w:t>i</w:t>
+      </w:r>
+      <w:r>
+        <w:rPr>
+          <w:lang w:val="en-CA"/>
+        </w:rPr>
+        <w:t xml:space="preserve">ntegrative </w:t>
+      </w:r>
+      <w:r>
+        <w:rPr>
+          <w:lang w:val="en-CA"/>
+        </w:rPr>
+        <w:t>p</w:t>
+      </w:r>
+      <w:r>
+        <w:rPr>
+          <w:lang w:val="en-CA"/>
+        </w:rPr>
+        <w:t>erspective” at the a</w:t>
+      </w:r>
+      <w:r>
+        <w:rPr>
+          <w:lang w:val="en-CA"/>
+        </w:rPr>
+        <w:t xml:space="preserve">nnual </w:t>
+      </w:r>
+      <w:r>
+        <w:rPr>
+          <w:lang w:val="en-CA"/>
+        </w:rPr>
+        <w:t>m</w:t>
+      </w:r>
+      <w:r>
+        <w:rPr>
+          <w:lang w:val="en-CA"/>
+        </w:rPr>
+        <w:t xml:space="preserve">eeting of the Society </w:t>
+      </w:r>
+      <w:r>
+        <w:rPr>
+          <w:lang w:val="en-CA"/>
+        </w:rPr>
+        <w:t>of Experimental Social Psychology, Madison, WI, USA.</w:t>
       </w:r>
     </w:p>
     <w:p>
@@ -34482,29 +33859,134 @@
         <w:spacing w:after="240"/>
         <w:ind w:left="720" w:hanging="706"/>
         <w:rPr>
+          <w:lang w:val="en-CA"/>
+        </w:rPr>
+      </w:pPr>
+      <w:r>
+        <w:rPr>
+          <w:b/>
+          <w:lang w:val="en-CA"/>
+        </w:rPr>
+        <w:t>Grossmann, I</w:t>
+      </w:r>
+      <w:r>
+        <w:rPr>
           <w:bCs/>
           <w:lang w:val="en-CA"/>
         </w:rPr>
-      </w:pPr>
-      <w:proofErr w:type="spellStart"/>
-      <w:r>
-        <w:rPr>
+        <w:t xml:space="preserve">., </w:t>
+      </w:r>
+      <w:r>
+        <w:rPr>
+          <w:bCs/>
           <w:u w:val="single"/>
           <w:lang w:val="en-CA"/>
         </w:rPr>
-        <w:t>Kachhiyapatel</w:t>
-      </w:r>
-      <w:proofErr w:type="spellEnd"/>
-      <w:r>
-        <w:rPr>
-          <w:u w:val="single"/>
-          <w:lang w:val="en-CA"/>
-        </w:rPr>
-        <w:t>, N.</w:t>
-      </w:r>
-      <w:r>
-        <w:rPr>
-          <w:u w:val="single"/>
+        <w:t>Rudnev, M.</w:t>
+      </w:r>
+      <w:r>
+        <w:rPr>
+          <w:bCs/>
+          <w:lang w:val="en-CA"/>
+        </w:rPr>
+        <w:t>, Stich, S., Barrett, C., Machery, E.</w:t>
+      </w:r>
+      <w:r>
+        <w:rPr>
+          <w:lang w:val="en-CA"/>
+        </w:rPr>
+        <w:t xml:space="preserve"> (202</w:t>
+      </w:r>
+      <w:r>
+        <w:rPr>
+          <w:lang w:val="en-CA"/>
+        </w:rPr>
+        <w:t>3</w:t>
+      </w:r>
+      <w:r>
+        <w:rPr>
+          <w:lang w:val="en-CA"/>
+        </w:rPr>
+        <w:t xml:space="preserve">, </w:t>
+      </w:r>
+      <w:r>
+        <w:rPr>
+          <w:lang w:val="en-CA"/>
+        </w:rPr>
+        <w:t>June</w:t>
+      </w:r>
+      <w:r>
+        <w:rPr>
+          <w:lang w:val="en-CA"/>
+        </w:rPr>
+        <w:t xml:space="preserve">). </w:t>
+      </w:r>
+      <w:r>
+        <w:rPr>
+          <w:i/>
+          <w:lang w:val="en-CA"/>
+        </w:rPr>
+        <w:t xml:space="preserve">Unpacking the </w:t>
+      </w:r>
+      <w:r>
+        <w:rPr>
+          <w:i/>
+          <w:lang w:val="en-CA"/>
+        </w:rPr>
+        <w:t>f</w:t>
+      </w:r>
+      <w:r>
+        <w:rPr>
+          <w:i/>
+          <w:lang w:val="en-CA"/>
+        </w:rPr>
+        <w:t xml:space="preserve">undamental </w:t>
+      </w:r>
+      <w:r>
+        <w:rPr>
+          <w:i/>
+          <w:lang w:val="en-CA"/>
+        </w:rPr>
+        <w:t>d</w:t>
+      </w:r>
+      <w:r>
+        <w:rPr>
+          <w:i/>
+          <w:lang w:val="en-CA"/>
+        </w:rPr>
+        <w:t xml:space="preserve">imensions of </w:t>
+      </w:r>
+      <w:r>
+        <w:rPr>
+          <w:i/>
+          <w:lang w:val="en-CA"/>
+        </w:rPr>
+        <w:t>w</w:t>
+      </w:r>
+      <w:r>
+        <w:rPr>
+          <w:i/>
+          <w:lang w:val="en-CA"/>
+        </w:rPr>
+        <w:t xml:space="preserve">isdom </w:t>
+      </w:r>
+      <w:r>
+        <w:rPr>
+          <w:i/>
+          <w:lang w:val="en-CA"/>
+        </w:rPr>
+        <w:t>p</w:t>
+      </w:r>
+      <w:r>
+        <w:rPr>
+          <w:i/>
+          <w:lang w:val="en-CA"/>
+        </w:rPr>
+        <w:t>erception: A Cross-Cultural Study</w:t>
+      </w:r>
+      <w:r>
+        <w:rPr>
+          <w:i/>
           <w:lang w:val="en-CA"/>
         </w:rPr>
         <w:t>.</w:t>
@@ -34513,130 +33995,37 @@
         <w:rPr>
           <w:lang w:val="en-CA"/>
         </w:rPr>
-        <w:t>, &amp;</w:t>
-      </w:r>
-      <w:r>
-        <w:rPr>
-          <w:b/>
-          <w:lang w:val="en-CA"/>
-        </w:rPr>
-        <w:t xml:space="preserve"> Grossmann, I. </w:t>
-      </w:r>
-      <w:r>
-        <w:rPr>
-          <w:bCs/>
-          <w:lang w:val="en-CA"/>
-        </w:rPr>
-        <w:t>(202</w:t>
-      </w:r>
-      <w:r>
-        <w:rPr>
-          <w:bCs/>
-          <w:lang w:val="en-CA"/>
-        </w:rPr>
-        <w:t>4</w:t>
-      </w:r>
-      <w:r>
-        <w:rPr>
-          <w:bCs/>
+        <w:t xml:space="preserve"> Paper presented </w:t>
+      </w:r>
+      <w:r>
+        <w:rPr>
+          <w:lang w:val="en-CA"/>
+        </w:rPr>
+        <w:t xml:space="preserve">at the </w:t>
+      </w:r>
+      <w:r>
+        <w:rPr>
+          <w:lang w:val="en-CA"/>
+        </w:rPr>
+        <w:t>Annual Meeting of the Society for Philosophy and Psychology</w:t>
+      </w:r>
+      <w:r>
+        <w:rPr>
+          <w:lang w:val="en-CA"/>
+        </w:rPr>
+        <w:t>, University of Pittsburgh</w:t>
+      </w:r>
+      <w:r>
+        <w:rPr>
           <w:lang w:val="en-CA"/>
         </w:rPr>
         <w:t xml:space="preserve">, </w:t>
       </w:r>
       <w:r>
         <w:rPr>
-          <w:bCs/>
-          <w:lang w:val="en-CA"/>
-        </w:rPr>
-        <w:t>June</w:t>
-      </w:r>
-      <w:r>
-        <w:rPr>
-          <w:bCs/>
-          <w:lang w:val="en-CA"/>
-        </w:rPr>
-        <w:t>).</w:t>
-      </w:r>
-      <w:r>
-        <w:rPr>
-          <w:b/>
-          <w:lang w:val="en-CA"/>
-        </w:rPr>
-        <w:t xml:space="preserve"> </w:t>
-      </w:r>
-      <w:r>
-        <w:rPr>
-          <w:bCs/>
-          <w:i/>
-          <w:iCs/>
-          <w:lang w:val="en-CA"/>
-        </w:rPr>
-        <w:t>The role of motives and context on judgmental preferences</w:t>
-      </w:r>
-      <w:r>
-        <w:rPr>
-          <w:bCs/>
-          <w:lang w:val="en-CA"/>
-        </w:rPr>
-        <w:t xml:space="preserve">. </w:t>
-      </w:r>
-      <w:r>
-        <w:rPr>
-          <w:bCs/>
-          <w:lang w:val="en-CA"/>
-        </w:rPr>
-        <w:t>Flash talk</w:t>
-      </w:r>
-      <w:r>
-        <w:rPr>
-          <w:bCs/>
-          <w:lang w:val="en-CA"/>
-        </w:rPr>
-        <w:t xml:space="preserve"> presentation at the </w:t>
-      </w:r>
-      <w:r>
-        <w:rPr>
-          <w:bCs/>
-          <w:lang w:val="en-CA"/>
-        </w:rPr>
-        <w:t xml:space="preserve">Social &amp; Personality Section Pre-conference of the </w:t>
-      </w:r>
-      <w:r>
-        <w:rPr>
-          <w:lang w:val="en-CA"/>
-        </w:rPr>
-        <w:t>a</w:t>
-      </w:r>
-      <w:r>
-        <w:rPr>
-          <w:lang w:val="en-CA"/>
-        </w:rPr>
-        <w:t xml:space="preserve">nnual </w:t>
-      </w:r>
-      <w:r>
-        <w:rPr>
-          <w:lang w:val="en-CA"/>
-        </w:rPr>
-        <w:t xml:space="preserve">Canadian Psychological Association </w:t>
-      </w:r>
-      <w:r>
-        <w:rPr>
-          <w:lang w:val="en-CA"/>
-        </w:rPr>
-        <w:t>Conference</w:t>
-      </w:r>
-      <w:r>
-        <w:rPr>
-          <w:lang w:val="en-CA"/>
-        </w:rPr>
-        <w:t>, Ottawa, ON, Canada</w:t>
-      </w:r>
-      <w:r>
-        <w:rPr>
-          <w:bCs/>
-          <w:lang w:val="en-CA"/>
-        </w:rPr>
-        <w:t>.</w:t>
+          <w:lang w:val="en-CA"/>
+        </w:rPr>
+        <w:t>Pittsburgh, USA.</w:t>
       </w:r>
     </w:p>
     <w:p>
@@ -34652,11 +34041,49 @@
           <w:b/>
           <w:lang w:val="en-CA"/>
         </w:rPr>
-        <w:t>Grossmann, I</w:t>
-      </w:r>
-      <w:r>
-        <w:rPr>
-          <w:bCs/>
+        <w:lastRenderedPageBreak/>
+        <w:t>Grossmann, I.</w:t>
+      </w:r>
+      <w:r>
+        <w:rPr>
+          <w:lang w:val="en-CA"/>
+        </w:rPr>
+        <w:t xml:space="preserve"> (202</w:t>
+      </w:r>
+      <w:r>
+        <w:rPr>
+          <w:lang w:val="en-CA"/>
+        </w:rPr>
+        <w:t>3</w:t>
+      </w:r>
+      <w:r>
+        <w:rPr>
+          <w:lang w:val="en-CA"/>
+        </w:rPr>
+        <w:t xml:space="preserve">, </w:t>
+      </w:r>
+      <w:r>
+        <w:rPr>
+          <w:lang w:val="en-CA"/>
+        </w:rPr>
+        <w:t>May</w:t>
+      </w:r>
+      <w:r>
+        <w:rPr>
+          <w:lang w:val="en-CA"/>
+        </w:rPr>
+        <w:t xml:space="preserve">). </w:t>
+      </w:r>
+      <w:r>
+        <w:rPr>
+          <w:i/>
+          <w:lang w:val="en-CA"/>
+        </w:rPr>
+        <w:t>The wise mind balances between the abstract and the concrete</w:t>
+      </w:r>
+      <w:r>
+        <w:rPr>
+          <w:i/>
           <w:lang w:val="en-CA"/>
         </w:rPr>
         <w:t>.</w:t>
@@ -34665,13 +34092,31 @@
         <w:rPr>
           <w:lang w:val="en-CA"/>
         </w:rPr>
-        <w:t xml:space="preserve"> (202</w:t>
-      </w:r>
-      <w:r>
-        <w:rPr>
-          <w:lang w:val="en-CA"/>
-        </w:rPr>
-        <w:t>4</w:t>
+        <w:t xml:space="preserve"> Paper presented in the </w:t>
+      </w:r>
+      <w:r>
+        <w:rPr>
+          <w:lang w:val="en-CA"/>
+        </w:rPr>
+        <w:t xml:space="preserve">Distances in Organizations </w:t>
+      </w:r>
+      <w:r>
+        <w:rPr>
+          <w:lang w:val="en-CA"/>
+        </w:rPr>
+        <w:t xml:space="preserve">- </w:t>
+      </w:r>
+      <w:r>
+        <w:rPr>
+          <w:lang w:val="en-CA"/>
+        </w:rPr>
+        <w:t>Sixth Annual Workshop</w:t>
+      </w:r>
+      <w:r>
+        <w:rPr>
+          <w:lang w:val="en-CA"/>
+        </w:rPr>
+        <w:t>, McGill University</w:t>
       </w:r>
       <w:r>
         <w:rPr>
@@ -34683,307 +34128,7 @@
         <w:rPr>
           <w:lang w:val="en-CA"/>
         </w:rPr>
-        <w:t>February</w:t>
-      </w:r>
-      <w:r>
-        <w:rPr>
-          <w:lang w:val="en-CA"/>
-        </w:rPr>
-        <w:t xml:space="preserve">). </w:t>
-      </w:r>
-      <w:r>
-        <w:rPr>
-          <w:i/>
-          <w:lang w:val="en-CA"/>
-        </w:rPr>
-        <w:t xml:space="preserve">Cracking the </w:t>
-      </w:r>
-      <w:r>
-        <w:rPr>
-          <w:i/>
-          <w:lang w:val="en-CA"/>
-        </w:rPr>
-        <w:t>c</w:t>
-      </w:r>
-      <w:r>
-        <w:rPr>
-          <w:i/>
-          <w:lang w:val="en-CA"/>
-        </w:rPr>
-        <w:t xml:space="preserve">rystal </w:t>
-      </w:r>
-      <w:r>
-        <w:rPr>
-          <w:i/>
-          <w:lang w:val="en-CA"/>
-        </w:rPr>
-        <w:t>b</w:t>
-      </w:r>
-      <w:r>
-        <w:rPr>
-          <w:i/>
-          <w:lang w:val="en-CA"/>
-        </w:rPr>
-        <w:t xml:space="preserve">all: How </w:t>
-      </w:r>
-      <w:r>
-        <w:rPr>
-          <w:i/>
-          <w:lang w:val="en-CA"/>
-        </w:rPr>
-        <w:t>c</w:t>
-      </w:r>
-      <w:r>
-        <w:rPr>
-          <w:i/>
-          <w:lang w:val="en-CA"/>
-        </w:rPr>
-        <w:t xml:space="preserve">omputation </w:t>
-      </w:r>
-      <w:r>
-        <w:rPr>
-          <w:i/>
-          <w:lang w:val="en-CA"/>
-        </w:rPr>
-        <w:t>s</w:t>
-      </w:r>
-      <w:r>
-        <w:rPr>
-          <w:i/>
-          <w:lang w:val="en-CA"/>
-        </w:rPr>
-        <w:t xml:space="preserve">hapes </w:t>
-      </w:r>
-      <w:r>
-        <w:rPr>
-          <w:i/>
-          <w:lang w:val="en-CA"/>
-        </w:rPr>
-        <w:t>s</w:t>
-      </w:r>
-      <w:r>
-        <w:rPr>
-          <w:i/>
-          <w:lang w:val="en-CA"/>
-        </w:rPr>
-        <w:t xml:space="preserve">ocial </w:t>
-      </w:r>
-      <w:r>
-        <w:rPr>
-          <w:i/>
-          <w:lang w:val="en-CA"/>
-        </w:rPr>
-        <w:t>s</w:t>
-      </w:r>
-      <w:r>
-        <w:rPr>
-          <w:i/>
-          <w:lang w:val="en-CA"/>
-        </w:rPr>
-        <w:t xml:space="preserve">cience </w:t>
-      </w:r>
-      <w:r>
-        <w:rPr>
-          <w:i/>
-          <w:lang w:val="en-CA"/>
-        </w:rPr>
-        <w:t>f</w:t>
-      </w:r>
-      <w:r>
-        <w:rPr>
-          <w:i/>
-          <w:lang w:val="en-CA"/>
-        </w:rPr>
-        <w:t>orecasts</w:t>
-      </w:r>
-      <w:r>
-        <w:rPr>
-          <w:i/>
-          <w:lang w:val="en-CA"/>
-        </w:rPr>
-        <w:t>.</w:t>
-      </w:r>
-      <w:r>
-        <w:rPr>
-          <w:lang w:val="en-CA"/>
-        </w:rPr>
-        <w:t xml:space="preserve"> Paper presented </w:t>
-      </w:r>
-      <w:r>
-        <w:rPr>
-          <w:lang w:val="en-CA"/>
-        </w:rPr>
-        <w:t>in the symposium “</w:t>
-      </w:r>
-      <w:r>
-        <w:rPr>
-          <w:lang w:val="en-CA"/>
-        </w:rPr>
-        <w:t xml:space="preserve">Computational </w:t>
-      </w:r>
-      <w:r>
-        <w:rPr>
-          <w:lang w:val="en-CA"/>
-        </w:rPr>
-        <w:t>c</w:t>
-      </w:r>
-      <w:r>
-        <w:rPr>
-          <w:lang w:val="en-CA"/>
-        </w:rPr>
-        <w:t xml:space="preserve">ultural </w:t>
-      </w:r>
-      <w:r>
-        <w:rPr>
-          <w:lang w:val="en-CA"/>
-        </w:rPr>
-        <w:t>p</w:t>
-      </w:r>
-      <w:r>
-        <w:rPr>
-          <w:lang w:val="en-CA"/>
-        </w:rPr>
-        <w:t xml:space="preserve">sychology: New </w:t>
-      </w:r>
-      <w:r>
-        <w:rPr>
-          <w:lang w:val="en-CA"/>
-        </w:rPr>
-        <w:t>a</w:t>
-      </w:r>
-      <w:r>
-        <w:rPr>
-          <w:lang w:val="en-CA"/>
-        </w:rPr>
-        <w:t xml:space="preserve">pproaches to </w:t>
-      </w:r>
-      <w:r>
-        <w:rPr>
-          <w:lang w:val="en-CA"/>
-        </w:rPr>
-        <w:t>u</w:t>
-      </w:r>
-      <w:r>
-        <w:rPr>
-          <w:lang w:val="en-CA"/>
-        </w:rPr>
-        <w:t xml:space="preserve">nderstanding </w:t>
-      </w:r>
-      <w:r>
-        <w:rPr>
-          <w:lang w:val="en-CA"/>
-        </w:rPr>
-        <w:t>c</w:t>
-      </w:r>
-      <w:r>
-        <w:rPr>
-          <w:lang w:val="en-CA"/>
-        </w:rPr>
-        <w:t xml:space="preserve">ultural </w:t>
-      </w:r>
-      <w:r>
-        <w:rPr>
-          <w:lang w:val="en-CA"/>
-        </w:rPr>
-        <w:t>v</w:t>
-      </w:r>
-      <w:r>
-        <w:rPr>
-          <w:lang w:val="en-CA"/>
-        </w:rPr>
-        <w:t>ariation</w:t>
-      </w:r>
-      <w:r>
-        <w:rPr>
-          <w:lang w:val="en-CA"/>
-        </w:rPr>
-        <w:t xml:space="preserve">” </w:t>
-      </w:r>
-      <w:r>
-        <w:rPr>
-          <w:lang w:val="en-CA"/>
-        </w:rPr>
-        <w:t xml:space="preserve">chaired by </w:t>
-      </w:r>
-      <w:r>
-        <w:rPr>
-          <w:lang w:val="en-CA"/>
-        </w:rPr>
-        <w:t>D</w:t>
-      </w:r>
-      <w:r>
-        <w:rPr>
-          <w:lang w:val="en-CA"/>
-        </w:rPr>
-        <w:t xml:space="preserve">. </w:t>
-      </w:r>
-      <w:r>
-        <w:rPr>
-          <w:lang w:val="en-CA"/>
-        </w:rPr>
-        <w:t>Medvedev and S. Madan</w:t>
-      </w:r>
-      <w:r>
-        <w:rPr>
-          <w:b/>
-          <w:lang w:val="en-CA"/>
-        </w:rPr>
-        <w:t xml:space="preserve"> </w:t>
-      </w:r>
-      <w:r>
-        <w:rPr>
-          <w:lang w:val="en-CA"/>
-        </w:rPr>
-        <w:t>at the 2</w:t>
-      </w:r>
-      <w:r>
-        <w:rPr>
-          <w:lang w:val="en-CA"/>
-        </w:rPr>
-        <w:t>3</w:t>
-      </w:r>
-      <w:r>
-        <w:rPr>
-          <w:vertAlign w:val="superscript"/>
-          <w:lang w:val="en-CA"/>
-        </w:rPr>
-        <w:t>rd</w:t>
-      </w:r>
-      <w:r>
-        <w:rPr>
-          <w:lang w:val="en-CA"/>
-        </w:rPr>
-        <w:t xml:space="preserve"> Annual Society for Personality and Social Psychology Conference</w:t>
-      </w:r>
-      <w:r>
-        <w:rPr>
-          <w:lang w:val="en-CA"/>
-        </w:rPr>
-        <w:t xml:space="preserve">, </w:t>
-      </w:r>
-      <w:r>
-        <w:rPr>
-          <w:lang w:val="en-CA"/>
-        </w:rPr>
-        <w:t>San Diego</w:t>
-      </w:r>
-      <w:r>
-        <w:rPr>
-          <w:lang w:val="en-CA"/>
-        </w:rPr>
-        <w:t xml:space="preserve">, </w:t>
-      </w:r>
-      <w:r>
-        <w:rPr>
-          <w:lang w:val="en-CA"/>
-        </w:rPr>
-        <w:t>CA</w:t>
-      </w:r>
-      <w:r>
-        <w:rPr>
-          <w:lang w:val="en-CA"/>
-        </w:rPr>
-        <w:t>, USA.</w:t>
+        <w:t>Montreal, Canada.</w:t>
       </w:r>
     </w:p>
     <w:p>
@@ -34999,29 +34144,7 @@
           <w:b/>
           <w:lang w:val="en-CA"/>
         </w:rPr>
-        <w:t>Grossmann, I</w:t>
-      </w:r>
-      <w:r>
-        <w:rPr>
-          <w:bCs/>
-          <w:lang w:val="en-CA"/>
-        </w:rPr>
-        <w:t xml:space="preserve">., </w:t>
-      </w:r>
-      <w:r>
-        <w:rPr>
-          <w:bCs/>
-          <w:u w:val="single"/>
-          <w:lang w:val="en-CA"/>
-        </w:rPr>
-        <w:t>Rudnev, M.</w:t>
-      </w:r>
-      <w:r>
-        <w:rPr>
-          <w:bCs/>
-          <w:lang w:val="en-CA"/>
-        </w:rPr>
-        <w:t>, Stich, S., Barrett, C., Machery, E.</w:t>
+        <w:t>Grossmann, I.</w:t>
       </w:r>
       <w:r>
         <w:rPr>
@@ -35045,7 +34168,7 @@
         <w:rPr>
           <w:lang w:val="en-CA"/>
         </w:rPr>
-        <w:t>October</w:t>
+        <w:t>February</w:t>
       </w:r>
       <w:r>
         <w:rPr>
@@ -35058,7 +34181,49 @@
           <w:i/>
           <w:lang w:val="en-CA"/>
         </w:rPr>
-        <w:t>Social perception of wisdom across cultures</w:t>
+        <w:t>Wisdom training in the face of</w:t>
+      </w:r>
+      <w:r>
+        <w:rPr>
+          <w:i/>
+          <w:lang w:val="en-CA"/>
+        </w:rPr>
+        <w:t xml:space="preserve"> </w:t>
+      </w:r>
+      <w:r>
+        <w:rPr>
+          <w:i/>
+          <w:lang w:val="en-CA"/>
+        </w:rPr>
+        <w:t>adversity? Societal</w:t>
+      </w:r>
+      <w:r>
+        <w:rPr>
+          <w:i/>
+          <w:lang w:val="en-CA"/>
+        </w:rPr>
+        <w:t xml:space="preserve"> </w:t>
+      </w:r>
+      <w:r>
+        <w:rPr>
+          <w:i/>
+          <w:lang w:val="en-CA"/>
+        </w:rPr>
+        <w:t>expectations, logical fallacies</w:t>
+      </w:r>
+      <w:r>
+        <w:rPr>
+          <w:i/>
+          <w:lang w:val="en-CA"/>
+        </w:rPr>
+        <w:t xml:space="preserve"> </w:t>
+      </w:r>
+      <w:r>
+        <w:rPr>
+          <w:i/>
+          <w:lang w:val="en-CA"/>
+        </w:rPr>
+        <w:t>and empirical evidence</w:t>
       </w:r>
       <w:r>
         <w:rPr>
@@ -35071,470 +34236,13 @@
         <w:rPr>
           <w:lang w:val="en-CA"/>
         </w:rPr>
-        <w:t xml:space="preserve"> Paper presented </w:t>
-      </w:r>
-      <w:r>
-        <w:rPr>
-          <w:lang w:val="en-CA"/>
-        </w:rPr>
-        <w:t xml:space="preserve">in the symposium “Human </w:t>
-      </w:r>
-      <w:r>
-        <w:rPr>
-          <w:lang w:val="en-CA"/>
-        </w:rPr>
-        <w:t>v</w:t>
-      </w:r>
-      <w:r>
-        <w:rPr>
-          <w:lang w:val="en-CA"/>
-        </w:rPr>
-        <w:t xml:space="preserve">alues: An </w:t>
-      </w:r>
-      <w:r>
-        <w:rPr>
-          <w:lang w:val="en-CA"/>
-        </w:rPr>
-        <w:t>i</w:t>
-      </w:r>
-      <w:r>
-        <w:rPr>
-          <w:lang w:val="en-CA"/>
-        </w:rPr>
-        <w:t xml:space="preserve">ntegrative </w:t>
-      </w:r>
-      <w:r>
-        <w:rPr>
-          <w:lang w:val="en-CA"/>
-        </w:rPr>
-        <w:t>p</w:t>
-      </w:r>
-      <w:r>
-        <w:rPr>
-          <w:lang w:val="en-CA"/>
-        </w:rPr>
-        <w:t>erspective” at the a</w:t>
-      </w:r>
-      <w:r>
-        <w:rPr>
-          <w:lang w:val="en-CA"/>
-        </w:rPr>
-        <w:t xml:space="preserve">nnual </w:t>
-      </w:r>
-      <w:r>
-        <w:rPr>
-          <w:lang w:val="en-CA"/>
-        </w:rPr>
-        <w:t>m</w:t>
-      </w:r>
-      <w:r>
-        <w:rPr>
-          <w:lang w:val="en-CA"/>
-        </w:rPr>
-        <w:t xml:space="preserve">eeting of the Society </w:t>
-      </w:r>
-      <w:r>
-        <w:rPr>
-          <w:lang w:val="en-CA"/>
-        </w:rPr>
-        <w:t>of Experimental Social Psychology, Madison, WI, USA.</w:t>
-      </w:r>
-    </w:p>
-    <w:p>
-      <w:pPr>
-        <w:spacing w:after="240"/>
-        <w:ind w:left="720" w:hanging="706"/>
-        <w:rPr>
-          <w:lang w:val="en-CA"/>
-        </w:rPr>
-      </w:pPr>
-      <w:r>
-        <w:rPr>
-          <w:b/>
-          <w:lang w:val="en-CA"/>
-        </w:rPr>
-        <w:t>Grossmann, I</w:t>
-      </w:r>
-      <w:r>
-        <w:rPr>
-          <w:bCs/>
-          <w:lang w:val="en-CA"/>
-        </w:rPr>
-        <w:t xml:space="preserve">., </w:t>
-      </w:r>
-      <w:r>
-        <w:rPr>
-          <w:bCs/>
-          <w:u w:val="single"/>
-          <w:lang w:val="en-CA"/>
-        </w:rPr>
-        <w:t>Rudnev, M.</w:t>
-      </w:r>
-      <w:r>
-        <w:rPr>
-          <w:bCs/>
-          <w:lang w:val="en-CA"/>
-        </w:rPr>
-        <w:t>, Stich, S., Barrett, C., Machery, E.</w:t>
-      </w:r>
-      <w:r>
-        <w:rPr>
-          <w:lang w:val="en-CA"/>
-        </w:rPr>
-        <w:t xml:space="preserve"> (202</w:t>
-      </w:r>
-      <w:r>
-        <w:rPr>
-          <w:lang w:val="en-CA"/>
-        </w:rPr>
-        <w:t>3</w:t>
-      </w:r>
-      <w:r>
-        <w:rPr>
-          <w:lang w:val="en-CA"/>
-        </w:rPr>
-        <w:t xml:space="preserve">, </w:t>
-      </w:r>
-      <w:r>
-        <w:rPr>
-          <w:lang w:val="en-CA"/>
-        </w:rPr>
-        <w:t>June</w:t>
-      </w:r>
-      <w:r>
-        <w:rPr>
-          <w:lang w:val="en-CA"/>
-        </w:rPr>
-        <w:t xml:space="preserve">). </w:t>
-      </w:r>
-      <w:r>
-        <w:rPr>
-          <w:i/>
-          <w:lang w:val="en-CA"/>
-        </w:rPr>
-        <w:t xml:space="preserve">Unpacking the </w:t>
-      </w:r>
-      <w:r>
-        <w:rPr>
-          <w:i/>
-          <w:lang w:val="en-CA"/>
-        </w:rPr>
-        <w:t>f</w:t>
-      </w:r>
-      <w:r>
-        <w:rPr>
-          <w:i/>
-          <w:lang w:val="en-CA"/>
-        </w:rPr>
-        <w:t xml:space="preserve">undamental </w:t>
-      </w:r>
-      <w:r>
-        <w:rPr>
-          <w:i/>
-          <w:lang w:val="en-CA"/>
-        </w:rPr>
-        <w:t>d</w:t>
-      </w:r>
-      <w:r>
-        <w:rPr>
-          <w:i/>
-          <w:lang w:val="en-CA"/>
-        </w:rPr>
-        <w:t xml:space="preserve">imensions of </w:t>
-      </w:r>
-      <w:r>
-        <w:rPr>
-          <w:i/>
-          <w:lang w:val="en-CA"/>
-        </w:rPr>
-        <w:t>w</w:t>
-      </w:r>
-      <w:r>
-        <w:rPr>
-          <w:i/>
-          <w:lang w:val="en-CA"/>
-        </w:rPr>
-        <w:t xml:space="preserve">isdom </w:t>
-      </w:r>
-      <w:r>
-        <w:rPr>
-          <w:i/>
-          <w:lang w:val="en-CA"/>
-        </w:rPr>
-        <w:t>p</w:t>
-      </w:r>
-      <w:r>
-        <w:rPr>
-          <w:i/>
-          <w:lang w:val="en-CA"/>
-        </w:rPr>
-        <w:t>erception: A Cross-Cultural Study</w:t>
-      </w:r>
-      <w:r>
-        <w:rPr>
-          <w:i/>
-          <w:lang w:val="en-CA"/>
-        </w:rPr>
-        <w:t>.</w:t>
-      </w:r>
-      <w:r>
-        <w:rPr>
-          <w:lang w:val="en-CA"/>
-        </w:rPr>
-        <w:t xml:space="preserve"> Paper presented </w:t>
-      </w:r>
-      <w:r>
-        <w:rPr>
-          <w:lang w:val="en-CA"/>
-        </w:rPr>
-        <w:t xml:space="preserve">at the </w:t>
-      </w:r>
-      <w:r>
-        <w:rPr>
-          <w:lang w:val="en-CA"/>
-        </w:rPr>
-        <w:t>Annual Meeting of the Society for Philosophy and Psychology</w:t>
-      </w:r>
-      <w:r>
-        <w:rPr>
-          <w:lang w:val="en-CA"/>
-        </w:rPr>
-        <w:t>, University of Pittsburgh</w:t>
-      </w:r>
-      <w:r>
-        <w:rPr>
-          <w:lang w:val="en-CA"/>
-        </w:rPr>
-        <w:t xml:space="preserve">, </w:t>
-      </w:r>
-      <w:r>
-        <w:rPr>
-          <w:lang w:val="en-CA"/>
-        </w:rPr>
-        <w:t>Pittsburgh, USA.</w:t>
-      </w:r>
-    </w:p>
-    <w:p>
-      <w:pPr>
-        <w:spacing w:after="240"/>
-        <w:ind w:left="720" w:hanging="706"/>
-        <w:rPr>
-          <w:lang w:val="en-CA"/>
-        </w:rPr>
-      </w:pPr>
-      <w:r>
-        <w:rPr>
-          <w:b/>
-          <w:lang w:val="en-CA"/>
-        </w:rPr>
-        <w:t>Grossmann, I.</w:t>
-      </w:r>
-      <w:r>
-        <w:rPr>
-          <w:lang w:val="en-CA"/>
-        </w:rPr>
-        <w:t xml:space="preserve"> (202</w:t>
-      </w:r>
-      <w:r>
-        <w:rPr>
-          <w:lang w:val="en-CA"/>
-        </w:rPr>
-        <w:t>3</w:t>
-      </w:r>
-      <w:r>
-        <w:rPr>
-          <w:lang w:val="en-CA"/>
-        </w:rPr>
-        <w:t xml:space="preserve">, </w:t>
-      </w:r>
-      <w:r>
-        <w:rPr>
-          <w:lang w:val="en-CA"/>
-        </w:rPr>
-        <w:t>May</w:t>
-      </w:r>
-      <w:r>
-        <w:rPr>
-          <w:lang w:val="en-CA"/>
-        </w:rPr>
-        <w:t xml:space="preserve">). </w:t>
-      </w:r>
-      <w:r>
-        <w:rPr>
-          <w:i/>
-          <w:lang w:val="en-CA"/>
-        </w:rPr>
-        <w:t>The wise mind balances between the abstract and the concrete</w:t>
-      </w:r>
-      <w:r>
-        <w:rPr>
-          <w:i/>
-          <w:lang w:val="en-CA"/>
-        </w:rPr>
-        <w:t>.</w:t>
-      </w:r>
-      <w:r>
-        <w:rPr>
-          <w:lang w:val="en-CA"/>
-        </w:rPr>
-        <w:t xml:space="preserve"> Paper presented in the </w:t>
-      </w:r>
-      <w:r>
-        <w:rPr>
-          <w:lang w:val="en-CA"/>
-        </w:rPr>
-        <w:t xml:space="preserve">Distances in Organizations </w:t>
-      </w:r>
-      <w:r>
-        <w:rPr>
-          <w:lang w:val="en-CA"/>
-        </w:rPr>
-        <w:t xml:space="preserve">- </w:t>
-      </w:r>
-      <w:r>
-        <w:rPr>
-          <w:lang w:val="en-CA"/>
-        </w:rPr>
-        <w:t>Sixth Annual Workshop</w:t>
-      </w:r>
-      <w:r>
-        <w:rPr>
-          <w:lang w:val="en-CA"/>
-        </w:rPr>
-        <w:t>, McGill University</w:t>
-      </w:r>
-      <w:r>
-        <w:rPr>
-          <w:lang w:val="en-CA"/>
-        </w:rPr>
-        <w:t xml:space="preserve">, </w:t>
-      </w:r>
-      <w:r>
-        <w:rPr>
-          <w:lang w:val="en-CA"/>
-        </w:rPr>
-        <w:t>Montreal, Canada.</w:t>
-      </w:r>
-    </w:p>
-    <w:p>
-      <w:pPr>
-        <w:spacing w:after="240"/>
-        <w:ind w:left="720" w:hanging="706"/>
-        <w:rPr>
-          <w:lang w:val="en-CA"/>
-        </w:rPr>
-      </w:pPr>
-      <w:r>
-        <w:rPr>
-          <w:b/>
-          <w:lang w:val="en-CA"/>
-        </w:rPr>
-        <w:t>Grossmann, I.</w:t>
-      </w:r>
-      <w:r>
-        <w:rPr>
-          <w:lang w:val="en-CA"/>
-        </w:rPr>
-        <w:t xml:space="preserve"> (202</w:t>
-      </w:r>
-      <w:r>
-        <w:rPr>
-          <w:lang w:val="en-CA"/>
-        </w:rPr>
-        <w:t>3</w:t>
-      </w:r>
-      <w:r>
-        <w:rPr>
-          <w:lang w:val="en-CA"/>
-        </w:rPr>
-        <w:t xml:space="preserve">, </w:t>
-      </w:r>
-      <w:r>
-        <w:rPr>
-          <w:lang w:val="en-CA"/>
-        </w:rPr>
-        <w:t>February</w:t>
-      </w:r>
-      <w:r>
-        <w:rPr>
-          <w:lang w:val="en-CA"/>
-        </w:rPr>
-        <w:t xml:space="preserve">). </w:t>
-      </w:r>
-      <w:r>
-        <w:rPr>
-          <w:i/>
-          <w:lang w:val="en-CA"/>
-        </w:rPr>
-        <w:t>Wisdom training in the face of</w:t>
-      </w:r>
-      <w:r>
-        <w:rPr>
-          <w:i/>
-          <w:lang w:val="en-CA"/>
-        </w:rPr>
-        <w:t xml:space="preserve"> </w:t>
-      </w:r>
-      <w:r>
-        <w:rPr>
-          <w:i/>
-          <w:lang w:val="en-CA"/>
-        </w:rPr>
-        <w:t>adversity? Societal</w:t>
-      </w:r>
-      <w:r>
-        <w:rPr>
-          <w:i/>
-          <w:lang w:val="en-CA"/>
-        </w:rPr>
-        <w:t xml:space="preserve"> </w:t>
-      </w:r>
-      <w:r>
-        <w:rPr>
-          <w:i/>
-          <w:lang w:val="en-CA"/>
-        </w:rPr>
-        <w:t>expectations, logical fallacies</w:t>
-      </w:r>
-      <w:r>
-        <w:rPr>
-          <w:i/>
-          <w:lang w:val="en-CA"/>
-        </w:rPr>
-        <w:t xml:space="preserve"> </w:t>
-      </w:r>
-      <w:r>
-        <w:rPr>
-          <w:i/>
-          <w:lang w:val="en-CA"/>
-        </w:rPr>
-        <w:t>and empirical evidence</w:t>
-      </w:r>
-      <w:r>
-        <w:rPr>
-          <w:i/>
-          <w:lang w:val="en-CA"/>
-        </w:rPr>
-        <w:t>.</w:t>
-      </w:r>
-      <w:r>
-        <w:rPr>
-          <w:lang w:val="en-CA"/>
-        </w:rPr>
         <w:t xml:space="preserve"> Paper presented in the symposium “</w:t>
       </w:r>
       <w:r>
         <w:rPr>
           <w:lang w:val="en-CA"/>
         </w:rPr>
-        <w:t xml:space="preserve">Wisdom-Training </w:t>
-      </w:r>
-      <w:r>
-        <w:rPr>
-          <w:lang w:val="en-CA"/>
-        </w:rPr>
-        <w:lastRenderedPageBreak/>
-        <w:t>and Wisdom</w:t>
+        <w:t>Wisdom-Training and Wisdom</w:t>
       </w:r>
       <w:r>
         <w:rPr>
@@ -35905,9 +34613,8 @@
         <w:rPr>
           <w:lang w:val="en-CA"/>
         </w:rPr>
-        <w:t xml:space="preserve">at the </w:t>
-      </w:r>
-      <w:proofErr w:type="gramStart"/>
+        <w:t>at the 2</w:t>
+      </w:r>
       <w:r>
         <w:rPr>
           <w:lang w:val="en-CA"/>
@@ -35916,18 +34623,11 @@
       </w:r>
       <w:r>
         <w:rPr>
-          <w:lang w:val="en-CA"/>
-        </w:rPr>
-        <w:t>2</w:t>
-      </w:r>
-      <w:r>
-        <w:rPr>
           <w:vertAlign w:val="superscript"/>
           <w:lang w:val="en-CA"/>
         </w:rPr>
         <w:t>th</w:t>
       </w:r>
-      <w:proofErr w:type="gramEnd"/>
       <w:r>
         <w:rPr>
           <w:lang w:val="en-CA"/>
@@ -35989,23 +34689,7 @@
           <w:bCs/>
           <w:lang w:val="en-CA"/>
         </w:rPr>
-        <w:t xml:space="preserve">K. </w:t>
-      </w:r>
-      <w:proofErr w:type="spellStart"/>
-      <w:r>
-        <w:rPr>
-          <w:bCs/>
-          <w:lang w:val="en-CA"/>
-        </w:rPr>
-        <w:t>Kastenhofer</w:t>
-      </w:r>
-      <w:proofErr w:type="spellEnd"/>
-      <w:r>
-        <w:rPr>
-          <w:bCs/>
-          <w:lang w:val="en-CA"/>
-        </w:rPr>
-        <w:t xml:space="preserve">. </w:t>
+        <w:t xml:space="preserve">K. Kastenhofer. </w:t>
       </w:r>
       <w:r>
         <w:rPr>
@@ -36347,6 +35031,7 @@
           <w:sz w:val="24"/>
           <w:szCs w:val="24"/>
         </w:rPr>
+        <w:lastRenderedPageBreak/>
         <w:t>+ finalist at the Post-doc Research Award Competition</w:t>
       </w:r>
     </w:p>
@@ -36434,7 +35119,6 @@
           <w:b/>
           <w:lang w:val="en-CA"/>
         </w:rPr>
-        <w:lastRenderedPageBreak/>
         <w:t>Grossmann, I.</w:t>
       </w:r>
       <w:r>
@@ -36819,21 +35503,7 @@
         <w:rPr>
           <w:lang w:val="en-CA"/>
         </w:rPr>
-        <w:t>A social perspective on (</w:t>
-      </w:r>
-      <w:proofErr w:type="spellStart"/>
-      <w:r>
-        <w:rPr>
-          <w:lang w:val="en-CA"/>
-        </w:rPr>
-        <w:t>ir</w:t>
-      </w:r>
-      <w:proofErr w:type="spellEnd"/>
-      <w:r>
-        <w:rPr>
-          <w:lang w:val="en-CA"/>
-        </w:rPr>
-        <w:t>)rationality: Antecedents and consequences</w:t>
+        <w:t>A social perspective on (ir)rationality: Antecedents and consequences</w:t>
       </w:r>
       <w:r>
         <w:rPr>
@@ -36958,23 +35628,7 @@
           <w:i/>
           <w:lang w:val="en-CA"/>
         </w:rPr>
-        <w:t xml:space="preserve">Wisdom training: Self-distancing training promotes growth in wise reasoning and </w:t>
-      </w:r>
-      <w:proofErr w:type="spellStart"/>
-      <w:r>
-        <w:rPr>
-          <w:i/>
-          <w:lang w:val="en-CA"/>
-        </w:rPr>
-        <w:t>emodiversity</w:t>
-      </w:r>
-      <w:proofErr w:type="spellEnd"/>
-      <w:r>
-        <w:rPr>
-          <w:i/>
-          <w:lang w:val="en-CA"/>
-        </w:rPr>
-        <w:t>.</w:t>
+        <w:t>Wisdom training: Self-distancing training promotes growth in wise reasoning and emodiversity.</w:t>
       </w:r>
       <w:r>
         <w:rPr>
@@ -37069,7 +35723,14 @@
         <w:rPr>
           <w:lang w:val="en-CA"/>
         </w:rPr>
-        <w:t xml:space="preserve"> Paper presented in the symposium “A process view on wisdom: Antecedents, mechanisms, and consequences” chaired by </w:t>
+        <w:t xml:space="preserve"> Paper presented in the symposium “A process </w:t>
+      </w:r>
+      <w:r>
+        <w:rPr>
+          <w:lang w:val="en-CA"/>
+        </w:rPr>
+        <w:lastRenderedPageBreak/>
+        <w:t xml:space="preserve">view on wisdom: Antecedents, mechanisms, and consequences” chaired by </w:t>
       </w:r>
       <w:r>
         <w:rPr>
@@ -37278,7 +35939,6 @@
           <w:b/>
           <w:lang w:val="en-CA"/>
         </w:rPr>
-        <w:lastRenderedPageBreak/>
         <w:t>Grossmann, I.</w:t>
       </w:r>
       <w:r>
@@ -37865,21 +36525,7 @@
         <w:rPr>
           <w:lang w:val="en-CA"/>
         </w:rPr>
-        <w:t>in the symposium “</w:t>
-      </w:r>
-      <w:proofErr w:type="spellStart"/>
-      <w:r>
-        <w:rPr>
-          <w:lang w:val="en-CA"/>
-        </w:rPr>
-        <w:t>Climato</w:t>
-      </w:r>
-      <w:proofErr w:type="spellEnd"/>
-      <w:r>
-        <w:rPr>
-          <w:lang w:val="en-CA"/>
-        </w:rPr>
-        <w:t>-economic Imprints on Culture” chaired by E. van de Vliert (Chair) at the 24</w:t>
+        <w:t>in the symposium “Climato-economic Imprints on Culture” chaired by E. van de Vliert (Chair) at the 24</w:t>
       </w:r>
       <w:r>
         <w:rPr>
@@ -37908,6 +36554,7 @@
           <w:u w:val="single"/>
           <w:lang w:val="en-CA"/>
         </w:rPr>
+        <w:lastRenderedPageBreak/>
         <w:t>Santos, H.C.</w:t>
       </w:r>
       <w:r>
@@ -38026,7 +36673,6 @@
         <w:rPr>
           <w:lang w:val="en-CA"/>
         </w:rPr>
-        <w:lastRenderedPageBreak/>
         <w:t>(Chair) at the 19</w:t>
       </w:r>
       <w:r>
@@ -38810,6 +37456,7 @@
           <w:b/>
           <w:lang w:val="en-CA"/>
         </w:rPr>
+        <w:lastRenderedPageBreak/>
         <w:t>Grossmann, I.</w:t>
       </w:r>
       <w:r>
@@ -38882,7 +37529,6 @@
           <w:u w:val="single"/>
           <w:lang w:val="en-CA"/>
         </w:rPr>
-        <w:lastRenderedPageBreak/>
         <w:t>Santos, H.C.</w:t>
       </w:r>
       <w:r>
@@ -39221,21 +37867,7 @@
         <w:rPr>
           <w:lang w:val="en-CA"/>
         </w:rPr>
-        <w:t xml:space="preserve">Discussant in the symposium “Continuity and changes in emotion socialization with globalization” chaired by M. Karasawa at </w:t>
-      </w:r>
-      <w:proofErr w:type="gramStart"/>
-      <w:r>
-        <w:rPr>
-          <w:lang w:val="en-CA"/>
-        </w:rPr>
-        <w:t>The</w:t>
-      </w:r>
-      <w:proofErr w:type="gramEnd"/>
-      <w:r>
-        <w:rPr>
-          <w:lang w:val="en-CA"/>
-        </w:rPr>
-        <w:t xml:space="preserve"> 23</w:t>
+        <w:t>Discussant in the symposium “Continuity and changes in emotion socialization with globalization” chaired by M. Karasawa at The 23</w:t>
       </w:r>
       <w:r>
         <w:rPr>
@@ -39394,21 +38026,7 @@
         <w:rPr>
           <w:lang w:val="en-CA"/>
         </w:rPr>
-        <w:t xml:space="preserve"> Paper presented in the symposium “Operationalizing affective complexity: Theory, measurement, and applications” chaired by R. Gonzalez (Chair) and J. Smith (Co-Chair) at </w:t>
-      </w:r>
-      <w:proofErr w:type="gramStart"/>
-      <w:r>
-        <w:rPr>
-          <w:lang w:val="en-CA"/>
-        </w:rPr>
-        <w:t>The</w:t>
-      </w:r>
-      <w:proofErr w:type="gramEnd"/>
-      <w:r>
-        <w:rPr>
-          <w:lang w:val="en-CA"/>
-        </w:rPr>
-        <w:t xml:space="preserve"> 28</w:t>
+        <w:t xml:space="preserve"> Paper presented in the symposium “Operationalizing affective complexity: Theory, measurement, and applications” chaired by R. Gonzalez (Chair) and J. Smith (Co-Chair) at The 28</w:t>
       </w:r>
       <w:r>
         <w:rPr>
@@ -39441,6 +38059,7 @@
           <w:u w:val="single"/>
           <w:lang w:val="en-CA"/>
         </w:rPr>
+        <w:lastRenderedPageBreak/>
         <w:t>Huynh, A. C,</w:t>
       </w:r>
       <w:r>
@@ -39512,21 +38131,7 @@
         <w:rPr>
           <w:lang w:val="en-CA"/>
         </w:rPr>
-        <w:t xml:space="preserve"> (Co-Chair) at </w:t>
-      </w:r>
-      <w:proofErr w:type="gramStart"/>
-      <w:r>
-        <w:rPr>
-          <w:lang w:val="en-CA"/>
-        </w:rPr>
-        <w:t>The</w:t>
-      </w:r>
-      <w:proofErr w:type="gramEnd"/>
-      <w:r>
-        <w:rPr>
-          <w:lang w:val="en-CA"/>
-        </w:rPr>
-        <w:t xml:space="preserve"> 28</w:t>
+        <w:t xml:space="preserve"> (Co-Chair) at The 28</w:t>
       </w:r>
       <w:r>
         <w:rPr>
@@ -39558,7 +38163,6 @@
           <w:u w:val="single"/>
           <w:lang w:val="en-CA"/>
         </w:rPr>
-        <w:lastRenderedPageBreak/>
         <w:t>Santos, H. C.</w:t>
       </w:r>
       <w:r>
@@ -39781,21 +38385,7 @@
         <w:rPr>
           <w:lang w:val="en-CA"/>
         </w:rPr>
-        <w:t xml:space="preserve"> </w:t>
-      </w:r>
-      <w:proofErr w:type="gramStart"/>
-      <w:r>
-        <w:rPr>
-          <w:lang w:val="en-CA"/>
-        </w:rPr>
-        <w:t>The</w:t>
-      </w:r>
-      <w:proofErr w:type="gramEnd"/>
-      <w:r>
-        <w:rPr>
-          <w:lang w:val="en-CA"/>
-        </w:rPr>
-        <w:t xml:space="preserve"> 17</w:t>
+        <w:t xml:space="preserve"> The 17</w:t>
       </w:r>
       <w:r>
         <w:rPr>
@@ -39853,43 +38443,13 @@
           <w:i/>
           <w:lang w:val="en-CA"/>
         </w:rPr>
-        <w:t xml:space="preserve">Ego-decentered reasoning predicts cross-domain </w:t>
-      </w:r>
-      <w:proofErr w:type="spellStart"/>
-      <w:r>
-        <w:rPr>
-          <w:i/>
-          <w:lang w:val="en-CA"/>
-        </w:rPr>
-        <w:t>prosociality</w:t>
-      </w:r>
-      <w:proofErr w:type="spellEnd"/>
-      <w:r>
-        <w:rPr>
-          <w:i/>
-          <w:lang w:val="en-CA"/>
-        </w:rPr>
-        <w:t>.</w:t>
-      </w:r>
-      <w:r>
-        <w:rPr>
-          <w:lang w:val="en-CA"/>
-        </w:rPr>
-        <w:t xml:space="preserve"> Paper presented in the symposium “The evolution and maintenance of human </w:t>
-      </w:r>
-      <w:proofErr w:type="spellStart"/>
-      <w:r>
-        <w:rPr>
-          <w:lang w:val="en-CA"/>
-        </w:rPr>
-        <w:t>prosociality</w:t>
-      </w:r>
-      <w:proofErr w:type="spellEnd"/>
-      <w:r>
-        <w:rPr>
-          <w:lang w:val="en-CA"/>
-        </w:rPr>
-        <w:t xml:space="preserve">” chaired by </w:t>
+        <w:t>Ego-decentered reasoning predicts cross-domain prosociality.</w:t>
+      </w:r>
+      <w:r>
+        <w:rPr>
+          <w:lang w:val="en-CA"/>
+        </w:rPr>
+        <w:t xml:space="preserve"> Paper presented in the symposium “The evolution and maintenance of human prosociality” chaired by </w:t>
       </w:r>
       <w:r>
         <w:rPr>
@@ -39927,21 +38487,7 @@
         <w:rPr>
           <w:lang w:val="en-CA"/>
         </w:rPr>
-        <w:t xml:space="preserve"> </w:t>
-      </w:r>
-      <w:proofErr w:type="gramStart"/>
-      <w:r>
-        <w:rPr>
-          <w:lang w:val="en-CA"/>
-        </w:rPr>
-        <w:t>The</w:t>
-      </w:r>
-      <w:proofErr w:type="gramEnd"/>
-      <w:r>
-        <w:rPr>
-          <w:lang w:val="en-CA"/>
-        </w:rPr>
-        <w:t xml:space="preserve"> 17</w:t>
+        <w:t xml:space="preserve"> The 17</w:t>
       </w:r>
       <w:r>
         <w:rPr>
@@ -40350,6 +38896,7 @@
           <w:b/>
           <w:lang w:val="en-CA"/>
         </w:rPr>
+        <w:lastRenderedPageBreak/>
         <w:t>Grossmann, I.</w:t>
       </w:r>
       <w:r>
@@ -40395,7 +38942,6 @@
           <w:b/>
           <w:lang w:val="en-CA"/>
         </w:rPr>
-        <w:lastRenderedPageBreak/>
         <w:t>Grossmann</w:t>
       </w:r>
       <w:r>
@@ -40652,23 +39198,7 @@
           <w:bCs/>
           <w:lang w:val="en-CA"/>
         </w:rPr>
-        <w:t xml:space="preserve">. Paper presented in a symposium “Wisdom: Characteristics, contexts, and consequences” chaired by S. </w:t>
-      </w:r>
-      <w:proofErr w:type="spellStart"/>
-      <w:r>
-        <w:rPr>
-          <w:bCs/>
-          <w:lang w:val="en-CA"/>
-        </w:rPr>
-        <w:t>Etezadi</w:t>
-      </w:r>
-      <w:proofErr w:type="spellEnd"/>
-      <w:r>
-        <w:rPr>
-          <w:bCs/>
-          <w:lang w:val="en-CA"/>
-        </w:rPr>
-        <w:t xml:space="preserve"> at the convention of the Canadian Psychological Association in Vancouver, BC.</w:t>
+        <w:t>. Paper presented in a symposium “Wisdom: Characteristics, contexts, and consequences” chaired by S. Etezadi at the convention of the Canadian Psychological Association in Vancouver, BC.</w:t>
       </w:r>
     </w:p>
     <w:p>
@@ -41151,6 +39681,7 @@
           <w:u w:val="single"/>
           <w:lang w:val="en-CA"/>
         </w:rPr>
+        <w:lastRenderedPageBreak/>
         <w:t xml:space="preserve">Huynh, A. </w:t>
       </w:r>
       <w:r>
@@ -41221,7 +39752,6 @@
           <w:b/>
           <w:lang w:val="en-CA"/>
         </w:rPr>
-        <w:lastRenderedPageBreak/>
         <w:t>Grossmann</w:t>
       </w:r>
       <w:r>
@@ -42096,7 +40626,14 @@
         <w:rPr>
           <w:lang w:val="en-CA"/>
         </w:rPr>
-        <w:t xml:space="preserve"> Paper presented in the symposium “Creativity and wisdom: New experimental and training developments” chaired by </w:t>
+        <w:t xml:space="preserve"> Paper presented in the symposium “Creativity and wisdom: New </w:t>
+      </w:r>
+      <w:r>
+        <w:rPr>
+          <w:lang w:val="en-CA"/>
+        </w:rPr>
+        <w:lastRenderedPageBreak/>
+        <w:t xml:space="preserve">experimental and training developments” chaired by </w:t>
       </w:r>
       <w:r>
         <w:rPr>
@@ -42122,14 +40659,7 @@
         <w:rPr>
           <w:lang w:val="en-CA"/>
         </w:rPr>
-        <w:t xml:space="preserve"> &amp; O. Ybarra (Co-Chair) at the </w:t>
-      </w:r>
-      <w:proofErr w:type="gramStart"/>
-      <w:r>
-        <w:rPr>
-          <w:lang w:val="en-CA"/>
-        </w:rPr>
-        <w:t>23</w:t>
+        <w:t xml:space="preserve"> &amp; O. Ybarra (Co-Chair) at the 23</w:t>
       </w:r>
       <w:r>
         <w:rPr>
@@ -42138,7 +40668,6 @@
         </w:rPr>
         <w:t>nd</w:t>
       </w:r>
-      <w:proofErr w:type="gramEnd"/>
       <w:r>
         <w:rPr>
           <w:lang w:val="en-CA"/>
@@ -42211,14 +40740,7 @@
         <w:rPr>
           <w:lang w:val="en-CA"/>
         </w:rPr>
-        <w:t xml:space="preserve"> Paper presented in the symposium “Culture “within”: the impact of religion, social class, and political </w:t>
-      </w:r>
-      <w:r>
-        <w:rPr>
-          <w:lang w:val="en-CA"/>
-        </w:rPr>
-        <w:lastRenderedPageBreak/>
-        <w:t xml:space="preserve">ideology on cognition” chaired by </w:t>
+        <w:t xml:space="preserve"> Paper presented in the symposium “Culture “within”: the impact of religion, social class, and political ideology on cognition” chaired by </w:t>
       </w:r>
       <w:r>
         <w:rPr>
@@ -43443,7 +41965,6 @@
         </w:rPr>
         <w:t xml:space="preserve">Judgment and Decision-Making Preconference of the </w:t>
       </w:r>
-      <w:proofErr w:type="gramStart"/>
       <w:r>
         <w:rPr>
           <w:lang w:val="en-CA"/>
@@ -43463,7 +41984,6 @@
         </w:rPr>
         <w:t>rd</w:t>
       </w:r>
-      <w:proofErr w:type="gramEnd"/>
       <w:r>
         <w:rPr>
           <w:lang w:val="en-CA"/>
@@ -43500,7 +42020,6 @@
           <w:lang w:val="en-CA"/>
         </w:rPr>
       </w:pPr>
-      <w:proofErr w:type="spellStart"/>
       <w:r>
         <w:rPr>
           <w:u w:val="single"/>
@@ -43508,7 +42027,6 @@
         </w:rPr>
         <w:t>Kachhiyapatel</w:t>
       </w:r>
-      <w:proofErr w:type="spellEnd"/>
       <w:r>
         <w:rPr>
           <w:u w:val="single"/>
@@ -43679,6 +42197,7 @@
         <w:rPr>
           <w:lang w:val="en-CA"/>
         </w:rPr>
+        <w:lastRenderedPageBreak/>
         <w:t xml:space="preserve">Andor, M. A., </w:t>
       </w:r>
       <w:r>
@@ -43825,7 +42344,6 @@
           <w:u w:val="single"/>
           <w:lang w:val="en-CA"/>
         </w:rPr>
-        <w:lastRenderedPageBreak/>
         <w:t>Dorfman, A</w:t>
       </w:r>
       <w:r>
@@ -44035,21 +42553,12 @@
           <w:lang w:val="en-CA"/>
         </w:rPr>
       </w:pPr>
-      <w:proofErr w:type="spellStart"/>
       <w:r>
         <w:rPr>
           <w:u w:val="single"/>
           <w:lang w:val="en-CA"/>
         </w:rPr>
-        <w:t>Mostafapour</w:t>
-      </w:r>
-      <w:proofErr w:type="spellEnd"/>
-      <w:r>
-        <w:rPr>
-          <w:u w:val="single"/>
-          <w:lang w:val="en-CA"/>
-        </w:rPr>
-        <w:t>, M</w:t>
+        <w:t>Mostafapour, M</w:t>
       </w:r>
       <w:r>
         <w:rPr>
@@ -44385,21 +42894,7 @@
         <w:rPr>
           <w:lang w:val="en-CA"/>
         </w:rPr>
-        <w:t xml:space="preserve">. Poster presented at </w:t>
-      </w:r>
-      <w:proofErr w:type="gramStart"/>
-      <w:r>
-        <w:rPr>
-          <w:lang w:val="en-CA"/>
-        </w:rPr>
-        <w:t>The</w:t>
-      </w:r>
-      <w:proofErr w:type="gramEnd"/>
-      <w:r>
-        <w:rPr>
-          <w:lang w:val="en-CA"/>
-        </w:rPr>
-        <w:t xml:space="preserve"> 23rd International Congress of the International Association for Cross-Cultural Psychology, Nagoya, Japan.</w:t>
+        <w:t>. Poster presented at The 23rd International Congress of the International Association for Cross-Cultural Psychology, Nagoya, Japan.</w:t>
       </w:r>
     </w:p>
     <w:p>
@@ -44590,6 +43085,7 @@
           <w:u w:val="single"/>
           <w:lang w:val="en-CA"/>
         </w:rPr>
+        <w:lastRenderedPageBreak/>
         <w:t>Oakes, H.</w:t>
       </w:r>
       <w:r>
@@ -44692,7 +43188,6 @@
           <w:u w:val="single"/>
           <w:lang w:val="en-CA"/>
         </w:rPr>
-        <w:lastRenderedPageBreak/>
         <w:t>Santos, H. C.</w:t>
       </w:r>
       <w:r>
@@ -44885,21 +43380,7 @@
         <w:rPr>
           <w:lang w:val="de-DE"/>
         </w:rPr>
-        <w:t xml:space="preserve">. (2015, </w:t>
-      </w:r>
-      <w:proofErr w:type="spellStart"/>
-      <w:r>
-        <w:rPr>
-          <w:lang w:val="de-DE"/>
-        </w:rPr>
-        <w:t>February</w:t>
-      </w:r>
-      <w:proofErr w:type="spellEnd"/>
-      <w:r>
-        <w:rPr>
-          <w:lang w:val="de-DE"/>
-        </w:rPr>
-        <w:t xml:space="preserve">). </w:t>
+        <w:t xml:space="preserve">. (2015, February). </w:t>
       </w:r>
       <w:r>
         <w:rPr>
@@ -45682,6 +44163,7 @@
           <w:b/>
           <w:lang w:val="en-CA"/>
         </w:rPr>
+        <w:lastRenderedPageBreak/>
         <w:t>Grossmann, I.</w:t>
       </w:r>
       <w:r>
@@ -45925,7 +44407,6 @@
           <w:b/>
           <w:lang w:val="en-CA"/>
         </w:rPr>
-        <w:lastRenderedPageBreak/>
         <w:t>Grossmann, I.</w:t>
       </w:r>
       <w:r>
@@ -46403,21 +44884,7 @@
         <w:rPr>
           <w:lang w:val="en-CA"/>
         </w:rPr>
-        <w:t xml:space="preserve"> &amp; </w:t>
-      </w:r>
-      <w:proofErr w:type="spellStart"/>
-      <w:r>
-        <w:rPr>
-          <w:lang w:val="en-CA"/>
-        </w:rPr>
-        <w:t>Scornia</w:t>
-      </w:r>
-      <w:proofErr w:type="spellEnd"/>
-      <w:r>
-        <w:rPr>
-          <w:lang w:val="en-CA"/>
-        </w:rPr>
-        <w:t>, A. (2005</w:t>
+        <w:t xml:space="preserve"> &amp; Scornia, A. (2005</w:t>
       </w:r>
       <w:r>
         <w:rPr>
@@ -47583,6 +46050,7 @@
                 <w:color w:val="000000"/>
                 <w:lang w:val="en-CA"/>
               </w:rPr>
+              <w:lastRenderedPageBreak/>
               <w:t xml:space="preserve">Fall 2009 / </w:t>
             </w:r>
           </w:p>
@@ -47738,25 +46206,7 @@
                 <w:color w:val="000000"/>
                 <w:lang w:val="en-CA"/>
               </w:rPr>
-              <w:t xml:space="preserve">Graduate Student Instructor, University of Michigan. Hold two </w:t>
-            </w:r>
-            <w:proofErr w:type="gramStart"/>
-            <w:r>
-              <w:rPr>
-                <w:i/>
-                <w:color w:val="000000"/>
-                <w:lang w:val="en-CA"/>
-              </w:rPr>
-              <w:t>weekly</w:t>
-            </w:r>
-            <w:proofErr w:type="gramEnd"/>
-            <w:r>
-              <w:rPr>
-                <w:i/>
-                <w:color w:val="000000"/>
-                <w:lang w:val="en-CA"/>
-              </w:rPr>
-              <w:t xml:space="preserve"> 2h seminars, created assignments, exams and class activities, graded papers.</w:t>
+              <w:t>Graduate Student Instructor, University of Michigan. Hold two weekly 2h seminars, created assignments, exams and class activities, graded papers.</w:t>
             </w:r>
           </w:p>
         </w:tc>
@@ -47786,7 +46236,6 @@
                 <w:color w:val="000000"/>
                 <w:lang w:val="en-CA"/>
               </w:rPr>
-              <w:lastRenderedPageBreak/>
               <w:t>Winter 2008</w:t>
             </w:r>
           </w:p>
@@ -47831,25 +46280,7 @@
                 <w:color w:val="000000"/>
                 <w:lang w:val="en-CA"/>
               </w:rPr>
-              <w:t xml:space="preserve">Graduate Student Instructor, University of Michigan. Hold two </w:t>
-            </w:r>
-            <w:proofErr w:type="gramStart"/>
-            <w:r>
-              <w:rPr>
-                <w:i/>
-                <w:color w:val="000000"/>
-                <w:lang w:val="en-CA"/>
-              </w:rPr>
-              <w:t>weekly</w:t>
-            </w:r>
-            <w:proofErr w:type="gramEnd"/>
-            <w:r>
-              <w:rPr>
-                <w:i/>
-                <w:color w:val="000000"/>
-                <w:lang w:val="en-CA"/>
-              </w:rPr>
-              <w:t xml:space="preserve"> 2h seminars, created assignments, exams and class activities, graded papers.</w:t>
+              <w:t>Graduate Student Instructor, University of Michigan. Hold two weekly 2h seminars, created assignments, exams and class activities, graded papers.</w:t>
             </w:r>
           </w:p>
         </w:tc>
@@ -48147,23 +46578,7 @@
                 <w:color w:val="000000"/>
                 <w:lang w:val="en-CA"/>
               </w:rPr>
-              <w:t>Seminar in Cognitive Science (</w:t>
-            </w:r>
-            <w:proofErr w:type="spellStart"/>
-            <w:r>
-              <w:rPr>
-                <w:color w:val="000000"/>
-                <w:lang w:val="en-CA"/>
-              </w:rPr>
-              <w:t>CogSci</w:t>
-            </w:r>
-            <w:proofErr w:type="spellEnd"/>
-            <w:r>
-              <w:rPr>
-                <w:color w:val="000000"/>
-                <w:lang w:val="en-CA"/>
-              </w:rPr>
-              <w:t xml:space="preserve"> 600), Department of Philosophy, Faculty of Arts, University of Waterloo</w:t>
+              <w:t>Seminar in Cognitive Science (CogSci 600), Department of Philosophy, Faculty of Arts, University of Waterloo</w:t>
             </w:r>
           </w:p>
         </w:tc>
@@ -48463,23 +46878,7 @@
                 <w:color w:val="000000"/>
                 <w:lang w:val="en-CA"/>
               </w:rPr>
-              <w:t>Seminar in Cognitive Science (</w:t>
-            </w:r>
-            <w:proofErr w:type="spellStart"/>
-            <w:r>
-              <w:rPr>
-                <w:color w:val="000000"/>
-                <w:lang w:val="en-CA"/>
-              </w:rPr>
-              <w:t>CogSci</w:t>
-            </w:r>
-            <w:proofErr w:type="spellEnd"/>
-            <w:r>
-              <w:rPr>
-                <w:color w:val="000000"/>
-                <w:lang w:val="en-CA"/>
-              </w:rPr>
-              <w:t xml:space="preserve"> 600), Department of Philosophy, Faculty of Arts, University of Waterloo</w:t>
+              <w:t>Seminar in Cognitive Science (CogSci 600), Department of Philosophy, Faculty of Arts, University of Waterloo</w:t>
             </w:r>
           </w:p>
         </w:tc>
@@ -48655,23 +47054,7 @@
                 <w:color w:val="000000"/>
                 <w:lang w:val="en-CA"/>
               </w:rPr>
-              <w:t>Seminar in Cognitive Science (</w:t>
-            </w:r>
-            <w:proofErr w:type="spellStart"/>
-            <w:r>
-              <w:rPr>
-                <w:color w:val="000000"/>
-                <w:lang w:val="en-CA"/>
-              </w:rPr>
-              <w:t>CogSci</w:t>
-            </w:r>
-            <w:proofErr w:type="spellEnd"/>
-            <w:r>
-              <w:rPr>
-                <w:color w:val="000000"/>
-                <w:lang w:val="en-CA"/>
-              </w:rPr>
-              <w:t xml:space="preserve"> 600), Department of Philosophy, Faculty of Arts, University of Waterloo</w:t>
+              <w:t>Seminar in Cognitive Science (CogSci 600), Department of Philosophy, Faculty of Arts, University of Waterloo</w:t>
             </w:r>
           </w:p>
         </w:tc>
@@ -49091,6 +47474,7 @@
                 <w:color w:val="000000"/>
                 <w:lang w:val="en-CA"/>
               </w:rPr>
+              <w:lastRenderedPageBreak/>
               <w:t>Fall 2010</w:t>
             </w:r>
           </w:p>
@@ -49185,35 +47569,7 @@
               <w:rPr>
                 <w:lang w:val="en-CA"/>
               </w:rPr>
-              <w:t xml:space="preserve">20th European Congress of Psychology Students, </w:t>
-            </w:r>
-            <w:proofErr w:type="spellStart"/>
-            <w:r>
-              <w:rPr>
-                <w:lang w:val="en-CA"/>
-              </w:rPr>
-              <w:t>Spindleruv</w:t>
-            </w:r>
-            <w:proofErr w:type="spellEnd"/>
-            <w:r>
-              <w:rPr>
-                <w:lang w:val="en-CA"/>
-              </w:rPr>
-              <w:t xml:space="preserve"> </w:t>
-            </w:r>
-            <w:proofErr w:type="spellStart"/>
-            <w:r>
-              <w:rPr>
-                <w:lang w:val="en-CA"/>
-              </w:rPr>
-              <w:t>Mlyn</w:t>
-            </w:r>
-            <w:proofErr w:type="spellEnd"/>
-            <w:r>
-              <w:rPr>
-                <w:lang w:val="en-CA"/>
-              </w:rPr>
-              <w:t>, Czech Republic</w:t>
+              <w:t>20th European Congress of Psychology Students, Spindleruv Mlyn, Czech Republic</w:t>
             </w:r>
           </w:p>
         </w:tc>
@@ -49226,13 +47582,6 @@
           <w:lang w:val="en-CA"/>
         </w:rPr>
       </w:pPr>
-      <w:r>
-        <w:rPr>
-          <w:b/>
-          <w:lang w:val="en-CA"/>
-        </w:rPr>
-        <w:br w:type="page"/>
-      </w:r>
     </w:p>
     <w:p>
       <w:pPr>
@@ -49252,7 +47601,6 @@
           <w:b/>
           <w:lang w:val="en-CA"/>
         </w:rPr>
-        <w:lastRenderedPageBreak/>
         <w:t>Supervision</w:t>
       </w:r>
     </w:p>
@@ -49496,16 +47844,15 @@
                 <w:color w:val="000000"/>
                 <w:lang w:val="en-CA"/>
               </w:rPr>
-              <w:t xml:space="preserve">Niyati </w:t>
-            </w:r>
-            <w:proofErr w:type="spellStart"/>
+              <w:t>Niyati Kachhiya</w:t>
+            </w:r>
             <w:r>
               <w:rPr>
                 <w:iCs/>
                 <w:color w:val="000000"/>
                 <w:lang w:val="en-CA"/>
               </w:rPr>
-              <w:t>Kachhiya</w:t>
+              <w:t>p</w:t>
             </w:r>
             <w:r>
               <w:rPr>
@@ -49513,17 +47860,8 @@
                 <w:color w:val="000000"/>
                 <w:lang w:val="en-CA"/>
               </w:rPr>
-              <w:t>p</w:t>
-            </w:r>
-            <w:r>
-              <w:rPr>
-                <w:iCs/>
-                <w:color w:val="000000"/>
-                <w:lang w:val="en-CA"/>
-              </w:rPr>
               <w:t>atel</w:t>
             </w:r>
-            <w:proofErr w:type="spellEnd"/>
           </w:p>
         </w:tc>
       </w:tr>
@@ -50547,16 +48885,8 @@
               <w:rPr>
                 <w:lang w:val="en-CA"/>
               </w:rPr>
-              <w:t xml:space="preserve">Sonia </w:t>
-            </w:r>
-            <w:proofErr w:type="spellStart"/>
-            <w:r>
-              <w:rPr>
-                <w:lang w:val="en-CA"/>
-              </w:rPr>
-              <w:t>Vintan</w:t>
-            </w:r>
-            <w:proofErr w:type="spellEnd"/>
+              <w:t>Sonia Vintan</w:t>
+            </w:r>
           </w:p>
         </w:tc>
       </w:tr>
@@ -50863,16 +49193,8 @@
               <w:rPr>
                 <w:lang w:val="en-CA"/>
               </w:rPr>
-              <w:t xml:space="preserve">Ceara </w:t>
-            </w:r>
-            <w:proofErr w:type="spellStart"/>
-            <w:r>
-              <w:rPr>
-                <w:lang w:val="en-CA"/>
-              </w:rPr>
-              <w:t>Khoramshani</w:t>
-            </w:r>
-            <w:proofErr w:type="spellEnd"/>
+              <w:t>Ceara Khoramshani</w:t>
+            </w:r>
           </w:p>
         </w:tc>
       </w:tr>
@@ -51053,6 +49375,19 @@
         </w:tc>
       </w:tr>
     </w:tbl>
+    <w:p>
+      <w:pPr>
+        <w:autoSpaceDE w:val="0"/>
+        <w:autoSpaceDN w:val="0"/>
+        <w:adjustRightInd w:val="0"/>
+        <w:rPr>
+          <w:b/>
+          <w:bCs/>
+          <w:i/>
+          <w:lang w:val="en-CA"/>
+        </w:rPr>
+      </w:pPr>
+    </w:p>
     <w:p>
       <w:pPr>
         <w:autoSpaceDE w:val="0"/>
@@ -51168,24 +49503,12 @@
         <w:autoSpaceDN w:val="0"/>
         <w:adjustRightInd w:val="0"/>
         <w:rPr>
-          <w:i/>
-          <w:lang w:val="en-CA"/>
-        </w:rPr>
-      </w:pPr>
-    </w:p>
-    <w:p>
-      <w:pPr>
-        <w:autoSpaceDE w:val="0"/>
-        <w:autoSpaceDN w:val="0"/>
-        <w:adjustRightInd w:val="0"/>
-        <w:rPr>
           <w:b/>
           <w:bCs/>
           <w:i/>
           <w:lang w:val="en-CA"/>
         </w:rPr>
       </w:pPr>
-      <w:proofErr w:type="gramStart"/>
       <w:r>
         <w:rPr>
           <w:b/>
@@ -51193,17 +49516,8 @@
           <w:i/>
           <w:lang w:val="en-CA"/>
         </w:rPr>
-        <w:t>Masters</w:t>
-      </w:r>
-      <w:proofErr w:type="gramEnd"/>
-      <w:r>
-        <w:rPr>
-          <w:b/>
-          <w:bCs/>
-          <w:i/>
-          <w:lang w:val="en-CA"/>
-        </w:rPr>
-        <w:t xml:space="preserve"> Thesis </w:t>
+        <w:lastRenderedPageBreak/>
+        <w:t xml:space="preserve">Masters Thesis </w:t>
       </w:r>
     </w:p>
     <w:tbl>
@@ -51265,7 +49579,6 @@
               </w:rPr>
               <w:t xml:space="preserve">Niyati </w:t>
             </w:r>
-            <w:proofErr w:type="spellStart"/>
             <w:r>
               <w:rPr>
                 <w:iCs/>
@@ -51290,7 +49603,6 @@
               </w:rPr>
               <w:t>atel</w:t>
             </w:r>
-            <w:proofErr w:type="spellEnd"/>
             <w:r>
               <w:rPr>
                 <w:lang w:val="en-CA"/>
@@ -51452,7 +49764,6 @@
           <w:i/>
           <w:lang w:val="en-CA"/>
         </w:rPr>
-        <w:lastRenderedPageBreak/>
         <w:t>Dissertation Thesis</w:t>
       </w:r>
     </w:p>
@@ -51627,7 +49938,6 @@
           <w:lang w:val="en-CA"/>
         </w:rPr>
       </w:pPr>
-      <w:proofErr w:type="gramStart"/>
       <w:r>
         <w:rPr>
           <w:b/>
@@ -51635,17 +49945,7 @@
           <w:i/>
           <w:lang w:val="en-CA"/>
         </w:rPr>
-        <w:t>Masters</w:t>
-      </w:r>
-      <w:proofErr w:type="gramEnd"/>
-      <w:r>
-        <w:rPr>
-          <w:b/>
-          <w:bCs/>
-          <w:i/>
-          <w:lang w:val="en-CA"/>
-        </w:rPr>
-        <w:t xml:space="preserve"> Committees</w:t>
+        <w:t>Masters Committees</w:t>
       </w:r>
     </w:p>
     <w:tbl>
@@ -52732,7 +51032,6 @@
               </w:rPr>
               <w:t xml:space="preserve">. </w:t>
             </w:r>
-            <w:proofErr w:type="spellStart"/>
             <w:r>
               <w:rPr>
                 <w:rFonts w:ascii="Times New Roman" w:hAnsi="Times New Roman" w:cs="Times New Roman"/>
@@ -52743,7 +51042,6 @@
               </w:rPr>
               <w:t>Kachhiyapatel</w:t>
             </w:r>
-            <w:proofErr w:type="spellEnd"/>
             <w:r>
               <w:rPr>
                 <w:rFonts w:ascii="Times New Roman" w:hAnsi="Times New Roman" w:cs="Times New Roman"/>
@@ -53081,10 +51379,42 @@
                 <w:sz w:val="24"/>
                 <w:szCs w:val="24"/>
               </w:rPr>
-              <w:t xml:space="preserve">Honours Thesis Award (for </w:t>
-            </w:r>
-            <w:proofErr w:type="spellStart"/>
-            <w:r>
+              <w:t>Honours Thesis Award (for Yoonjee Michelle Yeh)</w:t>
+            </w:r>
+          </w:p>
+        </w:tc>
+      </w:tr>
+      <w:tr>
+        <w:tc>
+          <w:tcPr>
+            <w:tcW w:w="1530" w:type="dxa"/>
+          </w:tcPr>
+          <w:p>
+            <w:pPr>
+              <w:pStyle w:val="NoSpacing"/>
+              <w:rPr>
+                <w:rFonts w:ascii="Times New Roman" w:hAnsi="Times New Roman" w:cs="Times New Roman"/>
+                <w:sz w:val="24"/>
+                <w:szCs w:val="24"/>
+              </w:rPr>
+            </w:pPr>
+            <w:r>
+              <w:rPr>
+                <w:rFonts w:ascii="Times New Roman" w:hAnsi="Times New Roman" w:cs="Times New Roman"/>
+                <w:sz w:val="24"/>
+                <w:szCs w:val="24"/>
+              </w:rPr>
+              <w:t>2016</w:t>
+            </w:r>
+          </w:p>
+        </w:tc>
+        <w:tc>
+          <w:tcPr>
+            <w:tcW w:w="8550" w:type="dxa"/>
+          </w:tcPr>
+          <w:p>
+            <w:pPr>
+              <w:pStyle w:val="NoSpacing"/>
               <w:rPr>
                 <w:rFonts w:ascii="Times New Roman" w:hAnsi="Times New Roman" w:cs="Times New Roman"/>
                 <w:iCs/>
@@ -53092,9 +51422,7 @@
                 <w:sz w:val="24"/>
                 <w:szCs w:val="24"/>
               </w:rPr>
-              <w:t>Yoonjee</w:t>
-            </w:r>
-            <w:proofErr w:type="spellEnd"/>
+            </w:pPr>
             <w:r>
               <w:rPr>
                 <w:rFonts w:ascii="Times New Roman" w:hAnsi="Times New Roman" w:cs="Times New Roman"/>
@@ -53103,7 +51431,7 @@
                 <w:sz w:val="24"/>
                 <w:szCs w:val="24"/>
               </w:rPr>
-              <w:t xml:space="preserve"> Michelle Yeh)</w:t>
+              <w:t>Diversity Fund Travel Award to attend the 2017 SPSP convention (for J. Brienza)</w:t>
             </w:r>
           </w:p>
         </w:tc>
@@ -53155,7 +51483,7 @@
                 <w:sz w:val="24"/>
                 <w:szCs w:val="24"/>
               </w:rPr>
-              <w:t>Diversity Fund Travel Award to attend the 2017 SPSP convention (for J. Brienza)</w:t>
+              <w:t>Diversity Fund Travel Award to attend the 2017 SPSP convention (for H. Santos)</w:t>
             </w:r>
           </w:p>
         </w:tc>
@@ -53207,7 +51535,7 @@
                 <w:sz w:val="24"/>
                 <w:szCs w:val="24"/>
               </w:rPr>
-              <w:t>Diversity Fund Travel Award to attend the 2017 SPSP convention (for H. Santos)</w:t>
+              <w:t>Vanier Canada Graduate Scholarship (for H. Oakes)</w:t>
             </w:r>
           </w:p>
         </w:tc>
@@ -53259,7 +51587,7 @@
                 <w:sz w:val="24"/>
                 <w:szCs w:val="24"/>
               </w:rPr>
-              <w:t>Vanier Canada Graduate Scholarship (for H. Oakes)</w:t>
+              <w:t>Graduate Student Travel Award, APS convention (for H. Oakes)</w:t>
             </w:r>
           </w:p>
         </w:tc>
@@ -53284,6 +51612,7 @@
                 <w:sz w:val="24"/>
                 <w:szCs w:val="24"/>
               </w:rPr>
+              <w:lastRenderedPageBreak/>
               <w:t>2016</w:t>
             </w:r>
           </w:p>
@@ -53311,7 +51640,7 @@
                 <w:sz w:val="24"/>
                 <w:szCs w:val="24"/>
               </w:rPr>
-              <w:t>Graduate Student Travel Award, APS convention (for H. Oakes)</w:t>
+              <w:t>Warren Ober Award for outstanding teaching at the UW (for H. Santos)</w:t>
             </w:r>
           </w:p>
         </w:tc>
@@ -53336,7 +51665,7 @@
                 <w:sz w:val="24"/>
                 <w:szCs w:val="24"/>
               </w:rPr>
-              <w:t>2016</w:t>
+              <w:t>2015</w:t>
             </w:r>
           </w:p>
         </w:tc>
@@ -53363,7 +51692,7 @@
                 <w:sz w:val="24"/>
                 <w:szCs w:val="24"/>
               </w:rPr>
-              <w:t>Warren Ober Award for outstanding teaching at the UW (for H. Santos)</w:t>
+              <w:t>Diversity Fund Travel Award to attend the 2016 SPSP convention (for H. Oakes)</w:t>
             </w:r>
           </w:p>
         </w:tc>
@@ -53415,7 +51744,7 @@
                 <w:sz w:val="24"/>
                 <w:szCs w:val="24"/>
               </w:rPr>
-              <w:t>Diversity Fund Travel Award to attend the 2016 SPSP convention (for H. Oakes)</w:t>
+              <w:t>Joseph-Armand Bombardier Canadian Graduate Scholarship (for H. Oakes)</w:t>
             </w:r>
           </w:p>
         </w:tc>
@@ -53467,7 +51796,7 @@
                 <w:sz w:val="24"/>
                 <w:szCs w:val="24"/>
               </w:rPr>
-              <w:t>Joseph-Armand Bombardier Canadian Graduate Scholarship (for H. Oakes)</w:t>
+              <w:t>Graduate Student Poster Award Finalist, SPSP convention (for H. C. Santos)</w:t>
             </w:r>
           </w:p>
         </w:tc>
@@ -53492,7 +51821,18 @@
                 <w:sz w:val="24"/>
                 <w:szCs w:val="24"/>
               </w:rPr>
-              <w:t>2015</w:t>
+              <w:t xml:space="preserve">2014 </w:t>
+            </w:r>
+            <w:r>
+              <w:t>–</w:t>
+            </w:r>
+            <w:r>
+              <w:rPr>
+                <w:rFonts w:ascii="Times New Roman" w:hAnsi="Times New Roman" w:cs="Times New Roman"/>
+                <w:sz w:val="24"/>
+                <w:szCs w:val="24"/>
+              </w:rPr>
+              <w:t xml:space="preserve"> 2015</w:t>
             </w:r>
           </w:p>
         </w:tc>
@@ -53519,81 +51859,7 @@
                 <w:sz w:val="24"/>
                 <w:szCs w:val="24"/>
               </w:rPr>
-              <w:t>Graduate Student Poster Award Finalist, SPSP convention (for H. C. Santos)</w:t>
-            </w:r>
-          </w:p>
-        </w:tc>
-      </w:tr>
-      <w:tr>
-        <w:tc>
-          <w:tcPr>
-            <w:tcW w:w="1530" w:type="dxa"/>
-          </w:tcPr>
-          <w:p>
-            <w:pPr>
-              <w:pStyle w:val="NoSpacing"/>
-              <w:rPr>
-                <w:rFonts w:ascii="Times New Roman" w:hAnsi="Times New Roman" w:cs="Times New Roman"/>
-                <w:sz w:val="24"/>
-                <w:szCs w:val="24"/>
-              </w:rPr>
-            </w:pPr>
-            <w:r>
-              <w:rPr>
-                <w:rFonts w:ascii="Times New Roman" w:hAnsi="Times New Roman" w:cs="Times New Roman"/>
-                <w:sz w:val="24"/>
-                <w:szCs w:val="24"/>
-              </w:rPr>
-              <w:t xml:space="preserve">2014 </w:t>
-            </w:r>
-            <w:r>
-              <w:t>–</w:t>
-            </w:r>
-            <w:r>
-              <w:rPr>
-                <w:rFonts w:ascii="Times New Roman" w:hAnsi="Times New Roman" w:cs="Times New Roman"/>
-                <w:sz w:val="24"/>
-                <w:szCs w:val="24"/>
-              </w:rPr>
-              <w:t xml:space="preserve"> 2015</w:t>
-            </w:r>
-          </w:p>
-        </w:tc>
-        <w:tc>
-          <w:tcPr>
-            <w:tcW w:w="8550" w:type="dxa"/>
-          </w:tcPr>
-          <w:p>
-            <w:pPr>
-              <w:pStyle w:val="NoSpacing"/>
-              <w:rPr>
-                <w:rFonts w:ascii="Times New Roman" w:hAnsi="Times New Roman" w:cs="Times New Roman"/>
-                <w:iCs/>
-                <w:color w:val="000000"/>
-                <w:sz w:val="24"/>
-                <w:szCs w:val="24"/>
-              </w:rPr>
-            </w:pPr>
-            <w:r>
-              <w:rPr>
-                <w:rFonts w:ascii="Times New Roman" w:hAnsi="Times New Roman" w:cs="Times New Roman"/>
-                <w:iCs/>
-                <w:color w:val="000000"/>
-                <w:sz w:val="24"/>
-                <w:szCs w:val="24"/>
-              </w:rPr>
-              <w:t xml:space="preserve">International Ontario Graduate Scholarship (CAD$25,000; 1 of 5 allotted to </w:t>
-            </w:r>
-            <w:r>
-              <w:rPr>
-                <w:rFonts w:ascii="Times New Roman" w:hAnsi="Times New Roman" w:cs="Times New Roman"/>
-                <w:iCs/>
-                <w:color w:val="000000"/>
-                <w:sz w:val="24"/>
-                <w:szCs w:val="24"/>
-              </w:rPr>
-              <w:lastRenderedPageBreak/>
-              <w:t>University of Waterloo; for A. C. Huynh)</w:t>
+              <w:t>International Ontario Graduate Scholarship (CAD$25,000; 1 of 5 allotted to University of Waterloo; for A. C. Huynh)</w:t>
             </w:r>
           </w:p>
         </w:tc>
@@ -54342,23 +52608,7 @@
             <w:rStyle w:val="Hyperlink"/>
             <w:lang w:val="en-CA"/>
           </w:rPr>
-          <w:t xml:space="preserve">It’s not stress that’s killing us, it’s </w:t>
-        </w:r>
-        <w:proofErr w:type="gramStart"/>
-        <w:r>
-          <w:rPr>
-            <w:rStyle w:val="Hyperlink"/>
-            <w:lang w:val="en-CA"/>
-          </w:rPr>
-          <w:t>hate</w:t>
-        </w:r>
-        <w:proofErr w:type="gramEnd"/>
-        <w:r>
-          <w:rPr>
-            <w:rStyle w:val="Hyperlink"/>
-            <w:lang w:val="en-CA"/>
-          </w:rPr>
-          <w:t>: Maybe mindfulness can help</w:t>
+          <w:t>It’s not stress that’s killing us, it’s hate: Maybe mindfulness can help</w:t>
         </w:r>
       </w:hyperlink>
       <w:r>
@@ -54721,6 +52971,7 @@
         <w:rPr>
           <w:lang w:val="en-CA"/>
         </w:rPr>
+        <w:lastRenderedPageBreak/>
         <w:t>Grossmann, I. &amp; Varnum, M. E. V. (2017, October</w:t>
       </w:r>
       <w:hyperlink r:id="rId62" w:history="1">
@@ -54820,41 +53071,27 @@
           <w:i/>
           <w:iCs/>
         </w:rPr>
-        <w:lastRenderedPageBreak/>
-        <w:t xml:space="preserve">Public </w:t>
-      </w:r>
-      <w:proofErr w:type="spellStart"/>
+        <w:t>Public lectures</w:t>
+      </w:r>
       <w:r>
         <w:rPr>
           <w:b/>
           <w:bCs/>
           <w:i/>
           <w:iCs/>
-        </w:rPr>
-        <w:t>lectures</w:t>
-      </w:r>
-      <w:proofErr w:type="spellEnd"/>
+          <w:lang w:val="en-CA"/>
+        </w:rPr>
+        <w:t xml:space="preserve"> &amp; </w:t>
+      </w:r>
       <w:r>
         <w:rPr>
           <w:b/>
           <w:bCs/>
           <w:i/>
           <w:iCs/>
-          <w:lang w:val="en-CA"/>
-        </w:rPr>
-        <w:t xml:space="preserve"> &amp; </w:t>
-      </w:r>
-      <w:proofErr w:type="spellStart"/>
-      <w:r>
-        <w:rPr>
-          <w:b/>
-          <w:bCs/>
-          <w:i/>
-          <w:iCs/>
         </w:rPr>
         <w:t>workshops</w:t>
       </w:r>
-      <w:proofErr w:type="spellEnd"/>
     </w:p>
     <w:tbl>
       <w:tblPr>
@@ -54918,19 +53155,7 @@
               <w:rPr>
                 <w:lang w:val="en-CA"/>
               </w:rPr>
-              <w:t>Invited t</w:t>
-            </w:r>
-            <w:r>
-              <w:rPr>
-                <w:lang w:val="en-CA"/>
-              </w:rPr>
-              <w:t xml:space="preserve">alk </w:t>
-            </w:r>
-            <w:r>
-              <w:rPr>
-                <w:lang w:val="en-CA"/>
-              </w:rPr>
-              <w:t xml:space="preserve">on </w:t>
+              <w:t xml:space="preserve">Invited talk on </w:t>
             </w:r>
             <w:r>
               <w:rPr>
@@ -54938,61 +53163,13 @@
                 <w:iCs/>
                 <w:lang w:val="en-CA"/>
               </w:rPr>
-              <w:t>wisdom and leadership</w:t>
-            </w:r>
-            <w:r>
-              <w:rPr>
-                <w:lang w:val="en-CA"/>
-              </w:rPr>
-              <w:t xml:space="preserve"> </w:t>
-            </w:r>
-            <w:r>
-              <w:rPr>
-                <w:lang w:val="en-CA"/>
-              </w:rPr>
-              <w:t xml:space="preserve">at the </w:t>
-            </w:r>
-            <w:r>
-              <w:rPr>
-                <w:lang w:val="en-CA"/>
-              </w:rPr>
-              <w:t>N</w:t>
-            </w:r>
-            <w:r>
-              <w:rPr>
-                <w:lang w:val="en-CA"/>
-              </w:rPr>
-              <w:t xml:space="preserve">ational </w:t>
-            </w:r>
-            <w:r>
-              <w:rPr>
-                <w:lang w:val="en-CA"/>
-              </w:rPr>
-              <w:t>HRD</w:t>
-            </w:r>
-            <w:r>
-              <w:rPr>
-                <w:lang w:val="en-CA"/>
-              </w:rPr>
-              <w:t xml:space="preserve"> </w:t>
-            </w:r>
-            <w:r>
-              <w:rPr>
-                <w:lang w:val="en-CA"/>
-              </w:rPr>
-              <w:t>N</w:t>
-            </w:r>
-            <w:r>
-              <w:rPr>
-                <w:lang w:val="en-CA"/>
-              </w:rPr>
-              <w:t>etwork</w:t>
-            </w:r>
-            <w:r>
-              <w:rPr>
-                <w:lang w:val="en-CA"/>
-              </w:rPr>
-              <w:t>, ICICI Bank Headquarters, Mumbai</w:t>
+              <w:t>wisdom and sound judgment</w:t>
+            </w:r>
+            <w:r>
+              <w:rPr>
+                <w:lang w:val="en-CA"/>
+              </w:rPr>
+              <w:t xml:space="preserve"> at the Bangalore International Centre, Bangalore, India</w:t>
             </w:r>
           </w:p>
         </w:tc>
@@ -55020,7 +53197,7 @@
                 <w:bCs/>
                 <w:lang w:val="en-CA"/>
               </w:rPr>
-              <w:t>03/2026</w:t>
+              <w:t>04/2026</w:t>
             </w:r>
           </w:p>
         </w:tc>
@@ -55041,13 +53218,19 @@
               <w:rPr>
                 <w:lang w:val="en-CA"/>
               </w:rPr>
-              <w:t>Keynote</w:t>
-            </w:r>
-            <w:r>
-              <w:rPr>
-                <w:lang w:val="en-CA"/>
-              </w:rPr>
-              <w:t xml:space="preserve"> on </w:t>
+              <w:t>Invited t</w:t>
+            </w:r>
+            <w:r>
+              <w:rPr>
+                <w:lang w:val="en-CA"/>
+              </w:rPr>
+              <w:t xml:space="preserve">alk </w:t>
+            </w:r>
+            <w:r>
+              <w:rPr>
+                <w:lang w:val="en-CA"/>
+              </w:rPr>
+              <w:t xml:space="preserve">on </w:t>
             </w:r>
             <w:r>
               <w:rPr>
@@ -55055,33 +53238,67 @@
                 <w:iCs/>
                 <w:lang w:val="en-CA"/>
               </w:rPr>
-              <w:t>Beyond the hype: social &amp; cognitive implications of AI</w:t>
-            </w:r>
-            <w:r>
-              <w:rPr>
-                <w:lang w:val="en-CA"/>
-              </w:rPr>
-              <w:t xml:space="preserve">, </w:t>
-            </w:r>
-            <w:r>
-              <w:rPr>
-                <w:i/>
-                <w:iCs/>
-                <w:lang w:val="en-CA"/>
-              </w:rPr>
-              <w:t>Meeting of the Minds</w:t>
-            </w:r>
-            <w:r>
-              <w:rPr>
-                <w:lang w:val="en-CA"/>
-              </w:rPr>
-              <w:t>, Applied Underwriters / United Risk,</w:t>
-            </w:r>
-            <w:r>
-              <w:rPr>
-                <w:lang w:val="en-CA"/>
-              </w:rPr>
-              <w:t xml:space="preserve"> Miami, USA</w:t>
+              <w:t>wisdom and leadership</w:t>
+            </w:r>
+            <w:r>
+              <w:rPr>
+                <w:lang w:val="en-CA"/>
+              </w:rPr>
+              <w:t xml:space="preserve"> </w:t>
+            </w:r>
+            <w:r>
+              <w:rPr>
+                <w:lang w:val="en-CA"/>
+              </w:rPr>
+              <w:t xml:space="preserve">at the </w:t>
+            </w:r>
+            <w:r>
+              <w:rPr>
+                <w:lang w:val="en-CA"/>
+              </w:rPr>
+              <w:t>N</w:t>
+            </w:r>
+            <w:r>
+              <w:rPr>
+                <w:lang w:val="en-CA"/>
+              </w:rPr>
+              <w:t xml:space="preserve">ational </w:t>
+            </w:r>
+            <w:r>
+              <w:rPr>
+                <w:lang w:val="en-CA"/>
+              </w:rPr>
+              <w:t>HRD</w:t>
+            </w:r>
+            <w:r>
+              <w:rPr>
+                <w:lang w:val="en-CA"/>
+              </w:rPr>
+              <w:t xml:space="preserve"> </w:t>
+            </w:r>
+            <w:r>
+              <w:rPr>
+                <w:lang w:val="en-CA"/>
+              </w:rPr>
+              <w:t>N</w:t>
+            </w:r>
+            <w:r>
+              <w:rPr>
+                <w:lang w:val="en-CA"/>
+              </w:rPr>
+              <w:t>etwork</w:t>
+            </w:r>
+            <w:r>
+              <w:rPr>
+                <w:lang w:val="en-CA"/>
+              </w:rPr>
+              <w:t>, ICICI Bank Headquarters, Mumbai</w:t>
+            </w:r>
+            <w:r>
+              <w:rPr>
+                <w:lang w:val="en-CA"/>
+              </w:rPr>
+              <w:t>, India</w:t>
             </w:r>
           </w:p>
         </w:tc>
@@ -55109,7 +53326,7 @@
                 <w:bCs/>
                 <w:lang w:val="en-CA"/>
               </w:rPr>
-              <w:t>01/2026</w:t>
+              <w:t>03/2026</w:t>
             </w:r>
           </w:p>
         </w:tc>
@@ -55130,13 +53347,21 @@
               <w:rPr>
                 <w:lang w:val="en-CA"/>
               </w:rPr>
-              <w:t xml:space="preserve">Talk on use of LLMs for Community Research, </w:t>
-            </w:r>
-            <w:r>
-              <w:rPr>
-                <w:lang w:val="en-CA"/>
-              </w:rPr>
-              <w:t>The Collaborative for Applied Studies in Jewish Education</w:t>
+              <w:t>Keynote</w:t>
+            </w:r>
+            <w:r>
+              <w:rPr>
+                <w:lang w:val="en-CA"/>
+              </w:rPr>
+              <w:t xml:space="preserve"> on </w:t>
+            </w:r>
+            <w:r>
+              <w:rPr>
+                <w:i/>
+                <w:iCs/>
+                <w:lang w:val="en-CA"/>
+              </w:rPr>
+              <w:t>Beyond the hype: social &amp; cognitive implications of AI</w:t>
             </w:r>
             <w:r>
               <w:rPr>
@@ -55146,15 +53371,23 @@
             </w:r>
             <w:r>
               <w:rPr>
-                <w:lang w:val="en-CA"/>
-              </w:rPr>
-              <w:t>The George Washington University</w:t>
-            </w:r>
-            <w:r>
-              <w:rPr>
-                <w:lang w:val="en-CA"/>
-              </w:rPr>
-              <w:t>, USA</w:t>
+                <w:i/>
+                <w:iCs/>
+                <w:lang w:val="en-CA"/>
+              </w:rPr>
+              <w:t>Meeting of the Minds</w:t>
+            </w:r>
+            <w:r>
+              <w:rPr>
+                <w:lang w:val="en-CA"/>
+              </w:rPr>
+              <w:t>, Applied Underwriters / United Risk,</w:t>
+            </w:r>
+            <w:r>
+              <w:rPr>
+                <w:lang w:val="en-CA"/>
+              </w:rPr>
+              <w:t xml:space="preserve"> Miami, USA</w:t>
             </w:r>
           </w:p>
         </w:tc>
@@ -55182,6 +53415,79 @@
                 <w:bCs/>
                 <w:lang w:val="en-CA"/>
               </w:rPr>
+              <w:t>01/2026</w:t>
+            </w:r>
+          </w:p>
+        </w:tc>
+        <w:tc>
+          <w:tcPr>
+            <w:tcW w:w="8308" w:type="dxa"/>
+          </w:tcPr>
+          <w:p>
+            <w:pPr>
+              <w:autoSpaceDE w:val="0"/>
+              <w:autoSpaceDN w:val="0"/>
+              <w:adjustRightInd w:val="0"/>
+              <w:rPr>
+                <w:lang w:val="en-CA"/>
+              </w:rPr>
+            </w:pPr>
+            <w:r>
+              <w:rPr>
+                <w:lang w:val="en-CA"/>
+              </w:rPr>
+              <w:t xml:space="preserve">Talk on use of LLMs for Community Research, </w:t>
+            </w:r>
+            <w:r>
+              <w:rPr>
+                <w:lang w:val="en-CA"/>
+              </w:rPr>
+              <w:t>The Collaborative for Applied Studies in Jewish Education</w:t>
+            </w:r>
+            <w:r>
+              <w:rPr>
+                <w:lang w:val="en-CA"/>
+              </w:rPr>
+              <w:t xml:space="preserve">, </w:t>
+            </w:r>
+            <w:r>
+              <w:rPr>
+                <w:lang w:val="en-CA"/>
+              </w:rPr>
+              <w:t>The George Washington University</w:t>
+            </w:r>
+            <w:r>
+              <w:rPr>
+                <w:lang w:val="en-CA"/>
+              </w:rPr>
+              <w:t>, USA</w:t>
+            </w:r>
+          </w:p>
+        </w:tc>
+      </w:tr>
+      <w:tr>
+        <w:trPr>
+          <w:trHeight w:val="262"/>
+        </w:trPr>
+        <w:tc>
+          <w:tcPr>
+            <w:tcW w:w="1841" w:type="dxa"/>
+          </w:tcPr>
+          <w:p>
+            <w:pPr>
+              <w:autoSpaceDE w:val="0"/>
+              <w:autoSpaceDN w:val="0"/>
+              <w:adjustRightInd w:val="0"/>
+              <w:rPr>
+                <w:bCs/>
+                <w:lang w:val="en-CA"/>
+              </w:rPr>
+            </w:pPr>
+            <w:r>
+              <w:rPr>
+                <w:bCs/>
+                <w:lang w:val="en-CA"/>
+              </w:rPr>
               <w:t>04/2025</w:t>
             </w:r>
           </w:p>
@@ -55200,7 +53506,6 @@
               </w:rPr>
             </w:pPr>
             <w:hyperlink r:id="rId64" w:history="1">
-              <w:proofErr w:type="spellStart"/>
               <w:r>
                 <w:rPr>
                   <w:rStyle w:val="Hyperlink"/>
@@ -55208,7 +53513,6 @@
                 </w:rPr>
                 <w:t>BuzzRobot</w:t>
               </w:r>
-              <w:proofErr w:type="spellEnd"/>
             </w:hyperlink>
             <w:r>
               <w:rPr>
@@ -55278,14 +53582,12 @@
               </w:rPr>
               <w:t xml:space="preserve">,” </w:t>
             </w:r>
-            <w:proofErr w:type="spellStart"/>
             <w:r>
               <w:rPr>
                 <w:lang w:val="en-CA"/>
               </w:rPr>
               <w:t>Ploutos</w:t>
             </w:r>
-            <w:proofErr w:type="spellEnd"/>
             <w:r>
               <w:rPr>
                 <w:lang w:val="en-CA"/>
@@ -55694,37 +53996,12 @@
                 <w:lang w:val="en-CA"/>
               </w:rPr>
             </w:pPr>
-            <w:proofErr w:type="spellStart"/>
             <w:r>
               <w:rPr>
                 <w:bCs/>
                 <w:lang w:val="en-CA"/>
               </w:rPr>
-              <w:t>Auslandstreffen</w:t>
-            </w:r>
-            <w:proofErr w:type="spellEnd"/>
-            <w:r>
-              <w:rPr>
-                <w:bCs/>
-                <w:lang w:val="en-CA"/>
-              </w:rPr>
-              <w:t xml:space="preserve"> der </w:t>
-            </w:r>
-            <w:proofErr w:type="spellStart"/>
-            <w:r>
-              <w:rPr>
-                <w:bCs/>
-                <w:lang w:val="en-CA"/>
-              </w:rPr>
-              <w:t>Studienstiftung</w:t>
-            </w:r>
-            <w:proofErr w:type="spellEnd"/>
-            <w:r>
-              <w:rPr>
-                <w:bCs/>
-                <w:lang w:val="en-CA"/>
-              </w:rPr>
-              <w:t xml:space="preserve"> Kanada [meeting of the fellows of the German National Academic Foundation], Goethe Institute, Montreal, Canada</w:t>
+              <w:t>Auslandstreffen der Studienstiftung Kanada [meeting of the fellows of the German National Academic Foundation], Goethe Institute, Montreal, Canada</w:t>
             </w:r>
           </w:p>
         </w:tc>
@@ -56874,14 +55151,7 @@
               <w:rPr>
                 <w:lang w:val="en-CA" w:eastAsia="en-CA"/>
               </w:rPr>
-              <w:t xml:space="preserve">event (talk series, and </w:t>
-            </w:r>
-            <w:r>
-              <w:rPr>
-                <w:lang w:val="en-CA" w:eastAsia="en-CA"/>
-              </w:rPr>
-              <w:lastRenderedPageBreak/>
-              <w:t>evaluation of undergraduate prize submissions)</w:t>
+              <w:t>event (talk series, and evaluation of undergraduate prize submissions)</w:t>
             </w:r>
           </w:p>
         </w:tc>
@@ -56910,7 +55180,6 @@
                 <w:color w:val="000000"/>
                 <w:lang w:val="en-CA" w:eastAsia="en-CA"/>
               </w:rPr>
-              <w:lastRenderedPageBreak/>
               <w:t>2016</w:t>
             </w:r>
           </w:p>
@@ -58495,6 +56764,7 @@
                 <w:color w:val="000000"/>
                 <w:lang w:val="en-CA" w:eastAsia="en-CA"/>
               </w:rPr>
+              <w:lastRenderedPageBreak/>
               <w:t>2018</w:t>
             </w:r>
           </w:p>
@@ -58848,7 +57118,6 @@
               <w:rPr>
                 <w:lang w:val="en-CA" w:eastAsia="en-CA"/>
               </w:rPr>
-              <w:lastRenderedPageBreak/>
               <w:t xml:space="preserve">2018 – </w:t>
             </w:r>
             <w:r>
@@ -59357,27 +57626,13 @@
         <w:rPr>
           <w:lang w:val="en-CA" w:eastAsia="en-CA"/>
         </w:rPr>
-        <w:t xml:space="preserve">Journal of Experimental Psychology: </w:t>
-      </w:r>
-      <w:proofErr w:type="gramStart"/>
+        <w:t>Journal of Experimental Psychology: General</w:t>
+      </w:r>
       <w:r>
         <w:rPr>
           <w:lang w:val="en-CA" w:eastAsia="en-CA"/>
         </w:rPr>
-        <w:t>General</w:t>
-      </w:r>
-      <w:r>
-        <w:rPr>
-          <w:lang w:val="en-CA" w:eastAsia="en-CA"/>
-        </w:rPr>
-        <w:t>;</w:t>
-      </w:r>
-      <w:proofErr w:type="gramEnd"/>
-      <w:r>
-        <w:rPr>
-          <w:lang w:val="en-CA" w:eastAsia="en-CA"/>
-        </w:rPr>
-        <w:t xml:space="preserve"> </w:t>
+        <w:t xml:space="preserve">; </w:t>
       </w:r>
     </w:p>
     <w:p>
@@ -59757,25 +58012,7 @@
           <w:iCs/>
           <w:lang w:eastAsia="en-CA"/>
         </w:rPr>
-        <w:t xml:space="preserve">Grant </w:t>
-      </w:r>
-      <w:proofErr w:type="spellStart"/>
-      <w:r>
-        <w:rPr>
-          <w:b/>
-          <w:iCs/>
-          <w:lang w:eastAsia="en-CA"/>
-        </w:rPr>
-        <w:t>reviewing</w:t>
-      </w:r>
-      <w:proofErr w:type="spellEnd"/>
-      <w:r>
-        <w:rPr>
-          <w:b/>
-          <w:iCs/>
-          <w:lang w:eastAsia="en-CA"/>
-        </w:rPr>
-        <w:t xml:space="preserve"> </w:t>
+        <w:t xml:space="preserve">Grant reviewing </w:t>
       </w:r>
     </w:p>
     <w:tbl>
@@ -60419,7 +58656,14 @@
               <w:rPr>
                 <w:lang w:val="en-CA" w:eastAsia="en-CA"/>
               </w:rPr>
-              <w:t>External grant reviewer for the Research and Higher Degrees Committee at The Education University of Hong Kong</w:t>
+              <w:t xml:space="preserve">External grant reviewer for the Research and Higher Degrees Committee at The </w:t>
+            </w:r>
+            <w:r>
+              <w:rPr>
+                <w:lang w:val="en-CA" w:eastAsia="en-CA"/>
+              </w:rPr>
+              <w:lastRenderedPageBreak/>
+              <w:t>Education University of Hong Kong</w:t>
             </w:r>
           </w:p>
         </w:tc>
@@ -60445,6 +58689,7 @@
                 <w:color w:val="000000"/>
                 <w:lang w:val="en-CA" w:eastAsia="en-CA"/>
               </w:rPr>
+              <w:lastRenderedPageBreak/>
               <w:t>2022</w:t>
             </w:r>
           </w:p>
@@ -60711,7 +58956,6 @@
                 <w:color w:val="000000"/>
                 <w:lang w:val="en-CA" w:eastAsia="en-CA"/>
               </w:rPr>
-              <w:lastRenderedPageBreak/>
               <w:t>2021</w:t>
             </w:r>
           </w:p>
@@ -61910,21 +60154,7 @@
               <w:rPr>
                 <w:lang w:val="en-CA" w:eastAsia="en-CA"/>
               </w:rPr>
-              <w:t xml:space="preserve">The </w:t>
-            </w:r>
-            <w:proofErr w:type="gramStart"/>
-            <w:r>
-              <w:rPr>
-                <w:lang w:val="en-CA" w:eastAsia="en-CA"/>
-              </w:rPr>
-              <w:t>German-Israeli</w:t>
-            </w:r>
-            <w:proofErr w:type="gramEnd"/>
-            <w:r>
-              <w:rPr>
-                <w:lang w:val="en-CA" w:eastAsia="en-CA"/>
-              </w:rPr>
-              <w:t xml:space="preserve"> Foundation for Scientific Research </w:t>
+              <w:t xml:space="preserve">The German-Israeli Foundation for Scientific Research </w:t>
             </w:r>
             <w:bookmarkEnd w:id="102"/>
           </w:p>
@@ -62421,7 +60651,14 @@
               <w:rPr>
                 <w:lang w:val="en-CA" w:eastAsia="en-CA"/>
               </w:rPr>
-              <w:t xml:space="preserve">n Exploration of Universality and Diversity in Fundamental Philosophical Concepts (PIs: </w:t>
+              <w:t xml:space="preserve">n Exploration of Universality and Diversity </w:t>
+            </w:r>
+            <w:r>
+              <w:rPr>
+                <w:lang w:val="en-CA" w:eastAsia="en-CA"/>
+              </w:rPr>
+              <w:lastRenderedPageBreak/>
+              <w:t xml:space="preserve">in Fundamental Philosophical Concepts (PIs: </w:t>
             </w:r>
             <w:r>
               <w:rPr>
@@ -69745,6 +67982,7 @@
   <w:style w:type="character" w:default="1" w:styleId="DefaultParagraphFont">
     <w:name w:val="Default Paragraph Font"/>
     <w:uiPriority w:val="1"/>
+    <w:semiHidden/>
     <w:unhideWhenUsed/>
   </w:style>
   <w:style w:type="table" w:default="1" w:styleId="TableNormal">
@@ -70371,15 +68609,16 @@
 </file>
 
 <file path=customXml/item1.xml><?xml version="1.0" encoding="utf-8"?>
-<?mso-contentType ?>
-<FormTemplates xmlns="http://schemas.microsoft.com/sharepoint/v3/contenttype/forms">
-  <Display>DocumentLibraryForm</Display>
-  <Edit>DocumentLibraryForm</Edit>
-  <New>DocumentLibraryForm</New>
-</FormTemplates>
+<b:Sources xmlns:b="http://schemas.openxmlformats.org/officeDocument/2006/bibliography" xmlns="http://schemas.openxmlformats.org/officeDocument/2006/bibliography" SelectedStyle="\APA.XSL" StyleName="APA"/>
 </file>
 
 <file path=customXml/item2.xml><?xml version="1.0" encoding="utf-8"?>
+<p:properties xmlns:p="http://schemas.microsoft.com/office/2006/metadata/properties" xmlns:xsi="http://www.w3.org/2001/XMLSchema-instance" xmlns:pc="http://schemas.microsoft.com/office/infopath/2007/PartnerControls">
+  <documentManagement/>
+</p:properties>
+</file>
+
+<file path=customXml/item3.xml><?xml version="1.0" encoding="utf-8"?>
 <ct:contentTypeSchema xmlns:ct="http://schemas.microsoft.com/office/2006/metadata/contentType" xmlns:ma="http://schemas.microsoft.com/office/2006/metadata/properties/metaAttributes" ct:_="" ma:_="" ma:contentTypeName="Document" ma:contentTypeID="0x01010040598E2033F12F4D9D0EEBDED9F3ADA5" ma:contentTypeVersion="7" ma:contentTypeDescription="Create a new document." ma:contentTypeScope="" ma:versionID="0d4008b07a6729e85722b63fec859166">
   <xsd:schema xmlns:xsd="http://www.w3.org/2001/XMLSchema" xmlns:xs="http://www.w3.org/2001/XMLSchema" xmlns:p="http://schemas.microsoft.com/office/2006/metadata/properties" xmlns:ns3="4511dc72-d8d5-4bc7-8b3d-c01cb3484cf5" xmlns:ns4="685d2eaa-65a0-49a5-8d7f-6db299f42190" targetNamespace="http://schemas.microsoft.com/office/2006/metadata/properties" ma:root="true" ma:fieldsID="8df630411b1f610a7f173bb411967da6" ns3:_="" ns4:_="">
     <xsd:import namespace="4511dc72-d8d5-4bc7-8b3d-c01cb3484cf5"/>
@@ -70564,25 +68803,33 @@
 </ct:contentTypeSchema>
 </file>
 
-<file path=customXml/item3.xml><?xml version="1.0" encoding="utf-8"?>
-<p:properties xmlns:p="http://schemas.microsoft.com/office/2006/metadata/properties" xmlns:xsi="http://www.w3.org/2001/XMLSchema-instance" xmlns:pc="http://schemas.microsoft.com/office/infopath/2007/PartnerControls">
-  <documentManagement/>
-</p:properties>
-</file>
-
 <file path=customXml/item4.xml><?xml version="1.0" encoding="utf-8"?>
-<b:Sources xmlns:b="http://schemas.openxmlformats.org/officeDocument/2006/bibliography" xmlns="http://schemas.openxmlformats.org/officeDocument/2006/bibliography" SelectedStyle="\APA.XSL" StyleName="APA"/>
+<?mso-contentType ?>
+<FormTemplates xmlns="http://schemas.microsoft.com/sharepoint/v3/contenttype/forms">
+  <Display>DocumentLibraryForm</Display>
+  <Edit>DocumentLibraryForm</Edit>
+  <New>DocumentLibraryForm</New>
+</FormTemplates>
 </file>
 
 <file path=customXml/itemProps1.xml><?xml version="1.0" encoding="utf-8"?>
-<ds:datastoreItem xmlns:ds="http://schemas.openxmlformats.org/officeDocument/2006/customXml" ds:itemID="{A6DE2CEB-D0DC-4A0B-A0CB-4C6D4D3893B7}">
+<ds:datastoreItem xmlns:ds="http://schemas.openxmlformats.org/officeDocument/2006/customXml" ds:itemID="{FEAEA024-33A0-412C-ADAB-86C9F2F91C6F}">
   <ds:schemaRefs>
-    <ds:schemaRef ds:uri="http://schemas.microsoft.com/sharepoint/v3/contenttype/forms"/>
+    <ds:schemaRef ds:uri="http://schemas.openxmlformats.org/officeDocument/2006/bibliography"/>
   </ds:schemaRefs>
 </ds:datastoreItem>
 </file>
 
 <file path=customXml/itemProps2.xml><?xml version="1.0" encoding="utf-8"?>
+<ds:datastoreItem xmlns:ds="http://schemas.openxmlformats.org/officeDocument/2006/customXml" ds:itemID="{368F45FA-2064-4BEF-8113-7B8B062FA5D7}">
+  <ds:schemaRefs>
+    <ds:schemaRef ds:uri="http://schemas.microsoft.com/office/2006/metadata/properties"/>
+    <ds:schemaRef ds:uri="http://schemas.microsoft.com/office/infopath/2007/PartnerControls"/>
+  </ds:schemaRefs>
+</ds:datastoreItem>
+</file>
+
+<file path=customXml/itemProps3.xml><?xml version="1.0" encoding="utf-8"?>
 <ds:datastoreItem xmlns:ds="http://schemas.openxmlformats.org/officeDocument/2006/customXml" ds:itemID="{6EF0D6D3-0359-4D1F-96B7-0DCD36C390FE}">
   <ds:schemaRefs>
     <ds:schemaRef ds:uri="http://schemas.microsoft.com/office/2006/metadata/contentType"/>
@@ -70601,19 +68848,10 @@
 </ds:datastoreItem>
 </file>
 
-<file path=customXml/itemProps3.xml><?xml version="1.0" encoding="utf-8"?>
-<ds:datastoreItem xmlns:ds="http://schemas.openxmlformats.org/officeDocument/2006/customXml" ds:itemID="{368F45FA-2064-4BEF-8113-7B8B062FA5D7}">
+<file path=customXml/itemProps4.xml><?xml version="1.0" encoding="utf-8"?>
+<ds:datastoreItem xmlns:ds="http://schemas.openxmlformats.org/officeDocument/2006/customXml" ds:itemID="{A6DE2CEB-D0DC-4A0B-A0CB-4C6D4D3893B7}">
   <ds:schemaRefs>
-    <ds:schemaRef ds:uri="http://schemas.microsoft.com/office/2006/metadata/properties"/>
-    <ds:schemaRef ds:uri="http://schemas.microsoft.com/office/infopath/2007/PartnerControls"/>
-  </ds:schemaRefs>
-</ds:datastoreItem>
-</file>
-
-<file path=customXml/itemProps4.xml><?xml version="1.0" encoding="utf-8"?>
-<ds:datastoreItem xmlns:ds="http://schemas.openxmlformats.org/officeDocument/2006/customXml" ds:itemID="{FEAEA024-33A0-412C-ADAB-86C9F2F91C6F}">
-  <ds:schemaRefs>
-    <ds:schemaRef ds:uri="http://schemas.openxmlformats.org/officeDocument/2006/bibliography"/>
+    <ds:schemaRef ds:uri="http://schemas.microsoft.com/sharepoint/v3/contenttype/forms"/>
   </ds:schemaRefs>
 </ds:datastoreItem>
 </file>

--- a/CV_Grossmann.docx
+++ b/CV_Grossmann.docx
@@ -224,7 +224,15 @@
           <w:color w:val="000000"/>
           <w:lang w:val="en-CA"/>
         </w:rPr>
-        <w:t>531</w:t>
+        <w:t>5</w:t>
+      </w:r>
+      <w:r>
+        <w:rPr>
+          <w:bCs/>
+          <w:color w:val="000000"/>
+          <w:lang w:val="en-CA"/>
+        </w:rPr>
+        <w:t>82</w:t>
       </w:r>
       <w:r>
         <w:rPr>
@@ -877,7 +885,25 @@
                 <w:color w:val="000000"/>
                 <w:lang w:val="de-DE"/>
               </w:rPr>
-              <w:t>Vordiplom (B.S. equivalent), Psychology, Albert-Ludwigs-Universität Freiburg, Germany</w:t>
+              <w:t xml:space="preserve">Vordiplom (B.S. </w:t>
+            </w:r>
+            <w:proofErr w:type="spellStart"/>
+            <w:r>
+              <w:rPr>
+                <w:iCs/>
+                <w:color w:val="000000"/>
+                <w:lang w:val="de-DE"/>
+              </w:rPr>
+              <w:t>equivalent</w:t>
+            </w:r>
+            <w:proofErr w:type="spellEnd"/>
+            <w:r>
+              <w:rPr>
+                <w:iCs/>
+                <w:color w:val="000000"/>
+                <w:lang w:val="de-DE"/>
+              </w:rPr>
+              <w:t>), Psychology, Albert-Ludwigs-Universität Freiburg, Germany</w:t>
             </w:r>
           </w:p>
         </w:tc>
@@ -1879,6 +1905,7 @@
               <w:t xml:space="preserve">, </w:t>
             </w:r>
             <w:hyperlink r:id="rId20" w:history="1">
+              <w:proofErr w:type="spellStart"/>
               <w:r>
                 <w:rPr>
                   <w:rStyle w:val="Hyperlink"/>
@@ -1893,6 +1920,7 @@
                 </w:rPr>
                 <w:t>rds</w:t>
               </w:r>
+              <w:proofErr w:type="spellEnd"/>
             </w:hyperlink>
             <w:r>
               <w:rPr>
@@ -2261,12 +2289,21 @@
               </w:rPr>
               <w:t xml:space="preserve">Runner-Up for “Application of Science Award,” </w:t>
             </w:r>
+            <w:proofErr w:type="spellStart"/>
             <w:r>
               <w:rPr>
                 <w:color w:val="000000"/>
                 <w:lang w:val="en-CA"/>
               </w:rPr>
-              <w:t>NeuroLeadership Institute</w:t>
+              <w:t>NeuroLeadership</w:t>
+            </w:r>
+            <w:proofErr w:type="spellEnd"/>
+            <w:r>
+              <w:rPr>
+                <w:color w:val="000000"/>
+                <w:lang w:val="en-CA"/>
+              </w:rPr>
+              <w:t xml:space="preserve"> Institute</w:t>
             </w:r>
           </w:p>
         </w:tc>
@@ -2479,8 +2516,19 @@
                 <w:color w:val="000000"/>
                 <w:lang w:val="en-CA"/>
               </w:rPr>
-              <w:t>exceptional quality of the contribution of new researchers to psycholog</w:t>
-            </w:r>
+              <w:t xml:space="preserve">exceptional quality of the contribution of new researchers to </w:t>
+            </w:r>
+            <w:proofErr w:type="spellStart"/>
+            <w:r>
+              <w:rPr>
+                <w:i/>
+                <w:iCs/>
+                <w:color w:val="000000"/>
+                <w:lang w:val="en-CA"/>
+              </w:rPr>
+              <w:t>psycholog</w:t>
+            </w:r>
+            <w:proofErr w:type="spellEnd"/>
             <w:r>
               <w:rPr>
                 <w:i/>
@@ -2488,8 +2536,19 @@
                 <w:color w:val="000000"/>
                 <w:lang w:val="en-US"/>
               </w:rPr>
-              <w:t>y i</w:t>
-            </w:r>
+              <w:t xml:space="preserve">y </w:t>
+            </w:r>
+            <w:proofErr w:type="spellStart"/>
+            <w:r>
+              <w:rPr>
+                <w:i/>
+                <w:iCs/>
+                <w:color w:val="000000"/>
+                <w:lang w:val="en-US"/>
+              </w:rPr>
+              <w:t>i</w:t>
+            </w:r>
+            <w:proofErr w:type="spellEnd"/>
             <w:r>
               <w:rPr>
                 <w:i/>
@@ -3246,6 +3305,7 @@
               </w:rPr>
               <w:t>r</w:t>
             </w:r>
+            <w:proofErr w:type="spellStart"/>
             <w:r>
               <w:rPr>
                 <w:rStyle w:val="Hyperlink"/>
@@ -3261,7 +3321,17 @@
                 <w:color w:val="auto"/>
                 <w:lang w:val="en-US"/>
               </w:rPr>
-              <w:t>doctoral research in social psychology at the Department of Psychology</w:t>
+              <w:t>doctoral</w:t>
+            </w:r>
+            <w:proofErr w:type="spellEnd"/>
+            <w:r>
+              <w:rPr>
+                <w:rStyle w:val="Hyperlink"/>
+                <w:i/>
+                <w:color w:val="auto"/>
+                <w:lang w:val="en-US"/>
+              </w:rPr>
+              <w:t xml:space="preserve"> research in social psychology at the Department of Psychology</w:t>
             </w:r>
           </w:p>
         </w:tc>
@@ -3794,12 +3864,53 @@
               </w:rPr>
             </w:pPr>
             <w:hyperlink r:id="rId40" w:history="1">
+              <w:proofErr w:type="spellStart"/>
               <w:r>
                 <w:rPr>
                   <w:rStyle w:val="Hyperlink"/>
                   <w:lang w:val="en-CA"/>
                 </w:rPr>
-                <w:t>Stipendium der Studienstiftung des deutschen Volkes</w:t>
+                <w:t>Stipendium</w:t>
+              </w:r>
+              <w:proofErr w:type="spellEnd"/>
+              <w:r>
+                <w:rPr>
+                  <w:rStyle w:val="Hyperlink"/>
+                  <w:lang w:val="en-CA"/>
+                </w:rPr>
+                <w:t xml:space="preserve"> der </w:t>
+              </w:r>
+              <w:proofErr w:type="spellStart"/>
+              <w:r>
+                <w:rPr>
+                  <w:rStyle w:val="Hyperlink"/>
+                  <w:lang w:val="en-CA"/>
+                </w:rPr>
+                <w:t>Studienstiftung</w:t>
+              </w:r>
+              <w:proofErr w:type="spellEnd"/>
+              <w:r>
+                <w:rPr>
+                  <w:rStyle w:val="Hyperlink"/>
+                  <w:lang w:val="en-CA"/>
+                </w:rPr>
+                <w:t xml:space="preserve"> des </w:t>
+              </w:r>
+              <w:proofErr w:type="spellStart"/>
+              <w:r>
+                <w:rPr>
+                  <w:rStyle w:val="Hyperlink"/>
+                  <w:lang w:val="en-CA"/>
+                </w:rPr>
+                <w:t>deutschen</w:t>
+              </w:r>
+              <w:proofErr w:type="spellEnd"/>
+              <w:r>
+                <w:rPr>
+                  <w:rStyle w:val="Hyperlink"/>
+                  <w:lang w:val="en-CA"/>
+                </w:rPr>
+                <w:t xml:space="preserve"> Volkes</w:t>
               </w:r>
             </w:hyperlink>
             <w:r>
@@ -4588,7 +4699,23 @@
           <w:iCs/>
           <w:lang w:val="en-CA"/>
         </w:rPr>
-        <w:t>, 1, 524–536. *corresponding author</w:t>
+        <w:t>, 1, 524–536. *</w:t>
+      </w:r>
+      <w:proofErr w:type="gramStart"/>
+      <w:r>
+        <w:rPr>
+          <w:iCs/>
+          <w:lang w:val="en-CA"/>
+        </w:rPr>
+        <w:t>corresponding</w:t>
+      </w:r>
+      <w:proofErr w:type="gramEnd"/>
+      <w:r>
+        <w:rPr>
+          <w:iCs/>
+          <w:lang w:val="en-CA"/>
+        </w:rPr>
+        <w:t xml:space="preserve"> author</w:t>
       </w:r>
     </w:p>
     <w:p>
@@ -4848,48 +4975,54 @@
         </w:pBdr>
         <w:ind w:left="709" w:hanging="709"/>
         <w:rPr>
+          <w:b/>
+        </w:rPr>
+      </w:pPr>
+      <w:r>
+        <w:rPr>
+          <w:rFonts w:ascii="Times New Roman" w:hAnsi="Times New Roman" w:cs="Times New Roman"/>
+          <w:iCs/>
+          <w:sz w:val="24"/>
+          <w:szCs w:val="24"/>
+        </w:rPr>
+        <w:t xml:space="preserve">Grossmann, I. &amp; Kross, E. (2014). Exploring “Solomon’s paradox”: Self-distancing eliminates the self–other asymmetry in wise reasoning about close relationships in younger and older adults. </w:t>
+      </w:r>
+      <w:r>
+        <w:rPr>
+          <w:rFonts w:ascii="Times New Roman" w:hAnsi="Times New Roman" w:cs="Times New Roman"/>
+          <w:i/>
+          <w:iCs/>
+          <w:sz w:val="24"/>
+          <w:szCs w:val="24"/>
+        </w:rPr>
+        <w:t>Psychological Science, 25</w:t>
+      </w:r>
+      <w:r>
+        <w:rPr>
+          <w:rFonts w:ascii="Times New Roman" w:hAnsi="Times New Roman" w:cs="Times New Roman"/>
+          <w:iCs/>
+          <w:sz w:val="24"/>
+          <w:szCs w:val="24"/>
+        </w:rPr>
+        <w:t>, 1571–1580.</w:t>
+      </w:r>
+      <w:r>
+        <w:rPr>
+          <w:rFonts w:ascii="Times New Roman" w:hAnsi="Times New Roman" w:cs="Times New Roman"/>
+          <w:iCs/>
+          <w:sz w:val="24"/>
+          <w:szCs w:val="24"/>
+        </w:rPr>
+        <w:br/>
+      </w:r>
+      <w:r>
+        <w:rPr>
           <w:rFonts w:ascii="Times New Roman" w:hAnsi="Times New Roman" w:cs="Times New Roman"/>
           <w:b/>
           <w:sz w:val="24"/>
           <w:szCs w:val="24"/>
         </w:rPr>
-      </w:pPr>
-      <w:r>
-        <w:rPr>
-          <w:rFonts w:ascii="Times New Roman" w:hAnsi="Times New Roman" w:cs="Times New Roman"/>
-          <w:iCs/>
-          <w:sz w:val="24"/>
-          <w:szCs w:val="24"/>
-        </w:rPr>
-        <w:t xml:space="preserve">Grossmann, I. &amp; Kross, E. (2014). Exploring “Solomon’s paradox”: Self-distancing eliminates the self–other asymmetry in wise reasoning about close relationships in younger and older adults. </w:t>
-      </w:r>
-      <w:r>
-        <w:rPr>
-          <w:rFonts w:ascii="Times New Roman" w:hAnsi="Times New Roman" w:cs="Times New Roman"/>
-          <w:i/>
-          <w:iCs/>
-          <w:sz w:val="24"/>
-          <w:szCs w:val="24"/>
-        </w:rPr>
-        <w:t>Psychological Science, 25</w:t>
-      </w:r>
-      <w:r>
-        <w:rPr>
-          <w:rFonts w:ascii="Times New Roman" w:hAnsi="Times New Roman" w:cs="Times New Roman"/>
-          <w:iCs/>
-          <w:sz w:val="24"/>
-          <w:szCs w:val="24"/>
-        </w:rPr>
-        <w:t>, 1571–1580.</w:t>
-      </w:r>
-      <w:r>
-        <w:rPr>
-          <w:rFonts w:ascii="Times New Roman" w:hAnsi="Times New Roman" w:cs="Times New Roman"/>
-          <w:iCs/>
-          <w:sz w:val="24"/>
-          <w:szCs w:val="24"/>
-        </w:rPr>
-        <w:br/>
+        <w:br w:type="page"/>
       </w:r>
     </w:p>
     <w:p>
@@ -4912,6 +5045,7 @@
           <w:sz w:val="24"/>
           <w:szCs w:val="24"/>
         </w:rPr>
+        <w:lastRenderedPageBreak/>
         <w:t xml:space="preserve">Research </w:t>
       </w:r>
       <w:r>
@@ -5032,7 +5166,6 @@
               <w:rPr>
                 <w:lang w:val="en-CA"/>
               </w:rPr>
-              <w:lastRenderedPageBreak/>
               <w:t>2026</w:t>
             </w:r>
             <w:r>
@@ -5068,11 +5201,19 @@
               </w:rPr>
               <w:t xml:space="preserve">Social Sciences and Humanities Research Council of Canada, Insight Grant, </w:t>
             </w:r>
-            <w:r>
-              <w:rPr>
-                <w:lang w:val="en-CA"/>
-              </w:rPr>
-              <w:t>From narratives to choices: Advancing semantic topic modeling for mapping cultural narratives to social</w:t>
+            <w:proofErr w:type="gramStart"/>
+            <w:r>
+              <w:rPr>
+                <w:lang w:val="en-CA"/>
+              </w:rPr>
+              <w:t>From</w:t>
+            </w:r>
+            <w:proofErr w:type="gramEnd"/>
+            <w:r>
+              <w:rPr>
+                <w:lang w:val="en-CA"/>
+              </w:rPr>
+              <w:t xml:space="preserve"> narratives to choices: Advancing semantic topic modeling for mapping cultural narratives to social</w:t>
             </w:r>
             <w:r>
               <w:rPr>
@@ -5585,7 +5726,21 @@
               <w:rPr>
                 <w:lang w:val="en-CA"/>
               </w:rPr>
-              <w:t>University of Waterloo Chronic Disease Prevention Initiative, Seed Grant, Harnessing psychological insights and mobile technologies to detect stress-related risk factors for mental health (CAD$10,000)</w:t>
+              <w:t xml:space="preserve">University of Waterloo Chronic Disease Prevention Initiative, Seed Grant, </w:t>
+            </w:r>
+            <w:proofErr w:type="gramStart"/>
+            <w:r>
+              <w:rPr>
+                <w:lang w:val="en-CA"/>
+              </w:rPr>
+              <w:t>Harnessing</w:t>
+            </w:r>
+            <w:proofErr w:type="gramEnd"/>
+            <w:r>
+              <w:rPr>
+                <w:lang w:val="en-CA"/>
+              </w:rPr>
+              <w:t xml:space="preserve"> psychological insights and mobile technologies to detect stress-related risk factors for mental health (CAD$10,000)</w:t>
             </w:r>
             <w:r>
               <w:rPr>
@@ -5903,6 +6058,7 @@
                 <w:sz w:val="24"/>
                 <w:szCs w:val="24"/>
               </w:rPr>
+              <w:lastRenderedPageBreak/>
               <w:t>2025</w:t>
             </w:r>
           </w:p>
@@ -5935,6 +6091,7 @@
               </w:rPr>
               <w:t xml:space="preserve">University of Waterloo Teaching Innovation Incubator, </w:t>
             </w:r>
+            <w:proofErr w:type="gramStart"/>
             <w:r>
               <w:rPr>
                 <w:rFonts w:ascii="Times New Roman" w:hAnsi="Times New Roman" w:cs="Times New Roman"/>
@@ -5943,7 +6100,18 @@
                 <w:sz w:val="24"/>
                 <w:szCs w:val="24"/>
               </w:rPr>
-              <w:t>Learning by teaching a Large Language Model</w:t>
+              <w:t>Learning</w:t>
+            </w:r>
+            <w:proofErr w:type="gramEnd"/>
+            <w:r>
+              <w:rPr>
+                <w:rFonts w:ascii="Times New Roman" w:hAnsi="Times New Roman" w:cs="Times New Roman"/>
+                <w:i/>
+                <w:iCs/>
+                <w:sz w:val="24"/>
+                <w:szCs w:val="24"/>
+              </w:rPr>
+              <w:t xml:space="preserve"> by teaching a Large Language Model</w:t>
             </w:r>
             <w:r>
               <w:rPr>
@@ -5986,7 +6154,6 @@
                 <w:sz w:val="24"/>
                 <w:szCs w:val="24"/>
               </w:rPr>
-              <w:lastRenderedPageBreak/>
               <w:t>2025–2026</w:t>
             </w:r>
           </w:p>
@@ -6899,6 +7066,7 @@
         <w:t xml:space="preserve">, </w:t>
       </w:r>
       <w:hyperlink r:id="rId44" w:history="1">
+        <w:proofErr w:type="spellStart"/>
         <w:r>
           <w:rPr>
             <w:rStyle w:val="Hyperlink"/>
@@ -6906,7 +7074,17 @@
             <w:iCs/>
             <w:lang w:val="en-CA"/>
           </w:rPr>
-          <w:t>Futurescape Project</w:t>
+          <w:t>Futurescape</w:t>
+        </w:r>
+        <w:proofErr w:type="spellEnd"/>
+        <w:r>
+          <w:rPr>
+            <w:rStyle w:val="Hyperlink"/>
+            <w:i/>
+            <w:iCs/>
+            <w:lang w:val="en-CA"/>
+          </w:rPr>
+          <w:t xml:space="preserve"> Project</w:t>
         </w:r>
       </w:hyperlink>
       <w:r>
@@ -6928,6 +7106,7 @@
         <w:t xml:space="preserve">–present) – foresight and forecasting of societal change, including the </w:t>
       </w:r>
       <w:hyperlink r:id="rId45" w:history="1">
+        <w:proofErr w:type="spellStart"/>
         <w:r>
           <w:rPr>
             <w:rStyle w:val="Hyperlink"/>
@@ -6937,6 +7116,7 @@
           </w:rPr>
           <w:t>WorldAfterCOVID</w:t>
         </w:r>
+        <w:proofErr w:type="spellEnd"/>
       </w:hyperlink>
       <w:r>
         <w:rPr>
@@ -7132,6 +7312,24 @@
     </w:p>
     <w:p>
       <w:pPr>
+        <w:rPr>
+          <w:rFonts w:eastAsia="SimSun"/>
+          <w:b/>
+          <w:color w:val="000000"/>
+          <w:kern w:val="1"/>
+          <w:lang w:val="en-CA" w:eastAsia="ar-SA"/>
+        </w:rPr>
+      </w:pPr>
+      <w:r>
+        <w:rPr>
+          <w:b/>
+          <w:color w:val="000000"/>
+        </w:rPr>
+        <w:br w:type="page"/>
+      </w:r>
+    </w:p>
+    <w:p>
+      <w:pPr>
         <w:pStyle w:val="NoSpacing"/>
         <w:pBdr>
           <w:bottom w:val="single" w:sz="4" w:space="1" w:color="auto"/>
@@ -7144,13 +7342,7 @@
           <w:szCs w:val="24"/>
         </w:rPr>
       </w:pPr>
-    </w:p>
-    <w:p>
-      <w:pPr>
-        <w:pStyle w:val="NoSpacing"/>
-        <w:pBdr>
-          <w:bottom w:val="single" w:sz="4" w:space="1" w:color="auto"/>
-        </w:pBdr>
+      <w:r>
         <w:rPr>
           <w:rFonts w:ascii="Times New Roman" w:hAnsi="Times New Roman" w:cs="Times New Roman"/>
           <w:b/>
@@ -7158,15 +7350,7 @@
           <w:sz w:val="24"/>
           <w:szCs w:val="24"/>
         </w:rPr>
-      </w:pPr>
-      <w:r>
-        <w:rPr>
-          <w:rFonts w:ascii="Times New Roman" w:hAnsi="Times New Roman" w:cs="Times New Roman"/>
-          <w:b/>
-          <w:color w:val="000000"/>
-          <w:sz w:val="24"/>
-          <w:szCs w:val="24"/>
-        </w:rPr>
+        <w:lastRenderedPageBreak/>
         <w:t>Editorial &amp; professional leadership / governance</w:t>
       </w:r>
     </w:p>
@@ -7309,7 +7493,6 @@
         <w:rPr>
           <w:lang w:val="en-CA"/>
         </w:rPr>
-        <w:lastRenderedPageBreak/>
         <w:t xml:space="preserve">Associate Editor, </w:t>
       </w:r>
       <w:r>
@@ -7471,8 +7654,59 @@
           <w:i/>
           <w:iCs/>
         </w:rPr>
-        <w:t>Professional governance &amp; field service</w:t>
-      </w:r>
+        <w:t xml:space="preserve">Professional </w:t>
+      </w:r>
+      <w:proofErr w:type="spellStart"/>
+      <w:r>
+        <w:rPr>
+          <w:b/>
+          <w:bCs/>
+          <w:i/>
+          <w:iCs/>
+        </w:rPr>
+        <w:t>governance</w:t>
+      </w:r>
+      <w:proofErr w:type="spellEnd"/>
+      <w:r>
+        <w:rPr>
+          <w:b/>
+          <w:bCs/>
+          <w:i/>
+          <w:iCs/>
+        </w:rPr>
+        <w:t xml:space="preserve"> &amp; </w:t>
+      </w:r>
+      <w:proofErr w:type="spellStart"/>
+      <w:r>
+        <w:rPr>
+          <w:b/>
+          <w:bCs/>
+          <w:i/>
+          <w:iCs/>
+        </w:rPr>
+        <w:t>field</w:t>
+      </w:r>
+      <w:proofErr w:type="spellEnd"/>
+      <w:r>
+        <w:rPr>
+          <w:b/>
+          <w:bCs/>
+          <w:i/>
+          <w:iCs/>
+        </w:rPr>
+        <w:t xml:space="preserve"> </w:t>
+      </w:r>
+      <w:proofErr w:type="spellStart"/>
+      <w:r>
+        <w:rPr>
+          <w:b/>
+          <w:bCs/>
+          <w:i/>
+          <w:iCs/>
+        </w:rPr>
+        <w:t>service</w:t>
+      </w:r>
+      <w:proofErr w:type="spellEnd"/>
     </w:p>
     <w:p>
       <w:pPr>
@@ -7826,62 +8060,16 @@
       <w:r>
         <w:rPr>
           <w:iCs/>
-          <w:u w:val="single"/>
-          <w:lang w:val="en-CA"/>
-        </w:rPr>
-        <w:t>Rudnev, M</w:t>
+          <w:lang w:val="de-DE"/>
+        </w:rPr>
+        <w:t xml:space="preserve">Johnson, S. G.*, Karimi, A. H., Bengio, Y., Chater, N., Gerstenberg, T., Larson, K., ... </w:t>
       </w:r>
       <w:r>
         <w:rPr>
           <w:iCs/>
           <w:lang w:val="en-CA"/>
         </w:rPr>
-        <w:t xml:space="preserve">., </w:t>
-      </w:r>
-      <w:r>
-        <w:rPr>
-          <w:iCs/>
-          <w:u w:val="single"/>
-          <w:lang w:val="en-CA"/>
-        </w:rPr>
-        <w:t>De La Rosa</w:t>
-      </w:r>
-      <w:r>
-        <w:rPr>
-          <w:iCs/>
-          <w:lang w:val="en-CA"/>
-        </w:rPr>
-        <w:t xml:space="preserve">, </w:t>
-      </w:r>
-      <w:r>
-        <w:rPr>
-          <w:iCs/>
-          <w:u w:val="single"/>
-          <w:lang w:val="en-CA"/>
-        </w:rPr>
-        <w:t>A. L. R.</w:t>
-      </w:r>
-      <w:r>
-        <w:rPr>
-          <w:iCs/>
-          <w:lang w:val="en-CA"/>
-        </w:rPr>
-        <w:t xml:space="preserve">, </w:t>
-      </w:r>
-      <w:r>
-        <w:rPr>
-          <w:iCs/>
-          <w:u w:val="single"/>
-          <w:lang w:val="en-CA"/>
-        </w:rPr>
-        <w:t>Barrett, R</w:t>
-      </w:r>
-      <w:r>
-        <w:rPr>
-          <w:iCs/>
-          <w:lang w:val="en-CA"/>
-        </w:rPr>
-        <w:t xml:space="preserve">., Christakis, N., &amp; </w:t>
+        <w:t xml:space="preserve">&amp; </w:t>
       </w:r>
       <w:r>
         <w:rPr>
@@ -7897,28 +8085,491 @@
           <w:iCs/>
           <w:lang w:val="en-CA"/>
         </w:rPr>
-        <w:t xml:space="preserve"> (in press). </w:t>
+        <w:t xml:space="preserve">* (2026). </w:t>
       </w:r>
       <w:r>
         <w:rPr>
           <w:iCs/>
           <w:lang w:val="en-CA"/>
         </w:rPr>
-        <w:t xml:space="preserve">Measuring intellectual humility through situated behavior: An alternative to dispositional self-reports. </w:t>
-      </w:r>
-      <w:r>
-        <w:rPr>
-          <w:i/>
-          <w:lang w:val="en-CA"/>
-        </w:rPr>
-        <w:t>Behavior Research Methods</w:t>
+        <w:t>Imagining and building wise machines: The centrality of AI metacognition.</w:t>
       </w:r>
       <w:r>
         <w:rPr>
           <w:iCs/>
           <w:lang w:val="en-CA"/>
         </w:rPr>
+        <w:t xml:space="preserve"> </w:t>
+      </w:r>
+      <w:r>
+        <w:rPr>
+          <w:i/>
+          <w:lang w:val="en-CA"/>
+        </w:rPr>
+        <w:t xml:space="preserve">Trends in Cognitive Sciences. </w:t>
+      </w:r>
+      <w:r>
+        <w:rPr>
+          <w:iCs/>
+          <w:lang w:val="en-CA"/>
+        </w:rPr>
+        <w:t>*</w:t>
+      </w:r>
+      <w:proofErr w:type="gramStart"/>
+      <w:r>
+        <w:rPr>
+          <w:iCs/>
+          <w:lang w:val="en-CA"/>
+        </w:rPr>
+        <w:t>corresponding</w:t>
+      </w:r>
+      <w:proofErr w:type="gramEnd"/>
+      <w:r>
+        <w:rPr>
+          <w:iCs/>
+          <w:lang w:val="en-CA"/>
+        </w:rPr>
+        <w:t xml:space="preserve"> authors</w:t>
+      </w:r>
+    </w:p>
+    <w:p>
+      <w:pPr>
+        <w:autoSpaceDE w:val="0"/>
+        <w:autoSpaceDN w:val="0"/>
+        <w:adjustRightInd w:val="0"/>
+        <w:ind w:left="709" w:hanging="709"/>
+        <w:rPr>
+          <w:lang w:val="en-CA"/>
+        </w:rPr>
+      </w:pPr>
+      <w:proofErr w:type="spellStart"/>
+      <w:r>
+        <w:rPr>
+          <w:u w:val="single"/>
+          <w:lang w:val="en-CA"/>
+        </w:rPr>
+        <w:t>Kachhiyapatel</w:t>
+      </w:r>
+      <w:proofErr w:type="spellEnd"/>
+      <w:r>
+        <w:rPr>
+          <w:u w:val="single"/>
+          <w:lang w:val="en-CA"/>
+        </w:rPr>
+        <w:t>, N</w:t>
+      </w:r>
+      <w:r>
+        <w:rPr>
+          <w:lang w:val="en-CA"/>
+        </w:rPr>
+        <w:t xml:space="preserve">., &amp; </w:t>
+      </w:r>
+      <w:r>
+        <w:rPr>
+          <w:b/>
+          <w:bCs/>
+          <w:lang w:val="en-CA"/>
+        </w:rPr>
+        <w:t>Grossmann, I.</w:t>
+      </w:r>
+      <w:r>
+        <w:rPr>
+          <w:lang w:val="en-CA"/>
+        </w:rPr>
+        <w:t xml:space="preserve"> (2026). The </w:t>
+      </w:r>
+      <w:r>
+        <w:rPr>
+          <w:lang w:val="en-CA"/>
+        </w:rPr>
+        <w:t>m</w:t>
+      </w:r>
+      <w:r>
+        <w:rPr>
+          <w:lang w:val="en-CA"/>
+        </w:rPr>
+        <w:t xml:space="preserve">oral </w:t>
+      </w:r>
+      <w:r>
+        <w:rPr>
+          <w:lang w:val="en-CA"/>
+        </w:rPr>
+        <w:t>b</w:t>
+      </w:r>
+      <w:r>
+        <w:rPr>
+          <w:lang w:val="en-CA"/>
+        </w:rPr>
+        <w:t xml:space="preserve">lueprint </w:t>
+      </w:r>
+      <w:r>
+        <w:rPr>
+          <w:lang w:val="en-CA"/>
+        </w:rPr>
+        <w:t>i</w:t>
+      </w:r>
+      <w:r>
+        <w:rPr>
+          <w:lang w:val="en-CA"/>
+        </w:rPr>
+        <w:t xml:space="preserve">s </w:t>
+      </w:r>
+      <w:r>
+        <w:rPr>
+          <w:lang w:val="en-CA"/>
+        </w:rPr>
+        <w:t>n</w:t>
+      </w:r>
+      <w:r>
+        <w:rPr>
+          <w:lang w:val="en-CA"/>
+        </w:rPr>
+        <w:t xml:space="preserve">ot </w:t>
+      </w:r>
+      <w:r>
+        <w:rPr>
+          <w:lang w:val="en-CA"/>
+        </w:rPr>
+        <w:t>n</w:t>
+      </w:r>
+      <w:r>
+        <w:rPr>
+          <w:lang w:val="en-CA"/>
+        </w:rPr>
+        <w:t xml:space="preserve">ecessary for STEM </w:t>
+      </w:r>
+      <w:r>
+        <w:rPr>
+          <w:lang w:val="en-CA"/>
+        </w:rPr>
+        <w:t>w</w:t>
+      </w:r>
+      <w:r>
+        <w:rPr>
+          <w:lang w:val="en-CA"/>
+        </w:rPr>
+        <w:t>isdom. </w:t>
+      </w:r>
+      <w:r>
+        <w:rPr>
+          <w:i/>
+          <w:iCs/>
+          <w:lang w:val="en-CA"/>
+        </w:rPr>
+        <w:t>Roeper Review</w:t>
+      </w:r>
+      <w:r>
+        <w:rPr>
+          <w:lang w:val="en-CA"/>
+        </w:rPr>
+        <w:t xml:space="preserve">, 1–12. </w:t>
+      </w:r>
+    </w:p>
+    <w:p>
+      <w:pPr>
+        <w:autoSpaceDE w:val="0"/>
+        <w:autoSpaceDN w:val="0"/>
+        <w:adjustRightInd w:val="0"/>
+        <w:ind w:left="709" w:hanging="709"/>
+        <w:rPr>
+          <w:lang w:val="en-CA"/>
+        </w:rPr>
+      </w:pPr>
+      <w:r>
+        <w:rPr>
+          <w:iCs/>
+          <w:lang w:val="en-CA"/>
+        </w:rPr>
+        <w:t xml:space="preserve">Kunst, J. </w:t>
+      </w:r>
+      <w:r>
+        <w:rPr>
+          <w:iCs/>
+          <w:lang w:val="en-CA"/>
+        </w:rPr>
+        <w:t>R</w:t>
+      </w:r>
+      <w:r>
+        <w:rPr>
+          <w:iCs/>
+          <w:lang w:val="en-CA"/>
+        </w:rPr>
+        <w:t xml:space="preserve">., </w:t>
+      </w:r>
+      <w:r>
+        <w:rPr>
+          <w:iCs/>
+          <w:lang w:val="en-CA"/>
+        </w:rPr>
+        <w:t>Bes</w:t>
+      </w:r>
+      <w:r>
+        <w:rPr>
+          <w:iCs/>
+          <w:lang w:val="en-CA"/>
+        </w:rPr>
+        <w:t>ta</w:t>
+      </w:r>
+      <w:r>
+        <w:rPr>
+          <w:iCs/>
+          <w:lang w:val="en-CA"/>
+        </w:rPr>
+        <w:t xml:space="preserve">, </w:t>
+      </w:r>
+      <w:r>
+        <w:rPr>
+          <w:iCs/>
+          <w:lang w:val="en-CA"/>
+        </w:rPr>
+        <w:t>T.</w:t>
+      </w:r>
+      <w:r>
+        <w:rPr>
+          <w:iCs/>
+          <w:lang w:val="en-CA"/>
+        </w:rPr>
+        <w:t xml:space="preserve">, </w:t>
+      </w:r>
+      <w:proofErr w:type="spellStart"/>
+      <w:r>
+        <w:rPr>
+          <w:iCs/>
+          <w:lang w:val="en-CA"/>
+        </w:rPr>
+        <w:t>Jaśkiewicz</w:t>
+      </w:r>
+      <w:proofErr w:type="spellEnd"/>
+      <w:r>
+        <w:rPr>
+          <w:iCs/>
+          <w:lang w:val="en-CA"/>
+        </w:rPr>
+        <w:t xml:space="preserve">, </w:t>
+      </w:r>
+      <w:r>
+        <w:rPr>
+          <w:iCs/>
+          <w:lang w:val="en-CA"/>
+        </w:rPr>
+        <w:t>M.</w:t>
+      </w:r>
+      <w:r>
+        <w:rPr>
+          <w:iCs/>
+          <w:lang w:val="en-CA"/>
+        </w:rPr>
+        <w:t xml:space="preserve">, </w:t>
+      </w:r>
+      <w:r>
+        <w:rPr>
+          <w:iCs/>
+          <w:lang w:val="en-CA"/>
+        </w:rPr>
+        <w:t>Gajda</w:t>
+      </w:r>
+      <w:r>
+        <w:rPr>
+          <w:iCs/>
+          <w:lang w:val="en-CA"/>
+        </w:rPr>
+        <w:t xml:space="preserve">, </w:t>
+      </w:r>
+      <w:r>
+        <w:rPr>
+          <w:iCs/>
+          <w:lang w:val="en-CA"/>
+        </w:rPr>
+        <w:t xml:space="preserve">A. </w:t>
+      </w:r>
+      <w:r>
+        <w:rPr>
+          <w:iCs/>
+          <w:lang w:val="en-CA"/>
+        </w:rPr>
+        <w:t xml:space="preserve">N., </w:t>
+      </w:r>
+      <w:r>
+        <w:rPr>
+          <w:iCs/>
+          <w:lang w:val="en-CA"/>
+        </w:rPr>
+        <w:t>Sanden</w:t>
+      </w:r>
+      <w:r>
+        <w:rPr>
+          <w:iCs/>
+          <w:lang w:val="en-CA"/>
+        </w:rPr>
+        <w:t xml:space="preserve">, </w:t>
+      </w:r>
+      <w:r>
+        <w:rPr>
+          <w:iCs/>
+          <w:lang w:val="en-CA"/>
+        </w:rPr>
+        <w:t>M</w:t>
+      </w:r>
+      <w:r>
+        <w:rPr>
+          <w:iCs/>
+          <w:lang w:val="en-CA"/>
+        </w:rPr>
+        <w:t xml:space="preserve">., ... </w:t>
+      </w:r>
+      <w:r>
+        <w:rPr>
+          <w:iCs/>
+          <w:lang w:val="en-CA"/>
+        </w:rPr>
+        <w:t xml:space="preserve">&amp; </w:t>
+      </w:r>
+      <w:r>
+        <w:rPr>
+          <w:b/>
+          <w:bCs/>
+          <w:iCs/>
+          <w:lang w:val="en-CA"/>
+        </w:rPr>
+        <w:t>Grossmann, I</w:t>
+      </w:r>
+      <w:r>
+        <w:rPr>
+          <w:iCs/>
+          <w:lang w:val="en-CA"/>
+        </w:rPr>
+        <w:t>….</w:t>
+      </w:r>
+      <w:r>
+        <w:rPr>
+          <w:iCs/>
+          <w:lang w:val="en-CA"/>
+        </w:rPr>
+        <w:t xml:space="preserve"> &amp; Milan, O.</w:t>
+      </w:r>
+      <w:r>
+        <w:rPr>
+          <w:iCs/>
+          <w:lang w:val="en-CA"/>
+        </w:rPr>
+        <w:t xml:space="preserve"> (</w:t>
+      </w:r>
+      <w:r>
+        <w:rPr>
+          <w:iCs/>
+          <w:lang w:val="en-CA"/>
+        </w:rPr>
+        <w:t>2026</w:t>
+      </w:r>
+      <w:r>
+        <w:rPr>
+          <w:iCs/>
+          <w:lang w:val="en-CA"/>
+        </w:rPr>
+        <w:t xml:space="preserve">). </w:t>
+      </w:r>
+      <w:r>
+        <w:rPr>
+          <w:iCs/>
+          <w:lang w:val="en-CA"/>
+        </w:rPr>
+        <w:t xml:space="preserve">The Psychology of </w:t>
+      </w:r>
+      <w:r>
+        <w:rPr>
+          <w:iCs/>
+          <w:lang w:val="en-CA"/>
+        </w:rPr>
+        <w:t>o</w:t>
+      </w:r>
+      <w:r>
+        <w:rPr>
+          <w:iCs/>
+          <w:lang w:val="en-CA"/>
+        </w:rPr>
+        <w:t xml:space="preserve">ffensive and </w:t>
+      </w:r>
+      <w:r>
+        <w:rPr>
+          <w:iCs/>
+          <w:lang w:val="en-CA"/>
+        </w:rPr>
+        <w:t>d</w:t>
+      </w:r>
+      <w:r>
+        <w:rPr>
+          <w:iCs/>
+          <w:lang w:val="en-CA"/>
+        </w:rPr>
+        <w:t xml:space="preserve">efensive </w:t>
+      </w:r>
+      <w:r>
+        <w:rPr>
+          <w:iCs/>
+          <w:lang w:val="en-CA"/>
+        </w:rPr>
+        <w:t>i</w:t>
+      </w:r>
+      <w:r>
+        <w:rPr>
+          <w:iCs/>
+          <w:lang w:val="en-CA"/>
+        </w:rPr>
+        <w:t xml:space="preserve">ntergroup </w:t>
+      </w:r>
+      <w:r>
+        <w:rPr>
+          <w:iCs/>
+          <w:lang w:val="en-CA"/>
+        </w:rPr>
+        <w:t>v</w:t>
+      </w:r>
+      <w:r>
+        <w:rPr>
+          <w:iCs/>
+          <w:lang w:val="en-CA"/>
+        </w:rPr>
+        <w:t xml:space="preserve">iolence: Preregistered </w:t>
+      </w:r>
+      <w:r>
+        <w:rPr>
+          <w:iCs/>
+          <w:lang w:val="en-CA"/>
+        </w:rPr>
+        <w:t>i</w:t>
+      </w:r>
+      <w:r>
+        <w:rPr>
+          <w:iCs/>
+          <w:lang w:val="en-CA"/>
+        </w:rPr>
+        <w:t>nsights from 58 countries</w:t>
+      </w:r>
+      <w:r>
+        <w:rPr>
+          <w:lang w:val="en-CA"/>
+        </w:rPr>
+        <w:t xml:space="preserve">. </w:t>
+      </w:r>
+      <w:r>
+        <w:rPr>
+          <w:i/>
+          <w:lang w:val="en-CA"/>
+        </w:rPr>
+        <w:t>Proceedings of the National Academy of Sciences of the United States of America</w:t>
+      </w:r>
+      <w:r>
+        <w:rPr>
+          <w:i/>
+          <w:lang w:val="en-CA"/>
+        </w:rPr>
         <w:t>.</w:t>
+      </w:r>
+      <w:r>
+        <w:rPr>
+          <w:lang w:val="en-CA"/>
+        </w:rPr>
+        <w:t xml:space="preserve"> </w:t>
       </w:r>
     </w:p>
     <w:p>
@@ -7936,489 +8587,99 @@
       <w:r>
         <w:rPr>
           <w:iCs/>
-          <w:lang w:val="en-CA"/>
-        </w:rPr>
-        <w:t xml:space="preserve">Johnson, S. G.*, Karimi, A. H., Bengio, Y., Chater, N., Gerstenberg, T., Larson, K., ... </w:t>
+          <w:u w:val="single"/>
+          <w:lang w:val="sv-SE"/>
+        </w:rPr>
+        <w:t>Rudnev, M</w:t>
       </w:r>
       <w:r>
         <w:rPr>
           <w:iCs/>
-          <w:lang w:val="de-DE"/>
-        </w:rPr>
-        <w:t xml:space="preserve">&amp; </w:t>
+          <w:lang w:val="sv-SE"/>
+        </w:rPr>
+        <w:t xml:space="preserve">., </w:t>
+      </w:r>
+      <w:r>
+        <w:rPr>
+          <w:iCs/>
+          <w:u w:val="single"/>
+          <w:lang w:val="sv-SE"/>
+        </w:rPr>
+        <w:t>De La Rosa</w:t>
+      </w:r>
+      <w:r>
+        <w:rPr>
+          <w:iCs/>
+          <w:lang w:val="sv-SE"/>
+        </w:rPr>
+        <w:t xml:space="preserve">, </w:t>
+      </w:r>
+      <w:r>
+        <w:rPr>
+          <w:iCs/>
+          <w:u w:val="single"/>
+          <w:lang w:val="sv-SE"/>
+        </w:rPr>
+        <w:t>A. L. R.</w:t>
+      </w:r>
+      <w:r>
+        <w:rPr>
+          <w:iCs/>
+          <w:lang w:val="sv-SE"/>
+        </w:rPr>
+        <w:t xml:space="preserve">, </w:t>
+      </w:r>
+      <w:r>
+        <w:rPr>
+          <w:iCs/>
+          <w:u w:val="single"/>
+          <w:lang w:val="sv-SE"/>
+        </w:rPr>
+        <w:t>Barrett, R</w:t>
+      </w:r>
+      <w:r>
+        <w:rPr>
+          <w:iCs/>
+          <w:lang w:val="sv-SE"/>
+        </w:rPr>
+        <w:t xml:space="preserve">., Christakis, N., &amp; </w:t>
       </w:r>
       <w:r>
         <w:rPr>
           <w:b/>
           <w:bCs/>
           <w:iCs/>
-          <w:lang w:val="de-DE"/>
+          <w:lang w:val="sv-SE"/>
         </w:rPr>
         <w:t>Grossmann, I.</w:t>
       </w:r>
       <w:r>
         <w:rPr>
           <w:iCs/>
-          <w:lang w:val="de-DE"/>
-        </w:rPr>
-        <w:t xml:space="preserve">* (2026). </w:t>
+          <w:lang w:val="sv-SE"/>
+        </w:rPr>
+        <w:t xml:space="preserve"> (2026). </w:t>
       </w:r>
       <w:r>
         <w:rPr>
           <w:iCs/>
           <w:lang w:val="en-CA"/>
         </w:rPr>
-        <w:t>Imagining and building wise machines: The centrality of AI metacognition.</w:t>
+        <w:t xml:space="preserve">Measuring intellectual humility through situated behavior: An alternative to dispositional self-reports. </w:t>
+      </w:r>
+      <w:r>
+        <w:rPr>
+          <w:i/>
+          <w:lang w:val="en-CA"/>
+        </w:rPr>
+        <w:t>Behavior Research Methods</w:t>
       </w:r>
       <w:r>
         <w:rPr>
           <w:iCs/>
           <w:lang w:val="en-CA"/>
         </w:rPr>
-        <w:t xml:space="preserve"> </w:t>
-      </w:r>
-      <w:r>
-        <w:rPr>
-          <w:i/>
-          <w:lang w:val="en-CA"/>
-        </w:rPr>
-        <w:t xml:space="preserve">Trends in Cognitive Sciences. </w:t>
-      </w:r>
-      <w:r>
-        <w:rPr>
-          <w:iCs/>
-          <w:lang w:val="en-CA"/>
-        </w:rPr>
-        <w:t>*corresponding authors</w:t>
-      </w:r>
-    </w:p>
-    <w:p>
-      <w:pPr>
-        <w:autoSpaceDE w:val="0"/>
-        <w:autoSpaceDN w:val="0"/>
-        <w:adjustRightInd w:val="0"/>
-        <w:ind w:left="709" w:hanging="709"/>
-        <w:rPr>
-          <w:lang w:val="en-CA"/>
-        </w:rPr>
-      </w:pPr>
-      <w:r>
-        <w:rPr>
-          <w:u w:val="single"/>
-          <w:lang w:val="en-CA"/>
-        </w:rPr>
-        <w:t>Kachhiyapatel, N</w:t>
-      </w:r>
-      <w:r>
-        <w:rPr>
-          <w:lang w:val="en-CA"/>
-        </w:rPr>
-        <w:t xml:space="preserve">., &amp; </w:t>
-      </w:r>
-      <w:r>
-        <w:rPr>
-          <w:b/>
-          <w:bCs/>
-          <w:lang w:val="en-CA"/>
-        </w:rPr>
-        <w:t>Grossmann, I.</w:t>
-      </w:r>
-      <w:r>
-        <w:rPr>
-          <w:lang w:val="en-CA"/>
-        </w:rPr>
-        <w:t xml:space="preserve"> (2026). The </w:t>
-      </w:r>
-      <w:r>
-        <w:rPr>
-          <w:lang w:val="en-CA"/>
-        </w:rPr>
-        <w:t>m</w:t>
-      </w:r>
-      <w:r>
-        <w:rPr>
-          <w:lang w:val="en-CA"/>
-        </w:rPr>
-        <w:t xml:space="preserve">oral </w:t>
-      </w:r>
-      <w:r>
-        <w:rPr>
-          <w:lang w:val="en-CA"/>
-        </w:rPr>
-        <w:t>b</w:t>
-      </w:r>
-      <w:r>
-        <w:rPr>
-          <w:lang w:val="en-CA"/>
-        </w:rPr>
-        <w:t xml:space="preserve">lueprint </w:t>
-      </w:r>
-      <w:r>
-        <w:rPr>
-          <w:lang w:val="en-CA"/>
-        </w:rPr>
-        <w:t>i</w:t>
-      </w:r>
-      <w:r>
-        <w:rPr>
-          <w:lang w:val="en-CA"/>
-        </w:rPr>
-        <w:t xml:space="preserve">s </w:t>
-      </w:r>
-      <w:r>
-        <w:rPr>
-          <w:lang w:val="en-CA"/>
-        </w:rPr>
-        <w:t>n</w:t>
-      </w:r>
-      <w:r>
-        <w:rPr>
-          <w:lang w:val="en-CA"/>
-        </w:rPr>
-        <w:t xml:space="preserve">ot </w:t>
-      </w:r>
-      <w:r>
-        <w:rPr>
-          <w:lang w:val="en-CA"/>
-        </w:rPr>
-        <w:t>n</w:t>
-      </w:r>
-      <w:r>
-        <w:rPr>
-          <w:lang w:val="en-CA"/>
-        </w:rPr>
-        <w:t xml:space="preserve">ecessary for STEM </w:t>
-      </w:r>
-      <w:r>
-        <w:rPr>
-          <w:lang w:val="en-CA"/>
-        </w:rPr>
-        <w:t>w</w:t>
-      </w:r>
-      <w:r>
-        <w:rPr>
-          <w:lang w:val="en-CA"/>
-        </w:rPr>
-        <w:t>isdom. </w:t>
-      </w:r>
-      <w:r>
-        <w:rPr>
-          <w:i/>
-          <w:iCs/>
-          <w:lang w:val="en-CA"/>
-        </w:rPr>
-        <w:t>Roeper Review</w:t>
-      </w:r>
-      <w:r>
-        <w:rPr>
-          <w:lang w:val="en-CA"/>
-        </w:rPr>
-        <w:t xml:space="preserve">, 1–12. </w:t>
-      </w:r>
-    </w:p>
-    <w:p>
-      <w:pPr>
-        <w:autoSpaceDE w:val="0"/>
-        <w:autoSpaceDN w:val="0"/>
-        <w:adjustRightInd w:val="0"/>
-        <w:ind w:left="709" w:hanging="709"/>
-        <w:rPr>
-          <w:lang w:val="en-CA"/>
-        </w:rPr>
-      </w:pPr>
-      <w:r>
-        <w:rPr>
-          <w:iCs/>
-          <w:lang w:val="en-CA"/>
-        </w:rPr>
-        <w:t xml:space="preserve">Kunst, J. </w:t>
-      </w:r>
-      <w:r>
-        <w:rPr>
-          <w:iCs/>
-          <w:lang w:val="en-CA"/>
-        </w:rPr>
-        <w:t>R</w:t>
-      </w:r>
-      <w:r>
-        <w:rPr>
-          <w:iCs/>
-          <w:lang w:val="en-CA"/>
-        </w:rPr>
-        <w:t xml:space="preserve">., </w:t>
-      </w:r>
-      <w:r>
-        <w:rPr>
-          <w:iCs/>
-          <w:lang w:val="en-CA"/>
-        </w:rPr>
-        <w:t>Bes</w:t>
-      </w:r>
-      <w:r>
-        <w:rPr>
-          <w:iCs/>
-          <w:lang w:val="en-CA"/>
-        </w:rPr>
-        <w:t>ta</w:t>
-      </w:r>
-      <w:r>
-        <w:rPr>
-          <w:iCs/>
-          <w:lang w:val="en-CA"/>
-        </w:rPr>
-        <w:t xml:space="preserve">, </w:t>
-      </w:r>
-      <w:r>
-        <w:rPr>
-          <w:iCs/>
-          <w:lang w:val="en-CA"/>
-        </w:rPr>
-        <w:t>T.</w:t>
-      </w:r>
-      <w:r>
-        <w:rPr>
-          <w:iCs/>
-          <w:lang w:val="en-CA"/>
-        </w:rPr>
-        <w:t xml:space="preserve">, </w:t>
-      </w:r>
-      <w:r>
-        <w:rPr>
-          <w:iCs/>
-          <w:lang w:val="en-CA"/>
-        </w:rPr>
-        <w:t>Jaśkiewicz</w:t>
-      </w:r>
-      <w:r>
-        <w:rPr>
-          <w:iCs/>
-          <w:lang w:val="en-CA"/>
-        </w:rPr>
-        <w:t xml:space="preserve">, </w:t>
-      </w:r>
-      <w:r>
-        <w:rPr>
-          <w:iCs/>
-          <w:lang w:val="en-CA"/>
-        </w:rPr>
-        <w:t>M.</w:t>
-      </w:r>
-      <w:r>
-        <w:rPr>
-          <w:iCs/>
-          <w:lang w:val="en-CA"/>
-        </w:rPr>
-        <w:t xml:space="preserve">, </w:t>
-      </w:r>
-      <w:r>
-        <w:rPr>
-          <w:iCs/>
-          <w:lang w:val="en-CA"/>
-        </w:rPr>
-        <w:t>Gajda</w:t>
-      </w:r>
-      <w:r>
-        <w:rPr>
-          <w:iCs/>
-          <w:lang w:val="en-CA"/>
-        </w:rPr>
-        <w:t xml:space="preserve">, </w:t>
-      </w:r>
-      <w:r>
-        <w:rPr>
-          <w:iCs/>
-          <w:lang w:val="en-CA"/>
-        </w:rPr>
-        <w:t xml:space="preserve">A. </w:t>
-      </w:r>
-      <w:r>
-        <w:rPr>
-          <w:iCs/>
-          <w:lang w:val="en-CA"/>
-        </w:rPr>
-        <w:t xml:space="preserve">N., </w:t>
-      </w:r>
-      <w:r>
-        <w:rPr>
-          <w:iCs/>
-          <w:lang w:val="en-CA"/>
-        </w:rPr>
-        <w:t>Sanden</w:t>
-      </w:r>
-      <w:r>
-        <w:rPr>
-          <w:iCs/>
-          <w:lang w:val="en-CA"/>
-        </w:rPr>
-        <w:t xml:space="preserve">, </w:t>
-      </w:r>
-      <w:r>
-        <w:rPr>
-          <w:iCs/>
-          <w:lang w:val="en-CA"/>
-        </w:rPr>
-        <w:t>M</w:t>
-      </w:r>
-      <w:r>
-        <w:rPr>
-          <w:iCs/>
-          <w:lang w:val="en-CA"/>
-        </w:rPr>
-        <w:t xml:space="preserve">., ... </w:t>
-      </w:r>
-      <w:r>
-        <w:rPr>
-          <w:iCs/>
-          <w:lang w:val="en-CA"/>
-        </w:rPr>
-        <w:t xml:space="preserve">&amp; </w:t>
-      </w:r>
-      <w:r>
-        <w:rPr>
-          <w:b/>
-          <w:bCs/>
-          <w:iCs/>
-          <w:lang w:val="en-CA"/>
-        </w:rPr>
-        <w:t>Grossmann, I</w:t>
-      </w:r>
-      <w:r>
-        <w:rPr>
-          <w:iCs/>
-          <w:lang w:val="en-CA"/>
-        </w:rPr>
-        <w:t>….</w:t>
-      </w:r>
-      <w:r>
-        <w:rPr>
-          <w:iCs/>
-          <w:lang w:val="en-CA"/>
-        </w:rPr>
-        <w:t xml:space="preserve"> &amp; Milan, O.</w:t>
-      </w:r>
-      <w:r>
-        <w:rPr>
-          <w:iCs/>
-          <w:lang w:val="en-CA"/>
-        </w:rPr>
-        <w:t xml:space="preserve"> (</w:t>
-      </w:r>
-      <w:r>
-        <w:rPr>
-          <w:iCs/>
-          <w:lang w:val="en-CA"/>
-        </w:rPr>
-        <w:t>2026</w:t>
-      </w:r>
-      <w:r>
-        <w:rPr>
-          <w:iCs/>
-          <w:lang w:val="en-CA"/>
-        </w:rPr>
-        <w:t xml:space="preserve">). </w:t>
-      </w:r>
-      <w:r>
-        <w:rPr>
-          <w:iCs/>
-          <w:lang w:val="en-CA"/>
-        </w:rPr>
-        <w:t xml:space="preserve">The Psychology of </w:t>
-      </w:r>
-      <w:r>
-        <w:rPr>
-          <w:iCs/>
-          <w:lang w:val="en-CA"/>
-        </w:rPr>
-        <w:t>o</w:t>
-      </w:r>
-      <w:r>
-        <w:rPr>
-          <w:iCs/>
-          <w:lang w:val="en-CA"/>
-        </w:rPr>
-        <w:t xml:space="preserve">ffensive and </w:t>
-      </w:r>
-      <w:r>
-        <w:rPr>
-          <w:iCs/>
-          <w:lang w:val="en-CA"/>
-        </w:rPr>
-        <w:t>d</w:t>
-      </w:r>
-      <w:r>
-        <w:rPr>
-          <w:iCs/>
-          <w:lang w:val="en-CA"/>
-        </w:rPr>
-        <w:t xml:space="preserve">efensive </w:t>
-      </w:r>
-      <w:r>
-        <w:rPr>
-          <w:iCs/>
-          <w:lang w:val="en-CA"/>
-        </w:rPr>
-        <w:t>i</w:t>
-      </w:r>
-      <w:r>
-        <w:rPr>
-          <w:iCs/>
-          <w:lang w:val="en-CA"/>
-        </w:rPr>
-        <w:t xml:space="preserve">ntergroup </w:t>
-      </w:r>
-      <w:r>
-        <w:rPr>
-          <w:iCs/>
-          <w:lang w:val="en-CA"/>
-        </w:rPr>
-        <w:t>v</w:t>
-      </w:r>
-      <w:r>
-        <w:rPr>
-          <w:iCs/>
-          <w:lang w:val="en-CA"/>
-        </w:rPr>
-        <w:t xml:space="preserve">iolence: Preregistered </w:t>
-      </w:r>
-      <w:r>
-        <w:rPr>
-          <w:iCs/>
-          <w:lang w:val="en-CA"/>
-        </w:rPr>
-        <w:t>i</w:t>
-      </w:r>
-      <w:r>
-        <w:rPr>
-          <w:iCs/>
-          <w:lang w:val="en-CA"/>
-        </w:rPr>
-        <w:t>nsights from 58 countries</w:t>
-      </w:r>
-      <w:r>
-        <w:rPr>
-          <w:lang w:val="en-CA"/>
-        </w:rPr>
-        <w:t xml:space="preserve">. </w:t>
-      </w:r>
-      <w:r>
-        <w:rPr>
-          <w:i/>
-          <w:lang w:val="en-CA"/>
-        </w:rPr>
-        <w:t>Proceedings of the National Academy of Sciences of the United States of America</w:t>
-      </w:r>
-      <w:r>
-        <w:rPr>
-          <w:i/>
-          <w:lang w:val="en-CA"/>
-        </w:rPr>
-        <w:t>.</w:t>
-      </w:r>
-      <w:r>
-        <w:rPr>
-          <w:lang w:val="en-CA"/>
-        </w:rPr>
-        <w:t xml:space="preserve"> </w:t>
+        <w:t>, 58 (150).</w:t>
       </w:r>
     </w:p>
     <w:p>
@@ -8531,7 +8792,23 @@
           <w:iCs/>
           <w:lang w:val="en-CA"/>
         </w:rPr>
-        <w:t>. *shared authorship</w:t>
+        <w:t>. *</w:t>
+      </w:r>
+      <w:proofErr w:type="gramStart"/>
+      <w:r>
+        <w:rPr>
+          <w:iCs/>
+          <w:lang w:val="en-CA"/>
+        </w:rPr>
+        <w:t>shared</w:t>
+      </w:r>
+      <w:proofErr w:type="gramEnd"/>
+      <w:r>
+        <w:rPr>
+          <w:iCs/>
+          <w:lang w:val="en-CA"/>
+        </w:rPr>
+        <w:t xml:space="preserve"> authorship</w:t>
       </w:r>
     </w:p>
     <w:p>
@@ -8718,19 +8995,19 @@
       </w:pPr>
       <w:r>
         <w:rPr>
-          <w:lang w:val="de-DE"/>
+          <w:lang w:val="en-CA"/>
         </w:rPr>
         <w:t xml:space="preserve">Eibach, R. </w:t>
       </w:r>
       <w:r>
         <w:rPr>
-          <w:lang w:val="de-DE"/>
+          <w:lang w:val="en-CA"/>
         </w:rPr>
         <w:t>P</w:t>
       </w:r>
       <w:r>
         <w:rPr>
-          <w:lang w:val="de-DE"/>
+          <w:lang w:val="en-CA"/>
         </w:rPr>
         <w:t xml:space="preserve">. &amp; </w:t>
       </w:r>
@@ -8738,13 +9015,13 @@
         <w:rPr>
           <w:b/>
           <w:bCs/>
-          <w:lang w:val="de-DE"/>
+          <w:lang w:val="en-CA"/>
         </w:rPr>
         <w:t>Grossmann, I.</w:t>
       </w:r>
       <w:r>
         <w:rPr>
-          <w:lang w:val="de-DE"/>
+          <w:lang w:val="en-CA"/>
         </w:rPr>
         <w:t xml:space="preserve"> (2025). </w:t>
       </w:r>
@@ -8805,7 +9082,21 @@
         <w:rPr>
           <w:lang w:val="en-CA"/>
         </w:rPr>
-        <w:t>., &amp; Trodd, Z. (</w:t>
+        <w:t xml:space="preserve">., &amp; </w:t>
+      </w:r>
+      <w:proofErr w:type="spellStart"/>
+      <w:r>
+        <w:rPr>
+          <w:lang w:val="en-CA"/>
+        </w:rPr>
+        <w:t>Trodd</w:t>
+      </w:r>
+      <w:proofErr w:type="spellEnd"/>
+      <w:r>
+        <w:rPr>
+          <w:lang w:val="en-CA"/>
+        </w:rPr>
+        <w:t>, Z. (</w:t>
       </w:r>
       <w:r>
         <w:rPr>
@@ -8999,6 +9290,7 @@
           <w:bCs/>
           <w:lang w:val="de-DE"/>
         </w:rPr>
+        <w:lastRenderedPageBreak/>
         <w:t>Grossmann, I.,</w:t>
       </w:r>
       <w:r>
@@ -9007,12 +9299,21 @@
         </w:rPr>
         <w:t xml:space="preserve"> </w:t>
       </w:r>
+      <w:proofErr w:type="spellStart"/>
       <w:r>
         <w:rPr>
           <w:u w:val="single"/>
           <w:lang w:val="de-DE"/>
         </w:rPr>
-        <w:t>Kachhiyapatel, N</w:t>
+        <w:t>Kachhiyapatel</w:t>
+      </w:r>
+      <w:proofErr w:type="spellEnd"/>
+      <w:r>
+        <w:rPr>
+          <w:u w:val="single"/>
+          <w:lang w:val="de-DE"/>
+        </w:rPr>
+        <w:t>, N</w:t>
       </w:r>
       <w:r>
         <w:rPr>
@@ -9142,14 +9443,7 @@
         <w:rPr>
           <w:lang w:val="en-CA"/>
         </w:rPr>
-        <w:t xml:space="preserve">Decision-making preferences for intuition, deliberation, friends or crowds in independent and </w:t>
-      </w:r>
-      <w:r>
-        <w:rPr>
-          <w:lang w:val="en-CA"/>
-        </w:rPr>
-        <w:lastRenderedPageBreak/>
-        <w:t xml:space="preserve">interdependent societies. </w:t>
+        <w:t xml:space="preserve">Decision-making preferences for intuition, deliberation, friends or crowds in independent and interdependent societies. </w:t>
       </w:r>
       <w:r>
         <w:rPr>
@@ -9405,11 +9699,19 @@
         </w:rPr>
         <w:t>c</w:t>
       </w:r>
-      <w:r>
-        <w:rPr>
-          <w:lang w:val="en-CA"/>
-        </w:rPr>
-        <w:t xml:space="preserve">ognition at the </w:t>
+      <w:proofErr w:type="spellStart"/>
+      <w:r>
+        <w:rPr>
+          <w:lang w:val="en-CA"/>
+        </w:rPr>
+        <w:t>ognition</w:t>
+      </w:r>
+      <w:proofErr w:type="spellEnd"/>
+      <w:r>
+        <w:rPr>
+          <w:lang w:val="en-CA"/>
+        </w:rPr>
+        <w:t xml:space="preserve"> at the </w:t>
       </w:r>
       <w:r>
         <w:rPr>
@@ -9417,11 +9719,19 @@
         </w:rPr>
         <w:t>b</w:t>
       </w:r>
-      <w:r>
-        <w:rPr>
-          <w:lang w:val="en-CA"/>
-        </w:rPr>
-        <w:t xml:space="preserve">eginning and the </w:t>
+      <w:proofErr w:type="spellStart"/>
+      <w:r>
+        <w:rPr>
+          <w:lang w:val="en-CA"/>
+        </w:rPr>
+        <w:t>eginning</w:t>
+      </w:r>
+      <w:proofErr w:type="spellEnd"/>
+      <w:r>
+        <w:rPr>
+          <w:lang w:val="en-CA"/>
+        </w:rPr>
+        <w:t xml:space="preserve"> and the </w:t>
       </w:r>
       <w:r>
         <w:rPr>
@@ -9429,11 +9739,19 @@
         </w:rPr>
         <w:t>e</w:t>
       </w:r>
-      <w:r>
-        <w:rPr>
-          <w:lang w:val="en-CA"/>
-        </w:rPr>
-        <w:t xml:space="preserve">nd of the </w:t>
+      <w:proofErr w:type="spellStart"/>
+      <w:r>
+        <w:rPr>
+          <w:lang w:val="en-CA"/>
+        </w:rPr>
+        <w:t>nd</w:t>
+      </w:r>
+      <w:proofErr w:type="spellEnd"/>
+      <w:r>
+        <w:rPr>
+          <w:lang w:val="en-CA"/>
+        </w:rPr>
+        <w:t xml:space="preserve"> of the </w:t>
       </w:r>
       <w:r>
         <w:rPr>
@@ -9453,6 +9771,7 @@
         </w:rPr>
         <w:t xml:space="preserve">. </w:t>
       </w:r>
+      <w:proofErr w:type="spellStart"/>
       <w:r>
         <w:rPr>
           <w:i/>
@@ -9461,6 +9780,7 @@
         </w:rPr>
         <w:t>Collabra</w:t>
       </w:r>
+      <w:proofErr w:type="spellEnd"/>
       <w:r>
         <w:rPr>
           <w:lang w:val="de-DE"/>
@@ -10149,7 +10469,23 @@
           <w:bCs/>
           <w:lang w:val="en-CA"/>
         </w:rPr>
-        <w:t>*corresponding author</w:t>
+        <w:t>*</w:t>
+      </w:r>
+      <w:proofErr w:type="gramStart"/>
+      <w:r>
+        <w:rPr>
+          <w:bCs/>
+          <w:lang w:val="en-CA"/>
+        </w:rPr>
+        <w:t>corresponding</w:t>
+      </w:r>
+      <w:proofErr w:type="gramEnd"/>
+      <w:r>
+        <w:rPr>
+          <w:bCs/>
+          <w:lang w:val="en-CA"/>
+        </w:rPr>
+        <w:t xml:space="preserve"> author</w:t>
       </w:r>
       <w:r>
         <w:rPr>
@@ -10657,6 +10993,7 @@
           <w:lang w:val="en-US"/>
         </w:rPr>
       </w:pPr>
+      <w:proofErr w:type="spellStart"/>
       <w:r>
         <w:rPr>
           <w:u w:val="single"/>
@@ -10664,6 +11001,7 @@
         </w:rPr>
         <w:t>Kachhiyapatel</w:t>
       </w:r>
+      <w:proofErr w:type="spellEnd"/>
       <w:r>
         <w:rPr>
           <w:u w:val="single"/>
@@ -10863,11 +11201,19 @@
         </w:rPr>
         <w:t>w</w:t>
       </w:r>
-      <w:r>
-        <w:rPr>
-          <w:lang w:val="en-CA"/>
-        </w:rPr>
-        <w:t xml:space="preserve">isdom </w:t>
+      <w:proofErr w:type="spellStart"/>
+      <w:r>
+        <w:rPr>
+          <w:lang w:val="en-CA"/>
+        </w:rPr>
+        <w:t>isdom</w:t>
+      </w:r>
+      <w:proofErr w:type="spellEnd"/>
+      <w:r>
+        <w:rPr>
+          <w:lang w:val="en-CA"/>
+        </w:rPr>
+        <w:t xml:space="preserve"> </w:t>
       </w:r>
       <w:r>
         <w:rPr>
@@ -10875,11 +11221,19 @@
         </w:rPr>
         <w:t>p</w:t>
       </w:r>
-      <w:r>
-        <w:rPr>
-          <w:lang w:val="en-CA"/>
-        </w:rPr>
-        <w:t xml:space="preserve">erception </w:t>
+      <w:proofErr w:type="spellStart"/>
+      <w:r>
+        <w:rPr>
+          <w:lang w:val="en-CA"/>
+        </w:rPr>
+        <w:t>erception</w:t>
+      </w:r>
+      <w:proofErr w:type="spellEnd"/>
+      <w:r>
+        <w:rPr>
+          <w:lang w:val="en-CA"/>
+        </w:rPr>
+        <w:t xml:space="preserve"> </w:t>
       </w:r>
       <w:r>
         <w:rPr>
@@ -10899,11 +11253,19 @@
         </w:rPr>
         <w:t>t</w:t>
       </w:r>
-      <w:r>
-        <w:rPr>
-          <w:lang w:val="en-CA"/>
-        </w:rPr>
-        <w:t xml:space="preserve">welve </w:t>
+      <w:proofErr w:type="spellStart"/>
+      <w:r>
+        <w:rPr>
+          <w:lang w:val="en-CA"/>
+        </w:rPr>
+        <w:t>welve</w:t>
+      </w:r>
+      <w:proofErr w:type="spellEnd"/>
+      <w:r>
+        <w:rPr>
+          <w:lang w:val="en-CA"/>
+        </w:rPr>
+        <w:t xml:space="preserve"> </w:t>
       </w:r>
       <w:r>
         <w:rPr>
@@ -10911,11 +11273,19 @@
         </w:rPr>
         <w:t>c</w:t>
       </w:r>
-      <w:r>
-        <w:rPr>
-          <w:lang w:val="en-CA"/>
-        </w:rPr>
-        <w:t xml:space="preserve">ountries on </w:t>
+      <w:proofErr w:type="spellStart"/>
+      <w:r>
+        <w:rPr>
+          <w:lang w:val="en-CA"/>
+        </w:rPr>
+        <w:t>ountries</w:t>
+      </w:r>
+      <w:proofErr w:type="spellEnd"/>
+      <w:r>
+        <w:rPr>
+          <w:lang w:val="en-CA"/>
+        </w:rPr>
+        <w:t xml:space="preserve"> on </w:t>
       </w:r>
       <w:r>
         <w:rPr>
@@ -10923,11 +11293,19 @@
         </w:rPr>
         <w:t>f</w:t>
       </w:r>
-      <w:r>
-        <w:rPr>
-          <w:lang w:val="en-CA"/>
-        </w:rPr>
-        <w:t xml:space="preserve">ive </w:t>
+      <w:proofErr w:type="spellStart"/>
+      <w:r>
+        <w:rPr>
+          <w:lang w:val="en-CA"/>
+        </w:rPr>
+        <w:t>ive</w:t>
+      </w:r>
+      <w:proofErr w:type="spellEnd"/>
+      <w:r>
+        <w:rPr>
+          <w:lang w:val="en-CA"/>
+        </w:rPr>
+        <w:t xml:space="preserve"> </w:t>
       </w:r>
       <w:r>
         <w:rPr>
@@ -10935,11 +11313,19 @@
         </w:rPr>
         <w:t>c</w:t>
       </w:r>
-      <w:r>
-        <w:rPr>
-          <w:lang w:val="en-CA"/>
-        </w:rPr>
-        <w:t xml:space="preserve">ontinents. </w:t>
+      <w:proofErr w:type="spellStart"/>
+      <w:r>
+        <w:rPr>
+          <w:lang w:val="en-CA"/>
+        </w:rPr>
+        <w:t>ontinents</w:t>
+      </w:r>
+      <w:proofErr w:type="spellEnd"/>
+      <w:r>
+        <w:rPr>
+          <w:lang w:val="en-CA"/>
+        </w:rPr>
+        <w:t xml:space="preserve">. </w:t>
       </w:r>
       <w:r>
         <w:rPr>
@@ -10962,7 +11348,23 @@
           <w:bCs/>
           <w:lang w:val="en-CA"/>
         </w:rPr>
-        <w:t>*corresponding author</w:t>
+        <w:t>*</w:t>
+      </w:r>
+      <w:proofErr w:type="gramStart"/>
+      <w:r>
+        <w:rPr>
+          <w:bCs/>
+          <w:lang w:val="en-CA"/>
+        </w:rPr>
+        <w:t>corresponding</w:t>
+      </w:r>
+      <w:proofErr w:type="gramEnd"/>
+      <w:r>
+        <w:rPr>
+          <w:bCs/>
+          <w:lang w:val="en-CA"/>
+        </w:rPr>
+        <w:t xml:space="preserve"> author</w:t>
       </w:r>
       <w:r>
         <w:rPr>
@@ -11073,11 +11475,19 @@
         </w:rPr>
         <w:t>w</w:t>
       </w:r>
-      <w:r>
-        <w:rPr>
-          <w:lang w:val="en-CA"/>
-        </w:rPr>
-        <w:t xml:space="preserve">isdom: Classifying </w:t>
+      <w:proofErr w:type="spellStart"/>
+      <w:r>
+        <w:rPr>
+          <w:lang w:val="en-CA"/>
+        </w:rPr>
+        <w:t>isdom</w:t>
+      </w:r>
+      <w:proofErr w:type="spellEnd"/>
+      <w:r>
+        <w:rPr>
+          <w:lang w:val="en-CA"/>
+        </w:rPr>
+        <w:t xml:space="preserve">: Classifying </w:t>
       </w:r>
       <w:r>
         <w:rPr>
@@ -11091,6 +11501,7 @@
         </w:rPr>
         <w:t xml:space="preserve">eta-cognitive and </w:t>
       </w:r>
+      <w:proofErr w:type="gramStart"/>
       <w:r>
         <w:rPr>
           <w:lang w:val="en-US"/>
@@ -11101,7 +11512,14 @@
         <w:rPr>
           <w:lang w:val="en-CA"/>
         </w:rPr>
-        <w:t xml:space="preserve">orally-grounded </w:t>
+        <w:t>orally-grounded</w:t>
+      </w:r>
+      <w:proofErr w:type="gramEnd"/>
+      <w:r>
+        <w:rPr>
+          <w:lang w:val="en-CA"/>
+        </w:rPr>
+        <w:t xml:space="preserve"> </w:t>
       </w:r>
       <w:r>
         <w:rPr>
@@ -11109,11 +11527,19 @@
         </w:rPr>
         <w:t>n</w:t>
       </w:r>
-      <w:r>
-        <w:rPr>
-          <w:lang w:val="en-CA"/>
-        </w:rPr>
-        <w:t xml:space="preserve">arrative </w:t>
+      <w:proofErr w:type="spellStart"/>
+      <w:r>
+        <w:rPr>
+          <w:lang w:val="en-CA"/>
+        </w:rPr>
+        <w:t>arrative</w:t>
+      </w:r>
+      <w:proofErr w:type="spellEnd"/>
+      <w:r>
+        <w:rPr>
+          <w:lang w:val="en-CA"/>
+        </w:rPr>
+        <w:t xml:space="preserve"> </w:t>
       </w:r>
       <w:r>
         <w:rPr>
@@ -11121,11 +11547,19 @@
         </w:rPr>
         <w:t>c</w:t>
       </w:r>
-      <w:r>
-        <w:rPr>
-          <w:lang w:val="en-CA"/>
-        </w:rPr>
-        <w:t>ontent via Large Language Models.</w:t>
+      <w:proofErr w:type="spellStart"/>
+      <w:r>
+        <w:rPr>
+          <w:lang w:val="en-CA"/>
+        </w:rPr>
+        <w:t>ontent</w:t>
+      </w:r>
+      <w:proofErr w:type="spellEnd"/>
+      <w:r>
+        <w:rPr>
+          <w:lang w:val="en-CA"/>
+        </w:rPr>
+        <w:t xml:space="preserve"> via Large Language Models.</w:t>
       </w:r>
       <w:r>
         <w:rPr>
@@ -11234,8 +11668,18 @@
           <w:iCs/>
           <w:lang w:val="de-DE"/>
         </w:rPr>
-        <w:t>Acta Psychologica</w:t>
-      </w:r>
+        <w:t xml:space="preserve">Acta </w:t>
+      </w:r>
+      <w:proofErr w:type="spellStart"/>
+      <w:r>
+        <w:rPr>
+          <w:i/>
+          <w:iCs/>
+          <w:lang w:val="de-DE"/>
+        </w:rPr>
+        <w:t>Psychologica</w:t>
+      </w:r>
+      <w:proofErr w:type="spellEnd"/>
       <w:r>
         <w:rPr>
           <w:lang w:val="de-DE"/>
@@ -11747,6 +12191,7 @@
           <w:bCs/>
           <w:lang w:val="en-CA"/>
         </w:rPr>
+        <w:lastRenderedPageBreak/>
         <w:t>Grossmann, I</w:t>
       </w:r>
       <w:r>
@@ -11806,7 +12251,6 @@
           <w:bCs/>
           <w:lang w:val="en-CA"/>
         </w:rPr>
-        <w:lastRenderedPageBreak/>
         <w:t>Grossmann, I</w:t>
       </w:r>
       <w:r>
@@ -12165,11 +12609,19 @@
         </w:rPr>
         <w:t>*</w:t>
       </w:r>
-      <w:r>
-        <w:rPr>
-          <w:lang w:val="en-CA"/>
-        </w:rPr>
-        <w:t xml:space="preserve">founder and </w:t>
+      <w:proofErr w:type="gramStart"/>
+      <w:r>
+        <w:rPr>
+          <w:lang w:val="en-CA"/>
+        </w:rPr>
+        <w:t>founder</w:t>
+      </w:r>
+      <w:proofErr w:type="gramEnd"/>
+      <w:r>
+        <w:rPr>
+          <w:lang w:val="en-CA"/>
+        </w:rPr>
+        <w:t xml:space="preserve"> and </w:t>
       </w:r>
       <w:r>
         <w:rPr>
@@ -12241,7 +12693,21 @@
         <w:rPr>
           <w:lang w:val="en-CA"/>
         </w:rPr>
-        <w:t xml:space="preserve">., Allroggen, </w:t>
+        <w:t xml:space="preserve">., </w:t>
+      </w:r>
+      <w:proofErr w:type="spellStart"/>
+      <w:r>
+        <w:rPr>
+          <w:lang w:val="en-CA"/>
+        </w:rPr>
+        <w:t>Allroggen</w:t>
+      </w:r>
+      <w:proofErr w:type="spellEnd"/>
+      <w:r>
+        <w:rPr>
+          <w:lang w:val="en-CA"/>
+        </w:rPr>
+        <w:t xml:space="preserve">, </w:t>
       </w:r>
       <w:r>
         <w:rPr>
@@ -12604,7 +13070,21 @@
         <w:rPr>
           <w:lang w:val="en-CA"/>
         </w:rPr>
-        <w:t xml:space="preserve"> doi: 10.1017/S0140525X21000728</w:t>
+        <w:t xml:space="preserve"> </w:t>
+      </w:r>
+      <w:proofErr w:type="spellStart"/>
+      <w:r>
+        <w:rPr>
+          <w:lang w:val="en-CA"/>
+        </w:rPr>
+        <w:t>doi</w:t>
+      </w:r>
+      <w:proofErr w:type="spellEnd"/>
+      <w:r>
+        <w:rPr>
+          <w:lang w:val="en-CA"/>
+        </w:rPr>
+        <w:t>: 10.1017/S0140525X21000728</w:t>
       </w:r>
       <w:r>
         <w:rPr>
@@ -12800,7 +13280,21 @@
         <w:rPr>
           <w:lang w:val="en-CA"/>
         </w:rPr>
-        <w:t xml:space="preserve">., Kenrick, D. Wiezel, A., </w:t>
+        <w:t xml:space="preserve">., Kenrick, D. </w:t>
+      </w:r>
+      <w:proofErr w:type="spellStart"/>
+      <w:r>
+        <w:rPr>
+          <w:lang w:val="en-CA"/>
+        </w:rPr>
+        <w:t>Wiezel</w:t>
+      </w:r>
+      <w:proofErr w:type="spellEnd"/>
+      <w:r>
+        <w:rPr>
+          <w:lang w:val="en-CA"/>
+        </w:rPr>
+        <w:t xml:space="preserve">, A., </w:t>
       </w:r>
       <w:r>
         <w:rPr>
@@ -12870,7 +13364,21 @@
         <w:rPr>
           <w:lang w:val="en-CA"/>
         </w:rPr>
-        <w:t xml:space="preserve">Pick, C. M., Ko, A., Wormley, A. S., Wiezel, A., Kenrick, D. T., Al-Shawaf, L., […] </w:t>
+        <w:t xml:space="preserve">Pick, C. M., Ko, A., Wormley, A. S., </w:t>
+      </w:r>
+      <w:proofErr w:type="spellStart"/>
+      <w:r>
+        <w:rPr>
+          <w:lang w:val="en-CA"/>
+        </w:rPr>
+        <w:t>Wiezel</w:t>
+      </w:r>
+      <w:proofErr w:type="spellEnd"/>
+      <w:r>
+        <w:rPr>
+          <w:lang w:val="en-CA"/>
+        </w:rPr>
+        <w:t xml:space="preserve">, A., Kenrick, D. T., Al-Shawaf, L., […] </w:t>
       </w:r>
       <w:r>
         <w:rPr>
@@ -12951,6 +13459,7 @@
         </w:rPr>
         <w:t>Elnakouri, A.</w:t>
       </w:r>
+      <w:proofErr w:type="gramStart"/>
       <w:r>
         <w:rPr>
           <w:lang w:val="en-CA"/>
@@ -12962,7 +13471,15 @@
           <w:u w:val="single"/>
           <w:lang w:val="en-CA"/>
         </w:rPr>
-        <w:t>Meyers, E. A.</w:t>
+        <w:t>Meyers</w:t>
+      </w:r>
+      <w:proofErr w:type="gramEnd"/>
+      <w:r>
+        <w:rPr>
+          <w:u w:val="single"/>
+          <w:lang w:val="en-CA"/>
+        </w:rPr>
+        <w:t>, E. A.</w:t>
       </w:r>
       <w:r>
         <w:rPr>
@@ -13049,11 +13566,19 @@
         </w:rPr>
         <w:t>*</w:t>
       </w:r>
-      <w:r>
-        <w:rPr>
-          <w:lang w:val="en-CA"/>
-        </w:rPr>
-        <w:t>corresponding author</w:t>
+      <w:proofErr w:type="gramStart"/>
+      <w:r>
+        <w:rPr>
+          <w:lang w:val="en-CA"/>
+        </w:rPr>
+        <w:t>corresponding</w:t>
+      </w:r>
+      <w:proofErr w:type="gramEnd"/>
+      <w:r>
+        <w:rPr>
+          <w:lang w:val="en-CA"/>
+        </w:rPr>
+        <w:t xml:space="preserve"> author</w:t>
       </w:r>
     </w:p>
     <w:bookmarkEnd w:id="10"/>
@@ -13125,8 +13650,16 @@
         <w:rPr>
           <w:lang w:val="en-CA"/>
         </w:rPr>
-        <w:t>*corresponding author</w:t>
-      </w:r>
+        <w:t xml:space="preserve">*corresponding </w:t>
+      </w:r>
+      <w:proofErr w:type="gramStart"/>
+      <w:r>
+        <w:rPr>
+          <w:lang w:val="en-CA"/>
+        </w:rPr>
+        <w:t>author</w:t>
+      </w:r>
+      <w:proofErr w:type="gramEnd"/>
     </w:p>
     <w:bookmarkEnd w:id="21"/>
     <w:p>
@@ -13143,52 +13676,52 @@
       <w:r>
         <w:rPr>
           <w:u w:val="single"/>
-          <w:lang w:val="de-DE"/>
+          <w:lang w:val="en-CA"/>
         </w:rPr>
         <w:t>Dorfman, A.</w:t>
       </w:r>
       <w:r>
         <w:rPr>
-          <w:lang w:val="de-DE"/>
+          <w:lang w:val="en-CA"/>
         </w:rPr>
         <w:t xml:space="preserve">, </w:t>
       </w:r>
       <w:r>
         <w:rPr>
           <w:u w:val="single"/>
-          <w:lang w:val="de-DE"/>
+          <w:lang w:val="en-CA"/>
         </w:rPr>
         <w:t>Oakes, H.</w:t>
       </w:r>
       <w:r>
         <w:rPr>
-          <w:lang w:val="de-DE"/>
+          <w:lang w:val="en-CA"/>
         </w:rPr>
         <w:t xml:space="preserve">, </w:t>
       </w:r>
       <w:r>
         <w:rPr>
           <w:u w:val="single"/>
-          <w:lang w:val="de-DE"/>
+          <w:lang w:val="en-CA"/>
         </w:rPr>
         <w:t>Santos, H. C</w:t>
       </w:r>
       <w:r>
         <w:rPr>
-          <w:lang w:val="de-DE"/>
+          <w:lang w:val="en-CA"/>
         </w:rPr>
         <w:t>.</w:t>
       </w:r>
       <w:r>
         <w:rPr>
           <w:b/>
-          <w:lang w:val="de-DE"/>
+          <w:lang w:val="en-CA"/>
         </w:rPr>
         <w:t xml:space="preserve"> &amp; Grossmann, I.</w:t>
       </w:r>
       <w:r>
         <w:rPr>
-          <w:lang w:val="de-DE"/>
+          <w:lang w:val="en-CA"/>
         </w:rPr>
         <w:t xml:space="preserve"> (2021). </w:t>
       </w:r>
@@ -13611,7 +14144,21 @@
         <w:rPr>
           <w:lang w:val="en-CA"/>
         </w:rPr>
-        <w:t xml:space="preserve">Jayawickreme, E., Infurna, F. J., Alajak, K., Blackie, L. E. R., Chopik, W. J., Chung, J. M., </w:t>
+        <w:t xml:space="preserve">Jayawickreme, E., Infurna, F. J., </w:t>
+      </w:r>
+      <w:proofErr w:type="spellStart"/>
+      <w:r>
+        <w:rPr>
+          <w:lang w:val="en-CA"/>
+        </w:rPr>
+        <w:t>Alajak</w:t>
+      </w:r>
+      <w:proofErr w:type="spellEnd"/>
+      <w:r>
+        <w:rPr>
+          <w:lang w:val="en-CA"/>
+        </w:rPr>
+        <w:t xml:space="preserve">, K., Blackie, L. E. R., Chopik, W. J., Chung, J. M., </w:t>
       </w:r>
       <w:r>
         <w:rPr>
@@ -13624,7 +14171,21 @@
         <w:rPr>
           <w:lang w:val="en-CA"/>
         </w:rPr>
-        <w:t xml:space="preserve">., Fleeson, W., Forgeard, M. J. C., Frazier, P., Furr, R. M., </w:t>
+        <w:t xml:space="preserve">., Fleeson, W., </w:t>
+      </w:r>
+      <w:proofErr w:type="spellStart"/>
+      <w:r>
+        <w:rPr>
+          <w:lang w:val="en-CA"/>
+        </w:rPr>
+        <w:t>Forgeard</w:t>
+      </w:r>
+      <w:proofErr w:type="spellEnd"/>
+      <w:r>
+        <w:rPr>
+          <w:lang w:val="en-CA"/>
+        </w:rPr>
+        <w:t xml:space="preserve">, M. J. C., Frazier, P., Furr, R. M., </w:t>
       </w:r>
       <w:r>
         <w:rPr>
@@ -13750,6 +14311,7 @@
         <w:rPr>
           <w:lang w:val="en-CA"/>
         </w:rPr>
+        <w:lastRenderedPageBreak/>
         <w:t xml:space="preserve">+top 10 most downloaded paper of the year in </w:t>
       </w:r>
       <w:r>
@@ -13782,7 +14344,6 @@
           <w:u w:val="single"/>
           <w:lang w:val="sv-SE"/>
         </w:rPr>
-        <w:lastRenderedPageBreak/>
         <w:t>Rotella, A.</w:t>
       </w:r>
       <w:r>
@@ -13983,7 +14544,21 @@
         <w:rPr>
           <w:lang w:val="en-CA"/>
         </w:rPr>
-        <w:t xml:space="preserve">, Fugelsang, J. A., Sorokowski, P., </w:t>
+        <w:t xml:space="preserve">, Fugelsang, J. A., </w:t>
+      </w:r>
+      <w:proofErr w:type="spellStart"/>
+      <w:r>
+        <w:rPr>
+          <w:lang w:val="en-CA"/>
+        </w:rPr>
+        <w:t>Sorokowski</w:t>
+      </w:r>
+      <w:proofErr w:type="spellEnd"/>
+      <w:r>
+        <w:rPr>
+          <w:lang w:val="en-CA"/>
+        </w:rPr>
+        <w:t xml:space="preserve">, P., </w:t>
       </w:r>
       <w:r>
         <w:rPr>
@@ -14695,12 +15270,21 @@
         </w:rPr>
         <w:t xml:space="preserve">(2), 185-194. </w:t>
       </w:r>
+      <w:proofErr w:type="spellStart"/>
       <w:r>
         <w:rPr>
           <w:rFonts w:cs="Times New Roman"/>
           <w:lang w:val="en-CA"/>
         </w:rPr>
-        <w:t>doi: 10.1080/1047840X.2020.1750920</w:t>
+        <w:t>doi</w:t>
+      </w:r>
+      <w:proofErr w:type="spellEnd"/>
+      <w:r>
+        <w:rPr>
+          <w:rFonts w:cs="Times New Roman"/>
+          <w:lang w:val="en-CA"/>
+        </w:rPr>
+        <w:t>: 10.1080/1047840X.2020.1750920</w:t>
       </w:r>
       <w:r>
         <w:rPr>
@@ -14757,7 +15341,49 @@
         <w:rPr>
           <w:lang w:val="en-CA"/>
         </w:rPr>
-        <w:t xml:space="preserve">Hanaei, S., Takian, A., Majdzadeh, R., Maboloc, C. R., </w:t>
+        <w:t xml:space="preserve">Hanaei, S., </w:t>
+      </w:r>
+      <w:proofErr w:type="spellStart"/>
+      <w:r>
+        <w:rPr>
+          <w:lang w:val="en-CA"/>
+        </w:rPr>
+        <w:t>Takian</w:t>
+      </w:r>
+      <w:proofErr w:type="spellEnd"/>
+      <w:r>
+        <w:rPr>
+          <w:lang w:val="en-CA"/>
+        </w:rPr>
+        <w:t xml:space="preserve">, A., </w:t>
+      </w:r>
+      <w:proofErr w:type="spellStart"/>
+      <w:r>
+        <w:rPr>
+          <w:lang w:val="en-CA"/>
+        </w:rPr>
+        <w:t>Majdzadeh</w:t>
+      </w:r>
+      <w:proofErr w:type="spellEnd"/>
+      <w:r>
+        <w:rPr>
+          <w:lang w:val="en-CA"/>
+        </w:rPr>
+        <w:t xml:space="preserve">, R., </w:t>
+      </w:r>
+      <w:proofErr w:type="spellStart"/>
+      <w:r>
+        <w:rPr>
+          <w:lang w:val="en-CA"/>
+        </w:rPr>
+        <w:t>Maboloc</w:t>
+      </w:r>
+      <w:proofErr w:type="spellEnd"/>
+      <w:r>
+        <w:rPr>
+          <w:lang w:val="en-CA"/>
+        </w:rPr>
+        <w:t xml:space="preserve">, C. R., </w:t>
       </w:r>
       <w:r>
         <w:rPr>
@@ -14771,7 +15397,35 @@
         <w:rPr>
           <w:lang w:val="en-CA"/>
         </w:rPr>
-        <w:t xml:space="preserve">., Gomes, O., Milosevic, M., Gupta, M., Shamshirsaz, A. A., Harbi, A., Burhan, A. M., Uddin, L. Q., Kulasinghe, A., Lam, C.-M., Ramakrishna, S., Alavi, A., Nouwen, J. L., Dorigo, T., Schreiber, M., … Rezaei, N. (2020). Emerging Standards and the Hybrid Model for Organizing Scientific Events During and After The COVID-19 Pandemic. </w:t>
+        <w:t xml:space="preserve">., Gomes, O., Milosevic, M., Gupta, M., </w:t>
+      </w:r>
+      <w:proofErr w:type="spellStart"/>
+      <w:r>
+        <w:rPr>
+          <w:lang w:val="en-CA"/>
+        </w:rPr>
+        <w:t>Shamshirsaz</w:t>
+      </w:r>
+      <w:proofErr w:type="spellEnd"/>
+      <w:r>
+        <w:rPr>
+          <w:lang w:val="en-CA"/>
+        </w:rPr>
+        <w:t xml:space="preserve">, A. A., Harbi, A., Burhan, A. M., Uddin, L. Q., </w:t>
+      </w:r>
+      <w:proofErr w:type="spellStart"/>
+      <w:r>
+        <w:rPr>
+          <w:lang w:val="en-CA"/>
+        </w:rPr>
+        <w:t>Kulasinghe</w:t>
+      </w:r>
+      <w:proofErr w:type="spellEnd"/>
+      <w:r>
+        <w:rPr>
+          <w:lang w:val="en-CA"/>
+        </w:rPr>
+        <w:t xml:space="preserve">, A., Lam, C.-M., Ramakrishna, S., Alavi, A., Nouwen, J. L., Dorigo, T., Schreiber, M., … Rezaei, N. (2020). Emerging Standards and the Hybrid Model for Organizing Scientific Events During and After The COVID-19 Pandemic. </w:t>
       </w:r>
       <w:r>
         <w:rPr>
@@ -14940,7 +15594,49 @@
         <w:rPr>
           <w:lang w:val="en-CA"/>
         </w:rPr>
-        <w:t xml:space="preserve">Ko, A., Pick, C., Kwon, J. Y., Barlev, M., Krems, J. A., Varnum, M. E. W., Neel, R., Peysha, M., Boonyasiriwat, W., Brandstätter, E., Vasquez, J. E. C., Galindo, O., Pereira de Felipe, R., Crispim, A. C., Fetvadjiev, V. H., Fischer, R., Karl, J., David, D., Galdi, S., Gomez-Jacinto, L., </w:t>
+        <w:t xml:space="preserve">Ko, A., Pick, C., Kwon, J. Y., Barlev, M., Krems, J. A., Varnum, M. E. W., Neel, R., </w:t>
+      </w:r>
+      <w:proofErr w:type="spellStart"/>
+      <w:r>
+        <w:rPr>
+          <w:lang w:val="en-CA"/>
+        </w:rPr>
+        <w:t>Peysha</w:t>
+      </w:r>
+      <w:proofErr w:type="spellEnd"/>
+      <w:r>
+        <w:rPr>
+          <w:lang w:val="en-CA"/>
+        </w:rPr>
+        <w:t xml:space="preserve">, M., </w:t>
+      </w:r>
+      <w:proofErr w:type="spellStart"/>
+      <w:r>
+        <w:rPr>
+          <w:lang w:val="en-CA"/>
+        </w:rPr>
+        <w:t>Boonyasiriwat</w:t>
+      </w:r>
+      <w:proofErr w:type="spellEnd"/>
+      <w:r>
+        <w:rPr>
+          <w:lang w:val="en-CA"/>
+        </w:rPr>
+        <w:t xml:space="preserve">, W., </w:t>
+      </w:r>
+      <w:proofErr w:type="spellStart"/>
+      <w:r>
+        <w:rPr>
+          <w:lang w:val="en-CA"/>
+        </w:rPr>
+        <w:t>Brandstätter</w:t>
+      </w:r>
+      <w:proofErr w:type="spellEnd"/>
+      <w:r>
+        <w:rPr>
+          <w:lang w:val="en-CA"/>
+        </w:rPr>
+        <w:t xml:space="preserve">, E., Vasquez, J. E. C., Galindo, O., Pereira de Felipe, R., Crispim, A. C., Fetvadjiev, V. H., Fischer, R., Karl, J., David, D., Galdi, S., Gomez-Jacinto, L., </w:t>
       </w:r>
       <w:r>
         <w:rPr>
@@ -15120,11 +15816,19 @@
         </w:rPr>
         <w:t>*</w:t>
       </w:r>
-      <w:r>
-        <w:rPr>
-          <w:lang w:val="en-CA"/>
-        </w:rPr>
-        <w:t>corresponding authors</w:t>
+      <w:proofErr w:type="gramStart"/>
+      <w:r>
+        <w:rPr>
+          <w:lang w:val="en-CA"/>
+        </w:rPr>
+        <w:t>corresponding</w:t>
+      </w:r>
+      <w:proofErr w:type="gramEnd"/>
+      <w:r>
+        <w:rPr>
+          <w:lang w:val="en-CA"/>
+        </w:rPr>
+        <w:t xml:space="preserve"> authors</w:t>
       </w:r>
     </w:p>
     <w:p>
@@ -15142,6 +15846,7 @@
         <w:rPr>
           <w:lang w:val="en-CA"/>
         </w:rPr>
+        <w:lastRenderedPageBreak/>
         <w:t>Peetz, J. &amp;</w:t>
       </w:r>
       <w:r>
@@ -15197,7 +15902,6 @@
           <w:u w:val="single"/>
           <w:lang w:val="en-CA" w:eastAsia="en-US"/>
         </w:rPr>
-        <w:lastRenderedPageBreak/>
         <w:t>Prentice, L</w:t>
       </w:r>
       <w:r>
@@ -15207,28 +15911,48 @@
         </w:rPr>
         <w:t xml:space="preserve">., </w:t>
       </w:r>
+      <w:proofErr w:type="spellStart"/>
       <w:r>
         <w:rPr>
           <w:rFonts w:eastAsia="Calibri"/>
           <w:u w:val="single"/>
           <w:lang w:val="en-CA" w:eastAsia="en-US"/>
         </w:rPr>
-        <w:t>Klackl, J</w:t>
-      </w:r>
-      <w:r>
-        <w:rPr>
-          <w:rFonts w:eastAsia="Calibri"/>
-          <w:lang w:val="en-CA" w:eastAsia="en-US"/>
-        </w:rPr>
-        <w:t xml:space="preserve">., </w:t>
-      </w:r>
+        <w:t>Klackl</w:t>
+      </w:r>
+      <w:proofErr w:type="spellEnd"/>
       <w:r>
         <w:rPr>
           <w:rFonts w:eastAsia="Calibri"/>
           <w:u w:val="single"/>
           <w:lang w:val="en-CA" w:eastAsia="en-US"/>
         </w:rPr>
-        <w:t>Agroskin, D</w:t>
+        <w:t>, J</w:t>
+      </w:r>
+      <w:r>
+        <w:rPr>
+          <w:rFonts w:eastAsia="Calibri"/>
+          <w:lang w:val="en-CA" w:eastAsia="en-US"/>
+        </w:rPr>
+        <w:t xml:space="preserve">., </w:t>
+      </w:r>
+      <w:proofErr w:type="spellStart"/>
+      <w:r>
+        <w:rPr>
+          <w:rFonts w:eastAsia="Calibri"/>
+          <w:u w:val="single"/>
+          <w:lang w:val="en-CA" w:eastAsia="en-US"/>
+        </w:rPr>
+        <w:t>Agroskin</w:t>
+      </w:r>
+      <w:proofErr w:type="spellEnd"/>
+      <w:r>
+        <w:rPr>
+          <w:rFonts w:eastAsia="Calibri"/>
+          <w:u w:val="single"/>
+          <w:lang w:val="en-CA" w:eastAsia="en-US"/>
+        </w:rPr>
+        <w:t>, D</w:t>
       </w:r>
       <w:r>
         <w:rPr>
@@ -15267,13 +15991,23 @@
         </w:rPr>
         <w:t xml:space="preserve">., </w:t>
       </w:r>
+      <w:proofErr w:type="spellStart"/>
       <w:r>
         <w:rPr>
           <w:rFonts w:eastAsia="Calibri"/>
           <w:u w:val="single"/>
           <w:lang w:val="en-CA" w:eastAsia="en-US"/>
         </w:rPr>
-        <w:t>Bezdenezhnykh, B</w:t>
+        <w:t>Bezdenezhnykh</w:t>
+      </w:r>
+      <w:proofErr w:type="spellEnd"/>
+      <w:r>
+        <w:rPr>
+          <w:rFonts w:eastAsia="Calibri"/>
+          <w:u w:val="single"/>
+          <w:lang w:val="en-CA" w:eastAsia="en-US"/>
+        </w:rPr>
+        <w:t>, B</w:t>
       </w:r>
       <w:r>
         <w:rPr>
@@ -15488,7 +16222,25 @@
           <w:shd w:val="clear" w:color="auto" w:fill="FFFFFF"/>
           <w:lang w:val="en-CA"/>
         </w:rPr>
-        <w:t xml:space="preserve">(2019). Wise reasoning benefits from emodiversity, irrespective of emotional intensity. </w:t>
+        <w:t xml:space="preserve">(2019). Wise reasoning benefits from </w:t>
+      </w:r>
+      <w:proofErr w:type="spellStart"/>
+      <w:r>
+        <w:rPr>
+          <w:color w:val="000000"/>
+          <w:shd w:val="clear" w:color="auto" w:fill="FFFFFF"/>
+          <w:lang w:val="en-CA"/>
+        </w:rPr>
+        <w:t>emodiversity</w:t>
+      </w:r>
+      <w:proofErr w:type="spellEnd"/>
+      <w:r>
+        <w:rPr>
+          <w:color w:val="000000"/>
+          <w:shd w:val="clear" w:color="auto" w:fill="FFFFFF"/>
+          <w:lang w:val="en-CA"/>
+        </w:rPr>
+        <w:t xml:space="preserve">, irrespective of emotional intensity. </w:t>
       </w:r>
       <w:r>
         <w:rPr>
@@ -15571,7 +16323,21 @@
         <w:rPr>
           <w:lang w:val="en-CA"/>
         </w:rPr>
-        <w:t xml:space="preserve">Children show reduced trust in confident advisors who are partially-informed. </w:t>
+        <w:t xml:space="preserve">Children show reduced trust in confident advisors who are </w:t>
+      </w:r>
+      <w:proofErr w:type="gramStart"/>
+      <w:r>
+        <w:rPr>
+          <w:lang w:val="en-CA"/>
+        </w:rPr>
+        <w:t>partially-informed</w:t>
+      </w:r>
+      <w:proofErr w:type="gramEnd"/>
+      <w:r>
+        <w:rPr>
+          <w:lang w:val="en-CA"/>
+        </w:rPr>
+        <w:t xml:space="preserve">. </w:t>
       </w:r>
       <w:r>
         <w:rPr>
@@ -15634,7 +16400,43 @@
           <w:shd w:val="clear" w:color="auto" w:fill="FFFFFF"/>
           <w:lang w:val="en-CA"/>
         </w:rPr>
-        <w:t xml:space="preserve">(2019). The wealth→life history→innovation account of the Industrial Revolution is largely inconsistent with empirical time series data. </w:t>
+        <w:t xml:space="preserve">(2019). The </w:t>
+      </w:r>
+      <w:proofErr w:type="spellStart"/>
+      <w:r>
+        <w:rPr>
+          <w:color w:val="000000"/>
+          <w:shd w:val="clear" w:color="auto" w:fill="FFFFFF"/>
+          <w:lang w:val="en-CA"/>
+        </w:rPr>
+        <w:t>wealth→life</w:t>
+      </w:r>
+      <w:proofErr w:type="spellEnd"/>
+      <w:r>
+        <w:rPr>
+          <w:color w:val="000000"/>
+          <w:shd w:val="clear" w:color="auto" w:fill="FFFFFF"/>
+          <w:lang w:val="en-CA"/>
+        </w:rPr>
+        <w:t xml:space="preserve"> </w:t>
+      </w:r>
+      <w:proofErr w:type="spellStart"/>
+      <w:r>
+        <w:rPr>
+          <w:color w:val="000000"/>
+          <w:shd w:val="clear" w:color="auto" w:fill="FFFFFF"/>
+          <w:lang w:val="en-CA"/>
+        </w:rPr>
+        <w:t>history→innovation</w:t>
+      </w:r>
+      <w:proofErr w:type="spellEnd"/>
+      <w:r>
+        <w:rPr>
+          <w:color w:val="000000"/>
+          <w:shd w:val="clear" w:color="auto" w:fill="FFFFFF"/>
+          <w:lang w:val="en-CA"/>
+        </w:rPr>
+        <w:t xml:space="preserve"> account of the Industrial Revolution is largely inconsistent with empirical time series data. </w:t>
       </w:r>
       <w:r>
         <w:rPr>
@@ -15790,7 +16592,21 @@
         <w:rPr>
           <w:lang w:val="en-CA"/>
         </w:rPr>
-        <w:t>*corresponding authors</w:t>
+        <w:t>*</w:t>
+      </w:r>
+      <w:proofErr w:type="gramStart"/>
+      <w:r>
+        <w:rPr>
+          <w:lang w:val="en-CA"/>
+        </w:rPr>
+        <w:t>corresponding</w:t>
+      </w:r>
+      <w:proofErr w:type="gramEnd"/>
+      <w:r>
+        <w:rPr>
+          <w:lang w:val="en-CA"/>
+        </w:rPr>
+        <w:t xml:space="preserve"> authors</w:t>
       </w:r>
     </w:p>
     <w:p>
@@ -15817,7 +16633,23 @@
           <w:rFonts w:eastAsia="Calibri"/>
           <w:lang w:val="en-CA" w:eastAsia="en-US"/>
         </w:rPr>
-        <w:t xml:space="preserve">., Cicara, M., </w:t>
+        <w:t xml:space="preserve">., </w:t>
+      </w:r>
+      <w:proofErr w:type="spellStart"/>
+      <w:r>
+        <w:rPr>
+          <w:rFonts w:eastAsia="Calibri"/>
+          <w:lang w:val="en-CA" w:eastAsia="en-US"/>
+        </w:rPr>
+        <w:t>Cicara</w:t>
+      </w:r>
+      <w:proofErr w:type="spellEnd"/>
+      <w:r>
+        <w:rPr>
+          <w:rFonts w:eastAsia="Calibri"/>
+          <w:lang w:val="en-CA" w:eastAsia="en-US"/>
+        </w:rPr>
+        <w:t xml:space="preserve">, M., </w:t>
       </w:r>
       <w:r>
         <w:rPr>
@@ -15842,12 +16674,21 @@
         </w:rPr>
         <w:t xml:space="preserve"> </w:t>
       </w:r>
+      <w:proofErr w:type="spellStart"/>
       <w:r>
         <w:rPr>
           <w:rFonts w:eastAsia="Calibri"/>
           <w:lang w:val="en-CA" w:eastAsia="en-US"/>
         </w:rPr>
-        <w:t>Schegel, R. (</w:t>
+        <w:t>Schegel</w:t>
+      </w:r>
+      <w:proofErr w:type="spellEnd"/>
+      <w:r>
+        <w:rPr>
+          <w:rFonts w:eastAsia="Calibri"/>
+          <w:lang w:val="en-CA" w:eastAsia="en-US"/>
+        </w:rPr>
+        <w:t>, R. (</w:t>
       </w:r>
       <w:r>
         <w:rPr>
@@ -16243,12 +17084,21 @@
         </w:rPr>
         <w:t xml:space="preserve"> </w:t>
       </w:r>
+      <w:proofErr w:type="spellStart"/>
       <w:r>
         <w:rPr>
           <w:u w:val="single"/>
           <w:lang w:val="en-CA"/>
         </w:rPr>
-        <w:t>Jowhari, N.</w:t>
+        <w:t>Jowhari</w:t>
+      </w:r>
+      <w:proofErr w:type="spellEnd"/>
+      <w:r>
+        <w:rPr>
+          <w:u w:val="single"/>
+          <w:lang w:val="en-CA"/>
+        </w:rPr>
+        <w:t>, N.</w:t>
       </w:r>
       <w:r>
         <w:rPr>
@@ -16291,7 +17141,49 @@
         <w:rPr>
           <w:lang w:val="en-CA"/>
         </w:rPr>
-        <w:t xml:space="preserve">Leckelt, M., Wetzel, E., Gerlach, T. M., Ackerman, R. A., Miller, J. D., Chopik, W. J., Penke, L., Geukes, K., Kuefner, A. C.P., Hutteman, R., Richter, D., Renner, K., Allroggen, M., Brecheen, C., Campbell, W. K., </w:t>
+        <w:t xml:space="preserve">Leckelt, M., Wetzel, E., Gerlach, T. M., Ackerman, R. A., Miller, J. D., Chopik, W. J., Penke, L., </w:t>
+      </w:r>
+      <w:proofErr w:type="spellStart"/>
+      <w:r>
+        <w:rPr>
+          <w:lang w:val="en-CA"/>
+        </w:rPr>
+        <w:t>Geukes</w:t>
+      </w:r>
+      <w:proofErr w:type="spellEnd"/>
+      <w:r>
+        <w:rPr>
+          <w:lang w:val="en-CA"/>
+        </w:rPr>
+        <w:t xml:space="preserve">, K., Kuefner, A. C.P., </w:t>
+      </w:r>
+      <w:proofErr w:type="spellStart"/>
+      <w:r>
+        <w:rPr>
+          <w:lang w:val="en-CA"/>
+        </w:rPr>
+        <w:t>Hutteman</w:t>
+      </w:r>
+      <w:proofErr w:type="spellEnd"/>
+      <w:r>
+        <w:rPr>
+          <w:lang w:val="en-CA"/>
+        </w:rPr>
+        <w:t xml:space="preserve">, R., Richter, D., Renner, K., </w:t>
+      </w:r>
+      <w:proofErr w:type="spellStart"/>
+      <w:r>
+        <w:rPr>
+          <w:lang w:val="en-CA"/>
+        </w:rPr>
+        <w:t>Allroggen</w:t>
+      </w:r>
+      <w:proofErr w:type="spellEnd"/>
+      <w:r>
+        <w:rPr>
+          <w:lang w:val="en-CA"/>
+        </w:rPr>
+        <w:t xml:space="preserve">, M., Brecheen, C., Campbell, W. K., </w:t>
       </w:r>
       <w:r>
         <w:rPr>
@@ -16425,7 +17317,21 @@
         <w:rPr>
           <w:lang w:val="en-CA"/>
         </w:rPr>
-        <w:t>*corresponding author</w:t>
+        <w:t>*</w:t>
+      </w:r>
+      <w:proofErr w:type="gramStart"/>
+      <w:r>
+        <w:rPr>
+          <w:lang w:val="en-CA"/>
+        </w:rPr>
+        <w:t>corresponding</w:t>
+      </w:r>
+      <w:proofErr w:type="gramEnd"/>
+      <w:r>
+        <w:rPr>
+          <w:lang w:val="en-CA"/>
+        </w:rPr>
+        <w:t xml:space="preserve"> author</w:t>
       </w:r>
     </w:p>
     <w:p>
@@ -16454,7 +17360,21 @@
         <w:rPr>
           <w:lang w:val="en-CA"/>
         </w:rPr>
-        <w:t xml:space="preserve"> (McPhetres, 2019)</w:t>
+        <w:t xml:space="preserve"> (</w:t>
+      </w:r>
+      <w:proofErr w:type="spellStart"/>
+      <w:r>
+        <w:rPr>
+          <w:lang w:val="en-CA"/>
+        </w:rPr>
+        <w:t>McPhetres</w:t>
+      </w:r>
+      <w:proofErr w:type="spellEnd"/>
+      <w:r>
+        <w:rPr>
+          <w:lang w:val="en-CA"/>
+        </w:rPr>
+        <w:t>, 2019)</w:t>
       </w:r>
     </w:p>
     <w:p>
@@ -16479,6 +17399,7 @@
         </w:rPr>
         <w:t xml:space="preserve">featured in </w:t>
       </w:r>
+      <w:proofErr w:type="gramStart"/>
       <w:r>
         <w:rPr>
           <w:i/>
@@ -16487,6 +17408,7 @@
         </w:rPr>
         <w:t>Science</w:t>
       </w:r>
+      <w:proofErr w:type="gramEnd"/>
       <w:r>
         <w:rPr>
           <w:lang w:val="en-CA"/>
@@ -16509,7 +17431,23 @@
           <w:rFonts w:eastAsia="Calibri"/>
           <w:lang w:val="en-CA" w:eastAsia="en-US"/>
         </w:rPr>
-        <w:t xml:space="preserve">De Freitas, J., Cicara, M., </w:t>
+        <w:t xml:space="preserve">De Freitas, J., </w:t>
+      </w:r>
+      <w:proofErr w:type="spellStart"/>
+      <w:r>
+        <w:rPr>
+          <w:rFonts w:eastAsia="Calibri"/>
+          <w:lang w:val="en-CA" w:eastAsia="en-US"/>
+        </w:rPr>
+        <w:t>Cicara</w:t>
+      </w:r>
+      <w:proofErr w:type="spellEnd"/>
+      <w:r>
+        <w:rPr>
+          <w:rFonts w:eastAsia="Calibri"/>
+          <w:lang w:val="en-CA" w:eastAsia="en-US"/>
+        </w:rPr>
+        <w:t xml:space="preserve">, M., </w:t>
       </w:r>
       <w:r>
         <w:rPr>
@@ -16534,12 +17472,21 @@
         </w:rPr>
         <w:t xml:space="preserve"> </w:t>
       </w:r>
+      <w:proofErr w:type="spellStart"/>
       <w:r>
         <w:rPr>
           <w:rFonts w:eastAsia="Calibri"/>
           <w:lang w:val="en-CA" w:eastAsia="en-US"/>
         </w:rPr>
-        <w:t xml:space="preserve">Schegel, R. (2017). Origins of the belief in Good True Selves. </w:t>
+        <w:t>Schegel</w:t>
+      </w:r>
+      <w:proofErr w:type="spellEnd"/>
+      <w:r>
+        <w:rPr>
+          <w:rFonts w:eastAsia="Calibri"/>
+          <w:lang w:val="en-CA" w:eastAsia="en-US"/>
+        </w:rPr>
+        <w:t xml:space="preserve">, R. (2017). Origins of the belief in Good True Selves. </w:t>
       </w:r>
       <w:r>
         <w:rPr>
@@ -16713,6 +17660,7 @@
         <w:rPr>
           <w:lang w:val="en-CA"/>
         </w:rPr>
+        <w:lastRenderedPageBreak/>
         <w:t>+</w:t>
       </w:r>
       <w:r>
@@ -16744,7 +17692,6 @@
           <w:b/>
           <w:lang w:val="de-DE" w:eastAsia="en-US"/>
         </w:rPr>
-        <w:lastRenderedPageBreak/>
         <w:t>Grossmann, I</w:t>
       </w:r>
       <w:r>
@@ -16927,7 +17874,23 @@
           <w:rFonts w:eastAsia="Calibri"/>
           <w:lang w:val="en-CA" w:eastAsia="en-US"/>
         </w:rPr>
-        <w:t xml:space="preserve">Divergent life histories and other ecological adaptations: Examples of social class differences in attention, cognition, and attunement to others. </w:t>
+        <w:t xml:space="preserve">Divergent life histories and other ecological adaptations: Examples of social class differences in attention, cognition, and </w:t>
+      </w:r>
+      <w:proofErr w:type="spellStart"/>
+      <w:r>
+        <w:rPr>
+          <w:rFonts w:eastAsia="Calibri"/>
+          <w:lang w:val="en-CA" w:eastAsia="en-US"/>
+        </w:rPr>
+        <w:t>attunement</w:t>
+      </w:r>
+      <w:proofErr w:type="spellEnd"/>
+      <w:r>
+        <w:rPr>
+          <w:rFonts w:eastAsia="Calibri"/>
+          <w:lang w:val="en-CA" w:eastAsia="en-US"/>
+        </w:rPr>
+        <w:t xml:space="preserve"> to others. </w:t>
       </w:r>
       <w:r>
         <w:rPr>
@@ -17068,7 +18031,21 @@
         <w:rPr>
           <w:lang w:val="en-CA"/>
         </w:rPr>
-        <w:t>*corresponding authors</w:t>
+        <w:t>*</w:t>
+      </w:r>
+      <w:proofErr w:type="gramStart"/>
+      <w:r>
+        <w:rPr>
+          <w:lang w:val="en-CA"/>
+        </w:rPr>
+        <w:t>corresponding</w:t>
+      </w:r>
+      <w:proofErr w:type="gramEnd"/>
+      <w:r>
+        <w:rPr>
+          <w:lang w:val="en-CA"/>
+        </w:rPr>
+        <w:t xml:space="preserve"> authors</w:t>
       </w:r>
     </w:p>
     <w:p>
@@ -17147,7 +18124,21 @@
         <w:rPr>
           <w:lang w:val="en-CA"/>
         </w:rPr>
-        <w:t>*corresponding authors</w:t>
+        <w:t>*</w:t>
+      </w:r>
+      <w:proofErr w:type="gramStart"/>
+      <w:r>
+        <w:rPr>
+          <w:lang w:val="en-CA"/>
+        </w:rPr>
+        <w:t>corresponding</w:t>
+      </w:r>
+      <w:proofErr w:type="gramEnd"/>
+      <w:r>
+        <w:rPr>
+          <w:lang w:val="en-CA"/>
+        </w:rPr>
+        <w:t xml:space="preserve"> authors</w:t>
       </w:r>
     </w:p>
     <w:p>
@@ -17225,7 +18216,21 @@
         <w:rPr>
           <w:lang w:val="en-CA"/>
         </w:rPr>
-        <w:t>. *corresponding authors</w:t>
+        <w:t>. *</w:t>
+      </w:r>
+      <w:proofErr w:type="gramStart"/>
+      <w:r>
+        <w:rPr>
+          <w:lang w:val="en-CA"/>
+        </w:rPr>
+        <w:t>corresponding</w:t>
+      </w:r>
+      <w:proofErr w:type="gramEnd"/>
+      <w:r>
+        <w:rPr>
+          <w:lang w:val="en-CA"/>
+        </w:rPr>
+        <w:t xml:space="preserve"> authors</w:t>
       </w:r>
     </w:p>
     <w:p>
@@ -17943,7 +18948,21 @@
         <w:rPr>
           <w:lang w:val="en-CA"/>
         </w:rPr>
-        <w:t xml:space="preserve">Ford, B. Q., Dmitrieva, J. O., Heller, D., Chentsova-Dutton, Y., </w:t>
+        <w:t xml:space="preserve">Ford, B. Q., Dmitrieva, J. O., Heller, D., </w:t>
+      </w:r>
+      <w:proofErr w:type="spellStart"/>
+      <w:r>
+        <w:rPr>
+          <w:lang w:val="en-CA"/>
+        </w:rPr>
+        <w:t>Chentsova</w:t>
+      </w:r>
+      <w:proofErr w:type="spellEnd"/>
+      <w:r>
+        <w:rPr>
+          <w:lang w:val="en-CA"/>
+        </w:rPr>
+        <w:t xml:space="preserve">-Dutton, Y., </w:t>
       </w:r>
       <w:r>
         <w:rPr>
@@ -18180,6 +19199,7 @@
           <w:u w:val="single"/>
           <w:lang w:val="en-CA"/>
         </w:rPr>
+        <w:lastRenderedPageBreak/>
         <w:t>Hughes, J.</w:t>
       </w:r>
       <w:r>
@@ -18283,7 +19303,6 @@
         <w:rPr>
           <w:lang w:val="de-DE"/>
         </w:rPr>
-        <w:lastRenderedPageBreak/>
         <w:t>Klein, N</w:t>
       </w:r>
       <w:r>
@@ -18315,7 +19334,35 @@
         <w:rPr>
           <w:lang w:val="en-CA"/>
         </w:rPr>
-        <w:t xml:space="preserve">It pays to be nice, but not really nice: Asymmetric reputations from prosociality across 7 countries. </w:t>
+        <w:t xml:space="preserve">It pays to be nice, but not </w:t>
+      </w:r>
+      <w:proofErr w:type="gramStart"/>
+      <w:r>
+        <w:rPr>
+          <w:lang w:val="en-CA"/>
+        </w:rPr>
+        <w:t>really nice</w:t>
+      </w:r>
+      <w:proofErr w:type="gramEnd"/>
+      <w:r>
+        <w:rPr>
+          <w:lang w:val="en-CA"/>
+        </w:rPr>
+        <w:t xml:space="preserve">: Asymmetric reputations from </w:t>
+      </w:r>
+      <w:proofErr w:type="spellStart"/>
+      <w:r>
+        <w:rPr>
+          <w:lang w:val="en-CA"/>
+        </w:rPr>
+        <w:t>prosociality</w:t>
+      </w:r>
+      <w:proofErr w:type="spellEnd"/>
+      <w:r>
+        <w:rPr>
+          <w:lang w:val="en-CA"/>
+        </w:rPr>
+        <w:t xml:space="preserve"> across 7 countries. </w:t>
       </w:r>
       <w:r>
         <w:rPr>
@@ -18489,13 +19536,21 @@
           <w:iCs/>
           <w:lang w:val="en-CA"/>
         </w:rPr>
-        <w:t>-up for the Neuro</w:t>
-      </w:r>
+        <w:t xml:space="preserve">-up for the </w:t>
+      </w:r>
+      <w:proofErr w:type="spellStart"/>
       <w:r>
         <w:rPr>
           <w:iCs/>
           <w:lang w:val="en-CA"/>
         </w:rPr>
+        <w:t>Neuro</w:t>
+      </w:r>
+      <w:r>
+        <w:rPr>
+          <w:iCs/>
+          <w:lang w:val="en-CA"/>
+        </w:rPr>
         <w:t>L</w:t>
       </w:r>
       <w:r>
@@ -18503,7 +19558,15 @@
           <w:iCs/>
           <w:lang w:val="en-CA"/>
         </w:rPr>
-        <w:t>eadership Award (2015)</w:t>
+        <w:t>eadership</w:t>
+      </w:r>
+      <w:proofErr w:type="spellEnd"/>
+      <w:r>
+        <w:rPr>
+          <w:iCs/>
+          <w:lang w:val="en-CA"/>
+        </w:rPr>
+        <w:t xml:space="preserve"> Award (2015)</w:t>
       </w:r>
       <w:r>
         <w:rPr>
@@ -19270,7 +20333,21 @@
         <w:rPr>
           <w:lang w:val="en-CA"/>
         </w:rPr>
-        <w:t xml:space="preserve">, &amp; Kitayama, S. (2012). When gift-giving produces dissonance: Effects of subliminal affiliation priming on choices for one's self versus close others. </w:t>
+        <w:t xml:space="preserve">, &amp; Kitayama, S. (2012). When gift-giving produces dissonance: Effects of subliminal affiliation priming on choices for </w:t>
+      </w:r>
+      <w:proofErr w:type="gramStart"/>
+      <w:r>
+        <w:rPr>
+          <w:lang w:val="en-CA"/>
+        </w:rPr>
+        <w:t>one's self</w:t>
+      </w:r>
+      <w:proofErr w:type="gramEnd"/>
+      <w:r>
+        <w:rPr>
+          <w:lang w:val="en-CA"/>
+        </w:rPr>
+        <w:t xml:space="preserve"> versus close others. </w:t>
       </w:r>
       <w:r>
         <w:rPr>
@@ -19321,7 +20398,21 @@
         <w:rPr>
           <w:lang w:val="en-CA"/>
         </w:rPr>
-        <w:t xml:space="preserve"> both authors contributed equally to this research</w:t>
+        <w:t xml:space="preserve"> </w:t>
+      </w:r>
+      <w:proofErr w:type="gramStart"/>
+      <w:r>
+        <w:rPr>
+          <w:lang w:val="en-CA"/>
+        </w:rPr>
+        <w:t>both</w:t>
+      </w:r>
+      <w:proofErr w:type="gramEnd"/>
+      <w:r>
+        <w:rPr>
+          <w:lang w:val="en-CA"/>
+        </w:rPr>
+        <w:t xml:space="preserve"> authors contributed equally to this research</w:t>
       </w:r>
     </w:p>
     <w:p>
@@ -19537,7 +20628,21 @@
         <w:rPr>
           <w:lang w:val="en-CA"/>
         </w:rPr>
-        <w:t xml:space="preserve"> both authors contributed equally to this research</w:t>
+        <w:t xml:space="preserve"> </w:t>
+      </w:r>
+      <w:proofErr w:type="gramStart"/>
+      <w:r>
+        <w:rPr>
+          <w:lang w:val="en-CA"/>
+        </w:rPr>
+        <w:t>both</w:t>
+      </w:r>
+      <w:proofErr w:type="gramEnd"/>
+      <w:r>
+        <w:rPr>
+          <w:lang w:val="en-CA"/>
+        </w:rPr>
+        <w:t xml:space="preserve"> authors contributed equally to this research</w:t>
       </w:r>
       <w:r>
         <w:rPr>
@@ -19902,8 +21007,18 @@
           <w:iCs/>
           <w:lang w:val="en-CA"/>
         </w:rPr>
-        <w:t> Science</w:t>
-      </w:r>
+        <w:t> </w:t>
+      </w:r>
+      <w:proofErr w:type="gramStart"/>
+      <w:r>
+        <w:rPr>
+          <w:i/>
+          <w:iCs/>
+          <w:lang w:val="en-CA"/>
+        </w:rPr>
+        <w:t>Science</w:t>
+      </w:r>
+      <w:proofErr w:type="gramEnd"/>
       <w:r>
         <w:rPr>
           <w:iCs/>
@@ -20173,6 +21288,7 @@
         <w:rPr>
           <w:lang w:val="en-CA"/>
         </w:rPr>
+        <w:lastRenderedPageBreak/>
         <w:t xml:space="preserve">Varnum, M.E.W., </w:t>
       </w:r>
       <w:r>
@@ -20350,7 +21466,6 @@
         <w:rPr>
           <w:lang w:val="en-CA"/>
         </w:rPr>
-        <w:lastRenderedPageBreak/>
         <w:t xml:space="preserve">Varnum, M.E.W., </w:t>
       </w:r>
       <w:r>
@@ -20364,7 +21479,21 @@
         <w:rPr>
           <w:lang w:val="en-CA"/>
         </w:rPr>
-        <w:t xml:space="preserve">, Katunar, D., Nisbett, R.E., &amp; Kitayama, S. (2008). Holism in a European </w:t>
+        <w:t xml:space="preserve">, </w:t>
+      </w:r>
+      <w:proofErr w:type="spellStart"/>
+      <w:r>
+        <w:rPr>
+          <w:lang w:val="en-CA"/>
+        </w:rPr>
+        <w:t>Katunar</w:t>
+      </w:r>
+      <w:proofErr w:type="spellEnd"/>
+      <w:r>
+        <w:rPr>
+          <w:lang w:val="en-CA"/>
+        </w:rPr>
+        <w:t xml:space="preserve">, D., Nisbett, R.E., &amp; Kitayama, S. (2008). Holism in a European </w:t>
       </w:r>
       <w:r>
         <w:rPr>
@@ -20950,7 +22079,21 @@
         <w:rPr>
           <w:lang w:val="en-CA"/>
         </w:rPr>
-        <w:t xml:space="preserve">). Evidence-based training of wisdom in business and management: Use of scientific insights about malleability of practical wisdom for rigorous interventions. In B. Schwartz, C. Bernacchio, C. González-Cantón &amp; A. Robson (Eds.), </w:t>
+        <w:t>). Evidence-based training of wisdom in business and management: Use of scientific insights about malleability of practical wisdom for rigorous interventions. In B. Schwartz, C. Bernacchio, C. González-</w:t>
+      </w:r>
+      <w:proofErr w:type="spellStart"/>
+      <w:r>
+        <w:rPr>
+          <w:lang w:val="en-CA"/>
+        </w:rPr>
+        <w:t>Cantón</w:t>
+      </w:r>
+      <w:proofErr w:type="spellEnd"/>
+      <w:r>
+        <w:rPr>
+          <w:lang w:val="en-CA"/>
+        </w:rPr>
+        <w:t xml:space="preserve"> &amp; A. Robson (Eds.), </w:t>
       </w:r>
       <w:r>
         <w:rPr>
@@ -21122,7 +22265,21 @@
         <w:rPr>
           <w:lang w:val="en-CA"/>
         </w:rPr>
-        <w:t xml:space="preserve">Culture, cognition and cultural change in social class. In W. H. Brekhus &amp; G. Ingatow (Eds.), </w:t>
+        <w:t xml:space="preserve">Culture, cognition and cultural change in social class. In W. H. Brekhus &amp; G. </w:t>
+      </w:r>
+      <w:proofErr w:type="spellStart"/>
+      <w:r>
+        <w:rPr>
+          <w:lang w:val="en-CA"/>
+        </w:rPr>
+        <w:t>Ingatow</w:t>
+      </w:r>
+      <w:proofErr w:type="spellEnd"/>
+      <w:r>
+        <w:rPr>
+          <w:lang w:val="en-CA"/>
+        </w:rPr>
+        <w:t xml:space="preserve"> (Eds.), </w:t>
       </w:r>
       <w:r>
         <w:rPr>
@@ -21551,6 +22708,7 @@
           <w:b/>
           <w:lang w:val="en-CA"/>
         </w:rPr>
+        <w:lastRenderedPageBreak/>
         <w:t>Grossmann, I.</w:t>
       </w:r>
       <w:r>
@@ -21613,7 +22771,6 @@
           <w:u w:val="single"/>
           <w:lang w:val="en-CA"/>
         </w:rPr>
-        <w:lastRenderedPageBreak/>
         <w:t>Huynh, A.C., Oakes, H.</w:t>
       </w:r>
       <w:r>
@@ -21633,7 +22790,21 @@
         <w:rPr>
           <w:lang w:val="en-CA"/>
         </w:rPr>
-        <w:t xml:space="preserve"> (2018). The role of culture in understanding and evaluating emotional intelligence. In K. V. Keefer, J. D. Parker, &amp; D. H. Saklofske (Eds.). </w:t>
+        <w:t xml:space="preserve"> (2018). The role of culture in understanding and evaluating emotional intelligence. In K. V. Keefer, J. D. Parker, &amp; D. H. </w:t>
+      </w:r>
+      <w:proofErr w:type="spellStart"/>
+      <w:r>
+        <w:rPr>
+          <w:lang w:val="en-CA"/>
+        </w:rPr>
+        <w:t>Saklofske</w:t>
+      </w:r>
+      <w:proofErr w:type="spellEnd"/>
+      <w:r>
+        <w:rPr>
+          <w:lang w:val="en-CA"/>
+        </w:rPr>
+        <w:t xml:space="preserve"> (Eds.). </w:t>
       </w:r>
       <w:r>
         <w:rPr>
@@ -21957,7 +23128,7 @@
           <w:sz w:val="24"/>
           <w:szCs w:val="24"/>
         </w:rPr>
-        <w:t>10</w:t>
+        <w:t>1</w:t>
       </w:r>
       <w:r>
         <w:rPr>
@@ -21967,7 +23138,7 @@
           <w:sz w:val="24"/>
           <w:szCs w:val="24"/>
         </w:rPr>
-        <w:t>7</w:t>
+        <w:t>10</w:t>
       </w:r>
       <w:r>
         <w:rPr>
@@ -22042,25 +23213,7 @@
               <w:rPr>
                 <w:lang w:val="en-CA"/>
               </w:rPr>
-              <w:t xml:space="preserve">University of Genova, </w:t>
-            </w:r>
-            <w:r>
-              <w:rPr>
-                <w:lang w:val="en-CA"/>
-              </w:rPr>
-              <w:t xml:space="preserve">ARETAI Center on Virtues, </w:t>
-            </w:r>
-            <w:r>
-              <w:rPr>
-                <w:lang w:val="en-CA"/>
-              </w:rPr>
-              <w:t>Genova</w:t>
-            </w:r>
-            <w:r>
-              <w:rPr>
-                <w:lang w:val="en-CA"/>
-              </w:rPr>
-              <w:t>, Italy</w:t>
+              <w:t>Robert Schuman Centre for Advanced Studies, European University Institute, Florence, Italy</w:t>
             </w:r>
           </w:p>
         </w:tc>
@@ -22109,7 +23262,37 @@
               <w:rPr>
                 <w:lang w:val="en-CA"/>
               </w:rPr>
-              <w:t>Indian Institute of Science Education Research, Colloquium, Pune, India</w:t>
+              <w:t xml:space="preserve">University of Milano-Bicocca, </w:t>
+            </w:r>
+            <w:r>
+              <w:rPr>
+                <w:lang w:val="en-CA"/>
+              </w:rPr>
+              <w:t>Center</w:t>
+            </w:r>
+            <w:r>
+              <w:rPr>
+                <w:lang w:val="en-CA"/>
+              </w:rPr>
+              <w:t xml:space="preserve"> </w:t>
+            </w:r>
+            <w:r>
+              <w:rPr>
+                <w:lang w:val="en-CA"/>
+              </w:rPr>
+              <w:t>for Interdisciplinary Studies in Economics, Psychology, and Social Sciences (CI</w:t>
+            </w:r>
+            <w:r>
+              <w:rPr>
+                <w:lang w:val="en-CA"/>
+              </w:rPr>
+              <w:t>SEPS)</w:t>
+            </w:r>
+            <w:r>
+              <w:rPr>
+                <w:lang w:val="en-CA"/>
+              </w:rPr>
+              <w:t>, Milan, Italy</w:t>
             </w:r>
           </w:p>
         </w:tc>
@@ -22158,7 +23341,19 @@
               <w:rPr>
                 <w:lang w:val="en-CA"/>
               </w:rPr>
-              <w:t>Jnana Prabodhini Social Science Study Centre, Pune, India</w:t>
+              <w:t>University of Milan</w:t>
+            </w:r>
+            <w:r>
+              <w:rPr>
+                <w:lang w:val="en-CA"/>
+              </w:rPr>
+              <w:t>o</w:t>
+            </w:r>
+            <w:r>
+              <w:rPr>
+                <w:lang w:val="en-CA"/>
+              </w:rPr>
+              <w:t>-Bicocca, Department of Psychology, Milan, Italy</w:t>
             </w:r>
           </w:p>
         </w:tc>
@@ -22207,13 +23402,25 @@
               <w:rPr>
                 <w:lang w:val="en-CA"/>
               </w:rPr>
-              <w:t xml:space="preserve">IIT Bombay, </w:t>
-            </w:r>
-            <w:r>
-              <w:rPr>
-                <w:lang w:val="en-CA"/>
-              </w:rPr>
-              <w:t>Department of Humanities &amp; Social Sciences,Mumbai, India</w:t>
+              <w:t xml:space="preserve">University of Genova, </w:t>
+            </w:r>
+            <w:r>
+              <w:rPr>
+                <w:lang w:val="en-CA"/>
+              </w:rPr>
+              <w:t xml:space="preserve">ARETAI Center on Virtues, </w:t>
+            </w:r>
+            <w:r>
+              <w:rPr>
+                <w:lang w:val="en-CA"/>
+              </w:rPr>
+              <w:t>Genova</w:t>
+            </w:r>
+            <w:r>
+              <w:rPr>
+                <w:lang w:val="en-CA"/>
+              </w:rPr>
+              <w:t>, Italy</w:t>
             </w:r>
           </w:p>
         </w:tc>
@@ -22262,25 +23469,7 @@
               <w:rPr>
                 <w:lang w:val="en-CA"/>
               </w:rPr>
-              <w:t xml:space="preserve">SP Jain Institute of Management and Research, </w:t>
-            </w:r>
-            <w:r>
-              <w:rPr>
-                <w:lang w:val="en-CA"/>
-              </w:rPr>
-              <w:t>Faculty Excellence Forum</w:t>
-            </w:r>
-            <w:r>
-              <w:rPr>
-                <w:lang w:val="en-CA"/>
-              </w:rPr>
-              <w:t xml:space="preserve">, </w:t>
-            </w:r>
-            <w:r>
-              <w:rPr>
-                <w:lang w:val="en-CA"/>
-              </w:rPr>
-              <w:t>Mumbai, India</w:t>
+              <w:t>Indian Institute of Science Education Research, Colloquium, Pune, India</w:t>
             </w:r>
           </w:p>
         </w:tc>
@@ -22308,6 +23497,207 @@
                 <w:bCs/>
                 <w:lang w:val="en-CA"/>
               </w:rPr>
+              <w:t>04/2026</w:t>
+            </w:r>
+          </w:p>
+        </w:tc>
+        <w:tc>
+          <w:tcPr>
+            <w:tcW w:w="9167" w:type="dxa"/>
+          </w:tcPr>
+          <w:p>
+            <w:pPr>
+              <w:autoSpaceDE w:val="0"/>
+              <w:autoSpaceDN w:val="0"/>
+              <w:adjustRightInd w:val="0"/>
+              <w:rPr>
+                <w:lang w:val="en-CA"/>
+              </w:rPr>
+            </w:pPr>
+            <w:r>
+              <w:rPr>
+                <w:lang w:val="en-CA"/>
+              </w:rPr>
+              <w:t xml:space="preserve">Jnana </w:t>
+            </w:r>
+            <w:proofErr w:type="spellStart"/>
+            <w:r>
+              <w:rPr>
+                <w:lang w:val="en-CA"/>
+              </w:rPr>
+              <w:t>Prabodhini</w:t>
+            </w:r>
+            <w:proofErr w:type="spellEnd"/>
+            <w:r>
+              <w:rPr>
+                <w:lang w:val="en-CA"/>
+              </w:rPr>
+              <w:t xml:space="preserve"> Social Science Study Centre, Pune, India</w:t>
+            </w:r>
+          </w:p>
+        </w:tc>
+      </w:tr>
+      <w:tr>
+        <w:trPr>
+          <w:trHeight w:val="216"/>
+        </w:trPr>
+        <w:tc>
+          <w:tcPr>
+            <w:tcW w:w="1003" w:type="dxa"/>
+          </w:tcPr>
+          <w:p>
+            <w:pPr>
+              <w:autoSpaceDE w:val="0"/>
+              <w:autoSpaceDN w:val="0"/>
+              <w:adjustRightInd w:val="0"/>
+              <w:rPr>
+                <w:bCs/>
+                <w:lang w:val="en-CA"/>
+              </w:rPr>
+            </w:pPr>
+            <w:r>
+              <w:rPr>
+                <w:bCs/>
+                <w:lang w:val="en-CA"/>
+              </w:rPr>
+              <w:t>04/2026</w:t>
+            </w:r>
+          </w:p>
+        </w:tc>
+        <w:tc>
+          <w:tcPr>
+            <w:tcW w:w="9167" w:type="dxa"/>
+          </w:tcPr>
+          <w:p>
+            <w:pPr>
+              <w:autoSpaceDE w:val="0"/>
+              <w:autoSpaceDN w:val="0"/>
+              <w:adjustRightInd w:val="0"/>
+              <w:rPr>
+                <w:lang w:val="en-CA"/>
+              </w:rPr>
+            </w:pPr>
+            <w:r>
+              <w:rPr>
+                <w:lang w:val="en-CA"/>
+              </w:rPr>
+              <w:t xml:space="preserve">IIT Bombay, </w:t>
+            </w:r>
+            <w:r>
+              <w:rPr>
+                <w:lang w:val="en-CA"/>
+              </w:rPr>
+              <w:t xml:space="preserve">Department of Humanities &amp; Social </w:t>
+            </w:r>
+            <w:proofErr w:type="spellStart"/>
+            <w:proofErr w:type="gramStart"/>
+            <w:r>
+              <w:rPr>
+                <w:lang w:val="en-CA"/>
+              </w:rPr>
+              <w:t>Sciences,Mumbai</w:t>
+            </w:r>
+            <w:proofErr w:type="spellEnd"/>
+            <w:proofErr w:type="gramEnd"/>
+            <w:r>
+              <w:rPr>
+                <w:lang w:val="en-CA"/>
+              </w:rPr>
+              <w:t>, India</w:t>
+            </w:r>
+          </w:p>
+        </w:tc>
+      </w:tr>
+      <w:tr>
+        <w:trPr>
+          <w:trHeight w:val="216"/>
+        </w:trPr>
+        <w:tc>
+          <w:tcPr>
+            <w:tcW w:w="1003" w:type="dxa"/>
+          </w:tcPr>
+          <w:p>
+            <w:pPr>
+              <w:autoSpaceDE w:val="0"/>
+              <w:autoSpaceDN w:val="0"/>
+              <w:adjustRightInd w:val="0"/>
+              <w:rPr>
+                <w:bCs/>
+                <w:lang w:val="en-CA"/>
+              </w:rPr>
+            </w:pPr>
+            <w:r>
+              <w:rPr>
+                <w:bCs/>
+                <w:lang w:val="en-CA"/>
+              </w:rPr>
+              <w:t>04/2026</w:t>
+            </w:r>
+          </w:p>
+        </w:tc>
+        <w:tc>
+          <w:tcPr>
+            <w:tcW w:w="9167" w:type="dxa"/>
+          </w:tcPr>
+          <w:p>
+            <w:pPr>
+              <w:autoSpaceDE w:val="0"/>
+              <w:autoSpaceDN w:val="0"/>
+              <w:adjustRightInd w:val="0"/>
+              <w:rPr>
+                <w:lang w:val="en-CA"/>
+              </w:rPr>
+            </w:pPr>
+            <w:r>
+              <w:rPr>
+                <w:lang w:val="en-CA"/>
+              </w:rPr>
+              <w:t xml:space="preserve">SP Jain Institute of Management and Research, </w:t>
+            </w:r>
+            <w:r>
+              <w:rPr>
+                <w:lang w:val="en-CA"/>
+              </w:rPr>
+              <w:t>Faculty Excellence Forum</w:t>
+            </w:r>
+            <w:r>
+              <w:rPr>
+                <w:lang w:val="en-CA"/>
+              </w:rPr>
+              <w:t xml:space="preserve">, </w:t>
+            </w:r>
+            <w:r>
+              <w:rPr>
+                <w:lang w:val="en-CA"/>
+              </w:rPr>
+              <w:t>Mumbai, India</w:t>
+            </w:r>
+          </w:p>
+        </w:tc>
+      </w:tr>
+      <w:tr>
+        <w:trPr>
+          <w:trHeight w:val="216"/>
+        </w:trPr>
+        <w:tc>
+          <w:tcPr>
+            <w:tcW w:w="1003" w:type="dxa"/>
+          </w:tcPr>
+          <w:p>
+            <w:pPr>
+              <w:autoSpaceDE w:val="0"/>
+              <w:autoSpaceDN w:val="0"/>
+              <w:adjustRightInd w:val="0"/>
+              <w:rPr>
+                <w:bCs/>
+                <w:lang w:val="en-CA"/>
+              </w:rPr>
+            </w:pPr>
+            <w:r>
+              <w:rPr>
+                <w:bCs/>
+                <w:lang w:val="en-CA"/>
+              </w:rPr>
               <w:t>03/2026</w:t>
             </w:r>
           </w:p>
@@ -22325,11 +23715,19 @@
                 <w:lang w:val="en-CA"/>
               </w:rPr>
             </w:pPr>
-            <w:r>
-              <w:rPr>
-                <w:lang w:val="en-CA"/>
-              </w:rPr>
-              <w:t xml:space="preserve">TUDelft, </w:t>
+            <w:proofErr w:type="spellStart"/>
+            <w:r>
+              <w:rPr>
+                <w:lang w:val="en-CA"/>
+              </w:rPr>
+              <w:t>TUDelft</w:t>
+            </w:r>
+            <w:proofErr w:type="spellEnd"/>
+            <w:r>
+              <w:rPr>
+                <w:lang w:val="en-CA"/>
+              </w:rPr>
+              <w:t xml:space="preserve">, </w:t>
             </w:r>
             <w:r>
               <w:rPr>
@@ -23246,11 +24644,47 @@
                 <w:lang w:val="en-CA"/>
               </w:rPr>
             </w:pPr>
-            <w:r>
-              <w:rPr>
-                <w:lang w:val="en-CA"/>
-              </w:rPr>
-              <w:t>Iscte – Instituto Universitário de Lisboa, SocioDigital Lab for Public Policy</w:t>
+            <w:proofErr w:type="spellStart"/>
+            <w:r>
+              <w:rPr>
+                <w:lang w:val="en-CA"/>
+              </w:rPr>
+              <w:t>Iscte</w:t>
+            </w:r>
+            <w:proofErr w:type="spellEnd"/>
+            <w:r>
+              <w:rPr>
+                <w:lang w:val="en-CA"/>
+              </w:rPr>
+              <w:t xml:space="preserve"> – Instituto </w:t>
+            </w:r>
+            <w:proofErr w:type="spellStart"/>
+            <w:r>
+              <w:rPr>
+                <w:lang w:val="en-CA"/>
+              </w:rPr>
+              <w:t>Universitário</w:t>
+            </w:r>
+            <w:proofErr w:type="spellEnd"/>
+            <w:r>
+              <w:rPr>
+                <w:lang w:val="en-CA"/>
+              </w:rPr>
+              <w:t xml:space="preserve"> de Lisboa, </w:t>
+            </w:r>
+            <w:proofErr w:type="spellStart"/>
+            <w:r>
+              <w:rPr>
+                <w:lang w:val="en-CA"/>
+              </w:rPr>
+              <w:t>SocioDigital</w:t>
+            </w:r>
+            <w:proofErr w:type="spellEnd"/>
+            <w:r>
+              <w:rPr>
+                <w:lang w:val="en-CA"/>
+              </w:rPr>
+              <w:t xml:space="preserve"> Lab for Public Policy</w:t>
             </w:r>
           </w:p>
         </w:tc>
@@ -23275,6 +24709,7 @@
                 <w:bCs/>
                 <w:lang w:val="en-US"/>
               </w:rPr>
+              <w:lastRenderedPageBreak/>
               <w:t>09/2024</w:t>
             </w:r>
           </w:p>
@@ -23356,11 +24791,33 @@
               </w:rPr>
               <w:t xml:space="preserve">), </w:t>
             </w:r>
-            <w:r>
-              <w:rPr>
-                <w:lang w:val="en-CA"/>
-              </w:rPr>
-              <w:t xml:space="preserve">EQuity &amp; EQuality Using AI and Learning </w:t>
+            <w:proofErr w:type="spellStart"/>
+            <w:r>
+              <w:rPr>
+                <w:lang w:val="en-CA"/>
+              </w:rPr>
+              <w:t>EQuity</w:t>
+            </w:r>
+            <w:proofErr w:type="spellEnd"/>
+            <w:r>
+              <w:rPr>
+                <w:lang w:val="en-CA"/>
+              </w:rPr>
+              <w:t xml:space="preserve"> &amp; </w:t>
+            </w:r>
+            <w:proofErr w:type="spellStart"/>
+            <w:r>
+              <w:rPr>
+                <w:lang w:val="en-CA"/>
+              </w:rPr>
+              <w:t>EQuality</w:t>
+            </w:r>
+            <w:proofErr w:type="spellEnd"/>
+            <w:r>
+              <w:rPr>
+                <w:lang w:val="en-CA"/>
+              </w:rPr>
+              <w:t xml:space="preserve"> Using AI and Learning </w:t>
             </w:r>
             <w:r>
               <w:rPr>
@@ -23547,7 +25004,6 @@
                 <w:bCs/>
                 <w:lang w:val="en-US"/>
               </w:rPr>
-              <w:lastRenderedPageBreak/>
               <w:t>02/2024</w:t>
             </w:r>
           </w:p>
@@ -23661,7 +25117,21 @@
               <w:rPr>
                 <w:lang w:val="en-CA"/>
               </w:rPr>
-              <w:t xml:space="preserve">MIT FutureTech, </w:t>
+              <w:t xml:space="preserve">MIT </w:t>
+            </w:r>
+            <w:proofErr w:type="spellStart"/>
+            <w:r>
+              <w:rPr>
+                <w:lang w:val="en-CA"/>
+              </w:rPr>
+              <w:t>FutureTech</w:t>
+            </w:r>
+            <w:proofErr w:type="spellEnd"/>
+            <w:r>
+              <w:rPr>
+                <w:lang w:val="en-CA"/>
+              </w:rPr>
+              <w:t xml:space="preserve">, </w:t>
             </w:r>
             <w:r>
               <w:rPr>
@@ -24883,7 +26353,63 @@
               <w:rPr>
                 <w:lang w:val="en-CA"/>
               </w:rPr>
-              <w:t>University of Granada, Spain, “Perspectivas del Máster en Neurociencia Cognitiva” Seminar</w:t>
+              <w:t>University of Granada, Spain, “</w:t>
+            </w:r>
+            <w:proofErr w:type="spellStart"/>
+            <w:r>
+              <w:rPr>
+                <w:lang w:val="en-CA"/>
+              </w:rPr>
+              <w:t>Perspectivas</w:t>
+            </w:r>
+            <w:proofErr w:type="spellEnd"/>
+            <w:r>
+              <w:rPr>
+                <w:lang w:val="en-CA"/>
+              </w:rPr>
+              <w:t xml:space="preserve"> del </w:t>
+            </w:r>
+            <w:proofErr w:type="spellStart"/>
+            <w:r>
+              <w:rPr>
+                <w:lang w:val="en-CA"/>
+              </w:rPr>
+              <w:t>Máster</w:t>
+            </w:r>
+            <w:proofErr w:type="spellEnd"/>
+            <w:r>
+              <w:rPr>
+                <w:lang w:val="en-CA"/>
+              </w:rPr>
+              <w:t xml:space="preserve"> </w:t>
+            </w:r>
+            <w:proofErr w:type="spellStart"/>
+            <w:r>
+              <w:rPr>
+                <w:lang w:val="en-CA"/>
+              </w:rPr>
+              <w:t>en</w:t>
+            </w:r>
+            <w:proofErr w:type="spellEnd"/>
+            <w:r>
+              <w:rPr>
+                <w:lang w:val="en-CA"/>
+              </w:rPr>
+              <w:t xml:space="preserve"> Neurociencia </w:t>
+            </w:r>
+            <w:proofErr w:type="spellStart"/>
+            <w:r>
+              <w:rPr>
+                <w:lang w:val="en-CA"/>
+              </w:rPr>
+              <w:t>Cognitiva</w:t>
+            </w:r>
+            <w:proofErr w:type="spellEnd"/>
+            <w:r>
+              <w:rPr>
+                <w:lang w:val="en-CA"/>
+              </w:rPr>
+              <w:t>” Seminar</w:t>
             </w:r>
           </w:p>
         </w:tc>
@@ -25282,6 +26808,7 @@
                 <w:bCs/>
                 <w:lang w:val="en-CA"/>
               </w:rPr>
+              <w:lastRenderedPageBreak/>
               <w:t>11/2020</w:t>
             </w:r>
           </w:p>
@@ -25300,6 +26827,7 @@
               </w:rPr>
             </w:pPr>
             <w:hyperlink r:id="rId49" w:history="1">
+              <w:proofErr w:type="spellStart"/>
               <w:r>
                 <w:rPr>
                   <w:rStyle w:val="Hyperlink"/>
@@ -25307,6 +26835,7 @@
                 </w:rPr>
                 <w:t>CanCOVID</w:t>
               </w:r>
+              <w:proofErr w:type="spellEnd"/>
             </w:hyperlink>
           </w:p>
         </w:tc>
@@ -25574,7 +27103,6 @@
                 <w:bCs/>
                 <w:lang w:val="en-CA"/>
               </w:rPr>
-              <w:lastRenderedPageBreak/>
               <w:t>06/2019</w:t>
             </w:r>
           </w:p>
@@ -26746,7 +28274,21 @@
               <w:rPr>
                 <w:lang w:val="en-CA"/>
               </w:rPr>
-              <w:t xml:space="preserve">Alpen-Adria-University Klagenfurt, Austria,  Department of Psychology </w:t>
+              <w:t xml:space="preserve">Alpen-Adria-University Klagenfurt, </w:t>
+            </w:r>
+            <w:proofErr w:type="gramStart"/>
+            <w:r>
+              <w:rPr>
+                <w:lang w:val="en-CA"/>
+              </w:rPr>
+              <w:t>Austria,  Department</w:t>
+            </w:r>
+            <w:proofErr w:type="gramEnd"/>
+            <w:r>
+              <w:rPr>
+                <w:lang w:val="en-CA"/>
+              </w:rPr>
+              <w:t xml:space="preserve"> of Psychology </w:t>
             </w:r>
           </w:p>
         </w:tc>
@@ -27232,8 +28774,44 @@
               <w:rPr>
                 <w:lang w:val="en-CA"/>
               </w:rPr>
-              <w:t>University of Lausanne, CH, Programme Doctoral Romande en Psychologie</w:t>
-            </w:r>
+              <w:t xml:space="preserve">University of Lausanne, CH, Programme Doctoral </w:t>
+            </w:r>
+            <w:proofErr w:type="spellStart"/>
+            <w:r>
+              <w:rPr>
+                <w:lang w:val="en-CA"/>
+              </w:rPr>
+              <w:t>Romande</w:t>
+            </w:r>
+            <w:proofErr w:type="spellEnd"/>
+            <w:r>
+              <w:rPr>
+                <w:lang w:val="en-CA"/>
+              </w:rPr>
+              <w:t xml:space="preserve"> </w:t>
+            </w:r>
+            <w:proofErr w:type="spellStart"/>
+            <w:r>
+              <w:rPr>
+                <w:lang w:val="en-CA"/>
+              </w:rPr>
+              <w:t>en</w:t>
+            </w:r>
+            <w:proofErr w:type="spellEnd"/>
+            <w:r>
+              <w:rPr>
+                <w:lang w:val="en-CA"/>
+              </w:rPr>
+              <w:t xml:space="preserve"> </w:t>
+            </w:r>
+            <w:proofErr w:type="spellStart"/>
+            <w:r>
+              <w:rPr>
+                <w:lang w:val="en-CA"/>
+              </w:rPr>
+              <w:t>Psychologie</w:t>
+            </w:r>
+            <w:proofErr w:type="spellEnd"/>
           </w:p>
         </w:tc>
       </w:tr>
@@ -27343,6 +28921,7 @@
               <w:rPr>
                 <w:lang w:val="en-CA"/>
               </w:rPr>
+              <w:lastRenderedPageBreak/>
               <w:t>12/2013</w:t>
             </w:r>
           </w:p>
@@ -27626,7 +29205,6 @@
           <w:sz w:val="24"/>
           <w:szCs w:val="24"/>
         </w:rPr>
-        <w:lastRenderedPageBreak/>
         <w:t>Keynotes / invited conference presentations</w:t>
       </w:r>
       <w:r>
@@ -27906,7 +29484,14 @@
               <w:rPr>
                 <w:lang w:val="en-CA"/>
               </w:rPr>
-              <w:t>Transformation in a Time of Metacrisi</w:t>
+              <w:t xml:space="preserve">Transformation in a Time of </w:t>
+            </w:r>
+            <w:proofErr w:type="spellStart"/>
+            <w:r>
+              <w:rPr>
+                <w:lang w:val="en-CA"/>
+              </w:rPr>
+              <w:t>Metacrisi</w:t>
             </w:r>
             <w:r>
               <w:rPr>
@@ -27914,6 +29499,7 @@
               </w:rPr>
               <w:t>s</w:t>
             </w:r>
+            <w:proofErr w:type="spellEnd"/>
           </w:p>
         </w:tc>
       </w:tr>
@@ -27975,11 +29561,19 @@
               </w:rPr>
               <w:t xml:space="preserve">the </w:t>
             </w:r>
-            <w:r>
-              <w:rPr>
-                <w:lang w:val="en-CA"/>
-              </w:rPr>
-              <w:t>mini-symposium “</w:t>
+            <w:proofErr w:type="gramStart"/>
+            <w:r>
+              <w:rPr>
+                <w:lang w:val="en-CA"/>
+              </w:rPr>
+              <w:t>mini-symposium</w:t>
+            </w:r>
+            <w:proofErr w:type="gramEnd"/>
+            <w:r>
+              <w:rPr>
+                <w:lang w:val="en-CA"/>
+              </w:rPr>
+              <w:t xml:space="preserve"> “</w:t>
             </w:r>
             <w:r>
               <w:rPr>
@@ -28300,12 +29894,14 @@
               </w:rPr>
               <w:t xml:space="preserve">Invited Panelist for the debate on “The Viability of Using LLMs in Higher Education” conference, </w:t>
             </w:r>
+            <w:proofErr w:type="spellStart"/>
             <w:r>
               <w:rPr>
                 <w:lang w:val="en-CA"/>
               </w:rPr>
               <w:t>JeXed</w:t>
             </w:r>
+            <w:proofErr w:type="spellEnd"/>
             <w:r>
               <w:rPr>
                 <w:lang w:val="en-CA"/>
@@ -28649,11 +30245,19 @@
               </w:rPr>
               <w:t xml:space="preserve">Toronto Metropolitan University, CERC Migration, invited paper at the </w:t>
             </w:r>
-            <w:r>
-              <w:rPr>
-                <w:lang w:val="en-CA"/>
-              </w:rPr>
-              <w:t xml:space="preserve">International </w:t>
+            <w:proofErr w:type="gramStart"/>
+            <w:r>
+              <w:rPr>
+                <w:lang w:val="en-CA"/>
+              </w:rPr>
+              <w:t>International</w:t>
+            </w:r>
+            <w:proofErr w:type="gramEnd"/>
+            <w:r>
+              <w:rPr>
+                <w:lang w:val="en-CA"/>
+              </w:rPr>
+              <w:t xml:space="preserve"> </w:t>
             </w:r>
             <w:r>
               <w:rPr>
@@ -28903,7 +30507,21 @@
               <w:rPr>
                 <w:lang w:val="en-CA"/>
               </w:rPr>
-              <w:t xml:space="preserve">McGill University, Centre for the Convergence of Health and Economics, Invited panelist at the </w:t>
+              <w:t xml:space="preserve">McGill University, Centre for the Convergence of Health and Economics, </w:t>
+            </w:r>
+            <w:proofErr w:type="gramStart"/>
+            <w:r>
+              <w:rPr>
+                <w:lang w:val="en-CA"/>
+              </w:rPr>
+              <w:t>Invited</w:t>
+            </w:r>
+            <w:proofErr w:type="gramEnd"/>
+            <w:r>
+              <w:rPr>
+                <w:lang w:val="en-CA"/>
+              </w:rPr>
+              <w:t xml:space="preserve"> panelist at the </w:t>
             </w:r>
             <w:r>
               <w:rPr>
@@ -28964,6 +30582,7 @@
                 <w:bCs/>
                 <w:lang w:val="en-CA"/>
               </w:rPr>
+              <w:lastRenderedPageBreak/>
               <w:t>10/2022</w:t>
             </w:r>
           </w:p>
@@ -29148,7 +30767,6 @@
                 <w:bCs/>
                 <w:lang w:val="en-CA"/>
               </w:rPr>
-              <w:lastRenderedPageBreak/>
               <w:t>05/2022</w:t>
             </w:r>
           </w:p>
@@ -29440,7 +31058,21 @@
               <w:rPr>
                 <w:lang w:val="en-CA"/>
               </w:rPr>
-              <w:t xml:space="preserve"> on “Neuroethics, free will, and the self” </w:t>
+              <w:t xml:space="preserve"> on “</w:t>
+            </w:r>
+            <w:proofErr w:type="spellStart"/>
+            <w:r>
+              <w:rPr>
+                <w:lang w:val="en-CA"/>
+              </w:rPr>
+              <w:t>Neuroethics</w:t>
+            </w:r>
+            <w:proofErr w:type="spellEnd"/>
+            <w:r>
+              <w:rPr>
+                <w:lang w:val="en-CA"/>
+              </w:rPr>
+              <w:t xml:space="preserve">, free will, and the self” </w:t>
             </w:r>
           </w:p>
         </w:tc>
@@ -29982,7 +31614,39 @@
                 <w:bCs/>
                 <w:lang w:val="en-CA"/>
               </w:rPr>
-              <w:t>Invited workshop at the “Tabula Rasa: Neuroscienze e culture” conference of the Intercultura Foundation in Florence, Italy</w:t>
+              <w:t xml:space="preserve">Invited workshop at the “Tabula Rasa: </w:t>
+            </w:r>
+            <w:proofErr w:type="spellStart"/>
+            <w:r>
+              <w:rPr>
+                <w:bCs/>
+                <w:lang w:val="en-CA"/>
+              </w:rPr>
+              <w:t>Neuroscienze</w:t>
+            </w:r>
+            <w:proofErr w:type="spellEnd"/>
+            <w:r>
+              <w:rPr>
+                <w:bCs/>
+                <w:lang w:val="en-CA"/>
+              </w:rPr>
+              <w:t xml:space="preserve"> e culture” conference of the </w:t>
+            </w:r>
+            <w:proofErr w:type="spellStart"/>
+            <w:r>
+              <w:rPr>
+                <w:bCs/>
+                <w:lang w:val="en-CA"/>
+              </w:rPr>
+              <w:t>Intercultura</w:t>
+            </w:r>
+            <w:proofErr w:type="spellEnd"/>
+            <w:r>
+              <w:rPr>
+                <w:bCs/>
+                <w:lang w:val="en-CA"/>
+              </w:rPr>
+              <w:t xml:space="preserve"> Foundation in Florence, Italy</w:t>
             </w:r>
           </w:p>
         </w:tc>
@@ -30102,6 +31766,7 @@
                 <w:bCs/>
                 <w:lang w:val="en-CA"/>
               </w:rPr>
+              <w:lastRenderedPageBreak/>
               <w:t>11/2018</w:t>
             </w:r>
           </w:p>
@@ -30272,7 +31937,6 @@
                 <w:bCs/>
                 <w:lang w:val="en-CA"/>
               </w:rPr>
-              <w:lastRenderedPageBreak/>
               <w:t>07/2018</w:t>
             </w:r>
           </w:p>
@@ -31930,6 +33594,7 @@
           <w:u w:val="single"/>
           <w:lang w:val="de-DE"/>
         </w:rPr>
+        <w:lastRenderedPageBreak/>
         <w:t>König-Kersting, C</w:t>
       </w:r>
       <w:r>
@@ -32289,14 +33954,15 @@
           <w:lang w:val="en-CA"/>
         </w:rPr>
       </w:pPr>
+      <w:proofErr w:type="spellStart"/>
       <w:r>
         <w:rPr>
           <w:u w:val="single"/>
           <w:lang w:val="en-CA"/>
         </w:rPr>
-        <w:lastRenderedPageBreak/>
         <w:t>Kachhiyapatel</w:t>
       </w:r>
+      <w:proofErr w:type="spellEnd"/>
       <w:r>
         <w:rPr>
           <w:u w:val="single"/>
@@ -32434,6 +34100,7 @@
           <w:lang w:val="en-CA"/>
         </w:rPr>
       </w:pPr>
+      <w:proofErr w:type="spellStart"/>
       <w:r>
         <w:rPr>
           <w:u w:val="single"/>
@@ -32441,6 +34108,7 @@
         </w:rPr>
         <w:t>Kachhiyapatel</w:t>
       </w:r>
+      <w:proofErr w:type="spellEnd"/>
       <w:r>
         <w:rPr>
           <w:u w:val="single"/>
@@ -32531,13 +34199,29 @@
           <w:bCs/>
           <w:lang w:val="en-CA"/>
         </w:rPr>
-        <w:t>Data blitz talk</w:t>
-      </w:r>
+        <w:t xml:space="preserve">Data </w:t>
+      </w:r>
+      <w:proofErr w:type="gramStart"/>
       <w:r>
         <w:rPr>
           <w:bCs/>
           <w:lang w:val="en-CA"/>
         </w:rPr>
+        <w:t>blitz</w:t>
+      </w:r>
+      <w:proofErr w:type="gramEnd"/>
+      <w:r>
+        <w:rPr>
+          <w:bCs/>
+          <w:lang w:val="en-CA"/>
+        </w:rPr>
+        <w:t xml:space="preserve"> talk</w:t>
+      </w:r>
+      <w:r>
+        <w:rPr>
+          <w:bCs/>
+          <w:lang w:val="en-CA"/>
+        </w:rPr>
         <w:t xml:space="preserve"> at the </w:t>
       </w:r>
       <w:r>
@@ -32554,6 +34238,7 @@
         </w:rPr>
         <w:t xml:space="preserve">of the </w:t>
       </w:r>
+      <w:proofErr w:type="gramStart"/>
       <w:r>
         <w:rPr>
           <w:lang w:val="en-CA"/>
@@ -32573,6 +34258,7 @@
         </w:rPr>
         <w:t>rd</w:t>
       </w:r>
+      <w:proofErr w:type="gramEnd"/>
       <w:r>
         <w:rPr>
           <w:lang w:val="en-CA"/>
@@ -32689,13 +34375,23 @@
         </w:rPr>
         <w:t xml:space="preserve">Amarasuriya, S. D., </w:t>
       </w:r>
+      <w:proofErr w:type="spellStart"/>
       <w:r>
         <w:rPr>
           <w:bCs/>
           <w:u w:val="single"/>
           <w:lang w:val="en-CA"/>
         </w:rPr>
-        <w:t>Dhammage, T</w:t>
+        <w:t>Dhammage</w:t>
+      </w:r>
+      <w:proofErr w:type="spellEnd"/>
+      <w:r>
+        <w:rPr>
+          <w:bCs/>
+          <w:u w:val="single"/>
+          <w:lang w:val="en-CA"/>
+        </w:rPr>
+        <w:t>, T</w:t>
       </w:r>
       <w:r>
         <w:rPr>
@@ -32877,6 +34573,7 @@
         </w:rPr>
         <w:t xml:space="preserve">ognitive and </w:t>
       </w:r>
+      <w:proofErr w:type="gramStart"/>
       <w:r>
         <w:rPr>
           <w:i/>
@@ -32903,7 +34600,15 @@
           <w:i/>
           <w:lang w:val="en-CA"/>
         </w:rPr>
-        <w:t xml:space="preserve">rounded </w:t>
+        <w:t>rounded</w:t>
+      </w:r>
+      <w:proofErr w:type="gramEnd"/>
+      <w:r>
+        <w:rPr>
+          <w:i/>
+          <w:lang w:val="en-CA"/>
+        </w:rPr>
+        <w:t xml:space="preserve"> </w:t>
       </w:r>
       <w:r>
         <w:rPr>
@@ -33110,12 +34815,21 @@
         </w:rPr>
         <w:t xml:space="preserve">). </w:t>
       </w:r>
-      <w:r>
-        <w:rPr>
-          <w:i/>
-          <w:lang w:val="en-CA"/>
-        </w:rPr>
-        <w:t>PANDexit - Predictions of post-pandemic cultural change</w:t>
+      <w:proofErr w:type="spellStart"/>
+      <w:r>
+        <w:rPr>
+          <w:i/>
+          <w:lang w:val="en-CA"/>
+        </w:rPr>
+        <w:t>PANDexit</w:t>
+      </w:r>
+      <w:proofErr w:type="spellEnd"/>
+      <w:r>
+        <w:rPr>
+          <w:i/>
+          <w:lang w:val="en-CA"/>
+        </w:rPr>
+        <w:t xml:space="preserve"> - Predictions of post-pandemic cultural change</w:t>
       </w:r>
       <w:r>
         <w:rPr>
@@ -33202,6 +34916,7 @@
           <w:lang w:val="en-CA"/>
         </w:rPr>
       </w:pPr>
+      <w:proofErr w:type="spellStart"/>
       <w:r>
         <w:rPr>
           <w:u w:val="single"/>
@@ -33209,6 +34924,7 @@
         </w:rPr>
         <w:t>Kachhiyapatel</w:t>
       </w:r>
+      <w:proofErr w:type="spellEnd"/>
       <w:r>
         <w:rPr>
           <w:u w:val="single"/>
@@ -33821,6 +35537,7 @@
         <w:rPr>
           <w:lang w:val="en-CA"/>
         </w:rPr>
+        <w:lastRenderedPageBreak/>
         <w:t>p</w:t>
       </w:r>
       <w:r>
@@ -34041,7 +35758,6 @@
           <w:b/>
           <w:lang w:val="en-CA"/>
         </w:rPr>
-        <w:lastRenderedPageBreak/>
         <w:t>Grossmann, I.</w:t>
       </w:r>
       <w:r>
@@ -34613,8 +36329,9 @@
         <w:rPr>
           <w:lang w:val="en-CA"/>
         </w:rPr>
-        <w:t>at the 2</w:t>
-      </w:r>
+        <w:t xml:space="preserve">at the </w:t>
+      </w:r>
+      <w:proofErr w:type="gramStart"/>
       <w:r>
         <w:rPr>
           <w:lang w:val="en-CA"/>
@@ -34623,11 +36340,18 @@
       </w:r>
       <w:r>
         <w:rPr>
+          <w:lang w:val="en-CA"/>
+        </w:rPr>
+        <w:t>2</w:t>
+      </w:r>
+      <w:r>
+        <w:rPr>
           <w:vertAlign w:val="superscript"/>
           <w:lang w:val="en-CA"/>
         </w:rPr>
         <w:t>th</w:t>
       </w:r>
+      <w:proofErr w:type="gramEnd"/>
       <w:r>
         <w:rPr>
           <w:lang w:val="en-CA"/>
@@ -34689,7 +36413,23 @@
           <w:bCs/>
           <w:lang w:val="en-CA"/>
         </w:rPr>
-        <w:t xml:space="preserve">K. Kastenhofer. </w:t>
+        <w:t xml:space="preserve">K. </w:t>
+      </w:r>
+      <w:proofErr w:type="spellStart"/>
+      <w:r>
+        <w:rPr>
+          <w:bCs/>
+          <w:lang w:val="en-CA"/>
+        </w:rPr>
+        <w:t>Kastenhofer</w:t>
+      </w:r>
+      <w:proofErr w:type="spellEnd"/>
+      <w:r>
+        <w:rPr>
+          <w:bCs/>
+          <w:lang w:val="en-CA"/>
+        </w:rPr>
+        <w:t xml:space="preserve">. </w:t>
       </w:r>
       <w:r>
         <w:rPr>
@@ -34855,6 +36595,7 @@
           <w:b/>
           <w:lang w:val="en-CA"/>
         </w:rPr>
+        <w:lastRenderedPageBreak/>
         <w:t>Grossmann, I.</w:t>
       </w:r>
       <w:r>
@@ -35031,7 +36772,6 @@
           <w:sz w:val="24"/>
           <w:szCs w:val="24"/>
         </w:rPr>
-        <w:lastRenderedPageBreak/>
         <w:t>+ finalist at the Post-doc Research Award Competition</w:t>
       </w:r>
     </w:p>
@@ -35503,7 +37243,21 @@
         <w:rPr>
           <w:lang w:val="en-CA"/>
         </w:rPr>
-        <w:t>A social perspective on (ir)rationality: Antecedents and consequences</w:t>
+        <w:t>A social perspective on (</w:t>
+      </w:r>
+      <w:proofErr w:type="spellStart"/>
+      <w:r>
+        <w:rPr>
+          <w:lang w:val="en-CA"/>
+        </w:rPr>
+        <w:t>ir</w:t>
+      </w:r>
+      <w:proofErr w:type="spellEnd"/>
+      <w:r>
+        <w:rPr>
+          <w:lang w:val="en-CA"/>
+        </w:rPr>
+        <w:t>)rationality: Antecedents and consequences</w:t>
       </w:r>
       <w:r>
         <w:rPr>
@@ -35595,6 +37349,7 @@
           <w:b/>
           <w:lang w:val="de-DE"/>
         </w:rPr>
+        <w:lastRenderedPageBreak/>
         <w:t xml:space="preserve">Grossmann, I., </w:t>
       </w:r>
       <w:r>
@@ -35628,7 +37383,23 @@
           <w:i/>
           <w:lang w:val="en-CA"/>
         </w:rPr>
-        <w:t>Wisdom training: Self-distancing training promotes growth in wise reasoning and emodiversity.</w:t>
+        <w:t xml:space="preserve">Wisdom training: Self-distancing training promotes growth in wise reasoning and </w:t>
+      </w:r>
+      <w:proofErr w:type="spellStart"/>
+      <w:r>
+        <w:rPr>
+          <w:i/>
+          <w:lang w:val="en-CA"/>
+        </w:rPr>
+        <w:t>emodiversity</w:t>
+      </w:r>
+      <w:proofErr w:type="spellEnd"/>
+      <w:r>
+        <w:rPr>
+          <w:i/>
+          <w:lang w:val="en-CA"/>
+        </w:rPr>
+        <w:t>.</w:t>
       </w:r>
       <w:r>
         <w:rPr>
@@ -35723,14 +37494,7 @@
         <w:rPr>
           <w:lang w:val="en-CA"/>
         </w:rPr>
-        <w:t xml:space="preserve"> Paper presented in the symposium “A process </w:t>
-      </w:r>
-      <w:r>
-        <w:rPr>
-          <w:lang w:val="en-CA"/>
-        </w:rPr>
-        <w:lastRenderedPageBreak/>
-        <w:t xml:space="preserve">view on wisdom: Antecedents, mechanisms, and consequences” chaired by </w:t>
+        <w:t xml:space="preserve"> Paper presented in the symposium “A process view on wisdom: Antecedents, mechanisms, and consequences” chaired by </w:t>
       </w:r>
       <w:r>
         <w:rPr>
@@ -36407,7 +38171,14 @@
         <w:rPr>
           <w:lang w:val="en-CA"/>
         </w:rPr>
-        <w:t xml:space="preserve">Paper presented in the in the symposium “Cultural and Cross-cultural research traditions: Complementary or Incommensurable?” chaired by J. Fontaine (Chair) and </w:t>
+        <w:t>Paper presented in the in the symposium “Cultural and Cross-</w:t>
+      </w:r>
+      <w:r>
+        <w:rPr>
+          <w:lang w:val="en-CA"/>
+        </w:rPr>
+        <w:lastRenderedPageBreak/>
+        <w:t xml:space="preserve">cultural research traditions: Complementary or Incommensurable?” chaired by J. Fontaine (Chair) and </w:t>
       </w:r>
       <w:r>
         <w:rPr>
@@ -36525,7 +38296,21 @@
         <w:rPr>
           <w:lang w:val="en-CA"/>
         </w:rPr>
-        <w:t>in the symposium “Climato-economic Imprints on Culture” chaired by E. van de Vliert (Chair) at the 24</w:t>
+        <w:t>in the symposium “</w:t>
+      </w:r>
+      <w:proofErr w:type="spellStart"/>
+      <w:r>
+        <w:rPr>
+          <w:lang w:val="en-CA"/>
+        </w:rPr>
+        <w:t>Climato</w:t>
+      </w:r>
+      <w:proofErr w:type="spellEnd"/>
+      <w:r>
+        <w:rPr>
+          <w:lang w:val="en-CA"/>
+        </w:rPr>
+        <w:t>-economic Imprints on Culture” chaired by E. van de Vliert (Chair) at the 24</w:t>
       </w:r>
       <w:r>
         <w:rPr>
@@ -36554,7 +38339,6 @@
           <w:u w:val="single"/>
           <w:lang w:val="en-CA"/>
         </w:rPr>
-        <w:lastRenderedPageBreak/>
         <w:t>Santos, H.C.</w:t>
       </w:r>
       <w:r>
@@ -37248,6 +39032,7 @@
           <w:b/>
           <w:lang w:val="en-CA"/>
         </w:rPr>
+        <w:lastRenderedPageBreak/>
         <w:t>Grossmann, I.</w:t>
       </w:r>
       <w:r>
@@ -37456,7 +39241,6 @@
           <w:b/>
           <w:lang w:val="en-CA"/>
         </w:rPr>
-        <w:lastRenderedPageBreak/>
         <w:t>Grossmann, I.</w:t>
       </w:r>
       <w:r>
@@ -37867,7 +39651,21 @@
         <w:rPr>
           <w:lang w:val="en-CA"/>
         </w:rPr>
-        <w:t>Discussant in the symposium “Continuity and changes in emotion socialization with globalization” chaired by M. Karasawa at The 23</w:t>
+        <w:t xml:space="preserve">Discussant in the symposium “Continuity and changes in emotion socialization with globalization” chaired by M. Karasawa at </w:t>
+      </w:r>
+      <w:proofErr w:type="gramStart"/>
+      <w:r>
+        <w:rPr>
+          <w:lang w:val="en-CA"/>
+        </w:rPr>
+        <w:t>The</w:t>
+      </w:r>
+      <w:proofErr w:type="gramEnd"/>
+      <w:r>
+        <w:rPr>
+          <w:lang w:val="en-CA"/>
+        </w:rPr>
+        <w:t xml:space="preserve"> 23</w:t>
       </w:r>
       <w:r>
         <w:rPr>
@@ -37956,6 +39754,7 @@
           <w:u w:val="single"/>
           <w:lang w:val="en-CA"/>
         </w:rPr>
+        <w:lastRenderedPageBreak/>
         <w:t>Oakes, H</w:t>
       </w:r>
       <w:r>
@@ -38026,7 +39825,21 @@
         <w:rPr>
           <w:lang w:val="en-CA"/>
         </w:rPr>
-        <w:t xml:space="preserve"> Paper presented in the symposium “Operationalizing affective complexity: Theory, measurement, and applications” chaired by R. Gonzalez (Chair) and J. Smith (Co-Chair) at The 28</w:t>
+        <w:t xml:space="preserve"> Paper presented in the symposium “Operationalizing affective complexity: Theory, measurement, and applications” chaired by R. Gonzalez (Chair) and J. Smith (Co-Chair) at </w:t>
+      </w:r>
+      <w:proofErr w:type="gramStart"/>
+      <w:r>
+        <w:rPr>
+          <w:lang w:val="en-CA"/>
+        </w:rPr>
+        <w:t>The</w:t>
+      </w:r>
+      <w:proofErr w:type="gramEnd"/>
+      <w:r>
+        <w:rPr>
+          <w:lang w:val="en-CA"/>
+        </w:rPr>
+        <w:t xml:space="preserve"> 28</w:t>
       </w:r>
       <w:r>
         <w:rPr>
@@ -38059,7 +39872,6 @@
           <w:u w:val="single"/>
           <w:lang w:val="en-CA"/>
         </w:rPr>
-        <w:lastRenderedPageBreak/>
         <w:t>Huynh, A. C,</w:t>
       </w:r>
       <w:r>
@@ -38131,7 +39943,21 @@
         <w:rPr>
           <w:lang w:val="en-CA"/>
         </w:rPr>
-        <w:t xml:space="preserve"> (Co-Chair) at The 28</w:t>
+        <w:t xml:space="preserve"> (Co-Chair) at </w:t>
+      </w:r>
+      <w:proofErr w:type="gramStart"/>
+      <w:r>
+        <w:rPr>
+          <w:lang w:val="en-CA"/>
+        </w:rPr>
+        <w:t>The</w:t>
+      </w:r>
+      <w:proofErr w:type="gramEnd"/>
+      <w:r>
+        <w:rPr>
+          <w:lang w:val="en-CA"/>
+        </w:rPr>
+        <w:t xml:space="preserve"> 28</w:t>
       </w:r>
       <w:r>
         <w:rPr>
@@ -38385,7 +40211,21 @@
         <w:rPr>
           <w:lang w:val="en-CA"/>
         </w:rPr>
-        <w:t xml:space="preserve"> The 17</w:t>
+        <w:t xml:space="preserve"> </w:t>
+      </w:r>
+      <w:proofErr w:type="gramStart"/>
+      <w:r>
+        <w:rPr>
+          <w:lang w:val="en-CA"/>
+        </w:rPr>
+        <w:t>The</w:t>
+      </w:r>
+      <w:proofErr w:type="gramEnd"/>
+      <w:r>
+        <w:rPr>
+          <w:lang w:val="en-CA"/>
+        </w:rPr>
+        <w:t xml:space="preserve"> 17</w:t>
       </w:r>
       <w:r>
         <w:rPr>
@@ -38443,13 +40283,43 @@
           <w:i/>
           <w:lang w:val="en-CA"/>
         </w:rPr>
-        <w:t>Ego-decentered reasoning predicts cross-domain prosociality.</w:t>
-      </w:r>
-      <w:r>
-        <w:rPr>
-          <w:lang w:val="en-CA"/>
-        </w:rPr>
-        <w:t xml:space="preserve"> Paper presented in the symposium “The evolution and maintenance of human prosociality” chaired by </w:t>
+        <w:t xml:space="preserve">Ego-decentered reasoning predicts cross-domain </w:t>
+      </w:r>
+      <w:proofErr w:type="spellStart"/>
+      <w:r>
+        <w:rPr>
+          <w:i/>
+          <w:lang w:val="en-CA"/>
+        </w:rPr>
+        <w:t>prosociality</w:t>
+      </w:r>
+      <w:proofErr w:type="spellEnd"/>
+      <w:r>
+        <w:rPr>
+          <w:i/>
+          <w:lang w:val="en-CA"/>
+        </w:rPr>
+        <w:t>.</w:t>
+      </w:r>
+      <w:r>
+        <w:rPr>
+          <w:lang w:val="en-CA"/>
+        </w:rPr>
+        <w:t xml:space="preserve"> Paper presented in the symposium “The evolution and maintenance of human </w:t>
+      </w:r>
+      <w:proofErr w:type="spellStart"/>
+      <w:r>
+        <w:rPr>
+          <w:lang w:val="en-CA"/>
+        </w:rPr>
+        <w:t>prosociality</w:t>
+      </w:r>
+      <w:proofErr w:type="spellEnd"/>
+      <w:r>
+        <w:rPr>
+          <w:lang w:val="en-CA"/>
+        </w:rPr>
+        <w:t xml:space="preserve">” chaired by </w:t>
       </w:r>
       <w:r>
         <w:rPr>
@@ -38487,7 +40357,21 @@
         <w:rPr>
           <w:lang w:val="en-CA"/>
         </w:rPr>
-        <w:t xml:space="preserve"> The 17</w:t>
+        <w:t xml:space="preserve"> </w:t>
+      </w:r>
+      <w:proofErr w:type="gramStart"/>
+      <w:r>
+        <w:rPr>
+          <w:lang w:val="en-CA"/>
+        </w:rPr>
+        <w:t>The</w:t>
+      </w:r>
+      <w:proofErr w:type="gramEnd"/>
+      <w:r>
+        <w:rPr>
+          <w:lang w:val="en-CA"/>
+        </w:rPr>
+        <w:t xml:space="preserve"> 17</w:t>
       </w:r>
       <w:r>
         <w:rPr>
@@ -38758,6 +40642,7 @@
           <w:b/>
           <w:lang w:val="en-CA"/>
         </w:rPr>
+        <w:lastRenderedPageBreak/>
         <w:t>Grossmann, I.</w:t>
       </w:r>
       <w:r>
@@ -38896,7 +40781,6 @@
           <w:b/>
           <w:lang w:val="en-CA"/>
         </w:rPr>
-        <w:lastRenderedPageBreak/>
         <w:t>Grossmann, I.</w:t>
       </w:r>
       <w:r>
@@ -39198,7 +41082,23 @@
           <w:bCs/>
           <w:lang w:val="en-CA"/>
         </w:rPr>
-        <w:t>. Paper presented in a symposium “Wisdom: Characteristics, contexts, and consequences” chaired by S. Etezadi at the convention of the Canadian Psychological Association in Vancouver, BC.</w:t>
+        <w:t xml:space="preserve">. Paper presented in a symposium “Wisdom: Characteristics, contexts, and consequences” chaired by S. </w:t>
+      </w:r>
+      <w:proofErr w:type="spellStart"/>
+      <w:r>
+        <w:rPr>
+          <w:bCs/>
+          <w:lang w:val="en-CA"/>
+        </w:rPr>
+        <w:t>Etezadi</w:t>
+      </w:r>
+      <w:proofErr w:type="spellEnd"/>
+      <w:r>
+        <w:rPr>
+          <w:bCs/>
+          <w:lang w:val="en-CA"/>
+        </w:rPr>
+        <w:t xml:space="preserve"> at the convention of the Canadian Psychological Association in Vancouver, BC.</w:t>
       </w:r>
     </w:p>
     <w:p>
@@ -39462,6 +41362,7 @@
           <w:b/>
           <w:lang w:val="en-CA"/>
         </w:rPr>
+        <w:lastRenderedPageBreak/>
         <w:t>Grossmann, I.</w:t>
       </w:r>
       <w:r>
@@ -39681,7 +41582,6 @@
           <w:u w:val="single"/>
           <w:lang w:val="en-CA"/>
         </w:rPr>
-        <w:lastRenderedPageBreak/>
         <w:t xml:space="preserve">Huynh, A. </w:t>
       </w:r>
       <w:r>
@@ -40444,6 +42344,7 @@
           <w:bCs/>
           <w:lang w:val="sv-SE"/>
         </w:rPr>
+        <w:lastRenderedPageBreak/>
         <w:t>Grossmann, I.</w:t>
       </w:r>
       <w:r>
@@ -40626,14 +42527,7 @@
         <w:rPr>
           <w:lang w:val="en-CA"/>
         </w:rPr>
-        <w:t xml:space="preserve"> Paper presented in the symposium “Creativity and wisdom: New </w:t>
-      </w:r>
-      <w:r>
-        <w:rPr>
-          <w:lang w:val="en-CA"/>
-        </w:rPr>
-        <w:lastRenderedPageBreak/>
-        <w:t xml:space="preserve">experimental and training developments” chaired by </w:t>
+        <w:t xml:space="preserve"> Paper presented in the symposium “Creativity and wisdom: New experimental and training developments” chaired by </w:t>
       </w:r>
       <w:r>
         <w:rPr>
@@ -40659,7 +42553,14 @@
         <w:rPr>
           <w:lang w:val="en-CA"/>
         </w:rPr>
-        <w:t xml:space="preserve"> &amp; O. Ybarra (Co-Chair) at the 23</w:t>
+        <w:t xml:space="preserve"> &amp; O. Ybarra (Co-Chair) at the </w:t>
+      </w:r>
+      <w:proofErr w:type="gramStart"/>
+      <w:r>
+        <w:rPr>
+          <w:lang w:val="en-CA"/>
+        </w:rPr>
+        <w:t>23</w:t>
       </w:r>
       <w:r>
         <w:rPr>
@@ -40668,6 +42569,7 @@
         </w:rPr>
         <w:t>nd</w:t>
       </w:r>
+      <w:proofErr w:type="gramEnd"/>
       <w:r>
         <w:rPr>
           <w:lang w:val="en-CA"/>
@@ -41904,6 +43806,7 @@
           <w:iCs/>
           <w:lang w:val="en-CA"/>
         </w:rPr>
+        <w:lastRenderedPageBreak/>
         <w:t>j</w:t>
       </w:r>
       <w:r>
@@ -41965,6 +43868,7 @@
         </w:rPr>
         <w:t xml:space="preserve">Judgment and Decision-Making Preconference of the </w:t>
       </w:r>
+      <w:proofErr w:type="gramStart"/>
       <w:r>
         <w:rPr>
           <w:lang w:val="en-CA"/>
@@ -41984,6 +43888,7 @@
         </w:rPr>
         <w:t>rd</w:t>
       </w:r>
+      <w:proofErr w:type="gramEnd"/>
       <w:r>
         <w:rPr>
           <w:lang w:val="en-CA"/>
@@ -42020,6 +43925,7 @@
           <w:lang w:val="en-CA"/>
         </w:rPr>
       </w:pPr>
+      <w:proofErr w:type="spellStart"/>
       <w:r>
         <w:rPr>
           <w:u w:val="single"/>
@@ -42027,6 +43933,7 @@
         </w:rPr>
         <w:t>Kachhiyapatel</w:t>
       </w:r>
+      <w:proofErr w:type="spellEnd"/>
       <w:r>
         <w:rPr>
           <w:u w:val="single"/>
@@ -42197,7 +44104,6 @@
         <w:rPr>
           <w:lang w:val="en-CA"/>
         </w:rPr>
-        <w:lastRenderedPageBreak/>
         <w:t xml:space="preserve">Andor, M. A., </w:t>
       </w:r>
       <w:r>
@@ -42553,12 +44459,21 @@
           <w:lang w:val="en-CA"/>
         </w:rPr>
       </w:pPr>
+      <w:proofErr w:type="spellStart"/>
       <w:r>
         <w:rPr>
           <w:u w:val="single"/>
           <w:lang w:val="en-CA"/>
         </w:rPr>
-        <w:t>Mostafapour, M</w:t>
+        <w:t>Mostafapour</w:t>
+      </w:r>
+      <w:proofErr w:type="spellEnd"/>
+      <w:r>
+        <w:rPr>
+          <w:u w:val="single"/>
+          <w:lang w:val="en-CA"/>
+        </w:rPr>
+        <w:t>, M</w:t>
       </w:r>
       <w:r>
         <w:rPr>
@@ -42894,7 +44809,21 @@
         <w:rPr>
           <w:lang w:val="en-CA"/>
         </w:rPr>
-        <w:t>. Poster presented at The 23rd International Congress of the International Association for Cross-Cultural Psychology, Nagoya, Japan.</w:t>
+        <w:t xml:space="preserve">. Poster presented at </w:t>
+      </w:r>
+      <w:proofErr w:type="gramStart"/>
+      <w:r>
+        <w:rPr>
+          <w:lang w:val="en-CA"/>
+        </w:rPr>
+        <w:t>The</w:t>
+      </w:r>
+      <w:proofErr w:type="gramEnd"/>
+      <w:r>
+        <w:rPr>
+          <w:lang w:val="en-CA"/>
+        </w:rPr>
+        <w:t xml:space="preserve"> 23rd International Congress of the International Association for Cross-Cultural Psychology, Nagoya, Japan.</w:t>
       </w:r>
     </w:p>
     <w:p>
@@ -42915,6 +44844,7 @@
           <w:u w:val="single"/>
           <w:lang w:val="en-CA"/>
         </w:rPr>
+        <w:lastRenderedPageBreak/>
         <w:t>Santos, H. C</w:t>
       </w:r>
       <w:r>
@@ -43085,7 +45015,6 @@
           <w:u w:val="single"/>
           <w:lang w:val="en-CA"/>
         </w:rPr>
-        <w:lastRenderedPageBreak/>
         <w:t>Oakes, H.</w:t>
       </w:r>
       <w:r>
@@ -43380,7 +45309,21 @@
         <w:rPr>
           <w:lang w:val="de-DE"/>
         </w:rPr>
-        <w:t xml:space="preserve">. (2015, February). </w:t>
+        <w:t xml:space="preserve">. (2015, </w:t>
+      </w:r>
+      <w:proofErr w:type="spellStart"/>
+      <w:r>
+        <w:rPr>
+          <w:lang w:val="de-DE"/>
+        </w:rPr>
+        <w:t>February</w:t>
+      </w:r>
+      <w:proofErr w:type="spellEnd"/>
+      <w:r>
+        <w:rPr>
+          <w:lang w:val="de-DE"/>
+        </w:rPr>
+        <w:t xml:space="preserve">). </w:t>
       </w:r>
       <w:r>
         <w:rPr>
@@ -43894,6 +45837,7 @@
           <w:u w:val="single"/>
           <w:lang w:val="en-CA"/>
         </w:rPr>
+        <w:lastRenderedPageBreak/>
         <w:t>Hu</w:t>
       </w:r>
       <w:r>
@@ -44163,7 +46107,6 @@
           <w:b/>
           <w:lang w:val="en-CA"/>
         </w:rPr>
-        <w:lastRenderedPageBreak/>
         <w:t>Grossmann, I.</w:t>
       </w:r>
       <w:r>
@@ -44884,7 +46827,21 @@
         <w:rPr>
           <w:lang w:val="en-CA"/>
         </w:rPr>
-        <w:t xml:space="preserve"> &amp; Scornia, A. (2005</w:t>
+        <w:t xml:space="preserve"> &amp; </w:t>
+      </w:r>
+      <w:proofErr w:type="spellStart"/>
+      <w:r>
+        <w:rPr>
+          <w:lang w:val="en-CA"/>
+        </w:rPr>
+        <w:t>Scornia</w:t>
+      </w:r>
+      <w:proofErr w:type="spellEnd"/>
+      <w:r>
+        <w:rPr>
+          <w:lang w:val="en-CA"/>
+        </w:rPr>
+        <w:t>, A. (2005</w:t>
       </w:r>
       <w:r>
         <w:rPr>
@@ -45700,6 +47657,7 @@
                 <w:color w:val="000000"/>
                 <w:lang w:val="en-CA"/>
               </w:rPr>
+              <w:lastRenderedPageBreak/>
               <w:t>Fall 2017</w:t>
             </w:r>
           </w:p>
@@ -46050,7 +48008,6 @@
                 <w:color w:val="000000"/>
                 <w:lang w:val="en-CA"/>
               </w:rPr>
-              <w:lastRenderedPageBreak/>
               <w:t xml:space="preserve">Fall 2009 / </w:t>
             </w:r>
           </w:p>
@@ -46206,7 +48163,25 @@
                 <w:color w:val="000000"/>
                 <w:lang w:val="en-CA"/>
               </w:rPr>
-              <w:t>Graduate Student Instructor, University of Michigan. Hold two weekly 2h seminars, created assignments, exams and class activities, graded papers.</w:t>
+              <w:t xml:space="preserve">Graduate Student Instructor, University of Michigan. Hold two </w:t>
+            </w:r>
+            <w:proofErr w:type="gramStart"/>
+            <w:r>
+              <w:rPr>
+                <w:i/>
+                <w:color w:val="000000"/>
+                <w:lang w:val="en-CA"/>
+              </w:rPr>
+              <w:t>weekly</w:t>
+            </w:r>
+            <w:proofErr w:type="gramEnd"/>
+            <w:r>
+              <w:rPr>
+                <w:i/>
+                <w:color w:val="000000"/>
+                <w:lang w:val="en-CA"/>
+              </w:rPr>
+              <w:t xml:space="preserve"> 2h seminars, created assignments, exams and class activities, graded papers.</w:t>
             </w:r>
           </w:p>
         </w:tc>
@@ -46280,7 +48255,25 @@
                 <w:color w:val="000000"/>
                 <w:lang w:val="en-CA"/>
               </w:rPr>
-              <w:t>Graduate Student Instructor, University of Michigan. Hold two weekly 2h seminars, created assignments, exams and class activities, graded papers.</w:t>
+              <w:t xml:space="preserve">Graduate Student Instructor, University of Michigan. Hold two </w:t>
+            </w:r>
+            <w:proofErr w:type="gramStart"/>
+            <w:r>
+              <w:rPr>
+                <w:i/>
+                <w:color w:val="000000"/>
+                <w:lang w:val="en-CA"/>
+              </w:rPr>
+              <w:t>weekly</w:t>
+            </w:r>
+            <w:proofErr w:type="gramEnd"/>
+            <w:r>
+              <w:rPr>
+                <w:i/>
+                <w:color w:val="000000"/>
+                <w:lang w:val="en-CA"/>
+              </w:rPr>
+              <w:t xml:space="preserve"> 2h seminars, created assignments, exams and class activities, graded papers.</w:t>
             </w:r>
           </w:p>
         </w:tc>
@@ -46578,7 +48571,23 @@
                 <w:color w:val="000000"/>
                 <w:lang w:val="en-CA"/>
               </w:rPr>
-              <w:t>Seminar in Cognitive Science (CogSci 600), Department of Philosophy, Faculty of Arts, University of Waterloo</w:t>
+              <w:t>Seminar in Cognitive Science (</w:t>
+            </w:r>
+            <w:proofErr w:type="spellStart"/>
+            <w:r>
+              <w:rPr>
+                <w:color w:val="000000"/>
+                <w:lang w:val="en-CA"/>
+              </w:rPr>
+              <w:t>CogSci</w:t>
+            </w:r>
+            <w:proofErr w:type="spellEnd"/>
+            <w:r>
+              <w:rPr>
+                <w:color w:val="000000"/>
+                <w:lang w:val="en-CA"/>
+              </w:rPr>
+              <w:t xml:space="preserve"> 600), Department of Philosophy, Faculty of Arts, University of Waterloo</w:t>
             </w:r>
           </w:p>
         </w:tc>
@@ -46878,7 +48887,23 @@
                 <w:color w:val="000000"/>
                 <w:lang w:val="en-CA"/>
               </w:rPr>
-              <w:t>Seminar in Cognitive Science (CogSci 600), Department of Philosophy, Faculty of Arts, University of Waterloo</w:t>
+              <w:t>Seminar in Cognitive Science (</w:t>
+            </w:r>
+            <w:proofErr w:type="spellStart"/>
+            <w:r>
+              <w:rPr>
+                <w:color w:val="000000"/>
+                <w:lang w:val="en-CA"/>
+              </w:rPr>
+              <w:t>CogSci</w:t>
+            </w:r>
+            <w:proofErr w:type="spellEnd"/>
+            <w:r>
+              <w:rPr>
+                <w:color w:val="000000"/>
+                <w:lang w:val="en-CA"/>
+              </w:rPr>
+              <w:t xml:space="preserve"> 600), Department of Philosophy, Faculty of Arts, University of Waterloo</w:t>
             </w:r>
           </w:p>
         </w:tc>
@@ -47054,7 +49079,23 @@
                 <w:color w:val="000000"/>
                 <w:lang w:val="en-CA"/>
               </w:rPr>
-              <w:t>Seminar in Cognitive Science (CogSci 600), Department of Philosophy, Faculty of Arts, University of Waterloo</w:t>
+              <w:t>Seminar in Cognitive Science (</w:t>
+            </w:r>
+            <w:proofErr w:type="spellStart"/>
+            <w:r>
+              <w:rPr>
+                <w:color w:val="000000"/>
+                <w:lang w:val="en-CA"/>
+              </w:rPr>
+              <w:t>CogSci</w:t>
+            </w:r>
+            <w:proofErr w:type="spellEnd"/>
+            <w:r>
+              <w:rPr>
+                <w:color w:val="000000"/>
+                <w:lang w:val="en-CA"/>
+              </w:rPr>
+              <w:t xml:space="preserve"> 600), Department of Philosophy, Faculty of Arts, University of Waterloo</w:t>
             </w:r>
           </w:p>
         </w:tc>
@@ -47191,6 +49232,7 @@
                 <w:color w:val="000000"/>
                 <w:lang w:val="en-CA"/>
               </w:rPr>
+              <w:lastRenderedPageBreak/>
               <w:t>Winter 2016</w:t>
             </w:r>
           </w:p>
@@ -47474,7 +49516,6 @@
                 <w:color w:val="000000"/>
                 <w:lang w:val="en-CA"/>
               </w:rPr>
-              <w:lastRenderedPageBreak/>
               <w:t>Fall 2010</w:t>
             </w:r>
           </w:p>
@@ -47569,7 +49610,35 @@
               <w:rPr>
                 <w:lang w:val="en-CA"/>
               </w:rPr>
-              <w:t>20th European Congress of Psychology Students, Spindleruv Mlyn, Czech Republic</w:t>
+              <w:t xml:space="preserve">20th European Congress of Psychology Students, </w:t>
+            </w:r>
+            <w:proofErr w:type="spellStart"/>
+            <w:r>
+              <w:rPr>
+                <w:lang w:val="en-CA"/>
+              </w:rPr>
+              <w:t>Spindleruv</w:t>
+            </w:r>
+            <w:proofErr w:type="spellEnd"/>
+            <w:r>
+              <w:rPr>
+                <w:lang w:val="en-CA"/>
+              </w:rPr>
+              <w:t xml:space="preserve"> </w:t>
+            </w:r>
+            <w:proofErr w:type="spellStart"/>
+            <w:r>
+              <w:rPr>
+                <w:lang w:val="en-CA"/>
+              </w:rPr>
+              <w:t>Mlyn</w:t>
+            </w:r>
+            <w:proofErr w:type="spellEnd"/>
+            <w:r>
+              <w:rPr>
+                <w:lang w:val="en-CA"/>
+              </w:rPr>
+              <w:t>, Czech Republic</w:t>
             </w:r>
           </w:p>
         </w:tc>
@@ -47844,15 +49913,16 @@
                 <w:color w:val="000000"/>
                 <w:lang w:val="en-CA"/>
               </w:rPr>
-              <w:t>Niyati Kachhiya</w:t>
-            </w:r>
+              <w:t xml:space="preserve">Niyati </w:t>
+            </w:r>
+            <w:proofErr w:type="spellStart"/>
             <w:r>
               <w:rPr>
                 <w:iCs/>
                 <w:color w:val="000000"/>
                 <w:lang w:val="en-CA"/>
               </w:rPr>
-              <w:t>p</w:t>
+              <w:t>Kachhiya</w:t>
             </w:r>
             <w:r>
               <w:rPr>
@@ -47860,8 +49930,17 @@
                 <w:color w:val="000000"/>
                 <w:lang w:val="en-CA"/>
               </w:rPr>
+              <w:t>p</w:t>
+            </w:r>
+            <w:r>
+              <w:rPr>
+                <w:iCs/>
+                <w:color w:val="000000"/>
+                <w:lang w:val="en-CA"/>
+              </w:rPr>
               <w:t>atel</w:t>
             </w:r>
+            <w:proofErr w:type="spellEnd"/>
           </w:p>
         </w:tc>
       </w:tr>
@@ -48885,8 +50964,16 @@
               <w:rPr>
                 <w:lang w:val="en-CA"/>
               </w:rPr>
-              <w:t>Sonia Vintan</w:t>
-            </w:r>
+              <w:t xml:space="preserve">Sonia </w:t>
+            </w:r>
+            <w:proofErr w:type="spellStart"/>
+            <w:r>
+              <w:rPr>
+                <w:lang w:val="en-CA"/>
+              </w:rPr>
+              <w:t>Vintan</w:t>
+            </w:r>
+            <w:proofErr w:type="spellEnd"/>
           </w:p>
         </w:tc>
       </w:tr>
@@ -49172,6 +51259,7 @@
               <w:rPr>
                 <w:lang w:val="en-CA"/>
               </w:rPr>
+              <w:lastRenderedPageBreak/>
               <w:t>2015 – 2016</w:t>
             </w:r>
           </w:p>
@@ -49193,8 +51281,16 @@
               <w:rPr>
                 <w:lang w:val="en-CA"/>
               </w:rPr>
-              <w:t>Ceara Khoramshani</w:t>
-            </w:r>
+              <w:t xml:space="preserve">Ceara </w:t>
+            </w:r>
+            <w:proofErr w:type="spellStart"/>
+            <w:r>
+              <w:rPr>
+                <w:lang w:val="en-CA"/>
+              </w:rPr>
+              <w:t>Khoramshani</w:t>
+            </w:r>
+            <w:proofErr w:type="spellEnd"/>
           </w:p>
         </w:tc>
       </w:tr>
@@ -49509,6 +51605,7 @@
           <w:lang w:val="en-CA"/>
         </w:rPr>
       </w:pPr>
+      <w:proofErr w:type="gramStart"/>
       <w:r>
         <w:rPr>
           <w:b/>
@@ -49516,8 +51613,17 @@
           <w:i/>
           <w:lang w:val="en-CA"/>
         </w:rPr>
-        <w:lastRenderedPageBreak/>
-        <w:t xml:space="preserve">Masters Thesis </w:t>
+        <w:t>Masters</w:t>
+      </w:r>
+      <w:proofErr w:type="gramEnd"/>
+      <w:r>
+        <w:rPr>
+          <w:b/>
+          <w:bCs/>
+          <w:i/>
+          <w:lang w:val="en-CA"/>
+        </w:rPr>
+        <w:t xml:space="preserve"> Thesis </w:t>
       </w:r>
     </w:p>
     <w:tbl>
@@ -49579,6 +51685,7 @@
               </w:rPr>
               <w:t xml:space="preserve">Niyati </w:t>
             </w:r>
+            <w:proofErr w:type="spellStart"/>
             <w:r>
               <w:rPr>
                 <w:iCs/>
@@ -49603,6 +51710,7 @@
               </w:rPr>
               <w:t>atel</w:t>
             </w:r>
+            <w:proofErr w:type="spellEnd"/>
             <w:r>
               <w:rPr>
                 <w:lang w:val="en-CA"/>
@@ -49938,6 +52046,7 @@
           <w:lang w:val="en-CA"/>
         </w:rPr>
       </w:pPr>
+      <w:proofErr w:type="gramStart"/>
       <w:r>
         <w:rPr>
           <w:b/>
@@ -49945,7 +52054,17 @@
           <w:i/>
           <w:lang w:val="en-CA"/>
         </w:rPr>
-        <w:t>Masters Committees</w:t>
+        <w:t>Masters</w:t>
+      </w:r>
+      <w:proofErr w:type="gramEnd"/>
+      <w:r>
+        <w:rPr>
+          <w:b/>
+          <w:bCs/>
+          <w:i/>
+          <w:lang w:val="en-CA"/>
+        </w:rPr>
+        <w:t xml:space="preserve"> Committees</w:t>
       </w:r>
     </w:p>
     <w:tbl>
@@ -51032,6 +53151,7 @@
               </w:rPr>
               <w:t xml:space="preserve">. </w:t>
             </w:r>
+            <w:proofErr w:type="spellStart"/>
             <w:r>
               <w:rPr>
                 <w:rFonts w:ascii="Times New Roman" w:hAnsi="Times New Roman" w:cs="Times New Roman"/>
@@ -51042,6 +53162,7 @@
               </w:rPr>
               <w:t>Kachhiyapatel</w:t>
             </w:r>
+            <w:proofErr w:type="spellEnd"/>
             <w:r>
               <w:rPr>
                 <w:rFonts w:ascii="Times New Roman" w:hAnsi="Times New Roman" w:cs="Times New Roman"/>
@@ -51183,6 +53304,7 @@
                 <w:sz w:val="24"/>
                 <w:szCs w:val="24"/>
               </w:rPr>
+              <w:lastRenderedPageBreak/>
               <w:t>2021</w:t>
             </w:r>
           </w:p>
@@ -51206,6 +53328,7 @@
                 <w:sz w:val="24"/>
                 <w:szCs w:val="24"/>
               </w:rPr>
+              <w:lastRenderedPageBreak/>
               <w:t xml:space="preserve">Banting Scholarship (for </w:t>
             </w:r>
             <w:r>
@@ -51258,6 +53381,7 @@
                 <w:sz w:val="24"/>
                 <w:szCs w:val="24"/>
               </w:rPr>
+              <w:lastRenderedPageBreak/>
               <w:t>finalist at the Post-doc Research Competition at the Human Behavior and Evolution Society Conference (for A</w:t>
             </w:r>
             <w:r>
@@ -51300,6 +53424,7 @@
                 <w:sz w:val="24"/>
                 <w:szCs w:val="24"/>
               </w:rPr>
+              <w:lastRenderedPageBreak/>
               <w:t>2020</w:t>
             </w:r>
           </w:p>
@@ -51379,42 +53504,10 @@
                 <w:sz w:val="24"/>
                 <w:szCs w:val="24"/>
               </w:rPr>
-              <w:t>Honours Thesis Award (for Yoonjee Michelle Yeh)</w:t>
-            </w:r>
-          </w:p>
-        </w:tc>
-      </w:tr>
-      <w:tr>
-        <w:tc>
-          <w:tcPr>
-            <w:tcW w:w="1530" w:type="dxa"/>
-          </w:tcPr>
-          <w:p>
-            <w:pPr>
-              <w:pStyle w:val="NoSpacing"/>
-              <w:rPr>
-                <w:rFonts w:ascii="Times New Roman" w:hAnsi="Times New Roman" w:cs="Times New Roman"/>
-                <w:sz w:val="24"/>
-                <w:szCs w:val="24"/>
-              </w:rPr>
-            </w:pPr>
-            <w:r>
-              <w:rPr>
-                <w:rFonts w:ascii="Times New Roman" w:hAnsi="Times New Roman" w:cs="Times New Roman"/>
-                <w:sz w:val="24"/>
-                <w:szCs w:val="24"/>
-              </w:rPr>
-              <w:t>2016</w:t>
-            </w:r>
-          </w:p>
-        </w:tc>
-        <w:tc>
-          <w:tcPr>
-            <w:tcW w:w="8550" w:type="dxa"/>
-          </w:tcPr>
-          <w:p>
-            <w:pPr>
-              <w:pStyle w:val="NoSpacing"/>
+              <w:t xml:space="preserve">Honours Thesis Award (for </w:t>
+            </w:r>
+            <w:proofErr w:type="spellStart"/>
+            <w:r>
               <w:rPr>
                 <w:rFonts w:ascii="Times New Roman" w:hAnsi="Times New Roman" w:cs="Times New Roman"/>
                 <w:iCs/>
@@ -51422,7 +53515,9 @@
                 <w:sz w:val="24"/>
                 <w:szCs w:val="24"/>
               </w:rPr>
-            </w:pPr>
+              <w:t>Yoonjee</w:t>
+            </w:r>
+            <w:proofErr w:type="spellEnd"/>
             <w:r>
               <w:rPr>
                 <w:rFonts w:ascii="Times New Roman" w:hAnsi="Times New Roman" w:cs="Times New Roman"/>
@@ -51431,7 +53526,7 @@
                 <w:sz w:val="24"/>
                 <w:szCs w:val="24"/>
               </w:rPr>
-              <w:t>Diversity Fund Travel Award to attend the 2017 SPSP convention (for J. Brienza)</w:t>
+              <w:t xml:space="preserve"> Michelle Yeh)</w:t>
             </w:r>
           </w:p>
         </w:tc>
@@ -51483,7 +53578,7 @@
                 <w:sz w:val="24"/>
                 <w:szCs w:val="24"/>
               </w:rPr>
-              <w:t>Diversity Fund Travel Award to attend the 2017 SPSP convention (for H. Santos)</w:t>
+              <w:t>Diversity Fund Travel Award to attend the 2017 SPSP convention (for J. Brienza)</w:t>
             </w:r>
           </w:p>
         </w:tc>
@@ -51535,7 +53630,7 @@
                 <w:sz w:val="24"/>
                 <w:szCs w:val="24"/>
               </w:rPr>
-              <w:t>Vanier Canada Graduate Scholarship (for H. Oakes)</w:t>
+              <w:t>Diversity Fund Travel Award to attend the 2017 SPSP convention (for H. Santos)</w:t>
             </w:r>
           </w:p>
         </w:tc>
@@ -51587,7 +53682,7 @@
                 <w:sz w:val="24"/>
                 <w:szCs w:val="24"/>
               </w:rPr>
-              <w:t>Graduate Student Travel Award, APS convention (for H. Oakes)</w:t>
+              <w:t>Vanier Canada Graduate Scholarship (for H. Oakes)</w:t>
             </w:r>
           </w:p>
         </w:tc>
@@ -51612,7 +53707,58 @@
                 <w:sz w:val="24"/>
                 <w:szCs w:val="24"/>
               </w:rPr>
-              <w:lastRenderedPageBreak/>
+              <w:t>2016</w:t>
+            </w:r>
+          </w:p>
+        </w:tc>
+        <w:tc>
+          <w:tcPr>
+            <w:tcW w:w="8550" w:type="dxa"/>
+          </w:tcPr>
+          <w:p>
+            <w:pPr>
+              <w:pStyle w:val="NoSpacing"/>
+              <w:rPr>
+                <w:rFonts w:ascii="Times New Roman" w:hAnsi="Times New Roman" w:cs="Times New Roman"/>
+                <w:iCs/>
+                <w:color w:val="000000"/>
+                <w:sz w:val="24"/>
+                <w:szCs w:val="24"/>
+              </w:rPr>
+            </w:pPr>
+            <w:r>
+              <w:rPr>
+                <w:rFonts w:ascii="Times New Roman" w:hAnsi="Times New Roman" w:cs="Times New Roman"/>
+                <w:iCs/>
+                <w:color w:val="000000"/>
+                <w:sz w:val="24"/>
+                <w:szCs w:val="24"/>
+              </w:rPr>
+              <w:t>Graduate Student Travel Award, APS convention (for H. Oakes)</w:t>
+            </w:r>
+          </w:p>
+        </w:tc>
+      </w:tr>
+      <w:tr>
+        <w:tc>
+          <w:tcPr>
+            <w:tcW w:w="1530" w:type="dxa"/>
+          </w:tcPr>
+          <w:p>
+            <w:pPr>
+              <w:pStyle w:val="NoSpacing"/>
+              <w:rPr>
+                <w:rFonts w:ascii="Times New Roman" w:hAnsi="Times New Roman" w:cs="Times New Roman"/>
+                <w:sz w:val="24"/>
+                <w:szCs w:val="24"/>
+              </w:rPr>
+            </w:pPr>
+            <w:r>
+              <w:rPr>
+                <w:rFonts w:ascii="Times New Roman" w:hAnsi="Times New Roman" w:cs="Times New Roman"/>
+                <w:sz w:val="24"/>
+                <w:szCs w:val="24"/>
+              </w:rPr>
               <w:t>2016</w:t>
             </w:r>
           </w:p>
@@ -52608,7 +54754,23 @@
             <w:rStyle w:val="Hyperlink"/>
             <w:lang w:val="en-CA"/>
           </w:rPr>
-          <w:t>It’s not stress that’s killing us, it’s hate: Maybe mindfulness can help</w:t>
+          <w:t xml:space="preserve">It’s not stress that’s killing us, it’s </w:t>
+        </w:r>
+        <w:proofErr w:type="gramStart"/>
+        <w:r>
+          <w:rPr>
+            <w:rStyle w:val="Hyperlink"/>
+            <w:lang w:val="en-CA"/>
+          </w:rPr>
+          <w:t>hate</w:t>
+        </w:r>
+        <w:proofErr w:type="gramEnd"/>
+        <w:r>
+          <w:rPr>
+            <w:rStyle w:val="Hyperlink"/>
+            <w:lang w:val="en-CA"/>
+          </w:rPr>
+          <w:t>: Maybe mindfulness can help</w:t>
         </w:r>
       </w:hyperlink>
       <w:r>
@@ -52770,6 +54932,7 @@
         <w:rPr>
           <w:lang w:val="en-CA"/>
         </w:rPr>
+        <w:lastRenderedPageBreak/>
         <w:t xml:space="preserve">Varnum, M. E. W., Hutcherson, C., &amp; Grossmann, I. (2021, March). </w:t>
       </w:r>
       <w:hyperlink r:id="rId57" w:history="1">
@@ -52971,7 +55134,6 @@
         <w:rPr>
           <w:lang w:val="en-CA"/>
         </w:rPr>
-        <w:lastRenderedPageBreak/>
         <w:t>Grossmann, I. &amp; Varnum, M. E. V. (2017, October</w:t>
       </w:r>
       <w:hyperlink r:id="rId62" w:history="1">
@@ -53071,27 +55233,40 @@
           <w:i/>
           <w:iCs/>
         </w:rPr>
-        <w:t>Public lectures</w:t>
-      </w:r>
+        <w:t xml:space="preserve">Public </w:t>
+      </w:r>
+      <w:proofErr w:type="spellStart"/>
       <w:r>
         <w:rPr>
           <w:b/>
           <w:bCs/>
           <w:i/>
           <w:iCs/>
-          <w:lang w:val="en-CA"/>
-        </w:rPr>
-        <w:t xml:space="preserve"> &amp; </w:t>
-      </w:r>
+        </w:rPr>
+        <w:t>lectures</w:t>
+      </w:r>
+      <w:proofErr w:type="spellEnd"/>
       <w:r>
         <w:rPr>
           <w:b/>
           <w:bCs/>
           <w:i/>
           <w:iCs/>
+          <w:lang w:val="en-CA"/>
+        </w:rPr>
+        <w:t xml:space="preserve"> &amp; </w:t>
+      </w:r>
+      <w:proofErr w:type="spellStart"/>
+      <w:r>
+        <w:rPr>
+          <w:b/>
+          <w:bCs/>
+          <w:i/>
+          <w:iCs/>
         </w:rPr>
         <w:t>workshops</w:t>
       </w:r>
+      <w:proofErr w:type="spellEnd"/>
     </w:p>
     <w:tbl>
       <w:tblPr>
@@ -53506,6 +55681,7 @@
               </w:rPr>
             </w:pPr>
             <w:hyperlink r:id="rId64" w:history="1">
+              <w:proofErr w:type="spellStart"/>
               <w:r>
                 <w:rPr>
                   <w:rStyle w:val="Hyperlink"/>
@@ -53513,6 +55689,7 @@
                 </w:rPr>
                 <w:t>BuzzRobot</w:t>
               </w:r>
+              <w:proofErr w:type="spellEnd"/>
             </w:hyperlink>
             <w:r>
               <w:rPr>
@@ -53582,12 +55759,14 @@
               </w:rPr>
               <w:t xml:space="preserve">,” </w:t>
             </w:r>
+            <w:proofErr w:type="spellStart"/>
             <w:r>
               <w:rPr>
                 <w:lang w:val="en-CA"/>
               </w:rPr>
               <w:t>Ploutos</w:t>
             </w:r>
+            <w:proofErr w:type="spellEnd"/>
             <w:r>
               <w:rPr>
                 <w:lang w:val="en-CA"/>
@@ -53996,12 +56175,37 @@
                 <w:lang w:val="en-CA"/>
               </w:rPr>
             </w:pPr>
+            <w:proofErr w:type="spellStart"/>
             <w:r>
               <w:rPr>
                 <w:bCs/>
                 <w:lang w:val="en-CA"/>
               </w:rPr>
-              <w:t>Auslandstreffen der Studienstiftung Kanada [meeting of the fellows of the German National Academic Foundation], Goethe Institute, Montreal, Canada</w:t>
+              <w:t>Auslandstreffen</w:t>
+            </w:r>
+            <w:proofErr w:type="spellEnd"/>
+            <w:r>
+              <w:rPr>
+                <w:bCs/>
+                <w:lang w:val="en-CA"/>
+              </w:rPr>
+              <w:t xml:space="preserve"> der </w:t>
+            </w:r>
+            <w:proofErr w:type="spellStart"/>
+            <w:r>
+              <w:rPr>
+                <w:bCs/>
+                <w:lang w:val="en-CA"/>
+              </w:rPr>
+              <w:t>Studienstiftung</w:t>
+            </w:r>
+            <w:proofErr w:type="spellEnd"/>
+            <w:r>
+              <w:rPr>
+                <w:bCs/>
+                <w:lang w:val="en-CA"/>
+              </w:rPr>
+              <w:t xml:space="preserve"> Kanada [meeting of the fellows of the German National Academic Foundation], Goethe Institute, Montreal, Canada</w:t>
             </w:r>
           </w:p>
         </w:tc>
@@ -54544,6 +56748,7 @@
                 <w:color w:val="000000"/>
                 <w:lang w:val="en-CA" w:eastAsia="en-CA"/>
               </w:rPr>
+              <w:lastRenderedPageBreak/>
               <w:t>2013</w:t>
             </w:r>
           </w:p>
@@ -56438,6 +58643,7 @@
                 <w:color w:val="000000"/>
                 <w:lang w:val="en-CA" w:eastAsia="en-CA"/>
               </w:rPr>
+              <w:lastRenderedPageBreak/>
               <w:t>2012</w:t>
             </w:r>
           </w:p>
@@ -56764,7 +58970,6 @@
                 <w:color w:val="000000"/>
                 <w:lang w:val="en-CA" w:eastAsia="en-CA"/>
               </w:rPr>
-              <w:lastRenderedPageBreak/>
               <w:t>2018</w:t>
             </w:r>
           </w:p>
@@ -58012,7 +60217,25 @@
           <w:iCs/>
           <w:lang w:eastAsia="en-CA"/>
         </w:rPr>
-        <w:t xml:space="preserve">Grant reviewing </w:t>
+        <w:t xml:space="preserve">Grant </w:t>
+      </w:r>
+      <w:proofErr w:type="spellStart"/>
+      <w:r>
+        <w:rPr>
+          <w:b/>
+          <w:iCs/>
+          <w:lang w:eastAsia="en-CA"/>
+        </w:rPr>
+        <w:t>reviewing</w:t>
+      </w:r>
+      <w:proofErr w:type="spellEnd"/>
+      <w:r>
+        <w:rPr>
+          <w:b/>
+          <w:iCs/>
+          <w:lang w:eastAsia="en-CA"/>
+        </w:rPr>
+        <w:t xml:space="preserve"> </w:t>
       </w:r>
     </w:p>
     <w:tbl>
@@ -58249,6 +60472,7 @@
                 <w:color w:val="000000"/>
                 <w:lang w:val="en-CA" w:eastAsia="en-CA"/>
               </w:rPr>
+              <w:lastRenderedPageBreak/>
               <w:t>2025</w:t>
             </w:r>
           </w:p>
@@ -58656,14 +60880,7 @@
               <w:rPr>
                 <w:lang w:val="en-CA" w:eastAsia="en-CA"/>
               </w:rPr>
-              <w:t xml:space="preserve">External grant reviewer for the Research and Higher Degrees Committee at The </w:t>
-            </w:r>
-            <w:r>
-              <w:rPr>
-                <w:lang w:val="en-CA" w:eastAsia="en-CA"/>
-              </w:rPr>
-              <w:lastRenderedPageBreak/>
-              <w:t>Education University of Hong Kong</w:t>
+              <w:t>External grant reviewer for the Research and Higher Degrees Committee at The Education University of Hong Kong</w:t>
             </w:r>
           </w:p>
         </w:tc>
@@ -58689,7 +60906,6 @@
                 <w:color w:val="000000"/>
                 <w:lang w:val="en-CA" w:eastAsia="en-CA"/>
               </w:rPr>
-              <w:lastRenderedPageBreak/>
               <w:t>2022</w:t>
             </w:r>
           </w:p>
@@ -60071,6 +62287,7 @@
                 <w:color w:val="000000"/>
                 <w:lang w:val="en-CA" w:eastAsia="en-CA"/>
               </w:rPr>
+              <w:lastRenderedPageBreak/>
               <w:t>2015</w:t>
             </w:r>
           </w:p>
@@ -60154,7 +62371,21 @@
               <w:rPr>
                 <w:lang w:val="en-CA" w:eastAsia="en-CA"/>
               </w:rPr>
-              <w:t xml:space="preserve">The German-Israeli Foundation for Scientific Research </w:t>
+              <w:t xml:space="preserve">The </w:t>
+            </w:r>
+            <w:proofErr w:type="gramStart"/>
+            <w:r>
+              <w:rPr>
+                <w:lang w:val="en-CA" w:eastAsia="en-CA"/>
+              </w:rPr>
+              <w:t>German-Israeli</w:t>
+            </w:r>
+            <w:proofErr w:type="gramEnd"/>
+            <w:r>
+              <w:rPr>
+                <w:lang w:val="en-CA" w:eastAsia="en-CA"/>
+              </w:rPr>
+              <w:t xml:space="preserve"> Foundation for Scientific Research </w:t>
             </w:r>
             <w:bookmarkEnd w:id="102"/>
           </w:p>
@@ -60651,14 +62882,7 @@
               <w:rPr>
                 <w:lang w:val="en-CA" w:eastAsia="en-CA"/>
               </w:rPr>
-              <w:t xml:space="preserve">n Exploration of Universality and Diversity </w:t>
-            </w:r>
-            <w:r>
-              <w:rPr>
-                <w:lang w:val="en-CA" w:eastAsia="en-CA"/>
-              </w:rPr>
-              <w:lastRenderedPageBreak/>
-              <w:t xml:space="preserve">in Fundamental Philosophical Concepts (PIs: </w:t>
+              <w:t xml:space="preserve">n Exploration of Universality and Diversity in Fundamental Philosophical Concepts (PIs: </w:t>
             </w:r>
             <w:r>
               <w:rPr>
@@ -60936,7 +63160,7 @@
         <w:szCs w:val="22"/>
         <w:lang w:val="en-US"/>
       </w:rPr>
-      <w:t>4</w:t>
+      <w:t>5</w:t>
     </w:r>
     <w:r>
       <w:rPr>
@@ -68609,16 +70833,6 @@
 </file>
 
 <file path=customXml/item1.xml><?xml version="1.0" encoding="utf-8"?>
-<b:Sources xmlns:b="http://schemas.openxmlformats.org/officeDocument/2006/bibliography" xmlns="http://schemas.openxmlformats.org/officeDocument/2006/bibliography" SelectedStyle="\APA.XSL" StyleName="APA"/>
-</file>
-
-<file path=customXml/item2.xml><?xml version="1.0" encoding="utf-8"?>
-<p:properties xmlns:p="http://schemas.microsoft.com/office/2006/metadata/properties" xmlns:xsi="http://www.w3.org/2001/XMLSchema-instance" xmlns:pc="http://schemas.microsoft.com/office/infopath/2007/PartnerControls">
-  <documentManagement/>
-</p:properties>
-</file>
-
-<file path=customXml/item3.xml><?xml version="1.0" encoding="utf-8"?>
 <ct:contentTypeSchema xmlns:ct="http://schemas.microsoft.com/office/2006/metadata/contentType" xmlns:ma="http://schemas.microsoft.com/office/2006/metadata/properties/metaAttributes" ct:_="" ma:_="" ma:contentTypeName="Document" ma:contentTypeID="0x01010040598E2033F12F4D9D0EEBDED9F3ADA5" ma:contentTypeVersion="7" ma:contentTypeDescription="Create a new document." ma:contentTypeScope="" ma:versionID="0d4008b07a6729e85722b63fec859166">
   <xsd:schema xmlns:xsd="http://www.w3.org/2001/XMLSchema" xmlns:xs="http://www.w3.org/2001/XMLSchema" xmlns:p="http://schemas.microsoft.com/office/2006/metadata/properties" xmlns:ns3="4511dc72-d8d5-4bc7-8b3d-c01cb3484cf5" xmlns:ns4="685d2eaa-65a0-49a5-8d7f-6db299f42190" targetNamespace="http://schemas.microsoft.com/office/2006/metadata/properties" ma:root="true" ma:fieldsID="8df630411b1f610a7f173bb411967da6" ns3:_="" ns4:_="">
     <xsd:import namespace="4511dc72-d8d5-4bc7-8b3d-c01cb3484cf5"/>
@@ -68803,7 +71017,11 @@
 </ct:contentTypeSchema>
 </file>
 
-<file path=customXml/item4.xml><?xml version="1.0" encoding="utf-8"?>
+<file path=customXml/item2.xml><?xml version="1.0" encoding="utf-8"?>
+<b:Sources xmlns:b="http://schemas.openxmlformats.org/officeDocument/2006/bibliography" xmlns="http://schemas.openxmlformats.org/officeDocument/2006/bibliography" SelectedStyle="\APA.XSL" StyleName="APA"/>
+</file>
+
+<file path=customXml/item3.xml><?xml version="1.0" encoding="utf-8"?>
 <?mso-contentType ?>
 <FormTemplates xmlns="http://schemas.microsoft.com/sharepoint/v3/contenttype/forms">
   <Display>DocumentLibraryForm</Display>
@@ -68812,24 +71030,13 @@
 </FormTemplates>
 </file>
 
-<file path=customXml/itemProps1.xml><?xml version="1.0" encoding="utf-8"?>
-<ds:datastoreItem xmlns:ds="http://schemas.openxmlformats.org/officeDocument/2006/customXml" ds:itemID="{FEAEA024-33A0-412C-ADAB-86C9F2F91C6F}">
-  <ds:schemaRefs>
-    <ds:schemaRef ds:uri="http://schemas.openxmlformats.org/officeDocument/2006/bibliography"/>
-  </ds:schemaRefs>
-</ds:datastoreItem>
+<file path=customXml/item4.xml><?xml version="1.0" encoding="utf-8"?>
+<p:properties xmlns:p="http://schemas.microsoft.com/office/2006/metadata/properties" xmlns:xsi="http://www.w3.org/2001/XMLSchema-instance" xmlns:pc="http://schemas.microsoft.com/office/infopath/2007/PartnerControls">
+  <documentManagement/>
+</p:properties>
 </file>
 
-<file path=customXml/itemProps2.xml><?xml version="1.0" encoding="utf-8"?>
-<ds:datastoreItem xmlns:ds="http://schemas.openxmlformats.org/officeDocument/2006/customXml" ds:itemID="{368F45FA-2064-4BEF-8113-7B8B062FA5D7}">
-  <ds:schemaRefs>
-    <ds:schemaRef ds:uri="http://schemas.microsoft.com/office/2006/metadata/properties"/>
-    <ds:schemaRef ds:uri="http://schemas.microsoft.com/office/infopath/2007/PartnerControls"/>
-  </ds:schemaRefs>
-</ds:datastoreItem>
-</file>
-
-<file path=customXml/itemProps3.xml><?xml version="1.0" encoding="utf-8"?>
+<file path=customXml/itemProps1.xml><?xml version="1.0" encoding="utf-8"?>
 <ds:datastoreItem xmlns:ds="http://schemas.openxmlformats.org/officeDocument/2006/customXml" ds:itemID="{6EF0D6D3-0359-4D1F-96B7-0DCD36C390FE}">
   <ds:schemaRefs>
     <ds:schemaRef ds:uri="http://schemas.microsoft.com/office/2006/metadata/contentType"/>
@@ -68848,10 +71055,27 @@
 </ds:datastoreItem>
 </file>
 
-<file path=customXml/itemProps4.xml><?xml version="1.0" encoding="utf-8"?>
+<file path=customXml/itemProps2.xml><?xml version="1.0" encoding="utf-8"?>
+<ds:datastoreItem xmlns:ds="http://schemas.openxmlformats.org/officeDocument/2006/customXml" ds:itemID="{FEAEA024-33A0-412C-ADAB-86C9F2F91C6F}">
+  <ds:schemaRefs>
+    <ds:schemaRef ds:uri="http://schemas.openxmlformats.org/officeDocument/2006/bibliography"/>
+  </ds:schemaRefs>
+</ds:datastoreItem>
+</file>
+
+<file path=customXml/itemProps3.xml><?xml version="1.0" encoding="utf-8"?>
 <ds:datastoreItem xmlns:ds="http://schemas.openxmlformats.org/officeDocument/2006/customXml" ds:itemID="{A6DE2CEB-D0DC-4A0B-A0CB-4C6D4D3893B7}">
   <ds:schemaRefs>
     <ds:schemaRef ds:uri="http://schemas.microsoft.com/sharepoint/v3/contenttype/forms"/>
+  </ds:schemaRefs>
+</ds:datastoreItem>
+</file>
+
+<file path=customXml/itemProps4.xml><?xml version="1.0" encoding="utf-8"?>
+<ds:datastoreItem xmlns:ds="http://schemas.openxmlformats.org/officeDocument/2006/customXml" ds:itemID="{368F45FA-2064-4BEF-8113-7B8B062FA5D7}">
+  <ds:schemaRefs>
+    <ds:schemaRef ds:uri="http://schemas.microsoft.com/office/2006/metadata/properties"/>
+    <ds:schemaRef ds:uri="http://schemas.microsoft.com/office/infopath/2007/PartnerControls"/>
   </ds:schemaRefs>
 </ds:datastoreItem>
 </file>

--- a/CV_Grossmann.docx
+++ b/CV_Grossmann.docx
@@ -232,7 +232,7 @@
           <w:color w:val="000000"/>
           <w:lang w:val="en-CA"/>
         </w:rPr>
-        <w:t>82</w:t>
+        <w:t>99</w:t>
       </w:r>
       <w:r>
         <w:rPr>
@@ -885,25 +885,7 @@
                 <w:color w:val="000000"/>
                 <w:lang w:val="de-DE"/>
               </w:rPr>
-              <w:t xml:space="preserve">Vordiplom (B.S. </w:t>
-            </w:r>
-            <w:proofErr w:type="spellStart"/>
-            <w:r>
-              <w:rPr>
-                <w:iCs/>
-                <w:color w:val="000000"/>
-                <w:lang w:val="de-DE"/>
-              </w:rPr>
-              <w:t>equivalent</w:t>
-            </w:r>
-            <w:proofErr w:type="spellEnd"/>
-            <w:r>
-              <w:rPr>
-                <w:iCs/>
-                <w:color w:val="000000"/>
-                <w:lang w:val="de-DE"/>
-              </w:rPr>
-              <w:t>), Psychology, Albert-Ludwigs-Universität Freiburg, Germany</w:t>
+              <w:t>Vordiplom (B.S. equivalent), Psychology, Albert-Ludwigs-Universität Freiburg, Germany</w:t>
             </w:r>
           </w:p>
         </w:tc>
@@ -1816,6 +1798,63 @@
               <w:rPr>
                 <w:lang w:val="en-CA"/>
               </w:rPr>
+              <w:t>2026</w:t>
+            </w:r>
+          </w:p>
+        </w:tc>
+        <w:tc>
+          <w:tcPr>
+            <w:tcW w:w="8930" w:type="dxa"/>
+          </w:tcPr>
+          <w:p>
+            <w:pPr>
+              <w:autoSpaceDE w:val="0"/>
+              <w:autoSpaceDN w:val="0"/>
+              <w:adjustRightInd w:val="0"/>
+              <w:ind w:left="-111"/>
+              <w:rPr>
+                <w:lang w:val="en-CA"/>
+              </w:rPr>
+            </w:pPr>
+            <w:r>
+              <w:rPr>
+                <w:lang w:val="en-CA"/>
+              </w:rPr>
+              <w:t xml:space="preserve">Fellow, </w:t>
+            </w:r>
+            <w:r>
+              <w:rPr>
+                <w:lang w:val="en-CA"/>
+              </w:rPr>
+              <w:t>Robert Schuman Centre for Advanced Studies</w:t>
+            </w:r>
+            <w:r>
+              <w:rPr>
+                <w:lang w:val="en-CA"/>
+              </w:rPr>
+              <w:t>, European University Institute</w:t>
+            </w:r>
+          </w:p>
+        </w:tc>
+      </w:tr>
+      <w:tr>
+        <w:tc>
+          <w:tcPr>
+            <w:tcW w:w="1526" w:type="dxa"/>
+          </w:tcPr>
+          <w:p>
+            <w:pPr>
+              <w:autoSpaceDE w:val="0"/>
+              <w:autoSpaceDN w:val="0"/>
+              <w:adjustRightInd w:val="0"/>
+              <w:rPr>
+                <w:lang w:val="en-CA"/>
+              </w:rPr>
+            </w:pPr>
+            <w:r>
+              <w:rPr>
+                <w:lang w:val="en-CA"/>
+              </w:rPr>
               <w:t>2025</w:t>
             </w:r>
           </w:p>
@@ -1870,6 +1909,7 @@
               <w:rPr>
                 <w:lang w:val="en-CA"/>
               </w:rPr>
+              <w:lastRenderedPageBreak/>
               <w:t>2021</w:t>
             </w:r>
           </w:p>
@@ -1905,7 +1945,6 @@
               <w:t xml:space="preserve">, </w:t>
             </w:r>
             <w:hyperlink r:id="rId20" w:history="1">
-              <w:proofErr w:type="spellStart"/>
               <w:r>
                 <w:rPr>
                   <w:rStyle w:val="Hyperlink"/>
@@ -1920,7 +1959,6 @@
                 </w:rPr>
                 <w:t>rds</w:t>
               </w:r>
-              <w:proofErr w:type="spellEnd"/>
             </w:hyperlink>
             <w:r>
               <w:rPr>
@@ -1990,7 +2028,6 @@
               <w:rPr>
                 <w:lang w:val="en-CA"/>
               </w:rPr>
-              <w:lastRenderedPageBreak/>
               <w:t>2020</w:t>
             </w:r>
           </w:p>
@@ -2289,21 +2326,12 @@
               </w:rPr>
               <w:t xml:space="preserve">Runner-Up for “Application of Science Award,” </w:t>
             </w:r>
-            <w:proofErr w:type="spellStart"/>
             <w:r>
               <w:rPr>
                 <w:color w:val="000000"/>
                 <w:lang w:val="en-CA"/>
               </w:rPr>
-              <w:t>NeuroLeadership</w:t>
-            </w:r>
-            <w:proofErr w:type="spellEnd"/>
-            <w:r>
-              <w:rPr>
-                <w:color w:val="000000"/>
-                <w:lang w:val="en-CA"/>
-              </w:rPr>
-              <w:t xml:space="preserve"> Institute</w:t>
+              <w:t>NeuroLeadership Institute</w:t>
             </w:r>
           </w:p>
         </w:tc>
@@ -2516,19 +2544,8 @@
                 <w:color w:val="000000"/>
                 <w:lang w:val="en-CA"/>
               </w:rPr>
-              <w:t xml:space="preserve">exceptional quality of the contribution of new researchers to </w:t>
-            </w:r>
-            <w:proofErr w:type="spellStart"/>
-            <w:r>
-              <w:rPr>
-                <w:i/>
-                <w:iCs/>
-                <w:color w:val="000000"/>
-                <w:lang w:val="en-CA"/>
-              </w:rPr>
-              <w:t>psycholog</w:t>
-            </w:r>
-            <w:proofErr w:type="spellEnd"/>
+              <w:t>exceptional quality of the contribution of new researchers to psycholog</w:t>
+            </w:r>
             <w:r>
               <w:rPr>
                 <w:i/>
@@ -2536,19 +2553,8 @@
                 <w:color w:val="000000"/>
                 <w:lang w:val="en-US"/>
               </w:rPr>
-              <w:t xml:space="preserve">y </w:t>
-            </w:r>
-            <w:proofErr w:type="spellStart"/>
-            <w:r>
-              <w:rPr>
-                <w:i/>
-                <w:iCs/>
-                <w:color w:val="000000"/>
-                <w:lang w:val="en-US"/>
-              </w:rPr>
-              <w:t>i</w:t>
-            </w:r>
-            <w:proofErr w:type="spellEnd"/>
+              <w:t>y i</w:t>
+            </w:r>
             <w:r>
               <w:rPr>
                 <w:i/>
@@ -3305,7 +3311,6 @@
               </w:rPr>
               <w:t>r</w:t>
             </w:r>
-            <w:proofErr w:type="spellStart"/>
             <w:r>
               <w:rPr>
                 <w:rStyle w:val="Hyperlink"/>
@@ -3321,17 +3326,7 @@
                 <w:color w:val="auto"/>
                 <w:lang w:val="en-US"/>
               </w:rPr>
-              <w:t>doctoral</w:t>
-            </w:r>
-            <w:proofErr w:type="spellEnd"/>
-            <w:r>
-              <w:rPr>
-                <w:rStyle w:val="Hyperlink"/>
-                <w:i/>
-                <w:color w:val="auto"/>
-                <w:lang w:val="en-US"/>
-              </w:rPr>
-              <w:t xml:space="preserve"> research in social psychology at the Department of Psychology</w:t>
+              <w:t>doctoral research in social psychology at the Department of Psychology</w:t>
             </w:r>
           </w:p>
         </w:tc>
@@ -3864,53 +3859,12 @@
               </w:rPr>
             </w:pPr>
             <w:hyperlink r:id="rId40" w:history="1">
-              <w:proofErr w:type="spellStart"/>
               <w:r>
                 <w:rPr>
                   <w:rStyle w:val="Hyperlink"/>
                   <w:lang w:val="en-CA"/>
                 </w:rPr>
-                <w:t>Stipendium</w:t>
-              </w:r>
-              <w:proofErr w:type="spellEnd"/>
-              <w:r>
-                <w:rPr>
-                  <w:rStyle w:val="Hyperlink"/>
-                  <w:lang w:val="en-CA"/>
-                </w:rPr>
-                <w:t xml:space="preserve"> der </w:t>
-              </w:r>
-              <w:proofErr w:type="spellStart"/>
-              <w:r>
-                <w:rPr>
-                  <w:rStyle w:val="Hyperlink"/>
-                  <w:lang w:val="en-CA"/>
-                </w:rPr>
-                <w:t>Studienstiftung</w:t>
-              </w:r>
-              <w:proofErr w:type="spellEnd"/>
-              <w:r>
-                <w:rPr>
-                  <w:rStyle w:val="Hyperlink"/>
-                  <w:lang w:val="en-CA"/>
-                </w:rPr>
-                <w:t xml:space="preserve"> des </w:t>
-              </w:r>
-              <w:proofErr w:type="spellStart"/>
-              <w:r>
-                <w:rPr>
-                  <w:rStyle w:val="Hyperlink"/>
-                  <w:lang w:val="en-CA"/>
-                </w:rPr>
-                <w:t>deutschen</w:t>
-              </w:r>
-              <w:proofErr w:type="spellEnd"/>
-              <w:r>
-                <w:rPr>
-                  <w:rStyle w:val="Hyperlink"/>
-                  <w:lang w:val="en-CA"/>
-                </w:rPr>
-                <w:t xml:space="preserve"> Volkes</w:t>
+                <w:t>Stipendium der Studienstiftung des deutschen Volkes</w:t>
               </w:r>
             </w:hyperlink>
             <w:r>
@@ -4183,7 +4137,15 @@
           <w:iCs/>
           <w:lang w:val="en-CA"/>
         </w:rPr>
-        <w:t>&amp; Grossmann, I. (</w:t>
+        <w:t xml:space="preserve">&amp; Grossmann, I. </w:t>
+      </w:r>
+      <w:r>
+        <w:rPr>
+          <w:iCs/>
+          <w:lang w:val="en-CA"/>
+        </w:rPr>
+        <w:lastRenderedPageBreak/>
+        <w:t>(</w:t>
       </w:r>
       <w:r>
         <w:rPr>
@@ -4231,7 +4193,6 @@
           <w:iCs/>
           <w:lang w:val="en-CA"/>
         </w:rPr>
-        <w:lastRenderedPageBreak/>
         <w:t>Varnum, M. E. W. &amp; Grossmann, I. (</w:t>
       </w:r>
       <w:r>
@@ -4699,23 +4660,7 @@
           <w:iCs/>
           <w:lang w:val="en-CA"/>
         </w:rPr>
-        <w:t>, 1, 524–536. *</w:t>
-      </w:r>
-      <w:proofErr w:type="gramStart"/>
-      <w:r>
-        <w:rPr>
-          <w:iCs/>
-          <w:lang w:val="en-CA"/>
-        </w:rPr>
-        <w:t>corresponding</w:t>
-      </w:r>
-      <w:proofErr w:type="gramEnd"/>
-      <w:r>
-        <w:rPr>
-          <w:iCs/>
-          <w:lang w:val="en-CA"/>
-        </w:rPr>
-        <w:t xml:space="preserve"> author</w:t>
+        <w:t>, 1, 524–536. *corresponding author</w:t>
       </w:r>
     </w:p>
     <w:p>
@@ -5201,19 +5146,11 @@
               </w:rPr>
               <w:t xml:space="preserve">Social Sciences and Humanities Research Council of Canada, Insight Grant, </w:t>
             </w:r>
-            <w:proofErr w:type="gramStart"/>
-            <w:r>
-              <w:rPr>
-                <w:lang w:val="en-CA"/>
-              </w:rPr>
-              <w:t>From</w:t>
-            </w:r>
-            <w:proofErr w:type="gramEnd"/>
-            <w:r>
-              <w:rPr>
-                <w:lang w:val="en-CA"/>
-              </w:rPr>
-              <w:t xml:space="preserve"> narratives to choices: Advancing semantic topic modeling for mapping cultural narratives to social</w:t>
+            <w:r>
+              <w:rPr>
+                <w:lang w:val="en-CA"/>
+              </w:rPr>
+              <w:t>From narratives to choices: Advancing semantic topic modeling for mapping cultural narratives to social</w:t>
             </w:r>
             <w:r>
               <w:rPr>
@@ -5726,21 +5663,7 @@
               <w:rPr>
                 <w:lang w:val="en-CA"/>
               </w:rPr>
-              <w:t xml:space="preserve">University of Waterloo Chronic Disease Prevention Initiative, Seed Grant, </w:t>
-            </w:r>
-            <w:proofErr w:type="gramStart"/>
-            <w:r>
-              <w:rPr>
-                <w:lang w:val="en-CA"/>
-              </w:rPr>
-              <w:t>Harnessing</w:t>
-            </w:r>
-            <w:proofErr w:type="gramEnd"/>
-            <w:r>
-              <w:rPr>
-                <w:lang w:val="en-CA"/>
-              </w:rPr>
-              <w:t xml:space="preserve"> psychological insights and mobile technologies to detect stress-related risk factors for mental health (CAD$10,000)</w:t>
+              <w:t>University of Waterloo Chronic Disease Prevention Initiative, Seed Grant, Harnessing psychological insights and mobile technologies to detect stress-related risk factors for mental health (CAD$10,000)</w:t>
             </w:r>
             <w:r>
               <w:rPr>
@@ -6091,7 +6014,6 @@
               </w:rPr>
               <w:t xml:space="preserve">University of Waterloo Teaching Innovation Incubator, </w:t>
             </w:r>
-            <w:proofErr w:type="gramStart"/>
             <w:r>
               <w:rPr>
                 <w:rFonts w:ascii="Times New Roman" w:hAnsi="Times New Roman" w:cs="Times New Roman"/>
@@ -6100,18 +6022,7 @@
                 <w:sz w:val="24"/>
                 <w:szCs w:val="24"/>
               </w:rPr>
-              <w:t>Learning</w:t>
-            </w:r>
-            <w:proofErr w:type="gramEnd"/>
-            <w:r>
-              <w:rPr>
-                <w:rFonts w:ascii="Times New Roman" w:hAnsi="Times New Roman" w:cs="Times New Roman"/>
-                <w:i/>
-                <w:iCs/>
-                <w:sz w:val="24"/>
-                <w:szCs w:val="24"/>
-              </w:rPr>
-              <w:t xml:space="preserve"> by teaching a Large Language Model</w:t>
+              <w:t>Learning by teaching a Large Language Model</w:t>
             </w:r>
             <w:r>
               <w:rPr>
@@ -7066,7 +6977,6 @@
         <w:t xml:space="preserve">, </w:t>
       </w:r>
       <w:hyperlink r:id="rId44" w:history="1">
-        <w:proofErr w:type="spellStart"/>
         <w:r>
           <w:rPr>
             <w:rStyle w:val="Hyperlink"/>
@@ -7074,17 +6984,7 @@
             <w:iCs/>
             <w:lang w:val="en-CA"/>
           </w:rPr>
-          <w:t>Futurescape</w:t>
-        </w:r>
-        <w:proofErr w:type="spellEnd"/>
-        <w:r>
-          <w:rPr>
-            <w:rStyle w:val="Hyperlink"/>
-            <w:i/>
-            <w:iCs/>
-            <w:lang w:val="en-CA"/>
-          </w:rPr>
-          <w:t xml:space="preserve"> Project</w:t>
+          <w:t>Futurescape Project</w:t>
         </w:r>
       </w:hyperlink>
       <w:r>
@@ -7106,7 +7006,6 @@
         <w:t xml:space="preserve">–present) – foresight and forecasting of societal change, including the </w:t>
       </w:r>
       <w:hyperlink r:id="rId45" w:history="1">
-        <w:proofErr w:type="spellStart"/>
         <w:r>
           <w:rPr>
             <w:rStyle w:val="Hyperlink"/>
@@ -7116,7 +7015,6 @@
           </w:rPr>
           <w:t>WorldAfterCOVID</w:t>
         </w:r>
-        <w:proofErr w:type="spellEnd"/>
       </w:hyperlink>
       <w:r>
         <w:rPr>
@@ -7324,6 +7222,7 @@
         <w:rPr>
           <w:b/>
           <w:color w:val="000000"/>
+          <w:lang w:val="en-CA"/>
         </w:rPr>
         <w:br w:type="page"/>
       </w:r>
@@ -7654,59 +7553,8 @@
           <w:i/>
           <w:iCs/>
         </w:rPr>
-        <w:t xml:space="preserve">Professional </w:t>
-      </w:r>
-      <w:proofErr w:type="spellStart"/>
-      <w:r>
-        <w:rPr>
-          <w:b/>
-          <w:bCs/>
-          <w:i/>
-          <w:iCs/>
-        </w:rPr>
-        <w:t>governance</w:t>
-      </w:r>
-      <w:proofErr w:type="spellEnd"/>
-      <w:r>
-        <w:rPr>
-          <w:b/>
-          <w:bCs/>
-          <w:i/>
-          <w:iCs/>
-        </w:rPr>
-        <w:t xml:space="preserve"> &amp; </w:t>
-      </w:r>
-      <w:proofErr w:type="spellStart"/>
-      <w:r>
-        <w:rPr>
-          <w:b/>
-          <w:bCs/>
-          <w:i/>
-          <w:iCs/>
-        </w:rPr>
-        <w:t>field</w:t>
-      </w:r>
-      <w:proofErr w:type="spellEnd"/>
-      <w:r>
-        <w:rPr>
-          <w:b/>
-          <w:bCs/>
-          <w:i/>
-          <w:iCs/>
-        </w:rPr>
-        <w:t xml:space="preserve"> </w:t>
-      </w:r>
-      <w:proofErr w:type="spellStart"/>
-      <w:r>
-        <w:rPr>
-          <w:b/>
-          <w:bCs/>
-          <w:i/>
-          <w:iCs/>
-        </w:rPr>
-        <w:t>service</w:t>
-      </w:r>
-      <w:proofErr w:type="spellEnd"/>
+        <w:t>Professional governance &amp; field service</w:t>
+      </w:r>
     </w:p>
     <w:p>
       <w:pPr>
@@ -8113,23 +7961,7 @@
           <w:iCs/>
           <w:lang w:val="en-CA"/>
         </w:rPr>
-        <w:t>*</w:t>
-      </w:r>
-      <w:proofErr w:type="gramStart"/>
-      <w:r>
-        <w:rPr>
-          <w:iCs/>
-          <w:lang w:val="en-CA"/>
-        </w:rPr>
-        <w:t>corresponding</w:t>
-      </w:r>
-      <w:proofErr w:type="gramEnd"/>
-      <w:r>
-        <w:rPr>
-          <w:iCs/>
-          <w:lang w:val="en-CA"/>
-        </w:rPr>
-        <w:t xml:space="preserve"> authors</w:t>
+        <w:t>*corresponding authors</w:t>
       </w:r>
     </w:p>
     <w:p>
@@ -8142,21 +7974,12 @@
           <w:lang w:val="en-CA"/>
         </w:rPr>
       </w:pPr>
-      <w:proofErr w:type="spellStart"/>
       <w:r>
         <w:rPr>
           <w:u w:val="single"/>
           <w:lang w:val="en-CA"/>
         </w:rPr>
-        <w:t>Kachhiyapatel</w:t>
-      </w:r>
-      <w:proofErr w:type="spellEnd"/>
-      <w:r>
-        <w:rPr>
-          <w:u w:val="single"/>
-          <w:lang w:val="en-CA"/>
-        </w:rPr>
-        <w:t>, N</w:t>
+        <w:t>Kachhiyapatel, N</w:t>
       </w:r>
       <w:r>
         <w:rPr>
@@ -8331,7 +8154,6 @@
         </w:rPr>
         <w:t xml:space="preserve">, </w:t>
       </w:r>
-      <w:proofErr w:type="spellStart"/>
       <w:r>
         <w:rPr>
           <w:iCs/>
@@ -8339,7 +8161,6 @@
         </w:rPr>
         <w:t>Jaśkiewicz</w:t>
       </w:r>
-      <w:proofErr w:type="spellEnd"/>
       <w:r>
         <w:rPr>
           <w:iCs/>
@@ -8792,23 +8613,7 @@
           <w:iCs/>
           <w:lang w:val="en-CA"/>
         </w:rPr>
-        <w:t>. *</w:t>
-      </w:r>
-      <w:proofErr w:type="gramStart"/>
-      <w:r>
-        <w:rPr>
-          <w:iCs/>
-          <w:lang w:val="en-CA"/>
-        </w:rPr>
-        <w:t>shared</w:t>
-      </w:r>
-      <w:proofErr w:type="gramEnd"/>
-      <w:r>
-        <w:rPr>
-          <w:iCs/>
-          <w:lang w:val="en-CA"/>
-        </w:rPr>
-        <w:t xml:space="preserve"> authorship</w:t>
+        <w:t>. *shared authorship</w:t>
       </w:r>
     </w:p>
     <w:p>
@@ -9082,21 +8887,7 @@
         <w:rPr>
           <w:lang w:val="en-CA"/>
         </w:rPr>
-        <w:t xml:space="preserve">., &amp; </w:t>
-      </w:r>
-      <w:proofErr w:type="spellStart"/>
-      <w:r>
-        <w:rPr>
-          <w:lang w:val="en-CA"/>
-        </w:rPr>
-        <w:t>Trodd</w:t>
-      </w:r>
-      <w:proofErr w:type="spellEnd"/>
-      <w:r>
-        <w:rPr>
-          <w:lang w:val="en-CA"/>
-        </w:rPr>
-        <w:t>, Z. (</w:t>
+        <w:t>., &amp; Trodd, Z. (</w:t>
       </w:r>
       <w:r>
         <w:rPr>
@@ -9299,21 +9090,12 @@
         </w:rPr>
         <w:t xml:space="preserve"> </w:t>
       </w:r>
-      <w:proofErr w:type="spellStart"/>
       <w:r>
         <w:rPr>
           <w:u w:val="single"/>
           <w:lang w:val="de-DE"/>
         </w:rPr>
-        <w:t>Kachhiyapatel</w:t>
-      </w:r>
-      <w:proofErr w:type="spellEnd"/>
-      <w:r>
-        <w:rPr>
-          <w:u w:val="single"/>
-          <w:lang w:val="de-DE"/>
-        </w:rPr>
-        <w:t>, N</w:t>
+        <w:t>Kachhiyapatel, N</w:t>
       </w:r>
       <w:r>
         <w:rPr>
@@ -9699,19 +9481,11 @@
         </w:rPr>
         <w:t>c</w:t>
       </w:r>
-      <w:proofErr w:type="spellStart"/>
-      <w:r>
-        <w:rPr>
-          <w:lang w:val="en-CA"/>
-        </w:rPr>
-        <w:t>ognition</w:t>
-      </w:r>
-      <w:proofErr w:type="spellEnd"/>
-      <w:r>
-        <w:rPr>
-          <w:lang w:val="en-CA"/>
-        </w:rPr>
-        <w:t xml:space="preserve"> at the </w:t>
+      <w:r>
+        <w:rPr>
+          <w:lang w:val="en-CA"/>
+        </w:rPr>
+        <w:t xml:space="preserve">ognition at the </w:t>
       </w:r>
       <w:r>
         <w:rPr>
@@ -9719,19 +9493,11 @@
         </w:rPr>
         <w:t>b</w:t>
       </w:r>
-      <w:proofErr w:type="spellStart"/>
-      <w:r>
-        <w:rPr>
-          <w:lang w:val="en-CA"/>
-        </w:rPr>
-        <w:t>eginning</w:t>
-      </w:r>
-      <w:proofErr w:type="spellEnd"/>
-      <w:r>
-        <w:rPr>
-          <w:lang w:val="en-CA"/>
-        </w:rPr>
-        <w:t xml:space="preserve"> and the </w:t>
+      <w:r>
+        <w:rPr>
+          <w:lang w:val="en-CA"/>
+        </w:rPr>
+        <w:t xml:space="preserve">eginning and the </w:t>
       </w:r>
       <w:r>
         <w:rPr>
@@ -9739,19 +9505,11 @@
         </w:rPr>
         <w:t>e</w:t>
       </w:r>
-      <w:proofErr w:type="spellStart"/>
-      <w:r>
-        <w:rPr>
-          <w:lang w:val="en-CA"/>
-        </w:rPr>
-        <w:t>nd</w:t>
-      </w:r>
-      <w:proofErr w:type="spellEnd"/>
-      <w:r>
-        <w:rPr>
-          <w:lang w:val="en-CA"/>
-        </w:rPr>
-        <w:t xml:space="preserve"> of the </w:t>
+      <w:r>
+        <w:rPr>
+          <w:lang w:val="en-CA"/>
+        </w:rPr>
+        <w:t xml:space="preserve">nd of the </w:t>
       </w:r>
       <w:r>
         <w:rPr>
@@ -9771,7 +9529,6 @@
         </w:rPr>
         <w:t xml:space="preserve">. </w:t>
       </w:r>
-      <w:proofErr w:type="spellStart"/>
       <w:r>
         <w:rPr>
           <w:i/>
@@ -9780,7 +9537,6 @@
         </w:rPr>
         <w:t>Collabra</w:t>
       </w:r>
-      <w:proofErr w:type="spellEnd"/>
       <w:r>
         <w:rPr>
           <w:lang w:val="de-DE"/>
@@ -10355,38 +10111,38 @@
       <w:r>
         <w:rPr>
           <w:u w:val="single"/>
-          <w:lang w:val="en-CA"/>
+          <w:lang w:val="sv-SE"/>
         </w:rPr>
         <w:t>Elnakouri, A</w:t>
       </w:r>
       <w:r>
         <w:rPr>
-          <w:lang w:val="en-CA"/>
+          <w:lang w:val="sv-SE"/>
         </w:rPr>
         <w:t>.</w:t>
       </w:r>
       <w:r>
         <w:rPr>
-          <w:lang w:val="en-CA"/>
+          <w:lang w:val="sv-SE"/>
         </w:rPr>
         <w:t>*</w:t>
       </w:r>
       <w:r>
         <w:rPr>
-          <w:lang w:val="en-CA"/>
+          <w:lang w:val="sv-SE"/>
         </w:rPr>
         <w:t xml:space="preserve">, </w:t>
       </w:r>
       <w:r>
         <w:rPr>
           <w:u w:val="single"/>
-          <w:lang w:val="en-CA"/>
+          <w:lang w:val="sv-SE"/>
         </w:rPr>
         <w:t>Huynh, A. C</w:t>
       </w:r>
       <w:r>
         <w:rPr>
-          <w:lang w:val="en-CA"/>
+          <w:lang w:val="sv-SE"/>
         </w:rPr>
         <w:t xml:space="preserve">., &amp; </w:t>
       </w:r>
@@ -10394,25 +10150,25 @@
         <w:rPr>
           <w:b/>
           <w:bCs/>
-          <w:lang w:val="en-CA"/>
+          <w:lang w:val="sv-SE"/>
         </w:rPr>
         <w:t>Grossmann, I</w:t>
       </w:r>
       <w:r>
         <w:rPr>
-          <w:lang w:val="en-CA"/>
+          <w:lang w:val="sv-SE"/>
         </w:rPr>
         <w:t>.</w:t>
       </w:r>
       <w:r>
         <w:rPr>
-          <w:lang w:val="en-CA"/>
+          <w:lang w:val="sv-SE"/>
         </w:rPr>
         <w:t>*</w:t>
       </w:r>
       <w:r>
         <w:rPr>
-          <w:lang w:val="en-CA"/>
+          <w:lang w:val="sv-SE"/>
         </w:rPr>
         <w:t xml:space="preserve"> (2024). </w:t>
       </w:r>
@@ -10469,23 +10225,7 @@
           <w:bCs/>
           <w:lang w:val="en-CA"/>
         </w:rPr>
-        <w:t>*</w:t>
-      </w:r>
-      <w:proofErr w:type="gramStart"/>
-      <w:r>
-        <w:rPr>
-          <w:bCs/>
-          <w:lang w:val="en-CA"/>
-        </w:rPr>
-        <w:t>corresponding</w:t>
-      </w:r>
-      <w:proofErr w:type="gramEnd"/>
-      <w:r>
-        <w:rPr>
-          <w:bCs/>
-          <w:lang w:val="en-CA"/>
-        </w:rPr>
-        <w:t xml:space="preserve"> author</w:t>
+        <w:t>*corresponding author</w:t>
       </w:r>
       <w:r>
         <w:rPr>
@@ -10993,7 +10733,6 @@
           <w:lang w:val="en-US"/>
         </w:rPr>
       </w:pPr>
-      <w:proofErr w:type="spellStart"/>
       <w:r>
         <w:rPr>
           <w:u w:val="single"/>
@@ -11001,7 +10740,6 @@
         </w:rPr>
         <w:t>Kachhiyapatel</w:t>
       </w:r>
-      <w:proofErr w:type="spellEnd"/>
       <w:r>
         <w:rPr>
           <w:u w:val="single"/>
@@ -11201,19 +10939,11 @@
         </w:rPr>
         <w:t>w</w:t>
       </w:r>
-      <w:proofErr w:type="spellStart"/>
-      <w:r>
-        <w:rPr>
-          <w:lang w:val="en-CA"/>
-        </w:rPr>
-        <w:t>isdom</w:t>
-      </w:r>
-      <w:proofErr w:type="spellEnd"/>
-      <w:r>
-        <w:rPr>
-          <w:lang w:val="en-CA"/>
-        </w:rPr>
-        <w:t xml:space="preserve"> </w:t>
+      <w:r>
+        <w:rPr>
+          <w:lang w:val="en-CA"/>
+        </w:rPr>
+        <w:t xml:space="preserve">isdom </w:t>
       </w:r>
       <w:r>
         <w:rPr>
@@ -11221,19 +10951,11 @@
         </w:rPr>
         <w:t>p</w:t>
       </w:r>
-      <w:proofErr w:type="spellStart"/>
-      <w:r>
-        <w:rPr>
-          <w:lang w:val="en-CA"/>
-        </w:rPr>
-        <w:t>erception</w:t>
-      </w:r>
-      <w:proofErr w:type="spellEnd"/>
-      <w:r>
-        <w:rPr>
-          <w:lang w:val="en-CA"/>
-        </w:rPr>
-        <w:t xml:space="preserve"> </w:t>
+      <w:r>
+        <w:rPr>
+          <w:lang w:val="en-CA"/>
+        </w:rPr>
+        <w:t xml:space="preserve">erception </w:t>
       </w:r>
       <w:r>
         <w:rPr>
@@ -11253,19 +10975,11 @@
         </w:rPr>
         <w:t>t</w:t>
       </w:r>
-      <w:proofErr w:type="spellStart"/>
-      <w:r>
-        <w:rPr>
-          <w:lang w:val="en-CA"/>
-        </w:rPr>
-        <w:t>welve</w:t>
-      </w:r>
-      <w:proofErr w:type="spellEnd"/>
-      <w:r>
-        <w:rPr>
-          <w:lang w:val="en-CA"/>
-        </w:rPr>
-        <w:t xml:space="preserve"> </w:t>
+      <w:r>
+        <w:rPr>
+          <w:lang w:val="en-CA"/>
+        </w:rPr>
+        <w:t xml:space="preserve">welve </w:t>
       </w:r>
       <w:r>
         <w:rPr>
@@ -11273,19 +10987,11 @@
         </w:rPr>
         <w:t>c</w:t>
       </w:r>
-      <w:proofErr w:type="spellStart"/>
-      <w:r>
-        <w:rPr>
-          <w:lang w:val="en-CA"/>
-        </w:rPr>
-        <w:t>ountries</w:t>
-      </w:r>
-      <w:proofErr w:type="spellEnd"/>
-      <w:r>
-        <w:rPr>
-          <w:lang w:val="en-CA"/>
-        </w:rPr>
-        <w:t xml:space="preserve"> on </w:t>
+      <w:r>
+        <w:rPr>
+          <w:lang w:val="en-CA"/>
+        </w:rPr>
+        <w:t xml:space="preserve">ountries on </w:t>
       </w:r>
       <w:r>
         <w:rPr>
@@ -11293,19 +10999,11 @@
         </w:rPr>
         <w:t>f</w:t>
       </w:r>
-      <w:proofErr w:type="spellStart"/>
-      <w:r>
-        <w:rPr>
-          <w:lang w:val="en-CA"/>
-        </w:rPr>
-        <w:t>ive</w:t>
-      </w:r>
-      <w:proofErr w:type="spellEnd"/>
-      <w:r>
-        <w:rPr>
-          <w:lang w:val="en-CA"/>
-        </w:rPr>
-        <w:t xml:space="preserve"> </w:t>
+      <w:r>
+        <w:rPr>
+          <w:lang w:val="en-CA"/>
+        </w:rPr>
+        <w:t xml:space="preserve">ive </w:t>
       </w:r>
       <w:r>
         <w:rPr>
@@ -11313,19 +11011,11 @@
         </w:rPr>
         <w:t>c</w:t>
       </w:r>
-      <w:proofErr w:type="spellStart"/>
-      <w:r>
-        <w:rPr>
-          <w:lang w:val="en-CA"/>
-        </w:rPr>
-        <w:t>ontinents</w:t>
-      </w:r>
-      <w:proofErr w:type="spellEnd"/>
-      <w:r>
-        <w:rPr>
-          <w:lang w:val="en-CA"/>
-        </w:rPr>
-        <w:t xml:space="preserve">. </w:t>
+      <w:r>
+        <w:rPr>
+          <w:lang w:val="en-CA"/>
+        </w:rPr>
+        <w:t xml:space="preserve">ontinents. </w:t>
       </w:r>
       <w:r>
         <w:rPr>
@@ -11348,23 +11038,7 @@
           <w:bCs/>
           <w:lang w:val="en-CA"/>
         </w:rPr>
-        <w:t>*</w:t>
-      </w:r>
-      <w:proofErr w:type="gramStart"/>
-      <w:r>
-        <w:rPr>
-          <w:bCs/>
-          <w:lang w:val="en-CA"/>
-        </w:rPr>
-        <w:t>corresponding</w:t>
-      </w:r>
-      <w:proofErr w:type="gramEnd"/>
-      <w:r>
-        <w:rPr>
-          <w:bCs/>
-          <w:lang w:val="en-CA"/>
-        </w:rPr>
-        <w:t xml:space="preserve"> author</w:t>
+        <w:t>*corresponding author</w:t>
       </w:r>
       <w:r>
         <w:rPr>
@@ -11475,19 +11149,11 @@
         </w:rPr>
         <w:t>w</w:t>
       </w:r>
-      <w:proofErr w:type="spellStart"/>
-      <w:r>
-        <w:rPr>
-          <w:lang w:val="en-CA"/>
-        </w:rPr>
-        <w:t>isdom</w:t>
-      </w:r>
-      <w:proofErr w:type="spellEnd"/>
-      <w:r>
-        <w:rPr>
-          <w:lang w:val="en-CA"/>
-        </w:rPr>
-        <w:t xml:space="preserve">: Classifying </w:t>
+      <w:r>
+        <w:rPr>
+          <w:lang w:val="en-CA"/>
+        </w:rPr>
+        <w:t xml:space="preserve">isdom: Classifying </w:t>
       </w:r>
       <w:r>
         <w:rPr>
@@ -11501,7 +11167,6 @@
         </w:rPr>
         <w:t xml:space="preserve">eta-cognitive and </w:t>
       </w:r>
-      <w:proofErr w:type="gramStart"/>
       <w:r>
         <w:rPr>
           <w:lang w:val="en-US"/>
@@ -11512,14 +11177,7 @@
         <w:rPr>
           <w:lang w:val="en-CA"/>
         </w:rPr>
-        <w:t>orally-grounded</w:t>
-      </w:r>
-      <w:proofErr w:type="gramEnd"/>
-      <w:r>
-        <w:rPr>
-          <w:lang w:val="en-CA"/>
-        </w:rPr>
-        <w:t xml:space="preserve"> </w:t>
+        <w:t xml:space="preserve">orally-grounded </w:t>
       </w:r>
       <w:r>
         <w:rPr>
@@ -11527,19 +11185,11 @@
         </w:rPr>
         <w:t>n</w:t>
       </w:r>
-      <w:proofErr w:type="spellStart"/>
-      <w:r>
-        <w:rPr>
-          <w:lang w:val="en-CA"/>
-        </w:rPr>
-        <w:t>arrative</w:t>
-      </w:r>
-      <w:proofErr w:type="spellEnd"/>
-      <w:r>
-        <w:rPr>
-          <w:lang w:val="en-CA"/>
-        </w:rPr>
-        <w:t xml:space="preserve"> </w:t>
+      <w:r>
+        <w:rPr>
+          <w:lang w:val="en-CA"/>
+        </w:rPr>
+        <w:t xml:space="preserve">arrative </w:t>
       </w:r>
       <w:r>
         <w:rPr>
@@ -11547,19 +11197,11 @@
         </w:rPr>
         <w:t>c</w:t>
       </w:r>
-      <w:proofErr w:type="spellStart"/>
-      <w:r>
-        <w:rPr>
-          <w:lang w:val="en-CA"/>
-        </w:rPr>
-        <w:t>ontent</w:t>
-      </w:r>
-      <w:proofErr w:type="spellEnd"/>
-      <w:r>
-        <w:rPr>
-          <w:lang w:val="en-CA"/>
-        </w:rPr>
-        <w:t xml:space="preserve"> via Large Language Models.</w:t>
+      <w:r>
+        <w:rPr>
+          <w:lang w:val="en-CA"/>
+        </w:rPr>
+        <w:t>ontent via Large Language Models.</w:t>
       </w:r>
       <w:r>
         <w:rPr>
@@ -11668,18 +11310,8 @@
           <w:iCs/>
           <w:lang w:val="de-DE"/>
         </w:rPr>
-        <w:t xml:space="preserve">Acta </w:t>
-      </w:r>
-      <w:proofErr w:type="spellStart"/>
-      <w:r>
-        <w:rPr>
-          <w:i/>
-          <w:iCs/>
-          <w:lang w:val="de-DE"/>
-        </w:rPr>
-        <w:t>Psychologica</w:t>
-      </w:r>
-      <w:proofErr w:type="spellEnd"/>
+        <w:t>Acta Psychologica</w:t>
+      </w:r>
       <w:r>
         <w:rPr>
           <w:lang w:val="de-DE"/>
@@ -12609,19 +12241,11 @@
         </w:rPr>
         <w:t>*</w:t>
       </w:r>
-      <w:proofErr w:type="gramStart"/>
-      <w:r>
-        <w:rPr>
-          <w:lang w:val="en-CA"/>
-        </w:rPr>
-        <w:t>founder</w:t>
-      </w:r>
-      <w:proofErr w:type="gramEnd"/>
-      <w:r>
-        <w:rPr>
-          <w:lang w:val="en-CA"/>
-        </w:rPr>
-        <w:t xml:space="preserve"> and </w:t>
+      <w:r>
+        <w:rPr>
+          <w:lang w:val="en-CA"/>
+        </w:rPr>
+        <w:t xml:space="preserve">founder and </w:t>
       </w:r>
       <w:r>
         <w:rPr>
@@ -12693,21 +12317,7 @@
         <w:rPr>
           <w:lang w:val="en-CA"/>
         </w:rPr>
-        <w:t xml:space="preserve">., </w:t>
-      </w:r>
-      <w:proofErr w:type="spellStart"/>
-      <w:r>
-        <w:rPr>
-          <w:lang w:val="en-CA"/>
-        </w:rPr>
-        <w:t>Allroggen</w:t>
-      </w:r>
-      <w:proofErr w:type="spellEnd"/>
-      <w:r>
-        <w:rPr>
-          <w:lang w:val="en-CA"/>
-        </w:rPr>
-        <w:t xml:space="preserve">, </w:t>
+        <w:t xml:space="preserve">., Allroggen, </w:t>
       </w:r>
       <w:r>
         <w:rPr>
@@ -13070,21 +12680,7 @@
         <w:rPr>
           <w:lang w:val="en-CA"/>
         </w:rPr>
-        <w:t xml:space="preserve"> </w:t>
-      </w:r>
-      <w:proofErr w:type="spellStart"/>
-      <w:r>
-        <w:rPr>
-          <w:lang w:val="en-CA"/>
-        </w:rPr>
-        <w:t>doi</w:t>
-      </w:r>
-      <w:proofErr w:type="spellEnd"/>
-      <w:r>
-        <w:rPr>
-          <w:lang w:val="en-CA"/>
-        </w:rPr>
-        <w:t>: 10.1017/S0140525X21000728</w:t>
+        <w:t xml:space="preserve"> doi: 10.1017/S0140525X21000728</w:t>
       </w:r>
       <w:r>
         <w:rPr>
@@ -13280,21 +12876,7 @@
         <w:rPr>
           <w:lang w:val="en-CA"/>
         </w:rPr>
-        <w:t xml:space="preserve">., Kenrick, D. </w:t>
-      </w:r>
-      <w:proofErr w:type="spellStart"/>
-      <w:r>
-        <w:rPr>
-          <w:lang w:val="en-CA"/>
-        </w:rPr>
-        <w:t>Wiezel</w:t>
-      </w:r>
-      <w:proofErr w:type="spellEnd"/>
-      <w:r>
-        <w:rPr>
-          <w:lang w:val="en-CA"/>
-        </w:rPr>
-        <w:t xml:space="preserve">, A., </w:t>
+        <w:t xml:space="preserve">., Kenrick, D. Wiezel, A., </w:t>
       </w:r>
       <w:r>
         <w:rPr>
@@ -13364,21 +12946,7 @@
         <w:rPr>
           <w:lang w:val="en-CA"/>
         </w:rPr>
-        <w:t xml:space="preserve">Pick, C. M., Ko, A., Wormley, A. S., </w:t>
-      </w:r>
-      <w:proofErr w:type="spellStart"/>
-      <w:r>
-        <w:rPr>
-          <w:lang w:val="en-CA"/>
-        </w:rPr>
-        <w:t>Wiezel</w:t>
-      </w:r>
-      <w:proofErr w:type="spellEnd"/>
-      <w:r>
-        <w:rPr>
-          <w:lang w:val="en-CA"/>
-        </w:rPr>
-        <w:t xml:space="preserve">, A., Kenrick, D. T., Al-Shawaf, L., […] </w:t>
+        <w:t xml:space="preserve">Pick, C. M., Ko, A., Wormley, A. S., Wiezel, A., Kenrick, D. T., Al-Shawaf, L., […] </w:t>
       </w:r>
       <w:r>
         <w:rPr>
@@ -13459,7 +13027,6 @@
         </w:rPr>
         <w:t>Elnakouri, A.</w:t>
       </w:r>
-      <w:proofErr w:type="gramStart"/>
       <w:r>
         <w:rPr>
           <w:lang w:val="en-CA"/>
@@ -13471,15 +13038,7 @@
           <w:u w:val="single"/>
           <w:lang w:val="en-CA"/>
         </w:rPr>
-        <w:t>Meyers</w:t>
-      </w:r>
-      <w:proofErr w:type="gramEnd"/>
-      <w:r>
-        <w:rPr>
-          <w:u w:val="single"/>
-          <w:lang w:val="en-CA"/>
-        </w:rPr>
-        <w:t>, E. A.</w:t>
+        <w:t>Meyers, E. A.</w:t>
       </w:r>
       <w:r>
         <w:rPr>
@@ -13566,19 +13125,11 @@
         </w:rPr>
         <w:t>*</w:t>
       </w:r>
-      <w:proofErr w:type="gramStart"/>
-      <w:r>
-        <w:rPr>
-          <w:lang w:val="en-CA"/>
-        </w:rPr>
-        <w:t>corresponding</w:t>
-      </w:r>
-      <w:proofErr w:type="gramEnd"/>
-      <w:r>
-        <w:rPr>
-          <w:lang w:val="en-CA"/>
-        </w:rPr>
-        <w:t xml:space="preserve"> author</w:t>
+      <w:r>
+        <w:rPr>
+          <w:lang w:val="en-CA"/>
+        </w:rPr>
+        <w:t>corresponding author</w:t>
       </w:r>
     </w:p>
     <w:bookmarkEnd w:id="10"/>
@@ -13594,20 +13145,20 @@
       </w:pPr>
       <w:r>
         <w:rPr>
-          <w:lang w:val="sv-SE"/>
+          <w:lang w:val="en-CA"/>
         </w:rPr>
         <w:t xml:space="preserve">Choi, E., Farb, N. A., </w:t>
       </w:r>
       <w:r>
         <w:rPr>
           <w:u w:val="single"/>
-          <w:lang w:val="sv-SE"/>
+          <w:lang w:val="en-CA"/>
         </w:rPr>
         <w:t>Pogrebtsova, E</w:t>
       </w:r>
       <w:r>
         <w:rPr>
-          <w:lang w:val="sv-SE"/>
+          <w:lang w:val="en-CA"/>
         </w:rPr>
         <w:t xml:space="preserve">., Gruman, J., &amp; </w:t>
       </w:r>
@@ -13615,13 +13166,13 @@
         <w:rPr>
           <w:b/>
           <w:bCs/>
-          <w:lang w:val="sv-SE"/>
+          <w:lang w:val="en-CA"/>
         </w:rPr>
         <w:t xml:space="preserve">Grossmann, I.* </w:t>
       </w:r>
       <w:r>
         <w:rPr>
-          <w:lang w:val="sv-SE"/>
+          <w:lang w:val="en-CA"/>
         </w:rPr>
         <w:t xml:space="preserve">(2021). </w:t>
       </w:r>
@@ -13650,16 +13201,8 @@
         <w:rPr>
           <w:lang w:val="en-CA"/>
         </w:rPr>
-        <w:t xml:space="preserve">*corresponding </w:t>
-      </w:r>
-      <w:proofErr w:type="gramStart"/>
-      <w:r>
-        <w:rPr>
-          <w:lang w:val="en-CA"/>
-        </w:rPr>
-        <w:t>author</w:t>
-      </w:r>
-      <w:proofErr w:type="gramEnd"/>
+        <w:t>*corresponding author</w:t>
+      </w:r>
     </w:p>
     <w:bookmarkEnd w:id="21"/>
     <w:p>
@@ -14144,21 +13687,7 @@
         <w:rPr>
           <w:lang w:val="en-CA"/>
         </w:rPr>
-        <w:t xml:space="preserve">Jayawickreme, E., Infurna, F. J., </w:t>
-      </w:r>
-      <w:proofErr w:type="spellStart"/>
-      <w:r>
-        <w:rPr>
-          <w:lang w:val="en-CA"/>
-        </w:rPr>
-        <w:t>Alajak</w:t>
-      </w:r>
-      <w:proofErr w:type="spellEnd"/>
-      <w:r>
-        <w:rPr>
-          <w:lang w:val="en-CA"/>
-        </w:rPr>
-        <w:t xml:space="preserve">, K., Blackie, L. E. R., Chopik, W. J., Chung, J. M., </w:t>
+        <w:t xml:space="preserve">Jayawickreme, E., Infurna, F. J., Alajak, K., Blackie, L. E. R., Chopik, W. J., Chung, J. M., </w:t>
       </w:r>
       <w:r>
         <w:rPr>
@@ -14171,21 +13700,7 @@
         <w:rPr>
           <w:lang w:val="en-CA"/>
         </w:rPr>
-        <w:t xml:space="preserve">., Fleeson, W., </w:t>
-      </w:r>
-      <w:proofErr w:type="spellStart"/>
-      <w:r>
-        <w:rPr>
-          <w:lang w:val="en-CA"/>
-        </w:rPr>
-        <w:t>Forgeard</w:t>
-      </w:r>
-      <w:proofErr w:type="spellEnd"/>
-      <w:r>
-        <w:rPr>
-          <w:lang w:val="en-CA"/>
-        </w:rPr>
-        <w:t xml:space="preserve">, M. J. C., Frazier, P., Furr, R. M., </w:t>
+        <w:t xml:space="preserve">., Fleeson, W., Forgeard, M. J. C., Frazier, P., Furr, R. M., </w:t>
       </w:r>
       <w:r>
         <w:rPr>
@@ -14544,21 +14059,7 @@
         <w:rPr>
           <w:lang w:val="en-CA"/>
         </w:rPr>
-        <w:t xml:space="preserve">, Fugelsang, J. A., </w:t>
-      </w:r>
-      <w:proofErr w:type="spellStart"/>
-      <w:r>
-        <w:rPr>
-          <w:lang w:val="en-CA"/>
-        </w:rPr>
-        <w:t>Sorokowski</w:t>
-      </w:r>
-      <w:proofErr w:type="spellEnd"/>
-      <w:r>
-        <w:rPr>
-          <w:lang w:val="en-CA"/>
-        </w:rPr>
-        <w:t xml:space="preserve">, P., </w:t>
+        <w:t xml:space="preserve">, Fugelsang, J. A., Sorokowski, P., </w:t>
       </w:r>
       <w:r>
         <w:rPr>
@@ -15270,21 +14771,12 @@
         </w:rPr>
         <w:t xml:space="preserve">(2), 185-194. </w:t>
       </w:r>
-      <w:proofErr w:type="spellStart"/>
       <w:r>
         <w:rPr>
           <w:rFonts w:cs="Times New Roman"/>
           <w:lang w:val="en-CA"/>
         </w:rPr>
-        <w:t>doi</w:t>
-      </w:r>
-      <w:proofErr w:type="spellEnd"/>
-      <w:r>
-        <w:rPr>
-          <w:rFonts w:cs="Times New Roman"/>
-          <w:lang w:val="en-CA"/>
-        </w:rPr>
-        <w:t>: 10.1080/1047840X.2020.1750920</w:t>
+        <w:t>doi: 10.1080/1047840X.2020.1750920</w:t>
       </w:r>
       <w:r>
         <w:rPr>
@@ -15341,49 +14833,7 @@
         <w:rPr>
           <w:lang w:val="en-CA"/>
         </w:rPr>
-        <w:t xml:space="preserve">Hanaei, S., </w:t>
-      </w:r>
-      <w:proofErr w:type="spellStart"/>
-      <w:r>
-        <w:rPr>
-          <w:lang w:val="en-CA"/>
-        </w:rPr>
-        <w:t>Takian</w:t>
-      </w:r>
-      <w:proofErr w:type="spellEnd"/>
-      <w:r>
-        <w:rPr>
-          <w:lang w:val="en-CA"/>
-        </w:rPr>
-        <w:t xml:space="preserve">, A., </w:t>
-      </w:r>
-      <w:proofErr w:type="spellStart"/>
-      <w:r>
-        <w:rPr>
-          <w:lang w:val="en-CA"/>
-        </w:rPr>
-        <w:t>Majdzadeh</w:t>
-      </w:r>
-      <w:proofErr w:type="spellEnd"/>
-      <w:r>
-        <w:rPr>
-          <w:lang w:val="en-CA"/>
-        </w:rPr>
-        <w:t xml:space="preserve">, R., </w:t>
-      </w:r>
-      <w:proofErr w:type="spellStart"/>
-      <w:r>
-        <w:rPr>
-          <w:lang w:val="en-CA"/>
-        </w:rPr>
-        <w:t>Maboloc</w:t>
-      </w:r>
-      <w:proofErr w:type="spellEnd"/>
-      <w:r>
-        <w:rPr>
-          <w:lang w:val="en-CA"/>
-        </w:rPr>
-        <w:t xml:space="preserve">, C. R., </w:t>
+        <w:t xml:space="preserve">Hanaei, S., Takian, A., Majdzadeh, R., Maboloc, C. R., </w:t>
       </w:r>
       <w:r>
         <w:rPr>
@@ -15397,35 +14847,7 @@
         <w:rPr>
           <w:lang w:val="en-CA"/>
         </w:rPr>
-        <w:t xml:space="preserve">., Gomes, O., Milosevic, M., Gupta, M., </w:t>
-      </w:r>
-      <w:proofErr w:type="spellStart"/>
-      <w:r>
-        <w:rPr>
-          <w:lang w:val="en-CA"/>
-        </w:rPr>
-        <w:t>Shamshirsaz</w:t>
-      </w:r>
-      <w:proofErr w:type="spellEnd"/>
-      <w:r>
-        <w:rPr>
-          <w:lang w:val="en-CA"/>
-        </w:rPr>
-        <w:t xml:space="preserve">, A. A., Harbi, A., Burhan, A. M., Uddin, L. Q., </w:t>
-      </w:r>
-      <w:proofErr w:type="spellStart"/>
-      <w:r>
-        <w:rPr>
-          <w:lang w:val="en-CA"/>
-        </w:rPr>
-        <w:t>Kulasinghe</w:t>
-      </w:r>
-      <w:proofErr w:type="spellEnd"/>
-      <w:r>
-        <w:rPr>
-          <w:lang w:val="en-CA"/>
-        </w:rPr>
-        <w:t xml:space="preserve">, A., Lam, C.-M., Ramakrishna, S., Alavi, A., Nouwen, J. L., Dorigo, T., Schreiber, M., … Rezaei, N. (2020). Emerging Standards and the Hybrid Model for Organizing Scientific Events During and After The COVID-19 Pandemic. </w:t>
+        <w:t xml:space="preserve">., Gomes, O., Milosevic, M., Gupta, M., Shamshirsaz, A. A., Harbi, A., Burhan, A. M., Uddin, L. Q., Kulasinghe, A., Lam, C.-M., Ramakrishna, S., Alavi, A., Nouwen, J. L., Dorigo, T., Schreiber, M., … Rezaei, N. (2020). Emerging Standards and the Hybrid Model for Organizing Scientific Events During and After The COVID-19 Pandemic. </w:t>
       </w:r>
       <w:r>
         <w:rPr>
@@ -15594,49 +15016,7 @@
         <w:rPr>
           <w:lang w:val="en-CA"/>
         </w:rPr>
-        <w:t xml:space="preserve">Ko, A., Pick, C., Kwon, J. Y., Barlev, M., Krems, J. A., Varnum, M. E. W., Neel, R., </w:t>
-      </w:r>
-      <w:proofErr w:type="spellStart"/>
-      <w:r>
-        <w:rPr>
-          <w:lang w:val="en-CA"/>
-        </w:rPr>
-        <w:t>Peysha</w:t>
-      </w:r>
-      <w:proofErr w:type="spellEnd"/>
-      <w:r>
-        <w:rPr>
-          <w:lang w:val="en-CA"/>
-        </w:rPr>
-        <w:t xml:space="preserve">, M., </w:t>
-      </w:r>
-      <w:proofErr w:type="spellStart"/>
-      <w:r>
-        <w:rPr>
-          <w:lang w:val="en-CA"/>
-        </w:rPr>
-        <w:t>Boonyasiriwat</w:t>
-      </w:r>
-      <w:proofErr w:type="spellEnd"/>
-      <w:r>
-        <w:rPr>
-          <w:lang w:val="en-CA"/>
-        </w:rPr>
-        <w:t xml:space="preserve">, W., </w:t>
-      </w:r>
-      <w:proofErr w:type="spellStart"/>
-      <w:r>
-        <w:rPr>
-          <w:lang w:val="en-CA"/>
-        </w:rPr>
-        <w:t>Brandstätter</w:t>
-      </w:r>
-      <w:proofErr w:type="spellEnd"/>
-      <w:r>
-        <w:rPr>
-          <w:lang w:val="en-CA"/>
-        </w:rPr>
-        <w:t xml:space="preserve">, E., Vasquez, J. E. C., Galindo, O., Pereira de Felipe, R., Crispim, A. C., Fetvadjiev, V. H., Fischer, R., Karl, J., David, D., Galdi, S., Gomez-Jacinto, L., </w:t>
+        <w:t xml:space="preserve">Ko, A., Pick, C., Kwon, J. Y., Barlev, M., Krems, J. A., Varnum, M. E. W., Neel, R., Peysha, M., Boonyasiriwat, W., Brandstätter, E., Vasquez, J. E. C., Galindo, O., Pereira de Felipe, R., Crispim, A. C., Fetvadjiev, V. H., Fischer, R., Karl, J., David, D., Galdi, S., Gomez-Jacinto, L., </w:t>
       </w:r>
       <w:r>
         <w:rPr>
@@ -15816,19 +15196,11 @@
         </w:rPr>
         <w:t>*</w:t>
       </w:r>
-      <w:proofErr w:type="gramStart"/>
-      <w:r>
-        <w:rPr>
-          <w:lang w:val="en-CA"/>
-        </w:rPr>
-        <w:t>corresponding</w:t>
-      </w:r>
-      <w:proofErr w:type="gramEnd"/>
-      <w:r>
-        <w:rPr>
-          <w:lang w:val="en-CA"/>
-        </w:rPr>
-        <w:t xml:space="preserve"> authors</w:t>
+      <w:r>
+        <w:rPr>
+          <w:lang w:val="en-CA"/>
+        </w:rPr>
+        <w:t>corresponding authors</w:t>
       </w:r>
     </w:p>
     <w:p>
@@ -15911,23 +15283,28 @@
         </w:rPr>
         <w:t xml:space="preserve">., </w:t>
       </w:r>
-      <w:proofErr w:type="spellStart"/>
       <w:r>
         <w:rPr>
           <w:rFonts w:eastAsia="Calibri"/>
           <w:u w:val="single"/>
           <w:lang w:val="en-CA" w:eastAsia="en-US"/>
         </w:rPr>
-        <w:t>Klackl</w:t>
-      </w:r>
-      <w:proofErr w:type="spellEnd"/>
+        <w:t>Klackl, J</w:t>
+      </w:r>
+      <w:r>
+        <w:rPr>
+          <w:rFonts w:eastAsia="Calibri"/>
+          <w:lang w:val="en-CA" w:eastAsia="en-US"/>
+        </w:rPr>
+        <w:t xml:space="preserve">., </w:t>
+      </w:r>
       <w:r>
         <w:rPr>
           <w:rFonts w:eastAsia="Calibri"/>
           <w:u w:val="single"/>
           <w:lang w:val="en-CA" w:eastAsia="en-US"/>
         </w:rPr>
-        <w:t>, J</w:t>
+        <w:t>Agroskin, D</w:t>
       </w:r>
       <w:r>
         <w:rPr>
@@ -15936,78 +15313,43 @@
         </w:rPr>
         <w:t xml:space="preserve">., </w:t>
       </w:r>
-      <w:proofErr w:type="spellStart"/>
+      <w:r>
+        <w:rPr>
+          <w:rFonts w:eastAsia="Calibri"/>
+          <w:b/>
+          <w:lang w:val="en-CA" w:eastAsia="en-US"/>
+        </w:rPr>
+        <w:t>Grossmann, I</w:t>
+      </w:r>
+      <w:r>
+        <w:rPr>
+          <w:rFonts w:eastAsia="Calibri"/>
+          <w:lang w:val="en-CA" w:eastAsia="en-US"/>
+        </w:rPr>
+        <w:t xml:space="preserve">., Alexandrov, Y., </w:t>
+      </w:r>
       <w:r>
         <w:rPr>
           <w:rFonts w:eastAsia="Calibri"/>
           <w:u w:val="single"/>
           <w:lang w:val="en-CA" w:eastAsia="en-US"/>
         </w:rPr>
-        <w:t>Agroskin</w:t>
-      </w:r>
-      <w:proofErr w:type="spellEnd"/>
+        <w:t>Apanovich, V</w:t>
+      </w:r>
+      <w:r>
+        <w:rPr>
+          <w:rFonts w:eastAsia="Calibri"/>
+          <w:lang w:val="en-CA" w:eastAsia="en-US"/>
+        </w:rPr>
+        <w:t xml:space="preserve">., </w:t>
+      </w:r>
       <w:r>
         <w:rPr>
           <w:rFonts w:eastAsia="Calibri"/>
           <w:u w:val="single"/>
           <w:lang w:val="en-CA" w:eastAsia="en-US"/>
         </w:rPr>
-        <w:t>, D</w:t>
-      </w:r>
-      <w:r>
-        <w:rPr>
-          <w:rFonts w:eastAsia="Calibri"/>
-          <w:lang w:val="en-CA" w:eastAsia="en-US"/>
-        </w:rPr>
-        <w:t xml:space="preserve">., </w:t>
-      </w:r>
-      <w:r>
-        <w:rPr>
-          <w:rFonts w:eastAsia="Calibri"/>
-          <w:b/>
-          <w:lang w:val="en-CA" w:eastAsia="en-US"/>
-        </w:rPr>
-        <w:t>Grossmann, I</w:t>
-      </w:r>
-      <w:r>
-        <w:rPr>
-          <w:rFonts w:eastAsia="Calibri"/>
-          <w:lang w:val="en-CA" w:eastAsia="en-US"/>
-        </w:rPr>
-        <w:t xml:space="preserve">., Alexandrov, Y., </w:t>
-      </w:r>
-      <w:r>
-        <w:rPr>
-          <w:rFonts w:eastAsia="Calibri"/>
-          <w:u w:val="single"/>
-          <w:lang w:val="en-CA" w:eastAsia="en-US"/>
-        </w:rPr>
-        <w:t>Apanovich, V</w:t>
-      </w:r>
-      <w:r>
-        <w:rPr>
-          <w:rFonts w:eastAsia="Calibri"/>
-          <w:lang w:val="en-CA" w:eastAsia="en-US"/>
-        </w:rPr>
-        <w:t xml:space="preserve">., </w:t>
-      </w:r>
-      <w:proofErr w:type="spellStart"/>
-      <w:r>
-        <w:rPr>
-          <w:rFonts w:eastAsia="Calibri"/>
-          <w:u w:val="single"/>
-          <w:lang w:val="en-CA" w:eastAsia="en-US"/>
-        </w:rPr>
-        <w:t>Bezdenezhnykh</w:t>
-      </w:r>
-      <w:proofErr w:type="spellEnd"/>
-      <w:r>
-        <w:rPr>
-          <w:rFonts w:eastAsia="Calibri"/>
-          <w:u w:val="single"/>
-          <w:lang w:val="en-CA" w:eastAsia="en-US"/>
-        </w:rPr>
-        <w:t>, B</w:t>
+        <w:t>Bezdenezhnykh, B</w:t>
       </w:r>
       <w:r>
         <w:rPr>
@@ -16222,25 +15564,7 @@
           <w:shd w:val="clear" w:color="auto" w:fill="FFFFFF"/>
           <w:lang w:val="en-CA"/>
         </w:rPr>
-        <w:t xml:space="preserve">(2019). Wise reasoning benefits from </w:t>
-      </w:r>
-      <w:proofErr w:type="spellStart"/>
-      <w:r>
-        <w:rPr>
-          <w:color w:val="000000"/>
-          <w:shd w:val="clear" w:color="auto" w:fill="FFFFFF"/>
-          <w:lang w:val="en-CA"/>
-        </w:rPr>
-        <w:t>emodiversity</w:t>
-      </w:r>
-      <w:proofErr w:type="spellEnd"/>
-      <w:r>
-        <w:rPr>
-          <w:color w:val="000000"/>
-          <w:shd w:val="clear" w:color="auto" w:fill="FFFFFF"/>
-          <w:lang w:val="en-CA"/>
-        </w:rPr>
-        <w:t xml:space="preserve">, irrespective of emotional intensity. </w:t>
+        <w:t xml:space="preserve">(2019). Wise reasoning benefits from emodiversity, irrespective of emotional intensity. </w:t>
       </w:r>
       <w:r>
         <w:rPr>
@@ -16323,21 +15647,7 @@
         <w:rPr>
           <w:lang w:val="en-CA"/>
         </w:rPr>
-        <w:t xml:space="preserve">Children show reduced trust in confident advisors who are </w:t>
-      </w:r>
-      <w:proofErr w:type="gramStart"/>
-      <w:r>
-        <w:rPr>
-          <w:lang w:val="en-CA"/>
-        </w:rPr>
-        <w:t>partially-informed</w:t>
-      </w:r>
-      <w:proofErr w:type="gramEnd"/>
-      <w:r>
-        <w:rPr>
-          <w:lang w:val="en-CA"/>
-        </w:rPr>
-        <w:t xml:space="preserve">. </w:t>
+        <w:t xml:space="preserve">Children show reduced trust in confident advisors who are partially-informed. </w:t>
       </w:r>
       <w:r>
         <w:rPr>
@@ -16400,43 +15710,7 @@
           <w:shd w:val="clear" w:color="auto" w:fill="FFFFFF"/>
           <w:lang w:val="en-CA"/>
         </w:rPr>
-        <w:t xml:space="preserve">(2019). The </w:t>
-      </w:r>
-      <w:proofErr w:type="spellStart"/>
-      <w:r>
-        <w:rPr>
-          <w:color w:val="000000"/>
-          <w:shd w:val="clear" w:color="auto" w:fill="FFFFFF"/>
-          <w:lang w:val="en-CA"/>
-        </w:rPr>
-        <w:t>wealth→life</w:t>
-      </w:r>
-      <w:proofErr w:type="spellEnd"/>
-      <w:r>
-        <w:rPr>
-          <w:color w:val="000000"/>
-          <w:shd w:val="clear" w:color="auto" w:fill="FFFFFF"/>
-          <w:lang w:val="en-CA"/>
-        </w:rPr>
-        <w:t xml:space="preserve"> </w:t>
-      </w:r>
-      <w:proofErr w:type="spellStart"/>
-      <w:r>
-        <w:rPr>
-          <w:color w:val="000000"/>
-          <w:shd w:val="clear" w:color="auto" w:fill="FFFFFF"/>
-          <w:lang w:val="en-CA"/>
-        </w:rPr>
-        <w:t>history→innovation</w:t>
-      </w:r>
-      <w:proofErr w:type="spellEnd"/>
-      <w:r>
-        <w:rPr>
-          <w:color w:val="000000"/>
-          <w:shd w:val="clear" w:color="auto" w:fill="FFFFFF"/>
-          <w:lang w:val="en-CA"/>
-        </w:rPr>
-        <w:t xml:space="preserve"> account of the Industrial Revolution is largely inconsistent with empirical time series data. </w:t>
+        <w:t xml:space="preserve">(2019). The wealth→life history→innovation account of the Industrial Revolution is largely inconsistent with empirical time series data. </w:t>
       </w:r>
       <w:r>
         <w:rPr>
@@ -16478,53 +15752,53 @@
       <w:r>
         <w:rPr>
           <w:u w:val="single"/>
-          <w:lang w:val="en-CA"/>
+          <w:lang w:val="de-DE"/>
         </w:rPr>
         <w:t>Brienza, J. P.</w:t>
       </w:r>
       <w:r>
         <w:rPr>
           <w:vertAlign w:val="superscript"/>
-          <w:lang w:val="en-CA"/>
+          <w:lang w:val="de-DE"/>
         </w:rPr>
         <w:t>*</w:t>
       </w:r>
       <w:r>
         <w:rPr>
-          <w:lang w:val="en-CA"/>
+          <w:lang w:val="de-DE"/>
         </w:rPr>
         <w:t xml:space="preserve">, </w:t>
       </w:r>
       <w:r>
         <w:rPr>
           <w:u w:val="single"/>
-          <w:lang w:val="en-CA"/>
+          <w:lang w:val="de-DE"/>
         </w:rPr>
         <w:t>Kung, F.</w:t>
       </w:r>
       <w:r>
         <w:rPr>
-          <w:lang w:val="en-CA"/>
+          <w:lang w:val="de-DE"/>
         </w:rPr>
         <w:t xml:space="preserve">, </w:t>
       </w:r>
       <w:r>
         <w:rPr>
           <w:u w:val="single"/>
-          <w:lang w:val="en-CA"/>
+          <w:lang w:val="de-DE"/>
         </w:rPr>
         <w:t>Santos, H. C</w:t>
       </w:r>
       <w:r>
         <w:rPr>
-          <w:lang w:val="en-CA"/>
+          <w:lang w:val="de-DE"/>
         </w:rPr>
         <w:t xml:space="preserve">., Bobocel, D. R, &amp; </w:t>
       </w:r>
       <w:r>
         <w:rPr>
           <w:b/>
-          <w:lang w:val="en-CA"/>
+          <w:lang w:val="de-DE"/>
         </w:rPr>
         <w:t>Grossmann, I.</w:t>
       </w:r>
@@ -16532,13 +15806,13 @@
         <w:rPr>
           <w:b/>
           <w:vertAlign w:val="superscript"/>
-          <w:lang w:val="en-CA"/>
+          <w:lang w:val="de-DE"/>
         </w:rPr>
         <w:t>*</w:t>
       </w:r>
       <w:r>
         <w:rPr>
-          <w:lang w:val="en-CA"/>
+          <w:lang w:val="de-DE"/>
         </w:rPr>
         <w:t xml:space="preserve"> (2018). </w:t>
       </w:r>
@@ -16592,21 +15866,7 @@
         <w:rPr>
           <w:lang w:val="en-CA"/>
         </w:rPr>
-        <w:t>*</w:t>
-      </w:r>
-      <w:proofErr w:type="gramStart"/>
-      <w:r>
-        <w:rPr>
-          <w:lang w:val="en-CA"/>
-        </w:rPr>
-        <w:t>corresponding</w:t>
-      </w:r>
-      <w:proofErr w:type="gramEnd"/>
-      <w:r>
-        <w:rPr>
-          <w:lang w:val="en-CA"/>
-        </w:rPr>
-        <w:t xml:space="preserve"> authors</w:t>
+        <w:t>*corresponding authors</w:t>
       </w:r>
     </w:p>
     <w:p>
@@ -16633,23 +15893,7 @@
           <w:rFonts w:eastAsia="Calibri"/>
           <w:lang w:val="en-CA" w:eastAsia="en-US"/>
         </w:rPr>
-        <w:t xml:space="preserve">., </w:t>
-      </w:r>
-      <w:proofErr w:type="spellStart"/>
-      <w:r>
-        <w:rPr>
-          <w:rFonts w:eastAsia="Calibri"/>
-          <w:lang w:val="en-CA" w:eastAsia="en-US"/>
-        </w:rPr>
-        <w:t>Cicara</w:t>
-      </w:r>
-      <w:proofErr w:type="spellEnd"/>
-      <w:r>
-        <w:rPr>
-          <w:rFonts w:eastAsia="Calibri"/>
-          <w:lang w:val="en-CA" w:eastAsia="en-US"/>
-        </w:rPr>
-        <w:t xml:space="preserve">, M., </w:t>
+        <w:t xml:space="preserve">., Cicara, M., </w:t>
       </w:r>
       <w:r>
         <w:rPr>
@@ -16674,21 +15918,12 @@
         </w:rPr>
         <w:t xml:space="preserve"> </w:t>
       </w:r>
-      <w:proofErr w:type="spellStart"/>
       <w:r>
         <w:rPr>
           <w:rFonts w:eastAsia="Calibri"/>
           <w:lang w:val="en-CA" w:eastAsia="en-US"/>
         </w:rPr>
-        <w:t>Schegel</w:t>
-      </w:r>
-      <w:proofErr w:type="spellEnd"/>
-      <w:r>
-        <w:rPr>
-          <w:rFonts w:eastAsia="Calibri"/>
-          <w:lang w:val="en-CA" w:eastAsia="en-US"/>
-        </w:rPr>
-        <w:t>, R. (</w:t>
+        <w:t>Schegel, R. (</w:t>
       </w:r>
       <w:r>
         <w:rPr>
@@ -17084,21 +16319,12 @@
         </w:rPr>
         <w:t xml:space="preserve"> </w:t>
       </w:r>
-      <w:proofErr w:type="spellStart"/>
       <w:r>
         <w:rPr>
           <w:u w:val="single"/>
           <w:lang w:val="en-CA"/>
         </w:rPr>
-        <w:t>Jowhari</w:t>
-      </w:r>
-      <w:proofErr w:type="spellEnd"/>
-      <w:r>
-        <w:rPr>
-          <w:u w:val="single"/>
-          <w:lang w:val="en-CA"/>
-        </w:rPr>
-        <w:t>, N.</w:t>
+        <w:t>Jowhari, N.</w:t>
       </w:r>
       <w:r>
         <w:rPr>
@@ -17141,49 +16367,7 @@
         <w:rPr>
           <w:lang w:val="en-CA"/>
         </w:rPr>
-        <w:t xml:space="preserve">Leckelt, M., Wetzel, E., Gerlach, T. M., Ackerman, R. A., Miller, J. D., Chopik, W. J., Penke, L., </w:t>
-      </w:r>
-      <w:proofErr w:type="spellStart"/>
-      <w:r>
-        <w:rPr>
-          <w:lang w:val="en-CA"/>
-        </w:rPr>
-        <w:t>Geukes</w:t>
-      </w:r>
-      <w:proofErr w:type="spellEnd"/>
-      <w:r>
-        <w:rPr>
-          <w:lang w:val="en-CA"/>
-        </w:rPr>
-        <w:t xml:space="preserve">, K., Kuefner, A. C.P., </w:t>
-      </w:r>
-      <w:proofErr w:type="spellStart"/>
-      <w:r>
-        <w:rPr>
-          <w:lang w:val="en-CA"/>
-        </w:rPr>
-        <w:t>Hutteman</w:t>
-      </w:r>
-      <w:proofErr w:type="spellEnd"/>
-      <w:r>
-        <w:rPr>
-          <w:lang w:val="en-CA"/>
-        </w:rPr>
-        <w:t xml:space="preserve">, R., Richter, D., Renner, K., </w:t>
-      </w:r>
-      <w:proofErr w:type="spellStart"/>
-      <w:r>
-        <w:rPr>
-          <w:lang w:val="en-CA"/>
-        </w:rPr>
-        <w:t>Allroggen</w:t>
-      </w:r>
-      <w:proofErr w:type="spellEnd"/>
-      <w:r>
-        <w:rPr>
-          <w:lang w:val="en-CA"/>
-        </w:rPr>
-        <w:t xml:space="preserve">, M., Brecheen, C., Campbell, W. K., </w:t>
+        <w:t xml:space="preserve">Leckelt, M., Wetzel, E., Gerlach, T. M., Ackerman, R. A., Miller, J. D., Chopik, W. J., Penke, L., Geukes, K., Kuefner, A. C.P., Hutteman, R., Richter, D., Renner, K., Allroggen, M., Brecheen, C., Campbell, W. K., </w:t>
       </w:r>
       <w:r>
         <w:rPr>
@@ -17317,21 +16501,7 @@
         <w:rPr>
           <w:lang w:val="en-CA"/>
         </w:rPr>
-        <w:t>*</w:t>
-      </w:r>
-      <w:proofErr w:type="gramStart"/>
-      <w:r>
-        <w:rPr>
-          <w:lang w:val="en-CA"/>
-        </w:rPr>
-        <w:t>corresponding</w:t>
-      </w:r>
-      <w:proofErr w:type="gramEnd"/>
-      <w:r>
-        <w:rPr>
-          <w:lang w:val="en-CA"/>
-        </w:rPr>
-        <w:t xml:space="preserve"> author</w:t>
+        <w:t>*corresponding author</w:t>
       </w:r>
     </w:p>
     <w:p>
@@ -17360,21 +16530,7 @@
         <w:rPr>
           <w:lang w:val="en-CA"/>
         </w:rPr>
-        <w:t xml:space="preserve"> (</w:t>
-      </w:r>
-      <w:proofErr w:type="spellStart"/>
-      <w:r>
-        <w:rPr>
-          <w:lang w:val="en-CA"/>
-        </w:rPr>
-        <w:t>McPhetres</w:t>
-      </w:r>
-      <w:proofErr w:type="spellEnd"/>
-      <w:r>
-        <w:rPr>
-          <w:lang w:val="en-CA"/>
-        </w:rPr>
-        <w:t>, 2019)</w:t>
+        <w:t xml:space="preserve"> (McPhetres, 2019)</w:t>
       </w:r>
     </w:p>
     <w:p>
@@ -17399,7 +16555,6 @@
         </w:rPr>
         <w:t xml:space="preserve">featured in </w:t>
       </w:r>
-      <w:proofErr w:type="gramStart"/>
       <w:r>
         <w:rPr>
           <w:i/>
@@ -17408,7 +16563,6 @@
         </w:rPr>
         <w:t>Science</w:t>
       </w:r>
-      <w:proofErr w:type="gramEnd"/>
       <w:r>
         <w:rPr>
           <w:lang w:val="en-CA"/>
@@ -17431,23 +16585,7 @@
           <w:rFonts w:eastAsia="Calibri"/>
           <w:lang w:val="en-CA" w:eastAsia="en-US"/>
         </w:rPr>
-        <w:t xml:space="preserve">De Freitas, J., </w:t>
-      </w:r>
-      <w:proofErr w:type="spellStart"/>
-      <w:r>
-        <w:rPr>
-          <w:rFonts w:eastAsia="Calibri"/>
-          <w:lang w:val="en-CA" w:eastAsia="en-US"/>
-        </w:rPr>
-        <w:t>Cicara</w:t>
-      </w:r>
-      <w:proofErr w:type="spellEnd"/>
-      <w:r>
-        <w:rPr>
-          <w:rFonts w:eastAsia="Calibri"/>
-          <w:lang w:val="en-CA" w:eastAsia="en-US"/>
-        </w:rPr>
-        <w:t xml:space="preserve">, M., </w:t>
+        <w:t xml:space="preserve">De Freitas, J., Cicara, M., </w:t>
       </w:r>
       <w:r>
         <w:rPr>
@@ -17472,21 +16610,12 @@
         </w:rPr>
         <w:t xml:space="preserve"> </w:t>
       </w:r>
-      <w:proofErr w:type="spellStart"/>
       <w:r>
         <w:rPr>
           <w:rFonts w:eastAsia="Calibri"/>
           <w:lang w:val="en-CA" w:eastAsia="en-US"/>
         </w:rPr>
-        <w:t>Schegel</w:t>
-      </w:r>
-      <w:proofErr w:type="spellEnd"/>
-      <w:r>
-        <w:rPr>
-          <w:rFonts w:eastAsia="Calibri"/>
-          <w:lang w:val="en-CA" w:eastAsia="en-US"/>
-        </w:rPr>
-        <w:t xml:space="preserve">, R. (2017). Origins of the belief in Good True Selves. </w:t>
+        <w:t xml:space="preserve">Schegel, R. (2017). Origins of the belief in Good True Selves. </w:t>
       </w:r>
       <w:r>
         <w:rPr>
@@ -17874,23 +17003,7 @@
           <w:rFonts w:eastAsia="Calibri"/>
           <w:lang w:val="en-CA" w:eastAsia="en-US"/>
         </w:rPr>
-        <w:t xml:space="preserve">Divergent life histories and other ecological adaptations: Examples of social class differences in attention, cognition, and </w:t>
-      </w:r>
-      <w:proofErr w:type="spellStart"/>
-      <w:r>
-        <w:rPr>
-          <w:rFonts w:eastAsia="Calibri"/>
-          <w:lang w:val="en-CA" w:eastAsia="en-US"/>
-        </w:rPr>
-        <w:t>attunement</w:t>
-      </w:r>
-      <w:proofErr w:type="spellEnd"/>
-      <w:r>
-        <w:rPr>
-          <w:rFonts w:eastAsia="Calibri"/>
-          <w:lang w:val="en-CA" w:eastAsia="en-US"/>
-        </w:rPr>
-        <w:t xml:space="preserve"> to others. </w:t>
+        <w:t xml:space="preserve">Divergent life histories and other ecological adaptations: Examples of social class differences in attention, cognition, and attunement to others. </w:t>
       </w:r>
       <w:r>
         <w:rPr>
@@ -18031,21 +17144,7 @@
         <w:rPr>
           <w:lang w:val="en-CA"/>
         </w:rPr>
-        <w:t>*</w:t>
-      </w:r>
-      <w:proofErr w:type="gramStart"/>
-      <w:r>
-        <w:rPr>
-          <w:lang w:val="en-CA"/>
-        </w:rPr>
-        <w:t>corresponding</w:t>
-      </w:r>
-      <w:proofErr w:type="gramEnd"/>
-      <w:r>
-        <w:rPr>
-          <w:lang w:val="en-CA"/>
-        </w:rPr>
-        <w:t xml:space="preserve"> authors</w:t>
+        <w:t>*corresponding authors</w:t>
       </w:r>
     </w:p>
     <w:p>
@@ -18124,21 +17223,7 @@
         <w:rPr>
           <w:lang w:val="en-CA"/>
         </w:rPr>
-        <w:t>*</w:t>
-      </w:r>
-      <w:proofErr w:type="gramStart"/>
-      <w:r>
-        <w:rPr>
-          <w:lang w:val="en-CA"/>
-        </w:rPr>
-        <w:t>corresponding</w:t>
-      </w:r>
-      <w:proofErr w:type="gramEnd"/>
-      <w:r>
-        <w:rPr>
-          <w:lang w:val="en-CA"/>
-        </w:rPr>
-        <w:t xml:space="preserve"> authors</w:t>
+        <w:t>*corresponding authors</w:t>
       </w:r>
     </w:p>
     <w:p>
@@ -18216,21 +17301,7 @@
         <w:rPr>
           <w:lang w:val="en-CA"/>
         </w:rPr>
-        <w:t>. *</w:t>
-      </w:r>
-      <w:proofErr w:type="gramStart"/>
-      <w:r>
-        <w:rPr>
-          <w:lang w:val="en-CA"/>
-        </w:rPr>
-        <w:t>corresponding</w:t>
-      </w:r>
-      <w:proofErr w:type="gramEnd"/>
-      <w:r>
-        <w:rPr>
-          <w:lang w:val="en-CA"/>
-        </w:rPr>
-        <w:t xml:space="preserve"> authors</w:t>
+        <w:t>. *corresponding authors</w:t>
       </w:r>
     </w:p>
     <w:p>
@@ -18948,21 +18019,7 @@
         <w:rPr>
           <w:lang w:val="en-CA"/>
         </w:rPr>
-        <w:t xml:space="preserve">Ford, B. Q., Dmitrieva, J. O., Heller, D., </w:t>
-      </w:r>
-      <w:proofErr w:type="spellStart"/>
-      <w:r>
-        <w:rPr>
-          <w:lang w:val="en-CA"/>
-        </w:rPr>
-        <w:t>Chentsova</w:t>
-      </w:r>
-      <w:proofErr w:type="spellEnd"/>
-      <w:r>
-        <w:rPr>
-          <w:lang w:val="en-CA"/>
-        </w:rPr>
-        <w:t xml:space="preserve">-Dutton, Y., </w:t>
+        <w:t xml:space="preserve">Ford, B. Q., Dmitrieva, J. O., Heller, D., Chentsova-Dutton, Y., </w:t>
       </w:r>
       <w:r>
         <w:rPr>
@@ -19334,35 +18391,7 @@
         <w:rPr>
           <w:lang w:val="en-CA"/>
         </w:rPr>
-        <w:t xml:space="preserve">It pays to be nice, but not </w:t>
-      </w:r>
-      <w:proofErr w:type="gramStart"/>
-      <w:r>
-        <w:rPr>
-          <w:lang w:val="en-CA"/>
-        </w:rPr>
-        <w:t>really nice</w:t>
-      </w:r>
-      <w:proofErr w:type="gramEnd"/>
-      <w:r>
-        <w:rPr>
-          <w:lang w:val="en-CA"/>
-        </w:rPr>
-        <w:t xml:space="preserve">: Asymmetric reputations from </w:t>
-      </w:r>
-      <w:proofErr w:type="spellStart"/>
-      <w:r>
-        <w:rPr>
-          <w:lang w:val="en-CA"/>
-        </w:rPr>
-        <w:t>prosociality</w:t>
-      </w:r>
-      <w:proofErr w:type="spellEnd"/>
-      <w:r>
-        <w:rPr>
-          <w:lang w:val="en-CA"/>
-        </w:rPr>
-        <w:t xml:space="preserve"> across 7 countries. </w:t>
+        <w:t xml:space="preserve">It pays to be nice, but not really nice: Asymmetric reputations from prosociality across 7 countries. </w:t>
       </w:r>
       <w:r>
         <w:rPr>
@@ -19536,37 +18565,21 @@
           <w:iCs/>
           <w:lang w:val="en-CA"/>
         </w:rPr>
-        <w:t xml:space="preserve">-up for the </w:t>
-      </w:r>
-      <w:proofErr w:type="spellStart"/>
+        <w:t>-up for the Neuro</w:t>
+      </w:r>
       <w:r>
         <w:rPr>
           <w:iCs/>
           <w:lang w:val="en-CA"/>
         </w:rPr>
-        <w:t>Neuro</w:t>
+        <w:t>L</w:t>
       </w:r>
       <w:r>
         <w:rPr>
           <w:iCs/>
           <w:lang w:val="en-CA"/>
         </w:rPr>
-        <w:t>L</w:t>
-      </w:r>
-      <w:r>
-        <w:rPr>
-          <w:iCs/>
-          <w:lang w:val="en-CA"/>
-        </w:rPr>
-        <w:t>eadership</w:t>
-      </w:r>
-      <w:proofErr w:type="spellEnd"/>
-      <w:r>
-        <w:rPr>
-          <w:iCs/>
-          <w:lang w:val="en-CA"/>
-        </w:rPr>
-        <w:t xml:space="preserve"> Award (2015)</w:t>
+        <w:t>eadership Award (2015)</w:t>
       </w:r>
       <w:r>
         <w:rPr>
@@ -20333,21 +19346,7 @@
         <w:rPr>
           <w:lang w:val="en-CA"/>
         </w:rPr>
-        <w:t xml:space="preserve">, &amp; Kitayama, S. (2012). When gift-giving produces dissonance: Effects of subliminal affiliation priming on choices for </w:t>
-      </w:r>
-      <w:proofErr w:type="gramStart"/>
-      <w:r>
-        <w:rPr>
-          <w:lang w:val="en-CA"/>
-        </w:rPr>
-        <w:t>one's self</w:t>
-      </w:r>
-      <w:proofErr w:type="gramEnd"/>
-      <w:r>
-        <w:rPr>
-          <w:lang w:val="en-CA"/>
-        </w:rPr>
-        <w:t xml:space="preserve"> versus close others. </w:t>
+        <w:t xml:space="preserve">, &amp; Kitayama, S. (2012). When gift-giving produces dissonance: Effects of subliminal affiliation priming on choices for one's self versus close others. </w:t>
       </w:r>
       <w:r>
         <w:rPr>
@@ -20398,21 +19397,7 @@
         <w:rPr>
           <w:lang w:val="en-CA"/>
         </w:rPr>
-        <w:t xml:space="preserve"> </w:t>
-      </w:r>
-      <w:proofErr w:type="gramStart"/>
-      <w:r>
-        <w:rPr>
-          <w:lang w:val="en-CA"/>
-        </w:rPr>
-        <w:t>both</w:t>
-      </w:r>
-      <w:proofErr w:type="gramEnd"/>
-      <w:r>
-        <w:rPr>
-          <w:lang w:val="en-CA"/>
-        </w:rPr>
-        <w:t xml:space="preserve"> authors contributed equally to this research</w:t>
+        <w:t xml:space="preserve"> both authors contributed equally to this research</w:t>
       </w:r>
     </w:p>
     <w:p>
@@ -20628,21 +19613,7 @@
         <w:rPr>
           <w:lang w:val="en-CA"/>
         </w:rPr>
-        <w:t xml:space="preserve"> </w:t>
-      </w:r>
-      <w:proofErr w:type="gramStart"/>
-      <w:r>
-        <w:rPr>
-          <w:lang w:val="en-CA"/>
-        </w:rPr>
-        <w:t>both</w:t>
-      </w:r>
-      <w:proofErr w:type="gramEnd"/>
-      <w:r>
-        <w:rPr>
-          <w:lang w:val="en-CA"/>
-        </w:rPr>
-        <w:t xml:space="preserve"> authors contributed equally to this research</w:t>
+        <w:t xml:space="preserve"> both authors contributed equally to this research</w:t>
       </w:r>
       <w:r>
         <w:rPr>
@@ -21007,18 +19978,8 @@
           <w:iCs/>
           <w:lang w:val="en-CA"/>
         </w:rPr>
-        <w:t> </w:t>
-      </w:r>
-      <w:proofErr w:type="gramStart"/>
-      <w:r>
-        <w:rPr>
-          <w:i/>
-          <w:iCs/>
-          <w:lang w:val="en-CA"/>
-        </w:rPr>
-        <w:t>Science</w:t>
-      </w:r>
-      <w:proofErr w:type="gramEnd"/>
+        <w:t> Science</w:t>
+      </w:r>
       <w:r>
         <w:rPr>
           <w:iCs/>
@@ -21479,21 +20440,7 @@
         <w:rPr>
           <w:lang w:val="en-CA"/>
         </w:rPr>
-        <w:t xml:space="preserve">, </w:t>
-      </w:r>
-      <w:proofErr w:type="spellStart"/>
-      <w:r>
-        <w:rPr>
-          <w:lang w:val="en-CA"/>
-        </w:rPr>
-        <w:t>Katunar</w:t>
-      </w:r>
-      <w:proofErr w:type="spellEnd"/>
-      <w:r>
-        <w:rPr>
-          <w:lang w:val="en-CA"/>
-        </w:rPr>
-        <w:t xml:space="preserve">, D., Nisbett, R.E., &amp; Kitayama, S. (2008). Holism in a European </w:t>
+        <w:t xml:space="preserve">, Katunar, D., Nisbett, R.E., &amp; Kitayama, S. (2008). Holism in a European </w:t>
       </w:r>
       <w:r>
         <w:rPr>
@@ -22079,21 +21026,7 @@
         <w:rPr>
           <w:lang w:val="en-CA"/>
         </w:rPr>
-        <w:t>). Evidence-based training of wisdom in business and management: Use of scientific insights about malleability of practical wisdom for rigorous interventions. In B. Schwartz, C. Bernacchio, C. González-</w:t>
-      </w:r>
-      <w:proofErr w:type="spellStart"/>
-      <w:r>
-        <w:rPr>
-          <w:lang w:val="en-CA"/>
-        </w:rPr>
-        <w:t>Cantón</w:t>
-      </w:r>
-      <w:proofErr w:type="spellEnd"/>
-      <w:r>
-        <w:rPr>
-          <w:lang w:val="en-CA"/>
-        </w:rPr>
-        <w:t xml:space="preserve"> &amp; A. Robson (Eds.), </w:t>
+        <w:t xml:space="preserve">). Evidence-based training of wisdom in business and management: Use of scientific insights about malleability of practical wisdom for rigorous interventions. In B. Schwartz, C. Bernacchio, C. González-Cantón &amp; A. Robson (Eds.), </w:t>
       </w:r>
       <w:r>
         <w:rPr>
@@ -22265,21 +21198,7 @@
         <w:rPr>
           <w:lang w:val="en-CA"/>
         </w:rPr>
-        <w:t xml:space="preserve">Culture, cognition and cultural change in social class. In W. H. Brekhus &amp; G. </w:t>
-      </w:r>
-      <w:proofErr w:type="spellStart"/>
-      <w:r>
-        <w:rPr>
-          <w:lang w:val="en-CA"/>
-        </w:rPr>
-        <w:t>Ingatow</w:t>
-      </w:r>
-      <w:proofErr w:type="spellEnd"/>
-      <w:r>
-        <w:rPr>
-          <w:lang w:val="en-CA"/>
-        </w:rPr>
-        <w:t xml:space="preserve"> (Eds.), </w:t>
+        <w:t xml:space="preserve">Culture, cognition and cultural change in social class. In W. H. Brekhus &amp; G. Ingatow (Eds.), </w:t>
       </w:r>
       <w:r>
         <w:rPr>
@@ -22790,21 +21709,7 @@
         <w:rPr>
           <w:lang w:val="en-CA"/>
         </w:rPr>
-        <w:t xml:space="preserve"> (2018). The role of culture in understanding and evaluating emotional intelligence. In K. V. Keefer, J. D. Parker, &amp; D. H. </w:t>
-      </w:r>
-      <w:proofErr w:type="spellStart"/>
-      <w:r>
-        <w:rPr>
-          <w:lang w:val="en-CA"/>
-        </w:rPr>
-        <w:t>Saklofske</w:t>
-      </w:r>
-      <w:proofErr w:type="spellEnd"/>
-      <w:r>
-        <w:rPr>
-          <w:lang w:val="en-CA"/>
-        </w:rPr>
-        <w:t xml:space="preserve"> (Eds.). </w:t>
+        <w:t xml:space="preserve"> (2018). The role of culture in understanding and evaluating emotional intelligence. In K. V. Keefer, J. D. Parker, &amp; D. H. Saklofske (Eds.). </w:t>
       </w:r>
       <w:r>
         <w:rPr>
@@ -23518,21 +22423,7 @@
               <w:rPr>
                 <w:lang w:val="en-CA"/>
               </w:rPr>
-              <w:t xml:space="preserve">Jnana </w:t>
-            </w:r>
-            <w:proofErr w:type="spellStart"/>
-            <w:r>
-              <w:rPr>
-                <w:lang w:val="en-CA"/>
-              </w:rPr>
-              <w:t>Prabodhini</w:t>
-            </w:r>
-            <w:proofErr w:type="spellEnd"/>
-            <w:r>
-              <w:rPr>
-                <w:lang w:val="en-CA"/>
-              </w:rPr>
-              <w:t xml:space="preserve"> Social Science Study Centre, Pune, India</w:t>
+              <w:t>Jnana Prabodhini Social Science Study Centre, Pune, India</w:t>
             </w:r>
           </w:p>
         </w:tc>
@@ -23587,23 +22478,7 @@
               <w:rPr>
                 <w:lang w:val="en-CA"/>
               </w:rPr>
-              <w:t xml:space="preserve">Department of Humanities &amp; Social </w:t>
-            </w:r>
-            <w:proofErr w:type="spellStart"/>
-            <w:proofErr w:type="gramStart"/>
-            <w:r>
-              <w:rPr>
-                <w:lang w:val="en-CA"/>
-              </w:rPr>
-              <w:t>Sciences,Mumbai</w:t>
-            </w:r>
-            <w:proofErr w:type="spellEnd"/>
-            <w:proofErr w:type="gramEnd"/>
-            <w:r>
-              <w:rPr>
-                <w:lang w:val="en-CA"/>
-              </w:rPr>
-              <w:t>, India</w:t>
+              <w:t>Department of Humanities &amp; Social Sciences,Mumbai, India</w:t>
             </w:r>
           </w:p>
         </w:tc>
@@ -23715,19 +22590,11 @@
                 <w:lang w:val="en-CA"/>
               </w:rPr>
             </w:pPr>
-            <w:proofErr w:type="spellStart"/>
-            <w:r>
-              <w:rPr>
-                <w:lang w:val="en-CA"/>
-              </w:rPr>
-              <w:t>TUDelft</w:t>
-            </w:r>
-            <w:proofErr w:type="spellEnd"/>
-            <w:r>
-              <w:rPr>
-                <w:lang w:val="en-CA"/>
-              </w:rPr>
-              <w:t xml:space="preserve">, </w:t>
+            <w:r>
+              <w:rPr>
+                <w:lang w:val="en-CA"/>
+              </w:rPr>
+              <w:t xml:space="preserve">TUDelft, </w:t>
             </w:r>
             <w:r>
               <w:rPr>
@@ -24644,47 +23511,11 @@
                 <w:lang w:val="en-CA"/>
               </w:rPr>
             </w:pPr>
-            <w:proofErr w:type="spellStart"/>
-            <w:r>
-              <w:rPr>
-                <w:lang w:val="en-CA"/>
-              </w:rPr>
-              <w:t>Iscte</w:t>
-            </w:r>
-            <w:proofErr w:type="spellEnd"/>
-            <w:r>
-              <w:rPr>
-                <w:lang w:val="en-CA"/>
-              </w:rPr>
-              <w:t xml:space="preserve"> – Instituto </w:t>
-            </w:r>
-            <w:proofErr w:type="spellStart"/>
-            <w:r>
-              <w:rPr>
-                <w:lang w:val="en-CA"/>
-              </w:rPr>
-              <w:t>Universitário</w:t>
-            </w:r>
-            <w:proofErr w:type="spellEnd"/>
-            <w:r>
-              <w:rPr>
-                <w:lang w:val="en-CA"/>
-              </w:rPr>
-              <w:t xml:space="preserve"> de Lisboa, </w:t>
-            </w:r>
-            <w:proofErr w:type="spellStart"/>
-            <w:r>
-              <w:rPr>
-                <w:lang w:val="en-CA"/>
-              </w:rPr>
-              <w:t>SocioDigital</w:t>
-            </w:r>
-            <w:proofErr w:type="spellEnd"/>
-            <w:r>
-              <w:rPr>
-                <w:lang w:val="en-CA"/>
-              </w:rPr>
-              <w:t xml:space="preserve"> Lab for Public Policy</w:t>
+            <w:r>
+              <w:rPr>
+                <w:lang w:val="en-CA"/>
+              </w:rPr>
+              <w:t>Iscte – Instituto Universitário de Lisboa, SocioDigital Lab for Public Policy</w:t>
             </w:r>
           </w:p>
         </w:tc>
@@ -24791,33 +23622,11 @@
               </w:rPr>
               <w:t xml:space="preserve">), </w:t>
             </w:r>
-            <w:proofErr w:type="spellStart"/>
-            <w:r>
-              <w:rPr>
-                <w:lang w:val="en-CA"/>
-              </w:rPr>
-              <w:t>EQuity</w:t>
-            </w:r>
-            <w:proofErr w:type="spellEnd"/>
-            <w:r>
-              <w:rPr>
-                <w:lang w:val="en-CA"/>
-              </w:rPr>
-              <w:t xml:space="preserve"> &amp; </w:t>
-            </w:r>
-            <w:proofErr w:type="spellStart"/>
-            <w:r>
-              <w:rPr>
-                <w:lang w:val="en-CA"/>
-              </w:rPr>
-              <w:t>EQuality</w:t>
-            </w:r>
-            <w:proofErr w:type="spellEnd"/>
-            <w:r>
-              <w:rPr>
-                <w:lang w:val="en-CA"/>
-              </w:rPr>
-              <w:t xml:space="preserve"> Using AI and Learning </w:t>
+            <w:r>
+              <w:rPr>
+                <w:lang w:val="en-CA"/>
+              </w:rPr>
+              <w:t xml:space="preserve">EQuity &amp; EQuality Using AI and Learning </w:t>
             </w:r>
             <w:r>
               <w:rPr>
@@ -25117,21 +23926,7 @@
               <w:rPr>
                 <w:lang w:val="en-CA"/>
               </w:rPr>
-              <w:t xml:space="preserve">MIT </w:t>
-            </w:r>
-            <w:proofErr w:type="spellStart"/>
-            <w:r>
-              <w:rPr>
-                <w:lang w:val="en-CA"/>
-              </w:rPr>
-              <w:t>FutureTech</w:t>
-            </w:r>
-            <w:proofErr w:type="spellEnd"/>
-            <w:r>
-              <w:rPr>
-                <w:lang w:val="en-CA"/>
-              </w:rPr>
-              <w:t xml:space="preserve">, </w:t>
+              <w:t xml:space="preserve">MIT FutureTech, </w:t>
             </w:r>
             <w:r>
               <w:rPr>
@@ -26353,63 +25148,7 @@
               <w:rPr>
                 <w:lang w:val="en-CA"/>
               </w:rPr>
-              <w:t>University of Granada, Spain, “</w:t>
-            </w:r>
-            <w:proofErr w:type="spellStart"/>
-            <w:r>
-              <w:rPr>
-                <w:lang w:val="en-CA"/>
-              </w:rPr>
-              <w:t>Perspectivas</w:t>
-            </w:r>
-            <w:proofErr w:type="spellEnd"/>
-            <w:r>
-              <w:rPr>
-                <w:lang w:val="en-CA"/>
-              </w:rPr>
-              <w:t xml:space="preserve"> del </w:t>
-            </w:r>
-            <w:proofErr w:type="spellStart"/>
-            <w:r>
-              <w:rPr>
-                <w:lang w:val="en-CA"/>
-              </w:rPr>
-              <w:t>Máster</w:t>
-            </w:r>
-            <w:proofErr w:type="spellEnd"/>
-            <w:r>
-              <w:rPr>
-                <w:lang w:val="en-CA"/>
-              </w:rPr>
-              <w:t xml:space="preserve"> </w:t>
-            </w:r>
-            <w:proofErr w:type="spellStart"/>
-            <w:r>
-              <w:rPr>
-                <w:lang w:val="en-CA"/>
-              </w:rPr>
-              <w:t>en</w:t>
-            </w:r>
-            <w:proofErr w:type="spellEnd"/>
-            <w:r>
-              <w:rPr>
-                <w:lang w:val="en-CA"/>
-              </w:rPr>
-              <w:t xml:space="preserve"> Neurociencia </w:t>
-            </w:r>
-            <w:proofErr w:type="spellStart"/>
-            <w:r>
-              <w:rPr>
-                <w:lang w:val="en-CA"/>
-              </w:rPr>
-              <w:t>Cognitiva</w:t>
-            </w:r>
-            <w:proofErr w:type="spellEnd"/>
-            <w:r>
-              <w:rPr>
-                <w:lang w:val="en-CA"/>
-              </w:rPr>
-              <w:t>” Seminar</w:t>
+              <w:t>University of Granada, Spain, “Perspectivas del Máster en Neurociencia Cognitiva” Seminar</w:t>
             </w:r>
           </w:p>
         </w:tc>
@@ -26827,7 +25566,6 @@
               </w:rPr>
             </w:pPr>
             <w:hyperlink r:id="rId49" w:history="1">
-              <w:proofErr w:type="spellStart"/>
               <w:r>
                 <w:rPr>
                   <w:rStyle w:val="Hyperlink"/>
@@ -26835,7 +25573,6 @@
                 </w:rPr>
                 <w:t>CanCOVID</w:t>
               </w:r>
-              <w:proofErr w:type="spellEnd"/>
             </w:hyperlink>
           </w:p>
         </w:tc>
@@ -28274,21 +27011,7 @@
               <w:rPr>
                 <w:lang w:val="en-CA"/>
               </w:rPr>
-              <w:t xml:space="preserve">Alpen-Adria-University Klagenfurt, </w:t>
-            </w:r>
-            <w:proofErr w:type="gramStart"/>
-            <w:r>
-              <w:rPr>
-                <w:lang w:val="en-CA"/>
-              </w:rPr>
-              <w:t>Austria,  Department</w:t>
-            </w:r>
-            <w:proofErr w:type="gramEnd"/>
-            <w:r>
-              <w:rPr>
-                <w:lang w:val="en-CA"/>
-              </w:rPr>
-              <w:t xml:space="preserve"> of Psychology </w:t>
+              <w:t xml:space="preserve">Alpen-Adria-University Klagenfurt, Austria,  Department of Psychology </w:t>
             </w:r>
           </w:p>
         </w:tc>
@@ -28774,44 +27497,8 @@
               <w:rPr>
                 <w:lang w:val="en-CA"/>
               </w:rPr>
-              <w:t xml:space="preserve">University of Lausanne, CH, Programme Doctoral </w:t>
-            </w:r>
-            <w:proofErr w:type="spellStart"/>
-            <w:r>
-              <w:rPr>
-                <w:lang w:val="en-CA"/>
-              </w:rPr>
-              <w:t>Romande</w:t>
-            </w:r>
-            <w:proofErr w:type="spellEnd"/>
-            <w:r>
-              <w:rPr>
-                <w:lang w:val="en-CA"/>
-              </w:rPr>
-              <w:t xml:space="preserve"> </w:t>
-            </w:r>
-            <w:proofErr w:type="spellStart"/>
-            <w:r>
-              <w:rPr>
-                <w:lang w:val="en-CA"/>
-              </w:rPr>
-              <w:t>en</w:t>
-            </w:r>
-            <w:proofErr w:type="spellEnd"/>
-            <w:r>
-              <w:rPr>
-                <w:lang w:val="en-CA"/>
-              </w:rPr>
-              <w:t xml:space="preserve"> </w:t>
-            </w:r>
-            <w:proofErr w:type="spellStart"/>
-            <w:r>
-              <w:rPr>
-                <w:lang w:val="en-CA"/>
-              </w:rPr>
-              <w:t>Psychologie</w:t>
-            </w:r>
-            <w:proofErr w:type="spellEnd"/>
+              <w:t>University of Lausanne, CH, Programme Doctoral Romande en Psychologie</w:t>
+            </w:r>
           </w:p>
         </w:tc>
       </w:tr>
@@ -29484,14 +28171,7 @@
               <w:rPr>
                 <w:lang w:val="en-CA"/>
               </w:rPr>
-              <w:t xml:space="preserve">Transformation in a Time of </w:t>
-            </w:r>
-            <w:proofErr w:type="spellStart"/>
-            <w:r>
-              <w:rPr>
-                <w:lang w:val="en-CA"/>
-              </w:rPr>
-              <w:t>Metacrisi</w:t>
+              <w:t>Transformation in a Time of Metacrisi</w:t>
             </w:r>
             <w:r>
               <w:rPr>
@@ -29499,7 +28179,6 @@
               </w:rPr>
               <w:t>s</w:t>
             </w:r>
-            <w:proofErr w:type="spellEnd"/>
           </w:p>
         </w:tc>
       </w:tr>
@@ -29561,19 +28240,11 @@
               </w:rPr>
               <w:t xml:space="preserve">the </w:t>
             </w:r>
-            <w:proofErr w:type="gramStart"/>
-            <w:r>
-              <w:rPr>
-                <w:lang w:val="en-CA"/>
-              </w:rPr>
-              <w:t>mini-symposium</w:t>
-            </w:r>
-            <w:proofErr w:type="gramEnd"/>
-            <w:r>
-              <w:rPr>
-                <w:lang w:val="en-CA"/>
-              </w:rPr>
-              <w:t xml:space="preserve"> “</w:t>
+            <w:r>
+              <w:rPr>
+                <w:lang w:val="en-CA"/>
+              </w:rPr>
+              <w:t>mini-symposium “</w:t>
             </w:r>
             <w:r>
               <w:rPr>
@@ -29894,14 +28565,12 @@
               </w:rPr>
               <w:t xml:space="preserve">Invited Panelist for the debate on “The Viability of Using LLMs in Higher Education” conference, </w:t>
             </w:r>
-            <w:proofErr w:type="spellStart"/>
             <w:r>
               <w:rPr>
                 <w:lang w:val="en-CA"/>
               </w:rPr>
               <w:t>JeXed</w:t>
             </w:r>
-            <w:proofErr w:type="spellEnd"/>
             <w:r>
               <w:rPr>
                 <w:lang w:val="en-CA"/>
@@ -30245,19 +28914,11 @@
               </w:rPr>
               <w:t xml:space="preserve">Toronto Metropolitan University, CERC Migration, invited paper at the </w:t>
             </w:r>
-            <w:proofErr w:type="gramStart"/>
-            <w:r>
-              <w:rPr>
-                <w:lang w:val="en-CA"/>
-              </w:rPr>
-              <w:t>International</w:t>
-            </w:r>
-            <w:proofErr w:type="gramEnd"/>
-            <w:r>
-              <w:rPr>
-                <w:lang w:val="en-CA"/>
-              </w:rPr>
-              <w:t xml:space="preserve"> </w:t>
+            <w:r>
+              <w:rPr>
+                <w:lang w:val="en-CA"/>
+              </w:rPr>
+              <w:t xml:space="preserve">International </w:t>
             </w:r>
             <w:r>
               <w:rPr>
@@ -30507,21 +29168,7 @@
               <w:rPr>
                 <w:lang w:val="en-CA"/>
               </w:rPr>
-              <w:t xml:space="preserve">McGill University, Centre for the Convergence of Health and Economics, </w:t>
-            </w:r>
-            <w:proofErr w:type="gramStart"/>
-            <w:r>
-              <w:rPr>
-                <w:lang w:val="en-CA"/>
-              </w:rPr>
-              <w:t>Invited</w:t>
-            </w:r>
-            <w:proofErr w:type="gramEnd"/>
-            <w:r>
-              <w:rPr>
-                <w:lang w:val="en-CA"/>
-              </w:rPr>
-              <w:t xml:space="preserve"> panelist at the </w:t>
+              <w:t xml:space="preserve">McGill University, Centre for the Convergence of Health and Economics, Invited panelist at the </w:t>
             </w:r>
             <w:r>
               <w:rPr>
@@ -31058,21 +29705,7 @@
               <w:rPr>
                 <w:lang w:val="en-CA"/>
               </w:rPr>
-              <w:t xml:space="preserve"> on “</w:t>
-            </w:r>
-            <w:proofErr w:type="spellStart"/>
-            <w:r>
-              <w:rPr>
-                <w:lang w:val="en-CA"/>
-              </w:rPr>
-              <w:t>Neuroethics</w:t>
-            </w:r>
-            <w:proofErr w:type="spellEnd"/>
-            <w:r>
-              <w:rPr>
-                <w:lang w:val="en-CA"/>
-              </w:rPr>
-              <w:t xml:space="preserve">, free will, and the self” </w:t>
+              <w:t xml:space="preserve"> on “Neuroethics, free will, and the self” </w:t>
             </w:r>
           </w:p>
         </w:tc>
@@ -31614,39 +30247,7 @@
                 <w:bCs/>
                 <w:lang w:val="en-CA"/>
               </w:rPr>
-              <w:t xml:space="preserve">Invited workshop at the “Tabula Rasa: </w:t>
-            </w:r>
-            <w:proofErr w:type="spellStart"/>
-            <w:r>
-              <w:rPr>
-                <w:bCs/>
-                <w:lang w:val="en-CA"/>
-              </w:rPr>
-              <w:t>Neuroscienze</w:t>
-            </w:r>
-            <w:proofErr w:type="spellEnd"/>
-            <w:r>
-              <w:rPr>
-                <w:bCs/>
-                <w:lang w:val="en-CA"/>
-              </w:rPr>
-              <w:t xml:space="preserve"> e culture” conference of the </w:t>
-            </w:r>
-            <w:proofErr w:type="spellStart"/>
-            <w:r>
-              <w:rPr>
-                <w:bCs/>
-                <w:lang w:val="en-CA"/>
-              </w:rPr>
-              <w:t>Intercultura</w:t>
-            </w:r>
-            <w:proofErr w:type="spellEnd"/>
-            <w:r>
-              <w:rPr>
-                <w:bCs/>
-                <w:lang w:val="en-CA"/>
-              </w:rPr>
-              <w:t xml:space="preserve"> Foundation in Florence, Italy</w:t>
+              <w:t>Invited workshop at the “Tabula Rasa: Neuroscienze e culture” conference of the Intercultura Foundation in Florence, Italy</w:t>
             </w:r>
           </w:p>
         </w:tc>
@@ -33954,7 +32555,6 @@
           <w:lang w:val="en-CA"/>
         </w:rPr>
       </w:pPr>
-      <w:proofErr w:type="spellStart"/>
       <w:r>
         <w:rPr>
           <w:u w:val="single"/>
@@ -33962,7 +32562,6 @@
         </w:rPr>
         <w:t>Kachhiyapatel</w:t>
       </w:r>
-      <w:proofErr w:type="spellEnd"/>
       <w:r>
         <w:rPr>
           <w:u w:val="single"/>
@@ -34100,7 +32699,6 @@
           <w:lang w:val="en-CA"/>
         </w:rPr>
       </w:pPr>
-      <w:proofErr w:type="spellStart"/>
       <w:r>
         <w:rPr>
           <w:u w:val="single"/>
@@ -34108,7 +32706,6 @@
         </w:rPr>
         <w:t>Kachhiyapatel</w:t>
       </w:r>
-      <w:proofErr w:type="spellEnd"/>
       <w:r>
         <w:rPr>
           <w:u w:val="single"/>
@@ -34199,46 +32796,29 @@
           <w:bCs/>
           <w:lang w:val="en-CA"/>
         </w:rPr>
-        <w:t xml:space="preserve">Data </w:t>
-      </w:r>
-      <w:proofErr w:type="gramStart"/>
+        <w:t>Data blitz talk</w:t>
+      </w:r>
       <w:r>
         <w:rPr>
           <w:bCs/>
           <w:lang w:val="en-CA"/>
         </w:rPr>
-        <w:t>blitz</w:t>
-      </w:r>
-      <w:proofErr w:type="gramEnd"/>
+        <w:t xml:space="preserve"> at the </w:t>
+      </w:r>
       <w:r>
         <w:rPr>
           <w:bCs/>
           <w:lang w:val="en-CA"/>
         </w:rPr>
-        <w:t xml:space="preserve"> talk</w:t>
+        <w:t xml:space="preserve">Computational Psychology Pre-conference </w:t>
       </w:r>
       <w:r>
         <w:rPr>
           <w:bCs/>
           <w:lang w:val="en-CA"/>
         </w:rPr>
-        <w:t xml:space="preserve"> at the </w:t>
-      </w:r>
-      <w:r>
-        <w:rPr>
-          <w:bCs/>
-          <w:lang w:val="en-CA"/>
-        </w:rPr>
-        <w:t xml:space="preserve">Computational Psychology Pre-conference </w:t>
-      </w:r>
-      <w:r>
-        <w:rPr>
-          <w:bCs/>
-          <w:lang w:val="en-CA"/>
-        </w:rPr>
         <w:t xml:space="preserve">of the </w:t>
       </w:r>
-      <w:proofErr w:type="gramStart"/>
       <w:r>
         <w:rPr>
           <w:lang w:val="en-CA"/>
@@ -34258,7 +32838,6 @@
         </w:rPr>
         <w:t>rd</w:t>
       </w:r>
-      <w:proofErr w:type="gramEnd"/>
       <w:r>
         <w:rPr>
           <w:lang w:val="en-CA"/>
@@ -34375,83 +32954,490 @@
         </w:rPr>
         <w:t xml:space="preserve">Amarasuriya, S. D., </w:t>
       </w:r>
-      <w:proofErr w:type="spellStart"/>
       <w:r>
         <w:rPr>
           <w:bCs/>
           <w:u w:val="single"/>
           <w:lang w:val="en-CA"/>
         </w:rPr>
-        <w:t>Dhammage</w:t>
-      </w:r>
-      <w:proofErr w:type="spellEnd"/>
+        <w:t>Dhammage, T</w:t>
+      </w:r>
+      <w:r>
+        <w:rPr>
+          <w:bCs/>
+          <w:lang w:val="en-CA"/>
+        </w:rPr>
+        <w:t xml:space="preserve">., </w:t>
+      </w:r>
+      <w:r>
+        <w:rPr>
+          <w:bCs/>
+          <w:lang w:val="en-CA"/>
+        </w:rPr>
+        <w:t xml:space="preserve">Jayawickreme, E., &amp; </w:t>
+      </w:r>
+      <w:r>
+        <w:rPr>
+          <w:b/>
+          <w:lang w:val="en-CA"/>
+        </w:rPr>
+        <w:t>Grossmann, I</w:t>
+      </w:r>
+      <w:r>
+        <w:rPr>
+          <w:bCs/>
+          <w:lang w:val="en-CA"/>
+        </w:rPr>
+        <w:t>.</w:t>
+      </w:r>
+      <w:r>
+        <w:rPr>
+          <w:bCs/>
+          <w:i/>
+          <w:iCs/>
+          <w:lang w:val="en-CA"/>
+        </w:rPr>
+        <w:t xml:space="preserve"> </w:t>
+      </w:r>
+      <w:r>
+        <w:rPr>
+          <w:bCs/>
+          <w:lang w:val="en-CA"/>
+        </w:rPr>
+        <w:t xml:space="preserve">(2024, Dec). </w:t>
+      </w:r>
+      <w:r>
+        <w:rPr>
+          <w:bCs/>
+          <w:i/>
+          <w:iCs/>
+          <w:lang w:val="en-CA"/>
+        </w:rPr>
+        <w:t>Looking at things differently: The effects of perspective-taking on wise-reasoning and stress</w:t>
+      </w:r>
+      <w:r>
+        <w:rPr>
+          <w:bCs/>
+          <w:lang w:val="en-CA"/>
+        </w:rPr>
+        <w:t>.</w:t>
+      </w:r>
+      <w:r>
+        <w:rPr>
+          <w:lang w:val="en-CA"/>
+        </w:rPr>
+        <w:t xml:space="preserve"> </w:t>
+      </w:r>
+      <w:r>
+        <w:rPr>
+          <w:lang w:val="en-CA"/>
+        </w:rPr>
+        <w:t xml:space="preserve">Paper presented </w:t>
+      </w:r>
+      <w:r>
+        <w:rPr>
+          <w:lang w:val="en-CA"/>
+        </w:rPr>
+        <w:t xml:space="preserve">at the 2024 Singapore Conference on Applied Psychology. </w:t>
+      </w:r>
+    </w:p>
+    <w:p>
+      <w:pPr>
+        <w:spacing w:after="240"/>
+        <w:ind w:left="720" w:hanging="706"/>
+        <w:rPr>
+          <w:lang w:val="en-CA"/>
+        </w:rPr>
+      </w:pPr>
+      <w:r>
+        <w:rPr>
+          <w:b/>
+          <w:lang w:val="en-CA"/>
+        </w:rPr>
+        <w:t>Grossmann, I</w:t>
+      </w:r>
+      <w:r>
+        <w:rPr>
+          <w:bCs/>
+          <w:lang w:val="en-CA"/>
+        </w:rPr>
+        <w:t>.</w:t>
+      </w:r>
+      <w:r>
+        <w:rPr>
+          <w:lang w:val="en-CA"/>
+        </w:rPr>
+        <w:t xml:space="preserve"> (202</w:t>
+      </w:r>
+      <w:r>
+        <w:rPr>
+          <w:lang w:val="en-CA"/>
+        </w:rPr>
+        <w:t>4</w:t>
+      </w:r>
+      <w:r>
+        <w:rPr>
+          <w:lang w:val="en-CA"/>
+        </w:rPr>
+        <w:t xml:space="preserve">, </w:t>
+      </w:r>
+      <w:r>
+        <w:rPr>
+          <w:lang w:val="en-CA"/>
+        </w:rPr>
+        <w:t>August</w:t>
+      </w:r>
+      <w:r>
+        <w:rPr>
+          <w:lang w:val="en-CA"/>
+        </w:rPr>
+        <w:t xml:space="preserve">). </w:t>
+      </w:r>
+      <w:r>
+        <w:rPr>
+          <w:i/>
+          <w:lang w:val="en-CA"/>
+        </w:rPr>
+        <w:t xml:space="preserve">Shadows of </w:t>
+      </w:r>
+      <w:r>
+        <w:rPr>
+          <w:i/>
+          <w:lang w:val="en-CA"/>
+        </w:rPr>
+        <w:t>w</w:t>
+      </w:r>
+      <w:r>
+        <w:rPr>
+          <w:i/>
+          <w:lang w:val="en-CA"/>
+        </w:rPr>
+        <w:t xml:space="preserve">isdom: Classifying </w:t>
+      </w:r>
+      <w:r>
+        <w:rPr>
+          <w:i/>
+          <w:lang w:val="en-CA"/>
+        </w:rPr>
+        <w:t>m</w:t>
+      </w:r>
+      <w:r>
+        <w:rPr>
+          <w:i/>
+          <w:lang w:val="en-CA"/>
+        </w:rPr>
+        <w:t>eta-</w:t>
+      </w:r>
+      <w:r>
+        <w:rPr>
+          <w:i/>
+          <w:lang w:val="en-CA"/>
+        </w:rPr>
+        <w:t>c</w:t>
+      </w:r>
+      <w:r>
+        <w:rPr>
+          <w:i/>
+          <w:lang w:val="en-CA"/>
+        </w:rPr>
+        <w:t xml:space="preserve">ognitive and </w:t>
+      </w:r>
+      <w:r>
+        <w:rPr>
+          <w:i/>
+          <w:lang w:val="en-CA"/>
+        </w:rPr>
+        <w:t>m</w:t>
+      </w:r>
+      <w:r>
+        <w:rPr>
+          <w:i/>
+          <w:lang w:val="en-CA"/>
+        </w:rPr>
+        <w:t>orally-</w:t>
+      </w:r>
+      <w:r>
+        <w:rPr>
+          <w:i/>
+          <w:lang w:val="en-CA"/>
+        </w:rPr>
+        <w:t>g</w:t>
+      </w:r>
+      <w:r>
+        <w:rPr>
+          <w:i/>
+          <w:lang w:val="en-CA"/>
+        </w:rPr>
+        <w:t xml:space="preserve">rounded </w:t>
+      </w:r>
+      <w:r>
+        <w:rPr>
+          <w:i/>
+          <w:lang w:val="en-CA"/>
+        </w:rPr>
+        <w:t>n</w:t>
+      </w:r>
+      <w:r>
+        <w:rPr>
+          <w:i/>
+          <w:lang w:val="en-CA"/>
+        </w:rPr>
+        <w:t xml:space="preserve">arrative </w:t>
+      </w:r>
+      <w:r>
+        <w:rPr>
+          <w:i/>
+          <w:lang w:val="en-CA"/>
+        </w:rPr>
+        <w:t>c</w:t>
+      </w:r>
+      <w:r>
+        <w:rPr>
+          <w:i/>
+          <w:lang w:val="en-CA"/>
+        </w:rPr>
+        <w:t>ontent via Large Language Models</w:t>
+      </w:r>
+      <w:r>
+        <w:rPr>
+          <w:i/>
+          <w:lang w:val="en-CA"/>
+        </w:rPr>
+        <w:t>.</w:t>
+      </w:r>
+      <w:r>
+        <w:rPr>
+          <w:lang w:val="en-CA"/>
+        </w:rPr>
+        <w:t xml:space="preserve"> Paper presented </w:t>
+      </w:r>
+      <w:r>
+        <w:rPr>
+          <w:lang w:val="en-CA"/>
+        </w:rPr>
+        <w:t>in the symposium “</w:t>
+      </w:r>
+      <w:r>
+        <w:rPr>
+          <w:lang w:val="en-CA"/>
+        </w:rPr>
+        <w:t>Natural Language Processing in Personality Research: Emerging Approaches and Applications</w:t>
+      </w:r>
+      <w:r>
+        <w:rPr>
+          <w:lang w:val="en-CA"/>
+        </w:rPr>
+        <w:t xml:space="preserve">” </w:t>
+      </w:r>
+      <w:r>
+        <w:rPr>
+          <w:lang w:val="en-CA"/>
+        </w:rPr>
+        <w:t xml:space="preserve">chaired by </w:t>
+      </w:r>
+      <w:r>
+        <w:rPr>
+          <w:u w:val="single"/>
+          <w:lang w:val="en-CA"/>
+        </w:rPr>
+        <w:t>M. Rudnev</w:t>
+      </w:r>
+      <w:r>
+        <w:rPr>
+          <w:lang w:val="en-CA"/>
+        </w:rPr>
+        <w:t xml:space="preserve"> and </w:t>
+      </w:r>
+      <w:r>
+        <w:rPr>
+          <w:b/>
+          <w:bCs/>
+          <w:lang w:val="en-CA"/>
+        </w:rPr>
+        <w:t>I. Grossmann</w:t>
+      </w:r>
+      <w:r>
+        <w:rPr>
+          <w:b/>
+          <w:lang w:val="en-CA"/>
+        </w:rPr>
+        <w:t xml:space="preserve"> </w:t>
+      </w:r>
+      <w:r>
+        <w:rPr>
+          <w:lang w:val="en-CA"/>
+        </w:rPr>
+        <w:t xml:space="preserve">at the </w:t>
+      </w:r>
+      <w:r>
+        <w:rPr>
+          <w:lang w:val="en-CA"/>
+        </w:rPr>
+        <w:t>21</w:t>
+      </w:r>
+      <w:r>
+        <w:rPr>
+          <w:vertAlign w:val="superscript"/>
+          <w:lang w:val="en-CA"/>
+        </w:rPr>
+        <w:t>st</w:t>
+      </w:r>
+      <w:r>
+        <w:rPr>
+          <w:lang w:val="en-CA"/>
+        </w:rPr>
+        <w:t xml:space="preserve"> </w:t>
+      </w:r>
+      <w:r>
+        <w:rPr>
+          <w:lang w:val="en-CA"/>
+        </w:rPr>
+        <w:t>European Conference on Personality</w:t>
+      </w:r>
+      <w:r>
+        <w:rPr>
+          <w:lang w:val="en-CA"/>
+        </w:rPr>
+        <w:t>, Berlin, Germany.</w:t>
+      </w:r>
+    </w:p>
+    <w:p>
+      <w:pPr>
+        <w:spacing w:after="240"/>
+        <w:ind w:left="720" w:hanging="706"/>
+        <w:rPr>
+          <w:lang w:val="en-CA"/>
+        </w:rPr>
+      </w:pPr>
       <w:r>
         <w:rPr>
           <w:bCs/>
           <w:u w:val="single"/>
           <w:lang w:val="en-CA"/>
         </w:rPr>
-        <w:t>, T</w:t>
+        <w:t>Izydorczak, K</w:t>
       </w:r>
       <w:r>
         <w:rPr>
           <w:bCs/>
           <w:lang w:val="en-CA"/>
         </w:rPr>
-        <w:t xml:space="preserve">., </w:t>
+        <w:t>. &amp;</w:t>
+      </w:r>
+      <w:r>
+        <w:rPr>
+          <w:b/>
+          <w:lang w:val="en-CA"/>
+        </w:rPr>
+        <w:t xml:space="preserve"> </w:t>
+      </w:r>
+      <w:r>
+        <w:rPr>
+          <w:b/>
+          <w:lang w:val="en-CA"/>
+        </w:rPr>
+        <w:t>Grossmann, I</w:t>
       </w:r>
       <w:r>
         <w:rPr>
           <w:bCs/>
           <w:lang w:val="en-CA"/>
         </w:rPr>
-        <w:t xml:space="preserve">Jayawickreme, E., &amp; </w:t>
+        <w:t>.</w:t>
+      </w:r>
+      <w:r>
+        <w:rPr>
+          <w:lang w:val="en-CA"/>
+        </w:rPr>
+        <w:t xml:space="preserve"> (202</w:t>
+      </w:r>
+      <w:r>
+        <w:rPr>
+          <w:lang w:val="en-CA"/>
+        </w:rPr>
+        <w:t>4</w:t>
+      </w:r>
+      <w:r>
+        <w:rPr>
+          <w:lang w:val="en-CA"/>
+        </w:rPr>
+        <w:t xml:space="preserve">, </w:t>
+      </w:r>
+      <w:r>
+        <w:rPr>
+          <w:lang w:val="en-CA"/>
+        </w:rPr>
+        <w:t>August</w:t>
+      </w:r>
+      <w:r>
+        <w:rPr>
+          <w:lang w:val="en-CA"/>
+        </w:rPr>
+        <w:t xml:space="preserve">). </w:t>
+      </w:r>
+      <w:r>
+        <w:rPr>
+          <w:i/>
+          <w:lang w:val="en-CA"/>
+        </w:rPr>
+        <w:t>PANDexit - Predictions of post-pandemic cultural change</w:t>
+      </w:r>
+      <w:r>
+        <w:rPr>
+          <w:i/>
+          <w:lang w:val="en-CA"/>
+        </w:rPr>
+        <w:t>.</w:t>
+      </w:r>
+      <w:r>
+        <w:rPr>
+          <w:lang w:val="en-CA"/>
+        </w:rPr>
+        <w:t xml:space="preserve"> Paper presented </w:t>
+      </w:r>
+      <w:r>
+        <w:rPr>
+          <w:lang w:val="en-CA"/>
+        </w:rPr>
+        <w:t>in the session “</w:t>
+      </w:r>
+      <w:r>
+        <w:rPr>
+          <w:lang w:val="en-CA"/>
+        </w:rPr>
+        <w:t>The Role of Personality and Cognition and Social Psychological Research Questions</w:t>
+      </w:r>
+      <w:r>
+        <w:rPr>
+          <w:lang w:val="en-CA"/>
+        </w:rPr>
+        <w:t>”</w:t>
       </w:r>
       <w:r>
         <w:rPr>
           <w:b/>
           <w:lang w:val="en-CA"/>
         </w:rPr>
-        <w:t>Grossmann, I</w:t>
-      </w:r>
-      <w:r>
-        <w:rPr>
-          <w:bCs/>
-          <w:lang w:val="en-CA"/>
-        </w:rPr>
-        <w:t>.</w:t>
-      </w:r>
-      <w:r>
-        <w:rPr>
-          <w:bCs/>
-          <w:i/>
-          <w:iCs/>
-          <w:lang w:val="en-CA"/>
-        </w:rPr>
         <w:t xml:space="preserve"> </w:t>
       </w:r>
       <w:r>
         <w:rPr>
-          <w:bCs/>
-          <w:lang w:val="en-CA"/>
-        </w:rPr>
-        <w:t xml:space="preserve">(2024, Dec). </w:t>
-      </w:r>
-      <w:r>
-        <w:rPr>
-          <w:bCs/>
-          <w:i/>
-          <w:iCs/>
-          <w:lang w:val="en-CA"/>
-        </w:rPr>
-        <w:t>Looking at things differently: The effects of perspective-taking on wise-reasoning and stress</w:t>
-      </w:r>
-      <w:r>
-        <w:rPr>
-          <w:bCs/>
-          <w:lang w:val="en-CA"/>
-        </w:rPr>
-        <w:t>.</w:t>
+          <w:lang w:val="en-CA"/>
+        </w:rPr>
+        <w:t xml:space="preserve">at the </w:t>
+      </w:r>
+      <w:r>
+        <w:rPr>
+          <w:lang w:val="en-CA"/>
+        </w:rPr>
+        <w:t>21</w:t>
+      </w:r>
+      <w:r>
+        <w:rPr>
+          <w:vertAlign w:val="superscript"/>
+          <w:lang w:val="en-CA"/>
+        </w:rPr>
+        <w:t>st</w:t>
       </w:r>
       <w:r>
         <w:rPr>
@@ -34463,13 +33449,13 @@
         <w:rPr>
           <w:lang w:val="en-CA"/>
         </w:rPr>
-        <w:t xml:space="preserve">Paper presented </w:t>
-      </w:r>
-      <w:r>
-        <w:rPr>
-          <w:lang w:val="en-CA"/>
-        </w:rPr>
-        <w:t xml:space="preserve">at the 2024 Singapore Conference on Applied Psychology. </w:t>
+        <w:t>European Conference on Personality</w:t>
+      </w:r>
+      <w:r>
+        <w:rPr>
+          <w:lang w:val="en-CA"/>
+        </w:rPr>
+        <w:t>, Berlin, Germany.</w:t>
       </w:r>
     </w:p>
     <w:p>
@@ -34477,454 +33463,17 @@
         <w:spacing w:after="240"/>
         <w:ind w:left="720" w:hanging="706"/>
         <w:rPr>
-          <w:lang w:val="en-CA"/>
-        </w:rPr>
-      </w:pPr>
-      <w:r>
-        <w:rPr>
-          <w:b/>
-          <w:lang w:val="en-CA"/>
-        </w:rPr>
-        <w:t>Grossmann, I</w:t>
-      </w:r>
-      <w:r>
-        <w:rPr>
           <w:bCs/>
           <w:lang w:val="en-CA"/>
         </w:rPr>
-        <w:t>.</w:t>
-      </w:r>
-      <w:r>
-        <w:rPr>
-          <w:lang w:val="en-CA"/>
-        </w:rPr>
-        <w:t xml:space="preserve"> (202</w:t>
-      </w:r>
-      <w:r>
-        <w:rPr>
-          <w:lang w:val="en-CA"/>
-        </w:rPr>
-        <w:t>4</w:t>
-      </w:r>
-      <w:r>
-        <w:rPr>
-          <w:lang w:val="en-CA"/>
-        </w:rPr>
-        <w:t xml:space="preserve">, </w:t>
-      </w:r>
-      <w:r>
-        <w:rPr>
-          <w:lang w:val="en-CA"/>
-        </w:rPr>
-        <w:t>August</w:t>
-      </w:r>
-      <w:r>
-        <w:rPr>
-          <w:lang w:val="en-CA"/>
-        </w:rPr>
-        <w:t xml:space="preserve">). </w:t>
-      </w:r>
-      <w:r>
-        <w:rPr>
-          <w:i/>
-          <w:lang w:val="en-CA"/>
-        </w:rPr>
-        <w:t xml:space="preserve">Shadows of </w:t>
-      </w:r>
-      <w:r>
-        <w:rPr>
-          <w:i/>
-          <w:lang w:val="en-CA"/>
-        </w:rPr>
-        <w:t>w</w:t>
-      </w:r>
-      <w:r>
-        <w:rPr>
-          <w:i/>
-          <w:lang w:val="en-CA"/>
-        </w:rPr>
-        <w:t xml:space="preserve">isdom: Classifying </w:t>
-      </w:r>
-      <w:r>
-        <w:rPr>
-          <w:i/>
-          <w:lang w:val="en-CA"/>
-        </w:rPr>
-        <w:t>m</w:t>
-      </w:r>
-      <w:r>
-        <w:rPr>
-          <w:i/>
-          <w:lang w:val="en-CA"/>
-        </w:rPr>
-        <w:t>eta-</w:t>
-      </w:r>
-      <w:r>
-        <w:rPr>
-          <w:i/>
-          <w:lang w:val="en-CA"/>
-        </w:rPr>
-        <w:t>c</w:t>
-      </w:r>
-      <w:r>
-        <w:rPr>
-          <w:i/>
-          <w:lang w:val="en-CA"/>
-        </w:rPr>
-        <w:t xml:space="preserve">ognitive and </w:t>
-      </w:r>
-      <w:proofErr w:type="gramStart"/>
-      <w:r>
-        <w:rPr>
-          <w:i/>
-          <w:lang w:val="en-CA"/>
-        </w:rPr>
-        <w:t>m</w:t>
-      </w:r>
-      <w:r>
-        <w:rPr>
-          <w:i/>
-          <w:lang w:val="en-CA"/>
-        </w:rPr>
-        <w:t>orally-</w:t>
-      </w:r>
-      <w:r>
-        <w:rPr>
-          <w:i/>
-          <w:lang w:val="en-CA"/>
-        </w:rPr>
-        <w:t>g</w:t>
-      </w:r>
-      <w:r>
-        <w:rPr>
-          <w:i/>
-          <w:lang w:val="en-CA"/>
-        </w:rPr>
-        <w:t>rounded</w:t>
-      </w:r>
-      <w:proofErr w:type="gramEnd"/>
-      <w:r>
-        <w:rPr>
-          <w:i/>
-          <w:lang w:val="en-CA"/>
-        </w:rPr>
-        <w:t xml:space="preserve"> </w:t>
-      </w:r>
-      <w:r>
-        <w:rPr>
-          <w:i/>
-          <w:lang w:val="en-CA"/>
-        </w:rPr>
-        <w:t>n</w:t>
-      </w:r>
-      <w:r>
-        <w:rPr>
-          <w:i/>
-          <w:lang w:val="en-CA"/>
-        </w:rPr>
-        <w:t xml:space="preserve">arrative </w:t>
-      </w:r>
-      <w:r>
-        <w:rPr>
-          <w:i/>
-          <w:lang w:val="en-CA"/>
-        </w:rPr>
-        <w:t>c</w:t>
-      </w:r>
-      <w:r>
-        <w:rPr>
-          <w:i/>
-          <w:lang w:val="en-CA"/>
-        </w:rPr>
-        <w:t>ontent via Large Language Models</w:t>
-      </w:r>
-      <w:r>
-        <w:rPr>
-          <w:i/>
-          <w:lang w:val="en-CA"/>
-        </w:rPr>
-        <w:t>.</w:t>
-      </w:r>
-      <w:r>
-        <w:rPr>
-          <w:lang w:val="en-CA"/>
-        </w:rPr>
-        <w:t xml:space="preserve"> Paper presented </w:t>
-      </w:r>
-      <w:r>
-        <w:rPr>
-          <w:lang w:val="en-CA"/>
-        </w:rPr>
-        <w:t>in the symposium “</w:t>
-      </w:r>
-      <w:r>
-        <w:rPr>
-          <w:lang w:val="en-CA"/>
-        </w:rPr>
-        <w:t>Natural Language Processing in Personality Research: Emerging Approaches and Applications</w:t>
-      </w:r>
-      <w:r>
-        <w:rPr>
-          <w:lang w:val="en-CA"/>
-        </w:rPr>
-        <w:t xml:space="preserve">” </w:t>
-      </w:r>
-      <w:r>
-        <w:rPr>
-          <w:lang w:val="en-CA"/>
-        </w:rPr>
-        <w:t xml:space="preserve">chaired by </w:t>
-      </w:r>
+      </w:pPr>
       <w:r>
         <w:rPr>
           <w:u w:val="single"/>
           <w:lang w:val="en-CA"/>
         </w:rPr>
-        <w:t>M. Rudnev</w:t>
-      </w:r>
-      <w:r>
-        <w:rPr>
-          <w:lang w:val="en-CA"/>
-        </w:rPr>
-        <w:t xml:space="preserve"> and </w:t>
-      </w:r>
-      <w:r>
-        <w:rPr>
-          <w:b/>
-          <w:bCs/>
-          <w:lang w:val="en-CA"/>
-        </w:rPr>
-        <w:t>I. Grossmann</w:t>
-      </w:r>
-      <w:r>
-        <w:rPr>
-          <w:b/>
-          <w:lang w:val="en-CA"/>
-        </w:rPr>
-        <w:t xml:space="preserve"> </w:t>
-      </w:r>
-      <w:r>
-        <w:rPr>
-          <w:lang w:val="en-CA"/>
-        </w:rPr>
-        <w:t xml:space="preserve">at the </w:t>
-      </w:r>
-      <w:r>
-        <w:rPr>
-          <w:lang w:val="en-CA"/>
-        </w:rPr>
-        <w:t>21</w:t>
-      </w:r>
-      <w:r>
-        <w:rPr>
-          <w:vertAlign w:val="superscript"/>
-          <w:lang w:val="en-CA"/>
-        </w:rPr>
-        <w:t>st</w:t>
-      </w:r>
-      <w:r>
-        <w:rPr>
-          <w:lang w:val="en-CA"/>
-        </w:rPr>
-        <w:t xml:space="preserve"> </w:t>
-      </w:r>
-      <w:r>
-        <w:rPr>
-          <w:lang w:val="en-CA"/>
-        </w:rPr>
-        <w:t>European Conference on Personality</w:t>
-      </w:r>
-      <w:r>
-        <w:rPr>
-          <w:lang w:val="en-CA"/>
-        </w:rPr>
-        <w:t>, Berlin, Germany.</w:t>
-      </w:r>
-    </w:p>
-    <w:p>
-      <w:pPr>
-        <w:spacing w:after="240"/>
-        <w:ind w:left="720" w:hanging="706"/>
-        <w:rPr>
-          <w:lang w:val="en-CA"/>
-        </w:rPr>
-      </w:pPr>
-      <w:r>
-        <w:rPr>
-          <w:bCs/>
-          <w:u w:val="single"/>
-          <w:lang w:val="en-CA"/>
-        </w:rPr>
-        <w:t>Izydorczak, K</w:t>
-      </w:r>
-      <w:r>
-        <w:rPr>
-          <w:bCs/>
-          <w:lang w:val="en-CA"/>
-        </w:rPr>
-        <w:t>. &amp;</w:t>
-      </w:r>
-      <w:r>
-        <w:rPr>
-          <w:b/>
-          <w:lang w:val="en-CA"/>
-        </w:rPr>
-        <w:t xml:space="preserve"> </w:t>
-      </w:r>
-      <w:r>
-        <w:rPr>
-          <w:b/>
-          <w:lang w:val="en-CA"/>
-        </w:rPr>
-        <w:t>Grossmann, I</w:t>
-      </w:r>
-      <w:r>
-        <w:rPr>
-          <w:bCs/>
-          <w:lang w:val="en-CA"/>
-        </w:rPr>
-        <w:t>.</w:t>
-      </w:r>
-      <w:r>
-        <w:rPr>
-          <w:lang w:val="en-CA"/>
-        </w:rPr>
-        <w:t xml:space="preserve"> (202</w:t>
-      </w:r>
-      <w:r>
-        <w:rPr>
-          <w:lang w:val="en-CA"/>
-        </w:rPr>
-        <w:t>4</w:t>
-      </w:r>
-      <w:r>
-        <w:rPr>
-          <w:lang w:val="en-CA"/>
-        </w:rPr>
-        <w:t xml:space="preserve">, </w:t>
-      </w:r>
-      <w:r>
-        <w:rPr>
-          <w:lang w:val="en-CA"/>
-        </w:rPr>
-        <w:t>August</w:t>
-      </w:r>
-      <w:r>
-        <w:rPr>
-          <w:lang w:val="en-CA"/>
-        </w:rPr>
-        <w:t xml:space="preserve">). </w:t>
-      </w:r>
-      <w:proofErr w:type="spellStart"/>
-      <w:r>
-        <w:rPr>
-          <w:i/>
-          <w:lang w:val="en-CA"/>
-        </w:rPr>
-        <w:t>PANDexit</w:t>
-      </w:r>
-      <w:proofErr w:type="spellEnd"/>
-      <w:r>
-        <w:rPr>
-          <w:i/>
-          <w:lang w:val="en-CA"/>
-        </w:rPr>
-        <w:t xml:space="preserve"> - Predictions of post-pandemic cultural change</w:t>
-      </w:r>
-      <w:r>
-        <w:rPr>
-          <w:i/>
-          <w:lang w:val="en-CA"/>
-        </w:rPr>
-        <w:t>.</w:t>
-      </w:r>
-      <w:r>
-        <w:rPr>
-          <w:lang w:val="en-CA"/>
-        </w:rPr>
-        <w:t xml:space="preserve"> Paper presented </w:t>
-      </w:r>
-      <w:r>
-        <w:rPr>
-          <w:lang w:val="en-CA"/>
-        </w:rPr>
-        <w:t>in the session “</w:t>
-      </w:r>
-      <w:r>
-        <w:rPr>
-          <w:lang w:val="en-CA"/>
-        </w:rPr>
-        <w:t>The Role of Personality and Cognition and Social Psychological Research Questions</w:t>
-      </w:r>
-      <w:r>
-        <w:rPr>
-          <w:lang w:val="en-CA"/>
-        </w:rPr>
-        <w:t>”</w:t>
-      </w:r>
-      <w:r>
-        <w:rPr>
-          <w:b/>
-          <w:lang w:val="en-CA"/>
-        </w:rPr>
-        <w:t xml:space="preserve"> </w:t>
-      </w:r>
-      <w:r>
-        <w:rPr>
-          <w:lang w:val="en-CA"/>
-        </w:rPr>
-        <w:t xml:space="preserve">at the </w:t>
-      </w:r>
-      <w:r>
-        <w:rPr>
-          <w:lang w:val="en-CA"/>
-        </w:rPr>
-        <w:t>21</w:t>
-      </w:r>
-      <w:r>
-        <w:rPr>
-          <w:vertAlign w:val="superscript"/>
-          <w:lang w:val="en-CA"/>
-        </w:rPr>
-        <w:t>st</w:t>
-      </w:r>
-      <w:r>
-        <w:rPr>
-          <w:lang w:val="en-CA"/>
-        </w:rPr>
-        <w:t xml:space="preserve"> </w:t>
-      </w:r>
-      <w:r>
-        <w:rPr>
-          <w:lang w:val="en-CA"/>
-        </w:rPr>
-        <w:t>European Conference on Personality</w:t>
-      </w:r>
-      <w:r>
-        <w:rPr>
-          <w:lang w:val="en-CA"/>
-        </w:rPr>
-        <w:t>, Berlin, Germany.</w:t>
-      </w:r>
-    </w:p>
-    <w:p>
-      <w:pPr>
-        <w:spacing w:after="240"/>
-        <w:ind w:left="720" w:hanging="706"/>
-        <w:rPr>
-          <w:bCs/>
-          <w:lang w:val="en-CA"/>
-        </w:rPr>
-      </w:pPr>
-      <w:proofErr w:type="spellStart"/>
-      <w:r>
-        <w:rPr>
-          <w:u w:val="single"/>
-          <w:lang w:val="en-CA"/>
-        </w:rPr>
         <w:t>Kachhiyapatel</w:t>
       </w:r>
-      <w:proofErr w:type="spellEnd"/>
       <w:r>
         <w:rPr>
           <w:u w:val="single"/>
@@ -36329,9 +34878,8 @@
         <w:rPr>
           <w:lang w:val="en-CA"/>
         </w:rPr>
-        <w:t xml:space="preserve">at the </w:t>
-      </w:r>
-      <w:proofErr w:type="gramStart"/>
+        <w:t>at the 2</w:t>
+      </w:r>
       <w:r>
         <w:rPr>
           <w:lang w:val="en-CA"/>
@@ -36340,18 +34888,11 @@
       </w:r>
       <w:r>
         <w:rPr>
-          <w:lang w:val="en-CA"/>
-        </w:rPr>
-        <w:t>2</w:t>
-      </w:r>
-      <w:r>
-        <w:rPr>
           <w:vertAlign w:val="superscript"/>
           <w:lang w:val="en-CA"/>
         </w:rPr>
         <w:t>th</w:t>
       </w:r>
-      <w:proofErr w:type="gramEnd"/>
       <w:r>
         <w:rPr>
           <w:lang w:val="en-CA"/>
@@ -36413,23 +34954,7 @@
           <w:bCs/>
           <w:lang w:val="en-CA"/>
         </w:rPr>
-        <w:t xml:space="preserve">K. </w:t>
-      </w:r>
-      <w:proofErr w:type="spellStart"/>
-      <w:r>
-        <w:rPr>
-          <w:bCs/>
-          <w:lang w:val="en-CA"/>
-        </w:rPr>
-        <w:t>Kastenhofer</w:t>
-      </w:r>
-      <w:proofErr w:type="spellEnd"/>
-      <w:r>
-        <w:rPr>
-          <w:bCs/>
-          <w:lang w:val="en-CA"/>
-        </w:rPr>
-        <w:t xml:space="preserve">. </w:t>
+        <w:t xml:space="preserve">K. Kastenhofer. </w:t>
       </w:r>
       <w:r>
         <w:rPr>
@@ -37243,21 +35768,7 @@
         <w:rPr>
           <w:lang w:val="en-CA"/>
         </w:rPr>
-        <w:t>A social perspective on (</w:t>
-      </w:r>
-      <w:proofErr w:type="spellStart"/>
-      <w:r>
-        <w:rPr>
-          <w:lang w:val="en-CA"/>
-        </w:rPr>
-        <w:t>ir</w:t>
-      </w:r>
-      <w:proofErr w:type="spellEnd"/>
-      <w:r>
-        <w:rPr>
-          <w:lang w:val="en-CA"/>
-        </w:rPr>
-        <w:t>)rationality: Antecedents and consequences</w:t>
+        <w:t>A social perspective on (ir)rationality: Antecedents and consequences</w:t>
       </w:r>
       <w:r>
         <w:rPr>
@@ -37383,23 +35894,7 @@
           <w:i/>
           <w:lang w:val="en-CA"/>
         </w:rPr>
-        <w:t xml:space="preserve">Wisdom training: Self-distancing training promotes growth in wise reasoning and </w:t>
-      </w:r>
-      <w:proofErr w:type="spellStart"/>
-      <w:r>
-        <w:rPr>
-          <w:i/>
-          <w:lang w:val="en-CA"/>
-        </w:rPr>
-        <w:t>emodiversity</w:t>
-      </w:r>
-      <w:proofErr w:type="spellEnd"/>
-      <w:r>
-        <w:rPr>
-          <w:i/>
-          <w:lang w:val="en-CA"/>
-        </w:rPr>
-        <w:t>.</w:t>
+        <w:t>Wisdom training: Self-distancing training promotes growth in wise reasoning and emodiversity.</w:t>
       </w:r>
       <w:r>
         <w:rPr>
@@ -38296,21 +36791,7 @@
         <w:rPr>
           <w:lang w:val="en-CA"/>
         </w:rPr>
-        <w:t>in the symposium “</w:t>
-      </w:r>
-      <w:proofErr w:type="spellStart"/>
-      <w:r>
-        <w:rPr>
-          <w:lang w:val="en-CA"/>
-        </w:rPr>
-        <w:t>Climato</w:t>
-      </w:r>
-      <w:proofErr w:type="spellEnd"/>
-      <w:r>
-        <w:rPr>
-          <w:lang w:val="en-CA"/>
-        </w:rPr>
-        <w:t>-economic Imprints on Culture” chaired by E. van de Vliert (Chair) at the 24</w:t>
+        <w:t>in the symposium “Climato-economic Imprints on Culture” chaired by E. van de Vliert (Chair) at the 24</w:t>
       </w:r>
       <w:r>
         <w:rPr>
@@ -39651,21 +38132,7 @@
         <w:rPr>
           <w:lang w:val="en-CA"/>
         </w:rPr>
-        <w:t xml:space="preserve">Discussant in the symposium “Continuity and changes in emotion socialization with globalization” chaired by M. Karasawa at </w:t>
-      </w:r>
-      <w:proofErr w:type="gramStart"/>
-      <w:r>
-        <w:rPr>
-          <w:lang w:val="en-CA"/>
-        </w:rPr>
-        <w:t>The</w:t>
-      </w:r>
-      <w:proofErr w:type="gramEnd"/>
-      <w:r>
-        <w:rPr>
-          <w:lang w:val="en-CA"/>
-        </w:rPr>
-        <w:t xml:space="preserve"> 23</w:t>
+        <w:t>Discussant in the symposium “Continuity and changes in emotion socialization with globalization” chaired by M. Karasawa at The 23</w:t>
       </w:r>
       <w:r>
         <w:rPr>
@@ -39825,21 +38292,7 @@
         <w:rPr>
           <w:lang w:val="en-CA"/>
         </w:rPr>
-        <w:t xml:space="preserve"> Paper presented in the symposium “Operationalizing affective complexity: Theory, measurement, and applications” chaired by R. Gonzalez (Chair) and J. Smith (Co-Chair) at </w:t>
-      </w:r>
-      <w:proofErr w:type="gramStart"/>
-      <w:r>
-        <w:rPr>
-          <w:lang w:val="en-CA"/>
-        </w:rPr>
-        <w:t>The</w:t>
-      </w:r>
-      <w:proofErr w:type="gramEnd"/>
-      <w:r>
-        <w:rPr>
-          <w:lang w:val="en-CA"/>
-        </w:rPr>
-        <w:t xml:space="preserve"> 28</w:t>
+        <w:t xml:space="preserve"> Paper presented in the symposium “Operationalizing affective complexity: Theory, measurement, and applications” chaired by R. Gonzalez (Chair) and J. Smith (Co-Chair) at The 28</w:t>
       </w:r>
       <w:r>
         <w:rPr>
@@ -39943,21 +38396,7 @@
         <w:rPr>
           <w:lang w:val="en-CA"/>
         </w:rPr>
-        <w:t xml:space="preserve"> (Co-Chair) at </w:t>
-      </w:r>
-      <w:proofErr w:type="gramStart"/>
-      <w:r>
-        <w:rPr>
-          <w:lang w:val="en-CA"/>
-        </w:rPr>
-        <w:t>The</w:t>
-      </w:r>
-      <w:proofErr w:type="gramEnd"/>
-      <w:r>
-        <w:rPr>
-          <w:lang w:val="en-CA"/>
-        </w:rPr>
-        <w:t xml:space="preserve"> 28</w:t>
+        <w:t xml:space="preserve"> (Co-Chair) at The 28</w:t>
       </w:r>
       <w:r>
         <w:rPr>
@@ -40211,21 +38650,7 @@
         <w:rPr>
           <w:lang w:val="en-CA"/>
         </w:rPr>
-        <w:t xml:space="preserve"> </w:t>
-      </w:r>
-      <w:proofErr w:type="gramStart"/>
-      <w:r>
-        <w:rPr>
-          <w:lang w:val="en-CA"/>
-        </w:rPr>
-        <w:t>The</w:t>
-      </w:r>
-      <w:proofErr w:type="gramEnd"/>
-      <w:r>
-        <w:rPr>
-          <w:lang w:val="en-CA"/>
-        </w:rPr>
-        <w:t xml:space="preserve"> 17</w:t>
+        <w:t xml:space="preserve"> The 17</w:t>
       </w:r>
       <w:r>
         <w:rPr>
@@ -40283,43 +38708,13 @@
           <w:i/>
           <w:lang w:val="en-CA"/>
         </w:rPr>
-        <w:t xml:space="preserve">Ego-decentered reasoning predicts cross-domain </w:t>
-      </w:r>
-      <w:proofErr w:type="spellStart"/>
-      <w:r>
-        <w:rPr>
-          <w:i/>
-          <w:lang w:val="en-CA"/>
-        </w:rPr>
-        <w:t>prosociality</w:t>
-      </w:r>
-      <w:proofErr w:type="spellEnd"/>
-      <w:r>
-        <w:rPr>
-          <w:i/>
-          <w:lang w:val="en-CA"/>
-        </w:rPr>
-        <w:t>.</w:t>
-      </w:r>
-      <w:r>
-        <w:rPr>
-          <w:lang w:val="en-CA"/>
-        </w:rPr>
-        <w:t xml:space="preserve"> Paper presented in the symposium “The evolution and maintenance of human </w:t>
-      </w:r>
-      <w:proofErr w:type="spellStart"/>
-      <w:r>
-        <w:rPr>
-          <w:lang w:val="en-CA"/>
-        </w:rPr>
-        <w:t>prosociality</w:t>
-      </w:r>
-      <w:proofErr w:type="spellEnd"/>
-      <w:r>
-        <w:rPr>
-          <w:lang w:val="en-CA"/>
-        </w:rPr>
-        <w:t xml:space="preserve">” chaired by </w:t>
+        <w:t>Ego-decentered reasoning predicts cross-domain prosociality.</w:t>
+      </w:r>
+      <w:r>
+        <w:rPr>
+          <w:lang w:val="en-CA"/>
+        </w:rPr>
+        <w:t xml:space="preserve"> Paper presented in the symposium “The evolution and maintenance of human prosociality” chaired by </w:t>
       </w:r>
       <w:r>
         <w:rPr>
@@ -40357,21 +38752,7 @@
         <w:rPr>
           <w:lang w:val="en-CA"/>
         </w:rPr>
-        <w:t xml:space="preserve"> </w:t>
-      </w:r>
-      <w:proofErr w:type="gramStart"/>
-      <w:r>
-        <w:rPr>
-          <w:lang w:val="en-CA"/>
-        </w:rPr>
-        <w:t>The</w:t>
-      </w:r>
-      <w:proofErr w:type="gramEnd"/>
-      <w:r>
-        <w:rPr>
-          <w:lang w:val="en-CA"/>
-        </w:rPr>
-        <w:t xml:space="preserve"> 17</w:t>
+        <w:t xml:space="preserve"> The 17</w:t>
       </w:r>
       <w:r>
         <w:rPr>
@@ -41082,23 +39463,7 @@
           <w:bCs/>
           <w:lang w:val="en-CA"/>
         </w:rPr>
-        <w:t xml:space="preserve">. Paper presented in a symposium “Wisdom: Characteristics, contexts, and consequences” chaired by S. </w:t>
-      </w:r>
-      <w:proofErr w:type="spellStart"/>
-      <w:r>
-        <w:rPr>
-          <w:bCs/>
-          <w:lang w:val="en-CA"/>
-        </w:rPr>
-        <w:t>Etezadi</w:t>
-      </w:r>
-      <w:proofErr w:type="spellEnd"/>
-      <w:r>
-        <w:rPr>
-          <w:bCs/>
-          <w:lang w:val="en-CA"/>
-        </w:rPr>
-        <w:t xml:space="preserve"> at the convention of the Canadian Psychological Association in Vancouver, BC.</w:t>
+        <w:t>. Paper presented in a symposium “Wisdom: Characteristics, contexts, and consequences” chaired by S. Etezadi at the convention of the Canadian Psychological Association in Vancouver, BC.</w:t>
       </w:r>
     </w:p>
     <w:p>
@@ -42553,14 +40918,7 @@
         <w:rPr>
           <w:lang w:val="en-CA"/>
         </w:rPr>
-        <w:t xml:space="preserve"> &amp; O. Ybarra (Co-Chair) at the </w:t>
-      </w:r>
-      <w:proofErr w:type="gramStart"/>
-      <w:r>
-        <w:rPr>
-          <w:lang w:val="en-CA"/>
-        </w:rPr>
-        <w:t>23</w:t>
+        <w:t xml:space="preserve"> &amp; O. Ybarra (Co-Chair) at the 23</w:t>
       </w:r>
       <w:r>
         <w:rPr>
@@ -42569,7 +40927,6 @@
         </w:rPr>
         <w:t>nd</w:t>
       </w:r>
-      <w:proofErr w:type="gramEnd"/>
       <w:r>
         <w:rPr>
           <w:lang w:val="en-CA"/>
@@ -43868,7 +42225,6 @@
         </w:rPr>
         <w:t xml:space="preserve">Judgment and Decision-Making Preconference of the </w:t>
       </w:r>
-      <w:proofErr w:type="gramStart"/>
       <w:r>
         <w:rPr>
           <w:lang w:val="en-CA"/>
@@ -43888,7 +42244,6 @@
         </w:rPr>
         <w:t>rd</w:t>
       </w:r>
-      <w:proofErr w:type="gramEnd"/>
       <w:r>
         <w:rPr>
           <w:lang w:val="en-CA"/>
@@ -43925,7 +42280,6 @@
           <w:lang w:val="en-CA"/>
         </w:rPr>
       </w:pPr>
-      <w:proofErr w:type="spellStart"/>
       <w:r>
         <w:rPr>
           <w:u w:val="single"/>
@@ -43933,7 +42287,6 @@
         </w:rPr>
         <w:t>Kachhiyapatel</w:t>
       </w:r>
-      <w:proofErr w:type="spellEnd"/>
       <w:r>
         <w:rPr>
           <w:u w:val="single"/>
@@ -44459,21 +42812,12 @@
           <w:lang w:val="en-CA"/>
         </w:rPr>
       </w:pPr>
-      <w:proofErr w:type="spellStart"/>
       <w:r>
         <w:rPr>
           <w:u w:val="single"/>
           <w:lang w:val="en-CA"/>
         </w:rPr>
-        <w:t>Mostafapour</w:t>
-      </w:r>
-      <w:proofErr w:type="spellEnd"/>
-      <w:r>
-        <w:rPr>
-          <w:u w:val="single"/>
-          <w:lang w:val="en-CA"/>
-        </w:rPr>
-        <w:t>, M</w:t>
+        <w:t>Mostafapour, M</w:t>
       </w:r>
       <w:r>
         <w:rPr>
@@ -44809,21 +43153,7 @@
         <w:rPr>
           <w:lang w:val="en-CA"/>
         </w:rPr>
-        <w:t xml:space="preserve">. Poster presented at </w:t>
-      </w:r>
-      <w:proofErr w:type="gramStart"/>
-      <w:r>
-        <w:rPr>
-          <w:lang w:val="en-CA"/>
-        </w:rPr>
-        <w:t>The</w:t>
-      </w:r>
-      <w:proofErr w:type="gramEnd"/>
-      <w:r>
-        <w:rPr>
-          <w:lang w:val="en-CA"/>
-        </w:rPr>
-        <w:t xml:space="preserve"> 23rd International Congress of the International Association for Cross-Cultural Psychology, Nagoya, Japan.</w:t>
+        <w:t>. Poster presented at The 23rd International Congress of the International Association for Cross-Cultural Psychology, Nagoya, Japan.</w:t>
       </w:r>
     </w:p>
     <w:p>
@@ -45309,21 +43639,7 @@
         <w:rPr>
           <w:lang w:val="de-DE"/>
         </w:rPr>
-        <w:t xml:space="preserve">. (2015, </w:t>
-      </w:r>
-      <w:proofErr w:type="spellStart"/>
-      <w:r>
-        <w:rPr>
-          <w:lang w:val="de-DE"/>
-        </w:rPr>
-        <w:t>February</w:t>
-      </w:r>
-      <w:proofErr w:type="spellEnd"/>
-      <w:r>
-        <w:rPr>
-          <w:lang w:val="de-DE"/>
-        </w:rPr>
-        <w:t xml:space="preserve">). </w:t>
+        <w:t xml:space="preserve">. (2015, February). </w:t>
       </w:r>
       <w:r>
         <w:rPr>
@@ -46827,21 +45143,7 @@
         <w:rPr>
           <w:lang w:val="en-CA"/>
         </w:rPr>
-        <w:t xml:space="preserve"> &amp; </w:t>
-      </w:r>
-      <w:proofErr w:type="spellStart"/>
-      <w:r>
-        <w:rPr>
-          <w:lang w:val="en-CA"/>
-        </w:rPr>
-        <w:t>Scornia</w:t>
-      </w:r>
-      <w:proofErr w:type="spellEnd"/>
-      <w:r>
-        <w:rPr>
-          <w:lang w:val="en-CA"/>
-        </w:rPr>
-        <w:t>, A. (2005</w:t>
+        <w:t xml:space="preserve"> &amp; Scornia, A. (2005</w:t>
       </w:r>
       <w:r>
         <w:rPr>
@@ -48163,25 +46465,7 @@
                 <w:color w:val="000000"/>
                 <w:lang w:val="en-CA"/>
               </w:rPr>
-              <w:t xml:space="preserve">Graduate Student Instructor, University of Michigan. Hold two </w:t>
-            </w:r>
-            <w:proofErr w:type="gramStart"/>
-            <w:r>
-              <w:rPr>
-                <w:i/>
-                <w:color w:val="000000"/>
-                <w:lang w:val="en-CA"/>
-              </w:rPr>
-              <w:t>weekly</w:t>
-            </w:r>
-            <w:proofErr w:type="gramEnd"/>
-            <w:r>
-              <w:rPr>
-                <w:i/>
-                <w:color w:val="000000"/>
-                <w:lang w:val="en-CA"/>
-              </w:rPr>
-              <w:t xml:space="preserve"> 2h seminars, created assignments, exams and class activities, graded papers.</w:t>
+              <w:t>Graduate Student Instructor, University of Michigan. Hold two weekly 2h seminars, created assignments, exams and class activities, graded papers.</w:t>
             </w:r>
           </w:p>
         </w:tc>
@@ -48255,25 +46539,7 @@
                 <w:color w:val="000000"/>
                 <w:lang w:val="en-CA"/>
               </w:rPr>
-              <w:t xml:space="preserve">Graduate Student Instructor, University of Michigan. Hold two </w:t>
-            </w:r>
-            <w:proofErr w:type="gramStart"/>
-            <w:r>
-              <w:rPr>
-                <w:i/>
-                <w:color w:val="000000"/>
-                <w:lang w:val="en-CA"/>
-              </w:rPr>
-              <w:t>weekly</w:t>
-            </w:r>
-            <w:proofErr w:type="gramEnd"/>
-            <w:r>
-              <w:rPr>
-                <w:i/>
-                <w:color w:val="000000"/>
-                <w:lang w:val="en-CA"/>
-              </w:rPr>
-              <w:t xml:space="preserve"> 2h seminars, created assignments, exams and class activities, graded papers.</w:t>
+              <w:t>Graduate Student Instructor, University of Michigan. Hold two weekly 2h seminars, created assignments, exams and class activities, graded papers.</w:t>
             </w:r>
           </w:p>
         </w:tc>
@@ -48571,23 +46837,7 @@
                 <w:color w:val="000000"/>
                 <w:lang w:val="en-CA"/>
               </w:rPr>
-              <w:t>Seminar in Cognitive Science (</w:t>
-            </w:r>
-            <w:proofErr w:type="spellStart"/>
-            <w:r>
-              <w:rPr>
-                <w:color w:val="000000"/>
-                <w:lang w:val="en-CA"/>
-              </w:rPr>
-              <w:t>CogSci</w:t>
-            </w:r>
-            <w:proofErr w:type="spellEnd"/>
-            <w:r>
-              <w:rPr>
-                <w:color w:val="000000"/>
-                <w:lang w:val="en-CA"/>
-              </w:rPr>
-              <w:t xml:space="preserve"> 600), Department of Philosophy, Faculty of Arts, University of Waterloo</w:t>
+              <w:t>Seminar in Cognitive Science (CogSci 600), Department of Philosophy, Faculty of Arts, University of Waterloo</w:t>
             </w:r>
           </w:p>
         </w:tc>
@@ -48887,23 +47137,7 @@
                 <w:color w:val="000000"/>
                 <w:lang w:val="en-CA"/>
               </w:rPr>
-              <w:t>Seminar in Cognitive Science (</w:t>
-            </w:r>
-            <w:proofErr w:type="spellStart"/>
-            <w:r>
-              <w:rPr>
-                <w:color w:val="000000"/>
-                <w:lang w:val="en-CA"/>
-              </w:rPr>
-              <w:t>CogSci</w:t>
-            </w:r>
-            <w:proofErr w:type="spellEnd"/>
-            <w:r>
-              <w:rPr>
-                <w:color w:val="000000"/>
-                <w:lang w:val="en-CA"/>
-              </w:rPr>
-              <w:t xml:space="preserve"> 600), Department of Philosophy, Faculty of Arts, University of Waterloo</w:t>
+              <w:t>Seminar in Cognitive Science (CogSci 600), Department of Philosophy, Faculty of Arts, University of Waterloo</w:t>
             </w:r>
           </w:p>
         </w:tc>
@@ -49079,23 +47313,7 @@
                 <w:color w:val="000000"/>
                 <w:lang w:val="en-CA"/>
               </w:rPr>
-              <w:t>Seminar in Cognitive Science (</w:t>
-            </w:r>
-            <w:proofErr w:type="spellStart"/>
-            <w:r>
-              <w:rPr>
-                <w:color w:val="000000"/>
-                <w:lang w:val="en-CA"/>
-              </w:rPr>
-              <w:t>CogSci</w:t>
-            </w:r>
-            <w:proofErr w:type="spellEnd"/>
-            <w:r>
-              <w:rPr>
-                <w:color w:val="000000"/>
-                <w:lang w:val="en-CA"/>
-              </w:rPr>
-              <w:t xml:space="preserve"> 600), Department of Philosophy, Faculty of Arts, University of Waterloo</w:t>
+              <w:t>Seminar in Cognitive Science (CogSci 600), Department of Philosophy, Faculty of Arts, University of Waterloo</w:t>
             </w:r>
           </w:p>
         </w:tc>
@@ -49610,35 +47828,7 @@
               <w:rPr>
                 <w:lang w:val="en-CA"/>
               </w:rPr>
-              <w:t xml:space="preserve">20th European Congress of Psychology Students, </w:t>
-            </w:r>
-            <w:proofErr w:type="spellStart"/>
-            <w:r>
-              <w:rPr>
-                <w:lang w:val="en-CA"/>
-              </w:rPr>
-              <w:t>Spindleruv</w:t>
-            </w:r>
-            <w:proofErr w:type="spellEnd"/>
-            <w:r>
-              <w:rPr>
-                <w:lang w:val="en-CA"/>
-              </w:rPr>
-              <w:t xml:space="preserve"> </w:t>
-            </w:r>
-            <w:proofErr w:type="spellStart"/>
-            <w:r>
-              <w:rPr>
-                <w:lang w:val="en-CA"/>
-              </w:rPr>
-              <w:t>Mlyn</w:t>
-            </w:r>
-            <w:proofErr w:type="spellEnd"/>
-            <w:r>
-              <w:rPr>
-                <w:lang w:val="en-CA"/>
-              </w:rPr>
-              <w:t>, Czech Republic</w:t>
+              <w:t>20th European Congress of Psychology Students, Spindleruv Mlyn, Czech Republic</w:t>
             </w:r>
           </w:p>
         </w:tc>
@@ -49913,16 +48103,15 @@
                 <w:color w:val="000000"/>
                 <w:lang w:val="en-CA"/>
               </w:rPr>
-              <w:t xml:space="preserve">Niyati </w:t>
-            </w:r>
-            <w:proofErr w:type="spellStart"/>
+              <w:t>Niyati Kachhiya</w:t>
+            </w:r>
             <w:r>
               <w:rPr>
                 <w:iCs/>
                 <w:color w:val="000000"/>
                 <w:lang w:val="en-CA"/>
               </w:rPr>
-              <w:t>Kachhiya</w:t>
+              <w:t>p</w:t>
             </w:r>
             <w:r>
               <w:rPr>
@@ -49930,17 +48119,8 @@
                 <w:color w:val="000000"/>
                 <w:lang w:val="en-CA"/>
               </w:rPr>
-              <w:t>p</w:t>
-            </w:r>
-            <w:r>
-              <w:rPr>
-                <w:iCs/>
-                <w:color w:val="000000"/>
-                <w:lang w:val="en-CA"/>
-              </w:rPr>
               <w:t>atel</w:t>
             </w:r>
-            <w:proofErr w:type="spellEnd"/>
           </w:p>
         </w:tc>
       </w:tr>
@@ -50964,16 +49144,8 @@
               <w:rPr>
                 <w:lang w:val="en-CA"/>
               </w:rPr>
-              <w:t xml:space="preserve">Sonia </w:t>
-            </w:r>
-            <w:proofErr w:type="spellStart"/>
-            <w:r>
-              <w:rPr>
-                <w:lang w:val="en-CA"/>
-              </w:rPr>
-              <w:t>Vintan</w:t>
-            </w:r>
-            <w:proofErr w:type="spellEnd"/>
+              <w:t>Sonia Vintan</w:t>
+            </w:r>
           </w:p>
         </w:tc>
       </w:tr>
@@ -51281,16 +49453,8 @@
               <w:rPr>
                 <w:lang w:val="en-CA"/>
               </w:rPr>
-              <w:t xml:space="preserve">Ceara </w:t>
-            </w:r>
-            <w:proofErr w:type="spellStart"/>
-            <w:r>
-              <w:rPr>
-                <w:lang w:val="en-CA"/>
-              </w:rPr>
-              <w:t>Khoramshani</w:t>
-            </w:r>
-            <w:proofErr w:type="spellEnd"/>
+              <w:t>Ceara Khoramshani</w:t>
+            </w:r>
           </w:p>
         </w:tc>
       </w:tr>
@@ -51605,7 +49769,6 @@
           <w:lang w:val="en-CA"/>
         </w:rPr>
       </w:pPr>
-      <w:proofErr w:type="gramStart"/>
       <w:r>
         <w:rPr>
           <w:b/>
@@ -51613,17 +49776,7 @@
           <w:i/>
           <w:lang w:val="en-CA"/>
         </w:rPr>
-        <w:t>Masters</w:t>
-      </w:r>
-      <w:proofErr w:type="gramEnd"/>
-      <w:r>
-        <w:rPr>
-          <w:b/>
-          <w:bCs/>
-          <w:i/>
-          <w:lang w:val="en-CA"/>
-        </w:rPr>
-        <w:t xml:space="preserve"> Thesis </w:t>
+        <w:t xml:space="preserve">Masters Thesis </w:t>
       </w:r>
     </w:p>
     <w:tbl>
@@ -51685,7 +49838,6 @@
               </w:rPr>
               <w:t xml:space="preserve">Niyati </w:t>
             </w:r>
-            <w:proofErr w:type="spellStart"/>
             <w:r>
               <w:rPr>
                 <w:iCs/>
@@ -51710,7 +49862,6 @@
               </w:rPr>
               <w:t>atel</w:t>
             </w:r>
-            <w:proofErr w:type="spellEnd"/>
             <w:r>
               <w:rPr>
                 <w:lang w:val="en-CA"/>
@@ -52046,7 +50197,6 @@
           <w:lang w:val="en-CA"/>
         </w:rPr>
       </w:pPr>
-      <w:proofErr w:type="gramStart"/>
       <w:r>
         <w:rPr>
           <w:b/>
@@ -52054,17 +50204,7 @@
           <w:i/>
           <w:lang w:val="en-CA"/>
         </w:rPr>
-        <w:t>Masters</w:t>
-      </w:r>
-      <w:proofErr w:type="gramEnd"/>
-      <w:r>
-        <w:rPr>
-          <w:b/>
-          <w:bCs/>
-          <w:i/>
-          <w:lang w:val="en-CA"/>
-        </w:rPr>
-        <w:t xml:space="preserve"> Committees</w:t>
+        <w:t>Masters Committees</w:t>
       </w:r>
     </w:p>
     <w:tbl>
@@ -53151,7 +51291,6 @@
               </w:rPr>
               <w:t xml:space="preserve">. </w:t>
             </w:r>
-            <w:proofErr w:type="spellStart"/>
             <w:r>
               <w:rPr>
                 <w:rFonts w:ascii="Times New Roman" w:hAnsi="Times New Roman" w:cs="Times New Roman"/>
@@ -53162,7 +51301,6 @@
               </w:rPr>
               <w:t>Kachhiyapatel</w:t>
             </w:r>
-            <w:proofErr w:type="spellEnd"/>
             <w:r>
               <w:rPr>
                 <w:rFonts w:ascii="Times New Roman" w:hAnsi="Times New Roman" w:cs="Times New Roman"/>
@@ -53504,29 +51642,7 @@
                 <w:sz w:val="24"/>
                 <w:szCs w:val="24"/>
               </w:rPr>
-              <w:t xml:space="preserve">Honours Thesis Award (for </w:t>
-            </w:r>
-            <w:proofErr w:type="spellStart"/>
-            <w:r>
-              <w:rPr>
-                <w:rFonts w:ascii="Times New Roman" w:hAnsi="Times New Roman" w:cs="Times New Roman"/>
-                <w:iCs/>
-                <w:color w:val="000000"/>
-                <w:sz w:val="24"/>
-                <w:szCs w:val="24"/>
-              </w:rPr>
-              <w:t>Yoonjee</w:t>
-            </w:r>
-            <w:proofErr w:type="spellEnd"/>
-            <w:r>
-              <w:rPr>
-                <w:rFonts w:ascii="Times New Roman" w:hAnsi="Times New Roman" w:cs="Times New Roman"/>
-                <w:iCs/>
-                <w:color w:val="000000"/>
-                <w:sz w:val="24"/>
-                <w:szCs w:val="24"/>
-              </w:rPr>
-              <w:t xml:space="preserve"> Michelle Yeh)</w:t>
+              <w:t>Honours Thesis Award (for Yoonjee Michelle Yeh)</w:t>
             </w:r>
           </w:p>
         </w:tc>
@@ -54754,23 +52870,7 @@
             <w:rStyle w:val="Hyperlink"/>
             <w:lang w:val="en-CA"/>
           </w:rPr>
-          <w:t xml:space="preserve">It’s not stress that’s killing us, it’s </w:t>
-        </w:r>
-        <w:proofErr w:type="gramStart"/>
-        <w:r>
-          <w:rPr>
-            <w:rStyle w:val="Hyperlink"/>
-            <w:lang w:val="en-CA"/>
-          </w:rPr>
-          <w:t>hate</w:t>
-        </w:r>
-        <w:proofErr w:type="gramEnd"/>
-        <w:r>
-          <w:rPr>
-            <w:rStyle w:val="Hyperlink"/>
-            <w:lang w:val="en-CA"/>
-          </w:rPr>
-          <w:t>: Maybe mindfulness can help</w:t>
+          <w:t>It’s not stress that’s killing us, it’s hate: Maybe mindfulness can help</w:t>
         </w:r>
       </w:hyperlink>
       <w:r>
@@ -55233,40 +53333,27 @@
           <w:i/>
           <w:iCs/>
         </w:rPr>
-        <w:t xml:space="preserve">Public </w:t>
-      </w:r>
-      <w:proofErr w:type="spellStart"/>
+        <w:t>Public lectures</w:t>
+      </w:r>
       <w:r>
         <w:rPr>
           <w:b/>
           <w:bCs/>
           <w:i/>
           <w:iCs/>
-        </w:rPr>
-        <w:t>lectures</w:t>
-      </w:r>
-      <w:proofErr w:type="spellEnd"/>
+          <w:lang w:val="en-CA"/>
+        </w:rPr>
+        <w:t xml:space="preserve"> &amp; </w:t>
+      </w:r>
       <w:r>
         <w:rPr>
           <w:b/>
           <w:bCs/>
           <w:i/>
           <w:iCs/>
-          <w:lang w:val="en-CA"/>
-        </w:rPr>
-        <w:t xml:space="preserve"> &amp; </w:t>
-      </w:r>
-      <w:proofErr w:type="spellStart"/>
-      <w:r>
-        <w:rPr>
-          <w:b/>
-          <w:bCs/>
-          <w:i/>
-          <w:iCs/>
         </w:rPr>
         <w:t>workshops</w:t>
       </w:r>
-      <w:proofErr w:type="spellEnd"/>
     </w:p>
     <w:tbl>
       <w:tblPr>
@@ -55330,21 +53417,7 @@
               <w:rPr>
                 <w:lang w:val="en-CA"/>
               </w:rPr>
-              <w:t xml:space="preserve">Invited talk on </w:t>
-            </w:r>
-            <w:r>
-              <w:rPr>
-                <w:i/>
-                <w:iCs/>
-                <w:lang w:val="en-CA"/>
-              </w:rPr>
-              <w:t>wisdom and sound judgment</w:t>
-            </w:r>
-            <w:r>
-              <w:rPr>
-                <w:lang w:val="en-CA"/>
-              </w:rPr>
-              <w:t xml:space="preserve"> at the Bangalore International Centre, Bangalore, India</w:t>
+              <w:t>Invited talk for the Integral Altruism interest group (online)</w:t>
             </w:r>
           </w:p>
         </w:tc>
@@ -55393,19 +53466,7 @@
               <w:rPr>
                 <w:lang w:val="en-CA"/>
               </w:rPr>
-              <w:t>Invited t</w:t>
-            </w:r>
-            <w:r>
-              <w:rPr>
-                <w:lang w:val="en-CA"/>
-              </w:rPr>
-              <w:t xml:space="preserve">alk </w:t>
-            </w:r>
-            <w:r>
-              <w:rPr>
-                <w:lang w:val="en-CA"/>
-              </w:rPr>
-              <w:t xml:space="preserve">on </w:t>
+              <w:t xml:space="preserve">Invited talk on </w:t>
             </w:r>
             <w:r>
               <w:rPr>
@@ -55413,67 +53474,13 @@
                 <w:iCs/>
                 <w:lang w:val="en-CA"/>
               </w:rPr>
-              <w:t>wisdom and leadership</w:t>
-            </w:r>
-            <w:r>
-              <w:rPr>
-                <w:lang w:val="en-CA"/>
-              </w:rPr>
-              <w:t xml:space="preserve"> </w:t>
-            </w:r>
-            <w:r>
-              <w:rPr>
-                <w:lang w:val="en-CA"/>
-              </w:rPr>
-              <w:t xml:space="preserve">at the </w:t>
-            </w:r>
-            <w:r>
-              <w:rPr>
-                <w:lang w:val="en-CA"/>
-              </w:rPr>
-              <w:t>N</w:t>
-            </w:r>
-            <w:r>
-              <w:rPr>
-                <w:lang w:val="en-CA"/>
-              </w:rPr>
-              <w:t xml:space="preserve">ational </w:t>
-            </w:r>
-            <w:r>
-              <w:rPr>
-                <w:lang w:val="en-CA"/>
-              </w:rPr>
-              <w:t>HRD</w:t>
-            </w:r>
-            <w:r>
-              <w:rPr>
-                <w:lang w:val="en-CA"/>
-              </w:rPr>
-              <w:t xml:space="preserve"> </w:t>
-            </w:r>
-            <w:r>
-              <w:rPr>
-                <w:lang w:val="en-CA"/>
-              </w:rPr>
-              <w:t>N</w:t>
-            </w:r>
-            <w:r>
-              <w:rPr>
-                <w:lang w:val="en-CA"/>
-              </w:rPr>
-              <w:t>etwork</w:t>
-            </w:r>
-            <w:r>
-              <w:rPr>
-                <w:lang w:val="en-CA"/>
-              </w:rPr>
-              <w:t>, ICICI Bank Headquarters, Mumbai</w:t>
-            </w:r>
-            <w:r>
-              <w:rPr>
-                <w:lang w:val="en-CA"/>
-              </w:rPr>
-              <w:t>, India</w:t>
+              <w:t>wisdom and sound judgment</w:t>
+            </w:r>
+            <w:r>
+              <w:rPr>
+                <w:lang w:val="en-CA"/>
+              </w:rPr>
+              <w:t xml:space="preserve"> at the Bangalore International Centre, Bangalore, India</w:t>
             </w:r>
           </w:p>
         </w:tc>
@@ -55501,7 +53508,7 @@
                 <w:bCs/>
                 <w:lang w:val="en-CA"/>
               </w:rPr>
-              <w:t>03/2026</w:t>
+              <w:t>04/2026</w:t>
             </w:r>
           </w:p>
         </w:tc>
@@ -55522,13 +53529,19 @@
               <w:rPr>
                 <w:lang w:val="en-CA"/>
               </w:rPr>
-              <w:t>Keynote</w:t>
-            </w:r>
-            <w:r>
-              <w:rPr>
-                <w:lang w:val="en-CA"/>
-              </w:rPr>
-              <w:t xml:space="preserve"> on </w:t>
+              <w:t>Invited t</w:t>
+            </w:r>
+            <w:r>
+              <w:rPr>
+                <w:lang w:val="en-CA"/>
+              </w:rPr>
+              <w:t xml:space="preserve">alk </w:t>
+            </w:r>
+            <w:r>
+              <w:rPr>
+                <w:lang w:val="en-CA"/>
+              </w:rPr>
+              <w:t xml:space="preserve">on </w:t>
             </w:r>
             <w:r>
               <w:rPr>
@@ -55536,33 +53549,67 @@
                 <w:iCs/>
                 <w:lang w:val="en-CA"/>
               </w:rPr>
-              <w:t>Beyond the hype: social &amp; cognitive implications of AI</w:t>
-            </w:r>
-            <w:r>
-              <w:rPr>
-                <w:lang w:val="en-CA"/>
-              </w:rPr>
-              <w:t xml:space="preserve">, </w:t>
-            </w:r>
-            <w:r>
-              <w:rPr>
-                <w:i/>
-                <w:iCs/>
-                <w:lang w:val="en-CA"/>
-              </w:rPr>
-              <w:t>Meeting of the Minds</w:t>
-            </w:r>
-            <w:r>
-              <w:rPr>
-                <w:lang w:val="en-CA"/>
-              </w:rPr>
-              <w:t>, Applied Underwriters / United Risk,</w:t>
-            </w:r>
-            <w:r>
-              <w:rPr>
-                <w:lang w:val="en-CA"/>
-              </w:rPr>
-              <w:t xml:space="preserve"> Miami, USA</w:t>
+              <w:t>wisdom and leadership</w:t>
+            </w:r>
+            <w:r>
+              <w:rPr>
+                <w:lang w:val="en-CA"/>
+              </w:rPr>
+              <w:t xml:space="preserve"> </w:t>
+            </w:r>
+            <w:r>
+              <w:rPr>
+                <w:lang w:val="en-CA"/>
+              </w:rPr>
+              <w:t xml:space="preserve">at the </w:t>
+            </w:r>
+            <w:r>
+              <w:rPr>
+                <w:lang w:val="en-CA"/>
+              </w:rPr>
+              <w:t>N</w:t>
+            </w:r>
+            <w:r>
+              <w:rPr>
+                <w:lang w:val="en-CA"/>
+              </w:rPr>
+              <w:t xml:space="preserve">ational </w:t>
+            </w:r>
+            <w:r>
+              <w:rPr>
+                <w:lang w:val="en-CA"/>
+              </w:rPr>
+              <w:t>HRD</w:t>
+            </w:r>
+            <w:r>
+              <w:rPr>
+                <w:lang w:val="en-CA"/>
+              </w:rPr>
+              <w:t xml:space="preserve"> </w:t>
+            </w:r>
+            <w:r>
+              <w:rPr>
+                <w:lang w:val="en-CA"/>
+              </w:rPr>
+              <w:t>N</w:t>
+            </w:r>
+            <w:r>
+              <w:rPr>
+                <w:lang w:val="en-CA"/>
+              </w:rPr>
+              <w:t>etwork</w:t>
+            </w:r>
+            <w:r>
+              <w:rPr>
+                <w:lang w:val="en-CA"/>
+              </w:rPr>
+              <w:t>, ICICI Bank Headquarters, Mumbai</w:t>
+            </w:r>
+            <w:r>
+              <w:rPr>
+                <w:lang w:val="en-CA"/>
+              </w:rPr>
+              <w:t>, India</w:t>
             </w:r>
           </w:p>
         </w:tc>
@@ -55590,7 +53637,7 @@
                 <w:bCs/>
                 <w:lang w:val="en-CA"/>
               </w:rPr>
-              <w:t>01/2026</w:t>
+              <w:t>03/2026</w:t>
             </w:r>
           </w:p>
         </w:tc>
@@ -55611,13 +53658,21 @@
               <w:rPr>
                 <w:lang w:val="en-CA"/>
               </w:rPr>
-              <w:t xml:space="preserve">Talk on use of LLMs for Community Research, </w:t>
-            </w:r>
-            <w:r>
-              <w:rPr>
-                <w:lang w:val="en-CA"/>
-              </w:rPr>
-              <w:t>The Collaborative for Applied Studies in Jewish Education</w:t>
+              <w:t>Keynote</w:t>
+            </w:r>
+            <w:r>
+              <w:rPr>
+                <w:lang w:val="en-CA"/>
+              </w:rPr>
+              <w:t xml:space="preserve"> on </w:t>
+            </w:r>
+            <w:r>
+              <w:rPr>
+                <w:i/>
+                <w:iCs/>
+                <w:lang w:val="en-CA"/>
+              </w:rPr>
+              <w:t>Beyond the hype: social &amp; cognitive implications of AI</w:t>
             </w:r>
             <w:r>
               <w:rPr>
@@ -55627,15 +53682,23 @@
             </w:r>
             <w:r>
               <w:rPr>
-                <w:lang w:val="en-CA"/>
-              </w:rPr>
-              <w:t>The George Washington University</w:t>
-            </w:r>
-            <w:r>
-              <w:rPr>
-                <w:lang w:val="en-CA"/>
-              </w:rPr>
-              <w:t>, USA</w:t>
+                <w:i/>
+                <w:iCs/>
+                <w:lang w:val="en-CA"/>
+              </w:rPr>
+              <w:t>Meeting of the Minds</w:t>
+            </w:r>
+            <w:r>
+              <w:rPr>
+                <w:lang w:val="en-CA"/>
+              </w:rPr>
+              <w:t>, Applied Underwriters / United Risk,</w:t>
+            </w:r>
+            <w:r>
+              <w:rPr>
+                <w:lang w:val="en-CA"/>
+              </w:rPr>
+              <w:t xml:space="preserve"> Miami, USA</w:t>
             </w:r>
           </w:p>
         </w:tc>
@@ -55663,6 +53726,79 @@
                 <w:bCs/>
                 <w:lang w:val="en-CA"/>
               </w:rPr>
+              <w:t>01/2026</w:t>
+            </w:r>
+          </w:p>
+        </w:tc>
+        <w:tc>
+          <w:tcPr>
+            <w:tcW w:w="8308" w:type="dxa"/>
+          </w:tcPr>
+          <w:p>
+            <w:pPr>
+              <w:autoSpaceDE w:val="0"/>
+              <w:autoSpaceDN w:val="0"/>
+              <w:adjustRightInd w:val="0"/>
+              <w:rPr>
+                <w:lang w:val="en-CA"/>
+              </w:rPr>
+            </w:pPr>
+            <w:r>
+              <w:rPr>
+                <w:lang w:val="en-CA"/>
+              </w:rPr>
+              <w:t xml:space="preserve">Talk on use of LLMs for Community Research, </w:t>
+            </w:r>
+            <w:r>
+              <w:rPr>
+                <w:lang w:val="en-CA"/>
+              </w:rPr>
+              <w:t>The Collaborative for Applied Studies in Jewish Education</w:t>
+            </w:r>
+            <w:r>
+              <w:rPr>
+                <w:lang w:val="en-CA"/>
+              </w:rPr>
+              <w:t xml:space="preserve">, </w:t>
+            </w:r>
+            <w:r>
+              <w:rPr>
+                <w:lang w:val="en-CA"/>
+              </w:rPr>
+              <w:t>The George Washington University</w:t>
+            </w:r>
+            <w:r>
+              <w:rPr>
+                <w:lang w:val="en-CA"/>
+              </w:rPr>
+              <w:t>, USA</w:t>
+            </w:r>
+          </w:p>
+        </w:tc>
+      </w:tr>
+      <w:tr>
+        <w:trPr>
+          <w:trHeight w:val="262"/>
+        </w:trPr>
+        <w:tc>
+          <w:tcPr>
+            <w:tcW w:w="1841" w:type="dxa"/>
+          </w:tcPr>
+          <w:p>
+            <w:pPr>
+              <w:autoSpaceDE w:val="0"/>
+              <w:autoSpaceDN w:val="0"/>
+              <w:adjustRightInd w:val="0"/>
+              <w:rPr>
+                <w:bCs/>
+                <w:lang w:val="en-CA"/>
+              </w:rPr>
+            </w:pPr>
+            <w:r>
+              <w:rPr>
+                <w:bCs/>
+                <w:lang w:val="en-CA"/>
+              </w:rPr>
               <w:t>04/2025</w:t>
             </w:r>
           </w:p>
@@ -55681,7 +53817,6 @@
               </w:rPr>
             </w:pPr>
             <w:hyperlink r:id="rId64" w:history="1">
-              <w:proofErr w:type="spellStart"/>
               <w:r>
                 <w:rPr>
                   <w:rStyle w:val="Hyperlink"/>
@@ -55689,7 +53824,6 @@
                 </w:rPr>
                 <w:t>BuzzRobot</w:t>
               </w:r>
-              <w:proofErr w:type="spellEnd"/>
             </w:hyperlink>
             <w:r>
               <w:rPr>
@@ -55759,14 +53893,12 @@
               </w:rPr>
               <w:t xml:space="preserve">,” </w:t>
             </w:r>
-            <w:proofErr w:type="spellStart"/>
             <w:r>
               <w:rPr>
                 <w:lang w:val="en-CA"/>
               </w:rPr>
               <w:t>Ploutos</w:t>
             </w:r>
-            <w:proofErr w:type="spellEnd"/>
             <w:r>
               <w:rPr>
                 <w:lang w:val="en-CA"/>
@@ -56175,37 +54307,12 @@
                 <w:lang w:val="en-CA"/>
               </w:rPr>
             </w:pPr>
-            <w:proofErr w:type="spellStart"/>
             <w:r>
               <w:rPr>
                 <w:bCs/>
                 <w:lang w:val="en-CA"/>
               </w:rPr>
-              <w:t>Auslandstreffen</w:t>
-            </w:r>
-            <w:proofErr w:type="spellEnd"/>
-            <w:r>
-              <w:rPr>
-                <w:bCs/>
-                <w:lang w:val="en-CA"/>
-              </w:rPr>
-              <w:t xml:space="preserve"> der </w:t>
-            </w:r>
-            <w:proofErr w:type="spellStart"/>
-            <w:r>
-              <w:rPr>
-                <w:bCs/>
-                <w:lang w:val="en-CA"/>
-              </w:rPr>
-              <w:t>Studienstiftung</w:t>
-            </w:r>
-            <w:proofErr w:type="spellEnd"/>
-            <w:r>
-              <w:rPr>
-                <w:bCs/>
-                <w:lang w:val="en-CA"/>
-              </w:rPr>
-              <w:t xml:space="preserve"> Kanada [meeting of the fellows of the German National Academic Foundation], Goethe Institute, Montreal, Canada</w:t>
+              <w:t>Auslandstreffen der Studienstiftung Kanada [meeting of the fellows of the German National Academic Foundation], Goethe Institute, Montreal, Canada</w:t>
             </w:r>
           </w:p>
         </w:tc>
@@ -56700,6 +54807,7 @@
                 <w:color w:val="000000"/>
                 <w:lang w:val="en-CA" w:eastAsia="en-CA"/>
               </w:rPr>
+              <w:lastRenderedPageBreak/>
               <w:t>2015</w:t>
             </w:r>
           </w:p>
@@ -56748,7 +54856,6 @@
                 <w:color w:val="000000"/>
                 <w:lang w:val="en-CA" w:eastAsia="en-CA"/>
               </w:rPr>
-              <w:lastRenderedPageBreak/>
               <w:t>2013</w:t>
             </w:r>
           </w:p>
@@ -58600,6 +56707,7 @@
               <w:rPr>
                 <w:lang w:val="en-CA" w:eastAsia="en-CA"/>
               </w:rPr>
+              <w:lastRenderedPageBreak/>
               <w:t>Regional Conference of the International Association for Cross-Cultural Psychology</w:t>
             </w:r>
           </w:p>
@@ -58617,6 +56725,7 @@
               <w:rPr>
                 <w:lang w:val="en-CA" w:eastAsia="en-CA"/>
               </w:rPr>
+              <w:lastRenderedPageBreak/>
               <w:t>Annual Convention of the Association for Psychological Science</w:t>
             </w:r>
           </w:p>
@@ -60217,25 +58326,7 @@
           <w:iCs/>
           <w:lang w:eastAsia="en-CA"/>
         </w:rPr>
-        <w:t xml:space="preserve">Grant </w:t>
-      </w:r>
-      <w:proofErr w:type="spellStart"/>
-      <w:r>
-        <w:rPr>
-          <w:b/>
-          <w:iCs/>
-          <w:lang w:eastAsia="en-CA"/>
-        </w:rPr>
-        <w:t>reviewing</w:t>
-      </w:r>
-      <w:proofErr w:type="spellEnd"/>
-      <w:r>
-        <w:rPr>
-          <w:b/>
-          <w:iCs/>
-          <w:lang w:eastAsia="en-CA"/>
-        </w:rPr>
-        <w:t xml:space="preserve"> </w:t>
+        <w:t xml:space="preserve">Grant reviewing </w:t>
       </w:r>
     </w:p>
     <w:tbl>
@@ -60400,6 +58491,7 @@
                 <w:color w:val="000000"/>
                 <w:lang w:val="en-CA" w:eastAsia="en-CA"/>
               </w:rPr>
+              <w:lastRenderedPageBreak/>
               <w:t>2025</w:t>
             </w:r>
           </w:p>
@@ -60472,7 +58564,6 @@
                 <w:color w:val="000000"/>
                 <w:lang w:val="en-CA" w:eastAsia="en-CA"/>
               </w:rPr>
-              <w:lastRenderedPageBreak/>
               <w:t>2025</w:t>
             </w:r>
           </w:p>
@@ -62236,6 +60327,7 @@
                 <w:color w:val="000000"/>
                 <w:lang w:val="en-CA" w:eastAsia="en-CA"/>
               </w:rPr>
+              <w:lastRenderedPageBreak/>
               <w:t>2016</w:t>
             </w:r>
           </w:p>
@@ -62287,7 +60379,6 @@
                 <w:color w:val="000000"/>
                 <w:lang w:val="en-CA" w:eastAsia="en-CA"/>
               </w:rPr>
-              <w:lastRenderedPageBreak/>
               <w:t>2015</w:t>
             </w:r>
           </w:p>
@@ -62371,21 +60462,7 @@
               <w:rPr>
                 <w:lang w:val="en-CA" w:eastAsia="en-CA"/>
               </w:rPr>
-              <w:t xml:space="preserve">The </w:t>
-            </w:r>
-            <w:proofErr w:type="gramStart"/>
-            <w:r>
-              <w:rPr>
-                <w:lang w:val="en-CA" w:eastAsia="en-CA"/>
-              </w:rPr>
-              <w:t>German-Israeli</w:t>
-            </w:r>
-            <w:proofErr w:type="gramEnd"/>
-            <w:r>
-              <w:rPr>
-                <w:lang w:val="en-CA" w:eastAsia="en-CA"/>
-              </w:rPr>
-              <w:t xml:space="preserve"> Foundation for Scientific Research </w:t>
+              <w:t xml:space="preserve">The German-Israeli Foundation for Scientific Research </w:t>
             </w:r>
             <w:bookmarkEnd w:id="102"/>
           </w:p>
@@ -70833,6 +68910,15 @@
 </file>
 
 <file path=customXml/item1.xml><?xml version="1.0" encoding="utf-8"?>
+<?mso-contentType ?>
+<FormTemplates xmlns="http://schemas.microsoft.com/sharepoint/v3/contenttype/forms">
+  <Display>DocumentLibraryForm</Display>
+  <Edit>DocumentLibraryForm</Edit>
+  <New>DocumentLibraryForm</New>
+</FormTemplates>
+</file>
+
+<file path=customXml/item2.xml><?xml version="1.0" encoding="utf-8"?>
 <ct:contentTypeSchema xmlns:ct="http://schemas.microsoft.com/office/2006/metadata/contentType" xmlns:ma="http://schemas.microsoft.com/office/2006/metadata/properties/metaAttributes" ct:_="" ma:_="" ma:contentTypeName="Document" ma:contentTypeID="0x01010040598E2033F12F4D9D0EEBDED9F3ADA5" ma:contentTypeVersion="7" ma:contentTypeDescription="Create a new document." ma:contentTypeScope="" ma:versionID="0d4008b07a6729e85722b63fec859166">
   <xsd:schema xmlns:xsd="http://www.w3.org/2001/XMLSchema" xmlns:xs="http://www.w3.org/2001/XMLSchema" xmlns:p="http://schemas.microsoft.com/office/2006/metadata/properties" xmlns:ns3="4511dc72-d8d5-4bc7-8b3d-c01cb3484cf5" xmlns:ns4="685d2eaa-65a0-49a5-8d7f-6db299f42190" targetNamespace="http://schemas.microsoft.com/office/2006/metadata/properties" ma:root="true" ma:fieldsID="8df630411b1f610a7f173bb411967da6" ns3:_="" ns4:_="">
     <xsd:import namespace="4511dc72-d8d5-4bc7-8b3d-c01cb3484cf5"/>
@@ -71017,26 +69103,25 @@
 </ct:contentTypeSchema>
 </file>
 
-<file path=customXml/item2.xml><?xml version="1.0" encoding="utf-8"?>
-<b:Sources xmlns:b="http://schemas.openxmlformats.org/officeDocument/2006/bibliography" xmlns="http://schemas.openxmlformats.org/officeDocument/2006/bibliography" SelectedStyle="\APA.XSL" StyleName="APA"/>
-</file>
-
 <file path=customXml/item3.xml><?xml version="1.0" encoding="utf-8"?>
-<?mso-contentType ?>
-<FormTemplates xmlns="http://schemas.microsoft.com/sharepoint/v3/contenttype/forms">
-  <Display>DocumentLibraryForm</Display>
-  <Edit>DocumentLibraryForm</Edit>
-  <New>DocumentLibraryForm</New>
-</FormTemplates>
-</file>
-
-<file path=customXml/item4.xml><?xml version="1.0" encoding="utf-8"?>
 <p:properties xmlns:p="http://schemas.microsoft.com/office/2006/metadata/properties" xmlns:xsi="http://www.w3.org/2001/XMLSchema-instance" xmlns:pc="http://schemas.microsoft.com/office/infopath/2007/PartnerControls">
   <documentManagement/>
 </p:properties>
 </file>
 
+<file path=customXml/item4.xml><?xml version="1.0" encoding="utf-8"?>
+<b:Sources xmlns:b="http://schemas.openxmlformats.org/officeDocument/2006/bibliography" xmlns="http://schemas.openxmlformats.org/officeDocument/2006/bibliography" SelectedStyle="\APA.XSL" StyleName="APA"/>
+</file>
+
 <file path=customXml/itemProps1.xml><?xml version="1.0" encoding="utf-8"?>
+<ds:datastoreItem xmlns:ds="http://schemas.openxmlformats.org/officeDocument/2006/customXml" ds:itemID="{A6DE2CEB-D0DC-4A0B-A0CB-4C6D4D3893B7}">
+  <ds:schemaRefs>
+    <ds:schemaRef ds:uri="http://schemas.microsoft.com/sharepoint/v3/contenttype/forms"/>
+  </ds:schemaRefs>
+</ds:datastoreItem>
+</file>
+
+<file path=customXml/itemProps2.xml><?xml version="1.0" encoding="utf-8"?>
 <ds:datastoreItem xmlns:ds="http://schemas.openxmlformats.org/officeDocument/2006/customXml" ds:itemID="{6EF0D6D3-0359-4D1F-96B7-0DCD36C390FE}">
   <ds:schemaRefs>
     <ds:schemaRef ds:uri="http://schemas.microsoft.com/office/2006/metadata/contentType"/>
@@ -71055,27 +69140,19 @@
 </ds:datastoreItem>
 </file>
 
-<file path=customXml/itemProps2.xml><?xml version="1.0" encoding="utf-8"?>
-<ds:datastoreItem xmlns:ds="http://schemas.openxmlformats.org/officeDocument/2006/customXml" ds:itemID="{FEAEA024-33A0-412C-ADAB-86C9F2F91C6F}">
+<file path=customXml/itemProps3.xml><?xml version="1.0" encoding="utf-8"?>
+<ds:datastoreItem xmlns:ds="http://schemas.openxmlformats.org/officeDocument/2006/customXml" ds:itemID="{368F45FA-2064-4BEF-8113-7B8B062FA5D7}">
   <ds:schemaRefs>
-    <ds:schemaRef ds:uri="http://schemas.openxmlformats.org/officeDocument/2006/bibliography"/>
-  </ds:schemaRefs>
-</ds:datastoreItem>
-</file>
-
-<file path=customXml/itemProps3.xml><?xml version="1.0" encoding="utf-8"?>
-<ds:datastoreItem xmlns:ds="http://schemas.openxmlformats.org/officeDocument/2006/customXml" ds:itemID="{A6DE2CEB-D0DC-4A0B-A0CB-4C6D4D3893B7}">
-  <ds:schemaRefs>
-    <ds:schemaRef ds:uri="http://schemas.microsoft.com/sharepoint/v3/contenttype/forms"/>
+    <ds:schemaRef ds:uri="http://schemas.microsoft.com/office/2006/metadata/properties"/>
+    <ds:schemaRef ds:uri="http://schemas.microsoft.com/office/infopath/2007/PartnerControls"/>
   </ds:schemaRefs>
 </ds:datastoreItem>
 </file>
 
 <file path=customXml/itemProps4.xml><?xml version="1.0" encoding="utf-8"?>
-<ds:datastoreItem xmlns:ds="http://schemas.openxmlformats.org/officeDocument/2006/customXml" ds:itemID="{368F45FA-2064-4BEF-8113-7B8B062FA5D7}">
+<ds:datastoreItem xmlns:ds="http://schemas.openxmlformats.org/officeDocument/2006/customXml" ds:itemID="{FEAEA024-33A0-412C-ADAB-86C9F2F91C6F}">
   <ds:schemaRefs>
-    <ds:schemaRef ds:uri="http://schemas.microsoft.com/office/2006/metadata/properties"/>
-    <ds:schemaRef ds:uri="http://schemas.microsoft.com/office/infopath/2007/PartnerControls"/>
+    <ds:schemaRef ds:uri="http://schemas.openxmlformats.org/officeDocument/2006/bibliography"/>
   </ds:schemaRefs>
 </ds:datastoreItem>
 </file>

--- a/CV_Grossmann.docx
+++ b/CV_Grossmann.docx
@@ -224,15 +224,7 @@
           <w:color w:val="000000"/>
           <w:lang w:val="en-CA"/>
         </w:rPr>
-        <w:t>5</w:t>
-      </w:r>
-      <w:r>
-        <w:rPr>
-          <w:bCs/>
-          <w:color w:val="000000"/>
-          <w:lang w:val="en-CA"/>
-        </w:rPr>
-        <w:t>99</w:t>
+        <w:t>642</w:t>
       </w:r>
       <w:r>
         <w:rPr>
@@ -885,7 +877,25 @@
                 <w:color w:val="000000"/>
                 <w:lang w:val="de-DE"/>
               </w:rPr>
-              <w:t>Vordiplom (B.S. equivalent), Psychology, Albert-Ludwigs-Universität Freiburg, Germany</w:t>
+              <w:t xml:space="preserve">Vordiplom (B.S. </w:t>
+            </w:r>
+            <w:proofErr w:type="spellStart"/>
+            <w:r>
+              <w:rPr>
+                <w:iCs/>
+                <w:color w:val="000000"/>
+                <w:lang w:val="de-DE"/>
+              </w:rPr>
+              <w:t>equivalent</w:t>
+            </w:r>
+            <w:proofErr w:type="spellEnd"/>
+            <w:r>
+              <w:rPr>
+                <w:iCs/>
+                <w:color w:val="000000"/>
+                <w:lang w:val="de-DE"/>
+              </w:rPr>
+              <w:t>), Psychology, Albert-Ludwigs-Universität Freiburg, Germany</w:t>
             </w:r>
           </w:p>
         </w:tc>
@@ -1945,6 +1955,7 @@
               <w:t xml:space="preserve">, </w:t>
             </w:r>
             <w:hyperlink r:id="rId20" w:history="1">
+              <w:proofErr w:type="spellStart"/>
               <w:r>
                 <w:rPr>
                   <w:rStyle w:val="Hyperlink"/>
@@ -1959,6 +1970,7 @@
                 </w:rPr>
                 <w:t>rds</w:t>
               </w:r>
+              <w:proofErr w:type="spellEnd"/>
             </w:hyperlink>
             <w:r>
               <w:rPr>
@@ -2326,12 +2338,21 @@
               </w:rPr>
               <w:t xml:space="preserve">Runner-Up for “Application of Science Award,” </w:t>
             </w:r>
+            <w:proofErr w:type="spellStart"/>
             <w:r>
               <w:rPr>
                 <w:color w:val="000000"/>
                 <w:lang w:val="en-CA"/>
               </w:rPr>
-              <w:t>NeuroLeadership Institute</w:t>
+              <w:t>NeuroLeadership</w:t>
+            </w:r>
+            <w:proofErr w:type="spellEnd"/>
+            <w:r>
+              <w:rPr>
+                <w:color w:val="000000"/>
+                <w:lang w:val="en-CA"/>
+              </w:rPr>
+              <w:t xml:space="preserve"> Institute</w:t>
             </w:r>
           </w:p>
         </w:tc>
@@ -2544,8 +2565,19 @@
                 <w:color w:val="000000"/>
                 <w:lang w:val="en-CA"/>
               </w:rPr>
-              <w:t>exceptional quality of the contribution of new researchers to psycholog</w:t>
-            </w:r>
+              <w:t xml:space="preserve">exceptional quality of the contribution of new researchers to </w:t>
+            </w:r>
+            <w:proofErr w:type="spellStart"/>
+            <w:r>
+              <w:rPr>
+                <w:i/>
+                <w:iCs/>
+                <w:color w:val="000000"/>
+                <w:lang w:val="en-CA"/>
+              </w:rPr>
+              <w:t>psycholog</w:t>
+            </w:r>
+            <w:proofErr w:type="spellEnd"/>
             <w:r>
               <w:rPr>
                 <w:i/>
@@ -2553,8 +2585,19 @@
                 <w:color w:val="000000"/>
                 <w:lang w:val="en-US"/>
               </w:rPr>
-              <w:t>y i</w:t>
-            </w:r>
+              <w:t xml:space="preserve">y </w:t>
+            </w:r>
+            <w:proofErr w:type="spellStart"/>
+            <w:r>
+              <w:rPr>
+                <w:i/>
+                <w:iCs/>
+                <w:color w:val="000000"/>
+                <w:lang w:val="en-US"/>
+              </w:rPr>
+              <w:t>i</w:t>
+            </w:r>
+            <w:proofErr w:type="spellEnd"/>
             <w:r>
               <w:rPr>
                 <w:i/>
@@ -3311,6 +3354,7 @@
               </w:rPr>
               <w:t>r</w:t>
             </w:r>
+            <w:proofErr w:type="spellStart"/>
             <w:r>
               <w:rPr>
                 <w:rStyle w:val="Hyperlink"/>
@@ -3326,7 +3370,17 @@
                 <w:color w:val="auto"/>
                 <w:lang w:val="en-US"/>
               </w:rPr>
-              <w:t>doctoral research in social psychology at the Department of Psychology</w:t>
+              <w:t>doctoral</w:t>
+            </w:r>
+            <w:proofErr w:type="spellEnd"/>
+            <w:r>
+              <w:rPr>
+                <w:rStyle w:val="Hyperlink"/>
+                <w:i/>
+                <w:color w:val="auto"/>
+                <w:lang w:val="en-US"/>
+              </w:rPr>
+              <w:t xml:space="preserve"> research in social psychology at the Department of Psychology</w:t>
             </w:r>
           </w:p>
         </w:tc>
@@ -3859,12 +3913,53 @@
               </w:rPr>
             </w:pPr>
             <w:hyperlink r:id="rId40" w:history="1">
+              <w:proofErr w:type="spellStart"/>
               <w:r>
                 <w:rPr>
                   <w:rStyle w:val="Hyperlink"/>
                   <w:lang w:val="en-CA"/>
                 </w:rPr>
-                <w:t>Stipendium der Studienstiftung des deutschen Volkes</w:t>
+                <w:t>Stipendium</w:t>
+              </w:r>
+              <w:proofErr w:type="spellEnd"/>
+              <w:r>
+                <w:rPr>
+                  <w:rStyle w:val="Hyperlink"/>
+                  <w:lang w:val="en-CA"/>
+                </w:rPr>
+                <w:t xml:space="preserve"> der </w:t>
+              </w:r>
+              <w:proofErr w:type="spellStart"/>
+              <w:r>
+                <w:rPr>
+                  <w:rStyle w:val="Hyperlink"/>
+                  <w:lang w:val="en-CA"/>
+                </w:rPr>
+                <w:t>Studienstiftung</w:t>
+              </w:r>
+              <w:proofErr w:type="spellEnd"/>
+              <w:r>
+                <w:rPr>
+                  <w:rStyle w:val="Hyperlink"/>
+                  <w:lang w:val="en-CA"/>
+                </w:rPr>
+                <w:t xml:space="preserve"> des </w:t>
+              </w:r>
+              <w:proofErr w:type="spellStart"/>
+              <w:r>
+                <w:rPr>
+                  <w:rStyle w:val="Hyperlink"/>
+                  <w:lang w:val="en-CA"/>
+                </w:rPr>
+                <w:t>deutschen</w:t>
+              </w:r>
+              <w:proofErr w:type="spellEnd"/>
+              <w:r>
+                <w:rPr>
+                  <w:rStyle w:val="Hyperlink"/>
+                  <w:lang w:val="en-CA"/>
+                </w:rPr>
+                <w:t xml:space="preserve"> Volkes</w:t>
               </w:r>
             </w:hyperlink>
             <w:r>
@@ -4660,7 +4755,23 @@
           <w:iCs/>
           <w:lang w:val="en-CA"/>
         </w:rPr>
-        <w:t>, 1, 524–536. *corresponding author</w:t>
+        <w:t>, 1, 524–536. *</w:t>
+      </w:r>
+      <w:proofErr w:type="gramStart"/>
+      <w:r>
+        <w:rPr>
+          <w:iCs/>
+          <w:lang w:val="en-CA"/>
+        </w:rPr>
+        <w:t>corresponding</w:t>
+      </w:r>
+      <w:proofErr w:type="gramEnd"/>
+      <w:r>
+        <w:rPr>
+          <w:iCs/>
+          <w:lang w:val="en-CA"/>
+        </w:rPr>
+        <w:t xml:space="preserve"> author</w:t>
       </w:r>
     </w:p>
     <w:p>
@@ -5146,11 +5257,19 @@
               </w:rPr>
               <w:t xml:space="preserve">Social Sciences and Humanities Research Council of Canada, Insight Grant, </w:t>
             </w:r>
-            <w:r>
-              <w:rPr>
-                <w:lang w:val="en-CA"/>
-              </w:rPr>
-              <w:t>From narratives to choices: Advancing semantic topic modeling for mapping cultural narratives to social</w:t>
+            <w:proofErr w:type="gramStart"/>
+            <w:r>
+              <w:rPr>
+                <w:lang w:val="en-CA"/>
+              </w:rPr>
+              <w:t>From</w:t>
+            </w:r>
+            <w:proofErr w:type="gramEnd"/>
+            <w:r>
+              <w:rPr>
+                <w:lang w:val="en-CA"/>
+              </w:rPr>
+              <w:t xml:space="preserve"> narratives to choices: Advancing semantic topic modeling for mapping cultural narratives to social</w:t>
             </w:r>
             <w:r>
               <w:rPr>
@@ -5663,7 +5782,21 @@
               <w:rPr>
                 <w:lang w:val="en-CA"/>
               </w:rPr>
-              <w:t>University of Waterloo Chronic Disease Prevention Initiative, Seed Grant, Harnessing psychological insights and mobile technologies to detect stress-related risk factors for mental health (CAD$10,000)</w:t>
+              <w:t xml:space="preserve">University of Waterloo Chronic Disease Prevention Initiative, Seed Grant, </w:t>
+            </w:r>
+            <w:proofErr w:type="gramStart"/>
+            <w:r>
+              <w:rPr>
+                <w:lang w:val="en-CA"/>
+              </w:rPr>
+              <w:t>Harnessing</w:t>
+            </w:r>
+            <w:proofErr w:type="gramEnd"/>
+            <w:r>
+              <w:rPr>
+                <w:lang w:val="en-CA"/>
+              </w:rPr>
+              <w:t xml:space="preserve"> psychological insights and mobile technologies to detect stress-related risk factors for mental health (CAD$10,000)</w:t>
             </w:r>
             <w:r>
               <w:rPr>
@@ -6014,6 +6147,7 @@
               </w:rPr>
               <w:t xml:space="preserve">University of Waterloo Teaching Innovation Incubator, </w:t>
             </w:r>
+            <w:proofErr w:type="gramStart"/>
             <w:r>
               <w:rPr>
                 <w:rFonts w:ascii="Times New Roman" w:hAnsi="Times New Roman" w:cs="Times New Roman"/>
@@ -6022,7 +6156,18 @@
                 <w:sz w:val="24"/>
                 <w:szCs w:val="24"/>
               </w:rPr>
-              <w:t>Learning by teaching a Large Language Model</w:t>
+              <w:t>Learning</w:t>
+            </w:r>
+            <w:proofErr w:type="gramEnd"/>
+            <w:r>
+              <w:rPr>
+                <w:rFonts w:ascii="Times New Roman" w:hAnsi="Times New Roman" w:cs="Times New Roman"/>
+                <w:i/>
+                <w:iCs/>
+                <w:sz w:val="24"/>
+                <w:szCs w:val="24"/>
+              </w:rPr>
+              <w:t xml:space="preserve"> by teaching a Large Language Model</w:t>
             </w:r>
             <w:r>
               <w:rPr>
@@ -6977,6 +7122,7 @@
         <w:t xml:space="preserve">, </w:t>
       </w:r>
       <w:hyperlink r:id="rId44" w:history="1">
+        <w:proofErr w:type="spellStart"/>
         <w:r>
           <w:rPr>
             <w:rStyle w:val="Hyperlink"/>
@@ -6984,7 +7130,17 @@
             <w:iCs/>
             <w:lang w:val="en-CA"/>
           </w:rPr>
-          <w:t>Futurescape Project</w:t>
+          <w:t>Futurescape</w:t>
+        </w:r>
+        <w:proofErr w:type="spellEnd"/>
+        <w:r>
+          <w:rPr>
+            <w:rStyle w:val="Hyperlink"/>
+            <w:i/>
+            <w:iCs/>
+            <w:lang w:val="en-CA"/>
+          </w:rPr>
+          <w:t xml:space="preserve"> Project</w:t>
         </w:r>
       </w:hyperlink>
       <w:r>
@@ -7006,6 +7162,7 @@
         <w:t xml:space="preserve">–present) – foresight and forecasting of societal change, including the </w:t>
       </w:r>
       <w:hyperlink r:id="rId45" w:history="1">
+        <w:proofErr w:type="spellStart"/>
         <w:r>
           <w:rPr>
             <w:rStyle w:val="Hyperlink"/>
@@ -7015,6 +7172,7 @@
           </w:rPr>
           <w:t>WorldAfterCOVID</w:t>
         </w:r>
+        <w:proofErr w:type="spellEnd"/>
       </w:hyperlink>
       <w:r>
         <w:rPr>
@@ -7553,8 +7711,59 @@
           <w:i/>
           <w:iCs/>
         </w:rPr>
-        <w:t>Professional governance &amp; field service</w:t>
-      </w:r>
+        <w:t xml:space="preserve">Professional </w:t>
+      </w:r>
+      <w:proofErr w:type="spellStart"/>
+      <w:r>
+        <w:rPr>
+          <w:b/>
+          <w:bCs/>
+          <w:i/>
+          <w:iCs/>
+        </w:rPr>
+        <w:t>governance</w:t>
+      </w:r>
+      <w:proofErr w:type="spellEnd"/>
+      <w:r>
+        <w:rPr>
+          <w:b/>
+          <w:bCs/>
+          <w:i/>
+          <w:iCs/>
+        </w:rPr>
+        <w:t xml:space="preserve"> &amp; </w:t>
+      </w:r>
+      <w:proofErr w:type="spellStart"/>
+      <w:r>
+        <w:rPr>
+          <w:b/>
+          <w:bCs/>
+          <w:i/>
+          <w:iCs/>
+        </w:rPr>
+        <w:t>field</w:t>
+      </w:r>
+      <w:proofErr w:type="spellEnd"/>
+      <w:r>
+        <w:rPr>
+          <w:b/>
+          <w:bCs/>
+          <w:i/>
+          <w:iCs/>
+        </w:rPr>
+        <w:t xml:space="preserve"> </w:t>
+      </w:r>
+      <w:proofErr w:type="spellStart"/>
+      <w:r>
+        <w:rPr>
+          <w:b/>
+          <w:bCs/>
+          <w:i/>
+          <w:iCs/>
+        </w:rPr>
+        <w:t>service</w:t>
+      </w:r>
+      <w:proofErr w:type="spellEnd"/>
     </w:p>
     <w:p>
       <w:pPr>
@@ -7908,7 +8117,7 @@
       <w:r>
         <w:rPr>
           <w:iCs/>
-          <w:lang w:val="de-DE"/>
+          <w:lang w:val="en-CA"/>
         </w:rPr>
         <w:t xml:space="preserve">Johnson, S. G.*, Karimi, A. H., Bengio, Y., Chater, N., Gerstenberg, T., Larson, K., ... </w:t>
       </w:r>
@@ -7961,7 +8170,23 @@
           <w:iCs/>
           <w:lang w:val="en-CA"/>
         </w:rPr>
-        <w:t>*corresponding authors</w:t>
+        <w:t>*</w:t>
+      </w:r>
+      <w:proofErr w:type="gramStart"/>
+      <w:r>
+        <w:rPr>
+          <w:iCs/>
+          <w:lang w:val="en-CA"/>
+        </w:rPr>
+        <w:t>corresponding</w:t>
+      </w:r>
+      <w:proofErr w:type="gramEnd"/>
+      <w:r>
+        <w:rPr>
+          <w:iCs/>
+          <w:lang w:val="en-CA"/>
+        </w:rPr>
+        <w:t xml:space="preserve"> authors</w:t>
       </w:r>
     </w:p>
     <w:p>
@@ -7974,12 +8199,21 @@
           <w:lang w:val="en-CA"/>
         </w:rPr>
       </w:pPr>
+      <w:proofErr w:type="spellStart"/>
       <w:r>
         <w:rPr>
           <w:u w:val="single"/>
           <w:lang w:val="en-CA"/>
         </w:rPr>
-        <w:t>Kachhiyapatel, N</w:t>
+        <w:t>Kachhiyapatel</w:t>
+      </w:r>
+      <w:proofErr w:type="spellEnd"/>
+      <w:r>
+        <w:rPr>
+          <w:u w:val="single"/>
+          <w:lang w:val="en-CA"/>
+        </w:rPr>
+        <w:t>, N</w:t>
       </w:r>
       <w:r>
         <w:rPr>
@@ -8154,6 +8388,7 @@
         </w:rPr>
         <w:t xml:space="preserve">, </w:t>
       </w:r>
+      <w:proofErr w:type="spellStart"/>
       <w:r>
         <w:rPr>
           <w:iCs/>
@@ -8161,6 +8396,7 @@
         </w:rPr>
         <w:t>Jaśkiewicz</w:t>
       </w:r>
+      <w:proofErr w:type="spellEnd"/>
       <w:r>
         <w:rPr>
           <w:iCs/>
@@ -8613,7 +8849,23 @@
           <w:iCs/>
           <w:lang w:val="en-CA"/>
         </w:rPr>
-        <w:t>. *shared authorship</w:t>
+        <w:t>. *</w:t>
+      </w:r>
+      <w:proofErr w:type="gramStart"/>
+      <w:r>
+        <w:rPr>
+          <w:iCs/>
+          <w:lang w:val="en-CA"/>
+        </w:rPr>
+        <w:t>shared</w:t>
+      </w:r>
+      <w:proofErr w:type="gramEnd"/>
+      <w:r>
+        <w:rPr>
+          <w:iCs/>
+          <w:lang w:val="en-CA"/>
+        </w:rPr>
+        <w:t xml:space="preserve"> authorship</w:t>
       </w:r>
     </w:p>
     <w:p>
@@ -8887,7 +9139,21 @@
         <w:rPr>
           <w:lang w:val="en-CA"/>
         </w:rPr>
-        <w:t>., &amp; Trodd, Z. (</w:t>
+        <w:t xml:space="preserve">., &amp; </w:t>
+      </w:r>
+      <w:proofErr w:type="spellStart"/>
+      <w:r>
+        <w:rPr>
+          <w:lang w:val="en-CA"/>
+        </w:rPr>
+        <w:t>Trodd</w:t>
+      </w:r>
+      <w:proofErr w:type="spellEnd"/>
+      <w:r>
+        <w:rPr>
+          <w:lang w:val="en-CA"/>
+        </w:rPr>
+        <w:t>, Z. (</w:t>
       </w:r>
       <w:r>
         <w:rPr>
@@ -9090,12 +9356,21 @@
         </w:rPr>
         <w:t xml:space="preserve"> </w:t>
       </w:r>
+      <w:proofErr w:type="spellStart"/>
       <w:r>
         <w:rPr>
           <w:u w:val="single"/>
           <w:lang w:val="de-DE"/>
         </w:rPr>
-        <w:t>Kachhiyapatel, N</w:t>
+        <w:t>Kachhiyapatel</w:t>
+      </w:r>
+      <w:proofErr w:type="spellEnd"/>
+      <w:r>
+        <w:rPr>
+          <w:u w:val="single"/>
+          <w:lang w:val="de-DE"/>
+        </w:rPr>
+        <w:t>, N</w:t>
       </w:r>
       <w:r>
         <w:rPr>
@@ -9481,11 +9756,19 @@
         </w:rPr>
         <w:t>c</w:t>
       </w:r>
-      <w:r>
-        <w:rPr>
-          <w:lang w:val="en-CA"/>
-        </w:rPr>
-        <w:t xml:space="preserve">ognition at the </w:t>
+      <w:proofErr w:type="spellStart"/>
+      <w:r>
+        <w:rPr>
+          <w:lang w:val="en-CA"/>
+        </w:rPr>
+        <w:t>ognition</w:t>
+      </w:r>
+      <w:proofErr w:type="spellEnd"/>
+      <w:r>
+        <w:rPr>
+          <w:lang w:val="en-CA"/>
+        </w:rPr>
+        <w:t xml:space="preserve"> at the </w:t>
       </w:r>
       <w:r>
         <w:rPr>
@@ -9493,11 +9776,19 @@
         </w:rPr>
         <w:t>b</w:t>
       </w:r>
-      <w:r>
-        <w:rPr>
-          <w:lang w:val="en-CA"/>
-        </w:rPr>
-        <w:t xml:space="preserve">eginning and the </w:t>
+      <w:proofErr w:type="spellStart"/>
+      <w:r>
+        <w:rPr>
+          <w:lang w:val="en-CA"/>
+        </w:rPr>
+        <w:t>eginning</w:t>
+      </w:r>
+      <w:proofErr w:type="spellEnd"/>
+      <w:r>
+        <w:rPr>
+          <w:lang w:val="en-CA"/>
+        </w:rPr>
+        <w:t xml:space="preserve"> and the </w:t>
       </w:r>
       <w:r>
         <w:rPr>
@@ -9505,11 +9796,19 @@
         </w:rPr>
         <w:t>e</w:t>
       </w:r>
-      <w:r>
-        <w:rPr>
-          <w:lang w:val="en-CA"/>
-        </w:rPr>
-        <w:t xml:space="preserve">nd of the </w:t>
+      <w:proofErr w:type="spellStart"/>
+      <w:r>
+        <w:rPr>
+          <w:lang w:val="en-CA"/>
+        </w:rPr>
+        <w:t>nd</w:t>
+      </w:r>
+      <w:proofErr w:type="spellEnd"/>
+      <w:r>
+        <w:rPr>
+          <w:lang w:val="en-CA"/>
+        </w:rPr>
+        <w:t xml:space="preserve"> of the </w:t>
       </w:r>
       <w:r>
         <w:rPr>
@@ -9529,6 +9828,7 @@
         </w:rPr>
         <w:t xml:space="preserve">. </w:t>
       </w:r>
+      <w:proofErr w:type="spellStart"/>
       <w:r>
         <w:rPr>
           <w:i/>
@@ -9537,6 +9837,7 @@
         </w:rPr>
         <w:t>Collabra</w:t>
       </w:r>
+      <w:proofErr w:type="spellEnd"/>
       <w:r>
         <w:rPr>
           <w:lang w:val="de-DE"/>
@@ -10111,38 +10412,38 @@
       <w:r>
         <w:rPr>
           <w:u w:val="single"/>
-          <w:lang w:val="sv-SE"/>
+          <w:lang w:val="en-CA"/>
         </w:rPr>
         <w:t>Elnakouri, A</w:t>
       </w:r>
       <w:r>
         <w:rPr>
-          <w:lang w:val="sv-SE"/>
+          <w:lang w:val="en-CA"/>
         </w:rPr>
         <w:t>.</w:t>
       </w:r>
       <w:r>
         <w:rPr>
-          <w:lang w:val="sv-SE"/>
+          <w:lang w:val="en-CA"/>
         </w:rPr>
         <w:t>*</w:t>
       </w:r>
       <w:r>
         <w:rPr>
-          <w:lang w:val="sv-SE"/>
+          <w:lang w:val="en-CA"/>
         </w:rPr>
         <w:t xml:space="preserve">, </w:t>
       </w:r>
       <w:r>
         <w:rPr>
           <w:u w:val="single"/>
-          <w:lang w:val="sv-SE"/>
+          <w:lang w:val="en-CA"/>
         </w:rPr>
         <w:t>Huynh, A. C</w:t>
       </w:r>
       <w:r>
         <w:rPr>
-          <w:lang w:val="sv-SE"/>
+          <w:lang w:val="en-CA"/>
         </w:rPr>
         <w:t xml:space="preserve">., &amp; </w:t>
       </w:r>
@@ -10150,25 +10451,25 @@
         <w:rPr>
           <w:b/>
           <w:bCs/>
-          <w:lang w:val="sv-SE"/>
+          <w:lang w:val="en-CA"/>
         </w:rPr>
         <w:t>Grossmann, I</w:t>
       </w:r>
       <w:r>
         <w:rPr>
-          <w:lang w:val="sv-SE"/>
+          <w:lang w:val="en-CA"/>
         </w:rPr>
         <w:t>.</w:t>
       </w:r>
       <w:r>
         <w:rPr>
-          <w:lang w:val="sv-SE"/>
+          <w:lang w:val="en-CA"/>
         </w:rPr>
         <w:t>*</w:t>
       </w:r>
       <w:r>
         <w:rPr>
-          <w:lang w:val="sv-SE"/>
+          <w:lang w:val="en-CA"/>
         </w:rPr>
         <w:t xml:space="preserve"> (2024). </w:t>
       </w:r>
@@ -10225,7 +10526,23 @@
           <w:bCs/>
           <w:lang w:val="en-CA"/>
         </w:rPr>
-        <w:t>*corresponding author</w:t>
+        <w:t>*</w:t>
+      </w:r>
+      <w:proofErr w:type="gramStart"/>
+      <w:r>
+        <w:rPr>
+          <w:bCs/>
+          <w:lang w:val="en-CA"/>
+        </w:rPr>
+        <w:t>corresponding</w:t>
+      </w:r>
+      <w:proofErr w:type="gramEnd"/>
+      <w:r>
+        <w:rPr>
+          <w:bCs/>
+          <w:lang w:val="en-CA"/>
+        </w:rPr>
+        <w:t xml:space="preserve"> author</w:t>
       </w:r>
       <w:r>
         <w:rPr>
@@ -10733,6 +11050,7 @@
           <w:lang w:val="en-US"/>
         </w:rPr>
       </w:pPr>
+      <w:proofErr w:type="spellStart"/>
       <w:r>
         <w:rPr>
           <w:u w:val="single"/>
@@ -10740,6 +11058,7 @@
         </w:rPr>
         <w:t>Kachhiyapatel</w:t>
       </w:r>
+      <w:proofErr w:type="spellEnd"/>
       <w:r>
         <w:rPr>
           <w:u w:val="single"/>
@@ -10939,11 +11258,19 @@
         </w:rPr>
         <w:t>w</w:t>
       </w:r>
-      <w:r>
-        <w:rPr>
-          <w:lang w:val="en-CA"/>
-        </w:rPr>
-        <w:t xml:space="preserve">isdom </w:t>
+      <w:proofErr w:type="spellStart"/>
+      <w:r>
+        <w:rPr>
+          <w:lang w:val="en-CA"/>
+        </w:rPr>
+        <w:t>isdom</w:t>
+      </w:r>
+      <w:proofErr w:type="spellEnd"/>
+      <w:r>
+        <w:rPr>
+          <w:lang w:val="en-CA"/>
+        </w:rPr>
+        <w:t xml:space="preserve"> </w:t>
       </w:r>
       <w:r>
         <w:rPr>
@@ -10951,11 +11278,19 @@
         </w:rPr>
         <w:t>p</w:t>
       </w:r>
-      <w:r>
-        <w:rPr>
-          <w:lang w:val="en-CA"/>
-        </w:rPr>
-        <w:t xml:space="preserve">erception </w:t>
+      <w:proofErr w:type="spellStart"/>
+      <w:r>
+        <w:rPr>
+          <w:lang w:val="en-CA"/>
+        </w:rPr>
+        <w:t>erception</w:t>
+      </w:r>
+      <w:proofErr w:type="spellEnd"/>
+      <w:r>
+        <w:rPr>
+          <w:lang w:val="en-CA"/>
+        </w:rPr>
+        <w:t xml:space="preserve"> </w:t>
       </w:r>
       <w:r>
         <w:rPr>
@@ -10975,11 +11310,19 @@
         </w:rPr>
         <w:t>t</w:t>
       </w:r>
-      <w:r>
-        <w:rPr>
-          <w:lang w:val="en-CA"/>
-        </w:rPr>
-        <w:t xml:space="preserve">welve </w:t>
+      <w:proofErr w:type="spellStart"/>
+      <w:r>
+        <w:rPr>
+          <w:lang w:val="en-CA"/>
+        </w:rPr>
+        <w:t>welve</w:t>
+      </w:r>
+      <w:proofErr w:type="spellEnd"/>
+      <w:r>
+        <w:rPr>
+          <w:lang w:val="en-CA"/>
+        </w:rPr>
+        <w:t xml:space="preserve"> </w:t>
       </w:r>
       <w:r>
         <w:rPr>
@@ -10987,11 +11330,19 @@
         </w:rPr>
         <w:t>c</w:t>
       </w:r>
-      <w:r>
-        <w:rPr>
-          <w:lang w:val="en-CA"/>
-        </w:rPr>
-        <w:t xml:space="preserve">ountries on </w:t>
+      <w:proofErr w:type="spellStart"/>
+      <w:r>
+        <w:rPr>
+          <w:lang w:val="en-CA"/>
+        </w:rPr>
+        <w:t>ountries</w:t>
+      </w:r>
+      <w:proofErr w:type="spellEnd"/>
+      <w:r>
+        <w:rPr>
+          <w:lang w:val="en-CA"/>
+        </w:rPr>
+        <w:t xml:space="preserve"> on </w:t>
       </w:r>
       <w:r>
         <w:rPr>
@@ -10999,11 +11350,19 @@
         </w:rPr>
         <w:t>f</w:t>
       </w:r>
-      <w:r>
-        <w:rPr>
-          <w:lang w:val="en-CA"/>
-        </w:rPr>
-        <w:t xml:space="preserve">ive </w:t>
+      <w:proofErr w:type="spellStart"/>
+      <w:r>
+        <w:rPr>
+          <w:lang w:val="en-CA"/>
+        </w:rPr>
+        <w:t>ive</w:t>
+      </w:r>
+      <w:proofErr w:type="spellEnd"/>
+      <w:r>
+        <w:rPr>
+          <w:lang w:val="en-CA"/>
+        </w:rPr>
+        <w:t xml:space="preserve"> </w:t>
       </w:r>
       <w:r>
         <w:rPr>
@@ -11011,11 +11370,19 @@
         </w:rPr>
         <w:t>c</w:t>
       </w:r>
-      <w:r>
-        <w:rPr>
-          <w:lang w:val="en-CA"/>
-        </w:rPr>
-        <w:t xml:space="preserve">ontinents. </w:t>
+      <w:proofErr w:type="spellStart"/>
+      <w:r>
+        <w:rPr>
+          <w:lang w:val="en-CA"/>
+        </w:rPr>
+        <w:t>ontinents</w:t>
+      </w:r>
+      <w:proofErr w:type="spellEnd"/>
+      <w:r>
+        <w:rPr>
+          <w:lang w:val="en-CA"/>
+        </w:rPr>
+        <w:t xml:space="preserve">. </w:t>
       </w:r>
       <w:r>
         <w:rPr>
@@ -11038,7 +11405,23 @@
           <w:bCs/>
           <w:lang w:val="en-CA"/>
         </w:rPr>
-        <w:t>*corresponding author</w:t>
+        <w:t>*</w:t>
+      </w:r>
+      <w:proofErr w:type="gramStart"/>
+      <w:r>
+        <w:rPr>
+          <w:bCs/>
+          <w:lang w:val="en-CA"/>
+        </w:rPr>
+        <w:t>corresponding</w:t>
+      </w:r>
+      <w:proofErr w:type="gramEnd"/>
+      <w:r>
+        <w:rPr>
+          <w:bCs/>
+          <w:lang w:val="en-CA"/>
+        </w:rPr>
+        <w:t xml:space="preserve"> author</w:t>
       </w:r>
       <w:r>
         <w:rPr>
@@ -11149,11 +11532,19 @@
         </w:rPr>
         <w:t>w</w:t>
       </w:r>
-      <w:r>
-        <w:rPr>
-          <w:lang w:val="en-CA"/>
-        </w:rPr>
-        <w:t xml:space="preserve">isdom: Classifying </w:t>
+      <w:proofErr w:type="spellStart"/>
+      <w:r>
+        <w:rPr>
+          <w:lang w:val="en-CA"/>
+        </w:rPr>
+        <w:t>isdom</w:t>
+      </w:r>
+      <w:proofErr w:type="spellEnd"/>
+      <w:r>
+        <w:rPr>
+          <w:lang w:val="en-CA"/>
+        </w:rPr>
+        <w:t xml:space="preserve">: Classifying </w:t>
       </w:r>
       <w:r>
         <w:rPr>
@@ -11167,6 +11558,7 @@
         </w:rPr>
         <w:t xml:space="preserve">eta-cognitive and </w:t>
       </w:r>
+      <w:proofErr w:type="gramStart"/>
       <w:r>
         <w:rPr>
           <w:lang w:val="en-US"/>
@@ -11177,7 +11569,14 @@
         <w:rPr>
           <w:lang w:val="en-CA"/>
         </w:rPr>
-        <w:t xml:space="preserve">orally-grounded </w:t>
+        <w:t>orally-grounded</w:t>
+      </w:r>
+      <w:proofErr w:type="gramEnd"/>
+      <w:r>
+        <w:rPr>
+          <w:lang w:val="en-CA"/>
+        </w:rPr>
+        <w:t xml:space="preserve"> </w:t>
       </w:r>
       <w:r>
         <w:rPr>
@@ -11185,11 +11584,19 @@
         </w:rPr>
         <w:t>n</w:t>
       </w:r>
-      <w:r>
-        <w:rPr>
-          <w:lang w:val="en-CA"/>
-        </w:rPr>
-        <w:t xml:space="preserve">arrative </w:t>
+      <w:proofErr w:type="spellStart"/>
+      <w:r>
+        <w:rPr>
+          <w:lang w:val="en-CA"/>
+        </w:rPr>
+        <w:t>arrative</w:t>
+      </w:r>
+      <w:proofErr w:type="spellEnd"/>
+      <w:r>
+        <w:rPr>
+          <w:lang w:val="en-CA"/>
+        </w:rPr>
+        <w:t xml:space="preserve"> </w:t>
       </w:r>
       <w:r>
         <w:rPr>
@@ -11197,11 +11604,19 @@
         </w:rPr>
         <w:t>c</w:t>
       </w:r>
-      <w:r>
-        <w:rPr>
-          <w:lang w:val="en-CA"/>
-        </w:rPr>
-        <w:t>ontent via Large Language Models.</w:t>
+      <w:proofErr w:type="spellStart"/>
+      <w:r>
+        <w:rPr>
+          <w:lang w:val="en-CA"/>
+        </w:rPr>
+        <w:t>ontent</w:t>
+      </w:r>
+      <w:proofErr w:type="spellEnd"/>
+      <w:r>
+        <w:rPr>
+          <w:lang w:val="en-CA"/>
+        </w:rPr>
+        <w:t xml:space="preserve"> via Large Language Models.</w:t>
       </w:r>
       <w:r>
         <w:rPr>
@@ -11310,8 +11725,18 @@
           <w:iCs/>
           <w:lang w:val="de-DE"/>
         </w:rPr>
-        <w:t>Acta Psychologica</w:t>
-      </w:r>
+        <w:t xml:space="preserve">Acta </w:t>
+      </w:r>
+      <w:proofErr w:type="spellStart"/>
+      <w:r>
+        <w:rPr>
+          <w:i/>
+          <w:iCs/>
+          <w:lang w:val="de-DE"/>
+        </w:rPr>
+        <w:t>Psychologica</w:t>
+      </w:r>
+      <w:proofErr w:type="spellEnd"/>
       <w:r>
         <w:rPr>
           <w:lang w:val="de-DE"/>
@@ -12241,11 +12666,19 @@
         </w:rPr>
         <w:t>*</w:t>
       </w:r>
-      <w:r>
-        <w:rPr>
-          <w:lang w:val="en-CA"/>
-        </w:rPr>
-        <w:t xml:space="preserve">founder and </w:t>
+      <w:proofErr w:type="gramStart"/>
+      <w:r>
+        <w:rPr>
+          <w:lang w:val="en-CA"/>
+        </w:rPr>
+        <w:t>founder</w:t>
+      </w:r>
+      <w:proofErr w:type="gramEnd"/>
+      <w:r>
+        <w:rPr>
+          <w:lang w:val="en-CA"/>
+        </w:rPr>
+        <w:t xml:space="preserve"> and </w:t>
       </w:r>
       <w:r>
         <w:rPr>
@@ -12317,7 +12750,21 @@
         <w:rPr>
           <w:lang w:val="en-CA"/>
         </w:rPr>
-        <w:t xml:space="preserve">., Allroggen, </w:t>
+        <w:t xml:space="preserve">., </w:t>
+      </w:r>
+      <w:proofErr w:type="spellStart"/>
+      <w:r>
+        <w:rPr>
+          <w:lang w:val="en-CA"/>
+        </w:rPr>
+        <w:t>Allroggen</w:t>
+      </w:r>
+      <w:proofErr w:type="spellEnd"/>
+      <w:r>
+        <w:rPr>
+          <w:lang w:val="en-CA"/>
+        </w:rPr>
+        <w:t xml:space="preserve">, </w:t>
       </w:r>
       <w:r>
         <w:rPr>
@@ -12680,7 +13127,21 @@
         <w:rPr>
           <w:lang w:val="en-CA"/>
         </w:rPr>
-        <w:t xml:space="preserve"> doi: 10.1017/S0140525X21000728</w:t>
+        <w:t xml:space="preserve"> </w:t>
+      </w:r>
+      <w:proofErr w:type="spellStart"/>
+      <w:r>
+        <w:rPr>
+          <w:lang w:val="en-CA"/>
+        </w:rPr>
+        <w:t>doi</w:t>
+      </w:r>
+      <w:proofErr w:type="spellEnd"/>
+      <w:r>
+        <w:rPr>
+          <w:lang w:val="en-CA"/>
+        </w:rPr>
+        <w:t>: 10.1017/S0140525X21000728</w:t>
       </w:r>
       <w:r>
         <w:rPr>
@@ -12876,7 +13337,21 @@
         <w:rPr>
           <w:lang w:val="en-CA"/>
         </w:rPr>
-        <w:t xml:space="preserve">., Kenrick, D. Wiezel, A., </w:t>
+        <w:t xml:space="preserve">., Kenrick, D. </w:t>
+      </w:r>
+      <w:proofErr w:type="spellStart"/>
+      <w:r>
+        <w:rPr>
+          <w:lang w:val="en-CA"/>
+        </w:rPr>
+        <w:t>Wiezel</w:t>
+      </w:r>
+      <w:proofErr w:type="spellEnd"/>
+      <w:r>
+        <w:rPr>
+          <w:lang w:val="en-CA"/>
+        </w:rPr>
+        <w:t xml:space="preserve">, A., </w:t>
       </w:r>
       <w:r>
         <w:rPr>
@@ -12946,7 +13421,21 @@
         <w:rPr>
           <w:lang w:val="en-CA"/>
         </w:rPr>
-        <w:t xml:space="preserve">Pick, C. M., Ko, A., Wormley, A. S., Wiezel, A., Kenrick, D. T., Al-Shawaf, L., […] </w:t>
+        <w:t xml:space="preserve">Pick, C. M., Ko, A., Wormley, A. S., </w:t>
+      </w:r>
+      <w:proofErr w:type="spellStart"/>
+      <w:r>
+        <w:rPr>
+          <w:lang w:val="en-CA"/>
+        </w:rPr>
+        <w:t>Wiezel</w:t>
+      </w:r>
+      <w:proofErr w:type="spellEnd"/>
+      <w:r>
+        <w:rPr>
+          <w:lang w:val="en-CA"/>
+        </w:rPr>
+        <w:t xml:space="preserve">, A., Kenrick, D. T., Al-Shawaf, L., […] </w:t>
       </w:r>
       <w:r>
         <w:rPr>
@@ -13027,6 +13516,7 @@
         </w:rPr>
         <w:t>Elnakouri, A.</w:t>
       </w:r>
+      <w:proofErr w:type="gramStart"/>
       <w:r>
         <w:rPr>
           <w:lang w:val="en-CA"/>
@@ -13038,7 +13528,15 @@
           <w:u w:val="single"/>
           <w:lang w:val="en-CA"/>
         </w:rPr>
-        <w:t>Meyers, E. A.</w:t>
+        <w:t>Meyers</w:t>
+      </w:r>
+      <w:proofErr w:type="gramEnd"/>
+      <w:r>
+        <w:rPr>
+          <w:u w:val="single"/>
+          <w:lang w:val="en-CA"/>
+        </w:rPr>
+        <w:t>, E. A.</w:t>
       </w:r>
       <w:r>
         <w:rPr>
@@ -13125,11 +13623,19 @@
         </w:rPr>
         <w:t>*</w:t>
       </w:r>
-      <w:r>
-        <w:rPr>
-          <w:lang w:val="en-CA"/>
-        </w:rPr>
-        <w:t>corresponding author</w:t>
+      <w:proofErr w:type="gramStart"/>
+      <w:r>
+        <w:rPr>
+          <w:lang w:val="en-CA"/>
+        </w:rPr>
+        <w:t>corresponding</w:t>
+      </w:r>
+      <w:proofErr w:type="gramEnd"/>
+      <w:r>
+        <w:rPr>
+          <w:lang w:val="en-CA"/>
+        </w:rPr>
+        <w:t xml:space="preserve"> author</w:t>
       </w:r>
     </w:p>
     <w:bookmarkEnd w:id="10"/>
@@ -13145,20 +13651,20 @@
       </w:pPr>
       <w:r>
         <w:rPr>
-          <w:lang w:val="en-CA"/>
+          <w:lang w:val="sv-SE"/>
         </w:rPr>
         <w:t xml:space="preserve">Choi, E., Farb, N. A., </w:t>
       </w:r>
       <w:r>
         <w:rPr>
           <w:u w:val="single"/>
-          <w:lang w:val="en-CA"/>
+          <w:lang w:val="sv-SE"/>
         </w:rPr>
         <w:t>Pogrebtsova, E</w:t>
       </w:r>
       <w:r>
         <w:rPr>
-          <w:lang w:val="en-CA"/>
+          <w:lang w:val="sv-SE"/>
         </w:rPr>
         <w:t xml:space="preserve">., Gruman, J., &amp; </w:t>
       </w:r>
@@ -13166,13 +13672,13 @@
         <w:rPr>
           <w:b/>
           <w:bCs/>
-          <w:lang w:val="en-CA"/>
+          <w:lang w:val="sv-SE"/>
         </w:rPr>
         <w:t xml:space="preserve">Grossmann, I.* </w:t>
       </w:r>
       <w:r>
         <w:rPr>
-          <w:lang w:val="en-CA"/>
+          <w:lang w:val="sv-SE"/>
         </w:rPr>
         <w:t xml:space="preserve">(2021). </w:t>
       </w:r>
@@ -13201,8 +13707,16 @@
         <w:rPr>
           <w:lang w:val="en-CA"/>
         </w:rPr>
-        <w:t>*corresponding author</w:t>
-      </w:r>
+        <w:t xml:space="preserve">*corresponding </w:t>
+      </w:r>
+      <w:proofErr w:type="gramStart"/>
+      <w:r>
+        <w:rPr>
+          <w:lang w:val="en-CA"/>
+        </w:rPr>
+        <w:t>author</w:t>
+      </w:r>
+      <w:proofErr w:type="gramEnd"/>
     </w:p>
     <w:bookmarkEnd w:id="21"/>
     <w:p>
@@ -13687,7 +14201,21 @@
         <w:rPr>
           <w:lang w:val="en-CA"/>
         </w:rPr>
-        <w:t xml:space="preserve">Jayawickreme, E., Infurna, F. J., Alajak, K., Blackie, L. E. R., Chopik, W. J., Chung, J. M., </w:t>
+        <w:t xml:space="preserve">Jayawickreme, E., Infurna, F. J., </w:t>
+      </w:r>
+      <w:proofErr w:type="spellStart"/>
+      <w:r>
+        <w:rPr>
+          <w:lang w:val="en-CA"/>
+        </w:rPr>
+        <w:t>Alajak</w:t>
+      </w:r>
+      <w:proofErr w:type="spellEnd"/>
+      <w:r>
+        <w:rPr>
+          <w:lang w:val="en-CA"/>
+        </w:rPr>
+        <w:t xml:space="preserve">, K., Blackie, L. E. R., Chopik, W. J., Chung, J. M., </w:t>
       </w:r>
       <w:r>
         <w:rPr>
@@ -13700,7 +14228,21 @@
         <w:rPr>
           <w:lang w:val="en-CA"/>
         </w:rPr>
-        <w:t xml:space="preserve">., Fleeson, W., Forgeard, M. J. C., Frazier, P., Furr, R. M., </w:t>
+        <w:t xml:space="preserve">., Fleeson, W., </w:t>
+      </w:r>
+      <w:proofErr w:type="spellStart"/>
+      <w:r>
+        <w:rPr>
+          <w:lang w:val="en-CA"/>
+        </w:rPr>
+        <w:t>Forgeard</w:t>
+      </w:r>
+      <w:proofErr w:type="spellEnd"/>
+      <w:r>
+        <w:rPr>
+          <w:lang w:val="en-CA"/>
+        </w:rPr>
+        <w:t xml:space="preserve">, M. J. C., Frazier, P., Furr, R. M., </w:t>
       </w:r>
       <w:r>
         <w:rPr>
@@ -14059,7 +14601,21 @@
         <w:rPr>
           <w:lang w:val="en-CA"/>
         </w:rPr>
-        <w:t xml:space="preserve">, Fugelsang, J. A., Sorokowski, P., </w:t>
+        <w:t xml:space="preserve">, Fugelsang, J. A., </w:t>
+      </w:r>
+      <w:proofErr w:type="spellStart"/>
+      <w:r>
+        <w:rPr>
+          <w:lang w:val="en-CA"/>
+        </w:rPr>
+        <w:t>Sorokowski</w:t>
+      </w:r>
+      <w:proofErr w:type="spellEnd"/>
+      <w:r>
+        <w:rPr>
+          <w:lang w:val="en-CA"/>
+        </w:rPr>
+        <w:t xml:space="preserve">, P., </w:t>
       </w:r>
       <w:r>
         <w:rPr>
@@ -14771,12 +15327,21 @@
         </w:rPr>
         <w:t xml:space="preserve">(2), 185-194. </w:t>
       </w:r>
+      <w:proofErr w:type="spellStart"/>
       <w:r>
         <w:rPr>
           <w:rFonts w:cs="Times New Roman"/>
           <w:lang w:val="en-CA"/>
         </w:rPr>
-        <w:t>doi: 10.1080/1047840X.2020.1750920</w:t>
+        <w:t>doi</w:t>
+      </w:r>
+      <w:proofErr w:type="spellEnd"/>
+      <w:r>
+        <w:rPr>
+          <w:rFonts w:cs="Times New Roman"/>
+          <w:lang w:val="en-CA"/>
+        </w:rPr>
+        <w:t>: 10.1080/1047840X.2020.1750920</w:t>
       </w:r>
       <w:r>
         <w:rPr>
@@ -14833,7 +15398,49 @@
         <w:rPr>
           <w:lang w:val="en-CA"/>
         </w:rPr>
-        <w:t xml:space="preserve">Hanaei, S., Takian, A., Majdzadeh, R., Maboloc, C. R., </w:t>
+        <w:t xml:space="preserve">Hanaei, S., </w:t>
+      </w:r>
+      <w:proofErr w:type="spellStart"/>
+      <w:r>
+        <w:rPr>
+          <w:lang w:val="en-CA"/>
+        </w:rPr>
+        <w:t>Takian</w:t>
+      </w:r>
+      <w:proofErr w:type="spellEnd"/>
+      <w:r>
+        <w:rPr>
+          <w:lang w:val="en-CA"/>
+        </w:rPr>
+        <w:t xml:space="preserve">, A., </w:t>
+      </w:r>
+      <w:proofErr w:type="spellStart"/>
+      <w:r>
+        <w:rPr>
+          <w:lang w:val="en-CA"/>
+        </w:rPr>
+        <w:t>Majdzadeh</w:t>
+      </w:r>
+      <w:proofErr w:type="spellEnd"/>
+      <w:r>
+        <w:rPr>
+          <w:lang w:val="en-CA"/>
+        </w:rPr>
+        <w:t xml:space="preserve">, R., </w:t>
+      </w:r>
+      <w:proofErr w:type="spellStart"/>
+      <w:r>
+        <w:rPr>
+          <w:lang w:val="en-CA"/>
+        </w:rPr>
+        <w:t>Maboloc</w:t>
+      </w:r>
+      <w:proofErr w:type="spellEnd"/>
+      <w:r>
+        <w:rPr>
+          <w:lang w:val="en-CA"/>
+        </w:rPr>
+        <w:t xml:space="preserve">, C. R., </w:t>
       </w:r>
       <w:r>
         <w:rPr>
@@ -14847,7 +15454,35 @@
         <w:rPr>
           <w:lang w:val="en-CA"/>
         </w:rPr>
-        <w:t xml:space="preserve">., Gomes, O., Milosevic, M., Gupta, M., Shamshirsaz, A. A., Harbi, A., Burhan, A. M., Uddin, L. Q., Kulasinghe, A., Lam, C.-M., Ramakrishna, S., Alavi, A., Nouwen, J. L., Dorigo, T., Schreiber, M., … Rezaei, N. (2020). Emerging Standards and the Hybrid Model for Organizing Scientific Events During and After The COVID-19 Pandemic. </w:t>
+        <w:t xml:space="preserve">., Gomes, O., Milosevic, M., Gupta, M., </w:t>
+      </w:r>
+      <w:proofErr w:type="spellStart"/>
+      <w:r>
+        <w:rPr>
+          <w:lang w:val="en-CA"/>
+        </w:rPr>
+        <w:t>Shamshirsaz</w:t>
+      </w:r>
+      <w:proofErr w:type="spellEnd"/>
+      <w:r>
+        <w:rPr>
+          <w:lang w:val="en-CA"/>
+        </w:rPr>
+        <w:t xml:space="preserve">, A. A., Harbi, A., Burhan, A. M., Uddin, L. Q., </w:t>
+      </w:r>
+      <w:proofErr w:type="spellStart"/>
+      <w:r>
+        <w:rPr>
+          <w:lang w:val="en-CA"/>
+        </w:rPr>
+        <w:t>Kulasinghe</w:t>
+      </w:r>
+      <w:proofErr w:type="spellEnd"/>
+      <w:r>
+        <w:rPr>
+          <w:lang w:val="en-CA"/>
+        </w:rPr>
+        <w:t xml:space="preserve">, A., Lam, C.-M., Ramakrishna, S., Alavi, A., Nouwen, J. L., Dorigo, T., Schreiber, M., … Rezaei, N. (2020). Emerging Standards and the Hybrid Model for Organizing Scientific Events During and After The COVID-19 Pandemic. </w:t>
       </w:r>
       <w:r>
         <w:rPr>
@@ -15016,7 +15651,49 @@
         <w:rPr>
           <w:lang w:val="en-CA"/>
         </w:rPr>
-        <w:t xml:space="preserve">Ko, A., Pick, C., Kwon, J. Y., Barlev, M., Krems, J. A., Varnum, M. E. W., Neel, R., Peysha, M., Boonyasiriwat, W., Brandstätter, E., Vasquez, J. E. C., Galindo, O., Pereira de Felipe, R., Crispim, A. C., Fetvadjiev, V. H., Fischer, R., Karl, J., David, D., Galdi, S., Gomez-Jacinto, L., </w:t>
+        <w:t xml:space="preserve">Ko, A., Pick, C., Kwon, J. Y., Barlev, M., Krems, J. A., Varnum, M. E. W., Neel, R., </w:t>
+      </w:r>
+      <w:proofErr w:type="spellStart"/>
+      <w:r>
+        <w:rPr>
+          <w:lang w:val="en-CA"/>
+        </w:rPr>
+        <w:t>Peysha</w:t>
+      </w:r>
+      <w:proofErr w:type="spellEnd"/>
+      <w:r>
+        <w:rPr>
+          <w:lang w:val="en-CA"/>
+        </w:rPr>
+        <w:t xml:space="preserve">, M., </w:t>
+      </w:r>
+      <w:proofErr w:type="spellStart"/>
+      <w:r>
+        <w:rPr>
+          <w:lang w:val="en-CA"/>
+        </w:rPr>
+        <w:t>Boonyasiriwat</w:t>
+      </w:r>
+      <w:proofErr w:type="spellEnd"/>
+      <w:r>
+        <w:rPr>
+          <w:lang w:val="en-CA"/>
+        </w:rPr>
+        <w:t xml:space="preserve">, W., </w:t>
+      </w:r>
+      <w:proofErr w:type="spellStart"/>
+      <w:r>
+        <w:rPr>
+          <w:lang w:val="en-CA"/>
+        </w:rPr>
+        <w:t>Brandstätter</w:t>
+      </w:r>
+      <w:proofErr w:type="spellEnd"/>
+      <w:r>
+        <w:rPr>
+          <w:lang w:val="en-CA"/>
+        </w:rPr>
+        <w:t xml:space="preserve">, E., Vasquez, J. E. C., Galindo, O., Pereira de Felipe, R., Crispim, A. C., Fetvadjiev, V. H., Fischer, R., Karl, J., David, D., Galdi, S., Gomez-Jacinto, L., </w:t>
       </w:r>
       <w:r>
         <w:rPr>
@@ -15196,11 +15873,19 @@
         </w:rPr>
         <w:t>*</w:t>
       </w:r>
-      <w:r>
-        <w:rPr>
-          <w:lang w:val="en-CA"/>
-        </w:rPr>
-        <w:t>corresponding authors</w:t>
+      <w:proofErr w:type="gramStart"/>
+      <w:r>
+        <w:rPr>
+          <w:lang w:val="en-CA"/>
+        </w:rPr>
+        <w:t>corresponding</w:t>
+      </w:r>
+      <w:proofErr w:type="gramEnd"/>
+      <w:r>
+        <w:rPr>
+          <w:lang w:val="en-CA"/>
+        </w:rPr>
+        <w:t xml:space="preserve"> authors</w:t>
       </w:r>
     </w:p>
     <w:p>
@@ -15283,28 +15968,48 @@
         </w:rPr>
         <w:t xml:space="preserve">., </w:t>
       </w:r>
+      <w:proofErr w:type="spellStart"/>
       <w:r>
         <w:rPr>
           <w:rFonts w:eastAsia="Calibri"/>
           <w:u w:val="single"/>
           <w:lang w:val="en-CA" w:eastAsia="en-US"/>
         </w:rPr>
-        <w:t>Klackl, J</w:t>
-      </w:r>
-      <w:r>
-        <w:rPr>
-          <w:rFonts w:eastAsia="Calibri"/>
-          <w:lang w:val="en-CA" w:eastAsia="en-US"/>
-        </w:rPr>
-        <w:t xml:space="preserve">., </w:t>
-      </w:r>
+        <w:t>Klackl</w:t>
+      </w:r>
+      <w:proofErr w:type="spellEnd"/>
       <w:r>
         <w:rPr>
           <w:rFonts w:eastAsia="Calibri"/>
           <w:u w:val="single"/>
           <w:lang w:val="en-CA" w:eastAsia="en-US"/>
         </w:rPr>
-        <w:t>Agroskin, D</w:t>
+        <w:t>, J</w:t>
+      </w:r>
+      <w:r>
+        <w:rPr>
+          <w:rFonts w:eastAsia="Calibri"/>
+          <w:lang w:val="en-CA" w:eastAsia="en-US"/>
+        </w:rPr>
+        <w:t xml:space="preserve">., </w:t>
+      </w:r>
+      <w:proofErr w:type="spellStart"/>
+      <w:r>
+        <w:rPr>
+          <w:rFonts w:eastAsia="Calibri"/>
+          <w:u w:val="single"/>
+          <w:lang w:val="en-CA" w:eastAsia="en-US"/>
+        </w:rPr>
+        <w:t>Agroskin</w:t>
+      </w:r>
+      <w:proofErr w:type="spellEnd"/>
+      <w:r>
+        <w:rPr>
+          <w:rFonts w:eastAsia="Calibri"/>
+          <w:u w:val="single"/>
+          <w:lang w:val="en-CA" w:eastAsia="en-US"/>
+        </w:rPr>
+        <w:t>, D</w:t>
       </w:r>
       <w:r>
         <w:rPr>
@@ -15343,13 +16048,23 @@
         </w:rPr>
         <w:t xml:space="preserve">., </w:t>
       </w:r>
+      <w:proofErr w:type="spellStart"/>
       <w:r>
         <w:rPr>
           <w:rFonts w:eastAsia="Calibri"/>
           <w:u w:val="single"/>
           <w:lang w:val="en-CA" w:eastAsia="en-US"/>
         </w:rPr>
-        <w:t>Bezdenezhnykh, B</w:t>
+        <w:t>Bezdenezhnykh</w:t>
+      </w:r>
+      <w:proofErr w:type="spellEnd"/>
+      <w:r>
+        <w:rPr>
+          <w:rFonts w:eastAsia="Calibri"/>
+          <w:u w:val="single"/>
+          <w:lang w:val="en-CA" w:eastAsia="en-US"/>
+        </w:rPr>
+        <w:t>, B</w:t>
       </w:r>
       <w:r>
         <w:rPr>
@@ -15564,7 +16279,25 @@
           <w:shd w:val="clear" w:color="auto" w:fill="FFFFFF"/>
           <w:lang w:val="en-CA"/>
         </w:rPr>
-        <w:t xml:space="preserve">(2019). Wise reasoning benefits from emodiversity, irrespective of emotional intensity. </w:t>
+        <w:t xml:space="preserve">(2019). Wise reasoning benefits from </w:t>
+      </w:r>
+      <w:proofErr w:type="spellStart"/>
+      <w:r>
+        <w:rPr>
+          <w:color w:val="000000"/>
+          <w:shd w:val="clear" w:color="auto" w:fill="FFFFFF"/>
+          <w:lang w:val="en-CA"/>
+        </w:rPr>
+        <w:t>emodiversity</w:t>
+      </w:r>
+      <w:proofErr w:type="spellEnd"/>
+      <w:r>
+        <w:rPr>
+          <w:color w:val="000000"/>
+          <w:shd w:val="clear" w:color="auto" w:fill="FFFFFF"/>
+          <w:lang w:val="en-CA"/>
+        </w:rPr>
+        <w:t xml:space="preserve">, irrespective of emotional intensity. </w:t>
       </w:r>
       <w:r>
         <w:rPr>
@@ -15647,7 +16380,21 @@
         <w:rPr>
           <w:lang w:val="en-CA"/>
         </w:rPr>
-        <w:t xml:space="preserve">Children show reduced trust in confident advisors who are partially-informed. </w:t>
+        <w:t xml:space="preserve">Children show reduced trust in confident advisors who are </w:t>
+      </w:r>
+      <w:proofErr w:type="gramStart"/>
+      <w:r>
+        <w:rPr>
+          <w:lang w:val="en-CA"/>
+        </w:rPr>
+        <w:t>partially-informed</w:t>
+      </w:r>
+      <w:proofErr w:type="gramEnd"/>
+      <w:r>
+        <w:rPr>
+          <w:lang w:val="en-CA"/>
+        </w:rPr>
+        <w:t xml:space="preserve">. </w:t>
       </w:r>
       <w:r>
         <w:rPr>
@@ -15710,7 +16457,43 @@
           <w:shd w:val="clear" w:color="auto" w:fill="FFFFFF"/>
           <w:lang w:val="en-CA"/>
         </w:rPr>
-        <w:t xml:space="preserve">(2019). The wealth→life history→innovation account of the Industrial Revolution is largely inconsistent with empirical time series data. </w:t>
+        <w:t xml:space="preserve">(2019). The </w:t>
+      </w:r>
+      <w:proofErr w:type="spellStart"/>
+      <w:r>
+        <w:rPr>
+          <w:color w:val="000000"/>
+          <w:shd w:val="clear" w:color="auto" w:fill="FFFFFF"/>
+          <w:lang w:val="en-CA"/>
+        </w:rPr>
+        <w:t>wealth→life</w:t>
+      </w:r>
+      <w:proofErr w:type="spellEnd"/>
+      <w:r>
+        <w:rPr>
+          <w:color w:val="000000"/>
+          <w:shd w:val="clear" w:color="auto" w:fill="FFFFFF"/>
+          <w:lang w:val="en-CA"/>
+        </w:rPr>
+        <w:t xml:space="preserve"> </w:t>
+      </w:r>
+      <w:proofErr w:type="spellStart"/>
+      <w:r>
+        <w:rPr>
+          <w:color w:val="000000"/>
+          <w:shd w:val="clear" w:color="auto" w:fill="FFFFFF"/>
+          <w:lang w:val="en-CA"/>
+        </w:rPr>
+        <w:t>history→innovation</w:t>
+      </w:r>
+      <w:proofErr w:type="spellEnd"/>
+      <w:r>
+        <w:rPr>
+          <w:color w:val="000000"/>
+          <w:shd w:val="clear" w:color="auto" w:fill="FFFFFF"/>
+          <w:lang w:val="en-CA"/>
+        </w:rPr>
+        <w:t xml:space="preserve"> account of the Industrial Revolution is largely inconsistent with empirical time series data. </w:t>
       </w:r>
       <w:r>
         <w:rPr>
@@ -15752,53 +16535,53 @@
       <w:r>
         <w:rPr>
           <w:u w:val="single"/>
-          <w:lang w:val="de-DE"/>
+          <w:lang w:val="en-CA"/>
         </w:rPr>
         <w:t>Brienza, J. P.</w:t>
       </w:r>
       <w:r>
         <w:rPr>
           <w:vertAlign w:val="superscript"/>
-          <w:lang w:val="de-DE"/>
+          <w:lang w:val="en-CA"/>
         </w:rPr>
         <w:t>*</w:t>
       </w:r>
       <w:r>
         <w:rPr>
-          <w:lang w:val="de-DE"/>
+          <w:lang w:val="en-CA"/>
         </w:rPr>
         <w:t xml:space="preserve">, </w:t>
       </w:r>
       <w:r>
         <w:rPr>
           <w:u w:val="single"/>
-          <w:lang w:val="de-DE"/>
+          <w:lang w:val="en-CA"/>
         </w:rPr>
         <w:t>Kung, F.</w:t>
       </w:r>
       <w:r>
         <w:rPr>
-          <w:lang w:val="de-DE"/>
+          <w:lang w:val="en-CA"/>
         </w:rPr>
         <w:t xml:space="preserve">, </w:t>
       </w:r>
       <w:r>
         <w:rPr>
           <w:u w:val="single"/>
-          <w:lang w:val="de-DE"/>
+          <w:lang w:val="en-CA"/>
         </w:rPr>
         <w:t>Santos, H. C</w:t>
       </w:r>
       <w:r>
         <w:rPr>
-          <w:lang w:val="de-DE"/>
+          <w:lang w:val="en-CA"/>
         </w:rPr>
         <w:t xml:space="preserve">., Bobocel, D. R, &amp; </w:t>
       </w:r>
       <w:r>
         <w:rPr>
           <w:b/>
-          <w:lang w:val="de-DE"/>
+          <w:lang w:val="en-CA"/>
         </w:rPr>
         <w:t>Grossmann, I.</w:t>
       </w:r>
@@ -15806,13 +16589,13 @@
         <w:rPr>
           <w:b/>
           <w:vertAlign w:val="superscript"/>
-          <w:lang w:val="de-DE"/>
+          <w:lang w:val="en-CA"/>
         </w:rPr>
         <w:t>*</w:t>
       </w:r>
       <w:r>
         <w:rPr>
-          <w:lang w:val="de-DE"/>
+          <w:lang w:val="en-CA"/>
         </w:rPr>
         <w:t xml:space="preserve"> (2018). </w:t>
       </w:r>
@@ -15866,7 +16649,21 @@
         <w:rPr>
           <w:lang w:val="en-CA"/>
         </w:rPr>
-        <w:t>*corresponding authors</w:t>
+        <w:t>*</w:t>
+      </w:r>
+      <w:proofErr w:type="gramStart"/>
+      <w:r>
+        <w:rPr>
+          <w:lang w:val="en-CA"/>
+        </w:rPr>
+        <w:t>corresponding</w:t>
+      </w:r>
+      <w:proofErr w:type="gramEnd"/>
+      <w:r>
+        <w:rPr>
+          <w:lang w:val="en-CA"/>
+        </w:rPr>
+        <w:t xml:space="preserve"> authors</w:t>
       </w:r>
     </w:p>
     <w:p>
@@ -15893,7 +16690,23 @@
           <w:rFonts w:eastAsia="Calibri"/>
           <w:lang w:val="en-CA" w:eastAsia="en-US"/>
         </w:rPr>
-        <w:t xml:space="preserve">., Cicara, M., </w:t>
+        <w:t xml:space="preserve">., </w:t>
+      </w:r>
+      <w:proofErr w:type="spellStart"/>
+      <w:r>
+        <w:rPr>
+          <w:rFonts w:eastAsia="Calibri"/>
+          <w:lang w:val="en-CA" w:eastAsia="en-US"/>
+        </w:rPr>
+        <w:t>Cicara</w:t>
+      </w:r>
+      <w:proofErr w:type="spellEnd"/>
+      <w:r>
+        <w:rPr>
+          <w:rFonts w:eastAsia="Calibri"/>
+          <w:lang w:val="en-CA" w:eastAsia="en-US"/>
+        </w:rPr>
+        <w:t xml:space="preserve">, M., </w:t>
       </w:r>
       <w:r>
         <w:rPr>
@@ -15918,12 +16731,21 @@
         </w:rPr>
         <w:t xml:space="preserve"> </w:t>
       </w:r>
+      <w:proofErr w:type="spellStart"/>
       <w:r>
         <w:rPr>
           <w:rFonts w:eastAsia="Calibri"/>
           <w:lang w:val="en-CA" w:eastAsia="en-US"/>
         </w:rPr>
-        <w:t>Schegel, R. (</w:t>
+        <w:t>Schegel</w:t>
+      </w:r>
+      <w:proofErr w:type="spellEnd"/>
+      <w:r>
+        <w:rPr>
+          <w:rFonts w:eastAsia="Calibri"/>
+          <w:lang w:val="en-CA" w:eastAsia="en-US"/>
+        </w:rPr>
+        <w:t>, R. (</w:t>
       </w:r>
       <w:r>
         <w:rPr>
@@ -16319,12 +17141,21 @@
         </w:rPr>
         <w:t xml:space="preserve"> </w:t>
       </w:r>
+      <w:proofErr w:type="spellStart"/>
       <w:r>
         <w:rPr>
           <w:u w:val="single"/>
           <w:lang w:val="en-CA"/>
         </w:rPr>
-        <w:t>Jowhari, N.</w:t>
+        <w:t>Jowhari</w:t>
+      </w:r>
+      <w:proofErr w:type="spellEnd"/>
+      <w:r>
+        <w:rPr>
+          <w:u w:val="single"/>
+          <w:lang w:val="en-CA"/>
+        </w:rPr>
+        <w:t>, N.</w:t>
       </w:r>
       <w:r>
         <w:rPr>
@@ -16367,7 +17198,49 @@
         <w:rPr>
           <w:lang w:val="en-CA"/>
         </w:rPr>
-        <w:t xml:space="preserve">Leckelt, M., Wetzel, E., Gerlach, T. M., Ackerman, R. A., Miller, J. D., Chopik, W. J., Penke, L., Geukes, K., Kuefner, A. C.P., Hutteman, R., Richter, D., Renner, K., Allroggen, M., Brecheen, C., Campbell, W. K., </w:t>
+        <w:t xml:space="preserve">Leckelt, M., Wetzel, E., Gerlach, T. M., Ackerman, R. A., Miller, J. D., Chopik, W. J., Penke, L., </w:t>
+      </w:r>
+      <w:proofErr w:type="spellStart"/>
+      <w:r>
+        <w:rPr>
+          <w:lang w:val="en-CA"/>
+        </w:rPr>
+        <w:t>Geukes</w:t>
+      </w:r>
+      <w:proofErr w:type="spellEnd"/>
+      <w:r>
+        <w:rPr>
+          <w:lang w:val="en-CA"/>
+        </w:rPr>
+        <w:t xml:space="preserve">, K., Kuefner, A. C.P., </w:t>
+      </w:r>
+      <w:proofErr w:type="spellStart"/>
+      <w:r>
+        <w:rPr>
+          <w:lang w:val="en-CA"/>
+        </w:rPr>
+        <w:t>Hutteman</w:t>
+      </w:r>
+      <w:proofErr w:type="spellEnd"/>
+      <w:r>
+        <w:rPr>
+          <w:lang w:val="en-CA"/>
+        </w:rPr>
+        <w:t xml:space="preserve">, R., Richter, D., Renner, K., </w:t>
+      </w:r>
+      <w:proofErr w:type="spellStart"/>
+      <w:r>
+        <w:rPr>
+          <w:lang w:val="en-CA"/>
+        </w:rPr>
+        <w:t>Allroggen</w:t>
+      </w:r>
+      <w:proofErr w:type="spellEnd"/>
+      <w:r>
+        <w:rPr>
+          <w:lang w:val="en-CA"/>
+        </w:rPr>
+        <w:t xml:space="preserve">, M., Brecheen, C., Campbell, W. K., </w:t>
       </w:r>
       <w:r>
         <w:rPr>
@@ -16501,7 +17374,21 @@
         <w:rPr>
           <w:lang w:val="en-CA"/>
         </w:rPr>
-        <w:t>*corresponding author</w:t>
+        <w:t>*</w:t>
+      </w:r>
+      <w:proofErr w:type="gramStart"/>
+      <w:r>
+        <w:rPr>
+          <w:lang w:val="en-CA"/>
+        </w:rPr>
+        <w:t>corresponding</w:t>
+      </w:r>
+      <w:proofErr w:type="gramEnd"/>
+      <w:r>
+        <w:rPr>
+          <w:lang w:val="en-CA"/>
+        </w:rPr>
+        <w:t xml:space="preserve"> author</w:t>
       </w:r>
     </w:p>
     <w:p>
@@ -16530,7 +17417,21 @@
         <w:rPr>
           <w:lang w:val="en-CA"/>
         </w:rPr>
-        <w:t xml:space="preserve"> (McPhetres, 2019)</w:t>
+        <w:t xml:space="preserve"> (</w:t>
+      </w:r>
+      <w:proofErr w:type="spellStart"/>
+      <w:r>
+        <w:rPr>
+          <w:lang w:val="en-CA"/>
+        </w:rPr>
+        <w:t>McPhetres</w:t>
+      </w:r>
+      <w:proofErr w:type="spellEnd"/>
+      <w:r>
+        <w:rPr>
+          <w:lang w:val="en-CA"/>
+        </w:rPr>
+        <w:t>, 2019)</w:t>
       </w:r>
     </w:p>
     <w:p>
@@ -16555,6 +17456,7 @@
         </w:rPr>
         <w:t xml:space="preserve">featured in </w:t>
       </w:r>
+      <w:proofErr w:type="gramStart"/>
       <w:r>
         <w:rPr>
           <w:i/>
@@ -16563,6 +17465,7 @@
         </w:rPr>
         <w:t>Science</w:t>
       </w:r>
+      <w:proofErr w:type="gramEnd"/>
       <w:r>
         <w:rPr>
           <w:lang w:val="en-CA"/>
@@ -16585,7 +17488,23 @@
           <w:rFonts w:eastAsia="Calibri"/>
           <w:lang w:val="en-CA" w:eastAsia="en-US"/>
         </w:rPr>
-        <w:t xml:space="preserve">De Freitas, J., Cicara, M., </w:t>
+        <w:t xml:space="preserve">De Freitas, J., </w:t>
+      </w:r>
+      <w:proofErr w:type="spellStart"/>
+      <w:r>
+        <w:rPr>
+          <w:rFonts w:eastAsia="Calibri"/>
+          <w:lang w:val="en-CA" w:eastAsia="en-US"/>
+        </w:rPr>
+        <w:t>Cicara</w:t>
+      </w:r>
+      <w:proofErr w:type="spellEnd"/>
+      <w:r>
+        <w:rPr>
+          <w:rFonts w:eastAsia="Calibri"/>
+          <w:lang w:val="en-CA" w:eastAsia="en-US"/>
+        </w:rPr>
+        <w:t xml:space="preserve">, M., </w:t>
       </w:r>
       <w:r>
         <w:rPr>
@@ -16610,12 +17529,21 @@
         </w:rPr>
         <w:t xml:space="preserve"> </w:t>
       </w:r>
+      <w:proofErr w:type="spellStart"/>
       <w:r>
         <w:rPr>
           <w:rFonts w:eastAsia="Calibri"/>
           <w:lang w:val="en-CA" w:eastAsia="en-US"/>
         </w:rPr>
-        <w:t xml:space="preserve">Schegel, R. (2017). Origins of the belief in Good True Selves. </w:t>
+        <w:t>Schegel</w:t>
+      </w:r>
+      <w:proofErr w:type="spellEnd"/>
+      <w:r>
+        <w:rPr>
+          <w:rFonts w:eastAsia="Calibri"/>
+          <w:lang w:val="en-CA" w:eastAsia="en-US"/>
+        </w:rPr>
+        <w:t xml:space="preserve">, R. (2017). Origins of the belief in Good True Selves. </w:t>
       </w:r>
       <w:r>
         <w:rPr>
@@ -17003,7 +17931,23 @@
           <w:rFonts w:eastAsia="Calibri"/>
           <w:lang w:val="en-CA" w:eastAsia="en-US"/>
         </w:rPr>
-        <w:t xml:space="preserve">Divergent life histories and other ecological adaptations: Examples of social class differences in attention, cognition, and attunement to others. </w:t>
+        <w:t xml:space="preserve">Divergent life histories and other ecological adaptations: Examples of social class differences in attention, cognition, and </w:t>
+      </w:r>
+      <w:proofErr w:type="spellStart"/>
+      <w:r>
+        <w:rPr>
+          <w:rFonts w:eastAsia="Calibri"/>
+          <w:lang w:val="en-CA" w:eastAsia="en-US"/>
+        </w:rPr>
+        <w:t>attunement</w:t>
+      </w:r>
+      <w:proofErr w:type="spellEnd"/>
+      <w:r>
+        <w:rPr>
+          <w:rFonts w:eastAsia="Calibri"/>
+          <w:lang w:val="en-CA" w:eastAsia="en-US"/>
+        </w:rPr>
+        <w:t xml:space="preserve"> to others. </w:t>
       </w:r>
       <w:r>
         <w:rPr>
@@ -17144,7 +18088,21 @@
         <w:rPr>
           <w:lang w:val="en-CA"/>
         </w:rPr>
-        <w:t>*corresponding authors</w:t>
+        <w:t>*</w:t>
+      </w:r>
+      <w:proofErr w:type="gramStart"/>
+      <w:r>
+        <w:rPr>
+          <w:lang w:val="en-CA"/>
+        </w:rPr>
+        <w:t>corresponding</w:t>
+      </w:r>
+      <w:proofErr w:type="gramEnd"/>
+      <w:r>
+        <w:rPr>
+          <w:lang w:val="en-CA"/>
+        </w:rPr>
+        <w:t xml:space="preserve"> authors</w:t>
       </w:r>
     </w:p>
     <w:p>
@@ -17223,7 +18181,21 @@
         <w:rPr>
           <w:lang w:val="en-CA"/>
         </w:rPr>
-        <w:t>*corresponding authors</w:t>
+        <w:t>*</w:t>
+      </w:r>
+      <w:proofErr w:type="gramStart"/>
+      <w:r>
+        <w:rPr>
+          <w:lang w:val="en-CA"/>
+        </w:rPr>
+        <w:t>corresponding</w:t>
+      </w:r>
+      <w:proofErr w:type="gramEnd"/>
+      <w:r>
+        <w:rPr>
+          <w:lang w:val="en-CA"/>
+        </w:rPr>
+        <w:t xml:space="preserve"> authors</w:t>
       </w:r>
     </w:p>
     <w:p>
@@ -17301,7 +18273,21 @@
         <w:rPr>
           <w:lang w:val="en-CA"/>
         </w:rPr>
-        <w:t>. *corresponding authors</w:t>
+        <w:t>. *</w:t>
+      </w:r>
+      <w:proofErr w:type="gramStart"/>
+      <w:r>
+        <w:rPr>
+          <w:lang w:val="en-CA"/>
+        </w:rPr>
+        <w:t>corresponding</w:t>
+      </w:r>
+      <w:proofErr w:type="gramEnd"/>
+      <w:r>
+        <w:rPr>
+          <w:lang w:val="en-CA"/>
+        </w:rPr>
+        <w:t xml:space="preserve"> authors</w:t>
       </w:r>
     </w:p>
     <w:p>
@@ -18019,7 +19005,21 @@
         <w:rPr>
           <w:lang w:val="en-CA"/>
         </w:rPr>
-        <w:t xml:space="preserve">Ford, B. Q., Dmitrieva, J. O., Heller, D., Chentsova-Dutton, Y., </w:t>
+        <w:t xml:space="preserve">Ford, B. Q., Dmitrieva, J. O., Heller, D., </w:t>
+      </w:r>
+      <w:proofErr w:type="spellStart"/>
+      <w:r>
+        <w:rPr>
+          <w:lang w:val="en-CA"/>
+        </w:rPr>
+        <w:t>Chentsova</w:t>
+      </w:r>
+      <w:proofErr w:type="spellEnd"/>
+      <w:r>
+        <w:rPr>
+          <w:lang w:val="en-CA"/>
+        </w:rPr>
+        <w:t xml:space="preserve">-Dutton, Y., </w:t>
       </w:r>
       <w:r>
         <w:rPr>
@@ -18391,7 +19391,35 @@
         <w:rPr>
           <w:lang w:val="en-CA"/>
         </w:rPr>
-        <w:t xml:space="preserve">It pays to be nice, but not really nice: Asymmetric reputations from prosociality across 7 countries. </w:t>
+        <w:t xml:space="preserve">It pays to be nice, but not </w:t>
+      </w:r>
+      <w:proofErr w:type="gramStart"/>
+      <w:r>
+        <w:rPr>
+          <w:lang w:val="en-CA"/>
+        </w:rPr>
+        <w:t>really nice</w:t>
+      </w:r>
+      <w:proofErr w:type="gramEnd"/>
+      <w:r>
+        <w:rPr>
+          <w:lang w:val="en-CA"/>
+        </w:rPr>
+        <w:t xml:space="preserve">: Asymmetric reputations from </w:t>
+      </w:r>
+      <w:proofErr w:type="spellStart"/>
+      <w:r>
+        <w:rPr>
+          <w:lang w:val="en-CA"/>
+        </w:rPr>
+        <w:t>prosociality</w:t>
+      </w:r>
+      <w:proofErr w:type="spellEnd"/>
+      <w:r>
+        <w:rPr>
+          <w:lang w:val="en-CA"/>
+        </w:rPr>
+        <w:t xml:space="preserve"> across 7 countries. </w:t>
       </w:r>
       <w:r>
         <w:rPr>
@@ -18565,13 +19593,21 @@
           <w:iCs/>
           <w:lang w:val="en-CA"/>
         </w:rPr>
-        <w:t>-up for the Neuro</w:t>
-      </w:r>
+        <w:t xml:space="preserve">-up for the </w:t>
+      </w:r>
+      <w:proofErr w:type="spellStart"/>
       <w:r>
         <w:rPr>
           <w:iCs/>
           <w:lang w:val="en-CA"/>
         </w:rPr>
+        <w:t>Neuro</w:t>
+      </w:r>
+      <w:r>
+        <w:rPr>
+          <w:iCs/>
+          <w:lang w:val="en-CA"/>
+        </w:rPr>
         <w:t>L</w:t>
       </w:r>
       <w:r>
@@ -18579,7 +19615,15 @@
           <w:iCs/>
           <w:lang w:val="en-CA"/>
         </w:rPr>
-        <w:t>eadership Award (2015)</w:t>
+        <w:t>eadership</w:t>
+      </w:r>
+      <w:proofErr w:type="spellEnd"/>
+      <w:r>
+        <w:rPr>
+          <w:iCs/>
+          <w:lang w:val="en-CA"/>
+        </w:rPr>
+        <w:t xml:space="preserve"> Award (2015)</w:t>
       </w:r>
       <w:r>
         <w:rPr>
@@ -19346,7 +20390,21 @@
         <w:rPr>
           <w:lang w:val="en-CA"/>
         </w:rPr>
-        <w:t xml:space="preserve">, &amp; Kitayama, S. (2012). When gift-giving produces dissonance: Effects of subliminal affiliation priming on choices for one's self versus close others. </w:t>
+        <w:t xml:space="preserve">, &amp; Kitayama, S. (2012). When gift-giving produces dissonance: Effects of subliminal affiliation priming on choices for </w:t>
+      </w:r>
+      <w:proofErr w:type="gramStart"/>
+      <w:r>
+        <w:rPr>
+          <w:lang w:val="en-CA"/>
+        </w:rPr>
+        <w:t>one's self</w:t>
+      </w:r>
+      <w:proofErr w:type="gramEnd"/>
+      <w:r>
+        <w:rPr>
+          <w:lang w:val="en-CA"/>
+        </w:rPr>
+        <w:t xml:space="preserve"> versus close others. </w:t>
       </w:r>
       <w:r>
         <w:rPr>
@@ -19397,7 +20455,21 @@
         <w:rPr>
           <w:lang w:val="en-CA"/>
         </w:rPr>
-        <w:t xml:space="preserve"> both authors contributed equally to this research</w:t>
+        <w:t xml:space="preserve"> </w:t>
+      </w:r>
+      <w:proofErr w:type="gramStart"/>
+      <w:r>
+        <w:rPr>
+          <w:lang w:val="en-CA"/>
+        </w:rPr>
+        <w:t>both</w:t>
+      </w:r>
+      <w:proofErr w:type="gramEnd"/>
+      <w:r>
+        <w:rPr>
+          <w:lang w:val="en-CA"/>
+        </w:rPr>
+        <w:t xml:space="preserve"> authors contributed equally to this research</w:t>
       </w:r>
     </w:p>
     <w:p>
@@ -19613,7 +20685,21 @@
         <w:rPr>
           <w:lang w:val="en-CA"/>
         </w:rPr>
-        <w:t xml:space="preserve"> both authors contributed equally to this research</w:t>
+        <w:t xml:space="preserve"> </w:t>
+      </w:r>
+      <w:proofErr w:type="gramStart"/>
+      <w:r>
+        <w:rPr>
+          <w:lang w:val="en-CA"/>
+        </w:rPr>
+        <w:t>both</w:t>
+      </w:r>
+      <w:proofErr w:type="gramEnd"/>
+      <w:r>
+        <w:rPr>
+          <w:lang w:val="en-CA"/>
+        </w:rPr>
+        <w:t xml:space="preserve"> authors contributed equally to this research</w:t>
       </w:r>
       <w:r>
         <w:rPr>
@@ -19978,8 +21064,18 @@
           <w:iCs/>
           <w:lang w:val="en-CA"/>
         </w:rPr>
-        <w:t> Science</w:t>
-      </w:r>
+        <w:t> </w:t>
+      </w:r>
+      <w:proofErr w:type="gramStart"/>
+      <w:r>
+        <w:rPr>
+          <w:i/>
+          <w:iCs/>
+          <w:lang w:val="en-CA"/>
+        </w:rPr>
+        <w:t>Science</w:t>
+      </w:r>
+      <w:proofErr w:type="gramEnd"/>
       <w:r>
         <w:rPr>
           <w:iCs/>
@@ -20440,7 +21536,21 @@
         <w:rPr>
           <w:lang w:val="en-CA"/>
         </w:rPr>
-        <w:t xml:space="preserve">, Katunar, D., Nisbett, R.E., &amp; Kitayama, S. (2008). Holism in a European </w:t>
+        <w:t xml:space="preserve">, </w:t>
+      </w:r>
+      <w:proofErr w:type="spellStart"/>
+      <w:r>
+        <w:rPr>
+          <w:lang w:val="en-CA"/>
+        </w:rPr>
+        <w:t>Katunar</w:t>
+      </w:r>
+      <w:proofErr w:type="spellEnd"/>
+      <w:r>
+        <w:rPr>
+          <w:lang w:val="en-CA"/>
+        </w:rPr>
+        <w:t xml:space="preserve">, D., Nisbett, R.E., &amp; Kitayama, S. (2008). Holism in a European </w:t>
       </w:r>
       <w:r>
         <w:rPr>
@@ -21026,7 +22136,21 @@
         <w:rPr>
           <w:lang w:val="en-CA"/>
         </w:rPr>
-        <w:t xml:space="preserve">). Evidence-based training of wisdom in business and management: Use of scientific insights about malleability of practical wisdom for rigorous interventions. In B. Schwartz, C. Bernacchio, C. González-Cantón &amp; A. Robson (Eds.), </w:t>
+        <w:t>). Evidence-based training of wisdom in business and management: Use of scientific insights about malleability of practical wisdom for rigorous interventions. In B. Schwartz, C. Bernacchio, C. González-</w:t>
+      </w:r>
+      <w:proofErr w:type="spellStart"/>
+      <w:r>
+        <w:rPr>
+          <w:lang w:val="en-CA"/>
+        </w:rPr>
+        <w:t>Cantón</w:t>
+      </w:r>
+      <w:proofErr w:type="spellEnd"/>
+      <w:r>
+        <w:rPr>
+          <w:lang w:val="en-CA"/>
+        </w:rPr>
+        <w:t xml:space="preserve"> &amp; A. Robson (Eds.), </w:t>
       </w:r>
       <w:r>
         <w:rPr>
@@ -21198,7 +22322,21 @@
         <w:rPr>
           <w:lang w:val="en-CA"/>
         </w:rPr>
-        <w:t xml:space="preserve">Culture, cognition and cultural change in social class. In W. H. Brekhus &amp; G. Ingatow (Eds.), </w:t>
+        <w:t xml:space="preserve">Culture, cognition and cultural change in social class. In W. H. Brekhus &amp; G. </w:t>
+      </w:r>
+      <w:proofErr w:type="spellStart"/>
+      <w:r>
+        <w:rPr>
+          <w:lang w:val="en-CA"/>
+        </w:rPr>
+        <w:t>Ingatow</w:t>
+      </w:r>
+      <w:proofErr w:type="spellEnd"/>
+      <w:r>
+        <w:rPr>
+          <w:lang w:val="en-CA"/>
+        </w:rPr>
+        <w:t xml:space="preserve"> (Eds.), </w:t>
       </w:r>
       <w:r>
         <w:rPr>
@@ -21709,7 +22847,21 @@
         <w:rPr>
           <w:lang w:val="en-CA"/>
         </w:rPr>
-        <w:t xml:space="preserve"> (2018). The role of culture in understanding and evaluating emotional intelligence. In K. V. Keefer, J. D. Parker, &amp; D. H. Saklofske (Eds.). </w:t>
+        <w:t xml:space="preserve"> (2018). The role of culture in understanding and evaluating emotional intelligence. In K. V. Keefer, J. D. Parker, &amp; D. H. </w:t>
+      </w:r>
+      <w:proofErr w:type="spellStart"/>
+      <w:r>
+        <w:rPr>
+          <w:lang w:val="en-CA"/>
+        </w:rPr>
+        <w:t>Saklofske</w:t>
+      </w:r>
+      <w:proofErr w:type="spellEnd"/>
+      <w:r>
+        <w:rPr>
+          <w:lang w:val="en-CA"/>
+        </w:rPr>
+        <w:t xml:space="preserve"> (Eds.). </w:t>
       </w:r>
       <w:r>
         <w:rPr>
@@ -22043,7 +23195,17 @@
           <w:sz w:val="24"/>
           <w:szCs w:val="24"/>
         </w:rPr>
-        <w:t>10</w:t>
+        <w:t>1</w:t>
+      </w:r>
+      <w:r>
+        <w:rPr>
+          <w:rFonts w:ascii="Times New Roman" w:hAnsi="Times New Roman" w:cs="Times New Roman"/>
+          <w:b/>
+          <w:color w:val="000000"/>
+          <w:sz w:val="24"/>
+          <w:szCs w:val="24"/>
+        </w:rPr>
+        <w:t>1</w:t>
       </w:r>
       <w:r>
         <w:rPr>
@@ -22118,7 +23280,43 @@
               <w:rPr>
                 <w:lang w:val="en-CA"/>
               </w:rPr>
-              <w:t>Robert Schuman Centre for Advanced Studies, European University Institute, Florence, Italy</w:t>
+              <w:t xml:space="preserve">Expert Knowledge and Authority </w:t>
+            </w:r>
+            <w:r>
+              <w:rPr>
+                <w:lang w:val="en-CA"/>
+              </w:rPr>
+              <w:t>I</w:t>
+            </w:r>
+            <w:r>
+              <w:rPr>
+                <w:lang w:val="en-CA"/>
+              </w:rPr>
+              <w:t xml:space="preserve">nterdisciplinary </w:t>
+            </w:r>
+            <w:r>
+              <w:rPr>
+                <w:lang w:val="en-CA"/>
+              </w:rPr>
+              <w:t>C</w:t>
+            </w:r>
+            <w:r>
+              <w:rPr>
+                <w:lang w:val="en-CA"/>
+              </w:rPr>
+              <w:t>luster</w:t>
+            </w:r>
+            <w:r>
+              <w:rPr>
+                <w:lang w:val="en-CA"/>
+              </w:rPr>
+              <w:t xml:space="preserve">, </w:t>
+            </w:r>
+            <w:r>
+              <w:rPr>
+                <w:lang w:val="en-CA"/>
+              </w:rPr>
+              <w:t>European University Institute, Florence, Italy</w:t>
             </w:r>
           </w:p>
         </w:tc>
@@ -22167,37 +23365,7 @@
               <w:rPr>
                 <w:lang w:val="en-CA"/>
               </w:rPr>
-              <w:t xml:space="preserve">University of Milano-Bicocca, </w:t>
-            </w:r>
-            <w:r>
-              <w:rPr>
-                <w:lang w:val="en-CA"/>
-              </w:rPr>
-              <w:t>Center</w:t>
-            </w:r>
-            <w:r>
-              <w:rPr>
-                <w:lang w:val="en-CA"/>
-              </w:rPr>
-              <w:t xml:space="preserve"> </w:t>
-            </w:r>
-            <w:r>
-              <w:rPr>
-                <w:lang w:val="en-CA"/>
-              </w:rPr>
-              <w:t>for Interdisciplinary Studies in Economics, Psychology, and Social Sciences (CI</w:t>
-            </w:r>
-            <w:r>
-              <w:rPr>
-                <w:lang w:val="en-CA"/>
-              </w:rPr>
-              <w:t>SEPS)</w:t>
-            </w:r>
-            <w:r>
-              <w:rPr>
-                <w:lang w:val="en-CA"/>
-              </w:rPr>
-              <w:t>, Milan, Italy</w:t>
+              <w:t>Robert Schuman Centre for Advanced Studies, European University Institute, Florence, Italy</w:t>
             </w:r>
           </w:p>
         </w:tc>
@@ -22246,19 +23414,37 @@
               <w:rPr>
                 <w:lang w:val="en-CA"/>
               </w:rPr>
-              <w:t>University of Milan</w:t>
-            </w:r>
-            <w:r>
-              <w:rPr>
-                <w:lang w:val="en-CA"/>
-              </w:rPr>
-              <w:t>o</w:t>
-            </w:r>
-            <w:r>
-              <w:rPr>
-                <w:lang w:val="en-CA"/>
-              </w:rPr>
-              <w:t>-Bicocca, Department of Psychology, Milan, Italy</w:t>
+              <w:t xml:space="preserve">University of Milano-Bicocca, </w:t>
+            </w:r>
+            <w:r>
+              <w:rPr>
+                <w:lang w:val="en-CA"/>
+              </w:rPr>
+              <w:t>Center</w:t>
+            </w:r>
+            <w:r>
+              <w:rPr>
+                <w:lang w:val="en-CA"/>
+              </w:rPr>
+              <w:t xml:space="preserve"> </w:t>
+            </w:r>
+            <w:r>
+              <w:rPr>
+                <w:lang w:val="en-CA"/>
+              </w:rPr>
+              <w:t>for Interdisciplinary Studies in Economics, Psychology, and Social Sciences (CI</w:t>
+            </w:r>
+            <w:r>
+              <w:rPr>
+                <w:lang w:val="en-CA"/>
+              </w:rPr>
+              <w:t>SEPS)</w:t>
+            </w:r>
+            <w:r>
+              <w:rPr>
+                <w:lang w:val="en-CA"/>
+              </w:rPr>
+              <w:t>, Milan, Italy</w:t>
             </w:r>
           </w:p>
         </w:tc>
@@ -22307,25 +23493,19 @@
               <w:rPr>
                 <w:lang w:val="en-CA"/>
               </w:rPr>
-              <w:t xml:space="preserve">University of Genova, </w:t>
-            </w:r>
-            <w:r>
-              <w:rPr>
-                <w:lang w:val="en-CA"/>
-              </w:rPr>
-              <w:t xml:space="preserve">ARETAI Center on Virtues, </w:t>
-            </w:r>
-            <w:r>
-              <w:rPr>
-                <w:lang w:val="en-CA"/>
-              </w:rPr>
-              <w:t>Genova</w:t>
-            </w:r>
-            <w:r>
-              <w:rPr>
-                <w:lang w:val="en-CA"/>
-              </w:rPr>
-              <w:t>, Italy</w:t>
+              <w:t>University of Milan</w:t>
+            </w:r>
+            <w:r>
+              <w:rPr>
+                <w:lang w:val="en-CA"/>
+              </w:rPr>
+              <w:t>o</w:t>
+            </w:r>
+            <w:r>
+              <w:rPr>
+                <w:lang w:val="en-CA"/>
+              </w:rPr>
+              <w:t>-Bicocca, Department of Psychology, Milan, Italy</w:t>
             </w:r>
           </w:p>
         </w:tc>
@@ -22374,7 +23554,25 @@
               <w:rPr>
                 <w:lang w:val="en-CA"/>
               </w:rPr>
-              <w:t>Indian Institute of Science Education Research, Colloquium, Pune, India</w:t>
+              <w:t xml:space="preserve">University of Genova, </w:t>
+            </w:r>
+            <w:r>
+              <w:rPr>
+                <w:lang w:val="en-CA"/>
+              </w:rPr>
+              <w:t xml:space="preserve">ARETAI Center on Virtues, </w:t>
+            </w:r>
+            <w:r>
+              <w:rPr>
+                <w:lang w:val="en-CA"/>
+              </w:rPr>
+              <w:t>Genova</w:t>
+            </w:r>
+            <w:r>
+              <w:rPr>
+                <w:lang w:val="en-CA"/>
+              </w:rPr>
+              <w:t>, Italy</w:t>
             </w:r>
           </w:p>
         </w:tc>
@@ -22423,7 +23621,7 @@
               <w:rPr>
                 <w:lang w:val="en-CA"/>
               </w:rPr>
-              <w:t>Jnana Prabodhini Social Science Study Centre, Pune, India</w:t>
+              <w:t>Indian Institute of Science Education Research, Colloquium, Pune, India</w:t>
             </w:r>
           </w:p>
         </w:tc>
@@ -22472,13 +23670,21 @@
               <w:rPr>
                 <w:lang w:val="en-CA"/>
               </w:rPr>
-              <w:t xml:space="preserve">IIT Bombay, </w:t>
-            </w:r>
-            <w:r>
-              <w:rPr>
-                <w:lang w:val="en-CA"/>
-              </w:rPr>
-              <w:t>Department of Humanities &amp; Social Sciences,Mumbai, India</w:t>
+              <w:t xml:space="preserve">Jnana </w:t>
+            </w:r>
+            <w:proofErr w:type="spellStart"/>
+            <w:r>
+              <w:rPr>
+                <w:lang w:val="en-CA"/>
+              </w:rPr>
+              <w:t>Prabodhini</w:t>
+            </w:r>
+            <w:proofErr w:type="spellEnd"/>
+            <w:r>
+              <w:rPr>
+                <w:lang w:val="en-CA"/>
+              </w:rPr>
+              <w:t xml:space="preserve"> Social Science Study Centre, Pune, India</w:t>
             </w:r>
           </w:p>
         </w:tc>
@@ -22527,25 +23733,29 @@
               <w:rPr>
                 <w:lang w:val="en-CA"/>
               </w:rPr>
-              <w:t xml:space="preserve">SP Jain Institute of Management and Research, </w:t>
-            </w:r>
-            <w:r>
-              <w:rPr>
-                <w:lang w:val="en-CA"/>
-              </w:rPr>
-              <w:t>Faculty Excellence Forum</w:t>
-            </w:r>
-            <w:r>
-              <w:rPr>
-                <w:lang w:val="en-CA"/>
-              </w:rPr>
-              <w:t xml:space="preserve">, </w:t>
-            </w:r>
-            <w:r>
-              <w:rPr>
-                <w:lang w:val="en-CA"/>
-              </w:rPr>
-              <w:t>Mumbai, India</w:t>
+              <w:t xml:space="preserve">IIT Bombay, </w:t>
+            </w:r>
+            <w:r>
+              <w:rPr>
+                <w:lang w:val="en-CA"/>
+              </w:rPr>
+              <w:t xml:space="preserve">Department of Humanities &amp; Social </w:t>
+            </w:r>
+            <w:proofErr w:type="spellStart"/>
+            <w:proofErr w:type="gramStart"/>
+            <w:r>
+              <w:rPr>
+                <w:lang w:val="en-CA"/>
+              </w:rPr>
+              <w:t>Sciences,Mumbai</w:t>
+            </w:r>
+            <w:proofErr w:type="spellEnd"/>
+            <w:proofErr w:type="gramEnd"/>
+            <w:r>
+              <w:rPr>
+                <w:lang w:val="en-CA"/>
+              </w:rPr>
+              <w:t>, India</w:t>
             </w:r>
           </w:p>
         </w:tc>
@@ -22573,6 +23783,73 @@
                 <w:bCs/>
                 <w:lang w:val="en-CA"/>
               </w:rPr>
+              <w:t>04/2026</w:t>
+            </w:r>
+          </w:p>
+        </w:tc>
+        <w:tc>
+          <w:tcPr>
+            <w:tcW w:w="9167" w:type="dxa"/>
+          </w:tcPr>
+          <w:p>
+            <w:pPr>
+              <w:autoSpaceDE w:val="0"/>
+              <w:autoSpaceDN w:val="0"/>
+              <w:adjustRightInd w:val="0"/>
+              <w:rPr>
+                <w:lang w:val="en-CA"/>
+              </w:rPr>
+            </w:pPr>
+            <w:r>
+              <w:rPr>
+                <w:lang w:val="en-CA"/>
+              </w:rPr>
+              <w:t xml:space="preserve">SP Jain Institute of Management and Research, </w:t>
+            </w:r>
+            <w:r>
+              <w:rPr>
+                <w:lang w:val="en-CA"/>
+              </w:rPr>
+              <w:t>Faculty Excellence Forum</w:t>
+            </w:r>
+            <w:r>
+              <w:rPr>
+                <w:lang w:val="en-CA"/>
+              </w:rPr>
+              <w:t xml:space="preserve">, </w:t>
+            </w:r>
+            <w:r>
+              <w:rPr>
+                <w:lang w:val="en-CA"/>
+              </w:rPr>
+              <w:t>Mumbai, India</w:t>
+            </w:r>
+          </w:p>
+        </w:tc>
+      </w:tr>
+      <w:tr>
+        <w:trPr>
+          <w:trHeight w:val="216"/>
+        </w:trPr>
+        <w:tc>
+          <w:tcPr>
+            <w:tcW w:w="1003" w:type="dxa"/>
+          </w:tcPr>
+          <w:p>
+            <w:pPr>
+              <w:autoSpaceDE w:val="0"/>
+              <w:autoSpaceDN w:val="0"/>
+              <w:adjustRightInd w:val="0"/>
+              <w:rPr>
+                <w:bCs/>
+                <w:lang w:val="en-CA"/>
+              </w:rPr>
+            </w:pPr>
+            <w:r>
+              <w:rPr>
+                <w:bCs/>
+                <w:lang w:val="en-CA"/>
+              </w:rPr>
               <w:t>03/2026</w:t>
             </w:r>
           </w:p>
@@ -22590,11 +23867,19 @@
                 <w:lang w:val="en-CA"/>
               </w:rPr>
             </w:pPr>
-            <w:r>
-              <w:rPr>
-                <w:lang w:val="en-CA"/>
-              </w:rPr>
-              <w:t xml:space="preserve">TUDelft, </w:t>
+            <w:proofErr w:type="spellStart"/>
+            <w:r>
+              <w:rPr>
+                <w:lang w:val="en-CA"/>
+              </w:rPr>
+              <w:t>TUDelft</w:t>
+            </w:r>
+            <w:proofErr w:type="spellEnd"/>
+            <w:r>
+              <w:rPr>
+                <w:lang w:val="en-CA"/>
+              </w:rPr>
+              <w:t xml:space="preserve">, </w:t>
             </w:r>
             <w:r>
               <w:rPr>
@@ -23447,6 +24732,7 @@
                 <w:bCs/>
                 <w:lang w:val="en-US"/>
               </w:rPr>
+              <w:lastRenderedPageBreak/>
               <w:t>01/2025</w:t>
             </w:r>
           </w:p>
@@ -23511,11 +24797,47 @@
                 <w:lang w:val="en-CA"/>
               </w:rPr>
             </w:pPr>
-            <w:r>
-              <w:rPr>
-                <w:lang w:val="en-CA"/>
-              </w:rPr>
-              <w:t>Iscte – Instituto Universitário de Lisboa, SocioDigital Lab for Public Policy</w:t>
+            <w:proofErr w:type="spellStart"/>
+            <w:r>
+              <w:rPr>
+                <w:lang w:val="en-CA"/>
+              </w:rPr>
+              <w:t>Iscte</w:t>
+            </w:r>
+            <w:proofErr w:type="spellEnd"/>
+            <w:r>
+              <w:rPr>
+                <w:lang w:val="en-CA"/>
+              </w:rPr>
+              <w:t xml:space="preserve"> – Instituto </w:t>
+            </w:r>
+            <w:proofErr w:type="spellStart"/>
+            <w:r>
+              <w:rPr>
+                <w:lang w:val="en-CA"/>
+              </w:rPr>
+              <w:t>Universitário</w:t>
+            </w:r>
+            <w:proofErr w:type="spellEnd"/>
+            <w:r>
+              <w:rPr>
+                <w:lang w:val="en-CA"/>
+              </w:rPr>
+              <w:t xml:space="preserve"> de Lisboa, </w:t>
+            </w:r>
+            <w:proofErr w:type="spellStart"/>
+            <w:r>
+              <w:rPr>
+                <w:lang w:val="en-CA"/>
+              </w:rPr>
+              <w:t>SocioDigital</w:t>
+            </w:r>
+            <w:proofErr w:type="spellEnd"/>
+            <w:r>
+              <w:rPr>
+                <w:lang w:val="en-CA"/>
+              </w:rPr>
+              <w:t xml:space="preserve"> Lab for Public Policy</w:t>
             </w:r>
           </w:p>
         </w:tc>
@@ -23540,7 +24862,6 @@
                 <w:bCs/>
                 <w:lang w:val="en-US"/>
               </w:rPr>
-              <w:lastRenderedPageBreak/>
               <w:t>09/2024</w:t>
             </w:r>
           </w:p>
@@ -23622,11 +24943,33 @@
               </w:rPr>
               <w:t xml:space="preserve">), </w:t>
             </w:r>
-            <w:r>
-              <w:rPr>
-                <w:lang w:val="en-CA"/>
-              </w:rPr>
-              <w:t xml:space="preserve">EQuity &amp; EQuality Using AI and Learning </w:t>
+            <w:proofErr w:type="spellStart"/>
+            <w:r>
+              <w:rPr>
+                <w:lang w:val="en-CA"/>
+              </w:rPr>
+              <w:t>EQuity</w:t>
+            </w:r>
+            <w:proofErr w:type="spellEnd"/>
+            <w:r>
+              <w:rPr>
+                <w:lang w:val="en-CA"/>
+              </w:rPr>
+              <w:t xml:space="preserve"> &amp; </w:t>
+            </w:r>
+            <w:proofErr w:type="spellStart"/>
+            <w:r>
+              <w:rPr>
+                <w:lang w:val="en-CA"/>
+              </w:rPr>
+              <w:t>EQuality</w:t>
+            </w:r>
+            <w:proofErr w:type="spellEnd"/>
+            <w:r>
+              <w:rPr>
+                <w:lang w:val="en-CA"/>
+              </w:rPr>
+              <w:t xml:space="preserve"> Using AI and Learning </w:t>
             </w:r>
             <w:r>
               <w:rPr>
@@ -23926,7 +25269,21 @@
               <w:rPr>
                 <w:lang w:val="en-CA"/>
               </w:rPr>
-              <w:t xml:space="preserve">MIT FutureTech, </w:t>
+              <w:t xml:space="preserve">MIT </w:t>
+            </w:r>
+            <w:proofErr w:type="spellStart"/>
+            <w:r>
+              <w:rPr>
+                <w:lang w:val="en-CA"/>
+              </w:rPr>
+              <w:t>FutureTech</w:t>
+            </w:r>
+            <w:proofErr w:type="spellEnd"/>
+            <w:r>
+              <w:rPr>
+                <w:lang w:val="en-CA"/>
+              </w:rPr>
+              <w:t xml:space="preserve">, </w:t>
             </w:r>
             <w:r>
               <w:rPr>
@@ -25148,7 +26505,63 @@
               <w:rPr>
                 <w:lang w:val="en-CA"/>
               </w:rPr>
-              <w:t>University of Granada, Spain, “Perspectivas del Máster en Neurociencia Cognitiva” Seminar</w:t>
+              <w:t>University of Granada, Spain, “</w:t>
+            </w:r>
+            <w:proofErr w:type="spellStart"/>
+            <w:r>
+              <w:rPr>
+                <w:lang w:val="en-CA"/>
+              </w:rPr>
+              <w:t>Perspectivas</w:t>
+            </w:r>
+            <w:proofErr w:type="spellEnd"/>
+            <w:r>
+              <w:rPr>
+                <w:lang w:val="en-CA"/>
+              </w:rPr>
+              <w:t xml:space="preserve"> del </w:t>
+            </w:r>
+            <w:proofErr w:type="spellStart"/>
+            <w:r>
+              <w:rPr>
+                <w:lang w:val="en-CA"/>
+              </w:rPr>
+              <w:t>Máster</w:t>
+            </w:r>
+            <w:proofErr w:type="spellEnd"/>
+            <w:r>
+              <w:rPr>
+                <w:lang w:val="en-CA"/>
+              </w:rPr>
+              <w:t xml:space="preserve"> </w:t>
+            </w:r>
+            <w:proofErr w:type="spellStart"/>
+            <w:r>
+              <w:rPr>
+                <w:lang w:val="en-CA"/>
+              </w:rPr>
+              <w:t>en</w:t>
+            </w:r>
+            <w:proofErr w:type="spellEnd"/>
+            <w:r>
+              <w:rPr>
+                <w:lang w:val="en-CA"/>
+              </w:rPr>
+              <w:t xml:space="preserve"> Neurociencia </w:t>
+            </w:r>
+            <w:proofErr w:type="spellStart"/>
+            <w:r>
+              <w:rPr>
+                <w:lang w:val="en-CA"/>
+              </w:rPr>
+              <w:t>Cognitiva</w:t>
+            </w:r>
+            <w:proofErr w:type="spellEnd"/>
+            <w:r>
+              <w:rPr>
+                <w:lang w:val="en-CA"/>
+              </w:rPr>
+              <w:t>” Seminar</w:t>
             </w:r>
           </w:p>
         </w:tc>
@@ -25454,6 +26867,7 @@
                 <w:bCs/>
                 <w:lang w:val="en-CA"/>
               </w:rPr>
+              <w:lastRenderedPageBreak/>
               <w:t>03/2021</w:t>
             </w:r>
           </w:p>
@@ -25547,7 +26961,6 @@
                 <w:bCs/>
                 <w:lang w:val="en-CA"/>
               </w:rPr>
-              <w:lastRenderedPageBreak/>
               <w:t>11/2020</w:t>
             </w:r>
           </w:p>
@@ -25566,6 +26979,7 @@
               </w:rPr>
             </w:pPr>
             <w:hyperlink r:id="rId49" w:history="1">
+              <w:proofErr w:type="spellStart"/>
               <w:r>
                 <w:rPr>
                   <w:rStyle w:val="Hyperlink"/>
@@ -25573,6 +26987,7 @@
                 </w:rPr>
                 <w:t>CanCOVID</w:t>
               </w:r>
+              <w:proofErr w:type="spellEnd"/>
             </w:hyperlink>
           </w:p>
         </w:tc>
@@ -27011,7 +28426,21 @@
               <w:rPr>
                 <w:lang w:val="en-CA"/>
               </w:rPr>
-              <w:t xml:space="preserve">Alpen-Adria-University Klagenfurt, Austria,  Department of Psychology </w:t>
+              <w:t xml:space="preserve">Alpen-Adria-University Klagenfurt, </w:t>
+            </w:r>
+            <w:proofErr w:type="gramStart"/>
+            <w:r>
+              <w:rPr>
+                <w:lang w:val="en-CA"/>
+              </w:rPr>
+              <w:t>Austria,  Department</w:t>
+            </w:r>
+            <w:proofErr w:type="gramEnd"/>
+            <w:r>
+              <w:rPr>
+                <w:lang w:val="en-CA"/>
+              </w:rPr>
+              <w:t xml:space="preserve"> of Psychology </w:t>
             </w:r>
           </w:p>
         </w:tc>
@@ -27497,8 +28926,44 @@
               <w:rPr>
                 <w:lang w:val="en-CA"/>
               </w:rPr>
-              <w:t>University of Lausanne, CH, Programme Doctoral Romande en Psychologie</w:t>
-            </w:r>
+              <w:t xml:space="preserve">University of Lausanne, CH, Programme Doctoral </w:t>
+            </w:r>
+            <w:proofErr w:type="spellStart"/>
+            <w:r>
+              <w:rPr>
+                <w:lang w:val="en-CA"/>
+              </w:rPr>
+              <w:t>Romande</w:t>
+            </w:r>
+            <w:proofErr w:type="spellEnd"/>
+            <w:r>
+              <w:rPr>
+                <w:lang w:val="en-CA"/>
+              </w:rPr>
+              <w:t xml:space="preserve"> </w:t>
+            </w:r>
+            <w:proofErr w:type="spellStart"/>
+            <w:r>
+              <w:rPr>
+                <w:lang w:val="en-CA"/>
+              </w:rPr>
+              <w:t>en</w:t>
+            </w:r>
+            <w:proofErr w:type="spellEnd"/>
+            <w:r>
+              <w:rPr>
+                <w:lang w:val="en-CA"/>
+              </w:rPr>
+              <w:t xml:space="preserve"> </w:t>
+            </w:r>
+            <w:proofErr w:type="spellStart"/>
+            <w:r>
+              <w:rPr>
+                <w:lang w:val="en-CA"/>
+              </w:rPr>
+              <w:t>Psychologie</w:t>
+            </w:r>
+            <w:proofErr w:type="spellEnd"/>
           </w:p>
         </w:tc>
       </w:tr>
@@ -27520,6 +28985,7 @@
               <w:rPr>
                 <w:lang w:val="en-CA"/>
               </w:rPr>
+              <w:lastRenderedPageBreak/>
               <w:t>03/2013</w:t>
             </w:r>
           </w:p>
@@ -27608,7 +29074,6 @@
               <w:rPr>
                 <w:lang w:val="en-CA"/>
               </w:rPr>
-              <w:lastRenderedPageBreak/>
               <w:t>12/2013</w:t>
             </w:r>
           </w:p>
@@ -28171,7 +29636,14 @@
               <w:rPr>
                 <w:lang w:val="en-CA"/>
               </w:rPr>
-              <w:t>Transformation in a Time of Metacrisi</w:t>
+              <w:t xml:space="preserve">Transformation in a Time of </w:t>
+            </w:r>
+            <w:proofErr w:type="spellStart"/>
+            <w:r>
+              <w:rPr>
+                <w:lang w:val="en-CA"/>
+              </w:rPr>
+              <w:t>Metacrisi</w:t>
             </w:r>
             <w:r>
               <w:rPr>
@@ -28179,6 +29651,7 @@
               </w:rPr>
               <w:t>s</w:t>
             </w:r>
+            <w:proofErr w:type="spellEnd"/>
           </w:p>
         </w:tc>
       </w:tr>
@@ -28240,11 +29713,19 @@
               </w:rPr>
               <w:t xml:space="preserve">the </w:t>
             </w:r>
-            <w:r>
-              <w:rPr>
-                <w:lang w:val="en-CA"/>
-              </w:rPr>
-              <w:t>mini-symposium “</w:t>
+            <w:proofErr w:type="gramStart"/>
+            <w:r>
+              <w:rPr>
+                <w:lang w:val="en-CA"/>
+              </w:rPr>
+              <w:t>mini-symposium</w:t>
+            </w:r>
+            <w:proofErr w:type="gramEnd"/>
+            <w:r>
+              <w:rPr>
+                <w:lang w:val="en-CA"/>
+              </w:rPr>
+              <w:t xml:space="preserve"> “</w:t>
             </w:r>
             <w:r>
               <w:rPr>
@@ -28565,12 +30046,14 @@
               </w:rPr>
               <w:t xml:space="preserve">Invited Panelist for the debate on “The Viability of Using LLMs in Higher Education” conference, </w:t>
             </w:r>
+            <w:proofErr w:type="spellStart"/>
             <w:r>
               <w:rPr>
                 <w:lang w:val="en-CA"/>
               </w:rPr>
               <w:t>JeXed</w:t>
             </w:r>
+            <w:proofErr w:type="spellEnd"/>
             <w:r>
               <w:rPr>
                 <w:lang w:val="en-CA"/>
@@ -28914,11 +30397,19 @@
               </w:rPr>
               <w:t xml:space="preserve">Toronto Metropolitan University, CERC Migration, invited paper at the </w:t>
             </w:r>
-            <w:r>
-              <w:rPr>
-                <w:lang w:val="en-CA"/>
-              </w:rPr>
-              <w:t xml:space="preserve">International </w:t>
+            <w:proofErr w:type="gramStart"/>
+            <w:r>
+              <w:rPr>
+                <w:lang w:val="en-CA"/>
+              </w:rPr>
+              <w:t>International</w:t>
+            </w:r>
+            <w:proofErr w:type="gramEnd"/>
+            <w:r>
+              <w:rPr>
+                <w:lang w:val="en-CA"/>
+              </w:rPr>
+              <w:t xml:space="preserve"> </w:t>
             </w:r>
             <w:r>
               <w:rPr>
@@ -29150,6 +30641,7 @@
                 <w:bCs/>
                 <w:lang w:val="en-CA"/>
               </w:rPr>
+              <w:lastRenderedPageBreak/>
               <w:t>05/2023</w:t>
             </w:r>
           </w:p>
@@ -29168,7 +30660,21 @@
               <w:rPr>
                 <w:lang w:val="en-CA"/>
               </w:rPr>
-              <w:t xml:space="preserve">McGill University, Centre for the Convergence of Health and Economics, Invited panelist at the </w:t>
+              <w:t xml:space="preserve">McGill University, Centre for the Convergence of Health and Economics, </w:t>
+            </w:r>
+            <w:proofErr w:type="gramStart"/>
+            <w:r>
+              <w:rPr>
+                <w:lang w:val="en-CA"/>
+              </w:rPr>
+              <w:t>Invited</w:t>
+            </w:r>
+            <w:proofErr w:type="gramEnd"/>
+            <w:r>
+              <w:rPr>
+                <w:lang w:val="en-CA"/>
+              </w:rPr>
+              <w:t xml:space="preserve"> panelist at the </w:t>
             </w:r>
             <w:r>
               <w:rPr>
@@ -29229,7 +30735,6 @@
                 <w:bCs/>
                 <w:lang w:val="en-CA"/>
               </w:rPr>
-              <w:lastRenderedPageBreak/>
               <w:t>10/2022</w:t>
             </w:r>
           </w:p>
@@ -29705,7 +31210,21 @@
               <w:rPr>
                 <w:lang w:val="en-CA"/>
               </w:rPr>
-              <w:t xml:space="preserve"> on “Neuroethics, free will, and the self” </w:t>
+              <w:t xml:space="preserve"> on “</w:t>
+            </w:r>
+            <w:proofErr w:type="spellStart"/>
+            <w:r>
+              <w:rPr>
+                <w:lang w:val="en-CA"/>
+              </w:rPr>
+              <w:t>Neuroethics</w:t>
+            </w:r>
+            <w:proofErr w:type="spellEnd"/>
+            <w:r>
+              <w:rPr>
+                <w:lang w:val="en-CA"/>
+              </w:rPr>
+              <w:t xml:space="preserve">, free will, and the self” </w:t>
             </w:r>
           </w:p>
         </w:tc>
@@ -30247,7 +31766,39 @@
                 <w:bCs/>
                 <w:lang w:val="en-CA"/>
               </w:rPr>
-              <w:t>Invited workshop at the “Tabula Rasa: Neuroscienze e culture” conference of the Intercultura Foundation in Florence, Italy</w:t>
+              <w:t xml:space="preserve">Invited workshop at the “Tabula Rasa: </w:t>
+            </w:r>
+            <w:proofErr w:type="spellStart"/>
+            <w:r>
+              <w:rPr>
+                <w:bCs/>
+                <w:lang w:val="en-CA"/>
+              </w:rPr>
+              <w:t>Neuroscienze</w:t>
+            </w:r>
+            <w:proofErr w:type="spellEnd"/>
+            <w:r>
+              <w:rPr>
+                <w:bCs/>
+                <w:lang w:val="en-CA"/>
+              </w:rPr>
+              <w:t xml:space="preserve"> e culture” conference of the </w:t>
+            </w:r>
+            <w:proofErr w:type="spellStart"/>
+            <w:r>
+              <w:rPr>
+                <w:bCs/>
+                <w:lang w:val="en-CA"/>
+              </w:rPr>
+              <w:t>Intercultura</w:t>
+            </w:r>
+            <w:proofErr w:type="spellEnd"/>
+            <w:r>
+              <w:rPr>
+                <w:bCs/>
+                <w:lang w:val="en-CA"/>
+              </w:rPr>
+              <w:t xml:space="preserve"> Foundation in Florence, Italy</w:t>
             </w:r>
           </w:p>
         </w:tc>
@@ -30272,6 +31823,7 @@
                 <w:bCs/>
                 <w:lang w:val="en-CA"/>
               </w:rPr>
+              <w:lastRenderedPageBreak/>
               <w:t>03/2019</w:t>
             </w:r>
           </w:p>
@@ -30367,7 +31919,6 @@
                 <w:bCs/>
                 <w:lang w:val="en-CA"/>
               </w:rPr>
-              <w:lastRenderedPageBreak/>
               <w:t>11/2018</w:t>
             </w:r>
           </w:p>
@@ -32101,6 +33652,7 @@
         <w:rPr>
           <w:lang w:val="en-CA"/>
         </w:rPr>
+        <w:lastRenderedPageBreak/>
         <w:t>t</w:t>
       </w:r>
       <w:r>
@@ -32195,7 +33747,6 @@
           <w:u w:val="single"/>
           <w:lang w:val="de-DE"/>
         </w:rPr>
-        <w:lastRenderedPageBreak/>
         <w:t>König-Kersting, C</w:t>
       </w:r>
       <w:r>
@@ -32555,6 +34106,7 @@
           <w:lang w:val="en-CA"/>
         </w:rPr>
       </w:pPr>
+      <w:proofErr w:type="spellStart"/>
       <w:r>
         <w:rPr>
           <w:u w:val="single"/>
@@ -32562,6 +34114,7 @@
         </w:rPr>
         <w:t>Kachhiyapatel</w:t>
       </w:r>
+      <w:proofErr w:type="spellEnd"/>
       <w:r>
         <w:rPr>
           <w:u w:val="single"/>
@@ -32699,6 +34252,7 @@
           <w:lang w:val="en-CA"/>
         </w:rPr>
       </w:pPr>
+      <w:proofErr w:type="spellStart"/>
       <w:r>
         <w:rPr>
           <w:u w:val="single"/>
@@ -32706,6 +34260,7 @@
         </w:rPr>
         <w:t>Kachhiyapatel</w:t>
       </w:r>
+      <w:proofErr w:type="spellEnd"/>
       <w:r>
         <w:rPr>
           <w:u w:val="single"/>
@@ -32796,13 +34351,29 @@
           <w:bCs/>
           <w:lang w:val="en-CA"/>
         </w:rPr>
-        <w:t>Data blitz talk</w:t>
-      </w:r>
+        <w:t xml:space="preserve">Data </w:t>
+      </w:r>
+      <w:proofErr w:type="gramStart"/>
       <w:r>
         <w:rPr>
           <w:bCs/>
           <w:lang w:val="en-CA"/>
         </w:rPr>
+        <w:t>blitz</w:t>
+      </w:r>
+      <w:proofErr w:type="gramEnd"/>
+      <w:r>
+        <w:rPr>
+          <w:bCs/>
+          <w:lang w:val="en-CA"/>
+        </w:rPr>
+        <w:t xml:space="preserve"> talk</w:t>
+      </w:r>
+      <w:r>
+        <w:rPr>
+          <w:bCs/>
+          <w:lang w:val="en-CA"/>
+        </w:rPr>
         <w:t xml:space="preserve"> at the </w:t>
       </w:r>
       <w:r>
@@ -32819,6 +34390,7 @@
         </w:rPr>
         <w:t xml:space="preserve">of the </w:t>
       </w:r>
+      <w:proofErr w:type="gramStart"/>
       <w:r>
         <w:rPr>
           <w:lang w:val="en-CA"/>
@@ -32838,6 +34410,7 @@
         </w:rPr>
         <w:t>rd</w:t>
       </w:r>
+      <w:proofErr w:type="gramEnd"/>
       <w:r>
         <w:rPr>
           <w:lang w:val="en-CA"/>
@@ -32954,13 +34527,23 @@
         </w:rPr>
         <w:t xml:space="preserve">Amarasuriya, S. D., </w:t>
       </w:r>
+      <w:proofErr w:type="spellStart"/>
       <w:r>
         <w:rPr>
           <w:bCs/>
           <w:u w:val="single"/>
           <w:lang w:val="en-CA"/>
         </w:rPr>
-        <w:t>Dhammage, T</w:t>
+        <w:t>Dhammage</w:t>
+      </w:r>
+      <w:proofErr w:type="spellEnd"/>
+      <w:r>
+        <w:rPr>
+          <w:bCs/>
+          <w:u w:val="single"/>
+          <w:lang w:val="en-CA"/>
+        </w:rPr>
+        <w:t>, T</w:t>
       </w:r>
       <w:r>
         <w:rPr>
@@ -33142,6 +34725,7 @@
         </w:rPr>
         <w:t xml:space="preserve">ognitive and </w:t>
       </w:r>
+      <w:proofErr w:type="gramStart"/>
       <w:r>
         <w:rPr>
           <w:i/>
@@ -33168,7 +34752,15 @@
           <w:i/>
           <w:lang w:val="en-CA"/>
         </w:rPr>
-        <w:t xml:space="preserve">rounded </w:t>
+        <w:t>rounded</w:t>
+      </w:r>
+      <w:proofErr w:type="gramEnd"/>
+      <w:r>
+        <w:rPr>
+          <w:i/>
+          <w:lang w:val="en-CA"/>
+        </w:rPr>
+        <w:t xml:space="preserve"> </w:t>
       </w:r>
       <w:r>
         <w:rPr>
@@ -33375,12 +34967,21 @@
         </w:rPr>
         <w:t xml:space="preserve">). </w:t>
       </w:r>
-      <w:r>
-        <w:rPr>
-          <w:i/>
-          <w:lang w:val="en-CA"/>
-        </w:rPr>
-        <w:t>PANDexit - Predictions of post-pandemic cultural change</w:t>
+      <w:proofErr w:type="spellStart"/>
+      <w:r>
+        <w:rPr>
+          <w:i/>
+          <w:lang w:val="en-CA"/>
+        </w:rPr>
+        <w:t>PANDexit</w:t>
+      </w:r>
+      <w:proofErr w:type="spellEnd"/>
+      <w:r>
+        <w:rPr>
+          <w:i/>
+          <w:lang w:val="en-CA"/>
+        </w:rPr>
+        <w:t xml:space="preserve"> - Predictions of post-pandemic cultural change</w:t>
       </w:r>
       <w:r>
         <w:rPr>
@@ -33467,6 +35068,7 @@
           <w:lang w:val="en-CA"/>
         </w:rPr>
       </w:pPr>
+      <w:proofErr w:type="spellStart"/>
       <w:r>
         <w:rPr>
           <w:u w:val="single"/>
@@ -33474,6 +35076,7 @@
         </w:rPr>
         <w:t>Kachhiyapatel</w:t>
       </w:r>
+      <w:proofErr w:type="spellEnd"/>
       <w:r>
         <w:rPr>
           <w:u w:val="single"/>
@@ -33978,6 +35581,7 @@
           <w:b/>
           <w:lang w:val="en-CA"/>
         </w:rPr>
+        <w:lastRenderedPageBreak/>
         <w:t>Grossmann, I</w:t>
       </w:r>
       <w:r>
@@ -34086,7 +35690,6 @@
         <w:rPr>
           <w:lang w:val="en-CA"/>
         </w:rPr>
-        <w:lastRenderedPageBreak/>
         <w:t>p</w:t>
       </w:r>
       <w:r>
@@ -34878,8 +36481,9 @@
         <w:rPr>
           <w:lang w:val="en-CA"/>
         </w:rPr>
-        <w:t>at the 2</w:t>
-      </w:r>
+        <w:t xml:space="preserve">at the </w:t>
+      </w:r>
+      <w:proofErr w:type="gramStart"/>
       <w:r>
         <w:rPr>
           <w:lang w:val="en-CA"/>
@@ -34888,11 +36492,18 @@
       </w:r>
       <w:r>
         <w:rPr>
+          <w:lang w:val="en-CA"/>
+        </w:rPr>
+        <w:t>2</w:t>
+      </w:r>
+      <w:r>
+        <w:rPr>
           <w:vertAlign w:val="superscript"/>
           <w:lang w:val="en-CA"/>
         </w:rPr>
         <w:t>th</w:t>
       </w:r>
+      <w:proofErr w:type="gramEnd"/>
       <w:r>
         <w:rPr>
           <w:lang w:val="en-CA"/>
@@ -34954,7 +36565,23 @@
           <w:bCs/>
           <w:lang w:val="en-CA"/>
         </w:rPr>
-        <w:t xml:space="preserve">K. Kastenhofer. </w:t>
+        <w:t xml:space="preserve">K. </w:t>
+      </w:r>
+      <w:proofErr w:type="spellStart"/>
+      <w:r>
+        <w:rPr>
+          <w:bCs/>
+          <w:lang w:val="en-CA"/>
+        </w:rPr>
+        <w:t>Kastenhofer</w:t>
+      </w:r>
+      <w:proofErr w:type="spellEnd"/>
+      <w:r>
+        <w:rPr>
+          <w:bCs/>
+          <w:lang w:val="en-CA"/>
+        </w:rPr>
+        <w:t xml:space="preserve">. </w:t>
       </w:r>
       <w:r>
         <w:rPr>
@@ -35087,7 +36714,15 @@
           <w:bCs/>
           <w:lang w:val="en-CA"/>
         </w:rPr>
-        <w:t xml:space="preserve">, Fugelsang, J. A., &amp; Bialek, M. (2021, October). Better the two devils you know, than the one you don’t: Predictability influences judgments of moral character. Flash talk presentation at the </w:t>
+        <w:t xml:space="preserve">, Fugelsang, J. A., &amp; Bialek, M. (2021, October). Better the two devils you know, than the one you don’t: Predictability influences judgments of moral </w:t>
+      </w:r>
+      <w:r>
+        <w:rPr>
+          <w:bCs/>
+          <w:lang w:val="en-CA"/>
+        </w:rPr>
+        <w:lastRenderedPageBreak/>
+        <w:t xml:space="preserve">character. Flash talk presentation at the </w:t>
       </w:r>
       <w:r>
         <w:rPr>
@@ -35120,7 +36755,6 @@
           <w:b/>
           <w:lang w:val="en-CA"/>
         </w:rPr>
-        <w:lastRenderedPageBreak/>
         <w:t>Grossmann, I.</w:t>
       </w:r>
       <w:r>
@@ -35768,7 +37402,21 @@
         <w:rPr>
           <w:lang w:val="en-CA"/>
         </w:rPr>
-        <w:t>A social perspective on (ir)rationality: Antecedents and consequences</w:t>
+        <w:t>A social perspective on (</w:t>
+      </w:r>
+      <w:proofErr w:type="spellStart"/>
+      <w:r>
+        <w:rPr>
+          <w:lang w:val="en-CA"/>
+        </w:rPr>
+        <w:t>ir</w:t>
+      </w:r>
+      <w:proofErr w:type="spellEnd"/>
+      <w:r>
+        <w:rPr>
+          <w:lang w:val="en-CA"/>
+        </w:rPr>
+        <w:t>)rationality: Antecedents and consequences</w:t>
       </w:r>
       <w:r>
         <w:rPr>
@@ -35805,6 +37453,7 @@
           <w:b/>
           <w:lang w:val="de-DE"/>
         </w:rPr>
+        <w:lastRenderedPageBreak/>
         <w:t xml:space="preserve">Grossmann, I. </w:t>
       </w:r>
       <w:r>
@@ -35860,7 +37509,6 @@
           <w:b/>
           <w:lang w:val="de-DE"/>
         </w:rPr>
-        <w:lastRenderedPageBreak/>
         <w:t xml:space="preserve">Grossmann, I., </w:t>
       </w:r>
       <w:r>
@@ -35894,7 +37542,23 @@
           <w:i/>
           <w:lang w:val="en-CA"/>
         </w:rPr>
-        <w:t>Wisdom training: Self-distancing training promotes growth in wise reasoning and emodiversity.</w:t>
+        <w:t xml:space="preserve">Wisdom training: Self-distancing training promotes growth in wise reasoning and </w:t>
+      </w:r>
+      <w:proofErr w:type="spellStart"/>
+      <w:r>
+        <w:rPr>
+          <w:i/>
+          <w:lang w:val="en-CA"/>
+        </w:rPr>
+        <w:t>emodiversity</w:t>
+      </w:r>
+      <w:proofErr w:type="spellEnd"/>
+      <w:r>
+        <w:rPr>
+          <w:i/>
+          <w:lang w:val="en-CA"/>
+        </w:rPr>
+        <w:t>.</w:t>
       </w:r>
       <w:r>
         <w:rPr>
@@ -36604,6 +38268,7 @@
           <w:b/>
           <w:lang w:val="sv-SE"/>
         </w:rPr>
+        <w:lastRenderedPageBreak/>
         <w:t>Grossmann, I.</w:t>
       </w:r>
       <w:r>
@@ -36666,14 +38331,7 @@
         <w:rPr>
           <w:lang w:val="en-CA"/>
         </w:rPr>
-        <w:t>Paper presented in the in the symposium “Cultural and Cross-</w:t>
-      </w:r>
-      <w:r>
-        <w:rPr>
-          <w:lang w:val="en-CA"/>
-        </w:rPr>
-        <w:lastRenderedPageBreak/>
-        <w:t xml:space="preserve">cultural research traditions: Complementary or Incommensurable?” chaired by J. Fontaine (Chair) and </w:t>
+        <w:t xml:space="preserve">Paper presented in the in the symposium “Cultural and Cross-cultural research traditions: Complementary or Incommensurable?” chaired by J. Fontaine (Chair) and </w:t>
       </w:r>
       <w:r>
         <w:rPr>
@@ -36791,7 +38449,21 @@
         <w:rPr>
           <w:lang w:val="en-CA"/>
         </w:rPr>
-        <w:t>in the symposium “Climato-economic Imprints on Culture” chaired by E. van de Vliert (Chair) at the 24</w:t>
+        <w:t>in the symposium “</w:t>
+      </w:r>
+      <w:proofErr w:type="spellStart"/>
+      <w:r>
+        <w:rPr>
+          <w:lang w:val="en-CA"/>
+        </w:rPr>
+        <w:t>Climato</w:t>
+      </w:r>
+      <w:proofErr w:type="spellEnd"/>
+      <w:r>
+        <w:rPr>
+          <w:lang w:val="en-CA"/>
+        </w:rPr>
+        <w:t>-economic Imprints on Culture” chaired by E. van de Vliert (Chair) at the 24</w:t>
       </w:r>
       <w:r>
         <w:rPr>
@@ -37449,6 +39121,7 @@
           <w:b/>
           <w:lang w:val="en-CA"/>
         </w:rPr>
+        <w:lastRenderedPageBreak/>
         <w:t>Grossmann, I.</w:t>
       </w:r>
       <w:r>
@@ -37513,7 +39186,6 @@
           <w:b/>
           <w:lang w:val="en-CA"/>
         </w:rPr>
-        <w:lastRenderedPageBreak/>
         <w:t>Grossmann, I.</w:t>
       </w:r>
       <w:r>
@@ -38132,7 +39804,21 @@
         <w:rPr>
           <w:lang w:val="en-CA"/>
         </w:rPr>
-        <w:t>Discussant in the symposium “Continuity and changes in emotion socialization with globalization” chaired by M. Karasawa at The 23</w:t>
+        <w:t xml:space="preserve">Discussant in the symposium “Continuity and changes in emotion socialization with globalization” chaired by M. Karasawa at </w:t>
+      </w:r>
+      <w:proofErr w:type="gramStart"/>
+      <w:r>
+        <w:rPr>
+          <w:lang w:val="en-CA"/>
+        </w:rPr>
+        <w:t>The</w:t>
+      </w:r>
+      <w:proofErr w:type="gramEnd"/>
+      <w:r>
+        <w:rPr>
+          <w:lang w:val="en-CA"/>
+        </w:rPr>
+        <w:t xml:space="preserve"> 23</w:t>
       </w:r>
       <w:r>
         <w:rPr>
@@ -38161,6 +39847,7 @@
           <w:u w:val="single"/>
           <w:lang w:val="de-DE"/>
         </w:rPr>
+        <w:lastRenderedPageBreak/>
         <w:t>Kung, F.</w:t>
       </w:r>
       <w:r>
@@ -38221,7 +39908,6 @@
           <w:u w:val="single"/>
           <w:lang w:val="en-CA"/>
         </w:rPr>
-        <w:lastRenderedPageBreak/>
         <w:t>Oakes, H</w:t>
       </w:r>
       <w:r>
@@ -38292,7 +39978,21 @@
         <w:rPr>
           <w:lang w:val="en-CA"/>
         </w:rPr>
-        <w:t xml:space="preserve"> Paper presented in the symposium “Operationalizing affective complexity: Theory, measurement, and applications” chaired by R. Gonzalez (Chair) and J. Smith (Co-Chair) at The 28</w:t>
+        <w:t xml:space="preserve"> Paper presented in the symposium “Operationalizing affective complexity: Theory, measurement, and applications” chaired by R. Gonzalez (Chair) and J. Smith (Co-Chair) at </w:t>
+      </w:r>
+      <w:proofErr w:type="gramStart"/>
+      <w:r>
+        <w:rPr>
+          <w:lang w:val="en-CA"/>
+        </w:rPr>
+        <w:t>The</w:t>
+      </w:r>
+      <w:proofErr w:type="gramEnd"/>
+      <w:r>
+        <w:rPr>
+          <w:lang w:val="en-CA"/>
+        </w:rPr>
+        <w:t xml:space="preserve"> 28</w:t>
       </w:r>
       <w:r>
         <w:rPr>
@@ -38396,7 +40096,21 @@
         <w:rPr>
           <w:lang w:val="en-CA"/>
         </w:rPr>
-        <w:t xml:space="preserve"> (Co-Chair) at The 28</w:t>
+        <w:t xml:space="preserve"> (Co-Chair) at </w:t>
+      </w:r>
+      <w:proofErr w:type="gramStart"/>
+      <w:r>
+        <w:rPr>
+          <w:lang w:val="en-CA"/>
+        </w:rPr>
+        <w:t>The</w:t>
+      </w:r>
+      <w:proofErr w:type="gramEnd"/>
+      <w:r>
+        <w:rPr>
+          <w:lang w:val="en-CA"/>
+        </w:rPr>
+        <w:t xml:space="preserve"> 28</w:t>
       </w:r>
       <w:r>
         <w:rPr>
@@ -38650,7 +40364,21 @@
         <w:rPr>
           <w:lang w:val="en-CA"/>
         </w:rPr>
-        <w:t xml:space="preserve"> The 17</w:t>
+        <w:t xml:space="preserve"> </w:t>
+      </w:r>
+      <w:proofErr w:type="gramStart"/>
+      <w:r>
+        <w:rPr>
+          <w:lang w:val="en-CA"/>
+        </w:rPr>
+        <w:t>The</w:t>
+      </w:r>
+      <w:proofErr w:type="gramEnd"/>
+      <w:r>
+        <w:rPr>
+          <w:lang w:val="en-CA"/>
+        </w:rPr>
+        <w:t xml:space="preserve"> 17</w:t>
       </w:r>
       <w:r>
         <w:rPr>
@@ -38708,13 +40436,43 @@
           <w:i/>
           <w:lang w:val="en-CA"/>
         </w:rPr>
-        <w:t>Ego-decentered reasoning predicts cross-domain prosociality.</w:t>
-      </w:r>
-      <w:r>
-        <w:rPr>
-          <w:lang w:val="en-CA"/>
-        </w:rPr>
-        <w:t xml:space="preserve"> Paper presented in the symposium “The evolution and maintenance of human prosociality” chaired by </w:t>
+        <w:t xml:space="preserve">Ego-decentered reasoning predicts cross-domain </w:t>
+      </w:r>
+      <w:proofErr w:type="spellStart"/>
+      <w:r>
+        <w:rPr>
+          <w:i/>
+          <w:lang w:val="en-CA"/>
+        </w:rPr>
+        <w:t>prosociality</w:t>
+      </w:r>
+      <w:proofErr w:type="spellEnd"/>
+      <w:r>
+        <w:rPr>
+          <w:i/>
+          <w:lang w:val="en-CA"/>
+        </w:rPr>
+        <w:t>.</w:t>
+      </w:r>
+      <w:r>
+        <w:rPr>
+          <w:lang w:val="en-CA"/>
+        </w:rPr>
+        <w:t xml:space="preserve"> Paper presented in the symposium “The evolution and maintenance of human </w:t>
+      </w:r>
+      <w:proofErr w:type="spellStart"/>
+      <w:r>
+        <w:rPr>
+          <w:lang w:val="en-CA"/>
+        </w:rPr>
+        <w:t>prosociality</w:t>
+      </w:r>
+      <w:proofErr w:type="spellEnd"/>
+      <w:r>
+        <w:rPr>
+          <w:lang w:val="en-CA"/>
+        </w:rPr>
+        <w:t xml:space="preserve">” chaired by </w:t>
       </w:r>
       <w:r>
         <w:rPr>
@@ -38752,7 +40510,21 @@
         <w:rPr>
           <w:lang w:val="en-CA"/>
         </w:rPr>
-        <w:t xml:space="preserve"> The 17</w:t>
+        <w:t xml:space="preserve"> </w:t>
+      </w:r>
+      <w:proofErr w:type="gramStart"/>
+      <w:r>
+        <w:rPr>
+          <w:lang w:val="en-CA"/>
+        </w:rPr>
+        <w:t>The</w:t>
+      </w:r>
+      <w:proofErr w:type="gramEnd"/>
+      <w:r>
+        <w:rPr>
+          <w:lang w:val="en-CA"/>
+        </w:rPr>
+        <w:t xml:space="preserve"> 17</w:t>
       </w:r>
       <w:r>
         <w:rPr>
@@ -38923,6 +40695,7 @@
           <w:u w:val="single"/>
           <w:lang w:val="sv-SE"/>
         </w:rPr>
+        <w:lastRenderedPageBreak/>
         <w:t>De Freitas, J.</w:t>
       </w:r>
       <w:r>
@@ -39023,7 +40796,6 @@
           <w:b/>
           <w:lang w:val="en-CA"/>
         </w:rPr>
-        <w:lastRenderedPageBreak/>
         <w:t>Grossmann, I.</w:t>
       </w:r>
       <w:r>
@@ -39463,7 +41235,23 @@
           <w:bCs/>
           <w:lang w:val="en-CA"/>
         </w:rPr>
-        <w:t>. Paper presented in a symposium “Wisdom: Characteristics, contexts, and consequences” chaired by S. Etezadi at the convention of the Canadian Psychological Association in Vancouver, BC.</w:t>
+        <w:t xml:space="preserve">. Paper presented in a symposium “Wisdom: Characteristics, contexts, and consequences” chaired by S. </w:t>
+      </w:r>
+      <w:proofErr w:type="spellStart"/>
+      <w:r>
+        <w:rPr>
+          <w:bCs/>
+          <w:lang w:val="en-CA"/>
+        </w:rPr>
+        <w:t>Etezadi</w:t>
+      </w:r>
+      <w:proofErr w:type="spellEnd"/>
+      <w:r>
+        <w:rPr>
+          <w:bCs/>
+          <w:lang w:val="en-CA"/>
+        </w:rPr>
+        <w:t xml:space="preserve"> at the convention of the Canadian Psychological Association in Vancouver, BC.</w:t>
       </w:r>
     </w:p>
     <w:p>
@@ -39651,6 +41439,7 @@
           <w:sz w:val="24"/>
           <w:szCs w:val="24"/>
         </w:rPr>
+        <w:lastRenderedPageBreak/>
         <w:t>Grossmann, I.</w:t>
       </w:r>
       <w:r>
@@ -39727,7 +41516,6 @@
           <w:b/>
           <w:lang w:val="en-CA"/>
         </w:rPr>
-        <w:lastRenderedPageBreak/>
         <w:t>Grossmann, I.</w:t>
       </w:r>
       <w:r>
@@ -40663,6 +42451,7 @@
           <w:b/>
           <w:lang w:val="en-CA"/>
         </w:rPr>
+        <w:lastRenderedPageBreak/>
         <w:t>Grossmann, I</w:t>
       </w:r>
       <w:r>
@@ -40709,7 +42498,6 @@
           <w:bCs/>
           <w:lang w:val="sv-SE"/>
         </w:rPr>
-        <w:lastRenderedPageBreak/>
         <w:t>Grossmann, I.</w:t>
       </w:r>
       <w:r>
@@ -40918,7 +42706,14 @@
         <w:rPr>
           <w:lang w:val="en-CA"/>
         </w:rPr>
-        <w:t xml:space="preserve"> &amp; O. Ybarra (Co-Chair) at the 23</w:t>
+        <w:t xml:space="preserve"> &amp; O. Ybarra (Co-Chair) at the </w:t>
+      </w:r>
+      <w:proofErr w:type="gramStart"/>
+      <w:r>
+        <w:rPr>
+          <w:lang w:val="en-CA"/>
+        </w:rPr>
+        <w:t>23</w:t>
       </w:r>
       <w:r>
         <w:rPr>
@@ -40927,6 +42722,7 @@
         </w:rPr>
         <w:t>nd</w:t>
       </w:r>
+      <w:proofErr w:type="gramEnd"/>
       <w:r>
         <w:rPr>
           <w:lang w:val="en-CA"/>
@@ -41800,6 +43596,7 @@
           <w:b/>
           <w:lang w:val="en-CA"/>
         </w:rPr>
+        <w:lastRenderedPageBreak/>
         <w:t>Selected poster presentations</w:t>
       </w:r>
       <w:r>
@@ -42163,7 +43960,6 @@
           <w:iCs/>
           <w:lang w:val="en-CA"/>
         </w:rPr>
-        <w:lastRenderedPageBreak/>
         <w:t>j</w:t>
       </w:r>
       <w:r>
@@ -42225,6 +44021,7 @@
         </w:rPr>
         <w:t xml:space="preserve">Judgment and Decision-Making Preconference of the </w:t>
       </w:r>
+      <w:proofErr w:type="gramStart"/>
       <w:r>
         <w:rPr>
           <w:lang w:val="en-CA"/>
@@ -42244,6 +44041,7 @@
         </w:rPr>
         <w:t>rd</w:t>
       </w:r>
+      <w:proofErr w:type="gramEnd"/>
       <w:r>
         <w:rPr>
           <w:lang w:val="en-CA"/>
@@ -42280,6 +44078,7 @@
           <w:lang w:val="en-CA"/>
         </w:rPr>
       </w:pPr>
+      <w:proofErr w:type="spellStart"/>
       <w:r>
         <w:rPr>
           <w:u w:val="single"/>
@@ -42287,6 +44086,7 @@
         </w:rPr>
         <w:t>Kachhiyapatel</w:t>
       </w:r>
+      <w:proofErr w:type="spellEnd"/>
       <w:r>
         <w:rPr>
           <w:u w:val="single"/>
@@ -42812,12 +44612,21 @@
           <w:lang w:val="en-CA"/>
         </w:rPr>
       </w:pPr>
+      <w:proofErr w:type="spellStart"/>
       <w:r>
         <w:rPr>
           <w:u w:val="single"/>
           <w:lang w:val="en-CA"/>
         </w:rPr>
-        <w:t>Mostafapour, M</w:t>
+        <w:t>Mostafapour</w:t>
+      </w:r>
+      <w:proofErr w:type="spellEnd"/>
+      <w:r>
+        <w:rPr>
+          <w:u w:val="single"/>
+          <w:lang w:val="en-CA"/>
+        </w:rPr>
+        <w:t>, M</w:t>
       </w:r>
       <w:r>
         <w:rPr>
@@ -43121,6 +44930,7 @@
           <w:u w:val="single"/>
           <w:lang w:val="de-DE"/>
         </w:rPr>
+        <w:lastRenderedPageBreak/>
         <w:t>Kung, F</w:t>
       </w:r>
       <w:r>
@@ -43153,7 +44963,21 @@
         <w:rPr>
           <w:lang w:val="en-CA"/>
         </w:rPr>
-        <w:t>. Poster presented at The 23rd International Congress of the International Association for Cross-Cultural Psychology, Nagoya, Japan.</w:t>
+        <w:t xml:space="preserve">. Poster presented at </w:t>
+      </w:r>
+      <w:proofErr w:type="gramStart"/>
+      <w:r>
+        <w:rPr>
+          <w:lang w:val="en-CA"/>
+        </w:rPr>
+        <w:t>The</w:t>
+      </w:r>
+      <w:proofErr w:type="gramEnd"/>
+      <w:r>
+        <w:rPr>
+          <w:lang w:val="en-CA"/>
+        </w:rPr>
+        <w:t xml:space="preserve"> 23rd International Congress of the International Association for Cross-Cultural Psychology, Nagoya, Japan.</w:t>
       </w:r>
     </w:p>
     <w:p>
@@ -43174,7 +44998,6 @@
           <w:u w:val="single"/>
           <w:lang w:val="en-CA"/>
         </w:rPr>
-        <w:lastRenderedPageBreak/>
         <w:t>Santos, H. C</w:t>
       </w:r>
       <w:r>
@@ -43639,7 +45462,21 @@
         <w:rPr>
           <w:lang w:val="de-DE"/>
         </w:rPr>
-        <w:t xml:space="preserve">. (2015, February). </w:t>
+        <w:t xml:space="preserve">. (2015, </w:t>
+      </w:r>
+      <w:proofErr w:type="spellStart"/>
+      <w:r>
+        <w:rPr>
+          <w:lang w:val="de-DE"/>
+        </w:rPr>
+        <w:t>February</w:t>
+      </w:r>
+      <w:proofErr w:type="spellEnd"/>
+      <w:r>
+        <w:rPr>
+          <w:lang w:val="de-DE"/>
+        </w:rPr>
+        <w:t xml:space="preserve">). </w:t>
       </w:r>
       <w:r>
         <w:rPr>
@@ -43979,6 +45816,7 @@
           <w:u w:val="single"/>
           <w:lang w:val="en-CA"/>
         </w:rPr>
+        <w:lastRenderedPageBreak/>
         <w:t>Santos</w:t>
       </w:r>
       <w:r>
@@ -44153,7 +45991,6 @@
           <w:u w:val="single"/>
           <w:lang w:val="en-CA"/>
         </w:rPr>
-        <w:lastRenderedPageBreak/>
         <w:t>Hu</w:t>
       </w:r>
       <w:r>
@@ -45143,7 +46980,21 @@
         <w:rPr>
           <w:lang w:val="en-CA"/>
         </w:rPr>
-        <w:t xml:space="preserve"> &amp; Scornia, A. (2005</w:t>
+        <w:t xml:space="preserve"> &amp; </w:t>
+      </w:r>
+      <w:proofErr w:type="spellStart"/>
+      <w:r>
+        <w:rPr>
+          <w:lang w:val="en-CA"/>
+        </w:rPr>
+        <w:t>Scornia</w:t>
+      </w:r>
+      <w:proofErr w:type="spellEnd"/>
+      <w:r>
+        <w:rPr>
+          <w:lang w:val="en-CA"/>
+        </w:rPr>
+        <w:t>, A. (2005</w:t>
       </w:r>
       <w:r>
         <w:rPr>
@@ -45667,6 +47518,7 @@
                 <w:color w:val="000000"/>
                 <w:lang w:val="en-CA"/>
               </w:rPr>
+              <w:lastRenderedPageBreak/>
               <w:t>2023</w:t>
             </w:r>
           </w:p>
@@ -45959,7 +47811,6 @@
                 <w:color w:val="000000"/>
                 <w:lang w:val="en-CA"/>
               </w:rPr>
-              <w:lastRenderedPageBreak/>
               <w:t>Fall 2017</w:t>
             </w:r>
           </w:p>
@@ -46465,7 +48316,25 @@
                 <w:color w:val="000000"/>
                 <w:lang w:val="en-CA"/>
               </w:rPr>
-              <w:t>Graduate Student Instructor, University of Michigan. Hold two weekly 2h seminars, created assignments, exams and class activities, graded papers.</w:t>
+              <w:t xml:space="preserve">Graduate Student Instructor, University of Michigan. Hold two </w:t>
+            </w:r>
+            <w:proofErr w:type="gramStart"/>
+            <w:r>
+              <w:rPr>
+                <w:i/>
+                <w:color w:val="000000"/>
+                <w:lang w:val="en-CA"/>
+              </w:rPr>
+              <w:t>weekly</w:t>
+            </w:r>
+            <w:proofErr w:type="gramEnd"/>
+            <w:r>
+              <w:rPr>
+                <w:i/>
+                <w:color w:val="000000"/>
+                <w:lang w:val="en-CA"/>
+              </w:rPr>
+              <w:t xml:space="preserve"> 2h seminars, created assignments, exams and class activities, graded papers.</w:t>
             </w:r>
           </w:p>
         </w:tc>
@@ -46539,7 +48408,25 @@
                 <w:color w:val="000000"/>
                 <w:lang w:val="en-CA"/>
               </w:rPr>
-              <w:t>Graduate Student Instructor, University of Michigan. Hold two weekly 2h seminars, created assignments, exams and class activities, graded papers.</w:t>
+              <w:t xml:space="preserve">Graduate Student Instructor, University of Michigan. Hold two </w:t>
+            </w:r>
+            <w:proofErr w:type="gramStart"/>
+            <w:r>
+              <w:rPr>
+                <w:i/>
+                <w:color w:val="000000"/>
+                <w:lang w:val="en-CA"/>
+              </w:rPr>
+              <w:t>weekly</w:t>
+            </w:r>
+            <w:proofErr w:type="gramEnd"/>
+            <w:r>
+              <w:rPr>
+                <w:i/>
+                <w:color w:val="000000"/>
+                <w:lang w:val="en-CA"/>
+              </w:rPr>
+              <w:t xml:space="preserve"> 2h seminars, created assignments, exams and class activities, graded papers.</w:t>
             </w:r>
           </w:p>
         </w:tc>
@@ -46837,7 +48724,23 @@
                 <w:color w:val="000000"/>
                 <w:lang w:val="en-CA"/>
               </w:rPr>
-              <w:t>Seminar in Cognitive Science (CogSci 600), Department of Philosophy, Faculty of Arts, University of Waterloo</w:t>
+              <w:t>Seminar in Cognitive Science (</w:t>
+            </w:r>
+            <w:proofErr w:type="spellStart"/>
+            <w:r>
+              <w:rPr>
+                <w:color w:val="000000"/>
+                <w:lang w:val="en-CA"/>
+              </w:rPr>
+              <w:t>CogSci</w:t>
+            </w:r>
+            <w:proofErr w:type="spellEnd"/>
+            <w:r>
+              <w:rPr>
+                <w:color w:val="000000"/>
+                <w:lang w:val="en-CA"/>
+              </w:rPr>
+              <w:t xml:space="preserve"> 600), Department of Philosophy, Faculty of Arts, University of Waterloo</w:t>
             </w:r>
           </w:p>
         </w:tc>
@@ -47137,7 +49040,23 @@
                 <w:color w:val="000000"/>
                 <w:lang w:val="en-CA"/>
               </w:rPr>
-              <w:t>Seminar in Cognitive Science (CogSci 600), Department of Philosophy, Faculty of Arts, University of Waterloo</w:t>
+              <w:t>Seminar in Cognitive Science (</w:t>
+            </w:r>
+            <w:proofErr w:type="spellStart"/>
+            <w:r>
+              <w:rPr>
+                <w:color w:val="000000"/>
+                <w:lang w:val="en-CA"/>
+              </w:rPr>
+              <w:t>CogSci</w:t>
+            </w:r>
+            <w:proofErr w:type="spellEnd"/>
+            <w:r>
+              <w:rPr>
+                <w:color w:val="000000"/>
+                <w:lang w:val="en-CA"/>
+              </w:rPr>
+              <w:t xml:space="preserve"> 600), Department of Philosophy, Faculty of Arts, University of Waterloo</w:t>
             </w:r>
           </w:p>
         </w:tc>
@@ -47282,6 +49201,7 @@
                 <w:color w:val="000000"/>
                 <w:lang w:val="en-CA"/>
               </w:rPr>
+              <w:lastRenderedPageBreak/>
               <w:t>Fall 2017</w:t>
             </w:r>
           </w:p>
@@ -47313,7 +49233,23 @@
                 <w:color w:val="000000"/>
                 <w:lang w:val="en-CA"/>
               </w:rPr>
-              <w:t>Seminar in Cognitive Science (CogSci 600), Department of Philosophy, Faculty of Arts, University of Waterloo</w:t>
+              <w:t>Seminar in Cognitive Science (</w:t>
+            </w:r>
+            <w:proofErr w:type="spellStart"/>
+            <w:r>
+              <w:rPr>
+                <w:color w:val="000000"/>
+                <w:lang w:val="en-CA"/>
+              </w:rPr>
+              <w:t>CogSci</w:t>
+            </w:r>
+            <w:proofErr w:type="spellEnd"/>
+            <w:r>
+              <w:rPr>
+                <w:color w:val="000000"/>
+                <w:lang w:val="en-CA"/>
+              </w:rPr>
+              <w:t xml:space="preserve"> 600), Department of Philosophy, Faculty of Arts, University of Waterloo</w:t>
             </w:r>
           </w:p>
         </w:tc>
@@ -47450,7 +49386,6 @@
                 <w:color w:val="000000"/>
                 <w:lang w:val="en-CA"/>
               </w:rPr>
-              <w:lastRenderedPageBreak/>
               <w:t>Winter 2016</w:t>
             </w:r>
           </w:p>
@@ -47828,7 +49763,35 @@
               <w:rPr>
                 <w:lang w:val="en-CA"/>
               </w:rPr>
-              <w:t>20th European Congress of Psychology Students, Spindleruv Mlyn, Czech Republic</w:t>
+              <w:t xml:space="preserve">20th European Congress of Psychology Students, </w:t>
+            </w:r>
+            <w:proofErr w:type="spellStart"/>
+            <w:r>
+              <w:rPr>
+                <w:lang w:val="en-CA"/>
+              </w:rPr>
+              <w:t>Spindleruv</w:t>
+            </w:r>
+            <w:proofErr w:type="spellEnd"/>
+            <w:r>
+              <w:rPr>
+                <w:lang w:val="en-CA"/>
+              </w:rPr>
+              <w:t xml:space="preserve"> </w:t>
+            </w:r>
+            <w:proofErr w:type="spellStart"/>
+            <w:r>
+              <w:rPr>
+                <w:lang w:val="en-CA"/>
+              </w:rPr>
+              <w:t>Mlyn</w:t>
+            </w:r>
+            <w:proofErr w:type="spellEnd"/>
+            <w:r>
+              <w:rPr>
+                <w:lang w:val="en-CA"/>
+              </w:rPr>
+              <w:t>, Czech Republic</w:t>
             </w:r>
           </w:p>
         </w:tc>
@@ -48103,15 +50066,16 @@
                 <w:color w:val="000000"/>
                 <w:lang w:val="en-CA"/>
               </w:rPr>
-              <w:t>Niyati Kachhiya</w:t>
-            </w:r>
+              <w:t xml:space="preserve">Niyati </w:t>
+            </w:r>
+            <w:proofErr w:type="spellStart"/>
             <w:r>
               <w:rPr>
                 <w:iCs/>
                 <w:color w:val="000000"/>
                 <w:lang w:val="en-CA"/>
               </w:rPr>
-              <w:t>p</w:t>
+              <w:t>Kachhiya</w:t>
             </w:r>
             <w:r>
               <w:rPr>
@@ -48119,8 +50083,17 @@
                 <w:color w:val="000000"/>
                 <w:lang w:val="en-CA"/>
               </w:rPr>
+              <w:t>p</w:t>
+            </w:r>
+            <w:r>
+              <w:rPr>
+                <w:iCs/>
+                <w:color w:val="000000"/>
+                <w:lang w:val="en-CA"/>
+              </w:rPr>
               <w:t>atel</w:t>
             </w:r>
+            <w:proofErr w:type="spellEnd"/>
           </w:p>
         </w:tc>
       </w:tr>
@@ -49144,8 +51117,16 @@
               <w:rPr>
                 <w:lang w:val="en-CA"/>
               </w:rPr>
-              <w:t>Sonia Vintan</w:t>
-            </w:r>
+              <w:t xml:space="preserve">Sonia </w:t>
+            </w:r>
+            <w:proofErr w:type="spellStart"/>
+            <w:r>
+              <w:rPr>
+                <w:lang w:val="en-CA"/>
+              </w:rPr>
+              <w:t>Vintan</w:t>
+            </w:r>
+            <w:proofErr w:type="spellEnd"/>
           </w:p>
         </w:tc>
       </w:tr>
@@ -49167,6 +51148,7 @@
               <w:rPr>
                 <w:lang w:val="en-CA"/>
               </w:rPr>
+              <w:lastRenderedPageBreak/>
               <w:t>2017</w:t>
             </w:r>
           </w:p>
@@ -49431,7 +51413,6 @@
               <w:rPr>
                 <w:lang w:val="en-CA"/>
               </w:rPr>
-              <w:lastRenderedPageBreak/>
               <w:t>2015 – 2016</w:t>
             </w:r>
           </w:p>
@@ -49453,8 +51434,16 @@
               <w:rPr>
                 <w:lang w:val="en-CA"/>
               </w:rPr>
-              <w:t>Ceara Khoramshani</w:t>
-            </w:r>
+              <w:t xml:space="preserve">Ceara </w:t>
+            </w:r>
+            <w:proofErr w:type="spellStart"/>
+            <w:r>
+              <w:rPr>
+                <w:lang w:val="en-CA"/>
+              </w:rPr>
+              <w:t>Khoramshani</w:t>
+            </w:r>
+            <w:proofErr w:type="spellEnd"/>
           </w:p>
         </w:tc>
       </w:tr>
@@ -49769,14 +51758,38 @@
           <w:lang w:val="en-CA"/>
         </w:rPr>
       </w:pPr>
-      <w:r>
+    </w:p>
+    <w:p>
+      <w:pPr>
+        <w:autoSpaceDE w:val="0"/>
+        <w:autoSpaceDN w:val="0"/>
+        <w:adjustRightInd w:val="0"/>
         <w:rPr>
           <w:b/>
           <w:bCs/>
           <w:i/>
           <w:lang w:val="en-CA"/>
         </w:rPr>
-        <w:t xml:space="preserve">Masters Thesis </w:t>
+      </w:pPr>
+      <w:proofErr w:type="gramStart"/>
+      <w:r>
+        <w:rPr>
+          <w:b/>
+          <w:bCs/>
+          <w:i/>
+          <w:lang w:val="en-CA"/>
+        </w:rPr>
+        <w:t>Masters</w:t>
+      </w:r>
+      <w:proofErr w:type="gramEnd"/>
+      <w:r>
+        <w:rPr>
+          <w:b/>
+          <w:bCs/>
+          <w:i/>
+          <w:lang w:val="en-CA"/>
+        </w:rPr>
+        <w:t xml:space="preserve"> Thesis </w:t>
       </w:r>
     </w:p>
     <w:tbl>
@@ -49838,6 +51851,7 @@
               </w:rPr>
               <w:t xml:space="preserve">Niyati </w:t>
             </w:r>
+            <w:proofErr w:type="spellStart"/>
             <w:r>
               <w:rPr>
                 <w:iCs/>
@@ -49862,6 +51876,7 @@
               </w:rPr>
               <w:t>atel</w:t>
             </w:r>
+            <w:proofErr w:type="spellEnd"/>
             <w:r>
               <w:rPr>
                 <w:lang w:val="en-CA"/>
@@ -50004,6 +52019,19 @@
         </w:tc>
       </w:tr>
     </w:tbl>
+    <w:p>
+      <w:pPr>
+        <w:autoSpaceDE w:val="0"/>
+        <w:autoSpaceDN w:val="0"/>
+        <w:adjustRightInd w:val="0"/>
+        <w:rPr>
+          <w:b/>
+          <w:bCs/>
+          <w:i/>
+          <w:lang w:val="en-CA"/>
+        </w:rPr>
+      </w:pPr>
+    </w:p>
     <w:p>
       <w:pPr>
         <w:autoSpaceDE w:val="0"/>
@@ -50197,6 +52225,7 @@
           <w:lang w:val="en-CA"/>
         </w:rPr>
       </w:pPr>
+      <w:proofErr w:type="gramStart"/>
       <w:r>
         <w:rPr>
           <w:b/>
@@ -50204,7 +52233,17 @@
           <w:i/>
           <w:lang w:val="en-CA"/>
         </w:rPr>
-        <w:t>Masters Committees</w:t>
+        <w:t>Masters</w:t>
+      </w:r>
+      <w:proofErr w:type="gramEnd"/>
+      <w:r>
+        <w:rPr>
+          <w:b/>
+          <w:bCs/>
+          <w:i/>
+          <w:lang w:val="en-CA"/>
+        </w:rPr>
+        <w:t xml:space="preserve"> Committees</w:t>
       </w:r>
     </w:p>
     <w:tbl>
@@ -51065,6 +53104,7 @@
               <w:rPr>
                 <w:lang w:val="en-CA"/>
               </w:rPr>
+              <w:lastRenderedPageBreak/>
               <w:t>2016</w:t>
             </w:r>
           </w:p>
@@ -51291,6 +53331,7 @@
               </w:rPr>
               <w:t xml:space="preserve">. </w:t>
             </w:r>
+            <w:proofErr w:type="spellStart"/>
             <w:r>
               <w:rPr>
                 <w:rFonts w:ascii="Times New Roman" w:hAnsi="Times New Roman" w:cs="Times New Roman"/>
@@ -51301,6 +53342,7 @@
               </w:rPr>
               <w:t>Kachhiyapatel</w:t>
             </w:r>
+            <w:proofErr w:type="spellEnd"/>
             <w:r>
               <w:rPr>
                 <w:rFonts w:ascii="Times New Roman" w:hAnsi="Times New Roman" w:cs="Times New Roman"/>
@@ -51442,7 +53484,6 @@
                 <w:sz w:val="24"/>
                 <w:szCs w:val="24"/>
               </w:rPr>
-              <w:lastRenderedPageBreak/>
               <w:t>2021</w:t>
             </w:r>
           </w:p>
@@ -51466,7 +53507,6 @@
                 <w:sz w:val="24"/>
                 <w:szCs w:val="24"/>
               </w:rPr>
-              <w:lastRenderedPageBreak/>
               <w:t xml:space="preserve">Banting Scholarship (for </w:t>
             </w:r>
             <w:r>
@@ -51519,7 +53559,6 @@
                 <w:sz w:val="24"/>
                 <w:szCs w:val="24"/>
               </w:rPr>
-              <w:lastRenderedPageBreak/>
               <w:t>finalist at the Post-doc Research Competition at the Human Behavior and Evolution Society Conference (for A</w:t>
             </w:r>
             <w:r>
@@ -51562,7 +53601,6 @@
                 <w:sz w:val="24"/>
                 <w:szCs w:val="24"/>
               </w:rPr>
-              <w:lastRenderedPageBreak/>
               <w:t>2020</w:t>
             </w:r>
           </w:p>
@@ -51642,7 +53680,29 @@
                 <w:sz w:val="24"/>
                 <w:szCs w:val="24"/>
               </w:rPr>
-              <w:t>Honours Thesis Award (for Yoonjee Michelle Yeh)</w:t>
+              <w:t xml:space="preserve">Honours Thesis Award (for </w:t>
+            </w:r>
+            <w:proofErr w:type="spellStart"/>
+            <w:r>
+              <w:rPr>
+                <w:rFonts w:ascii="Times New Roman" w:hAnsi="Times New Roman" w:cs="Times New Roman"/>
+                <w:iCs/>
+                <w:color w:val="000000"/>
+                <w:sz w:val="24"/>
+                <w:szCs w:val="24"/>
+              </w:rPr>
+              <w:t>Yoonjee</w:t>
+            </w:r>
+            <w:proofErr w:type="spellEnd"/>
+            <w:r>
+              <w:rPr>
+                <w:rFonts w:ascii="Times New Roman" w:hAnsi="Times New Roman" w:cs="Times New Roman"/>
+                <w:iCs/>
+                <w:color w:val="000000"/>
+                <w:sz w:val="24"/>
+                <w:szCs w:val="24"/>
+              </w:rPr>
+              <w:t xml:space="preserve"> Michelle Yeh)</w:t>
             </w:r>
           </w:p>
         </w:tc>
@@ -52776,6 +54836,7 @@
         <w:rPr>
           <w:lang w:val="en-CA"/>
         </w:rPr>
+        <w:lastRenderedPageBreak/>
         <w:t xml:space="preserve">Grossmann, I. (2023, July). Beyond the hype: How AI could change the game for social science </w:t>
       </w:r>
       <w:hyperlink r:id="rId53" w:history="1">
@@ -52870,7 +54931,23 @@
             <w:rStyle w:val="Hyperlink"/>
             <w:lang w:val="en-CA"/>
           </w:rPr>
-          <w:t>It’s not stress that’s killing us, it’s hate: Maybe mindfulness can help</w:t>
+          <w:t xml:space="preserve">It’s not stress that’s killing us, it’s </w:t>
+        </w:r>
+        <w:proofErr w:type="gramStart"/>
+        <w:r>
+          <w:rPr>
+            <w:rStyle w:val="Hyperlink"/>
+            <w:lang w:val="en-CA"/>
+          </w:rPr>
+          <w:t>hate</w:t>
+        </w:r>
+        <w:proofErr w:type="gramEnd"/>
+        <w:r>
+          <w:rPr>
+            <w:rStyle w:val="Hyperlink"/>
+            <w:lang w:val="en-CA"/>
+          </w:rPr>
+          <w:t>: Maybe mindfulness can help</w:t>
         </w:r>
       </w:hyperlink>
       <w:r>
@@ -53032,7 +55109,6 @@
         <w:rPr>
           <w:lang w:val="en-CA"/>
         </w:rPr>
-        <w:lastRenderedPageBreak/>
         <w:t xml:space="preserve">Varnum, M. E. W., Hutcherson, C., &amp; Grossmann, I. (2021, March). </w:t>
       </w:r>
       <w:hyperlink r:id="rId57" w:history="1">
@@ -53333,27 +55409,40 @@
           <w:i/>
           <w:iCs/>
         </w:rPr>
-        <w:t>Public lectures</w:t>
-      </w:r>
+        <w:t xml:space="preserve">Public </w:t>
+      </w:r>
+      <w:proofErr w:type="spellStart"/>
       <w:r>
         <w:rPr>
           <w:b/>
           <w:bCs/>
           <w:i/>
           <w:iCs/>
-          <w:lang w:val="en-CA"/>
-        </w:rPr>
-        <w:t xml:space="preserve"> &amp; </w:t>
-      </w:r>
+        </w:rPr>
+        <w:t>lectures</w:t>
+      </w:r>
+      <w:proofErr w:type="spellEnd"/>
       <w:r>
         <w:rPr>
           <w:b/>
           <w:bCs/>
           <w:i/>
           <w:iCs/>
+          <w:lang w:val="en-CA"/>
+        </w:rPr>
+        <w:t xml:space="preserve"> &amp; </w:t>
+      </w:r>
+      <w:proofErr w:type="spellStart"/>
+      <w:r>
+        <w:rPr>
+          <w:b/>
+          <w:bCs/>
+          <w:i/>
+          <w:iCs/>
         </w:rPr>
         <w:t>workshops</w:t>
       </w:r>
+      <w:proofErr w:type="spellEnd"/>
     </w:p>
     <w:tbl>
       <w:tblPr>
@@ -53817,6 +55906,7 @@
               </w:rPr>
             </w:pPr>
             <w:hyperlink r:id="rId64" w:history="1">
+              <w:proofErr w:type="spellStart"/>
               <w:r>
                 <w:rPr>
                   <w:rStyle w:val="Hyperlink"/>
@@ -53824,6 +55914,7 @@
                 </w:rPr>
                 <w:t>BuzzRobot</w:t>
               </w:r>
+              <w:proofErr w:type="spellEnd"/>
             </w:hyperlink>
             <w:r>
               <w:rPr>
@@ -53893,12 +55984,14 @@
               </w:rPr>
               <w:t xml:space="preserve">,” </w:t>
             </w:r>
+            <w:proofErr w:type="spellStart"/>
             <w:r>
               <w:rPr>
                 <w:lang w:val="en-CA"/>
               </w:rPr>
               <w:t>Ploutos</w:t>
             </w:r>
+            <w:proofErr w:type="spellEnd"/>
             <w:r>
               <w:rPr>
                 <w:lang w:val="en-CA"/>
@@ -54307,12 +56400,37 @@
                 <w:lang w:val="en-CA"/>
               </w:rPr>
             </w:pPr>
+            <w:proofErr w:type="spellStart"/>
             <w:r>
               <w:rPr>
                 <w:bCs/>
                 <w:lang w:val="en-CA"/>
               </w:rPr>
-              <w:t>Auslandstreffen der Studienstiftung Kanada [meeting of the fellows of the German National Academic Foundation], Goethe Institute, Montreal, Canada</w:t>
+              <w:t>Auslandstreffen</w:t>
+            </w:r>
+            <w:proofErr w:type="spellEnd"/>
+            <w:r>
+              <w:rPr>
+                <w:bCs/>
+                <w:lang w:val="en-CA"/>
+              </w:rPr>
+              <w:t xml:space="preserve"> der </w:t>
+            </w:r>
+            <w:proofErr w:type="spellStart"/>
+            <w:r>
+              <w:rPr>
+                <w:bCs/>
+                <w:lang w:val="en-CA"/>
+              </w:rPr>
+              <w:t>Studienstiftung</w:t>
+            </w:r>
+            <w:proofErr w:type="spellEnd"/>
+            <w:r>
+              <w:rPr>
+                <w:bCs/>
+                <w:lang w:val="en-CA"/>
+              </w:rPr>
+              <w:t xml:space="preserve"> Kanada [meeting of the fellows of the German National Academic Foundation], Goethe Institute, Montreal, Canada</w:t>
             </w:r>
           </w:p>
         </w:tc>
@@ -54320,6 +56438,23 @@
     </w:tbl>
     <w:p>
       <w:pPr>
+        <w:rPr>
+          <w:b/>
+          <w:bCs/>
+          <w:lang w:val="en-CA"/>
+        </w:rPr>
+      </w:pPr>
+      <w:r>
+        <w:rPr>
+          <w:b/>
+          <w:bCs/>
+          <w:lang w:val="en-CA"/>
+        </w:rPr>
+        <w:br w:type="page"/>
+      </w:r>
+    </w:p>
+    <w:p>
+      <w:pPr>
         <w:pBdr>
           <w:bottom w:val="single" w:sz="6" w:space="1" w:color="auto"/>
         </w:pBdr>
@@ -54335,6 +56470,7 @@
           <w:bCs/>
           <w:lang w:val="en-CA"/>
         </w:rPr>
+        <w:lastRenderedPageBreak/>
         <w:t>Service</w:t>
       </w:r>
       <w:r>
@@ -54807,7 +56943,6 @@
                 <w:color w:val="000000"/>
                 <w:lang w:val="en-CA" w:eastAsia="en-CA"/>
               </w:rPr>
-              <w:lastRenderedPageBreak/>
               <w:t>2015</w:t>
             </w:r>
           </w:p>
@@ -56213,6 +58348,26 @@
     </w:p>
     <w:p>
       <w:pPr>
+        <w:rPr>
+          <w:b/>
+          <w:bCs/>
+          <w:i/>
+          <w:lang w:val="en-CA" w:eastAsia="en-CA"/>
+        </w:rPr>
+      </w:pPr>
+      <w:bookmarkStart w:id="81" w:name="_Hlk185439153"/>
+      <w:r>
+        <w:rPr>
+          <w:b/>
+          <w:bCs/>
+          <w:i/>
+          <w:lang w:val="en-CA" w:eastAsia="en-CA"/>
+        </w:rPr>
+        <w:br w:type="page"/>
+      </w:r>
+    </w:p>
+    <w:p>
+      <w:pPr>
         <w:autoSpaceDE w:val="0"/>
         <w:autoSpaceDN w:val="0"/>
         <w:adjustRightInd w:val="0"/>
@@ -56223,7 +58378,6 @@
           <w:lang w:val="en-CA" w:eastAsia="en-CA"/>
         </w:rPr>
       </w:pPr>
-      <w:bookmarkStart w:id="81" w:name="_Hlk185439153"/>
       <w:r>
         <w:rPr>
           <w:b/>
@@ -56231,6 +58385,7 @@
           <w:i/>
           <w:lang w:val="en-CA" w:eastAsia="en-CA"/>
         </w:rPr>
+        <w:lastRenderedPageBreak/>
         <w:t>Conference symposia organizer</w:t>
       </w:r>
     </w:p>
@@ -56707,7 +58862,6 @@
               <w:rPr>
                 <w:lang w:val="en-CA" w:eastAsia="en-CA"/>
               </w:rPr>
-              <w:lastRenderedPageBreak/>
               <w:t>Regional Conference of the International Association for Cross-Cultural Psychology</w:t>
             </w:r>
           </w:p>
@@ -56725,7 +58879,6 @@
               <w:rPr>
                 <w:lang w:val="en-CA" w:eastAsia="en-CA"/>
               </w:rPr>
-              <w:lastRenderedPageBreak/>
               <w:t>Annual Convention of the Association for Psychological Science</w:t>
             </w:r>
           </w:p>
@@ -56752,7 +58905,6 @@
                 <w:color w:val="000000"/>
                 <w:lang w:val="en-CA" w:eastAsia="en-CA"/>
               </w:rPr>
-              <w:lastRenderedPageBreak/>
               <w:t>2012</w:t>
             </w:r>
           </w:p>
@@ -58196,7 +60348,14 @@
         <w:rPr>
           <w:lang w:val="en-CA" w:eastAsia="en-CA"/>
         </w:rPr>
-        <w:t>Proceedings of the Royal Society: Biological Sciences</w:t>
+        <w:t xml:space="preserve">Proceedings of the </w:t>
+      </w:r>
+      <w:r>
+        <w:rPr>
+          <w:lang w:val="en-CA" w:eastAsia="en-CA"/>
+        </w:rPr>
+        <w:lastRenderedPageBreak/>
+        <w:t>Royal Society: Biological Sciences</w:t>
       </w:r>
       <w:r>
         <w:rPr>
@@ -58326,7 +60485,25 @@
           <w:iCs/>
           <w:lang w:eastAsia="en-CA"/>
         </w:rPr>
-        <w:t xml:space="preserve">Grant reviewing </w:t>
+        <w:t xml:space="preserve">Grant </w:t>
+      </w:r>
+      <w:proofErr w:type="spellStart"/>
+      <w:r>
+        <w:rPr>
+          <w:b/>
+          <w:iCs/>
+          <w:lang w:eastAsia="en-CA"/>
+        </w:rPr>
+        <w:t>reviewing</w:t>
+      </w:r>
+      <w:proofErr w:type="spellEnd"/>
+      <w:r>
+        <w:rPr>
+          <w:b/>
+          <w:iCs/>
+          <w:lang w:eastAsia="en-CA"/>
+        </w:rPr>
+        <w:t xml:space="preserve"> </w:t>
       </w:r>
     </w:p>
     <w:tbl>
@@ -58491,7 +60668,6 @@
                 <w:color w:val="000000"/>
                 <w:lang w:val="en-CA" w:eastAsia="en-CA"/>
               </w:rPr>
-              <w:lastRenderedPageBreak/>
               <w:t>2025</w:t>
             </w:r>
           </w:p>
@@ -59969,6 +62145,7 @@
                 <w:color w:val="000000"/>
                 <w:lang w:val="en-CA" w:eastAsia="en-CA"/>
               </w:rPr>
+              <w:lastRenderedPageBreak/>
               <w:t>2017</w:t>
             </w:r>
           </w:p>
@@ -60327,7 +62504,6 @@
                 <w:color w:val="000000"/>
                 <w:lang w:val="en-CA" w:eastAsia="en-CA"/>
               </w:rPr>
-              <w:lastRenderedPageBreak/>
               <w:t>2016</w:t>
             </w:r>
           </w:p>
@@ -60462,7 +62638,21 @@
               <w:rPr>
                 <w:lang w:val="en-CA" w:eastAsia="en-CA"/>
               </w:rPr>
-              <w:t xml:space="preserve">The German-Israeli Foundation for Scientific Research </w:t>
+              <w:t xml:space="preserve">The </w:t>
+            </w:r>
+            <w:proofErr w:type="gramStart"/>
+            <w:r>
+              <w:rPr>
+                <w:lang w:val="en-CA" w:eastAsia="en-CA"/>
+              </w:rPr>
+              <w:t>German-Israeli</w:t>
+            </w:r>
+            <w:proofErr w:type="gramEnd"/>
+            <w:r>
+              <w:rPr>
+                <w:lang w:val="en-CA" w:eastAsia="en-CA"/>
+              </w:rPr>
+              <w:t xml:space="preserve"> Foundation for Scientific Research </w:t>
             </w:r>
             <w:bookmarkEnd w:id="102"/>
           </w:p>
@@ -68910,15 +71100,6 @@
 </file>
 
 <file path=customXml/item1.xml><?xml version="1.0" encoding="utf-8"?>
-<?mso-contentType ?>
-<FormTemplates xmlns="http://schemas.microsoft.com/sharepoint/v3/contenttype/forms">
-  <Display>DocumentLibraryForm</Display>
-  <Edit>DocumentLibraryForm</Edit>
-  <New>DocumentLibraryForm</New>
-</FormTemplates>
-</file>
-
-<file path=customXml/item2.xml><?xml version="1.0" encoding="utf-8"?>
 <ct:contentTypeSchema xmlns:ct="http://schemas.microsoft.com/office/2006/metadata/contentType" xmlns:ma="http://schemas.microsoft.com/office/2006/metadata/properties/metaAttributes" ct:_="" ma:_="" ma:contentTypeName="Document" ma:contentTypeID="0x01010040598E2033F12F4D9D0EEBDED9F3ADA5" ma:contentTypeVersion="7" ma:contentTypeDescription="Create a new document." ma:contentTypeScope="" ma:versionID="0d4008b07a6729e85722b63fec859166">
   <xsd:schema xmlns:xsd="http://www.w3.org/2001/XMLSchema" xmlns:xs="http://www.w3.org/2001/XMLSchema" xmlns:p="http://schemas.microsoft.com/office/2006/metadata/properties" xmlns:ns3="4511dc72-d8d5-4bc7-8b3d-c01cb3484cf5" xmlns:ns4="685d2eaa-65a0-49a5-8d7f-6db299f42190" targetNamespace="http://schemas.microsoft.com/office/2006/metadata/properties" ma:root="true" ma:fieldsID="8df630411b1f610a7f173bb411967da6" ns3:_="" ns4:_="">
     <xsd:import namespace="4511dc72-d8d5-4bc7-8b3d-c01cb3484cf5"/>
@@ -69103,10 +71284,19 @@
 </ct:contentTypeSchema>
 </file>
 
-<file path=customXml/item3.xml><?xml version="1.0" encoding="utf-8"?>
+<file path=customXml/item2.xml><?xml version="1.0" encoding="utf-8"?>
 <p:properties xmlns:p="http://schemas.microsoft.com/office/2006/metadata/properties" xmlns:xsi="http://www.w3.org/2001/XMLSchema-instance" xmlns:pc="http://schemas.microsoft.com/office/infopath/2007/PartnerControls">
   <documentManagement/>
 </p:properties>
+</file>
+
+<file path=customXml/item3.xml><?xml version="1.0" encoding="utf-8"?>
+<?mso-contentType ?>
+<FormTemplates xmlns="http://schemas.microsoft.com/sharepoint/v3/contenttype/forms">
+  <Display>DocumentLibraryForm</Display>
+  <Edit>DocumentLibraryForm</Edit>
+  <New>DocumentLibraryForm</New>
+</FormTemplates>
 </file>
 
 <file path=customXml/item4.xml><?xml version="1.0" encoding="utf-8"?>
@@ -69114,14 +71304,6 @@
 </file>
 
 <file path=customXml/itemProps1.xml><?xml version="1.0" encoding="utf-8"?>
-<ds:datastoreItem xmlns:ds="http://schemas.openxmlformats.org/officeDocument/2006/customXml" ds:itemID="{A6DE2CEB-D0DC-4A0B-A0CB-4C6D4D3893B7}">
-  <ds:schemaRefs>
-    <ds:schemaRef ds:uri="http://schemas.microsoft.com/sharepoint/v3/contenttype/forms"/>
-  </ds:schemaRefs>
-</ds:datastoreItem>
-</file>
-
-<file path=customXml/itemProps2.xml><?xml version="1.0" encoding="utf-8"?>
 <ds:datastoreItem xmlns:ds="http://schemas.openxmlformats.org/officeDocument/2006/customXml" ds:itemID="{6EF0D6D3-0359-4D1F-96B7-0DCD36C390FE}">
   <ds:schemaRefs>
     <ds:schemaRef ds:uri="http://schemas.microsoft.com/office/2006/metadata/contentType"/>
@@ -69140,11 +71322,19 @@
 </ds:datastoreItem>
 </file>
 
-<file path=customXml/itemProps3.xml><?xml version="1.0" encoding="utf-8"?>
+<file path=customXml/itemProps2.xml><?xml version="1.0" encoding="utf-8"?>
 <ds:datastoreItem xmlns:ds="http://schemas.openxmlformats.org/officeDocument/2006/customXml" ds:itemID="{368F45FA-2064-4BEF-8113-7B8B062FA5D7}">
   <ds:schemaRefs>
     <ds:schemaRef ds:uri="http://schemas.microsoft.com/office/2006/metadata/properties"/>
     <ds:schemaRef ds:uri="http://schemas.microsoft.com/office/infopath/2007/PartnerControls"/>
+  </ds:schemaRefs>
+</ds:datastoreItem>
+</file>
+
+<file path=customXml/itemProps3.xml><?xml version="1.0" encoding="utf-8"?>
+<ds:datastoreItem xmlns:ds="http://schemas.openxmlformats.org/officeDocument/2006/customXml" ds:itemID="{A6DE2CEB-D0DC-4A0B-A0CB-4C6D4D3893B7}">
+  <ds:schemaRefs>
+    <ds:schemaRef ds:uri="http://schemas.microsoft.com/sharepoint/v3/contenttype/forms"/>
   </ds:schemaRefs>
 </ds:datastoreItem>
 </file>

--- a/CV_Grossmann.docx
+++ b/CV_Grossmann.docx
@@ -224,7 +224,15 @@
           <w:color w:val="000000"/>
           <w:lang w:val="en-CA"/>
         </w:rPr>
-        <w:t>642</w:t>
+        <w:t>6</w:t>
+      </w:r>
+      <w:r>
+        <w:rPr>
+          <w:bCs/>
+          <w:color w:val="000000"/>
+          <w:lang w:val="en-CA"/>
+        </w:rPr>
+        <w:t>86</w:t>
       </w:r>
       <w:r>
         <w:rPr>
@@ -877,25 +885,7 @@
                 <w:color w:val="000000"/>
                 <w:lang w:val="de-DE"/>
               </w:rPr>
-              <w:t xml:space="preserve">Vordiplom (B.S. </w:t>
-            </w:r>
-            <w:proofErr w:type="spellStart"/>
-            <w:r>
-              <w:rPr>
-                <w:iCs/>
-                <w:color w:val="000000"/>
-                <w:lang w:val="de-DE"/>
-              </w:rPr>
-              <w:t>equivalent</w:t>
-            </w:r>
-            <w:proofErr w:type="spellEnd"/>
-            <w:r>
-              <w:rPr>
-                <w:iCs/>
-                <w:color w:val="000000"/>
-                <w:lang w:val="de-DE"/>
-              </w:rPr>
-              <w:t>), Psychology, Albert-Ludwigs-Universität Freiburg, Germany</w:t>
+              <w:t>Vordiplom (B.S. equivalent), Psychology, Albert-Ludwigs-Universität Freiburg, Germany</w:t>
             </w:r>
           </w:p>
         </w:tc>
@@ -1955,7 +1945,6 @@
               <w:t xml:space="preserve">, </w:t>
             </w:r>
             <w:hyperlink r:id="rId20" w:history="1">
-              <w:proofErr w:type="spellStart"/>
               <w:r>
                 <w:rPr>
                   <w:rStyle w:val="Hyperlink"/>
@@ -1970,7 +1959,6 @@
                 </w:rPr>
                 <w:t>rds</w:t>
               </w:r>
-              <w:proofErr w:type="spellEnd"/>
             </w:hyperlink>
             <w:r>
               <w:rPr>
@@ -2338,21 +2326,12 @@
               </w:rPr>
               <w:t xml:space="preserve">Runner-Up for “Application of Science Award,” </w:t>
             </w:r>
-            <w:proofErr w:type="spellStart"/>
             <w:r>
               <w:rPr>
                 <w:color w:val="000000"/>
                 <w:lang w:val="en-CA"/>
               </w:rPr>
-              <w:t>NeuroLeadership</w:t>
-            </w:r>
-            <w:proofErr w:type="spellEnd"/>
-            <w:r>
-              <w:rPr>
-                <w:color w:val="000000"/>
-                <w:lang w:val="en-CA"/>
-              </w:rPr>
-              <w:t xml:space="preserve"> Institute</w:t>
+              <w:t>NeuroLeadership Institute</w:t>
             </w:r>
           </w:p>
         </w:tc>
@@ -2565,19 +2544,8 @@
                 <w:color w:val="000000"/>
                 <w:lang w:val="en-CA"/>
               </w:rPr>
-              <w:t xml:space="preserve">exceptional quality of the contribution of new researchers to </w:t>
-            </w:r>
-            <w:proofErr w:type="spellStart"/>
-            <w:r>
-              <w:rPr>
-                <w:i/>
-                <w:iCs/>
-                <w:color w:val="000000"/>
-                <w:lang w:val="en-CA"/>
-              </w:rPr>
-              <w:t>psycholog</w:t>
-            </w:r>
-            <w:proofErr w:type="spellEnd"/>
+              <w:t>exceptional quality of the contribution of new researchers to psycholog</w:t>
+            </w:r>
             <w:r>
               <w:rPr>
                 <w:i/>
@@ -2585,19 +2553,8 @@
                 <w:color w:val="000000"/>
                 <w:lang w:val="en-US"/>
               </w:rPr>
-              <w:t xml:space="preserve">y </w:t>
-            </w:r>
-            <w:proofErr w:type="spellStart"/>
-            <w:r>
-              <w:rPr>
-                <w:i/>
-                <w:iCs/>
-                <w:color w:val="000000"/>
-                <w:lang w:val="en-US"/>
-              </w:rPr>
-              <w:t>i</w:t>
-            </w:r>
-            <w:proofErr w:type="spellEnd"/>
+              <w:t>y i</w:t>
+            </w:r>
             <w:r>
               <w:rPr>
                 <w:i/>
@@ -3354,7 +3311,6 @@
               </w:rPr>
               <w:t>r</w:t>
             </w:r>
-            <w:proofErr w:type="spellStart"/>
             <w:r>
               <w:rPr>
                 <w:rStyle w:val="Hyperlink"/>
@@ -3370,17 +3326,7 @@
                 <w:color w:val="auto"/>
                 <w:lang w:val="en-US"/>
               </w:rPr>
-              <w:t>doctoral</w:t>
-            </w:r>
-            <w:proofErr w:type="spellEnd"/>
-            <w:r>
-              <w:rPr>
-                <w:rStyle w:val="Hyperlink"/>
-                <w:i/>
-                <w:color w:val="auto"/>
-                <w:lang w:val="en-US"/>
-              </w:rPr>
-              <w:t xml:space="preserve"> research in social psychology at the Department of Psychology</w:t>
+              <w:t>doctoral research in social psychology at the Department of Psychology</w:t>
             </w:r>
           </w:p>
         </w:tc>
@@ -3913,53 +3859,12 @@
               </w:rPr>
             </w:pPr>
             <w:hyperlink r:id="rId40" w:history="1">
-              <w:proofErr w:type="spellStart"/>
               <w:r>
                 <w:rPr>
                   <w:rStyle w:val="Hyperlink"/>
                   <w:lang w:val="en-CA"/>
                 </w:rPr>
-                <w:t>Stipendium</w:t>
-              </w:r>
-              <w:proofErr w:type="spellEnd"/>
-              <w:r>
-                <w:rPr>
-                  <w:rStyle w:val="Hyperlink"/>
-                  <w:lang w:val="en-CA"/>
-                </w:rPr>
-                <w:t xml:space="preserve"> der </w:t>
-              </w:r>
-              <w:proofErr w:type="spellStart"/>
-              <w:r>
-                <w:rPr>
-                  <w:rStyle w:val="Hyperlink"/>
-                  <w:lang w:val="en-CA"/>
-                </w:rPr>
-                <w:t>Studienstiftung</w:t>
-              </w:r>
-              <w:proofErr w:type="spellEnd"/>
-              <w:r>
-                <w:rPr>
-                  <w:rStyle w:val="Hyperlink"/>
-                  <w:lang w:val="en-CA"/>
-                </w:rPr>
-                <w:t xml:space="preserve"> des </w:t>
-              </w:r>
-              <w:proofErr w:type="spellStart"/>
-              <w:r>
-                <w:rPr>
-                  <w:rStyle w:val="Hyperlink"/>
-                  <w:lang w:val="en-CA"/>
-                </w:rPr>
-                <w:t>deutschen</w:t>
-              </w:r>
-              <w:proofErr w:type="spellEnd"/>
-              <w:r>
-                <w:rPr>
-                  <w:rStyle w:val="Hyperlink"/>
-                  <w:lang w:val="en-CA"/>
-                </w:rPr>
-                <w:t xml:space="preserve"> Volkes</w:t>
+                <w:t>Stipendium der Studienstiftung des deutschen Volkes</w:t>
               </w:r>
             </w:hyperlink>
             <w:r>
@@ -4755,23 +4660,7 @@
           <w:iCs/>
           <w:lang w:val="en-CA"/>
         </w:rPr>
-        <w:t>, 1, 524–536. *</w:t>
-      </w:r>
-      <w:proofErr w:type="gramStart"/>
-      <w:r>
-        <w:rPr>
-          <w:iCs/>
-          <w:lang w:val="en-CA"/>
-        </w:rPr>
-        <w:t>corresponding</w:t>
-      </w:r>
-      <w:proofErr w:type="gramEnd"/>
-      <w:r>
-        <w:rPr>
-          <w:iCs/>
-          <w:lang w:val="en-CA"/>
-        </w:rPr>
-        <w:t xml:space="preserve"> author</w:t>
+        <w:t>, 1, 524–536. *corresponding author</w:t>
       </w:r>
     </w:p>
     <w:p>
@@ -5257,19 +5146,11 @@
               </w:rPr>
               <w:t xml:space="preserve">Social Sciences and Humanities Research Council of Canada, Insight Grant, </w:t>
             </w:r>
-            <w:proofErr w:type="gramStart"/>
-            <w:r>
-              <w:rPr>
-                <w:lang w:val="en-CA"/>
-              </w:rPr>
-              <w:t>From</w:t>
-            </w:r>
-            <w:proofErr w:type="gramEnd"/>
-            <w:r>
-              <w:rPr>
-                <w:lang w:val="en-CA"/>
-              </w:rPr>
-              <w:t xml:space="preserve"> narratives to choices: Advancing semantic topic modeling for mapping cultural narratives to social</w:t>
+            <w:r>
+              <w:rPr>
+                <w:lang w:val="en-CA"/>
+              </w:rPr>
+              <w:t>From narratives to choices: Advancing semantic topic modeling for mapping cultural narratives to social</w:t>
             </w:r>
             <w:r>
               <w:rPr>
@@ -5782,21 +5663,7 @@
               <w:rPr>
                 <w:lang w:val="en-CA"/>
               </w:rPr>
-              <w:t xml:space="preserve">University of Waterloo Chronic Disease Prevention Initiative, Seed Grant, </w:t>
-            </w:r>
-            <w:proofErr w:type="gramStart"/>
-            <w:r>
-              <w:rPr>
-                <w:lang w:val="en-CA"/>
-              </w:rPr>
-              <w:t>Harnessing</w:t>
-            </w:r>
-            <w:proofErr w:type="gramEnd"/>
-            <w:r>
-              <w:rPr>
-                <w:lang w:val="en-CA"/>
-              </w:rPr>
-              <w:t xml:space="preserve"> psychological insights and mobile technologies to detect stress-related risk factors for mental health (CAD$10,000)</w:t>
+              <w:t>University of Waterloo Chronic Disease Prevention Initiative, Seed Grant, Harnessing psychological insights and mobile technologies to detect stress-related risk factors for mental health (CAD$10,000)</w:t>
             </w:r>
             <w:r>
               <w:rPr>
@@ -6147,7 +6014,6 @@
               </w:rPr>
               <w:t xml:space="preserve">University of Waterloo Teaching Innovation Incubator, </w:t>
             </w:r>
-            <w:proofErr w:type="gramStart"/>
             <w:r>
               <w:rPr>
                 <w:rFonts w:ascii="Times New Roman" w:hAnsi="Times New Roman" w:cs="Times New Roman"/>
@@ -6156,18 +6022,7 @@
                 <w:sz w:val="24"/>
                 <w:szCs w:val="24"/>
               </w:rPr>
-              <w:t>Learning</w:t>
-            </w:r>
-            <w:proofErr w:type="gramEnd"/>
-            <w:r>
-              <w:rPr>
-                <w:rFonts w:ascii="Times New Roman" w:hAnsi="Times New Roman" w:cs="Times New Roman"/>
-                <w:i/>
-                <w:iCs/>
-                <w:sz w:val="24"/>
-                <w:szCs w:val="24"/>
-              </w:rPr>
-              <w:t xml:space="preserve"> by teaching a Large Language Model</w:t>
+              <w:t>Learning by teaching a Large Language Model</w:t>
             </w:r>
             <w:r>
               <w:rPr>
@@ -7122,7 +6977,6 @@
         <w:t xml:space="preserve">, </w:t>
       </w:r>
       <w:hyperlink r:id="rId44" w:history="1">
-        <w:proofErr w:type="spellStart"/>
         <w:r>
           <w:rPr>
             <w:rStyle w:val="Hyperlink"/>
@@ -7130,17 +6984,7 @@
             <w:iCs/>
             <w:lang w:val="en-CA"/>
           </w:rPr>
-          <w:t>Futurescape</w:t>
-        </w:r>
-        <w:proofErr w:type="spellEnd"/>
-        <w:r>
-          <w:rPr>
-            <w:rStyle w:val="Hyperlink"/>
-            <w:i/>
-            <w:iCs/>
-            <w:lang w:val="en-CA"/>
-          </w:rPr>
-          <w:t xml:space="preserve"> Project</w:t>
+          <w:t>Futurescape Project</w:t>
         </w:r>
       </w:hyperlink>
       <w:r>
@@ -7162,7 +7006,6 @@
         <w:t xml:space="preserve">–present) – foresight and forecasting of societal change, including the </w:t>
       </w:r>
       <w:hyperlink r:id="rId45" w:history="1">
-        <w:proofErr w:type="spellStart"/>
         <w:r>
           <w:rPr>
             <w:rStyle w:val="Hyperlink"/>
@@ -7172,7 +7015,6 @@
           </w:rPr>
           <w:t>WorldAfterCOVID</w:t>
         </w:r>
-        <w:proofErr w:type="spellEnd"/>
       </w:hyperlink>
       <w:r>
         <w:rPr>
@@ -7711,59 +7553,8 @@
           <w:i/>
           <w:iCs/>
         </w:rPr>
-        <w:t xml:space="preserve">Professional </w:t>
-      </w:r>
-      <w:proofErr w:type="spellStart"/>
-      <w:r>
-        <w:rPr>
-          <w:b/>
-          <w:bCs/>
-          <w:i/>
-          <w:iCs/>
-        </w:rPr>
-        <w:t>governance</w:t>
-      </w:r>
-      <w:proofErr w:type="spellEnd"/>
-      <w:r>
-        <w:rPr>
-          <w:b/>
-          <w:bCs/>
-          <w:i/>
-          <w:iCs/>
-        </w:rPr>
-        <w:t xml:space="preserve"> &amp; </w:t>
-      </w:r>
-      <w:proofErr w:type="spellStart"/>
-      <w:r>
-        <w:rPr>
-          <w:b/>
-          <w:bCs/>
-          <w:i/>
-          <w:iCs/>
-        </w:rPr>
-        <w:t>field</w:t>
-      </w:r>
-      <w:proofErr w:type="spellEnd"/>
-      <w:r>
-        <w:rPr>
-          <w:b/>
-          <w:bCs/>
-          <w:i/>
-          <w:iCs/>
-        </w:rPr>
-        <w:t xml:space="preserve"> </w:t>
-      </w:r>
-      <w:proofErr w:type="spellStart"/>
-      <w:r>
-        <w:rPr>
-          <w:b/>
-          <w:bCs/>
-          <w:i/>
-          <w:iCs/>
-        </w:rPr>
-        <w:t>service</w:t>
-      </w:r>
-      <w:proofErr w:type="spellEnd"/>
+        <w:t>Professional governance &amp; field service</w:t>
+      </w:r>
     </w:p>
     <w:p>
       <w:pPr>
@@ -8117,7 +7908,7 @@
       <w:r>
         <w:rPr>
           <w:iCs/>
-          <w:lang w:val="en-CA"/>
+          <w:lang w:val="de-DE"/>
         </w:rPr>
         <w:t xml:space="preserve">Johnson, S. G.*, Karimi, A. H., Bengio, Y., Chater, N., Gerstenberg, T., Larson, K., ... </w:t>
       </w:r>
@@ -8170,23 +7961,7 @@
           <w:iCs/>
           <w:lang w:val="en-CA"/>
         </w:rPr>
-        <w:t>*</w:t>
-      </w:r>
-      <w:proofErr w:type="gramStart"/>
-      <w:r>
-        <w:rPr>
-          <w:iCs/>
-          <w:lang w:val="en-CA"/>
-        </w:rPr>
-        <w:t>corresponding</w:t>
-      </w:r>
-      <w:proofErr w:type="gramEnd"/>
-      <w:r>
-        <w:rPr>
-          <w:iCs/>
-          <w:lang w:val="en-CA"/>
-        </w:rPr>
-        <w:t xml:space="preserve"> authors</w:t>
+        <w:t>*corresponding authors</w:t>
       </w:r>
     </w:p>
     <w:p>
@@ -8199,21 +7974,12 @@
           <w:lang w:val="en-CA"/>
         </w:rPr>
       </w:pPr>
-      <w:proofErr w:type="spellStart"/>
       <w:r>
         <w:rPr>
           <w:u w:val="single"/>
           <w:lang w:val="en-CA"/>
         </w:rPr>
-        <w:t>Kachhiyapatel</w:t>
-      </w:r>
-      <w:proofErr w:type="spellEnd"/>
-      <w:r>
-        <w:rPr>
-          <w:u w:val="single"/>
-          <w:lang w:val="en-CA"/>
-        </w:rPr>
-        <w:t>, N</w:t>
+        <w:t>Kachhiyapatel, N</w:t>
       </w:r>
       <w:r>
         <w:rPr>
@@ -8388,7 +8154,6 @@
         </w:rPr>
         <w:t xml:space="preserve">, </w:t>
       </w:r>
-      <w:proofErr w:type="spellStart"/>
       <w:r>
         <w:rPr>
           <w:iCs/>
@@ -8396,7 +8161,6 @@
         </w:rPr>
         <w:t>Jaśkiewicz</w:t>
       </w:r>
-      <w:proofErr w:type="spellEnd"/>
       <w:r>
         <w:rPr>
           <w:iCs/>
@@ -8849,23 +8613,7 @@
           <w:iCs/>
           <w:lang w:val="en-CA"/>
         </w:rPr>
-        <w:t>. *</w:t>
-      </w:r>
-      <w:proofErr w:type="gramStart"/>
-      <w:r>
-        <w:rPr>
-          <w:iCs/>
-          <w:lang w:val="en-CA"/>
-        </w:rPr>
-        <w:t>shared</w:t>
-      </w:r>
-      <w:proofErr w:type="gramEnd"/>
-      <w:r>
-        <w:rPr>
-          <w:iCs/>
-          <w:lang w:val="en-CA"/>
-        </w:rPr>
-        <w:t xml:space="preserve"> authorship</w:t>
+        <w:t>. *shared authorship</w:t>
       </w:r>
     </w:p>
     <w:p>
@@ -9139,21 +8887,7 @@
         <w:rPr>
           <w:lang w:val="en-CA"/>
         </w:rPr>
-        <w:t xml:space="preserve">., &amp; </w:t>
-      </w:r>
-      <w:proofErr w:type="spellStart"/>
-      <w:r>
-        <w:rPr>
-          <w:lang w:val="en-CA"/>
-        </w:rPr>
-        <w:t>Trodd</w:t>
-      </w:r>
-      <w:proofErr w:type="spellEnd"/>
-      <w:r>
-        <w:rPr>
-          <w:lang w:val="en-CA"/>
-        </w:rPr>
-        <w:t>, Z. (</w:t>
+        <w:t>., &amp; Trodd, Z. (</w:t>
       </w:r>
       <w:r>
         <w:rPr>
@@ -9356,21 +9090,12 @@
         </w:rPr>
         <w:t xml:space="preserve"> </w:t>
       </w:r>
-      <w:proofErr w:type="spellStart"/>
       <w:r>
         <w:rPr>
           <w:u w:val="single"/>
           <w:lang w:val="de-DE"/>
         </w:rPr>
-        <w:t>Kachhiyapatel</w:t>
-      </w:r>
-      <w:proofErr w:type="spellEnd"/>
-      <w:r>
-        <w:rPr>
-          <w:u w:val="single"/>
-          <w:lang w:val="de-DE"/>
-        </w:rPr>
-        <w:t>, N</w:t>
+        <w:t>Kachhiyapatel, N</w:t>
       </w:r>
       <w:r>
         <w:rPr>
@@ -9756,19 +9481,11 @@
         </w:rPr>
         <w:t>c</w:t>
       </w:r>
-      <w:proofErr w:type="spellStart"/>
-      <w:r>
-        <w:rPr>
-          <w:lang w:val="en-CA"/>
-        </w:rPr>
-        <w:t>ognition</w:t>
-      </w:r>
-      <w:proofErr w:type="spellEnd"/>
-      <w:r>
-        <w:rPr>
-          <w:lang w:val="en-CA"/>
-        </w:rPr>
-        <w:t xml:space="preserve"> at the </w:t>
+      <w:r>
+        <w:rPr>
+          <w:lang w:val="en-CA"/>
+        </w:rPr>
+        <w:t xml:space="preserve">ognition at the </w:t>
       </w:r>
       <w:r>
         <w:rPr>
@@ -9776,19 +9493,11 @@
         </w:rPr>
         <w:t>b</w:t>
       </w:r>
-      <w:proofErr w:type="spellStart"/>
-      <w:r>
-        <w:rPr>
-          <w:lang w:val="en-CA"/>
-        </w:rPr>
-        <w:t>eginning</w:t>
-      </w:r>
-      <w:proofErr w:type="spellEnd"/>
-      <w:r>
-        <w:rPr>
-          <w:lang w:val="en-CA"/>
-        </w:rPr>
-        <w:t xml:space="preserve"> and the </w:t>
+      <w:r>
+        <w:rPr>
+          <w:lang w:val="en-CA"/>
+        </w:rPr>
+        <w:t xml:space="preserve">eginning and the </w:t>
       </w:r>
       <w:r>
         <w:rPr>
@@ -9796,19 +9505,11 @@
         </w:rPr>
         <w:t>e</w:t>
       </w:r>
-      <w:proofErr w:type="spellStart"/>
-      <w:r>
-        <w:rPr>
-          <w:lang w:val="en-CA"/>
-        </w:rPr>
-        <w:t>nd</w:t>
-      </w:r>
-      <w:proofErr w:type="spellEnd"/>
-      <w:r>
-        <w:rPr>
-          <w:lang w:val="en-CA"/>
-        </w:rPr>
-        <w:t xml:space="preserve"> of the </w:t>
+      <w:r>
+        <w:rPr>
+          <w:lang w:val="en-CA"/>
+        </w:rPr>
+        <w:t xml:space="preserve">nd of the </w:t>
       </w:r>
       <w:r>
         <w:rPr>
@@ -9828,7 +9529,6 @@
         </w:rPr>
         <w:t xml:space="preserve">. </w:t>
       </w:r>
-      <w:proofErr w:type="spellStart"/>
       <w:r>
         <w:rPr>
           <w:i/>
@@ -9837,7 +9537,6 @@
         </w:rPr>
         <w:t>Collabra</w:t>
       </w:r>
-      <w:proofErr w:type="spellEnd"/>
       <w:r>
         <w:rPr>
           <w:lang w:val="de-DE"/>
@@ -10412,38 +10111,38 @@
       <w:r>
         <w:rPr>
           <w:u w:val="single"/>
-          <w:lang w:val="en-CA"/>
+          <w:lang w:val="sv-SE"/>
         </w:rPr>
         <w:t>Elnakouri, A</w:t>
       </w:r>
       <w:r>
         <w:rPr>
-          <w:lang w:val="en-CA"/>
+          <w:lang w:val="sv-SE"/>
         </w:rPr>
         <w:t>.</w:t>
       </w:r>
       <w:r>
         <w:rPr>
-          <w:lang w:val="en-CA"/>
+          <w:lang w:val="sv-SE"/>
         </w:rPr>
         <w:t>*</w:t>
       </w:r>
       <w:r>
         <w:rPr>
-          <w:lang w:val="en-CA"/>
+          <w:lang w:val="sv-SE"/>
         </w:rPr>
         <w:t xml:space="preserve">, </w:t>
       </w:r>
       <w:r>
         <w:rPr>
           <w:u w:val="single"/>
-          <w:lang w:val="en-CA"/>
+          <w:lang w:val="sv-SE"/>
         </w:rPr>
         <w:t>Huynh, A. C</w:t>
       </w:r>
       <w:r>
         <w:rPr>
-          <w:lang w:val="en-CA"/>
+          <w:lang w:val="sv-SE"/>
         </w:rPr>
         <w:t xml:space="preserve">., &amp; </w:t>
       </w:r>
@@ -10451,25 +10150,25 @@
         <w:rPr>
           <w:b/>
           <w:bCs/>
-          <w:lang w:val="en-CA"/>
+          <w:lang w:val="sv-SE"/>
         </w:rPr>
         <w:t>Grossmann, I</w:t>
       </w:r>
       <w:r>
         <w:rPr>
-          <w:lang w:val="en-CA"/>
+          <w:lang w:val="sv-SE"/>
         </w:rPr>
         <w:t>.</w:t>
       </w:r>
       <w:r>
         <w:rPr>
-          <w:lang w:val="en-CA"/>
+          <w:lang w:val="sv-SE"/>
         </w:rPr>
         <w:t>*</w:t>
       </w:r>
       <w:r>
         <w:rPr>
-          <w:lang w:val="en-CA"/>
+          <w:lang w:val="sv-SE"/>
         </w:rPr>
         <w:t xml:space="preserve"> (2024). </w:t>
       </w:r>
@@ -10526,23 +10225,7 @@
           <w:bCs/>
           <w:lang w:val="en-CA"/>
         </w:rPr>
-        <w:t>*</w:t>
-      </w:r>
-      <w:proofErr w:type="gramStart"/>
-      <w:r>
-        <w:rPr>
-          <w:bCs/>
-          <w:lang w:val="en-CA"/>
-        </w:rPr>
-        <w:t>corresponding</w:t>
-      </w:r>
-      <w:proofErr w:type="gramEnd"/>
-      <w:r>
-        <w:rPr>
-          <w:bCs/>
-          <w:lang w:val="en-CA"/>
-        </w:rPr>
-        <w:t xml:space="preserve"> author</w:t>
+        <w:t>*corresponding author</w:t>
       </w:r>
       <w:r>
         <w:rPr>
@@ -11050,7 +10733,6 @@
           <w:lang w:val="en-US"/>
         </w:rPr>
       </w:pPr>
-      <w:proofErr w:type="spellStart"/>
       <w:r>
         <w:rPr>
           <w:u w:val="single"/>
@@ -11058,7 +10740,6 @@
         </w:rPr>
         <w:t>Kachhiyapatel</w:t>
       </w:r>
-      <w:proofErr w:type="spellEnd"/>
       <w:r>
         <w:rPr>
           <w:u w:val="single"/>
@@ -11258,19 +10939,11 @@
         </w:rPr>
         <w:t>w</w:t>
       </w:r>
-      <w:proofErr w:type="spellStart"/>
-      <w:r>
-        <w:rPr>
-          <w:lang w:val="en-CA"/>
-        </w:rPr>
-        <w:t>isdom</w:t>
-      </w:r>
-      <w:proofErr w:type="spellEnd"/>
-      <w:r>
-        <w:rPr>
-          <w:lang w:val="en-CA"/>
-        </w:rPr>
-        <w:t xml:space="preserve"> </w:t>
+      <w:r>
+        <w:rPr>
+          <w:lang w:val="en-CA"/>
+        </w:rPr>
+        <w:t xml:space="preserve">isdom </w:t>
       </w:r>
       <w:r>
         <w:rPr>
@@ -11278,19 +10951,11 @@
         </w:rPr>
         <w:t>p</w:t>
       </w:r>
-      <w:proofErr w:type="spellStart"/>
-      <w:r>
-        <w:rPr>
-          <w:lang w:val="en-CA"/>
-        </w:rPr>
-        <w:t>erception</w:t>
-      </w:r>
-      <w:proofErr w:type="spellEnd"/>
-      <w:r>
-        <w:rPr>
-          <w:lang w:val="en-CA"/>
-        </w:rPr>
-        <w:t xml:space="preserve"> </w:t>
+      <w:r>
+        <w:rPr>
+          <w:lang w:val="en-CA"/>
+        </w:rPr>
+        <w:t xml:space="preserve">erception </w:t>
       </w:r>
       <w:r>
         <w:rPr>
@@ -11310,19 +10975,11 @@
         </w:rPr>
         <w:t>t</w:t>
       </w:r>
-      <w:proofErr w:type="spellStart"/>
-      <w:r>
-        <w:rPr>
-          <w:lang w:val="en-CA"/>
-        </w:rPr>
-        <w:t>welve</w:t>
-      </w:r>
-      <w:proofErr w:type="spellEnd"/>
-      <w:r>
-        <w:rPr>
-          <w:lang w:val="en-CA"/>
-        </w:rPr>
-        <w:t xml:space="preserve"> </w:t>
+      <w:r>
+        <w:rPr>
+          <w:lang w:val="en-CA"/>
+        </w:rPr>
+        <w:t xml:space="preserve">welve </w:t>
       </w:r>
       <w:r>
         <w:rPr>
@@ -11330,19 +10987,11 @@
         </w:rPr>
         <w:t>c</w:t>
       </w:r>
-      <w:proofErr w:type="spellStart"/>
-      <w:r>
-        <w:rPr>
-          <w:lang w:val="en-CA"/>
-        </w:rPr>
-        <w:t>ountries</w:t>
-      </w:r>
-      <w:proofErr w:type="spellEnd"/>
-      <w:r>
-        <w:rPr>
-          <w:lang w:val="en-CA"/>
-        </w:rPr>
-        <w:t xml:space="preserve"> on </w:t>
+      <w:r>
+        <w:rPr>
+          <w:lang w:val="en-CA"/>
+        </w:rPr>
+        <w:t xml:space="preserve">ountries on </w:t>
       </w:r>
       <w:r>
         <w:rPr>
@@ -11350,19 +10999,11 @@
         </w:rPr>
         <w:t>f</w:t>
       </w:r>
-      <w:proofErr w:type="spellStart"/>
-      <w:r>
-        <w:rPr>
-          <w:lang w:val="en-CA"/>
-        </w:rPr>
-        <w:t>ive</w:t>
-      </w:r>
-      <w:proofErr w:type="spellEnd"/>
-      <w:r>
-        <w:rPr>
-          <w:lang w:val="en-CA"/>
-        </w:rPr>
-        <w:t xml:space="preserve"> </w:t>
+      <w:r>
+        <w:rPr>
+          <w:lang w:val="en-CA"/>
+        </w:rPr>
+        <w:t xml:space="preserve">ive </w:t>
       </w:r>
       <w:r>
         <w:rPr>
@@ -11370,19 +11011,11 @@
         </w:rPr>
         <w:t>c</w:t>
       </w:r>
-      <w:proofErr w:type="spellStart"/>
-      <w:r>
-        <w:rPr>
-          <w:lang w:val="en-CA"/>
-        </w:rPr>
-        <w:t>ontinents</w:t>
-      </w:r>
-      <w:proofErr w:type="spellEnd"/>
-      <w:r>
-        <w:rPr>
-          <w:lang w:val="en-CA"/>
-        </w:rPr>
-        <w:t xml:space="preserve">. </w:t>
+      <w:r>
+        <w:rPr>
+          <w:lang w:val="en-CA"/>
+        </w:rPr>
+        <w:t xml:space="preserve">ontinents. </w:t>
       </w:r>
       <w:r>
         <w:rPr>
@@ -11405,23 +11038,7 @@
           <w:bCs/>
           <w:lang w:val="en-CA"/>
         </w:rPr>
-        <w:t>*</w:t>
-      </w:r>
-      <w:proofErr w:type="gramStart"/>
-      <w:r>
-        <w:rPr>
-          <w:bCs/>
-          <w:lang w:val="en-CA"/>
-        </w:rPr>
-        <w:t>corresponding</w:t>
-      </w:r>
-      <w:proofErr w:type="gramEnd"/>
-      <w:r>
-        <w:rPr>
-          <w:bCs/>
-          <w:lang w:val="en-CA"/>
-        </w:rPr>
-        <w:t xml:space="preserve"> author</w:t>
+        <w:t>*corresponding author</w:t>
       </w:r>
       <w:r>
         <w:rPr>
@@ -11532,19 +11149,11 @@
         </w:rPr>
         <w:t>w</w:t>
       </w:r>
-      <w:proofErr w:type="spellStart"/>
-      <w:r>
-        <w:rPr>
-          <w:lang w:val="en-CA"/>
-        </w:rPr>
-        <w:t>isdom</w:t>
-      </w:r>
-      <w:proofErr w:type="spellEnd"/>
-      <w:r>
-        <w:rPr>
-          <w:lang w:val="en-CA"/>
-        </w:rPr>
-        <w:t xml:space="preserve">: Classifying </w:t>
+      <w:r>
+        <w:rPr>
+          <w:lang w:val="en-CA"/>
+        </w:rPr>
+        <w:t xml:space="preserve">isdom: Classifying </w:t>
       </w:r>
       <w:r>
         <w:rPr>
@@ -11558,7 +11167,6 @@
         </w:rPr>
         <w:t xml:space="preserve">eta-cognitive and </w:t>
       </w:r>
-      <w:proofErr w:type="gramStart"/>
       <w:r>
         <w:rPr>
           <w:lang w:val="en-US"/>
@@ -11569,14 +11177,7 @@
         <w:rPr>
           <w:lang w:val="en-CA"/>
         </w:rPr>
-        <w:t>orally-grounded</w:t>
-      </w:r>
-      <w:proofErr w:type="gramEnd"/>
-      <w:r>
-        <w:rPr>
-          <w:lang w:val="en-CA"/>
-        </w:rPr>
-        <w:t xml:space="preserve"> </w:t>
+        <w:t xml:space="preserve">orally-grounded </w:t>
       </w:r>
       <w:r>
         <w:rPr>
@@ -11584,19 +11185,11 @@
         </w:rPr>
         <w:t>n</w:t>
       </w:r>
-      <w:proofErr w:type="spellStart"/>
-      <w:r>
-        <w:rPr>
-          <w:lang w:val="en-CA"/>
-        </w:rPr>
-        <w:t>arrative</w:t>
-      </w:r>
-      <w:proofErr w:type="spellEnd"/>
-      <w:r>
-        <w:rPr>
-          <w:lang w:val="en-CA"/>
-        </w:rPr>
-        <w:t xml:space="preserve"> </w:t>
+      <w:r>
+        <w:rPr>
+          <w:lang w:val="en-CA"/>
+        </w:rPr>
+        <w:t xml:space="preserve">arrative </w:t>
       </w:r>
       <w:r>
         <w:rPr>
@@ -11604,19 +11197,11 @@
         </w:rPr>
         <w:t>c</w:t>
       </w:r>
-      <w:proofErr w:type="spellStart"/>
-      <w:r>
-        <w:rPr>
-          <w:lang w:val="en-CA"/>
-        </w:rPr>
-        <w:t>ontent</w:t>
-      </w:r>
-      <w:proofErr w:type="spellEnd"/>
-      <w:r>
-        <w:rPr>
-          <w:lang w:val="en-CA"/>
-        </w:rPr>
-        <w:t xml:space="preserve"> via Large Language Models.</w:t>
+      <w:r>
+        <w:rPr>
+          <w:lang w:val="en-CA"/>
+        </w:rPr>
+        <w:t>ontent via Large Language Models.</w:t>
       </w:r>
       <w:r>
         <w:rPr>
@@ -11725,18 +11310,8 @@
           <w:iCs/>
           <w:lang w:val="de-DE"/>
         </w:rPr>
-        <w:t xml:space="preserve">Acta </w:t>
-      </w:r>
-      <w:proofErr w:type="spellStart"/>
-      <w:r>
-        <w:rPr>
-          <w:i/>
-          <w:iCs/>
-          <w:lang w:val="de-DE"/>
-        </w:rPr>
-        <w:t>Psychologica</w:t>
-      </w:r>
-      <w:proofErr w:type="spellEnd"/>
+        <w:t>Acta Psychologica</w:t>
+      </w:r>
       <w:r>
         <w:rPr>
           <w:lang w:val="de-DE"/>
@@ -12666,19 +12241,11 @@
         </w:rPr>
         <w:t>*</w:t>
       </w:r>
-      <w:proofErr w:type="gramStart"/>
-      <w:r>
-        <w:rPr>
-          <w:lang w:val="en-CA"/>
-        </w:rPr>
-        <w:t>founder</w:t>
-      </w:r>
-      <w:proofErr w:type="gramEnd"/>
-      <w:r>
-        <w:rPr>
-          <w:lang w:val="en-CA"/>
-        </w:rPr>
-        <w:t xml:space="preserve"> and </w:t>
+      <w:r>
+        <w:rPr>
+          <w:lang w:val="en-CA"/>
+        </w:rPr>
+        <w:t xml:space="preserve">founder and </w:t>
       </w:r>
       <w:r>
         <w:rPr>
@@ -12750,21 +12317,7 @@
         <w:rPr>
           <w:lang w:val="en-CA"/>
         </w:rPr>
-        <w:t xml:space="preserve">., </w:t>
-      </w:r>
-      <w:proofErr w:type="spellStart"/>
-      <w:r>
-        <w:rPr>
-          <w:lang w:val="en-CA"/>
-        </w:rPr>
-        <w:t>Allroggen</w:t>
-      </w:r>
-      <w:proofErr w:type="spellEnd"/>
-      <w:r>
-        <w:rPr>
-          <w:lang w:val="en-CA"/>
-        </w:rPr>
-        <w:t xml:space="preserve">, </w:t>
+        <w:t xml:space="preserve">., Allroggen, </w:t>
       </w:r>
       <w:r>
         <w:rPr>
@@ -13127,21 +12680,7 @@
         <w:rPr>
           <w:lang w:val="en-CA"/>
         </w:rPr>
-        <w:t xml:space="preserve"> </w:t>
-      </w:r>
-      <w:proofErr w:type="spellStart"/>
-      <w:r>
-        <w:rPr>
-          <w:lang w:val="en-CA"/>
-        </w:rPr>
-        <w:t>doi</w:t>
-      </w:r>
-      <w:proofErr w:type="spellEnd"/>
-      <w:r>
-        <w:rPr>
-          <w:lang w:val="en-CA"/>
-        </w:rPr>
-        <w:t>: 10.1017/S0140525X21000728</w:t>
+        <w:t xml:space="preserve"> doi: 10.1017/S0140525X21000728</w:t>
       </w:r>
       <w:r>
         <w:rPr>
@@ -13337,21 +12876,7 @@
         <w:rPr>
           <w:lang w:val="en-CA"/>
         </w:rPr>
-        <w:t xml:space="preserve">., Kenrick, D. </w:t>
-      </w:r>
-      <w:proofErr w:type="spellStart"/>
-      <w:r>
-        <w:rPr>
-          <w:lang w:val="en-CA"/>
-        </w:rPr>
-        <w:t>Wiezel</w:t>
-      </w:r>
-      <w:proofErr w:type="spellEnd"/>
-      <w:r>
-        <w:rPr>
-          <w:lang w:val="en-CA"/>
-        </w:rPr>
-        <w:t xml:space="preserve">, A., </w:t>
+        <w:t xml:space="preserve">., Kenrick, D. Wiezel, A., </w:t>
       </w:r>
       <w:r>
         <w:rPr>
@@ -13421,21 +12946,7 @@
         <w:rPr>
           <w:lang w:val="en-CA"/>
         </w:rPr>
-        <w:t xml:space="preserve">Pick, C. M., Ko, A., Wormley, A. S., </w:t>
-      </w:r>
-      <w:proofErr w:type="spellStart"/>
-      <w:r>
-        <w:rPr>
-          <w:lang w:val="en-CA"/>
-        </w:rPr>
-        <w:t>Wiezel</w:t>
-      </w:r>
-      <w:proofErr w:type="spellEnd"/>
-      <w:r>
-        <w:rPr>
-          <w:lang w:val="en-CA"/>
-        </w:rPr>
-        <w:t xml:space="preserve">, A., Kenrick, D. T., Al-Shawaf, L., […] </w:t>
+        <w:t xml:space="preserve">Pick, C. M., Ko, A., Wormley, A. S., Wiezel, A., Kenrick, D. T., Al-Shawaf, L., […] </w:t>
       </w:r>
       <w:r>
         <w:rPr>
@@ -13516,7 +13027,6 @@
         </w:rPr>
         <w:t>Elnakouri, A.</w:t>
       </w:r>
-      <w:proofErr w:type="gramStart"/>
       <w:r>
         <w:rPr>
           <w:lang w:val="en-CA"/>
@@ -13528,15 +13038,7 @@
           <w:u w:val="single"/>
           <w:lang w:val="en-CA"/>
         </w:rPr>
-        <w:t>Meyers</w:t>
-      </w:r>
-      <w:proofErr w:type="gramEnd"/>
-      <w:r>
-        <w:rPr>
-          <w:u w:val="single"/>
-          <w:lang w:val="en-CA"/>
-        </w:rPr>
-        <w:t>, E. A.</w:t>
+        <w:t>Meyers, E. A.</w:t>
       </w:r>
       <w:r>
         <w:rPr>
@@ -13623,19 +13125,11 @@
         </w:rPr>
         <w:t>*</w:t>
       </w:r>
-      <w:proofErr w:type="gramStart"/>
-      <w:r>
-        <w:rPr>
-          <w:lang w:val="en-CA"/>
-        </w:rPr>
-        <w:t>corresponding</w:t>
-      </w:r>
-      <w:proofErr w:type="gramEnd"/>
-      <w:r>
-        <w:rPr>
-          <w:lang w:val="en-CA"/>
-        </w:rPr>
-        <w:t xml:space="preserve"> author</w:t>
+      <w:r>
+        <w:rPr>
+          <w:lang w:val="en-CA"/>
+        </w:rPr>
+        <w:t>corresponding author</w:t>
       </w:r>
     </w:p>
     <w:bookmarkEnd w:id="10"/>
@@ -13651,20 +13145,20 @@
       </w:pPr>
       <w:r>
         <w:rPr>
-          <w:lang w:val="sv-SE"/>
+          <w:lang w:val="en-CA"/>
         </w:rPr>
         <w:t xml:space="preserve">Choi, E., Farb, N. A., </w:t>
       </w:r>
       <w:r>
         <w:rPr>
           <w:u w:val="single"/>
-          <w:lang w:val="sv-SE"/>
+          <w:lang w:val="en-CA"/>
         </w:rPr>
         <w:t>Pogrebtsova, E</w:t>
       </w:r>
       <w:r>
         <w:rPr>
-          <w:lang w:val="sv-SE"/>
+          <w:lang w:val="en-CA"/>
         </w:rPr>
         <w:t xml:space="preserve">., Gruman, J., &amp; </w:t>
       </w:r>
@@ -13672,13 +13166,13 @@
         <w:rPr>
           <w:b/>
           <w:bCs/>
-          <w:lang w:val="sv-SE"/>
+          <w:lang w:val="en-CA"/>
         </w:rPr>
         <w:t xml:space="preserve">Grossmann, I.* </w:t>
       </w:r>
       <w:r>
         <w:rPr>
-          <w:lang w:val="sv-SE"/>
+          <w:lang w:val="en-CA"/>
         </w:rPr>
         <w:t xml:space="preserve">(2021). </w:t>
       </w:r>
@@ -13707,16 +13201,8 @@
         <w:rPr>
           <w:lang w:val="en-CA"/>
         </w:rPr>
-        <w:t xml:space="preserve">*corresponding </w:t>
-      </w:r>
-      <w:proofErr w:type="gramStart"/>
-      <w:r>
-        <w:rPr>
-          <w:lang w:val="en-CA"/>
-        </w:rPr>
-        <w:t>author</w:t>
-      </w:r>
-      <w:proofErr w:type="gramEnd"/>
+        <w:t>*corresponding author</w:t>
+      </w:r>
     </w:p>
     <w:bookmarkEnd w:id="21"/>
     <w:p>
@@ -14201,21 +13687,7 @@
         <w:rPr>
           <w:lang w:val="en-CA"/>
         </w:rPr>
-        <w:t xml:space="preserve">Jayawickreme, E., Infurna, F. J., </w:t>
-      </w:r>
-      <w:proofErr w:type="spellStart"/>
-      <w:r>
-        <w:rPr>
-          <w:lang w:val="en-CA"/>
-        </w:rPr>
-        <w:t>Alajak</w:t>
-      </w:r>
-      <w:proofErr w:type="spellEnd"/>
-      <w:r>
-        <w:rPr>
-          <w:lang w:val="en-CA"/>
-        </w:rPr>
-        <w:t xml:space="preserve">, K., Blackie, L. E. R., Chopik, W. J., Chung, J. M., </w:t>
+        <w:t xml:space="preserve">Jayawickreme, E., Infurna, F. J., Alajak, K., Blackie, L. E. R., Chopik, W. J., Chung, J. M., </w:t>
       </w:r>
       <w:r>
         <w:rPr>
@@ -14228,21 +13700,7 @@
         <w:rPr>
           <w:lang w:val="en-CA"/>
         </w:rPr>
-        <w:t xml:space="preserve">., Fleeson, W., </w:t>
-      </w:r>
-      <w:proofErr w:type="spellStart"/>
-      <w:r>
-        <w:rPr>
-          <w:lang w:val="en-CA"/>
-        </w:rPr>
-        <w:t>Forgeard</w:t>
-      </w:r>
-      <w:proofErr w:type="spellEnd"/>
-      <w:r>
-        <w:rPr>
-          <w:lang w:val="en-CA"/>
-        </w:rPr>
-        <w:t xml:space="preserve">, M. J. C., Frazier, P., Furr, R. M., </w:t>
+        <w:t xml:space="preserve">., Fleeson, W., Forgeard, M. J. C., Frazier, P., Furr, R. M., </w:t>
       </w:r>
       <w:r>
         <w:rPr>
@@ -14601,21 +14059,7 @@
         <w:rPr>
           <w:lang w:val="en-CA"/>
         </w:rPr>
-        <w:t xml:space="preserve">, Fugelsang, J. A., </w:t>
-      </w:r>
-      <w:proofErr w:type="spellStart"/>
-      <w:r>
-        <w:rPr>
-          <w:lang w:val="en-CA"/>
-        </w:rPr>
-        <w:t>Sorokowski</w:t>
-      </w:r>
-      <w:proofErr w:type="spellEnd"/>
-      <w:r>
-        <w:rPr>
-          <w:lang w:val="en-CA"/>
-        </w:rPr>
-        <w:t xml:space="preserve">, P., </w:t>
+        <w:t xml:space="preserve">, Fugelsang, J. A., Sorokowski, P., </w:t>
       </w:r>
       <w:r>
         <w:rPr>
@@ -15327,21 +14771,12 @@
         </w:rPr>
         <w:t xml:space="preserve">(2), 185-194. </w:t>
       </w:r>
-      <w:proofErr w:type="spellStart"/>
       <w:r>
         <w:rPr>
           <w:rFonts w:cs="Times New Roman"/>
           <w:lang w:val="en-CA"/>
         </w:rPr>
-        <w:t>doi</w:t>
-      </w:r>
-      <w:proofErr w:type="spellEnd"/>
-      <w:r>
-        <w:rPr>
-          <w:rFonts w:cs="Times New Roman"/>
-          <w:lang w:val="en-CA"/>
-        </w:rPr>
-        <w:t>: 10.1080/1047840X.2020.1750920</w:t>
+        <w:t>doi: 10.1080/1047840X.2020.1750920</w:t>
       </w:r>
       <w:r>
         <w:rPr>
@@ -15398,49 +14833,7 @@
         <w:rPr>
           <w:lang w:val="en-CA"/>
         </w:rPr>
-        <w:t xml:space="preserve">Hanaei, S., </w:t>
-      </w:r>
-      <w:proofErr w:type="spellStart"/>
-      <w:r>
-        <w:rPr>
-          <w:lang w:val="en-CA"/>
-        </w:rPr>
-        <w:t>Takian</w:t>
-      </w:r>
-      <w:proofErr w:type="spellEnd"/>
-      <w:r>
-        <w:rPr>
-          <w:lang w:val="en-CA"/>
-        </w:rPr>
-        <w:t xml:space="preserve">, A., </w:t>
-      </w:r>
-      <w:proofErr w:type="spellStart"/>
-      <w:r>
-        <w:rPr>
-          <w:lang w:val="en-CA"/>
-        </w:rPr>
-        <w:t>Majdzadeh</w:t>
-      </w:r>
-      <w:proofErr w:type="spellEnd"/>
-      <w:r>
-        <w:rPr>
-          <w:lang w:val="en-CA"/>
-        </w:rPr>
-        <w:t xml:space="preserve">, R., </w:t>
-      </w:r>
-      <w:proofErr w:type="spellStart"/>
-      <w:r>
-        <w:rPr>
-          <w:lang w:val="en-CA"/>
-        </w:rPr>
-        <w:t>Maboloc</w:t>
-      </w:r>
-      <w:proofErr w:type="spellEnd"/>
-      <w:r>
-        <w:rPr>
-          <w:lang w:val="en-CA"/>
-        </w:rPr>
-        <w:t xml:space="preserve">, C. R., </w:t>
+        <w:t xml:space="preserve">Hanaei, S., Takian, A., Majdzadeh, R., Maboloc, C. R., </w:t>
       </w:r>
       <w:r>
         <w:rPr>
@@ -15454,35 +14847,7 @@
         <w:rPr>
           <w:lang w:val="en-CA"/>
         </w:rPr>
-        <w:t xml:space="preserve">., Gomes, O., Milosevic, M., Gupta, M., </w:t>
-      </w:r>
-      <w:proofErr w:type="spellStart"/>
-      <w:r>
-        <w:rPr>
-          <w:lang w:val="en-CA"/>
-        </w:rPr>
-        <w:t>Shamshirsaz</w:t>
-      </w:r>
-      <w:proofErr w:type="spellEnd"/>
-      <w:r>
-        <w:rPr>
-          <w:lang w:val="en-CA"/>
-        </w:rPr>
-        <w:t xml:space="preserve">, A. A., Harbi, A., Burhan, A. M., Uddin, L. Q., </w:t>
-      </w:r>
-      <w:proofErr w:type="spellStart"/>
-      <w:r>
-        <w:rPr>
-          <w:lang w:val="en-CA"/>
-        </w:rPr>
-        <w:t>Kulasinghe</w:t>
-      </w:r>
-      <w:proofErr w:type="spellEnd"/>
-      <w:r>
-        <w:rPr>
-          <w:lang w:val="en-CA"/>
-        </w:rPr>
-        <w:t xml:space="preserve">, A., Lam, C.-M., Ramakrishna, S., Alavi, A., Nouwen, J. L., Dorigo, T., Schreiber, M., … Rezaei, N. (2020). Emerging Standards and the Hybrid Model for Organizing Scientific Events During and After The COVID-19 Pandemic. </w:t>
+        <w:t xml:space="preserve">., Gomes, O., Milosevic, M., Gupta, M., Shamshirsaz, A. A., Harbi, A., Burhan, A. M., Uddin, L. Q., Kulasinghe, A., Lam, C.-M., Ramakrishna, S., Alavi, A., Nouwen, J. L., Dorigo, T., Schreiber, M., … Rezaei, N. (2020). Emerging Standards and the Hybrid Model for Organizing Scientific Events During and After The COVID-19 Pandemic. </w:t>
       </w:r>
       <w:r>
         <w:rPr>
@@ -15651,49 +15016,7 @@
         <w:rPr>
           <w:lang w:val="en-CA"/>
         </w:rPr>
-        <w:t xml:space="preserve">Ko, A., Pick, C., Kwon, J. Y., Barlev, M., Krems, J. A., Varnum, M. E. W., Neel, R., </w:t>
-      </w:r>
-      <w:proofErr w:type="spellStart"/>
-      <w:r>
-        <w:rPr>
-          <w:lang w:val="en-CA"/>
-        </w:rPr>
-        <w:t>Peysha</w:t>
-      </w:r>
-      <w:proofErr w:type="spellEnd"/>
-      <w:r>
-        <w:rPr>
-          <w:lang w:val="en-CA"/>
-        </w:rPr>
-        <w:t xml:space="preserve">, M., </w:t>
-      </w:r>
-      <w:proofErr w:type="spellStart"/>
-      <w:r>
-        <w:rPr>
-          <w:lang w:val="en-CA"/>
-        </w:rPr>
-        <w:t>Boonyasiriwat</w:t>
-      </w:r>
-      <w:proofErr w:type="spellEnd"/>
-      <w:r>
-        <w:rPr>
-          <w:lang w:val="en-CA"/>
-        </w:rPr>
-        <w:t xml:space="preserve">, W., </w:t>
-      </w:r>
-      <w:proofErr w:type="spellStart"/>
-      <w:r>
-        <w:rPr>
-          <w:lang w:val="en-CA"/>
-        </w:rPr>
-        <w:t>Brandstätter</w:t>
-      </w:r>
-      <w:proofErr w:type="spellEnd"/>
-      <w:r>
-        <w:rPr>
-          <w:lang w:val="en-CA"/>
-        </w:rPr>
-        <w:t xml:space="preserve">, E., Vasquez, J. E. C., Galindo, O., Pereira de Felipe, R., Crispim, A. C., Fetvadjiev, V. H., Fischer, R., Karl, J., David, D., Galdi, S., Gomez-Jacinto, L., </w:t>
+        <w:t xml:space="preserve">Ko, A., Pick, C., Kwon, J. Y., Barlev, M., Krems, J. A., Varnum, M. E. W., Neel, R., Peysha, M., Boonyasiriwat, W., Brandstätter, E., Vasquez, J. E. C., Galindo, O., Pereira de Felipe, R., Crispim, A. C., Fetvadjiev, V. H., Fischer, R., Karl, J., David, D., Galdi, S., Gomez-Jacinto, L., </w:t>
       </w:r>
       <w:r>
         <w:rPr>
@@ -15873,19 +15196,11 @@
         </w:rPr>
         <w:t>*</w:t>
       </w:r>
-      <w:proofErr w:type="gramStart"/>
-      <w:r>
-        <w:rPr>
-          <w:lang w:val="en-CA"/>
-        </w:rPr>
-        <w:t>corresponding</w:t>
-      </w:r>
-      <w:proofErr w:type="gramEnd"/>
-      <w:r>
-        <w:rPr>
-          <w:lang w:val="en-CA"/>
-        </w:rPr>
-        <w:t xml:space="preserve"> authors</w:t>
+      <w:r>
+        <w:rPr>
+          <w:lang w:val="en-CA"/>
+        </w:rPr>
+        <w:t>corresponding authors</w:t>
       </w:r>
     </w:p>
     <w:p>
@@ -15968,23 +15283,28 @@
         </w:rPr>
         <w:t xml:space="preserve">., </w:t>
       </w:r>
-      <w:proofErr w:type="spellStart"/>
       <w:r>
         <w:rPr>
           <w:rFonts w:eastAsia="Calibri"/>
           <w:u w:val="single"/>
           <w:lang w:val="en-CA" w:eastAsia="en-US"/>
         </w:rPr>
-        <w:t>Klackl</w:t>
-      </w:r>
-      <w:proofErr w:type="spellEnd"/>
+        <w:t>Klackl, J</w:t>
+      </w:r>
+      <w:r>
+        <w:rPr>
+          <w:rFonts w:eastAsia="Calibri"/>
+          <w:lang w:val="en-CA" w:eastAsia="en-US"/>
+        </w:rPr>
+        <w:t xml:space="preserve">., </w:t>
+      </w:r>
       <w:r>
         <w:rPr>
           <w:rFonts w:eastAsia="Calibri"/>
           <w:u w:val="single"/>
           <w:lang w:val="en-CA" w:eastAsia="en-US"/>
         </w:rPr>
-        <w:t>, J</w:t>
+        <w:t>Agroskin, D</w:t>
       </w:r>
       <w:r>
         <w:rPr>
@@ -15993,78 +15313,43 @@
         </w:rPr>
         <w:t xml:space="preserve">., </w:t>
       </w:r>
-      <w:proofErr w:type="spellStart"/>
+      <w:r>
+        <w:rPr>
+          <w:rFonts w:eastAsia="Calibri"/>
+          <w:b/>
+          <w:lang w:val="en-CA" w:eastAsia="en-US"/>
+        </w:rPr>
+        <w:t>Grossmann, I</w:t>
+      </w:r>
+      <w:r>
+        <w:rPr>
+          <w:rFonts w:eastAsia="Calibri"/>
+          <w:lang w:val="en-CA" w:eastAsia="en-US"/>
+        </w:rPr>
+        <w:t xml:space="preserve">., Alexandrov, Y., </w:t>
+      </w:r>
       <w:r>
         <w:rPr>
           <w:rFonts w:eastAsia="Calibri"/>
           <w:u w:val="single"/>
           <w:lang w:val="en-CA" w:eastAsia="en-US"/>
         </w:rPr>
-        <w:t>Agroskin</w:t>
-      </w:r>
-      <w:proofErr w:type="spellEnd"/>
+        <w:t>Apanovich, V</w:t>
+      </w:r>
+      <w:r>
+        <w:rPr>
+          <w:rFonts w:eastAsia="Calibri"/>
+          <w:lang w:val="en-CA" w:eastAsia="en-US"/>
+        </w:rPr>
+        <w:t xml:space="preserve">., </w:t>
+      </w:r>
       <w:r>
         <w:rPr>
           <w:rFonts w:eastAsia="Calibri"/>
           <w:u w:val="single"/>
           <w:lang w:val="en-CA" w:eastAsia="en-US"/>
         </w:rPr>
-        <w:t>, D</w:t>
-      </w:r>
-      <w:r>
-        <w:rPr>
-          <w:rFonts w:eastAsia="Calibri"/>
-          <w:lang w:val="en-CA" w:eastAsia="en-US"/>
-        </w:rPr>
-        <w:t xml:space="preserve">., </w:t>
-      </w:r>
-      <w:r>
-        <w:rPr>
-          <w:rFonts w:eastAsia="Calibri"/>
-          <w:b/>
-          <w:lang w:val="en-CA" w:eastAsia="en-US"/>
-        </w:rPr>
-        <w:t>Grossmann, I</w:t>
-      </w:r>
-      <w:r>
-        <w:rPr>
-          <w:rFonts w:eastAsia="Calibri"/>
-          <w:lang w:val="en-CA" w:eastAsia="en-US"/>
-        </w:rPr>
-        <w:t xml:space="preserve">., Alexandrov, Y., </w:t>
-      </w:r>
-      <w:r>
-        <w:rPr>
-          <w:rFonts w:eastAsia="Calibri"/>
-          <w:u w:val="single"/>
-          <w:lang w:val="en-CA" w:eastAsia="en-US"/>
-        </w:rPr>
-        <w:t>Apanovich, V</w:t>
-      </w:r>
-      <w:r>
-        <w:rPr>
-          <w:rFonts w:eastAsia="Calibri"/>
-          <w:lang w:val="en-CA" w:eastAsia="en-US"/>
-        </w:rPr>
-        <w:t xml:space="preserve">., </w:t>
-      </w:r>
-      <w:proofErr w:type="spellStart"/>
-      <w:r>
-        <w:rPr>
-          <w:rFonts w:eastAsia="Calibri"/>
-          <w:u w:val="single"/>
-          <w:lang w:val="en-CA" w:eastAsia="en-US"/>
-        </w:rPr>
-        <w:t>Bezdenezhnykh</w:t>
-      </w:r>
-      <w:proofErr w:type="spellEnd"/>
-      <w:r>
-        <w:rPr>
-          <w:rFonts w:eastAsia="Calibri"/>
-          <w:u w:val="single"/>
-          <w:lang w:val="en-CA" w:eastAsia="en-US"/>
-        </w:rPr>
-        <w:t>, B</w:t>
+        <w:t>Bezdenezhnykh, B</w:t>
       </w:r>
       <w:r>
         <w:rPr>
@@ -16279,25 +15564,7 @@
           <w:shd w:val="clear" w:color="auto" w:fill="FFFFFF"/>
           <w:lang w:val="en-CA"/>
         </w:rPr>
-        <w:t xml:space="preserve">(2019). Wise reasoning benefits from </w:t>
-      </w:r>
-      <w:proofErr w:type="spellStart"/>
-      <w:r>
-        <w:rPr>
-          <w:color w:val="000000"/>
-          <w:shd w:val="clear" w:color="auto" w:fill="FFFFFF"/>
-          <w:lang w:val="en-CA"/>
-        </w:rPr>
-        <w:t>emodiversity</w:t>
-      </w:r>
-      <w:proofErr w:type="spellEnd"/>
-      <w:r>
-        <w:rPr>
-          <w:color w:val="000000"/>
-          <w:shd w:val="clear" w:color="auto" w:fill="FFFFFF"/>
-          <w:lang w:val="en-CA"/>
-        </w:rPr>
-        <w:t xml:space="preserve">, irrespective of emotional intensity. </w:t>
+        <w:t xml:space="preserve">(2019). Wise reasoning benefits from emodiversity, irrespective of emotional intensity. </w:t>
       </w:r>
       <w:r>
         <w:rPr>
@@ -16380,21 +15647,7 @@
         <w:rPr>
           <w:lang w:val="en-CA"/>
         </w:rPr>
-        <w:t xml:space="preserve">Children show reduced trust in confident advisors who are </w:t>
-      </w:r>
-      <w:proofErr w:type="gramStart"/>
-      <w:r>
-        <w:rPr>
-          <w:lang w:val="en-CA"/>
-        </w:rPr>
-        <w:t>partially-informed</w:t>
-      </w:r>
-      <w:proofErr w:type="gramEnd"/>
-      <w:r>
-        <w:rPr>
-          <w:lang w:val="en-CA"/>
-        </w:rPr>
-        <w:t xml:space="preserve">. </w:t>
+        <w:t xml:space="preserve">Children show reduced trust in confident advisors who are partially-informed. </w:t>
       </w:r>
       <w:r>
         <w:rPr>
@@ -16457,43 +15710,7 @@
           <w:shd w:val="clear" w:color="auto" w:fill="FFFFFF"/>
           <w:lang w:val="en-CA"/>
         </w:rPr>
-        <w:t xml:space="preserve">(2019). The </w:t>
-      </w:r>
-      <w:proofErr w:type="spellStart"/>
-      <w:r>
-        <w:rPr>
-          <w:color w:val="000000"/>
-          <w:shd w:val="clear" w:color="auto" w:fill="FFFFFF"/>
-          <w:lang w:val="en-CA"/>
-        </w:rPr>
-        <w:t>wealth→life</w:t>
-      </w:r>
-      <w:proofErr w:type="spellEnd"/>
-      <w:r>
-        <w:rPr>
-          <w:color w:val="000000"/>
-          <w:shd w:val="clear" w:color="auto" w:fill="FFFFFF"/>
-          <w:lang w:val="en-CA"/>
-        </w:rPr>
-        <w:t xml:space="preserve"> </w:t>
-      </w:r>
-      <w:proofErr w:type="spellStart"/>
-      <w:r>
-        <w:rPr>
-          <w:color w:val="000000"/>
-          <w:shd w:val="clear" w:color="auto" w:fill="FFFFFF"/>
-          <w:lang w:val="en-CA"/>
-        </w:rPr>
-        <w:t>history→innovation</w:t>
-      </w:r>
-      <w:proofErr w:type="spellEnd"/>
-      <w:r>
-        <w:rPr>
-          <w:color w:val="000000"/>
-          <w:shd w:val="clear" w:color="auto" w:fill="FFFFFF"/>
-          <w:lang w:val="en-CA"/>
-        </w:rPr>
-        <w:t xml:space="preserve"> account of the Industrial Revolution is largely inconsistent with empirical time series data. </w:t>
+        <w:t xml:space="preserve">(2019). The wealth→life history→innovation account of the Industrial Revolution is largely inconsistent with empirical time series data. </w:t>
       </w:r>
       <w:r>
         <w:rPr>
@@ -16535,53 +15752,53 @@
       <w:r>
         <w:rPr>
           <w:u w:val="single"/>
-          <w:lang w:val="en-CA"/>
+          <w:lang w:val="de-DE"/>
         </w:rPr>
         <w:t>Brienza, J. P.</w:t>
       </w:r>
       <w:r>
         <w:rPr>
           <w:vertAlign w:val="superscript"/>
-          <w:lang w:val="en-CA"/>
+          <w:lang w:val="de-DE"/>
         </w:rPr>
         <w:t>*</w:t>
       </w:r>
       <w:r>
         <w:rPr>
-          <w:lang w:val="en-CA"/>
+          <w:lang w:val="de-DE"/>
         </w:rPr>
         <w:t xml:space="preserve">, </w:t>
       </w:r>
       <w:r>
         <w:rPr>
           <w:u w:val="single"/>
-          <w:lang w:val="en-CA"/>
+          <w:lang w:val="de-DE"/>
         </w:rPr>
         <w:t>Kung, F.</w:t>
       </w:r>
       <w:r>
         <w:rPr>
-          <w:lang w:val="en-CA"/>
+          <w:lang w:val="de-DE"/>
         </w:rPr>
         <w:t xml:space="preserve">, </w:t>
       </w:r>
       <w:r>
         <w:rPr>
           <w:u w:val="single"/>
-          <w:lang w:val="en-CA"/>
+          <w:lang w:val="de-DE"/>
         </w:rPr>
         <w:t>Santos, H. C</w:t>
       </w:r>
       <w:r>
         <w:rPr>
-          <w:lang w:val="en-CA"/>
+          <w:lang w:val="de-DE"/>
         </w:rPr>
         <w:t xml:space="preserve">., Bobocel, D. R, &amp; </w:t>
       </w:r>
       <w:r>
         <w:rPr>
           <w:b/>
-          <w:lang w:val="en-CA"/>
+          <w:lang w:val="de-DE"/>
         </w:rPr>
         <w:t>Grossmann, I.</w:t>
       </w:r>
@@ -16589,13 +15806,13 @@
         <w:rPr>
           <w:b/>
           <w:vertAlign w:val="superscript"/>
-          <w:lang w:val="en-CA"/>
+          <w:lang w:val="de-DE"/>
         </w:rPr>
         <w:t>*</w:t>
       </w:r>
       <w:r>
         <w:rPr>
-          <w:lang w:val="en-CA"/>
+          <w:lang w:val="de-DE"/>
         </w:rPr>
         <w:t xml:space="preserve"> (2018). </w:t>
       </w:r>
@@ -16649,21 +15866,7 @@
         <w:rPr>
           <w:lang w:val="en-CA"/>
         </w:rPr>
-        <w:t>*</w:t>
-      </w:r>
-      <w:proofErr w:type="gramStart"/>
-      <w:r>
-        <w:rPr>
-          <w:lang w:val="en-CA"/>
-        </w:rPr>
-        <w:t>corresponding</w:t>
-      </w:r>
-      <w:proofErr w:type="gramEnd"/>
-      <w:r>
-        <w:rPr>
-          <w:lang w:val="en-CA"/>
-        </w:rPr>
-        <w:t xml:space="preserve"> authors</w:t>
+        <w:t>*corresponding authors</w:t>
       </w:r>
     </w:p>
     <w:p>
@@ -16690,23 +15893,7 @@
           <w:rFonts w:eastAsia="Calibri"/>
           <w:lang w:val="en-CA" w:eastAsia="en-US"/>
         </w:rPr>
-        <w:t xml:space="preserve">., </w:t>
-      </w:r>
-      <w:proofErr w:type="spellStart"/>
-      <w:r>
-        <w:rPr>
-          <w:rFonts w:eastAsia="Calibri"/>
-          <w:lang w:val="en-CA" w:eastAsia="en-US"/>
-        </w:rPr>
-        <w:t>Cicara</w:t>
-      </w:r>
-      <w:proofErr w:type="spellEnd"/>
-      <w:r>
-        <w:rPr>
-          <w:rFonts w:eastAsia="Calibri"/>
-          <w:lang w:val="en-CA" w:eastAsia="en-US"/>
-        </w:rPr>
-        <w:t xml:space="preserve">, M., </w:t>
+        <w:t xml:space="preserve">., Cicara, M., </w:t>
       </w:r>
       <w:r>
         <w:rPr>
@@ -16731,21 +15918,12 @@
         </w:rPr>
         <w:t xml:space="preserve"> </w:t>
       </w:r>
-      <w:proofErr w:type="spellStart"/>
       <w:r>
         <w:rPr>
           <w:rFonts w:eastAsia="Calibri"/>
           <w:lang w:val="en-CA" w:eastAsia="en-US"/>
         </w:rPr>
-        <w:t>Schegel</w:t>
-      </w:r>
-      <w:proofErr w:type="spellEnd"/>
-      <w:r>
-        <w:rPr>
-          <w:rFonts w:eastAsia="Calibri"/>
-          <w:lang w:val="en-CA" w:eastAsia="en-US"/>
-        </w:rPr>
-        <w:t>, R. (</w:t>
+        <w:t>Schegel, R. (</w:t>
       </w:r>
       <w:r>
         <w:rPr>
@@ -17141,21 +16319,12 @@
         </w:rPr>
         <w:t xml:space="preserve"> </w:t>
       </w:r>
-      <w:proofErr w:type="spellStart"/>
       <w:r>
         <w:rPr>
           <w:u w:val="single"/>
           <w:lang w:val="en-CA"/>
         </w:rPr>
-        <w:t>Jowhari</w:t>
-      </w:r>
-      <w:proofErr w:type="spellEnd"/>
-      <w:r>
-        <w:rPr>
-          <w:u w:val="single"/>
-          <w:lang w:val="en-CA"/>
-        </w:rPr>
-        <w:t>, N.</w:t>
+        <w:t>Jowhari, N.</w:t>
       </w:r>
       <w:r>
         <w:rPr>
@@ -17198,49 +16367,7 @@
         <w:rPr>
           <w:lang w:val="en-CA"/>
         </w:rPr>
-        <w:t xml:space="preserve">Leckelt, M., Wetzel, E., Gerlach, T. M., Ackerman, R. A., Miller, J. D., Chopik, W. J., Penke, L., </w:t>
-      </w:r>
-      <w:proofErr w:type="spellStart"/>
-      <w:r>
-        <w:rPr>
-          <w:lang w:val="en-CA"/>
-        </w:rPr>
-        <w:t>Geukes</w:t>
-      </w:r>
-      <w:proofErr w:type="spellEnd"/>
-      <w:r>
-        <w:rPr>
-          <w:lang w:val="en-CA"/>
-        </w:rPr>
-        <w:t xml:space="preserve">, K., Kuefner, A. C.P., </w:t>
-      </w:r>
-      <w:proofErr w:type="spellStart"/>
-      <w:r>
-        <w:rPr>
-          <w:lang w:val="en-CA"/>
-        </w:rPr>
-        <w:t>Hutteman</w:t>
-      </w:r>
-      <w:proofErr w:type="spellEnd"/>
-      <w:r>
-        <w:rPr>
-          <w:lang w:val="en-CA"/>
-        </w:rPr>
-        <w:t xml:space="preserve">, R., Richter, D., Renner, K., </w:t>
-      </w:r>
-      <w:proofErr w:type="spellStart"/>
-      <w:r>
-        <w:rPr>
-          <w:lang w:val="en-CA"/>
-        </w:rPr>
-        <w:t>Allroggen</w:t>
-      </w:r>
-      <w:proofErr w:type="spellEnd"/>
-      <w:r>
-        <w:rPr>
-          <w:lang w:val="en-CA"/>
-        </w:rPr>
-        <w:t xml:space="preserve">, M., Brecheen, C., Campbell, W. K., </w:t>
+        <w:t xml:space="preserve">Leckelt, M., Wetzel, E., Gerlach, T. M., Ackerman, R. A., Miller, J. D., Chopik, W. J., Penke, L., Geukes, K., Kuefner, A. C.P., Hutteman, R., Richter, D., Renner, K., Allroggen, M., Brecheen, C., Campbell, W. K., </w:t>
       </w:r>
       <w:r>
         <w:rPr>
@@ -17374,21 +16501,7 @@
         <w:rPr>
           <w:lang w:val="en-CA"/>
         </w:rPr>
-        <w:t>*</w:t>
-      </w:r>
-      <w:proofErr w:type="gramStart"/>
-      <w:r>
-        <w:rPr>
-          <w:lang w:val="en-CA"/>
-        </w:rPr>
-        <w:t>corresponding</w:t>
-      </w:r>
-      <w:proofErr w:type="gramEnd"/>
-      <w:r>
-        <w:rPr>
-          <w:lang w:val="en-CA"/>
-        </w:rPr>
-        <w:t xml:space="preserve"> author</w:t>
+        <w:t>*corresponding author</w:t>
       </w:r>
     </w:p>
     <w:p>
@@ -17417,21 +16530,7 @@
         <w:rPr>
           <w:lang w:val="en-CA"/>
         </w:rPr>
-        <w:t xml:space="preserve"> (</w:t>
-      </w:r>
-      <w:proofErr w:type="spellStart"/>
-      <w:r>
-        <w:rPr>
-          <w:lang w:val="en-CA"/>
-        </w:rPr>
-        <w:t>McPhetres</w:t>
-      </w:r>
-      <w:proofErr w:type="spellEnd"/>
-      <w:r>
-        <w:rPr>
-          <w:lang w:val="en-CA"/>
-        </w:rPr>
-        <w:t>, 2019)</w:t>
+        <w:t xml:space="preserve"> (McPhetres, 2019)</w:t>
       </w:r>
     </w:p>
     <w:p>
@@ -17456,7 +16555,6 @@
         </w:rPr>
         <w:t xml:space="preserve">featured in </w:t>
       </w:r>
-      <w:proofErr w:type="gramStart"/>
       <w:r>
         <w:rPr>
           <w:i/>
@@ -17465,7 +16563,6 @@
         </w:rPr>
         <w:t>Science</w:t>
       </w:r>
-      <w:proofErr w:type="gramEnd"/>
       <w:r>
         <w:rPr>
           <w:lang w:val="en-CA"/>
@@ -17488,23 +16585,7 @@
           <w:rFonts w:eastAsia="Calibri"/>
           <w:lang w:val="en-CA" w:eastAsia="en-US"/>
         </w:rPr>
-        <w:t xml:space="preserve">De Freitas, J., </w:t>
-      </w:r>
-      <w:proofErr w:type="spellStart"/>
-      <w:r>
-        <w:rPr>
-          <w:rFonts w:eastAsia="Calibri"/>
-          <w:lang w:val="en-CA" w:eastAsia="en-US"/>
-        </w:rPr>
-        <w:t>Cicara</w:t>
-      </w:r>
-      <w:proofErr w:type="spellEnd"/>
-      <w:r>
-        <w:rPr>
-          <w:rFonts w:eastAsia="Calibri"/>
-          <w:lang w:val="en-CA" w:eastAsia="en-US"/>
-        </w:rPr>
-        <w:t xml:space="preserve">, M., </w:t>
+        <w:t xml:space="preserve">De Freitas, J., Cicara, M., </w:t>
       </w:r>
       <w:r>
         <w:rPr>
@@ -17529,21 +16610,12 @@
         </w:rPr>
         <w:t xml:space="preserve"> </w:t>
       </w:r>
-      <w:proofErr w:type="spellStart"/>
       <w:r>
         <w:rPr>
           <w:rFonts w:eastAsia="Calibri"/>
           <w:lang w:val="en-CA" w:eastAsia="en-US"/>
         </w:rPr>
-        <w:t>Schegel</w:t>
-      </w:r>
-      <w:proofErr w:type="spellEnd"/>
-      <w:r>
-        <w:rPr>
-          <w:rFonts w:eastAsia="Calibri"/>
-          <w:lang w:val="en-CA" w:eastAsia="en-US"/>
-        </w:rPr>
-        <w:t xml:space="preserve">, R. (2017). Origins of the belief in Good True Selves. </w:t>
+        <w:t xml:space="preserve">Schegel, R. (2017). Origins of the belief in Good True Selves. </w:t>
       </w:r>
       <w:r>
         <w:rPr>
@@ -17931,23 +17003,7 @@
           <w:rFonts w:eastAsia="Calibri"/>
           <w:lang w:val="en-CA" w:eastAsia="en-US"/>
         </w:rPr>
-        <w:t xml:space="preserve">Divergent life histories and other ecological adaptations: Examples of social class differences in attention, cognition, and </w:t>
-      </w:r>
-      <w:proofErr w:type="spellStart"/>
-      <w:r>
-        <w:rPr>
-          <w:rFonts w:eastAsia="Calibri"/>
-          <w:lang w:val="en-CA" w:eastAsia="en-US"/>
-        </w:rPr>
-        <w:t>attunement</w:t>
-      </w:r>
-      <w:proofErr w:type="spellEnd"/>
-      <w:r>
-        <w:rPr>
-          <w:rFonts w:eastAsia="Calibri"/>
-          <w:lang w:val="en-CA" w:eastAsia="en-US"/>
-        </w:rPr>
-        <w:t xml:space="preserve"> to others. </w:t>
+        <w:t xml:space="preserve">Divergent life histories and other ecological adaptations: Examples of social class differences in attention, cognition, and attunement to others. </w:t>
       </w:r>
       <w:r>
         <w:rPr>
@@ -18088,21 +17144,7 @@
         <w:rPr>
           <w:lang w:val="en-CA"/>
         </w:rPr>
-        <w:t>*</w:t>
-      </w:r>
-      <w:proofErr w:type="gramStart"/>
-      <w:r>
-        <w:rPr>
-          <w:lang w:val="en-CA"/>
-        </w:rPr>
-        <w:t>corresponding</w:t>
-      </w:r>
-      <w:proofErr w:type="gramEnd"/>
-      <w:r>
-        <w:rPr>
-          <w:lang w:val="en-CA"/>
-        </w:rPr>
-        <w:t xml:space="preserve"> authors</w:t>
+        <w:t>*corresponding authors</w:t>
       </w:r>
     </w:p>
     <w:p>
@@ -18181,21 +17223,7 @@
         <w:rPr>
           <w:lang w:val="en-CA"/>
         </w:rPr>
-        <w:t>*</w:t>
-      </w:r>
-      <w:proofErr w:type="gramStart"/>
-      <w:r>
-        <w:rPr>
-          <w:lang w:val="en-CA"/>
-        </w:rPr>
-        <w:t>corresponding</w:t>
-      </w:r>
-      <w:proofErr w:type="gramEnd"/>
-      <w:r>
-        <w:rPr>
-          <w:lang w:val="en-CA"/>
-        </w:rPr>
-        <w:t xml:space="preserve"> authors</w:t>
+        <w:t>*corresponding authors</w:t>
       </w:r>
     </w:p>
     <w:p>
@@ -18273,21 +17301,7 @@
         <w:rPr>
           <w:lang w:val="en-CA"/>
         </w:rPr>
-        <w:t>. *</w:t>
-      </w:r>
-      <w:proofErr w:type="gramStart"/>
-      <w:r>
-        <w:rPr>
-          <w:lang w:val="en-CA"/>
-        </w:rPr>
-        <w:t>corresponding</w:t>
-      </w:r>
-      <w:proofErr w:type="gramEnd"/>
-      <w:r>
-        <w:rPr>
-          <w:lang w:val="en-CA"/>
-        </w:rPr>
-        <w:t xml:space="preserve"> authors</w:t>
+        <w:t>. *corresponding authors</w:t>
       </w:r>
     </w:p>
     <w:p>
@@ -19005,21 +18019,7 @@
         <w:rPr>
           <w:lang w:val="en-CA"/>
         </w:rPr>
-        <w:t xml:space="preserve">Ford, B. Q., Dmitrieva, J. O., Heller, D., </w:t>
-      </w:r>
-      <w:proofErr w:type="spellStart"/>
-      <w:r>
-        <w:rPr>
-          <w:lang w:val="en-CA"/>
-        </w:rPr>
-        <w:t>Chentsova</w:t>
-      </w:r>
-      <w:proofErr w:type="spellEnd"/>
-      <w:r>
-        <w:rPr>
-          <w:lang w:val="en-CA"/>
-        </w:rPr>
-        <w:t xml:space="preserve">-Dutton, Y., </w:t>
+        <w:t xml:space="preserve">Ford, B. Q., Dmitrieva, J. O., Heller, D., Chentsova-Dutton, Y., </w:t>
       </w:r>
       <w:r>
         <w:rPr>
@@ -19391,35 +18391,7 @@
         <w:rPr>
           <w:lang w:val="en-CA"/>
         </w:rPr>
-        <w:t xml:space="preserve">It pays to be nice, but not </w:t>
-      </w:r>
-      <w:proofErr w:type="gramStart"/>
-      <w:r>
-        <w:rPr>
-          <w:lang w:val="en-CA"/>
-        </w:rPr>
-        <w:t>really nice</w:t>
-      </w:r>
-      <w:proofErr w:type="gramEnd"/>
-      <w:r>
-        <w:rPr>
-          <w:lang w:val="en-CA"/>
-        </w:rPr>
-        <w:t xml:space="preserve">: Asymmetric reputations from </w:t>
-      </w:r>
-      <w:proofErr w:type="spellStart"/>
-      <w:r>
-        <w:rPr>
-          <w:lang w:val="en-CA"/>
-        </w:rPr>
-        <w:t>prosociality</w:t>
-      </w:r>
-      <w:proofErr w:type="spellEnd"/>
-      <w:r>
-        <w:rPr>
-          <w:lang w:val="en-CA"/>
-        </w:rPr>
-        <w:t xml:space="preserve"> across 7 countries. </w:t>
+        <w:t xml:space="preserve">It pays to be nice, but not really nice: Asymmetric reputations from prosociality across 7 countries. </w:t>
       </w:r>
       <w:r>
         <w:rPr>
@@ -19593,37 +18565,21 @@
           <w:iCs/>
           <w:lang w:val="en-CA"/>
         </w:rPr>
-        <w:t xml:space="preserve">-up for the </w:t>
-      </w:r>
-      <w:proofErr w:type="spellStart"/>
+        <w:t>-up for the Neuro</w:t>
+      </w:r>
       <w:r>
         <w:rPr>
           <w:iCs/>
           <w:lang w:val="en-CA"/>
         </w:rPr>
-        <w:t>Neuro</w:t>
+        <w:t>L</w:t>
       </w:r>
       <w:r>
         <w:rPr>
           <w:iCs/>
           <w:lang w:val="en-CA"/>
         </w:rPr>
-        <w:t>L</w:t>
-      </w:r>
-      <w:r>
-        <w:rPr>
-          <w:iCs/>
-          <w:lang w:val="en-CA"/>
-        </w:rPr>
-        <w:t>eadership</w:t>
-      </w:r>
-      <w:proofErr w:type="spellEnd"/>
-      <w:r>
-        <w:rPr>
-          <w:iCs/>
-          <w:lang w:val="en-CA"/>
-        </w:rPr>
-        <w:t xml:space="preserve"> Award (2015)</w:t>
+        <w:t>eadership Award (2015)</w:t>
       </w:r>
       <w:r>
         <w:rPr>
@@ -20390,21 +19346,7 @@
         <w:rPr>
           <w:lang w:val="en-CA"/>
         </w:rPr>
-        <w:t xml:space="preserve">, &amp; Kitayama, S. (2012). When gift-giving produces dissonance: Effects of subliminal affiliation priming on choices for </w:t>
-      </w:r>
-      <w:proofErr w:type="gramStart"/>
-      <w:r>
-        <w:rPr>
-          <w:lang w:val="en-CA"/>
-        </w:rPr>
-        <w:t>one's self</w:t>
-      </w:r>
-      <w:proofErr w:type="gramEnd"/>
-      <w:r>
-        <w:rPr>
-          <w:lang w:val="en-CA"/>
-        </w:rPr>
-        <w:t xml:space="preserve"> versus close others. </w:t>
+        <w:t xml:space="preserve">, &amp; Kitayama, S. (2012). When gift-giving produces dissonance: Effects of subliminal affiliation priming on choices for one's self versus close others. </w:t>
       </w:r>
       <w:r>
         <w:rPr>
@@ -20455,21 +19397,7 @@
         <w:rPr>
           <w:lang w:val="en-CA"/>
         </w:rPr>
-        <w:t xml:space="preserve"> </w:t>
-      </w:r>
-      <w:proofErr w:type="gramStart"/>
-      <w:r>
-        <w:rPr>
-          <w:lang w:val="en-CA"/>
-        </w:rPr>
-        <w:t>both</w:t>
-      </w:r>
-      <w:proofErr w:type="gramEnd"/>
-      <w:r>
-        <w:rPr>
-          <w:lang w:val="en-CA"/>
-        </w:rPr>
-        <w:t xml:space="preserve"> authors contributed equally to this research</w:t>
+        <w:t xml:space="preserve"> both authors contributed equally to this research</w:t>
       </w:r>
     </w:p>
     <w:p>
@@ -20685,21 +19613,7 @@
         <w:rPr>
           <w:lang w:val="en-CA"/>
         </w:rPr>
-        <w:t xml:space="preserve"> </w:t>
-      </w:r>
-      <w:proofErr w:type="gramStart"/>
-      <w:r>
-        <w:rPr>
-          <w:lang w:val="en-CA"/>
-        </w:rPr>
-        <w:t>both</w:t>
-      </w:r>
-      <w:proofErr w:type="gramEnd"/>
-      <w:r>
-        <w:rPr>
-          <w:lang w:val="en-CA"/>
-        </w:rPr>
-        <w:t xml:space="preserve"> authors contributed equally to this research</w:t>
+        <w:t xml:space="preserve"> both authors contributed equally to this research</w:t>
       </w:r>
       <w:r>
         <w:rPr>
@@ -21064,18 +19978,8 @@
           <w:iCs/>
           <w:lang w:val="en-CA"/>
         </w:rPr>
-        <w:t> </w:t>
-      </w:r>
-      <w:proofErr w:type="gramStart"/>
-      <w:r>
-        <w:rPr>
-          <w:i/>
-          <w:iCs/>
-          <w:lang w:val="en-CA"/>
-        </w:rPr>
-        <w:t>Science</w:t>
-      </w:r>
-      <w:proofErr w:type="gramEnd"/>
+        <w:t> Science</w:t>
+      </w:r>
       <w:r>
         <w:rPr>
           <w:iCs/>
@@ -21536,21 +20440,7 @@
         <w:rPr>
           <w:lang w:val="en-CA"/>
         </w:rPr>
-        <w:t xml:space="preserve">, </w:t>
-      </w:r>
-      <w:proofErr w:type="spellStart"/>
-      <w:r>
-        <w:rPr>
-          <w:lang w:val="en-CA"/>
-        </w:rPr>
-        <w:t>Katunar</w:t>
-      </w:r>
-      <w:proofErr w:type="spellEnd"/>
-      <w:r>
-        <w:rPr>
-          <w:lang w:val="en-CA"/>
-        </w:rPr>
-        <w:t xml:space="preserve">, D., Nisbett, R.E., &amp; Kitayama, S. (2008). Holism in a European </w:t>
+        <w:t xml:space="preserve">, Katunar, D., Nisbett, R.E., &amp; Kitayama, S. (2008). Holism in a European </w:t>
       </w:r>
       <w:r>
         <w:rPr>
@@ -22136,21 +21026,7 @@
         <w:rPr>
           <w:lang w:val="en-CA"/>
         </w:rPr>
-        <w:t>). Evidence-based training of wisdom in business and management: Use of scientific insights about malleability of practical wisdom for rigorous interventions. In B. Schwartz, C. Bernacchio, C. González-</w:t>
-      </w:r>
-      <w:proofErr w:type="spellStart"/>
-      <w:r>
-        <w:rPr>
-          <w:lang w:val="en-CA"/>
-        </w:rPr>
-        <w:t>Cantón</w:t>
-      </w:r>
-      <w:proofErr w:type="spellEnd"/>
-      <w:r>
-        <w:rPr>
-          <w:lang w:val="en-CA"/>
-        </w:rPr>
-        <w:t xml:space="preserve"> &amp; A. Robson (Eds.), </w:t>
+        <w:t xml:space="preserve">). Evidence-based training of wisdom in business and management: Use of scientific insights about malleability of practical wisdom for rigorous interventions. In B. Schwartz, C. Bernacchio, C. González-Cantón &amp; A. Robson (Eds.), </w:t>
       </w:r>
       <w:r>
         <w:rPr>
@@ -22322,21 +21198,7 @@
         <w:rPr>
           <w:lang w:val="en-CA"/>
         </w:rPr>
-        <w:t xml:space="preserve">Culture, cognition and cultural change in social class. In W. H. Brekhus &amp; G. </w:t>
-      </w:r>
-      <w:proofErr w:type="spellStart"/>
-      <w:r>
-        <w:rPr>
-          <w:lang w:val="en-CA"/>
-        </w:rPr>
-        <w:t>Ingatow</w:t>
-      </w:r>
-      <w:proofErr w:type="spellEnd"/>
-      <w:r>
-        <w:rPr>
-          <w:lang w:val="en-CA"/>
-        </w:rPr>
-        <w:t xml:space="preserve"> (Eds.), </w:t>
+        <w:t xml:space="preserve">Culture, cognition and cultural change in social class. In W. H. Brekhus &amp; G. Ingatow (Eds.), </w:t>
       </w:r>
       <w:r>
         <w:rPr>
@@ -22847,21 +21709,7 @@
         <w:rPr>
           <w:lang w:val="en-CA"/>
         </w:rPr>
-        <w:t xml:space="preserve"> (2018). The role of culture in understanding and evaluating emotional intelligence. In K. V. Keefer, J. D. Parker, &amp; D. H. </w:t>
-      </w:r>
-      <w:proofErr w:type="spellStart"/>
-      <w:r>
-        <w:rPr>
-          <w:lang w:val="en-CA"/>
-        </w:rPr>
-        <w:t>Saklofske</w:t>
-      </w:r>
-      <w:proofErr w:type="spellEnd"/>
-      <w:r>
-        <w:rPr>
-          <w:lang w:val="en-CA"/>
-        </w:rPr>
-        <w:t xml:space="preserve"> (Eds.). </w:t>
+        <w:t xml:space="preserve"> (2018). The role of culture in understanding and evaluating emotional intelligence. In K. V. Keefer, J. D. Parker, &amp; D. H. Saklofske (Eds.). </w:t>
       </w:r>
       <w:r>
         <w:rPr>
@@ -23310,13 +22158,7 @@
               <w:rPr>
                 <w:lang w:val="en-CA"/>
               </w:rPr>
-              <w:t xml:space="preserve">, </w:t>
-            </w:r>
-            <w:r>
-              <w:rPr>
-                <w:lang w:val="en-CA"/>
-              </w:rPr>
-              <w:t>European University Institute, Florence, Italy</w:t>
+              <w:t>, European University Institute, Florence, Italy</w:t>
             </w:r>
           </w:p>
         </w:tc>
@@ -23670,21 +22512,7 @@
               <w:rPr>
                 <w:lang w:val="en-CA"/>
               </w:rPr>
-              <w:t xml:space="preserve">Jnana </w:t>
-            </w:r>
-            <w:proofErr w:type="spellStart"/>
-            <w:r>
-              <w:rPr>
-                <w:lang w:val="en-CA"/>
-              </w:rPr>
-              <w:t>Prabodhini</w:t>
-            </w:r>
-            <w:proofErr w:type="spellEnd"/>
-            <w:r>
-              <w:rPr>
-                <w:lang w:val="en-CA"/>
-              </w:rPr>
-              <w:t xml:space="preserve"> Social Science Study Centre, Pune, India</w:t>
+              <w:t>Jnana Prabodhini Social Science Study Centre, Pune, India</w:t>
             </w:r>
           </w:p>
         </w:tc>
@@ -23739,23 +22567,7 @@
               <w:rPr>
                 <w:lang w:val="en-CA"/>
               </w:rPr>
-              <w:t xml:space="preserve">Department of Humanities &amp; Social </w:t>
-            </w:r>
-            <w:proofErr w:type="spellStart"/>
-            <w:proofErr w:type="gramStart"/>
-            <w:r>
-              <w:rPr>
-                <w:lang w:val="en-CA"/>
-              </w:rPr>
-              <w:t>Sciences,Mumbai</w:t>
-            </w:r>
-            <w:proofErr w:type="spellEnd"/>
-            <w:proofErr w:type="gramEnd"/>
-            <w:r>
-              <w:rPr>
-                <w:lang w:val="en-CA"/>
-              </w:rPr>
-              <w:t>, India</w:t>
+              <w:t>Department of Humanities &amp; Social Sciences,Mumbai, India</w:t>
             </w:r>
           </w:p>
         </w:tc>
@@ -23867,19 +22679,11 @@
                 <w:lang w:val="en-CA"/>
               </w:rPr>
             </w:pPr>
-            <w:proofErr w:type="spellStart"/>
-            <w:r>
-              <w:rPr>
-                <w:lang w:val="en-CA"/>
-              </w:rPr>
-              <w:t>TUDelft</w:t>
-            </w:r>
-            <w:proofErr w:type="spellEnd"/>
-            <w:r>
-              <w:rPr>
-                <w:lang w:val="en-CA"/>
-              </w:rPr>
-              <w:t xml:space="preserve">, </w:t>
+            <w:r>
+              <w:rPr>
+                <w:lang w:val="en-CA"/>
+              </w:rPr>
+              <w:t xml:space="preserve">TUDelft, </w:t>
             </w:r>
             <w:r>
               <w:rPr>
@@ -24797,47 +23601,11 @@
                 <w:lang w:val="en-CA"/>
               </w:rPr>
             </w:pPr>
-            <w:proofErr w:type="spellStart"/>
-            <w:r>
-              <w:rPr>
-                <w:lang w:val="en-CA"/>
-              </w:rPr>
-              <w:t>Iscte</w:t>
-            </w:r>
-            <w:proofErr w:type="spellEnd"/>
-            <w:r>
-              <w:rPr>
-                <w:lang w:val="en-CA"/>
-              </w:rPr>
-              <w:t xml:space="preserve"> – Instituto </w:t>
-            </w:r>
-            <w:proofErr w:type="spellStart"/>
-            <w:r>
-              <w:rPr>
-                <w:lang w:val="en-CA"/>
-              </w:rPr>
-              <w:t>Universitário</w:t>
-            </w:r>
-            <w:proofErr w:type="spellEnd"/>
-            <w:r>
-              <w:rPr>
-                <w:lang w:val="en-CA"/>
-              </w:rPr>
-              <w:t xml:space="preserve"> de Lisboa, </w:t>
-            </w:r>
-            <w:proofErr w:type="spellStart"/>
-            <w:r>
-              <w:rPr>
-                <w:lang w:val="en-CA"/>
-              </w:rPr>
-              <w:t>SocioDigital</w:t>
-            </w:r>
-            <w:proofErr w:type="spellEnd"/>
-            <w:r>
-              <w:rPr>
-                <w:lang w:val="en-CA"/>
-              </w:rPr>
-              <w:t xml:space="preserve"> Lab for Public Policy</w:t>
+            <w:r>
+              <w:rPr>
+                <w:lang w:val="en-CA"/>
+              </w:rPr>
+              <w:t>Iscte – Instituto Universitário de Lisboa, SocioDigital Lab for Public Policy</w:t>
             </w:r>
           </w:p>
         </w:tc>
@@ -24943,33 +23711,11 @@
               </w:rPr>
               <w:t xml:space="preserve">), </w:t>
             </w:r>
-            <w:proofErr w:type="spellStart"/>
-            <w:r>
-              <w:rPr>
-                <w:lang w:val="en-CA"/>
-              </w:rPr>
-              <w:t>EQuity</w:t>
-            </w:r>
-            <w:proofErr w:type="spellEnd"/>
-            <w:r>
-              <w:rPr>
-                <w:lang w:val="en-CA"/>
-              </w:rPr>
-              <w:t xml:space="preserve"> &amp; </w:t>
-            </w:r>
-            <w:proofErr w:type="spellStart"/>
-            <w:r>
-              <w:rPr>
-                <w:lang w:val="en-CA"/>
-              </w:rPr>
-              <w:t>EQuality</w:t>
-            </w:r>
-            <w:proofErr w:type="spellEnd"/>
-            <w:r>
-              <w:rPr>
-                <w:lang w:val="en-CA"/>
-              </w:rPr>
-              <w:t xml:space="preserve"> Using AI and Learning </w:t>
+            <w:r>
+              <w:rPr>
+                <w:lang w:val="en-CA"/>
+              </w:rPr>
+              <w:t xml:space="preserve">EQuity &amp; EQuality Using AI and Learning </w:t>
             </w:r>
             <w:r>
               <w:rPr>
@@ -25269,21 +24015,7 @@
               <w:rPr>
                 <w:lang w:val="en-CA"/>
               </w:rPr>
-              <w:t xml:space="preserve">MIT </w:t>
-            </w:r>
-            <w:proofErr w:type="spellStart"/>
-            <w:r>
-              <w:rPr>
-                <w:lang w:val="en-CA"/>
-              </w:rPr>
-              <w:t>FutureTech</w:t>
-            </w:r>
-            <w:proofErr w:type="spellEnd"/>
-            <w:r>
-              <w:rPr>
-                <w:lang w:val="en-CA"/>
-              </w:rPr>
-              <w:t xml:space="preserve">, </w:t>
+              <w:t xml:space="preserve">MIT FutureTech, </w:t>
             </w:r>
             <w:r>
               <w:rPr>
@@ -26505,63 +25237,7 @@
               <w:rPr>
                 <w:lang w:val="en-CA"/>
               </w:rPr>
-              <w:t>University of Granada, Spain, “</w:t>
-            </w:r>
-            <w:proofErr w:type="spellStart"/>
-            <w:r>
-              <w:rPr>
-                <w:lang w:val="en-CA"/>
-              </w:rPr>
-              <w:t>Perspectivas</w:t>
-            </w:r>
-            <w:proofErr w:type="spellEnd"/>
-            <w:r>
-              <w:rPr>
-                <w:lang w:val="en-CA"/>
-              </w:rPr>
-              <w:t xml:space="preserve"> del </w:t>
-            </w:r>
-            <w:proofErr w:type="spellStart"/>
-            <w:r>
-              <w:rPr>
-                <w:lang w:val="en-CA"/>
-              </w:rPr>
-              <w:t>Máster</w:t>
-            </w:r>
-            <w:proofErr w:type="spellEnd"/>
-            <w:r>
-              <w:rPr>
-                <w:lang w:val="en-CA"/>
-              </w:rPr>
-              <w:t xml:space="preserve"> </w:t>
-            </w:r>
-            <w:proofErr w:type="spellStart"/>
-            <w:r>
-              <w:rPr>
-                <w:lang w:val="en-CA"/>
-              </w:rPr>
-              <w:t>en</w:t>
-            </w:r>
-            <w:proofErr w:type="spellEnd"/>
-            <w:r>
-              <w:rPr>
-                <w:lang w:val="en-CA"/>
-              </w:rPr>
-              <w:t xml:space="preserve"> Neurociencia </w:t>
-            </w:r>
-            <w:proofErr w:type="spellStart"/>
-            <w:r>
-              <w:rPr>
-                <w:lang w:val="en-CA"/>
-              </w:rPr>
-              <w:t>Cognitiva</w:t>
-            </w:r>
-            <w:proofErr w:type="spellEnd"/>
-            <w:r>
-              <w:rPr>
-                <w:lang w:val="en-CA"/>
-              </w:rPr>
-              <w:t>” Seminar</w:t>
+              <w:t>University of Granada, Spain, “Perspectivas del Máster en Neurociencia Cognitiva” Seminar</w:t>
             </w:r>
           </w:p>
         </w:tc>
@@ -26979,7 +25655,6 @@
               </w:rPr>
             </w:pPr>
             <w:hyperlink r:id="rId49" w:history="1">
-              <w:proofErr w:type="spellStart"/>
               <w:r>
                 <w:rPr>
                   <w:rStyle w:val="Hyperlink"/>
@@ -26987,7 +25662,6 @@
                 </w:rPr>
                 <w:t>CanCOVID</w:t>
               </w:r>
-              <w:proofErr w:type="spellEnd"/>
             </w:hyperlink>
           </w:p>
         </w:tc>
@@ -28426,21 +27100,7 @@
               <w:rPr>
                 <w:lang w:val="en-CA"/>
               </w:rPr>
-              <w:t xml:space="preserve">Alpen-Adria-University Klagenfurt, </w:t>
-            </w:r>
-            <w:proofErr w:type="gramStart"/>
-            <w:r>
-              <w:rPr>
-                <w:lang w:val="en-CA"/>
-              </w:rPr>
-              <w:t>Austria,  Department</w:t>
-            </w:r>
-            <w:proofErr w:type="gramEnd"/>
-            <w:r>
-              <w:rPr>
-                <w:lang w:val="en-CA"/>
-              </w:rPr>
-              <w:t xml:space="preserve"> of Psychology </w:t>
+              <w:t xml:space="preserve">Alpen-Adria-University Klagenfurt, Austria,  Department of Psychology </w:t>
             </w:r>
           </w:p>
         </w:tc>
@@ -28926,44 +27586,8 @@
               <w:rPr>
                 <w:lang w:val="en-CA"/>
               </w:rPr>
-              <w:t xml:space="preserve">University of Lausanne, CH, Programme Doctoral </w:t>
-            </w:r>
-            <w:proofErr w:type="spellStart"/>
-            <w:r>
-              <w:rPr>
-                <w:lang w:val="en-CA"/>
-              </w:rPr>
-              <w:t>Romande</w:t>
-            </w:r>
-            <w:proofErr w:type="spellEnd"/>
-            <w:r>
-              <w:rPr>
-                <w:lang w:val="en-CA"/>
-              </w:rPr>
-              <w:t xml:space="preserve"> </w:t>
-            </w:r>
-            <w:proofErr w:type="spellStart"/>
-            <w:r>
-              <w:rPr>
-                <w:lang w:val="en-CA"/>
-              </w:rPr>
-              <w:t>en</w:t>
-            </w:r>
-            <w:proofErr w:type="spellEnd"/>
-            <w:r>
-              <w:rPr>
-                <w:lang w:val="en-CA"/>
-              </w:rPr>
-              <w:t xml:space="preserve"> </w:t>
-            </w:r>
-            <w:proofErr w:type="spellStart"/>
-            <w:r>
-              <w:rPr>
-                <w:lang w:val="en-CA"/>
-              </w:rPr>
-              <w:t>Psychologie</w:t>
-            </w:r>
-            <w:proofErr w:type="spellEnd"/>
+              <w:t>University of Lausanne, CH, Programme Doctoral Romande en Psychologie</w:t>
+            </w:r>
           </w:p>
         </w:tc>
       </w:tr>
@@ -29636,14 +28260,7 @@
               <w:rPr>
                 <w:lang w:val="en-CA"/>
               </w:rPr>
-              <w:t xml:space="preserve">Transformation in a Time of </w:t>
-            </w:r>
-            <w:proofErr w:type="spellStart"/>
-            <w:r>
-              <w:rPr>
-                <w:lang w:val="en-CA"/>
-              </w:rPr>
-              <w:t>Metacrisi</w:t>
+              <w:t>Transformation in a Time of Metacrisi</w:t>
             </w:r>
             <w:r>
               <w:rPr>
@@ -29651,7 +28268,6 @@
               </w:rPr>
               <w:t>s</w:t>
             </w:r>
-            <w:proofErr w:type="spellEnd"/>
           </w:p>
         </w:tc>
       </w:tr>
@@ -29713,19 +28329,11 @@
               </w:rPr>
               <w:t xml:space="preserve">the </w:t>
             </w:r>
-            <w:proofErr w:type="gramStart"/>
-            <w:r>
-              <w:rPr>
-                <w:lang w:val="en-CA"/>
-              </w:rPr>
-              <w:t>mini-symposium</w:t>
-            </w:r>
-            <w:proofErr w:type="gramEnd"/>
-            <w:r>
-              <w:rPr>
-                <w:lang w:val="en-CA"/>
-              </w:rPr>
-              <w:t xml:space="preserve"> “</w:t>
+            <w:r>
+              <w:rPr>
+                <w:lang w:val="en-CA"/>
+              </w:rPr>
+              <w:t>mini-symposium “</w:t>
             </w:r>
             <w:r>
               <w:rPr>
@@ -30046,14 +28654,12 @@
               </w:rPr>
               <w:t xml:space="preserve">Invited Panelist for the debate on “The Viability of Using LLMs in Higher Education” conference, </w:t>
             </w:r>
-            <w:proofErr w:type="spellStart"/>
             <w:r>
               <w:rPr>
                 <w:lang w:val="en-CA"/>
               </w:rPr>
               <w:t>JeXed</w:t>
             </w:r>
-            <w:proofErr w:type="spellEnd"/>
             <w:r>
               <w:rPr>
                 <w:lang w:val="en-CA"/>
@@ -30397,19 +29003,11 @@
               </w:rPr>
               <w:t xml:space="preserve">Toronto Metropolitan University, CERC Migration, invited paper at the </w:t>
             </w:r>
-            <w:proofErr w:type="gramStart"/>
-            <w:r>
-              <w:rPr>
-                <w:lang w:val="en-CA"/>
-              </w:rPr>
-              <w:t>International</w:t>
-            </w:r>
-            <w:proofErr w:type="gramEnd"/>
-            <w:r>
-              <w:rPr>
-                <w:lang w:val="en-CA"/>
-              </w:rPr>
-              <w:t xml:space="preserve"> </w:t>
+            <w:r>
+              <w:rPr>
+                <w:lang w:val="en-CA"/>
+              </w:rPr>
+              <w:t xml:space="preserve">International </w:t>
             </w:r>
             <w:r>
               <w:rPr>
@@ -30660,21 +29258,7 @@
               <w:rPr>
                 <w:lang w:val="en-CA"/>
               </w:rPr>
-              <w:t xml:space="preserve">McGill University, Centre for the Convergence of Health and Economics, </w:t>
-            </w:r>
-            <w:proofErr w:type="gramStart"/>
-            <w:r>
-              <w:rPr>
-                <w:lang w:val="en-CA"/>
-              </w:rPr>
-              <w:t>Invited</w:t>
-            </w:r>
-            <w:proofErr w:type="gramEnd"/>
-            <w:r>
-              <w:rPr>
-                <w:lang w:val="en-CA"/>
-              </w:rPr>
-              <w:t xml:space="preserve"> panelist at the </w:t>
+              <w:t xml:space="preserve">McGill University, Centre for the Convergence of Health and Economics, Invited panelist at the </w:t>
             </w:r>
             <w:r>
               <w:rPr>
@@ -31210,21 +29794,7 @@
               <w:rPr>
                 <w:lang w:val="en-CA"/>
               </w:rPr>
-              <w:t xml:space="preserve"> on “</w:t>
-            </w:r>
-            <w:proofErr w:type="spellStart"/>
-            <w:r>
-              <w:rPr>
-                <w:lang w:val="en-CA"/>
-              </w:rPr>
-              <w:t>Neuroethics</w:t>
-            </w:r>
-            <w:proofErr w:type="spellEnd"/>
-            <w:r>
-              <w:rPr>
-                <w:lang w:val="en-CA"/>
-              </w:rPr>
-              <w:t xml:space="preserve">, free will, and the self” </w:t>
+              <w:t xml:space="preserve"> on “Neuroethics, free will, and the self” </w:t>
             </w:r>
           </w:p>
         </w:tc>
@@ -31766,39 +30336,7 @@
                 <w:bCs/>
                 <w:lang w:val="en-CA"/>
               </w:rPr>
-              <w:t xml:space="preserve">Invited workshop at the “Tabula Rasa: </w:t>
-            </w:r>
-            <w:proofErr w:type="spellStart"/>
-            <w:r>
-              <w:rPr>
-                <w:bCs/>
-                <w:lang w:val="en-CA"/>
-              </w:rPr>
-              <w:t>Neuroscienze</w:t>
-            </w:r>
-            <w:proofErr w:type="spellEnd"/>
-            <w:r>
-              <w:rPr>
-                <w:bCs/>
-                <w:lang w:val="en-CA"/>
-              </w:rPr>
-              <w:t xml:space="preserve"> e culture” conference of the </w:t>
-            </w:r>
-            <w:proofErr w:type="spellStart"/>
-            <w:r>
-              <w:rPr>
-                <w:bCs/>
-                <w:lang w:val="en-CA"/>
-              </w:rPr>
-              <w:t>Intercultura</w:t>
-            </w:r>
-            <w:proofErr w:type="spellEnd"/>
-            <w:r>
-              <w:rPr>
-                <w:bCs/>
-                <w:lang w:val="en-CA"/>
-              </w:rPr>
-              <w:t xml:space="preserve"> Foundation in Florence, Italy</w:t>
+              <w:t>Invited workshop at the “Tabula Rasa: Neuroscienze e culture” conference of the Intercultura Foundation in Florence, Italy</w:t>
             </w:r>
           </w:p>
         </w:tc>
@@ -34106,7 +32644,6 @@
           <w:lang w:val="en-CA"/>
         </w:rPr>
       </w:pPr>
-      <w:proofErr w:type="spellStart"/>
       <w:r>
         <w:rPr>
           <w:u w:val="single"/>
@@ -34114,7 +32651,6 @@
         </w:rPr>
         <w:t>Kachhiyapatel</w:t>
       </w:r>
-      <w:proofErr w:type="spellEnd"/>
       <w:r>
         <w:rPr>
           <w:u w:val="single"/>
@@ -34252,7 +32788,6 @@
           <w:lang w:val="en-CA"/>
         </w:rPr>
       </w:pPr>
-      <w:proofErr w:type="spellStart"/>
       <w:r>
         <w:rPr>
           <w:u w:val="single"/>
@@ -34260,7 +32795,6 @@
         </w:rPr>
         <w:t>Kachhiyapatel</w:t>
       </w:r>
-      <w:proofErr w:type="spellEnd"/>
       <w:r>
         <w:rPr>
           <w:u w:val="single"/>
@@ -34351,46 +32885,29 @@
           <w:bCs/>
           <w:lang w:val="en-CA"/>
         </w:rPr>
-        <w:t xml:space="preserve">Data </w:t>
-      </w:r>
-      <w:proofErr w:type="gramStart"/>
+        <w:t>Data blitz talk</w:t>
+      </w:r>
       <w:r>
         <w:rPr>
           <w:bCs/>
           <w:lang w:val="en-CA"/>
         </w:rPr>
-        <w:t>blitz</w:t>
-      </w:r>
-      <w:proofErr w:type="gramEnd"/>
+        <w:t xml:space="preserve"> at the </w:t>
+      </w:r>
       <w:r>
         <w:rPr>
           <w:bCs/>
           <w:lang w:val="en-CA"/>
         </w:rPr>
-        <w:t xml:space="preserve"> talk</w:t>
+        <w:t xml:space="preserve">Computational Psychology Pre-conference </w:t>
       </w:r>
       <w:r>
         <w:rPr>
           <w:bCs/>
           <w:lang w:val="en-CA"/>
         </w:rPr>
-        <w:t xml:space="preserve"> at the </w:t>
-      </w:r>
-      <w:r>
-        <w:rPr>
-          <w:bCs/>
-          <w:lang w:val="en-CA"/>
-        </w:rPr>
-        <w:t xml:space="preserve">Computational Psychology Pre-conference </w:t>
-      </w:r>
-      <w:r>
-        <w:rPr>
-          <w:bCs/>
-          <w:lang w:val="en-CA"/>
-        </w:rPr>
         <w:t xml:space="preserve">of the </w:t>
       </w:r>
-      <w:proofErr w:type="gramStart"/>
       <w:r>
         <w:rPr>
           <w:lang w:val="en-CA"/>
@@ -34410,7 +32927,6 @@
         </w:rPr>
         <w:t>rd</w:t>
       </w:r>
-      <w:proofErr w:type="gramEnd"/>
       <w:r>
         <w:rPr>
           <w:lang w:val="en-CA"/>
@@ -34527,83 +33043,490 @@
         </w:rPr>
         <w:t xml:space="preserve">Amarasuriya, S. D., </w:t>
       </w:r>
-      <w:proofErr w:type="spellStart"/>
       <w:r>
         <w:rPr>
           <w:bCs/>
           <w:u w:val="single"/>
           <w:lang w:val="en-CA"/>
         </w:rPr>
-        <w:t>Dhammage</w:t>
-      </w:r>
-      <w:proofErr w:type="spellEnd"/>
+        <w:t>Dhammage, T</w:t>
+      </w:r>
+      <w:r>
+        <w:rPr>
+          <w:bCs/>
+          <w:lang w:val="en-CA"/>
+        </w:rPr>
+        <w:t xml:space="preserve">., </w:t>
+      </w:r>
+      <w:r>
+        <w:rPr>
+          <w:bCs/>
+          <w:lang w:val="en-CA"/>
+        </w:rPr>
+        <w:t xml:space="preserve">Jayawickreme, E., &amp; </w:t>
+      </w:r>
+      <w:r>
+        <w:rPr>
+          <w:b/>
+          <w:lang w:val="en-CA"/>
+        </w:rPr>
+        <w:t>Grossmann, I</w:t>
+      </w:r>
+      <w:r>
+        <w:rPr>
+          <w:bCs/>
+          <w:lang w:val="en-CA"/>
+        </w:rPr>
+        <w:t>.</w:t>
+      </w:r>
+      <w:r>
+        <w:rPr>
+          <w:bCs/>
+          <w:i/>
+          <w:iCs/>
+          <w:lang w:val="en-CA"/>
+        </w:rPr>
+        <w:t xml:space="preserve"> </w:t>
+      </w:r>
+      <w:r>
+        <w:rPr>
+          <w:bCs/>
+          <w:lang w:val="en-CA"/>
+        </w:rPr>
+        <w:t xml:space="preserve">(2024, Dec). </w:t>
+      </w:r>
+      <w:r>
+        <w:rPr>
+          <w:bCs/>
+          <w:i/>
+          <w:iCs/>
+          <w:lang w:val="en-CA"/>
+        </w:rPr>
+        <w:t>Looking at things differently: The effects of perspective-taking on wise-reasoning and stress</w:t>
+      </w:r>
+      <w:r>
+        <w:rPr>
+          <w:bCs/>
+          <w:lang w:val="en-CA"/>
+        </w:rPr>
+        <w:t>.</w:t>
+      </w:r>
+      <w:r>
+        <w:rPr>
+          <w:lang w:val="en-CA"/>
+        </w:rPr>
+        <w:t xml:space="preserve"> </w:t>
+      </w:r>
+      <w:r>
+        <w:rPr>
+          <w:lang w:val="en-CA"/>
+        </w:rPr>
+        <w:t xml:space="preserve">Paper presented </w:t>
+      </w:r>
+      <w:r>
+        <w:rPr>
+          <w:lang w:val="en-CA"/>
+        </w:rPr>
+        <w:t xml:space="preserve">at the 2024 Singapore Conference on Applied Psychology. </w:t>
+      </w:r>
+    </w:p>
+    <w:p>
+      <w:pPr>
+        <w:spacing w:after="240"/>
+        <w:ind w:left="720" w:hanging="706"/>
+        <w:rPr>
+          <w:lang w:val="en-CA"/>
+        </w:rPr>
+      </w:pPr>
+      <w:r>
+        <w:rPr>
+          <w:b/>
+          <w:lang w:val="en-CA"/>
+        </w:rPr>
+        <w:t>Grossmann, I</w:t>
+      </w:r>
+      <w:r>
+        <w:rPr>
+          <w:bCs/>
+          <w:lang w:val="en-CA"/>
+        </w:rPr>
+        <w:t>.</w:t>
+      </w:r>
+      <w:r>
+        <w:rPr>
+          <w:lang w:val="en-CA"/>
+        </w:rPr>
+        <w:t xml:space="preserve"> (202</w:t>
+      </w:r>
+      <w:r>
+        <w:rPr>
+          <w:lang w:val="en-CA"/>
+        </w:rPr>
+        <w:t>4</w:t>
+      </w:r>
+      <w:r>
+        <w:rPr>
+          <w:lang w:val="en-CA"/>
+        </w:rPr>
+        <w:t xml:space="preserve">, </w:t>
+      </w:r>
+      <w:r>
+        <w:rPr>
+          <w:lang w:val="en-CA"/>
+        </w:rPr>
+        <w:t>August</w:t>
+      </w:r>
+      <w:r>
+        <w:rPr>
+          <w:lang w:val="en-CA"/>
+        </w:rPr>
+        <w:t xml:space="preserve">). </w:t>
+      </w:r>
+      <w:r>
+        <w:rPr>
+          <w:i/>
+          <w:lang w:val="en-CA"/>
+        </w:rPr>
+        <w:t xml:space="preserve">Shadows of </w:t>
+      </w:r>
+      <w:r>
+        <w:rPr>
+          <w:i/>
+          <w:lang w:val="en-CA"/>
+        </w:rPr>
+        <w:t>w</w:t>
+      </w:r>
+      <w:r>
+        <w:rPr>
+          <w:i/>
+          <w:lang w:val="en-CA"/>
+        </w:rPr>
+        <w:t xml:space="preserve">isdom: Classifying </w:t>
+      </w:r>
+      <w:r>
+        <w:rPr>
+          <w:i/>
+          <w:lang w:val="en-CA"/>
+        </w:rPr>
+        <w:t>m</w:t>
+      </w:r>
+      <w:r>
+        <w:rPr>
+          <w:i/>
+          <w:lang w:val="en-CA"/>
+        </w:rPr>
+        <w:t>eta-</w:t>
+      </w:r>
+      <w:r>
+        <w:rPr>
+          <w:i/>
+          <w:lang w:val="en-CA"/>
+        </w:rPr>
+        <w:t>c</w:t>
+      </w:r>
+      <w:r>
+        <w:rPr>
+          <w:i/>
+          <w:lang w:val="en-CA"/>
+        </w:rPr>
+        <w:t xml:space="preserve">ognitive and </w:t>
+      </w:r>
+      <w:r>
+        <w:rPr>
+          <w:i/>
+          <w:lang w:val="en-CA"/>
+        </w:rPr>
+        <w:t>m</w:t>
+      </w:r>
+      <w:r>
+        <w:rPr>
+          <w:i/>
+          <w:lang w:val="en-CA"/>
+        </w:rPr>
+        <w:t>orally-</w:t>
+      </w:r>
+      <w:r>
+        <w:rPr>
+          <w:i/>
+          <w:lang w:val="en-CA"/>
+        </w:rPr>
+        <w:t>g</w:t>
+      </w:r>
+      <w:r>
+        <w:rPr>
+          <w:i/>
+          <w:lang w:val="en-CA"/>
+        </w:rPr>
+        <w:t xml:space="preserve">rounded </w:t>
+      </w:r>
+      <w:r>
+        <w:rPr>
+          <w:i/>
+          <w:lang w:val="en-CA"/>
+        </w:rPr>
+        <w:t>n</w:t>
+      </w:r>
+      <w:r>
+        <w:rPr>
+          <w:i/>
+          <w:lang w:val="en-CA"/>
+        </w:rPr>
+        <w:t xml:space="preserve">arrative </w:t>
+      </w:r>
+      <w:r>
+        <w:rPr>
+          <w:i/>
+          <w:lang w:val="en-CA"/>
+        </w:rPr>
+        <w:t>c</w:t>
+      </w:r>
+      <w:r>
+        <w:rPr>
+          <w:i/>
+          <w:lang w:val="en-CA"/>
+        </w:rPr>
+        <w:t>ontent via Large Language Models</w:t>
+      </w:r>
+      <w:r>
+        <w:rPr>
+          <w:i/>
+          <w:lang w:val="en-CA"/>
+        </w:rPr>
+        <w:t>.</w:t>
+      </w:r>
+      <w:r>
+        <w:rPr>
+          <w:lang w:val="en-CA"/>
+        </w:rPr>
+        <w:t xml:space="preserve"> Paper presented </w:t>
+      </w:r>
+      <w:r>
+        <w:rPr>
+          <w:lang w:val="en-CA"/>
+        </w:rPr>
+        <w:t>in the symposium “</w:t>
+      </w:r>
+      <w:r>
+        <w:rPr>
+          <w:lang w:val="en-CA"/>
+        </w:rPr>
+        <w:t>Natural Language Processing in Personality Research: Emerging Approaches and Applications</w:t>
+      </w:r>
+      <w:r>
+        <w:rPr>
+          <w:lang w:val="en-CA"/>
+        </w:rPr>
+        <w:t xml:space="preserve">” </w:t>
+      </w:r>
+      <w:r>
+        <w:rPr>
+          <w:lang w:val="en-CA"/>
+        </w:rPr>
+        <w:t xml:space="preserve">chaired by </w:t>
+      </w:r>
+      <w:r>
+        <w:rPr>
+          <w:u w:val="single"/>
+          <w:lang w:val="en-CA"/>
+        </w:rPr>
+        <w:t>M. Rudnev</w:t>
+      </w:r>
+      <w:r>
+        <w:rPr>
+          <w:lang w:val="en-CA"/>
+        </w:rPr>
+        <w:t xml:space="preserve"> and </w:t>
+      </w:r>
+      <w:r>
+        <w:rPr>
+          <w:b/>
+          <w:bCs/>
+          <w:lang w:val="en-CA"/>
+        </w:rPr>
+        <w:t>I. Grossmann</w:t>
+      </w:r>
+      <w:r>
+        <w:rPr>
+          <w:b/>
+          <w:lang w:val="en-CA"/>
+        </w:rPr>
+        <w:t xml:space="preserve"> </w:t>
+      </w:r>
+      <w:r>
+        <w:rPr>
+          <w:lang w:val="en-CA"/>
+        </w:rPr>
+        <w:t xml:space="preserve">at the </w:t>
+      </w:r>
+      <w:r>
+        <w:rPr>
+          <w:lang w:val="en-CA"/>
+        </w:rPr>
+        <w:t>21</w:t>
+      </w:r>
+      <w:r>
+        <w:rPr>
+          <w:vertAlign w:val="superscript"/>
+          <w:lang w:val="en-CA"/>
+        </w:rPr>
+        <w:t>st</w:t>
+      </w:r>
+      <w:r>
+        <w:rPr>
+          <w:lang w:val="en-CA"/>
+        </w:rPr>
+        <w:t xml:space="preserve"> </w:t>
+      </w:r>
+      <w:r>
+        <w:rPr>
+          <w:lang w:val="en-CA"/>
+        </w:rPr>
+        <w:t>European Conference on Personality</w:t>
+      </w:r>
+      <w:r>
+        <w:rPr>
+          <w:lang w:val="en-CA"/>
+        </w:rPr>
+        <w:t>, Berlin, Germany.</w:t>
+      </w:r>
+    </w:p>
+    <w:p>
+      <w:pPr>
+        <w:spacing w:after="240"/>
+        <w:ind w:left="720" w:hanging="706"/>
+        <w:rPr>
+          <w:lang w:val="en-CA"/>
+        </w:rPr>
+      </w:pPr>
       <w:r>
         <w:rPr>
           <w:bCs/>
           <w:u w:val="single"/>
           <w:lang w:val="en-CA"/>
         </w:rPr>
-        <w:t>, T</w:t>
+        <w:t>Izydorczak, K</w:t>
       </w:r>
       <w:r>
         <w:rPr>
           <w:bCs/>
           <w:lang w:val="en-CA"/>
         </w:rPr>
-        <w:t xml:space="preserve">., </w:t>
+        <w:t>. &amp;</w:t>
+      </w:r>
+      <w:r>
+        <w:rPr>
+          <w:b/>
+          <w:lang w:val="en-CA"/>
+        </w:rPr>
+        <w:t xml:space="preserve"> </w:t>
+      </w:r>
+      <w:r>
+        <w:rPr>
+          <w:b/>
+          <w:lang w:val="en-CA"/>
+        </w:rPr>
+        <w:t>Grossmann, I</w:t>
       </w:r>
       <w:r>
         <w:rPr>
           <w:bCs/>
           <w:lang w:val="en-CA"/>
         </w:rPr>
-        <w:t xml:space="preserve">Jayawickreme, E., &amp; </w:t>
+        <w:t>.</w:t>
+      </w:r>
+      <w:r>
+        <w:rPr>
+          <w:lang w:val="en-CA"/>
+        </w:rPr>
+        <w:t xml:space="preserve"> (202</w:t>
+      </w:r>
+      <w:r>
+        <w:rPr>
+          <w:lang w:val="en-CA"/>
+        </w:rPr>
+        <w:t>4</w:t>
+      </w:r>
+      <w:r>
+        <w:rPr>
+          <w:lang w:val="en-CA"/>
+        </w:rPr>
+        <w:t xml:space="preserve">, </w:t>
+      </w:r>
+      <w:r>
+        <w:rPr>
+          <w:lang w:val="en-CA"/>
+        </w:rPr>
+        <w:t>August</w:t>
+      </w:r>
+      <w:r>
+        <w:rPr>
+          <w:lang w:val="en-CA"/>
+        </w:rPr>
+        <w:t xml:space="preserve">). </w:t>
+      </w:r>
+      <w:r>
+        <w:rPr>
+          <w:i/>
+          <w:lang w:val="en-CA"/>
+        </w:rPr>
+        <w:t>PANDexit - Predictions of post-pandemic cultural change</w:t>
+      </w:r>
+      <w:r>
+        <w:rPr>
+          <w:i/>
+          <w:lang w:val="en-CA"/>
+        </w:rPr>
+        <w:t>.</w:t>
+      </w:r>
+      <w:r>
+        <w:rPr>
+          <w:lang w:val="en-CA"/>
+        </w:rPr>
+        <w:t xml:space="preserve"> Paper presented </w:t>
+      </w:r>
+      <w:r>
+        <w:rPr>
+          <w:lang w:val="en-CA"/>
+        </w:rPr>
+        <w:t>in the session “</w:t>
+      </w:r>
+      <w:r>
+        <w:rPr>
+          <w:lang w:val="en-CA"/>
+        </w:rPr>
+        <w:t>The Role of Personality and Cognition and Social Psychological Research Questions</w:t>
+      </w:r>
+      <w:r>
+        <w:rPr>
+          <w:lang w:val="en-CA"/>
+        </w:rPr>
+        <w:t>”</w:t>
       </w:r>
       <w:r>
         <w:rPr>
           <w:b/>
           <w:lang w:val="en-CA"/>
         </w:rPr>
-        <w:t>Grossmann, I</w:t>
-      </w:r>
-      <w:r>
-        <w:rPr>
-          <w:bCs/>
-          <w:lang w:val="en-CA"/>
-        </w:rPr>
-        <w:t>.</w:t>
-      </w:r>
-      <w:r>
-        <w:rPr>
-          <w:bCs/>
-          <w:i/>
-          <w:iCs/>
-          <w:lang w:val="en-CA"/>
-        </w:rPr>
         <w:t xml:space="preserve"> </w:t>
       </w:r>
       <w:r>
         <w:rPr>
-          <w:bCs/>
-          <w:lang w:val="en-CA"/>
-        </w:rPr>
-        <w:t xml:space="preserve">(2024, Dec). </w:t>
-      </w:r>
-      <w:r>
-        <w:rPr>
-          <w:bCs/>
-          <w:i/>
-          <w:iCs/>
-          <w:lang w:val="en-CA"/>
-        </w:rPr>
-        <w:t>Looking at things differently: The effects of perspective-taking on wise-reasoning and stress</w:t>
-      </w:r>
-      <w:r>
-        <w:rPr>
-          <w:bCs/>
-          <w:lang w:val="en-CA"/>
-        </w:rPr>
-        <w:t>.</w:t>
+          <w:lang w:val="en-CA"/>
+        </w:rPr>
+        <w:t xml:space="preserve">at the </w:t>
+      </w:r>
+      <w:r>
+        <w:rPr>
+          <w:lang w:val="en-CA"/>
+        </w:rPr>
+        <w:t>21</w:t>
+      </w:r>
+      <w:r>
+        <w:rPr>
+          <w:vertAlign w:val="superscript"/>
+          <w:lang w:val="en-CA"/>
+        </w:rPr>
+        <w:t>st</w:t>
       </w:r>
       <w:r>
         <w:rPr>
@@ -34615,13 +33538,13 @@
         <w:rPr>
           <w:lang w:val="en-CA"/>
         </w:rPr>
-        <w:t xml:space="preserve">Paper presented </w:t>
-      </w:r>
-      <w:r>
-        <w:rPr>
-          <w:lang w:val="en-CA"/>
-        </w:rPr>
-        <w:t xml:space="preserve">at the 2024 Singapore Conference on Applied Psychology. </w:t>
+        <w:t>European Conference on Personality</w:t>
+      </w:r>
+      <w:r>
+        <w:rPr>
+          <w:lang w:val="en-CA"/>
+        </w:rPr>
+        <w:t>, Berlin, Germany.</w:t>
       </w:r>
     </w:p>
     <w:p>
@@ -34629,454 +33552,17 @@
         <w:spacing w:after="240"/>
         <w:ind w:left="720" w:hanging="706"/>
         <w:rPr>
-          <w:lang w:val="en-CA"/>
-        </w:rPr>
-      </w:pPr>
-      <w:r>
-        <w:rPr>
-          <w:b/>
-          <w:lang w:val="en-CA"/>
-        </w:rPr>
-        <w:t>Grossmann, I</w:t>
-      </w:r>
-      <w:r>
-        <w:rPr>
           <w:bCs/>
           <w:lang w:val="en-CA"/>
         </w:rPr>
-        <w:t>.</w:t>
-      </w:r>
-      <w:r>
-        <w:rPr>
-          <w:lang w:val="en-CA"/>
-        </w:rPr>
-        <w:t xml:space="preserve"> (202</w:t>
-      </w:r>
-      <w:r>
-        <w:rPr>
-          <w:lang w:val="en-CA"/>
-        </w:rPr>
-        <w:t>4</w:t>
-      </w:r>
-      <w:r>
-        <w:rPr>
-          <w:lang w:val="en-CA"/>
-        </w:rPr>
-        <w:t xml:space="preserve">, </w:t>
-      </w:r>
-      <w:r>
-        <w:rPr>
-          <w:lang w:val="en-CA"/>
-        </w:rPr>
-        <w:t>August</w:t>
-      </w:r>
-      <w:r>
-        <w:rPr>
-          <w:lang w:val="en-CA"/>
-        </w:rPr>
-        <w:t xml:space="preserve">). </w:t>
-      </w:r>
-      <w:r>
-        <w:rPr>
-          <w:i/>
-          <w:lang w:val="en-CA"/>
-        </w:rPr>
-        <w:t xml:space="preserve">Shadows of </w:t>
-      </w:r>
-      <w:r>
-        <w:rPr>
-          <w:i/>
-          <w:lang w:val="en-CA"/>
-        </w:rPr>
-        <w:t>w</w:t>
-      </w:r>
-      <w:r>
-        <w:rPr>
-          <w:i/>
-          <w:lang w:val="en-CA"/>
-        </w:rPr>
-        <w:t xml:space="preserve">isdom: Classifying </w:t>
-      </w:r>
-      <w:r>
-        <w:rPr>
-          <w:i/>
-          <w:lang w:val="en-CA"/>
-        </w:rPr>
-        <w:t>m</w:t>
-      </w:r>
-      <w:r>
-        <w:rPr>
-          <w:i/>
-          <w:lang w:val="en-CA"/>
-        </w:rPr>
-        <w:t>eta-</w:t>
-      </w:r>
-      <w:r>
-        <w:rPr>
-          <w:i/>
-          <w:lang w:val="en-CA"/>
-        </w:rPr>
-        <w:t>c</w:t>
-      </w:r>
-      <w:r>
-        <w:rPr>
-          <w:i/>
-          <w:lang w:val="en-CA"/>
-        </w:rPr>
-        <w:t xml:space="preserve">ognitive and </w:t>
-      </w:r>
-      <w:proofErr w:type="gramStart"/>
-      <w:r>
-        <w:rPr>
-          <w:i/>
-          <w:lang w:val="en-CA"/>
-        </w:rPr>
-        <w:t>m</w:t>
-      </w:r>
-      <w:r>
-        <w:rPr>
-          <w:i/>
-          <w:lang w:val="en-CA"/>
-        </w:rPr>
-        <w:t>orally-</w:t>
-      </w:r>
-      <w:r>
-        <w:rPr>
-          <w:i/>
-          <w:lang w:val="en-CA"/>
-        </w:rPr>
-        <w:t>g</w:t>
-      </w:r>
-      <w:r>
-        <w:rPr>
-          <w:i/>
-          <w:lang w:val="en-CA"/>
-        </w:rPr>
-        <w:t>rounded</w:t>
-      </w:r>
-      <w:proofErr w:type="gramEnd"/>
-      <w:r>
-        <w:rPr>
-          <w:i/>
-          <w:lang w:val="en-CA"/>
-        </w:rPr>
-        <w:t xml:space="preserve"> </w:t>
-      </w:r>
-      <w:r>
-        <w:rPr>
-          <w:i/>
-          <w:lang w:val="en-CA"/>
-        </w:rPr>
-        <w:t>n</w:t>
-      </w:r>
-      <w:r>
-        <w:rPr>
-          <w:i/>
-          <w:lang w:val="en-CA"/>
-        </w:rPr>
-        <w:t xml:space="preserve">arrative </w:t>
-      </w:r>
-      <w:r>
-        <w:rPr>
-          <w:i/>
-          <w:lang w:val="en-CA"/>
-        </w:rPr>
-        <w:t>c</w:t>
-      </w:r>
-      <w:r>
-        <w:rPr>
-          <w:i/>
-          <w:lang w:val="en-CA"/>
-        </w:rPr>
-        <w:t>ontent via Large Language Models</w:t>
-      </w:r>
-      <w:r>
-        <w:rPr>
-          <w:i/>
-          <w:lang w:val="en-CA"/>
-        </w:rPr>
-        <w:t>.</w:t>
-      </w:r>
-      <w:r>
-        <w:rPr>
-          <w:lang w:val="en-CA"/>
-        </w:rPr>
-        <w:t xml:space="preserve"> Paper presented </w:t>
-      </w:r>
-      <w:r>
-        <w:rPr>
-          <w:lang w:val="en-CA"/>
-        </w:rPr>
-        <w:t>in the symposium “</w:t>
-      </w:r>
-      <w:r>
-        <w:rPr>
-          <w:lang w:val="en-CA"/>
-        </w:rPr>
-        <w:t>Natural Language Processing in Personality Research: Emerging Approaches and Applications</w:t>
-      </w:r>
-      <w:r>
-        <w:rPr>
-          <w:lang w:val="en-CA"/>
-        </w:rPr>
-        <w:t xml:space="preserve">” </w:t>
-      </w:r>
-      <w:r>
-        <w:rPr>
-          <w:lang w:val="en-CA"/>
-        </w:rPr>
-        <w:t xml:space="preserve">chaired by </w:t>
-      </w:r>
+      </w:pPr>
       <w:r>
         <w:rPr>
           <w:u w:val="single"/>
           <w:lang w:val="en-CA"/>
         </w:rPr>
-        <w:t>M. Rudnev</w:t>
-      </w:r>
-      <w:r>
-        <w:rPr>
-          <w:lang w:val="en-CA"/>
-        </w:rPr>
-        <w:t xml:space="preserve"> and </w:t>
-      </w:r>
-      <w:r>
-        <w:rPr>
-          <w:b/>
-          <w:bCs/>
-          <w:lang w:val="en-CA"/>
-        </w:rPr>
-        <w:t>I. Grossmann</w:t>
-      </w:r>
-      <w:r>
-        <w:rPr>
-          <w:b/>
-          <w:lang w:val="en-CA"/>
-        </w:rPr>
-        <w:t xml:space="preserve"> </w:t>
-      </w:r>
-      <w:r>
-        <w:rPr>
-          <w:lang w:val="en-CA"/>
-        </w:rPr>
-        <w:t xml:space="preserve">at the </w:t>
-      </w:r>
-      <w:r>
-        <w:rPr>
-          <w:lang w:val="en-CA"/>
-        </w:rPr>
-        <w:t>21</w:t>
-      </w:r>
-      <w:r>
-        <w:rPr>
-          <w:vertAlign w:val="superscript"/>
-          <w:lang w:val="en-CA"/>
-        </w:rPr>
-        <w:t>st</w:t>
-      </w:r>
-      <w:r>
-        <w:rPr>
-          <w:lang w:val="en-CA"/>
-        </w:rPr>
-        <w:t xml:space="preserve"> </w:t>
-      </w:r>
-      <w:r>
-        <w:rPr>
-          <w:lang w:val="en-CA"/>
-        </w:rPr>
-        <w:t>European Conference on Personality</w:t>
-      </w:r>
-      <w:r>
-        <w:rPr>
-          <w:lang w:val="en-CA"/>
-        </w:rPr>
-        <w:t>, Berlin, Germany.</w:t>
-      </w:r>
-    </w:p>
-    <w:p>
-      <w:pPr>
-        <w:spacing w:after="240"/>
-        <w:ind w:left="720" w:hanging="706"/>
-        <w:rPr>
-          <w:lang w:val="en-CA"/>
-        </w:rPr>
-      </w:pPr>
-      <w:r>
-        <w:rPr>
-          <w:bCs/>
-          <w:u w:val="single"/>
-          <w:lang w:val="en-CA"/>
-        </w:rPr>
-        <w:t>Izydorczak, K</w:t>
-      </w:r>
-      <w:r>
-        <w:rPr>
-          <w:bCs/>
-          <w:lang w:val="en-CA"/>
-        </w:rPr>
-        <w:t>. &amp;</w:t>
-      </w:r>
-      <w:r>
-        <w:rPr>
-          <w:b/>
-          <w:lang w:val="en-CA"/>
-        </w:rPr>
-        <w:t xml:space="preserve"> </w:t>
-      </w:r>
-      <w:r>
-        <w:rPr>
-          <w:b/>
-          <w:lang w:val="en-CA"/>
-        </w:rPr>
-        <w:t>Grossmann, I</w:t>
-      </w:r>
-      <w:r>
-        <w:rPr>
-          <w:bCs/>
-          <w:lang w:val="en-CA"/>
-        </w:rPr>
-        <w:t>.</w:t>
-      </w:r>
-      <w:r>
-        <w:rPr>
-          <w:lang w:val="en-CA"/>
-        </w:rPr>
-        <w:t xml:space="preserve"> (202</w:t>
-      </w:r>
-      <w:r>
-        <w:rPr>
-          <w:lang w:val="en-CA"/>
-        </w:rPr>
-        <w:t>4</w:t>
-      </w:r>
-      <w:r>
-        <w:rPr>
-          <w:lang w:val="en-CA"/>
-        </w:rPr>
-        <w:t xml:space="preserve">, </w:t>
-      </w:r>
-      <w:r>
-        <w:rPr>
-          <w:lang w:val="en-CA"/>
-        </w:rPr>
-        <w:t>August</w:t>
-      </w:r>
-      <w:r>
-        <w:rPr>
-          <w:lang w:val="en-CA"/>
-        </w:rPr>
-        <w:t xml:space="preserve">). </w:t>
-      </w:r>
-      <w:proofErr w:type="spellStart"/>
-      <w:r>
-        <w:rPr>
-          <w:i/>
-          <w:lang w:val="en-CA"/>
-        </w:rPr>
-        <w:t>PANDexit</w:t>
-      </w:r>
-      <w:proofErr w:type="spellEnd"/>
-      <w:r>
-        <w:rPr>
-          <w:i/>
-          <w:lang w:val="en-CA"/>
-        </w:rPr>
-        <w:t xml:space="preserve"> - Predictions of post-pandemic cultural change</w:t>
-      </w:r>
-      <w:r>
-        <w:rPr>
-          <w:i/>
-          <w:lang w:val="en-CA"/>
-        </w:rPr>
-        <w:t>.</w:t>
-      </w:r>
-      <w:r>
-        <w:rPr>
-          <w:lang w:val="en-CA"/>
-        </w:rPr>
-        <w:t xml:space="preserve"> Paper presented </w:t>
-      </w:r>
-      <w:r>
-        <w:rPr>
-          <w:lang w:val="en-CA"/>
-        </w:rPr>
-        <w:t>in the session “</w:t>
-      </w:r>
-      <w:r>
-        <w:rPr>
-          <w:lang w:val="en-CA"/>
-        </w:rPr>
-        <w:t>The Role of Personality and Cognition and Social Psychological Research Questions</w:t>
-      </w:r>
-      <w:r>
-        <w:rPr>
-          <w:lang w:val="en-CA"/>
-        </w:rPr>
-        <w:t>”</w:t>
-      </w:r>
-      <w:r>
-        <w:rPr>
-          <w:b/>
-          <w:lang w:val="en-CA"/>
-        </w:rPr>
-        <w:t xml:space="preserve"> </w:t>
-      </w:r>
-      <w:r>
-        <w:rPr>
-          <w:lang w:val="en-CA"/>
-        </w:rPr>
-        <w:t xml:space="preserve">at the </w:t>
-      </w:r>
-      <w:r>
-        <w:rPr>
-          <w:lang w:val="en-CA"/>
-        </w:rPr>
-        <w:t>21</w:t>
-      </w:r>
-      <w:r>
-        <w:rPr>
-          <w:vertAlign w:val="superscript"/>
-          <w:lang w:val="en-CA"/>
-        </w:rPr>
-        <w:t>st</w:t>
-      </w:r>
-      <w:r>
-        <w:rPr>
-          <w:lang w:val="en-CA"/>
-        </w:rPr>
-        <w:t xml:space="preserve"> </w:t>
-      </w:r>
-      <w:r>
-        <w:rPr>
-          <w:lang w:val="en-CA"/>
-        </w:rPr>
-        <w:t>European Conference on Personality</w:t>
-      </w:r>
-      <w:r>
-        <w:rPr>
-          <w:lang w:val="en-CA"/>
-        </w:rPr>
-        <w:t>, Berlin, Germany.</w:t>
-      </w:r>
-    </w:p>
-    <w:p>
-      <w:pPr>
-        <w:spacing w:after="240"/>
-        <w:ind w:left="720" w:hanging="706"/>
-        <w:rPr>
-          <w:bCs/>
-          <w:lang w:val="en-CA"/>
-        </w:rPr>
-      </w:pPr>
-      <w:proofErr w:type="spellStart"/>
-      <w:r>
-        <w:rPr>
-          <w:u w:val="single"/>
-          <w:lang w:val="en-CA"/>
-        </w:rPr>
         <w:t>Kachhiyapatel</w:t>
       </w:r>
-      <w:proofErr w:type="spellEnd"/>
       <w:r>
         <w:rPr>
           <w:u w:val="single"/>
@@ -36481,9 +34967,8 @@
         <w:rPr>
           <w:lang w:val="en-CA"/>
         </w:rPr>
-        <w:t xml:space="preserve">at the </w:t>
-      </w:r>
-      <w:proofErr w:type="gramStart"/>
+        <w:t>at the 2</w:t>
+      </w:r>
       <w:r>
         <w:rPr>
           <w:lang w:val="en-CA"/>
@@ -36492,18 +34977,11 @@
       </w:r>
       <w:r>
         <w:rPr>
-          <w:lang w:val="en-CA"/>
-        </w:rPr>
-        <w:t>2</w:t>
-      </w:r>
-      <w:r>
-        <w:rPr>
           <w:vertAlign w:val="superscript"/>
           <w:lang w:val="en-CA"/>
         </w:rPr>
         <w:t>th</w:t>
       </w:r>
-      <w:proofErr w:type="gramEnd"/>
       <w:r>
         <w:rPr>
           <w:lang w:val="en-CA"/>
@@ -36565,23 +35043,7 @@
           <w:bCs/>
           <w:lang w:val="en-CA"/>
         </w:rPr>
-        <w:t xml:space="preserve">K. </w:t>
-      </w:r>
-      <w:proofErr w:type="spellStart"/>
-      <w:r>
-        <w:rPr>
-          <w:bCs/>
-          <w:lang w:val="en-CA"/>
-        </w:rPr>
-        <w:t>Kastenhofer</w:t>
-      </w:r>
-      <w:proofErr w:type="spellEnd"/>
-      <w:r>
-        <w:rPr>
-          <w:bCs/>
-          <w:lang w:val="en-CA"/>
-        </w:rPr>
-        <w:t xml:space="preserve">. </w:t>
+        <w:t xml:space="preserve">K. Kastenhofer. </w:t>
       </w:r>
       <w:r>
         <w:rPr>
@@ -37402,21 +35864,7 @@
         <w:rPr>
           <w:lang w:val="en-CA"/>
         </w:rPr>
-        <w:t>A social perspective on (</w:t>
-      </w:r>
-      <w:proofErr w:type="spellStart"/>
-      <w:r>
-        <w:rPr>
-          <w:lang w:val="en-CA"/>
-        </w:rPr>
-        <w:t>ir</w:t>
-      </w:r>
-      <w:proofErr w:type="spellEnd"/>
-      <w:r>
-        <w:rPr>
-          <w:lang w:val="en-CA"/>
-        </w:rPr>
-        <w:t>)rationality: Antecedents and consequences</w:t>
+        <w:t>A social perspective on (ir)rationality: Antecedents and consequences</w:t>
       </w:r>
       <w:r>
         <w:rPr>
@@ -37542,23 +35990,7 @@
           <w:i/>
           <w:lang w:val="en-CA"/>
         </w:rPr>
-        <w:t xml:space="preserve">Wisdom training: Self-distancing training promotes growth in wise reasoning and </w:t>
-      </w:r>
-      <w:proofErr w:type="spellStart"/>
-      <w:r>
-        <w:rPr>
-          <w:i/>
-          <w:lang w:val="en-CA"/>
-        </w:rPr>
-        <w:t>emodiversity</w:t>
-      </w:r>
-      <w:proofErr w:type="spellEnd"/>
-      <w:r>
-        <w:rPr>
-          <w:i/>
-          <w:lang w:val="en-CA"/>
-        </w:rPr>
-        <w:t>.</w:t>
+        <w:t>Wisdom training: Self-distancing training promotes growth in wise reasoning and emodiversity.</w:t>
       </w:r>
       <w:r>
         <w:rPr>
@@ -38449,21 +36881,7 @@
         <w:rPr>
           <w:lang w:val="en-CA"/>
         </w:rPr>
-        <w:t>in the symposium “</w:t>
-      </w:r>
-      <w:proofErr w:type="spellStart"/>
-      <w:r>
-        <w:rPr>
-          <w:lang w:val="en-CA"/>
-        </w:rPr>
-        <w:t>Climato</w:t>
-      </w:r>
-      <w:proofErr w:type="spellEnd"/>
-      <w:r>
-        <w:rPr>
-          <w:lang w:val="en-CA"/>
-        </w:rPr>
-        <w:t>-economic Imprints on Culture” chaired by E. van de Vliert (Chair) at the 24</w:t>
+        <w:t>in the symposium “Climato-economic Imprints on Culture” chaired by E. van de Vliert (Chair) at the 24</w:t>
       </w:r>
       <w:r>
         <w:rPr>
@@ -39804,21 +38222,7 @@
         <w:rPr>
           <w:lang w:val="en-CA"/>
         </w:rPr>
-        <w:t xml:space="preserve">Discussant in the symposium “Continuity and changes in emotion socialization with globalization” chaired by M. Karasawa at </w:t>
-      </w:r>
-      <w:proofErr w:type="gramStart"/>
-      <w:r>
-        <w:rPr>
-          <w:lang w:val="en-CA"/>
-        </w:rPr>
-        <w:t>The</w:t>
-      </w:r>
-      <w:proofErr w:type="gramEnd"/>
-      <w:r>
-        <w:rPr>
-          <w:lang w:val="en-CA"/>
-        </w:rPr>
-        <w:t xml:space="preserve"> 23</w:t>
+        <w:t>Discussant in the symposium “Continuity and changes in emotion socialization with globalization” chaired by M. Karasawa at The 23</w:t>
       </w:r>
       <w:r>
         <w:rPr>
@@ -39978,21 +38382,7 @@
         <w:rPr>
           <w:lang w:val="en-CA"/>
         </w:rPr>
-        <w:t xml:space="preserve"> Paper presented in the symposium “Operationalizing affective complexity: Theory, measurement, and applications” chaired by R. Gonzalez (Chair) and J. Smith (Co-Chair) at </w:t>
-      </w:r>
-      <w:proofErr w:type="gramStart"/>
-      <w:r>
-        <w:rPr>
-          <w:lang w:val="en-CA"/>
-        </w:rPr>
-        <w:t>The</w:t>
-      </w:r>
-      <w:proofErr w:type="gramEnd"/>
-      <w:r>
-        <w:rPr>
-          <w:lang w:val="en-CA"/>
-        </w:rPr>
-        <w:t xml:space="preserve"> 28</w:t>
+        <w:t xml:space="preserve"> Paper presented in the symposium “Operationalizing affective complexity: Theory, measurement, and applications” chaired by R. Gonzalez (Chair) and J. Smith (Co-Chair) at The 28</w:t>
       </w:r>
       <w:r>
         <w:rPr>
@@ -40096,21 +38486,7 @@
         <w:rPr>
           <w:lang w:val="en-CA"/>
         </w:rPr>
-        <w:t xml:space="preserve"> (Co-Chair) at </w:t>
-      </w:r>
-      <w:proofErr w:type="gramStart"/>
-      <w:r>
-        <w:rPr>
-          <w:lang w:val="en-CA"/>
-        </w:rPr>
-        <w:t>The</w:t>
-      </w:r>
-      <w:proofErr w:type="gramEnd"/>
-      <w:r>
-        <w:rPr>
-          <w:lang w:val="en-CA"/>
-        </w:rPr>
-        <w:t xml:space="preserve"> 28</w:t>
+        <w:t xml:space="preserve"> (Co-Chair) at The 28</w:t>
       </w:r>
       <w:r>
         <w:rPr>
@@ -40364,21 +38740,7 @@
         <w:rPr>
           <w:lang w:val="en-CA"/>
         </w:rPr>
-        <w:t xml:space="preserve"> </w:t>
-      </w:r>
-      <w:proofErr w:type="gramStart"/>
-      <w:r>
-        <w:rPr>
-          <w:lang w:val="en-CA"/>
-        </w:rPr>
-        <w:t>The</w:t>
-      </w:r>
-      <w:proofErr w:type="gramEnd"/>
-      <w:r>
-        <w:rPr>
-          <w:lang w:val="en-CA"/>
-        </w:rPr>
-        <w:t xml:space="preserve"> 17</w:t>
+        <w:t xml:space="preserve"> The 17</w:t>
       </w:r>
       <w:r>
         <w:rPr>
@@ -40436,43 +38798,13 @@
           <w:i/>
           <w:lang w:val="en-CA"/>
         </w:rPr>
-        <w:t xml:space="preserve">Ego-decentered reasoning predicts cross-domain </w:t>
-      </w:r>
-      <w:proofErr w:type="spellStart"/>
-      <w:r>
-        <w:rPr>
-          <w:i/>
-          <w:lang w:val="en-CA"/>
-        </w:rPr>
-        <w:t>prosociality</w:t>
-      </w:r>
-      <w:proofErr w:type="spellEnd"/>
-      <w:r>
-        <w:rPr>
-          <w:i/>
-          <w:lang w:val="en-CA"/>
-        </w:rPr>
-        <w:t>.</w:t>
-      </w:r>
-      <w:r>
-        <w:rPr>
-          <w:lang w:val="en-CA"/>
-        </w:rPr>
-        <w:t xml:space="preserve"> Paper presented in the symposium “The evolution and maintenance of human </w:t>
-      </w:r>
-      <w:proofErr w:type="spellStart"/>
-      <w:r>
-        <w:rPr>
-          <w:lang w:val="en-CA"/>
-        </w:rPr>
-        <w:t>prosociality</w:t>
-      </w:r>
-      <w:proofErr w:type="spellEnd"/>
-      <w:r>
-        <w:rPr>
-          <w:lang w:val="en-CA"/>
-        </w:rPr>
-        <w:t xml:space="preserve">” chaired by </w:t>
+        <w:t>Ego-decentered reasoning predicts cross-domain prosociality.</w:t>
+      </w:r>
+      <w:r>
+        <w:rPr>
+          <w:lang w:val="en-CA"/>
+        </w:rPr>
+        <w:t xml:space="preserve"> Paper presented in the symposium “The evolution and maintenance of human prosociality” chaired by </w:t>
       </w:r>
       <w:r>
         <w:rPr>
@@ -40510,21 +38842,7 @@
         <w:rPr>
           <w:lang w:val="en-CA"/>
         </w:rPr>
-        <w:t xml:space="preserve"> </w:t>
-      </w:r>
-      <w:proofErr w:type="gramStart"/>
-      <w:r>
-        <w:rPr>
-          <w:lang w:val="en-CA"/>
-        </w:rPr>
-        <w:t>The</w:t>
-      </w:r>
-      <w:proofErr w:type="gramEnd"/>
-      <w:r>
-        <w:rPr>
-          <w:lang w:val="en-CA"/>
-        </w:rPr>
-        <w:t xml:space="preserve"> 17</w:t>
+        <w:t xml:space="preserve"> The 17</w:t>
       </w:r>
       <w:r>
         <w:rPr>
@@ -41235,23 +39553,7 @@
           <w:bCs/>
           <w:lang w:val="en-CA"/>
         </w:rPr>
-        <w:t xml:space="preserve">. Paper presented in a symposium “Wisdom: Characteristics, contexts, and consequences” chaired by S. </w:t>
-      </w:r>
-      <w:proofErr w:type="spellStart"/>
-      <w:r>
-        <w:rPr>
-          <w:bCs/>
-          <w:lang w:val="en-CA"/>
-        </w:rPr>
-        <w:t>Etezadi</w:t>
-      </w:r>
-      <w:proofErr w:type="spellEnd"/>
-      <w:r>
-        <w:rPr>
-          <w:bCs/>
-          <w:lang w:val="en-CA"/>
-        </w:rPr>
-        <w:t xml:space="preserve"> at the convention of the Canadian Psychological Association in Vancouver, BC.</w:t>
+        <w:t>. Paper presented in a symposium “Wisdom: Characteristics, contexts, and consequences” chaired by S. Etezadi at the convention of the Canadian Psychological Association in Vancouver, BC.</w:t>
       </w:r>
     </w:p>
     <w:p>
@@ -42706,14 +41008,7 @@
         <w:rPr>
           <w:lang w:val="en-CA"/>
         </w:rPr>
-        <w:t xml:space="preserve"> &amp; O. Ybarra (Co-Chair) at the </w:t>
-      </w:r>
-      <w:proofErr w:type="gramStart"/>
-      <w:r>
-        <w:rPr>
-          <w:lang w:val="en-CA"/>
-        </w:rPr>
-        <w:t>23</w:t>
+        <w:t xml:space="preserve"> &amp; O. Ybarra (Co-Chair) at the 23</w:t>
       </w:r>
       <w:r>
         <w:rPr>
@@ -42722,7 +41017,6 @@
         </w:rPr>
         <w:t>nd</w:t>
       </w:r>
-      <w:proofErr w:type="gramEnd"/>
       <w:r>
         <w:rPr>
           <w:lang w:val="en-CA"/>
@@ -44021,7 +42315,6 @@
         </w:rPr>
         <w:t xml:space="preserve">Judgment and Decision-Making Preconference of the </w:t>
       </w:r>
-      <w:proofErr w:type="gramStart"/>
       <w:r>
         <w:rPr>
           <w:lang w:val="en-CA"/>
@@ -44041,7 +42334,6 @@
         </w:rPr>
         <w:t>rd</w:t>
       </w:r>
-      <w:proofErr w:type="gramEnd"/>
       <w:r>
         <w:rPr>
           <w:lang w:val="en-CA"/>
@@ -44078,7 +42370,6 @@
           <w:lang w:val="en-CA"/>
         </w:rPr>
       </w:pPr>
-      <w:proofErr w:type="spellStart"/>
       <w:r>
         <w:rPr>
           <w:u w:val="single"/>
@@ -44086,7 +42377,6 @@
         </w:rPr>
         <w:t>Kachhiyapatel</w:t>
       </w:r>
-      <w:proofErr w:type="spellEnd"/>
       <w:r>
         <w:rPr>
           <w:u w:val="single"/>
@@ -44612,21 +42902,12 @@
           <w:lang w:val="en-CA"/>
         </w:rPr>
       </w:pPr>
-      <w:proofErr w:type="spellStart"/>
       <w:r>
         <w:rPr>
           <w:u w:val="single"/>
           <w:lang w:val="en-CA"/>
         </w:rPr>
-        <w:t>Mostafapour</w:t>
-      </w:r>
-      <w:proofErr w:type="spellEnd"/>
-      <w:r>
-        <w:rPr>
-          <w:u w:val="single"/>
-          <w:lang w:val="en-CA"/>
-        </w:rPr>
-        <w:t>, M</w:t>
+        <w:t>Mostafapour, M</w:t>
       </w:r>
       <w:r>
         <w:rPr>
@@ -44963,21 +43244,7 @@
         <w:rPr>
           <w:lang w:val="en-CA"/>
         </w:rPr>
-        <w:t xml:space="preserve">. Poster presented at </w:t>
-      </w:r>
-      <w:proofErr w:type="gramStart"/>
-      <w:r>
-        <w:rPr>
-          <w:lang w:val="en-CA"/>
-        </w:rPr>
-        <w:t>The</w:t>
-      </w:r>
-      <w:proofErr w:type="gramEnd"/>
-      <w:r>
-        <w:rPr>
-          <w:lang w:val="en-CA"/>
-        </w:rPr>
-        <w:t xml:space="preserve"> 23rd International Congress of the International Association for Cross-Cultural Psychology, Nagoya, Japan.</w:t>
+        <w:t>. Poster presented at The 23rd International Congress of the International Association for Cross-Cultural Psychology, Nagoya, Japan.</w:t>
       </w:r>
     </w:p>
     <w:p>
@@ -45462,21 +43729,7 @@
         <w:rPr>
           <w:lang w:val="de-DE"/>
         </w:rPr>
-        <w:t xml:space="preserve">. (2015, </w:t>
-      </w:r>
-      <w:proofErr w:type="spellStart"/>
-      <w:r>
-        <w:rPr>
-          <w:lang w:val="de-DE"/>
-        </w:rPr>
-        <w:t>February</w:t>
-      </w:r>
-      <w:proofErr w:type="spellEnd"/>
-      <w:r>
-        <w:rPr>
-          <w:lang w:val="de-DE"/>
-        </w:rPr>
-        <w:t xml:space="preserve">). </w:t>
+        <w:t xml:space="preserve">. (2015, February). </w:t>
       </w:r>
       <w:r>
         <w:rPr>
@@ -46980,21 +45233,7 @@
         <w:rPr>
           <w:lang w:val="en-CA"/>
         </w:rPr>
-        <w:t xml:space="preserve"> &amp; </w:t>
-      </w:r>
-      <w:proofErr w:type="spellStart"/>
-      <w:r>
-        <w:rPr>
-          <w:lang w:val="en-CA"/>
-        </w:rPr>
-        <w:t>Scornia</w:t>
-      </w:r>
-      <w:proofErr w:type="spellEnd"/>
-      <w:r>
-        <w:rPr>
-          <w:lang w:val="en-CA"/>
-        </w:rPr>
-        <w:t>, A. (2005</w:t>
+        <w:t xml:space="preserve"> &amp; Scornia, A. (2005</w:t>
       </w:r>
       <w:r>
         <w:rPr>
@@ -48316,25 +46555,7 @@
                 <w:color w:val="000000"/>
                 <w:lang w:val="en-CA"/>
               </w:rPr>
-              <w:t xml:space="preserve">Graduate Student Instructor, University of Michigan. Hold two </w:t>
-            </w:r>
-            <w:proofErr w:type="gramStart"/>
-            <w:r>
-              <w:rPr>
-                <w:i/>
-                <w:color w:val="000000"/>
-                <w:lang w:val="en-CA"/>
-              </w:rPr>
-              <w:t>weekly</w:t>
-            </w:r>
-            <w:proofErr w:type="gramEnd"/>
-            <w:r>
-              <w:rPr>
-                <w:i/>
-                <w:color w:val="000000"/>
-                <w:lang w:val="en-CA"/>
-              </w:rPr>
-              <w:t xml:space="preserve"> 2h seminars, created assignments, exams and class activities, graded papers.</w:t>
+              <w:t>Graduate Student Instructor, University of Michigan. Hold two weekly 2h seminars, created assignments, exams and class activities, graded papers.</w:t>
             </w:r>
           </w:p>
         </w:tc>
@@ -48408,25 +46629,7 @@
                 <w:color w:val="000000"/>
                 <w:lang w:val="en-CA"/>
               </w:rPr>
-              <w:t xml:space="preserve">Graduate Student Instructor, University of Michigan. Hold two </w:t>
-            </w:r>
-            <w:proofErr w:type="gramStart"/>
-            <w:r>
-              <w:rPr>
-                <w:i/>
-                <w:color w:val="000000"/>
-                <w:lang w:val="en-CA"/>
-              </w:rPr>
-              <w:t>weekly</w:t>
-            </w:r>
-            <w:proofErr w:type="gramEnd"/>
-            <w:r>
-              <w:rPr>
-                <w:i/>
-                <w:color w:val="000000"/>
-                <w:lang w:val="en-CA"/>
-              </w:rPr>
-              <w:t xml:space="preserve"> 2h seminars, created assignments, exams and class activities, graded papers.</w:t>
+              <w:t>Graduate Student Instructor, University of Michigan. Hold two weekly 2h seminars, created assignments, exams and class activities, graded papers.</w:t>
             </w:r>
           </w:p>
         </w:tc>
@@ -48724,23 +46927,7 @@
                 <w:color w:val="000000"/>
                 <w:lang w:val="en-CA"/>
               </w:rPr>
-              <w:t>Seminar in Cognitive Science (</w:t>
-            </w:r>
-            <w:proofErr w:type="spellStart"/>
-            <w:r>
-              <w:rPr>
-                <w:color w:val="000000"/>
-                <w:lang w:val="en-CA"/>
-              </w:rPr>
-              <w:t>CogSci</w:t>
-            </w:r>
-            <w:proofErr w:type="spellEnd"/>
-            <w:r>
-              <w:rPr>
-                <w:color w:val="000000"/>
-                <w:lang w:val="en-CA"/>
-              </w:rPr>
-              <w:t xml:space="preserve"> 600), Department of Philosophy, Faculty of Arts, University of Waterloo</w:t>
+              <w:t>Seminar in Cognitive Science (CogSci 600), Department of Philosophy, Faculty of Arts, University of Waterloo</w:t>
             </w:r>
           </w:p>
         </w:tc>
@@ -49040,23 +47227,7 @@
                 <w:color w:val="000000"/>
                 <w:lang w:val="en-CA"/>
               </w:rPr>
-              <w:t>Seminar in Cognitive Science (</w:t>
-            </w:r>
-            <w:proofErr w:type="spellStart"/>
-            <w:r>
-              <w:rPr>
-                <w:color w:val="000000"/>
-                <w:lang w:val="en-CA"/>
-              </w:rPr>
-              <w:t>CogSci</w:t>
-            </w:r>
-            <w:proofErr w:type="spellEnd"/>
-            <w:r>
-              <w:rPr>
-                <w:color w:val="000000"/>
-                <w:lang w:val="en-CA"/>
-              </w:rPr>
-              <w:t xml:space="preserve"> 600), Department of Philosophy, Faculty of Arts, University of Waterloo</w:t>
+              <w:t>Seminar in Cognitive Science (CogSci 600), Department of Philosophy, Faculty of Arts, University of Waterloo</w:t>
             </w:r>
           </w:p>
         </w:tc>
@@ -49233,23 +47404,7 @@
                 <w:color w:val="000000"/>
                 <w:lang w:val="en-CA"/>
               </w:rPr>
-              <w:t>Seminar in Cognitive Science (</w:t>
-            </w:r>
-            <w:proofErr w:type="spellStart"/>
-            <w:r>
-              <w:rPr>
-                <w:color w:val="000000"/>
-                <w:lang w:val="en-CA"/>
-              </w:rPr>
-              <w:t>CogSci</w:t>
-            </w:r>
-            <w:proofErr w:type="spellEnd"/>
-            <w:r>
-              <w:rPr>
-                <w:color w:val="000000"/>
-                <w:lang w:val="en-CA"/>
-              </w:rPr>
-              <w:t xml:space="preserve"> 600), Department of Philosophy, Faculty of Arts, University of Waterloo</w:t>
+              <w:t>Seminar in Cognitive Science (CogSci 600), Department of Philosophy, Faculty of Arts, University of Waterloo</w:t>
             </w:r>
           </w:p>
         </w:tc>
@@ -49763,35 +47918,7 @@
               <w:rPr>
                 <w:lang w:val="en-CA"/>
               </w:rPr>
-              <w:t xml:space="preserve">20th European Congress of Psychology Students, </w:t>
-            </w:r>
-            <w:proofErr w:type="spellStart"/>
-            <w:r>
-              <w:rPr>
-                <w:lang w:val="en-CA"/>
-              </w:rPr>
-              <w:t>Spindleruv</w:t>
-            </w:r>
-            <w:proofErr w:type="spellEnd"/>
-            <w:r>
-              <w:rPr>
-                <w:lang w:val="en-CA"/>
-              </w:rPr>
-              <w:t xml:space="preserve"> </w:t>
-            </w:r>
-            <w:proofErr w:type="spellStart"/>
-            <w:r>
-              <w:rPr>
-                <w:lang w:val="en-CA"/>
-              </w:rPr>
-              <w:t>Mlyn</w:t>
-            </w:r>
-            <w:proofErr w:type="spellEnd"/>
-            <w:r>
-              <w:rPr>
-                <w:lang w:val="en-CA"/>
-              </w:rPr>
-              <w:t>, Czech Republic</w:t>
+              <w:t>20th European Congress of Psychology Students, Spindleruv Mlyn, Czech Republic</w:t>
             </w:r>
           </w:p>
         </w:tc>
@@ -50066,16 +48193,15 @@
                 <w:color w:val="000000"/>
                 <w:lang w:val="en-CA"/>
               </w:rPr>
-              <w:t xml:space="preserve">Niyati </w:t>
-            </w:r>
-            <w:proofErr w:type="spellStart"/>
+              <w:t>Niyati Kachhiya</w:t>
+            </w:r>
             <w:r>
               <w:rPr>
                 <w:iCs/>
                 <w:color w:val="000000"/>
                 <w:lang w:val="en-CA"/>
               </w:rPr>
-              <w:t>Kachhiya</w:t>
+              <w:t>p</w:t>
             </w:r>
             <w:r>
               <w:rPr>
@@ -50083,17 +48209,8 @@
                 <w:color w:val="000000"/>
                 <w:lang w:val="en-CA"/>
               </w:rPr>
-              <w:t>p</w:t>
-            </w:r>
-            <w:r>
-              <w:rPr>
-                <w:iCs/>
-                <w:color w:val="000000"/>
-                <w:lang w:val="en-CA"/>
-              </w:rPr>
               <w:t>atel</w:t>
             </w:r>
-            <w:proofErr w:type="spellEnd"/>
           </w:p>
         </w:tc>
       </w:tr>
@@ -51117,16 +49234,8 @@
               <w:rPr>
                 <w:lang w:val="en-CA"/>
               </w:rPr>
-              <w:t xml:space="preserve">Sonia </w:t>
-            </w:r>
-            <w:proofErr w:type="spellStart"/>
-            <w:r>
-              <w:rPr>
-                <w:lang w:val="en-CA"/>
-              </w:rPr>
-              <w:t>Vintan</w:t>
-            </w:r>
-            <w:proofErr w:type="spellEnd"/>
+              <w:t>Sonia Vintan</w:t>
+            </w:r>
           </w:p>
         </w:tc>
       </w:tr>
@@ -51434,16 +49543,8 @@
               <w:rPr>
                 <w:lang w:val="en-CA"/>
               </w:rPr>
-              <w:t xml:space="preserve">Ceara </w:t>
-            </w:r>
-            <w:proofErr w:type="spellStart"/>
-            <w:r>
-              <w:rPr>
-                <w:lang w:val="en-CA"/>
-              </w:rPr>
-              <w:t>Khoramshani</w:t>
-            </w:r>
-            <w:proofErr w:type="spellEnd"/>
+              <w:t>Ceara Khoramshani</w:t>
+            </w:r>
           </w:p>
         </w:tc>
       </w:tr>
@@ -51771,7 +49872,6 @@
           <w:lang w:val="en-CA"/>
         </w:rPr>
       </w:pPr>
-      <w:proofErr w:type="gramStart"/>
       <w:r>
         <w:rPr>
           <w:b/>
@@ -51779,17 +49879,7 @@
           <w:i/>
           <w:lang w:val="en-CA"/>
         </w:rPr>
-        <w:t>Masters</w:t>
-      </w:r>
-      <w:proofErr w:type="gramEnd"/>
-      <w:r>
-        <w:rPr>
-          <w:b/>
-          <w:bCs/>
-          <w:i/>
-          <w:lang w:val="en-CA"/>
-        </w:rPr>
-        <w:t xml:space="preserve"> Thesis </w:t>
+        <w:t xml:space="preserve">Masters Thesis </w:t>
       </w:r>
     </w:p>
     <w:tbl>
@@ -51851,7 +49941,6 @@
               </w:rPr>
               <w:t xml:space="preserve">Niyati </w:t>
             </w:r>
-            <w:proofErr w:type="spellStart"/>
             <w:r>
               <w:rPr>
                 <w:iCs/>
@@ -51876,7 +49965,6 @@
               </w:rPr>
               <w:t>atel</w:t>
             </w:r>
-            <w:proofErr w:type="spellEnd"/>
             <w:r>
               <w:rPr>
                 <w:lang w:val="en-CA"/>
@@ -52225,7 +50313,6 @@
           <w:lang w:val="en-CA"/>
         </w:rPr>
       </w:pPr>
-      <w:proofErr w:type="gramStart"/>
       <w:r>
         <w:rPr>
           <w:b/>
@@ -52233,17 +50320,7 @@
           <w:i/>
           <w:lang w:val="en-CA"/>
         </w:rPr>
-        <w:t>Masters</w:t>
-      </w:r>
-      <w:proofErr w:type="gramEnd"/>
-      <w:r>
-        <w:rPr>
-          <w:b/>
-          <w:bCs/>
-          <w:i/>
-          <w:lang w:val="en-CA"/>
-        </w:rPr>
-        <w:t xml:space="preserve"> Committees</w:t>
+        <w:t>Masters Committees</w:t>
       </w:r>
     </w:p>
     <w:tbl>
@@ -53331,7 +51408,6 @@
               </w:rPr>
               <w:t xml:space="preserve">. </w:t>
             </w:r>
-            <w:proofErr w:type="spellStart"/>
             <w:r>
               <w:rPr>
                 <w:rFonts w:ascii="Times New Roman" w:hAnsi="Times New Roman" w:cs="Times New Roman"/>
@@ -53342,7 +51418,6 @@
               </w:rPr>
               <w:t>Kachhiyapatel</w:t>
             </w:r>
-            <w:proofErr w:type="spellEnd"/>
             <w:r>
               <w:rPr>
                 <w:rFonts w:ascii="Times New Roman" w:hAnsi="Times New Roman" w:cs="Times New Roman"/>
@@ -53680,29 +51755,7 @@
                 <w:sz w:val="24"/>
                 <w:szCs w:val="24"/>
               </w:rPr>
-              <w:t xml:space="preserve">Honours Thesis Award (for </w:t>
-            </w:r>
-            <w:proofErr w:type="spellStart"/>
-            <w:r>
-              <w:rPr>
-                <w:rFonts w:ascii="Times New Roman" w:hAnsi="Times New Roman" w:cs="Times New Roman"/>
-                <w:iCs/>
-                <w:color w:val="000000"/>
-                <w:sz w:val="24"/>
-                <w:szCs w:val="24"/>
-              </w:rPr>
-              <w:t>Yoonjee</w:t>
-            </w:r>
-            <w:proofErr w:type="spellEnd"/>
-            <w:r>
-              <w:rPr>
-                <w:rFonts w:ascii="Times New Roman" w:hAnsi="Times New Roman" w:cs="Times New Roman"/>
-                <w:iCs/>
-                <w:color w:val="000000"/>
-                <w:sz w:val="24"/>
-                <w:szCs w:val="24"/>
-              </w:rPr>
-              <w:t xml:space="preserve"> Michelle Yeh)</w:t>
+              <w:t>Honours Thesis Award (for Yoonjee Michelle Yeh)</w:t>
             </w:r>
           </w:p>
         </w:tc>
@@ -54931,23 +52984,7 @@
             <w:rStyle w:val="Hyperlink"/>
             <w:lang w:val="en-CA"/>
           </w:rPr>
-          <w:t xml:space="preserve">It’s not stress that’s killing us, it’s </w:t>
-        </w:r>
-        <w:proofErr w:type="gramStart"/>
-        <w:r>
-          <w:rPr>
-            <w:rStyle w:val="Hyperlink"/>
-            <w:lang w:val="en-CA"/>
-          </w:rPr>
-          <w:t>hate</w:t>
-        </w:r>
-        <w:proofErr w:type="gramEnd"/>
-        <w:r>
-          <w:rPr>
-            <w:rStyle w:val="Hyperlink"/>
-            <w:lang w:val="en-CA"/>
-          </w:rPr>
-          <w:t>: Maybe mindfulness can help</w:t>
+          <w:t>It’s not stress that’s killing us, it’s hate: Maybe mindfulness can help</w:t>
         </w:r>
       </w:hyperlink>
       <w:r>
@@ -55409,40 +53446,27 @@
           <w:i/>
           <w:iCs/>
         </w:rPr>
-        <w:t xml:space="preserve">Public </w:t>
-      </w:r>
-      <w:proofErr w:type="spellStart"/>
+        <w:t>Public lectures</w:t>
+      </w:r>
       <w:r>
         <w:rPr>
           <w:b/>
           <w:bCs/>
           <w:i/>
           <w:iCs/>
-        </w:rPr>
-        <w:t>lectures</w:t>
-      </w:r>
-      <w:proofErr w:type="spellEnd"/>
+          <w:lang w:val="en-CA"/>
+        </w:rPr>
+        <w:t xml:space="preserve"> &amp; </w:t>
+      </w:r>
       <w:r>
         <w:rPr>
           <w:b/>
           <w:bCs/>
           <w:i/>
           <w:iCs/>
-          <w:lang w:val="en-CA"/>
-        </w:rPr>
-        <w:t xml:space="preserve"> &amp; </w:t>
-      </w:r>
-      <w:proofErr w:type="spellStart"/>
-      <w:r>
-        <w:rPr>
-          <w:b/>
-          <w:bCs/>
-          <w:i/>
-          <w:iCs/>
         </w:rPr>
         <w:t>workshops</w:t>
       </w:r>
-      <w:proofErr w:type="spellEnd"/>
     </w:p>
     <w:tbl>
       <w:tblPr>
@@ -55485,7 +53509,7 @@
                 <w:bCs/>
                 <w:lang w:val="en-CA"/>
               </w:rPr>
-              <w:t>04/2026</w:t>
+              <w:t>05/2026</w:t>
             </w:r>
           </w:p>
         </w:tc>
@@ -55506,7 +53530,31 @@
               <w:rPr>
                 <w:lang w:val="en-CA"/>
               </w:rPr>
-              <w:t>Invited talk for the Integral Altruism interest group (online)</w:t>
+              <w:t xml:space="preserve">Talk on </w:t>
+            </w:r>
+            <w:r>
+              <w:rPr>
+                <w:lang w:val="en-CA"/>
+              </w:rPr>
+              <w:t>“</w:t>
+            </w:r>
+            <w:r>
+              <w:rPr>
+                <w:lang w:val="en-CA"/>
+              </w:rPr>
+              <w:t>Futurecasting: How Well Can We Predict Societal Change?</w:t>
+            </w:r>
+            <w:r>
+              <w:rPr>
+                <w:lang w:val="en-CA"/>
+              </w:rPr>
+              <w:t>” for the Jewish Funders Network</w:t>
+            </w:r>
+            <w:r>
+              <w:rPr>
+                <w:lang w:val="en-CA"/>
+              </w:rPr>
+              <w:t>, USA</w:t>
             </w:r>
           </w:p>
         </w:tc>
@@ -55555,21 +53603,7 @@
               <w:rPr>
                 <w:lang w:val="en-CA"/>
               </w:rPr>
-              <w:t xml:space="preserve">Invited talk on </w:t>
-            </w:r>
-            <w:r>
-              <w:rPr>
-                <w:i/>
-                <w:iCs/>
-                <w:lang w:val="en-CA"/>
-              </w:rPr>
-              <w:t>wisdom and sound judgment</w:t>
-            </w:r>
-            <w:r>
-              <w:rPr>
-                <w:lang w:val="en-CA"/>
-              </w:rPr>
-              <w:t xml:space="preserve"> at the Bangalore International Centre, Bangalore, India</w:t>
+              <w:t>Invited talk for the Integral Altruism interest group (online)</w:t>
             </w:r>
           </w:p>
         </w:tc>
@@ -55618,19 +53652,7 @@
               <w:rPr>
                 <w:lang w:val="en-CA"/>
               </w:rPr>
-              <w:t>Invited t</w:t>
-            </w:r>
-            <w:r>
-              <w:rPr>
-                <w:lang w:val="en-CA"/>
-              </w:rPr>
-              <w:t xml:space="preserve">alk </w:t>
-            </w:r>
-            <w:r>
-              <w:rPr>
-                <w:lang w:val="en-CA"/>
-              </w:rPr>
-              <w:t xml:space="preserve">on </w:t>
+              <w:t xml:space="preserve">Invited talk on </w:t>
             </w:r>
             <w:r>
               <w:rPr>
@@ -55638,67 +53660,13 @@
                 <w:iCs/>
                 <w:lang w:val="en-CA"/>
               </w:rPr>
-              <w:t>wisdom and leadership</w:t>
-            </w:r>
-            <w:r>
-              <w:rPr>
-                <w:lang w:val="en-CA"/>
-              </w:rPr>
-              <w:t xml:space="preserve"> </w:t>
-            </w:r>
-            <w:r>
-              <w:rPr>
-                <w:lang w:val="en-CA"/>
-              </w:rPr>
-              <w:t xml:space="preserve">at the </w:t>
-            </w:r>
-            <w:r>
-              <w:rPr>
-                <w:lang w:val="en-CA"/>
-              </w:rPr>
-              <w:t>N</w:t>
-            </w:r>
-            <w:r>
-              <w:rPr>
-                <w:lang w:val="en-CA"/>
-              </w:rPr>
-              <w:t xml:space="preserve">ational </w:t>
-            </w:r>
-            <w:r>
-              <w:rPr>
-                <w:lang w:val="en-CA"/>
-              </w:rPr>
-              <w:t>HRD</w:t>
-            </w:r>
-            <w:r>
-              <w:rPr>
-                <w:lang w:val="en-CA"/>
-              </w:rPr>
-              <w:t xml:space="preserve"> </w:t>
-            </w:r>
-            <w:r>
-              <w:rPr>
-                <w:lang w:val="en-CA"/>
-              </w:rPr>
-              <w:t>N</w:t>
-            </w:r>
-            <w:r>
-              <w:rPr>
-                <w:lang w:val="en-CA"/>
-              </w:rPr>
-              <w:t>etwork</w:t>
-            </w:r>
-            <w:r>
-              <w:rPr>
-                <w:lang w:val="en-CA"/>
-              </w:rPr>
-              <w:t>, ICICI Bank Headquarters, Mumbai</w:t>
-            </w:r>
-            <w:r>
-              <w:rPr>
-                <w:lang w:val="en-CA"/>
-              </w:rPr>
-              <w:t>, India</w:t>
+              <w:t>wisdom and sound judgment</w:t>
+            </w:r>
+            <w:r>
+              <w:rPr>
+                <w:lang w:val="en-CA"/>
+              </w:rPr>
+              <w:t xml:space="preserve"> at the Bangalore International Centre, Bangalore, India</w:t>
             </w:r>
           </w:p>
         </w:tc>
@@ -55726,7 +53694,7 @@
                 <w:bCs/>
                 <w:lang w:val="en-CA"/>
               </w:rPr>
-              <w:t>03/2026</w:t>
+              <w:t>04/2026</w:t>
             </w:r>
           </w:p>
         </w:tc>
@@ -55747,13 +53715,19 @@
               <w:rPr>
                 <w:lang w:val="en-CA"/>
               </w:rPr>
-              <w:t>Keynote</w:t>
-            </w:r>
-            <w:r>
-              <w:rPr>
-                <w:lang w:val="en-CA"/>
-              </w:rPr>
-              <w:t xml:space="preserve"> on </w:t>
+              <w:t>Invited t</w:t>
+            </w:r>
+            <w:r>
+              <w:rPr>
+                <w:lang w:val="en-CA"/>
+              </w:rPr>
+              <w:t xml:space="preserve">alk </w:t>
+            </w:r>
+            <w:r>
+              <w:rPr>
+                <w:lang w:val="en-CA"/>
+              </w:rPr>
+              <w:t xml:space="preserve">on </w:t>
             </w:r>
             <w:r>
               <w:rPr>
@@ -55761,33 +53735,67 @@
                 <w:iCs/>
                 <w:lang w:val="en-CA"/>
               </w:rPr>
-              <w:t>Beyond the hype: social &amp; cognitive implications of AI</w:t>
-            </w:r>
-            <w:r>
-              <w:rPr>
-                <w:lang w:val="en-CA"/>
-              </w:rPr>
-              <w:t xml:space="preserve">, </w:t>
-            </w:r>
-            <w:r>
-              <w:rPr>
-                <w:i/>
-                <w:iCs/>
-                <w:lang w:val="en-CA"/>
-              </w:rPr>
-              <w:t>Meeting of the Minds</w:t>
-            </w:r>
-            <w:r>
-              <w:rPr>
-                <w:lang w:val="en-CA"/>
-              </w:rPr>
-              <w:t>, Applied Underwriters / United Risk,</w:t>
-            </w:r>
-            <w:r>
-              <w:rPr>
-                <w:lang w:val="en-CA"/>
-              </w:rPr>
-              <w:t xml:space="preserve"> Miami, USA</w:t>
+              <w:t>wisdom and leadership</w:t>
+            </w:r>
+            <w:r>
+              <w:rPr>
+                <w:lang w:val="en-CA"/>
+              </w:rPr>
+              <w:t xml:space="preserve"> </w:t>
+            </w:r>
+            <w:r>
+              <w:rPr>
+                <w:lang w:val="en-CA"/>
+              </w:rPr>
+              <w:t xml:space="preserve">at the </w:t>
+            </w:r>
+            <w:r>
+              <w:rPr>
+                <w:lang w:val="en-CA"/>
+              </w:rPr>
+              <w:t>N</w:t>
+            </w:r>
+            <w:r>
+              <w:rPr>
+                <w:lang w:val="en-CA"/>
+              </w:rPr>
+              <w:t xml:space="preserve">ational </w:t>
+            </w:r>
+            <w:r>
+              <w:rPr>
+                <w:lang w:val="en-CA"/>
+              </w:rPr>
+              <w:t>HRD</w:t>
+            </w:r>
+            <w:r>
+              <w:rPr>
+                <w:lang w:val="en-CA"/>
+              </w:rPr>
+              <w:t xml:space="preserve"> </w:t>
+            </w:r>
+            <w:r>
+              <w:rPr>
+                <w:lang w:val="en-CA"/>
+              </w:rPr>
+              <w:t>N</w:t>
+            </w:r>
+            <w:r>
+              <w:rPr>
+                <w:lang w:val="en-CA"/>
+              </w:rPr>
+              <w:t>etwork</w:t>
+            </w:r>
+            <w:r>
+              <w:rPr>
+                <w:lang w:val="en-CA"/>
+              </w:rPr>
+              <w:t>, ICICI Bank Headquarters, Mumbai</w:t>
+            </w:r>
+            <w:r>
+              <w:rPr>
+                <w:lang w:val="en-CA"/>
+              </w:rPr>
+              <w:t>, India</w:t>
             </w:r>
           </w:p>
         </w:tc>
@@ -55815,7 +53823,7 @@
                 <w:bCs/>
                 <w:lang w:val="en-CA"/>
               </w:rPr>
-              <w:t>01/2026</w:t>
+              <w:t>03/2026</w:t>
             </w:r>
           </w:p>
         </w:tc>
@@ -55836,13 +53844,21 @@
               <w:rPr>
                 <w:lang w:val="en-CA"/>
               </w:rPr>
-              <w:t xml:space="preserve">Talk on use of LLMs for Community Research, </w:t>
-            </w:r>
-            <w:r>
-              <w:rPr>
-                <w:lang w:val="en-CA"/>
-              </w:rPr>
-              <w:t>The Collaborative for Applied Studies in Jewish Education</w:t>
+              <w:t>Keynote</w:t>
+            </w:r>
+            <w:r>
+              <w:rPr>
+                <w:lang w:val="en-CA"/>
+              </w:rPr>
+              <w:t xml:space="preserve"> on </w:t>
+            </w:r>
+            <w:r>
+              <w:rPr>
+                <w:i/>
+                <w:iCs/>
+                <w:lang w:val="en-CA"/>
+              </w:rPr>
+              <w:t>Beyond the hype: social &amp; cognitive implications of AI</w:t>
             </w:r>
             <w:r>
               <w:rPr>
@@ -55852,15 +53868,23 @@
             </w:r>
             <w:r>
               <w:rPr>
-                <w:lang w:val="en-CA"/>
-              </w:rPr>
-              <w:t>The George Washington University</w:t>
-            </w:r>
-            <w:r>
-              <w:rPr>
-                <w:lang w:val="en-CA"/>
-              </w:rPr>
-              <w:t>, USA</w:t>
+                <w:i/>
+                <w:iCs/>
+                <w:lang w:val="en-CA"/>
+              </w:rPr>
+              <w:t>Meeting of the Minds</w:t>
+            </w:r>
+            <w:r>
+              <w:rPr>
+                <w:lang w:val="en-CA"/>
+              </w:rPr>
+              <w:t>, Applied Underwriters / United Risk,</w:t>
+            </w:r>
+            <w:r>
+              <w:rPr>
+                <w:lang w:val="en-CA"/>
+              </w:rPr>
+              <w:t xml:space="preserve"> Miami, USA</w:t>
             </w:r>
           </w:p>
         </w:tc>
@@ -55888,6 +53912,79 @@
                 <w:bCs/>
                 <w:lang w:val="en-CA"/>
               </w:rPr>
+              <w:t>01/2026</w:t>
+            </w:r>
+          </w:p>
+        </w:tc>
+        <w:tc>
+          <w:tcPr>
+            <w:tcW w:w="8308" w:type="dxa"/>
+          </w:tcPr>
+          <w:p>
+            <w:pPr>
+              <w:autoSpaceDE w:val="0"/>
+              <w:autoSpaceDN w:val="0"/>
+              <w:adjustRightInd w:val="0"/>
+              <w:rPr>
+                <w:lang w:val="en-CA"/>
+              </w:rPr>
+            </w:pPr>
+            <w:r>
+              <w:rPr>
+                <w:lang w:val="en-CA"/>
+              </w:rPr>
+              <w:t xml:space="preserve">Talk on use of LLMs for Community Research, </w:t>
+            </w:r>
+            <w:r>
+              <w:rPr>
+                <w:lang w:val="en-CA"/>
+              </w:rPr>
+              <w:t>The Collaborative for Applied Studies in Jewish Education</w:t>
+            </w:r>
+            <w:r>
+              <w:rPr>
+                <w:lang w:val="en-CA"/>
+              </w:rPr>
+              <w:t xml:space="preserve">, </w:t>
+            </w:r>
+            <w:r>
+              <w:rPr>
+                <w:lang w:val="en-CA"/>
+              </w:rPr>
+              <w:t>The George Washington University</w:t>
+            </w:r>
+            <w:r>
+              <w:rPr>
+                <w:lang w:val="en-CA"/>
+              </w:rPr>
+              <w:t>, USA</w:t>
+            </w:r>
+          </w:p>
+        </w:tc>
+      </w:tr>
+      <w:tr>
+        <w:trPr>
+          <w:trHeight w:val="262"/>
+        </w:trPr>
+        <w:tc>
+          <w:tcPr>
+            <w:tcW w:w="1841" w:type="dxa"/>
+          </w:tcPr>
+          <w:p>
+            <w:pPr>
+              <w:autoSpaceDE w:val="0"/>
+              <w:autoSpaceDN w:val="0"/>
+              <w:adjustRightInd w:val="0"/>
+              <w:rPr>
+                <w:bCs/>
+                <w:lang w:val="en-CA"/>
+              </w:rPr>
+            </w:pPr>
+            <w:r>
+              <w:rPr>
+                <w:bCs/>
+                <w:lang w:val="en-CA"/>
+              </w:rPr>
               <w:t>04/2025</w:t>
             </w:r>
           </w:p>
@@ -55906,7 +54003,6 @@
               </w:rPr>
             </w:pPr>
             <w:hyperlink r:id="rId64" w:history="1">
-              <w:proofErr w:type="spellStart"/>
               <w:r>
                 <w:rPr>
                   <w:rStyle w:val="Hyperlink"/>
@@ -55914,7 +54010,6 @@
                 </w:rPr>
                 <w:t>BuzzRobot</w:t>
               </w:r>
-              <w:proofErr w:type="spellEnd"/>
             </w:hyperlink>
             <w:r>
               <w:rPr>
@@ -55984,14 +54079,12 @@
               </w:rPr>
               <w:t xml:space="preserve">,” </w:t>
             </w:r>
-            <w:proofErr w:type="spellStart"/>
             <w:r>
               <w:rPr>
                 <w:lang w:val="en-CA"/>
               </w:rPr>
               <w:t>Ploutos</w:t>
             </w:r>
-            <w:proofErr w:type="spellEnd"/>
             <w:r>
               <w:rPr>
                 <w:lang w:val="en-CA"/>
@@ -56400,37 +54493,12 @@
                 <w:lang w:val="en-CA"/>
               </w:rPr>
             </w:pPr>
-            <w:proofErr w:type="spellStart"/>
             <w:r>
               <w:rPr>
                 <w:bCs/>
                 <w:lang w:val="en-CA"/>
               </w:rPr>
-              <w:t>Auslandstreffen</w:t>
-            </w:r>
-            <w:proofErr w:type="spellEnd"/>
-            <w:r>
-              <w:rPr>
-                <w:bCs/>
-                <w:lang w:val="en-CA"/>
-              </w:rPr>
-              <w:t xml:space="preserve"> der </w:t>
-            </w:r>
-            <w:proofErr w:type="spellStart"/>
-            <w:r>
-              <w:rPr>
-                <w:bCs/>
-                <w:lang w:val="en-CA"/>
-              </w:rPr>
-              <w:t>Studienstiftung</w:t>
-            </w:r>
-            <w:proofErr w:type="spellEnd"/>
-            <w:r>
-              <w:rPr>
-                <w:bCs/>
-                <w:lang w:val="en-CA"/>
-              </w:rPr>
-              <w:t xml:space="preserve"> Kanada [meeting of the fellows of the German National Academic Foundation], Goethe Institute, Montreal, Canada</w:t>
+              <w:t>Auslandstreffen der Studienstiftung Kanada [meeting of the fellows of the German National Academic Foundation], Goethe Institute, Montreal, Canada</w:t>
             </w:r>
           </w:p>
         </w:tc>
@@ -56450,6 +54518,7 @@
           <w:bCs/>
           <w:lang w:val="en-CA"/>
         </w:rPr>
+        <w:lastRenderedPageBreak/>
         <w:br w:type="page"/>
       </w:r>
     </w:p>
@@ -60485,25 +58554,7 @@
           <w:iCs/>
           <w:lang w:eastAsia="en-CA"/>
         </w:rPr>
-        <w:t xml:space="preserve">Grant </w:t>
-      </w:r>
-      <w:proofErr w:type="spellStart"/>
-      <w:r>
-        <w:rPr>
-          <w:b/>
-          <w:iCs/>
-          <w:lang w:eastAsia="en-CA"/>
-        </w:rPr>
-        <w:t>reviewing</w:t>
-      </w:r>
-      <w:proofErr w:type="spellEnd"/>
-      <w:r>
-        <w:rPr>
-          <w:b/>
-          <w:iCs/>
-          <w:lang w:eastAsia="en-CA"/>
-        </w:rPr>
-        <w:t xml:space="preserve"> </w:t>
+        <w:t xml:space="preserve">Grant reviewing </w:t>
       </w:r>
     </w:p>
     <w:tbl>
@@ -62638,21 +60689,7 @@
               <w:rPr>
                 <w:lang w:val="en-CA" w:eastAsia="en-CA"/>
               </w:rPr>
-              <w:t xml:space="preserve">The </w:t>
-            </w:r>
-            <w:proofErr w:type="gramStart"/>
-            <w:r>
-              <w:rPr>
-                <w:lang w:val="en-CA" w:eastAsia="en-CA"/>
-              </w:rPr>
-              <w:t>German-Israeli</w:t>
-            </w:r>
-            <w:proofErr w:type="gramEnd"/>
-            <w:r>
-              <w:rPr>
-                <w:lang w:val="en-CA" w:eastAsia="en-CA"/>
-              </w:rPr>
-              <w:t xml:space="preserve"> Foundation for Scientific Research </w:t>
+              <w:t xml:space="preserve">The German-Israeli Foundation for Scientific Research </w:t>
             </w:r>
             <w:bookmarkEnd w:id="102"/>
           </w:p>
@@ -70473,7 +68510,6 @@
   <w:style w:type="character" w:default="1" w:styleId="DefaultParagraphFont">
     <w:name w:val="Default Paragraph Font"/>
     <w:uiPriority w:val="1"/>
-    <w:semiHidden/>
     <w:unhideWhenUsed/>
   </w:style>
   <w:style w:type="table" w:default="1" w:styleId="TableNormal">
@@ -71100,6 +69136,15 @@
 </file>
 
 <file path=customXml/item1.xml><?xml version="1.0" encoding="utf-8"?>
+<?mso-contentType ?>
+<FormTemplates xmlns="http://schemas.microsoft.com/sharepoint/v3/contenttype/forms">
+  <Display>DocumentLibraryForm</Display>
+  <Edit>DocumentLibraryForm</Edit>
+  <New>DocumentLibraryForm</New>
+</FormTemplates>
+</file>
+
+<file path=customXml/item2.xml><?xml version="1.0" encoding="utf-8"?>
 <ct:contentTypeSchema xmlns:ct="http://schemas.microsoft.com/office/2006/metadata/contentType" xmlns:ma="http://schemas.microsoft.com/office/2006/metadata/properties/metaAttributes" ct:_="" ma:_="" ma:contentTypeName="Document" ma:contentTypeID="0x01010040598E2033F12F4D9D0EEBDED9F3ADA5" ma:contentTypeVersion="7" ma:contentTypeDescription="Create a new document." ma:contentTypeScope="" ma:versionID="0d4008b07a6729e85722b63fec859166">
   <xsd:schema xmlns:xsd="http://www.w3.org/2001/XMLSchema" xmlns:xs="http://www.w3.org/2001/XMLSchema" xmlns:p="http://schemas.microsoft.com/office/2006/metadata/properties" xmlns:ns3="4511dc72-d8d5-4bc7-8b3d-c01cb3484cf5" xmlns:ns4="685d2eaa-65a0-49a5-8d7f-6db299f42190" targetNamespace="http://schemas.microsoft.com/office/2006/metadata/properties" ma:root="true" ma:fieldsID="8df630411b1f610a7f173bb411967da6" ns3:_="" ns4:_="">
     <xsd:import namespace="4511dc72-d8d5-4bc7-8b3d-c01cb3484cf5"/>
@@ -71284,26 +69329,25 @@
 </ct:contentTypeSchema>
 </file>
 
-<file path=customXml/item2.xml><?xml version="1.0" encoding="utf-8"?>
+<file path=customXml/item3.xml><?xml version="1.0" encoding="utf-8"?>
+<b:Sources xmlns:b="http://schemas.openxmlformats.org/officeDocument/2006/bibliography" xmlns="http://schemas.openxmlformats.org/officeDocument/2006/bibliography" SelectedStyle="\APA.XSL" StyleName="APA"/>
+</file>
+
+<file path=customXml/item4.xml><?xml version="1.0" encoding="utf-8"?>
 <p:properties xmlns:p="http://schemas.microsoft.com/office/2006/metadata/properties" xmlns:xsi="http://www.w3.org/2001/XMLSchema-instance" xmlns:pc="http://schemas.microsoft.com/office/infopath/2007/PartnerControls">
   <documentManagement/>
 </p:properties>
 </file>
 
-<file path=customXml/item3.xml><?xml version="1.0" encoding="utf-8"?>
-<?mso-contentType ?>
-<FormTemplates xmlns="http://schemas.microsoft.com/sharepoint/v3/contenttype/forms">
-  <Display>DocumentLibraryForm</Display>
-  <Edit>DocumentLibraryForm</Edit>
-  <New>DocumentLibraryForm</New>
-</FormTemplates>
+<file path=customXml/itemProps1.xml><?xml version="1.0" encoding="utf-8"?>
+<ds:datastoreItem xmlns:ds="http://schemas.openxmlformats.org/officeDocument/2006/customXml" ds:itemID="{A6DE2CEB-D0DC-4A0B-A0CB-4C6D4D3893B7}">
+  <ds:schemaRefs>
+    <ds:schemaRef ds:uri="http://schemas.microsoft.com/sharepoint/v3/contenttype/forms"/>
+  </ds:schemaRefs>
+</ds:datastoreItem>
 </file>
 
-<file path=customXml/item4.xml><?xml version="1.0" encoding="utf-8"?>
-<b:Sources xmlns:b="http://schemas.openxmlformats.org/officeDocument/2006/bibliography" xmlns="http://schemas.openxmlformats.org/officeDocument/2006/bibliography" SelectedStyle="\APA.XSL" StyleName="APA"/>
-</file>
-
-<file path=customXml/itemProps1.xml><?xml version="1.0" encoding="utf-8"?>
+<file path=customXml/itemProps2.xml><?xml version="1.0" encoding="utf-8"?>
 <ds:datastoreItem xmlns:ds="http://schemas.openxmlformats.org/officeDocument/2006/customXml" ds:itemID="{6EF0D6D3-0359-4D1F-96B7-0DCD36C390FE}">
   <ds:schemaRefs>
     <ds:schemaRef ds:uri="http://schemas.microsoft.com/office/2006/metadata/contentType"/>
@@ -71322,27 +69366,19 @@
 </ds:datastoreItem>
 </file>
 
-<file path=customXml/itemProps2.xml><?xml version="1.0" encoding="utf-8"?>
-<ds:datastoreItem xmlns:ds="http://schemas.openxmlformats.org/officeDocument/2006/customXml" ds:itemID="{368F45FA-2064-4BEF-8113-7B8B062FA5D7}">
+<file path=customXml/itemProps3.xml><?xml version="1.0" encoding="utf-8"?>
+<ds:datastoreItem xmlns:ds="http://schemas.openxmlformats.org/officeDocument/2006/customXml" ds:itemID="{FEAEA024-33A0-412C-ADAB-86C9F2F91C6F}">
   <ds:schemaRefs>
-    <ds:schemaRef ds:uri="http://schemas.microsoft.com/office/2006/metadata/properties"/>
-    <ds:schemaRef ds:uri="http://schemas.microsoft.com/office/infopath/2007/PartnerControls"/>
-  </ds:schemaRefs>
-</ds:datastoreItem>
-</file>
-
-<file path=customXml/itemProps3.xml><?xml version="1.0" encoding="utf-8"?>
-<ds:datastoreItem xmlns:ds="http://schemas.openxmlformats.org/officeDocument/2006/customXml" ds:itemID="{A6DE2CEB-D0DC-4A0B-A0CB-4C6D4D3893B7}">
-  <ds:schemaRefs>
-    <ds:schemaRef ds:uri="http://schemas.microsoft.com/sharepoint/v3/contenttype/forms"/>
+    <ds:schemaRef ds:uri="http://schemas.openxmlformats.org/officeDocument/2006/bibliography"/>
   </ds:schemaRefs>
 </ds:datastoreItem>
 </file>
 
 <file path=customXml/itemProps4.xml><?xml version="1.0" encoding="utf-8"?>
-<ds:datastoreItem xmlns:ds="http://schemas.openxmlformats.org/officeDocument/2006/customXml" ds:itemID="{FEAEA024-33A0-412C-ADAB-86C9F2F91C6F}">
+<ds:datastoreItem xmlns:ds="http://schemas.openxmlformats.org/officeDocument/2006/customXml" ds:itemID="{368F45FA-2064-4BEF-8113-7B8B062FA5D7}">
   <ds:schemaRefs>
-    <ds:schemaRef ds:uri="http://schemas.openxmlformats.org/officeDocument/2006/bibliography"/>
+    <ds:schemaRef ds:uri="http://schemas.microsoft.com/office/2006/metadata/properties"/>
+    <ds:schemaRef ds:uri="http://schemas.microsoft.com/office/infopath/2007/PartnerControls"/>
   </ds:schemaRefs>
 </ds:datastoreItem>
 </file>

--- a/CV_Grossmann.docx
+++ b/CV_Grossmann.docx
@@ -885,7 +885,25 @@
                 <w:color w:val="000000"/>
                 <w:lang w:val="de-DE"/>
               </w:rPr>
-              <w:t>Vordiplom (B.S. equivalent), Psychology, Albert-Ludwigs-Universität Freiburg, Germany</w:t>
+              <w:t xml:space="preserve">Vordiplom (B.S. </w:t>
+            </w:r>
+            <w:proofErr w:type="spellStart"/>
+            <w:r>
+              <w:rPr>
+                <w:iCs/>
+                <w:color w:val="000000"/>
+                <w:lang w:val="de-DE"/>
+              </w:rPr>
+              <w:t>equivalent</w:t>
+            </w:r>
+            <w:proofErr w:type="spellEnd"/>
+            <w:r>
+              <w:rPr>
+                <w:iCs/>
+                <w:color w:val="000000"/>
+                <w:lang w:val="de-DE"/>
+              </w:rPr>
+              <w:t>), Psychology, Albert-Ludwigs-Universität Freiburg, Germany</w:t>
             </w:r>
           </w:p>
         </w:tc>
@@ -1945,6 +1963,7 @@
               <w:t xml:space="preserve">, </w:t>
             </w:r>
             <w:hyperlink r:id="rId20" w:history="1">
+              <w:proofErr w:type="spellStart"/>
               <w:r>
                 <w:rPr>
                   <w:rStyle w:val="Hyperlink"/>
@@ -1959,6 +1978,7 @@
                 </w:rPr>
                 <w:t>rds</w:t>
               </w:r>
+              <w:proofErr w:type="spellEnd"/>
             </w:hyperlink>
             <w:r>
               <w:rPr>
@@ -2326,12 +2346,21 @@
               </w:rPr>
               <w:t xml:space="preserve">Runner-Up for “Application of Science Award,” </w:t>
             </w:r>
+            <w:proofErr w:type="spellStart"/>
             <w:r>
               <w:rPr>
                 <w:color w:val="000000"/>
                 <w:lang w:val="en-CA"/>
               </w:rPr>
-              <w:t>NeuroLeadership Institute</w:t>
+              <w:t>NeuroLeadership</w:t>
+            </w:r>
+            <w:proofErr w:type="spellEnd"/>
+            <w:r>
+              <w:rPr>
+                <w:color w:val="000000"/>
+                <w:lang w:val="en-CA"/>
+              </w:rPr>
+              <w:t xml:space="preserve"> Institute</w:t>
             </w:r>
           </w:p>
         </w:tc>
@@ -2544,8 +2573,19 @@
                 <w:color w:val="000000"/>
                 <w:lang w:val="en-CA"/>
               </w:rPr>
-              <w:t>exceptional quality of the contribution of new researchers to psycholog</w:t>
-            </w:r>
+              <w:t xml:space="preserve">exceptional quality of the contribution of new researchers to </w:t>
+            </w:r>
+            <w:proofErr w:type="spellStart"/>
+            <w:r>
+              <w:rPr>
+                <w:i/>
+                <w:iCs/>
+                <w:color w:val="000000"/>
+                <w:lang w:val="en-CA"/>
+              </w:rPr>
+              <w:t>psycholog</w:t>
+            </w:r>
+            <w:proofErr w:type="spellEnd"/>
             <w:r>
               <w:rPr>
                 <w:i/>
@@ -2553,8 +2593,19 @@
                 <w:color w:val="000000"/>
                 <w:lang w:val="en-US"/>
               </w:rPr>
-              <w:t>y i</w:t>
-            </w:r>
+              <w:t xml:space="preserve">y </w:t>
+            </w:r>
+            <w:proofErr w:type="spellStart"/>
+            <w:r>
+              <w:rPr>
+                <w:i/>
+                <w:iCs/>
+                <w:color w:val="000000"/>
+                <w:lang w:val="en-US"/>
+              </w:rPr>
+              <w:t>i</w:t>
+            </w:r>
+            <w:proofErr w:type="spellEnd"/>
             <w:r>
               <w:rPr>
                 <w:i/>
@@ -3311,6 +3362,7 @@
               </w:rPr>
               <w:t>r</w:t>
             </w:r>
+            <w:proofErr w:type="spellStart"/>
             <w:r>
               <w:rPr>
                 <w:rStyle w:val="Hyperlink"/>
@@ -3326,7 +3378,17 @@
                 <w:color w:val="auto"/>
                 <w:lang w:val="en-US"/>
               </w:rPr>
-              <w:t>doctoral research in social psychology at the Department of Psychology</w:t>
+              <w:t>doctoral</w:t>
+            </w:r>
+            <w:proofErr w:type="spellEnd"/>
+            <w:r>
+              <w:rPr>
+                <w:rStyle w:val="Hyperlink"/>
+                <w:i/>
+                <w:color w:val="auto"/>
+                <w:lang w:val="en-US"/>
+              </w:rPr>
+              <w:t xml:space="preserve"> research in social psychology at the Department of Psychology</w:t>
             </w:r>
           </w:p>
         </w:tc>
@@ -3859,12 +3921,53 @@
               </w:rPr>
             </w:pPr>
             <w:hyperlink r:id="rId40" w:history="1">
+              <w:proofErr w:type="spellStart"/>
               <w:r>
                 <w:rPr>
                   <w:rStyle w:val="Hyperlink"/>
                   <w:lang w:val="en-CA"/>
                 </w:rPr>
-                <w:t>Stipendium der Studienstiftung des deutschen Volkes</w:t>
+                <w:t>Stipendium</w:t>
+              </w:r>
+              <w:proofErr w:type="spellEnd"/>
+              <w:r>
+                <w:rPr>
+                  <w:rStyle w:val="Hyperlink"/>
+                  <w:lang w:val="en-CA"/>
+                </w:rPr>
+                <w:t xml:space="preserve"> der </w:t>
+              </w:r>
+              <w:proofErr w:type="spellStart"/>
+              <w:r>
+                <w:rPr>
+                  <w:rStyle w:val="Hyperlink"/>
+                  <w:lang w:val="en-CA"/>
+                </w:rPr>
+                <w:t>Studienstiftung</w:t>
+              </w:r>
+              <w:proofErr w:type="spellEnd"/>
+              <w:r>
+                <w:rPr>
+                  <w:rStyle w:val="Hyperlink"/>
+                  <w:lang w:val="en-CA"/>
+                </w:rPr>
+                <w:t xml:space="preserve"> des </w:t>
+              </w:r>
+              <w:proofErr w:type="spellStart"/>
+              <w:r>
+                <w:rPr>
+                  <w:rStyle w:val="Hyperlink"/>
+                  <w:lang w:val="en-CA"/>
+                </w:rPr>
+                <w:t>deutschen</w:t>
+              </w:r>
+              <w:proofErr w:type="spellEnd"/>
+              <w:r>
+                <w:rPr>
+                  <w:rStyle w:val="Hyperlink"/>
+                  <w:lang w:val="en-CA"/>
+                </w:rPr>
+                <w:t xml:space="preserve"> Volkes</w:t>
               </w:r>
             </w:hyperlink>
             <w:r>
@@ -4660,7 +4763,23 @@
           <w:iCs/>
           <w:lang w:val="en-CA"/>
         </w:rPr>
-        <w:t>, 1, 524–536. *corresponding author</w:t>
+        <w:t>, 1, 524–536. *</w:t>
+      </w:r>
+      <w:proofErr w:type="gramStart"/>
+      <w:r>
+        <w:rPr>
+          <w:iCs/>
+          <w:lang w:val="en-CA"/>
+        </w:rPr>
+        <w:t>corresponding</w:t>
+      </w:r>
+      <w:proofErr w:type="gramEnd"/>
+      <w:r>
+        <w:rPr>
+          <w:iCs/>
+          <w:lang w:val="en-CA"/>
+        </w:rPr>
+        <w:t xml:space="preserve"> author</w:t>
       </w:r>
     </w:p>
     <w:p>
@@ -5146,11 +5265,19 @@
               </w:rPr>
               <w:t xml:space="preserve">Social Sciences and Humanities Research Council of Canada, Insight Grant, </w:t>
             </w:r>
-            <w:r>
-              <w:rPr>
-                <w:lang w:val="en-CA"/>
-              </w:rPr>
-              <w:t>From narratives to choices: Advancing semantic topic modeling for mapping cultural narratives to social</w:t>
+            <w:proofErr w:type="gramStart"/>
+            <w:r>
+              <w:rPr>
+                <w:lang w:val="en-CA"/>
+              </w:rPr>
+              <w:t>From</w:t>
+            </w:r>
+            <w:proofErr w:type="gramEnd"/>
+            <w:r>
+              <w:rPr>
+                <w:lang w:val="en-CA"/>
+              </w:rPr>
+              <w:t xml:space="preserve"> narratives to choices: Advancing semantic topic modeling for mapping cultural narratives to social</w:t>
             </w:r>
             <w:r>
               <w:rPr>
@@ -5663,7 +5790,21 @@
               <w:rPr>
                 <w:lang w:val="en-CA"/>
               </w:rPr>
-              <w:t>University of Waterloo Chronic Disease Prevention Initiative, Seed Grant, Harnessing psychological insights and mobile technologies to detect stress-related risk factors for mental health (CAD$10,000)</w:t>
+              <w:t xml:space="preserve">University of Waterloo Chronic Disease Prevention Initiative, Seed Grant, </w:t>
+            </w:r>
+            <w:proofErr w:type="gramStart"/>
+            <w:r>
+              <w:rPr>
+                <w:lang w:val="en-CA"/>
+              </w:rPr>
+              <w:t>Harnessing</w:t>
+            </w:r>
+            <w:proofErr w:type="gramEnd"/>
+            <w:r>
+              <w:rPr>
+                <w:lang w:val="en-CA"/>
+              </w:rPr>
+              <w:t xml:space="preserve"> psychological insights and mobile technologies to detect stress-related risk factors for mental health (CAD$10,000)</w:t>
             </w:r>
             <w:r>
               <w:rPr>
@@ -6014,6 +6155,7 @@
               </w:rPr>
               <w:t xml:space="preserve">University of Waterloo Teaching Innovation Incubator, </w:t>
             </w:r>
+            <w:proofErr w:type="gramStart"/>
             <w:r>
               <w:rPr>
                 <w:rFonts w:ascii="Times New Roman" w:hAnsi="Times New Roman" w:cs="Times New Roman"/>
@@ -6022,7 +6164,18 @@
                 <w:sz w:val="24"/>
                 <w:szCs w:val="24"/>
               </w:rPr>
-              <w:t>Learning by teaching a Large Language Model</w:t>
+              <w:t>Learning</w:t>
+            </w:r>
+            <w:proofErr w:type="gramEnd"/>
+            <w:r>
+              <w:rPr>
+                <w:rFonts w:ascii="Times New Roman" w:hAnsi="Times New Roman" w:cs="Times New Roman"/>
+                <w:i/>
+                <w:iCs/>
+                <w:sz w:val="24"/>
+                <w:szCs w:val="24"/>
+              </w:rPr>
+              <w:t xml:space="preserve"> by teaching a Large Language Model</w:t>
             </w:r>
             <w:r>
               <w:rPr>
@@ -6977,6 +7130,7 @@
         <w:t xml:space="preserve">, </w:t>
       </w:r>
       <w:hyperlink r:id="rId44" w:history="1">
+        <w:proofErr w:type="spellStart"/>
         <w:r>
           <w:rPr>
             <w:rStyle w:val="Hyperlink"/>
@@ -6984,7 +7138,17 @@
             <w:iCs/>
             <w:lang w:val="en-CA"/>
           </w:rPr>
-          <w:t>Futurescape Project</w:t>
+          <w:t>Futurescape</w:t>
+        </w:r>
+        <w:proofErr w:type="spellEnd"/>
+        <w:r>
+          <w:rPr>
+            <w:rStyle w:val="Hyperlink"/>
+            <w:i/>
+            <w:iCs/>
+            <w:lang w:val="en-CA"/>
+          </w:rPr>
+          <w:t xml:space="preserve"> Project</w:t>
         </w:r>
       </w:hyperlink>
       <w:r>
@@ -7006,6 +7170,7 @@
         <w:t xml:space="preserve">–present) – foresight and forecasting of societal change, including the </w:t>
       </w:r>
       <w:hyperlink r:id="rId45" w:history="1">
+        <w:proofErr w:type="spellStart"/>
         <w:r>
           <w:rPr>
             <w:rStyle w:val="Hyperlink"/>
@@ -7015,6 +7180,7 @@
           </w:rPr>
           <w:t>WorldAfterCOVID</w:t>
         </w:r>
+        <w:proofErr w:type="spellEnd"/>
       </w:hyperlink>
       <w:r>
         <w:rPr>
@@ -7553,8 +7719,59 @@
           <w:i/>
           <w:iCs/>
         </w:rPr>
-        <w:t>Professional governance &amp; field service</w:t>
-      </w:r>
+        <w:t xml:space="preserve">Professional </w:t>
+      </w:r>
+      <w:proofErr w:type="spellStart"/>
+      <w:r>
+        <w:rPr>
+          <w:b/>
+          <w:bCs/>
+          <w:i/>
+          <w:iCs/>
+        </w:rPr>
+        <w:t>governance</w:t>
+      </w:r>
+      <w:proofErr w:type="spellEnd"/>
+      <w:r>
+        <w:rPr>
+          <w:b/>
+          <w:bCs/>
+          <w:i/>
+          <w:iCs/>
+        </w:rPr>
+        <w:t xml:space="preserve"> &amp; </w:t>
+      </w:r>
+      <w:proofErr w:type="spellStart"/>
+      <w:r>
+        <w:rPr>
+          <w:b/>
+          <w:bCs/>
+          <w:i/>
+          <w:iCs/>
+        </w:rPr>
+        <w:t>field</w:t>
+      </w:r>
+      <w:proofErr w:type="spellEnd"/>
+      <w:r>
+        <w:rPr>
+          <w:b/>
+          <w:bCs/>
+          <w:i/>
+          <w:iCs/>
+        </w:rPr>
+        <w:t xml:space="preserve"> </w:t>
+      </w:r>
+      <w:proofErr w:type="spellStart"/>
+      <w:r>
+        <w:rPr>
+          <w:b/>
+          <w:bCs/>
+          <w:i/>
+          <w:iCs/>
+        </w:rPr>
+        <w:t>service</w:t>
+      </w:r>
+      <w:proofErr w:type="spellEnd"/>
     </w:p>
     <w:p>
       <w:pPr>
@@ -7908,7 +8125,7 @@
       <w:r>
         <w:rPr>
           <w:iCs/>
-          <w:lang w:val="de-DE"/>
+          <w:lang w:val="en-CA"/>
         </w:rPr>
         <w:t xml:space="preserve">Johnson, S. G.*, Karimi, A. H., Bengio, Y., Chater, N., Gerstenberg, T., Larson, K., ... </w:t>
       </w:r>
@@ -7961,7 +8178,23 @@
           <w:iCs/>
           <w:lang w:val="en-CA"/>
         </w:rPr>
-        <w:t>*corresponding authors</w:t>
+        <w:t>*</w:t>
+      </w:r>
+      <w:proofErr w:type="gramStart"/>
+      <w:r>
+        <w:rPr>
+          <w:iCs/>
+          <w:lang w:val="en-CA"/>
+        </w:rPr>
+        <w:t>corresponding</w:t>
+      </w:r>
+      <w:proofErr w:type="gramEnd"/>
+      <w:r>
+        <w:rPr>
+          <w:iCs/>
+          <w:lang w:val="en-CA"/>
+        </w:rPr>
+        <w:t xml:space="preserve"> authors</w:t>
       </w:r>
     </w:p>
     <w:p>
@@ -7974,12 +8207,21 @@
           <w:lang w:val="en-CA"/>
         </w:rPr>
       </w:pPr>
+      <w:proofErr w:type="spellStart"/>
       <w:r>
         <w:rPr>
           <w:u w:val="single"/>
           <w:lang w:val="en-CA"/>
         </w:rPr>
-        <w:t>Kachhiyapatel, N</w:t>
+        <w:t>Kachhiyapatel</w:t>
+      </w:r>
+      <w:proofErr w:type="spellEnd"/>
+      <w:r>
+        <w:rPr>
+          <w:u w:val="single"/>
+          <w:lang w:val="en-CA"/>
+        </w:rPr>
+        <w:t>, N</w:t>
       </w:r>
       <w:r>
         <w:rPr>
@@ -8154,6 +8396,7 @@
         </w:rPr>
         <w:t xml:space="preserve">, </w:t>
       </w:r>
+      <w:proofErr w:type="spellStart"/>
       <w:r>
         <w:rPr>
           <w:iCs/>
@@ -8161,6 +8404,7 @@
         </w:rPr>
         <w:t>Jaśkiewicz</w:t>
       </w:r>
+      <w:proofErr w:type="spellEnd"/>
       <w:r>
         <w:rPr>
           <w:iCs/>
@@ -8613,7 +8857,23 @@
           <w:iCs/>
           <w:lang w:val="en-CA"/>
         </w:rPr>
-        <w:t>. *shared authorship</w:t>
+        <w:t>. *</w:t>
+      </w:r>
+      <w:proofErr w:type="gramStart"/>
+      <w:r>
+        <w:rPr>
+          <w:iCs/>
+          <w:lang w:val="en-CA"/>
+        </w:rPr>
+        <w:t>shared</w:t>
+      </w:r>
+      <w:proofErr w:type="gramEnd"/>
+      <w:r>
+        <w:rPr>
+          <w:iCs/>
+          <w:lang w:val="en-CA"/>
+        </w:rPr>
+        <w:t xml:space="preserve"> authorship</w:t>
       </w:r>
     </w:p>
     <w:p>
@@ -8800,19 +9060,19 @@
       </w:pPr>
       <w:r>
         <w:rPr>
-          <w:lang w:val="en-CA"/>
+          <w:lang w:val="de-DE"/>
         </w:rPr>
         <w:t xml:space="preserve">Eibach, R. </w:t>
       </w:r>
       <w:r>
         <w:rPr>
-          <w:lang w:val="en-CA"/>
+          <w:lang w:val="de-DE"/>
         </w:rPr>
         <w:t>P</w:t>
       </w:r>
       <w:r>
         <w:rPr>
-          <w:lang w:val="en-CA"/>
+          <w:lang w:val="de-DE"/>
         </w:rPr>
         <w:t xml:space="preserve">. &amp; </w:t>
       </w:r>
@@ -8820,13 +9080,13 @@
         <w:rPr>
           <w:b/>
           <w:bCs/>
-          <w:lang w:val="en-CA"/>
+          <w:lang w:val="de-DE"/>
         </w:rPr>
         <w:t>Grossmann, I.</w:t>
       </w:r>
       <w:r>
         <w:rPr>
-          <w:lang w:val="en-CA"/>
+          <w:lang w:val="de-DE"/>
         </w:rPr>
         <w:t xml:space="preserve"> (2025). </w:t>
       </w:r>
@@ -8887,7 +9147,21 @@
         <w:rPr>
           <w:lang w:val="en-CA"/>
         </w:rPr>
-        <w:t>., &amp; Trodd, Z. (</w:t>
+        <w:t xml:space="preserve">., &amp; </w:t>
+      </w:r>
+      <w:proofErr w:type="spellStart"/>
+      <w:r>
+        <w:rPr>
+          <w:lang w:val="en-CA"/>
+        </w:rPr>
+        <w:t>Trodd</w:t>
+      </w:r>
+      <w:proofErr w:type="spellEnd"/>
+      <w:r>
+        <w:rPr>
+          <w:lang w:val="en-CA"/>
+        </w:rPr>
+        <w:t>, Z. (</w:t>
       </w:r>
       <w:r>
         <w:rPr>
@@ -9090,12 +9364,21 @@
         </w:rPr>
         <w:t xml:space="preserve"> </w:t>
       </w:r>
+      <w:proofErr w:type="spellStart"/>
       <w:r>
         <w:rPr>
           <w:u w:val="single"/>
           <w:lang w:val="de-DE"/>
         </w:rPr>
-        <w:t>Kachhiyapatel, N</w:t>
+        <w:t>Kachhiyapatel</w:t>
+      </w:r>
+      <w:proofErr w:type="spellEnd"/>
+      <w:r>
+        <w:rPr>
+          <w:u w:val="single"/>
+          <w:lang w:val="de-DE"/>
+        </w:rPr>
+        <w:t>, N</w:t>
       </w:r>
       <w:r>
         <w:rPr>
@@ -9481,11 +9764,19 @@
         </w:rPr>
         <w:t>c</w:t>
       </w:r>
-      <w:r>
-        <w:rPr>
-          <w:lang w:val="en-CA"/>
-        </w:rPr>
-        <w:t xml:space="preserve">ognition at the </w:t>
+      <w:proofErr w:type="spellStart"/>
+      <w:r>
+        <w:rPr>
+          <w:lang w:val="en-CA"/>
+        </w:rPr>
+        <w:t>ognition</w:t>
+      </w:r>
+      <w:proofErr w:type="spellEnd"/>
+      <w:r>
+        <w:rPr>
+          <w:lang w:val="en-CA"/>
+        </w:rPr>
+        <w:t xml:space="preserve"> at the </w:t>
       </w:r>
       <w:r>
         <w:rPr>
@@ -9493,11 +9784,19 @@
         </w:rPr>
         <w:t>b</w:t>
       </w:r>
-      <w:r>
-        <w:rPr>
-          <w:lang w:val="en-CA"/>
-        </w:rPr>
-        <w:t xml:space="preserve">eginning and the </w:t>
+      <w:proofErr w:type="spellStart"/>
+      <w:r>
+        <w:rPr>
+          <w:lang w:val="en-CA"/>
+        </w:rPr>
+        <w:t>eginning</w:t>
+      </w:r>
+      <w:proofErr w:type="spellEnd"/>
+      <w:r>
+        <w:rPr>
+          <w:lang w:val="en-CA"/>
+        </w:rPr>
+        <w:t xml:space="preserve"> and the </w:t>
       </w:r>
       <w:r>
         <w:rPr>
@@ -9505,11 +9804,19 @@
         </w:rPr>
         <w:t>e</w:t>
       </w:r>
-      <w:r>
-        <w:rPr>
-          <w:lang w:val="en-CA"/>
-        </w:rPr>
-        <w:t xml:space="preserve">nd of the </w:t>
+      <w:proofErr w:type="spellStart"/>
+      <w:r>
+        <w:rPr>
+          <w:lang w:val="en-CA"/>
+        </w:rPr>
+        <w:t>nd</w:t>
+      </w:r>
+      <w:proofErr w:type="spellEnd"/>
+      <w:r>
+        <w:rPr>
+          <w:lang w:val="en-CA"/>
+        </w:rPr>
+        <w:t xml:space="preserve"> of the </w:t>
       </w:r>
       <w:r>
         <w:rPr>
@@ -9529,6 +9836,7 @@
         </w:rPr>
         <w:t xml:space="preserve">. </w:t>
       </w:r>
+      <w:proofErr w:type="spellStart"/>
       <w:r>
         <w:rPr>
           <w:i/>
@@ -9537,6 +9845,7 @@
         </w:rPr>
         <w:t>Collabra</w:t>
       </w:r>
+      <w:proofErr w:type="spellEnd"/>
       <w:r>
         <w:rPr>
           <w:lang w:val="de-DE"/>
@@ -10111,38 +10420,38 @@
       <w:r>
         <w:rPr>
           <w:u w:val="single"/>
-          <w:lang w:val="sv-SE"/>
+          <w:lang w:val="en-CA"/>
         </w:rPr>
         <w:t>Elnakouri, A</w:t>
       </w:r>
       <w:r>
         <w:rPr>
-          <w:lang w:val="sv-SE"/>
+          <w:lang w:val="en-CA"/>
         </w:rPr>
         <w:t>.</w:t>
       </w:r>
       <w:r>
         <w:rPr>
-          <w:lang w:val="sv-SE"/>
+          <w:lang w:val="en-CA"/>
         </w:rPr>
         <w:t>*</w:t>
       </w:r>
       <w:r>
         <w:rPr>
-          <w:lang w:val="sv-SE"/>
+          <w:lang w:val="en-CA"/>
         </w:rPr>
         <w:t xml:space="preserve">, </w:t>
       </w:r>
       <w:r>
         <w:rPr>
           <w:u w:val="single"/>
-          <w:lang w:val="sv-SE"/>
+          <w:lang w:val="en-CA"/>
         </w:rPr>
         <w:t>Huynh, A. C</w:t>
       </w:r>
       <w:r>
         <w:rPr>
-          <w:lang w:val="sv-SE"/>
+          <w:lang w:val="en-CA"/>
         </w:rPr>
         <w:t xml:space="preserve">., &amp; </w:t>
       </w:r>
@@ -10150,25 +10459,25 @@
         <w:rPr>
           <w:b/>
           <w:bCs/>
-          <w:lang w:val="sv-SE"/>
+          <w:lang w:val="en-CA"/>
         </w:rPr>
         <w:t>Grossmann, I</w:t>
       </w:r>
       <w:r>
         <w:rPr>
-          <w:lang w:val="sv-SE"/>
+          <w:lang w:val="en-CA"/>
         </w:rPr>
         <w:t>.</w:t>
       </w:r>
       <w:r>
         <w:rPr>
-          <w:lang w:val="sv-SE"/>
+          <w:lang w:val="en-CA"/>
         </w:rPr>
         <w:t>*</w:t>
       </w:r>
       <w:r>
         <w:rPr>
-          <w:lang w:val="sv-SE"/>
+          <w:lang w:val="en-CA"/>
         </w:rPr>
         <w:t xml:space="preserve"> (2024). </w:t>
       </w:r>
@@ -10225,7 +10534,23 @@
           <w:bCs/>
           <w:lang w:val="en-CA"/>
         </w:rPr>
-        <w:t>*corresponding author</w:t>
+        <w:t>*</w:t>
+      </w:r>
+      <w:proofErr w:type="gramStart"/>
+      <w:r>
+        <w:rPr>
+          <w:bCs/>
+          <w:lang w:val="en-CA"/>
+        </w:rPr>
+        <w:t>corresponding</w:t>
+      </w:r>
+      <w:proofErr w:type="gramEnd"/>
+      <w:r>
+        <w:rPr>
+          <w:bCs/>
+          <w:lang w:val="en-CA"/>
+        </w:rPr>
+        <w:t xml:space="preserve"> author</w:t>
       </w:r>
       <w:r>
         <w:rPr>
@@ -10733,6 +11058,7 @@
           <w:lang w:val="en-US"/>
         </w:rPr>
       </w:pPr>
+      <w:proofErr w:type="spellStart"/>
       <w:r>
         <w:rPr>
           <w:u w:val="single"/>
@@ -10740,6 +11066,7 @@
         </w:rPr>
         <w:t>Kachhiyapatel</w:t>
       </w:r>
+      <w:proofErr w:type="spellEnd"/>
       <w:r>
         <w:rPr>
           <w:u w:val="single"/>
@@ -10939,11 +11266,19 @@
         </w:rPr>
         <w:t>w</w:t>
       </w:r>
-      <w:r>
-        <w:rPr>
-          <w:lang w:val="en-CA"/>
-        </w:rPr>
-        <w:t xml:space="preserve">isdom </w:t>
+      <w:proofErr w:type="spellStart"/>
+      <w:r>
+        <w:rPr>
+          <w:lang w:val="en-CA"/>
+        </w:rPr>
+        <w:t>isdom</w:t>
+      </w:r>
+      <w:proofErr w:type="spellEnd"/>
+      <w:r>
+        <w:rPr>
+          <w:lang w:val="en-CA"/>
+        </w:rPr>
+        <w:t xml:space="preserve"> </w:t>
       </w:r>
       <w:r>
         <w:rPr>
@@ -10951,11 +11286,19 @@
         </w:rPr>
         <w:t>p</w:t>
       </w:r>
-      <w:r>
-        <w:rPr>
-          <w:lang w:val="en-CA"/>
-        </w:rPr>
-        <w:t xml:space="preserve">erception </w:t>
+      <w:proofErr w:type="spellStart"/>
+      <w:r>
+        <w:rPr>
+          <w:lang w:val="en-CA"/>
+        </w:rPr>
+        <w:t>erception</w:t>
+      </w:r>
+      <w:proofErr w:type="spellEnd"/>
+      <w:r>
+        <w:rPr>
+          <w:lang w:val="en-CA"/>
+        </w:rPr>
+        <w:t xml:space="preserve"> </w:t>
       </w:r>
       <w:r>
         <w:rPr>
@@ -10975,11 +11318,19 @@
         </w:rPr>
         <w:t>t</w:t>
       </w:r>
-      <w:r>
-        <w:rPr>
-          <w:lang w:val="en-CA"/>
-        </w:rPr>
-        <w:t xml:space="preserve">welve </w:t>
+      <w:proofErr w:type="spellStart"/>
+      <w:r>
+        <w:rPr>
+          <w:lang w:val="en-CA"/>
+        </w:rPr>
+        <w:t>welve</w:t>
+      </w:r>
+      <w:proofErr w:type="spellEnd"/>
+      <w:r>
+        <w:rPr>
+          <w:lang w:val="en-CA"/>
+        </w:rPr>
+        <w:t xml:space="preserve"> </w:t>
       </w:r>
       <w:r>
         <w:rPr>
@@ -10987,11 +11338,19 @@
         </w:rPr>
         <w:t>c</w:t>
       </w:r>
-      <w:r>
-        <w:rPr>
-          <w:lang w:val="en-CA"/>
-        </w:rPr>
-        <w:t xml:space="preserve">ountries on </w:t>
+      <w:proofErr w:type="spellStart"/>
+      <w:r>
+        <w:rPr>
+          <w:lang w:val="en-CA"/>
+        </w:rPr>
+        <w:t>ountries</w:t>
+      </w:r>
+      <w:proofErr w:type="spellEnd"/>
+      <w:r>
+        <w:rPr>
+          <w:lang w:val="en-CA"/>
+        </w:rPr>
+        <w:t xml:space="preserve"> on </w:t>
       </w:r>
       <w:r>
         <w:rPr>
@@ -10999,11 +11358,19 @@
         </w:rPr>
         <w:t>f</w:t>
       </w:r>
-      <w:r>
-        <w:rPr>
-          <w:lang w:val="en-CA"/>
-        </w:rPr>
-        <w:t xml:space="preserve">ive </w:t>
+      <w:proofErr w:type="spellStart"/>
+      <w:r>
+        <w:rPr>
+          <w:lang w:val="en-CA"/>
+        </w:rPr>
+        <w:t>ive</w:t>
+      </w:r>
+      <w:proofErr w:type="spellEnd"/>
+      <w:r>
+        <w:rPr>
+          <w:lang w:val="en-CA"/>
+        </w:rPr>
+        <w:t xml:space="preserve"> </w:t>
       </w:r>
       <w:r>
         <w:rPr>
@@ -11011,11 +11378,19 @@
         </w:rPr>
         <w:t>c</w:t>
       </w:r>
-      <w:r>
-        <w:rPr>
-          <w:lang w:val="en-CA"/>
-        </w:rPr>
-        <w:t xml:space="preserve">ontinents. </w:t>
+      <w:proofErr w:type="spellStart"/>
+      <w:r>
+        <w:rPr>
+          <w:lang w:val="en-CA"/>
+        </w:rPr>
+        <w:t>ontinents</w:t>
+      </w:r>
+      <w:proofErr w:type="spellEnd"/>
+      <w:r>
+        <w:rPr>
+          <w:lang w:val="en-CA"/>
+        </w:rPr>
+        <w:t xml:space="preserve">. </w:t>
       </w:r>
       <w:r>
         <w:rPr>
@@ -11038,7 +11413,23 @@
           <w:bCs/>
           <w:lang w:val="en-CA"/>
         </w:rPr>
-        <w:t>*corresponding author</w:t>
+        <w:t>*</w:t>
+      </w:r>
+      <w:proofErr w:type="gramStart"/>
+      <w:r>
+        <w:rPr>
+          <w:bCs/>
+          <w:lang w:val="en-CA"/>
+        </w:rPr>
+        <w:t>corresponding</w:t>
+      </w:r>
+      <w:proofErr w:type="gramEnd"/>
+      <w:r>
+        <w:rPr>
+          <w:bCs/>
+          <w:lang w:val="en-CA"/>
+        </w:rPr>
+        <w:t xml:space="preserve"> author</w:t>
       </w:r>
       <w:r>
         <w:rPr>
@@ -11149,11 +11540,19 @@
         </w:rPr>
         <w:t>w</w:t>
       </w:r>
-      <w:r>
-        <w:rPr>
-          <w:lang w:val="en-CA"/>
-        </w:rPr>
-        <w:t xml:space="preserve">isdom: Classifying </w:t>
+      <w:proofErr w:type="spellStart"/>
+      <w:r>
+        <w:rPr>
+          <w:lang w:val="en-CA"/>
+        </w:rPr>
+        <w:t>isdom</w:t>
+      </w:r>
+      <w:proofErr w:type="spellEnd"/>
+      <w:r>
+        <w:rPr>
+          <w:lang w:val="en-CA"/>
+        </w:rPr>
+        <w:t xml:space="preserve">: Classifying </w:t>
       </w:r>
       <w:r>
         <w:rPr>
@@ -11167,6 +11566,7 @@
         </w:rPr>
         <w:t xml:space="preserve">eta-cognitive and </w:t>
       </w:r>
+      <w:proofErr w:type="gramStart"/>
       <w:r>
         <w:rPr>
           <w:lang w:val="en-US"/>
@@ -11177,7 +11577,14 @@
         <w:rPr>
           <w:lang w:val="en-CA"/>
         </w:rPr>
-        <w:t xml:space="preserve">orally-grounded </w:t>
+        <w:t>orally-grounded</w:t>
+      </w:r>
+      <w:proofErr w:type="gramEnd"/>
+      <w:r>
+        <w:rPr>
+          <w:lang w:val="en-CA"/>
+        </w:rPr>
+        <w:t xml:space="preserve"> </w:t>
       </w:r>
       <w:r>
         <w:rPr>
@@ -11185,11 +11592,19 @@
         </w:rPr>
         <w:t>n</w:t>
       </w:r>
-      <w:r>
-        <w:rPr>
-          <w:lang w:val="en-CA"/>
-        </w:rPr>
-        <w:t xml:space="preserve">arrative </w:t>
+      <w:proofErr w:type="spellStart"/>
+      <w:r>
+        <w:rPr>
+          <w:lang w:val="en-CA"/>
+        </w:rPr>
+        <w:t>arrative</w:t>
+      </w:r>
+      <w:proofErr w:type="spellEnd"/>
+      <w:r>
+        <w:rPr>
+          <w:lang w:val="en-CA"/>
+        </w:rPr>
+        <w:t xml:space="preserve"> </w:t>
       </w:r>
       <w:r>
         <w:rPr>
@@ -11197,11 +11612,19 @@
         </w:rPr>
         <w:t>c</w:t>
       </w:r>
-      <w:r>
-        <w:rPr>
-          <w:lang w:val="en-CA"/>
-        </w:rPr>
-        <w:t>ontent via Large Language Models.</w:t>
+      <w:proofErr w:type="spellStart"/>
+      <w:r>
+        <w:rPr>
+          <w:lang w:val="en-CA"/>
+        </w:rPr>
+        <w:t>ontent</w:t>
+      </w:r>
+      <w:proofErr w:type="spellEnd"/>
+      <w:r>
+        <w:rPr>
+          <w:lang w:val="en-CA"/>
+        </w:rPr>
+        <w:t xml:space="preserve"> via Large Language Models.</w:t>
       </w:r>
       <w:r>
         <w:rPr>
@@ -11310,8 +11733,18 @@
           <w:iCs/>
           <w:lang w:val="de-DE"/>
         </w:rPr>
-        <w:t>Acta Psychologica</w:t>
-      </w:r>
+        <w:t xml:space="preserve">Acta </w:t>
+      </w:r>
+      <w:proofErr w:type="spellStart"/>
+      <w:r>
+        <w:rPr>
+          <w:i/>
+          <w:iCs/>
+          <w:lang w:val="de-DE"/>
+        </w:rPr>
+        <w:t>Psychologica</w:t>
+      </w:r>
+      <w:proofErr w:type="spellEnd"/>
       <w:r>
         <w:rPr>
           <w:lang w:val="de-DE"/>
@@ -12241,11 +12674,19 @@
         </w:rPr>
         <w:t>*</w:t>
       </w:r>
-      <w:r>
-        <w:rPr>
-          <w:lang w:val="en-CA"/>
-        </w:rPr>
-        <w:t xml:space="preserve">founder and </w:t>
+      <w:proofErr w:type="gramStart"/>
+      <w:r>
+        <w:rPr>
+          <w:lang w:val="en-CA"/>
+        </w:rPr>
+        <w:t>founder</w:t>
+      </w:r>
+      <w:proofErr w:type="gramEnd"/>
+      <w:r>
+        <w:rPr>
+          <w:lang w:val="en-CA"/>
+        </w:rPr>
+        <w:t xml:space="preserve"> and </w:t>
       </w:r>
       <w:r>
         <w:rPr>
@@ -12317,7 +12758,21 @@
         <w:rPr>
           <w:lang w:val="en-CA"/>
         </w:rPr>
-        <w:t xml:space="preserve">., Allroggen, </w:t>
+        <w:t xml:space="preserve">., </w:t>
+      </w:r>
+      <w:proofErr w:type="spellStart"/>
+      <w:r>
+        <w:rPr>
+          <w:lang w:val="en-CA"/>
+        </w:rPr>
+        <w:t>Allroggen</w:t>
+      </w:r>
+      <w:proofErr w:type="spellEnd"/>
+      <w:r>
+        <w:rPr>
+          <w:lang w:val="en-CA"/>
+        </w:rPr>
+        <w:t xml:space="preserve">, </w:t>
       </w:r>
       <w:r>
         <w:rPr>
@@ -12680,7 +13135,21 @@
         <w:rPr>
           <w:lang w:val="en-CA"/>
         </w:rPr>
-        <w:t xml:space="preserve"> doi: 10.1017/S0140525X21000728</w:t>
+        <w:t xml:space="preserve"> </w:t>
+      </w:r>
+      <w:proofErr w:type="spellStart"/>
+      <w:r>
+        <w:rPr>
+          <w:lang w:val="en-CA"/>
+        </w:rPr>
+        <w:t>doi</w:t>
+      </w:r>
+      <w:proofErr w:type="spellEnd"/>
+      <w:r>
+        <w:rPr>
+          <w:lang w:val="en-CA"/>
+        </w:rPr>
+        <w:t>: 10.1017/S0140525X21000728</w:t>
       </w:r>
       <w:r>
         <w:rPr>
@@ -12876,7 +13345,21 @@
         <w:rPr>
           <w:lang w:val="en-CA"/>
         </w:rPr>
-        <w:t xml:space="preserve">., Kenrick, D. Wiezel, A., </w:t>
+        <w:t xml:space="preserve">., Kenrick, D. </w:t>
+      </w:r>
+      <w:proofErr w:type="spellStart"/>
+      <w:r>
+        <w:rPr>
+          <w:lang w:val="en-CA"/>
+        </w:rPr>
+        <w:t>Wiezel</w:t>
+      </w:r>
+      <w:proofErr w:type="spellEnd"/>
+      <w:r>
+        <w:rPr>
+          <w:lang w:val="en-CA"/>
+        </w:rPr>
+        <w:t xml:space="preserve">, A., </w:t>
       </w:r>
       <w:r>
         <w:rPr>
@@ -12946,7 +13429,21 @@
         <w:rPr>
           <w:lang w:val="en-CA"/>
         </w:rPr>
-        <w:t xml:space="preserve">Pick, C. M., Ko, A., Wormley, A. S., Wiezel, A., Kenrick, D. T., Al-Shawaf, L., […] </w:t>
+        <w:t xml:space="preserve">Pick, C. M., Ko, A., Wormley, A. S., </w:t>
+      </w:r>
+      <w:proofErr w:type="spellStart"/>
+      <w:r>
+        <w:rPr>
+          <w:lang w:val="en-CA"/>
+        </w:rPr>
+        <w:t>Wiezel</w:t>
+      </w:r>
+      <w:proofErr w:type="spellEnd"/>
+      <w:r>
+        <w:rPr>
+          <w:lang w:val="en-CA"/>
+        </w:rPr>
+        <w:t xml:space="preserve">, A., Kenrick, D. T., Al-Shawaf, L., […] </w:t>
       </w:r>
       <w:r>
         <w:rPr>
@@ -13027,6 +13524,7 @@
         </w:rPr>
         <w:t>Elnakouri, A.</w:t>
       </w:r>
+      <w:proofErr w:type="gramStart"/>
       <w:r>
         <w:rPr>
           <w:lang w:val="en-CA"/>
@@ -13038,7 +13536,15 @@
           <w:u w:val="single"/>
           <w:lang w:val="en-CA"/>
         </w:rPr>
-        <w:t>Meyers, E. A.</w:t>
+        <w:t>Meyers</w:t>
+      </w:r>
+      <w:proofErr w:type="gramEnd"/>
+      <w:r>
+        <w:rPr>
+          <w:u w:val="single"/>
+          <w:lang w:val="en-CA"/>
+        </w:rPr>
+        <w:t>, E. A.</w:t>
       </w:r>
       <w:r>
         <w:rPr>
@@ -13125,11 +13631,19 @@
         </w:rPr>
         <w:t>*</w:t>
       </w:r>
-      <w:r>
-        <w:rPr>
-          <w:lang w:val="en-CA"/>
-        </w:rPr>
-        <w:t>corresponding author</w:t>
+      <w:proofErr w:type="gramStart"/>
+      <w:r>
+        <w:rPr>
+          <w:lang w:val="en-CA"/>
+        </w:rPr>
+        <w:t>corresponding</w:t>
+      </w:r>
+      <w:proofErr w:type="gramEnd"/>
+      <w:r>
+        <w:rPr>
+          <w:lang w:val="en-CA"/>
+        </w:rPr>
+        <w:t xml:space="preserve"> author</w:t>
       </w:r>
     </w:p>
     <w:bookmarkEnd w:id="10"/>
@@ -13145,20 +13659,20 @@
       </w:pPr>
       <w:r>
         <w:rPr>
-          <w:lang w:val="en-CA"/>
+          <w:lang w:val="sv-SE"/>
         </w:rPr>
         <w:t xml:space="preserve">Choi, E., Farb, N. A., </w:t>
       </w:r>
       <w:r>
         <w:rPr>
           <w:u w:val="single"/>
-          <w:lang w:val="en-CA"/>
+          <w:lang w:val="sv-SE"/>
         </w:rPr>
         <w:t>Pogrebtsova, E</w:t>
       </w:r>
       <w:r>
         <w:rPr>
-          <w:lang w:val="en-CA"/>
+          <w:lang w:val="sv-SE"/>
         </w:rPr>
         <w:t xml:space="preserve">., Gruman, J., &amp; </w:t>
       </w:r>
@@ -13166,13 +13680,13 @@
         <w:rPr>
           <w:b/>
           <w:bCs/>
-          <w:lang w:val="en-CA"/>
+          <w:lang w:val="sv-SE"/>
         </w:rPr>
         <w:t xml:space="preserve">Grossmann, I.* </w:t>
       </w:r>
       <w:r>
         <w:rPr>
-          <w:lang w:val="en-CA"/>
+          <w:lang w:val="sv-SE"/>
         </w:rPr>
         <w:t xml:space="preserve">(2021). </w:t>
       </w:r>
@@ -13201,8 +13715,16 @@
         <w:rPr>
           <w:lang w:val="en-CA"/>
         </w:rPr>
-        <w:t>*corresponding author</w:t>
-      </w:r>
+        <w:t xml:space="preserve">*corresponding </w:t>
+      </w:r>
+      <w:proofErr w:type="gramStart"/>
+      <w:r>
+        <w:rPr>
+          <w:lang w:val="en-CA"/>
+        </w:rPr>
+        <w:t>author</w:t>
+      </w:r>
+      <w:proofErr w:type="gramEnd"/>
     </w:p>
     <w:bookmarkEnd w:id="21"/>
     <w:p>
@@ -13219,52 +13741,52 @@
       <w:r>
         <w:rPr>
           <w:u w:val="single"/>
-          <w:lang w:val="en-CA"/>
+          <w:lang w:val="de-DE"/>
         </w:rPr>
         <w:t>Dorfman, A.</w:t>
       </w:r>
       <w:r>
         <w:rPr>
-          <w:lang w:val="en-CA"/>
+          <w:lang w:val="de-DE"/>
         </w:rPr>
         <w:t xml:space="preserve">, </w:t>
       </w:r>
       <w:r>
         <w:rPr>
           <w:u w:val="single"/>
-          <w:lang w:val="en-CA"/>
+          <w:lang w:val="de-DE"/>
         </w:rPr>
         <w:t>Oakes, H.</w:t>
       </w:r>
       <w:r>
         <w:rPr>
-          <w:lang w:val="en-CA"/>
+          <w:lang w:val="de-DE"/>
         </w:rPr>
         <w:t xml:space="preserve">, </w:t>
       </w:r>
       <w:r>
         <w:rPr>
           <w:u w:val="single"/>
-          <w:lang w:val="en-CA"/>
+          <w:lang w:val="de-DE"/>
         </w:rPr>
         <w:t>Santos, H. C</w:t>
       </w:r>
       <w:r>
         <w:rPr>
-          <w:lang w:val="en-CA"/>
+          <w:lang w:val="de-DE"/>
         </w:rPr>
         <w:t>.</w:t>
       </w:r>
       <w:r>
         <w:rPr>
           <w:b/>
-          <w:lang w:val="en-CA"/>
+          <w:lang w:val="de-DE"/>
         </w:rPr>
         <w:t xml:space="preserve"> &amp; Grossmann, I.</w:t>
       </w:r>
       <w:r>
         <w:rPr>
-          <w:lang w:val="en-CA"/>
+          <w:lang w:val="de-DE"/>
         </w:rPr>
         <w:t xml:space="preserve"> (2021). </w:t>
       </w:r>
@@ -13687,7 +14209,21 @@
         <w:rPr>
           <w:lang w:val="en-CA"/>
         </w:rPr>
-        <w:t xml:space="preserve">Jayawickreme, E., Infurna, F. J., Alajak, K., Blackie, L. E. R., Chopik, W. J., Chung, J. M., </w:t>
+        <w:t xml:space="preserve">Jayawickreme, E., Infurna, F. J., </w:t>
+      </w:r>
+      <w:proofErr w:type="spellStart"/>
+      <w:r>
+        <w:rPr>
+          <w:lang w:val="en-CA"/>
+        </w:rPr>
+        <w:t>Alajak</w:t>
+      </w:r>
+      <w:proofErr w:type="spellEnd"/>
+      <w:r>
+        <w:rPr>
+          <w:lang w:val="en-CA"/>
+        </w:rPr>
+        <w:t xml:space="preserve">, K., Blackie, L. E. R., Chopik, W. J., Chung, J. M., </w:t>
       </w:r>
       <w:r>
         <w:rPr>
@@ -13700,7 +14236,21 @@
         <w:rPr>
           <w:lang w:val="en-CA"/>
         </w:rPr>
-        <w:t xml:space="preserve">., Fleeson, W., Forgeard, M. J. C., Frazier, P., Furr, R. M., </w:t>
+        <w:t xml:space="preserve">., Fleeson, W., </w:t>
+      </w:r>
+      <w:proofErr w:type="spellStart"/>
+      <w:r>
+        <w:rPr>
+          <w:lang w:val="en-CA"/>
+        </w:rPr>
+        <w:t>Forgeard</w:t>
+      </w:r>
+      <w:proofErr w:type="spellEnd"/>
+      <w:r>
+        <w:rPr>
+          <w:lang w:val="en-CA"/>
+        </w:rPr>
+        <w:t xml:space="preserve">, M. J. C., Frazier, P., Furr, R. M., </w:t>
       </w:r>
       <w:r>
         <w:rPr>
@@ -14059,7 +14609,21 @@
         <w:rPr>
           <w:lang w:val="en-CA"/>
         </w:rPr>
-        <w:t xml:space="preserve">, Fugelsang, J. A., Sorokowski, P., </w:t>
+        <w:t xml:space="preserve">, Fugelsang, J. A., </w:t>
+      </w:r>
+      <w:proofErr w:type="spellStart"/>
+      <w:r>
+        <w:rPr>
+          <w:lang w:val="en-CA"/>
+        </w:rPr>
+        <w:t>Sorokowski</w:t>
+      </w:r>
+      <w:proofErr w:type="spellEnd"/>
+      <w:r>
+        <w:rPr>
+          <w:lang w:val="en-CA"/>
+        </w:rPr>
+        <w:t xml:space="preserve">, P., </w:t>
       </w:r>
       <w:r>
         <w:rPr>
@@ -14771,12 +15335,21 @@
         </w:rPr>
         <w:t xml:space="preserve">(2), 185-194. </w:t>
       </w:r>
+      <w:proofErr w:type="spellStart"/>
       <w:r>
         <w:rPr>
           <w:rFonts w:cs="Times New Roman"/>
           <w:lang w:val="en-CA"/>
         </w:rPr>
-        <w:t>doi: 10.1080/1047840X.2020.1750920</w:t>
+        <w:t>doi</w:t>
+      </w:r>
+      <w:proofErr w:type="spellEnd"/>
+      <w:r>
+        <w:rPr>
+          <w:rFonts w:cs="Times New Roman"/>
+          <w:lang w:val="en-CA"/>
+        </w:rPr>
+        <w:t>: 10.1080/1047840X.2020.1750920</w:t>
       </w:r>
       <w:r>
         <w:rPr>
@@ -14833,7 +15406,49 @@
         <w:rPr>
           <w:lang w:val="en-CA"/>
         </w:rPr>
-        <w:t xml:space="preserve">Hanaei, S., Takian, A., Majdzadeh, R., Maboloc, C. R., </w:t>
+        <w:t xml:space="preserve">Hanaei, S., </w:t>
+      </w:r>
+      <w:proofErr w:type="spellStart"/>
+      <w:r>
+        <w:rPr>
+          <w:lang w:val="en-CA"/>
+        </w:rPr>
+        <w:t>Takian</w:t>
+      </w:r>
+      <w:proofErr w:type="spellEnd"/>
+      <w:r>
+        <w:rPr>
+          <w:lang w:val="en-CA"/>
+        </w:rPr>
+        <w:t xml:space="preserve">, A., </w:t>
+      </w:r>
+      <w:proofErr w:type="spellStart"/>
+      <w:r>
+        <w:rPr>
+          <w:lang w:val="en-CA"/>
+        </w:rPr>
+        <w:t>Majdzadeh</w:t>
+      </w:r>
+      <w:proofErr w:type="spellEnd"/>
+      <w:r>
+        <w:rPr>
+          <w:lang w:val="en-CA"/>
+        </w:rPr>
+        <w:t xml:space="preserve">, R., </w:t>
+      </w:r>
+      <w:proofErr w:type="spellStart"/>
+      <w:r>
+        <w:rPr>
+          <w:lang w:val="en-CA"/>
+        </w:rPr>
+        <w:t>Maboloc</w:t>
+      </w:r>
+      <w:proofErr w:type="spellEnd"/>
+      <w:r>
+        <w:rPr>
+          <w:lang w:val="en-CA"/>
+        </w:rPr>
+        <w:t xml:space="preserve">, C. R., </w:t>
       </w:r>
       <w:r>
         <w:rPr>
@@ -14847,7 +15462,35 @@
         <w:rPr>
           <w:lang w:val="en-CA"/>
         </w:rPr>
-        <w:t xml:space="preserve">., Gomes, O., Milosevic, M., Gupta, M., Shamshirsaz, A. A., Harbi, A., Burhan, A. M., Uddin, L. Q., Kulasinghe, A., Lam, C.-M., Ramakrishna, S., Alavi, A., Nouwen, J. L., Dorigo, T., Schreiber, M., … Rezaei, N. (2020). Emerging Standards and the Hybrid Model for Organizing Scientific Events During and After The COVID-19 Pandemic. </w:t>
+        <w:t xml:space="preserve">., Gomes, O., Milosevic, M., Gupta, M., </w:t>
+      </w:r>
+      <w:proofErr w:type="spellStart"/>
+      <w:r>
+        <w:rPr>
+          <w:lang w:val="en-CA"/>
+        </w:rPr>
+        <w:t>Shamshirsaz</w:t>
+      </w:r>
+      <w:proofErr w:type="spellEnd"/>
+      <w:r>
+        <w:rPr>
+          <w:lang w:val="en-CA"/>
+        </w:rPr>
+        <w:t xml:space="preserve">, A. A., Harbi, A., Burhan, A. M., Uddin, L. Q., </w:t>
+      </w:r>
+      <w:proofErr w:type="spellStart"/>
+      <w:r>
+        <w:rPr>
+          <w:lang w:val="en-CA"/>
+        </w:rPr>
+        <w:t>Kulasinghe</w:t>
+      </w:r>
+      <w:proofErr w:type="spellEnd"/>
+      <w:r>
+        <w:rPr>
+          <w:lang w:val="en-CA"/>
+        </w:rPr>
+        <w:t xml:space="preserve">, A., Lam, C.-M., Ramakrishna, S., Alavi, A., Nouwen, J. L., Dorigo, T., Schreiber, M., … Rezaei, N. (2020). Emerging Standards and the Hybrid Model for Organizing Scientific Events During and After The COVID-19 Pandemic. </w:t>
       </w:r>
       <w:r>
         <w:rPr>
@@ -15016,7 +15659,49 @@
         <w:rPr>
           <w:lang w:val="en-CA"/>
         </w:rPr>
-        <w:t xml:space="preserve">Ko, A., Pick, C., Kwon, J. Y., Barlev, M., Krems, J. A., Varnum, M. E. W., Neel, R., Peysha, M., Boonyasiriwat, W., Brandstätter, E., Vasquez, J. E. C., Galindo, O., Pereira de Felipe, R., Crispim, A. C., Fetvadjiev, V. H., Fischer, R., Karl, J., David, D., Galdi, S., Gomez-Jacinto, L., </w:t>
+        <w:t xml:space="preserve">Ko, A., Pick, C., Kwon, J. Y., Barlev, M., Krems, J. A., Varnum, M. E. W., Neel, R., </w:t>
+      </w:r>
+      <w:proofErr w:type="spellStart"/>
+      <w:r>
+        <w:rPr>
+          <w:lang w:val="en-CA"/>
+        </w:rPr>
+        <w:t>Peysha</w:t>
+      </w:r>
+      <w:proofErr w:type="spellEnd"/>
+      <w:r>
+        <w:rPr>
+          <w:lang w:val="en-CA"/>
+        </w:rPr>
+        <w:t xml:space="preserve">, M., </w:t>
+      </w:r>
+      <w:proofErr w:type="spellStart"/>
+      <w:r>
+        <w:rPr>
+          <w:lang w:val="en-CA"/>
+        </w:rPr>
+        <w:t>Boonyasiriwat</w:t>
+      </w:r>
+      <w:proofErr w:type="spellEnd"/>
+      <w:r>
+        <w:rPr>
+          <w:lang w:val="en-CA"/>
+        </w:rPr>
+        <w:t xml:space="preserve">, W., </w:t>
+      </w:r>
+      <w:proofErr w:type="spellStart"/>
+      <w:r>
+        <w:rPr>
+          <w:lang w:val="en-CA"/>
+        </w:rPr>
+        <w:t>Brandstätter</w:t>
+      </w:r>
+      <w:proofErr w:type="spellEnd"/>
+      <w:r>
+        <w:rPr>
+          <w:lang w:val="en-CA"/>
+        </w:rPr>
+        <w:t xml:space="preserve">, E., Vasquez, J. E. C., Galindo, O., Pereira de Felipe, R., Crispim, A. C., Fetvadjiev, V. H., Fischer, R., Karl, J., David, D., Galdi, S., Gomez-Jacinto, L., </w:t>
       </w:r>
       <w:r>
         <w:rPr>
@@ -15196,11 +15881,19 @@
         </w:rPr>
         <w:t>*</w:t>
       </w:r>
-      <w:r>
-        <w:rPr>
-          <w:lang w:val="en-CA"/>
-        </w:rPr>
-        <w:t>corresponding authors</w:t>
+      <w:proofErr w:type="gramStart"/>
+      <w:r>
+        <w:rPr>
+          <w:lang w:val="en-CA"/>
+        </w:rPr>
+        <w:t>corresponding</w:t>
+      </w:r>
+      <w:proofErr w:type="gramEnd"/>
+      <w:r>
+        <w:rPr>
+          <w:lang w:val="en-CA"/>
+        </w:rPr>
+        <w:t xml:space="preserve"> authors</w:t>
       </w:r>
     </w:p>
     <w:p>
@@ -15283,28 +15976,48 @@
         </w:rPr>
         <w:t xml:space="preserve">., </w:t>
       </w:r>
+      <w:proofErr w:type="spellStart"/>
       <w:r>
         <w:rPr>
           <w:rFonts w:eastAsia="Calibri"/>
           <w:u w:val="single"/>
           <w:lang w:val="en-CA" w:eastAsia="en-US"/>
         </w:rPr>
-        <w:t>Klackl, J</w:t>
-      </w:r>
-      <w:r>
-        <w:rPr>
-          <w:rFonts w:eastAsia="Calibri"/>
-          <w:lang w:val="en-CA" w:eastAsia="en-US"/>
-        </w:rPr>
-        <w:t xml:space="preserve">., </w:t>
-      </w:r>
+        <w:t>Klackl</w:t>
+      </w:r>
+      <w:proofErr w:type="spellEnd"/>
       <w:r>
         <w:rPr>
           <w:rFonts w:eastAsia="Calibri"/>
           <w:u w:val="single"/>
           <w:lang w:val="en-CA" w:eastAsia="en-US"/>
         </w:rPr>
-        <w:t>Agroskin, D</w:t>
+        <w:t>, J</w:t>
+      </w:r>
+      <w:r>
+        <w:rPr>
+          <w:rFonts w:eastAsia="Calibri"/>
+          <w:lang w:val="en-CA" w:eastAsia="en-US"/>
+        </w:rPr>
+        <w:t xml:space="preserve">., </w:t>
+      </w:r>
+      <w:proofErr w:type="spellStart"/>
+      <w:r>
+        <w:rPr>
+          <w:rFonts w:eastAsia="Calibri"/>
+          <w:u w:val="single"/>
+          <w:lang w:val="en-CA" w:eastAsia="en-US"/>
+        </w:rPr>
+        <w:t>Agroskin</w:t>
+      </w:r>
+      <w:proofErr w:type="spellEnd"/>
+      <w:r>
+        <w:rPr>
+          <w:rFonts w:eastAsia="Calibri"/>
+          <w:u w:val="single"/>
+          <w:lang w:val="en-CA" w:eastAsia="en-US"/>
+        </w:rPr>
+        <w:t>, D</w:t>
       </w:r>
       <w:r>
         <w:rPr>
@@ -15343,13 +16056,23 @@
         </w:rPr>
         <w:t xml:space="preserve">., </w:t>
       </w:r>
+      <w:proofErr w:type="spellStart"/>
       <w:r>
         <w:rPr>
           <w:rFonts w:eastAsia="Calibri"/>
           <w:u w:val="single"/>
           <w:lang w:val="en-CA" w:eastAsia="en-US"/>
         </w:rPr>
-        <w:t>Bezdenezhnykh, B</w:t>
+        <w:t>Bezdenezhnykh</w:t>
+      </w:r>
+      <w:proofErr w:type="spellEnd"/>
+      <w:r>
+        <w:rPr>
+          <w:rFonts w:eastAsia="Calibri"/>
+          <w:u w:val="single"/>
+          <w:lang w:val="en-CA" w:eastAsia="en-US"/>
+        </w:rPr>
+        <w:t>, B</w:t>
       </w:r>
       <w:r>
         <w:rPr>
@@ -15564,7 +16287,25 @@
           <w:shd w:val="clear" w:color="auto" w:fill="FFFFFF"/>
           <w:lang w:val="en-CA"/>
         </w:rPr>
-        <w:t xml:space="preserve">(2019). Wise reasoning benefits from emodiversity, irrespective of emotional intensity. </w:t>
+        <w:t xml:space="preserve">(2019). Wise reasoning benefits from </w:t>
+      </w:r>
+      <w:proofErr w:type="spellStart"/>
+      <w:r>
+        <w:rPr>
+          <w:color w:val="000000"/>
+          <w:shd w:val="clear" w:color="auto" w:fill="FFFFFF"/>
+          <w:lang w:val="en-CA"/>
+        </w:rPr>
+        <w:t>emodiversity</w:t>
+      </w:r>
+      <w:proofErr w:type="spellEnd"/>
+      <w:r>
+        <w:rPr>
+          <w:color w:val="000000"/>
+          <w:shd w:val="clear" w:color="auto" w:fill="FFFFFF"/>
+          <w:lang w:val="en-CA"/>
+        </w:rPr>
+        <w:t xml:space="preserve">, irrespective of emotional intensity. </w:t>
       </w:r>
       <w:r>
         <w:rPr>
@@ -15647,7 +16388,21 @@
         <w:rPr>
           <w:lang w:val="en-CA"/>
         </w:rPr>
-        <w:t xml:space="preserve">Children show reduced trust in confident advisors who are partially-informed. </w:t>
+        <w:t xml:space="preserve">Children show reduced trust in confident advisors who are </w:t>
+      </w:r>
+      <w:proofErr w:type="gramStart"/>
+      <w:r>
+        <w:rPr>
+          <w:lang w:val="en-CA"/>
+        </w:rPr>
+        <w:t>partially-informed</w:t>
+      </w:r>
+      <w:proofErr w:type="gramEnd"/>
+      <w:r>
+        <w:rPr>
+          <w:lang w:val="en-CA"/>
+        </w:rPr>
+        <w:t xml:space="preserve">. </w:t>
       </w:r>
       <w:r>
         <w:rPr>
@@ -15710,7 +16465,43 @@
           <w:shd w:val="clear" w:color="auto" w:fill="FFFFFF"/>
           <w:lang w:val="en-CA"/>
         </w:rPr>
-        <w:t xml:space="preserve">(2019). The wealth→life history→innovation account of the Industrial Revolution is largely inconsistent with empirical time series data. </w:t>
+        <w:t xml:space="preserve">(2019). The </w:t>
+      </w:r>
+      <w:proofErr w:type="spellStart"/>
+      <w:r>
+        <w:rPr>
+          <w:color w:val="000000"/>
+          <w:shd w:val="clear" w:color="auto" w:fill="FFFFFF"/>
+          <w:lang w:val="en-CA"/>
+        </w:rPr>
+        <w:t>wealth→life</w:t>
+      </w:r>
+      <w:proofErr w:type="spellEnd"/>
+      <w:r>
+        <w:rPr>
+          <w:color w:val="000000"/>
+          <w:shd w:val="clear" w:color="auto" w:fill="FFFFFF"/>
+          <w:lang w:val="en-CA"/>
+        </w:rPr>
+        <w:t xml:space="preserve"> </w:t>
+      </w:r>
+      <w:proofErr w:type="spellStart"/>
+      <w:r>
+        <w:rPr>
+          <w:color w:val="000000"/>
+          <w:shd w:val="clear" w:color="auto" w:fill="FFFFFF"/>
+          <w:lang w:val="en-CA"/>
+        </w:rPr>
+        <w:t>history→innovation</w:t>
+      </w:r>
+      <w:proofErr w:type="spellEnd"/>
+      <w:r>
+        <w:rPr>
+          <w:color w:val="000000"/>
+          <w:shd w:val="clear" w:color="auto" w:fill="FFFFFF"/>
+          <w:lang w:val="en-CA"/>
+        </w:rPr>
+        <w:t xml:space="preserve"> account of the Industrial Revolution is largely inconsistent with empirical time series data. </w:t>
       </w:r>
       <w:r>
         <w:rPr>
@@ -15752,53 +16543,53 @@
       <w:r>
         <w:rPr>
           <w:u w:val="single"/>
-          <w:lang w:val="de-DE"/>
+          <w:lang w:val="en-CA"/>
         </w:rPr>
         <w:t>Brienza, J. P.</w:t>
       </w:r>
       <w:r>
         <w:rPr>
           <w:vertAlign w:val="superscript"/>
-          <w:lang w:val="de-DE"/>
+          <w:lang w:val="en-CA"/>
         </w:rPr>
         <w:t>*</w:t>
       </w:r>
       <w:r>
         <w:rPr>
-          <w:lang w:val="de-DE"/>
+          <w:lang w:val="en-CA"/>
         </w:rPr>
         <w:t xml:space="preserve">, </w:t>
       </w:r>
       <w:r>
         <w:rPr>
           <w:u w:val="single"/>
-          <w:lang w:val="de-DE"/>
+          <w:lang w:val="en-CA"/>
         </w:rPr>
         <w:t>Kung, F.</w:t>
       </w:r>
       <w:r>
         <w:rPr>
-          <w:lang w:val="de-DE"/>
+          <w:lang w:val="en-CA"/>
         </w:rPr>
         <w:t xml:space="preserve">, </w:t>
       </w:r>
       <w:r>
         <w:rPr>
           <w:u w:val="single"/>
-          <w:lang w:val="de-DE"/>
+          <w:lang w:val="en-CA"/>
         </w:rPr>
         <w:t>Santos, H. C</w:t>
       </w:r>
       <w:r>
         <w:rPr>
-          <w:lang w:val="de-DE"/>
+          <w:lang w:val="en-CA"/>
         </w:rPr>
         <w:t xml:space="preserve">., Bobocel, D. R, &amp; </w:t>
       </w:r>
       <w:r>
         <w:rPr>
           <w:b/>
-          <w:lang w:val="de-DE"/>
+          <w:lang w:val="en-CA"/>
         </w:rPr>
         <w:t>Grossmann, I.</w:t>
       </w:r>
@@ -15806,13 +16597,13 @@
         <w:rPr>
           <w:b/>
           <w:vertAlign w:val="superscript"/>
-          <w:lang w:val="de-DE"/>
+          <w:lang w:val="en-CA"/>
         </w:rPr>
         <w:t>*</w:t>
       </w:r>
       <w:r>
         <w:rPr>
-          <w:lang w:val="de-DE"/>
+          <w:lang w:val="en-CA"/>
         </w:rPr>
         <w:t xml:space="preserve"> (2018). </w:t>
       </w:r>
@@ -15866,7 +16657,21 @@
         <w:rPr>
           <w:lang w:val="en-CA"/>
         </w:rPr>
-        <w:t>*corresponding authors</w:t>
+        <w:t>*</w:t>
+      </w:r>
+      <w:proofErr w:type="gramStart"/>
+      <w:r>
+        <w:rPr>
+          <w:lang w:val="en-CA"/>
+        </w:rPr>
+        <w:t>corresponding</w:t>
+      </w:r>
+      <w:proofErr w:type="gramEnd"/>
+      <w:r>
+        <w:rPr>
+          <w:lang w:val="en-CA"/>
+        </w:rPr>
+        <w:t xml:space="preserve"> authors</w:t>
       </w:r>
     </w:p>
     <w:p>
@@ -15893,7 +16698,23 @@
           <w:rFonts w:eastAsia="Calibri"/>
           <w:lang w:val="en-CA" w:eastAsia="en-US"/>
         </w:rPr>
-        <w:t xml:space="preserve">., Cicara, M., </w:t>
+        <w:t xml:space="preserve">., </w:t>
+      </w:r>
+      <w:proofErr w:type="spellStart"/>
+      <w:r>
+        <w:rPr>
+          <w:rFonts w:eastAsia="Calibri"/>
+          <w:lang w:val="en-CA" w:eastAsia="en-US"/>
+        </w:rPr>
+        <w:t>Cicara</w:t>
+      </w:r>
+      <w:proofErr w:type="spellEnd"/>
+      <w:r>
+        <w:rPr>
+          <w:rFonts w:eastAsia="Calibri"/>
+          <w:lang w:val="en-CA" w:eastAsia="en-US"/>
+        </w:rPr>
+        <w:t xml:space="preserve">, M., </w:t>
       </w:r>
       <w:r>
         <w:rPr>
@@ -15918,12 +16739,21 @@
         </w:rPr>
         <w:t xml:space="preserve"> </w:t>
       </w:r>
+      <w:proofErr w:type="spellStart"/>
       <w:r>
         <w:rPr>
           <w:rFonts w:eastAsia="Calibri"/>
           <w:lang w:val="en-CA" w:eastAsia="en-US"/>
         </w:rPr>
-        <w:t>Schegel, R. (</w:t>
+        <w:t>Schegel</w:t>
+      </w:r>
+      <w:proofErr w:type="spellEnd"/>
+      <w:r>
+        <w:rPr>
+          <w:rFonts w:eastAsia="Calibri"/>
+          <w:lang w:val="en-CA" w:eastAsia="en-US"/>
+        </w:rPr>
+        <w:t>, R. (</w:t>
       </w:r>
       <w:r>
         <w:rPr>
@@ -16319,12 +17149,21 @@
         </w:rPr>
         <w:t xml:space="preserve"> </w:t>
       </w:r>
+      <w:proofErr w:type="spellStart"/>
       <w:r>
         <w:rPr>
           <w:u w:val="single"/>
           <w:lang w:val="en-CA"/>
         </w:rPr>
-        <w:t>Jowhari, N.</w:t>
+        <w:t>Jowhari</w:t>
+      </w:r>
+      <w:proofErr w:type="spellEnd"/>
+      <w:r>
+        <w:rPr>
+          <w:u w:val="single"/>
+          <w:lang w:val="en-CA"/>
+        </w:rPr>
+        <w:t>, N.</w:t>
       </w:r>
       <w:r>
         <w:rPr>
@@ -16367,7 +17206,49 @@
         <w:rPr>
           <w:lang w:val="en-CA"/>
         </w:rPr>
-        <w:t xml:space="preserve">Leckelt, M., Wetzel, E., Gerlach, T. M., Ackerman, R. A., Miller, J. D., Chopik, W. J., Penke, L., Geukes, K., Kuefner, A. C.P., Hutteman, R., Richter, D., Renner, K., Allroggen, M., Brecheen, C., Campbell, W. K., </w:t>
+        <w:t xml:space="preserve">Leckelt, M., Wetzel, E., Gerlach, T. M., Ackerman, R. A., Miller, J. D., Chopik, W. J., Penke, L., </w:t>
+      </w:r>
+      <w:proofErr w:type="spellStart"/>
+      <w:r>
+        <w:rPr>
+          <w:lang w:val="en-CA"/>
+        </w:rPr>
+        <w:t>Geukes</w:t>
+      </w:r>
+      <w:proofErr w:type="spellEnd"/>
+      <w:r>
+        <w:rPr>
+          <w:lang w:val="en-CA"/>
+        </w:rPr>
+        <w:t xml:space="preserve">, K., Kuefner, A. C.P., </w:t>
+      </w:r>
+      <w:proofErr w:type="spellStart"/>
+      <w:r>
+        <w:rPr>
+          <w:lang w:val="en-CA"/>
+        </w:rPr>
+        <w:t>Hutteman</w:t>
+      </w:r>
+      <w:proofErr w:type="spellEnd"/>
+      <w:r>
+        <w:rPr>
+          <w:lang w:val="en-CA"/>
+        </w:rPr>
+        <w:t xml:space="preserve">, R., Richter, D., Renner, K., </w:t>
+      </w:r>
+      <w:proofErr w:type="spellStart"/>
+      <w:r>
+        <w:rPr>
+          <w:lang w:val="en-CA"/>
+        </w:rPr>
+        <w:t>Allroggen</w:t>
+      </w:r>
+      <w:proofErr w:type="spellEnd"/>
+      <w:r>
+        <w:rPr>
+          <w:lang w:val="en-CA"/>
+        </w:rPr>
+        <w:t xml:space="preserve">, M., Brecheen, C., Campbell, W. K., </w:t>
       </w:r>
       <w:r>
         <w:rPr>
@@ -16501,7 +17382,21 @@
         <w:rPr>
           <w:lang w:val="en-CA"/>
         </w:rPr>
-        <w:t>*corresponding author</w:t>
+        <w:t>*</w:t>
+      </w:r>
+      <w:proofErr w:type="gramStart"/>
+      <w:r>
+        <w:rPr>
+          <w:lang w:val="en-CA"/>
+        </w:rPr>
+        <w:t>corresponding</w:t>
+      </w:r>
+      <w:proofErr w:type="gramEnd"/>
+      <w:r>
+        <w:rPr>
+          <w:lang w:val="en-CA"/>
+        </w:rPr>
+        <w:t xml:space="preserve"> author</w:t>
       </w:r>
     </w:p>
     <w:p>
@@ -16530,7 +17425,21 @@
         <w:rPr>
           <w:lang w:val="en-CA"/>
         </w:rPr>
-        <w:t xml:space="preserve"> (McPhetres, 2019)</w:t>
+        <w:t xml:space="preserve"> (</w:t>
+      </w:r>
+      <w:proofErr w:type="spellStart"/>
+      <w:r>
+        <w:rPr>
+          <w:lang w:val="en-CA"/>
+        </w:rPr>
+        <w:t>McPhetres</w:t>
+      </w:r>
+      <w:proofErr w:type="spellEnd"/>
+      <w:r>
+        <w:rPr>
+          <w:lang w:val="en-CA"/>
+        </w:rPr>
+        <w:t>, 2019)</w:t>
       </w:r>
     </w:p>
     <w:p>
@@ -16555,6 +17464,7 @@
         </w:rPr>
         <w:t xml:space="preserve">featured in </w:t>
       </w:r>
+      <w:proofErr w:type="gramStart"/>
       <w:r>
         <w:rPr>
           <w:i/>
@@ -16563,6 +17473,7 @@
         </w:rPr>
         <w:t>Science</w:t>
       </w:r>
+      <w:proofErr w:type="gramEnd"/>
       <w:r>
         <w:rPr>
           <w:lang w:val="en-CA"/>
@@ -16585,7 +17496,23 @@
           <w:rFonts w:eastAsia="Calibri"/>
           <w:lang w:val="en-CA" w:eastAsia="en-US"/>
         </w:rPr>
-        <w:t xml:space="preserve">De Freitas, J., Cicara, M., </w:t>
+        <w:t xml:space="preserve">De Freitas, J., </w:t>
+      </w:r>
+      <w:proofErr w:type="spellStart"/>
+      <w:r>
+        <w:rPr>
+          <w:rFonts w:eastAsia="Calibri"/>
+          <w:lang w:val="en-CA" w:eastAsia="en-US"/>
+        </w:rPr>
+        <w:t>Cicara</w:t>
+      </w:r>
+      <w:proofErr w:type="spellEnd"/>
+      <w:r>
+        <w:rPr>
+          <w:rFonts w:eastAsia="Calibri"/>
+          <w:lang w:val="en-CA" w:eastAsia="en-US"/>
+        </w:rPr>
+        <w:t xml:space="preserve">, M., </w:t>
       </w:r>
       <w:r>
         <w:rPr>
@@ -16610,12 +17537,21 @@
         </w:rPr>
         <w:t xml:space="preserve"> </w:t>
       </w:r>
+      <w:proofErr w:type="spellStart"/>
       <w:r>
         <w:rPr>
           <w:rFonts w:eastAsia="Calibri"/>
           <w:lang w:val="en-CA" w:eastAsia="en-US"/>
         </w:rPr>
-        <w:t xml:space="preserve">Schegel, R. (2017). Origins of the belief in Good True Selves. </w:t>
+        <w:t>Schegel</w:t>
+      </w:r>
+      <w:proofErr w:type="spellEnd"/>
+      <w:r>
+        <w:rPr>
+          <w:rFonts w:eastAsia="Calibri"/>
+          <w:lang w:val="en-CA" w:eastAsia="en-US"/>
+        </w:rPr>
+        <w:t xml:space="preserve">, R. (2017). Origins of the belief in Good True Selves. </w:t>
       </w:r>
       <w:r>
         <w:rPr>
@@ -17003,7 +17939,23 @@
           <w:rFonts w:eastAsia="Calibri"/>
           <w:lang w:val="en-CA" w:eastAsia="en-US"/>
         </w:rPr>
-        <w:t xml:space="preserve">Divergent life histories and other ecological adaptations: Examples of social class differences in attention, cognition, and attunement to others. </w:t>
+        <w:t xml:space="preserve">Divergent life histories and other ecological adaptations: Examples of social class differences in attention, cognition, and </w:t>
+      </w:r>
+      <w:proofErr w:type="spellStart"/>
+      <w:r>
+        <w:rPr>
+          <w:rFonts w:eastAsia="Calibri"/>
+          <w:lang w:val="en-CA" w:eastAsia="en-US"/>
+        </w:rPr>
+        <w:t>attunement</w:t>
+      </w:r>
+      <w:proofErr w:type="spellEnd"/>
+      <w:r>
+        <w:rPr>
+          <w:rFonts w:eastAsia="Calibri"/>
+          <w:lang w:val="en-CA" w:eastAsia="en-US"/>
+        </w:rPr>
+        <w:t xml:space="preserve"> to others. </w:t>
       </w:r>
       <w:r>
         <w:rPr>
@@ -17144,7 +18096,21 @@
         <w:rPr>
           <w:lang w:val="en-CA"/>
         </w:rPr>
-        <w:t>*corresponding authors</w:t>
+        <w:t>*</w:t>
+      </w:r>
+      <w:proofErr w:type="gramStart"/>
+      <w:r>
+        <w:rPr>
+          <w:lang w:val="en-CA"/>
+        </w:rPr>
+        <w:t>corresponding</w:t>
+      </w:r>
+      <w:proofErr w:type="gramEnd"/>
+      <w:r>
+        <w:rPr>
+          <w:lang w:val="en-CA"/>
+        </w:rPr>
+        <w:t xml:space="preserve"> authors</w:t>
       </w:r>
     </w:p>
     <w:p>
@@ -17223,7 +18189,21 @@
         <w:rPr>
           <w:lang w:val="en-CA"/>
         </w:rPr>
-        <w:t>*corresponding authors</w:t>
+        <w:t>*</w:t>
+      </w:r>
+      <w:proofErr w:type="gramStart"/>
+      <w:r>
+        <w:rPr>
+          <w:lang w:val="en-CA"/>
+        </w:rPr>
+        <w:t>corresponding</w:t>
+      </w:r>
+      <w:proofErr w:type="gramEnd"/>
+      <w:r>
+        <w:rPr>
+          <w:lang w:val="en-CA"/>
+        </w:rPr>
+        <w:t xml:space="preserve"> authors</w:t>
       </w:r>
     </w:p>
     <w:p>
@@ -17301,7 +18281,21 @@
         <w:rPr>
           <w:lang w:val="en-CA"/>
         </w:rPr>
-        <w:t>. *corresponding authors</w:t>
+        <w:t>. *</w:t>
+      </w:r>
+      <w:proofErr w:type="gramStart"/>
+      <w:r>
+        <w:rPr>
+          <w:lang w:val="en-CA"/>
+        </w:rPr>
+        <w:t>corresponding</w:t>
+      </w:r>
+      <w:proofErr w:type="gramEnd"/>
+      <w:r>
+        <w:rPr>
+          <w:lang w:val="en-CA"/>
+        </w:rPr>
+        <w:t xml:space="preserve"> authors</w:t>
       </w:r>
     </w:p>
     <w:p>
@@ -18019,7 +19013,21 @@
         <w:rPr>
           <w:lang w:val="en-CA"/>
         </w:rPr>
-        <w:t xml:space="preserve">Ford, B. Q., Dmitrieva, J. O., Heller, D., Chentsova-Dutton, Y., </w:t>
+        <w:t xml:space="preserve">Ford, B. Q., Dmitrieva, J. O., Heller, D., </w:t>
+      </w:r>
+      <w:proofErr w:type="spellStart"/>
+      <w:r>
+        <w:rPr>
+          <w:lang w:val="en-CA"/>
+        </w:rPr>
+        <w:t>Chentsova</w:t>
+      </w:r>
+      <w:proofErr w:type="spellEnd"/>
+      <w:r>
+        <w:rPr>
+          <w:lang w:val="en-CA"/>
+        </w:rPr>
+        <w:t xml:space="preserve">-Dutton, Y., </w:t>
       </w:r>
       <w:r>
         <w:rPr>
@@ -18391,7 +19399,35 @@
         <w:rPr>
           <w:lang w:val="en-CA"/>
         </w:rPr>
-        <w:t xml:space="preserve">It pays to be nice, but not really nice: Asymmetric reputations from prosociality across 7 countries. </w:t>
+        <w:t xml:space="preserve">It pays to be nice, but not </w:t>
+      </w:r>
+      <w:proofErr w:type="gramStart"/>
+      <w:r>
+        <w:rPr>
+          <w:lang w:val="en-CA"/>
+        </w:rPr>
+        <w:t>really nice</w:t>
+      </w:r>
+      <w:proofErr w:type="gramEnd"/>
+      <w:r>
+        <w:rPr>
+          <w:lang w:val="en-CA"/>
+        </w:rPr>
+        <w:t xml:space="preserve">: Asymmetric reputations from </w:t>
+      </w:r>
+      <w:proofErr w:type="spellStart"/>
+      <w:r>
+        <w:rPr>
+          <w:lang w:val="en-CA"/>
+        </w:rPr>
+        <w:t>prosociality</w:t>
+      </w:r>
+      <w:proofErr w:type="spellEnd"/>
+      <w:r>
+        <w:rPr>
+          <w:lang w:val="en-CA"/>
+        </w:rPr>
+        <w:t xml:space="preserve"> across 7 countries. </w:t>
       </w:r>
       <w:r>
         <w:rPr>
@@ -18565,13 +19601,21 @@
           <w:iCs/>
           <w:lang w:val="en-CA"/>
         </w:rPr>
-        <w:t>-up for the Neuro</w:t>
-      </w:r>
+        <w:t xml:space="preserve">-up for the </w:t>
+      </w:r>
+      <w:proofErr w:type="spellStart"/>
       <w:r>
         <w:rPr>
           <w:iCs/>
           <w:lang w:val="en-CA"/>
         </w:rPr>
+        <w:t>Neuro</w:t>
+      </w:r>
+      <w:r>
+        <w:rPr>
+          <w:iCs/>
+          <w:lang w:val="en-CA"/>
+        </w:rPr>
         <w:t>L</w:t>
       </w:r>
       <w:r>
@@ -18579,7 +19623,15 @@
           <w:iCs/>
           <w:lang w:val="en-CA"/>
         </w:rPr>
-        <w:t>eadership Award (2015)</w:t>
+        <w:t>eadership</w:t>
+      </w:r>
+      <w:proofErr w:type="spellEnd"/>
+      <w:r>
+        <w:rPr>
+          <w:iCs/>
+          <w:lang w:val="en-CA"/>
+        </w:rPr>
+        <w:t xml:space="preserve"> Award (2015)</w:t>
       </w:r>
       <w:r>
         <w:rPr>
@@ -19346,7 +20398,21 @@
         <w:rPr>
           <w:lang w:val="en-CA"/>
         </w:rPr>
-        <w:t xml:space="preserve">, &amp; Kitayama, S. (2012). When gift-giving produces dissonance: Effects of subliminal affiliation priming on choices for one's self versus close others. </w:t>
+        <w:t xml:space="preserve">, &amp; Kitayama, S. (2012). When gift-giving produces dissonance: Effects of subliminal affiliation priming on choices for </w:t>
+      </w:r>
+      <w:proofErr w:type="gramStart"/>
+      <w:r>
+        <w:rPr>
+          <w:lang w:val="en-CA"/>
+        </w:rPr>
+        <w:t>one's self</w:t>
+      </w:r>
+      <w:proofErr w:type="gramEnd"/>
+      <w:r>
+        <w:rPr>
+          <w:lang w:val="en-CA"/>
+        </w:rPr>
+        <w:t xml:space="preserve"> versus close others. </w:t>
       </w:r>
       <w:r>
         <w:rPr>
@@ -19397,7 +20463,21 @@
         <w:rPr>
           <w:lang w:val="en-CA"/>
         </w:rPr>
-        <w:t xml:space="preserve"> both authors contributed equally to this research</w:t>
+        <w:t xml:space="preserve"> </w:t>
+      </w:r>
+      <w:proofErr w:type="gramStart"/>
+      <w:r>
+        <w:rPr>
+          <w:lang w:val="en-CA"/>
+        </w:rPr>
+        <w:t>both</w:t>
+      </w:r>
+      <w:proofErr w:type="gramEnd"/>
+      <w:r>
+        <w:rPr>
+          <w:lang w:val="en-CA"/>
+        </w:rPr>
+        <w:t xml:space="preserve"> authors contributed equally to this research</w:t>
       </w:r>
     </w:p>
     <w:p>
@@ -19613,7 +20693,21 @@
         <w:rPr>
           <w:lang w:val="en-CA"/>
         </w:rPr>
-        <w:t xml:space="preserve"> both authors contributed equally to this research</w:t>
+        <w:t xml:space="preserve"> </w:t>
+      </w:r>
+      <w:proofErr w:type="gramStart"/>
+      <w:r>
+        <w:rPr>
+          <w:lang w:val="en-CA"/>
+        </w:rPr>
+        <w:t>both</w:t>
+      </w:r>
+      <w:proofErr w:type="gramEnd"/>
+      <w:r>
+        <w:rPr>
+          <w:lang w:val="en-CA"/>
+        </w:rPr>
+        <w:t xml:space="preserve"> authors contributed equally to this research</w:t>
       </w:r>
       <w:r>
         <w:rPr>
@@ -19978,8 +21072,18 @@
           <w:iCs/>
           <w:lang w:val="en-CA"/>
         </w:rPr>
-        <w:t> Science</w:t>
-      </w:r>
+        <w:t> </w:t>
+      </w:r>
+      <w:proofErr w:type="gramStart"/>
+      <w:r>
+        <w:rPr>
+          <w:i/>
+          <w:iCs/>
+          <w:lang w:val="en-CA"/>
+        </w:rPr>
+        <w:t>Science</w:t>
+      </w:r>
+      <w:proofErr w:type="gramEnd"/>
       <w:r>
         <w:rPr>
           <w:iCs/>
@@ -20440,7 +21544,21 @@
         <w:rPr>
           <w:lang w:val="en-CA"/>
         </w:rPr>
-        <w:t xml:space="preserve">, Katunar, D., Nisbett, R.E., &amp; Kitayama, S. (2008). Holism in a European </w:t>
+        <w:t xml:space="preserve">, </w:t>
+      </w:r>
+      <w:proofErr w:type="spellStart"/>
+      <w:r>
+        <w:rPr>
+          <w:lang w:val="en-CA"/>
+        </w:rPr>
+        <w:t>Katunar</w:t>
+      </w:r>
+      <w:proofErr w:type="spellEnd"/>
+      <w:r>
+        <w:rPr>
+          <w:lang w:val="en-CA"/>
+        </w:rPr>
+        <w:t xml:space="preserve">, D., Nisbett, R.E., &amp; Kitayama, S. (2008). Holism in a European </w:t>
       </w:r>
       <w:r>
         <w:rPr>
@@ -21026,7 +22144,21 @@
         <w:rPr>
           <w:lang w:val="en-CA"/>
         </w:rPr>
-        <w:t xml:space="preserve">). Evidence-based training of wisdom in business and management: Use of scientific insights about malleability of practical wisdom for rigorous interventions. In B. Schwartz, C. Bernacchio, C. González-Cantón &amp; A. Robson (Eds.), </w:t>
+        <w:t>). Evidence-based training of wisdom in business and management: Use of scientific insights about malleability of practical wisdom for rigorous interventions. In B. Schwartz, C. Bernacchio, C. González-</w:t>
+      </w:r>
+      <w:proofErr w:type="spellStart"/>
+      <w:r>
+        <w:rPr>
+          <w:lang w:val="en-CA"/>
+        </w:rPr>
+        <w:t>Cantón</w:t>
+      </w:r>
+      <w:proofErr w:type="spellEnd"/>
+      <w:r>
+        <w:rPr>
+          <w:lang w:val="en-CA"/>
+        </w:rPr>
+        <w:t xml:space="preserve"> &amp; A. Robson (Eds.), </w:t>
       </w:r>
       <w:r>
         <w:rPr>
@@ -21198,7 +22330,21 @@
         <w:rPr>
           <w:lang w:val="en-CA"/>
         </w:rPr>
-        <w:t xml:space="preserve">Culture, cognition and cultural change in social class. In W. H. Brekhus &amp; G. Ingatow (Eds.), </w:t>
+        <w:t xml:space="preserve">Culture, cognition and cultural change in social class. In W. H. Brekhus &amp; G. </w:t>
+      </w:r>
+      <w:proofErr w:type="spellStart"/>
+      <w:r>
+        <w:rPr>
+          <w:lang w:val="en-CA"/>
+        </w:rPr>
+        <w:t>Ingatow</w:t>
+      </w:r>
+      <w:proofErr w:type="spellEnd"/>
+      <w:r>
+        <w:rPr>
+          <w:lang w:val="en-CA"/>
+        </w:rPr>
+        <w:t xml:space="preserve"> (Eds.), </w:t>
       </w:r>
       <w:r>
         <w:rPr>
@@ -21709,7 +22855,21 @@
         <w:rPr>
           <w:lang w:val="en-CA"/>
         </w:rPr>
-        <w:t xml:space="preserve"> (2018). The role of culture in understanding and evaluating emotional intelligence. In K. V. Keefer, J. D. Parker, &amp; D. H. Saklofske (Eds.). </w:t>
+        <w:t xml:space="preserve"> (2018). The role of culture in understanding and evaluating emotional intelligence. In K. V. Keefer, J. D. Parker, &amp; D. H. </w:t>
+      </w:r>
+      <w:proofErr w:type="spellStart"/>
+      <w:r>
+        <w:rPr>
+          <w:lang w:val="en-CA"/>
+        </w:rPr>
+        <w:t>Saklofske</w:t>
+      </w:r>
+      <w:proofErr w:type="spellEnd"/>
+      <w:r>
+        <w:rPr>
+          <w:lang w:val="en-CA"/>
+        </w:rPr>
+        <w:t xml:space="preserve"> (Eds.). </w:t>
       </w:r>
       <w:r>
         <w:rPr>
@@ -22053,7 +23213,7 @@
           <w:sz w:val="24"/>
           <w:szCs w:val="24"/>
         </w:rPr>
-        <w:t>1</w:t>
+        <w:t>3</w:t>
       </w:r>
       <w:r>
         <w:rPr>
@@ -22107,7 +23267,7 @@
                 <w:bCs/>
                 <w:lang w:val="en-CA"/>
               </w:rPr>
-              <w:t>04/2026</w:t>
+              <w:t>06/2026</w:t>
             </w:r>
           </w:p>
         </w:tc>
@@ -22128,37 +23288,7 @@
               <w:rPr>
                 <w:lang w:val="en-CA"/>
               </w:rPr>
-              <w:t xml:space="preserve">Expert Knowledge and Authority </w:t>
-            </w:r>
-            <w:r>
-              <w:rPr>
-                <w:lang w:val="en-CA"/>
-              </w:rPr>
-              <w:t>I</w:t>
-            </w:r>
-            <w:r>
-              <w:rPr>
-                <w:lang w:val="en-CA"/>
-              </w:rPr>
-              <w:t xml:space="preserve">nterdisciplinary </w:t>
-            </w:r>
-            <w:r>
-              <w:rPr>
-                <w:lang w:val="en-CA"/>
-              </w:rPr>
-              <w:t>C</w:t>
-            </w:r>
-            <w:r>
-              <w:rPr>
-                <w:lang w:val="en-CA"/>
-              </w:rPr>
-              <w:t>luster</w:t>
-            </w:r>
-            <w:r>
-              <w:rPr>
-                <w:lang w:val="en-CA"/>
-              </w:rPr>
-              <w:t>, European University Institute, Florence, Italy</w:t>
+              <w:t>Institute of Behavioral Science and Technology, University of St. Gallen, Switzerland</w:t>
             </w:r>
           </w:p>
         </w:tc>
@@ -22186,7 +23316,14 @@
                 <w:bCs/>
                 <w:lang w:val="en-CA"/>
               </w:rPr>
-              <w:t>04/2026</w:t>
+              <w:t>05/</w:t>
+            </w:r>
+            <w:r>
+              <w:rPr>
+                <w:bCs/>
+                <w:lang w:val="en-CA"/>
+              </w:rPr>
+              <w:t>2026</w:t>
             </w:r>
           </w:p>
         </w:tc>
@@ -22207,7 +23344,7 @@
               <w:rPr>
                 <w:lang w:val="en-CA"/>
               </w:rPr>
-              <w:t>Robert Schuman Centre for Advanced Studies, European University Institute, Florence, Italy</w:t>
+              <w:t>Collective Behaviour Seminar Series, University of Konstanz, Germany</w:t>
             </w:r>
           </w:p>
         </w:tc>
@@ -22235,7 +23372,21 @@
                 <w:bCs/>
                 <w:lang w:val="en-CA"/>
               </w:rPr>
-              <w:t>04/2026</w:t>
+              <w:t>0</w:t>
+            </w:r>
+            <w:r>
+              <w:rPr>
+                <w:bCs/>
+                <w:lang w:val="en-CA"/>
+              </w:rPr>
+              <w:t>5</w:t>
+            </w:r>
+            <w:r>
+              <w:rPr>
+                <w:bCs/>
+                <w:lang w:val="en-CA"/>
+              </w:rPr>
+              <w:t>/2026</w:t>
             </w:r>
           </w:p>
         </w:tc>
@@ -22256,37 +23407,37 @@
               <w:rPr>
                 <w:lang w:val="en-CA"/>
               </w:rPr>
-              <w:t xml:space="preserve">University of Milano-Bicocca, </w:t>
-            </w:r>
-            <w:r>
-              <w:rPr>
-                <w:lang w:val="en-CA"/>
-              </w:rPr>
-              <w:t>Center</w:t>
-            </w:r>
-            <w:r>
-              <w:rPr>
-                <w:lang w:val="en-CA"/>
-              </w:rPr>
-              <w:t xml:space="preserve"> </w:t>
-            </w:r>
-            <w:r>
-              <w:rPr>
-                <w:lang w:val="en-CA"/>
-              </w:rPr>
-              <w:t>for Interdisciplinary Studies in Economics, Psychology, and Social Sciences (CI</w:t>
-            </w:r>
-            <w:r>
-              <w:rPr>
-                <w:lang w:val="en-CA"/>
-              </w:rPr>
-              <w:t>SEPS)</w:t>
-            </w:r>
-            <w:r>
-              <w:rPr>
-                <w:lang w:val="en-CA"/>
-              </w:rPr>
-              <w:t>, Milan, Italy</w:t>
+              <w:t xml:space="preserve">Expert Knowledge and Authority </w:t>
+            </w:r>
+            <w:r>
+              <w:rPr>
+                <w:lang w:val="en-CA"/>
+              </w:rPr>
+              <w:t>I</w:t>
+            </w:r>
+            <w:r>
+              <w:rPr>
+                <w:lang w:val="en-CA"/>
+              </w:rPr>
+              <w:t xml:space="preserve">nterdisciplinary </w:t>
+            </w:r>
+            <w:r>
+              <w:rPr>
+                <w:lang w:val="en-CA"/>
+              </w:rPr>
+              <w:t>C</w:t>
+            </w:r>
+            <w:r>
+              <w:rPr>
+                <w:lang w:val="en-CA"/>
+              </w:rPr>
+              <w:t>luster</w:t>
+            </w:r>
+            <w:r>
+              <w:rPr>
+                <w:lang w:val="en-CA"/>
+              </w:rPr>
+              <w:t>, European University Institute, Florence, Italy</w:t>
             </w:r>
           </w:p>
         </w:tc>
@@ -22314,7 +23465,21 @@
                 <w:bCs/>
                 <w:lang w:val="en-CA"/>
               </w:rPr>
-              <w:t>04/2026</w:t>
+              <w:t>0</w:t>
+            </w:r>
+            <w:r>
+              <w:rPr>
+                <w:bCs/>
+                <w:lang w:val="en-CA"/>
+              </w:rPr>
+              <w:t>5</w:t>
+            </w:r>
+            <w:r>
+              <w:rPr>
+                <w:bCs/>
+                <w:lang w:val="en-CA"/>
+              </w:rPr>
+              <w:t>/2026</w:t>
             </w:r>
           </w:p>
         </w:tc>
@@ -22335,19 +23500,7 @@
               <w:rPr>
                 <w:lang w:val="en-CA"/>
               </w:rPr>
-              <w:t>University of Milan</w:t>
-            </w:r>
-            <w:r>
-              <w:rPr>
-                <w:lang w:val="en-CA"/>
-              </w:rPr>
-              <w:t>o</w:t>
-            </w:r>
-            <w:r>
-              <w:rPr>
-                <w:lang w:val="en-CA"/>
-              </w:rPr>
-              <w:t>-Bicocca, Department of Psychology, Milan, Italy</w:t>
+              <w:t>Robert Schuman Centre for Advanced Studies, European University Institute, Florence, Italy</w:t>
             </w:r>
           </w:p>
         </w:tc>
@@ -22375,7 +23528,21 @@
                 <w:bCs/>
                 <w:lang w:val="en-CA"/>
               </w:rPr>
-              <w:t>04/2026</w:t>
+              <w:t>0</w:t>
+            </w:r>
+            <w:r>
+              <w:rPr>
+                <w:bCs/>
+                <w:lang w:val="en-CA"/>
+              </w:rPr>
+              <w:t>5</w:t>
+            </w:r>
+            <w:r>
+              <w:rPr>
+                <w:bCs/>
+                <w:lang w:val="en-CA"/>
+              </w:rPr>
+              <w:t>/2026</w:t>
             </w:r>
           </w:p>
         </w:tc>
@@ -22396,25 +23563,37 @@
               <w:rPr>
                 <w:lang w:val="en-CA"/>
               </w:rPr>
-              <w:t xml:space="preserve">University of Genova, </w:t>
-            </w:r>
-            <w:r>
-              <w:rPr>
-                <w:lang w:val="en-CA"/>
-              </w:rPr>
-              <w:t xml:space="preserve">ARETAI Center on Virtues, </w:t>
-            </w:r>
-            <w:r>
-              <w:rPr>
-                <w:lang w:val="en-CA"/>
-              </w:rPr>
-              <w:t>Genova</w:t>
-            </w:r>
-            <w:r>
-              <w:rPr>
-                <w:lang w:val="en-CA"/>
-              </w:rPr>
-              <w:t>, Italy</w:t>
+              <w:t xml:space="preserve">University of Milano-Bicocca, </w:t>
+            </w:r>
+            <w:r>
+              <w:rPr>
+                <w:lang w:val="en-CA"/>
+              </w:rPr>
+              <w:t>Center</w:t>
+            </w:r>
+            <w:r>
+              <w:rPr>
+                <w:lang w:val="en-CA"/>
+              </w:rPr>
+              <w:t xml:space="preserve"> </w:t>
+            </w:r>
+            <w:r>
+              <w:rPr>
+                <w:lang w:val="en-CA"/>
+              </w:rPr>
+              <w:t>for Interdisciplinary Studies in Economics, Psychology, and Social Sciences (CI</w:t>
+            </w:r>
+            <w:r>
+              <w:rPr>
+                <w:lang w:val="en-CA"/>
+              </w:rPr>
+              <w:t>SEPS)</w:t>
+            </w:r>
+            <w:r>
+              <w:rPr>
+                <w:lang w:val="en-CA"/>
+              </w:rPr>
+              <w:t>, Milan, Italy</w:t>
             </w:r>
           </w:p>
         </w:tc>
@@ -22442,7 +23621,21 @@
                 <w:bCs/>
                 <w:lang w:val="en-CA"/>
               </w:rPr>
-              <w:t>04/2026</w:t>
+              <w:t>0</w:t>
+            </w:r>
+            <w:r>
+              <w:rPr>
+                <w:bCs/>
+                <w:lang w:val="en-CA"/>
+              </w:rPr>
+              <w:t>5</w:t>
+            </w:r>
+            <w:r>
+              <w:rPr>
+                <w:bCs/>
+                <w:lang w:val="en-CA"/>
+              </w:rPr>
+              <w:t>/2026</w:t>
             </w:r>
           </w:p>
         </w:tc>
@@ -22463,7 +23656,19 @@
               <w:rPr>
                 <w:lang w:val="en-CA"/>
               </w:rPr>
-              <w:t>Indian Institute of Science Education Research, Colloquium, Pune, India</w:t>
+              <w:t>University of Milan</w:t>
+            </w:r>
+            <w:r>
+              <w:rPr>
+                <w:lang w:val="en-CA"/>
+              </w:rPr>
+              <w:t>o</w:t>
+            </w:r>
+            <w:r>
+              <w:rPr>
+                <w:lang w:val="en-CA"/>
+              </w:rPr>
+              <w:t>-Bicocca, Department of Psychology, Milan, Italy</w:t>
             </w:r>
           </w:p>
         </w:tc>
@@ -22512,7 +23717,25 @@
               <w:rPr>
                 <w:lang w:val="en-CA"/>
               </w:rPr>
-              <w:t>Jnana Prabodhini Social Science Study Centre, Pune, India</w:t>
+              <w:t xml:space="preserve">University of Genova, </w:t>
+            </w:r>
+            <w:r>
+              <w:rPr>
+                <w:lang w:val="en-CA"/>
+              </w:rPr>
+              <w:t xml:space="preserve">ARETAI Center on Virtues, </w:t>
+            </w:r>
+            <w:r>
+              <w:rPr>
+                <w:lang w:val="en-CA"/>
+              </w:rPr>
+              <w:t>Genova</w:t>
+            </w:r>
+            <w:r>
+              <w:rPr>
+                <w:lang w:val="en-CA"/>
+              </w:rPr>
+              <w:t>, Italy</w:t>
             </w:r>
           </w:p>
         </w:tc>
@@ -22561,13 +23784,7 @@
               <w:rPr>
                 <w:lang w:val="en-CA"/>
               </w:rPr>
-              <w:t xml:space="preserve">IIT Bombay, </w:t>
-            </w:r>
-            <w:r>
-              <w:rPr>
-                <w:lang w:val="en-CA"/>
-              </w:rPr>
-              <w:t>Department of Humanities &amp; Social Sciences,Mumbai, India</w:t>
+              <w:t>Indian Institute of Science Education Research, Colloquium, Pune, India</w:t>
             </w:r>
           </w:p>
         </w:tc>
@@ -22616,25 +23833,21 @@
               <w:rPr>
                 <w:lang w:val="en-CA"/>
               </w:rPr>
-              <w:t xml:space="preserve">SP Jain Institute of Management and Research, </w:t>
-            </w:r>
-            <w:r>
-              <w:rPr>
-                <w:lang w:val="en-CA"/>
-              </w:rPr>
-              <w:t>Faculty Excellence Forum</w:t>
-            </w:r>
-            <w:r>
-              <w:rPr>
-                <w:lang w:val="en-CA"/>
-              </w:rPr>
-              <w:t xml:space="preserve">, </w:t>
-            </w:r>
-            <w:r>
-              <w:rPr>
-                <w:lang w:val="en-CA"/>
-              </w:rPr>
-              <w:t>Mumbai, India</w:t>
+              <w:t xml:space="preserve">Jnana </w:t>
+            </w:r>
+            <w:proofErr w:type="spellStart"/>
+            <w:r>
+              <w:rPr>
+                <w:lang w:val="en-CA"/>
+              </w:rPr>
+              <w:t>Prabodhini</w:t>
+            </w:r>
+            <w:proofErr w:type="spellEnd"/>
+            <w:r>
+              <w:rPr>
+                <w:lang w:val="en-CA"/>
+              </w:rPr>
+              <w:t xml:space="preserve"> Social Science Study Centre, Pune, India</w:t>
             </w:r>
           </w:p>
         </w:tc>
@@ -22662,6 +23875,144 @@
                 <w:bCs/>
                 <w:lang w:val="en-CA"/>
               </w:rPr>
+              <w:t>04/2026</w:t>
+            </w:r>
+          </w:p>
+        </w:tc>
+        <w:tc>
+          <w:tcPr>
+            <w:tcW w:w="9167" w:type="dxa"/>
+          </w:tcPr>
+          <w:p>
+            <w:pPr>
+              <w:autoSpaceDE w:val="0"/>
+              <w:autoSpaceDN w:val="0"/>
+              <w:adjustRightInd w:val="0"/>
+              <w:rPr>
+                <w:lang w:val="en-CA"/>
+              </w:rPr>
+            </w:pPr>
+            <w:r>
+              <w:rPr>
+                <w:lang w:val="en-CA"/>
+              </w:rPr>
+              <w:t xml:space="preserve">IIT Bombay, </w:t>
+            </w:r>
+            <w:r>
+              <w:rPr>
+                <w:lang w:val="en-CA"/>
+              </w:rPr>
+              <w:t xml:space="preserve">Department of Humanities &amp; Social </w:t>
+            </w:r>
+            <w:proofErr w:type="spellStart"/>
+            <w:proofErr w:type="gramStart"/>
+            <w:r>
+              <w:rPr>
+                <w:lang w:val="en-CA"/>
+              </w:rPr>
+              <w:t>Sciences,Mumbai</w:t>
+            </w:r>
+            <w:proofErr w:type="spellEnd"/>
+            <w:proofErr w:type="gramEnd"/>
+            <w:r>
+              <w:rPr>
+                <w:lang w:val="en-CA"/>
+              </w:rPr>
+              <w:t>, India</w:t>
+            </w:r>
+          </w:p>
+        </w:tc>
+      </w:tr>
+      <w:tr>
+        <w:trPr>
+          <w:trHeight w:val="216"/>
+        </w:trPr>
+        <w:tc>
+          <w:tcPr>
+            <w:tcW w:w="1003" w:type="dxa"/>
+          </w:tcPr>
+          <w:p>
+            <w:pPr>
+              <w:autoSpaceDE w:val="0"/>
+              <w:autoSpaceDN w:val="0"/>
+              <w:adjustRightInd w:val="0"/>
+              <w:rPr>
+                <w:bCs/>
+                <w:lang w:val="en-CA"/>
+              </w:rPr>
+            </w:pPr>
+            <w:r>
+              <w:rPr>
+                <w:bCs/>
+                <w:lang w:val="en-CA"/>
+              </w:rPr>
+              <w:t>04/2026</w:t>
+            </w:r>
+          </w:p>
+        </w:tc>
+        <w:tc>
+          <w:tcPr>
+            <w:tcW w:w="9167" w:type="dxa"/>
+          </w:tcPr>
+          <w:p>
+            <w:pPr>
+              <w:autoSpaceDE w:val="0"/>
+              <w:autoSpaceDN w:val="0"/>
+              <w:adjustRightInd w:val="0"/>
+              <w:rPr>
+                <w:lang w:val="en-CA"/>
+              </w:rPr>
+            </w:pPr>
+            <w:r>
+              <w:rPr>
+                <w:lang w:val="en-CA"/>
+              </w:rPr>
+              <w:t xml:space="preserve">SP Jain Institute of Management and Research, </w:t>
+            </w:r>
+            <w:r>
+              <w:rPr>
+                <w:lang w:val="en-CA"/>
+              </w:rPr>
+              <w:t>Faculty Excellence Forum</w:t>
+            </w:r>
+            <w:r>
+              <w:rPr>
+                <w:lang w:val="en-CA"/>
+              </w:rPr>
+              <w:t xml:space="preserve">, </w:t>
+            </w:r>
+            <w:r>
+              <w:rPr>
+                <w:lang w:val="en-CA"/>
+              </w:rPr>
+              <w:t>Mumbai, India</w:t>
+            </w:r>
+          </w:p>
+        </w:tc>
+      </w:tr>
+      <w:tr>
+        <w:trPr>
+          <w:trHeight w:val="216"/>
+        </w:trPr>
+        <w:tc>
+          <w:tcPr>
+            <w:tcW w:w="1003" w:type="dxa"/>
+          </w:tcPr>
+          <w:p>
+            <w:pPr>
+              <w:autoSpaceDE w:val="0"/>
+              <w:autoSpaceDN w:val="0"/>
+              <w:adjustRightInd w:val="0"/>
+              <w:rPr>
+                <w:bCs/>
+                <w:lang w:val="en-CA"/>
+              </w:rPr>
+            </w:pPr>
+            <w:r>
+              <w:rPr>
+                <w:bCs/>
+                <w:lang w:val="en-CA"/>
+              </w:rPr>
               <w:t>03/2026</w:t>
             </w:r>
           </w:p>
@@ -22679,11 +24030,19 @@
                 <w:lang w:val="en-CA"/>
               </w:rPr>
             </w:pPr>
-            <w:r>
-              <w:rPr>
-                <w:lang w:val="en-CA"/>
-              </w:rPr>
-              <w:t xml:space="preserve">TUDelft, </w:t>
+            <w:proofErr w:type="spellStart"/>
+            <w:r>
+              <w:rPr>
+                <w:lang w:val="en-CA"/>
+              </w:rPr>
+              <w:t>TUDelft</w:t>
+            </w:r>
+            <w:proofErr w:type="spellEnd"/>
+            <w:r>
+              <w:rPr>
+                <w:lang w:val="en-CA"/>
+              </w:rPr>
+              <w:t xml:space="preserve">, </w:t>
             </w:r>
             <w:r>
               <w:rPr>
@@ -23438,6 +24797,7 @@
                 <w:bCs/>
                 <w:lang w:val="en-US"/>
               </w:rPr>
+              <w:lastRenderedPageBreak/>
               <w:t>03/2025</w:t>
             </w:r>
           </w:p>
@@ -23536,7 +24896,6 @@
                 <w:bCs/>
                 <w:lang w:val="en-US"/>
               </w:rPr>
-              <w:lastRenderedPageBreak/>
               <w:t>01/2025</w:t>
             </w:r>
           </w:p>
@@ -23601,11 +24960,47 @@
                 <w:lang w:val="en-CA"/>
               </w:rPr>
             </w:pPr>
-            <w:r>
-              <w:rPr>
-                <w:lang w:val="en-CA"/>
-              </w:rPr>
-              <w:t>Iscte – Instituto Universitário de Lisboa, SocioDigital Lab for Public Policy</w:t>
+            <w:proofErr w:type="spellStart"/>
+            <w:r>
+              <w:rPr>
+                <w:lang w:val="en-CA"/>
+              </w:rPr>
+              <w:t>Iscte</w:t>
+            </w:r>
+            <w:proofErr w:type="spellEnd"/>
+            <w:r>
+              <w:rPr>
+                <w:lang w:val="en-CA"/>
+              </w:rPr>
+              <w:t xml:space="preserve"> – Instituto </w:t>
+            </w:r>
+            <w:proofErr w:type="spellStart"/>
+            <w:r>
+              <w:rPr>
+                <w:lang w:val="en-CA"/>
+              </w:rPr>
+              <w:t>Universitário</w:t>
+            </w:r>
+            <w:proofErr w:type="spellEnd"/>
+            <w:r>
+              <w:rPr>
+                <w:lang w:val="en-CA"/>
+              </w:rPr>
+              <w:t xml:space="preserve"> de Lisboa, </w:t>
+            </w:r>
+            <w:proofErr w:type="spellStart"/>
+            <w:r>
+              <w:rPr>
+                <w:lang w:val="en-CA"/>
+              </w:rPr>
+              <w:t>SocioDigital</w:t>
+            </w:r>
+            <w:proofErr w:type="spellEnd"/>
+            <w:r>
+              <w:rPr>
+                <w:lang w:val="en-CA"/>
+              </w:rPr>
+              <w:t xml:space="preserve"> Lab for Public Policy</w:t>
             </w:r>
           </w:p>
         </w:tc>
@@ -23711,11 +25106,33 @@
               </w:rPr>
               <w:t xml:space="preserve">), </w:t>
             </w:r>
-            <w:r>
-              <w:rPr>
-                <w:lang w:val="en-CA"/>
-              </w:rPr>
-              <w:t xml:space="preserve">EQuity &amp; EQuality Using AI and Learning </w:t>
+            <w:proofErr w:type="spellStart"/>
+            <w:r>
+              <w:rPr>
+                <w:lang w:val="en-CA"/>
+              </w:rPr>
+              <w:t>EQuity</w:t>
+            </w:r>
+            <w:proofErr w:type="spellEnd"/>
+            <w:r>
+              <w:rPr>
+                <w:lang w:val="en-CA"/>
+              </w:rPr>
+              <w:t xml:space="preserve"> &amp; </w:t>
+            </w:r>
+            <w:proofErr w:type="spellStart"/>
+            <w:r>
+              <w:rPr>
+                <w:lang w:val="en-CA"/>
+              </w:rPr>
+              <w:t>EQuality</w:t>
+            </w:r>
+            <w:proofErr w:type="spellEnd"/>
+            <w:r>
+              <w:rPr>
+                <w:lang w:val="en-CA"/>
+              </w:rPr>
+              <w:t xml:space="preserve"> Using AI and Learning </w:t>
             </w:r>
             <w:r>
               <w:rPr>
@@ -24015,7 +25432,21 @@
               <w:rPr>
                 <w:lang w:val="en-CA"/>
               </w:rPr>
-              <w:t xml:space="preserve">MIT FutureTech, </w:t>
+              <w:t xml:space="preserve">MIT </w:t>
+            </w:r>
+            <w:proofErr w:type="spellStart"/>
+            <w:r>
+              <w:rPr>
+                <w:lang w:val="en-CA"/>
+              </w:rPr>
+              <w:t>FutureTech</w:t>
+            </w:r>
+            <w:proofErr w:type="spellEnd"/>
+            <w:r>
+              <w:rPr>
+                <w:lang w:val="en-CA"/>
+              </w:rPr>
+              <w:t xml:space="preserve">, </w:t>
             </w:r>
             <w:r>
               <w:rPr>
@@ -25237,7 +26668,63 @@
               <w:rPr>
                 <w:lang w:val="en-CA"/>
               </w:rPr>
-              <w:t>University of Granada, Spain, “Perspectivas del Máster en Neurociencia Cognitiva” Seminar</w:t>
+              <w:t>University of Granada, Spain, “</w:t>
+            </w:r>
+            <w:proofErr w:type="spellStart"/>
+            <w:r>
+              <w:rPr>
+                <w:lang w:val="en-CA"/>
+              </w:rPr>
+              <w:t>Perspectivas</w:t>
+            </w:r>
+            <w:proofErr w:type="spellEnd"/>
+            <w:r>
+              <w:rPr>
+                <w:lang w:val="en-CA"/>
+              </w:rPr>
+              <w:t xml:space="preserve"> del </w:t>
+            </w:r>
+            <w:proofErr w:type="spellStart"/>
+            <w:r>
+              <w:rPr>
+                <w:lang w:val="en-CA"/>
+              </w:rPr>
+              <w:t>Máster</w:t>
+            </w:r>
+            <w:proofErr w:type="spellEnd"/>
+            <w:r>
+              <w:rPr>
+                <w:lang w:val="en-CA"/>
+              </w:rPr>
+              <w:t xml:space="preserve"> </w:t>
+            </w:r>
+            <w:proofErr w:type="spellStart"/>
+            <w:r>
+              <w:rPr>
+                <w:lang w:val="en-CA"/>
+              </w:rPr>
+              <w:t>en</w:t>
+            </w:r>
+            <w:proofErr w:type="spellEnd"/>
+            <w:r>
+              <w:rPr>
+                <w:lang w:val="en-CA"/>
+              </w:rPr>
+              <w:t xml:space="preserve"> Neurociencia </w:t>
+            </w:r>
+            <w:proofErr w:type="spellStart"/>
+            <w:r>
+              <w:rPr>
+                <w:lang w:val="en-CA"/>
+              </w:rPr>
+              <w:t>Cognitiva</w:t>
+            </w:r>
+            <w:proofErr w:type="spellEnd"/>
+            <w:r>
+              <w:rPr>
+                <w:lang w:val="en-CA"/>
+              </w:rPr>
+              <w:t>” Seminar</w:t>
             </w:r>
           </w:p>
         </w:tc>
@@ -25451,6 +26938,7 @@
                 <w:bCs/>
                 <w:lang w:val="en-CA"/>
               </w:rPr>
+              <w:lastRenderedPageBreak/>
               <w:t>06/2021</w:t>
             </w:r>
           </w:p>
@@ -25543,7 +27031,6 @@
                 <w:bCs/>
                 <w:lang w:val="en-CA"/>
               </w:rPr>
-              <w:lastRenderedPageBreak/>
               <w:t>03/2021</w:t>
             </w:r>
           </w:p>
@@ -25655,6 +27142,7 @@
               </w:rPr>
             </w:pPr>
             <w:hyperlink r:id="rId49" w:history="1">
+              <w:proofErr w:type="spellStart"/>
               <w:r>
                 <w:rPr>
                   <w:rStyle w:val="Hyperlink"/>
@@ -25662,6 +27150,7 @@
                 </w:rPr>
                 <w:t>CanCOVID</w:t>
               </w:r>
+              <w:proofErr w:type="spellEnd"/>
             </w:hyperlink>
           </w:p>
         </w:tc>
@@ -27100,7 +28589,21 @@
               <w:rPr>
                 <w:lang w:val="en-CA"/>
               </w:rPr>
-              <w:t xml:space="preserve">Alpen-Adria-University Klagenfurt, Austria,  Department of Psychology </w:t>
+              <w:t xml:space="preserve">Alpen-Adria-University Klagenfurt, </w:t>
+            </w:r>
+            <w:proofErr w:type="gramStart"/>
+            <w:r>
+              <w:rPr>
+                <w:lang w:val="en-CA"/>
+              </w:rPr>
+              <w:t>Austria,  Department</w:t>
+            </w:r>
+            <w:proofErr w:type="gramEnd"/>
+            <w:r>
+              <w:rPr>
+                <w:lang w:val="en-CA"/>
+              </w:rPr>
+              <w:t xml:space="preserve"> of Psychology </w:t>
             </w:r>
           </w:p>
         </w:tc>
@@ -27477,6 +28980,7 @@
               <w:rPr>
                 <w:lang w:val="en-CA"/>
               </w:rPr>
+              <w:lastRenderedPageBreak/>
               <w:t>01/2014</w:t>
             </w:r>
           </w:p>
@@ -27586,8 +29090,44 @@
               <w:rPr>
                 <w:lang w:val="en-CA"/>
               </w:rPr>
-              <w:t>University of Lausanne, CH, Programme Doctoral Romande en Psychologie</w:t>
-            </w:r>
+              <w:t xml:space="preserve">University of Lausanne, CH, Programme Doctoral </w:t>
+            </w:r>
+            <w:proofErr w:type="spellStart"/>
+            <w:r>
+              <w:rPr>
+                <w:lang w:val="en-CA"/>
+              </w:rPr>
+              <w:t>Romande</w:t>
+            </w:r>
+            <w:proofErr w:type="spellEnd"/>
+            <w:r>
+              <w:rPr>
+                <w:lang w:val="en-CA"/>
+              </w:rPr>
+              <w:t xml:space="preserve"> </w:t>
+            </w:r>
+            <w:proofErr w:type="spellStart"/>
+            <w:r>
+              <w:rPr>
+                <w:lang w:val="en-CA"/>
+              </w:rPr>
+              <w:t>en</w:t>
+            </w:r>
+            <w:proofErr w:type="spellEnd"/>
+            <w:r>
+              <w:rPr>
+                <w:lang w:val="en-CA"/>
+              </w:rPr>
+              <w:t xml:space="preserve"> </w:t>
+            </w:r>
+            <w:proofErr w:type="spellStart"/>
+            <w:r>
+              <w:rPr>
+                <w:lang w:val="en-CA"/>
+              </w:rPr>
+              <w:t>Psychologie</w:t>
+            </w:r>
+            <w:proofErr w:type="spellEnd"/>
           </w:p>
         </w:tc>
       </w:tr>
@@ -27609,7 +29149,6 @@
               <w:rPr>
                 <w:lang w:val="en-CA"/>
               </w:rPr>
-              <w:lastRenderedPageBreak/>
               <w:t>03/2013</w:t>
             </w:r>
           </w:p>
@@ -28260,7 +29799,14 @@
               <w:rPr>
                 <w:lang w:val="en-CA"/>
               </w:rPr>
-              <w:t>Transformation in a Time of Metacrisi</w:t>
+              <w:t xml:space="preserve">Transformation in a Time of </w:t>
+            </w:r>
+            <w:proofErr w:type="spellStart"/>
+            <w:r>
+              <w:rPr>
+                <w:lang w:val="en-CA"/>
+              </w:rPr>
+              <w:t>Metacrisi</w:t>
             </w:r>
             <w:r>
               <w:rPr>
@@ -28268,6 +29814,7 @@
               </w:rPr>
               <w:t>s</w:t>
             </w:r>
+            <w:proofErr w:type="spellEnd"/>
           </w:p>
         </w:tc>
       </w:tr>
@@ -28329,11 +29876,19 @@
               </w:rPr>
               <w:t xml:space="preserve">the </w:t>
             </w:r>
-            <w:r>
-              <w:rPr>
-                <w:lang w:val="en-CA"/>
-              </w:rPr>
-              <w:t>mini-symposium “</w:t>
+            <w:proofErr w:type="gramStart"/>
+            <w:r>
+              <w:rPr>
+                <w:lang w:val="en-CA"/>
+              </w:rPr>
+              <w:t>mini-symposium</w:t>
+            </w:r>
+            <w:proofErr w:type="gramEnd"/>
+            <w:r>
+              <w:rPr>
+                <w:lang w:val="en-CA"/>
+              </w:rPr>
+              <w:t xml:space="preserve"> “</w:t>
             </w:r>
             <w:r>
               <w:rPr>
@@ -28654,12 +30209,14 @@
               </w:rPr>
               <w:t xml:space="preserve">Invited Panelist for the debate on “The Viability of Using LLMs in Higher Education” conference, </w:t>
             </w:r>
+            <w:proofErr w:type="spellStart"/>
             <w:r>
               <w:rPr>
                 <w:lang w:val="en-CA"/>
               </w:rPr>
               <w:t>JeXed</w:t>
             </w:r>
+            <w:proofErr w:type="spellEnd"/>
             <w:r>
               <w:rPr>
                 <w:lang w:val="en-CA"/>
@@ -29003,11 +30560,19 @@
               </w:rPr>
               <w:t xml:space="preserve">Toronto Metropolitan University, CERC Migration, invited paper at the </w:t>
             </w:r>
-            <w:r>
-              <w:rPr>
-                <w:lang w:val="en-CA"/>
-              </w:rPr>
-              <w:t xml:space="preserve">International </w:t>
+            <w:proofErr w:type="gramStart"/>
+            <w:r>
+              <w:rPr>
+                <w:lang w:val="en-CA"/>
+              </w:rPr>
+              <w:t>International</w:t>
+            </w:r>
+            <w:proofErr w:type="gramEnd"/>
+            <w:r>
+              <w:rPr>
+                <w:lang w:val="en-CA"/>
+              </w:rPr>
+              <w:t xml:space="preserve"> </w:t>
             </w:r>
             <w:r>
               <w:rPr>
@@ -29171,6 +30736,7 @@
                 <w:bCs/>
                 <w:lang w:val="en-CA"/>
               </w:rPr>
+              <w:lastRenderedPageBreak/>
               <w:t>09/2023</w:t>
             </w:r>
           </w:p>
@@ -29239,7 +30805,6 @@
                 <w:bCs/>
                 <w:lang w:val="en-CA"/>
               </w:rPr>
-              <w:lastRenderedPageBreak/>
               <w:t>05/2023</w:t>
             </w:r>
           </w:p>
@@ -29258,7 +30823,21 @@
               <w:rPr>
                 <w:lang w:val="en-CA"/>
               </w:rPr>
-              <w:t xml:space="preserve">McGill University, Centre for the Convergence of Health and Economics, Invited panelist at the </w:t>
+              <w:t xml:space="preserve">McGill University, Centre for the Convergence of Health and Economics, </w:t>
+            </w:r>
+            <w:proofErr w:type="gramStart"/>
+            <w:r>
+              <w:rPr>
+                <w:lang w:val="en-CA"/>
+              </w:rPr>
+              <w:t>Invited</w:t>
+            </w:r>
+            <w:proofErr w:type="gramEnd"/>
+            <w:r>
+              <w:rPr>
+                <w:lang w:val="en-CA"/>
+              </w:rPr>
+              <w:t xml:space="preserve"> panelist at the </w:t>
             </w:r>
             <w:r>
               <w:rPr>
@@ -29794,7 +31373,21 @@
               <w:rPr>
                 <w:lang w:val="en-CA"/>
               </w:rPr>
-              <w:t xml:space="preserve"> on “Neuroethics, free will, and the self” </w:t>
+              <w:t xml:space="preserve"> on “</w:t>
+            </w:r>
+            <w:proofErr w:type="spellStart"/>
+            <w:r>
+              <w:rPr>
+                <w:lang w:val="en-CA"/>
+              </w:rPr>
+              <w:t>Neuroethics</w:t>
+            </w:r>
+            <w:proofErr w:type="spellEnd"/>
+            <w:r>
+              <w:rPr>
+                <w:lang w:val="en-CA"/>
+              </w:rPr>
+              <w:t xml:space="preserve">, free will, and the self” </w:t>
             </w:r>
           </w:p>
         </w:tc>
@@ -30313,6 +31906,7 @@
                 <w:bCs/>
                 <w:lang w:val="en-CA"/>
               </w:rPr>
+              <w:lastRenderedPageBreak/>
               <w:t>04/2019</w:t>
             </w:r>
           </w:p>
@@ -30336,7 +31930,39 @@
                 <w:bCs/>
                 <w:lang w:val="en-CA"/>
               </w:rPr>
-              <w:t>Invited workshop at the “Tabula Rasa: Neuroscienze e culture” conference of the Intercultura Foundation in Florence, Italy</w:t>
+              <w:t xml:space="preserve">Invited workshop at the “Tabula Rasa: </w:t>
+            </w:r>
+            <w:proofErr w:type="spellStart"/>
+            <w:r>
+              <w:rPr>
+                <w:bCs/>
+                <w:lang w:val="en-CA"/>
+              </w:rPr>
+              <w:t>Neuroscienze</w:t>
+            </w:r>
+            <w:proofErr w:type="spellEnd"/>
+            <w:r>
+              <w:rPr>
+                <w:bCs/>
+                <w:lang w:val="en-CA"/>
+              </w:rPr>
+              <w:t xml:space="preserve"> e culture” conference of the </w:t>
+            </w:r>
+            <w:proofErr w:type="spellStart"/>
+            <w:r>
+              <w:rPr>
+                <w:bCs/>
+                <w:lang w:val="en-CA"/>
+              </w:rPr>
+              <w:t>Intercultura</w:t>
+            </w:r>
+            <w:proofErr w:type="spellEnd"/>
+            <w:r>
+              <w:rPr>
+                <w:bCs/>
+                <w:lang w:val="en-CA"/>
+              </w:rPr>
+              <w:t xml:space="preserve"> Foundation in Florence, Italy</w:t>
             </w:r>
           </w:p>
         </w:tc>
@@ -30361,7 +31987,6 @@
                 <w:bCs/>
                 <w:lang w:val="en-CA"/>
               </w:rPr>
-              <w:lastRenderedPageBreak/>
               <w:t>03/2019</w:t>
             </w:r>
           </w:p>
@@ -32082,6 +33707,7 @@
         <w:rPr>
           <w:lang w:val="en-CA"/>
         </w:rPr>
+        <w:lastRenderedPageBreak/>
         <w:t>h</w:t>
       </w:r>
       <w:r>
@@ -32190,7 +33816,6 @@
         <w:rPr>
           <w:lang w:val="en-CA"/>
         </w:rPr>
-        <w:lastRenderedPageBreak/>
         <w:t>t</w:t>
       </w:r>
       <w:r>
@@ -32644,6 +34269,7 @@
           <w:lang w:val="en-CA"/>
         </w:rPr>
       </w:pPr>
+      <w:proofErr w:type="spellStart"/>
       <w:r>
         <w:rPr>
           <w:u w:val="single"/>
@@ -32651,6 +34277,7 @@
         </w:rPr>
         <w:t>Kachhiyapatel</w:t>
       </w:r>
+      <w:proofErr w:type="spellEnd"/>
       <w:r>
         <w:rPr>
           <w:u w:val="single"/>
@@ -32788,6 +34415,7 @@
           <w:lang w:val="en-CA"/>
         </w:rPr>
       </w:pPr>
+      <w:proofErr w:type="spellStart"/>
       <w:r>
         <w:rPr>
           <w:u w:val="single"/>
@@ -32795,6 +34423,7 @@
         </w:rPr>
         <w:t>Kachhiyapatel</w:t>
       </w:r>
+      <w:proofErr w:type="spellEnd"/>
       <w:r>
         <w:rPr>
           <w:u w:val="single"/>
@@ -32885,13 +34514,29 @@
           <w:bCs/>
           <w:lang w:val="en-CA"/>
         </w:rPr>
-        <w:t>Data blitz talk</w:t>
-      </w:r>
+        <w:t xml:space="preserve">Data </w:t>
+      </w:r>
+      <w:proofErr w:type="gramStart"/>
       <w:r>
         <w:rPr>
           <w:bCs/>
           <w:lang w:val="en-CA"/>
         </w:rPr>
+        <w:t>blitz</w:t>
+      </w:r>
+      <w:proofErr w:type="gramEnd"/>
+      <w:r>
+        <w:rPr>
+          <w:bCs/>
+          <w:lang w:val="en-CA"/>
+        </w:rPr>
+        <w:t xml:space="preserve"> talk</w:t>
+      </w:r>
+      <w:r>
+        <w:rPr>
+          <w:bCs/>
+          <w:lang w:val="en-CA"/>
+        </w:rPr>
         <w:t xml:space="preserve"> at the </w:t>
       </w:r>
       <w:r>
@@ -32908,6 +34553,7 @@
         </w:rPr>
         <w:t xml:space="preserve">of the </w:t>
       </w:r>
+      <w:proofErr w:type="gramStart"/>
       <w:r>
         <w:rPr>
           <w:lang w:val="en-CA"/>
@@ -32927,6 +34573,7 @@
         </w:rPr>
         <w:t>rd</w:t>
       </w:r>
+      <w:proofErr w:type="gramEnd"/>
       <w:r>
         <w:rPr>
           <w:lang w:val="en-CA"/>
@@ -33043,13 +34690,23 @@
         </w:rPr>
         <w:t xml:space="preserve">Amarasuriya, S. D., </w:t>
       </w:r>
+      <w:proofErr w:type="spellStart"/>
       <w:r>
         <w:rPr>
           <w:bCs/>
           <w:u w:val="single"/>
           <w:lang w:val="en-CA"/>
         </w:rPr>
-        <w:t>Dhammage, T</w:t>
+        <w:t>Dhammage</w:t>
+      </w:r>
+      <w:proofErr w:type="spellEnd"/>
+      <w:r>
+        <w:rPr>
+          <w:bCs/>
+          <w:u w:val="single"/>
+          <w:lang w:val="en-CA"/>
+        </w:rPr>
+        <w:t>, T</w:t>
       </w:r>
       <w:r>
         <w:rPr>
@@ -33231,6 +34888,7 @@
         </w:rPr>
         <w:t xml:space="preserve">ognitive and </w:t>
       </w:r>
+      <w:proofErr w:type="gramStart"/>
       <w:r>
         <w:rPr>
           <w:i/>
@@ -33257,7 +34915,15 @@
           <w:i/>
           <w:lang w:val="en-CA"/>
         </w:rPr>
-        <w:t xml:space="preserve">rounded </w:t>
+        <w:t>rounded</w:t>
+      </w:r>
+      <w:proofErr w:type="gramEnd"/>
+      <w:r>
+        <w:rPr>
+          <w:i/>
+          <w:lang w:val="en-CA"/>
+        </w:rPr>
+        <w:t xml:space="preserve"> </w:t>
       </w:r>
       <w:r>
         <w:rPr>
@@ -33464,12 +35130,21 @@
         </w:rPr>
         <w:t xml:space="preserve">). </w:t>
       </w:r>
-      <w:r>
-        <w:rPr>
-          <w:i/>
-          <w:lang w:val="en-CA"/>
-        </w:rPr>
-        <w:t>PANDexit - Predictions of post-pandemic cultural change</w:t>
+      <w:proofErr w:type="spellStart"/>
+      <w:r>
+        <w:rPr>
+          <w:i/>
+          <w:lang w:val="en-CA"/>
+        </w:rPr>
+        <w:t>PANDexit</w:t>
+      </w:r>
+      <w:proofErr w:type="spellEnd"/>
+      <w:r>
+        <w:rPr>
+          <w:i/>
+          <w:lang w:val="en-CA"/>
+        </w:rPr>
+        <w:t xml:space="preserve"> - Predictions of post-pandemic cultural change</w:t>
       </w:r>
       <w:r>
         <w:rPr>
@@ -33556,6 +35231,7 @@
           <w:lang w:val="en-CA"/>
         </w:rPr>
       </w:pPr>
+      <w:proofErr w:type="spellStart"/>
       <w:r>
         <w:rPr>
           <w:u w:val="single"/>
@@ -33563,6 +35239,7 @@
         </w:rPr>
         <w:t>Kachhiyapatel</w:t>
       </w:r>
+      <w:proofErr w:type="spellEnd"/>
       <w:r>
         <w:rPr>
           <w:u w:val="single"/>
@@ -34967,8 +36644,9 @@
         <w:rPr>
           <w:lang w:val="en-CA"/>
         </w:rPr>
-        <w:t>at the 2</w:t>
-      </w:r>
+        <w:t xml:space="preserve">at the </w:t>
+      </w:r>
+      <w:proofErr w:type="gramStart"/>
       <w:r>
         <w:rPr>
           <w:lang w:val="en-CA"/>
@@ -34977,11 +36655,18 @@
       </w:r>
       <w:r>
         <w:rPr>
+          <w:lang w:val="en-CA"/>
+        </w:rPr>
+        <w:t>2</w:t>
+      </w:r>
+      <w:r>
+        <w:rPr>
           <w:vertAlign w:val="superscript"/>
           <w:lang w:val="en-CA"/>
         </w:rPr>
         <w:t>th</w:t>
       </w:r>
+      <w:proofErr w:type="gramEnd"/>
       <w:r>
         <w:rPr>
           <w:lang w:val="en-CA"/>
@@ -35043,7 +36728,23 @@
           <w:bCs/>
           <w:lang w:val="en-CA"/>
         </w:rPr>
-        <w:t xml:space="preserve">K. Kastenhofer. </w:t>
+        <w:t xml:space="preserve">K. </w:t>
+      </w:r>
+      <w:proofErr w:type="spellStart"/>
+      <w:r>
+        <w:rPr>
+          <w:bCs/>
+          <w:lang w:val="en-CA"/>
+        </w:rPr>
+        <w:t>Kastenhofer</w:t>
+      </w:r>
+      <w:proofErr w:type="spellEnd"/>
+      <w:r>
+        <w:rPr>
+          <w:bCs/>
+          <w:lang w:val="en-CA"/>
+        </w:rPr>
+        <w:t xml:space="preserve">. </w:t>
       </w:r>
       <w:r>
         <w:rPr>
@@ -35864,7 +37565,21 @@
         <w:rPr>
           <w:lang w:val="en-CA"/>
         </w:rPr>
-        <w:t>A social perspective on (ir)rationality: Antecedents and consequences</w:t>
+        <w:t>A social perspective on (</w:t>
+      </w:r>
+      <w:proofErr w:type="spellStart"/>
+      <w:r>
+        <w:rPr>
+          <w:lang w:val="en-CA"/>
+        </w:rPr>
+        <w:t>ir</w:t>
+      </w:r>
+      <w:proofErr w:type="spellEnd"/>
+      <w:r>
+        <w:rPr>
+          <w:lang w:val="en-CA"/>
+        </w:rPr>
+        <w:t>)rationality: Antecedents and consequences</w:t>
       </w:r>
       <w:r>
         <w:rPr>
@@ -35990,7 +37705,23 @@
           <w:i/>
           <w:lang w:val="en-CA"/>
         </w:rPr>
-        <w:t>Wisdom training: Self-distancing training promotes growth in wise reasoning and emodiversity.</w:t>
+        <w:t xml:space="preserve">Wisdom training: Self-distancing training promotes growth in wise reasoning and </w:t>
+      </w:r>
+      <w:proofErr w:type="spellStart"/>
+      <w:r>
+        <w:rPr>
+          <w:i/>
+          <w:lang w:val="en-CA"/>
+        </w:rPr>
+        <w:t>emodiversity</w:t>
+      </w:r>
+      <w:proofErr w:type="spellEnd"/>
+      <w:r>
+        <w:rPr>
+          <w:i/>
+          <w:lang w:val="en-CA"/>
+        </w:rPr>
+        <w:t>.</w:t>
       </w:r>
       <w:r>
         <w:rPr>
@@ -36881,7 +38612,21 @@
         <w:rPr>
           <w:lang w:val="en-CA"/>
         </w:rPr>
-        <w:t>in the symposium “Climato-economic Imprints on Culture” chaired by E. van de Vliert (Chair) at the 24</w:t>
+        <w:t>in the symposium “</w:t>
+      </w:r>
+      <w:proofErr w:type="spellStart"/>
+      <w:r>
+        <w:rPr>
+          <w:lang w:val="en-CA"/>
+        </w:rPr>
+        <w:t>Climato</w:t>
+      </w:r>
+      <w:proofErr w:type="spellEnd"/>
+      <w:r>
+        <w:rPr>
+          <w:lang w:val="en-CA"/>
+        </w:rPr>
+        <w:t>-economic Imprints on Culture” chaired by E. van de Vliert (Chair) at the 24</w:t>
       </w:r>
       <w:r>
         <w:rPr>
@@ -38222,7 +39967,21 @@
         <w:rPr>
           <w:lang w:val="en-CA"/>
         </w:rPr>
-        <w:t>Discussant in the symposium “Continuity and changes in emotion socialization with globalization” chaired by M. Karasawa at The 23</w:t>
+        <w:t xml:space="preserve">Discussant in the symposium “Continuity and changes in emotion socialization with globalization” chaired by M. Karasawa at </w:t>
+      </w:r>
+      <w:proofErr w:type="gramStart"/>
+      <w:r>
+        <w:rPr>
+          <w:lang w:val="en-CA"/>
+        </w:rPr>
+        <w:t>The</w:t>
+      </w:r>
+      <w:proofErr w:type="gramEnd"/>
+      <w:r>
+        <w:rPr>
+          <w:lang w:val="en-CA"/>
+        </w:rPr>
+        <w:t xml:space="preserve"> 23</w:t>
       </w:r>
       <w:r>
         <w:rPr>
@@ -38382,7 +40141,21 @@
         <w:rPr>
           <w:lang w:val="en-CA"/>
         </w:rPr>
-        <w:t xml:space="preserve"> Paper presented in the symposium “Operationalizing affective complexity: Theory, measurement, and applications” chaired by R. Gonzalez (Chair) and J. Smith (Co-Chair) at The 28</w:t>
+        <w:t xml:space="preserve"> Paper presented in the symposium “Operationalizing affective complexity: Theory, measurement, and applications” chaired by R. Gonzalez (Chair) and J. Smith (Co-Chair) at </w:t>
+      </w:r>
+      <w:proofErr w:type="gramStart"/>
+      <w:r>
+        <w:rPr>
+          <w:lang w:val="en-CA"/>
+        </w:rPr>
+        <w:t>The</w:t>
+      </w:r>
+      <w:proofErr w:type="gramEnd"/>
+      <w:r>
+        <w:rPr>
+          <w:lang w:val="en-CA"/>
+        </w:rPr>
+        <w:t xml:space="preserve"> 28</w:t>
       </w:r>
       <w:r>
         <w:rPr>
@@ -38486,7 +40259,21 @@
         <w:rPr>
           <w:lang w:val="en-CA"/>
         </w:rPr>
-        <w:t xml:space="preserve"> (Co-Chair) at The 28</w:t>
+        <w:t xml:space="preserve"> (Co-Chair) at </w:t>
+      </w:r>
+      <w:proofErr w:type="gramStart"/>
+      <w:r>
+        <w:rPr>
+          <w:lang w:val="en-CA"/>
+        </w:rPr>
+        <w:t>The</w:t>
+      </w:r>
+      <w:proofErr w:type="gramEnd"/>
+      <w:r>
+        <w:rPr>
+          <w:lang w:val="en-CA"/>
+        </w:rPr>
+        <w:t xml:space="preserve"> 28</w:t>
       </w:r>
       <w:r>
         <w:rPr>
@@ -38740,7 +40527,21 @@
         <w:rPr>
           <w:lang w:val="en-CA"/>
         </w:rPr>
-        <w:t xml:space="preserve"> The 17</w:t>
+        <w:t xml:space="preserve"> </w:t>
+      </w:r>
+      <w:proofErr w:type="gramStart"/>
+      <w:r>
+        <w:rPr>
+          <w:lang w:val="en-CA"/>
+        </w:rPr>
+        <w:t>The</w:t>
+      </w:r>
+      <w:proofErr w:type="gramEnd"/>
+      <w:r>
+        <w:rPr>
+          <w:lang w:val="en-CA"/>
+        </w:rPr>
+        <w:t xml:space="preserve"> 17</w:t>
       </w:r>
       <w:r>
         <w:rPr>
@@ -38798,13 +40599,43 @@
           <w:i/>
           <w:lang w:val="en-CA"/>
         </w:rPr>
-        <w:t>Ego-decentered reasoning predicts cross-domain prosociality.</w:t>
-      </w:r>
-      <w:r>
-        <w:rPr>
-          <w:lang w:val="en-CA"/>
-        </w:rPr>
-        <w:t xml:space="preserve"> Paper presented in the symposium “The evolution and maintenance of human prosociality” chaired by </w:t>
+        <w:t xml:space="preserve">Ego-decentered reasoning predicts cross-domain </w:t>
+      </w:r>
+      <w:proofErr w:type="spellStart"/>
+      <w:r>
+        <w:rPr>
+          <w:i/>
+          <w:lang w:val="en-CA"/>
+        </w:rPr>
+        <w:t>prosociality</w:t>
+      </w:r>
+      <w:proofErr w:type="spellEnd"/>
+      <w:r>
+        <w:rPr>
+          <w:i/>
+          <w:lang w:val="en-CA"/>
+        </w:rPr>
+        <w:t>.</w:t>
+      </w:r>
+      <w:r>
+        <w:rPr>
+          <w:lang w:val="en-CA"/>
+        </w:rPr>
+        <w:t xml:space="preserve"> Paper presented in the symposium “The evolution and maintenance of human </w:t>
+      </w:r>
+      <w:proofErr w:type="spellStart"/>
+      <w:r>
+        <w:rPr>
+          <w:lang w:val="en-CA"/>
+        </w:rPr>
+        <w:t>prosociality</w:t>
+      </w:r>
+      <w:proofErr w:type="spellEnd"/>
+      <w:r>
+        <w:rPr>
+          <w:lang w:val="en-CA"/>
+        </w:rPr>
+        <w:t xml:space="preserve">” chaired by </w:t>
       </w:r>
       <w:r>
         <w:rPr>
@@ -38842,7 +40673,21 @@
         <w:rPr>
           <w:lang w:val="en-CA"/>
         </w:rPr>
-        <w:t xml:space="preserve"> The 17</w:t>
+        <w:t xml:space="preserve"> </w:t>
+      </w:r>
+      <w:proofErr w:type="gramStart"/>
+      <w:r>
+        <w:rPr>
+          <w:lang w:val="en-CA"/>
+        </w:rPr>
+        <w:t>The</w:t>
+      </w:r>
+      <w:proofErr w:type="gramEnd"/>
+      <w:r>
+        <w:rPr>
+          <w:lang w:val="en-CA"/>
+        </w:rPr>
+        <w:t xml:space="preserve"> 17</w:t>
       </w:r>
       <w:r>
         <w:rPr>
@@ -39553,7 +41398,23 @@
           <w:bCs/>
           <w:lang w:val="en-CA"/>
         </w:rPr>
-        <w:t>. Paper presented in a symposium “Wisdom: Characteristics, contexts, and consequences” chaired by S. Etezadi at the convention of the Canadian Psychological Association in Vancouver, BC.</w:t>
+        <w:t xml:space="preserve">. Paper presented in a symposium “Wisdom: Characteristics, contexts, and consequences” chaired by S. </w:t>
+      </w:r>
+      <w:proofErr w:type="spellStart"/>
+      <w:r>
+        <w:rPr>
+          <w:bCs/>
+          <w:lang w:val="en-CA"/>
+        </w:rPr>
+        <w:t>Etezadi</w:t>
+      </w:r>
+      <w:proofErr w:type="spellEnd"/>
+      <w:r>
+        <w:rPr>
+          <w:bCs/>
+          <w:lang w:val="en-CA"/>
+        </w:rPr>
+        <w:t xml:space="preserve"> at the convention of the Canadian Psychological Association in Vancouver, BC.</w:t>
       </w:r>
     </w:p>
     <w:p>
@@ -41008,7 +42869,14 @@
         <w:rPr>
           <w:lang w:val="en-CA"/>
         </w:rPr>
-        <w:t xml:space="preserve"> &amp; O. Ybarra (Co-Chair) at the 23</w:t>
+        <w:t xml:space="preserve"> &amp; O. Ybarra (Co-Chair) at the </w:t>
+      </w:r>
+      <w:proofErr w:type="gramStart"/>
+      <w:r>
+        <w:rPr>
+          <w:lang w:val="en-CA"/>
+        </w:rPr>
+        <w:t>23</w:t>
       </w:r>
       <w:r>
         <w:rPr>
@@ -41017,6 +42885,7 @@
         </w:rPr>
         <w:t>nd</w:t>
       </w:r>
+      <w:proofErr w:type="gramEnd"/>
       <w:r>
         <w:rPr>
           <w:lang w:val="en-CA"/>
@@ -42315,6 +44184,7 @@
         </w:rPr>
         <w:t xml:space="preserve">Judgment and Decision-Making Preconference of the </w:t>
       </w:r>
+      <w:proofErr w:type="gramStart"/>
       <w:r>
         <w:rPr>
           <w:lang w:val="en-CA"/>
@@ -42334,6 +44204,7 @@
         </w:rPr>
         <w:t>rd</w:t>
       </w:r>
+      <w:proofErr w:type="gramEnd"/>
       <w:r>
         <w:rPr>
           <w:lang w:val="en-CA"/>
@@ -42370,6 +44241,7 @@
           <w:lang w:val="en-CA"/>
         </w:rPr>
       </w:pPr>
+      <w:proofErr w:type="spellStart"/>
       <w:r>
         <w:rPr>
           <w:u w:val="single"/>
@@ -42377,6 +44249,7 @@
         </w:rPr>
         <w:t>Kachhiyapatel</w:t>
       </w:r>
+      <w:proofErr w:type="spellEnd"/>
       <w:r>
         <w:rPr>
           <w:u w:val="single"/>
@@ -42902,12 +44775,21 @@
           <w:lang w:val="en-CA"/>
         </w:rPr>
       </w:pPr>
+      <w:proofErr w:type="spellStart"/>
       <w:r>
         <w:rPr>
           <w:u w:val="single"/>
           <w:lang w:val="en-CA"/>
         </w:rPr>
-        <w:t>Mostafapour, M</w:t>
+        <w:t>Mostafapour</w:t>
+      </w:r>
+      <w:proofErr w:type="spellEnd"/>
+      <w:r>
+        <w:rPr>
+          <w:u w:val="single"/>
+          <w:lang w:val="en-CA"/>
+        </w:rPr>
+        <w:t>, M</w:t>
       </w:r>
       <w:r>
         <w:rPr>
@@ -43244,7 +45126,21 @@
         <w:rPr>
           <w:lang w:val="en-CA"/>
         </w:rPr>
-        <w:t>. Poster presented at The 23rd International Congress of the International Association for Cross-Cultural Psychology, Nagoya, Japan.</w:t>
+        <w:t xml:space="preserve">. Poster presented at </w:t>
+      </w:r>
+      <w:proofErr w:type="gramStart"/>
+      <w:r>
+        <w:rPr>
+          <w:lang w:val="en-CA"/>
+        </w:rPr>
+        <w:t>The</w:t>
+      </w:r>
+      <w:proofErr w:type="gramEnd"/>
+      <w:r>
+        <w:rPr>
+          <w:lang w:val="en-CA"/>
+        </w:rPr>
+        <w:t xml:space="preserve"> 23rd International Congress of the International Association for Cross-Cultural Psychology, Nagoya, Japan.</w:t>
       </w:r>
     </w:p>
     <w:p>
@@ -43729,7 +45625,21 @@
         <w:rPr>
           <w:lang w:val="de-DE"/>
         </w:rPr>
-        <w:t xml:space="preserve">. (2015, February). </w:t>
+        <w:t xml:space="preserve">. (2015, </w:t>
+      </w:r>
+      <w:proofErr w:type="spellStart"/>
+      <w:r>
+        <w:rPr>
+          <w:lang w:val="de-DE"/>
+        </w:rPr>
+        <w:t>February</w:t>
+      </w:r>
+      <w:proofErr w:type="spellEnd"/>
+      <w:r>
+        <w:rPr>
+          <w:lang w:val="de-DE"/>
+        </w:rPr>
+        <w:t xml:space="preserve">). </w:t>
       </w:r>
       <w:r>
         <w:rPr>
@@ -45233,7 +47143,21 @@
         <w:rPr>
           <w:lang w:val="en-CA"/>
         </w:rPr>
-        <w:t xml:space="preserve"> &amp; Scornia, A. (2005</w:t>
+        <w:t xml:space="preserve"> &amp; </w:t>
+      </w:r>
+      <w:proofErr w:type="spellStart"/>
+      <w:r>
+        <w:rPr>
+          <w:lang w:val="en-CA"/>
+        </w:rPr>
+        <w:t>Scornia</w:t>
+      </w:r>
+      <w:proofErr w:type="spellEnd"/>
+      <w:r>
+        <w:rPr>
+          <w:lang w:val="en-CA"/>
+        </w:rPr>
+        <w:t>, A. (2005</w:t>
       </w:r>
       <w:r>
         <w:rPr>
@@ -46555,7 +48479,25 @@
                 <w:color w:val="000000"/>
                 <w:lang w:val="en-CA"/>
               </w:rPr>
-              <w:t>Graduate Student Instructor, University of Michigan. Hold two weekly 2h seminars, created assignments, exams and class activities, graded papers.</w:t>
+              <w:t xml:space="preserve">Graduate Student Instructor, University of Michigan. Hold two </w:t>
+            </w:r>
+            <w:proofErr w:type="gramStart"/>
+            <w:r>
+              <w:rPr>
+                <w:i/>
+                <w:color w:val="000000"/>
+                <w:lang w:val="en-CA"/>
+              </w:rPr>
+              <w:t>weekly</w:t>
+            </w:r>
+            <w:proofErr w:type="gramEnd"/>
+            <w:r>
+              <w:rPr>
+                <w:i/>
+                <w:color w:val="000000"/>
+                <w:lang w:val="en-CA"/>
+              </w:rPr>
+              <w:t xml:space="preserve"> 2h seminars, created assignments, exams and class activities, graded papers.</w:t>
             </w:r>
           </w:p>
         </w:tc>
@@ -46629,7 +48571,25 @@
                 <w:color w:val="000000"/>
                 <w:lang w:val="en-CA"/>
               </w:rPr>
-              <w:t>Graduate Student Instructor, University of Michigan. Hold two weekly 2h seminars, created assignments, exams and class activities, graded papers.</w:t>
+              <w:t xml:space="preserve">Graduate Student Instructor, University of Michigan. Hold two </w:t>
+            </w:r>
+            <w:proofErr w:type="gramStart"/>
+            <w:r>
+              <w:rPr>
+                <w:i/>
+                <w:color w:val="000000"/>
+                <w:lang w:val="en-CA"/>
+              </w:rPr>
+              <w:t>weekly</w:t>
+            </w:r>
+            <w:proofErr w:type="gramEnd"/>
+            <w:r>
+              <w:rPr>
+                <w:i/>
+                <w:color w:val="000000"/>
+                <w:lang w:val="en-CA"/>
+              </w:rPr>
+              <w:t xml:space="preserve"> 2h seminars, created assignments, exams and class activities, graded papers.</w:t>
             </w:r>
           </w:p>
         </w:tc>
@@ -46927,7 +48887,23 @@
                 <w:color w:val="000000"/>
                 <w:lang w:val="en-CA"/>
               </w:rPr>
-              <w:t>Seminar in Cognitive Science (CogSci 600), Department of Philosophy, Faculty of Arts, University of Waterloo</w:t>
+              <w:t>Seminar in Cognitive Science (</w:t>
+            </w:r>
+            <w:proofErr w:type="spellStart"/>
+            <w:r>
+              <w:rPr>
+                <w:color w:val="000000"/>
+                <w:lang w:val="en-CA"/>
+              </w:rPr>
+              <w:t>CogSci</w:t>
+            </w:r>
+            <w:proofErr w:type="spellEnd"/>
+            <w:r>
+              <w:rPr>
+                <w:color w:val="000000"/>
+                <w:lang w:val="en-CA"/>
+              </w:rPr>
+              <w:t xml:space="preserve"> 600), Department of Philosophy, Faculty of Arts, University of Waterloo</w:t>
             </w:r>
           </w:p>
         </w:tc>
@@ -47227,7 +49203,23 @@
                 <w:color w:val="000000"/>
                 <w:lang w:val="en-CA"/>
               </w:rPr>
-              <w:t>Seminar in Cognitive Science (CogSci 600), Department of Philosophy, Faculty of Arts, University of Waterloo</w:t>
+              <w:t>Seminar in Cognitive Science (</w:t>
+            </w:r>
+            <w:proofErr w:type="spellStart"/>
+            <w:r>
+              <w:rPr>
+                <w:color w:val="000000"/>
+                <w:lang w:val="en-CA"/>
+              </w:rPr>
+              <w:t>CogSci</w:t>
+            </w:r>
+            <w:proofErr w:type="spellEnd"/>
+            <w:r>
+              <w:rPr>
+                <w:color w:val="000000"/>
+                <w:lang w:val="en-CA"/>
+              </w:rPr>
+              <w:t xml:space="preserve"> 600), Department of Philosophy, Faculty of Arts, University of Waterloo</w:t>
             </w:r>
           </w:p>
         </w:tc>
@@ -47404,7 +49396,23 @@
                 <w:color w:val="000000"/>
                 <w:lang w:val="en-CA"/>
               </w:rPr>
-              <w:t>Seminar in Cognitive Science (CogSci 600), Department of Philosophy, Faculty of Arts, University of Waterloo</w:t>
+              <w:t>Seminar in Cognitive Science (</w:t>
+            </w:r>
+            <w:proofErr w:type="spellStart"/>
+            <w:r>
+              <w:rPr>
+                <w:color w:val="000000"/>
+                <w:lang w:val="en-CA"/>
+              </w:rPr>
+              <w:t>CogSci</w:t>
+            </w:r>
+            <w:proofErr w:type="spellEnd"/>
+            <w:r>
+              <w:rPr>
+                <w:color w:val="000000"/>
+                <w:lang w:val="en-CA"/>
+              </w:rPr>
+              <w:t xml:space="preserve"> 600), Department of Philosophy, Faculty of Arts, University of Waterloo</w:t>
             </w:r>
           </w:p>
         </w:tc>
@@ -47918,7 +49926,35 @@
               <w:rPr>
                 <w:lang w:val="en-CA"/>
               </w:rPr>
-              <w:t>20th European Congress of Psychology Students, Spindleruv Mlyn, Czech Republic</w:t>
+              <w:t xml:space="preserve">20th European Congress of Psychology Students, </w:t>
+            </w:r>
+            <w:proofErr w:type="spellStart"/>
+            <w:r>
+              <w:rPr>
+                <w:lang w:val="en-CA"/>
+              </w:rPr>
+              <w:t>Spindleruv</w:t>
+            </w:r>
+            <w:proofErr w:type="spellEnd"/>
+            <w:r>
+              <w:rPr>
+                <w:lang w:val="en-CA"/>
+              </w:rPr>
+              <w:t xml:space="preserve"> </w:t>
+            </w:r>
+            <w:proofErr w:type="spellStart"/>
+            <w:r>
+              <w:rPr>
+                <w:lang w:val="en-CA"/>
+              </w:rPr>
+              <w:t>Mlyn</w:t>
+            </w:r>
+            <w:proofErr w:type="spellEnd"/>
+            <w:r>
+              <w:rPr>
+                <w:lang w:val="en-CA"/>
+              </w:rPr>
+              <w:t>, Czech Republic</w:t>
             </w:r>
           </w:p>
         </w:tc>
@@ -48193,15 +50229,16 @@
                 <w:color w:val="000000"/>
                 <w:lang w:val="en-CA"/>
               </w:rPr>
-              <w:t>Niyati Kachhiya</w:t>
-            </w:r>
+              <w:t xml:space="preserve">Niyati </w:t>
+            </w:r>
+            <w:proofErr w:type="spellStart"/>
             <w:r>
               <w:rPr>
                 <w:iCs/>
                 <w:color w:val="000000"/>
                 <w:lang w:val="en-CA"/>
               </w:rPr>
-              <w:t>p</w:t>
+              <w:t>Kachhiya</w:t>
             </w:r>
             <w:r>
               <w:rPr>
@@ -48209,8 +50246,17 @@
                 <w:color w:val="000000"/>
                 <w:lang w:val="en-CA"/>
               </w:rPr>
+              <w:t>p</w:t>
+            </w:r>
+            <w:r>
+              <w:rPr>
+                <w:iCs/>
+                <w:color w:val="000000"/>
+                <w:lang w:val="en-CA"/>
+              </w:rPr>
               <w:t>atel</w:t>
             </w:r>
+            <w:proofErr w:type="spellEnd"/>
           </w:p>
         </w:tc>
       </w:tr>
@@ -49234,8 +51280,16 @@
               <w:rPr>
                 <w:lang w:val="en-CA"/>
               </w:rPr>
-              <w:t>Sonia Vintan</w:t>
-            </w:r>
+              <w:t xml:space="preserve">Sonia </w:t>
+            </w:r>
+            <w:proofErr w:type="spellStart"/>
+            <w:r>
+              <w:rPr>
+                <w:lang w:val="en-CA"/>
+              </w:rPr>
+              <w:t>Vintan</w:t>
+            </w:r>
+            <w:proofErr w:type="spellEnd"/>
           </w:p>
         </w:tc>
       </w:tr>
@@ -49543,8 +51597,16 @@
               <w:rPr>
                 <w:lang w:val="en-CA"/>
               </w:rPr>
-              <w:t>Ceara Khoramshani</w:t>
-            </w:r>
+              <w:t xml:space="preserve">Ceara </w:t>
+            </w:r>
+            <w:proofErr w:type="spellStart"/>
+            <w:r>
+              <w:rPr>
+                <w:lang w:val="en-CA"/>
+              </w:rPr>
+              <w:t>Khoramshani</w:t>
+            </w:r>
+            <w:proofErr w:type="spellEnd"/>
           </w:p>
         </w:tc>
       </w:tr>
@@ -49872,6 +51934,7 @@
           <w:lang w:val="en-CA"/>
         </w:rPr>
       </w:pPr>
+      <w:proofErr w:type="gramStart"/>
       <w:r>
         <w:rPr>
           <w:b/>
@@ -49879,7 +51942,17 @@
           <w:i/>
           <w:lang w:val="en-CA"/>
         </w:rPr>
-        <w:t xml:space="preserve">Masters Thesis </w:t>
+        <w:t>Masters</w:t>
+      </w:r>
+      <w:proofErr w:type="gramEnd"/>
+      <w:r>
+        <w:rPr>
+          <w:b/>
+          <w:bCs/>
+          <w:i/>
+          <w:lang w:val="en-CA"/>
+        </w:rPr>
+        <w:t xml:space="preserve"> Thesis </w:t>
       </w:r>
     </w:p>
     <w:tbl>
@@ -49941,6 +52014,7 @@
               </w:rPr>
               <w:t xml:space="preserve">Niyati </w:t>
             </w:r>
+            <w:proofErr w:type="spellStart"/>
             <w:r>
               <w:rPr>
                 <w:iCs/>
@@ -49965,6 +52039,7 @@
               </w:rPr>
               <w:t>atel</w:t>
             </w:r>
+            <w:proofErr w:type="spellEnd"/>
             <w:r>
               <w:rPr>
                 <w:lang w:val="en-CA"/>
@@ -50313,6 +52388,7 @@
           <w:lang w:val="en-CA"/>
         </w:rPr>
       </w:pPr>
+      <w:proofErr w:type="gramStart"/>
       <w:r>
         <w:rPr>
           <w:b/>
@@ -50320,7 +52396,17 @@
           <w:i/>
           <w:lang w:val="en-CA"/>
         </w:rPr>
-        <w:t>Masters Committees</w:t>
+        <w:t>Masters</w:t>
+      </w:r>
+      <w:proofErr w:type="gramEnd"/>
+      <w:r>
+        <w:rPr>
+          <w:b/>
+          <w:bCs/>
+          <w:i/>
+          <w:lang w:val="en-CA"/>
+        </w:rPr>
+        <w:t xml:space="preserve"> Committees</w:t>
       </w:r>
     </w:p>
     <w:tbl>
@@ -51408,6 +53494,7 @@
               </w:rPr>
               <w:t xml:space="preserve">. </w:t>
             </w:r>
+            <w:proofErr w:type="spellStart"/>
             <w:r>
               <w:rPr>
                 <w:rFonts w:ascii="Times New Roman" w:hAnsi="Times New Roman" w:cs="Times New Roman"/>
@@ -51418,6 +53505,7 @@
               </w:rPr>
               <w:t>Kachhiyapatel</w:t>
             </w:r>
+            <w:proofErr w:type="spellEnd"/>
             <w:r>
               <w:rPr>
                 <w:rFonts w:ascii="Times New Roman" w:hAnsi="Times New Roman" w:cs="Times New Roman"/>
@@ -51755,7 +53843,29 @@
                 <w:sz w:val="24"/>
                 <w:szCs w:val="24"/>
               </w:rPr>
-              <w:t>Honours Thesis Award (for Yoonjee Michelle Yeh)</w:t>
+              <w:t xml:space="preserve">Honours Thesis Award (for </w:t>
+            </w:r>
+            <w:proofErr w:type="spellStart"/>
+            <w:r>
+              <w:rPr>
+                <w:rFonts w:ascii="Times New Roman" w:hAnsi="Times New Roman" w:cs="Times New Roman"/>
+                <w:iCs/>
+                <w:color w:val="000000"/>
+                <w:sz w:val="24"/>
+                <w:szCs w:val="24"/>
+              </w:rPr>
+              <w:t>Yoonjee</w:t>
+            </w:r>
+            <w:proofErr w:type="spellEnd"/>
+            <w:r>
+              <w:rPr>
+                <w:rFonts w:ascii="Times New Roman" w:hAnsi="Times New Roman" w:cs="Times New Roman"/>
+                <w:iCs/>
+                <w:color w:val="000000"/>
+                <w:sz w:val="24"/>
+                <w:szCs w:val="24"/>
+              </w:rPr>
+              <w:t xml:space="preserve"> Michelle Yeh)</w:t>
             </w:r>
           </w:p>
         </w:tc>
@@ -52984,7 +55094,23 @@
             <w:rStyle w:val="Hyperlink"/>
             <w:lang w:val="en-CA"/>
           </w:rPr>
-          <w:t>It’s not stress that’s killing us, it’s hate: Maybe mindfulness can help</w:t>
+          <w:t xml:space="preserve">It’s not stress that’s killing us, it’s </w:t>
+        </w:r>
+        <w:proofErr w:type="gramStart"/>
+        <w:r>
+          <w:rPr>
+            <w:rStyle w:val="Hyperlink"/>
+            <w:lang w:val="en-CA"/>
+          </w:rPr>
+          <w:t>hate</w:t>
+        </w:r>
+        <w:proofErr w:type="gramEnd"/>
+        <w:r>
+          <w:rPr>
+            <w:rStyle w:val="Hyperlink"/>
+            <w:lang w:val="en-CA"/>
+          </w:rPr>
+          <w:t>: Maybe mindfulness can help</w:t>
         </w:r>
       </w:hyperlink>
       <w:r>
@@ -53446,27 +55572,40 @@
           <w:i/>
           <w:iCs/>
         </w:rPr>
-        <w:t>Public lectures</w:t>
-      </w:r>
+        <w:t xml:space="preserve">Public </w:t>
+      </w:r>
+      <w:proofErr w:type="spellStart"/>
       <w:r>
         <w:rPr>
           <w:b/>
           <w:bCs/>
           <w:i/>
           <w:iCs/>
-          <w:lang w:val="en-CA"/>
-        </w:rPr>
-        <w:t xml:space="preserve"> &amp; </w:t>
-      </w:r>
+        </w:rPr>
+        <w:t>lectures</w:t>
+      </w:r>
+      <w:proofErr w:type="spellEnd"/>
       <w:r>
         <w:rPr>
           <w:b/>
           <w:bCs/>
           <w:i/>
           <w:iCs/>
+          <w:lang w:val="en-CA"/>
+        </w:rPr>
+        <w:t xml:space="preserve"> &amp; </w:t>
+      </w:r>
+      <w:proofErr w:type="spellStart"/>
+      <w:r>
+        <w:rPr>
+          <w:b/>
+          <w:bCs/>
+          <w:i/>
+          <w:iCs/>
         </w:rPr>
         <w:t>workshops</w:t>
       </w:r>
+      <w:proofErr w:type="spellEnd"/>
     </w:p>
     <w:tbl>
       <w:tblPr>
@@ -53538,11 +55677,19 @@
               </w:rPr>
               <w:t>“</w:t>
             </w:r>
-            <w:r>
-              <w:rPr>
-                <w:lang w:val="en-CA"/>
-              </w:rPr>
-              <w:t>Futurecasting: How Well Can We Predict Societal Change?</w:t>
+            <w:proofErr w:type="spellStart"/>
+            <w:r>
+              <w:rPr>
+                <w:lang w:val="en-CA"/>
+              </w:rPr>
+              <w:t>Futurecasting</w:t>
+            </w:r>
+            <w:proofErr w:type="spellEnd"/>
+            <w:r>
+              <w:rPr>
+                <w:lang w:val="en-CA"/>
+              </w:rPr>
+              <w:t>: How Well Can We Predict Societal Change?</w:t>
             </w:r>
             <w:r>
               <w:rPr>
@@ -54003,6 +56150,7 @@
               </w:rPr>
             </w:pPr>
             <w:hyperlink r:id="rId64" w:history="1">
+              <w:proofErr w:type="spellStart"/>
               <w:r>
                 <w:rPr>
                   <w:rStyle w:val="Hyperlink"/>
@@ -54010,6 +56158,7 @@
                 </w:rPr>
                 <w:t>BuzzRobot</w:t>
               </w:r>
+              <w:proofErr w:type="spellEnd"/>
             </w:hyperlink>
             <w:r>
               <w:rPr>
@@ -54079,12 +56228,14 @@
               </w:rPr>
               <w:t xml:space="preserve">,” </w:t>
             </w:r>
+            <w:proofErr w:type="spellStart"/>
             <w:r>
               <w:rPr>
                 <w:lang w:val="en-CA"/>
               </w:rPr>
               <w:t>Ploutos</w:t>
             </w:r>
+            <w:proofErr w:type="spellEnd"/>
             <w:r>
               <w:rPr>
                 <w:lang w:val="en-CA"/>
@@ -54493,35 +56644,42 @@
                 <w:lang w:val="en-CA"/>
               </w:rPr>
             </w:pPr>
+            <w:proofErr w:type="spellStart"/>
             <w:r>
               <w:rPr>
                 <w:bCs/>
                 <w:lang w:val="en-CA"/>
               </w:rPr>
-              <w:t>Auslandstreffen der Studienstiftung Kanada [meeting of the fellows of the German National Academic Foundation], Goethe Institute, Montreal, Canada</w:t>
+              <w:t>Auslandstreffen</w:t>
+            </w:r>
+            <w:proofErr w:type="spellEnd"/>
+            <w:r>
+              <w:rPr>
+                <w:bCs/>
+                <w:lang w:val="en-CA"/>
+              </w:rPr>
+              <w:t xml:space="preserve"> der </w:t>
+            </w:r>
+            <w:proofErr w:type="spellStart"/>
+            <w:r>
+              <w:rPr>
+                <w:bCs/>
+                <w:lang w:val="en-CA"/>
+              </w:rPr>
+              <w:t>Studienstiftung</w:t>
+            </w:r>
+            <w:proofErr w:type="spellEnd"/>
+            <w:r>
+              <w:rPr>
+                <w:bCs/>
+                <w:lang w:val="en-CA"/>
+              </w:rPr>
+              <w:t xml:space="preserve"> Kanada [meeting of the fellows of the German National Academic Foundation], Goethe Institute, Montreal, Canada</w:t>
             </w:r>
           </w:p>
         </w:tc>
       </w:tr>
     </w:tbl>
-    <w:p>
-      <w:pPr>
-        <w:rPr>
-          <w:b/>
-          <w:bCs/>
-          <w:lang w:val="en-CA"/>
-        </w:rPr>
-      </w:pPr>
-      <w:r>
-        <w:rPr>
-          <w:b/>
-          <w:bCs/>
-          <w:lang w:val="en-CA"/>
-        </w:rPr>
-        <w:lastRenderedPageBreak/>
-        <w:br w:type="page"/>
-      </w:r>
-    </w:p>
     <w:p>
       <w:pPr>
         <w:pBdr>
@@ -58554,7 +60712,25 @@
           <w:iCs/>
           <w:lang w:eastAsia="en-CA"/>
         </w:rPr>
-        <w:t xml:space="preserve">Grant reviewing </w:t>
+        <w:t xml:space="preserve">Grant </w:t>
+      </w:r>
+      <w:proofErr w:type="spellStart"/>
+      <w:r>
+        <w:rPr>
+          <w:b/>
+          <w:iCs/>
+          <w:lang w:eastAsia="en-CA"/>
+        </w:rPr>
+        <w:t>reviewing</w:t>
+      </w:r>
+      <w:proofErr w:type="spellEnd"/>
+      <w:r>
+        <w:rPr>
+          <w:b/>
+          <w:iCs/>
+          <w:lang w:eastAsia="en-CA"/>
+        </w:rPr>
+        <w:t xml:space="preserve"> </w:t>
       </w:r>
     </w:p>
     <w:tbl>
@@ -60689,7 +62865,21 @@
               <w:rPr>
                 <w:lang w:val="en-CA" w:eastAsia="en-CA"/>
               </w:rPr>
-              <w:t xml:space="preserve">The German-Israeli Foundation for Scientific Research </w:t>
+              <w:t xml:space="preserve">The </w:t>
+            </w:r>
+            <w:proofErr w:type="gramStart"/>
+            <w:r>
+              <w:rPr>
+                <w:lang w:val="en-CA" w:eastAsia="en-CA"/>
+              </w:rPr>
+              <w:t>German-Israeli</w:t>
+            </w:r>
+            <w:proofErr w:type="gramEnd"/>
+            <w:r>
+              <w:rPr>
+                <w:lang w:val="en-CA" w:eastAsia="en-CA"/>
+              </w:rPr>
+              <w:t xml:space="preserve"> Foundation for Scientific Research </w:t>
             </w:r>
             <w:bookmarkEnd w:id="102"/>
           </w:p>
@@ -61464,7 +63654,7 @@
         <w:szCs w:val="22"/>
         <w:lang w:val="en-US"/>
       </w:rPr>
-      <w:t>5</w:t>
+      <w:t>6</w:t>
     </w:r>
     <w:r>
       <w:rPr>
@@ -68510,6 +70700,7 @@
   <w:style w:type="character" w:default="1" w:styleId="DefaultParagraphFont">
     <w:name w:val="Default Paragraph Font"/>
     <w:uiPriority w:val="1"/>
+    <w:semiHidden/>
     <w:unhideWhenUsed/>
   </w:style>
   <w:style w:type="table" w:default="1" w:styleId="TableNormal">
@@ -69136,15 +71327,6 @@
 </file>
 
 <file path=customXml/item1.xml><?xml version="1.0" encoding="utf-8"?>
-<?mso-contentType ?>
-<FormTemplates xmlns="http://schemas.microsoft.com/sharepoint/v3/contenttype/forms">
-  <Display>DocumentLibraryForm</Display>
-  <Edit>DocumentLibraryForm</Edit>
-  <New>DocumentLibraryForm</New>
-</FormTemplates>
-</file>
-
-<file path=customXml/item2.xml><?xml version="1.0" encoding="utf-8"?>
 <ct:contentTypeSchema xmlns:ct="http://schemas.microsoft.com/office/2006/metadata/contentType" xmlns:ma="http://schemas.microsoft.com/office/2006/metadata/properties/metaAttributes" ct:_="" ma:_="" ma:contentTypeName="Document" ma:contentTypeID="0x01010040598E2033F12F4D9D0EEBDED9F3ADA5" ma:contentTypeVersion="7" ma:contentTypeDescription="Create a new document." ma:contentTypeScope="" ma:versionID="0d4008b07a6729e85722b63fec859166">
   <xsd:schema xmlns:xsd="http://www.w3.org/2001/XMLSchema" xmlns:xs="http://www.w3.org/2001/XMLSchema" xmlns:p="http://schemas.microsoft.com/office/2006/metadata/properties" xmlns:ns3="4511dc72-d8d5-4bc7-8b3d-c01cb3484cf5" xmlns:ns4="685d2eaa-65a0-49a5-8d7f-6db299f42190" targetNamespace="http://schemas.microsoft.com/office/2006/metadata/properties" ma:root="true" ma:fieldsID="8df630411b1f610a7f173bb411967da6" ns3:_="" ns4:_="">
     <xsd:import namespace="4511dc72-d8d5-4bc7-8b3d-c01cb3484cf5"/>
@@ -69329,8 +71511,17 @@
 </ct:contentTypeSchema>
 </file>
 
+<file path=customXml/item2.xml><?xml version="1.0" encoding="utf-8"?>
+<b:Sources xmlns:b="http://schemas.openxmlformats.org/officeDocument/2006/bibliography" xmlns="http://schemas.openxmlformats.org/officeDocument/2006/bibliography" SelectedStyle="\APA.XSL" StyleName="APA"/>
+</file>
+
 <file path=customXml/item3.xml><?xml version="1.0" encoding="utf-8"?>
-<b:Sources xmlns:b="http://schemas.openxmlformats.org/officeDocument/2006/bibliography" xmlns="http://schemas.openxmlformats.org/officeDocument/2006/bibliography" SelectedStyle="\APA.XSL" StyleName="APA"/>
+<?mso-contentType ?>
+<FormTemplates xmlns="http://schemas.microsoft.com/sharepoint/v3/contenttype/forms">
+  <Display>DocumentLibraryForm</Display>
+  <Edit>DocumentLibraryForm</Edit>
+  <New>DocumentLibraryForm</New>
+</FormTemplates>
 </file>
 
 <file path=customXml/item4.xml><?xml version="1.0" encoding="utf-8"?>
@@ -69340,14 +71531,6 @@
 </file>
 
 <file path=customXml/itemProps1.xml><?xml version="1.0" encoding="utf-8"?>
-<ds:datastoreItem xmlns:ds="http://schemas.openxmlformats.org/officeDocument/2006/customXml" ds:itemID="{A6DE2CEB-D0DC-4A0B-A0CB-4C6D4D3893B7}">
-  <ds:schemaRefs>
-    <ds:schemaRef ds:uri="http://schemas.microsoft.com/sharepoint/v3/contenttype/forms"/>
-  </ds:schemaRefs>
-</ds:datastoreItem>
-</file>
-
-<file path=customXml/itemProps2.xml><?xml version="1.0" encoding="utf-8"?>
 <ds:datastoreItem xmlns:ds="http://schemas.openxmlformats.org/officeDocument/2006/customXml" ds:itemID="{6EF0D6D3-0359-4D1F-96B7-0DCD36C390FE}">
   <ds:schemaRefs>
     <ds:schemaRef ds:uri="http://schemas.microsoft.com/office/2006/metadata/contentType"/>
@@ -69366,10 +71549,18 @@
 </ds:datastoreItem>
 </file>
 
-<file path=customXml/itemProps3.xml><?xml version="1.0" encoding="utf-8"?>
+<file path=customXml/itemProps2.xml><?xml version="1.0" encoding="utf-8"?>
 <ds:datastoreItem xmlns:ds="http://schemas.openxmlformats.org/officeDocument/2006/customXml" ds:itemID="{FEAEA024-33A0-412C-ADAB-86C9F2F91C6F}">
   <ds:schemaRefs>
     <ds:schemaRef ds:uri="http://schemas.openxmlformats.org/officeDocument/2006/bibliography"/>
+  </ds:schemaRefs>
+</ds:datastoreItem>
+</file>
+
+<file path=customXml/itemProps3.xml><?xml version="1.0" encoding="utf-8"?>
+<ds:datastoreItem xmlns:ds="http://schemas.openxmlformats.org/officeDocument/2006/customXml" ds:itemID="{A6DE2CEB-D0DC-4A0B-A0CB-4C6D4D3893B7}">
+  <ds:schemaRefs>
+    <ds:schemaRef ds:uri="http://schemas.microsoft.com/sharepoint/v3/contenttype/forms"/>
   </ds:schemaRefs>
 </ds:datastoreItem>
 </file>

--- a/CV_Grossmann.docx
+++ b/CV_Grossmann.docx
@@ -224,15 +224,7 @@
           <w:color w:val="000000"/>
           <w:lang w:val="en-CA"/>
         </w:rPr>
-        <w:t>6</w:t>
-      </w:r>
-      <w:r>
-        <w:rPr>
-          <w:bCs/>
-          <w:color w:val="000000"/>
-          <w:lang w:val="en-CA"/>
-        </w:rPr>
-        <w:t>86</w:t>
+        <w:t>780</w:t>
       </w:r>
       <w:r>
         <w:rPr>
@@ -2593,19 +2585,8 @@
                 <w:color w:val="000000"/>
                 <w:lang w:val="en-US"/>
               </w:rPr>
-              <w:t xml:space="preserve">y </w:t>
-            </w:r>
-            <w:proofErr w:type="spellStart"/>
-            <w:r>
-              <w:rPr>
-                <w:i/>
-                <w:iCs/>
-                <w:color w:val="000000"/>
-                <w:lang w:val="en-US"/>
-              </w:rPr>
-              <w:t>i</w:t>
-            </w:r>
-            <w:proofErr w:type="spellEnd"/>
+              <w:t>y i</w:t>
+            </w:r>
             <w:r>
               <w:rPr>
                 <w:i/>
@@ -8125,7 +8106,7 @@
       <w:r>
         <w:rPr>
           <w:iCs/>
-          <w:lang w:val="en-CA"/>
+          <w:lang w:val="de-DE"/>
         </w:rPr>
         <w:t xml:space="preserve">Johnson, S. G.*, Karimi, A. H., Bengio, Y., Chater, N., Gerstenberg, T., Larson, K., ... </w:t>
       </w:r>
@@ -9060,19 +9041,19 @@
       </w:pPr>
       <w:r>
         <w:rPr>
-          <w:lang w:val="de-DE"/>
+          <w:lang w:val="en-CA"/>
         </w:rPr>
         <w:t xml:space="preserve">Eibach, R. </w:t>
       </w:r>
       <w:r>
         <w:rPr>
-          <w:lang w:val="de-DE"/>
+          <w:lang w:val="en-CA"/>
         </w:rPr>
         <w:t>P</w:t>
       </w:r>
       <w:r>
         <w:rPr>
-          <w:lang w:val="de-DE"/>
+          <w:lang w:val="en-CA"/>
         </w:rPr>
         <w:t xml:space="preserve">. &amp; </w:t>
       </w:r>
@@ -9080,13 +9061,13 @@
         <w:rPr>
           <w:b/>
           <w:bCs/>
-          <w:lang w:val="de-DE"/>
+          <w:lang w:val="en-CA"/>
         </w:rPr>
         <w:t>Grossmann, I.</w:t>
       </w:r>
       <w:r>
         <w:rPr>
-          <w:lang w:val="de-DE"/>
+          <w:lang w:val="en-CA"/>
         </w:rPr>
         <w:t xml:space="preserve"> (2025). </w:t>
       </w:r>
@@ -10420,38 +10401,38 @@
       <w:r>
         <w:rPr>
           <w:u w:val="single"/>
-          <w:lang w:val="en-CA"/>
+          <w:lang w:val="sv-SE"/>
         </w:rPr>
         <w:t>Elnakouri, A</w:t>
       </w:r>
       <w:r>
         <w:rPr>
-          <w:lang w:val="en-CA"/>
+          <w:lang w:val="sv-SE"/>
         </w:rPr>
         <w:t>.</w:t>
       </w:r>
       <w:r>
         <w:rPr>
-          <w:lang w:val="en-CA"/>
+          <w:lang w:val="sv-SE"/>
         </w:rPr>
         <w:t>*</w:t>
       </w:r>
       <w:r>
         <w:rPr>
-          <w:lang w:val="en-CA"/>
+          <w:lang w:val="sv-SE"/>
         </w:rPr>
         <w:t xml:space="preserve">, </w:t>
       </w:r>
       <w:r>
         <w:rPr>
           <w:u w:val="single"/>
-          <w:lang w:val="en-CA"/>
+          <w:lang w:val="sv-SE"/>
         </w:rPr>
         <w:t>Huynh, A. C</w:t>
       </w:r>
       <w:r>
         <w:rPr>
-          <w:lang w:val="en-CA"/>
+          <w:lang w:val="sv-SE"/>
         </w:rPr>
         <w:t xml:space="preserve">., &amp; </w:t>
       </w:r>
@@ -10459,25 +10440,25 @@
         <w:rPr>
           <w:b/>
           <w:bCs/>
-          <w:lang w:val="en-CA"/>
+          <w:lang w:val="sv-SE"/>
         </w:rPr>
         <w:t>Grossmann, I</w:t>
       </w:r>
       <w:r>
         <w:rPr>
-          <w:lang w:val="en-CA"/>
+          <w:lang w:val="sv-SE"/>
         </w:rPr>
         <w:t>.</w:t>
       </w:r>
       <w:r>
         <w:rPr>
-          <w:lang w:val="en-CA"/>
+          <w:lang w:val="sv-SE"/>
         </w:rPr>
         <w:t>*</w:t>
       </w:r>
       <w:r>
         <w:rPr>
-          <w:lang w:val="en-CA"/>
+          <w:lang w:val="sv-SE"/>
         </w:rPr>
         <w:t xml:space="preserve"> (2024). </w:t>
       </w:r>
@@ -13659,20 +13640,29 @@
       </w:pPr>
       <w:r>
         <w:rPr>
-          <w:lang w:val="sv-SE"/>
+          <w:lang w:val="en-CA"/>
         </w:rPr>
         <w:t xml:space="preserve">Choi, E., Farb, N. A., </w:t>
       </w:r>
+      <w:proofErr w:type="spellStart"/>
       <w:r>
         <w:rPr>
           <w:u w:val="single"/>
-          <w:lang w:val="sv-SE"/>
-        </w:rPr>
-        <w:t>Pogrebtsova, E</w:t>
-      </w:r>
-      <w:r>
-        <w:rPr>
-          <w:lang w:val="sv-SE"/>
+          <w:lang w:val="en-CA"/>
+        </w:rPr>
+        <w:t>Pogrebtsova</w:t>
+      </w:r>
+      <w:proofErr w:type="spellEnd"/>
+      <w:r>
+        <w:rPr>
+          <w:u w:val="single"/>
+          <w:lang w:val="en-CA"/>
+        </w:rPr>
+        <w:t>, E</w:t>
+      </w:r>
+      <w:r>
+        <w:rPr>
+          <w:lang w:val="en-CA"/>
         </w:rPr>
         <w:t xml:space="preserve">., Gruman, J., &amp; </w:t>
       </w:r>
@@ -13680,13 +13670,13 @@
         <w:rPr>
           <w:b/>
           <w:bCs/>
-          <w:lang w:val="sv-SE"/>
+          <w:lang w:val="en-CA"/>
         </w:rPr>
         <w:t xml:space="preserve">Grossmann, I.* </w:t>
       </w:r>
       <w:r>
         <w:rPr>
-          <w:lang w:val="sv-SE"/>
+          <w:lang w:val="en-CA"/>
         </w:rPr>
         <w:t xml:space="preserve">(2021). </w:t>
       </w:r>
@@ -13741,52 +13731,52 @@
       <w:r>
         <w:rPr>
           <w:u w:val="single"/>
-          <w:lang w:val="de-DE"/>
+          <w:lang w:val="en-CA"/>
         </w:rPr>
         <w:t>Dorfman, A.</w:t>
       </w:r>
       <w:r>
         <w:rPr>
-          <w:lang w:val="de-DE"/>
+          <w:lang w:val="en-CA"/>
         </w:rPr>
         <w:t xml:space="preserve">, </w:t>
       </w:r>
       <w:r>
         <w:rPr>
           <w:u w:val="single"/>
-          <w:lang w:val="de-DE"/>
+          <w:lang w:val="en-CA"/>
         </w:rPr>
         <w:t>Oakes, H.</w:t>
       </w:r>
       <w:r>
         <w:rPr>
-          <w:lang w:val="de-DE"/>
+          <w:lang w:val="en-CA"/>
         </w:rPr>
         <w:t xml:space="preserve">, </w:t>
       </w:r>
       <w:r>
         <w:rPr>
           <w:u w:val="single"/>
-          <w:lang w:val="de-DE"/>
+          <w:lang w:val="en-CA"/>
         </w:rPr>
         <w:t>Santos, H. C</w:t>
       </w:r>
       <w:r>
         <w:rPr>
-          <w:lang w:val="de-DE"/>
+          <w:lang w:val="en-CA"/>
         </w:rPr>
         <w:t>.</w:t>
       </w:r>
       <w:r>
         <w:rPr>
           <w:b/>
-          <w:lang w:val="de-DE"/>
+          <w:lang w:val="en-CA"/>
         </w:rPr>
         <w:t xml:space="preserve"> &amp; Grossmann, I.</w:t>
       </w:r>
       <w:r>
         <w:rPr>
-          <w:lang w:val="de-DE"/>
+          <w:lang w:val="en-CA"/>
         </w:rPr>
         <w:t xml:space="preserve"> (2021). </w:t>
       </w:r>
@@ -16543,53 +16533,53 @@
       <w:r>
         <w:rPr>
           <w:u w:val="single"/>
-          <w:lang w:val="en-CA"/>
+          <w:lang w:val="de-DE"/>
         </w:rPr>
         <w:t>Brienza, J. P.</w:t>
       </w:r>
       <w:r>
         <w:rPr>
           <w:vertAlign w:val="superscript"/>
-          <w:lang w:val="en-CA"/>
+          <w:lang w:val="de-DE"/>
         </w:rPr>
         <w:t>*</w:t>
       </w:r>
       <w:r>
         <w:rPr>
-          <w:lang w:val="en-CA"/>
+          <w:lang w:val="de-DE"/>
         </w:rPr>
         <w:t xml:space="preserve">, </w:t>
       </w:r>
       <w:r>
         <w:rPr>
           <w:u w:val="single"/>
-          <w:lang w:val="en-CA"/>
+          <w:lang w:val="de-DE"/>
         </w:rPr>
         <w:t>Kung, F.</w:t>
       </w:r>
       <w:r>
         <w:rPr>
-          <w:lang w:val="en-CA"/>
+          <w:lang w:val="de-DE"/>
         </w:rPr>
         <w:t xml:space="preserve">, </w:t>
       </w:r>
       <w:r>
         <w:rPr>
           <w:u w:val="single"/>
-          <w:lang w:val="en-CA"/>
+          <w:lang w:val="de-DE"/>
         </w:rPr>
         <w:t>Santos, H. C</w:t>
       </w:r>
       <w:r>
         <w:rPr>
-          <w:lang w:val="en-CA"/>
+          <w:lang w:val="de-DE"/>
         </w:rPr>
         <w:t xml:space="preserve">., Bobocel, D. R, &amp; </w:t>
       </w:r>
       <w:r>
         <w:rPr>
           <w:b/>
-          <w:lang w:val="en-CA"/>
+          <w:lang w:val="de-DE"/>
         </w:rPr>
         <w:t>Grossmann, I.</w:t>
       </w:r>
@@ -16597,13 +16587,13 @@
         <w:rPr>
           <w:b/>
           <w:vertAlign w:val="superscript"/>
-          <w:lang w:val="en-CA"/>
+          <w:lang w:val="de-DE"/>
         </w:rPr>
         <w:t>*</w:t>
       </w:r>
       <w:r>
         <w:rPr>
-          <w:lang w:val="en-CA"/>
+          <w:lang w:val="de-DE"/>
         </w:rPr>
         <w:t xml:space="preserve"> (2018). </w:t>
       </w:r>
@@ -23213,7 +23203,7 @@
           <w:sz w:val="24"/>
           <w:szCs w:val="24"/>
         </w:rPr>
-        <w:t>3</w:t>
+        <w:t>4</w:t>
       </w:r>
       <w:r>
         <w:rPr>
@@ -23252,6 +23242,9 @@
           <w:tcPr>
             <w:tcW w:w="1003" w:type="dxa"/>
           </w:tcPr>
+          <w:bookmarkEnd w:id="40"/>
+          <w:bookmarkEnd w:id="41"/>
+          <w:bookmarkEnd w:id="42"/>
           <w:p>
             <w:pPr>
               <w:autoSpaceDE w:val="0"/>
@@ -23288,7 +23281,13 @@
               <w:rPr>
                 <w:lang w:val="en-CA"/>
               </w:rPr>
-              <w:t>Institute of Behavioral Science and Technology, University of St. Gallen, Switzerland</w:t>
+              <w:t>Max Planck Institute for the Study of Crime, Security and Law</w:t>
+            </w:r>
+            <w:r>
+              <w:rPr>
+                <w:lang w:val="en-CA"/>
+              </w:rPr>
+              <w:t xml:space="preserve"> Colloquium</w:t>
             </w:r>
           </w:p>
         </w:tc>
@@ -23316,14 +23315,7 @@
                 <w:bCs/>
                 <w:lang w:val="en-CA"/>
               </w:rPr>
-              <w:t>05/</w:t>
-            </w:r>
-            <w:r>
-              <w:rPr>
-                <w:bCs/>
-                <w:lang w:val="en-CA"/>
-              </w:rPr>
-              <w:t>2026</w:t>
+              <w:t>06/2026</w:t>
             </w:r>
           </w:p>
         </w:tc>
@@ -23344,7 +23336,7 @@
               <w:rPr>
                 <w:lang w:val="en-CA"/>
               </w:rPr>
-              <w:t>Collective Behaviour Seminar Series, University of Konstanz, Germany</w:t>
+              <w:t>Institute of Behavioral Science and Technology, University of St. Gallen, Switzerland</w:t>
             </w:r>
           </w:p>
         </w:tc>
@@ -23372,21 +23364,7 @@
                 <w:bCs/>
                 <w:lang w:val="en-CA"/>
               </w:rPr>
-              <w:t>0</w:t>
-            </w:r>
-            <w:r>
-              <w:rPr>
-                <w:bCs/>
-                <w:lang w:val="en-CA"/>
-              </w:rPr>
-              <w:t>5</w:t>
-            </w:r>
-            <w:r>
-              <w:rPr>
-                <w:bCs/>
-                <w:lang w:val="en-CA"/>
-              </w:rPr>
-              <w:t>/2026</w:t>
+              <w:t>05/2026</w:t>
             </w:r>
           </w:p>
         </w:tc>
@@ -23407,37 +23385,7 @@
               <w:rPr>
                 <w:lang w:val="en-CA"/>
               </w:rPr>
-              <w:t xml:space="preserve">Expert Knowledge and Authority </w:t>
-            </w:r>
-            <w:r>
-              <w:rPr>
-                <w:lang w:val="en-CA"/>
-              </w:rPr>
-              <w:t>I</w:t>
-            </w:r>
-            <w:r>
-              <w:rPr>
-                <w:lang w:val="en-CA"/>
-              </w:rPr>
-              <w:t xml:space="preserve">nterdisciplinary </w:t>
-            </w:r>
-            <w:r>
-              <w:rPr>
-                <w:lang w:val="en-CA"/>
-              </w:rPr>
-              <w:t>C</w:t>
-            </w:r>
-            <w:r>
-              <w:rPr>
-                <w:lang w:val="en-CA"/>
-              </w:rPr>
-              <w:t>luster</w:t>
-            </w:r>
-            <w:r>
-              <w:rPr>
-                <w:lang w:val="en-CA"/>
-              </w:rPr>
-              <w:t>, European University Institute, Florence, Italy</w:t>
+              <w:t>Collective Behaviour Seminar Series, University of Konstanz, Germany</w:t>
             </w:r>
           </w:p>
         </w:tc>
@@ -23465,21 +23413,7 @@
                 <w:bCs/>
                 <w:lang w:val="en-CA"/>
               </w:rPr>
-              <w:t>0</w:t>
-            </w:r>
-            <w:r>
-              <w:rPr>
-                <w:bCs/>
-                <w:lang w:val="en-CA"/>
-              </w:rPr>
-              <w:t>5</w:t>
-            </w:r>
-            <w:r>
-              <w:rPr>
-                <w:bCs/>
-                <w:lang w:val="en-CA"/>
-              </w:rPr>
-              <w:t>/2026</w:t>
+              <w:t>05/2026</w:t>
             </w:r>
           </w:p>
         </w:tc>
@@ -23500,7 +23434,37 @@
               <w:rPr>
                 <w:lang w:val="en-CA"/>
               </w:rPr>
-              <w:t>Robert Schuman Centre for Advanced Studies, European University Institute, Florence, Italy</w:t>
+              <w:t xml:space="preserve">Expert Knowledge and Authority </w:t>
+            </w:r>
+            <w:r>
+              <w:rPr>
+                <w:lang w:val="en-CA"/>
+              </w:rPr>
+              <w:t>I</w:t>
+            </w:r>
+            <w:r>
+              <w:rPr>
+                <w:lang w:val="en-CA"/>
+              </w:rPr>
+              <w:t xml:space="preserve">nterdisciplinary </w:t>
+            </w:r>
+            <w:r>
+              <w:rPr>
+                <w:lang w:val="en-CA"/>
+              </w:rPr>
+              <w:t>C</w:t>
+            </w:r>
+            <w:r>
+              <w:rPr>
+                <w:lang w:val="en-CA"/>
+              </w:rPr>
+              <w:t>luster</w:t>
+            </w:r>
+            <w:r>
+              <w:rPr>
+                <w:lang w:val="en-CA"/>
+              </w:rPr>
+              <w:t>, European University Institute, Florence, Italy</w:t>
             </w:r>
           </w:p>
         </w:tc>
@@ -23528,21 +23492,7 @@
                 <w:bCs/>
                 <w:lang w:val="en-CA"/>
               </w:rPr>
-              <w:t>0</w:t>
-            </w:r>
-            <w:r>
-              <w:rPr>
-                <w:bCs/>
-                <w:lang w:val="en-CA"/>
-              </w:rPr>
-              <w:t>5</w:t>
-            </w:r>
-            <w:r>
-              <w:rPr>
-                <w:bCs/>
-                <w:lang w:val="en-CA"/>
-              </w:rPr>
-              <w:t>/2026</w:t>
+              <w:t>05/2026</w:t>
             </w:r>
           </w:p>
         </w:tc>
@@ -23563,37 +23513,7 @@
               <w:rPr>
                 <w:lang w:val="en-CA"/>
               </w:rPr>
-              <w:t xml:space="preserve">University of Milano-Bicocca, </w:t>
-            </w:r>
-            <w:r>
-              <w:rPr>
-                <w:lang w:val="en-CA"/>
-              </w:rPr>
-              <w:t>Center</w:t>
-            </w:r>
-            <w:r>
-              <w:rPr>
-                <w:lang w:val="en-CA"/>
-              </w:rPr>
-              <w:t xml:space="preserve"> </w:t>
-            </w:r>
-            <w:r>
-              <w:rPr>
-                <w:lang w:val="en-CA"/>
-              </w:rPr>
-              <w:t>for Interdisciplinary Studies in Economics, Psychology, and Social Sciences (CI</w:t>
-            </w:r>
-            <w:r>
-              <w:rPr>
-                <w:lang w:val="en-CA"/>
-              </w:rPr>
-              <w:t>SEPS)</w:t>
-            </w:r>
-            <w:r>
-              <w:rPr>
-                <w:lang w:val="en-CA"/>
-              </w:rPr>
-              <w:t>, Milan, Italy</w:t>
+              <w:t>Robert Schuman Centre for Advanced Studies, European University Institute, Florence, Italy</w:t>
             </w:r>
           </w:p>
         </w:tc>
@@ -23621,21 +23541,7 @@
                 <w:bCs/>
                 <w:lang w:val="en-CA"/>
               </w:rPr>
-              <w:t>0</w:t>
-            </w:r>
-            <w:r>
-              <w:rPr>
-                <w:bCs/>
-                <w:lang w:val="en-CA"/>
-              </w:rPr>
-              <w:t>5</w:t>
-            </w:r>
-            <w:r>
-              <w:rPr>
-                <w:bCs/>
-                <w:lang w:val="en-CA"/>
-              </w:rPr>
-              <w:t>/2026</w:t>
+              <w:t>05/2026</w:t>
             </w:r>
           </w:p>
         </w:tc>
@@ -23656,19 +23562,19 @@
               <w:rPr>
                 <w:lang w:val="en-CA"/>
               </w:rPr>
-              <w:t>University of Milan</w:t>
-            </w:r>
-            <w:r>
-              <w:rPr>
-                <w:lang w:val="en-CA"/>
-              </w:rPr>
-              <w:t>o</w:t>
-            </w:r>
-            <w:r>
-              <w:rPr>
-                <w:lang w:val="en-CA"/>
-              </w:rPr>
-              <w:t>-Bicocca, Department of Psychology, Milan, Italy</w:t>
+              <w:t>University of Milano-Bicocca, Center</w:t>
+            </w:r>
+            <w:r>
+              <w:rPr>
+                <w:lang w:val="en-CA"/>
+              </w:rPr>
+              <w:t xml:space="preserve"> </w:t>
+            </w:r>
+            <w:r>
+              <w:rPr>
+                <w:lang w:val="en-CA"/>
+              </w:rPr>
+              <w:t>for Interdisciplinary Studies in Economics, Psychology, and Social Sciences (CISEPS), Milan, Italy</w:t>
             </w:r>
           </w:p>
         </w:tc>
@@ -23696,7 +23602,7 @@
                 <w:bCs/>
                 <w:lang w:val="en-CA"/>
               </w:rPr>
-              <w:t>04/2026</w:t>
+              <w:t>05/2026</w:t>
             </w:r>
           </w:p>
         </w:tc>
@@ -23717,25 +23623,7 @@
               <w:rPr>
                 <w:lang w:val="en-CA"/>
               </w:rPr>
-              <w:t xml:space="preserve">University of Genova, </w:t>
-            </w:r>
-            <w:r>
-              <w:rPr>
-                <w:lang w:val="en-CA"/>
-              </w:rPr>
-              <w:t xml:space="preserve">ARETAI Center on Virtues, </w:t>
-            </w:r>
-            <w:r>
-              <w:rPr>
-                <w:lang w:val="en-CA"/>
-              </w:rPr>
-              <w:t>Genova</w:t>
-            </w:r>
-            <w:r>
-              <w:rPr>
-                <w:lang w:val="en-CA"/>
-              </w:rPr>
-              <w:t>, Italy</w:t>
+              <w:t>University of Milano-Bicocca, Department of Psychology, Milan, Italy</w:t>
             </w:r>
           </w:p>
         </w:tc>
@@ -23784,7 +23672,7 @@
               <w:rPr>
                 <w:lang w:val="en-CA"/>
               </w:rPr>
-              <w:t>Indian Institute of Science Education Research, Colloquium, Pune, India</w:t>
+              <w:t>University of Genova, ARETAI Center on Virtues, Genova, Italy</w:t>
             </w:r>
           </w:p>
         </w:tc>
@@ -23833,21 +23721,7 @@
               <w:rPr>
                 <w:lang w:val="en-CA"/>
               </w:rPr>
-              <w:t xml:space="preserve">Jnana </w:t>
-            </w:r>
-            <w:proofErr w:type="spellStart"/>
-            <w:r>
-              <w:rPr>
-                <w:lang w:val="en-CA"/>
-              </w:rPr>
-              <w:t>Prabodhini</w:t>
-            </w:r>
-            <w:proofErr w:type="spellEnd"/>
-            <w:r>
-              <w:rPr>
-                <w:lang w:val="en-CA"/>
-              </w:rPr>
-              <w:t xml:space="preserve"> Social Science Study Centre, Pune, India</w:t>
+              <w:t>Indian Institute of Science Education Research, Colloquium, Pune, India</w:t>
             </w:r>
           </w:p>
         </w:tc>
@@ -23896,29 +23770,21 @@
               <w:rPr>
                 <w:lang w:val="en-CA"/>
               </w:rPr>
-              <w:t xml:space="preserve">IIT Bombay, </w:t>
-            </w:r>
-            <w:r>
-              <w:rPr>
-                <w:lang w:val="en-CA"/>
-              </w:rPr>
-              <w:t xml:space="preserve">Department of Humanities &amp; Social </w:t>
+              <w:t xml:space="preserve">Jnana </w:t>
             </w:r>
             <w:proofErr w:type="spellStart"/>
-            <w:proofErr w:type="gramStart"/>
-            <w:r>
-              <w:rPr>
-                <w:lang w:val="en-CA"/>
-              </w:rPr>
-              <w:t>Sciences,Mumbai</w:t>
+            <w:r>
+              <w:rPr>
+                <w:lang w:val="en-CA"/>
+              </w:rPr>
+              <w:t>Prabodhini</w:t>
             </w:r>
             <w:proofErr w:type="spellEnd"/>
-            <w:proofErr w:type="gramEnd"/>
-            <w:r>
-              <w:rPr>
-                <w:lang w:val="en-CA"/>
-              </w:rPr>
-              <w:t>, India</w:t>
+            <w:r>
+              <w:rPr>
+                <w:lang w:val="en-CA"/>
+              </w:rPr>
+              <w:t xml:space="preserve"> Social Science Study Centre, Pune, India</w:t>
             </w:r>
           </w:p>
         </w:tc>
@@ -23967,25 +23833,23 @@
               <w:rPr>
                 <w:lang w:val="en-CA"/>
               </w:rPr>
-              <w:t xml:space="preserve">SP Jain Institute of Management and Research, </w:t>
-            </w:r>
-            <w:r>
-              <w:rPr>
-                <w:lang w:val="en-CA"/>
-              </w:rPr>
-              <w:t>Faculty Excellence Forum</w:t>
-            </w:r>
-            <w:r>
-              <w:rPr>
-                <w:lang w:val="en-CA"/>
-              </w:rPr>
-              <w:t xml:space="preserve">, </w:t>
-            </w:r>
-            <w:r>
-              <w:rPr>
-                <w:lang w:val="en-CA"/>
-              </w:rPr>
-              <w:t>Mumbai, India</w:t>
+              <w:t xml:space="preserve">IIT Bombay, Department of Humanities &amp; Social </w:t>
+            </w:r>
+            <w:proofErr w:type="spellStart"/>
+            <w:proofErr w:type="gramStart"/>
+            <w:r>
+              <w:rPr>
+                <w:lang w:val="en-CA"/>
+              </w:rPr>
+              <w:t>Sciences,Mumbai</w:t>
+            </w:r>
+            <w:proofErr w:type="spellEnd"/>
+            <w:proofErr w:type="gramEnd"/>
+            <w:r>
+              <w:rPr>
+                <w:lang w:val="en-CA"/>
+              </w:rPr>
+              <w:t>, India</w:t>
             </w:r>
           </w:p>
         </w:tc>
@@ -24013,7 +23877,7 @@
                 <w:bCs/>
                 <w:lang w:val="en-CA"/>
               </w:rPr>
-              <w:t>03/2026</w:t>
+              <w:t>04/2026</w:t>
             </w:r>
           </w:p>
         </w:tc>
@@ -24030,31 +23894,23 @@
                 <w:lang w:val="en-CA"/>
               </w:rPr>
             </w:pPr>
-            <w:proofErr w:type="spellStart"/>
-            <w:r>
-              <w:rPr>
-                <w:lang w:val="en-CA"/>
-              </w:rPr>
-              <w:t>TUDelft</w:t>
-            </w:r>
-            <w:proofErr w:type="spellEnd"/>
-            <w:r>
-              <w:rPr>
-                <w:lang w:val="en-CA"/>
-              </w:rPr>
-              <w:t xml:space="preserve">, </w:t>
-            </w:r>
-            <w:r>
-              <w:rPr>
-                <w:lang w:val="en-CA"/>
-              </w:rPr>
-              <w:t>Seminar series in Expert Judgment</w:t>
-            </w:r>
-            <w:r>
-              <w:rPr>
-                <w:lang w:val="en-CA"/>
-              </w:rPr>
-              <w:t>, Netherlands</w:t>
+            <w:r>
+              <w:rPr>
+                <w:lang w:val="en-CA"/>
+              </w:rPr>
+              <w:t xml:space="preserve">SP Jain Institute of Management and Research, </w:t>
+            </w:r>
+            <w:r>
+              <w:rPr>
+                <w:lang w:val="en-CA"/>
+              </w:rPr>
+              <w:t>Faculty Excellence Forum</w:t>
+            </w:r>
+            <w:r>
+              <w:rPr>
+                <w:lang w:val="en-CA"/>
+              </w:rPr>
+              <w:t>, Mumbai, India</w:t>
             </w:r>
           </w:p>
         </w:tc>
@@ -24099,29 +23955,31 @@
                 <w:lang w:val="en-CA"/>
               </w:rPr>
             </w:pPr>
-            <w:r>
-              <w:rPr>
-                <w:lang w:val="en-CA"/>
-              </w:rPr>
-              <w:t xml:space="preserve">Toronto Metropolitan University, </w:t>
-            </w:r>
-            <w:r>
-              <w:rPr>
-                <w:lang w:val="en-CA"/>
-              </w:rPr>
-              <w:t xml:space="preserve">Psychology </w:t>
-            </w:r>
-            <w:r>
-              <w:rPr>
-                <w:lang w:val="en-CA"/>
-              </w:rPr>
-              <w:t xml:space="preserve">Departmental Colloquium </w:t>
-            </w:r>
-            <w:r>
-              <w:rPr>
-                <w:lang w:val="en-CA"/>
-              </w:rPr>
-              <w:t xml:space="preserve">(one speaker per year), </w:t>
+            <w:proofErr w:type="spellStart"/>
+            <w:r>
+              <w:rPr>
+                <w:lang w:val="en-CA"/>
+              </w:rPr>
+              <w:t>TUDelft</w:t>
+            </w:r>
+            <w:proofErr w:type="spellEnd"/>
+            <w:r>
+              <w:rPr>
+                <w:lang w:val="en-CA"/>
+              </w:rPr>
+              <w:t xml:space="preserve">, </w:t>
+            </w:r>
+            <w:r>
+              <w:rPr>
+                <w:lang w:val="en-CA"/>
+              </w:rPr>
+              <w:t>Seminar series in Expert Judgment</w:t>
+            </w:r>
+            <w:r>
+              <w:rPr>
+                <w:lang w:val="en-CA"/>
+              </w:rPr>
+              <w:t>, Netherlands</w:t>
             </w:r>
           </w:p>
         </w:tc>
@@ -24149,7 +24007,7 @@
                 <w:bCs/>
                 <w:lang w:val="en-CA"/>
               </w:rPr>
-              <w:t>02/2026</w:t>
+              <w:t>03/2026</w:t>
             </w:r>
           </w:p>
         </w:tc>
@@ -24170,83 +24028,7 @@
               <w:rPr>
                 <w:lang w:val="en-CA"/>
               </w:rPr>
-              <w:t>Haskayne School of Business</w:t>
-            </w:r>
-            <w:r>
-              <w:rPr>
-                <w:lang w:val="en-CA"/>
-              </w:rPr>
-              <w:t xml:space="preserve">, </w:t>
-            </w:r>
-            <w:r>
-              <w:rPr>
-                <w:lang w:val="en-CA"/>
-              </w:rPr>
-              <w:t xml:space="preserve">University of Calgary, </w:t>
-            </w:r>
-            <w:r>
-              <w:rPr>
-                <w:lang w:val="en-CA"/>
-              </w:rPr>
-              <w:t>Organizational Behaviour and Human Resources</w:t>
-            </w:r>
-            <w:r>
-              <w:rPr>
-                <w:lang w:val="en-CA"/>
-              </w:rPr>
-              <w:t xml:space="preserve"> Seminar</w:t>
-            </w:r>
-          </w:p>
-        </w:tc>
-      </w:tr>
-      <w:bookmarkEnd w:id="40"/>
-      <w:bookmarkEnd w:id="41"/>
-      <w:bookmarkEnd w:id="42"/>
-      <w:tr>
-        <w:trPr>
-          <w:trHeight w:val="216"/>
-        </w:trPr>
-        <w:tc>
-          <w:tcPr>
-            <w:tcW w:w="1003" w:type="dxa"/>
-          </w:tcPr>
-          <w:p>
-            <w:pPr>
-              <w:autoSpaceDE w:val="0"/>
-              <w:autoSpaceDN w:val="0"/>
-              <w:adjustRightInd w:val="0"/>
-              <w:rPr>
-                <w:bCs/>
-                <w:lang w:val="en-CA"/>
-              </w:rPr>
-            </w:pPr>
-            <w:r>
-              <w:rPr>
-                <w:bCs/>
-                <w:lang w:val="en-CA"/>
-              </w:rPr>
-              <w:t>12/2025</w:t>
-            </w:r>
-          </w:p>
-        </w:tc>
-        <w:tc>
-          <w:tcPr>
-            <w:tcW w:w="9167" w:type="dxa"/>
-          </w:tcPr>
-          <w:p>
-            <w:pPr>
-              <w:autoSpaceDE w:val="0"/>
-              <w:autoSpaceDN w:val="0"/>
-              <w:adjustRightInd w:val="0"/>
-              <w:rPr>
-                <w:lang w:val="en-CA"/>
-              </w:rPr>
-            </w:pPr>
-            <w:r>
-              <w:rPr>
-                <w:lang w:val="en-CA"/>
-              </w:rPr>
-              <w:t>University of Michigan, Social Psychology Colloquium</w:t>
+              <w:t xml:space="preserve">Toronto Metropolitan University, Psychology Departmental Colloquium (one speaker per year), </w:t>
             </w:r>
           </w:p>
         </w:tc>
@@ -24274,7 +24056,7 @@
                 <w:bCs/>
                 <w:lang w:val="en-CA"/>
               </w:rPr>
-              <w:t>10/2025</w:t>
+              <w:t>02/2026</w:t>
             </w:r>
           </w:p>
         </w:tc>
@@ -24295,37 +24077,25 @@
               <w:rPr>
                 <w:lang w:val="en-CA"/>
               </w:rPr>
-              <w:t xml:space="preserve">University of </w:t>
-            </w:r>
-            <w:r>
-              <w:rPr>
-                <w:lang w:val="en-CA"/>
-              </w:rPr>
-              <w:t>Chicago</w:t>
-            </w:r>
-            <w:r>
-              <w:rPr>
-                <w:lang w:val="en-CA"/>
-              </w:rPr>
-              <w:t xml:space="preserve">, </w:t>
-            </w:r>
-            <w:r>
-              <w:rPr>
-                <w:lang w:val="en-CA"/>
-              </w:rPr>
-              <w:t xml:space="preserve">Invited Lecture at </w:t>
-            </w:r>
-            <w:r>
-              <w:rPr>
-                <w:lang w:val="en-CA"/>
-              </w:rPr>
-              <w:t>Center for Practical Wisdom (</w:t>
-            </w:r>
-            <w:r>
-              <w:rPr>
-                <w:lang w:val="en-CA"/>
-              </w:rPr>
-              <w:t>online)</w:t>
+              <w:t>Haskayne School of Business</w:t>
+            </w:r>
+            <w:r>
+              <w:rPr>
+                <w:lang w:val="en-CA"/>
+              </w:rPr>
+              <w:t xml:space="preserve">, University of Calgary, </w:t>
+            </w:r>
+            <w:r>
+              <w:rPr>
+                <w:lang w:val="en-CA"/>
+              </w:rPr>
+              <w:t>Organizational Behaviour and Human Resources</w:t>
+            </w:r>
+            <w:r>
+              <w:rPr>
+                <w:lang w:val="en-CA"/>
+              </w:rPr>
+              <w:t xml:space="preserve"> Seminar</w:t>
             </w:r>
           </w:p>
         </w:tc>
@@ -24353,7 +24123,7 @@
                 <w:bCs/>
                 <w:lang w:val="en-CA"/>
               </w:rPr>
-              <w:t>10/2025</w:t>
+              <w:t>12/2025</w:t>
             </w:r>
           </w:p>
         </w:tc>
@@ -24374,13 +24144,7 @@
               <w:rPr>
                 <w:lang w:val="en-CA"/>
               </w:rPr>
-              <w:t>University of Copenhagen, Department o</w:t>
-            </w:r>
-            <w:r>
-              <w:rPr>
-                <w:lang w:val="en-CA"/>
-              </w:rPr>
-              <w:t>f Psychology Colloquium</w:t>
+              <w:t>University of Michigan, Social Psychology Colloquium</w:t>
             </w:r>
           </w:p>
         </w:tc>
@@ -24408,7 +24172,7 @@
                 <w:bCs/>
                 <w:lang w:val="en-CA"/>
               </w:rPr>
-              <w:t>09/2025</w:t>
+              <w:t>10/2025</w:t>
             </w:r>
           </w:p>
         </w:tc>
@@ -24422,20 +24186,32 @@
               <w:autoSpaceDN w:val="0"/>
               <w:adjustRightInd w:val="0"/>
               <w:rPr>
-                <w:lang w:val="sv-SE"/>
-              </w:rPr>
-            </w:pPr>
-            <w:r>
-              <w:rPr>
-                <w:lang w:val="sv-SE"/>
-              </w:rPr>
-              <w:t>Kenrick–Neuberg–Barlev–Varnum Lab, Arizona State Univer</w:t>
-            </w:r>
-            <w:r>
-              <w:rPr>
-                <w:lang w:val="sv-SE"/>
-              </w:rPr>
-              <w:t>isty</w:t>
+                <w:lang w:val="en-CA"/>
+              </w:rPr>
+            </w:pPr>
+            <w:r>
+              <w:rPr>
+                <w:lang w:val="en-CA"/>
+              </w:rPr>
+              <w:t xml:space="preserve">University of </w:t>
+            </w:r>
+            <w:r>
+              <w:rPr>
+                <w:lang w:val="en-CA"/>
+              </w:rPr>
+              <w:t>Chicago</w:t>
+            </w:r>
+            <w:r>
+              <w:rPr>
+                <w:lang w:val="en-CA"/>
+              </w:rPr>
+              <w:t xml:space="preserve">, </w:t>
+            </w:r>
+            <w:r>
+              <w:rPr>
+                <w:lang w:val="en-CA"/>
+              </w:rPr>
+              <w:t>Invited Lecture at Center for Practical Wisdom (online)</w:t>
             </w:r>
           </w:p>
         </w:tc>
@@ -24463,7 +24239,7 @@
                 <w:bCs/>
                 <w:lang w:val="en-CA"/>
               </w:rPr>
-              <w:t>06/2025</w:t>
+              <w:t>10/2025</w:t>
             </w:r>
           </w:p>
         </w:tc>
@@ -24484,18 +24260,128 @@
               <w:rPr>
                 <w:lang w:val="en-CA"/>
               </w:rPr>
-              <w:t>Max Planck Institute for the Study of Crime, Security and Law</w:t>
-            </w:r>
-            <w:r>
-              <w:rPr>
-                <w:lang w:val="en-CA"/>
-              </w:rPr>
-              <w:t xml:space="preserve"> Colloquium</w:t>
+              <w:t>University of Copenhagen, Department o</w:t>
+            </w:r>
+            <w:r>
+              <w:rPr>
+                <w:lang w:val="en-CA"/>
+              </w:rPr>
+              <w:t>f Psychology Colloquium</w:t>
             </w:r>
           </w:p>
         </w:tc>
       </w:tr>
       <w:tr>
+        <w:trPr>
+          <w:trHeight w:val="216"/>
+        </w:trPr>
+        <w:tc>
+          <w:tcPr>
+            <w:tcW w:w="1003" w:type="dxa"/>
+          </w:tcPr>
+          <w:p>
+            <w:pPr>
+              <w:autoSpaceDE w:val="0"/>
+              <w:autoSpaceDN w:val="0"/>
+              <w:adjustRightInd w:val="0"/>
+              <w:rPr>
+                <w:bCs/>
+                <w:lang w:val="en-CA"/>
+              </w:rPr>
+            </w:pPr>
+            <w:r>
+              <w:rPr>
+                <w:bCs/>
+                <w:lang w:val="en-CA"/>
+              </w:rPr>
+              <w:t>09/2025</w:t>
+            </w:r>
+          </w:p>
+        </w:tc>
+        <w:tc>
+          <w:tcPr>
+            <w:tcW w:w="9167" w:type="dxa"/>
+          </w:tcPr>
+          <w:p>
+            <w:pPr>
+              <w:autoSpaceDE w:val="0"/>
+              <w:autoSpaceDN w:val="0"/>
+              <w:adjustRightInd w:val="0"/>
+              <w:rPr>
+                <w:lang w:val="sv-SE"/>
+              </w:rPr>
+            </w:pPr>
+            <w:r>
+              <w:rPr>
+                <w:lang w:val="sv-SE"/>
+              </w:rPr>
+              <w:t>Kenrick–Neuberg–Barlev–Varnum Lab, Arizona State Univer</w:t>
+            </w:r>
+            <w:r>
+              <w:rPr>
+                <w:lang w:val="sv-SE"/>
+              </w:rPr>
+              <w:t>isty</w:t>
+            </w:r>
+          </w:p>
+        </w:tc>
+      </w:tr>
+      <w:tr>
+        <w:trPr>
+          <w:trHeight w:val="216"/>
+        </w:trPr>
+        <w:tc>
+          <w:tcPr>
+            <w:tcW w:w="1003" w:type="dxa"/>
+          </w:tcPr>
+          <w:p>
+            <w:pPr>
+              <w:autoSpaceDE w:val="0"/>
+              <w:autoSpaceDN w:val="0"/>
+              <w:adjustRightInd w:val="0"/>
+              <w:rPr>
+                <w:bCs/>
+                <w:lang w:val="en-CA"/>
+              </w:rPr>
+            </w:pPr>
+            <w:r>
+              <w:rPr>
+                <w:bCs/>
+                <w:lang w:val="en-CA"/>
+              </w:rPr>
+              <w:t>06/2025</w:t>
+            </w:r>
+          </w:p>
+        </w:tc>
+        <w:tc>
+          <w:tcPr>
+            <w:tcW w:w="9167" w:type="dxa"/>
+          </w:tcPr>
+          <w:p>
+            <w:pPr>
+              <w:autoSpaceDE w:val="0"/>
+              <w:autoSpaceDN w:val="0"/>
+              <w:adjustRightInd w:val="0"/>
+              <w:rPr>
+                <w:lang w:val="en-CA"/>
+              </w:rPr>
+            </w:pPr>
+            <w:r>
+              <w:rPr>
+                <w:lang w:val="en-CA"/>
+              </w:rPr>
+              <w:t>Max Planck Institute for the Study of Crime, Security and Law</w:t>
+            </w:r>
+            <w:r>
+              <w:rPr>
+                <w:lang w:val="en-CA"/>
+              </w:rPr>
+              <w:t xml:space="preserve"> Colloquium</w:t>
+            </w:r>
+          </w:p>
+        </w:tc>
+      </w:tr>
+      <w:tr>
         <w:tc>
           <w:tcPr>
             <w:tcW w:w="1003" w:type="dxa"/>
@@ -24751,6 +24637,7 @@
                 <w:bCs/>
                 <w:lang w:val="en-US"/>
               </w:rPr>
+              <w:lastRenderedPageBreak/>
               <w:t>03/2025</w:t>
             </w:r>
           </w:p>
@@ -24797,7 +24684,6 @@
                 <w:bCs/>
                 <w:lang w:val="en-US"/>
               </w:rPr>
-              <w:lastRenderedPageBreak/>
               <w:t>03/2025</w:t>
             </w:r>
           </w:p>
@@ -71327,6 +71213,15 @@
 </file>
 
 <file path=customXml/item1.xml><?xml version="1.0" encoding="utf-8"?>
+<?mso-contentType ?>
+<FormTemplates xmlns="http://schemas.microsoft.com/sharepoint/v3/contenttype/forms">
+  <Display>DocumentLibraryForm</Display>
+  <Edit>DocumentLibraryForm</Edit>
+  <New>DocumentLibraryForm</New>
+</FormTemplates>
+</file>
+
+<file path=customXml/item2.xml><?xml version="1.0" encoding="utf-8"?>
 <ct:contentTypeSchema xmlns:ct="http://schemas.microsoft.com/office/2006/metadata/contentType" xmlns:ma="http://schemas.microsoft.com/office/2006/metadata/properties/metaAttributes" ct:_="" ma:_="" ma:contentTypeName="Document" ma:contentTypeID="0x01010040598E2033F12F4D9D0EEBDED9F3ADA5" ma:contentTypeVersion="7" ma:contentTypeDescription="Create a new document." ma:contentTypeScope="" ma:versionID="0d4008b07a6729e85722b63fec859166">
   <xsd:schema xmlns:xsd="http://www.w3.org/2001/XMLSchema" xmlns:xs="http://www.w3.org/2001/XMLSchema" xmlns:p="http://schemas.microsoft.com/office/2006/metadata/properties" xmlns:ns3="4511dc72-d8d5-4bc7-8b3d-c01cb3484cf5" xmlns:ns4="685d2eaa-65a0-49a5-8d7f-6db299f42190" targetNamespace="http://schemas.microsoft.com/office/2006/metadata/properties" ma:root="true" ma:fieldsID="8df630411b1f610a7f173bb411967da6" ns3:_="" ns4:_="">
     <xsd:import namespace="4511dc72-d8d5-4bc7-8b3d-c01cb3484cf5"/>
@@ -71511,26 +71406,25 @@
 </ct:contentTypeSchema>
 </file>
 
-<file path=customXml/item2.xml><?xml version="1.0" encoding="utf-8"?>
-<b:Sources xmlns:b="http://schemas.openxmlformats.org/officeDocument/2006/bibliography" xmlns="http://schemas.openxmlformats.org/officeDocument/2006/bibliography" SelectedStyle="\APA.XSL" StyleName="APA"/>
-</file>
-
 <file path=customXml/item3.xml><?xml version="1.0" encoding="utf-8"?>
-<?mso-contentType ?>
-<FormTemplates xmlns="http://schemas.microsoft.com/sharepoint/v3/contenttype/forms">
-  <Display>DocumentLibraryForm</Display>
-  <Edit>DocumentLibraryForm</Edit>
-  <New>DocumentLibraryForm</New>
-</FormTemplates>
-</file>
-
-<file path=customXml/item4.xml><?xml version="1.0" encoding="utf-8"?>
 <p:properties xmlns:p="http://schemas.microsoft.com/office/2006/metadata/properties" xmlns:xsi="http://www.w3.org/2001/XMLSchema-instance" xmlns:pc="http://schemas.microsoft.com/office/infopath/2007/PartnerControls">
   <documentManagement/>
 </p:properties>
 </file>
 
+<file path=customXml/item4.xml><?xml version="1.0" encoding="utf-8"?>
+<b:Sources xmlns:b="http://schemas.openxmlformats.org/officeDocument/2006/bibliography" xmlns="http://schemas.openxmlformats.org/officeDocument/2006/bibliography" SelectedStyle="\APA.XSL" StyleName="APA"/>
+</file>
+
 <file path=customXml/itemProps1.xml><?xml version="1.0" encoding="utf-8"?>
+<ds:datastoreItem xmlns:ds="http://schemas.openxmlformats.org/officeDocument/2006/customXml" ds:itemID="{A6DE2CEB-D0DC-4A0B-A0CB-4C6D4D3893B7}">
+  <ds:schemaRefs>
+    <ds:schemaRef ds:uri="http://schemas.microsoft.com/sharepoint/v3/contenttype/forms"/>
+  </ds:schemaRefs>
+</ds:datastoreItem>
+</file>
+
+<file path=customXml/itemProps2.xml><?xml version="1.0" encoding="utf-8"?>
 <ds:datastoreItem xmlns:ds="http://schemas.openxmlformats.org/officeDocument/2006/customXml" ds:itemID="{6EF0D6D3-0359-4D1F-96B7-0DCD36C390FE}">
   <ds:schemaRefs>
     <ds:schemaRef ds:uri="http://schemas.microsoft.com/office/2006/metadata/contentType"/>
@@ -71549,27 +71443,19 @@
 </ds:datastoreItem>
 </file>
 
-<file path=customXml/itemProps2.xml><?xml version="1.0" encoding="utf-8"?>
-<ds:datastoreItem xmlns:ds="http://schemas.openxmlformats.org/officeDocument/2006/customXml" ds:itemID="{FEAEA024-33A0-412C-ADAB-86C9F2F91C6F}">
+<file path=customXml/itemProps3.xml><?xml version="1.0" encoding="utf-8"?>
+<ds:datastoreItem xmlns:ds="http://schemas.openxmlformats.org/officeDocument/2006/customXml" ds:itemID="{368F45FA-2064-4BEF-8113-7B8B062FA5D7}">
   <ds:schemaRefs>
-    <ds:schemaRef ds:uri="http://schemas.openxmlformats.org/officeDocument/2006/bibliography"/>
-  </ds:schemaRefs>
-</ds:datastoreItem>
-</file>
-
-<file path=customXml/itemProps3.xml><?xml version="1.0" encoding="utf-8"?>
-<ds:datastoreItem xmlns:ds="http://schemas.openxmlformats.org/officeDocument/2006/customXml" ds:itemID="{A6DE2CEB-D0DC-4A0B-A0CB-4C6D4D3893B7}">
-  <ds:schemaRefs>
-    <ds:schemaRef ds:uri="http://schemas.microsoft.com/sharepoint/v3/contenttype/forms"/>
+    <ds:schemaRef ds:uri="http://schemas.microsoft.com/office/2006/metadata/properties"/>
+    <ds:schemaRef ds:uri="http://schemas.microsoft.com/office/infopath/2007/PartnerControls"/>
   </ds:schemaRefs>
 </ds:datastoreItem>
 </file>
 
 <file path=customXml/itemProps4.xml><?xml version="1.0" encoding="utf-8"?>
-<ds:datastoreItem xmlns:ds="http://schemas.openxmlformats.org/officeDocument/2006/customXml" ds:itemID="{368F45FA-2064-4BEF-8113-7B8B062FA5D7}">
+<ds:datastoreItem xmlns:ds="http://schemas.openxmlformats.org/officeDocument/2006/customXml" ds:itemID="{FEAEA024-33A0-412C-ADAB-86C9F2F91C6F}">
   <ds:schemaRefs>
-    <ds:schemaRef ds:uri="http://schemas.microsoft.com/office/2006/metadata/properties"/>
-    <ds:schemaRef ds:uri="http://schemas.microsoft.com/office/infopath/2007/PartnerControls"/>
+    <ds:schemaRef ds:uri="http://schemas.openxmlformats.org/officeDocument/2006/bibliography"/>
   </ds:schemaRefs>
 </ds:datastoreItem>
 </file>

--- a/CV_Grossmann.docx
+++ b/CV_Grossmann.docx
@@ -877,25 +877,7 @@
                 <w:color w:val="000000"/>
                 <w:lang w:val="de-DE"/>
               </w:rPr>
-              <w:t xml:space="preserve">Vordiplom (B.S. </w:t>
-            </w:r>
-            <w:proofErr w:type="spellStart"/>
-            <w:r>
-              <w:rPr>
-                <w:iCs/>
-                <w:color w:val="000000"/>
-                <w:lang w:val="de-DE"/>
-              </w:rPr>
-              <w:t>equivalent</w:t>
-            </w:r>
-            <w:proofErr w:type="spellEnd"/>
-            <w:r>
-              <w:rPr>
-                <w:iCs/>
-                <w:color w:val="000000"/>
-                <w:lang w:val="de-DE"/>
-              </w:rPr>
-              <w:t>), Psychology, Albert-Ludwigs-Universität Freiburg, Germany</w:t>
+              <w:t>Vordiplom (B.S. equivalent), Psychology, Albert-Ludwigs-Universität Freiburg, Germany</w:t>
             </w:r>
           </w:p>
         </w:tc>
@@ -1955,7 +1937,6 @@
               <w:t xml:space="preserve">, </w:t>
             </w:r>
             <w:hyperlink r:id="rId20" w:history="1">
-              <w:proofErr w:type="spellStart"/>
               <w:r>
                 <w:rPr>
                   <w:rStyle w:val="Hyperlink"/>
@@ -1970,7 +1951,6 @@
                 </w:rPr>
                 <w:t>rds</w:t>
               </w:r>
-              <w:proofErr w:type="spellEnd"/>
             </w:hyperlink>
             <w:r>
               <w:rPr>
@@ -2338,21 +2318,12 @@
               </w:rPr>
               <w:t xml:space="preserve">Runner-Up for “Application of Science Award,” </w:t>
             </w:r>
-            <w:proofErr w:type="spellStart"/>
             <w:r>
               <w:rPr>
                 <w:color w:val="000000"/>
                 <w:lang w:val="en-CA"/>
               </w:rPr>
-              <w:t>NeuroLeadership</w:t>
-            </w:r>
-            <w:proofErr w:type="spellEnd"/>
-            <w:r>
-              <w:rPr>
-                <w:color w:val="000000"/>
-                <w:lang w:val="en-CA"/>
-              </w:rPr>
-              <w:t xml:space="preserve"> Institute</w:t>
+              <w:t>NeuroLeadership Institute</w:t>
             </w:r>
           </w:p>
         </w:tc>
@@ -2565,19 +2536,8 @@
                 <w:color w:val="000000"/>
                 <w:lang w:val="en-CA"/>
               </w:rPr>
-              <w:t xml:space="preserve">exceptional quality of the contribution of new researchers to </w:t>
-            </w:r>
-            <w:proofErr w:type="spellStart"/>
-            <w:r>
-              <w:rPr>
-                <w:i/>
-                <w:iCs/>
-                <w:color w:val="000000"/>
-                <w:lang w:val="en-CA"/>
-              </w:rPr>
-              <w:t>psycholog</w:t>
-            </w:r>
-            <w:proofErr w:type="spellEnd"/>
+              <w:t>exceptional quality of the contribution of new researchers to psycholog</w:t>
+            </w:r>
             <w:r>
               <w:rPr>
                 <w:i/>
@@ -3343,7 +3303,6 @@
               </w:rPr>
               <w:t>r</w:t>
             </w:r>
-            <w:proofErr w:type="spellStart"/>
             <w:r>
               <w:rPr>
                 <w:rStyle w:val="Hyperlink"/>
@@ -3359,17 +3318,7 @@
                 <w:color w:val="auto"/>
                 <w:lang w:val="en-US"/>
               </w:rPr>
-              <w:t>doctoral</w:t>
-            </w:r>
-            <w:proofErr w:type="spellEnd"/>
-            <w:r>
-              <w:rPr>
-                <w:rStyle w:val="Hyperlink"/>
-                <w:i/>
-                <w:color w:val="auto"/>
-                <w:lang w:val="en-US"/>
-              </w:rPr>
-              <w:t xml:space="preserve"> research in social psychology at the Department of Psychology</w:t>
+              <w:t>doctoral research in social psychology at the Department of Psychology</w:t>
             </w:r>
           </w:p>
         </w:tc>
@@ -3902,53 +3851,12 @@
               </w:rPr>
             </w:pPr>
             <w:hyperlink r:id="rId40" w:history="1">
-              <w:proofErr w:type="spellStart"/>
               <w:r>
                 <w:rPr>
                   <w:rStyle w:val="Hyperlink"/>
                   <w:lang w:val="en-CA"/>
                 </w:rPr>
-                <w:t>Stipendium</w:t>
-              </w:r>
-              <w:proofErr w:type="spellEnd"/>
-              <w:r>
-                <w:rPr>
-                  <w:rStyle w:val="Hyperlink"/>
-                  <w:lang w:val="en-CA"/>
-                </w:rPr>
-                <w:t xml:space="preserve"> der </w:t>
-              </w:r>
-              <w:proofErr w:type="spellStart"/>
-              <w:r>
-                <w:rPr>
-                  <w:rStyle w:val="Hyperlink"/>
-                  <w:lang w:val="en-CA"/>
-                </w:rPr>
-                <w:t>Studienstiftung</w:t>
-              </w:r>
-              <w:proofErr w:type="spellEnd"/>
-              <w:r>
-                <w:rPr>
-                  <w:rStyle w:val="Hyperlink"/>
-                  <w:lang w:val="en-CA"/>
-                </w:rPr>
-                <w:t xml:space="preserve"> des </w:t>
-              </w:r>
-              <w:proofErr w:type="spellStart"/>
-              <w:r>
-                <w:rPr>
-                  <w:rStyle w:val="Hyperlink"/>
-                  <w:lang w:val="en-CA"/>
-                </w:rPr>
-                <w:t>deutschen</w:t>
-              </w:r>
-              <w:proofErr w:type="spellEnd"/>
-              <w:r>
-                <w:rPr>
-                  <w:rStyle w:val="Hyperlink"/>
-                  <w:lang w:val="en-CA"/>
-                </w:rPr>
-                <w:t xml:space="preserve"> Volkes</w:t>
+                <w:t>Stipendium der Studienstiftung des deutschen Volkes</w:t>
               </w:r>
             </w:hyperlink>
             <w:r>
@@ -4211,54 +4119,138 @@
       </w:pPr>
       <w:r>
         <w:rPr>
+          <w:b/>
+          <w:bCs/>
           <w:iCs/>
-          <w:lang w:val="de-DE"/>
-        </w:rPr>
-        <w:t xml:space="preserve">Johnson, S. G., Karimi, A. H., Bengio, Y., Chater, N., Gerstenberg, T., Larson, K., ... </w:t>
+          <w:lang w:val="en-CA"/>
+        </w:rPr>
+        <w:t>Grossmann, I.</w:t>
       </w:r>
       <w:r>
         <w:rPr>
           <w:iCs/>
           <w:lang w:val="en-CA"/>
         </w:rPr>
-        <w:t xml:space="preserve">&amp; Grossmann, I. </w:t>
+        <w:t xml:space="preserve"> &amp; Weststrate, N. </w:t>
       </w:r>
       <w:r>
         <w:rPr>
           <w:iCs/>
           <w:lang w:val="en-CA"/>
         </w:rPr>
+        <w:t xml:space="preserve">M. </w:t>
+      </w:r>
+      <w:r>
+        <w:rPr>
+          <w:iCs/>
+          <w:lang w:val="en-CA"/>
+        </w:rPr>
+        <w:t>(</w:t>
+      </w:r>
+      <w:r>
+        <w:rPr>
+          <w:iCs/>
+          <w:lang w:val="en-CA"/>
+        </w:rPr>
+        <w:t>in press</w:t>
+      </w:r>
+      <w:r>
+        <w:rPr>
+          <w:iCs/>
+          <w:lang w:val="en-CA"/>
+        </w:rPr>
+        <w:t xml:space="preserve">). </w:t>
+      </w:r>
+      <w:r>
+        <w:rPr>
+          <w:lang w:val="en-CA"/>
+        </w:rPr>
+        <w:t xml:space="preserve">Navigating the </w:t>
+      </w:r>
+      <w:r>
+        <w:rPr>
+          <w:lang w:val="en-CA"/>
+        </w:rPr>
+        <w:t>u</w:t>
+      </w:r>
+      <w:r>
+        <w:rPr>
+          <w:lang w:val="en-CA"/>
+        </w:rPr>
+        <w:t xml:space="preserve">nknown: The </w:t>
+      </w:r>
+      <w:r>
+        <w:rPr>
+          <w:lang w:val="en-CA"/>
+        </w:rPr>
+        <w:t>s</w:t>
+      </w:r>
+      <w:r>
+        <w:rPr>
+          <w:lang w:val="en-CA"/>
+        </w:rPr>
+        <w:t xml:space="preserve">ociocultural and </w:t>
+      </w:r>
+      <w:r>
+        <w:rPr>
+          <w:lang w:val="en-CA"/>
+        </w:rPr>
         <w:lastRenderedPageBreak/>
-        <w:t>(</w:t>
-      </w:r>
-      <w:r>
-        <w:rPr>
+        <w:t>m</w:t>
+      </w:r>
+      <w:r>
+        <w:rPr>
+          <w:lang w:val="en-CA"/>
+        </w:rPr>
+        <w:t xml:space="preserve">etacognitive </w:t>
+      </w:r>
+      <w:r>
+        <w:rPr>
+          <w:lang w:val="en-CA"/>
+        </w:rPr>
+        <w:t>a</w:t>
+      </w:r>
+      <w:r>
+        <w:rPr>
+          <w:lang w:val="en-CA"/>
+        </w:rPr>
+        <w:t xml:space="preserve">rchitecture of </w:t>
+      </w:r>
+      <w:r>
+        <w:rPr>
+          <w:lang w:val="en-CA"/>
+        </w:rPr>
+        <w:t>w</w:t>
+      </w:r>
+      <w:r>
+        <w:rPr>
+          <w:lang w:val="en-CA"/>
+        </w:rPr>
+        <w:t>isdom. </w:t>
+      </w:r>
+      <w:r>
+        <w:rPr>
+          <w:i/>
           <w:iCs/>
           <w:lang w:val="en-CA"/>
         </w:rPr>
-        <w:t>2026</w:t>
-      </w:r>
-      <w:r>
-        <w:rPr>
-          <w:iCs/>
-          <w:lang w:val="en-CA"/>
-        </w:rPr>
-        <w:t>). Imagining and building wise machines: The centrality of AI metacognition.</w:t>
-      </w:r>
-      <w:r>
-        <w:rPr>
-          <w:iCs/>
-          <w:lang w:val="en-CA"/>
-        </w:rPr>
-        <w:t xml:space="preserve"> </w:t>
-      </w:r>
-      <w:r>
-        <w:rPr>
-          <w:i/>
-          <w:lang w:val="en-CA"/>
-        </w:rPr>
-        <w:t>Trends in Cognitive Sciences.</w:t>
-      </w:r>
+        <w:t>Annual Review of Psychology</w:t>
+      </w:r>
+      <w:r>
+        <w:rPr>
+          <w:lang w:val="en-CA"/>
+        </w:rPr>
+        <w:t>, 78. </w:t>
+      </w:r>
+      <w:hyperlink r:id="rId43" w:history="1">
+        <w:r>
+          <w:rPr>
+            <w:rStyle w:val="Hyperlink"/>
+            <w:lang w:val="en-CA"/>
+          </w:rPr>
+          <w:t>https://doi.org/10.1146/annurev-psych-020226-034154</w:t>
+        </w:r>
+      </w:hyperlink>
     </w:p>
     <w:p>
       <w:pPr>
@@ -4744,23 +4736,7 @@
           <w:iCs/>
           <w:lang w:val="en-CA"/>
         </w:rPr>
-        <w:t>, 1, 524–536. *</w:t>
-      </w:r>
-      <w:proofErr w:type="gramStart"/>
-      <w:r>
-        <w:rPr>
-          <w:iCs/>
-          <w:lang w:val="en-CA"/>
-        </w:rPr>
-        <w:t>corresponding</w:t>
-      </w:r>
-      <w:proofErr w:type="gramEnd"/>
-      <w:r>
-        <w:rPr>
-          <w:iCs/>
-          <w:lang w:val="en-CA"/>
-        </w:rPr>
-        <w:t xml:space="preserve"> author</w:t>
+        <w:t>, 1, 524–536. *corresponding author</w:t>
       </w:r>
     </w:p>
     <w:p>
@@ -5246,19 +5222,11 @@
               </w:rPr>
               <w:t xml:space="preserve">Social Sciences and Humanities Research Council of Canada, Insight Grant, </w:t>
             </w:r>
-            <w:proofErr w:type="gramStart"/>
-            <w:r>
-              <w:rPr>
-                <w:lang w:val="en-CA"/>
-              </w:rPr>
-              <w:t>From</w:t>
-            </w:r>
-            <w:proofErr w:type="gramEnd"/>
-            <w:r>
-              <w:rPr>
-                <w:lang w:val="en-CA"/>
-              </w:rPr>
-              <w:t xml:space="preserve"> narratives to choices: Advancing semantic topic modeling for mapping cultural narratives to social</w:t>
+            <w:r>
+              <w:rPr>
+                <w:lang w:val="en-CA"/>
+              </w:rPr>
+              <w:t>From narratives to choices: Advancing semantic topic modeling for mapping cultural narratives to social</w:t>
             </w:r>
             <w:r>
               <w:rPr>
@@ -5771,21 +5739,7 @@
               <w:rPr>
                 <w:lang w:val="en-CA"/>
               </w:rPr>
-              <w:t xml:space="preserve">University of Waterloo Chronic Disease Prevention Initiative, Seed Grant, </w:t>
-            </w:r>
-            <w:proofErr w:type="gramStart"/>
-            <w:r>
-              <w:rPr>
-                <w:lang w:val="en-CA"/>
-              </w:rPr>
-              <w:t>Harnessing</w:t>
-            </w:r>
-            <w:proofErr w:type="gramEnd"/>
-            <w:r>
-              <w:rPr>
-                <w:lang w:val="en-CA"/>
-              </w:rPr>
-              <w:t xml:space="preserve"> psychological insights and mobile technologies to detect stress-related risk factors for mental health (CAD$10,000)</w:t>
+              <w:t>University of Waterloo Chronic Disease Prevention Initiative, Seed Grant, Harnessing psychological insights and mobile technologies to detect stress-related risk factors for mental health (CAD$10,000)</w:t>
             </w:r>
             <w:r>
               <w:rPr>
@@ -6136,7 +6090,6 @@
               </w:rPr>
               <w:t xml:space="preserve">University of Waterloo Teaching Innovation Incubator, </w:t>
             </w:r>
-            <w:proofErr w:type="gramStart"/>
             <w:r>
               <w:rPr>
                 <w:rFonts w:ascii="Times New Roman" w:hAnsi="Times New Roman" w:cs="Times New Roman"/>
@@ -6145,18 +6098,7 @@
                 <w:sz w:val="24"/>
                 <w:szCs w:val="24"/>
               </w:rPr>
-              <w:t>Learning</w:t>
-            </w:r>
-            <w:proofErr w:type="gramEnd"/>
-            <w:r>
-              <w:rPr>
-                <w:rFonts w:ascii="Times New Roman" w:hAnsi="Times New Roman" w:cs="Times New Roman"/>
-                <w:i/>
-                <w:iCs/>
-                <w:sz w:val="24"/>
-                <w:szCs w:val="24"/>
-              </w:rPr>
-              <w:t xml:space="preserve"> by teaching a Large Language Model</w:t>
+              <w:t>Learning by teaching a Large Language Model</w:t>
             </w:r>
             <w:r>
               <w:rPr>
@@ -7055,7 +6997,7 @@
         </w:rPr>
         <w:t xml:space="preserve">, </w:t>
       </w:r>
-      <w:hyperlink r:id="rId43" w:history="1">
+      <w:hyperlink r:id="rId44" w:history="1">
         <w:r>
           <w:rPr>
             <w:rStyle w:val="Hyperlink"/>
@@ -7110,8 +7052,7 @@
         </w:rPr>
         <w:t xml:space="preserve">, </w:t>
       </w:r>
-      <w:hyperlink r:id="rId44" w:history="1">
-        <w:proofErr w:type="spellStart"/>
+      <w:hyperlink r:id="rId45" w:history="1">
         <w:r>
           <w:rPr>
             <w:rStyle w:val="Hyperlink"/>
@@ -7119,17 +7060,7 @@
             <w:iCs/>
             <w:lang w:val="en-CA"/>
           </w:rPr>
-          <w:t>Futurescape</w:t>
-        </w:r>
-        <w:proofErr w:type="spellEnd"/>
-        <w:r>
-          <w:rPr>
-            <w:rStyle w:val="Hyperlink"/>
-            <w:i/>
-            <w:iCs/>
-            <w:lang w:val="en-CA"/>
-          </w:rPr>
-          <w:t xml:space="preserve"> Project</w:t>
+          <w:t>Futurescape Project</w:t>
         </w:r>
       </w:hyperlink>
       <w:r>
@@ -7150,8 +7081,7 @@
         </w:rPr>
         <w:t xml:space="preserve">–present) – foresight and forecasting of societal change, including the </w:t>
       </w:r>
-      <w:hyperlink r:id="rId45" w:history="1">
-        <w:proofErr w:type="spellStart"/>
+      <w:hyperlink r:id="rId46" w:history="1">
         <w:r>
           <w:rPr>
             <w:rStyle w:val="Hyperlink"/>
@@ -7161,7 +7091,6 @@
           </w:rPr>
           <w:t>WorldAfterCOVID</w:t>
         </w:r>
-        <w:proofErr w:type="spellEnd"/>
       </w:hyperlink>
       <w:r>
         <w:rPr>
@@ -7203,7 +7132,7 @@
         </w:rPr>
         <w:t xml:space="preserve">, </w:t>
       </w:r>
-      <w:hyperlink r:id="rId46" w:history="1">
+      <w:hyperlink r:id="rId47" w:history="1">
         <w:r>
           <w:rPr>
             <w:rStyle w:val="Hyperlink"/>
@@ -7700,59 +7629,8 @@
           <w:i/>
           <w:iCs/>
         </w:rPr>
-        <w:t xml:space="preserve">Professional </w:t>
-      </w:r>
-      <w:proofErr w:type="spellStart"/>
-      <w:r>
-        <w:rPr>
-          <w:b/>
-          <w:bCs/>
-          <w:i/>
-          <w:iCs/>
-        </w:rPr>
-        <w:t>governance</w:t>
-      </w:r>
-      <w:proofErr w:type="spellEnd"/>
-      <w:r>
-        <w:rPr>
-          <w:b/>
-          <w:bCs/>
-          <w:i/>
-          <w:iCs/>
-        </w:rPr>
-        <w:t xml:space="preserve"> &amp; </w:t>
-      </w:r>
-      <w:proofErr w:type="spellStart"/>
-      <w:r>
-        <w:rPr>
-          <w:b/>
-          <w:bCs/>
-          <w:i/>
-          <w:iCs/>
-        </w:rPr>
-        <w:t>field</w:t>
-      </w:r>
-      <w:proofErr w:type="spellEnd"/>
-      <w:r>
-        <w:rPr>
-          <w:b/>
-          <w:bCs/>
-          <w:i/>
-          <w:iCs/>
-        </w:rPr>
-        <w:t xml:space="preserve"> </w:t>
-      </w:r>
-      <w:proofErr w:type="spellStart"/>
-      <w:r>
-        <w:rPr>
-          <w:b/>
-          <w:bCs/>
-          <w:i/>
-          <w:iCs/>
-        </w:rPr>
-        <w:t>service</w:t>
-      </w:r>
-      <w:proofErr w:type="spellEnd"/>
+        <w:t>Professional governance &amp; field service</w:t>
+      </w:r>
     </w:p>
     <w:p>
       <w:pPr>
@@ -7949,7 +7827,7 @@
         </w:rPr>
         <w:t xml:space="preserve"> </w:t>
       </w:r>
-      <w:hyperlink r:id="rId47" w:history="1">
+      <w:hyperlink r:id="rId48" w:history="1">
         <w:r>
           <w:rPr>
             <w:rStyle w:val="Hyperlink"/>
@@ -8093,7 +7971,7 @@
         <w:adjustRightInd w:val="0"/>
         <w:ind w:left="709" w:hanging="709"/>
         <w:rPr>
-          <w:iCs/>
+          <w:i/>
           <w:lang w:val="en-CA"/>
         </w:rPr>
       </w:pPr>
@@ -8105,20 +7983,6 @@
       <w:bookmarkStart w:id="14" w:name="_Hlk178591363"/>
       <w:r>
         <w:rPr>
-          <w:iCs/>
-          <w:lang w:val="de-DE"/>
-        </w:rPr>
-        <w:t xml:space="preserve">Johnson, S. G.*, Karimi, A. H., Bengio, Y., Chater, N., Gerstenberg, T., Larson, K., ... </w:t>
-      </w:r>
-      <w:r>
-        <w:rPr>
-          <w:iCs/>
-          <w:lang w:val="en-CA"/>
-        </w:rPr>
-        <w:t xml:space="preserve">&amp; </w:t>
-      </w:r>
-      <w:r>
-        <w:rPr>
           <w:b/>
           <w:bCs/>
           <w:iCs/>
@@ -8131,492 +7995,118 @@
           <w:iCs/>
           <w:lang w:val="en-CA"/>
         </w:rPr>
-        <w:t xml:space="preserve">* (2026). </w:t>
+        <w:t xml:space="preserve"> &amp; Weststrate, N. M. </w:t>
       </w:r>
       <w:r>
         <w:rPr>
           <w:iCs/>
           <w:lang w:val="en-CA"/>
         </w:rPr>
-        <w:t>Imagining and building wise machines: The centrality of AI metacognition.</w:t>
+        <w:t>(</w:t>
       </w:r>
       <w:r>
         <w:rPr>
           <w:iCs/>
           <w:lang w:val="en-CA"/>
         </w:rPr>
-        <w:t xml:space="preserve"> </w:t>
-      </w:r>
-      <w:r>
-        <w:rPr>
-          <w:i/>
-          <w:lang w:val="en-CA"/>
-        </w:rPr>
-        <w:t xml:space="preserve">Trends in Cognitive Sciences. </w:t>
+        <w:t>in press</w:t>
       </w:r>
       <w:r>
         <w:rPr>
           <w:iCs/>
           <w:lang w:val="en-CA"/>
         </w:rPr>
-        <w:t>*</w:t>
-      </w:r>
-      <w:proofErr w:type="gramStart"/>
-      <w:r>
-        <w:rPr>
+        <w:t xml:space="preserve">). </w:t>
+      </w:r>
+      <w:r>
+        <w:rPr>
+          <w:lang w:val="en-CA"/>
+        </w:rPr>
+        <w:t xml:space="preserve">Navigating the </w:t>
+      </w:r>
+      <w:r>
+        <w:rPr>
+          <w:lang w:val="en-CA"/>
+        </w:rPr>
+        <w:t>u</w:t>
+      </w:r>
+      <w:r>
+        <w:rPr>
+          <w:lang w:val="en-CA"/>
+        </w:rPr>
+        <w:t xml:space="preserve">nknown: The </w:t>
+      </w:r>
+      <w:r>
+        <w:rPr>
+          <w:lang w:val="en-CA"/>
+        </w:rPr>
+        <w:t>s</w:t>
+      </w:r>
+      <w:r>
+        <w:rPr>
+          <w:lang w:val="en-CA"/>
+        </w:rPr>
+        <w:t xml:space="preserve">ociocultural and </w:t>
+      </w:r>
+      <w:r>
+        <w:rPr>
+          <w:lang w:val="en-CA"/>
+        </w:rPr>
+        <w:t>m</w:t>
+      </w:r>
+      <w:r>
+        <w:rPr>
+          <w:lang w:val="en-CA"/>
+        </w:rPr>
+        <w:t xml:space="preserve">etacognitive </w:t>
+      </w:r>
+      <w:r>
+        <w:rPr>
+          <w:lang w:val="en-CA"/>
+        </w:rPr>
+        <w:t>a</w:t>
+      </w:r>
+      <w:r>
+        <w:rPr>
+          <w:lang w:val="en-CA"/>
+        </w:rPr>
+        <w:t xml:space="preserve">rchitecture of </w:t>
+      </w:r>
+      <w:r>
+        <w:rPr>
+          <w:lang w:val="en-CA"/>
+        </w:rPr>
+        <w:t>w</w:t>
+      </w:r>
+      <w:r>
+        <w:rPr>
+          <w:lang w:val="en-CA"/>
+        </w:rPr>
+        <w:t>isdom. </w:t>
+      </w:r>
+      <w:r>
+        <w:rPr>
+          <w:i/>
           <w:iCs/>
           <w:lang w:val="en-CA"/>
         </w:rPr>
-        <w:t>corresponding</w:t>
-      </w:r>
-      <w:proofErr w:type="gramEnd"/>
-      <w:r>
-        <w:rPr>
-          <w:iCs/>
-          <w:lang w:val="en-CA"/>
-        </w:rPr>
-        <w:t xml:space="preserve"> authors</w:t>
-      </w:r>
-    </w:p>
-    <w:p>
-      <w:pPr>
-        <w:autoSpaceDE w:val="0"/>
-        <w:autoSpaceDN w:val="0"/>
-        <w:adjustRightInd w:val="0"/>
-        <w:ind w:left="709" w:hanging="709"/>
-        <w:rPr>
-          <w:lang w:val="en-CA"/>
-        </w:rPr>
-      </w:pPr>
-      <w:proofErr w:type="spellStart"/>
-      <w:r>
-        <w:rPr>
-          <w:u w:val="single"/>
-          <w:lang w:val="en-CA"/>
-        </w:rPr>
-        <w:t>Kachhiyapatel</w:t>
-      </w:r>
-      <w:proofErr w:type="spellEnd"/>
-      <w:r>
-        <w:rPr>
-          <w:u w:val="single"/>
-          <w:lang w:val="en-CA"/>
-        </w:rPr>
-        <w:t>, N</w:t>
-      </w:r>
-      <w:r>
-        <w:rPr>
-          <w:lang w:val="en-CA"/>
-        </w:rPr>
-        <w:t xml:space="preserve">., &amp; </w:t>
-      </w:r>
-      <w:r>
-        <w:rPr>
-          <w:b/>
-          <w:bCs/>
-          <w:lang w:val="en-CA"/>
-        </w:rPr>
-        <w:t>Grossmann, I.</w:t>
-      </w:r>
-      <w:r>
-        <w:rPr>
-          <w:lang w:val="en-CA"/>
-        </w:rPr>
-        <w:t xml:space="preserve"> (2026). The </w:t>
-      </w:r>
-      <w:r>
-        <w:rPr>
-          <w:lang w:val="en-CA"/>
-        </w:rPr>
-        <w:t>m</w:t>
-      </w:r>
-      <w:r>
-        <w:rPr>
-          <w:lang w:val="en-CA"/>
-        </w:rPr>
-        <w:t xml:space="preserve">oral </w:t>
-      </w:r>
-      <w:r>
-        <w:rPr>
-          <w:lang w:val="en-CA"/>
-        </w:rPr>
-        <w:t>b</w:t>
-      </w:r>
-      <w:r>
-        <w:rPr>
-          <w:lang w:val="en-CA"/>
-        </w:rPr>
-        <w:t xml:space="preserve">lueprint </w:t>
-      </w:r>
-      <w:r>
-        <w:rPr>
-          <w:lang w:val="en-CA"/>
-        </w:rPr>
-        <w:t>i</w:t>
-      </w:r>
-      <w:r>
-        <w:rPr>
-          <w:lang w:val="en-CA"/>
-        </w:rPr>
-        <w:t xml:space="preserve">s </w:t>
-      </w:r>
-      <w:r>
-        <w:rPr>
-          <w:lang w:val="en-CA"/>
-        </w:rPr>
-        <w:t>n</w:t>
-      </w:r>
-      <w:r>
-        <w:rPr>
-          <w:lang w:val="en-CA"/>
-        </w:rPr>
-        <w:t xml:space="preserve">ot </w:t>
-      </w:r>
-      <w:r>
-        <w:rPr>
-          <w:lang w:val="en-CA"/>
-        </w:rPr>
-        <w:t>n</w:t>
-      </w:r>
-      <w:r>
-        <w:rPr>
-          <w:lang w:val="en-CA"/>
-        </w:rPr>
-        <w:t xml:space="preserve">ecessary for STEM </w:t>
-      </w:r>
-      <w:r>
-        <w:rPr>
-          <w:lang w:val="en-CA"/>
-        </w:rPr>
-        <w:t>w</w:t>
-      </w:r>
-      <w:r>
-        <w:rPr>
-          <w:lang w:val="en-CA"/>
-        </w:rPr>
-        <w:t>isdom. </w:t>
-      </w:r>
-      <w:r>
-        <w:rPr>
-          <w:i/>
-          <w:iCs/>
-          <w:lang w:val="en-CA"/>
-        </w:rPr>
-        <w:t>Roeper Review</w:t>
-      </w:r>
-      <w:r>
-        <w:rPr>
-          <w:lang w:val="en-CA"/>
-        </w:rPr>
-        <w:t xml:space="preserve">, 1–12. </w:t>
-      </w:r>
-    </w:p>
-    <w:p>
-      <w:pPr>
-        <w:autoSpaceDE w:val="0"/>
-        <w:autoSpaceDN w:val="0"/>
-        <w:adjustRightInd w:val="0"/>
-        <w:ind w:left="709" w:hanging="709"/>
-        <w:rPr>
-          <w:lang w:val="en-CA"/>
-        </w:rPr>
-      </w:pPr>
-      <w:r>
-        <w:rPr>
-          <w:iCs/>
-          <w:lang w:val="en-CA"/>
-        </w:rPr>
-        <w:t xml:space="preserve">Kunst, J. </w:t>
-      </w:r>
-      <w:r>
-        <w:rPr>
-          <w:iCs/>
-          <w:lang w:val="en-CA"/>
-        </w:rPr>
-        <w:t>R</w:t>
-      </w:r>
-      <w:r>
-        <w:rPr>
-          <w:iCs/>
-          <w:lang w:val="en-CA"/>
-        </w:rPr>
-        <w:t xml:space="preserve">., </w:t>
-      </w:r>
-      <w:r>
-        <w:rPr>
-          <w:iCs/>
-          <w:lang w:val="en-CA"/>
-        </w:rPr>
-        <w:t>Bes</w:t>
-      </w:r>
-      <w:r>
-        <w:rPr>
-          <w:iCs/>
-          <w:lang w:val="en-CA"/>
-        </w:rPr>
-        <w:t>ta</w:t>
-      </w:r>
-      <w:r>
-        <w:rPr>
-          <w:iCs/>
-          <w:lang w:val="en-CA"/>
-        </w:rPr>
-        <w:t xml:space="preserve">, </w:t>
-      </w:r>
-      <w:r>
-        <w:rPr>
-          <w:iCs/>
-          <w:lang w:val="en-CA"/>
-        </w:rPr>
-        <w:t>T.</w:t>
-      </w:r>
-      <w:r>
-        <w:rPr>
-          <w:iCs/>
-          <w:lang w:val="en-CA"/>
-        </w:rPr>
-        <w:t xml:space="preserve">, </w:t>
-      </w:r>
-      <w:proofErr w:type="spellStart"/>
-      <w:r>
-        <w:rPr>
-          <w:iCs/>
-          <w:lang w:val="en-CA"/>
-        </w:rPr>
-        <w:t>Jaśkiewicz</w:t>
-      </w:r>
-      <w:proofErr w:type="spellEnd"/>
-      <w:r>
-        <w:rPr>
-          <w:iCs/>
-          <w:lang w:val="en-CA"/>
-        </w:rPr>
-        <w:t xml:space="preserve">, </w:t>
-      </w:r>
-      <w:r>
-        <w:rPr>
-          <w:iCs/>
-          <w:lang w:val="en-CA"/>
-        </w:rPr>
-        <w:t>M.</w:t>
-      </w:r>
-      <w:r>
-        <w:rPr>
-          <w:iCs/>
-          <w:lang w:val="en-CA"/>
-        </w:rPr>
-        <w:t xml:space="preserve">, </w:t>
-      </w:r>
-      <w:r>
-        <w:rPr>
-          <w:iCs/>
-          <w:lang w:val="en-CA"/>
-        </w:rPr>
-        <w:t>Gajda</w:t>
-      </w:r>
-      <w:r>
-        <w:rPr>
-          <w:iCs/>
-          <w:lang w:val="en-CA"/>
-        </w:rPr>
-        <w:t xml:space="preserve">, </w:t>
-      </w:r>
-      <w:r>
-        <w:rPr>
-          <w:iCs/>
-          <w:lang w:val="en-CA"/>
-        </w:rPr>
-        <w:t xml:space="preserve">A. </w:t>
-      </w:r>
-      <w:r>
-        <w:rPr>
-          <w:iCs/>
-          <w:lang w:val="en-CA"/>
-        </w:rPr>
-        <w:t xml:space="preserve">N., </w:t>
-      </w:r>
-      <w:r>
-        <w:rPr>
-          <w:iCs/>
-          <w:lang w:val="en-CA"/>
-        </w:rPr>
-        <w:t>Sanden</w:t>
-      </w:r>
-      <w:r>
-        <w:rPr>
-          <w:iCs/>
-          <w:lang w:val="en-CA"/>
-        </w:rPr>
-        <w:t xml:space="preserve">, </w:t>
-      </w:r>
-      <w:r>
-        <w:rPr>
-          <w:iCs/>
-          <w:lang w:val="en-CA"/>
-        </w:rPr>
-        <w:t>M</w:t>
-      </w:r>
-      <w:r>
-        <w:rPr>
-          <w:iCs/>
-          <w:lang w:val="en-CA"/>
-        </w:rPr>
-        <w:t xml:space="preserve">., ... </w:t>
-      </w:r>
-      <w:r>
-        <w:rPr>
-          <w:iCs/>
-          <w:lang w:val="en-CA"/>
-        </w:rPr>
-        <w:t xml:space="preserve">&amp; </w:t>
-      </w:r>
-      <w:r>
-        <w:rPr>
-          <w:b/>
-          <w:bCs/>
-          <w:iCs/>
-          <w:lang w:val="en-CA"/>
-        </w:rPr>
-        <w:t>Grossmann, I</w:t>
-      </w:r>
-      <w:r>
-        <w:rPr>
-          <w:iCs/>
-          <w:lang w:val="en-CA"/>
-        </w:rPr>
-        <w:t>….</w:t>
-      </w:r>
-      <w:r>
-        <w:rPr>
-          <w:iCs/>
-          <w:lang w:val="en-CA"/>
-        </w:rPr>
-        <w:t xml:space="preserve"> &amp; Milan, O.</w:t>
-      </w:r>
-      <w:r>
-        <w:rPr>
-          <w:iCs/>
-          <w:lang w:val="en-CA"/>
-        </w:rPr>
-        <w:t xml:space="preserve"> (</w:t>
-      </w:r>
-      <w:r>
-        <w:rPr>
-          <w:iCs/>
-          <w:lang w:val="en-CA"/>
-        </w:rPr>
-        <w:t>2026</w:t>
-      </w:r>
-      <w:r>
-        <w:rPr>
-          <w:iCs/>
-          <w:lang w:val="en-CA"/>
-        </w:rPr>
-        <w:t xml:space="preserve">). </w:t>
-      </w:r>
-      <w:r>
-        <w:rPr>
-          <w:iCs/>
-          <w:lang w:val="en-CA"/>
-        </w:rPr>
-        <w:t xml:space="preserve">The Psychology of </w:t>
-      </w:r>
-      <w:r>
-        <w:rPr>
-          <w:iCs/>
-          <w:lang w:val="en-CA"/>
-        </w:rPr>
-        <w:t>o</w:t>
-      </w:r>
-      <w:r>
-        <w:rPr>
-          <w:iCs/>
-          <w:lang w:val="en-CA"/>
-        </w:rPr>
-        <w:t xml:space="preserve">ffensive and </w:t>
-      </w:r>
-      <w:r>
-        <w:rPr>
-          <w:iCs/>
-          <w:lang w:val="en-CA"/>
-        </w:rPr>
-        <w:t>d</w:t>
-      </w:r>
-      <w:r>
-        <w:rPr>
-          <w:iCs/>
-          <w:lang w:val="en-CA"/>
-        </w:rPr>
-        <w:t xml:space="preserve">efensive </w:t>
-      </w:r>
-      <w:r>
-        <w:rPr>
-          <w:iCs/>
-          <w:lang w:val="en-CA"/>
-        </w:rPr>
-        <w:t>i</w:t>
-      </w:r>
-      <w:r>
-        <w:rPr>
-          <w:iCs/>
-          <w:lang w:val="en-CA"/>
-        </w:rPr>
-        <w:t xml:space="preserve">ntergroup </w:t>
-      </w:r>
-      <w:r>
-        <w:rPr>
-          <w:iCs/>
-          <w:lang w:val="en-CA"/>
-        </w:rPr>
-        <w:t>v</w:t>
-      </w:r>
-      <w:r>
-        <w:rPr>
-          <w:iCs/>
-          <w:lang w:val="en-CA"/>
-        </w:rPr>
-        <w:t xml:space="preserve">iolence: Preregistered </w:t>
-      </w:r>
-      <w:r>
-        <w:rPr>
-          <w:iCs/>
-          <w:lang w:val="en-CA"/>
-        </w:rPr>
-        <w:t>i</w:t>
-      </w:r>
-      <w:r>
-        <w:rPr>
-          <w:iCs/>
-          <w:lang w:val="en-CA"/>
-        </w:rPr>
-        <w:t>nsights from 58 countries</w:t>
-      </w:r>
-      <w:r>
-        <w:rPr>
-          <w:lang w:val="en-CA"/>
-        </w:rPr>
-        <w:t xml:space="preserve">. </w:t>
-      </w:r>
-      <w:r>
-        <w:rPr>
-          <w:i/>
-          <w:lang w:val="en-CA"/>
-        </w:rPr>
-        <w:t>Proceedings of the National Academy of Sciences of the United States of America</w:t>
-      </w:r>
-      <w:r>
-        <w:rPr>
-          <w:i/>
-          <w:lang w:val="en-CA"/>
-        </w:rPr>
-        <w:t>.</w:t>
-      </w:r>
-      <w:r>
-        <w:rPr>
-          <w:lang w:val="en-CA"/>
-        </w:rPr>
-        <w:t xml:space="preserve"> </w:t>
-      </w:r>
+        <w:t>Annual Review of Psychology</w:t>
+      </w:r>
+      <w:r>
+        <w:rPr>
+          <w:lang w:val="en-CA"/>
+        </w:rPr>
+        <w:t>, 78. </w:t>
+      </w:r>
+      <w:hyperlink r:id="rId49" w:history="1">
+        <w:r>
+          <w:rPr>
+            <w:rStyle w:val="Hyperlink"/>
+            <w:lang w:val="en-CA"/>
+          </w:rPr>
+          <w:t>https://doi.org/10.1146/annurev-psych-020226-034154</w:t>
+        </w:r>
+      </w:hyperlink>
     </w:p>
     <w:p>
       <w:pPr>
@@ -8633,99 +8123,489 @@
       <w:r>
         <w:rPr>
           <w:iCs/>
-          <w:u w:val="single"/>
-          <w:lang w:val="sv-SE"/>
-        </w:rPr>
-        <w:t>Rudnev, M</w:t>
+          <w:lang w:val="en-CA"/>
+        </w:rPr>
+        <w:t xml:space="preserve">Johnson, S. G.*, Karimi, A. H., Bengio, Y., Chater, N., Gerstenberg, T., Larson, K., ... </w:t>
       </w:r>
       <w:r>
         <w:rPr>
           <w:iCs/>
-          <w:lang w:val="sv-SE"/>
-        </w:rPr>
-        <w:t xml:space="preserve">., </w:t>
-      </w:r>
-      <w:r>
-        <w:rPr>
-          <w:iCs/>
-          <w:u w:val="single"/>
-          <w:lang w:val="sv-SE"/>
-        </w:rPr>
-        <w:t>De La Rosa</w:t>
-      </w:r>
-      <w:r>
-        <w:rPr>
-          <w:iCs/>
-          <w:lang w:val="sv-SE"/>
-        </w:rPr>
-        <w:t xml:space="preserve">, </w:t>
-      </w:r>
-      <w:r>
-        <w:rPr>
-          <w:iCs/>
-          <w:u w:val="single"/>
-          <w:lang w:val="sv-SE"/>
-        </w:rPr>
-        <w:t>A. L. R.</w:t>
-      </w:r>
-      <w:r>
-        <w:rPr>
-          <w:iCs/>
-          <w:lang w:val="sv-SE"/>
-        </w:rPr>
-        <w:t xml:space="preserve">, </w:t>
-      </w:r>
-      <w:r>
-        <w:rPr>
-          <w:iCs/>
-          <w:u w:val="single"/>
-          <w:lang w:val="sv-SE"/>
-        </w:rPr>
-        <w:t>Barrett, R</w:t>
-      </w:r>
-      <w:r>
-        <w:rPr>
-          <w:iCs/>
-          <w:lang w:val="sv-SE"/>
-        </w:rPr>
-        <w:t xml:space="preserve">., Christakis, N., &amp; </w:t>
+          <w:lang w:val="en-CA"/>
+        </w:rPr>
+        <w:t xml:space="preserve">&amp; </w:t>
       </w:r>
       <w:r>
         <w:rPr>
           <w:b/>
           <w:bCs/>
           <w:iCs/>
-          <w:lang w:val="sv-SE"/>
+          <w:lang w:val="en-CA"/>
         </w:rPr>
         <w:t>Grossmann, I.</w:t>
       </w:r>
       <w:r>
         <w:rPr>
           <w:iCs/>
-          <w:lang w:val="sv-SE"/>
-        </w:rPr>
-        <w:t xml:space="preserve"> (2026). </w:t>
+          <w:lang w:val="en-CA"/>
+        </w:rPr>
+        <w:t xml:space="preserve">* (2026). </w:t>
       </w:r>
       <w:r>
         <w:rPr>
           <w:iCs/>
           <w:lang w:val="en-CA"/>
         </w:rPr>
-        <w:t xml:space="preserve">Measuring intellectual humility through situated behavior: An alternative to dispositional self-reports. </w:t>
-      </w:r>
-      <w:r>
-        <w:rPr>
-          <w:i/>
-          <w:lang w:val="en-CA"/>
-        </w:rPr>
-        <w:t>Behavior Research Methods</w:t>
+        <w:t>Imagining and building wise machines: The centrality of AI metacognition.</w:t>
       </w:r>
       <w:r>
         <w:rPr>
           <w:iCs/>
           <w:lang w:val="en-CA"/>
         </w:rPr>
-        <w:t>, 58 (150).</w:t>
+        <w:t xml:space="preserve"> </w:t>
+      </w:r>
+      <w:r>
+        <w:rPr>
+          <w:i/>
+          <w:lang w:val="en-CA"/>
+        </w:rPr>
+        <w:t xml:space="preserve">Trends in Cognitive Sciences. </w:t>
+      </w:r>
+      <w:r>
+        <w:rPr>
+          <w:iCs/>
+          <w:lang w:val="en-CA"/>
+        </w:rPr>
+        <w:t>*corresponding authors</w:t>
+      </w:r>
+    </w:p>
+    <w:p>
+      <w:pPr>
+        <w:autoSpaceDE w:val="0"/>
+        <w:autoSpaceDN w:val="0"/>
+        <w:adjustRightInd w:val="0"/>
+        <w:ind w:left="709" w:hanging="709"/>
+        <w:rPr>
+          <w:lang w:val="en-CA"/>
+        </w:rPr>
+      </w:pPr>
+      <w:r>
+        <w:rPr>
+          <w:u w:val="single"/>
+          <w:lang w:val="en-CA"/>
+        </w:rPr>
+        <w:t>Kachhiyapatel, N</w:t>
+      </w:r>
+      <w:r>
+        <w:rPr>
+          <w:lang w:val="en-CA"/>
+        </w:rPr>
+        <w:t xml:space="preserve">., &amp; </w:t>
+      </w:r>
+      <w:r>
+        <w:rPr>
+          <w:b/>
+          <w:bCs/>
+          <w:lang w:val="en-CA"/>
+        </w:rPr>
+        <w:t>Grossmann, I.</w:t>
+      </w:r>
+      <w:r>
+        <w:rPr>
+          <w:lang w:val="en-CA"/>
+        </w:rPr>
+        <w:t xml:space="preserve"> (2026). The </w:t>
+      </w:r>
+      <w:r>
+        <w:rPr>
+          <w:lang w:val="en-CA"/>
+        </w:rPr>
+        <w:t>m</w:t>
+      </w:r>
+      <w:r>
+        <w:rPr>
+          <w:lang w:val="en-CA"/>
+        </w:rPr>
+        <w:t xml:space="preserve">oral </w:t>
+      </w:r>
+      <w:r>
+        <w:rPr>
+          <w:lang w:val="en-CA"/>
+        </w:rPr>
+        <w:t>b</w:t>
+      </w:r>
+      <w:r>
+        <w:rPr>
+          <w:lang w:val="en-CA"/>
+        </w:rPr>
+        <w:t xml:space="preserve">lueprint </w:t>
+      </w:r>
+      <w:r>
+        <w:rPr>
+          <w:lang w:val="en-CA"/>
+        </w:rPr>
+        <w:t>i</w:t>
+      </w:r>
+      <w:r>
+        <w:rPr>
+          <w:lang w:val="en-CA"/>
+        </w:rPr>
+        <w:t xml:space="preserve">s </w:t>
+      </w:r>
+      <w:r>
+        <w:rPr>
+          <w:lang w:val="en-CA"/>
+        </w:rPr>
+        <w:t>n</w:t>
+      </w:r>
+      <w:r>
+        <w:rPr>
+          <w:lang w:val="en-CA"/>
+        </w:rPr>
+        <w:t xml:space="preserve">ot </w:t>
+      </w:r>
+      <w:r>
+        <w:rPr>
+          <w:lang w:val="en-CA"/>
+        </w:rPr>
+        <w:t>n</w:t>
+      </w:r>
+      <w:r>
+        <w:rPr>
+          <w:lang w:val="en-CA"/>
+        </w:rPr>
+        <w:t xml:space="preserve">ecessary for STEM </w:t>
+      </w:r>
+      <w:r>
+        <w:rPr>
+          <w:lang w:val="en-CA"/>
+        </w:rPr>
+        <w:t>w</w:t>
+      </w:r>
+      <w:r>
+        <w:rPr>
+          <w:lang w:val="en-CA"/>
+        </w:rPr>
+        <w:t>isdom. </w:t>
+      </w:r>
+      <w:r>
+        <w:rPr>
+          <w:i/>
+          <w:iCs/>
+          <w:lang w:val="en-CA"/>
+        </w:rPr>
+        <w:t>Roeper Review</w:t>
+      </w:r>
+      <w:r>
+        <w:rPr>
+          <w:lang w:val="en-CA"/>
+        </w:rPr>
+        <w:t xml:space="preserve">, 1–12. </w:t>
+      </w:r>
+    </w:p>
+    <w:p>
+      <w:pPr>
+        <w:autoSpaceDE w:val="0"/>
+        <w:autoSpaceDN w:val="0"/>
+        <w:adjustRightInd w:val="0"/>
+        <w:ind w:left="709" w:hanging="709"/>
+        <w:rPr>
+          <w:lang w:val="en-CA"/>
+        </w:rPr>
+      </w:pPr>
+      <w:r>
+        <w:rPr>
+          <w:iCs/>
+          <w:lang w:val="en-CA"/>
+        </w:rPr>
+        <w:t xml:space="preserve">Kunst, J. </w:t>
+      </w:r>
+      <w:r>
+        <w:rPr>
+          <w:iCs/>
+          <w:lang w:val="en-CA"/>
+        </w:rPr>
+        <w:t>R</w:t>
+      </w:r>
+      <w:r>
+        <w:rPr>
+          <w:iCs/>
+          <w:lang w:val="en-CA"/>
+        </w:rPr>
+        <w:t xml:space="preserve">., </w:t>
+      </w:r>
+      <w:r>
+        <w:rPr>
+          <w:iCs/>
+          <w:lang w:val="en-CA"/>
+        </w:rPr>
+        <w:t>Bes</w:t>
+      </w:r>
+      <w:r>
+        <w:rPr>
+          <w:iCs/>
+          <w:lang w:val="en-CA"/>
+        </w:rPr>
+        <w:t>ta</w:t>
+      </w:r>
+      <w:r>
+        <w:rPr>
+          <w:iCs/>
+          <w:lang w:val="en-CA"/>
+        </w:rPr>
+        <w:t xml:space="preserve">, </w:t>
+      </w:r>
+      <w:r>
+        <w:rPr>
+          <w:iCs/>
+          <w:lang w:val="en-CA"/>
+        </w:rPr>
+        <w:t>T.</w:t>
+      </w:r>
+      <w:r>
+        <w:rPr>
+          <w:iCs/>
+          <w:lang w:val="en-CA"/>
+        </w:rPr>
+        <w:t xml:space="preserve">, </w:t>
+      </w:r>
+      <w:r>
+        <w:rPr>
+          <w:iCs/>
+          <w:lang w:val="en-CA"/>
+        </w:rPr>
+        <w:t>Jaśkiewicz</w:t>
+      </w:r>
+      <w:r>
+        <w:rPr>
+          <w:iCs/>
+          <w:lang w:val="en-CA"/>
+        </w:rPr>
+        <w:t xml:space="preserve">, </w:t>
+      </w:r>
+      <w:r>
+        <w:rPr>
+          <w:iCs/>
+          <w:lang w:val="en-CA"/>
+        </w:rPr>
+        <w:t>M.</w:t>
+      </w:r>
+      <w:r>
+        <w:rPr>
+          <w:iCs/>
+          <w:lang w:val="en-CA"/>
+        </w:rPr>
+        <w:t xml:space="preserve">, </w:t>
+      </w:r>
+      <w:r>
+        <w:rPr>
+          <w:iCs/>
+          <w:lang w:val="en-CA"/>
+        </w:rPr>
+        <w:t>Gajda</w:t>
+      </w:r>
+      <w:r>
+        <w:rPr>
+          <w:iCs/>
+          <w:lang w:val="en-CA"/>
+        </w:rPr>
+        <w:t xml:space="preserve">, </w:t>
+      </w:r>
+      <w:r>
+        <w:rPr>
+          <w:iCs/>
+          <w:lang w:val="en-CA"/>
+        </w:rPr>
+        <w:t xml:space="preserve">A. </w:t>
+      </w:r>
+      <w:r>
+        <w:rPr>
+          <w:iCs/>
+          <w:lang w:val="en-CA"/>
+        </w:rPr>
+        <w:t xml:space="preserve">N., </w:t>
+      </w:r>
+      <w:r>
+        <w:rPr>
+          <w:iCs/>
+          <w:lang w:val="en-CA"/>
+        </w:rPr>
+        <w:t>Sanden</w:t>
+      </w:r>
+      <w:r>
+        <w:rPr>
+          <w:iCs/>
+          <w:lang w:val="en-CA"/>
+        </w:rPr>
+        <w:t xml:space="preserve">, </w:t>
+      </w:r>
+      <w:r>
+        <w:rPr>
+          <w:iCs/>
+          <w:lang w:val="en-CA"/>
+        </w:rPr>
+        <w:t>M</w:t>
+      </w:r>
+      <w:r>
+        <w:rPr>
+          <w:iCs/>
+          <w:lang w:val="en-CA"/>
+        </w:rPr>
+        <w:t xml:space="preserve">., ... </w:t>
+      </w:r>
+      <w:r>
+        <w:rPr>
+          <w:iCs/>
+          <w:lang w:val="en-CA"/>
+        </w:rPr>
+        <w:t xml:space="preserve">&amp; </w:t>
+      </w:r>
+      <w:r>
+        <w:rPr>
+          <w:b/>
+          <w:bCs/>
+          <w:iCs/>
+          <w:lang w:val="en-CA"/>
+        </w:rPr>
+        <w:t>Grossmann, I</w:t>
+      </w:r>
+      <w:r>
+        <w:rPr>
+          <w:iCs/>
+          <w:lang w:val="en-CA"/>
+        </w:rPr>
+        <w:t>….</w:t>
+      </w:r>
+      <w:r>
+        <w:rPr>
+          <w:iCs/>
+          <w:lang w:val="en-CA"/>
+        </w:rPr>
+        <w:t xml:space="preserve"> &amp; Milan, O.</w:t>
+      </w:r>
+      <w:r>
+        <w:rPr>
+          <w:iCs/>
+          <w:lang w:val="en-CA"/>
+        </w:rPr>
+        <w:t xml:space="preserve"> (</w:t>
+      </w:r>
+      <w:r>
+        <w:rPr>
+          <w:iCs/>
+          <w:lang w:val="en-CA"/>
+        </w:rPr>
+        <w:t>2026</w:t>
+      </w:r>
+      <w:r>
+        <w:rPr>
+          <w:iCs/>
+          <w:lang w:val="en-CA"/>
+        </w:rPr>
+        <w:t xml:space="preserve">). </w:t>
+      </w:r>
+      <w:r>
+        <w:rPr>
+          <w:iCs/>
+          <w:lang w:val="en-CA"/>
+        </w:rPr>
+        <w:t xml:space="preserve">The Psychology of </w:t>
+      </w:r>
+      <w:r>
+        <w:rPr>
+          <w:iCs/>
+          <w:lang w:val="en-CA"/>
+        </w:rPr>
+        <w:t>o</w:t>
+      </w:r>
+      <w:r>
+        <w:rPr>
+          <w:iCs/>
+          <w:lang w:val="en-CA"/>
+        </w:rPr>
+        <w:t xml:space="preserve">ffensive and </w:t>
+      </w:r>
+      <w:r>
+        <w:rPr>
+          <w:iCs/>
+          <w:lang w:val="en-CA"/>
+        </w:rPr>
+        <w:t>d</w:t>
+      </w:r>
+      <w:r>
+        <w:rPr>
+          <w:iCs/>
+          <w:lang w:val="en-CA"/>
+        </w:rPr>
+        <w:t xml:space="preserve">efensive </w:t>
+      </w:r>
+      <w:r>
+        <w:rPr>
+          <w:iCs/>
+          <w:lang w:val="en-CA"/>
+        </w:rPr>
+        <w:t>i</w:t>
+      </w:r>
+      <w:r>
+        <w:rPr>
+          <w:iCs/>
+          <w:lang w:val="en-CA"/>
+        </w:rPr>
+        <w:t xml:space="preserve">ntergroup </w:t>
+      </w:r>
+      <w:r>
+        <w:rPr>
+          <w:iCs/>
+          <w:lang w:val="en-CA"/>
+        </w:rPr>
+        <w:t>v</w:t>
+      </w:r>
+      <w:r>
+        <w:rPr>
+          <w:iCs/>
+          <w:lang w:val="en-CA"/>
+        </w:rPr>
+        <w:t xml:space="preserve">iolence: Preregistered </w:t>
+      </w:r>
+      <w:r>
+        <w:rPr>
+          <w:iCs/>
+          <w:lang w:val="en-CA"/>
+        </w:rPr>
+        <w:t>i</w:t>
+      </w:r>
+      <w:r>
+        <w:rPr>
+          <w:iCs/>
+          <w:lang w:val="en-CA"/>
+        </w:rPr>
+        <w:t>nsights from 58 countries</w:t>
+      </w:r>
+      <w:r>
+        <w:rPr>
+          <w:lang w:val="en-CA"/>
+        </w:rPr>
+        <w:t xml:space="preserve">. </w:t>
+      </w:r>
+      <w:r>
+        <w:rPr>
+          <w:i/>
+          <w:lang w:val="en-CA"/>
+        </w:rPr>
+        <w:t>Proceedings of the National Academy of Sciences of the United States of America</w:t>
+      </w:r>
+      <w:r>
+        <w:rPr>
+          <w:i/>
+          <w:lang w:val="en-CA"/>
+        </w:rPr>
+        <w:t>.</w:t>
+      </w:r>
+      <w:r>
+        <w:rPr>
+          <w:lang w:val="en-CA"/>
+        </w:rPr>
+        <w:t xml:space="preserve"> </w:t>
       </w:r>
     </w:p>
     <w:p>
@@ -8743,127 +8623,221 @@
       <w:r>
         <w:rPr>
           <w:iCs/>
-          <w:lang w:val="en-CA"/>
-        </w:rPr>
-        <w:t xml:space="preserve">Varnum, M. E. W. &amp; </w:t>
+          <w:u w:val="single"/>
+          <w:lang w:val="sv-SE"/>
+        </w:rPr>
+        <w:t>Rudnev, M</w:t>
+      </w:r>
+      <w:r>
+        <w:rPr>
+          <w:iCs/>
+          <w:lang w:val="sv-SE"/>
+        </w:rPr>
+        <w:t xml:space="preserve">., </w:t>
+      </w:r>
+      <w:r>
+        <w:rPr>
+          <w:iCs/>
+          <w:u w:val="single"/>
+          <w:lang w:val="sv-SE"/>
+        </w:rPr>
+        <w:t>De La Rosa</w:t>
+      </w:r>
+      <w:r>
+        <w:rPr>
+          <w:iCs/>
+          <w:lang w:val="sv-SE"/>
+        </w:rPr>
+        <w:t xml:space="preserve">, </w:t>
+      </w:r>
+      <w:r>
+        <w:rPr>
+          <w:iCs/>
+          <w:u w:val="single"/>
+          <w:lang w:val="sv-SE"/>
+        </w:rPr>
+        <w:t>A. L. R.</w:t>
+      </w:r>
+      <w:r>
+        <w:rPr>
+          <w:iCs/>
+          <w:lang w:val="sv-SE"/>
+        </w:rPr>
+        <w:t xml:space="preserve">, </w:t>
+      </w:r>
+      <w:r>
+        <w:rPr>
+          <w:iCs/>
+          <w:u w:val="single"/>
+          <w:lang w:val="sv-SE"/>
+        </w:rPr>
+        <w:t>Barrett, R</w:t>
+      </w:r>
+      <w:r>
+        <w:rPr>
+          <w:iCs/>
+          <w:lang w:val="sv-SE"/>
+        </w:rPr>
+        <w:t xml:space="preserve">., Christakis, N., &amp; </w:t>
       </w:r>
       <w:r>
         <w:rPr>
           <w:b/>
           <w:bCs/>
           <w:iCs/>
-          <w:lang w:val="en-CA"/>
+          <w:lang w:val="sv-SE"/>
         </w:rPr>
         <w:t>Grossmann, I.</w:t>
       </w:r>
       <w:r>
         <w:rPr>
           <w:iCs/>
-          <w:lang w:val="en-CA"/>
-        </w:rPr>
-        <w:t xml:space="preserve"> (</w:t>
+          <w:lang w:val="sv-SE"/>
+        </w:rPr>
+        <w:t xml:space="preserve"> (2026). </w:t>
       </w:r>
       <w:r>
         <w:rPr>
           <w:iCs/>
           <w:lang w:val="en-CA"/>
         </w:rPr>
-        <w:t>2026</w:t>
+        <w:t xml:space="preserve">Measuring intellectual humility through situated behavior: An alternative to dispositional self-reports. </w:t>
+      </w:r>
+      <w:r>
+        <w:rPr>
+          <w:i/>
+          <w:lang w:val="en-CA"/>
+        </w:rPr>
+        <w:t>Behavior Research Methods</w:t>
       </w:r>
       <w:r>
         <w:rPr>
           <w:iCs/>
           <w:lang w:val="en-CA"/>
         </w:rPr>
-        <w:t xml:space="preserve">). Understanding and </w:t>
-      </w:r>
-      <w:r>
-        <w:rPr>
-          <w:iCs/>
-          <w:lang w:val="en-CA"/>
-        </w:rPr>
-        <w:t>p</w:t>
-      </w:r>
-      <w:r>
-        <w:rPr>
-          <w:iCs/>
-          <w:lang w:val="en-CA"/>
-        </w:rPr>
-        <w:t xml:space="preserve">redicting </w:t>
-      </w:r>
-      <w:r>
-        <w:rPr>
-          <w:iCs/>
-          <w:lang w:val="en-CA"/>
-        </w:rPr>
-        <w:t>c</w:t>
-      </w:r>
-      <w:r>
-        <w:rPr>
-          <w:iCs/>
-          <w:lang w:val="en-CA"/>
-        </w:rPr>
-        <w:t>ultural</w:t>
-      </w:r>
-      <w:r>
-        <w:rPr>
-          <w:iCs/>
-          <w:lang w:val="en-CA"/>
-        </w:rPr>
-        <w:t xml:space="preserve"> c</w:t>
-      </w:r>
-      <w:r>
-        <w:rPr>
-          <w:iCs/>
-          <w:lang w:val="en-CA"/>
-        </w:rPr>
-        <w:t>hange</w:t>
-      </w:r>
-      <w:r>
-        <w:rPr>
-          <w:iCs/>
-          <w:lang w:val="en-CA"/>
-        </w:rPr>
-        <w:t xml:space="preserve">. </w:t>
-      </w:r>
-      <w:r>
-        <w:rPr>
-          <w:i/>
-          <w:lang w:val="en-CA"/>
-        </w:rPr>
-        <w:t>Advances in Experimental Social Psychology</w:t>
-      </w:r>
-      <w:r>
-        <w:rPr>
-          <w:iCs/>
-          <w:lang w:val="en-CA"/>
-        </w:rPr>
-        <w:t>. *</w:t>
-      </w:r>
-      <w:proofErr w:type="gramStart"/>
-      <w:r>
-        <w:rPr>
-          <w:iCs/>
-          <w:lang w:val="en-CA"/>
-        </w:rPr>
-        <w:t>shared</w:t>
-      </w:r>
-      <w:proofErr w:type="gramEnd"/>
-      <w:r>
-        <w:rPr>
-          <w:iCs/>
-          <w:lang w:val="en-CA"/>
-        </w:rPr>
-        <w:t xml:space="preserve"> authorship</w:t>
+        <w:t>, 58 (150).</w:t>
       </w:r>
     </w:p>
     <w:p>
       <w:pPr>
+        <w:widowControl w:val="0"/>
         <w:autoSpaceDE w:val="0"/>
         <w:autoSpaceDN w:val="0"/>
         <w:adjustRightInd w:val="0"/>
         <w:ind w:left="709" w:hanging="709"/>
         <w:rPr>
+          <w:iCs/>
+          <w:lang w:val="en-CA"/>
+        </w:rPr>
+      </w:pPr>
+      <w:r>
+        <w:rPr>
+          <w:iCs/>
+          <w:lang w:val="en-CA"/>
+        </w:rPr>
+        <w:t xml:space="preserve">Varnum, M. E. W. &amp; </w:t>
+      </w:r>
+      <w:r>
+        <w:rPr>
+          <w:b/>
+          <w:bCs/>
+          <w:iCs/>
+          <w:lang w:val="en-CA"/>
+        </w:rPr>
+        <w:t>Grossmann, I.</w:t>
+      </w:r>
+      <w:r>
+        <w:rPr>
+          <w:iCs/>
+          <w:lang w:val="en-CA"/>
+        </w:rPr>
+        <w:t xml:space="preserve"> (</w:t>
+      </w:r>
+      <w:r>
+        <w:rPr>
+          <w:iCs/>
+          <w:lang w:val="en-CA"/>
+        </w:rPr>
+        <w:t>2026</w:t>
+      </w:r>
+      <w:r>
+        <w:rPr>
+          <w:iCs/>
+          <w:lang w:val="en-CA"/>
+        </w:rPr>
+        <w:t xml:space="preserve">). Understanding and </w:t>
+      </w:r>
+      <w:r>
+        <w:rPr>
+          <w:iCs/>
+          <w:lang w:val="en-CA"/>
+        </w:rPr>
+        <w:t>p</w:t>
+      </w:r>
+      <w:r>
+        <w:rPr>
+          <w:iCs/>
+          <w:lang w:val="en-CA"/>
+        </w:rPr>
+        <w:t xml:space="preserve">redicting </w:t>
+      </w:r>
+      <w:r>
+        <w:rPr>
+          <w:iCs/>
+          <w:lang w:val="en-CA"/>
+        </w:rPr>
+        <w:t>c</w:t>
+      </w:r>
+      <w:r>
+        <w:rPr>
+          <w:iCs/>
+          <w:lang w:val="en-CA"/>
+        </w:rPr>
+        <w:t>ultural</w:t>
+      </w:r>
+      <w:r>
+        <w:rPr>
+          <w:iCs/>
+          <w:lang w:val="en-CA"/>
+        </w:rPr>
+        <w:t xml:space="preserve"> c</w:t>
+      </w:r>
+      <w:r>
+        <w:rPr>
+          <w:iCs/>
+          <w:lang w:val="en-CA"/>
+        </w:rPr>
+        <w:t>hange</w:t>
+      </w:r>
+      <w:r>
+        <w:rPr>
+          <w:iCs/>
+          <w:lang w:val="en-CA"/>
+        </w:rPr>
+        <w:t xml:space="preserve">. </w:t>
+      </w:r>
+      <w:r>
+        <w:rPr>
+          <w:i/>
+          <w:lang w:val="en-CA"/>
+        </w:rPr>
+        <w:t>Advances in Experimental Social Psychology</w:t>
+      </w:r>
+      <w:r>
+        <w:rPr>
+          <w:iCs/>
+          <w:lang w:val="en-CA"/>
+        </w:rPr>
+        <w:t>. *shared authorship</w:t>
+      </w:r>
+    </w:p>
+    <w:p>
+      <w:pPr>
+        <w:autoSpaceDE w:val="0"/>
+        <w:autoSpaceDN w:val="0"/>
+        <w:adjustRightInd w:val="0"/>
+        <w:ind w:left="709" w:hanging="709"/>
+        <w:rPr>
           <w:i/>
           <w:iCs/>
           <w:lang w:val="en-CA"/>
@@ -9128,21 +9102,7 @@
         <w:rPr>
           <w:lang w:val="en-CA"/>
         </w:rPr>
-        <w:t xml:space="preserve">., &amp; </w:t>
-      </w:r>
-      <w:proofErr w:type="spellStart"/>
-      <w:r>
-        <w:rPr>
-          <w:lang w:val="en-CA"/>
-        </w:rPr>
-        <w:t>Trodd</w:t>
-      </w:r>
-      <w:proofErr w:type="spellEnd"/>
-      <w:r>
-        <w:rPr>
-          <w:lang w:val="en-CA"/>
-        </w:rPr>
-        <w:t>, Z. (</w:t>
+        <w:t>., &amp; Trodd, Z. (</w:t>
       </w:r>
       <w:r>
         <w:rPr>
@@ -9263,6 +9223,7 @@
           <w:bCs/>
           <w:lang w:val="en-CA"/>
         </w:rPr>
+        <w:lastRenderedPageBreak/>
         <w:t>Grossmann, I.</w:t>
       </w:r>
       <w:r>
@@ -9336,7 +9297,6 @@
           <w:bCs/>
           <w:lang w:val="de-DE"/>
         </w:rPr>
-        <w:lastRenderedPageBreak/>
         <w:t>Grossmann, I.,</w:t>
       </w:r>
       <w:r>
@@ -9345,21 +9305,12 @@
         </w:rPr>
         <w:t xml:space="preserve"> </w:t>
       </w:r>
-      <w:proofErr w:type="spellStart"/>
       <w:r>
         <w:rPr>
           <w:u w:val="single"/>
           <w:lang w:val="de-DE"/>
         </w:rPr>
-        <w:t>Kachhiyapatel</w:t>
-      </w:r>
-      <w:proofErr w:type="spellEnd"/>
-      <w:r>
-        <w:rPr>
-          <w:u w:val="single"/>
-          <w:lang w:val="de-DE"/>
-        </w:rPr>
-        <w:t>, N</w:t>
+        <w:t>Kachhiyapatel, N</w:t>
       </w:r>
       <w:r>
         <w:rPr>
@@ -9745,19 +9696,11 @@
         </w:rPr>
         <w:t>c</w:t>
       </w:r>
-      <w:proofErr w:type="spellStart"/>
-      <w:r>
-        <w:rPr>
-          <w:lang w:val="en-CA"/>
-        </w:rPr>
-        <w:t>ognition</w:t>
-      </w:r>
-      <w:proofErr w:type="spellEnd"/>
-      <w:r>
-        <w:rPr>
-          <w:lang w:val="en-CA"/>
-        </w:rPr>
-        <w:t xml:space="preserve"> at the </w:t>
+      <w:r>
+        <w:rPr>
+          <w:lang w:val="en-CA"/>
+        </w:rPr>
+        <w:t xml:space="preserve">ognition at the </w:t>
       </w:r>
       <w:r>
         <w:rPr>
@@ -9765,19 +9708,11 @@
         </w:rPr>
         <w:t>b</w:t>
       </w:r>
-      <w:proofErr w:type="spellStart"/>
-      <w:r>
-        <w:rPr>
-          <w:lang w:val="en-CA"/>
-        </w:rPr>
-        <w:t>eginning</w:t>
-      </w:r>
-      <w:proofErr w:type="spellEnd"/>
-      <w:r>
-        <w:rPr>
-          <w:lang w:val="en-CA"/>
-        </w:rPr>
-        <w:t xml:space="preserve"> and the </w:t>
+      <w:r>
+        <w:rPr>
+          <w:lang w:val="en-CA"/>
+        </w:rPr>
+        <w:t xml:space="preserve">eginning and the </w:t>
       </w:r>
       <w:r>
         <w:rPr>
@@ -9785,19 +9720,11 @@
         </w:rPr>
         <w:t>e</w:t>
       </w:r>
-      <w:proofErr w:type="spellStart"/>
-      <w:r>
-        <w:rPr>
-          <w:lang w:val="en-CA"/>
-        </w:rPr>
-        <w:t>nd</w:t>
-      </w:r>
-      <w:proofErr w:type="spellEnd"/>
-      <w:r>
-        <w:rPr>
-          <w:lang w:val="en-CA"/>
-        </w:rPr>
-        <w:t xml:space="preserve"> of the </w:t>
+      <w:r>
+        <w:rPr>
+          <w:lang w:val="en-CA"/>
+        </w:rPr>
+        <w:t xml:space="preserve">nd of the </w:t>
       </w:r>
       <w:r>
         <w:rPr>
@@ -9817,7 +9744,6 @@
         </w:rPr>
         <w:t xml:space="preserve">. </w:t>
       </w:r>
-      <w:proofErr w:type="spellStart"/>
       <w:r>
         <w:rPr>
           <w:i/>
@@ -9826,7 +9752,6 @@
         </w:rPr>
         <w:t>Collabra</w:t>
       </w:r>
-      <w:proofErr w:type="spellEnd"/>
       <w:r>
         <w:rPr>
           <w:lang w:val="de-DE"/>
@@ -10515,23 +10440,7 @@
           <w:bCs/>
           <w:lang w:val="en-CA"/>
         </w:rPr>
-        <w:t>*</w:t>
-      </w:r>
-      <w:proofErr w:type="gramStart"/>
-      <w:r>
-        <w:rPr>
-          <w:bCs/>
-          <w:lang w:val="en-CA"/>
-        </w:rPr>
-        <w:t>corresponding</w:t>
-      </w:r>
-      <w:proofErr w:type="gramEnd"/>
-      <w:r>
-        <w:rPr>
-          <w:bCs/>
-          <w:lang w:val="en-CA"/>
-        </w:rPr>
-        <w:t xml:space="preserve"> author</w:t>
+        <w:t>*corresponding author</w:t>
       </w:r>
       <w:r>
         <w:rPr>
@@ -11039,7 +10948,6 @@
           <w:lang w:val="en-US"/>
         </w:rPr>
       </w:pPr>
-      <w:proofErr w:type="spellStart"/>
       <w:r>
         <w:rPr>
           <w:u w:val="single"/>
@@ -11047,7 +10955,6 @@
         </w:rPr>
         <w:t>Kachhiyapatel</w:t>
       </w:r>
-      <w:proofErr w:type="spellEnd"/>
       <w:r>
         <w:rPr>
           <w:u w:val="single"/>
@@ -11247,19 +11154,11 @@
         </w:rPr>
         <w:t>w</w:t>
       </w:r>
-      <w:proofErr w:type="spellStart"/>
-      <w:r>
-        <w:rPr>
-          <w:lang w:val="en-CA"/>
-        </w:rPr>
-        <w:t>isdom</w:t>
-      </w:r>
-      <w:proofErr w:type="spellEnd"/>
-      <w:r>
-        <w:rPr>
-          <w:lang w:val="en-CA"/>
-        </w:rPr>
-        <w:t xml:space="preserve"> </w:t>
+      <w:r>
+        <w:rPr>
+          <w:lang w:val="en-CA"/>
+        </w:rPr>
+        <w:t xml:space="preserve">isdom </w:t>
       </w:r>
       <w:r>
         <w:rPr>
@@ -11267,19 +11166,11 @@
         </w:rPr>
         <w:t>p</w:t>
       </w:r>
-      <w:proofErr w:type="spellStart"/>
-      <w:r>
-        <w:rPr>
-          <w:lang w:val="en-CA"/>
-        </w:rPr>
-        <w:t>erception</w:t>
-      </w:r>
-      <w:proofErr w:type="spellEnd"/>
-      <w:r>
-        <w:rPr>
-          <w:lang w:val="en-CA"/>
-        </w:rPr>
-        <w:t xml:space="preserve"> </w:t>
+      <w:r>
+        <w:rPr>
+          <w:lang w:val="en-CA"/>
+        </w:rPr>
+        <w:t xml:space="preserve">erception </w:t>
       </w:r>
       <w:r>
         <w:rPr>
@@ -11299,19 +11190,11 @@
         </w:rPr>
         <w:t>t</w:t>
       </w:r>
-      <w:proofErr w:type="spellStart"/>
-      <w:r>
-        <w:rPr>
-          <w:lang w:val="en-CA"/>
-        </w:rPr>
-        <w:t>welve</w:t>
-      </w:r>
-      <w:proofErr w:type="spellEnd"/>
-      <w:r>
-        <w:rPr>
-          <w:lang w:val="en-CA"/>
-        </w:rPr>
-        <w:t xml:space="preserve"> </w:t>
+      <w:r>
+        <w:rPr>
+          <w:lang w:val="en-CA"/>
+        </w:rPr>
+        <w:t xml:space="preserve">welve </w:t>
       </w:r>
       <w:r>
         <w:rPr>
@@ -11319,19 +11202,11 @@
         </w:rPr>
         <w:t>c</w:t>
       </w:r>
-      <w:proofErr w:type="spellStart"/>
-      <w:r>
-        <w:rPr>
-          <w:lang w:val="en-CA"/>
-        </w:rPr>
-        <w:t>ountries</w:t>
-      </w:r>
-      <w:proofErr w:type="spellEnd"/>
-      <w:r>
-        <w:rPr>
-          <w:lang w:val="en-CA"/>
-        </w:rPr>
-        <w:t xml:space="preserve"> on </w:t>
+      <w:r>
+        <w:rPr>
+          <w:lang w:val="en-CA"/>
+        </w:rPr>
+        <w:t xml:space="preserve">ountries on </w:t>
       </w:r>
       <w:r>
         <w:rPr>
@@ -11339,19 +11214,11 @@
         </w:rPr>
         <w:t>f</w:t>
       </w:r>
-      <w:proofErr w:type="spellStart"/>
-      <w:r>
-        <w:rPr>
-          <w:lang w:val="en-CA"/>
-        </w:rPr>
-        <w:t>ive</w:t>
-      </w:r>
-      <w:proofErr w:type="spellEnd"/>
-      <w:r>
-        <w:rPr>
-          <w:lang w:val="en-CA"/>
-        </w:rPr>
-        <w:t xml:space="preserve"> </w:t>
+      <w:r>
+        <w:rPr>
+          <w:lang w:val="en-CA"/>
+        </w:rPr>
+        <w:t xml:space="preserve">ive </w:t>
       </w:r>
       <w:r>
         <w:rPr>
@@ -11359,19 +11226,11 @@
         </w:rPr>
         <w:t>c</w:t>
       </w:r>
-      <w:proofErr w:type="spellStart"/>
-      <w:r>
-        <w:rPr>
-          <w:lang w:val="en-CA"/>
-        </w:rPr>
-        <w:t>ontinents</w:t>
-      </w:r>
-      <w:proofErr w:type="spellEnd"/>
-      <w:r>
-        <w:rPr>
-          <w:lang w:val="en-CA"/>
-        </w:rPr>
-        <w:t xml:space="preserve">. </w:t>
+      <w:r>
+        <w:rPr>
+          <w:lang w:val="en-CA"/>
+        </w:rPr>
+        <w:t xml:space="preserve">ontinents. </w:t>
       </w:r>
       <w:r>
         <w:rPr>
@@ -11394,23 +11253,7 @@
           <w:bCs/>
           <w:lang w:val="en-CA"/>
         </w:rPr>
-        <w:t>*</w:t>
-      </w:r>
-      <w:proofErr w:type="gramStart"/>
-      <w:r>
-        <w:rPr>
-          <w:bCs/>
-          <w:lang w:val="en-CA"/>
-        </w:rPr>
-        <w:t>corresponding</w:t>
-      </w:r>
-      <w:proofErr w:type="gramEnd"/>
-      <w:r>
-        <w:rPr>
-          <w:bCs/>
-          <w:lang w:val="en-CA"/>
-        </w:rPr>
-        <w:t xml:space="preserve"> author</w:t>
+        <w:t>*corresponding author</w:t>
       </w:r>
       <w:r>
         <w:rPr>
@@ -11521,19 +11364,11 @@
         </w:rPr>
         <w:t>w</w:t>
       </w:r>
-      <w:proofErr w:type="spellStart"/>
-      <w:r>
-        <w:rPr>
-          <w:lang w:val="en-CA"/>
-        </w:rPr>
-        <w:t>isdom</w:t>
-      </w:r>
-      <w:proofErr w:type="spellEnd"/>
-      <w:r>
-        <w:rPr>
-          <w:lang w:val="en-CA"/>
-        </w:rPr>
-        <w:t xml:space="preserve">: Classifying </w:t>
+      <w:r>
+        <w:rPr>
+          <w:lang w:val="en-CA"/>
+        </w:rPr>
+        <w:t xml:space="preserve">isdom: Classifying </w:t>
       </w:r>
       <w:r>
         <w:rPr>
@@ -11547,7 +11382,6 @@
         </w:rPr>
         <w:t xml:space="preserve">eta-cognitive and </w:t>
       </w:r>
-      <w:proofErr w:type="gramStart"/>
       <w:r>
         <w:rPr>
           <w:lang w:val="en-US"/>
@@ -11558,14 +11392,7 @@
         <w:rPr>
           <w:lang w:val="en-CA"/>
         </w:rPr>
-        <w:t>orally-grounded</w:t>
-      </w:r>
-      <w:proofErr w:type="gramEnd"/>
-      <w:r>
-        <w:rPr>
-          <w:lang w:val="en-CA"/>
-        </w:rPr>
-        <w:t xml:space="preserve"> </w:t>
+        <w:t xml:space="preserve">orally-grounded </w:t>
       </w:r>
       <w:r>
         <w:rPr>
@@ -11573,19 +11400,11 @@
         </w:rPr>
         <w:t>n</w:t>
       </w:r>
-      <w:proofErr w:type="spellStart"/>
-      <w:r>
-        <w:rPr>
-          <w:lang w:val="en-CA"/>
-        </w:rPr>
-        <w:t>arrative</w:t>
-      </w:r>
-      <w:proofErr w:type="spellEnd"/>
-      <w:r>
-        <w:rPr>
-          <w:lang w:val="en-CA"/>
-        </w:rPr>
-        <w:t xml:space="preserve"> </w:t>
+      <w:r>
+        <w:rPr>
+          <w:lang w:val="en-CA"/>
+        </w:rPr>
+        <w:t xml:space="preserve">arrative </w:t>
       </w:r>
       <w:r>
         <w:rPr>
@@ -11593,19 +11412,11 @@
         </w:rPr>
         <w:t>c</w:t>
       </w:r>
-      <w:proofErr w:type="spellStart"/>
-      <w:r>
-        <w:rPr>
-          <w:lang w:val="en-CA"/>
-        </w:rPr>
-        <w:t>ontent</w:t>
-      </w:r>
-      <w:proofErr w:type="spellEnd"/>
-      <w:r>
-        <w:rPr>
-          <w:lang w:val="en-CA"/>
-        </w:rPr>
-        <w:t xml:space="preserve"> via Large Language Models.</w:t>
+      <w:r>
+        <w:rPr>
+          <w:lang w:val="en-CA"/>
+        </w:rPr>
+        <w:t>ontent via Large Language Models.</w:t>
       </w:r>
       <w:r>
         <w:rPr>
@@ -11714,18 +11525,8 @@
           <w:iCs/>
           <w:lang w:val="de-DE"/>
         </w:rPr>
-        <w:t xml:space="preserve">Acta </w:t>
-      </w:r>
-      <w:proofErr w:type="spellStart"/>
-      <w:r>
-        <w:rPr>
-          <w:i/>
-          <w:iCs/>
-          <w:lang w:val="de-DE"/>
-        </w:rPr>
-        <w:t>Psychologica</w:t>
-      </w:r>
-      <w:proofErr w:type="spellEnd"/>
+        <w:t>Acta Psychologica</w:t>
+      </w:r>
       <w:r>
         <w:rPr>
           <w:lang w:val="de-DE"/>
@@ -11770,6 +11571,7 @@
           <w:u w:val="single"/>
           <w:lang w:val="de-DE"/>
         </w:rPr>
+        <w:lastRenderedPageBreak/>
         <w:t>Britton, E. M</w:t>
       </w:r>
       <w:r>
@@ -12237,7 +12039,6 @@
           <w:bCs/>
           <w:lang w:val="en-CA"/>
         </w:rPr>
-        <w:lastRenderedPageBreak/>
         <w:t>Grossmann, I</w:t>
       </w:r>
       <w:r>
@@ -12655,19 +12456,11 @@
         </w:rPr>
         <w:t>*</w:t>
       </w:r>
-      <w:proofErr w:type="gramStart"/>
-      <w:r>
-        <w:rPr>
-          <w:lang w:val="en-CA"/>
-        </w:rPr>
-        <w:t>founder</w:t>
-      </w:r>
-      <w:proofErr w:type="gramEnd"/>
-      <w:r>
-        <w:rPr>
-          <w:lang w:val="en-CA"/>
-        </w:rPr>
-        <w:t xml:space="preserve"> and </w:t>
+      <w:r>
+        <w:rPr>
+          <w:lang w:val="en-CA"/>
+        </w:rPr>
+        <w:t xml:space="preserve">founder and </w:t>
       </w:r>
       <w:r>
         <w:rPr>
@@ -12739,21 +12532,7 @@
         <w:rPr>
           <w:lang w:val="en-CA"/>
         </w:rPr>
-        <w:t xml:space="preserve">., </w:t>
-      </w:r>
-      <w:proofErr w:type="spellStart"/>
-      <w:r>
-        <w:rPr>
-          <w:lang w:val="en-CA"/>
-        </w:rPr>
-        <w:t>Allroggen</w:t>
-      </w:r>
-      <w:proofErr w:type="spellEnd"/>
-      <w:r>
-        <w:rPr>
-          <w:lang w:val="en-CA"/>
-        </w:rPr>
-        <w:t xml:space="preserve">, </w:t>
+        <w:t xml:space="preserve">., Allroggen, </w:t>
       </w:r>
       <w:r>
         <w:rPr>
@@ -13116,21 +12895,7 @@
         <w:rPr>
           <w:lang w:val="en-CA"/>
         </w:rPr>
-        <w:t xml:space="preserve"> </w:t>
-      </w:r>
-      <w:proofErr w:type="spellStart"/>
-      <w:r>
-        <w:rPr>
-          <w:lang w:val="en-CA"/>
-        </w:rPr>
-        <w:t>doi</w:t>
-      </w:r>
-      <w:proofErr w:type="spellEnd"/>
-      <w:r>
-        <w:rPr>
-          <w:lang w:val="en-CA"/>
-        </w:rPr>
-        <w:t>: 10.1017/S0140525X21000728</w:t>
+        <w:t xml:space="preserve"> doi: 10.1017/S0140525X21000728</w:t>
       </w:r>
       <w:r>
         <w:rPr>
@@ -13326,21 +13091,7 @@
         <w:rPr>
           <w:lang w:val="en-CA"/>
         </w:rPr>
-        <w:t xml:space="preserve">., Kenrick, D. </w:t>
-      </w:r>
-      <w:proofErr w:type="spellStart"/>
-      <w:r>
-        <w:rPr>
-          <w:lang w:val="en-CA"/>
-        </w:rPr>
-        <w:t>Wiezel</w:t>
-      </w:r>
-      <w:proofErr w:type="spellEnd"/>
-      <w:r>
-        <w:rPr>
-          <w:lang w:val="en-CA"/>
-        </w:rPr>
-        <w:t xml:space="preserve">, A., </w:t>
+        <w:t xml:space="preserve">., Kenrick, D. Wiezel, A., </w:t>
       </w:r>
       <w:r>
         <w:rPr>
@@ -13410,21 +13161,7 @@
         <w:rPr>
           <w:lang w:val="en-CA"/>
         </w:rPr>
-        <w:t xml:space="preserve">Pick, C. M., Ko, A., Wormley, A. S., </w:t>
-      </w:r>
-      <w:proofErr w:type="spellStart"/>
-      <w:r>
-        <w:rPr>
-          <w:lang w:val="en-CA"/>
-        </w:rPr>
-        <w:t>Wiezel</w:t>
-      </w:r>
-      <w:proofErr w:type="spellEnd"/>
-      <w:r>
-        <w:rPr>
-          <w:lang w:val="en-CA"/>
-        </w:rPr>
-        <w:t xml:space="preserve">, A., Kenrick, D. T., Al-Shawaf, L., […] </w:t>
+        <w:t xml:space="preserve">Pick, C. M., Ko, A., Wormley, A. S., Wiezel, A., Kenrick, D. T., Al-Shawaf, L., […] </w:t>
       </w:r>
       <w:r>
         <w:rPr>
@@ -13505,7 +13242,6 @@
         </w:rPr>
         <w:t>Elnakouri, A.</w:t>
       </w:r>
-      <w:proofErr w:type="gramStart"/>
       <w:r>
         <w:rPr>
           <w:lang w:val="en-CA"/>
@@ -13517,15 +13253,7 @@
           <w:u w:val="single"/>
           <w:lang w:val="en-CA"/>
         </w:rPr>
-        <w:t>Meyers</w:t>
-      </w:r>
-      <w:proofErr w:type="gramEnd"/>
-      <w:r>
-        <w:rPr>
-          <w:u w:val="single"/>
-          <w:lang w:val="en-CA"/>
-        </w:rPr>
-        <w:t>, E. A.</w:t>
+        <w:t>Meyers, E. A.</w:t>
       </w:r>
       <w:r>
         <w:rPr>
@@ -13612,19 +13340,11 @@
         </w:rPr>
         <w:t>*</w:t>
       </w:r>
-      <w:proofErr w:type="gramStart"/>
-      <w:r>
-        <w:rPr>
-          <w:lang w:val="en-CA"/>
-        </w:rPr>
-        <w:t>corresponding</w:t>
-      </w:r>
-      <w:proofErr w:type="gramEnd"/>
-      <w:r>
-        <w:rPr>
-          <w:lang w:val="en-CA"/>
-        </w:rPr>
-        <w:t xml:space="preserve"> author</w:t>
+      <w:r>
+        <w:rPr>
+          <w:lang w:val="en-CA"/>
+        </w:rPr>
+        <w:t>corresponding author</w:t>
       </w:r>
     </w:p>
     <w:bookmarkEnd w:id="10"/>
@@ -13644,21 +13364,12 @@
         </w:rPr>
         <w:t xml:space="preserve">Choi, E., Farb, N. A., </w:t>
       </w:r>
-      <w:proofErr w:type="spellStart"/>
       <w:r>
         <w:rPr>
           <w:u w:val="single"/>
           <w:lang w:val="en-CA"/>
         </w:rPr>
-        <w:t>Pogrebtsova</w:t>
-      </w:r>
-      <w:proofErr w:type="spellEnd"/>
-      <w:r>
-        <w:rPr>
-          <w:u w:val="single"/>
-          <w:lang w:val="en-CA"/>
-        </w:rPr>
-        <w:t>, E</w:t>
+        <w:t>Pogrebtsova, E</w:t>
       </w:r>
       <w:r>
         <w:rPr>
@@ -13705,16 +13416,8 @@
         <w:rPr>
           <w:lang w:val="en-CA"/>
         </w:rPr>
-        <w:t xml:space="preserve">*corresponding </w:t>
-      </w:r>
-      <w:proofErr w:type="gramStart"/>
-      <w:r>
-        <w:rPr>
-          <w:lang w:val="en-CA"/>
-        </w:rPr>
-        <w:t>author</w:t>
-      </w:r>
-      <w:proofErr w:type="gramEnd"/>
+        <w:t>*corresponding author</w:t>
+      </w:r>
     </w:p>
     <w:bookmarkEnd w:id="21"/>
     <w:p>
@@ -14123,6 +13826,7 @@
           <w:shd w:val="clear" w:color="auto" w:fill="FFFFFF"/>
           <w:lang w:val="de-DE"/>
         </w:rPr>
+        <w:lastRenderedPageBreak/>
         <w:t>Grossmann, I.</w:t>
       </w:r>
       <w:r>
@@ -14199,21 +13903,7 @@
         <w:rPr>
           <w:lang w:val="en-CA"/>
         </w:rPr>
-        <w:t xml:space="preserve">Jayawickreme, E., Infurna, F. J., </w:t>
-      </w:r>
-      <w:proofErr w:type="spellStart"/>
-      <w:r>
-        <w:rPr>
-          <w:lang w:val="en-CA"/>
-        </w:rPr>
-        <w:t>Alajak</w:t>
-      </w:r>
-      <w:proofErr w:type="spellEnd"/>
-      <w:r>
-        <w:rPr>
-          <w:lang w:val="en-CA"/>
-        </w:rPr>
-        <w:t xml:space="preserve">, K., Blackie, L. E. R., Chopik, W. J., Chung, J. M., </w:t>
+        <w:t xml:space="preserve">Jayawickreme, E., Infurna, F. J., Alajak, K., Blackie, L. E. R., Chopik, W. J., Chung, J. M., </w:t>
       </w:r>
       <w:r>
         <w:rPr>
@@ -14226,21 +13916,7 @@
         <w:rPr>
           <w:lang w:val="en-CA"/>
         </w:rPr>
-        <w:t xml:space="preserve">., Fleeson, W., </w:t>
-      </w:r>
-      <w:proofErr w:type="spellStart"/>
-      <w:r>
-        <w:rPr>
-          <w:lang w:val="en-CA"/>
-        </w:rPr>
-        <w:t>Forgeard</w:t>
-      </w:r>
-      <w:proofErr w:type="spellEnd"/>
-      <w:r>
-        <w:rPr>
-          <w:lang w:val="en-CA"/>
-        </w:rPr>
-        <w:t xml:space="preserve">, M. J. C., Frazier, P., Furr, R. M., </w:t>
+        <w:t xml:space="preserve">., Fleeson, W., Forgeard, M. J. C., Frazier, P., Furr, R. M., </w:t>
       </w:r>
       <w:r>
         <w:rPr>
@@ -14366,7 +14042,6 @@
         <w:rPr>
           <w:lang w:val="en-CA"/>
         </w:rPr>
-        <w:lastRenderedPageBreak/>
         <w:t xml:space="preserve">+top 10 most downloaded paper of the year in </w:t>
       </w:r>
       <w:r>
@@ -14599,21 +14274,7 @@
         <w:rPr>
           <w:lang w:val="en-CA"/>
         </w:rPr>
-        <w:t xml:space="preserve">, Fugelsang, J. A., </w:t>
-      </w:r>
-      <w:proofErr w:type="spellStart"/>
-      <w:r>
-        <w:rPr>
-          <w:lang w:val="en-CA"/>
-        </w:rPr>
-        <w:t>Sorokowski</w:t>
-      </w:r>
-      <w:proofErr w:type="spellEnd"/>
-      <w:r>
-        <w:rPr>
-          <w:lang w:val="en-CA"/>
-        </w:rPr>
-        <w:t xml:space="preserve">, P., </w:t>
+        <w:t xml:space="preserve">, Fugelsang, J. A., Sorokowski, P., </w:t>
       </w:r>
       <w:r>
         <w:rPr>
@@ -15325,21 +14986,12 @@
         </w:rPr>
         <w:t xml:space="preserve">(2), 185-194. </w:t>
       </w:r>
-      <w:proofErr w:type="spellStart"/>
       <w:r>
         <w:rPr>
           <w:rFonts w:cs="Times New Roman"/>
           <w:lang w:val="en-CA"/>
         </w:rPr>
-        <w:t>doi</w:t>
-      </w:r>
-      <w:proofErr w:type="spellEnd"/>
-      <w:r>
-        <w:rPr>
-          <w:rFonts w:cs="Times New Roman"/>
-          <w:lang w:val="en-CA"/>
-        </w:rPr>
-        <w:t>: 10.1080/1047840X.2020.1750920</w:t>
+        <w:t>doi: 10.1080/1047840X.2020.1750920</w:t>
       </w:r>
       <w:r>
         <w:rPr>
@@ -15396,49 +15048,7 @@
         <w:rPr>
           <w:lang w:val="en-CA"/>
         </w:rPr>
-        <w:t xml:space="preserve">Hanaei, S., </w:t>
-      </w:r>
-      <w:proofErr w:type="spellStart"/>
-      <w:r>
-        <w:rPr>
-          <w:lang w:val="en-CA"/>
-        </w:rPr>
-        <w:t>Takian</w:t>
-      </w:r>
-      <w:proofErr w:type="spellEnd"/>
-      <w:r>
-        <w:rPr>
-          <w:lang w:val="en-CA"/>
-        </w:rPr>
-        <w:t xml:space="preserve">, A., </w:t>
-      </w:r>
-      <w:proofErr w:type="spellStart"/>
-      <w:r>
-        <w:rPr>
-          <w:lang w:val="en-CA"/>
-        </w:rPr>
-        <w:t>Majdzadeh</w:t>
-      </w:r>
-      <w:proofErr w:type="spellEnd"/>
-      <w:r>
-        <w:rPr>
-          <w:lang w:val="en-CA"/>
-        </w:rPr>
-        <w:t xml:space="preserve">, R., </w:t>
-      </w:r>
-      <w:proofErr w:type="spellStart"/>
-      <w:r>
-        <w:rPr>
-          <w:lang w:val="en-CA"/>
-        </w:rPr>
-        <w:t>Maboloc</w:t>
-      </w:r>
-      <w:proofErr w:type="spellEnd"/>
-      <w:r>
-        <w:rPr>
-          <w:lang w:val="en-CA"/>
-        </w:rPr>
-        <w:t xml:space="preserve">, C. R., </w:t>
+        <w:t xml:space="preserve">Hanaei, S., Takian, A., Majdzadeh, R., Maboloc, C. R., </w:t>
       </w:r>
       <w:r>
         <w:rPr>
@@ -15452,35 +15062,7 @@
         <w:rPr>
           <w:lang w:val="en-CA"/>
         </w:rPr>
-        <w:t xml:space="preserve">., Gomes, O., Milosevic, M., Gupta, M., </w:t>
-      </w:r>
-      <w:proofErr w:type="spellStart"/>
-      <w:r>
-        <w:rPr>
-          <w:lang w:val="en-CA"/>
-        </w:rPr>
-        <w:t>Shamshirsaz</w:t>
-      </w:r>
-      <w:proofErr w:type="spellEnd"/>
-      <w:r>
-        <w:rPr>
-          <w:lang w:val="en-CA"/>
-        </w:rPr>
-        <w:t xml:space="preserve">, A. A., Harbi, A., Burhan, A. M., Uddin, L. Q., </w:t>
-      </w:r>
-      <w:proofErr w:type="spellStart"/>
-      <w:r>
-        <w:rPr>
-          <w:lang w:val="en-CA"/>
-        </w:rPr>
-        <w:t>Kulasinghe</w:t>
-      </w:r>
-      <w:proofErr w:type="spellEnd"/>
-      <w:r>
-        <w:rPr>
-          <w:lang w:val="en-CA"/>
-        </w:rPr>
-        <w:t xml:space="preserve">, A., Lam, C.-M., Ramakrishna, S., Alavi, A., Nouwen, J. L., Dorigo, T., Schreiber, M., … Rezaei, N. (2020). Emerging Standards and the Hybrid Model for Organizing Scientific Events During and After The COVID-19 Pandemic. </w:t>
+        <w:t xml:space="preserve">., Gomes, O., Milosevic, M., Gupta, M., Shamshirsaz, A. A., Harbi, A., Burhan, A. M., Uddin, L. Q., Kulasinghe, A., Lam, C.-M., Ramakrishna, S., Alavi, A., Nouwen, J. L., Dorigo, T., Schreiber, M., … Rezaei, N. (2020). Emerging Standards and the Hybrid Model for Organizing Scientific Events During and After The COVID-19 Pandemic. </w:t>
       </w:r>
       <w:r>
         <w:rPr>
@@ -15649,55 +15231,14 @@
         <w:rPr>
           <w:lang w:val="en-CA"/>
         </w:rPr>
-        <w:t xml:space="preserve">Ko, A., Pick, C., Kwon, J. Y., Barlev, M., Krems, J. A., Varnum, M. E. W., Neel, R., </w:t>
-      </w:r>
-      <w:proofErr w:type="spellStart"/>
-      <w:r>
-        <w:rPr>
-          <w:lang w:val="en-CA"/>
-        </w:rPr>
-        <w:t>Peysha</w:t>
-      </w:r>
-      <w:proofErr w:type="spellEnd"/>
-      <w:r>
-        <w:rPr>
-          <w:lang w:val="en-CA"/>
-        </w:rPr>
-        <w:t xml:space="preserve">, M., </w:t>
-      </w:r>
-      <w:proofErr w:type="spellStart"/>
-      <w:r>
-        <w:rPr>
-          <w:lang w:val="en-CA"/>
-        </w:rPr>
-        <w:t>Boonyasiriwat</w:t>
-      </w:r>
-      <w:proofErr w:type="spellEnd"/>
-      <w:r>
-        <w:rPr>
-          <w:lang w:val="en-CA"/>
-        </w:rPr>
-        <w:t xml:space="preserve">, W., </w:t>
-      </w:r>
-      <w:proofErr w:type="spellStart"/>
-      <w:r>
-        <w:rPr>
-          <w:lang w:val="en-CA"/>
-        </w:rPr>
-        <w:t>Brandstätter</w:t>
-      </w:r>
-      <w:proofErr w:type="spellEnd"/>
-      <w:r>
-        <w:rPr>
-          <w:lang w:val="en-CA"/>
-        </w:rPr>
-        <w:t xml:space="preserve">, E., Vasquez, J. E. C., Galindo, O., Pereira de Felipe, R., Crispim, A. C., Fetvadjiev, V. H., Fischer, R., Karl, J., David, D., Galdi, S., Gomez-Jacinto, L., </w:t>
+        <w:t xml:space="preserve">Ko, A., Pick, C., Kwon, J. Y., Barlev, M., Krems, J. A., Varnum, M. E. W., Neel, R., Peysha, M., Boonyasiriwat, W., Brandstätter, E., Vasquez, J. E. C., Galindo, O., Pereira de Felipe, R., Crispim, A. C., Fetvadjiev, V. H., Fischer, R., Karl, J., David, D., Galdi, S., Gomez-Jacinto, L., </w:t>
       </w:r>
       <w:r>
         <w:rPr>
           <w:b/>
           <w:lang w:val="en-CA"/>
         </w:rPr>
+        <w:lastRenderedPageBreak/>
         <w:t>Grossmann, I</w:t>
       </w:r>
       <w:r>
@@ -15871,19 +15412,11 @@
         </w:rPr>
         <w:t>*</w:t>
       </w:r>
-      <w:proofErr w:type="gramStart"/>
-      <w:r>
-        <w:rPr>
-          <w:lang w:val="en-CA"/>
-        </w:rPr>
-        <w:t>corresponding</w:t>
-      </w:r>
-      <w:proofErr w:type="gramEnd"/>
-      <w:r>
-        <w:rPr>
-          <w:lang w:val="en-CA"/>
-        </w:rPr>
-        <w:t xml:space="preserve"> authors</w:t>
+      <w:r>
+        <w:rPr>
+          <w:lang w:val="en-CA"/>
+        </w:rPr>
+        <w:t>corresponding authors</w:t>
       </w:r>
     </w:p>
     <w:p>
@@ -15901,7 +15434,6 @@
         <w:rPr>
           <w:lang w:val="en-CA"/>
         </w:rPr>
-        <w:lastRenderedPageBreak/>
         <w:t>Peetz, J. &amp;</w:t>
       </w:r>
       <w:r>
@@ -15966,23 +15498,28 @@
         </w:rPr>
         <w:t xml:space="preserve">., </w:t>
       </w:r>
-      <w:proofErr w:type="spellStart"/>
       <w:r>
         <w:rPr>
           <w:rFonts w:eastAsia="Calibri"/>
           <w:u w:val="single"/>
           <w:lang w:val="en-CA" w:eastAsia="en-US"/>
         </w:rPr>
-        <w:t>Klackl</w:t>
-      </w:r>
-      <w:proofErr w:type="spellEnd"/>
+        <w:t>Klackl, J</w:t>
+      </w:r>
+      <w:r>
+        <w:rPr>
+          <w:rFonts w:eastAsia="Calibri"/>
+          <w:lang w:val="en-CA" w:eastAsia="en-US"/>
+        </w:rPr>
+        <w:t xml:space="preserve">., </w:t>
+      </w:r>
       <w:r>
         <w:rPr>
           <w:rFonts w:eastAsia="Calibri"/>
           <w:u w:val="single"/>
           <w:lang w:val="en-CA" w:eastAsia="en-US"/>
         </w:rPr>
-        <w:t>, J</w:t>
+        <w:t>Agroskin, D</w:t>
       </w:r>
       <w:r>
         <w:rPr>
@@ -15991,78 +15528,43 @@
         </w:rPr>
         <w:t xml:space="preserve">., </w:t>
       </w:r>
-      <w:proofErr w:type="spellStart"/>
+      <w:r>
+        <w:rPr>
+          <w:rFonts w:eastAsia="Calibri"/>
+          <w:b/>
+          <w:lang w:val="en-CA" w:eastAsia="en-US"/>
+        </w:rPr>
+        <w:t>Grossmann, I</w:t>
+      </w:r>
+      <w:r>
+        <w:rPr>
+          <w:rFonts w:eastAsia="Calibri"/>
+          <w:lang w:val="en-CA" w:eastAsia="en-US"/>
+        </w:rPr>
+        <w:t xml:space="preserve">., Alexandrov, Y., </w:t>
+      </w:r>
       <w:r>
         <w:rPr>
           <w:rFonts w:eastAsia="Calibri"/>
           <w:u w:val="single"/>
           <w:lang w:val="en-CA" w:eastAsia="en-US"/>
         </w:rPr>
-        <w:t>Agroskin</w:t>
-      </w:r>
-      <w:proofErr w:type="spellEnd"/>
+        <w:t>Apanovich, V</w:t>
+      </w:r>
+      <w:r>
+        <w:rPr>
+          <w:rFonts w:eastAsia="Calibri"/>
+          <w:lang w:val="en-CA" w:eastAsia="en-US"/>
+        </w:rPr>
+        <w:t xml:space="preserve">., </w:t>
+      </w:r>
       <w:r>
         <w:rPr>
           <w:rFonts w:eastAsia="Calibri"/>
           <w:u w:val="single"/>
           <w:lang w:val="en-CA" w:eastAsia="en-US"/>
         </w:rPr>
-        <w:t>, D</w:t>
-      </w:r>
-      <w:r>
-        <w:rPr>
-          <w:rFonts w:eastAsia="Calibri"/>
-          <w:lang w:val="en-CA" w:eastAsia="en-US"/>
-        </w:rPr>
-        <w:t xml:space="preserve">., </w:t>
-      </w:r>
-      <w:r>
-        <w:rPr>
-          <w:rFonts w:eastAsia="Calibri"/>
-          <w:b/>
-          <w:lang w:val="en-CA" w:eastAsia="en-US"/>
-        </w:rPr>
-        <w:t>Grossmann, I</w:t>
-      </w:r>
-      <w:r>
-        <w:rPr>
-          <w:rFonts w:eastAsia="Calibri"/>
-          <w:lang w:val="en-CA" w:eastAsia="en-US"/>
-        </w:rPr>
-        <w:t xml:space="preserve">., Alexandrov, Y., </w:t>
-      </w:r>
-      <w:r>
-        <w:rPr>
-          <w:rFonts w:eastAsia="Calibri"/>
-          <w:u w:val="single"/>
-          <w:lang w:val="en-CA" w:eastAsia="en-US"/>
-        </w:rPr>
-        <w:t>Apanovich, V</w:t>
-      </w:r>
-      <w:r>
-        <w:rPr>
-          <w:rFonts w:eastAsia="Calibri"/>
-          <w:lang w:val="en-CA" w:eastAsia="en-US"/>
-        </w:rPr>
-        <w:t xml:space="preserve">., </w:t>
-      </w:r>
-      <w:proofErr w:type="spellStart"/>
-      <w:r>
-        <w:rPr>
-          <w:rFonts w:eastAsia="Calibri"/>
-          <w:u w:val="single"/>
-          <w:lang w:val="en-CA" w:eastAsia="en-US"/>
-        </w:rPr>
-        <w:t>Bezdenezhnykh</w:t>
-      </w:r>
-      <w:proofErr w:type="spellEnd"/>
-      <w:r>
-        <w:rPr>
-          <w:rFonts w:eastAsia="Calibri"/>
-          <w:u w:val="single"/>
-          <w:lang w:val="en-CA" w:eastAsia="en-US"/>
-        </w:rPr>
-        <w:t>, B</w:t>
+        <w:t>Bezdenezhnykh, B</w:t>
       </w:r>
       <w:r>
         <w:rPr>
@@ -16277,25 +15779,7 @@
           <w:shd w:val="clear" w:color="auto" w:fill="FFFFFF"/>
           <w:lang w:val="en-CA"/>
         </w:rPr>
-        <w:t xml:space="preserve">(2019). Wise reasoning benefits from </w:t>
-      </w:r>
-      <w:proofErr w:type="spellStart"/>
-      <w:r>
-        <w:rPr>
-          <w:color w:val="000000"/>
-          <w:shd w:val="clear" w:color="auto" w:fill="FFFFFF"/>
-          <w:lang w:val="en-CA"/>
-        </w:rPr>
-        <w:t>emodiversity</w:t>
-      </w:r>
-      <w:proofErr w:type="spellEnd"/>
-      <w:r>
-        <w:rPr>
-          <w:color w:val="000000"/>
-          <w:shd w:val="clear" w:color="auto" w:fill="FFFFFF"/>
-          <w:lang w:val="en-CA"/>
-        </w:rPr>
-        <w:t xml:space="preserve">, irrespective of emotional intensity. </w:t>
+        <w:t xml:space="preserve">(2019). Wise reasoning benefits from emodiversity, irrespective of emotional intensity. </w:t>
       </w:r>
       <w:r>
         <w:rPr>
@@ -16378,21 +15862,7 @@
         <w:rPr>
           <w:lang w:val="en-CA"/>
         </w:rPr>
-        <w:t xml:space="preserve">Children show reduced trust in confident advisors who are </w:t>
-      </w:r>
-      <w:proofErr w:type="gramStart"/>
-      <w:r>
-        <w:rPr>
-          <w:lang w:val="en-CA"/>
-        </w:rPr>
-        <w:t>partially-informed</w:t>
-      </w:r>
-      <w:proofErr w:type="gramEnd"/>
-      <w:r>
-        <w:rPr>
-          <w:lang w:val="en-CA"/>
-        </w:rPr>
-        <w:t xml:space="preserve">. </w:t>
+        <w:t xml:space="preserve">Children show reduced trust in confident advisors who are partially-informed. </w:t>
       </w:r>
       <w:r>
         <w:rPr>
@@ -16455,43 +15925,7 @@
           <w:shd w:val="clear" w:color="auto" w:fill="FFFFFF"/>
           <w:lang w:val="en-CA"/>
         </w:rPr>
-        <w:t xml:space="preserve">(2019). The </w:t>
-      </w:r>
-      <w:proofErr w:type="spellStart"/>
-      <w:r>
-        <w:rPr>
-          <w:color w:val="000000"/>
-          <w:shd w:val="clear" w:color="auto" w:fill="FFFFFF"/>
-          <w:lang w:val="en-CA"/>
-        </w:rPr>
-        <w:t>wealth→life</w:t>
-      </w:r>
-      <w:proofErr w:type="spellEnd"/>
-      <w:r>
-        <w:rPr>
-          <w:color w:val="000000"/>
-          <w:shd w:val="clear" w:color="auto" w:fill="FFFFFF"/>
-          <w:lang w:val="en-CA"/>
-        </w:rPr>
-        <w:t xml:space="preserve"> </w:t>
-      </w:r>
-      <w:proofErr w:type="spellStart"/>
-      <w:r>
-        <w:rPr>
-          <w:color w:val="000000"/>
-          <w:shd w:val="clear" w:color="auto" w:fill="FFFFFF"/>
-          <w:lang w:val="en-CA"/>
-        </w:rPr>
-        <w:t>history→innovation</w:t>
-      </w:r>
-      <w:proofErr w:type="spellEnd"/>
-      <w:r>
-        <w:rPr>
-          <w:color w:val="000000"/>
-          <w:shd w:val="clear" w:color="auto" w:fill="FFFFFF"/>
-          <w:lang w:val="en-CA"/>
-        </w:rPr>
-        <w:t xml:space="preserve"> account of the Industrial Revolution is largely inconsistent with empirical time series data. </w:t>
+        <w:t xml:space="preserve">(2019). The wealth→life history→innovation account of the Industrial Revolution is largely inconsistent with empirical time series data. </w:t>
       </w:r>
       <w:r>
         <w:rPr>
@@ -16647,21 +16081,7 @@
         <w:rPr>
           <w:lang w:val="en-CA"/>
         </w:rPr>
-        <w:t>*</w:t>
-      </w:r>
-      <w:proofErr w:type="gramStart"/>
-      <w:r>
-        <w:rPr>
-          <w:lang w:val="en-CA"/>
-        </w:rPr>
-        <w:t>corresponding</w:t>
-      </w:r>
-      <w:proofErr w:type="gramEnd"/>
-      <w:r>
-        <w:rPr>
-          <w:lang w:val="en-CA"/>
-        </w:rPr>
-        <w:t xml:space="preserve"> authors</w:t>
+        <w:t>*corresponding authors</w:t>
       </w:r>
     </w:p>
     <w:p>
@@ -16688,23 +16108,7 @@
           <w:rFonts w:eastAsia="Calibri"/>
           <w:lang w:val="en-CA" w:eastAsia="en-US"/>
         </w:rPr>
-        <w:t xml:space="preserve">., </w:t>
-      </w:r>
-      <w:proofErr w:type="spellStart"/>
-      <w:r>
-        <w:rPr>
-          <w:rFonts w:eastAsia="Calibri"/>
-          <w:lang w:val="en-CA" w:eastAsia="en-US"/>
-        </w:rPr>
-        <w:t>Cicara</w:t>
-      </w:r>
-      <w:proofErr w:type="spellEnd"/>
-      <w:r>
-        <w:rPr>
-          <w:rFonts w:eastAsia="Calibri"/>
-          <w:lang w:val="en-CA" w:eastAsia="en-US"/>
-        </w:rPr>
-        <w:t xml:space="preserve">, M., </w:t>
+        <w:t xml:space="preserve">., Cicara, M., </w:t>
       </w:r>
       <w:r>
         <w:rPr>
@@ -16729,21 +16133,12 @@
         </w:rPr>
         <w:t xml:space="preserve"> </w:t>
       </w:r>
-      <w:proofErr w:type="spellStart"/>
       <w:r>
         <w:rPr>
           <w:rFonts w:eastAsia="Calibri"/>
           <w:lang w:val="en-CA" w:eastAsia="en-US"/>
         </w:rPr>
-        <w:t>Schegel</w:t>
-      </w:r>
-      <w:proofErr w:type="spellEnd"/>
-      <w:r>
-        <w:rPr>
-          <w:rFonts w:eastAsia="Calibri"/>
-          <w:lang w:val="en-CA" w:eastAsia="en-US"/>
-        </w:rPr>
-        <w:t>, R. (</w:t>
+        <w:t>Schegel, R. (</w:t>
       </w:r>
       <w:r>
         <w:rPr>
@@ -17139,21 +16534,12 @@
         </w:rPr>
         <w:t xml:space="preserve"> </w:t>
       </w:r>
-      <w:proofErr w:type="spellStart"/>
       <w:r>
         <w:rPr>
           <w:u w:val="single"/>
           <w:lang w:val="en-CA"/>
         </w:rPr>
-        <w:t>Jowhari</w:t>
-      </w:r>
-      <w:proofErr w:type="spellEnd"/>
-      <w:r>
-        <w:rPr>
-          <w:u w:val="single"/>
-          <w:lang w:val="en-CA"/>
-        </w:rPr>
-        <w:t>, N.</w:t>
+        <w:t>Jowhari, N.</w:t>
       </w:r>
       <w:r>
         <w:rPr>
@@ -17196,49 +16582,7 @@
         <w:rPr>
           <w:lang w:val="en-CA"/>
         </w:rPr>
-        <w:t xml:space="preserve">Leckelt, M., Wetzel, E., Gerlach, T. M., Ackerman, R. A., Miller, J. D., Chopik, W. J., Penke, L., </w:t>
-      </w:r>
-      <w:proofErr w:type="spellStart"/>
-      <w:r>
-        <w:rPr>
-          <w:lang w:val="en-CA"/>
-        </w:rPr>
-        <w:t>Geukes</w:t>
-      </w:r>
-      <w:proofErr w:type="spellEnd"/>
-      <w:r>
-        <w:rPr>
-          <w:lang w:val="en-CA"/>
-        </w:rPr>
-        <w:t xml:space="preserve">, K., Kuefner, A. C.P., </w:t>
-      </w:r>
-      <w:proofErr w:type="spellStart"/>
-      <w:r>
-        <w:rPr>
-          <w:lang w:val="en-CA"/>
-        </w:rPr>
-        <w:t>Hutteman</w:t>
-      </w:r>
-      <w:proofErr w:type="spellEnd"/>
-      <w:r>
-        <w:rPr>
-          <w:lang w:val="en-CA"/>
-        </w:rPr>
-        <w:t xml:space="preserve">, R., Richter, D., Renner, K., </w:t>
-      </w:r>
-      <w:proofErr w:type="spellStart"/>
-      <w:r>
-        <w:rPr>
-          <w:lang w:val="en-CA"/>
-        </w:rPr>
-        <w:t>Allroggen</w:t>
-      </w:r>
-      <w:proofErr w:type="spellEnd"/>
-      <w:r>
-        <w:rPr>
-          <w:lang w:val="en-CA"/>
-        </w:rPr>
-        <w:t xml:space="preserve">, M., Brecheen, C., Campbell, W. K., </w:t>
+        <w:t xml:space="preserve">Leckelt, M., Wetzel, E., Gerlach, T. M., Ackerman, R. A., Miller, J. D., Chopik, W. J., Penke, L., Geukes, K., Kuefner, A. C.P., Hutteman, R., Richter, D., Renner, K., Allroggen, M., Brecheen, C., Campbell, W. K., </w:t>
       </w:r>
       <w:r>
         <w:rPr>
@@ -17372,21 +16716,7 @@
         <w:rPr>
           <w:lang w:val="en-CA"/>
         </w:rPr>
-        <w:t>*</w:t>
-      </w:r>
-      <w:proofErr w:type="gramStart"/>
-      <w:r>
-        <w:rPr>
-          <w:lang w:val="en-CA"/>
-        </w:rPr>
-        <w:t>corresponding</w:t>
-      </w:r>
-      <w:proofErr w:type="gramEnd"/>
-      <w:r>
-        <w:rPr>
-          <w:lang w:val="en-CA"/>
-        </w:rPr>
-        <w:t xml:space="preserve"> author</w:t>
+        <w:t>*corresponding author</w:t>
       </w:r>
     </w:p>
     <w:p>
@@ -17415,21 +16745,7 @@
         <w:rPr>
           <w:lang w:val="en-CA"/>
         </w:rPr>
-        <w:t xml:space="preserve"> (</w:t>
-      </w:r>
-      <w:proofErr w:type="spellStart"/>
-      <w:r>
-        <w:rPr>
-          <w:lang w:val="en-CA"/>
-        </w:rPr>
-        <w:t>McPhetres</w:t>
-      </w:r>
-      <w:proofErr w:type="spellEnd"/>
-      <w:r>
-        <w:rPr>
-          <w:lang w:val="en-CA"/>
-        </w:rPr>
-        <w:t>, 2019)</w:t>
+        <w:t xml:space="preserve"> (McPhetres, 2019)</w:t>
       </w:r>
     </w:p>
     <w:p>
@@ -17446,6 +16762,7 @@
         <w:rPr>
           <w:lang w:val="en-CA"/>
         </w:rPr>
+        <w:lastRenderedPageBreak/>
         <w:t>+</w:t>
       </w:r>
       <w:r>
@@ -17454,7 +16771,6 @@
         </w:rPr>
         <w:t xml:space="preserve">featured in </w:t>
       </w:r>
-      <w:proofErr w:type="gramStart"/>
       <w:r>
         <w:rPr>
           <w:i/>
@@ -17463,7 +16779,6 @@
         </w:rPr>
         <w:t>Science</w:t>
       </w:r>
-      <w:proofErr w:type="gramEnd"/>
       <w:r>
         <w:rPr>
           <w:lang w:val="en-CA"/>
@@ -17486,23 +16801,7 @@
           <w:rFonts w:eastAsia="Calibri"/>
           <w:lang w:val="en-CA" w:eastAsia="en-US"/>
         </w:rPr>
-        <w:t xml:space="preserve">De Freitas, J., </w:t>
-      </w:r>
-      <w:proofErr w:type="spellStart"/>
-      <w:r>
-        <w:rPr>
-          <w:rFonts w:eastAsia="Calibri"/>
-          <w:lang w:val="en-CA" w:eastAsia="en-US"/>
-        </w:rPr>
-        <w:t>Cicara</w:t>
-      </w:r>
-      <w:proofErr w:type="spellEnd"/>
-      <w:r>
-        <w:rPr>
-          <w:rFonts w:eastAsia="Calibri"/>
-          <w:lang w:val="en-CA" w:eastAsia="en-US"/>
-        </w:rPr>
-        <w:t xml:space="preserve">, M., </w:t>
+        <w:t xml:space="preserve">De Freitas, J., Cicara, M., </w:t>
       </w:r>
       <w:r>
         <w:rPr>
@@ -17527,21 +16826,12 @@
         </w:rPr>
         <w:t xml:space="preserve"> </w:t>
       </w:r>
-      <w:proofErr w:type="spellStart"/>
       <w:r>
         <w:rPr>
           <w:rFonts w:eastAsia="Calibri"/>
           <w:lang w:val="en-CA" w:eastAsia="en-US"/>
         </w:rPr>
-        <w:t>Schegel</w:t>
-      </w:r>
-      <w:proofErr w:type="spellEnd"/>
-      <w:r>
-        <w:rPr>
-          <w:rFonts w:eastAsia="Calibri"/>
-          <w:lang w:val="en-CA" w:eastAsia="en-US"/>
-        </w:rPr>
-        <w:t xml:space="preserve">, R. (2017). Origins of the belief in Good True Selves. </w:t>
+        <w:t xml:space="preserve">Schegel, R. (2017). Origins of the belief in Good True Selves. </w:t>
       </w:r>
       <w:r>
         <w:rPr>
@@ -17715,7 +17005,6 @@
         <w:rPr>
           <w:lang w:val="en-CA"/>
         </w:rPr>
-        <w:lastRenderedPageBreak/>
         <w:t>+</w:t>
       </w:r>
       <w:r>
@@ -17929,23 +17218,7 @@
           <w:rFonts w:eastAsia="Calibri"/>
           <w:lang w:val="en-CA" w:eastAsia="en-US"/>
         </w:rPr>
-        <w:t xml:space="preserve">Divergent life histories and other ecological adaptations: Examples of social class differences in attention, cognition, and </w:t>
-      </w:r>
-      <w:proofErr w:type="spellStart"/>
-      <w:r>
-        <w:rPr>
-          <w:rFonts w:eastAsia="Calibri"/>
-          <w:lang w:val="en-CA" w:eastAsia="en-US"/>
-        </w:rPr>
-        <w:t>attunement</w:t>
-      </w:r>
-      <w:proofErr w:type="spellEnd"/>
-      <w:r>
-        <w:rPr>
-          <w:rFonts w:eastAsia="Calibri"/>
-          <w:lang w:val="en-CA" w:eastAsia="en-US"/>
-        </w:rPr>
-        <w:t xml:space="preserve"> to others. </w:t>
+        <w:t xml:space="preserve">Divergent life histories and other ecological adaptations: Examples of social class differences in attention, cognition, and attunement to others. </w:t>
       </w:r>
       <w:r>
         <w:rPr>
@@ -18086,21 +17359,7 @@
         <w:rPr>
           <w:lang w:val="en-CA"/>
         </w:rPr>
-        <w:t>*</w:t>
-      </w:r>
-      <w:proofErr w:type="gramStart"/>
-      <w:r>
-        <w:rPr>
-          <w:lang w:val="en-CA"/>
-        </w:rPr>
-        <w:t>corresponding</w:t>
-      </w:r>
-      <w:proofErr w:type="gramEnd"/>
-      <w:r>
-        <w:rPr>
-          <w:lang w:val="en-CA"/>
-        </w:rPr>
-        <w:t xml:space="preserve"> authors</w:t>
+        <w:t>*corresponding authors</w:t>
       </w:r>
     </w:p>
     <w:p>
@@ -18179,21 +17438,7 @@
         <w:rPr>
           <w:lang w:val="en-CA"/>
         </w:rPr>
-        <w:t>*</w:t>
-      </w:r>
-      <w:proofErr w:type="gramStart"/>
-      <w:r>
-        <w:rPr>
-          <w:lang w:val="en-CA"/>
-        </w:rPr>
-        <w:t>corresponding</w:t>
-      </w:r>
-      <w:proofErr w:type="gramEnd"/>
-      <w:r>
-        <w:rPr>
-          <w:lang w:val="en-CA"/>
-        </w:rPr>
-        <w:t xml:space="preserve"> authors</w:t>
+        <w:t>*corresponding authors</w:t>
       </w:r>
     </w:p>
     <w:p>
@@ -18271,21 +17516,7 @@
         <w:rPr>
           <w:lang w:val="en-CA"/>
         </w:rPr>
-        <w:t>. *</w:t>
-      </w:r>
-      <w:proofErr w:type="gramStart"/>
-      <w:r>
-        <w:rPr>
-          <w:lang w:val="en-CA"/>
-        </w:rPr>
-        <w:t>corresponding</w:t>
-      </w:r>
-      <w:proofErr w:type="gramEnd"/>
-      <w:r>
-        <w:rPr>
-          <w:lang w:val="en-CA"/>
-        </w:rPr>
-        <w:t xml:space="preserve"> authors</w:t>
+        <w:t>. *corresponding authors</w:t>
       </w:r>
     </w:p>
     <w:p>
@@ -19003,21 +18234,7 @@
         <w:rPr>
           <w:lang w:val="en-CA"/>
         </w:rPr>
-        <w:t xml:space="preserve">Ford, B. Q., Dmitrieva, J. O., Heller, D., </w:t>
-      </w:r>
-      <w:proofErr w:type="spellStart"/>
-      <w:r>
-        <w:rPr>
-          <w:lang w:val="en-CA"/>
-        </w:rPr>
-        <w:t>Chentsova</w:t>
-      </w:r>
-      <w:proofErr w:type="spellEnd"/>
-      <w:r>
-        <w:rPr>
-          <w:lang w:val="en-CA"/>
-        </w:rPr>
-        <w:t xml:space="preserve">-Dutton, Y., </w:t>
+        <w:t xml:space="preserve">Ford, B. Q., Dmitrieva, J. O., Heller, D., Chentsova-Dutton, Y., </w:t>
       </w:r>
       <w:r>
         <w:rPr>
@@ -19042,7 +18259,14 @@
         <w:rPr>
           <w:lang w:val="en-CA"/>
         </w:rPr>
-        <w:t>). Culture shapes whether the pursuit of happiness predicts higher or lower well-being. </w:t>
+        <w:t xml:space="preserve">). Culture shapes </w:t>
+      </w:r>
+      <w:r>
+        <w:rPr>
+          <w:lang w:val="en-CA"/>
+        </w:rPr>
+        <w:lastRenderedPageBreak/>
+        <w:t>whether the pursuit of happiness predicts higher or lower well-being. </w:t>
       </w:r>
       <w:r>
         <w:rPr>
@@ -19254,7 +18478,6 @@
           <w:u w:val="single"/>
           <w:lang w:val="en-CA"/>
         </w:rPr>
-        <w:lastRenderedPageBreak/>
         <w:t>Hughes, J.</w:t>
       </w:r>
       <w:r>
@@ -19389,35 +18612,7 @@
         <w:rPr>
           <w:lang w:val="en-CA"/>
         </w:rPr>
-        <w:t xml:space="preserve">It pays to be nice, but not </w:t>
-      </w:r>
-      <w:proofErr w:type="gramStart"/>
-      <w:r>
-        <w:rPr>
-          <w:lang w:val="en-CA"/>
-        </w:rPr>
-        <w:t>really nice</w:t>
-      </w:r>
-      <w:proofErr w:type="gramEnd"/>
-      <w:r>
-        <w:rPr>
-          <w:lang w:val="en-CA"/>
-        </w:rPr>
-        <w:t xml:space="preserve">: Asymmetric reputations from </w:t>
-      </w:r>
-      <w:proofErr w:type="spellStart"/>
-      <w:r>
-        <w:rPr>
-          <w:lang w:val="en-CA"/>
-        </w:rPr>
-        <w:t>prosociality</w:t>
-      </w:r>
-      <w:proofErr w:type="spellEnd"/>
-      <w:r>
-        <w:rPr>
-          <w:lang w:val="en-CA"/>
-        </w:rPr>
-        <w:t xml:space="preserve"> across 7 countries. </w:t>
+        <w:t xml:space="preserve">It pays to be nice, but not really nice: Asymmetric reputations from prosociality across 7 countries. </w:t>
       </w:r>
       <w:r>
         <w:rPr>
@@ -19591,68 +18786,52 @@
           <w:iCs/>
           <w:lang w:val="en-CA"/>
         </w:rPr>
-        <w:t xml:space="preserve">-up for the </w:t>
-      </w:r>
-      <w:proofErr w:type="spellStart"/>
+        <w:t>-up for the Neuro</w:t>
+      </w:r>
       <w:r>
         <w:rPr>
           <w:iCs/>
           <w:lang w:val="en-CA"/>
         </w:rPr>
-        <w:t>Neuro</w:t>
+        <w:t>L</w:t>
       </w:r>
       <w:r>
         <w:rPr>
           <w:iCs/>
           <w:lang w:val="en-CA"/>
         </w:rPr>
-        <w:t>L</w:t>
+        <w:t>eadership Award (2015)</w:t>
       </w:r>
       <w:r>
         <w:rPr>
           <w:iCs/>
           <w:lang w:val="en-CA"/>
         </w:rPr>
-        <w:t>eadership</w:t>
-      </w:r>
-      <w:proofErr w:type="spellEnd"/>
-      <w:r>
-        <w:rPr>
+        <w:t xml:space="preserve"> </w:t>
+      </w:r>
+      <w:r>
+        <w:rPr>
+          <w:vertAlign w:val="superscript"/>
+          <w:lang w:val="en-CA"/>
+        </w:rPr>
+        <w:t>++</w:t>
+      </w:r>
+      <w:r>
+        <w:rPr>
+          <w:i/>
           <w:iCs/>
           <w:lang w:val="en-CA"/>
         </w:rPr>
-        <w:t xml:space="preserve"> Award (2015)</w:t>
+        <w:t xml:space="preserve"> </w:t>
       </w:r>
       <w:r>
         <w:rPr>
           <w:iCs/>
           <w:lang w:val="en-CA"/>
         </w:rPr>
-        <w:t xml:space="preserve"> </w:t>
-      </w:r>
-      <w:r>
-        <w:rPr>
-          <w:vertAlign w:val="superscript"/>
-          <w:lang w:val="en-CA"/>
-        </w:rPr>
-        <w:t>++</w:t>
-      </w:r>
-      <w:r>
-        <w:rPr>
-          <w:i/>
-          <w:iCs/>
-          <w:lang w:val="en-CA"/>
-        </w:rPr>
-        <w:t xml:space="preserve"> </w:t>
-      </w:r>
-      <w:r>
-        <w:rPr>
-          <w:iCs/>
-          <w:lang w:val="en-CA"/>
-        </w:rPr>
         <w:t xml:space="preserve">reproducible teaching example on </w:t>
       </w:r>
-      <w:hyperlink r:id="rId48" w:history="1">
+      <w:hyperlink r:id="rId50" w:history="1">
         <w:r>
           <w:rPr>
             <w:rStyle w:val="Hyperlink"/>
@@ -20388,21 +19567,7 @@
         <w:rPr>
           <w:lang w:val="en-CA"/>
         </w:rPr>
-        <w:t xml:space="preserve">, &amp; Kitayama, S. (2012). When gift-giving produces dissonance: Effects of subliminal affiliation priming on choices for </w:t>
-      </w:r>
-      <w:proofErr w:type="gramStart"/>
-      <w:r>
-        <w:rPr>
-          <w:lang w:val="en-CA"/>
-        </w:rPr>
-        <w:t>one's self</w:t>
-      </w:r>
-      <w:proofErr w:type="gramEnd"/>
-      <w:r>
-        <w:rPr>
-          <w:lang w:val="en-CA"/>
-        </w:rPr>
-        <w:t xml:space="preserve"> versus close others. </w:t>
+        <w:t xml:space="preserve">, &amp; Kitayama, S. (2012). When gift-giving produces dissonance: Effects of subliminal affiliation priming on choices for one's self versus close others. </w:t>
       </w:r>
       <w:r>
         <w:rPr>
@@ -20453,21 +19618,7 @@
         <w:rPr>
           <w:lang w:val="en-CA"/>
         </w:rPr>
-        <w:t xml:space="preserve"> </w:t>
-      </w:r>
-      <w:proofErr w:type="gramStart"/>
-      <w:r>
-        <w:rPr>
-          <w:lang w:val="en-CA"/>
-        </w:rPr>
-        <w:t>both</w:t>
-      </w:r>
-      <w:proofErr w:type="gramEnd"/>
-      <w:r>
-        <w:rPr>
-          <w:lang w:val="en-CA"/>
-        </w:rPr>
-        <w:t xml:space="preserve"> authors contributed equally to this research</w:t>
+        <w:t xml:space="preserve"> both authors contributed equally to this research</w:t>
       </w:r>
     </w:p>
     <w:p>
@@ -20683,21 +19834,7 @@
         <w:rPr>
           <w:lang w:val="en-CA"/>
         </w:rPr>
-        <w:t xml:space="preserve"> </w:t>
-      </w:r>
-      <w:proofErr w:type="gramStart"/>
-      <w:r>
-        <w:rPr>
-          <w:lang w:val="en-CA"/>
-        </w:rPr>
-        <w:t>both</w:t>
-      </w:r>
-      <w:proofErr w:type="gramEnd"/>
-      <w:r>
-        <w:rPr>
-          <w:lang w:val="en-CA"/>
-        </w:rPr>
-        <w:t xml:space="preserve"> authors contributed equally to this research</w:t>
+        <w:t xml:space="preserve"> both authors contributed equally to this research</w:t>
       </w:r>
       <w:r>
         <w:rPr>
@@ -21062,18 +20199,8 @@
           <w:iCs/>
           <w:lang w:val="en-CA"/>
         </w:rPr>
-        <w:t> </w:t>
-      </w:r>
-      <w:proofErr w:type="gramStart"/>
-      <w:r>
-        <w:rPr>
-          <w:i/>
-          <w:iCs/>
-          <w:lang w:val="en-CA"/>
-        </w:rPr>
-        <w:t>Science</w:t>
-      </w:r>
-      <w:proofErr w:type="gramEnd"/>
+        <w:t> Science</w:t>
+      </w:r>
       <w:r>
         <w:rPr>
           <w:iCs/>
@@ -21179,6 +20306,7 @@
           <w:b/>
           <w:lang w:val="sv-SE"/>
         </w:rPr>
+        <w:lastRenderedPageBreak/>
         <w:t>Grossmann, I.</w:t>
       </w:r>
       <w:r>
@@ -21343,7 +20471,6 @@
         <w:rPr>
           <w:lang w:val="en-CA"/>
         </w:rPr>
-        <w:lastRenderedPageBreak/>
         <w:t xml:space="preserve">Varnum, M.E.W., </w:t>
       </w:r>
       <w:r>
@@ -21534,21 +20661,7 @@
         <w:rPr>
           <w:lang w:val="en-CA"/>
         </w:rPr>
-        <w:t xml:space="preserve">, </w:t>
-      </w:r>
-      <w:proofErr w:type="spellStart"/>
-      <w:r>
-        <w:rPr>
-          <w:lang w:val="en-CA"/>
-        </w:rPr>
-        <w:t>Katunar</w:t>
-      </w:r>
-      <w:proofErr w:type="spellEnd"/>
-      <w:r>
-        <w:rPr>
-          <w:lang w:val="en-CA"/>
-        </w:rPr>
-        <w:t xml:space="preserve">, D., Nisbett, R.E., &amp; Kitayama, S. (2008). Holism in a European </w:t>
+        <w:t xml:space="preserve">, Katunar, D., Nisbett, R.E., &amp; Kitayama, S. (2008). Holism in a European </w:t>
       </w:r>
       <w:r>
         <w:rPr>
@@ -22134,21 +21247,7 @@
         <w:rPr>
           <w:lang w:val="en-CA"/>
         </w:rPr>
-        <w:t>). Evidence-based training of wisdom in business and management: Use of scientific insights about malleability of practical wisdom for rigorous interventions. In B. Schwartz, C. Bernacchio, C. González-</w:t>
-      </w:r>
-      <w:proofErr w:type="spellStart"/>
-      <w:r>
-        <w:rPr>
-          <w:lang w:val="en-CA"/>
-        </w:rPr>
-        <w:t>Cantón</w:t>
-      </w:r>
-      <w:proofErr w:type="spellEnd"/>
-      <w:r>
-        <w:rPr>
-          <w:lang w:val="en-CA"/>
-        </w:rPr>
-        <w:t xml:space="preserve"> &amp; A. Robson (Eds.), </w:t>
+        <w:t xml:space="preserve">). Evidence-based training of wisdom in business and management: Use of scientific insights about malleability of practical wisdom for rigorous interventions. In B. Schwartz, C. Bernacchio, C. González-Cantón &amp; A. Robson (Eds.), </w:t>
       </w:r>
       <w:r>
         <w:rPr>
@@ -22320,21 +21419,7 @@
         <w:rPr>
           <w:lang w:val="en-CA"/>
         </w:rPr>
-        <w:t xml:space="preserve">Culture, cognition and cultural change in social class. In W. H. Brekhus &amp; G. </w:t>
-      </w:r>
-      <w:proofErr w:type="spellStart"/>
-      <w:r>
-        <w:rPr>
-          <w:lang w:val="en-CA"/>
-        </w:rPr>
-        <w:t>Ingatow</w:t>
-      </w:r>
-      <w:proofErr w:type="spellEnd"/>
-      <w:r>
-        <w:rPr>
-          <w:lang w:val="en-CA"/>
-        </w:rPr>
-        <w:t xml:space="preserve"> (Eds.), </w:t>
+        <w:t xml:space="preserve">Culture, cognition and cultural change in social class. In W. H. Brekhus &amp; G. Ingatow (Eds.), </w:t>
       </w:r>
       <w:r>
         <w:rPr>
@@ -22654,6 +21739,7 @@
           <w:b/>
           <w:lang w:val="en-CA"/>
         </w:rPr>
+        <w:lastRenderedPageBreak/>
         <w:t>Grossmann, I</w:t>
       </w:r>
       <w:r>
@@ -22763,7 +21849,6 @@
           <w:b/>
           <w:lang w:val="en-CA"/>
         </w:rPr>
-        <w:lastRenderedPageBreak/>
         <w:t>Grossmann, I.</w:t>
       </w:r>
       <w:r>
@@ -22845,21 +21930,7 @@
         <w:rPr>
           <w:lang w:val="en-CA"/>
         </w:rPr>
-        <w:t xml:space="preserve"> (2018). The role of culture in understanding and evaluating emotional intelligence. In K. V. Keefer, J. D. Parker, &amp; D. H. </w:t>
-      </w:r>
-      <w:proofErr w:type="spellStart"/>
-      <w:r>
-        <w:rPr>
-          <w:lang w:val="en-CA"/>
-        </w:rPr>
-        <w:t>Saklofske</w:t>
-      </w:r>
-      <w:proofErr w:type="spellEnd"/>
-      <w:r>
-        <w:rPr>
-          <w:lang w:val="en-CA"/>
-        </w:rPr>
-        <w:t xml:space="preserve"> (Eds.). </w:t>
+        <w:t xml:space="preserve"> (2018). The role of culture in understanding and evaluating emotional intelligence. In K. V. Keefer, J. D. Parker, &amp; D. H. Saklofske (Eds.). </w:t>
       </w:r>
       <w:r>
         <w:rPr>
@@ -23770,21 +22841,7 @@
               <w:rPr>
                 <w:lang w:val="en-CA"/>
               </w:rPr>
-              <w:t xml:space="preserve">Jnana </w:t>
-            </w:r>
-            <w:proofErr w:type="spellStart"/>
-            <w:r>
-              <w:rPr>
-                <w:lang w:val="en-CA"/>
-              </w:rPr>
-              <w:t>Prabodhini</w:t>
-            </w:r>
-            <w:proofErr w:type="spellEnd"/>
-            <w:r>
-              <w:rPr>
-                <w:lang w:val="en-CA"/>
-              </w:rPr>
-              <w:t xml:space="preserve"> Social Science Study Centre, Pune, India</w:t>
+              <w:t>Jnana Prabodhini Social Science Study Centre, Pune, India</w:t>
             </w:r>
           </w:p>
         </w:tc>
@@ -23833,23 +22890,7 @@
               <w:rPr>
                 <w:lang w:val="en-CA"/>
               </w:rPr>
-              <w:t xml:space="preserve">IIT Bombay, Department of Humanities &amp; Social </w:t>
-            </w:r>
-            <w:proofErr w:type="spellStart"/>
-            <w:proofErr w:type="gramStart"/>
-            <w:r>
-              <w:rPr>
-                <w:lang w:val="en-CA"/>
-              </w:rPr>
-              <w:t>Sciences,Mumbai</w:t>
-            </w:r>
-            <w:proofErr w:type="spellEnd"/>
-            <w:proofErr w:type="gramEnd"/>
-            <w:r>
-              <w:rPr>
-                <w:lang w:val="en-CA"/>
-              </w:rPr>
-              <w:t>, India</w:t>
+              <w:t>IIT Bombay, Department of Humanities &amp; Social Sciences,Mumbai, India</w:t>
             </w:r>
           </w:p>
         </w:tc>
@@ -23955,19 +22996,11 @@
                 <w:lang w:val="en-CA"/>
               </w:rPr>
             </w:pPr>
-            <w:proofErr w:type="spellStart"/>
-            <w:r>
-              <w:rPr>
-                <w:lang w:val="en-CA"/>
-              </w:rPr>
-              <w:t>TUDelft</w:t>
-            </w:r>
-            <w:proofErr w:type="spellEnd"/>
-            <w:r>
-              <w:rPr>
-                <w:lang w:val="en-CA"/>
-              </w:rPr>
-              <w:t xml:space="preserve">, </w:t>
+            <w:r>
+              <w:rPr>
+                <w:lang w:val="en-CA"/>
+              </w:rPr>
+              <w:t xml:space="preserve">TUDelft, </w:t>
             </w:r>
             <w:r>
               <w:rPr>
@@ -24401,6 +23434,7 @@
                 <w:bCs/>
                 <w:lang w:val="en-US"/>
               </w:rPr>
+              <w:lastRenderedPageBreak/>
               <w:t>06/2025</w:t>
             </w:r>
           </w:p>
@@ -24637,7 +23671,6 @@
                 <w:bCs/>
                 <w:lang w:val="en-US"/>
               </w:rPr>
-              <w:lastRenderedPageBreak/>
               <w:t>03/2025</w:t>
             </w:r>
           </w:p>
@@ -24846,47 +23879,11 @@
                 <w:lang w:val="en-CA"/>
               </w:rPr>
             </w:pPr>
-            <w:proofErr w:type="spellStart"/>
-            <w:r>
-              <w:rPr>
-                <w:lang w:val="en-CA"/>
-              </w:rPr>
-              <w:t>Iscte</w:t>
-            </w:r>
-            <w:proofErr w:type="spellEnd"/>
-            <w:r>
-              <w:rPr>
-                <w:lang w:val="en-CA"/>
-              </w:rPr>
-              <w:t xml:space="preserve"> – Instituto </w:t>
-            </w:r>
-            <w:proofErr w:type="spellStart"/>
-            <w:r>
-              <w:rPr>
-                <w:lang w:val="en-CA"/>
-              </w:rPr>
-              <w:t>Universitário</w:t>
-            </w:r>
-            <w:proofErr w:type="spellEnd"/>
-            <w:r>
-              <w:rPr>
-                <w:lang w:val="en-CA"/>
-              </w:rPr>
-              <w:t xml:space="preserve"> de Lisboa, </w:t>
-            </w:r>
-            <w:proofErr w:type="spellStart"/>
-            <w:r>
-              <w:rPr>
-                <w:lang w:val="en-CA"/>
-              </w:rPr>
-              <w:t>SocioDigital</w:t>
-            </w:r>
-            <w:proofErr w:type="spellEnd"/>
-            <w:r>
-              <w:rPr>
-                <w:lang w:val="en-CA"/>
-              </w:rPr>
-              <w:t xml:space="preserve"> Lab for Public Policy</w:t>
+            <w:r>
+              <w:rPr>
+                <w:lang w:val="en-CA"/>
+              </w:rPr>
+              <w:t>Iscte – Instituto Universitário de Lisboa, SocioDigital Lab for Public Policy</w:t>
             </w:r>
           </w:p>
         </w:tc>
@@ -24992,33 +23989,11 @@
               </w:rPr>
               <w:t xml:space="preserve">), </w:t>
             </w:r>
-            <w:proofErr w:type="spellStart"/>
-            <w:r>
-              <w:rPr>
-                <w:lang w:val="en-CA"/>
-              </w:rPr>
-              <w:t>EQuity</w:t>
-            </w:r>
-            <w:proofErr w:type="spellEnd"/>
-            <w:r>
-              <w:rPr>
-                <w:lang w:val="en-CA"/>
-              </w:rPr>
-              <w:t xml:space="preserve"> &amp; </w:t>
-            </w:r>
-            <w:proofErr w:type="spellStart"/>
-            <w:r>
-              <w:rPr>
-                <w:lang w:val="en-CA"/>
-              </w:rPr>
-              <w:t>EQuality</w:t>
-            </w:r>
-            <w:proofErr w:type="spellEnd"/>
-            <w:r>
-              <w:rPr>
-                <w:lang w:val="en-CA"/>
-              </w:rPr>
-              <w:t xml:space="preserve"> Using AI and Learning </w:t>
+            <w:r>
+              <w:rPr>
+                <w:lang w:val="en-CA"/>
+              </w:rPr>
+              <w:t xml:space="preserve">EQuity &amp; EQuality Using AI and Learning </w:t>
             </w:r>
             <w:r>
               <w:rPr>
@@ -25318,21 +24293,7 @@
               <w:rPr>
                 <w:lang w:val="en-CA"/>
               </w:rPr>
-              <w:t xml:space="preserve">MIT </w:t>
-            </w:r>
-            <w:proofErr w:type="spellStart"/>
-            <w:r>
-              <w:rPr>
-                <w:lang w:val="en-CA"/>
-              </w:rPr>
-              <w:t>FutureTech</w:t>
-            </w:r>
-            <w:proofErr w:type="spellEnd"/>
-            <w:r>
-              <w:rPr>
-                <w:lang w:val="en-CA"/>
-              </w:rPr>
-              <w:t xml:space="preserve">, </w:t>
+              <w:t xml:space="preserve">MIT FutureTech, </w:t>
             </w:r>
             <w:r>
               <w:rPr>
@@ -26554,63 +25515,7 @@
               <w:rPr>
                 <w:lang w:val="en-CA"/>
               </w:rPr>
-              <w:t>University of Granada, Spain, “</w:t>
-            </w:r>
-            <w:proofErr w:type="spellStart"/>
-            <w:r>
-              <w:rPr>
-                <w:lang w:val="en-CA"/>
-              </w:rPr>
-              <w:t>Perspectivas</w:t>
-            </w:r>
-            <w:proofErr w:type="spellEnd"/>
-            <w:r>
-              <w:rPr>
-                <w:lang w:val="en-CA"/>
-              </w:rPr>
-              <w:t xml:space="preserve"> del </w:t>
-            </w:r>
-            <w:proofErr w:type="spellStart"/>
-            <w:r>
-              <w:rPr>
-                <w:lang w:val="en-CA"/>
-              </w:rPr>
-              <w:t>Máster</w:t>
-            </w:r>
-            <w:proofErr w:type="spellEnd"/>
-            <w:r>
-              <w:rPr>
-                <w:lang w:val="en-CA"/>
-              </w:rPr>
-              <w:t xml:space="preserve"> </w:t>
-            </w:r>
-            <w:proofErr w:type="spellStart"/>
-            <w:r>
-              <w:rPr>
-                <w:lang w:val="en-CA"/>
-              </w:rPr>
-              <w:t>en</w:t>
-            </w:r>
-            <w:proofErr w:type="spellEnd"/>
-            <w:r>
-              <w:rPr>
-                <w:lang w:val="en-CA"/>
-              </w:rPr>
-              <w:t xml:space="preserve"> Neurociencia </w:t>
-            </w:r>
-            <w:proofErr w:type="spellStart"/>
-            <w:r>
-              <w:rPr>
-                <w:lang w:val="en-CA"/>
-              </w:rPr>
-              <w:t>Cognitiva</w:t>
-            </w:r>
-            <w:proofErr w:type="spellEnd"/>
-            <w:r>
-              <w:rPr>
-                <w:lang w:val="en-CA"/>
-              </w:rPr>
-              <w:t>” Seminar</w:t>
+              <w:t>University of Granada, Spain, “Perspectivas del Máster en Neurociencia Cognitiva” Seminar</w:t>
             </w:r>
           </w:p>
         </w:tc>
@@ -26635,6 +25540,7 @@
                 <w:bCs/>
                 <w:lang w:val="en-CA"/>
               </w:rPr>
+              <w:lastRenderedPageBreak/>
               <w:t>03/2022</w:t>
             </w:r>
           </w:p>
@@ -26824,7 +25730,6 @@
                 <w:bCs/>
                 <w:lang w:val="en-CA"/>
               </w:rPr>
-              <w:lastRenderedPageBreak/>
               <w:t>06/2021</w:t>
             </w:r>
           </w:p>
@@ -27027,8 +25932,7 @@
                 <w:lang w:val="en-CA"/>
               </w:rPr>
             </w:pPr>
-            <w:hyperlink r:id="rId49" w:history="1">
-              <w:proofErr w:type="spellStart"/>
+            <w:hyperlink r:id="rId51" w:history="1">
               <w:r>
                 <w:rPr>
                   <w:rStyle w:val="Hyperlink"/>
@@ -27036,7 +25940,6 @@
                 </w:rPr>
                 <w:t>CanCOVID</w:t>
               </w:r>
-              <w:proofErr w:type="spellEnd"/>
             </w:hyperlink>
           </w:p>
         </w:tc>
@@ -28475,21 +27378,7 @@
               <w:rPr>
                 <w:lang w:val="en-CA"/>
               </w:rPr>
-              <w:t xml:space="preserve">Alpen-Adria-University Klagenfurt, </w:t>
-            </w:r>
-            <w:proofErr w:type="gramStart"/>
-            <w:r>
-              <w:rPr>
-                <w:lang w:val="en-CA"/>
-              </w:rPr>
-              <w:t>Austria,  Department</w:t>
-            </w:r>
-            <w:proofErr w:type="gramEnd"/>
-            <w:r>
-              <w:rPr>
-                <w:lang w:val="en-CA"/>
-              </w:rPr>
-              <w:t xml:space="preserve"> of Psychology </w:t>
+              <w:t xml:space="preserve">Alpen-Adria-University Klagenfurt, Austria,  Department of Psychology </w:t>
             </w:r>
           </w:p>
         </w:tc>
@@ -28600,6 +27489,7 @@
               <w:rPr>
                 <w:lang w:val="en-CA"/>
               </w:rPr>
+              <w:lastRenderedPageBreak/>
               <w:t>05/2015</w:t>
             </w:r>
           </w:p>
@@ -28866,7 +27756,6 @@
               <w:rPr>
                 <w:lang w:val="en-CA"/>
               </w:rPr>
-              <w:lastRenderedPageBreak/>
               <w:t>01/2014</w:t>
             </w:r>
           </w:p>
@@ -28976,44 +27865,8 @@
               <w:rPr>
                 <w:lang w:val="en-CA"/>
               </w:rPr>
-              <w:t xml:space="preserve">University of Lausanne, CH, Programme Doctoral </w:t>
-            </w:r>
-            <w:proofErr w:type="spellStart"/>
-            <w:r>
-              <w:rPr>
-                <w:lang w:val="en-CA"/>
-              </w:rPr>
-              <w:t>Romande</w:t>
-            </w:r>
-            <w:proofErr w:type="spellEnd"/>
-            <w:r>
-              <w:rPr>
-                <w:lang w:val="en-CA"/>
-              </w:rPr>
-              <w:t xml:space="preserve"> </w:t>
-            </w:r>
-            <w:proofErr w:type="spellStart"/>
-            <w:r>
-              <w:rPr>
-                <w:lang w:val="en-CA"/>
-              </w:rPr>
-              <w:t>en</w:t>
-            </w:r>
-            <w:proofErr w:type="spellEnd"/>
-            <w:r>
-              <w:rPr>
-                <w:lang w:val="en-CA"/>
-              </w:rPr>
-              <w:t xml:space="preserve"> </w:t>
-            </w:r>
-            <w:proofErr w:type="spellStart"/>
-            <w:r>
-              <w:rPr>
-                <w:lang w:val="en-CA"/>
-              </w:rPr>
-              <w:t>Psychologie</w:t>
-            </w:r>
-            <w:proofErr w:type="spellEnd"/>
+              <w:t>University of Lausanne, CH, Programme Doctoral Romande en Psychologie</w:t>
+            </w:r>
           </w:p>
         </w:tc>
       </w:tr>
@@ -29685,14 +28538,7 @@
               <w:rPr>
                 <w:lang w:val="en-CA"/>
               </w:rPr>
-              <w:t xml:space="preserve">Transformation in a Time of </w:t>
-            </w:r>
-            <w:proofErr w:type="spellStart"/>
-            <w:r>
-              <w:rPr>
-                <w:lang w:val="en-CA"/>
-              </w:rPr>
-              <w:t>Metacrisi</w:t>
+              <w:t>Transformation in a Time of Metacrisi</w:t>
             </w:r>
             <w:r>
               <w:rPr>
@@ -29700,7 +28546,6 @@
               </w:rPr>
               <w:t>s</w:t>
             </w:r>
-            <w:proofErr w:type="spellEnd"/>
           </w:p>
         </w:tc>
       </w:tr>
@@ -29762,19 +28607,11 @@
               </w:rPr>
               <w:t xml:space="preserve">the </w:t>
             </w:r>
-            <w:proofErr w:type="gramStart"/>
-            <w:r>
-              <w:rPr>
-                <w:lang w:val="en-CA"/>
-              </w:rPr>
-              <w:t>mini-symposium</w:t>
-            </w:r>
-            <w:proofErr w:type="gramEnd"/>
-            <w:r>
-              <w:rPr>
-                <w:lang w:val="en-CA"/>
-              </w:rPr>
-              <w:t xml:space="preserve"> “</w:t>
+            <w:r>
+              <w:rPr>
+                <w:lang w:val="en-CA"/>
+              </w:rPr>
+              <w:t>mini-symposium “</w:t>
             </w:r>
             <w:r>
               <w:rPr>
@@ -30095,14 +28932,12 @@
               </w:rPr>
               <w:t xml:space="preserve">Invited Panelist for the debate on “The Viability of Using LLMs in Higher Education” conference, </w:t>
             </w:r>
-            <w:proofErr w:type="spellStart"/>
             <w:r>
               <w:rPr>
                 <w:lang w:val="en-CA"/>
               </w:rPr>
               <w:t>JeXed</w:t>
             </w:r>
-            <w:proofErr w:type="spellEnd"/>
             <w:r>
               <w:rPr>
                 <w:lang w:val="en-CA"/>
@@ -30347,6 +29182,7 @@
                 <w:bCs/>
                 <w:lang w:val="en-CA"/>
               </w:rPr>
+              <w:lastRenderedPageBreak/>
               <w:t>09/2023</w:t>
             </w:r>
           </w:p>
@@ -30446,19 +29282,11 @@
               </w:rPr>
               <w:t xml:space="preserve">Toronto Metropolitan University, CERC Migration, invited paper at the </w:t>
             </w:r>
-            <w:proofErr w:type="gramStart"/>
-            <w:r>
-              <w:rPr>
-                <w:lang w:val="en-CA"/>
-              </w:rPr>
-              <w:t>International</w:t>
-            </w:r>
-            <w:proofErr w:type="gramEnd"/>
-            <w:r>
-              <w:rPr>
-                <w:lang w:val="en-CA"/>
-              </w:rPr>
-              <w:t xml:space="preserve"> </w:t>
+            <w:r>
+              <w:rPr>
+                <w:lang w:val="en-CA"/>
+              </w:rPr>
+              <w:t xml:space="preserve">International </w:t>
             </w:r>
             <w:r>
               <w:rPr>
@@ -30622,7 +29450,6 @@
                 <w:bCs/>
                 <w:lang w:val="en-CA"/>
               </w:rPr>
-              <w:lastRenderedPageBreak/>
               <w:t>09/2023</w:t>
             </w:r>
           </w:p>
@@ -30709,21 +29536,7 @@
               <w:rPr>
                 <w:lang w:val="en-CA"/>
               </w:rPr>
-              <w:t xml:space="preserve">McGill University, Centre for the Convergence of Health and Economics, </w:t>
-            </w:r>
-            <w:proofErr w:type="gramStart"/>
-            <w:r>
-              <w:rPr>
-                <w:lang w:val="en-CA"/>
-              </w:rPr>
-              <w:t>Invited</w:t>
-            </w:r>
-            <w:proofErr w:type="gramEnd"/>
-            <w:r>
-              <w:rPr>
-                <w:lang w:val="en-CA"/>
-              </w:rPr>
-              <w:t xml:space="preserve"> panelist at the </w:t>
+              <w:t xml:space="preserve">McGill University, Centre for the Convergence of Health and Economics, Invited panelist at the </w:t>
             </w:r>
             <w:r>
               <w:rPr>
@@ -31259,21 +30072,7 @@
               <w:rPr>
                 <w:lang w:val="en-CA"/>
               </w:rPr>
-              <w:t xml:space="preserve"> on “</w:t>
-            </w:r>
-            <w:proofErr w:type="spellStart"/>
-            <w:r>
-              <w:rPr>
-                <w:lang w:val="en-CA"/>
-              </w:rPr>
-              <w:t>Neuroethics</w:t>
-            </w:r>
-            <w:proofErr w:type="spellEnd"/>
-            <w:r>
-              <w:rPr>
-                <w:lang w:val="en-CA"/>
-              </w:rPr>
-              <w:t xml:space="preserve">, free will, and the self” </w:t>
+              <w:t xml:space="preserve"> on “Neuroethics, free will, and the self” </w:t>
             </w:r>
           </w:p>
         </w:tc>
@@ -31633,6 +30432,7 @@
                 <w:bCs/>
                 <w:lang w:val="en-CA"/>
               </w:rPr>
+              <w:lastRenderedPageBreak/>
               <w:t>12/2020</w:t>
             </w:r>
           </w:p>
@@ -31792,7 +30592,6 @@
                 <w:bCs/>
                 <w:lang w:val="en-CA"/>
               </w:rPr>
-              <w:lastRenderedPageBreak/>
               <w:t>04/2019</w:t>
             </w:r>
           </w:p>
@@ -31816,39 +30615,7 @@
                 <w:bCs/>
                 <w:lang w:val="en-CA"/>
               </w:rPr>
-              <w:t xml:space="preserve">Invited workshop at the “Tabula Rasa: </w:t>
-            </w:r>
-            <w:proofErr w:type="spellStart"/>
-            <w:r>
-              <w:rPr>
-                <w:bCs/>
-                <w:lang w:val="en-CA"/>
-              </w:rPr>
-              <w:t>Neuroscienze</w:t>
-            </w:r>
-            <w:proofErr w:type="spellEnd"/>
-            <w:r>
-              <w:rPr>
-                <w:bCs/>
-                <w:lang w:val="en-CA"/>
-              </w:rPr>
-              <w:t xml:space="preserve"> e culture” conference of the </w:t>
-            </w:r>
-            <w:proofErr w:type="spellStart"/>
-            <w:r>
-              <w:rPr>
-                <w:bCs/>
-                <w:lang w:val="en-CA"/>
-              </w:rPr>
-              <w:t>Intercultura</w:t>
-            </w:r>
-            <w:proofErr w:type="spellEnd"/>
-            <w:r>
-              <w:rPr>
-                <w:bCs/>
-                <w:lang w:val="en-CA"/>
-              </w:rPr>
-              <w:t xml:space="preserve"> Foundation in Florence, Italy</w:t>
+              <w:t>Invited workshop at the “Tabula Rasa: Neuroscienze e culture” conference of the Intercultura Foundation in Florence, Italy</w:t>
             </w:r>
           </w:p>
         </w:tc>
@@ -33060,7 +31827,14 @@
         <w:rPr>
           <w:lang w:val="en-CA"/>
         </w:rPr>
-        <w:t xml:space="preserve"> Paper presented in the symposium “</w:t>
+        <w:t xml:space="preserve"> Paper presented </w:t>
+      </w:r>
+      <w:r>
+        <w:rPr>
+          <w:lang w:val="en-CA"/>
+        </w:rPr>
+        <w:lastRenderedPageBreak/>
+        <w:t>in the symposium “</w:t>
       </w:r>
       <w:r>
         <w:rPr>
@@ -33593,7 +32367,6 @@
         <w:rPr>
           <w:lang w:val="en-CA"/>
         </w:rPr>
-        <w:lastRenderedPageBreak/>
         <w:t>h</w:t>
       </w:r>
       <w:r>
@@ -34155,7 +32928,6 @@
           <w:lang w:val="en-CA"/>
         </w:rPr>
       </w:pPr>
-      <w:proofErr w:type="spellStart"/>
       <w:r>
         <w:rPr>
           <w:u w:val="single"/>
@@ -34163,7 +32935,6 @@
         </w:rPr>
         <w:t>Kachhiyapatel</w:t>
       </w:r>
-      <w:proofErr w:type="spellEnd"/>
       <w:r>
         <w:rPr>
           <w:u w:val="single"/>
@@ -34301,7 +33072,6 @@
           <w:lang w:val="en-CA"/>
         </w:rPr>
       </w:pPr>
-      <w:proofErr w:type="spellStart"/>
       <w:r>
         <w:rPr>
           <w:u w:val="single"/>
@@ -34309,7 +33079,6 @@
         </w:rPr>
         <w:t>Kachhiyapatel</w:t>
       </w:r>
-      <w:proofErr w:type="spellEnd"/>
       <w:r>
         <w:rPr>
           <w:u w:val="single"/>
@@ -34400,46 +33169,29 @@
           <w:bCs/>
           <w:lang w:val="en-CA"/>
         </w:rPr>
-        <w:t xml:space="preserve">Data </w:t>
-      </w:r>
-      <w:proofErr w:type="gramStart"/>
+        <w:t>Data blitz talk</w:t>
+      </w:r>
       <w:r>
         <w:rPr>
           <w:bCs/>
           <w:lang w:val="en-CA"/>
         </w:rPr>
-        <w:t>blitz</w:t>
-      </w:r>
-      <w:proofErr w:type="gramEnd"/>
+        <w:t xml:space="preserve"> at the </w:t>
+      </w:r>
       <w:r>
         <w:rPr>
           <w:bCs/>
           <w:lang w:val="en-CA"/>
         </w:rPr>
-        <w:t xml:space="preserve"> talk</w:t>
+        <w:t xml:space="preserve">Computational Psychology Pre-conference </w:t>
       </w:r>
       <w:r>
         <w:rPr>
           <w:bCs/>
           <w:lang w:val="en-CA"/>
         </w:rPr>
-        <w:t xml:space="preserve"> at the </w:t>
-      </w:r>
-      <w:r>
-        <w:rPr>
-          <w:bCs/>
-          <w:lang w:val="en-CA"/>
-        </w:rPr>
-        <w:t xml:space="preserve">Computational Psychology Pre-conference </w:t>
-      </w:r>
-      <w:r>
-        <w:rPr>
-          <w:bCs/>
-          <w:lang w:val="en-CA"/>
-        </w:rPr>
         <w:t xml:space="preserve">of the </w:t>
       </w:r>
-      <w:proofErr w:type="gramStart"/>
       <w:r>
         <w:rPr>
           <w:lang w:val="en-CA"/>
@@ -34459,7 +33211,6 @@
         </w:rPr>
         <w:t>rd</w:t>
       </w:r>
-      <w:proofErr w:type="gramEnd"/>
       <w:r>
         <w:rPr>
           <w:lang w:val="en-CA"/>
@@ -34576,83 +33327,490 @@
         </w:rPr>
         <w:t xml:space="preserve">Amarasuriya, S. D., </w:t>
       </w:r>
-      <w:proofErr w:type="spellStart"/>
       <w:r>
         <w:rPr>
           <w:bCs/>
           <w:u w:val="single"/>
           <w:lang w:val="en-CA"/>
         </w:rPr>
-        <w:t>Dhammage</w:t>
-      </w:r>
-      <w:proofErr w:type="spellEnd"/>
+        <w:t>Dhammage, T</w:t>
+      </w:r>
+      <w:r>
+        <w:rPr>
+          <w:bCs/>
+          <w:lang w:val="en-CA"/>
+        </w:rPr>
+        <w:t xml:space="preserve">., </w:t>
+      </w:r>
+      <w:r>
+        <w:rPr>
+          <w:bCs/>
+          <w:lang w:val="en-CA"/>
+        </w:rPr>
+        <w:t xml:space="preserve">Jayawickreme, E., &amp; </w:t>
+      </w:r>
+      <w:r>
+        <w:rPr>
+          <w:b/>
+          <w:lang w:val="en-CA"/>
+        </w:rPr>
+        <w:t>Grossmann, I</w:t>
+      </w:r>
+      <w:r>
+        <w:rPr>
+          <w:bCs/>
+          <w:lang w:val="en-CA"/>
+        </w:rPr>
+        <w:t>.</w:t>
+      </w:r>
+      <w:r>
+        <w:rPr>
+          <w:bCs/>
+          <w:i/>
+          <w:iCs/>
+          <w:lang w:val="en-CA"/>
+        </w:rPr>
+        <w:t xml:space="preserve"> </w:t>
+      </w:r>
+      <w:r>
+        <w:rPr>
+          <w:bCs/>
+          <w:lang w:val="en-CA"/>
+        </w:rPr>
+        <w:t xml:space="preserve">(2024, Dec). </w:t>
+      </w:r>
+      <w:r>
+        <w:rPr>
+          <w:bCs/>
+          <w:i/>
+          <w:iCs/>
+          <w:lang w:val="en-CA"/>
+        </w:rPr>
+        <w:t>Looking at things differently: The effects of perspective-taking on wise-reasoning and stress</w:t>
+      </w:r>
+      <w:r>
+        <w:rPr>
+          <w:bCs/>
+          <w:lang w:val="en-CA"/>
+        </w:rPr>
+        <w:t>.</w:t>
+      </w:r>
+      <w:r>
+        <w:rPr>
+          <w:lang w:val="en-CA"/>
+        </w:rPr>
+        <w:t xml:space="preserve"> </w:t>
+      </w:r>
+      <w:r>
+        <w:rPr>
+          <w:lang w:val="en-CA"/>
+        </w:rPr>
+        <w:t xml:space="preserve">Paper presented </w:t>
+      </w:r>
+      <w:r>
+        <w:rPr>
+          <w:lang w:val="en-CA"/>
+        </w:rPr>
+        <w:t xml:space="preserve">at the 2024 Singapore Conference on Applied Psychology. </w:t>
+      </w:r>
+    </w:p>
+    <w:p>
+      <w:pPr>
+        <w:spacing w:after="240"/>
+        <w:ind w:left="720" w:hanging="706"/>
+        <w:rPr>
+          <w:lang w:val="en-CA"/>
+        </w:rPr>
+      </w:pPr>
+      <w:r>
+        <w:rPr>
+          <w:b/>
+          <w:lang w:val="en-CA"/>
+        </w:rPr>
+        <w:t>Grossmann, I</w:t>
+      </w:r>
+      <w:r>
+        <w:rPr>
+          <w:bCs/>
+          <w:lang w:val="en-CA"/>
+        </w:rPr>
+        <w:t>.</w:t>
+      </w:r>
+      <w:r>
+        <w:rPr>
+          <w:lang w:val="en-CA"/>
+        </w:rPr>
+        <w:t xml:space="preserve"> (202</w:t>
+      </w:r>
+      <w:r>
+        <w:rPr>
+          <w:lang w:val="en-CA"/>
+        </w:rPr>
+        <w:t>4</w:t>
+      </w:r>
+      <w:r>
+        <w:rPr>
+          <w:lang w:val="en-CA"/>
+        </w:rPr>
+        <w:t xml:space="preserve">, </w:t>
+      </w:r>
+      <w:r>
+        <w:rPr>
+          <w:lang w:val="en-CA"/>
+        </w:rPr>
+        <w:t>August</w:t>
+      </w:r>
+      <w:r>
+        <w:rPr>
+          <w:lang w:val="en-CA"/>
+        </w:rPr>
+        <w:t xml:space="preserve">). </w:t>
+      </w:r>
+      <w:r>
+        <w:rPr>
+          <w:i/>
+          <w:lang w:val="en-CA"/>
+        </w:rPr>
+        <w:t xml:space="preserve">Shadows of </w:t>
+      </w:r>
+      <w:r>
+        <w:rPr>
+          <w:i/>
+          <w:lang w:val="en-CA"/>
+        </w:rPr>
+        <w:t>w</w:t>
+      </w:r>
+      <w:r>
+        <w:rPr>
+          <w:i/>
+          <w:lang w:val="en-CA"/>
+        </w:rPr>
+        <w:t xml:space="preserve">isdom: Classifying </w:t>
+      </w:r>
+      <w:r>
+        <w:rPr>
+          <w:i/>
+          <w:lang w:val="en-CA"/>
+        </w:rPr>
+        <w:t>m</w:t>
+      </w:r>
+      <w:r>
+        <w:rPr>
+          <w:i/>
+          <w:lang w:val="en-CA"/>
+        </w:rPr>
+        <w:t>eta-</w:t>
+      </w:r>
+      <w:r>
+        <w:rPr>
+          <w:i/>
+          <w:lang w:val="en-CA"/>
+        </w:rPr>
+        <w:t>c</w:t>
+      </w:r>
+      <w:r>
+        <w:rPr>
+          <w:i/>
+          <w:lang w:val="en-CA"/>
+        </w:rPr>
+        <w:t xml:space="preserve">ognitive and </w:t>
+      </w:r>
+      <w:r>
+        <w:rPr>
+          <w:i/>
+          <w:lang w:val="en-CA"/>
+        </w:rPr>
+        <w:t>m</w:t>
+      </w:r>
+      <w:r>
+        <w:rPr>
+          <w:i/>
+          <w:lang w:val="en-CA"/>
+        </w:rPr>
+        <w:t>orally-</w:t>
+      </w:r>
+      <w:r>
+        <w:rPr>
+          <w:i/>
+          <w:lang w:val="en-CA"/>
+        </w:rPr>
+        <w:t>g</w:t>
+      </w:r>
+      <w:r>
+        <w:rPr>
+          <w:i/>
+          <w:lang w:val="en-CA"/>
+        </w:rPr>
+        <w:t xml:space="preserve">rounded </w:t>
+      </w:r>
+      <w:r>
+        <w:rPr>
+          <w:i/>
+          <w:lang w:val="en-CA"/>
+        </w:rPr>
+        <w:t>n</w:t>
+      </w:r>
+      <w:r>
+        <w:rPr>
+          <w:i/>
+          <w:lang w:val="en-CA"/>
+        </w:rPr>
+        <w:t xml:space="preserve">arrative </w:t>
+      </w:r>
+      <w:r>
+        <w:rPr>
+          <w:i/>
+          <w:lang w:val="en-CA"/>
+        </w:rPr>
+        <w:t>c</w:t>
+      </w:r>
+      <w:r>
+        <w:rPr>
+          <w:i/>
+          <w:lang w:val="en-CA"/>
+        </w:rPr>
+        <w:t>ontent via Large Language Models</w:t>
+      </w:r>
+      <w:r>
+        <w:rPr>
+          <w:i/>
+          <w:lang w:val="en-CA"/>
+        </w:rPr>
+        <w:t>.</w:t>
+      </w:r>
+      <w:r>
+        <w:rPr>
+          <w:lang w:val="en-CA"/>
+        </w:rPr>
+        <w:t xml:space="preserve"> Paper presented </w:t>
+      </w:r>
+      <w:r>
+        <w:rPr>
+          <w:lang w:val="en-CA"/>
+        </w:rPr>
+        <w:t>in the symposium “</w:t>
+      </w:r>
+      <w:r>
+        <w:rPr>
+          <w:lang w:val="en-CA"/>
+        </w:rPr>
+        <w:t>Natural Language Processing in Personality Research: Emerging Approaches and Applications</w:t>
+      </w:r>
+      <w:r>
+        <w:rPr>
+          <w:lang w:val="en-CA"/>
+        </w:rPr>
+        <w:t xml:space="preserve">” </w:t>
+      </w:r>
+      <w:r>
+        <w:rPr>
+          <w:lang w:val="en-CA"/>
+        </w:rPr>
+        <w:t xml:space="preserve">chaired by </w:t>
+      </w:r>
+      <w:r>
+        <w:rPr>
+          <w:u w:val="single"/>
+          <w:lang w:val="en-CA"/>
+        </w:rPr>
+        <w:t>M. Rudnev</w:t>
+      </w:r>
+      <w:r>
+        <w:rPr>
+          <w:lang w:val="en-CA"/>
+        </w:rPr>
+        <w:t xml:space="preserve"> and </w:t>
+      </w:r>
+      <w:r>
+        <w:rPr>
+          <w:b/>
+          <w:bCs/>
+          <w:lang w:val="en-CA"/>
+        </w:rPr>
+        <w:t>I. Grossmann</w:t>
+      </w:r>
+      <w:r>
+        <w:rPr>
+          <w:b/>
+          <w:lang w:val="en-CA"/>
+        </w:rPr>
+        <w:t xml:space="preserve"> </w:t>
+      </w:r>
+      <w:r>
+        <w:rPr>
+          <w:lang w:val="en-CA"/>
+        </w:rPr>
+        <w:t xml:space="preserve">at the </w:t>
+      </w:r>
+      <w:r>
+        <w:rPr>
+          <w:lang w:val="en-CA"/>
+        </w:rPr>
+        <w:t>21</w:t>
+      </w:r>
+      <w:r>
+        <w:rPr>
+          <w:vertAlign w:val="superscript"/>
+          <w:lang w:val="en-CA"/>
+        </w:rPr>
+        <w:t>st</w:t>
+      </w:r>
+      <w:r>
+        <w:rPr>
+          <w:lang w:val="en-CA"/>
+        </w:rPr>
+        <w:t xml:space="preserve"> </w:t>
+      </w:r>
+      <w:r>
+        <w:rPr>
+          <w:lang w:val="en-CA"/>
+        </w:rPr>
+        <w:t>European Conference on Personality</w:t>
+      </w:r>
+      <w:r>
+        <w:rPr>
+          <w:lang w:val="en-CA"/>
+        </w:rPr>
+        <w:t>, Berlin, Germany.</w:t>
+      </w:r>
+    </w:p>
+    <w:p>
+      <w:pPr>
+        <w:spacing w:after="240"/>
+        <w:ind w:left="720" w:hanging="706"/>
+        <w:rPr>
+          <w:lang w:val="en-CA"/>
+        </w:rPr>
+      </w:pPr>
       <w:r>
         <w:rPr>
           <w:bCs/>
           <w:u w:val="single"/>
           <w:lang w:val="en-CA"/>
         </w:rPr>
-        <w:t>, T</w:t>
+        <w:t>Izydorczak, K</w:t>
       </w:r>
       <w:r>
         <w:rPr>
           <w:bCs/>
           <w:lang w:val="en-CA"/>
         </w:rPr>
-        <w:t xml:space="preserve">., </w:t>
+        <w:t>. &amp;</w:t>
+      </w:r>
+      <w:r>
+        <w:rPr>
+          <w:b/>
+          <w:lang w:val="en-CA"/>
+        </w:rPr>
+        <w:t xml:space="preserve"> </w:t>
+      </w:r>
+      <w:r>
+        <w:rPr>
+          <w:b/>
+          <w:lang w:val="en-CA"/>
+        </w:rPr>
+        <w:t>Grossmann, I</w:t>
       </w:r>
       <w:r>
         <w:rPr>
           <w:bCs/>
           <w:lang w:val="en-CA"/>
         </w:rPr>
-        <w:t xml:space="preserve">Jayawickreme, E., &amp; </w:t>
+        <w:t>.</w:t>
+      </w:r>
+      <w:r>
+        <w:rPr>
+          <w:lang w:val="en-CA"/>
+        </w:rPr>
+        <w:t xml:space="preserve"> (202</w:t>
+      </w:r>
+      <w:r>
+        <w:rPr>
+          <w:lang w:val="en-CA"/>
+        </w:rPr>
+        <w:t>4</w:t>
+      </w:r>
+      <w:r>
+        <w:rPr>
+          <w:lang w:val="en-CA"/>
+        </w:rPr>
+        <w:t xml:space="preserve">, </w:t>
+      </w:r>
+      <w:r>
+        <w:rPr>
+          <w:lang w:val="en-CA"/>
+        </w:rPr>
+        <w:t>August</w:t>
+      </w:r>
+      <w:r>
+        <w:rPr>
+          <w:lang w:val="en-CA"/>
+        </w:rPr>
+        <w:t xml:space="preserve">). </w:t>
+      </w:r>
+      <w:r>
+        <w:rPr>
+          <w:i/>
+          <w:lang w:val="en-CA"/>
+        </w:rPr>
+        <w:t>PANDexit - Predictions of post-pandemic cultural change</w:t>
+      </w:r>
+      <w:r>
+        <w:rPr>
+          <w:i/>
+          <w:lang w:val="en-CA"/>
+        </w:rPr>
+        <w:t>.</w:t>
+      </w:r>
+      <w:r>
+        <w:rPr>
+          <w:lang w:val="en-CA"/>
+        </w:rPr>
+        <w:t xml:space="preserve"> Paper presented </w:t>
+      </w:r>
+      <w:r>
+        <w:rPr>
+          <w:lang w:val="en-CA"/>
+        </w:rPr>
+        <w:t>in the session “</w:t>
+      </w:r>
+      <w:r>
+        <w:rPr>
+          <w:lang w:val="en-CA"/>
+        </w:rPr>
+        <w:t>The Role of Personality and Cognition and Social Psychological Research Questions</w:t>
+      </w:r>
+      <w:r>
+        <w:rPr>
+          <w:lang w:val="en-CA"/>
+        </w:rPr>
+        <w:t>”</w:t>
       </w:r>
       <w:r>
         <w:rPr>
           <w:b/>
           <w:lang w:val="en-CA"/>
         </w:rPr>
-        <w:t>Grossmann, I</w:t>
-      </w:r>
-      <w:r>
-        <w:rPr>
-          <w:bCs/>
-          <w:lang w:val="en-CA"/>
-        </w:rPr>
-        <w:t>.</w:t>
-      </w:r>
-      <w:r>
-        <w:rPr>
-          <w:bCs/>
-          <w:i/>
-          <w:iCs/>
-          <w:lang w:val="en-CA"/>
-        </w:rPr>
         <w:t xml:space="preserve"> </w:t>
       </w:r>
       <w:r>
         <w:rPr>
-          <w:bCs/>
-          <w:lang w:val="en-CA"/>
-        </w:rPr>
-        <w:t xml:space="preserve">(2024, Dec). </w:t>
-      </w:r>
-      <w:r>
-        <w:rPr>
-          <w:bCs/>
-          <w:i/>
-          <w:iCs/>
-          <w:lang w:val="en-CA"/>
-        </w:rPr>
-        <w:t>Looking at things differently: The effects of perspective-taking on wise-reasoning and stress</w:t>
-      </w:r>
-      <w:r>
-        <w:rPr>
-          <w:bCs/>
-          <w:lang w:val="en-CA"/>
-        </w:rPr>
-        <w:t>.</w:t>
+          <w:lang w:val="en-CA"/>
+        </w:rPr>
+        <w:t xml:space="preserve">at the </w:t>
+      </w:r>
+      <w:r>
+        <w:rPr>
+          <w:lang w:val="en-CA"/>
+        </w:rPr>
+        <w:t>21</w:t>
+      </w:r>
+      <w:r>
+        <w:rPr>
+          <w:vertAlign w:val="superscript"/>
+          <w:lang w:val="en-CA"/>
+        </w:rPr>
+        <w:t>st</w:t>
       </w:r>
       <w:r>
         <w:rPr>
@@ -34664,13 +33822,13 @@
         <w:rPr>
           <w:lang w:val="en-CA"/>
         </w:rPr>
-        <w:t xml:space="preserve">Paper presented </w:t>
-      </w:r>
-      <w:r>
-        <w:rPr>
-          <w:lang w:val="en-CA"/>
-        </w:rPr>
-        <w:t xml:space="preserve">at the 2024 Singapore Conference on Applied Psychology. </w:t>
+        <w:t>European Conference on Personality</w:t>
+      </w:r>
+      <w:r>
+        <w:rPr>
+          <w:lang w:val="en-CA"/>
+        </w:rPr>
+        <w:t>, Berlin, Germany.</w:t>
       </w:r>
     </w:p>
     <w:p>
@@ -34678,268 +33836,160 @@
         <w:spacing w:after="240"/>
         <w:ind w:left="720" w:hanging="706"/>
         <w:rPr>
-          <w:lang w:val="en-CA"/>
-        </w:rPr>
-      </w:pPr>
+          <w:bCs/>
+          <w:lang w:val="en-CA"/>
+        </w:rPr>
+      </w:pPr>
+      <w:r>
+        <w:rPr>
+          <w:u w:val="single"/>
+          <w:lang w:val="en-CA"/>
+        </w:rPr>
+        <w:lastRenderedPageBreak/>
+        <w:t>Kachhiyapatel</w:t>
+      </w:r>
+      <w:r>
+        <w:rPr>
+          <w:u w:val="single"/>
+          <w:lang w:val="en-CA"/>
+        </w:rPr>
+        <w:t>, N.</w:t>
+      </w:r>
+      <w:r>
+        <w:rPr>
+          <w:u w:val="single"/>
+          <w:lang w:val="en-CA"/>
+        </w:rPr>
+        <w:t>.</w:t>
+      </w:r>
+      <w:r>
+        <w:rPr>
+          <w:lang w:val="en-CA"/>
+        </w:rPr>
+        <w:t>, &amp;</w:t>
+      </w:r>
       <w:r>
         <w:rPr>
           <w:b/>
           <w:lang w:val="en-CA"/>
         </w:rPr>
-        <w:t>Grossmann, I</w:t>
+        <w:t xml:space="preserve"> Grossmann, I. </w:t>
       </w:r>
       <w:r>
         <w:rPr>
           <w:bCs/>
           <w:lang w:val="en-CA"/>
         </w:rPr>
+        <w:t>(202</w:t>
+      </w:r>
+      <w:r>
+        <w:rPr>
+          <w:bCs/>
+          <w:lang w:val="en-CA"/>
+        </w:rPr>
+        <w:t>4</w:t>
+      </w:r>
+      <w:r>
+        <w:rPr>
+          <w:bCs/>
+          <w:lang w:val="en-CA"/>
+        </w:rPr>
+        <w:t xml:space="preserve">, </w:t>
+      </w:r>
+      <w:r>
+        <w:rPr>
+          <w:bCs/>
+          <w:lang w:val="en-CA"/>
+        </w:rPr>
+        <w:t>June</w:t>
+      </w:r>
+      <w:r>
+        <w:rPr>
+          <w:bCs/>
+          <w:lang w:val="en-CA"/>
+        </w:rPr>
+        <w:t>).</w:t>
+      </w:r>
+      <w:r>
+        <w:rPr>
+          <w:b/>
+          <w:lang w:val="en-CA"/>
+        </w:rPr>
+        <w:t xml:space="preserve"> </w:t>
+      </w:r>
+      <w:r>
+        <w:rPr>
+          <w:bCs/>
+          <w:i/>
+          <w:iCs/>
+          <w:lang w:val="en-CA"/>
+        </w:rPr>
+        <w:t>The role of motives and context on judgmental preferences</w:t>
+      </w:r>
+      <w:r>
+        <w:rPr>
+          <w:bCs/>
+          <w:lang w:val="en-CA"/>
+        </w:rPr>
+        <w:t xml:space="preserve">. </w:t>
+      </w:r>
+      <w:r>
+        <w:rPr>
+          <w:bCs/>
+          <w:lang w:val="en-CA"/>
+        </w:rPr>
+        <w:t>Flash talk</w:t>
+      </w:r>
+      <w:r>
+        <w:rPr>
+          <w:bCs/>
+          <w:lang w:val="en-CA"/>
+        </w:rPr>
+        <w:t xml:space="preserve"> presentation at the </w:t>
+      </w:r>
+      <w:r>
+        <w:rPr>
+          <w:bCs/>
+          <w:lang w:val="en-CA"/>
+        </w:rPr>
+        <w:t xml:space="preserve">Social &amp; Personality Section Pre-conference of the </w:t>
+      </w:r>
+      <w:r>
+        <w:rPr>
+          <w:lang w:val="en-CA"/>
+        </w:rPr>
+        <w:t>a</w:t>
+      </w:r>
+      <w:r>
+        <w:rPr>
+          <w:lang w:val="en-CA"/>
+        </w:rPr>
+        <w:t xml:space="preserve">nnual </w:t>
+      </w:r>
+      <w:r>
+        <w:rPr>
+          <w:lang w:val="en-CA"/>
+        </w:rPr>
+        <w:t xml:space="preserve">Canadian Psychological Association </w:t>
+      </w:r>
+      <w:r>
+        <w:rPr>
+          <w:lang w:val="en-CA"/>
+        </w:rPr>
+        <w:t>Conference</w:t>
+      </w:r>
+      <w:r>
+        <w:rPr>
+          <w:lang w:val="en-CA"/>
+        </w:rPr>
+        <w:t>, Ottawa, ON, Canada</w:t>
+      </w:r>
+      <w:r>
+        <w:rPr>
+          <w:bCs/>
+          <w:lang w:val="en-CA"/>
+        </w:rPr>
         <w:t>.</w:t>
-      </w:r>
-      <w:r>
-        <w:rPr>
-          <w:lang w:val="en-CA"/>
-        </w:rPr>
-        <w:t xml:space="preserve"> (202</w:t>
-      </w:r>
-      <w:r>
-        <w:rPr>
-          <w:lang w:val="en-CA"/>
-        </w:rPr>
-        <w:t>4</w:t>
-      </w:r>
-      <w:r>
-        <w:rPr>
-          <w:lang w:val="en-CA"/>
-        </w:rPr>
-        <w:t xml:space="preserve">, </w:t>
-      </w:r>
-      <w:r>
-        <w:rPr>
-          <w:lang w:val="en-CA"/>
-        </w:rPr>
-        <w:t>August</w:t>
-      </w:r>
-      <w:r>
-        <w:rPr>
-          <w:lang w:val="en-CA"/>
-        </w:rPr>
-        <w:t xml:space="preserve">). </w:t>
-      </w:r>
-      <w:r>
-        <w:rPr>
-          <w:i/>
-          <w:lang w:val="en-CA"/>
-        </w:rPr>
-        <w:t xml:space="preserve">Shadows of </w:t>
-      </w:r>
-      <w:r>
-        <w:rPr>
-          <w:i/>
-          <w:lang w:val="en-CA"/>
-        </w:rPr>
-        <w:t>w</w:t>
-      </w:r>
-      <w:r>
-        <w:rPr>
-          <w:i/>
-          <w:lang w:val="en-CA"/>
-        </w:rPr>
-        <w:t xml:space="preserve">isdom: Classifying </w:t>
-      </w:r>
-      <w:r>
-        <w:rPr>
-          <w:i/>
-          <w:lang w:val="en-CA"/>
-        </w:rPr>
-        <w:t>m</w:t>
-      </w:r>
-      <w:r>
-        <w:rPr>
-          <w:i/>
-          <w:lang w:val="en-CA"/>
-        </w:rPr>
-        <w:t>eta-</w:t>
-      </w:r>
-      <w:r>
-        <w:rPr>
-          <w:i/>
-          <w:lang w:val="en-CA"/>
-        </w:rPr>
-        <w:t>c</w:t>
-      </w:r>
-      <w:r>
-        <w:rPr>
-          <w:i/>
-          <w:lang w:val="en-CA"/>
-        </w:rPr>
-        <w:t xml:space="preserve">ognitive and </w:t>
-      </w:r>
-      <w:proofErr w:type="gramStart"/>
-      <w:r>
-        <w:rPr>
-          <w:i/>
-          <w:lang w:val="en-CA"/>
-        </w:rPr>
-        <w:t>m</w:t>
-      </w:r>
-      <w:r>
-        <w:rPr>
-          <w:i/>
-          <w:lang w:val="en-CA"/>
-        </w:rPr>
-        <w:t>orally-</w:t>
-      </w:r>
-      <w:r>
-        <w:rPr>
-          <w:i/>
-          <w:lang w:val="en-CA"/>
-        </w:rPr>
-        <w:t>g</w:t>
-      </w:r>
-      <w:r>
-        <w:rPr>
-          <w:i/>
-          <w:lang w:val="en-CA"/>
-        </w:rPr>
-        <w:t>rounded</w:t>
-      </w:r>
-      <w:proofErr w:type="gramEnd"/>
-      <w:r>
-        <w:rPr>
-          <w:i/>
-          <w:lang w:val="en-CA"/>
-        </w:rPr>
-        <w:t xml:space="preserve"> </w:t>
-      </w:r>
-      <w:r>
-        <w:rPr>
-          <w:i/>
-          <w:lang w:val="en-CA"/>
-        </w:rPr>
-        <w:t>n</w:t>
-      </w:r>
-      <w:r>
-        <w:rPr>
-          <w:i/>
-          <w:lang w:val="en-CA"/>
-        </w:rPr>
-        <w:t xml:space="preserve">arrative </w:t>
-      </w:r>
-      <w:r>
-        <w:rPr>
-          <w:i/>
-          <w:lang w:val="en-CA"/>
-        </w:rPr>
-        <w:t>c</w:t>
-      </w:r>
-      <w:r>
-        <w:rPr>
-          <w:i/>
-          <w:lang w:val="en-CA"/>
-        </w:rPr>
-        <w:t>ontent via Large Language Models</w:t>
-      </w:r>
-      <w:r>
-        <w:rPr>
-          <w:i/>
-          <w:lang w:val="en-CA"/>
-        </w:rPr>
-        <w:t>.</w:t>
-      </w:r>
-      <w:r>
-        <w:rPr>
-          <w:lang w:val="en-CA"/>
-        </w:rPr>
-        <w:t xml:space="preserve"> Paper presented </w:t>
-      </w:r>
-      <w:r>
-        <w:rPr>
-          <w:lang w:val="en-CA"/>
-        </w:rPr>
-        <w:t>in the symposium “</w:t>
-      </w:r>
-      <w:r>
-        <w:rPr>
-          <w:lang w:val="en-CA"/>
-        </w:rPr>
-        <w:t>Natural Language Processing in Personality Research: Emerging Approaches and Applications</w:t>
-      </w:r>
-      <w:r>
-        <w:rPr>
-          <w:lang w:val="en-CA"/>
-        </w:rPr>
-        <w:t xml:space="preserve">” </w:t>
-      </w:r>
-      <w:r>
-        <w:rPr>
-          <w:lang w:val="en-CA"/>
-        </w:rPr>
-        <w:t xml:space="preserve">chaired by </w:t>
-      </w:r>
-      <w:r>
-        <w:rPr>
-          <w:u w:val="single"/>
-          <w:lang w:val="en-CA"/>
-        </w:rPr>
-        <w:t>M. Rudnev</w:t>
-      </w:r>
-      <w:r>
-        <w:rPr>
-          <w:lang w:val="en-CA"/>
-        </w:rPr>
-        <w:t xml:space="preserve"> and </w:t>
-      </w:r>
-      <w:r>
-        <w:rPr>
-          <w:b/>
-          <w:bCs/>
-          <w:lang w:val="en-CA"/>
-        </w:rPr>
-        <w:t>I. Grossmann</w:t>
-      </w:r>
-      <w:r>
-        <w:rPr>
-          <w:b/>
-          <w:lang w:val="en-CA"/>
-        </w:rPr>
-        <w:t xml:space="preserve"> </w:t>
-      </w:r>
-      <w:r>
-        <w:rPr>
-          <w:lang w:val="en-CA"/>
-        </w:rPr>
-        <w:t xml:space="preserve">at the </w:t>
-      </w:r>
-      <w:r>
-        <w:rPr>
-          <w:lang w:val="en-CA"/>
-        </w:rPr>
-        <w:t>21</w:t>
-      </w:r>
-      <w:r>
-        <w:rPr>
-          <w:vertAlign w:val="superscript"/>
-          <w:lang w:val="en-CA"/>
-        </w:rPr>
-        <w:t>st</w:t>
-      </w:r>
-      <w:r>
-        <w:rPr>
-          <w:lang w:val="en-CA"/>
-        </w:rPr>
-        <w:t xml:space="preserve"> </w:t>
-      </w:r>
-      <w:r>
-        <w:rPr>
-          <w:lang w:val="en-CA"/>
-        </w:rPr>
-        <w:t>European Conference on Personality</w:t>
-      </w:r>
-      <w:r>
-        <w:rPr>
-          <w:lang w:val="en-CA"/>
-        </w:rPr>
-        <w:t>, Berlin, Germany.</w:t>
       </w:r>
     </w:p>
     <w:p>
@@ -34952,18 +34002,279 @@
       </w:pPr>
       <w:r>
         <w:rPr>
+          <w:b/>
+          <w:lang w:val="en-CA"/>
+        </w:rPr>
+        <w:t>Grossmann, I</w:t>
+      </w:r>
+      <w:r>
+        <w:rPr>
           <w:bCs/>
-          <w:u w:val="single"/>
-          <w:lang w:val="en-CA"/>
-        </w:rPr>
-        <w:t>Izydorczak, K</w:t>
-      </w:r>
-      <w:r>
-        <w:rPr>
-          <w:bCs/>
-          <w:lang w:val="en-CA"/>
-        </w:rPr>
-        <w:t>. &amp;</w:t>
+          <w:lang w:val="en-CA"/>
+        </w:rPr>
+        <w:t>.</w:t>
+      </w:r>
+      <w:r>
+        <w:rPr>
+          <w:lang w:val="en-CA"/>
+        </w:rPr>
+        <w:t xml:space="preserve"> (202</w:t>
+      </w:r>
+      <w:r>
+        <w:rPr>
+          <w:lang w:val="en-CA"/>
+        </w:rPr>
+        <w:t>4</w:t>
+      </w:r>
+      <w:r>
+        <w:rPr>
+          <w:lang w:val="en-CA"/>
+        </w:rPr>
+        <w:t xml:space="preserve">, </w:t>
+      </w:r>
+      <w:r>
+        <w:rPr>
+          <w:lang w:val="en-CA"/>
+        </w:rPr>
+        <w:t>February</w:t>
+      </w:r>
+      <w:r>
+        <w:rPr>
+          <w:lang w:val="en-CA"/>
+        </w:rPr>
+        <w:t xml:space="preserve">). </w:t>
+      </w:r>
+      <w:r>
+        <w:rPr>
+          <w:i/>
+          <w:lang w:val="en-CA"/>
+        </w:rPr>
+        <w:t xml:space="preserve">Cracking the </w:t>
+      </w:r>
+      <w:r>
+        <w:rPr>
+          <w:i/>
+          <w:lang w:val="en-CA"/>
+        </w:rPr>
+        <w:t>c</w:t>
+      </w:r>
+      <w:r>
+        <w:rPr>
+          <w:i/>
+          <w:lang w:val="en-CA"/>
+        </w:rPr>
+        <w:t xml:space="preserve">rystal </w:t>
+      </w:r>
+      <w:r>
+        <w:rPr>
+          <w:i/>
+          <w:lang w:val="en-CA"/>
+        </w:rPr>
+        <w:t>b</w:t>
+      </w:r>
+      <w:r>
+        <w:rPr>
+          <w:i/>
+          <w:lang w:val="en-CA"/>
+        </w:rPr>
+        <w:t xml:space="preserve">all: How </w:t>
+      </w:r>
+      <w:r>
+        <w:rPr>
+          <w:i/>
+          <w:lang w:val="en-CA"/>
+        </w:rPr>
+        <w:t>c</w:t>
+      </w:r>
+      <w:r>
+        <w:rPr>
+          <w:i/>
+          <w:lang w:val="en-CA"/>
+        </w:rPr>
+        <w:t xml:space="preserve">omputation </w:t>
+      </w:r>
+      <w:r>
+        <w:rPr>
+          <w:i/>
+          <w:lang w:val="en-CA"/>
+        </w:rPr>
+        <w:t>s</w:t>
+      </w:r>
+      <w:r>
+        <w:rPr>
+          <w:i/>
+          <w:lang w:val="en-CA"/>
+        </w:rPr>
+        <w:t xml:space="preserve">hapes </w:t>
+      </w:r>
+      <w:r>
+        <w:rPr>
+          <w:i/>
+          <w:lang w:val="en-CA"/>
+        </w:rPr>
+        <w:t>s</w:t>
+      </w:r>
+      <w:r>
+        <w:rPr>
+          <w:i/>
+          <w:lang w:val="en-CA"/>
+        </w:rPr>
+        <w:t xml:space="preserve">ocial </w:t>
+      </w:r>
+      <w:r>
+        <w:rPr>
+          <w:i/>
+          <w:lang w:val="en-CA"/>
+        </w:rPr>
+        <w:t>s</w:t>
+      </w:r>
+      <w:r>
+        <w:rPr>
+          <w:i/>
+          <w:lang w:val="en-CA"/>
+        </w:rPr>
+        <w:t xml:space="preserve">cience </w:t>
+      </w:r>
+      <w:r>
+        <w:rPr>
+          <w:i/>
+          <w:lang w:val="en-CA"/>
+        </w:rPr>
+        <w:t>f</w:t>
+      </w:r>
+      <w:r>
+        <w:rPr>
+          <w:i/>
+          <w:lang w:val="en-CA"/>
+        </w:rPr>
+        <w:t>orecasts</w:t>
+      </w:r>
+      <w:r>
+        <w:rPr>
+          <w:i/>
+          <w:lang w:val="en-CA"/>
+        </w:rPr>
+        <w:t>.</w:t>
+      </w:r>
+      <w:r>
+        <w:rPr>
+          <w:lang w:val="en-CA"/>
+        </w:rPr>
+        <w:t xml:space="preserve"> Paper presented </w:t>
+      </w:r>
+      <w:r>
+        <w:rPr>
+          <w:lang w:val="en-CA"/>
+        </w:rPr>
+        <w:t>in the symposium “</w:t>
+      </w:r>
+      <w:r>
+        <w:rPr>
+          <w:lang w:val="en-CA"/>
+        </w:rPr>
+        <w:t xml:space="preserve">Computational </w:t>
+      </w:r>
+      <w:r>
+        <w:rPr>
+          <w:lang w:val="en-CA"/>
+        </w:rPr>
+        <w:t>c</w:t>
+      </w:r>
+      <w:r>
+        <w:rPr>
+          <w:lang w:val="en-CA"/>
+        </w:rPr>
+        <w:t xml:space="preserve">ultural </w:t>
+      </w:r>
+      <w:r>
+        <w:rPr>
+          <w:lang w:val="en-CA"/>
+        </w:rPr>
+        <w:t>p</w:t>
+      </w:r>
+      <w:r>
+        <w:rPr>
+          <w:lang w:val="en-CA"/>
+        </w:rPr>
+        <w:t xml:space="preserve">sychology: New </w:t>
+      </w:r>
+      <w:r>
+        <w:rPr>
+          <w:lang w:val="en-CA"/>
+        </w:rPr>
+        <w:t>a</w:t>
+      </w:r>
+      <w:r>
+        <w:rPr>
+          <w:lang w:val="en-CA"/>
+        </w:rPr>
+        <w:t xml:space="preserve">pproaches to </w:t>
+      </w:r>
+      <w:r>
+        <w:rPr>
+          <w:lang w:val="en-CA"/>
+        </w:rPr>
+        <w:t>u</w:t>
+      </w:r>
+      <w:r>
+        <w:rPr>
+          <w:lang w:val="en-CA"/>
+        </w:rPr>
+        <w:t xml:space="preserve">nderstanding </w:t>
+      </w:r>
+      <w:r>
+        <w:rPr>
+          <w:lang w:val="en-CA"/>
+        </w:rPr>
+        <w:t>c</w:t>
+      </w:r>
+      <w:r>
+        <w:rPr>
+          <w:lang w:val="en-CA"/>
+        </w:rPr>
+        <w:t xml:space="preserve">ultural </w:t>
+      </w:r>
+      <w:r>
+        <w:rPr>
+          <w:lang w:val="en-CA"/>
+        </w:rPr>
+        <w:t>v</w:t>
+      </w:r>
+      <w:r>
+        <w:rPr>
+          <w:lang w:val="en-CA"/>
+        </w:rPr>
+        <w:t>ariation</w:t>
+      </w:r>
+      <w:r>
+        <w:rPr>
+          <w:lang w:val="en-CA"/>
+        </w:rPr>
+        <w:t xml:space="preserve">” </w:t>
+      </w:r>
+      <w:r>
+        <w:rPr>
+          <w:lang w:val="en-CA"/>
+        </w:rPr>
+        <w:t xml:space="preserve">chaired by </w:t>
+      </w:r>
+      <w:r>
+        <w:rPr>
+          <w:lang w:val="en-CA"/>
+        </w:rPr>
+        <w:t>D</w:t>
+      </w:r>
+      <w:r>
+        <w:rPr>
+          <w:lang w:val="en-CA"/>
+        </w:rPr>
+        <w:t xml:space="preserve">. </w:t>
+      </w:r>
+      <w:r>
+        <w:rPr>
+          <w:lang w:val="en-CA"/>
+        </w:rPr>
+        <w:t>Medvedev and S. Madan</w:t>
       </w:r>
       <w:r>
         <w:rPr>
@@ -34974,29 +34285,28 @@
       </w:r>
       <w:r>
         <w:rPr>
-          <w:b/>
-          <w:lang w:val="en-CA"/>
-        </w:rPr>
-        <w:t>Grossmann, I</w:t>
-      </w:r>
-      <w:r>
-        <w:rPr>
-          <w:bCs/>
-          <w:lang w:val="en-CA"/>
-        </w:rPr>
-        <w:t>.</w:t>
-      </w:r>
-      <w:r>
-        <w:rPr>
-          <w:lang w:val="en-CA"/>
-        </w:rPr>
-        <w:t xml:space="preserve"> (202</w:t>
-      </w:r>
-      <w:r>
-        <w:rPr>
-          <w:lang w:val="en-CA"/>
-        </w:rPr>
-        <w:t>4</w:t>
+          <w:lang w:val="en-CA"/>
+        </w:rPr>
+        <w:t>at the 2</w:t>
+      </w:r>
+      <w:r>
+        <w:rPr>
+          <w:lang w:val="en-CA"/>
+        </w:rPr>
+        <w:t>3</w:t>
+      </w:r>
+      <w:r>
+        <w:rPr>
+          <w:vertAlign w:val="superscript"/>
+          <w:lang w:val="en-CA"/>
+        </w:rPr>
+        <w:t>rd</w:t>
+      </w:r>
+      <w:r>
+        <w:rPr>
+          <w:lang w:val="en-CA"/>
+        </w:rPr>
+        <w:t xml:space="preserve"> Annual Society for Personality and Social Psychology Conference</w:t>
       </w:r>
       <w:r>
         <w:rPr>
@@ -35008,104 +34318,25 @@
         <w:rPr>
           <w:lang w:val="en-CA"/>
         </w:rPr>
-        <w:t>August</w:t>
-      </w:r>
-      <w:r>
-        <w:rPr>
-          <w:lang w:val="en-CA"/>
-        </w:rPr>
-        <w:t xml:space="preserve">). </w:t>
-      </w:r>
-      <w:proofErr w:type="spellStart"/>
-      <w:r>
-        <w:rPr>
-          <w:i/>
-          <w:lang w:val="en-CA"/>
-        </w:rPr>
-        <w:t>PANDexit</w:t>
-      </w:r>
-      <w:proofErr w:type="spellEnd"/>
-      <w:r>
-        <w:rPr>
-          <w:i/>
-          <w:lang w:val="en-CA"/>
-        </w:rPr>
-        <w:t xml:space="preserve"> - Predictions of post-pandemic cultural change</w:t>
-      </w:r>
-      <w:r>
-        <w:rPr>
-          <w:i/>
-          <w:lang w:val="en-CA"/>
-        </w:rPr>
-        <w:t>.</w:t>
-      </w:r>
-      <w:r>
-        <w:rPr>
-          <w:lang w:val="en-CA"/>
-        </w:rPr>
-        <w:t xml:space="preserve"> Paper presented </w:t>
-      </w:r>
-      <w:r>
-        <w:rPr>
-          <w:lang w:val="en-CA"/>
-        </w:rPr>
-        <w:t>in the session “</w:t>
-      </w:r>
-      <w:r>
-        <w:rPr>
-          <w:lang w:val="en-CA"/>
-        </w:rPr>
-        <w:t>The Role of Personality and Cognition and Social Psychological Research Questions</w:t>
-      </w:r>
-      <w:r>
-        <w:rPr>
-          <w:lang w:val="en-CA"/>
-        </w:rPr>
-        <w:t>”</w:t>
-      </w:r>
-      <w:r>
-        <w:rPr>
-          <w:b/>
-          <w:lang w:val="en-CA"/>
-        </w:rPr>
-        <w:t xml:space="preserve"> </w:t>
-      </w:r>
-      <w:r>
-        <w:rPr>
-          <w:lang w:val="en-CA"/>
-        </w:rPr>
-        <w:t xml:space="preserve">at the </w:t>
-      </w:r>
-      <w:r>
-        <w:rPr>
-          <w:lang w:val="en-CA"/>
-        </w:rPr>
-        <w:t>21</w:t>
-      </w:r>
-      <w:r>
-        <w:rPr>
-          <w:vertAlign w:val="superscript"/>
-          <w:lang w:val="en-CA"/>
-        </w:rPr>
-        <w:t>st</w:t>
-      </w:r>
-      <w:r>
-        <w:rPr>
-          <w:lang w:val="en-CA"/>
-        </w:rPr>
-        <w:t xml:space="preserve"> </w:t>
-      </w:r>
-      <w:r>
-        <w:rPr>
-          <w:lang w:val="en-CA"/>
-        </w:rPr>
-        <w:t>European Conference on Personality</w:t>
-      </w:r>
-      <w:r>
-        <w:rPr>
-          <w:lang w:val="en-CA"/>
-        </w:rPr>
-        <w:t>, Berlin, Germany.</w:t>
+        <w:t>San Diego</w:t>
+      </w:r>
+      <w:r>
+        <w:rPr>
+          <w:lang w:val="en-CA"/>
+        </w:rPr>
+        <w:t xml:space="preserve">, </w:t>
+      </w:r>
+      <w:r>
+        <w:rPr>
+          <w:lang w:val="en-CA"/>
+        </w:rPr>
+        <w:t>CA</w:t>
+      </w:r>
+      <w:r>
+        <w:rPr>
+          <w:lang w:val="en-CA"/>
+        </w:rPr>
+        <w:t>, USA.</w:t>
       </w:r>
     </w:p>
     <w:p>
@@ -35113,524 +34344,14 @@
         <w:spacing w:after="240"/>
         <w:ind w:left="720" w:hanging="706"/>
         <w:rPr>
-          <w:bCs/>
-          <w:lang w:val="en-CA"/>
-        </w:rPr>
-      </w:pPr>
-      <w:proofErr w:type="spellStart"/>
-      <w:r>
-        <w:rPr>
-          <w:u w:val="single"/>
-          <w:lang w:val="en-CA"/>
-        </w:rPr>
-        <w:t>Kachhiyapatel</w:t>
-      </w:r>
-      <w:proofErr w:type="spellEnd"/>
-      <w:r>
-        <w:rPr>
-          <w:u w:val="single"/>
-          <w:lang w:val="en-CA"/>
-        </w:rPr>
-        <w:t>, N.</w:t>
-      </w:r>
-      <w:r>
-        <w:rPr>
-          <w:u w:val="single"/>
-          <w:lang w:val="en-CA"/>
-        </w:rPr>
-        <w:t>.</w:t>
-      </w:r>
-      <w:r>
-        <w:rPr>
-          <w:lang w:val="en-CA"/>
-        </w:rPr>
-        <w:t>, &amp;</w:t>
-      </w:r>
+          <w:lang w:val="en-CA"/>
+        </w:rPr>
+      </w:pPr>
       <w:r>
         <w:rPr>
           <w:b/>
           <w:lang w:val="en-CA"/>
         </w:rPr>
-        <w:t xml:space="preserve"> Grossmann, I. </w:t>
-      </w:r>
-      <w:r>
-        <w:rPr>
-          <w:bCs/>
-          <w:lang w:val="en-CA"/>
-        </w:rPr>
-        <w:t>(202</w:t>
-      </w:r>
-      <w:r>
-        <w:rPr>
-          <w:bCs/>
-          <w:lang w:val="en-CA"/>
-        </w:rPr>
-        <w:t>4</w:t>
-      </w:r>
-      <w:r>
-        <w:rPr>
-          <w:bCs/>
-          <w:lang w:val="en-CA"/>
-        </w:rPr>
-        <w:t xml:space="preserve">, </w:t>
-      </w:r>
-      <w:r>
-        <w:rPr>
-          <w:bCs/>
-          <w:lang w:val="en-CA"/>
-        </w:rPr>
-        <w:t>June</w:t>
-      </w:r>
-      <w:r>
-        <w:rPr>
-          <w:bCs/>
-          <w:lang w:val="en-CA"/>
-        </w:rPr>
-        <w:t>).</w:t>
-      </w:r>
-      <w:r>
-        <w:rPr>
-          <w:b/>
-          <w:lang w:val="en-CA"/>
-        </w:rPr>
-        <w:t xml:space="preserve"> </w:t>
-      </w:r>
-      <w:r>
-        <w:rPr>
-          <w:bCs/>
-          <w:i/>
-          <w:iCs/>
-          <w:lang w:val="en-CA"/>
-        </w:rPr>
-        <w:t>The role of motives and context on judgmental preferences</w:t>
-      </w:r>
-      <w:r>
-        <w:rPr>
-          <w:bCs/>
-          <w:lang w:val="en-CA"/>
-        </w:rPr>
-        <w:t xml:space="preserve">. </w:t>
-      </w:r>
-      <w:r>
-        <w:rPr>
-          <w:bCs/>
-          <w:lang w:val="en-CA"/>
-        </w:rPr>
-        <w:t>Flash talk</w:t>
-      </w:r>
-      <w:r>
-        <w:rPr>
-          <w:bCs/>
-          <w:lang w:val="en-CA"/>
-        </w:rPr>
-        <w:t xml:space="preserve"> presentation at the </w:t>
-      </w:r>
-      <w:r>
-        <w:rPr>
-          <w:bCs/>
-          <w:lang w:val="en-CA"/>
-        </w:rPr>
-        <w:t xml:space="preserve">Social &amp; Personality Section Pre-conference of the </w:t>
-      </w:r>
-      <w:r>
-        <w:rPr>
-          <w:lang w:val="en-CA"/>
-        </w:rPr>
-        <w:t>a</w:t>
-      </w:r>
-      <w:r>
-        <w:rPr>
-          <w:lang w:val="en-CA"/>
-        </w:rPr>
-        <w:t xml:space="preserve">nnual </w:t>
-      </w:r>
-      <w:r>
-        <w:rPr>
-          <w:lang w:val="en-CA"/>
-        </w:rPr>
-        <w:t xml:space="preserve">Canadian Psychological Association </w:t>
-      </w:r>
-      <w:r>
-        <w:rPr>
-          <w:lang w:val="en-CA"/>
-        </w:rPr>
-        <w:t>Conference</w:t>
-      </w:r>
-      <w:r>
-        <w:rPr>
-          <w:lang w:val="en-CA"/>
-        </w:rPr>
-        <w:t>, Ottawa, ON, Canada</w:t>
-      </w:r>
-      <w:r>
-        <w:rPr>
-          <w:bCs/>
-          <w:lang w:val="en-CA"/>
-        </w:rPr>
-        <w:t>.</w:t>
-      </w:r>
-    </w:p>
-    <w:p>
-      <w:pPr>
-        <w:spacing w:after="240"/>
-        <w:ind w:left="720" w:hanging="706"/>
-        <w:rPr>
-          <w:lang w:val="en-CA"/>
-        </w:rPr>
-      </w:pPr>
-      <w:r>
-        <w:rPr>
-          <w:b/>
-          <w:lang w:val="en-CA"/>
-        </w:rPr>
-        <w:t>Grossmann, I</w:t>
-      </w:r>
-      <w:r>
-        <w:rPr>
-          <w:bCs/>
-          <w:lang w:val="en-CA"/>
-        </w:rPr>
-        <w:t>.</w:t>
-      </w:r>
-      <w:r>
-        <w:rPr>
-          <w:lang w:val="en-CA"/>
-        </w:rPr>
-        <w:t xml:space="preserve"> (202</w:t>
-      </w:r>
-      <w:r>
-        <w:rPr>
-          <w:lang w:val="en-CA"/>
-        </w:rPr>
-        <w:t>4</w:t>
-      </w:r>
-      <w:r>
-        <w:rPr>
-          <w:lang w:val="en-CA"/>
-        </w:rPr>
-        <w:t xml:space="preserve">, </w:t>
-      </w:r>
-      <w:r>
-        <w:rPr>
-          <w:lang w:val="en-CA"/>
-        </w:rPr>
-        <w:t>February</w:t>
-      </w:r>
-      <w:r>
-        <w:rPr>
-          <w:lang w:val="en-CA"/>
-        </w:rPr>
-        <w:t xml:space="preserve">). </w:t>
-      </w:r>
-      <w:r>
-        <w:rPr>
-          <w:i/>
-          <w:lang w:val="en-CA"/>
-        </w:rPr>
-        <w:t xml:space="preserve">Cracking the </w:t>
-      </w:r>
-      <w:r>
-        <w:rPr>
-          <w:i/>
-          <w:lang w:val="en-CA"/>
-        </w:rPr>
-        <w:t>c</w:t>
-      </w:r>
-      <w:r>
-        <w:rPr>
-          <w:i/>
-          <w:lang w:val="en-CA"/>
-        </w:rPr>
-        <w:t xml:space="preserve">rystal </w:t>
-      </w:r>
-      <w:r>
-        <w:rPr>
-          <w:i/>
-          <w:lang w:val="en-CA"/>
-        </w:rPr>
-        <w:t>b</w:t>
-      </w:r>
-      <w:r>
-        <w:rPr>
-          <w:i/>
-          <w:lang w:val="en-CA"/>
-        </w:rPr>
-        <w:t xml:space="preserve">all: How </w:t>
-      </w:r>
-      <w:r>
-        <w:rPr>
-          <w:i/>
-          <w:lang w:val="en-CA"/>
-        </w:rPr>
-        <w:t>c</w:t>
-      </w:r>
-      <w:r>
-        <w:rPr>
-          <w:i/>
-          <w:lang w:val="en-CA"/>
-        </w:rPr>
-        <w:t xml:space="preserve">omputation </w:t>
-      </w:r>
-      <w:r>
-        <w:rPr>
-          <w:i/>
-          <w:lang w:val="en-CA"/>
-        </w:rPr>
-        <w:t>s</w:t>
-      </w:r>
-      <w:r>
-        <w:rPr>
-          <w:i/>
-          <w:lang w:val="en-CA"/>
-        </w:rPr>
-        <w:t xml:space="preserve">hapes </w:t>
-      </w:r>
-      <w:r>
-        <w:rPr>
-          <w:i/>
-          <w:lang w:val="en-CA"/>
-        </w:rPr>
-        <w:t>s</w:t>
-      </w:r>
-      <w:r>
-        <w:rPr>
-          <w:i/>
-          <w:lang w:val="en-CA"/>
-        </w:rPr>
-        <w:t xml:space="preserve">ocial </w:t>
-      </w:r>
-      <w:r>
-        <w:rPr>
-          <w:i/>
-          <w:lang w:val="en-CA"/>
-        </w:rPr>
-        <w:t>s</w:t>
-      </w:r>
-      <w:r>
-        <w:rPr>
-          <w:i/>
-          <w:lang w:val="en-CA"/>
-        </w:rPr>
-        <w:t xml:space="preserve">cience </w:t>
-      </w:r>
-      <w:r>
-        <w:rPr>
-          <w:i/>
-          <w:lang w:val="en-CA"/>
-        </w:rPr>
-        <w:t>f</w:t>
-      </w:r>
-      <w:r>
-        <w:rPr>
-          <w:i/>
-          <w:lang w:val="en-CA"/>
-        </w:rPr>
-        <w:t>orecasts</w:t>
-      </w:r>
-      <w:r>
-        <w:rPr>
-          <w:i/>
-          <w:lang w:val="en-CA"/>
-        </w:rPr>
-        <w:t>.</w:t>
-      </w:r>
-      <w:r>
-        <w:rPr>
-          <w:lang w:val="en-CA"/>
-        </w:rPr>
-        <w:t xml:space="preserve"> Paper presented </w:t>
-      </w:r>
-      <w:r>
-        <w:rPr>
-          <w:lang w:val="en-CA"/>
-        </w:rPr>
-        <w:t>in the symposium “</w:t>
-      </w:r>
-      <w:r>
-        <w:rPr>
-          <w:lang w:val="en-CA"/>
-        </w:rPr>
-        <w:t xml:space="preserve">Computational </w:t>
-      </w:r>
-      <w:r>
-        <w:rPr>
-          <w:lang w:val="en-CA"/>
-        </w:rPr>
-        <w:t>c</w:t>
-      </w:r>
-      <w:r>
-        <w:rPr>
-          <w:lang w:val="en-CA"/>
-        </w:rPr>
-        <w:t xml:space="preserve">ultural </w:t>
-      </w:r>
-      <w:r>
-        <w:rPr>
-          <w:lang w:val="en-CA"/>
-        </w:rPr>
-        <w:t>p</w:t>
-      </w:r>
-      <w:r>
-        <w:rPr>
-          <w:lang w:val="en-CA"/>
-        </w:rPr>
-        <w:t xml:space="preserve">sychology: New </w:t>
-      </w:r>
-      <w:r>
-        <w:rPr>
-          <w:lang w:val="en-CA"/>
-        </w:rPr>
-        <w:t>a</w:t>
-      </w:r>
-      <w:r>
-        <w:rPr>
-          <w:lang w:val="en-CA"/>
-        </w:rPr>
-        <w:t xml:space="preserve">pproaches to </w:t>
-      </w:r>
-      <w:r>
-        <w:rPr>
-          <w:lang w:val="en-CA"/>
-        </w:rPr>
-        <w:t>u</w:t>
-      </w:r>
-      <w:r>
-        <w:rPr>
-          <w:lang w:val="en-CA"/>
-        </w:rPr>
-        <w:t xml:space="preserve">nderstanding </w:t>
-      </w:r>
-      <w:r>
-        <w:rPr>
-          <w:lang w:val="en-CA"/>
-        </w:rPr>
-        <w:t>c</w:t>
-      </w:r>
-      <w:r>
-        <w:rPr>
-          <w:lang w:val="en-CA"/>
-        </w:rPr>
-        <w:t xml:space="preserve">ultural </w:t>
-      </w:r>
-      <w:r>
-        <w:rPr>
-          <w:lang w:val="en-CA"/>
-        </w:rPr>
-        <w:t>v</w:t>
-      </w:r>
-      <w:r>
-        <w:rPr>
-          <w:lang w:val="en-CA"/>
-        </w:rPr>
-        <w:t>ariation</w:t>
-      </w:r>
-      <w:r>
-        <w:rPr>
-          <w:lang w:val="en-CA"/>
-        </w:rPr>
-        <w:t xml:space="preserve">” </w:t>
-      </w:r>
-      <w:r>
-        <w:rPr>
-          <w:lang w:val="en-CA"/>
-        </w:rPr>
-        <w:t xml:space="preserve">chaired by </w:t>
-      </w:r>
-      <w:r>
-        <w:rPr>
-          <w:lang w:val="en-CA"/>
-        </w:rPr>
-        <w:t>D</w:t>
-      </w:r>
-      <w:r>
-        <w:rPr>
-          <w:lang w:val="en-CA"/>
-        </w:rPr>
-        <w:t xml:space="preserve">. </w:t>
-      </w:r>
-      <w:r>
-        <w:rPr>
-          <w:lang w:val="en-CA"/>
-        </w:rPr>
-        <w:t>Medvedev and S. Madan</w:t>
-      </w:r>
-      <w:r>
-        <w:rPr>
-          <w:b/>
-          <w:lang w:val="en-CA"/>
-        </w:rPr>
-        <w:t xml:space="preserve"> </w:t>
-      </w:r>
-      <w:r>
-        <w:rPr>
-          <w:lang w:val="en-CA"/>
-        </w:rPr>
-        <w:t>at the 2</w:t>
-      </w:r>
-      <w:r>
-        <w:rPr>
-          <w:lang w:val="en-CA"/>
-        </w:rPr>
-        <w:t>3</w:t>
-      </w:r>
-      <w:r>
-        <w:rPr>
-          <w:vertAlign w:val="superscript"/>
-          <w:lang w:val="en-CA"/>
-        </w:rPr>
-        <w:t>rd</w:t>
-      </w:r>
-      <w:r>
-        <w:rPr>
-          <w:lang w:val="en-CA"/>
-        </w:rPr>
-        <w:t xml:space="preserve"> Annual Society for Personality and Social Psychology Conference</w:t>
-      </w:r>
-      <w:r>
-        <w:rPr>
-          <w:lang w:val="en-CA"/>
-        </w:rPr>
-        <w:t xml:space="preserve">, </w:t>
-      </w:r>
-      <w:r>
-        <w:rPr>
-          <w:lang w:val="en-CA"/>
-        </w:rPr>
-        <w:t>San Diego</w:t>
-      </w:r>
-      <w:r>
-        <w:rPr>
-          <w:lang w:val="en-CA"/>
-        </w:rPr>
-        <w:t xml:space="preserve">, </w:t>
-      </w:r>
-      <w:r>
-        <w:rPr>
-          <w:lang w:val="en-CA"/>
-        </w:rPr>
-        <w:t>CA</w:t>
-      </w:r>
-      <w:r>
-        <w:rPr>
-          <w:lang w:val="en-CA"/>
-        </w:rPr>
-        <w:t>, USA.</w:t>
-      </w:r>
-    </w:p>
-    <w:p>
-      <w:pPr>
-        <w:spacing w:after="240"/>
-        <w:ind w:left="720" w:hanging="706"/>
-        <w:rPr>
-          <w:lang w:val="en-CA"/>
-        </w:rPr>
-      </w:pPr>
-      <w:r>
-        <w:rPr>
-          <w:b/>
-          <w:lang w:val="en-CA"/>
-        </w:rPr>
-        <w:lastRenderedPageBreak/>
         <w:t>Grossmann, I</w:t>
       </w:r>
       <w:r>
@@ -36530,9 +35251,8 @@
         <w:rPr>
           <w:lang w:val="en-CA"/>
         </w:rPr>
-        <w:t xml:space="preserve">at the </w:t>
-      </w:r>
-      <w:proofErr w:type="gramStart"/>
+        <w:t>at the 2</w:t>
+      </w:r>
       <w:r>
         <w:rPr>
           <w:lang w:val="en-CA"/>
@@ -36541,18 +35261,11 @@
       </w:r>
       <w:r>
         <w:rPr>
-          <w:lang w:val="en-CA"/>
-        </w:rPr>
-        <w:t>2</w:t>
-      </w:r>
-      <w:r>
-        <w:rPr>
           <w:vertAlign w:val="superscript"/>
           <w:lang w:val="en-CA"/>
         </w:rPr>
         <w:t>th</w:t>
       </w:r>
-      <w:proofErr w:type="gramEnd"/>
       <w:r>
         <w:rPr>
           <w:lang w:val="en-CA"/>
@@ -36607,30 +35320,22 @@
           <w:bCs/>
           <w:lang w:val="en-CA"/>
         </w:rPr>
-        <w:t xml:space="preserve"> (2021, November). World after COVID: Scientific forecasts, naïve reasoning, and societal change in the time of a pandemic. Paper presented in the symposium “(Re-)connecting Academia During a Sudden, Global Crisis” chaired by </w:t>
+        <w:t xml:space="preserve"> (2021, November). World after COVID: Scientific forecasts, naïve reasoning, and societal change in the time of a pandemic. Paper presented in the symposium “(Re-)connecting </w:t>
       </w:r>
       <w:r>
         <w:rPr>
           <w:bCs/>
           <w:lang w:val="en-CA"/>
         </w:rPr>
-        <w:t xml:space="preserve">K. </w:t>
-      </w:r>
-      <w:proofErr w:type="spellStart"/>
+        <w:lastRenderedPageBreak/>
+        <w:t xml:space="preserve">Academia During a Sudden, Global Crisis” chaired by </w:t>
+      </w:r>
       <w:r>
         <w:rPr>
           <w:bCs/>
           <w:lang w:val="en-CA"/>
         </w:rPr>
-        <w:t>Kastenhofer</w:t>
-      </w:r>
-      <w:proofErr w:type="spellEnd"/>
-      <w:r>
-        <w:rPr>
-          <w:bCs/>
-          <w:lang w:val="en-CA"/>
-        </w:rPr>
-        <w:t xml:space="preserve">. </w:t>
+        <w:t xml:space="preserve">K. Kastenhofer. </w:t>
       </w:r>
       <w:r>
         <w:rPr>
@@ -36763,15 +35468,7 @@
           <w:bCs/>
           <w:lang w:val="en-CA"/>
         </w:rPr>
-        <w:t xml:space="preserve">, Fugelsang, J. A., &amp; Bialek, M. (2021, October). Better the two devils you know, than the one you don’t: Predictability influences judgments of moral </w:t>
-      </w:r>
-      <w:r>
-        <w:rPr>
-          <w:bCs/>
-          <w:lang w:val="en-CA"/>
-        </w:rPr>
-        <w:lastRenderedPageBreak/>
-        <w:t xml:space="preserve">character. Flash talk presentation at the </w:t>
+        <w:t xml:space="preserve">, Fugelsang, J. A., &amp; Bialek, M. (2021, October). Better the two devils you know, than the one you don’t: Predictability influences judgments of moral character. Flash talk presentation at the </w:t>
       </w:r>
       <w:r>
         <w:rPr>
@@ -37322,6 +36019,7 @@
           <w:u w:val="single"/>
           <w:lang w:val="en-CA"/>
         </w:rPr>
+        <w:lastRenderedPageBreak/>
         <w:t xml:space="preserve">Dorfman, A., Oakes, H. </w:t>
       </w:r>
       <w:r>
@@ -37451,21 +36149,7 @@
         <w:rPr>
           <w:lang w:val="en-CA"/>
         </w:rPr>
-        <w:t>A social perspective on (</w:t>
-      </w:r>
-      <w:proofErr w:type="spellStart"/>
-      <w:r>
-        <w:rPr>
-          <w:lang w:val="en-CA"/>
-        </w:rPr>
-        <w:t>ir</w:t>
-      </w:r>
-      <w:proofErr w:type="spellEnd"/>
-      <w:r>
-        <w:rPr>
-          <w:lang w:val="en-CA"/>
-        </w:rPr>
-        <w:t>)rationality: Antecedents and consequences</w:t>
+        <w:t>A social perspective on (ir)rationality: Antecedents and consequences</w:t>
       </w:r>
       <w:r>
         <w:rPr>
@@ -37502,7 +36186,6 @@
           <w:b/>
           <w:lang w:val="de-DE"/>
         </w:rPr>
-        <w:lastRenderedPageBreak/>
         <w:t xml:space="preserve">Grossmann, I. </w:t>
       </w:r>
       <w:r>
@@ -37591,23 +36274,7 @@
           <w:i/>
           <w:lang w:val="en-CA"/>
         </w:rPr>
-        <w:t xml:space="preserve">Wisdom training: Self-distancing training promotes growth in wise reasoning and </w:t>
-      </w:r>
-      <w:proofErr w:type="spellStart"/>
-      <w:r>
-        <w:rPr>
-          <w:i/>
-          <w:lang w:val="en-CA"/>
-        </w:rPr>
-        <w:t>emodiversity</w:t>
-      </w:r>
-      <w:proofErr w:type="spellEnd"/>
-      <w:r>
-        <w:rPr>
-          <w:i/>
-          <w:lang w:val="en-CA"/>
-        </w:rPr>
-        <w:t>.</w:t>
+        <w:t>Wisdom training: Self-distancing training promotes growth in wise reasoning and emodiversity.</w:t>
       </w:r>
       <w:r>
         <w:rPr>
@@ -38130,6 +36797,7 @@
           <w:b/>
           <w:lang w:val="en-CA"/>
         </w:rPr>
+        <w:lastRenderedPageBreak/>
         <w:t xml:space="preserve">Grossmann, I. </w:t>
       </w:r>
       <w:r>
@@ -38317,7 +36985,6 @@
           <w:b/>
           <w:lang w:val="sv-SE"/>
         </w:rPr>
-        <w:lastRenderedPageBreak/>
         <w:t>Grossmann, I.</w:t>
       </w:r>
       <w:r>
@@ -38498,21 +37165,7 @@
         <w:rPr>
           <w:lang w:val="en-CA"/>
         </w:rPr>
-        <w:t>in the symposium “</w:t>
-      </w:r>
-      <w:proofErr w:type="spellStart"/>
-      <w:r>
-        <w:rPr>
-          <w:lang w:val="en-CA"/>
-        </w:rPr>
-        <w:t>Climato</w:t>
-      </w:r>
-      <w:proofErr w:type="spellEnd"/>
-      <w:r>
-        <w:rPr>
-          <w:lang w:val="en-CA"/>
-        </w:rPr>
-        <w:t>-economic Imprints on Culture” chaired by E. van de Vliert (Chair) at the 24</w:t>
+        <w:t>in the symposium “Climato-economic Imprints on Culture” chaired by E. van de Vliert (Chair) at the 24</w:t>
       </w:r>
       <w:r>
         <w:rPr>
@@ -38975,6 +37628,7 @@
           <w:i/>
           <w:lang w:val="en-CA" w:eastAsia="en-US"/>
         </w:rPr>
+        <w:lastRenderedPageBreak/>
         <w:t>Data Blitz</w:t>
       </w:r>
       <w:r>
@@ -39170,7 +37824,6 @@
           <w:b/>
           <w:lang w:val="en-CA"/>
         </w:rPr>
-        <w:lastRenderedPageBreak/>
         <w:t>Grossmann, I.</w:t>
       </w:r>
       <w:r>
@@ -39792,7 +38445,14 @@
         <w:rPr>
           <w:lang w:val="en-CA"/>
         </w:rPr>
-        <w:t xml:space="preserve">Paper presented in the invited symposium “Social / cultural change: Determinants, moderators, and consequences” chaired by T. Hamamura at </w:t>
+        <w:t xml:space="preserve">Paper presented in the invited symposium </w:t>
+      </w:r>
+      <w:r>
+        <w:rPr>
+          <w:lang w:val="en-CA"/>
+        </w:rPr>
+        <w:lastRenderedPageBreak/>
+        <w:t xml:space="preserve">“Social / cultural change: Determinants, moderators, and consequences” chaired by T. Hamamura at </w:t>
       </w:r>
       <w:r>
         <w:rPr>
@@ -39853,21 +38513,7 @@
         <w:rPr>
           <w:lang w:val="en-CA"/>
         </w:rPr>
-        <w:t xml:space="preserve">Discussant in the symposium “Continuity and changes in emotion socialization with globalization” chaired by M. Karasawa at </w:t>
-      </w:r>
-      <w:proofErr w:type="gramStart"/>
-      <w:r>
-        <w:rPr>
-          <w:lang w:val="en-CA"/>
-        </w:rPr>
-        <w:t>The</w:t>
-      </w:r>
-      <w:proofErr w:type="gramEnd"/>
-      <w:r>
-        <w:rPr>
-          <w:lang w:val="en-CA"/>
-        </w:rPr>
-        <w:t xml:space="preserve"> 23</w:t>
+        <w:t>Discussant in the symposium “Continuity and changes in emotion socialization with globalization” chaired by M. Karasawa at The 23</w:t>
       </w:r>
       <w:r>
         <w:rPr>
@@ -39896,7 +38542,6 @@
           <w:u w:val="single"/>
           <w:lang w:val="de-DE"/>
         </w:rPr>
-        <w:lastRenderedPageBreak/>
         <w:t>Kung, F.</w:t>
       </w:r>
       <w:r>
@@ -40027,21 +38672,7 @@
         <w:rPr>
           <w:lang w:val="en-CA"/>
         </w:rPr>
-        <w:t xml:space="preserve"> Paper presented in the symposium “Operationalizing affective complexity: Theory, measurement, and applications” chaired by R. Gonzalez (Chair) and J. Smith (Co-Chair) at </w:t>
-      </w:r>
-      <w:proofErr w:type="gramStart"/>
-      <w:r>
-        <w:rPr>
-          <w:lang w:val="en-CA"/>
-        </w:rPr>
-        <w:t>The</w:t>
-      </w:r>
-      <w:proofErr w:type="gramEnd"/>
-      <w:r>
-        <w:rPr>
-          <w:lang w:val="en-CA"/>
-        </w:rPr>
-        <w:t xml:space="preserve"> 28</w:t>
+        <w:t xml:space="preserve"> Paper presented in the symposium “Operationalizing affective complexity: Theory, measurement, and applications” chaired by R. Gonzalez (Chair) and J. Smith (Co-Chair) at The 28</w:t>
       </w:r>
       <w:r>
         <w:rPr>
@@ -40145,21 +38776,7 @@
         <w:rPr>
           <w:lang w:val="en-CA"/>
         </w:rPr>
-        <w:t xml:space="preserve"> (Co-Chair) at </w:t>
-      </w:r>
-      <w:proofErr w:type="gramStart"/>
-      <w:r>
-        <w:rPr>
-          <w:lang w:val="en-CA"/>
-        </w:rPr>
-        <w:t>The</w:t>
-      </w:r>
-      <w:proofErr w:type="gramEnd"/>
-      <w:r>
-        <w:rPr>
-          <w:lang w:val="en-CA"/>
-        </w:rPr>
-        <w:t xml:space="preserve"> 28</w:t>
+        <w:t xml:space="preserve"> (Co-Chair) at The 28</w:t>
       </w:r>
       <w:r>
         <w:rPr>
@@ -40413,21 +39030,7 @@
         <w:rPr>
           <w:lang w:val="en-CA"/>
         </w:rPr>
-        <w:t xml:space="preserve"> </w:t>
-      </w:r>
-      <w:proofErr w:type="gramStart"/>
-      <w:r>
-        <w:rPr>
-          <w:lang w:val="en-CA"/>
-        </w:rPr>
-        <w:t>The</w:t>
-      </w:r>
-      <w:proofErr w:type="gramEnd"/>
-      <w:r>
-        <w:rPr>
-          <w:lang w:val="en-CA"/>
-        </w:rPr>
-        <w:t xml:space="preserve"> 17</w:t>
+        <w:t xml:space="preserve"> The 17</w:t>
       </w:r>
       <w:r>
         <w:rPr>
@@ -40485,43 +39088,13 @@
           <w:i/>
           <w:lang w:val="en-CA"/>
         </w:rPr>
-        <w:t xml:space="preserve">Ego-decentered reasoning predicts cross-domain </w:t>
-      </w:r>
-      <w:proofErr w:type="spellStart"/>
-      <w:r>
-        <w:rPr>
-          <w:i/>
-          <w:lang w:val="en-CA"/>
-        </w:rPr>
-        <w:t>prosociality</w:t>
-      </w:r>
-      <w:proofErr w:type="spellEnd"/>
-      <w:r>
-        <w:rPr>
-          <w:i/>
-          <w:lang w:val="en-CA"/>
-        </w:rPr>
-        <w:t>.</w:t>
-      </w:r>
-      <w:r>
-        <w:rPr>
-          <w:lang w:val="en-CA"/>
-        </w:rPr>
-        <w:t xml:space="preserve"> Paper presented in the symposium “The evolution and maintenance of human </w:t>
-      </w:r>
-      <w:proofErr w:type="spellStart"/>
-      <w:r>
-        <w:rPr>
-          <w:lang w:val="en-CA"/>
-        </w:rPr>
-        <w:t>prosociality</w:t>
-      </w:r>
-      <w:proofErr w:type="spellEnd"/>
-      <w:r>
-        <w:rPr>
-          <w:lang w:val="en-CA"/>
-        </w:rPr>
-        <w:t xml:space="preserve">” chaired by </w:t>
+        <w:t>Ego-decentered reasoning predicts cross-domain prosociality.</w:t>
+      </w:r>
+      <w:r>
+        <w:rPr>
+          <w:lang w:val="en-CA"/>
+        </w:rPr>
+        <w:t xml:space="preserve"> Paper presented in the symposium “The evolution and maintenance of human prosociality” chaired by </w:t>
       </w:r>
       <w:r>
         <w:rPr>
@@ -40559,21 +39132,7 @@
         <w:rPr>
           <w:lang w:val="en-CA"/>
         </w:rPr>
-        <w:t xml:space="preserve"> </w:t>
-      </w:r>
-      <w:proofErr w:type="gramStart"/>
-      <w:r>
-        <w:rPr>
-          <w:lang w:val="en-CA"/>
-        </w:rPr>
-        <w:t>The</w:t>
-      </w:r>
-      <w:proofErr w:type="gramEnd"/>
-      <w:r>
-        <w:rPr>
-          <w:lang w:val="en-CA"/>
-        </w:rPr>
-        <w:t xml:space="preserve"> 17</w:t>
+        <w:t xml:space="preserve"> The 17</w:t>
       </w:r>
       <w:r>
         <w:rPr>
@@ -40607,6 +39166,7 @@
           <w:sz w:val="24"/>
           <w:szCs w:val="24"/>
         </w:rPr>
+        <w:lastRenderedPageBreak/>
         <w:t>Grossmann, I.</w:t>
       </w:r>
       <w:r>
@@ -40744,7 +39304,6 @@
           <w:u w:val="single"/>
           <w:lang w:val="sv-SE"/>
         </w:rPr>
-        <w:lastRenderedPageBreak/>
         <w:t>De Freitas, J.</w:t>
       </w:r>
       <w:r>
@@ -41284,23 +39843,7 @@
           <w:bCs/>
           <w:lang w:val="en-CA"/>
         </w:rPr>
-        <w:t xml:space="preserve">. Paper presented in a symposium “Wisdom: Characteristics, contexts, and consequences” chaired by S. </w:t>
-      </w:r>
-      <w:proofErr w:type="spellStart"/>
-      <w:r>
-        <w:rPr>
-          <w:bCs/>
-          <w:lang w:val="en-CA"/>
-        </w:rPr>
-        <w:t>Etezadi</w:t>
-      </w:r>
-      <w:proofErr w:type="spellEnd"/>
-      <w:r>
-        <w:rPr>
-          <w:bCs/>
-          <w:lang w:val="en-CA"/>
-        </w:rPr>
-        <w:t xml:space="preserve"> at the convention of the Canadian Psychological Association in Vancouver, BC.</w:t>
+        <w:t>. Paper presented in a symposium “Wisdom: Characteristics, contexts, and consequences” chaired by S. Etezadi at the convention of the Canadian Psychological Association in Vancouver, BC.</w:t>
       </w:r>
     </w:p>
     <w:p>
@@ -41346,7 +39889,16 @@
           <w:sz w:val="24"/>
           <w:szCs w:val="24"/>
         </w:rPr>
-        <w:t xml:space="preserve"> Paper presented in the symposium “Toward a Clearer Conceptualization of the Relations of Wisdom to Other Constructs: Distinguishing Resources, Correlates, and Outcomes” chaired by J. Glueck at the 66</w:t>
+        <w:t xml:space="preserve"> Paper presented in the symposium “Toward a Clearer Conceptualization of the Relations of Wisdom to Other Constructs: Distinguishing Resources, Correlates, and Outcomes” </w:t>
+      </w:r>
+      <w:r>
+        <w:rPr>
+          <w:rFonts w:ascii="Times New Roman" w:hAnsi="Times New Roman" w:cs="Times New Roman"/>
+          <w:sz w:val="24"/>
+          <w:szCs w:val="24"/>
+        </w:rPr>
+        <w:lastRenderedPageBreak/>
+        <w:t>chaired by J. Glueck at the 66</w:t>
       </w:r>
       <w:r>
         <w:rPr>
@@ -41488,7 +40040,6 @@
           <w:sz w:val="24"/>
           <w:szCs w:val="24"/>
         </w:rPr>
-        <w:lastRenderedPageBreak/>
         <w:t>Grossmann, I.</w:t>
       </w:r>
       <w:r>
@@ -42368,6 +40919,7 @@
           <w:b/>
           <w:lang w:val="en-CA"/>
         </w:rPr>
+        <w:lastRenderedPageBreak/>
         <w:t>Grossmann, I.</w:t>
       </w:r>
       <w:r>
@@ -42500,7 +41052,6 @@
           <w:b/>
           <w:lang w:val="en-CA"/>
         </w:rPr>
-        <w:lastRenderedPageBreak/>
         <w:t>Grossmann, I</w:t>
       </w:r>
       <w:r>
@@ -42755,14 +41306,7 @@
         <w:rPr>
           <w:lang w:val="en-CA"/>
         </w:rPr>
-        <w:t xml:space="preserve"> &amp; O. Ybarra (Co-Chair) at the </w:t>
-      </w:r>
-      <w:proofErr w:type="gramStart"/>
-      <w:r>
-        <w:rPr>
-          <w:lang w:val="en-CA"/>
-        </w:rPr>
-        <w:t>23</w:t>
+        <w:t xml:space="preserve"> &amp; O. Ybarra (Co-Chair) at the 23</w:t>
       </w:r>
       <w:r>
         <w:rPr>
@@ -42771,7 +41315,6 @@
         </w:rPr>
         <w:t>nd</w:t>
       </w:r>
-      <w:proofErr w:type="gramEnd"/>
       <w:r>
         <w:rPr>
           <w:lang w:val="en-CA"/>
@@ -43401,6 +41944,7 @@
           <w:b/>
           <w:lang w:val="en-CA"/>
         </w:rPr>
+        <w:lastRenderedPageBreak/>
         <w:t>Grossmann, I.</w:t>
       </w:r>
       <w:r>
@@ -43645,7 +42189,6 @@
           <w:b/>
           <w:lang w:val="en-CA"/>
         </w:rPr>
-        <w:lastRenderedPageBreak/>
         <w:t>Selected poster presentations</w:t>
       </w:r>
       <w:r>
@@ -44070,7 +42613,6 @@
         </w:rPr>
         <w:t xml:space="preserve">Judgment and Decision-Making Preconference of the </w:t>
       </w:r>
-      <w:proofErr w:type="gramStart"/>
       <w:r>
         <w:rPr>
           <w:lang w:val="en-CA"/>
@@ -44090,7 +42632,6 @@
         </w:rPr>
         <w:t>rd</w:t>
       </w:r>
-      <w:proofErr w:type="gramEnd"/>
       <w:r>
         <w:rPr>
           <w:lang w:val="en-CA"/>
@@ -44127,7 +42668,6 @@
           <w:lang w:val="en-CA"/>
         </w:rPr>
       </w:pPr>
-      <w:proofErr w:type="spellStart"/>
       <w:r>
         <w:rPr>
           <w:u w:val="single"/>
@@ -44135,7 +42675,6 @@
         </w:rPr>
         <w:t>Kachhiyapatel</w:t>
       </w:r>
-      <w:proofErr w:type="spellEnd"/>
       <w:r>
         <w:rPr>
           <w:u w:val="single"/>
@@ -44661,21 +43200,12 @@
           <w:lang w:val="en-CA"/>
         </w:rPr>
       </w:pPr>
-      <w:proofErr w:type="spellStart"/>
       <w:r>
         <w:rPr>
           <w:u w:val="single"/>
           <w:lang w:val="en-CA"/>
         </w:rPr>
-        <w:t>Mostafapour</w:t>
-      </w:r>
-      <w:proofErr w:type="spellEnd"/>
-      <w:r>
-        <w:rPr>
-          <w:u w:val="single"/>
-          <w:lang w:val="en-CA"/>
-        </w:rPr>
-        <w:t>, M</w:t>
+        <w:t>Mostafapour, M</w:t>
       </w:r>
       <w:r>
         <w:rPr>
@@ -44804,6 +43334,7 @@
           <w:u w:val="single"/>
           <w:lang w:val="en-CA"/>
         </w:rPr>
+        <w:lastRenderedPageBreak/>
         <w:t>Huynh, A. C</w:t>
       </w:r>
       <w:r>
@@ -44979,7 +43510,6 @@
           <w:u w:val="single"/>
           <w:lang w:val="de-DE"/>
         </w:rPr>
-        <w:lastRenderedPageBreak/>
         <w:t>Kung, F</w:t>
       </w:r>
       <w:r>
@@ -45012,21 +43542,7 @@
         <w:rPr>
           <w:lang w:val="en-CA"/>
         </w:rPr>
-        <w:t xml:space="preserve">. Poster presented at </w:t>
-      </w:r>
-      <w:proofErr w:type="gramStart"/>
-      <w:r>
-        <w:rPr>
-          <w:lang w:val="en-CA"/>
-        </w:rPr>
-        <w:t>The</w:t>
-      </w:r>
-      <w:proofErr w:type="gramEnd"/>
-      <w:r>
-        <w:rPr>
-          <w:lang w:val="en-CA"/>
-        </w:rPr>
-        <w:t xml:space="preserve"> 23rd International Congress of the International Association for Cross-Cultural Psychology, Nagoya, Japan.</w:t>
+        <w:t>. Poster presented at The 23rd International Congress of the International Association for Cross-Cultural Psychology, Nagoya, Japan.</w:t>
       </w:r>
     </w:p>
     <w:p>
@@ -45511,21 +44027,7 @@
         <w:rPr>
           <w:lang w:val="de-DE"/>
         </w:rPr>
-        <w:t xml:space="preserve">. (2015, </w:t>
-      </w:r>
-      <w:proofErr w:type="spellStart"/>
-      <w:r>
-        <w:rPr>
-          <w:lang w:val="de-DE"/>
-        </w:rPr>
-        <w:t>February</w:t>
-      </w:r>
-      <w:proofErr w:type="spellEnd"/>
-      <w:r>
-        <w:rPr>
-          <w:lang w:val="de-DE"/>
-        </w:rPr>
-        <w:t xml:space="preserve">). </w:t>
+        <w:t xml:space="preserve">. (2015, February). </w:t>
       </w:r>
       <w:r>
         <w:rPr>
@@ -45691,6 +44193,7 @@
           <w:u w:val="single"/>
           <w:lang w:val="en-CA"/>
         </w:rPr>
+        <w:lastRenderedPageBreak/>
         <w:t>Santos, H. C.</w:t>
       </w:r>
       <w:r>
@@ -45865,7 +44368,6 @@
           <w:u w:val="single"/>
           <w:lang w:val="en-CA"/>
         </w:rPr>
-        <w:lastRenderedPageBreak/>
         <w:t>Santos</w:t>
       </w:r>
       <w:r>
@@ -47029,21 +45531,7 @@
         <w:rPr>
           <w:lang w:val="en-CA"/>
         </w:rPr>
-        <w:t xml:space="preserve"> &amp; </w:t>
-      </w:r>
-      <w:proofErr w:type="spellStart"/>
-      <w:r>
-        <w:rPr>
-          <w:lang w:val="en-CA"/>
-        </w:rPr>
-        <w:t>Scornia</w:t>
-      </w:r>
-      <w:proofErr w:type="spellEnd"/>
-      <w:r>
-        <w:rPr>
-          <w:lang w:val="en-CA"/>
-        </w:rPr>
-        <w:t>, A. (2005</w:t>
+        <w:t xml:space="preserve"> &amp; Scornia, A. (2005</w:t>
       </w:r>
       <w:r>
         <w:rPr>
@@ -47262,6 +45750,7 @@
                 <w:color w:val="000000"/>
                 <w:lang w:val="en-CA"/>
               </w:rPr>
+              <w:lastRenderedPageBreak/>
               <w:t>Folk</w:t>
             </w:r>
             <w:r>
@@ -47355,6 +45844,7 @@
                 <w:color w:val="000000"/>
                 <w:lang w:val="en-CA"/>
               </w:rPr>
+              <w:lastRenderedPageBreak/>
               <w:t xml:space="preserve">Wisdom and </w:t>
             </w:r>
             <w:r>
@@ -47567,7 +46057,6 @@
                 <w:color w:val="000000"/>
                 <w:lang w:val="en-CA"/>
               </w:rPr>
-              <w:lastRenderedPageBreak/>
               <w:t>2023</w:t>
             </w:r>
           </w:p>
@@ -48365,25 +46854,7 @@
                 <w:color w:val="000000"/>
                 <w:lang w:val="en-CA"/>
               </w:rPr>
-              <w:t xml:space="preserve">Graduate Student Instructor, University of Michigan. Hold two </w:t>
-            </w:r>
-            <w:proofErr w:type="gramStart"/>
-            <w:r>
-              <w:rPr>
-                <w:i/>
-                <w:color w:val="000000"/>
-                <w:lang w:val="en-CA"/>
-              </w:rPr>
-              <w:t>weekly</w:t>
-            </w:r>
-            <w:proofErr w:type="gramEnd"/>
-            <w:r>
-              <w:rPr>
-                <w:i/>
-                <w:color w:val="000000"/>
-                <w:lang w:val="en-CA"/>
-              </w:rPr>
-              <w:t xml:space="preserve"> 2h seminars, created assignments, exams and class activities, graded papers.</w:t>
+              <w:t>Graduate Student Instructor, University of Michigan. Hold two weekly 2h seminars, created assignments, exams and class activities, graded papers.</w:t>
             </w:r>
           </w:p>
         </w:tc>
@@ -48457,25 +46928,7 @@
                 <w:color w:val="000000"/>
                 <w:lang w:val="en-CA"/>
               </w:rPr>
-              <w:t xml:space="preserve">Graduate Student Instructor, University of Michigan. Hold two </w:t>
-            </w:r>
-            <w:proofErr w:type="gramStart"/>
-            <w:r>
-              <w:rPr>
-                <w:i/>
-                <w:color w:val="000000"/>
-                <w:lang w:val="en-CA"/>
-              </w:rPr>
-              <w:t>weekly</w:t>
-            </w:r>
-            <w:proofErr w:type="gramEnd"/>
-            <w:r>
-              <w:rPr>
-                <w:i/>
-                <w:color w:val="000000"/>
-                <w:lang w:val="en-CA"/>
-              </w:rPr>
-              <w:t xml:space="preserve"> 2h seminars, created assignments, exams and class activities, graded papers.</w:t>
+              <w:t>Graduate Student Instructor, University of Michigan. Hold two weekly 2h seminars, created assignments, exams and class activities, graded papers.</w:t>
             </w:r>
           </w:p>
         </w:tc>
@@ -48773,23 +47226,7 @@
                 <w:color w:val="000000"/>
                 <w:lang w:val="en-CA"/>
               </w:rPr>
-              <w:t>Seminar in Cognitive Science (</w:t>
-            </w:r>
-            <w:proofErr w:type="spellStart"/>
-            <w:r>
-              <w:rPr>
-                <w:color w:val="000000"/>
-                <w:lang w:val="en-CA"/>
-              </w:rPr>
-              <w:t>CogSci</w:t>
-            </w:r>
-            <w:proofErr w:type="spellEnd"/>
-            <w:r>
-              <w:rPr>
-                <w:color w:val="000000"/>
-                <w:lang w:val="en-CA"/>
-              </w:rPr>
-              <w:t xml:space="preserve"> 600), Department of Philosophy, Faculty of Arts, University of Waterloo</w:t>
+              <w:t>Seminar in Cognitive Science (CogSci 600), Department of Philosophy, Faculty of Arts, University of Waterloo</w:t>
             </w:r>
           </w:p>
         </w:tc>
@@ -49058,6 +47495,7 @@
                 <w:color w:val="000000"/>
                 <w:lang w:val="en-CA"/>
               </w:rPr>
+              <w:lastRenderedPageBreak/>
               <w:t>Fall 2018</w:t>
             </w:r>
           </w:p>
@@ -49089,23 +47527,7 @@
                 <w:color w:val="000000"/>
                 <w:lang w:val="en-CA"/>
               </w:rPr>
-              <w:t>Seminar in Cognitive Science (</w:t>
-            </w:r>
-            <w:proofErr w:type="spellStart"/>
-            <w:r>
-              <w:rPr>
-                <w:color w:val="000000"/>
-                <w:lang w:val="en-CA"/>
-              </w:rPr>
-              <w:t>CogSci</w:t>
-            </w:r>
-            <w:proofErr w:type="spellEnd"/>
-            <w:r>
-              <w:rPr>
-                <w:color w:val="000000"/>
-                <w:lang w:val="en-CA"/>
-              </w:rPr>
-              <w:t xml:space="preserve"> 600), Department of Philosophy, Faculty of Arts, University of Waterloo</w:t>
+              <w:t>Seminar in Cognitive Science (CogSci 600), Department of Philosophy, Faculty of Arts, University of Waterloo</w:t>
             </w:r>
           </w:p>
         </w:tc>
@@ -49250,7 +47672,6 @@
                 <w:color w:val="000000"/>
                 <w:lang w:val="en-CA"/>
               </w:rPr>
-              <w:lastRenderedPageBreak/>
               <w:t>Fall 2017</w:t>
             </w:r>
           </w:p>
@@ -49282,23 +47703,7 @@
                 <w:color w:val="000000"/>
                 <w:lang w:val="en-CA"/>
               </w:rPr>
-              <w:t>Seminar in Cognitive Science (</w:t>
-            </w:r>
-            <w:proofErr w:type="spellStart"/>
-            <w:r>
-              <w:rPr>
-                <w:color w:val="000000"/>
-                <w:lang w:val="en-CA"/>
-              </w:rPr>
-              <w:t>CogSci</w:t>
-            </w:r>
-            <w:proofErr w:type="spellEnd"/>
-            <w:r>
-              <w:rPr>
-                <w:color w:val="000000"/>
-                <w:lang w:val="en-CA"/>
-              </w:rPr>
-              <w:t xml:space="preserve"> 600), Department of Philosophy, Faculty of Arts, University of Waterloo</w:t>
+              <w:t>Seminar in Cognitive Science (CogSci 600), Department of Philosophy, Faculty of Arts, University of Waterloo</w:t>
             </w:r>
           </w:p>
         </w:tc>
@@ -49812,35 +48217,7 @@
               <w:rPr>
                 <w:lang w:val="en-CA"/>
               </w:rPr>
-              <w:t xml:space="preserve">20th European Congress of Psychology Students, </w:t>
-            </w:r>
-            <w:proofErr w:type="spellStart"/>
-            <w:r>
-              <w:rPr>
-                <w:lang w:val="en-CA"/>
-              </w:rPr>
-              <w:t>Spindleruv</w:t>
-            </w:r>
-            <w:proofErr w:type="spellEnd"/>
-            <w:r>
-              <w:rPr>
-                <w:lang w:val="en-CA"/>
-              </w:rPr>
-              <w:t xml:space="preserve"> </w:t>
-            </w:r>
-            <w:proofErr w:type="spellStart"/>
-            <w:r>
-              <w:rPr>
-                <w:lang w:val="en-CA"/>
-              </w:rPr>
-              <w:t>Mlyn</w:t>
-            </w:r>
-            <w:proofErr w:type="spellEnd"/>
-            <w:r>
-              <w:rPr>
-                <w:lang w:val="en-CA"/>
-              </w:rPr>
-              <w:t>, Czech Republic</w:t>
+              <w:t>20th European Congress of Psychology Students, Spindleruv Mlyn, Czech Republic</w:t>
             </w:r>
           </w:p>
         </w:tc>
@@ -50115,16 +48492,15 @@
                 <w:color w:val="000000"/>
                 <w:lang w:val="en-CA"/>
               </w:rPr>
-              <w:t xml:space="preserve">Niyati </w:t>
-            </w:r>
-            <w:proofErr w:type="spellStart"/>
+              <w:t>Niyati Kachhiya</w:t>
+            </w:r>
             <w:r>
               <w:rPr>
                 <w:iCs/>
                 <w:color w:val="000000"/>
                 <w:lang w:val="en-CA"/>
               </w:rPr>
-              <w:t>Kachhiya</w:t>
+              <w:t>p</w:t>
             </w:r>
             <w:r>
               <w:rPr>
@@ -50132,17 +48508,8 @@
                 <w:color w:val="000000"/>
                 <w:lang w:val="en-CA"/>
               </w:rPr>
-              <w:t>p</w:t>
-            </w:r>
-            <w:r>
-              <w:rPr>
-                <w:iCs/>
-                <w:color w:val="000000"/>
-                <w:lang w:val="en-CA"/>
-              </w:rPr>
               <w:t>atel</w:t>
             </w:r>
-            <w:proofErr w:type="spellEnd"/>
           </w:p>
         </w:tc>
       </w:tr>
@@ -50925,6 +49292,7 @@
               <w:rPr>
                 <w:lang w:val="en-CA"/>
               </w:rPr>
+              <w:lastRenderedPageBreak/>
               <w:t>2019 – 2020</w:t>
             </w:r>
           </w:p>
@@ -51166,16 +49534,8 @@
               <w:rPr>
                 <w:lang w:val="en-CA"/>
               </w:rPr>
-              <w:t xml:space="preserve">Sonia </w:t>
-            </w:r>
-            <w:proofErr w:type="spellStart"/>
-            <w:r>
-              <w:rPr>
-                <w:lang w:val="en-CA"/>
-              </w:rPr>
-              <w:t>Vintan</w:t>
-            </w:r>
-            <w:proofErr w:type="spellEnd"/>
+              <w:t>Sonia Vintan</w:t>
+            </w:r>
           </w:p>
         </w:tc>
       </w:tr>
@@ -51197,7 +49557,6 @@
               <w:rPr>
                 <w:lang w:val="en-CA"/>
               </w:rPr>
-              <w:lastRenderedPageBreak/>
               <w:t>2017</w:t>
             </w:r>
           </w:p>
@@ -51483,16 +49842,8 @@
               <w:rPr>
                 <w:lang w:val="en-CA"/>
               </w:rPr>
-              <w:t xml:space="preserve">Ceara </w:t>
-            </w:r>
-            <w:proofErr w:type="spellStart"/>
-            <w:r>
-              <w:rPr>
-                <w:lang w:val="en-CA"/>
-              </w:rPr>
-              <w:t>Khoramshani</w:t>
-            </w:r>
-            <w:proofErr w:type="spellEnd"/>
+              <w:t>Ceara Khoramshani</w:t>
+            </w:r>
           </w:p>
         </w:tc>
       </w:tr>
@@ -51820,7 +50171,6 @@
           <w:lang w:val="en-CA"/>
         </w:rPr>
       </w:pPr>
-      <w:proofErr w:type="gramStart"/>
       <w:r>
         <w:rPr>
           <w:b/>
@@ -51828,17 +50178,7 @@
           <w:i/>
           <w:lang w:val="en-CA"/>
         </w:rPr>
-        <w:t>Masters</w:t>
-      </w:r>
-      <w:proofErr w:type="gramEnd"/>
-      <w:r>
-        <w:rPr>
-          <w:b/>
-          <w:bCs/>
-          <w:i/>
-          <w:lang w:val="en-CA"/>
-        </w:rPr>
-        <w:t xml:space="preserve"> Thesis </w:t>
+        <w:t xml:space="preserve">Masters Thesis </w:t>
       </w:r>
     </w:p>
     <w:tbl>
@@ -51900,7 +50240,6 @@
               </w:rPr>
               <w:t xml:space="preserve">Niyati </w:t>
             </w:r>
-            <w:proofErr w:type="spellStart"/>
             <w:r>
               <w:rPr>
                 <w:iCs/>
@@ -51925,7 +50264,6 @@
               </w:rPr>
               <w:t>atel</w:t>
             </w:r>
-            <w:proofErr w:type="spellEnd"/>
             <w:r>
               <w:rPr>
                 <w:lang w:val="en-CA"/>
@@ -52274,7 +50612,6 @@
           <w:lang w:val="en-CA"/>
         </w:rPr>
       </w:pPr>
-      <w:proofErr w:type="gramStart"/>
       <w:r>
         <w:rPr>
           <w:b/>
@@ -52282,17 +50619,7 @@
           <w:i/>
           <w:lang w:val="en-CA"/>
         </w:rPr>
-        <w:t>Masters</w:t>
-      </w:r>
-      <w:proofErr w:type="gramEnd"/>
-      <w:r>
-        <w:rPr>
-          <w:b/>
-          <w:bCs/>
-          <w:i/>
-          <w:lang w:val="en-CA"/>
-        </w:rPr>
-        <w:t xml:space="preserve"> Committees</w:t>
+        <w:t>Masters Committees</w:t>
       </w:r>
     </w:p>
     <w:tbl>
@@ -52894,6 +51221,7 @@
           <w:i/>
           <w:lang w:val="en-CA"/>
         </w:rPr>
+        <w:lastRenderedPageBreak/>
         <w:t>External Dissertation Committees</w:t>
       </w:r>
     </w:p>
@@ -53153,7 +51481,6 @@
               <w:rPr>
                 <w:lang w:val="en-CA"/>
               </w:rPr>
-              <w:lastRenderedPageBreak/>
               <w:t>2016</w:t>
             </w:r>
           </w:p>
@@ -53380,7 +51707,6 @@
               </w:rPr>
               <w:t xml:space="preserve">. </w:t>
             </w:r>
-            <w:proofErr w:type="spellStart"/>
             <w:r>
               <w:rPr>
                 <w:rFonts w:ascii="Times New Roman" w:hAnsi="Times New Roman" w:cs="Times New Roman"/>
@@ -53391,7 +51717,6 @@
               </w:rPr>
               <w:t>Kachhiyapatel</w:t>
             </w:r>
-            <w:proofErr w:type="spellEnd"/>
             <w:r>
               <w:rPr>
                 <w:rFonts w:ascii="Times New Roman" w:hAnsi="Times New Roman" w:cs="Times New Roman"/>
@@ -53729,29 +52054,7 @@
                 <w:sz w:val="24"/>
                 <w:szCs w:val="24"/>
               </w:rPr>
-              <w:t xml:space="preserve">Honours Thesis Award (for </w:t>
-            </w:r>
-            <w:proofErr w:type="spellStart"/>
-            <w:r>
-              <w:rPr>
-                <w:rFonts w:ascii="Times New Roman" w:hAnsi="Times New Roman" w:cs="Times New Roman"/>
-                <w:iCs/>
-                <w:color w:val="000000"/>
-                <w:sz w:val="24"/>
-                <w:szCs w:val="24"/>
-              </w:rPr>
-              <w:t>Yoonjee</w:t>
-            </w:r>
-            <w:proofErr w:type="spellEnd"/>
-            <w:r>
-              <w:rPr>
-                <w:rFonts w:ascii="Times New Roman" w:hAnsi="Times New Roman" w:cs="Times New Roman"/>
-                <w:iCs/>
-                <w:color w:val="000000"/>
-                <w:sz w:val="24"/>
-                <w:szCs w:val="24"/>
-              </w:rPr>
-              <w:t xml:space="preserve"> Michelle Yeh)</w:t>
+              <w:t>Honours Thesis Award (for Yoonjee Michelle Yeh)</w:t>
             </w:r>
           </w:p>
         </w:tc>
@@ -54591,7 +52894,7 @@
         </w:rPr>
         <w:t xml:space="preserve">Co-host, </w:t>
       </w:r>
-      <w:hyperlink r:id="rId50" w:history="1">
+      <w:hyperlink r:id="rId52" w:history="1">
         <w:r>
           <w:rPr>
             <w:rStyle w:val="Hyperlink"/>
@@ -54801,7 +53104,7 @@
         </w:rPr>
         <w:t xml:space="preserve">). </w:t>
       </w:r>
-      <w:hyperlink r:id="rId51" w:history="1">
+      <w:hyperlink r:id="rId53" w:history="1">
         <w:r>
           <w:rPr>
             <w:rStyle w:val="Hyperlink"/>
@@ -54844,7 +53147,7 @@
         </w:rPr>
         <w:t xml:space="preserve">Rudnev, M. &amp; Grossmann, I. (2024, October). </w:t>
       </w:r>
-      <w:hyperlink r:id="rId52" w:history="1">
+      <w:hyperlink r:id="rId54" w:history="1">
         <w:r>
           <w:rPr>
             <w:rStyle w:val="Hyperlink"/>
@@ -54885,10 +53188,9 @@
         <w:rPr>
           <w:lang w:val="en-CA"/>
         </w:rPr>
-        <w:lastRenderedPageBreak/>
         <w:t xml:space="preserve">Grossmann, I. (2023, July). Beyond the hype: How AI could change the game for social science </w:t>
       </w:r>
-      <w:hyperlink r:id="rId53" w:history="1">
+      <w:hyperlink r:id="rId55" w:history="1">
         <w:r>
           <w:rPr>
             <w:rStyle w:val="Hyperlink"/>
@@ -54931,7 +53233,7 @@
         </w:rPr>
         <w:t xml:space="preserve">Grossmann, I., Hutcherson, C., &amp; Varnum, M. E. W. (2023, March). </w:t>
       </w:r>
-      <w:hyperlink r:id="rId54" w:history="1">
+      <w:hyperlink r:id="rId56" w:history="1">
         <w:r>
           <w:rPr>
             <w:rStyle w:val="Hyperlink"/>
@@ -54974,29 +53276,13 @@
         </w:rPr>
         <w:t xml:space="preserve">Grossmann, I. &amp; Choi, E. (2021, November). </w:t>
       </w:r>
-      <w:hyperlink r:id="rId55" w:history="1">
+      <w:hyperlink r:id="rId57" w:history="1">
         <w:r>
           <w:rPr>
             <w:rStyle w:val="Hyperlink"/>
             <w:lang w:val="en-CA"/>
           </w:rPr>
-          <w:t xml:space="preserve">It’s not stress that’s killing us, it’s </w:t>
-        </w:r>
-        <w:proofErr w:type="gramStart"/>
-        <w:r>
-          <w:rPr>
-            <w:rStyle w:val="Hyperlink"/>
-            <w:lang w:val="en-CA"/>
-          </w:rPr>
-          <w:t>hate</w:t>
-        </w:r>
-        <w:proofErr w:type="gramEnd"/>
-        <w:r>
-          <w:rPr>
-            <w:rStyle w:val="Hyperlink"/>
-            <w:lang w:val="en-CA"/>
-          </w:rPr>
-          <w:t>: Maybe mindfulness can help</w:t>
+          <w:t>It’s not stress that’s killing us, it’s hate: Maybe mindfulness can help</w:t>
         </w:r>
       </w:hyperlink>
       <w:r>
@@ -55033,7 +53319,7 @@
         </w:rPr>
         <w:t xml:space="preserve">Grossmann, I. &amp; Twardus, O. (2021, April). </w:t>
       </w:r>
-      <w:hyperlink r:id="rId56" w:history="1">
+      <w:hyperlink r:id="rId58" w:history="1">
         <w:r>
           <w:rPr>
             <w:rStyle w:val="Hyperlink"/>
@@ -55160,7 +53446,7 @@
         </w:rPr>
         <w:t xml:space="preserve">Varnum, M. E. W., Hutcherson, C., &amp; Grossmann, I. (2021, March). </w:t>
       </w:r>
-      <w:hyperlink r:id="rId57" w:history="1">
+      <w:hyperlink r:id="rId59" w:history="1">
         <w:r>
           <w:rPr>
             <w:rStyle w:val="Hyperlink"/>
@@ -55203,7 +53489,7 @@
         </w:rPr>
         <w:t xml:space="preserve">Grossmann, I. (2021, January). </w:t>
       </w:r>
-      <w:hyperlink r:id="rId58" w:history="1">
+      <w:hyperlink r:id="rId60" w:history="1">
         <w:r>
           <w:rPr>
             <w:rStyle w:val="Hyperlink"/>
@@ -55246,7 +53532,7 @@
         </w:rPr>
         <w:t xml:space="preserve">Grossmann, I. (2020, December). </w:t>
       </w:r>
-      <w:hyperlink r:id="rId59" w:history="1">
+      <w:hyperlink r:id="rId61" w:history="1">
         <w:r>
           <w:rPr>
             <w:rStyle w:val="Hyperlink"/>
@@ -55275,7 +53561,7 @@
         </w:rPr>
         <w:t xml:space="preserve">Grossmann, I. (2020, October). </w:t>
       </w:r>
-      <w:hyperlink r:id="rId60" w:history="1">
+      <w:hyperlink r:id="rId62" w:history="1">
         <w:r>
           <w:rPr>
             <w:rStyle w:val="Hyperlink"/>
@@ -55318,7 +53604,7 @@
         </w:rPr>
         <w:t xml:space="preserve">Grossmann, I. &amp; Eibach, R. P. (2020, January). </w:t>
       </w:r>
-      <w:hyperlink r:id="rId61" w:history="1">
+      <w:hyperlink r:id="rId63" w:history="1">
         <w:r>
           <w:rPr>
             <w:rStyle w:val="Hyperlink"/>
@@ -55361,7 +53647,7 @@
         </w:rPr>
         <w:t>Grossmann, I. &amp; Varnum, M. E. V. (2017, October</w:t>
       </w:r>
-      <w:hyperlink r:id="rId62" w:history="1">
+      <w:hyperlink r:id="rId64" w:history="1">
         <w:r>
           <w:rPr>
             <w:rStyle w:val="Hyperlink"/>
@@ -55411,7 +53697,7 @@
         </w:rPr>
         <w:t xml:space="preserve">Grossmann, I. (2015, April). </w:t>
       </w:r>
-      <w:hyperlink r:id="rId63" w:history="1">
+      <w:hyperlink r:id="rId65" w:history="1">
         <w:r>
           <w:rPr>
             <w:rStyle w:val="Hyperlink"/>
@@ -55458,40 +53744,27 @@
           <w:i/>
           <w:iCs/>
         </w:rPr>
-        <w:t xml:space="preserve">Public </w:t>
-      </w:r>
-      <w:proofErr w:type="spellStart"/>
+        <w:t>Public lectures</w:t>
+      </w:r>
       <w:r>
         <w:rPr>
           <w:b/>
           <w:bCs/>
           <w:i/>
           <w:iCs/>
-        </w:rPr>
-        <w:t>lectures</w:t>
-      </w:r>
-      <w:proofErr w:type="spellEnd"/>
+          <w:lang w:val="en-CA"/>
+        </w:rPr>
+        <w:t xml:space="preserve"> &amp; </w:t>
+      </w:r>
       <w:r>
         <w:rPr>
           <w:b/>
           <w:bCs/>
           <w:i/>
           <w:iCs/>
-          <w:lang w:val="en-CA"/>
-        </w:rPr>
-        <w:t xml:space="preserve"> &amp; </w:t>
-      </w:r>
-      <w:proofErr w:type="spellStart"/>
-      <w:r>
-        <w:rPr>
-          <w:b/>
-          <w:bCs/>
-          <w:i/>
-          <w:iCs/>
         </w:rPr>
         <w:t>workshops</w:t>
       </w:r>
-      <w:proofErr w:type="spellEnd"/>
     </w:p>
     <w:tbl>
       <w:tblPr>
@@ -55563,19 +53836,11 @@
               </w:rPr>
               <w:t>“</w:t>
             </w:r>
-            <w:proofErr w:type="spellStart"/>
-            <w:r>
-              <w:rPr>
-                <w:lang w:val="en-CA"/>
-              </w:rPr>
-              <w:t>Futurecasting</w:t>
-            </w:r>
-            <w:proofErr w:type="spellEnd"/>
-            <w:r>
-              <w:rPr>
-                <w:lang w:val="en-CA"/>
-              </w:rPr>
-              <w:t>: How Well Can We Predict Societal Change?</w:t>
+            <w:r>
+              <w:rPr>
+                <w:lang w:val="en-CA"/>
+              </w:rPr>
+              <w:t>Futurecasting: How Well Can We Predict Societal Change?</w:t>
             </w:r>
             <w:r>
               <w:rPr>
@@ -56035,8 +54300,7 @@
                 <w:lang w:val="en-CA"/>
               </w:rPr>
             </w:pPr>
-            <w:hyperlink r:id="rId64" w:history="1">
-              <w:proofErr w:type="spellStart"/>
+            <w:hyperlink r:id="rId66" w:history="1">
               <w:r>
                 <w:rPr>
                   <w:rStyle w:val="Hyperlink"/>
@@ -56044,7 +54308,6 @@
                 </w:rPr>
                 <w:t>BuzzRobot</w:t>
               </w:r>
-              <w:proofErr w:type="spellEnd"/>
             </w:hyperlink>
             <w:r>
               <w:rPr>
@@ -56114,14 +54377,12 @@
               </w:rPr>
               <w:t xml:space="preserve">,” </w:t>
             </w:r>
-            <w:proofErr w:type="spellStart"/>
             <w:r>
               <w:rPr>
                 <w:lang w:val="en-CA"/>
               </w:rPr>
               <w:t>Ploutos</w:t>
             </w:r>
-            <w:proofErr w:type="spellEnd"/>
             <w:r>
               <w:rPr>
                 <w:lang w:val="en-CA"/>
@@ -56271,7 +54532,7 @@
                 <w:lang w:val="en-CA"/>
               </w:rPr>
             </w:pPr>
-            <w:hyperlink r:id="rId65" w:history="1">
+            <w:hyperlink r:id="rId67" w:history="1">
               <w:r>
                 <w:rPr>
                   <w:rStyle w:val="Hyperlink"/>
@@ -56356,6 +54617,7 @@
                 <w:color w:val="000000"/>
                 <w:lang w:val="en-CA"/>
               </w:rPr>
+              <w:lastRenderedPageBreak/>
               <w:t>02/2021</w:t>
             </w:r>
           </w:p>
@@ -56425,7 +54687,7 @@
                 <w:lang w:val="en-CA"/>
               </w:rPr>
             </w:pPr>
-            <w:hyperlink r:id="rId66" w:history="1">
+            <w:hyperlink r:id="rId68" w:history="1">
               <w:r>
                 <w:rPr>
                   <w:rStyle w:val="Hyperlink"/>
@@ -56530,37 +54792,12 @@
                 <w:lang w:val="en-CA"/>
               </w:rPr>
             </w:pPr>
-            <w:proofErr w:type="spellStart"/>
             <w:r>
               <w:rPr>
                 <w:bCs/>
                 <w:lang w:val="en-CA"/>
               </w:rPr>
-              <w:t>Auslandstreffen</w:t>
-            </w:r>
-            <w:proofErr w:type="spellEnd"/>
-            <w:r>
-              <w:rPr>
-                <w:bCs/>
-                <w:lang w:val="en-CA"/>
-              </w:rPr>
-              <w:t xml:space="preserve"> der </w:t>
-            </w:r>
-            <w:proofErr w:type="spellStart"/>
-            <w:r>
-              <w:rPr>
-                <w:bCs/>
-                <w:lang w:val="en-CA"/>
-              </w:rPr>
-              <w:t>Studienstiftung</w:t>
-            </w:r>
-            <w:proofErr w:type="spellEnd"/>
-            <w:r>
-              <w:rPr>
-                <w:bCs/>
-                <w:lang w:val="en-CA"/>
-              </w:rPr>
-              <w:t xml:space="preserve"> Kanada [meeting of the fellows of the German National Academic Foundation], Goethe Institute, Montreal, Canada</w:t>
+              <w:t>Auslandstreffen der Studienstiftung Kanada [meeting of the fellows of the German National Academic Foundation], Goethe Institute, Montreal, Canada</w:t>
             </w:r>
           </w:p>
         </w:tc>
@@ -56583,7 +54820,6 @@
           <w:bCs/>
           <w:lang w:val="en-CA"/>
         </w:rPr>
-        <w:lastRenderedPageBreak/>
         <w:t>Service</w:t>
       </w:r>
       <w:r>
@@ -58278,6 +56514,7 @@
                 <w:color w:val="000000"/>
                 <w:lang w:val="en-CA" w:eastAsia="en-CA"/>
               </w:rPr>
+              <w:lastRenderedPageBreak/>
               <w:t>2015 - 2018</w:t>
             </w:r>
           </w:p>
@@ -58461,26 +56698,6 @@
     </w:p>
     <w:p>
       <w:pPr>
-        <w:rPr>
-          <w:b/>
-          <w:bCs/>
-          <w:i/>
-          <w:lang w:val="en-CA" w:eastAsia="en-CA"/>
-        </w:rPr>
-      </w:pPr>
-      <w:bookmarkStart w:id="81" w:name="_Hlk185439153"/>
-      <w:r>
-        <w:rPr>
-          <w:b/>
-          <w:bCs/>
-          <w:i/>
-          <w:lang w:val="en-CA" w:eastAsia="en-CA"/>
-        </w:rPr>
-        <w:br w:type="page"/>
-      </w:r>
-    </w:p>
-    <w:p>
-      <w:pPr>
         <w:autoSpaceDE w:val="0"/>
         <w:autoSpaceDN w:val="0"/>
         <w:adjustRightInd w:val="0"/>
@@ -58491,6 +56708,7 @@
           <w:lang w:val="en-CA" w:eastAsia="en-CA"/>
         </w:rPr>
       </w:pPr>
+      <w:bookmarkStart w:id="81" w:name="_Hlk185439153"/>
       <w:r>
         <w:rPr>
           <w:b/>
@@ -58498,7 +56716,6 @@
           <w:i/>
           <w:lang w:val="en-CA" w:eastAsia="en-CA"/>
         </w:rPr>
-        <w:lastRenderedPageBreak/>
         <w:t>Conference symposia organizer</w:t>
       </w:r>
     </w:p>
@@ -60288,7 +58505,14 @@
         <w:rPr>
           <w:lang w:val="en-CA" w:eastAsia="en-CA"/>
         </w:rPr>
-        <w:t>Journal of Theoretical and Philosophical Psychology</w:t>
+        <w:t xml:space="preserve">Journal </w:t>
+      </w:r>
+      <w:r>
+        <w:rPr>
+          <w:lang w:val="en-CA" w:eastAsia="en-CA"/>
+        </w:rPr>
+        <w:lastRenderedPageBreak/>
+        <w:t>of Theoretical and Philosophical Psychology</w:t>
       </w:r>
       <w:r>
         <w:rPr>
@@ -60461,14 +58685,7 @@
         <w:rPr>
           <w:lang w:val="en-CA" w:eastAsia="en-CA"/>
         </w:rPr>
-        <w:t xml:space="preserve">Proceedings of the </w:t>
-      </w:r>
-      <w:r>
-        <w:rPr>
-          <w:lang w:val="en-CA" w:eastAsia="en-CA"/>
-        </w:rPr>
-        <w:lastRenderedPageBreak/>
-        <w:t>Royal Society: Biological Sciences</w:t>
+        <w:t>Proceedings of the Royal Society: Biological Sciences</w:t>
       </w:r>
       <w:r>
         <w:rPr>
@@ -60598,25 +58815,7 @@
           <w:iCs/>
           <w:lang w:eastAsia="en-CA"/>
         </w:rPr>
-        <w:t xml:space="preserve">Grant </w:t>
-      </w:r>
-      <w:proofErr w:type="spellStart"/>
-      <w:r>
-        <w:rPr>
-          <w:b/>
-          <w:iCs/>
-          <w:lang w:eastAsia="en-CA"/>
-        </w:rPr>
-        <w:t>reviewing</w:t>
-      </w:r>
-      <w:proofErr w:type="spellEnd"/>
-      <w:r>
-        <w:rPr>
-          <w:b/>
-          <w:iCs/>
-          <w:lang w:eastAsia="en-CA"/>
-        </w:rPr>
-        <w:t xml:space="preserve"> </w:t>
+        <w:t xml:space="preserve">Grant reviewing </w:t>
       </w:r>
     </w:p>
     <w:tbl>
@@ -62074,7 +60273,14 @@
               <w:rPr>
                 <w:lang w:val="en-CA" w:eastAsia="en-CA"/>
               </w:rPr>
-              <w:t>rants of the Social Sciences and Humanities Research Council of Canada</w:t>
+              <w:t xml:space="preserve">rants of the Social Sciences and </w:t>
+            </w:r>
+            <w:r>
+              <w:rPr>
+                <w:lang w:val="en-CA" w:eastAsia="en-CA"/>
+              </w:rPr>
+              <w:lastRenderedPageBreak/>
+              <w:t>Humanities Research Council of Canada</w:t>
             </w:r>
           </w:p>
         </w:tc>
@@ -62100,6 +60306,7 @@
                 <w:color w:val="000000"/>
                 <w:lang w:val="en-CA" w:eastAsia="en-CA"/>
               </w:rPr>
+              <w:lastRenderedPageBreak/>
               <w:t>2018</w:t>
             </w:r>
           </w:p>
@@ -62258,7 +60465,6 @@
                 <w:color w:val="000000"/>
                 <w:lang w:val="en-CA" w:eastAsia="en-CA"/>
               </w:rPr>
-              <w:lastRenderedPageBreak/>
               <w:t>2017</w:t>
             </w:r>
           </w:p>
@@ -62751,21 +60957,7 @@
               <w:rPr>
                 <w:lang w:val="en-CA" w:eastAsia="en-CA"/>
               </w:rPr>
-              <w:t xml:space="preserve">The </w:t>
-            </w:r>
-            <w:proofErr w:type="gramStart"/>
-            <w:r>
-              <w:rPr>
-                <w:lang w:val="en-CA" w:eastAsia="en-CA"/>
-              </w:rPr>
-              <w:t>German-Israeli</w:t>
-            </w:r>
-            <w:proofErr w:type="gramEnd"/>
-            <w:r>
-              <w:rPr>
-                <w:lang w:val="en-CA" w:eastAsia="en-CA"/>
-              </w:rPr>
-              <w:t xml:space="preserve"> Foundation for Scientific Research </w:t>
+              <w:t xml:space="preserve">The German-Israeli Foundation for Scientific Research </w:t>
             </w:r>
             <w:bookmarkEnd w:id="102"/>
           </w:p>
@@ -63223,7 +61415,7 @@
               </w:rPr>
               <w:t xml:space="preserve"> </w:t>
             </w:r>
-            <w:hyperlink r:id="rId67" w:history="1">
+            <w:hyperlink r:id="rId69" w:history="1">
               <w:r>
                 <w:rPr>
                   <w:rStyle w:val="Hyperlink"/>
@@ -63318,10 +61510,10 @@
       </w:pPr>
     </w:p>
     <w:sectPr>
-      <w:headerReference w:type="even" r:id="rId68"/>
-      <w:headerReference w:type="default" r:id="rId69"/>
-      <w:footerReference w:type="even" r:id="rId70"/>
-      <w:footerReference w:type="default" r:id="rId71"/>
+      <w:headerReference w:type="even" r:id="rId70"/>
+      <w:headerReference w:type="default" r:id="rId71"/>
+      <w:footerReference w:type="even" r:id="rId72"/>
+      <w:footerReference w:type="default" r:id="rId73"/>
       <w:pgSz w:w="12240" w:h="15840" w:code="1"/>
       <w:pgMar w:top="1440" w:right="1080" w:bottom="1440" w:left="1080" w:header="708" w:footer="708" w:gutter="0"/>
       <w:cols w:space="708"/>
@@ -71213,6 +69405,12 @@
 </file>
 
 <file path=customXml/item1.xml><?xml version="1.0" encoding="utf-8"?>
+<p:properties xmlns:p="http://schemas.microsoft.com/office/2006/metadata/properties" xmlns:xsi="http://www.w3.org/2001/XMLSchema-instance" xmlns:pc="http://schemas.microsoft.com/office/infopath/2007/PartnerControls">
+  <documentManagement/>
+</p:properties>
+</file>
+
+<file path=customXml/item2.xml><?xml version="1.0" encoding="utf-8"?>
 <?mso-contentType ?>
 <FormTemplates xmlns="http://schemas.microsoft.com/sharepoint/v3/contenttype/forms">
   <Display>DocumentLibraryForm</Display>
@@ -71221,7 +69419,11 @@
 </FormTemplates>
 </file>
 
-<file path=customXml/item2.xml><?xml version="1.0" encoding="utf-8"?>
+<file path=customXml/item3.xml><?xml version="1.0" encoding="utf-8"?>
+<b:Sources xmlns:b="http://schemas.openxmlformats.org/officeDocument/2006/bibliography" xmlns="http://schemas.openxmlformats.org/officeDocument/2006/bibliography" SelectedStyle="\APA.XSL" StyleName="APA"/>
+</file>
+
+<file path=customXml/item4.xml><?xml version="1.0" encoding="utf-8"?>
 <ct:contentTypeSchema xmlns:ct="http://schemas.microsoft.com/office/2006/metadata/contentType" xmlns:ma="http://schemas.microsoft.com/office/2006/metadata/properties/metaAttributes" ct:_="" ma:_="" ma:contentTypeName="Document" ma:contentTypeID="0x01010040598E2033F12F4D9D0EEBDED9F3ADA5" ma:contentTypeVersion="7" ma:contentTypeDescription="Create a new document." ma:contentTypeScope="" ma:versionID="0d4008b07a6729e85722b63fec859166">
   <xsd:schema xmlns:xsd="http://www.w3.org/2001/XMLSchema" xmlns:xs="http://www.w3.org/2001/XMLSchema" xmlns:p="http://schemas.microsoft.com/office/2006/metadata/properties" xmlns:ns3="4511dc72-d8d5-4bc7-8b3d-c01cb3484cf5" xmlns:ns4="685d2eaa-65a0-49a5-8d7f-6db299f42190" targetNamespace="http://schemas.microsoft.com/office/2006/metadata/properties" ma:root="true" ma:fieldsID="8df630411b1f610a7f173bb411967da6" ns3:_="" ns4:_="">
     <xsd:import namespace="4511dc72-d8d5-4bc7-8b3d-c01cb3484cf5"/>
@@ -71406,17 +69608,16 @@
 </ct:contentTypeSchema>
 </file>
 
-<file path=customXml/item3.xml><?xml version="1.0" encoding="utf-8"?>
-<p:properties xmlns:p="http://schemas.microsoft.com/office/2006/metadata/properties" xmlns:xsi="http://www.w3.org/2001/XMLSchema-instance" xmlns:pc="http://schemas.microsoft.com/office/infopath/2007/PartnerControls">
-  <documentManagement/>
-</p:properties>
+<file path=customXml/itemProps1.xml><?xml version="1.0" encoding="utf-8"?>
+<ds:datastoreItem xmlns:ds="http://schemas.openxmlformats.org/officeDocument/2006/customXml" ds:itemID="{368F45FA-2064-4BEF-8113-7B8B062FA5D7}">
+  <ds:schemaRefs>
+    <ds:schemaRef ds:uri="http://schemas.microsoft.com/office/2006/metadata/properties"/>
+    <ds:schemaRef ds:uri="http://schemas.microsoft.com/office/infopath/2007/PartnerControls"/>
+  </ds:schemaRefs>
+</ds:datastoreItem>
 </file>
 
-<file path=customXml/item4.xml><?xml version="1.0" encoding="utf-8"?>
-<b:Sources xmlns:b="http://schemas.openxmlformats.org/officeDocument/2006/bibliography" xmlns="http://schemas.openxmlformats.org/officeDocument/2006/bibliography" SelectedStyle="\APA.XSL" StyleName="APA"/>
-</file>
-
-<file path=customXml/itemProps1.xml><?xml version="1.0" encoding="utf-8"?>
+<file path=customXml/itemProps2.xml><?xml version="1.0" encoding="utf-8"?>
 <ds:datastoreItem xmlns:ds="http://schemas.openxmlformats.org/officeDocument/2006/customXml" ds:itemID="{A6DE2CEB-D0DC-4A0B-A0CB-4C6D4D3893B7}">
   <ds:schemaRefs>
     <ds:schemaRef ds:uri="http://schemas.microsoft.com/sharepoint/v3/contenttype/forms"/>
@@ -71424,7 +69625,15 @@
 </ds:datastoreItem>
 </file>
 
-<file path=customXml/itemProps2.xml><?xml version="1.0" encoding="utf-8"?>
+<file path=customXml/itemProps3.xml><?xml version="1.0" encoding="utf-8"?>
+<ds:datastoreItem xmlns:ds="http://schemas.openxmlformats.org/officeDocument/2006/customXml" ds:itemID="{FEAEA024-33A0-412C-ADAB-86C9F2F91C6F}">
+  <ds:schemaRefs>
+    <ds:schemaRef ds:uri="http://schemas.openxmlformats.org/officeDocument/2006/bibliography"/>
+  </ds:schemaRefs>
+</ds:datastoreItem>
+</file>
+
+<file path=customXml/itemProps4.xml><?xml version="1.0" encoding="utf-8"?>
 <ds:datastoreItem xmlns:ds="http://schemas.openxmlformats.org/officeDocument/2006/customXml" ds:itemID="{6EF0D6D3-0359-4D1F-96B7-0DCD36C390FE}">
   <ds:schemaRefs>
     <ds:schemaRef ds:uri="http://schemas.microsoft.com/office/2006/metadata/contentType"/>
@@ -71443,23 +69652,6 @@
 </ds:datastoreItem>
 </file>
 
-<file path=customXml/itemProps3.xml><?xml version="1.0" encoding="utf-8"?>
-<ds:datastoreItem xmlns:ds="http://schemas.openxmlformats.org/officeDocument/2006/customXml" ds:itemID="{368F45FA-2064-4BEF-8113-7B8B062FA5D7}">
-  <ds:schemaRefs>
-    <ds:schemaRef ds:uri="http://schemas.microsoft.com/office/2006/metadata/properties"/>
-    <ds:schemaRef ds:uri="http://schemas.microsoft.com/office/infopath/2007/PartnerControls"/>
-  </ds:schemaRefs>
-</ds:datastoreItem>
-</file>
-
-<file path=customXml/itemProps4.xml><?xml version="1.0" encoding="utf-8"?>
-<ds:datastoreItem xmlns:ds="http://schemas.openxmlformats.org/officeDocument/2006/customXml" ds:itemID="{FEAEA024-33A0-412C-ADAB-86C9F2F91C6F}">
-  <ds:schemaRefs>
-    <ds:schemaRef ds:uri="http://schemas.openxmlformats.org/officeDocument/2006/bibliography"/>
-  </ds:schemaRefs>
-</ds:datastoreItem>
-</file>
-
 <file path=docMetadata/LabelInfo.xml><?xml version="1.0" encoding="utf-8"?>
 <clbl:labelList xmlns:clbl="http://schemas.microsoft.com/office/2020/mipLabelMetadata">
   <clbl:label id="{a9ee03e0-b78c-4998-8bf4-79b266b85105}" enabled="1" method="Standard" siteId="{723a5a87-f39a-4a22-9247-3fc240c01396}" removed="0"/>

--- a/CV_Grossmann.docx
+++ b/CV_Grossmann.docx
@@ -224,7 +224,15 @@
           <w:color w:val="000000"/>
           <w:lang w:val="en-CA"/>
         </w:rPr>
-        <w:t>780</w:t>
+        <w:t>78</w:t>
+      </w:r>
+      <w:r>
+        <w:rPr>
+          <w:bCs/>
+          <w:color w:val="000000"/>
+          <w:lang w:val="en-CA"/>
+        </w:rPr>
+        <w:t>4</w:t>
       </w:r>
       <w:r>
         <w:rPr>
@@ -1812,6 +1820,63 @@
               <w:rPr>
                 <w:lang w:val="en-CA"/>
               </w:rPr>
+              <w:t xml:space="preserve">Faculty of </w:t>
+            </w:r>
+            <w:r>
+              <w:rPr>
+                <w:lang w:val="en-CA"/>
+              </w:rPr>
+              <w:t>Arts Award for Excellence in</w:t>
+            </w:r>
+            <w:r>
+              <w:rPr>
+                <w:lang w:val="en-CA"/>
+              </w:rPr>
+              <w:t xml:space="preserve"> Research, University of Waterloo</w:t>
+            </w:r>
+          </w:p>
+        </w:tc>
+      </w:tr>
+      <w:tr>
+        <w:tc>
+          <w:tcPr>
+            <w:tcW w:w="1526" w:type="dxa"/>
+          </w:tcPr>
+          <w:p>
+            <w:pPr>
+              <w:autoSpaceDE w:val="0"/>
+              <w:autoSpaceDN w:val="0"/>
+              <w:adjustRightInd w:val="0"/>
+              <w:rPr>
+                <w:lang w:val="en-CA"/>
+              </w:rPr>
+            </w:pPr>
+            <w:r>
+              <w:rPr>
+                <w:lang w:val="en-CA"/>
+              </w:rPr>
+              <w:t>2026</w:t>
+            </w:r>
+          </w:p>
+        </w:tc>
+        <w:tc>
+          <w:tcPr>
+            <w:tcW w:w="8930" w:type="dxa"/>
+          </w:tcPr>
+          <w:p>
+            <w:pPr>
+              <w:autoSpaceDE w:val="0"/>
+              <w:autoSpaceDN w:val="0"/>
+              <w:adjustRightInd w:val="0"/>
+              <w:ind w:left="-111"/>
+              <w:rPr>
+                <w:lang w:val="en-CA"/>
+              </w:rPr>
+            </w:pPr>
+            <w:r>
+              <w:rPr>
+                <w:lang w:val="en-CA"/>
+              </w:rPr>
               <w:t xml:space="preserve">Fellow, </w:t>
             </w:r>
             <w:r>
@@ -8123,7 +8188,7 @@
       <w:r>
         <w:rPr>
           <w:iCs/>
-          <w:lang w:val="en-CA"/>
+          <w:lang w:val="de-DE"/>
         </w:rPr>
         <w:t xml:space="preserve">Johnson, S. G.*, Karimi, A. H., Bengio, Y., Chater, N., Gerstenberg, T., Larson, K., ... </w:t>
       </w:r>
@@ -9015,19 +9080,19 @@
       </w:pPr>
       <w:r>
         <w:rPr>
-          <w:lang w:val="en-CA"/>
+          <w:lang w:val="de-DE"/>
         </w:rPr>
         <w:t xml:space="preserve">Eibach, R. </w:t>
       </w:r>
       <w:r>
         <w:rPr>
-          <w:lang w:val="en-CA"/>
+          <w:lang w:val="de-DE"/>
         </w:rPr>
         <w:t>P</w:t>
       </w:r>
       <w:r>
         <w:rPr>
-          <w:lang w:val="en-CA"/>
+          <w:lang w:val="de-DE"/>
         </w:rPr>
         <w:t xml:space="preserve">. &amp; </w:t>
       </w:r>
@@ -9035,13 +9100,13 @@
         <w:rPr>
           <w:b/>
           <w:bCs/>
-          <w:lang w:val="en-CA"/>
+          <w:lang w:val="de-DE"/>
         </w:rPr>
         <w:t>Grossmann, I.</w:t>
       </w:r>
       <w:r>
         <w:rPr>
-          <w:lang w:val="en-CA"/>
+          <w:lang w:val="de-DE"/>
         </w:rPr>
         <w:t xml:space="preserve"> (2025). </w:t>
       </w:r>
@@ -10326,38 +10391,38 @@
       <w:r>
         <w:rPr>
           <w:u w:val="single"/>
-          <w:lang w:val="sv-SE"/>
+          <w:lang w:val="en-CA"/>
         </w:rPr>
         <w:t>Elnakouri, A</w:t>
       </w:r>
       <w:r>
         <w:rPr>
-          <w:lang w:val="sv-SE"/>
+          <w:lang w:val="en-CA"/>
         </w:rPr>
         <w:t>.</w:t>
       </w:r>
       <w:r>
         <w:rPr>
-          <w:lang w:val="sv-SE"/>
+          <w:lang w:val="en-CA"/>
         </w:rPr>
         <w:t>*</w:t>
       </w:r>
       <w:r>
         <w:rPr>
-          <w:lang w:val="sv-SE"/>
+          <w:lang w:val="en-CA"/>
         </w:rPr>
         <w:t xml:space="preserve">, </w:t>
       </w:r>
       <w:r>
         <w:rPr>
           <w:u w:val="single"/>
-          <w:lang w:val="sv-SE"/>
+          <w:lang w:val="en-CA"/>
         </w:rPr>
         <w:t>Huynh, A. C</w:t>
       </w:r>
       <w:r>
         <w:rPr>
-          <w:lang w:val="sv-SE"/>
+          <w:lang w:val="en-CA"/>
         </w:rPr>
         <w:t xml:space="preserve">., &amp; </w:t>
       </w:r>
@@ -10365,25 +10430,25 @@
         <w:rPr>
           <w:b/>
           <w:bCs/>
-          <w:lang w:val="sv-SE"/>
+          <w:lang w:val="en-CA"/>
         </w:rPr>
         <w:t>Grossmann, I</w:t>
       </w:r>
       <w:r>
         <w:rPr>
-          <w:lang w:val="sv-SE"/>
+          <w:lang w:val="en-CA"/>
         </w:rPr>
         <w:t>.</w:t>
       </w:r>
       <w:r>
         <w:rPr>
-          <w:lang w:val="sv-SE"/>
+          <w:lang w:val="en-CA"/>
         </w:rPr>
         <w:t>*</w:t>
       </w:r>
       <w:r>
         <w:rPr>
-          <w:lang w:val="sv-SE"/>
+          <w:lang w:val="en-CA"/>
         </w:rPr>
         <w:t xml:space="preserve"> (2024). </w:t>
       </w:r>
@@ -13360,20 +13425,20 @@
       </w:pPr>
       <w:r>
         <w:rPr>
-          <w:lang w:val="en-CA"/>
+          <w:lang w:val="sv-SE"/>
         </w:rPr>
         <w:t xml:space="preserve">Choi, E., Farb, N. A., </w:t>
       </w:r>
       <w:r>
         <w:rPr>
           <w:u w:val="single"/>
-          <w:lang w:val="en-CA"/>
+          <w:lang w:val="sv-SE"/>
         </w:rPr>
         <w:t>Pogrebtsova, E</w:t>
       </w:r>
       <w:r>
         <w:rPr>
-          <w:lang w:val="en-CA"/>
+          <w:lang w:val="sv-SE"/>
         </w:rPr>
         <w:t xml:space="preserve">., Gruman, J., &amp; </w:t>
       </w:r>
@@ -13381,13 +13446,13 @@
         <w:rPr>
           <w:b/>
           <w:bCs/>
-          <w:lang w:val="en-CA"/>
+          <w:lang w:val="sv-SE"/>
         </w:rPr>
         <w:t xml:space="preserve">Grossmann, I.* </w:t>
       </w:r>
       <w:r>
         <w:rPr>
-          <w:lang w:val="en-CA"/>
+          <w:lang w:val="sv-SE"/>
         </w:rPr>
         <w:t xml:space="preserve">(2021). </w:t>
       </w:r>
@@ -13434,52 +13499,52 @@
       <w:r>
         <w:rPr>
           <w:u w:val="single"/>
-          <w:lang w:val="en-CA"/>
+          <w:lang w:val="de-DE"/>
         </w:rPr>
         <w:t>Dorfman, A.</w:t>
       </w:r>
       <w:r>
         <w:rPr>
-          <w:lang w:val="en-CA"/>
+          <w:lang w:val="de-DE"/>
         </w:rPr>
         <w:t xml:space="preserve">, </w:t>
       </w:r>
       <w:r>
         <w:rPr>
           <w:u w:val="single"/>
-          <w:lang w:val="en-CA"/>
+          <w:lang w:val="de-DE"/>
         </w:rPr>
         <w:t>Oakes, H.</w:t>
       </w:r>
       <w:r>
         <w:rPr>
-          <w:lang w:val="en-CA"/>
+          <w:lang w:val="de-DE"/>
         </w:rPr>
         <w:t xml:space="preserve">, </w:t>
       </w:r>
       <w:r>
         <w:rPr>
           <w:u w:val="single"/>
-          <w:lang w:val="en-CA"/>
+          <w:lang w:val="de-DE"/>
         </w:rPr>
         <w:t>Santos, H. C</w:t>
       </w:r>
       <w:r>
         <w:rPr>
-          <w:lang w:val="en-CA"/>
+          <w:lang w:val="de-DE"/>
         </w:rPr>
         <w:t>.</w:t>
       </w:r>
       <w:r>
         <w:rPr>
           <w:b/>
-          <w:lang w:val="en-CA"/>
+          <w:lang w:val="de-DE"/>
         </w:rPr>
         <w:t xml:space="preserve"> &amp; Grossmann, I.</w:t>
       </w:r>
       <w:r>
         <w:rPr>
-          <w:lang w:val="en-CA"/>
+          <w:lang w:val="de-DE"/>
         </w:rPr>
         <w:t xml:space="preserve"> (2021). </w:t>
       </w:r>
@@ -15967,53 +16032,53 @@
       <w:r>
         <w:rPr>
           <w:u w:val="single"/>
-          <w:lang w:val="de-DE"/>
+          <w:lang w:val="en-CA"/>
         </w:rPr>
         <w:t>Brienza, J. P.</w:t>
       </w:r>
       <w:r>
         <w:rPr>
           <w:vertAlign w:val="superscript"/>
-          <w:lang w:val="de-DE"/>
+          <w:lang w:val="en-CA"/>
         </w:rPr>
         <w:t>*</w:t>
       </w:r>
       <w:r>
         <w:rPr>
-          <w:lang w:val="de-DE"/>
+          <w:lang w:val="en-CA"/>
         </w:rPr>
         <w:t xml:space="preserve">, </w:t>
       </w:r>
       <w:r>
         <w:rPr>
           <w:u w:val="single"/>
-          <w:lang w:val="de-DE"/>
+          <w:lang w:val="en-CA"/>
         </w:rPr>
         <w:t>Kung, F.</w:t>
       </w:r>
       <w:r>
         <w:rPr>
-          <w:lang w:val="de-DE"/>
+          <w:lang w:val="en-CA"/>
         </w:rPr>
         <w:t xml:space="preserve">, </w:t>
       </w:r>
       <w:r>
         <w:rPr>
           <w:u w:val="single"/>
-          <w:lang w:val="de-DE"/>
+          <w:lang w:val="en-CA"/>
         </w:rPr>
         <w:t>Santos, H. C</w:t>
       </w:r>
       <w:r>
         <w:rPr>
-          <w:lang w:val="de-DE"/>
+          <w:lang w:val="en-CA"/>
         </w:rPr>
         <w:t xml:space="preserve">., Bobocel, D. R, &amp; </w:t>
       </w:r>
       <w:r>
         <w:rPr>
           <w:b/>
-          <w:lang w:val="de-DE"/>
+          <w:lang w:val="en-CA"/>
         </w:rPr>
         <w:t>Grossmann, I.</w:t>
       </w:r>
@@ -16021,13 +16086,13 @@
         <w:rPr>
           <w:b/>
           <w:vertAlign w:val="superscript"/>
-          <w:lang w:val="de-DE"/>
+          <w:lang w:val="en-CA"/>
         </w:rPr>
         <w:t>*</w:t>
       </w:r>
       <w:r>
         <w:rPr>
-          <w:lang w:val="de-DE"/>
+          <w:lang w:val="en-CA"/>
         </w:rPr>
         <w:t xml:space="preserve"> (2018). </w:t>
       </w:r>
@@ -69405,25 +69470,16 @@
 </file>
 
 <file path=customXml/item1.xml><?xml version="1.0" encoding="utf-8"?>
+<b:Sources xmlns:b="http://schemas.openxmlformats.org/officeDocument/2006/bibliography" xmlns="http://schemas.openxmlformats.org/officeDocument/2006/bibliography" SelectedStyle="\APA.XSL" StyleName="APA"/>
+</file>
+
+<file path=customXml/item2.xml><?xml version="1.0" encoding="utf-8"?>
 <p:properties xmlns:p="http://schemas.microsoft.com/office/2006/metadata/properties" xmlns:xsi="http://www.w3.org/2001/XMLSchema-instance" xmlns:pc="http://schemas.microsoft.com/office/infopath/2007/PartnerControls">
   <documentManagement/>
 </p:properties>
 </file>
 
-<file path=customXml/item2.xml><?xml version="1.0" encoding="utf-8"?>
-<?mso-contentType ?>
-<FormTemplates xmlns="http://schemas.microsoft.com/sharepoint/v3/contenttype/forms">
-  <Display>DocumentLibraryForm</Display>
-  <Edit>DocumentLibraryForm</Edit>
-  <New>DocumentLibraryForm</New>
-</FormTemplates>
-</file>
-
 <file path=customXml/item3.xml><?xml version="1.0" encoding="utf-8"?>
-<b:Sources xmlns:b="http://schemas.openxmlformats.org/officeDocument/2006/bibliography" xmlns="http://schemas.openxmlformats.org/officeDocument/2006/bibliography" SelectedStyle="\APA.XSL" StyleName="APA"/>
-</file>
-
-<file path=customXml/item4.xml><?xml version="1.0" encoding="utf-8"?>
 <ct:contentTypeSchema xmlns:ct="http://schemas.microsoft.com/office/2006/metadata/contentType" xmlns:ma="http://schemas.microsoft.com/office/2006/metadata/properties/metaAttributes" ct:_="" ma:_="" ma:contentTypeName="Document" ma:contentTypeID="0x01010040598E2033F12F4D9D0EEBDED9F3ADA5" ma:contentTypeVersion="7" ma:contentTypeDescription="Create a new document." ma:contentTypeScope="" ma:versionID="0d4008b07a6729e85722b63fec859166">
   <xsd:schema xmlns:xsd="http://www.w3.org/2001/XMLSchema" xmlns:xs="http://www.w3.org/2001/XMLSchema" xmlns:p="http://schemas.microsoft.com/office/2006/metadata/properties" xmlns:ns3="4511dc72-d8d5-4bc7-8b3d-c01cb3484cf5" xmlns:ns4="685d2eaa-65a0-49a5-8d7f-6db299f42190" targetNamespace="http://schemas.microsoft.com/office/2006/metadata/properties" ma:root="true" ma:fieldsID="8df630411b1f610a7f173bb411967da6" ns3:_="" ns4:_="">
     <xsd:import namespace="4511dc72-d8d5-4bc7-8b3d-c01cb3484cf5"/>
@@ -69608,7 +69664,24 @@
 </ct:contentTypeSchema>
 </file>
 
+<file path=customXml/item4.xml><?xml version="1.0" encoding="utf-8"?>
+<?mso-contentType ?>
+<FormTemplates xmlns="http://schemas.microsoft.com/sharepoint/v3/contenttype/forms">
+  <Display>DocumentLibraryForm</Display>
+  <Edit>DocumentLibraryForm</Edit>
+  <New>DocumentLibraryForm</New>
+</FormTemplates>
+</file>
+
 <file path=customXml/itemProps1.xml><?xml version="1.0" encoding="utf-8"?>
+<ds:datastoreItem xmlns:ds="http://schemas.openxmlformats.org/officeDocument/2006/customXml" ds:itemID="{FEAEA024-33A0-412C-ADAB-86C9F2F91C6F}">
+  <ds:schemaRefs>
+    <ds:schemaRef ds:uri="http://schemas.openxmlformats.org/officeDocument/2006/bibliography"/>
+  </ds:schemaRefs>
+</ds:datastoreItem>
+</file>
+
+<file path=customXml/itemProps2.xml><?xml version="1.0" encoding="utf-8"?>
 <ds:datastoreItem xmlns:ds="http://schemas.openxmlformats.org/officeDocument/2006/customXml" ds:itemID="{368F45FA-2064-4BEF-8113-7B8B062FA5D7}">
   <ds:schemaRefs>
     <ds:schemaRef ds:uri="http://schemas.microsoft.com/office/2006/metadata/properties"/>
@@ -69617,23 +69690,7 @@
 </ds:datastoreItem>
 </file>
 
-<file path=customXml/itemProps2.xml><?xml version="1.0" encoding="utf-8"?>
-<ds:datastoreItem xmlns:ds="http://schemas.openxmlformats.org/officeDocument/2006/customXml" ds:itemID="{A6DE2CEB-D0DC-4A0B-A0CB-4C6D4D3893B7}">
-  <ds:schemaRefs>
-    <ds:schemaRef ds:uri="http://schemas.microsoft.com/sharepoint/v3/contenttype/forms"/>
-  </ds:schemaRefs>
-</ds:datastoreItem>
-</file>
-
 <file path=customXml/itemProps3.xml><?xml version="1.0" encoding="utf-8"?>
-<ds:datastoreItem xmlns:ds="http://schemas.openxmlformats.org/officeDocument/2006/customXml" ds:itemID="{FEAEA024-33A0-412C-ADAB-86C9F2F91C6F}">
-  <ds:schemaRefs>
-    <ds:schemaRef ds:uri="http://schemas.openxmlformats.org/officeDocument/2006/bibliography"/>
-  </ds:schemaRefs>
-</ds:datastoreItem>
-</file>
-
-<file path=customXml/itemProps4.xml><?xml version="1.0" encoding="utf-8"?>
 <ds:datastoreItem xmlns:ds="http://schemas.openxmlformats.org/officeDocument/2006/customXml" ds:itemID="{6EF0D6D3-0359-4D1F-96B7-0DCD36C390FE}">
   <ds:schemaRefs>
     <ds:schemaRef ds:uri="http://schemas.microsoft.com/office/2006/metadata/contentType"/>
@@ -69652,6 +69709,14 @@
 </ds:datastoreItem>
 </file>
 
+<file path=customXml/itemProps4.xml><?xml version="1.0" encoding="utf-8"?>
+<ds:datastoreItem xmlns:ds="http://schemas.openxmlformats.org/officeDocument/2006/customXml" ds:itemID="{A6DE2CEB-D0DC-4A0B-A0CB-4C6D4D3893B7}">
+  <ds:schemaRefs>
+    <ds:schemaRef ds:uri="http://schemas.microsoft.com/sharepoint/v3/contenttype/forms"/>
+  </ds:schemaRefs>
+</ds:datastoreItem>
+</file>
+
 <file path=docMetadata/LabelInfo.xml><?xml version="1.0" encoding="utf-8"?>
 <clbl:labelList xmlns:clbl="http://schemas.microsoft.com/office/2020/mipLabelMetadata">
   <clbl:label id="{a9ee03e0-b78c-4998-8bf4-79b266b85105}" enabled="1" method="Standard" siteId="{723a5a87-f39a-4a22-9247-3fc240c01396}" removed="0"/>

--- a/CV_Grossmann.docx
+++ b/CV_Grossmann.docx
@@ -885,7 +885,25 @@
                 <w:color w:val="000000"/>
                 <w:lang w:val="de-DE"/>
               </w:rPr>
-              <w:t>Vordiplom (B.S. equivalent), Psychology, Albert-Ludwigs-Universität Freiburg, Germany</w:t>
+              <w:t xml:space="preserve">Vordiplom (B.S. </w:t>
+            </w:r>
+            <w:proofErr w:type="spellStart"/>
+            <w:r>
+              <w:rPr>
+                <w:iCs/>
+                <w:color w:val="000000"/>
+                <w:lang w:val="de-DE"/>
+              </w:rPr>
+              <w:t>equivalent</w:t>
+            </w:r>
+            <w:proofErr w:type="spellEnd"/>
+            <w:r>
+              <w:rPr>
+                <w:iCs/>
+                <w:color w:val="000000"/>
+                <w:lang w:val="de-DE"/>
+              </w:rPr>
+              <w:t>), Psychology, Albert-Ludwigs-Universität Freiburg, Germany</w:t>
             </w:r>
           </w:p>
         </w:tc>
@@ -2002,6 +2020,7 @@
               <w:t xml:space="preserve">, </w:t>
             </w:r>
             <w:hyperlink r:id="rId20" w:history="1">
+              <w:proofErr w:type="spellStart"/>
               <w:r>
                 <w:rPr>
                   <w:rStyle w:val="Hyperlink"/>
@@ -2016,6 +2035,7 @@
                 </w:rPr>
                 <w:t>rds</w:t>
               </w:r>
+              <w:proofErr w:type="spellEnd"/>
             </w:hyperlink>
             <w:r>
               <w:rPr>
@@ -2383,12 +2403,21 @@
               </w:rPr>
               <w:t xml:space="preserve">Runner-Up for “Application of Science Award,” </w:t>
             </w:r>
+            <w:proofErr w:type="spellStart"/>
             <w:r>
               <w:rPr>
                 <w:color w:val="000000"/>
                 <w:lang w:val="en-CA"/>
               </w:rPr>
-              <w:t>NeuroLeadership Institute</w:t>
+              <w:t>NeuroLeadership</w:t>
+            </w:r>
+            <w:proofErr w:type="spellEnd"/>
+            <w:r>
+              <w:rPr>
+                <w:color w:val="000000"/>
+                <w:lang w:val="en-CA"/>
+              </w:rPr>
+              <w:t xml:space="preserve"> Institute</w:t>
             </w:r>
           </w:p>
         </w:tc>
@@ -2601,8 +2630,19 @@
                 <w:color w:val="000000"/>
                 <w:lang w:val="en-CA"/>
               </w:rPr>
-              <w:t>exceptional quality of the contribution of new researchers to psycholog</w:t>
-            </w:r>
+              <w:t xml:space="preserve">exceptional quality of the contribution of new researchers to </w:t>
+            </w:r>
+            <w:proofErr w:type="spellStart"/>
+            <w:r>
+              <w:rPr>
+                <w:i/>
+                <w:iCs/>
+                <w:color w:val="000000"/>
+                <w:lang w:val="en-CA"/>
+              </w:rPr>
+              <w:t>psycholog</w:t>
+            </w:r>
+            <w:proofErr w:type="spellEnd"/>
             <w:r>
               <w:rPr>
                 <w:i/>
@@ -2610,8 +2650,19 @@
                 <w:color w:val="000000"/>
                 <w:lang w:val="en-US"/>
               </w:rPr>
-              <w:t>y i</w:t>
-            </w:r>
+              <w:t xml:space="preserve">y </w:t>
+            </w:r>
+            <w:proofErr w:type="spellStart"/>
+            <w:r>
+              <w:rPr>
+                <w:i/>
+                <w:iCs/>
+                <w:color w:val="000000"/>
+                <w:lang w:val="en-US"/>
+              </w:rPr>
+              <w:t>i</w:t>
+            </w:r>
+            <w:proofErr w:type="spellEnd"/>
             <w:r>
               <w:rPr>
                 <w:i/>
@@ -3368,6 +3419,7 @@
               </w:rPr>
               <w:t>r</w:t>
             </w:r>
+            <w:proofErr w:type="spellStart"/>
             <w:r>
               <w:rPr>
                 <w:rStyle w:val="Hyperlink"/>
@@ -3383,7 +3435,17 @@
                 <w:color w:val="auto"/>
                 <w:lang w:val="en-US"/>
               </w:rPr>
-              <w:t>doctoral research in social psychology at the Department of Psychology</w:t>
+              <w:t>doctoral</w:t>
+            </w:r>
+            <w:proofErr w:type="spellEnd"/>
+            <w:r>
+              <w:rPr>
+                <w:rStyle w:val="Hyperlink"/>
+                <w:i/>
+                <w:color w:val="auto"/>
+                <w:lang w:val="en-US"/>
+              </w:rPr>
+              <w:t xml:space="preserve"> research in social psychology at the Department of Psychology</w:t>
             </w:r>
           </w:p>
         </w:tc>
@@ -3916,12 +3978,53 @@
               </w:rPr>
             </w:pPr>
             <w:hyperlink r:id="rId40" w:history="1">
+              <w:proofErr w:type="spellStart"/>
               <w:r>
                 <w:rPr>
                   <w:rStyle w:val="Hyperlink"/>
                   <w:lang w:val="en-CA"/>
                 </w:rPr>
-                <w:t>Stipendium der Studienstiftung des deutschen Volkes</w:t>
+                <w:t>Stipendium</w:t>
+              </w:r>
+              <w:proofErr w:type="spellEnd"/>
+              <w:r>
+                <w:rPr>
+                  <w:rStyle w:val="Hyperlink"/>
+                  <w:lang w:val="en-CA"/>
+                </w:rPr>
+                <w:t xml:space="preserve"> der </w:t>
+              </w:r>
+              <w:proofErr w:type="spellStart"/>
+              <w:r>
+                <w:rPr>
+                  <w:rStyle w:val="Hyperlink"/>
+                  <w:lang w:val="en-CA"/>
+                </w:rPr>
+                <w:t>Studienstiftung</w:t>
+              </w:r>
+              <w:proofErr w:type="spellEnd"/>
+              <w:r>
+                <w:rPr>
+                  <w:rStyle w:val="Hyperlink"/>
+                  <w:lang w:val="en-CA"/>
+                </w:rPr>
+                <w:t xml:space="preserve"> des </w:t>
+              </w:r>
+              <w:proofErr w:type="spellStart"/>
+              <w:r>
+                <w:rPr>
+                  <w:rStyle w:val="Hyperlink"/>
+                  <w:lang w:val="en-CA"/>
+                </w:rPr>
+                <w:t>deutschen</w:t>
+              </w:r>
+              <w:proofErr w:type="spellEnd"/>
+              <w:r>
+                <w:rPr>
+                  <w:rStyle w:val="Hyperlink"/>
+                  <w:lang w:val="en-CA"/>
+                </w:rPr>
+                <w:t xml:space="preserve"> Volkes</w:t>
               </w:r>
             </w:hyperlink>
             <w:r>
@@ -7118,6 +7221,7 @@
         <w:t xml:space="preserve">, </w:t>
       </w:r>
       <w:hyperlink r:id="rId45" w:history="1">
+        <w:proofErr w:type="spellStart"/>
         <w:r>
           <w:rPr>
             <w:rStyle w:val="Hyperlink"/>
@@ -7125,7 +7229,17 @@
             <w:iCs/>
             <w:lang w:val="en-CA"/>
           </w:rPr>
-          <w:t>Futurescape Project</w:t>
+          <w:t>Futurescape</w:t>
+        </w:r>
+        <w:proofErr w:type="spellEnd"/>
+        <w:r>
+          <w:rPr>
+            <w:rStyle w:val="Hyperlink"/>
+            <w:i/>
+            <w:iCs/>
+            <w:lang w:val="en-CA"/>
+          </w:rPr>
+          <w:t xml:space="preserve"> Project</w:t>
         </w:r>
       </w:hyperlink>
       <w:r>
@@ -7147,6 +7261,7 @@
         <w:t xml:space="preserve">–present) – foresight and forecasting of societal change, including the </w:t>
       </w:r>
       <w:hyperlink r:id="rId46" w:history="1">
+        <w:proofErr w:type="spellStart"/>
         <w:r>
           <w:rPr>
             <w:rStyle w:val="Hyperlink"/>
@@ -7156,6 +7271,7 @@
           </w:rPr>
           <w:t>WorldAfterCOVID</w:t>
         </w:r>
+        <w:proofErr w:type="spellEnd"/>
       </w:hyperlink>
       <w:r>
         <w:rPr>
@@ -7694,8 +7810,59 @@
           <w:i/>
           <w:iCs/>
         </w:rPr>
-        <w:t>Professional governance &amp; field service</w:t>
-      </w:r>
+        <w:t xml:space="preserve">Professional </w:t>
+      </w:r>
+      <w:proofErr w:type="spellStart"/>
+      <w:r>
+        <w:rPr>
+          <w:b/>
+          <w:bCs/>
+          <w:i/>
+          <w:iCs/>
+        </w:rPr>
+        <w:t>governance</w:t>
+      </w:r>
+      <w:proofErr w:type="spellEnd"/>
+      <w:r>
+        <w:rPr>
+          <w:b/>
+          <w:bCs/>
+          <w:i/>
+          <w:iCs/>
+        </w:rPr>
+        <w:t xml:space="preserve"> &amp; </w:t>
+      </w:r>
+      <w:proofErr w:type="spellStart"/>
+      <w:r>
+        <w:rPr>
+          <w:b/>
+          <w:bCs/>
+          <w:i/>
+          <w:iCs/>
+        </w:rPr>
+        <w:t>field</w:t>
+      </w:r>
+      <w:proofErr w:type="spellEnd"/>
+      <w:r>
+        <w:rPr>
+          <w:b/>
+          <w:bCs/>
+          <w:i/>
+          <w:iCs/>
+        </w:rPr>
+        <w:t xml:space="preserve"> </w:t>
+      </w:r>
+      <w:proofErr w:type="spellStart"/>
+      <w:r>
+        <w:rPr>
+          <w:b/>
+          <w:bCs/>
+          <w:i/>
+          <w:iCs/>
+        </w:rPr>
+        <w:t>service</w:t>
+      </w:r>
+      <w:proofErr w:type="spellEnd"/>
     </w:p>
     <w:p>
       <w:pPr>
@@ -8188,489 +8355,228 @@
       <w:r>
         <w:rPr>
           <w:iCs/>
-          <w:lang w:val="de-DE"/>
-        </w:rPr>
-        <w:t xml:space="preserve">Johnson, S. G.*, Karimi, A. H., Bengio, Y., Chater, N., Gerstenberg, T., Larson, K., ... </w:t>
+          <w:lang w:val="en-CA"/>
+        </w:rPr>
+        <w:t>Talhelm, T., Wei, L. Sun, R., Medvedev, D., San Martin, A., Helmy</w:t>
       </w:r>
       <w:r>
         <w:rPr>
           <w:iCs/>
           <w:lang w:val="en-CA"/>
         </w:rPr>
-        <w:t xml:space="preserve">&amp; </w:t>
-      </w:r>
-      <w:r>
-        <w:rPr>
-          <w:b/>
-          <w:bCs/>
+        <w:t xml:space="preserve">, M., […] &amp; </w:t>
+      </w:r>
+      <w:r>
+        <w:rPr>
           <w:iCs/>
           <w:lang w:val="en-CA"/>
         </w:rPr>
-        <w:t>Grossmann, I.</w:t>
-      </w:r>
+        <w:t xml:space="preserve">The </w:t>
+      </w:r>
+      <w:proofErr w:type="spellStart"/>
       <w:r>
         <w:rPr>
           <w:iCs/>
           <w:lang w:val="en-CA"/>
         </w:rPr>
-        <w:t xml:space="preserve">* (2026). </w:t>
-      </w:r>
+        <w:t>Responsibilism</w:t>
+      </w:r>
+      <w:proofErr w:type="spellEnd"/>
       <w:r>
         <w:rPr>
           <w:iCs/>
           <w:lang w:val="en-CA"/>
         </w:rPr>
-        <w:t>Imagining and building wise machines: The centrality of AI metacognition.</w:t>
+        <w:t xml:space="preserve"> Collaboration Team</w:t>
       </w:r>
       <w:r>
         <w:rPr>
           <w:iCs/>
           <w:lang w:val="en-CA"/>
         </w:rPr>
-        <w:t xml:space="preserve"> </w:t>
-      </w:r>
-      <w:r>
-        <w:rPr>
-          <w:i/>
-          <w:lang w:val="en-CA"/>
-        </w:rPr>
-        <w:t xml:space="preserve">Trends in Cognitive Sciences. </w:t>
+        <w:t xml:space="preserve"> (in press). </w:t>
       </w:r>
       <w:r>
         <w:rPr>
           <w:iCs/>
           <w:lang w:val="en-CA"/>
         </w:rPr>
-        <w:t>*corresponding authors</w:t>
-      </w:r>
-    </w:p>
-    <w:p>
-      <w:pPr>
-        <w:autoSpaceDE w:val="0"/>
-        <w:autoSpaceDN w:val="0"/>
-        <w:adjustRightInd w:val="0"/>
-        <w:ind w:left="709" w:hanging="709"/>
-        <w:rPr>
-          <w:lang w:val="en-CA"/>
-        </w:rPr>
-      </w:pPr>
-      <w:r>
-        <w:rPr>
-          <w:u w:val="single"/>
-          <w:lang w:val="en-CA"/>
-        </w:rPr>
-        <w:t>Kachhiyapatel, N</w:t>
-      </w:r>
-      <w:r>
-        <w:rPr>
-          <w:lang w:val="en-CA"/>
-        </w:rPr>
-        <w:t xml:space="preserve">., &amp; </w:t>
-      </w:r>
-      <w:r>
-        <w:rPr>
-          <w:b/>
-          <w:bCs/>
-          <w:lang w:val="en-CA"/>
-        </w:rPr>
-        <w:t>Grossmann, I.</w:t>
-      </w:r>
-      <w:r>
-        <w:rPr>
-          <w:lang w:val="en-CA"/>
-        </w:rPr>
-        <w:t xml:space="preserve"> (2026). The </w:t>
-      </w:r>
-      <w:r>
-        <w:rPr>
-          <w:lang w:val="en-CA"/>
-        </w:rPr>
-        <w:t>m</w:t>
-      </w:r>
-      <w:r>
-        <w:rPr>
-          <w:lang w:val="en-CA"/>
-        </w:rPr>
-        <w:t xml:space="preserve">oral </w:t>
-      </w:r>
-      <w:r>
-        <w:rPr>
-          <w:lang w:val="en-CA"/>
-        </w:rPr>
-        <w:t>b</w:t>
-      </w:r>
-      <w:r>
-        <w:rPr>
-          <w:lang w:val="en-CA"/>
-        </w:rPr>
-        <w:t xml:space="preserve">lueprint </w:t>
-      </w:r>
-      <w:r>
-        <w:rPr>
+        <w:t xml:space="preserve">A </w:t>
+      </w:r>
+      <w:r>
+        <w:rPr>
+          <w:iCs/>
+          <w:lang w:val="en-CA"/>
+        </w:rPr>
+        <w:t>s</w:t>
+      </w:r>
+      <w:r>
+        <w:rPr>
+          <w:iCs/>
+          <w:lang w:val="en-CA"/>
+        </w:rPr>
+        <w:t xml:space="preserve">tudy of 100 </w:t>
+      </w:r>
+      <w:r>
+        <w:rPr>
+          <w:iCs/>
+          <w:lang w:val="en-CA"/>
+        </w:rPr>
+        <w:t>c</w:t>
+      </w:r>
+      <w:r>
+        <w:rPr>
+          <w:iCs/>
+          <w:lang w:val="en-CA"/>
+        </w:rPr>
+        <w:t xml:space="preserve">ultures </w:t>
+      </w:r>
+      <w:r>
+        <w:rPr>
+          <w:iCs/>
+          <w:lang w:val="en-CA"/>
+        </w:rPr>
+        <w:t>f</w:t>
+      </w:r>
+      <w:r>
+        <w:rPr>
+          <w:iCs/>
+          <w:lang w:val="en-CA"/>
+        </w:rPr>
+        <w:t xml:space="preserve">inds </w:t>
+      </w:r>
+      <w:r>
+        <w:rPr>
+          <w:iCs/>
+          <w:lang w:val="en-CA"/>
+        </w:rPr>
+        <w:t>c</w:t>
+      </w:r>
+      <w:r>
+        <w:rPr>
+          <w:iCs/>
+          <w:lang w:val="en-CA"/>
+        </w:rPr>
+        <w:t xml:space="preserve">ollectivism </w:t>
+      </w:r>
+      <w:r>
+        <w:rPr>
+          <w:iCs/>
           <w:lang w:val="en-CA"/>
         </w:rPr>
         <w:t>i</w:t>
       </w:r>
       <w:r>
         <w:rPr>
-          <w:lang w:val="en-CA"/>
-        </w:rPr>
-        <w:t xml:space="preserve">s </w:t>
-      </w:r>
-      <w:r>
-        <w:rPr>
-          <w:lang w:val="en-CA"/>
-        </w:rPr>
-        <w:t>n</w:t>
-      </w:r>
-      <w:r>
-        <w:rPr>
-          <w:lang w:val="en-CA"/>
-        </w:rPr>
-        <w:t xml:space="preserve">ot </w:t>
-      </w:r>
-      <w:r>
-        <w:rPr>
-          <w:lang w:val="en-CA"/>
-        </w:rPr>
-        <w:t>n</w:t>
-      </w:r>
-      <w:r>
-        <w:rPr>
-          <w:lang w:val="en-CA"/>
-        </w:rPr>
-        <w:t xml:space="preserve">ecessary for STEM </w:t>
-      </w:r>
-      <w:r>
-        <w:rPr>
+          <w:iCs/>
+          <w:lang w:val="en-CA"/>
+        </w:rPr>
+        <w:t xml:space="preserve">sn’t </w:t>
+      </w:r>
+      <w:r>
+        <w:rPr>
+          <w:iCs/>
           <w:lang w:val="en-CA"/>
         </w:rPr>
         <w:t>w</w:t>
       </w:r>
       <w:r>
         <w:rPr>
-          <w:lang w:val="en-CA"/>
-        </w:rPr>
-        <w:t>isdom. </w:t>
-      </w:r>
-      <w:r>
-        <w:rPr>
-          <w:i/>
           <w:iCs/>
           <w:lang w:val="en-CA"/>
         </w:rPr>
-        <w:t>Roeper Review</w:t>
-      </w:r>
-      <w:r>
-        <w:rPr>
-          <w:lang w:val="en-CA"/>
-        </w:rPr>
-        <w:t xml:space="preserve">, 1–12. </w:t>
-      </w:r>
-    </w:p>
-    <w:p>
-      <w:pPr>
-        <w:autoSpaceDE w:val="0"/>
-        <w:autoSpaceDN w:val="0"/>
-        <w:adjustRightInd w:val="0"/>
-        <w:ind w:left="709" w:hanging="709"/>
-        <w:rPr>
-          <w:lang w:val="en-CA"/>
-        </w:rPr>
-      </w:pPr>
+        <w:t xml:space="preserve">hat </w:t>
+      </w:r>
       <w:r>
         <w:rPr>
           <w:iCs/>
           <w:lang w:val="en-CA"/>
         </w:rPr>
-        <w:t xml:space="preserve">Kunst, J. </w:t>
+        <w:t>p</w:t>
       </w:r>
       <w:r>
         <w:rPr>
           <w:iCs/>
           <w:lang w:val="en-CA"/>
         </w:rPr>
-        <w:t>R</w:t>
+        <w:t xml:space="preserve">eople </w:t>
       </w:r>
       <w:r>
         <w:rPr>
           <w:iCs/>
           <w:lang w:val="en-CA"/>
         </w:rPr>
-        <w:t xml:space="preserve">., </w:t>
+        <w:t>t</w:t>
       </w:r>
       <w:r>
         <w:rPr>
           <w:iCs/>
           <w:lang w:val="en-CA"/>
         </w:rPr>
-        <w:t>Bes</w:t>
+        <w:t xml:space="preserve">hink </w:t>
       </w:r>
       <w:r>
         <w:rPr>
           <w:iCs/>
           <w:lang w:val="en-CA"/>
         </w:rPr>
-        <w:t>ta</w:t>
+        <w:t>i</w:t>
       </w:r>
       <w:r>
         <w:rPr>
           <w:iCs/>
           <w:lang w:val="en-CA"/>
         </w:rPr>
-        <w:t xml:space="preserve">, </w:t>
+        <w:t xml:space="preserve">t </w:t>
       </w:r>
       <w:r>
         <w:rPr>
           <w:iCs/>
           <w:lang w:val="en-CA"/>
         </w:rPr>
-        <w:t>T.</w:t>
+        <w:t>i</w:t>
       </w:r>
       <w:r>
         <w:rPr>
           <w:iCs/>
           <w:lang w:val="en-CA"/>
         </w:rPr>
-        <w:t xml:space="preserve">, </w:t>
+        <w:t>s</w:t>
       </w:r>
       <w:r>
         <w:rPr>
           <w:iCs/>
           <w:lang w:val="en-CA"/>
         </w:rPr>
-        <w:t>Jaśkiewicz</w:t>
+        <w:t xml:space="preserve">. </w:t>
+      </w:r>
+      <w:r>
+        <w:rPr>
+          <w:i/>
+          <w:lang w:val="en-CA"/>
+        </w:rPr>
+        <w:t>Nature Human Behavio</w:t>
+      </w:r>
+      <w:r>
+        <w:rPr>
+          <w:i/>
+          <w:lang w:val="en-CA"/>
+        </w:rPr>
+        <w:t>u</w:t>
+      </w:r>
+      <w:r>
+        <w:rPr>
+          <w:i/>
+          <w:lang w:val="en-CA"/>
+        </w:rPr>
+        <w:t>r</w:t>
       </w:r>
       <w:r>
         <w:rPr>
           <w:iCs/>
           <w:lang w:val="en-CA"/>
         </w:rPr>
-        <w:t xml:space="preserve">, </w:t>
-      </w:r>
-      <w:r>
-        <w:rPr>
-          <w:iCs/>
-          <w:lang w:val="en-CA"/>
-        </w:rPr>
-        <w:t>M.</w:t>
-      </w:r>
-      <w:r>
-        <w:rPr>
-          <w:iCs/>
-          <w:lang w:val="en-CA"/>
-        </w:rPr>
-        <w:t xml:space="preserve">, </w:t>
-      </w:r>
-      <w:r>
-        <w:rPr>
-          <w:iCs/>
-          <w:lang w:val="en-CA"/>
-        </w:rPr>
-        <w:t>Gajda</w:t>
-      </w:r>
-      <w:r>
-        <w:rPr>
-          <w:iCs/>
-          <w:lang w:val="en-CA"/>
-        </w:rPr>
-        <w:t xml:space="preserve">, </w:t>
-      </w:r>
-      <w:r>
-        <w:rPr>
-          <w:iCs/>
-          <w:lang w:val="en-CA"/>
-        </w:rPr>
-        <w:t xml:space="preserve">A. </w:t>
-      </w:r>
-      <w:r>
-        <w:rPr>
-          <w:iCs/>
-          <w:lang w:val="en-CA"/>
-        </w:rPr>
-        <w:t xml:space="preserve">N., </w:t>
-      </w:r>
-      <w:r>
-        <w:rPr>
-          <w:iCs/>
-          <w:lang w:val="en-CA"/>
-        </w:rPr>
-        <w:t>Sanden</w:t>
-      </w:r>
-      <w:r>
-        <w:rPr>
-          <w:iCs/>
-          <w:lang w:val="en-CA"/>
-        </w:rPr>
-        <w:t xml:space="preserve">, </w:t>
-      </w:r>
-      <w:r>
-        <w:rPr>
-          <w:iCs/>
-          <w:lang w:val="en-CA"/>
-        </w:rPr>
-        <w:t>M</w:t>
-      </w:r>
-      <w:r>
-        <w:rPr>
-          <w:iCs/>
-          <w:lang w:val="en-CA"/>
-        </w:rPr>
-        <w:t xml:space="preserve">., ... </w:t>
-      </w:r>
-      <w:r>
-        <w:rPr>
-          <w:iCs/>
-          <w:lang w:val="en-CA"/>
-        </w:rPr>
-        <w:t xml:space="preserve">&amp; </w:t>
-      </w:r>
-      <w:r>
-        <w:rPr>
-          <w:b/>
-          <w:bCs/>
-          <w:iCs/>
-          <w:lang w:val="en-CA"/>
-        </w:rPr>
-        <w:t>Grossmann, I</w:t>
-      </w:r>
-      <w:r>
-        <w:rPr>
-          <w:iCs/>
-          <w:lang w:val="en-CA"/>
-        </w:rPr>
-        <w:t>….</w:t>
-      </w:r>
-      <w:r>
-        <w:rPr>
-          <w:iCs/>
-          <w:lang w:val="en-CA"/>
-        </w:rPr>
-        <w:t xml:space="preserve"> &amp; Milan, O.</w:t>
-      </w:r>
-      <w:r>
-        <w:rPr>
-          <w:iCs/>
-          <w:lang w:val="en-CA"/>
-        </w:rPr>
-        <w:t xml:space="preserve"> (</w:t>
-      </w:r>
-      <w:r>
-        <w:rPr>
-          <w:iCs/>
-          <w:lang w:val="en-CA"/>
-        </w:rPr>
-        <w:t>2026</w:t>
-      </w:r>
-      <w:r>
-        <w:rPr>
-          <w:iCs/>
-          <w:lang w:val="en-CA"/>
-        </w:rPr>
-        <w:t xml:space="preserve">). </w:t>
-      </w:r>
-      <w:r>
-        <w:rPr>
-          <w:iCs/>
-          <w:lang w:val="en-CA"/>
-        </w:rPr>
-        <w:t xml:space="preserve">The Psychology of </w:t>
-      </w:r>
-      <w:r>
-        <w:rPr>
-          <w:iCs/>
-          <w:lang w:val="en-CA"/>
-        </w:rPr>
-        <w:t>o</w:t>
-      </w:r>
-      <w:r>
-        <w:rPr>
-          <w:iCs/>
-          <w:lang w:val="en-CA"/>
-        </w:rPr>
-        <w:t xml:space="preserve">ffensive and </w:t>
-      </w:r>
-      <w:r>
-        <w:rPr>
-          <w:iCs/>
-          <w:lang w:val="en-CA"/>
-        </w:rPr>
-        <w:t>d</w:t>
-      </w:r>
-      <w:r>
-        <w:rPr>
-          <w:iCs/>
-          <w:lang w:val="en-CA"/>
-        </w:rPr>
-        <w:t xml:space="preserve">efensive </w:t>
-      </w:r>
-      <w:r>
-        <w:rPr>
-          <w:iCs/>
-          <w:lang w:val="en-CA"/>
-        </w:rPr>
-        <w:t>i</w:t>
-      </w:r>
-      <w:r>
-        <w:rPr>
-          <w:iCs/>
-          <w:lang w:val="en-CA"/>
-        </w:rPr>
-        <w:t xml:space="preserve">ntergroup </w:t>
-      </w:r>
-      <w:r>
-        <w:rPr>
-          <w:iCs/>
-          <w:lang w:val="en-CA"/>
-        </w:rPr>
-        <w:t>v</w:t>
-      </w:r>
-      <w:r>
-        <w:rPr>
-          <w:iCs/>
-          <w:lang w:val="en-CA"/>
-        </w:rPr>
-        <w:t xml:space="preserve">iolence: Preregistered </w:t>
-      </w:r>
-      <w:r>
-        <w:rPr>
-          <w:iCs/>
-          <w:lang w:val="en-CA"/>
-        </w:rPr>
-        <w:t>i</w:t>
-      </w:r>
-      <w:r>
-        <w:rPr>
-          <w:iCs/>
-          <w:lang w:val="en-CA"/>
-        </w:rPr>
-        <w:t>nsights from 58 countries</w:t>
-      </w:r>
-      <w:r>
-        <w:rPr>
-          <w:lang w:val="en-CA"/>
-        </w:rPr>
-        <w:t xml:space="preserve">. </w:t>
-      </w:r>
-      <w:r>
-        <w:rPr>
-          <w:i/>
-          <w:lang w:val="en-CA"/>
-        </w:rPr>
-        <w:t>Proceedings of the National Academy of Sciences of the United States of America</w:t>
-      </w:r>
-      <w:r>
-        <w:rPr>
-          <w:i/>
-          <w:lang w:val="en-CA"/>
-        </w:rPr>
         <w:t>.</w:t>
-      </w:r>
-      <w:r>
-        <w:rPr>
-          <w:lang w:val="en-CA"/>
-        </w:rPr>
-        <w:t xml:space="preserve"> </w:t>
       </w:r>
     </w:p>
     <w:p>
@@ -8688,99 +8594,500 @@
       <w:r>
         <w:rPr>
           <w:iCs/>
-          <w:u w:val="single"/>
-          <w:lang w:val="sv-SE"/>
-        </w:rPr>
-        <w:t>Rudnev, M</w:t>
+          <w:lang w:val="en-CA"/>
+        </w:rPr>
+        <w:t xml:space="preserve">Johnson, S. G.*, Karimi, A. H., Bengio, Y., Chater, N., Gerstenberg, T., Larson, K., ... </w:t>
       </w:r>
       <w:r>
         <w:rPr>
           <w:iCs/>
-          <w:lang w:val="sv-SE"/>
-        </w:rPr>
-        <w:t xml:space="preserve">., </w:t>
-      </w:r>
-      <w:r>
-        <w:rPr>
-          <w:iCs/>
-          <w:u w:val="single"/>
-          <w:lang w:val="sv-SE"/>
-        </w:rPr>
-        <w:t>De La Rosa</w:t>
-      </w:r>
-      <w:r>
-        <w:rPr>
-          <w:iCs/>
-          <w:lang w:val="sv-SE"/>
-        </w:rPr>
-        <w:t xml:space="preserve">, </w:t>
-      </w:r>
-      <w:r>
-        <w:rPr>
-          <w:iCs/>
-          <w:u w:val="single"/>
-          <w:lang w:val="sv-SE"/>
-        </w:rPr>
-        <w:t>A. L. R.</w:t>
-      </w:r>
-      <w:r>
-        <w:rPr>
-          <w:iCs/>
-          <w:lang w:val="sv-SE"/>
-        </w:rPr>
-        <w:t xml:space="preserve">, </w:t>
-      </w:r>
-      <w:r>
-        <w:rPr>
-          <w:iCs/>
-          <w:u w:val="single"/>
-          <w:lang w:val="sv-SE"/>
-        </w:rPr>
-        <w:t>Barrett, R</w:t>
-      </w:r>
-      <w:r>
-        <w:rPr>
-          <w:iCs/>
-          <w:lang w:val="sv-SE"/>
-        </w:rPr>
-        <w:t xml:space="preserve">., Christakis, N., &amp; </w:t>
+          <w:lang w:val="en-CA"/>
+        </w:rPr>
+        <w:t xml:space="preserve">&amp; </w:t>
       </w:r>
       <w:r>
         <w:rPr>
           <w:b/>
           <w:bCs/>
           <w:iCs/>
-          <w:lang w:val="sv-SE"/>
+          <w:lang w:val="en-CA"/>
         </w:rPr>
         <w:t>Grossmann, I.</w:t>
       </w:r>
       <w:r>
         <w:rPr>
           <w:iCs/>
-          <w:lang w:val="sv-SE"/>
-        </w:rPr>
-        <w:t xml:space="preserve"> (2026). </w:t>
+          <w:lang w:val="en-CA"/>
+        </w:rPr>
+        <w:t xml:space="preserve">* (2026). </w:t>
       </w:r>
       <w:r>
         <w:rPr>
           <w:iCs/>
           <w:lang w:val="en-CA"/>
         </w:rPr>
-        <w:t xml:space="preserve">Measuring intellectual humility through situated behavior: An alternative to dispositional self-reports. </w:t>
-      </w:r>
-      <w:r>
-        <w:rPr>
-          <w:i/>
-          <w:lang w:val="en-CA"/>
-        </w:rPr>
-        <w:t>Behavior Research Methods</w:t>
+        <w:t>Imagining and building wise machines: The centrality of AI metacognition.</w:t>
       </w:r>
       <w:r>
         <w:rPr>
           <w:iCs/>
           <w:lang w:val="en-CA"/>
         </w:rPr>
-        <w:t>, 58 (150).</w:t>
+        <w:t xml:space="preserve"> </w:t>
+      </w:r>
+      <w:r>
+        <w:rPr>
+          <w:i/>
+          <w:lang w:val="en-CA"/>
+        </w:rPr>
+        <w:t xml:space="preserve">Trends in Cognitive Sciences. </w:t>
+      </w:r>
+      <w:r>
+        <w:rPr>
+          <w:iCs/>
+          <w:lang w:val="en-CA"/>
+        </w:rPr>
+        <w:t>*corresponding authors</w:t>
+      </w:r>
+    </w:p>
+    <w:p>
+      <w:pPr>
+        <w:autoSpaceDE w:val="0"/>
+        <w:autoSpaceDN w:val="0"/>
+        <w:adjustRightInd w:val="0"/>
+        <w:ind w:left="709" w:hanging="709"/>
+        <w:rPr>
+          <w:lang w:val="en-CA"/>
+        </w:rPr>
+      </w:pPr>
+      <w:proofErr w:type="spellStart"/>
+      <w:r>
+        <w:rPr>
+          <w:u w:val="single"/>
+          <w:lang w:val="en-CA"/>
+        </w:rPr>
+        <w:t>Kachhiyapatel</w:t>
+      </w:r>
+      <w:proofErr w:type="spellEnd"/>
+      <w:r>
+        <w:rPr>
+          <w:u w:val="single"/>
+          <w:lang w:val="en-CA"/>
+        </w:rPr>
+        <w:t>, N</w:t>
+      </w:r>
+      <w:r>
+        <w:rPr>
+          <w:lang w:val="en-CA"/>
+        </w:rPr>
+        <w:t xml:space="preserve">., &amp; </w:t>
+      </w:r>
+      <w:r>
+        <w:rPr>
+          <w:b/>
+          <w:bCs/>
+          <w:lang w:val="en-CA"/>
+        </w:rPr>
+        <w:t>Grossmann, I.</w:t>
+      </w:r>
+      <w:r>
+        <w:rPr>
+          <w:lang w:val="en-CA"/>
+        </w:rPr>
+        <w:t xml:space="preserve"> (2026). The </w:t>
+      </w:r>
+      <w:r>
+        <w:rPr>
+          <w:lang w:val="en-CA"/>
+        </w:rPr>
+        <w:t>m</w:t>
+      </w:r>
+      <w:r>
+        <w:rPr>
+          <w:lang w:val="en-CA"/>
+        </w:rPr>
+        <w:t xml:space="preserve">oral </w:t>
+      </w:r>
+      <w:r>
+        <w:rPr>
+          <w:lang w:val="en-CA"/>
+        </w:rPr>
+        <w:t>b</w:t>
+      </w:r>
+      <w:r>
+        <w:rPr>
+          <w:lang w:val="en-CA"/>
+        </w:rPr>
+        <w:t xml:space="preserve">lueprint </w:t>
+      </w:r>
+      <w:r>
+        <w:rPr>
+          <w:lang w:val="en-CA"/>
+        </w:rPr>
+        <w:t>i</w:t>
+      </w:r>
+      <w:r>
+        <w:rPr>
+          <w:lang w:val="en-CA"/>
+        </w:rPr>
+        <w:t xml:space="preserve">s </w:t>
+      </w:r>
+      <w:r>
+        <w:rPr>
+          <w:lang w:val="en-CA"/>
+        </w:rPr>
+        <w:t>n</w:t>
+      </w:r>
+      <w:r>
+        <w:rPr>
+          <w:lang w:val="en-CA"/>
+        </w:rPr>
+        <w:t xml:space="preserve">ot </w:t>
+      </w:r>
+      <w:r>
+        <w:rPr>
+          <w:lang w:val="en-CA"/>
+        </w:rPr>
+        <w:t>n</w:t>
+      </w:r>
+      <w:r>
+        <w:rPr>
+          <w:lang w:val="en-CA"/>
+        </w:rPr>
+        <w:t xml:space="preserve">ecessary for STEM </w:t>
+      </w:r>
+      <w:r>
+        <w:rPr>
+          <w:lang w:val="en-CA"/>
+        </w:rPr>
+        <w:t>w</w:t>
+      </w:r>
+      <w:r>
+        <w:rPr>
+          <w:lang w:val="en-CA"/>
+        </w:rPr>
+        <w:t>isdom. </w:t>
+      </w:r>
+      <w:r>
+        <w:rPr>
+          <w:i/>
+          <w:iCs/>
+          <w:lang w:val="en-CA"/>
+        </w:rPr>
+        <w:t>Roeper Review</w:t>
+      </w:r>
+      <w:r>
+        <w:rPr>
+          <w:lang w:val="en-CA"/>
+        </w:rPr>
+        <w:t xml:space="preserve">, 1–12. </w:t>
+      </w:r>
+    </w:p>
+    <w:p>
+      <w:pPr>
+        <w:autoSpaceDE w:val="0"/>
+        <w:autoSpaceDN w:val="0"/>
+        <w:adjustRightInd w:val="0"/>
+        <w:ind w:left="709" w:hanging="709"/>
+        <w:rPr>
+          <w:lang w:val="en-CA"/>
+        </w:rPr>
+      </w:pPr>
+      <w:r>
+        <w:rPr>
+          <w:iCs/>
+          <w:lang w:val="en-CA"/>
+        </w:rPr>
+        <w:t xml:space="preserve">Kunst, J. </w:t>
+      </w:r>
+      <w:r>
+        <w:rPr>
+          <w:iCs/>
+          <w:lang w:val="en-CA"/>
+        </w:rPr>
+        <w:t>R</w:t>
+      </w:r>
+      <w:r>
+        <w:rPr>
+          <w:iCs/>
+          <w:lang w:val="en-CA"/>
+        </w:rPr>
+        <w:t xml:space="preserve">., </w:t>
+      </w:r>
+      <w:r>
+        <w:rPr>
+          <w:iCs/>
+          <w:lang w:val="en-CA"/>
+        </w:rPr>
+        <w:t>Bes</w:t>
+      </w:r>
+      <w:r>
+        <w:rPr>
+          <w:iCs/>
+          <w:lang w:val="en-CA"/>
+        </w:rPr>
+        <w:t>ta</w:t>
+      </w:r>
+      <w:r>
+        <w:rPr>
+          <w:iCs/>
+          <w:lang w:val="en-CA"/>
+        </w:rPr>
+        <w:t xml:space="preserve">, </w:t>
+      </w:r>
+      <w:r>
+        <w:rPr>
+          <w:iCs/>
+          <w:lang w:val="en-CA"/>
+        </w:rPr>
+        <w:t>T.</w:t>
+      </w:r>
+      <w:r>
+        <w:rPr>
+          <w:iCs/>
+          <w:lang w:val="en-CA"/>
+        </w:rPr>
+        <w:t xml:space="preserve">, </w:t>
+      </w:r>
+      <w:proofErr w:type="spellStart"/>
+      <w:r>
+        <w:rPr>
+          <w:iCs/>
+          <w:lang w:val="en-CA"/>
+        </w:rPr>
+        <w:t>Jaśkiewicz</w:t>
+      </w:r>
+      <w:proofErr w:type="spellEnd"/>
+      <w:r>
+        <w:rPr>
+          <w:iCs/>
+          <w:lang w:val="en-CA"/>
+        </w:rPr>
+        <w:t xml:space="preserve">, </w:t>
+      </w:r>
+      <w:r>
+        <w:rPr>
+          <w:iCs/>
+          <w:lang w:val="en-CA"/>
+        </w:rPr>
+        <w:t>M.</w:t>
+      </w:r>
+      <w:r>
+        <w:rPr>
+          <w:iCs/>
+          <w:lang w:val="en-CA"/>
+        </w:rPr>
+        <w:t xml:space="preserve">, </w:t>
+      </w:r>
+      <w:r>
+        <w:rPr>
+          <w:iCs/>
+          <w:lang w:val="en-CA"/>
+        </w:rPr>
+        <w:t>Gajda</w:t>
+      </w:r>
+      <w:r>
+        <w:rPr>
+          <w:iCs/>
+          <w:lang w:val="en-CA"/>
+        </w:rPr>
+        <w:t xml:space="preserve">, </w:t>
+      </w:r>
+      <w:r>
+        <w:rPr>
+          <w:iCs/>
+          <w:lang w:val="en-CA"/>
+        </w:rPr>
+        <w:t xml:space="preserve">A. </w:t>
+      </w:r>
+      <w:r>
+        <w:rPr>
+          <w:iCs/>
+          <w:lang w:val="en-CA"/>
+        </w:rPr>
+        <w:t xml:space="preserve">N., </w:t>
+      </w:r>
+      <w:r>
+        <w:rPr>
+          <w:iCs/>
+          <w:lang w:val="en-CA"/>
+        </w:rPr>
+        <w:t>Sanden</w:t>
+      </w:r>
+      <w:r>
+        <w:rPr>
+          <w:iCs/>
+          <w:lang w:val="en-CA"/>
+        </w:rPr>
+        <w:t xml:space="preserve">, </w:t>
+      </w:r>
+      <w:r>
+        <w:rPr>
+          <w:iCs/>
+          <w:lang w:val="en-CA"/>
+        </w:rPr>
+        <w:t>M</w:t>
+      </w:r>
+      <w:r>
+        <w:rPr>
+          <w:iCs/>
+          <w:lang w:val="en-CA"/>
+        </w:rPr>
+        <w:t xml:space="preserve">., ... </w:t>
+      </w:r>
+      <w:r>
+        <w:rPr>
+          <w:iCs/>
+          <w:lang w:val="en-CA"/>
+        </w:rPr>
+        <w:t xml:space="preserve">&amp; </w:t>
+      </w:r>
+      <w:r>
+        <w:rPr>
+          <w:b/>
+          <w:bCs/>
+          <w:iCs/>
+          <w:lang w:val="en-CA"/>
+        </w:rPr>
+        <w:t>Grossmann, I</w:t>
+      </w:r>
+      <w:r>
+        <w:rPr>
+          <w:iCs/>
+          <w:lang w:val="en-CA"/>
+        </w:rPr>
+        <w:t>….</w:t>
+      </w:r>
+      <w:r>
+        <w:rPr>
+          <w:iCs/>
+          <w:lang w:val="en-CA"/>
+        </w:rPr>
+        <w:t xml:space="preserve"> &amp; Milan, O.</w:t>
+      </w:r>
+      <w:r>
+        <w:rPr>
+          <w:iCs/>
+          <w:lang w:val="en-CA"/>
+        </w:rPr>
+        <w:t xml:space="preserve"> (</w:t>
+      </w:r>
+      <w:r>
+        <w:rPr>
+          <w:iCs/>
+          <w:lang w:val="en-CA"/>
+        </w:rPr>
+        <w:t>2026</w:t>
+      </w:r>
+      <w:r>
+        <w:rPr>
+          <w:iCs/>
+          <w:lang w:val="en-CA"/>
+        </w:rPr>
+        <w:t xml:space="preserve">). </w:t>
+      </w:r>
+      <w:r>
+        <w:rPr>
+          <w:iCs/>
+          <w:lang w:val="en-CA"/>
+        </w:rPr>
+        <w:t xml:space="preserve">The Psychology of </w:t>
+      </w:r>
+      <w:r>
+        <w:rPr>
+          <w:iCs/>
+          <w:lang w:val="en-CA"/>
+        </w:rPr>
+        <w:t>o</w:t>
+      </w:r>
+      <w:r>
+        <w:rPr>
+          <w:iCs/>
+          <w:lang w:val="en-CA"/>
+        </w:rPr>
+        <w:t xml:space="preserve">ffensive and </w:t>
+      </w:r>
+      <w:r>
+        <w:rPr>
+          <w:iCs/>
+          <w:lang w:val="en-CA"/>
+        </w:rPr>
+        <w:t>d</w:t>
+      </w:r>
+      <w:r>
+        <w:rPr>
+          <w:iCs/>
+          <w:lang w:val="en-CA"/>
+        </w:rPr>
+        <w:t xml:space="preserve">efensive </w:t>
+      </w:r>
+      <w:r>
+        <w:rPr>
+          <w:iCs/>
+          <w:lang w:val="en-CA"/>
+        </w:rPr>
+        <w:t>i</w:t>
+      </w:r>
+      <w:r>
+        <w:rPr>
+          <w:iCs/>
+          <w:lang w:val="en-CA"/>
+        </w:rPr>
+        <w:t xml:space="preserve">ntergroup </w:t>
+      </w:r>
+      <w:r>
+        <w:rPr>
+          <w:iCs/>
+          <w:lang w:val="en-CA"/>
+        </w:rPr>
+        <w:t>v</w:t>
+      </w:r>
+      <w:r>
+        <w:rPr>
+          <w:iCs/>
+          <w:lang w:val="en-CA"/>
+        </w:rPr>
+        <w:t xml:space="preserve">iolence: Preregistered </w:t>
+      </w:r>
+      <w:r>
+        <w:rPr>
+          <w:iCs/>
+          <w:lang w:val="en-CA"/>
+        </w:rPr>
+        <w:t>i</w:t>
+      </w:r>
+      <w:r>
+        <w:rPr>
+          <w:iCs/>
+          <w:lang w:val="en-CA"/>
+        </w:rPr>
+        <w:t>nsights from 58 countries</w:t>
+      </w:r>
+      <w:r>
+        <w:rPr>
+          <w:lang w:val="en-CA"/>
+        </w:rPr>
+        <w:t xml:space="preserve">. </w:t>
+      </w:r>
+      <w:r>
+        <w:rPr>
+          <w:i/>
+          <w:lang w:val="en-CA"/>
+        </w:rPr>
+        <w:t>Proceedings of the National Academy of Sciences of the United States of America</w:t>
+      </w:r>
+      <w:r>
+        <w:rPr>
+          <w:i/>
+          <w:lang w:val="en-CA"/>
+        </w:rPr>
+        <w:t>.</w:t>
+      </w:r>
+      <w:r>
+        <w:rPr>
+          <w:lang w:val="en-CA"/>
+        </w:rPr>
+        <w:t xml:space="preserve"> </w:t>
       </w:r>
     </w:p>
     <w:p>
@@ -8798,111 +9105,221 @@
       <w:r>
         <w:rPr>
           <w:iCs/>
-          <w:lang w:val="en-CA"/>
-        </w:rPr>
-        <w:t xml:space="preserve">Varnum, M. E. W. &amp; </w:t>
+          <w:u w:val="single"/>
+          <w:lang w:val="sv-SE"/>
+        </w:rPr>
+        <w:t>Rudnev, M</w:t>
+      </w:r>
+      <w:r>
+        <w:rPr>
+          <w:iCs/>
+          <w:lang w:val="sv-SE"/>
+        </w:rPr>
+        <w:t xml:space="preserve">., </w:t>
+      </w:r>
+      <w:r>
+        <w:rPr>
+          <w:iCs/>
+          <w:u w:val="single"/>
+          <w:lang w:val="sv-SE"/>
+        </w:rPr>
+        <w:t>De La Rosa</w:t>
+      </w:r>
+      <w:r>
+        <w:rPr>
+          <w:iCs/>
+          <w:lang w:val="sv-SE"/>
+        </w:rPr>
+        <w:t xml:space="preserve">, </w:t>
+      </w:r>
+      <w:r>
+        <w:rPr>
+          <w:iCs/>
+          <w:u w:val="single"/>
+          <w:lang w:val="sv-SE"/>
+        </w:rPr>
+        <w:t>A. L. R.</w:t>
+      </w:r>
+      <w:r>
+        <w:rPr>
+          <w:iCs/>
+          <w:lang w:val="sv-SE"/>
+        </w:rPr>
+        <w:t xml:space="preserve">, </w:t>
+      </w:r>
+      <w:r>
+        <w:rPr>
+          <w:iCs/>
+          <w:u w:val="single"/>
+          <w:lang w:val="sv-SE"/>
+        </w:rPr>
+        <w:t>Barrett, R</w:t>
+      </w:r>
+      <w:r>
+        <w:rPr>
+          <w:iCs/>
+          <w:lang w:val="sv-SE"/>
+        </w:rPr>
+        <w:t xml:space="preserve">., Christakis, N., &amp; </w:t>
       </w:r>
       <w:r>
         <w:rPr>
           <w:b/>
           <w:bCs/>
           <w:iCs/>
-          <w:lang w:val="en-CA"/>
+          <w:lang w:val="sv-SE"/>
         </w:rPr>
         <w:t>Grossmann, I.</w:t>
       </w:r>
       <w:r>
         <w:rPr>
           <w:iCs/>
-          <w:lang w:val="en-CA"/>
-        </w:rPr>
-        <w:t xml:space="preserve"> (</w:t>
+          <w:lang w:val="sv-SE"/>
+        </w:rPr>
+        <w:t xml:space="preserve"> (2026). </w:t>
       </w:r>
       <w:r>
         <w:rPr>
           <w:iCs/>
           <w:lang w:val="en-CA"/>
         </w:rPr>
-        <w:t>2026</w:t>
+        <w:t xml:space="preserve">Measuring intellectual humility through situated behavior: An alternative to dispositional self-reports. </w:t>
+      </w:r>
+      <w:r>
+        <w:rPr>
+          <w:i/>
+          <w:lang w:val="en-CA"/>
+        </w:rPr>
+        <w:t>Behavior Research Methods</w:t>
       </w:r>
       <w:r>
         <w:rPr>
           <w:iCs/>
           <w:lang w:val="en-CA"/>
         </w:rPr>
-        <w:t xml:space="preserve">). Understanding and </w:t>
-      </w:r>
-      <w:r>
-        <w:rPr>
-          <w:iCs/>
-          <w:lang w:val="en-CA"/>
-        </w:rPr>
-        <w:t>p</w:t>
-      </w:r>
-      <w:r>
-        <w:rPr>
-          <w:iCs/>
-          <w:lang w:val="en-CA"/>
-        </w:rPr>
-        <w:t xml:space="preserve">redicting </w:t>
-      </w:r>
-      <w:r>
-        <w:rPr>
-          <w:iCs/>
-          <w:lang w:val="en-CA"/>
-        </w:rPr>
-        <w:t>c</w:t>
-      </w:r>
-      <w:r>
-        <w:rPr>
-          <w:iCs/>
-          <w:lang w:val="en-CA"/>
-        </w:rPr>
-        <w:t>ultural</w:t>
-      </w:r>
-      <w:r>
-        <w:rPr>
-          <w:iCs/>
-          <w:lang w:val="en-CA"/>
-        </w:rPr>
-        <w:t xml:space="preserve"> c</w:t>
-      </w:r>
-      <w:r>
-        <w:rPr>
-          <w:iCs/>
-          <w:lang w:val="en-CA"/>
-        </w:rPr>
-        <w:t>hange</w:t>
-      </w:r>
-      <w:r>
-        <w:rPr>
-          <w:iCs/>
-          <w:lang w:val="en-CA"/>
-        </w:rPr>
-        <w:t xml:space="preserve">. </w:t>
-      </w:r>
-      <w:r>
-        <w:rPr>
-          <w:i/>
-          <w:lang w:val="en-CA"/>
-        </w:rPr>
-        <w:t>Advances in Experimental Social Psychology</w:t>
-      </w:r>
-      <w:r>
-        <w:rPr>
-          <w:iCs/>
-          <w:lang w:val="en-CA"/>
-        </w:rPr>
-        <w:t>. *shared authorship</w:t>
+        <w:t>, 58 (150).</w:t>
       </w:r>
     </w:p>
     <w:p>
       <w:pPr>
+        <w:widowControl w:val="0"/>
         <w:autoSpaceDE w:val="0"/>
         <w:autoSpaceDN w:val="0"/>
         <w:adjustRightInd w:val="0"/>
         <w:ind w:left="709" w:hanging="709"/>
         <w:rPr>
+          <w:iCs/>
+          <w:lang w:val="en-CA"/>
+        </w:rPr>
+      </w:pPr>
+      <w:r>
+        <w:rPr>
+          <w:iCs/>
+          <w:lang w:val="en-CA"/>
+        </w:rPr>
+        <w:t xml:space="preserve">Varnum, M. E. W. &amp; </w:t>
+      </w:r>
+      <w:r>
+        <w:rPr>
+          <w:b/>
+          <w:bCs/>
+          <w:iCs/>
+          <w:lang w:val="en-CA"/>
+        </w:rPr>
+        <w:t>Grossmann, I.</w:t>
+      </w:r>
+      <w:r>
+        <w:rPr>
+          <w:iCs/>
+          <w:lang w:val="en-CA"/>
+        </w:rPr>
+        <w:t xml:space="preserve"> (</w:t>
+      </w:r>
+      <w:r>
+        <w:rPr>
+          <w:iCs/>
+          <w:lang w:val="en-CA"/>
+        </w:rPr>
+        <w:t>2026</w:t>
+      </w:r>
+      <w:r>
+        <w:rPr>
+          <w:iCs/>
+          <w:lang w:val="en-CA"/>
+        </w:rPr>
+        <w:t xml:space="preserve">). Understanding and </w:t>
+      </w:r>
+      <w:r>
+        <w:rPr>
+          <w:iCs/>
+          <w:lang w:val="en-CA"/>
+        </w:rPr>
+        <w:t>p</w:t>
+      </w:r>
+      <w:r>
+        <w:rPr>
+          <w:iCs/>
+          <w:lang w:val="en-CA"/>
+        </w:rPr>
+        <w:t xml:space="preserve">redicting </w:t>
+      </w:r>
+      <w:r>
+        <w:rPr>
+          <w:iCs/>
+          <w:lang w:val="en-CA"/>
+        </w:rPr>
+        <w:t>c</w:t>
+      </w:r>
+      <w:r>
+        <w:rPr>
+          <w:iCs/>
+          <w:lang w:val="en-CA"/>
+        </w:rPr>
+        <w:t>ultural</w:t>
+      </w:r>
+      <w:r>
+        <w:rPr>
+          <w:iCs/>
+          <w:lang w:val="en-CA"/>
+        </w:rPr>
+        <w:t xml:space="preserve"> c</w:t>
+      </w:r>
+      <w:r>
+        <w:rPr>
+          <w:iCs/>
+          <w:lang w:val="en-CA"/>
+        </w:rPr>
+        <w:t>hange</w:t>
+      </w:r>
+      <w:r>
+        <w:rPr>
+          <w:iCs/>
+          <w:lang w:val="en-CA"/>
+        </w:rPr>
+        <w:t xml:space="preserve">. </w:t>
+      </w:r>
+      <w:r>
+        <w:rPr>
+          <w:i/>
+          <w:lang w:val="en-CA"/>
+        </w:rPr>
+        <w:t>Advances in Experimental Social Psychology</w:t>
+      </w:r>
+      <w:r>
+        <w:rPr>
+          <w:iCs/>
+          <w:lang w:val="en-CA"/>
+        </w:rPr>
+        <w:t>. *shared authorship</w:t>
+      </w:r>
+    </w:p>
+    <w:p>
+      <w:pPr>
+        <w:autoSpaceDE w:val="0"/>
+        <w:autoSpaceDN w:val="0"/>
+        <w:adjustRightInd w:val="0"/>
+        <w:ind w:left="709" w:hanging="709"/>
+        <w:rPr>
           <w:i/>
           <w:iCs/>
           <w:lang w:val="en-CA"/>
@@ -9080,19 +9497,19 @@
       </w:pPr>
       <w:r>
         <w:rPr>
-          <w:lang w:val="de-DE"/>
+          <w:lang w:val="en-CA"/>
         </w:rPr>
         <w:t xml:space="preserve">Eibach, R. </w:t>
       </w:r>
       <w:r>
         <w:rPr>
-          <w:lang w:val="de-DE"/>
+          <w:lang w:val="en-CA"/>
         </w:rPr>
         <w:t>P</w:t>
       </w:r>
       <w:r>
         <w:rPr>
-          <w:lang w:val="de-DE"/>
+          <w:lang w:val="en-CA"/>
         </w:rPr>
         <w:t xml:space="preserve">. &amp; </w:t>
       </w:r>
@@ -9100,13 +9517,13 @@
         <w:rPr>
           <w:b/>
           <w:bCs/>
-          <w:lang w:val="de-DE"/>
+          <w:lang w:val="en-CA"/>
         </w:rPr>
         <w:t>Grossmann, I.</w:t>
       </w:r>
       <w:r>
         <w:rPr>
-          <w:lang w:val="de-DE"/>
+          <w:lang w:val="en-CA"/>
         </w:rPr>
         <w:t xml:space="preserve"> (2025). </w:t>
       </w:r>
@@ -9153,6 +9570,7 @@
         <w:rPr>
           <w:lang w:val="en-CA"/>
         </w:rPr>
+        <w:lastRenderedPageBreak/>
         <w:t xml:space="preserve">Gill, D. J., Trachtenberg, M., Gill, M. J., Tetlock, P. E., Robb, T. K., Varnum, M. E. W., Hutcherson, C. A., </w:t>
       </w:r>
       <w:r>
@@ -9167,7 +9585,21 @@
         <w:rPr>
           <w:lang w:val="en-CA"/>
         </w:rPr>
-        <w:t>., &amp; Trodd, Z. (</w:t>
+        <w:t xml:space="preserve">., &amp; </w:t>
+      </w:r>
+      <w:proofErr w:type="spellStart"/>
+      <w:r>
+        <w:rPr>
+          <w:lang w:val="en-CA"/>
+        </w:rPr>
+        <w:t>Trodd</w:t>
+      </w:r>
+      <w:proofErr w:type="spellEnd"/>
+      <w:r>
+        <w:rPr>
+          <w:lang w:val="en-CA"/>
+        </w:rPr>
+        <w:t>, Z. (</w:t>
       </w:r>
       <w:r>
         <w:rPr>
@@ -9288,7 +9720,6 @@
           <w:bCs/>
           <w:lang w:val="en-CA"/>
         </w:rPr>
-        <w:lastRenderedPageBreak/>
         <w:t>Grossmann, I.</w:t>
       </w:r>
       <w:r>
@@ -9370,12 +9801,21 @@
         </w:rPr>
         <w:t xml:space="preserve"> </w:t>
       </w:r>
+      <w:proofErr w:type="spellStart"/>
       <w:r>
         <w:rPr>
           <w:u w:val="single"/>
           <w:lang w:val="de-DE"/>
         </w:rPr>
-        <w:t>Kachhiyapatel, N</w:t>
+        <w:t>Kachhiyapatel</w:t>
+      </w:r>
+      <w:proofErr w:type="spellEnd"/>
+      <w:r>
+        <w:rPr>
+          <w:u w:val="single"/>
+          <w:lang w:val="de-DE"/>
+        </w:rPr>
+        <w:t>, N</w:t>
       </w:r>
       <w:r>
         <w:rPr>
@@ -9761,11 +10201,19 @@
         </w:rPr>
         <w:t>c</w:t>
       </w:r>
-      <w:r>
-        <w:rPr>
-          <w:lang w:val="en-CA"/>
-        </w:rPr>
-        <w:t xml:space="preserve">ognition at the </w:t>
+      <w:proofErr w:type="spellStart"/>
+      <w:r>
+        <w:rPr>
+          <w:lang w:val="en-CA"/>
+        </w:rPr>
+        <w:t>ognition</w:t>
+      </w:r>
+      <w:proofErr w:type="spellEnd"/>
+      <w:r>
+        <w:rPr>
+          <w:lang w:val="en-CA"/>
+        </w:rPr>
+        <w:t xml:space="preserve"> at the </w:t>
       </w:r>
       <w:r>
         <w:rPr>
@@ -9773,11 +10221,19 @@
         </w:rPr>
         <w:t>b</w:t>
       </w:r>
-      <w:r>
-        <w:rPr>
-          <w:lang w:val="en-CA"/>
-        </w:rPr>
-        <w:t xml:space="preserve">eginning and the </w:t>
+      <w:proofErr w:type="spellStart"/>
+      <w:r>
+        <w:rPr>
+          <w:lang w:val="en-CA"/>
+        </w:rPr>
+        <w:t>eginning</w:t>
+      </w:r>
+      <w:proofErr w:type="spellEnd"/>
+      <w:r>
+        <w:rPr>
+          <w:lang w:val="en-CA"/>
+        </w:rPr>
+        <w:t xml:space="preserve"> and the </w:t>
       </w:r>
       <w:r>
         <w:rPr>
@@ -9785,11 +10241,19 @@
         </w:rPr>
         <w:t>e</w:t>
       </w:r>
-      <w:r>
-        <w:rPr>
-          <w:lang w:val="en-CA"/>
-        </w:rPr>
-        <w:t xml:space="preserve">nd of the </w:t>
+      <w:proofErr w:type="spellStart"/>
+      <w:r>
+        <w:rPr>
+          <w:lang w:val="en-CA"/>
+        </w:rPr>
+        <w:t>nd</w:t>
+      </w:r>
+      <w:proofErr w:type="spellEnd"/>
+      <w:r>
+        <w:rPr>
+          <w:lang w:val="en-CA"/>
+        </w:rPr>
+        <w:t xml:space="preserve"> of the </w:t>
       </w:r>
       <w:r>
         <w:rPr>
@@ -9809,6 +10273,7 @@
         </w:rPr>
         <w:t xml:space="preserve">. </w:t>
       </w:r>
+      <w:proofErr w:type="spellStart"/>
       <w:r>
         <w:rPr>
           <w:i/>
@@ -9817,6 +10282,7 @@
         </w:rPr>
         <w:t>Collabra</w:t>
       </w:r>
+      <w:proofErr w:type="spellEnd"/>
       <w:r>
         <w:rPr>
           <w:lang w:val="de-DE"/>
@@ -11013,6 +11479,7 @@
           <w:lang w:val="en-US"/>
         </w:rPr>
       </w:pPr>
+      <w:proofErr w:type="spellStart"/>
       <w:r>
         <w:rPr>
           <w:u w:val="single"/>
@@ -11020,6 +11487,7 @@
         </w:rPr>
         <w:t>Kachhiyapatel</w:t>
       </w:r>
+      <w:proofErr w:type="spellEnd"/>
       <w:r>
         <w:rPr>
           <w:u w:val="single"/>
@@ -11219,11 +11687,19 @@
         </w:rPr>
         <w:t>w</w:t>
       </w:r>
-      <w:r>
-        <w:rPr>
-          <w:lang w:val="en-CA"/>
-        </w:rPr>
-        <w:t xml:space="preserve">isdom </w:t>
+      <w:proofErr w:type="spellStart"/>
+      <w:r>
+        <w:rPr>
+          <w:lang w:val="en-CA"/>
+        </w:rPr>
+        <w:t>isdom</w:t>
+      </w:r>
+      <w:proofErr w:type="spellEnd"/>
+      <w:r>
+        <w:rPr>
+          <w:lang w:val="en-CA"/>
+        </w:rPr>
+        <w:t xml:space="preserve"> </w:t>
       </w:r>
       <w:r>
         <w:rPr>
@@ -11231,11 +11707,19 @@
         </w:rPr>
         <w:t>p</w:t>
       </w:r>
-      <w:r>
-        <w:rPr>
-          <w:lang w:val="en-CA"/>
-        </w:rPr>
-        <w:t xml:space="preserve">erception </w:t>
+      <w:proofErr w:type="spellStart"/>
+      <w:r>
+        <w:rPr>
+          <w:lang w:val="en-CA"/>
+        </w:rPr>
+        <w:t>erception</w:t>
+      </w:r>
+      <w:proofErr w:type="spellEnd"/>
+      <w:r>
+        <w:rPr>
+          <w:lang w:val="en-CA"/>
+        </w:rPr>
+        <w:t xml:space="preserve"> </w:t>
       </w:r>
       <w:r>
         <w:rPr>
@@ -11255,11 +11739,19 @@
         </w:rPr>
         <w:t>t</w:t>
       </w:r>
-      <w:r>
-        <w:rPr>
-          <w:lang w:val="en-CA"/>
-        </w:rPr>
-        <w:t xml:space="preserve">welve </w:t>
+      <w:proofErr w:type="spellStart"/>
+      <w:r>
+        <w:rPr>
+          <w:lang w:val="en-CA"/>
+        </w:rPr>
+        <w:t>welve</w:t>
+      </w:r>
+      <w:proofErr w:type="spellEnd"/>
+      <w:r>
+        <w:rPr>
+          <w:lang w:val="en-CA"/>
+        </w:rPr>
+        <w:t xml:space="preserve"> </w:t>
       </w:r>
       <w:r>
         <w:rPr>
@@ -11267,11 +11759,19 @@
         </w:rPr>
         <w:t>c</w:t>
       </w:r>
-      <w:r>
-        <w:rPr>
-          <w:lang w:val="en-CA"/>
-        </w:rPr>
-        <w:t xml:space="preserve">ountries on </w:t>
+      <w:proofErr w:type="spellStart"/>
+      <w:r>
+        <w:rPr>
+          <w:lang w:val="en-CA"/>
+        </w:rPr>
+        <w:t>ountries</w:t>
+      </w:r>
+      <w:proofErr w:type="spellEnd"/>
+      <w:r>
+        <w:rPr>
+          <w:lang w:val="en-CA"/>
+        </w:rPr>
+        <w:t xml:space="preserve"> on </w:t>
       </w:r>
       <w:r>
         <w:rPr>
@@ -11279,11 +11779,19 @@
         </w:rPr>
         <w:t>f</w:t>
       </w:r>
-      <w:r>
-        <w:rPr>
-          <w:lang w:val="en-CA"/>
-        </w:rPr>
-        <w:t xml:space="preserve">ive </w:t>
+      <w:proofErr w:type="spellStart"/>
+      <w:r>
+        <w:rPr>
+          <w:lang w:val="en-CA"/>
+        </w:rPr>
+        <w:t>ive</w:t>
+      </w:r>
+      <w:proofErr w:type="spellEnd"/>
+      <w:r>
+        <w:rPr>
+          <w:lang w:val="en-CA"/>
+        </w:rPr>
+        <w:t xml:space="preserve"> </w:t>
       </w:r>
       <w:r>
         <w:rPr>
@@ -11291,11 +11799,19 @@
         </w:rPr>
         <w:t>c</w:t>
       </w:r>
-      <w:r>
-        <w:rPr>
-          <w:lang w:val="en-CA"/>
-        </w:rPr>
-        <w:t xml:space="preserve">ontinents. </w:t>
+      <w:proofErr w:type="spellStart"/>
+      <w:r>
+        <w:rPr>
+          <w:lang w:val="en-CA"/>
+        </w:rPr>
+        <w:t>ontinents</w:t>
+      </w:r>
+      <w:proofErr w:type="spellEnd"/>
+      <w:r>
+        <w:rPr>
+          <w:lang w:val="en-CA"/>
+        </w:rPr>
+        <w:t xml:space="preserve">. </w:t>
       </w:r>
       <w:r>
         <w:rPr>
@@ -11429,11 +11945,19 @@
         </w:rPr>
         <w:t>w</w:t>
       </w:r>
-      <w:r>
-        <w:rPr>
-          <w:lang w:val="en-CA"/>
-        </w:rPr>
-        <w:t xml:space="preserve">isdom: Classifying </w:t>
+      <w:proofErr w:type="spellStart"/>
+      <w:r>
+        <w:rPr>
+          <w:lang w:val="en-CA"/>
+        </w:rPr>
+        <w:t>isdom</w:t>
+      </w:r>
+      <w:proofErr w:type="spellEnd"/>
+      <w:r>
+        <w:rPr>
+          <w:lang w:val="en-CA"/>
+        </w:rPr>
+        <w:t xml:space="preserve">: Classifying </w:t>
       </w:r>
       <w:r>
         <w:rPr>
@@ -11465,11 +11989,19 @@
         </w:rPr>
         <w:t>n</w:t>
       </w:r>
-      <w:r>
-        <w:rPr>
-          <w:lang w:val="en-CA"/>
-        </w:rPr>
-        <w:t xml:space="preserve">arrative </w:t>
+      <w:proofErr w:type="spellStart"/>
+      <w:r>
+        <w:rPr>
+          <w:lang w:val="en-CA"/>
+        </w:rPr>
+        <w:t>arrative</w:t>
+      </w:r>
+      <w:proofErr w:type="spellEnd"/>
+      <w:r>
+        <w:rPr>
+          <w:lang w:val="en-CA"/>
+        </w:rPr>
+        <w:t xml:space="preserve"> </w:t>
       </w:r>
       <w:r>
         <w:rPr>
@@ -11477,11 +12009,19 @@
         </w:rPr>
         <w:t>c</w:t>
       </w:r>
-      <w:r>
-        <w:rPr>
-          <w:lang w:val="en-CA"/>
-        </w:rPr>
-        <w:t>ontent via Large Language Models.</w:t>
+      <w:proofErr w:type="spellStart"/>
+      <w:r>
+        <w:rPr>
+          <w:lang w:val="en-CA"/>
+        </w:rPr>
+        <w:t>ontent</w:t>
+      </w:r>
+      <w:proofErr w:type="spellEnd"/>
+      <w:r>
+        <w:rPr>
+          <w:lang w:val="en-CA"/>
+        </w:rPr>
+        <w:t xml:space="preserve"> via Large Language Models.</w:t>
       </w:r>
       <w:r>
         <w:rPr>
@@ -11518,6 +12058,7 @@
         <w:rPr>
           <w:lang w:val="en-CA"/>
         </w:rPr>
+        <w:lastRenderedPageBreak/>
         <w:t xml:space="preserve">Abedin, E., Ferreira, M., Reitmann, R., Cheong, M., </w:t>
       </w:r>
       <w:r>
@@ -11590,8 +12131,18 @@
           <w:iCs/>
           <w:lang w:val="de-DE"/>
         </w:rPr>
-        <w:t>Acta Psychologica</w:t>
-      </w:r>
+        <w:t xml:space="preserve">Acta </w:t>
+      </w:r>
+      <w:proofErr w:type="spellStart"/>
+      <w:r>
+        <w:rPr>
+          <w:i/>
+          <w:iCs/>
+          <w:lang w:val="de-DE"/>
+        </w:rPr>
+        <w:t>Psychologica</w:t>
+      </w:r>
+      <w:proofErr w:type="spellEnd"/>
       <w:r>
         <w:rPr>
           <w:lang w:val="de-DE"/>
@@ -11636,7 +12187,6 @@
           <w:u w:val="single"/>
           <w:lang w:val="de-DE"/>
         </w:rPr>
-        <w:lastRenderedPageBreak/>
         <w:t>Britton, E. M</w:t>
       </w:r>
       <w:r>
@@ -12597,7 +13147,21 @@
         <w:rPr>
           <w:lang w:val="en-CA"/>
         </w:rPr>
-        <w:t xml:space="preserve">., Allroggen, </w:t>
+        <w:t xml:space="preserve">., </w:t>
+      </w:r>
+      <w:proofErr w:type="spellStart"/>
+      <w:r>
+        <w:rPr>
+          <w:lang w:val="en-CA"/>
+        </w:rPr>
+        <w:t>Allroggen</w:t>
+      </w:r>
+      <w:proofErr w:type="spellEnd"/>
+      <w:r>
+        <w:rPr>
+          <w:lang w:val="en-CA"/>
+        </w:rPr>
+        <w:t xml:space="preserve">, </w:t>
       </w:r>
       <w:r>
         <w:rPr>
@@ -12960,7 +13524,21 @@
         <w:rPr>
           <w:lang w:val="en-CA"/>
         </w:rPr>
-        <w:t xml:space="preserve"> doi: 10.1017/S0140525X21000728</w:t>
+        <w:t xml:space="preserve"> </w:t>
+      </w:r>
+      <w:proofErr w:type="spellStart"/>
+      <w:r>
+        <w:rPr>
+          <w:lang w:val="en-CA"/>
+        </w:rPr>
+        <w:t>doi</w:t>
+      </w:r>
+      <w:proofErr w:type="spellEnd"/>
+      <w:r>
+        <w:rPr>
+          <w:lang w:val="en-CA"/>
+        </w:rPr>
+        <w:t>: 10.1017/S0140525X21000728</w:t>
       </w:r>
       <w:r>
         <w:rPr>
@@ -13156,7 +13734,21 @@
         <w:rPr>
           <w:lang w:val="en-CA"/>
         </w:rPr>
-        <w:t xml:space="preserve">., Kenrick, D. Wiezel, A., </w:t>
+        <w:t xml:space="preserve">., Kenrick, D. </w:t>
+      </w:r>
+      <w:proofErr w:type="spellStart"/>
+      <w:r>
+        <w:rPr>
+          <w:lang w:val="en-CA"/>
+        </w:rPr>
+        <w:t>Wiezel</w:t>
+      </w:r>
+      <w:proofErr w:type="spellEnd"/>
+      <w:r>
+        <w:rPr>
+          <w:lang w:val="en-CA"/>
+        </w:rPr>
+        <w:t xml:space="preserve">, A., </w:t>
       </w:r>
       <w:r>
         <w:rPr>
@@ -13226,7 +13818,21 @@
         <w:rPr>
           <w:lang w:val="en-CA"/>
         </w:rPr>
-        <w:t xml:space="preserve">Pick, C. M., Ko, A., Wormley, A. S., Wiezel, A., Kenrick, D. T., Al-Shawaf, L., […] </w:t>
+        <w:t xml:space="preserve">Pick, C. M., Ko, A., Wormley, A. S., </w:t>
+      </w:r>
+      <w:proofErr w:type="spellStart"/>
+      <w:r>
+        <w:rPr>
+          <w:lang w:val="en-CA"/>
+        </w:rPr>
+        <w:t>Wiezel</w:t>
+      </w:r>
+      <w:proofErr w:type="spellEnd"/>
+      <w:r>
+        <w:rPr>
+          <w:lang w:val="en-CA"/>
+        </w:rPr>
+        <w:t xml:space="preserve">, A., Kenrick, D. T., Al-Shawaf, L., […] </w:t>
       </w:r>
       <w:r>
         <w:rPr>
@@ -13499,52 +14105,53 @@
       <w:r>
         <w:rPr>
           <w:u w:val="single"/>
-          <w:lang w:val="de-DE"/>
-        </w:rPr>
+          <w:lang w:val="en-CA"/>
+        </w:rPr>
+        <w:lastRenderedPageBreak/>
         <w:t>Dorfman, A.</w:t>
       </w:r>
       <w:r>
         <w:rPr>
-          <w:lang w:val="de-DE"/>
+          <w:lang w:val="en-CA"/>
         </w:rPr>
         <w:t xml:space="preserve">, </w:t>
       </w:r>
       <w:r>
         <w:rPr>
           <w:u w:val="single"/>
-          <w:lang w:val="de-DE"/>
+          <w:lang w:val="en-CA"/>
         </w:rPr>
         <w:t>Oakes, H.</w:t>
       </w:r>
       <w:r>
         <w:rPr>
-          <w:lang w:val="de-DE"/>
+          <w:lang w:val="en-CA"/>
         </w:rPr>
         <w:t xml:space="preserve">, </w:t>
       </w:r>
       <w:r>
         <w:rPr>
           <w:u w:val="single"/>
-          <w:lang w:val="de-DE"/>
+          <w:lang w:val="en-CA"/>
         </w:rPr>
         <w:t>Santos, H. C</w:t>
       </w:r>
       <w:r>
         <w:rPr>
-          <w:lang w:val="de-DE"/>
+          <w:lang w:val="en-CA"/>
         </w:rPr>
         <w:t>.</w:t>
       </w:r>
       <w:r>
         <w:rPr>
           <w:b/>
-          <w:lang w:val="de-DE"/>
+          <w:lang w:val="en-CA"/>
         </w:rPr>
         <w:t xml:space="preserve"> &amp; Grossmann, I.</w:t>
       </w:r>
       <w:r>
         <w:rPr>
-          <w:lang w:val="de-DE"/>
+          <w:lang w:val="en-CA"/>
         </w:rPr>
         <w:t xml:space="preserve"> (2021). </w:t>
       </w:r>
@@ -13891,7 +14498,6 @@
           <w:shd w:val="clear" w:color="auto" w:fill="FFFFFF"/>
           <w:lang w:val="de-DE"/>
         </w:rPr>
-        <w:lastRenderedPageBreak/>
         <w:t>Grossmann, I.</w:t>
       </w:r>
       <w:r>
@@ -13968,7 +14574,21 @@
         <w:rPr>
           <w:lang w:val="en-CA"/>
         </w:rPr>
-        <w:t xml:space="preserve">Jayawickreme, E., Infurna, F. J., Alajak, K., Blackie, L. E. R., Chopik, W. J., Chung, J. M., </w:t>
+        <w:t xml:space="preserve">Jayawickreme, E., Infurna, F. J., </w:t>
+      </w:r>
+      <w:proofErr w:type="spellStart"/>
+      <w:r>
+        <w:rPr>
+          <w:lang w:val="en-CA"/>
+        </w:rPr>
+        <w:t>Alajak</w:t>
+      </w:r>
+      <w:proofErr w:type="spellEnd"/>
+      <w:r>
+        <w:rPr>
+          <w:lang w:val="en-CA"/>
+        </w:rPr>
+        <w:t xml:space="preserve">, K., Blackie, L. E. R., Chopik, W. J., Chung, J. M., </w:t>
       </w:r>
       <w:r>
         <w:rPr>
@@ -13981,7 +14601,21 @@
         <w:rPr>
           <w:lang w:val="en-CA"/>
         </w:rPr>
-        <w:t xml:space="preserve">., Fleeson, W., Forgeard, M. J. C., Frazier, P., Furr, R. M., </w:t>
+        <w:t xml:space="preserve">., Fleeson, W., </w:t>
+      </w:r>
+      <w:proofErr w:type="spellStart"/>
+      <w:r>
+        <w:rPr>
+          <w:lang w:val="en-CA"/>
+        </w:rPr>
+        <w:t>Forgeard</w:t>
+      </w:r>
+      <w:proofErr w:type="spellEnd"/>
+      <w:r>
+        <w:rPr>
+          <w:lang w:val="en-CA"/>
+        </w:rPr>
+        <w:t xml:space="preserve">, M. J. C., Frazier, P., Furr, R. M., </w:t>
       </w:r>
       <w:r>
         <w:rPr>
@@ -14339,7 +14973,21 @@
         <w:rPr>
           <w:lang w:val="en-CA"/>
         </w:rPr>
-        <w:t xml:space="preserve">, Fugelsang, J. A., Sorokowski, P., </w:t>
+        <w:t xml:space="preserve">, Fugelsang, J. A., </w:t>
+      </w:r>
+      <w:proofErr w:type="spellStart"/>
+      <w:r>
+        <w:rPr>
+          <w:lang w:val="en-CA"/>
+        </w:rPr>
+        <w:t>Sorokowski</w:t>
+      </w:r>
+      <w:proofErr w:type="spellEnd"/>
+      <w:r>
+        <w:rPr>
+          <w:lang w:val="en-CA"/>
+        </w:rPr>
+        <w:t xml:space="preserve">, P., </w:t>
       </w:r>
       <w:r>
         <w:rPr>
@@ -15051,12 +15699,21 @@
         </w:rPr>
         <w:t xml:space="preserve">(2), 185-194. </w:t>
       </w:r>
+      <w:proofErr w:type="spellStart"/>
       <w:r>
         <w:rPr>
           <w:rFonts w:cs="Times New Roman"/>
           <w:lang w:val="en-CA"/>
         </w:rPr>
-        <w:t>doi: 10.1080/1047840X.2020.1750920</w:t>
+        <w:t>doi</w:t>
+      </w:r>
+      <w:proofErr w:type="spellEnd"/>
+      <w:r>
+        <w:rPr>
+          <w:rFonts w:cs="Times New Roman"/>
+          <w:lang w:val="en-CA"/>
+        </w:rPr>
+        <w:t>: 10.1080/1047840X.2020.1750920</w:t>
       </w:r>
       <w:r>
         <w:rPr>
@@ -15113,7 +15770,49 @@
         <w:rPr>
           <w:lang w:val="en-CA"/>
         </w:rPr>
-        <w:t xml:space="preserve">Hanaei, S., Takian, A., Majdzadeh, R., Maboloc, C. R., </w:t>
+        <w:t xml:space="preserve">Hanaei, S., </w:t>
+      </w:r>
+      <w:proofErr w:type="spellStart"/>
+      <w:r>
+        <w:rPr>
+          <w:lang w:val="en-CA"/>
+        </w:rPr>
+        <w:t>Takian</w:t>
+      </w:r>
+      <w:proofErr w:type="spellEnd"/>
+      <w:r>
+        <w:rPr>
+          <w:lang w:val="en-CA"/>
+        </w:rPr>
+        <w:t xml:space="preserve">, A., </w:t>
+      </w:r>
+      <w:proofErr w:type="spellStart"/>
+      <w:r>
+        <w:rPr>
+          <w:lang w:val="en-CA"/>
+        </w:rPr>
+        <w:t>Majdzadeh</w:t>
+      </w:r>
+      <w:proofErr w:type="spellEnd"/>
+      <w:r>
+        <w:rPr>
+          <w:lang w:val="en-CA"/>
+        </w:rPr>
+        <w:t xml:space="preserve">, R., </w:t>
+      </w:r>
+      <w:proofErr w:type="spellStart"/>
+      <w:r>
+        <w:rPr>
+          <w:lang w:val="en-CA"/>
+        </w:rPr>
+        <w:t>Maboloc</w:t>
+      </w:r>
+      <w:proofErr w:type="spellEnd"/>
+      <w:r>
+        <w:rPr>
+          <w:lang w:val="en-CA"/>
+        </w:rPr>
+        <w:t xml:space="preserve">, C. R., </w:t>
       </w:r>
       <w:r>
         <w:rPr>
@@ -15127,7 +15826,35 @@
         <w:rPr>
           <w:lang w:val="en-CA"/>
         </w:rPr>
-        <w:t xml:space="preserve">., Gomes, O., Milosevic, M., Gupta, M., Shamshirsaz, A. A., Harbi, A., Burhan, A. M., Uddin, L. Q., Kulasinghe, A., Lam, C.-M., Ramakrishna, S., Alavi, A., Nouwen, J. L., Dorigo, T., Schreiber, M., … Rezaei, N. (2020). Emerging Standards and the Hybrid Model for Organizing Scientific Events During and After The COVID-19 Pandemic. </w:t>
+        <w:t xml:space="preserve">., Gomes, O., Milosevic, M., Gupta, M., </w:t>
+      </w:r>
+      <w:proofErr w:type="spellStart"/>
+      <w:r>
+        <w:rPr>
+          <w:lang w:val="en-CA"/>
+        </w:rPr>
+        <w:t>Shamshirsaz</w:t>
+      </w:r>
+      <w:proofErr w:type="spellEnd"/>
+      <w:r>
+        <w:rPr>
+          <w:lang w:val="en-CA"/>
+        </w:rPr>
+        <w:t xml:space="preserve">, A. A., Harbi, A., Burhan, A. M., Uddin, L. Q., </w:t>
+      </w:r>
+      <w:proofErr w:type="spellStart"/>
+      <w:r>
+        <w:rPr>
+          <w:lang w:val="en-CA"/>
+        </w:rPr>
+        <w:t>Kulasinghe</w:t>
+      </w:r>
+      <w:proofErr w:type="spellEnd"/>
+      <w:r>
+        <w:rPr>
+          <w:lang w:val="en-CA"/>
+        </w:rPr>
+        <w:t xml:space="preserve">, A., Lam, C.-M., Ramakrishna, S., Alavi, A., Nouwen, J. L., Dorigo, T., Schreiber, M., … Rezaei, N. (2020). Emerging Standards and the Hybrid Model for Organizing Scientific Events During and After The COVID-19 Pandemic. </w:t>
       </w:r>
       <w:r>
         <w:rPr>
@@ -15217,6 +15944,7 @@
           <w:shd w:val="clear" w:color="auto" w:fill="FFFFFF"/>
           <w:lang w:val="en-CA"/>
         </w:rPr>
+        <w:lastRenderedPageBreak/>
         <w:t>Huynh, A. C.</w:t>
       </w:r>
       <w:r>
@@ -15296,14 +16024,55 @@
         <w:rPr>
           <w:lang w:val="en-CA"/>
         </w:rPr>
-        <w:t xml:space="preserve">Ko, A., Pick, C., Kwon, J. Y., Barlev, M., Krems, J. A., Varnum, M. E. W., Neel, R., Peysha, M., Boonyasiriwat, W., Brandstätter, E., Vasquez, J. E. C., Galindo, O., Pereira de Felipe, R., Crispim, A. C., Fetvadjiev, V. H., Fischer, R., Karl, J., David, D., Galdi, S., Gomez-Jacinto, L., </w:t>
+        <w:t xml:space="preserve">Ko, A., Pick, C., Kwon, J. Y., Barlev, M., Krems, J. A., Varnum, M. E. W., Neel, R., </w:t>
+      </w:r>
+      <w:proofErr w:type="spellStart"/>
+      <w:r>
+        <w:rPr>
+          <w:lang w:val="en-CA"/>
+        </w:rPr>
+        <w:t>Peysha</w:t>
+      </w:r>
+      <w:proofErr w:type="spellEnd"/>
+      <w:r>
+        <w:rPr>
+          <w:lang w:val="en-CA"/>
+        </w:rPr>
+        <w:t xml:space="preserve">, M., </w:t>
+      </w:r>
+      <w:proofErr w:type="spellStart"/>
+      <w:r>
+        <w:rPr>
+          <w:lang w:val="en-CA"/>
+        </w:rPr>
+        <w:t>Boonyasiriwat</w:t>
+      </w:r>
+      <w:proofErr w:type="spellEnd"/>
+      <w:r>
+        <w:rPr>
+          <w:lang w:val="en-CA"/>
+        </w:rPr>
+        <w:t xml:space="preserve">, W., </w:t>
+      </w:r>
+      <w:proofErr w:type="spellStart"/>
+      <w:r>
+        <w:rPr>
+          <w:lang w:val="en-CA"/>
+        </w:rPr>
+        <w:t>Brandstätter</w:t>
+      </w:r>
+      <w:proofErr w:type="spellEnd"/>
+      <w:r>
+        <w:rPr>
+          <w:lang w:val="en-CA"/>
+        </w:rPr>
+        <w:t xml:space="preserve">, E., Vasquez, J. E. C., Galindo, O., Pereira de Felipe, R., Crispim, A. C., Fetvadjiev, V. H., Fischer, R., Karl, J., David, D., Galdi, S., Gomez-Jacinto, L., </w:t>
       </w:r>
       <w:r>
         <w:rPr>
           <w:b/>
           <w:lang w:val="en-CA"/>
         </w:rPr>
-        <w:lastRenderedPageBreak/>
         <w:t>Grossmann, I</w:t>
       </w:r>
       <w:r>
@@ -15563,28 +16332,48 @@
         </w:rPr>
         <w:t xml:space="preserve">., </w:t>
       </w:r>
+      <w:proofErr w:type="spellStart"/>
       <w:r>
         <w:rPr>
           <w:rFonts w:eastAsia="Calibri"/>
           <w:u w:val="single"/>
           <w:lang w:val="en-CA" w:eastAsia="en-US"/>
         </w:rPr>
-        <w:t>Klackl, J</w:t>
-      </w:r>
-      <w:r>
-        <w:rPr>
-          <w:rFonts w:eastAsia="Calibri"/>
-          <w:lang w:val="en-CA" w:eastAsia="en-US"/>
-        </w:rPr>
-        <w:t xml:space="preserve">., </w:t>
-      </w:r>
+        <w:t>Klackl</w:t>
+      </w:r>
+      <w:proofErr w:type="spellEnd"/>
       <w:r>
         <w:rPr>
           <w:rFonts w:eastAsia="Calibri"/>
           <w:u w:val="single"/>
           <w:lang w:val="en-CA" w:eastAsia="en-US"/>
         </w:rPr>
-        <w:t>Agroskin, D</w:t>
+        <w:t>, J</w:t>
+      </w:r>
+      <w:r>
+        <w:rPr>
+          <w:rFonts w:eastAsia="Calibri"/>
+          <w:lang w:val="en-CA" w:eastAsia="en-US"/>
+        </w:rPr>
+        <w:t xml:space="preserve">., </w:t>
+      </w:r>
+      <w:proofErr w:type="spellStart"/>
+      <w:r>
+        <w:rPr>
+          <w:rFonts w:eastAsia="Calibri"/>
+          <w:u w:val="single"/>
+          <w:lang w:val="en-CA" w:eastAsia="en-US"/>
+        </w:rPr>
+        <w:t>Agroskin</w:t>
+      </w:r>
+      <w:proofErr w:type="spellEnd"/>
+      <w:r>
+        <w:rPr>
+          <w:rFonts w:eastAsia="Calibri"/>
+          <w:u w:val="single"/>
+          <w:lang w:val="en-CA" w:eastAsia="en-US"/>
+        </w:rPr>
+        <w:t>, D</w:t>
       </w:r>
       <w:r>
         <w:rPr>
@@ -15623,13 +16412,23 @@
         </w:rPr>
         <w:t xml:space="preserve">., </w:t>
       </w:r>
+      <w:proofErr w:type="spellStart"/>
       <w:r>
         <w:rPr>
           <w:rFonts w:eastAsia="Calibri"/>
           <w:u w:val="single"/>
           <w:lang w:val="en-CA" w:eastAsia="en-US"/>
         </w:rPr>
-        <w:t>Bezdenezhnykh, B</w:t>
+        <w:t>Bezdenezhnykh</w:t>
+      </w:r>
+      <w:proofErr w:type="spellEnd"/>
+      <w:r>
+        <w:rPr>
+          <w:rFonts w:eastAsia="Calibri"/>
+          <w:u w:val="single"/>
+          <w:lang w:val="en-CA" w:eastAsia="en-US"/>
+        </w:rPr>
+        <w:t>, B</w:t>
       </w:r>
       <w:r>
         <w:rPr>
@@ -15844,7 +16643,25 @@
           <w:shd w:val="clear" w:color="auto" w:fill="FFFFFF"/>
           <w:lang w:val="en-CA"/>
         </w:rPr>
-        <w:t xml:space="preserve">(2019). Wise reasoning benefits from emodiversity, irrespective of emotional intensity. </w:t>
+        <w:t xml:space="preserve">(2019). Wise reasoning benefits from </w:t>
+      </w:r>
+      <w:proofErr w:type="spellStart"/>
+      <w:r>
+        <w:rPr>
+          <w:color w:val="000000"/>
+          <w:shd w:val="clear" w:color="auto" w:fill="FFFFFF"/>
+          <w:lang w:val="en-CA"/>
+        </w:rPr>
+        <w:t>emodiversity</w:t>
+      </w:r>
+      <w:proofErr w:type="spellEnd"/>
+      <w:r>
+        <w:rPr>
+          <w:color w:val="000000"/>
+          <w:shd w:val="clear" w:color="auto" w:fill="FFFFFF"/>
+          <w:lang w:val="en-CA"/>
+        </w:rPr>
+        <w:t xml:space="preserve">, irrespective of emotional intensity. </w:t>
       </w:r>
       <w:r>
         <w:rPr>
@@ -15990,7 +16807,43 @@
           <w:shd w:val="clear" w:color="auto" w:fill="FFFFFF"/>
           <w:lang w:val="en-CA"/>
         </w:rPr>
-        <w:t xml:space="preserve">(2019). The wealth→life history→innovation account of the Industrial Revolution is largely inconsistent with empirical time series data. </w:t>
+        <w:t xml:space="preserve">(2019). The </w:t>
+      </w:r>
+      <w:proofErr w:type="spellStart"/>
+      <w:r>
+        <w:rPr>
+          <w:color w:val="000000"/>
+          <w:shd w:val="clear" w:color="auto" w:fill="FFFFFF"/>
+          <w:lang w:val="en-CA"/>
+        </w:rPr>
+        <w:t>wealth→life</w:t>
+      </w:r>
+      <w:proofErr w:type="spellEnd"/>
+      <w:r>
+        <w:rPr>
+          <w:color w:val="000000"/>
+          <w:shd w:val="clear" w:color="auto" w:fill="FFFFFF"/>
+          <w:lang w:val="en-CA"/>
+        </w:rPr>
+        <w:t xml:space="preserve"> </w:t>
+      </w:r>
+      <w:proofErr w:type="spellStart"/>
+      <w:r>
+        <w:rPr>
+          <w:color w:val="000000"/>
+          <w:shd w:val="clear" w:color="auto" w:fill="FFFFFF"/>
+          <w:lang w:val="en-CA"/>
+        </w:rPr>
+        <w:t>history→innovation</w:t>
+      </w:r>
+      <w:proofErr w:type="spellEnd"/>
+      <w:r>
+        <w:rPr>
+          <w:color w:val="000000"/>
+          <w:shd w:val="clear" w:color="auto" w:fill="FFFFFF"/>
+          <w:lang w:val="en-CA"/>
+        </w:rPr>
+        <w:t xml:space="preserve"> account of the Industrial Revolution is largely inconsistent with empirical time series data. </w:t>
       </w:r>
       <w:r>
         <w:rPr>
@@ -16173,7 +17026,23 @@
           <w:rFonts w:eastAsia="Calibri"/>
           <w:lang w:val="en-CA" w:eastAsia="en-US"/>
         </w:rPr>
-        <w:t xml:space="preserve">., Cicara, M., </w:t>
+        <w:t xml:space="preserve">., </w:t>
+      </w:r>
+      <w:proofErr w:type="spellStart"/>
+      <w:r>
+        <w:rPr>
+          <w:rFonts w:eastAsia="Calibri"/>
+          <w:lang w:val="en-CA" w:eastAsia="en-US"/>
+        </w:rPr>
+        <w:t>Cicara</w:t>
+      </w:r>
+      <w:proofErr w:type="spellEnd"/>
+      <w:r>
+        <w:rPr>
+          <w:rFonts w:eastAsia="Calibri"/>
+          <w:lang w:val="en-CA" w:eastAsia="en-US"/>
+        </w:rPr>
+        <w:t xml:space="preserve">, M., </w:t>
       </w:r>
       <w:r>
         <w:rPr>
@@ -16198,12 +17067,21 @@
         </w:rPr>
         <w:t xml:space="preserve"> </w:t>
       </w:r>
+      <w:proofErr w:type="spellStart"/>
       <w:r>
         <w:rPr>
           <w:rFonts w:eastAsia="Calibri"/>
           <w:lang w:val="en-CA" w:eastAsia="en-US"/>
         </w:rPr>
-        <w:t>Schegel, R. (</w:t>
+        <w:t>Schegel</w:t>
+      </w:r>
+      <w:proofErr w:type="spellEnd"/>
+      <w:r>
+        <w:rPr>
+          <w:rFonts w:eastAsia="Calibri"/>
+          <w:lang w:val="en-CA" w:eastAsia="en-US"/>
+        </w:rPr>
+        <w:t>, R. (</w:t>
       </w:r>
       <w:r>
         <w:rPr>
@@ -16599,12 +17477,21 @@
         </w:rPr>
         <w:t xml:space="preserve"> </w:t>
       </w:r>
+      <w:proofErr w:type="spellStart"/>
       <w:r>
         <w:rPr>
           <w:u w:val="single"/>
           <w:lang w:val="en-CA"/>
         </w:rPr>
-        <w:t>Jowhari, N.</w:t>
+        <w:t>Jowhari</w:t>
+      </w:r>
+      <w:proofErr w:type="spellEnd"/>
+      <w:r>
+        <w:rPr>
+          <w:u w:val="single"/>
+          <w:lang w:val="en-CA"/>
+        </w:rPr>
+        <w:t>, N.</w:t>
       </w:r>
       <w:r>
         <w:rPr>
@@ -16647,7 +17534,49 @@
         <w:rPr>
           <w:lang w:val="en-CA"/>
         </w:rPr>
-        <w:t xml:space="preserve">Leckelt, M., Wetzel, E., Gerlach, T. M., Ackerman, R. A., Miller, J. D., Chopik, W. J., Penke, L., Geukes, K., Kuefner, A. C.P., Hutteman, R., Richter, D., Renner, K., Allroggen, M., Brecheen, C., Campbell, W. K., </w:t>
+        <w:t xml:space="preserve">Leckelt, M., Wetzel, E., Gerlach, T. M., Ackerman, R. A., Miller, J. D., Chopik, W. J., Penke, L., </w:t>
+      </w:r>
+      <w:proofErr w:type="spellStart"/>
+      <w:r>
+        <w:rPr>
+          <w:lang w:val="en-CA"/>
+        </w:rPr>
+        <w:t>Geukes</w:t>
+      </w:r>
+      <w:proofErr w:type="spellEnd"/>
+      <w:r>
+        <w:rPr>
+          <w:lang w:val="en-CA"/>
+        </w:rPr>
+        <w:t xml:space="preserve">, K., Kuefner, A. C.P., </w:t>
+      </w:r>
+      <w:proofErr w:type="spellStart"/>
+      <w:r>
+        <w:rPr>
+          <w:lang w:val="en-CA"/>
+        </w:rPr>
+        <w:t>Hutteman</w:t>
+      </w:r>
+      <w:proofErr w:type="spellEnd"/>
+      <w:r>
+        <w:rPr>
+          <w:lang w:val="en-CA"/>
+        </w:rPr>
+        <w:t xml:space="preserve">, R., Richter, D., Renner, K., </w:t>
+      </w:r>
+      <w:proofErr w:type="spellStart"/>
+      <w:r>
+        <w:rPr>
+          <w:lang w:val="en-CA"/>
+        </w:rPr>
+        <w:t>Allroggen</w:t>
+      </w:r>
+      <w:proofErr w:type="spellEnd"/>
+      <w:r>
+        <w:rPr>
+          <w:lang w:val="en-CA"/>
+        </w:rPr>
+        <w:t xml:space="preserve">, M., Brecheen, C., Campbell, W. K., </w:t>
       </w:r>
       <w:r>
         <w:rPr>
@@ -16666,7 +17595,14 @@
         <w:rPr>
           <w:lang w:val="en-CA"/>
         </w:rPr>
-        <w:t xml:space="preserve">Validation of the Narcissistic Admiration and Rivalry Questionnaire short scale (NARQ-S) in convenience and representative samples. </w:t>
+        <w:t xml:space="preserve">Validation of the Narcissistic </w:t>
+      </w:r>
+      <w:r>
+        <w:rPr>
+          <w:lang w:val="en-CA"/>
+        </w:rPr>
+        <w:lastRenderedPageBreak/>
+        <w:t xml:space="preserve">Admiration and Rivalry Questionnaire short scale (NARQ-S) in convenience and representative samples. </w:t>
       </w:r>
       <w:r>
         <w:rPr>
@@ -16810,7 +17746,21 @@
         <w:rPr>
           <w:lang w:val="en-CA"/>
         </w:rPr>
-        <w:t xml:space="preserve"> (McPhetres, 2019)</w:t>
+        <w:t xml:space="preserve"> (</w:t>
+      </w:r>
+      <w:proofErr w:type="spellStart"/>
+      <w:r>
+        <w:rPr>
+          <w:lang w:val="en-CA"/>
+        </w:rPr>
+        <w:t>McPhetres</w:t>
+      </w:r>
+      <w:proofErr w:type="spellEnd"/>
+      <w:r>
+        <w:rPr>
+          <w:lang w:val="en-CA"/>
+        </w:rPr>
+        <w:t>, 2019)</w:t>
       </w:r>
     </w:p>
     <w:p>
@@ -16827,7 +17777,6 @@
         <w:rPr>
           <w:lang w:val="en-CA"/>
         </w:rPr>
-        <w:lastRenderedPageBreak/>
         <w:t>+</w:t>
       </w:r>
       <w:r>
@@ -16866,7 +17815,23 @@
           <w:rFonts w:eastAsia="Calibri"/>
           <w:lang w:val="en-CA" w:eastAsia="en-US"/>
         </w:rPr>
-        <w:t xml:space="preserve">De Freitas, J., Cicara, M., </w:t>
+        <w:t xml:space="preserve">De Freitas, J., </w:t>
+      </w:r>
+      <w:proofErr w:type="spellStart"/>
+      <w:r>
+        <w:rPr>
+          <w:rFonts w:eastAsia="Calibri"/>
+          <w:lang w:val="en-CA" w:eastAsia="en-US"/>
+        </w:rPr>
+        <w:t>Cicara</w:t>
+      </w:r>
+      <w:proofErr w:type="spellEnd"/>
+      <w:r>
+        <w:rPr>
+          <w:rFonts w:eastAsia="Calibri"/>
+          <w:lang w:val="en-CA" w:eastAsia="en-US"/>
+        </w:rPr>
+        <w:t xml:space="preserve">, M., </w:t>
       </w:r>
       <w:r>
         <w:rPr>
@@ -16891,12 +17856,21 @@
         </w:rPr>
         <w:t xml:space="preserve"> </w:t>
       </w:r>
+      <w:proofErr w:type="spellStart"/>
       <w:r>
         <w:rPr>
           <w:rFonts w:eastAsia="Calibri"/>
           <w:lang w:val="en-CA" w:eastAsia="en-US"/>
         </w:rPr>
-        <w:t xml:space="preserve">Schegel, R. (2017). Origins of the belief in Good True Selves. </w:t>
+        <w:t>Schegel</w:t>
+      </w:r>
+      <w:proofErr w:type="spellEnd"/>
+      <w:r>
+        <w:rPr>
+          <w:rFonts w:eastAsia="Calibri"/>
+          <w:lang w:val="en-CA" w:eastAsia="en-US"/>
+        </w:rPr>
+        <w:t xml:space="preserve">, R. (2017). Origins of the belief in Good True Selves. </w:t>
       </w:r>
       <w:r>
         <w:rPr>
@@ -17283,7 +18257,23 @@
           <w:rFonts w:eastAsia="Calibri"/>
           <w:lang w:val="en-CA" w:eastAsia="en-US"/>
         </w:rPr>
-        <w:t xml:space="preserve">Divergent life histories and other ecological adaptations: Examples of social class differences in attention, cognition, and attunement to others. </w:t>
+        <w:t xml:space="preserve">Divergent life histories and other ecological adaptations: Examples of social class differences in attention, cognition, and </w:t>
+      </w:r>
+      <w:proofErr w:type="spellStart"/>
+      <w:r>
+        <w:rPr>
+          <w:rFonts w:eastAsia="Calibri"/>
+          <w:lang w:val="en-CA" w:eastAsia="en-US"/>
+        </w:rPr>
+        <w:t>attunement</w:t>
+      </w:r>
+      <w:proofErr w:type="spellEnd"/>
+      <w:r>
+        <w:rPr>
+          <w:rFonts w:eastAsia="Calibri"/>
+          <w:lang w:val="en-CA" w:eastAsia="en-US"/>
+        </w:rPr>
+        <w:t xml:space="preserve"> to others. </w:t>
       </w:r>
       <w:r>
         <w:rPr>
@@ -18147,6 +19137,7 @@
           <w:u w:val="single"/>
           <w:lang w:val="en-CA"/>
         </w:rPr>
+        <w:lastRenderedPageBreak/>
         <w:t>Huynh, A. C.</w:t>
       </w:r>
       <w:r>
@@ -18299,7 +19290,21 @@
         <w:rPr>
           <w:lang w:val="en-CA"/>
         </w:rPr>
-        <w:t xml:space="preserve">Ford, B. Q., Dmitrieva, J. O., Heller, D., Chentsova-Dutton, Y., </w:t>
+        <w:t xml:space="preserve">Ford, B. Q., Dmitrieva, J. O., Heller, D., </w:t>
+      </w:r>
+      <w:proofErr w:type="spellStart"/>
+      <w:r>
+        <w:rPr>
+          <w:lang w:val="en-CA"/>
+        </w:rPr>
+        <w:t>Chentsova</w:t>
+      </w:r>
+      <w:proofErr w:type="spellEnd"/>
+      <w:r>
+        <w:rPr>
+          <w:lang w:val="en-CA"/>
+        </w:rPr>
+        <w:t xml:space="preserve">-Dutton, Y., </w:t>
       </w:r>
       <w:r>
         <w:rPr>
@@ -18324,14 +19329,7 @@
         <w:rPr>
           <w:lang w:val="en-CA"/>
         </w:rPr>
-        <w:t xml:space="preserve">). Culture shapes </w:t>
-      </w:r>
-      <w:r>
-        <w:rPr>
-          <w:lang w:val="en-CA"/>
-        </w:rPr>
-        <w:lastRenderedPageBreak/>
-        <w:t>whether the pursuit of happiness predicts higher or lower well-being. </w:t>
+        <w:t>). Culture shapes whether the pursuit of happiness predicts higher or lower well-being. </w:t>
       </w:r>
       <w:r>
         <w:rPr>
@@ -18677,7 +19675,21 @@
         <w:rPr>
           <w:lang w:val="en-CA"/>
         </w:rPr>
-        <w:t xml:space="preserve">It pays to be nice, but not really nice: Asymmetric reputations from prosociality across 7 countries. </w:t>
+        <w:t xml:space="preserve">It pays to be nice, but not really nice: Asymmetric reputations from </w:t>
+      </w:r>
+      <w:proofErr w:type="spellStart"/>
+      <w:r>
+        <w:rPr>
+          <w:lang w:val="en-CA"/>
+        </w:rPr>
+        <w:t>prosociality</w:t>
+      </w:r>
+      <w:proofErr w:type="spellEnd"/>
+      <w:r>
+        <w:rPr>
+          <w:lang w:val="en-CA"/>
+        </w:rPr>
+        <w:t xml:space="preserve"> across 7 countries. </w:t>
       </w:r>
       <w:r>
         <w:rPr>
@@ -18851,13 +19863,21 @@
           <w:iCs/>
           <w:lang w:val="en-CA"/>
         </w:rPr>
-        <w:t>-up for the Neuro</w:t>
-      </w:r>
+        <w:t xml:space="preserve">-up for the </w:t>
+      </w:r>
+      <w:proofErr w:type="spellStart"/>
       <w:r>
         <w:rPr>
           <w:iCs/>
           <w:lang w:val="en-CA"/>
         </w:rPr>
+        <w:t>Neuro</w:t>
+      </w:r>
+      <w:r>
+        <w:rPr>
+          <w:iCs/>
+          <w:lang w:val="en-CA"/>
+        </w:rPr>
         <w:t>L</w:t>
       </w:r>
       <w:r>
@@ -18865,7 +19885,15 @@
           <w:iCs/>
           <w:lang w:val="en-CA"/>
         </w:rPr>
-        <w:t>eadership Award (2015)</w:t>
+        <w:t>eadership</w:t>
+      </w:r>
+      <w:proofErr w:type="spellEnd"/>
+      <w:r>
+        <w:rPr>
+          <w:iCs/>
+          <w:lang w:val="en-CA"/>
+        </w:rPr>
+        <w:t xml:space="preserve"> Award (2015)</w:t>
       </w:r>
       <w:r>
         <w:rPr>
@@ -20077,6 +21105,7 @@
           <w:b/>
           <w:lang w:val="en-CA"/>
         </w:rPr>
+        <w:lastRenderedPageBreak/>
         <w:t>Grossmann, I.</w:t>
       </w:r>
       <w:r>
@@ -20371,7 +21400,6 @@
           <w:b/>
           <w:lang w:val="sv-SE"/>
         </w:rPr>
-        <w:lastRenderedPageBreak/>
         <w:t>Grossmann, I.</w:t>
       </w:r>
       <w:r>
@@ -20726,7 +21754,21 @@
         <w:rPr>
           <w:lang w:val="en-CA"/>
         </w:rPr>
-        <w:t xml:space="preserve">, Katunar, D., Nisbett, R.E., &amp; Kitayama, S. (2008). Holism in a European </w:t>
+        <w:t xml:space="preserve">, </w:t>
+      </w:r>
+      <w:proofErr w:type="spellStart"/>
+      <w:r>
+        <w:rPr>
+          <w:lang w:val="en-CA"/>
+        </w:rPr>
+        <w:t>Katunar</w:t>
+      </w:r>
+      <w:proofErr w:type="spellEnd"/>
+      <w:r>
+        <w:rPr>
+          <w:lang w:val="en-CA"/>
+        </w:rPr>
+        <w:t xml:space="preserve">, D., Nisbett, R.E., &amp; Kitayama, S. (2008). Holism in a European </w:t>
       </w:r>
       <w:r>
         <w:rPr>
@@ -21312,7 +22354,21 @@
         <w:rPr>
           <w:lang w:val="en-CA"/>
         </w:rPr>
-        <w:t xml:space="preserve">). Evidence-based training of wisdom in business and management: Use of scientific insights about malleability of practical wisdom for rigorous interventions. In B. Schwartz, C. Bernacchio, C. González-Cantón &amp; A. Robson (Eds.), </w:t>
+        <w:t>). Evidence-based training of wisdom in business and management: Use of scientific insights about malleability of practical wisdom for rigorous interventions. In B. Schwartz, C. Bernacchio, C. González-</w:t>
+      </w:r>
+      <w:proofErr w:type="spellStart"/>
+      <w:r>
+        <w:rPr>
+          <w:lang w:val="en-CA"/>
+        </w:rPr>
+        <w:t>Cantón</w:t>
+      </w:r>
+      <w:proofErr w:type="spellEnd"/>
+      <w:r>
+        <w:rPr>
+          <w:lang w:val="en-CA"/>
+        </w:rPr>
+        <w:t xml:space="preserve"> &amp; A. Robson (Eds.), </w:t>
       </w:r>
       <w:r>
         <w:rPr>
@@ -21484,7 +22540,21 @@
         <w:rPr>
           <w:lang w:val="en-CA"/>
         </w:rPr>
-        <w:t xml:space="preserve">Culture, cognition and cultural change in social class. In W. H. Brekhus &amp; G. Ingatow (Eds.), </w:t>
+        <w:t xml:space="preserve">Culture, cognition and cultural change in social class. In W. H. Brekhus &amp; G. </w:t>
+      </w:r>
+      <w:proofErr w:type="spellStart"/>
+      <w:r>
+        <w:rPr>
+          <w:lang w:val="en-CA"/>
+        </w:rPr>
+        <w:t>Ingatow</w:t>
+      </w:r>
+      <w:proofErr w:type="spellEnd"/>
+      <w:r>
+        <w:rPr>
+          <w:lang w:val="en-CA"/>
+        </w:rPr>
+        <w:t xml:space="preserve"> (Eds.), </w:t>
       </w:r>
       <w:r>
         <w:rPr>
@@ -21654,6 +22724,7 @@
           <w:b/>
           <w:lang w:val="en-CA"/>
         </w:rPr>
+        <w:lastRenderedPageBreak/>
         <w:t>Grossmann, I.</w:t>
       </w:r>
       <w:r>
@@ -21804,7 +22875,6 @@
           <w:b/>
           <w:lang w:val="en-CA"/>
         </w:rPr>
-        <w:lastRenderedPageBreak/>
         <w:t>Grossmann, I</w:t>
       </w:r>
       <w:r>
@@ -21995,7 +23065,21 @@
         <w:rPr>
           <w:lang w:val="en-CA"/>
         </w:rPr>
-        <w:t xml:space="preserve"> (2018). The role of culture in understanding and evaluating emotional intelligence. In K. V. Keefer, J. D. Parker, &amp; D. H. Saklofske (Eds.). </w:t>
+        <w:t xml:space="preserve"> (2018). The role of culture in understanding and evaluating emotional intelligence. In K. V. Keefer, J. D. Parker, &amp; D. H. </w:t>
+      </w:r>
+      <w:proofErr w:type="spellStart"/>
+      <w:r>
+        <w:rPr>
+          <w:lang w:val="en-CA"/>
+        </w:rPr>
+        <w:t>Saklofske</w:t>
+      </w:r>
+      <w:proofErr w:type="spellEnd"/>
+      <w:r>
+        <w:rPr>
+          <w:lang w:val="en-CA"/>
+        </w:rPr>
+        <w:t xml:space="preserve"> (Eds.). </w:t>
       </w:r>
       <w:r>
         <w:rPr>
@@ -22906,7 +23990,21 @@
               <w:rPr>
                 <w:lang w:val="en-CA"/>
               </w:rPr>
-              <w:t>Jnana Prabodhini Social Science Study Centre, Pune, India</w:t>
+              <w:t xml:space="preserve">Jnana </w:t>
+            </w:r>
+            <w:proofErr w:type="spellStart"/>
+            <w:r>
+              <w:rPr>
+                <w:lang w:val="en-CA"/>
+              </w:rPr>
+              <w:t>Prabodhini</w:t>
+            </w:r>
+            <w:proofErr w:type="spellEnd"/>
+            <w:r>
+              <w:rPr>
+                <w:lang w:val="en-CA"/>
+              </w:rPr>
+              <w:t xml:space="preserve"> Social Science Study Centre, Pune, India</w:t>
             </w:r>
           </w:p>
         </w:tc>
@@ -22955,7 +24053,21 @@
               <w:rPr>
                 <w:lang w:val="en-CA"/>
               </w:rPr>
-              <w:t>IIT Bombay, Department of Humanities &amp; Social Sciences,Mumbai, India</w:t>
+              <w:t xml:space="preserve">IIT Bombay, Department of Humanities &amp; Social </w:t>
+            </w:r>
+            <w:proofErr w:type="spellStart"/>
+            <w:r>
+              <w:rPr>
+                <w:lang w:val="en-CA"/>
+              </w:rPr>
+              <w:t>Sciences,Mumbai</w:t>
+            </w:r>
+            <w:proofErr w:type="spellEnd"/>
+            <w:r>
+              <w:rPr>
+                <w:lang w:val="en-CA"/>
+              </w:rPr>
+              <w:t>, India</w:t>
             </w:r>
           </w:p>
         </w:tc>
@@ -23061,11 +24173,19 @@
                 <w:lang w:val="en-CA"/>
               </w:rPr>
             </w:pPr>
-            <w:r>
-              <w:rPr>
-                <w:lang w:val="en-CA"/>
-              </w:rPr>
-              <w:t xml:space="preserve">TUDelft, </w:t>
+            <w:proofErr w:type="spellStart"/>
+            <w:r>
+              <w:rPr>
+                <w:lang w:val="en-CA"/>
+              </w:rPr>
+              <w:t>TUDelft</w:t>
+            </w:r>
+            <w:proofErr w:type="spellEnd"/>
+            <w:r>
+              <w:rPr>
+                <w:lang w:val="en-CA"/>
+              </w:rPr>
+              <w:t xml:space="preserve">, </w:t>
             </w:r>
             <w:r>
               <w:rPr>
@@ -23221,6 +24341,7 @@
                 <w:bCs/>
                 <w:lang w:val="en-CA"/>
               </w:rPr>
+              <w:lastRenderedPageBreak/>
               <w:t>12/2025</w:t>
             </w:r>
           </w:p>
@@ -23499,7 +24620,6 @@
                 <w:bCs/>
                 <w:lang w:val="en-US"/>
               </w:rPr>
-              <w:lastRenderedPageBreak/>
               <w:t>06/2025</w:t>
             </w:r>
           </w:p>
@@ -23944,11 +25064,47 @@
                 <w:lang w:val="en-CA"/>
               </w:rPr>
             </w:pPr>
-            <w:r>
-              <w:rPr>
-                <w:lang w:val="en-CA"/>
-              </w:rPr>
-              <w:t>Iscte – Instituto Universitário de Lisboa, SocioDigital Lab for Public Policy</w:t>
+            <w:proofErr w:type="spellStart"/>
+            <w:r>
+              <w:rPr>
+                <w:lang w:val="en-CA"/>
+              </w:rPr>
+              <w:t>Iscte</w:t>
+            </w:r>
+            <w:proofErr w:type="spellEnd"/>
+            <w:r>
+              <w:rPr>
+                <w:lang w:val="en-CA"/>
+              </w:rPr>
+              <w:t xml:space="preserve"> – Instituto </w:t>
+            </w:r>
+            <w:proofErr w:type="spellStart"/>
+            <w:r>
+              <w:rPr>
+                <w:lang w:val="en-CA"/>
+              </w:rPr>
+              <w:t>Universitário</w:t>
+            </w:r>
+            <w:proofErr w:type="spellEnd"/>
+            <w:r>
+              <w:rPr>
+                <w:lang w:val="en-CA"/>
+              </w:rPr>
+              <w:t xml:space="preserve"> de Lisboa, </w:t>
+            </w:r>
+            <w:proofErr w:type="spellStart"/>
+            <w:r>
+              <w:rPr>
+                <w:lang w:val="en-CA"/>
+              </w:rPr>
+              <w:t>SocioDigital</w:t>
+            </w:r>
+            <w:proofErr w:type="spellEnd"/>
+            <w:r>
+              <w:rPr>
+                <w:lang w:val="en-CA"/>
+              </w:rPr>
+              <w:t xml:space="preserve"> Lab for Public Policy</w:t>
             </w:r>
           </w:p>
         </w:tc>
@@ -24054,11 +25210,33 @@
               </w:rPr>
               <w:t xml:space="preserve">), </w:t>
             </w:r>
-            <w:r>
-              <w:rPr>
-                <w:lang w:val="en-CA"/>
-              </w:rPr>
-              <w:t xml:space="preserve">EQuity &amp; EQuality Using AI and Learning </w:t>
+            <w:proofErr w:type="spellStart"/>
+            <w:r>
+              <w:rPr>
+                <w:lang w:val="en-CA"/>
+              </w:rPr>
+              <w:t>EQuity</w:t>
+            </w:r>
+            <w:proofErr w:type="spellEnd"/>
+            <w:r>
+              <w:rPr>
+                <w:lang w:val="en-CA"/>
+              </w:rPr>
+              <w:t xml:space="preserve"> &amp; </w:t>
+            </w:r>
+            <w:proofErr w:type="spellStart"/>
+            <w:r>
+              <w:rPr>
+                <w:lang w:val="en-CA"/>
+              </w:rPr>
+              <w:t>EQuality</w:t>
+            </w:r>
+            <w:proofErr w:type="spellEnd"/>
+            <w:r>
+              <w:rPr>
+                <w:lang w:val="en-CA"/>
+              </w:rPr>
+              <w:t xml:space="preserve"> Using AI and Learning </w:t>
             </w:r>
             <w:r>
               <w:rPr>
@@ -24358,7 +25536,21 @@
               <w:rPr>
                 <w:lang w:val="en-CA"/>
               </w:rPr>
-              <w:t xml:space="preserve">MIT FutureTech, </w:t>
+              <w:t xml:space="preserve">MIT </w:t>
+            </w:r>
+            <w:proofErr w:type="spellStart"/>
+            <w:r>
+              <w:rPr>
+                <w:lang w:val="en-CA"/>
+              </w:rPr>
+              <w:t>FutureTech</w:t>
+            </w:r>
+            <w:proofErr w:type="spellEnd"/>
+            <w:r>
+              <w:rPr>
+                <w:lang w:val="en-CA"/>
+              </w:rPr>
+              <w:t xml:space="preserve">, </w:t>
             </w:r>
             <w:r>
               <w:rPr>
@@ -25421,6 +26613,7 @@
                 <w:bCs/>
                 <w:lang w:val="en-CA"/>
               </w:rPr>
+              <w:lastRenderedPageBreak/>
               <w:t>04/2022</w:t>
             </w:r>
           </w:p>
@@ -25580,7 +26773,63 @@
               <w:rPr>
                 <w:lang w:val="en-CA"/>
               </w:rPr>
-              <w:t>University of Granada, Spain, “Perspectivas del Máster en Neurociencia Cognitiva” Seminar</w:t>
+              <w:t>University of Granada, Spain, “</w:t>
+            </w:r>
+            <w:proofErr w:type="spellStart"/>
+            <w:r>
+              <w:rPr>
+                <w:lang w:val="en-CA"/>
+              </w:rPr>
+              <w:t>Perspectivas</w:t>
+            </w:r>
+            <w:proofErr w:type="spellEnd"/>
+            <w:r>
+              <w:rPr>
+                <w:lang w:val="en-CA"/>
+              </w:rPr>
+              <w:t xml:space="preserve"> del </w:t>
+            </w:r>
+            <w:proofErr w:type="spellStart"/>
+            <w:r>
+              <w:rPr>
+                <w:lang w:val="en-CA"/>
+              </w:rPr>
+              <w:t>Máster</w:t>
+            </w:r>
+            <w:proofErr w:type="spellEnd"/>
+            <w:r>
+              <w:rPr>
+                <w:lang w:val="en-CA"/>
+              </w:rPr>
+              <w:t xml:space="preserve"> </w:t>
+            </w:r>
+            <w:proofErr w:type="spellStart"/>
+            <w:r>
+              <w:rPr>
+                <w:lang w:val="en-CA"/>
+              </w:rPr>
+              <w:t>en</w:t>
+            </w:r>
+            <w:proofErr w:type="spellEnd"/>
+            <w:r>
+              <w:rPr>
+                <w:lang w:val="en-CA"/>
+              </w:rPr>
+              <w:t xml:space="preserve"> Neurociencia </w:t>
+            </w:r>
+            <w:proofErr w:type="spellStart"/>
+            <w:r>
+              <w:rPr>
+                <w:lang w:val="en-CA"/>
+              </w:rPr>
+              <w:t>Cognitiva</w:t>
+            </w:r>
+            <w:proofErr w:type="spellEnd"/>
+            <w:r>
+              <w:rPr>
+                <w:lang w:val="en-CA"/>
+              </w:rPr>
+              <w:t>” Seminar</w:t>
             </w:r>
           </w:p>
         </w:tc>
@@ -25605,7 +26854,6 @@
                 <w:bCs/>
                 <w:lang w:val="en-CA"/>
               </w:rPr>
-              <w:lastRenderedPageBreak/>
               <w:t>03/2022</w:t>
             </w:r>
           </w:p>
@@ -25998,6 +27246,7 @@
               </w:rPr>
             </w:pPr>
             <w:hyperlink r:id="rId51" w:history="1">
+              <w:proofErr w:type="spellStart"/>
               <w:r>
                 <w:rPr>
                   <w:rStyle w:val="Hyperlink"/>
@@ -26005,6 +27254,7 @@
                 </w:rPr>
                 <w:t>CanCOVID</w:t>
               </w:r>
+              <w:proofErr w:type="spellEnd"/>
             </w:hyperlink>
           </w:p>
         </w:tc>
@@ -27371,6 +28621,7 @@
               <w:rPr>
                 <w:lang w:val="en-CA"/>
               </w:rPr>
+              <w:lastRenderedPageBreak/>
               <w:t>06/2015</w:t>
             </w:r>
           </w:p>
@@ -27554,7 +28805,6 @@
               <w:rPr>
                 <w:lang w:val="en-CA"/>
               </w:rPr>
-              <w:lastRenderedPageBreak/>
               <w:t>05/2015</w:t>
             </w:r>
           </w:p>
@@ -27930,8 +29180,44 @@
               <w:rPr>
                 <w:lang w:val="en-CA"/>
               </w:rPr>
-              <w:t>University of Lausanne, CH, Programme Doctoral Romande en Psychologie</w:t>
-            </w:r>
+              <w:t xml:space="preserve">University of Lausanne, CH, Programme Doctoral </w:t>
+            </w:r>
+            <w:proofErr w:type="spellStart"/>
+            <w:r>
+              <w:rPr>
+                <w:lang w:val="en-CA"/>
+              </w:rPr>
+              <w:t>Romande</w:t>
+            </w:r>
+            <w:proofErr w:type="spellEnd"/>
+            <w:r>
+              <w:rPr>
+                <w:lang w:val="en-CA"/>
+              </w:rPr>
+              <w:t xml:space="preserve"> </w:t>
+            </w:r>
+            <w:proofErr w:type="spellStart"/>
+            <w:r>
+              <w:rPr>
+                <w:lang w:val="en-CA"/>
+              </w:rPr>
+              <w:t>en</w:t>
+            </w:r>
+            <w:proofErr w:type="spellEnd"/>
+            <w:r>
+              <w:rPr>
+                <w:lang w:val="en-CA"/>
+              </w:rPr>
+              <w:t xml:space="preserve"> </w:t>
+            </w:r>
+            <w:proofErr w:type="spellStart"/>
+            <w:r>
+              <w:rPr>
+                <w:lang w:val="en-CA"/>
+              </w:rPr>
+              <w:t>Psychologie</w:t>
+            </w:r>
+            <w:proofErr w:type="spellEnd"/>
           </w:p>
         </w:tc>
       </w:tr>
@@ -28603,7 +29889,14 @@
               <w:rPr>
                 <w:lang w:val="en-CA"/>
               </w:rPr>
-              <w:t>Transformation in a Time of Metacrisi</w:t>
+              <w:t xml:space="preserve">Transformation in a Time of </w:t>
+            </w:r>
+            <w:proofErr w:type="spellStart"/>
+            <w:r>
+              <w:rPr>
+                <w:lang w:val="en-CA"/>
+              </w:rPr>
+              <w:t>Metacrisi</w:t>
             </w:r>
             <w:r>
               <w:rPr>
@@ -28611,6 +29904,7 @@
               </w:rPr>
               <w:t>s</w:t>
             </w:r>
+            <w:proofErr w:type="spellEnd"/>
           </w:p>
         </w:tc>
       </w:tr>
@@ -28997,12 +30291,14 @@
               </w:rPr>
               <w:t xml:space="preserve">Invited Panelist for the debate on “The Viability of Using LLMs in Higher Education” conference, </w:t>
             </w:r>
+            <w:proofErr w:type="spellStart"/>
             <w:r>
               <w:rPr>
                 <w:lang w:val="en-CA"/>
               </w:rPr>
               <w:t>JeXed</w:t>
             </w:r>
+            <w:proofErr w:type="spellEnd"/>
             <w:r>
               <w:rPr>
                 <w:lang w:val="en-CA"/>
@@ -29180,6 +30476,7 @@
                 <w:bCs/>
                 <w:lang w:val="en-CA"/>
               </w:rPr>
+              <w:lastRenderedPageBreak/>
               <w:t>12/2023</w:t>
             </w:r>
           </w:p>
@@ -29247,7 +30544,6 @@
                 <w:bCs/>
                 <w:lang w:val="en-CA"/>
               </w:rPr>
-              <w:lastRenderedPageBreak/>
               <w:t>09/2023</w:t>
             </w:r>
           </w:p>
@@ -30137,7 +31433,21 @@
               <w:rPr>
                 <w:lang w:val="en-CA"/>
               </w:rPr>
-              <w:t xml:space="preserve"> on “Neuroethics, free will, and the self” </w:t>
+              <w:t xml:space="preserve"> on “</w:t>
+            </w:r>
+            <w:proofErr w:type="spellStart"/>
+            <w:r>
+              <w:rPr>
+                <w:lang w:val="en-CA"/>
+              </w:rPr>
+              <w:t>Neuroethics</w:t>
+            </w:r>
+            <w:proofErr w:type="spellEnd"/>
+            <w:r>
+              <w:rPr>
+                <w:lang w:val="en-CA"/>
+              </w:rPr>
+              <w:t xml:space="preserve">, free will, and the self” </w:t>
             </w:r>
           </w:p>
         </w:tc>
@@ -30451,6 +31761,7 @@
                 <w:bCs/>
                 <w:lang w:val="en-CA"/>
               </w:rPr>
+              <w:lastRenderedPageBreak/>
               <w:t>02/2021</w:t>
             </w:r>
           </w:p>
@@ -30497,7 +31808,6 @@
                 <w:bCs/>
                 <w:lang w:val="en-CA"/>
               </w:rPr>
-              <w:lastRenderedPageBreak/>
               <w:t>12/2020</w:t>
             </w:r>
           </w:p>
@@ -30680,7 +31990,39 @@
                 <w:bCs/>
                 <w:lang w:val="en-CA"/>
               </w:rPr>
-              <w:t>Invited workshop at the “Tabula Rasa: Neuroscienze e culture” conference of the Intercultura Foundation in Florence, Italy</w:t>
+              <w:t xml:space="preserve">Invited workshop at the “Tabula Rasa: </w:t>
+            </w:r>
+            <w:proofErr w:type="spellStart"/>
+            <w:r>
+              <w:rPr>
+                <w:bCs/>
+                <w:lang w:val="en-CA"/>
+              </w:rPr>
+              <w:t>Neuroscienze</w:t>
+            </w:r>
+            <w:proofErr w:type="spellEnd"/>
+            <w:r>
+              <w:rPr>
+                <w:bCs/>
+                <w:lang w:val="en-CA"/>
+              </w:rPr>
+              <w:t xml:space="preserve"> e culture” conference of the </w:t>
+            </w:r>
+            <w:proofErr w:type="spellStart"/>
+            <w:r>
+              <w:rPr>
+                <w:bCs/>
+                <w:lang w:val="en-CA"/>
+              </w:rPr>
+              <w:t>Intercultura</w:t>
+            </w:r>
+            <w:proofErr w:type="spellEnd"/>
+            <w:r>
+              <w:rPr>
+                <w:bCs/>
+                <w:lang w:val="en-CA"/>
+              </w:rPr>
+              <w:t xml:space="preserve"> Foundation in Florence, Italy</w:t>
             </w:r>
           </w:p>
         </w:tc>
@@ -31892,14 +33234,7 @@
         <w:rPr>
           <w:lang w:val="en-CA"/>
         </w:rPr>
-        <w:t xml:space="preserve"> Paper presented </w:t>
-      </w:r>
-      <w:r>
-        <w:rPr>
-          <w:lang w:val="en-CA"/>
-        </w:rPr>
-        <w:lastRenderedPageBreak/>
-        <w:t>in the symposium “</w:t>
+        <w:t xml:space="preserve"> Paper presented in the symposium “</w:t>
       </w:r>
       <w:r>
         <w:rPr>
@@ -32993,6 +34328,7 @@
           <w:lang w:val="en-CA"/>
         </w:rPr>
       </w:pPr>
+      <w:proofErr w:type="spellStart"/>
       <w:r>
         <w:rPr>
           <w:u w:val="single"/>
@@ -33000,6 +34336,7 @@
         </w:rPr>
         <w:t>Kachhiyapatel</w:t>
       </w:r>
+      <w:proofErr w:type="spellEnd"/>
       <w:r>
         <w:rPr>
           <w:u w:val="single"/>
@@ -33137,6 +34474,7 @@
           <w:lang w:val="en-CA"/>
         </w:rPr>
       </w:pPr>
+      <w:proofErr w:type="spellStart"/>
       <w:r>
         <w:rPr>
           <w:u w:val="single"/>
@@ -33144,6 +34482,7 @@
         </w:rPr>
         <w:t>Kachhiyapatel</w:t>
       </w:r>
+      <w:proofErr w:type="spellEnd"/>
       <w:r>
         <w:rPr>
           <w:u w:val="single"/>
@@ -33392,13 +34731,23 @@
         </w:rPr>
         <w:t xml:space="preserve">Amarasuriya, S. D., </w:t>
       </w:r>
+      <w:proofErr w:type="spellStart"/>
       <w:r>
         <w:rPr>
           <w:bCs/>
           <w:u w:val="single"/>
           <w:lang w:val="en-CA"/>
         </w:rPr>
-        <w:t>Dhammage, T</w:t>
+        <w:t>Dhammage</w:t>
+      </w:r>
+      <w:proofErr w:type="spellEnd"/>
+      <w:r>
+        <w:rPr>
+          <w:bCs/>
+          <w:u w:val="single"/>
+          <w:lang w:val="en-CA"/>
+        </w:rPr>
+        <w:t>, T</w:t>
       </w:r>
       <w:r>
         <w:rPr>
@@ -33813,12 +35162,21 @@
         </w:rPr>
         <w:t xml:space="preserve">). </w:t>
       </w:r>
-      <w:r>
-        <w:rPr>
-          <w:i/>
-          <w:lang w:val="en-CA"/>
-        </w:rPr>
-        <w:t>PANDexit - Predictions of post-pandemic cultural change</w:t>
+      <w:proofErr w:type="spellStart"/>
+      <w:r>
+        <w:rPr>
+          <w:i/>
+          <w:lang w:val="en-CA"/>
+        </w:rPr>
+        <w:t>PANDexit</w:t>
+      </w:r>
+      <w:proofErr w:type="spellEnd"/>
+      <w:r>
+        <w:rPr>
+          <w:i/>
+          <w:lang w:val="en-CA"/>
+        </w:rPr>
+        <w:t xml:space="preserve"> - Predictions of post-pandemic cultural change</w:t>
       </w:r>
       <w:r>
         <w:rPr>
@@ -33843,7 +35201,14 @@
         <w:rPr>
           <w:lang w:val="en-CA"/>
         </w:rPr>
-        <w:t>The Role of Personality and Cognition and Social Psychological Research Questions</w:t>
+        <w:t xml:space="preserve">The Role of Personality and Cognition and Social </w:t>
+      </w:r>
+      <w:r>
+        <w:rPr>
+          <w:lang w:val="en-CA"/>
+        </w:rPr>
+        <w:lastRenderedPageBreak/>
+        <w:t>Psychological Research Questions</w:t>
       </w:r>
       <w:r>
         <w:rPr>
@@ -33905,14 +35270,15 @@
           <w:lang w:val="en-CA"/>
         </w:rPr>
       </w:pPr>
+      <w:proofErr w:type="spellStart"/>
       <w:r>
         <w:rPr>
           <w:u w:val="single"/>
           <w:lang w:val="en-CA"/>
         </w:rPr>
-        <w:lastRenderedPageBreak/>
         <w:t>Kachhiyapatel</w:t>
       </w:r>
+      <w:proofErr w:type="spellEnd"/>
       <w:r>
         <w:rPr>
           <w:u w:val="single"/>
@@ -35378,6 +36744,7 @@
           <w:b/>
           <w:lang w:val="en-CA"/>
         </w:rPr>
+        <w:lastRenderedPageBreak/>
         <w:t>Grossmann, I.</w:t>
       </w:r>
       <w:r>
@@ -35385,22 +36752,30 @@
           <w:bCs/>
           <w:lang w:val="en-CA"/>
         </w:rPr>
-        <w:t xml:space="preserve"> (2021, November). World after COVID: Scientific forecasts, naïve reasoning, and societal change in the time of a pandemic. Paper presented in the symposium “(Re-)connecting </w:t>
+        <w:t xml:space="preserve"> (2021, November). World after COVID: Scientific forecasts, naïve reasoning, and societal change in the time of a pandemic. Paper presented in the symposium “(Re-)connecting Academia During a Sudden, Global Crisis” chaired by </w:t>
       </w:r>
       <w:r>
         <w:rPr>
           <w:bCs/>
           <w:lang w:val="en-CA"/>
         </w:rPr>
-        <w:lastRenderedPageBreak/>
-        <w:t xml:space="preserve">Academia During a Sudden, Global Crisis” chaired by </w:t>
-      </w:r>
+        <w:t xml:space="preserve">K. </w:t>
+      </w:r>
+      <w:proofErr w:type="spellStart"/>
       <w:r>
         <w:rPr>
           <w:bCs/>
           <w:lang w:val="en-CA"/>
         </w:rPr>
-        <w:t xml:space="preserve">K. Kastenhofer. </w:t>
+        <w:t>Kastenhofer</w:t>
+      </w:r>
+      <w:proofErr w:type="spellEnd"/>
+      <w:r>
+        <w:rPr>
+          <w:bCs/>
+          <w:lang w:val="en-CA"/>
+        </w:rPr>
+        <w:t xml:space="preserve">. </w:t>
       </w:r>
       <w:r>
         <w:rPr>
@@ -36214,7 +37589,21 @@
         <w:rPr>
           <w:lang w:val="en-CA"/>
         </w:rPr>
-        <w:t>A social perspective on (ir)rationality: Antecedents and consequences</w:t>
+        <w:t>A social perspective on (</w:t>
+      </w:r>
+      <w:proofErr w:type="spellStart"/>
+      <w:r>
+        <w:rPr>
+          <w:lang w:val="en-CA"/>
+        </w:rPr>
+        <w:t>ir</w:t>
+      </w:r>
+      <w:proofErr w:type="spellEnd"/>
+      <w:r>
+        <w:rPr>
+          <w:lang w:val="en-CA"/>
+        </w:rPr>
+        <w:t>)rationality: Antecedents and consequences</w:t>
       </w:r>
       <w:r>
         <w:rPr>
@@ -36339,7 +37728,23 @@
           <w:i/>
           <w:lang w:val="en-CA"/>
         </w:rPr>
-        <w:t>Wisdom training: Self-distancing training promotes growth in wise reasoning and emodiversity.</w:t>
+        <w:t xml:space="preserve">Wisdom training: Self-distancing training promotes growth in wise reasoning and </w:t>
+      </w:r>
+      <w:proofErr w:type="spellStart"/>
+      <w:r>
+        <w:rPr>
+          <w:i/>
+          <w:lang w:val="en-CA"/>
+        </w:rPr>
+        <w:t>emodiversity</w:t>
+      </w:r>
+      <w:proofErr w:type="spellEnd"/>
+      <w:r>
+        <w:rPr>
+          <w:i/>
+          <w:lang w:val="en-CA"/>
+        </w:rPr>
+        <w:t>.</w:t>
       </w:r>
       <w:r>
         <w:rPr>
@@ -37230,7 +38635,21 @@
         <w:rPr>
           <w:lang w:val="en-CA"/>
         </w:rPr>
-        <w:t>in the symposium “Climato-economic Imprints on Culture” chaired by E. van de Vliert (Chair) at the 24</w:t>
+        <w:t>in the symposium “</w:t>
+      </w:r>
+      <w:proofErr w:type="spellStart"/>
+      <w:r>
+        <w:rPr>
+          <w:lang w:val="en-CA"/>
+        </w:rPr>
+        <w:t>Climato</w:t>
+      </w:r>
+      <w:proofErr w:type="spellEnd"/>
+      <w:r>
+        <w:rPr>
+          <w:lang w:val="en-CA"/>
+        </w:rPr>
+        <w:t>-economic Imprints on Culture” chaired by E. van de Vliert (Chair) at the 24</w:t>
       </w:r>
       <w:r>
         <w:rPr>
@@ -39153,13 +40572,43 @@
           <w:i/>
           <w:lang w:val="en-CA"/>
         </w:rPr>
-        <w:t>Ego-decentered reasoning predicts cross-domain prosociality.</w:t>
-      </w:r>
-      <w:r>
-        <w:rPr>
-          <w:lang w:val="en-CA"/>
-        </w:rPr>
-        <w:t xml:space="preserve"> Paper presented in the symposium “The evolution and maintenance of human prosociality” chaired by </w:t>
+        <w:t xml:space="preserve">Ego-decentered reasoning predicts cross-domain </w:t>
+      </w:r>
+      <w:proofErr w:type="spellStart"/>
+      <w:r>
+        <w:rPr>
+          <w:i/>
+          <w:lang w:val="en-CA"/>
+        </w:rPr>
+        <w:t>prosociality</w:t>
+      </w:r>
+      <w:proofErr w:type="spellEnd"/>
+      <w:r>
+        <w:rPr>
+          <w:i/>
+          <w:lang w:val="en-CA"/>
+        </w:rPr>
+        <w:t>.</w:t>
+      </w:r>
+      <w:r>
+        <w:rPr>
+          <w:lang w:val="en-CA"/>
+        </w:rPr>
+        <w:t xml:space="preserve"> Paper presented in the symposium “The evolution and maintenance of human </w:t>
+      </w:r>
+      <w:proofErr w:type="spellStart"/>
+      <w:r>
+        <w:rPr>
+          <w:lang w:val="en-CA"/>
+        </w:rPr>
+        <w:t>prosociality</w:t>
+      </w:r>
+      <w:proofErr w:type="spellEnd"/>
+      <w:r>
+        <w:rPr>
+          <w:lang w:val="en-CA"/>
+        </w:rPr>
+        <w:t xml:space="preserve">” chaired by </w:t>
       </w:r>
       <w:r>
         <w:rPr>
@@ -39908,7 +41357,23 @@
           <w:bCs/>
           <w:lang w:val="en-CA"/>
         </w:rPr>
-        <w:t>. Paper presented in a symposium “Wisdom: Characteristics, contexts, and consequences” chaired by S. Etezadi at the convention of the Canadian Psychological Association in Vancouver, BC.</w:t>
+        <w:t xml:space="preserve">. Paper presented in a symposium “Wisdom: Characteristics, contexts, and consequences” chaired by S. </w:t>
+      </w:r>
+      <w:proofErr w:type="spellStart"/>
+      <w:r>
+        <w:rPr>
+          <w:bCs/>
+          <w:lang w:val="en-CA"/>
+        </w:rPr>
+        <w:t>Etezadi</w:t>
+      </w:r>
+      <w:proofErr w:type="spellEnd"/>
+      <w:r>
+        <w:rPr>
+          <w:bCs/>
+          <w:lang w:val="en-CA"/>
+        </w:rPr>
+        <w:t xml:space="preserve"> at the convention of the Canadian Psychological Association in Vancouver, BC.</w:t>
       </w:r>
     </w:p>
     <w:p>
@@ -42733,6 +44198,7 @@
           <w:lang w:val="en-CA"/>
         </w:rPr>
       </w:pPr>
+      <w:proofErr w:type="spellStart"/>
       <w:r>
         <w:rPr>
           <w:u w:val="single"/>
@@ -42740,6 +44206,7 @@
         </w:rPr>
         <w:t>Kachhiyapatel</w:t>
       </w:r>
+      <w:proofErr w:type="spellEnd"/>
       <w:r>
         <w:rPr>
           <w:u w:val="single"/>
@@ -43265,12 +44732,21 @@
           <w:lang w:val="en-CA"/>
         </w:rPr>
       </w:pPr>
+      <w:proofErr w:type="spellStart"/>
       <w:r>
         <w:rPr>
           <w:u w:val="single"/>
           <w:lang w:val="en-CA"/>
         </w:rPr>
-        <w:t>Mostafapour, M</w:t>
+        <w:t>Mostafapour</w:t>
+      </w:r>
+      <w:proofErr w:type="spellEnd"/>
+      <w:r>
+        <w:rPr>
+          <w:u w:val="single"/>
+          <w:lang w:val="en-CA"/>
+        </w:rPr>
+        <w:t>, M</w:t>
       </w:r>
       <w:r>
         <w:rPr>
@@ -44092,7 +45568,21 @@
         <w:rPr>
           <w:lang w:val="de-DE"/>
         </w:rPr>
-        <w:t xml:space="preserve">. (2015, February). </w:t>
+        <w:t xml:space="preserve">. (2015, </w:t>
+      </w:r>
+      <w:proofErr w:type="spellStart"/>
+      <w:r>
+        <w:rPr>
+          <w:lang w:val="de-DE"/>
+        </w:rPr>
+        <w:t>February</w:t>
+      </w:r>
+      <w:proofErr w:type="spellEnd"/>
+      <w:r>
+        <w:rPr>
+          <w:lang w:val="de-DE"/>
+        </w:rPr>
+        <w:t xml:space="preserve">). </w:t>
       </w:r>
       <w:r>
         <w:rPr>
@@ -45596,7 +47086,21 @@
         <w:rPr>
           <w:lang w:val="en-CA"/>
         </w:rPr>
-        <w:t xml:space="preserve"> &amp; Scornia, A. (2005</w:t>
+        <w:t xml:space="preserve"> &amp; </w:t>
+      </w:r>
+      <w:proofErr w:type="spellStart"/>
+      <w:r>
+        <w:rPr>
+          <w:lang w:val="en-CA"/>
+        </w:rPr>
+        <w:t>Scornia</w:t>
+      </w:r>
+      <w:proofErr w:type="spellEnd"/>
+      <w:r>
+        <w:rPr>
+          <w:lang w:val="en-CA"/>
+        </w:rPr>
+        <w:t>, A. (2005</w:t>
       </w:r>
       <w:r>
         <w:rPr>
@@ -47291,7 +48795,23 @@
                 <w:color w:val="000000"/>
                 <w:lang w:val="en-CA"/>
               </w:rPr>
-              <w:t>Seminar in Cognitive Science (CogSci 600), Department of Philosophy, Faculty of Arts, University of Waterloo</w:t>
+              <w:t>Seminar in Cognitive Science (</w:t>
+            </w:r>
+            <w:proofErr w:type="spellStart"/>
+            <w:r>
+              <w:rPr>
+                <w:color w:val="000000"/>
+                <w:lang w:val="en-CA"/>
+              </w:rPr>
+              <w:t>CogSci</w:t>
+            </w:r>
+            <w:proofErr w:type="spellEnd"/>
+            <w:r>
+              <w:rPr>
+                <w:color w:val="000000"/>
+                <w:lang w:val="en-CA"/>
+              </w:rPr>
+              <w:t xml:space="preserve"> 600), Department of Philosophy, Faculty of Arts, University of Waterloo</w:t>
             </w:r>
           </w:p>
         </w:tc>
@@ -47592,7 +49112,23 @@
                 <w:color w:val="000000"/>
                 <w:lang w:val="en-CA"/>
               </w:rPr>
-              <w:t>Seminar in Cognitive Science (CogSci 600), Department of Philosophy, Faculty of Arts, University of Waterloo</w:t>
+              <w:t>Seminar in Cognitive Science (</w:t>
+            </w:r>
+            <w:proofErr w:type="spellStart"/>
+            <w:r>
+              <w:rPr>
+                <w:color w:val="000000"/>
+                <w:lang w:val="en-CA"/>
+              </w:rPr>
+              <w:t>CogSci</w:t>
+            </w:r>
+            <w:proofErr w:type="spellEnd"/>
+            <w:r>
+              <w:rPr>
+                <w:color w:val="000000"/>
+                <w:lang w:val="en-CA"/>
+              </w:rPr>
+              <w:t xml:space="preserve"> 600), Department of Philosophy, Faculty of Arts, University of Waterloo</w:t>
             </w:r>
           </w:p>
         </w:tc>
@@ -47768,7 +49304,23 @@
                 <w:color w:val="000000"/>
                 <w:lang w:val="en-CA"/>
               </w:rPr>
-              <w:t>Seminar in Cognitive Science (CogSci 600), Department of Philosophy, Faculty of Arts, University of Waterloo</w:t>
+              <w:t>Seminar in Cognitive Science (</w:t>
+            </w:r>
+            <w:proofErr w:type="spellStart"/>
+            <w:r>
+              <w:rPr>
+                <w:color w:val="000000"/>
+                <w:lang w:val="en-CA"/>
+              </w:rPr>
+              <w:t>CogSci</w:t>
+            </w:r>
+            <w:proofErr w:type="spellEnd"/>
+            <w:r>
+              <w:rPr>
+                <w:color w:val="000000"/>
+                <w:lang w:val="en-CA"/>
+              </w:rPr>
+              <w:t xml:space="preserve"> 600), Department of Philosophy, Faculty of Arts, University of Waterloo</w:t>
             </w:r>
           </w:p>
         </w:tc>
@@ -48282,7 +49834,35 @@
               <w:rPr>
                 <w:lang w:val="en-CA"/>
               </w:rPr>
-              <w:t>20th European Congress of Psychology Students, Spindleruv Mlyn, Czech Republic</w:t>
+              <w:t xml:space="preserve">20th European Congress of Psychology Students, </w:t>
+            </w:r>
+            <w:proofErr w:type="spellStart"/>
+            <w:r>
+              <w:rPr>
+                <w:lang w:val="en-CA"/>
+              </w:rPr>
+              <w:t>Spindleruv</w:t>
+            </w:r>
+            <w:proofErr w:type="spellEnd"/>
+            <w:r>
+              <w:rPr>
+                <w:lang w:val="en-CA"/>
+              </w:rPr>
+              <w:t xml:space="preserve"> </w:t>
+            </w:r>
+            <w:proofErr w:type="spellStart"/>
+            <w:r>
+              <w:rPr>
+                <w:lang w:val="en-CA"/>
+              </w:rPr>
+              <w:t>Mlyn</w:t>
+            </w:r>
+            <w:proofErr w:type="spellEnd"/>
+            <w:r>
+              <w:rPr>
+                <w:lang w:val="en-CA"/>
+              </w:rPr>
+              <w:t>, Czech Republic</w:t>
             </w:r>
           </w:p>
         </w:tc>
@@ -48557,15 +50137,16 @@
                 <w:color w:val="000000"/>
                 <w:lang w:val="en-CA"/>
               </w:rPr>
-              <w:t>Niyati Kachhiya</w:t>
-            </w:r>
+              <w:t xml:space="preserve">Niyati </w:t>
+            </w:r>
+            <w:proofErr w:type="spellStart"/>
             <w:r>
               <w:rPr>
                 <w:iCs/>
                 <w:color w:val="000000"/>
                 <w:lang w:val="en-CA"/>
               </w:rPr>
-              <w:t>p</w:t>
+              <w:t>Kachhiya</w:t>
             </w:r>
             <w:r>
               <w:rPr>
@@ -48573,8 +50154,17 @@
                 <w:color w:val="000000"/>
                 <w:lang w:val="en-CA"/>
               </w:rPr>
+              <w:t>p</w:t>
+            </w:r>
+            <w:r>
+              <w:rPr>
+                <w:iCs/>
+                <w:color w:val="000000"/>
+                <w:lang w:val="en-CA"/>
+              </w:rPr>
               <w:t>atel</w:t>
             </w:r>
+            <w:proofErr w:type="spellEnd"/>
           </w:p>
         </w:tc>
       </w:tr>
@@ -49599,8 +51189,16 @@
               <w:rPr>
                 <w:lang w:val="en-CA"/>
               </w:rPr>
-              <w:t>Sonia Vintan</w:t>
-            </w:r>
+              <w:t xml:space="preserve">Sonia </w:t>
+            </w:r>
+            <w:proofErr w:type="spellStart"/>
+            <w:r>
+              <w:rPr>
+                <w:lang w:val="en-CA"/>
+              </w:rPr>
+              <w:t>Vintan</w:t>
+            </w:r>
+            <w:proofErr w:type="spellEnd"/>
           </w:p>
         </w:tc>
       </w:tr>
@@ -49907,8 +51505,16 @@
               <w:rPr>
                 <w:lang w:val="en-CA"/>
               </w:rPr>
-              <w:t>Ceara Khoramshani</w:t>
-            </w:r>
+              <w:t xml:space="preserve">Ceara </w:t>
+            </w:r>
+            <w:proofErr w:type="spellStart"/>
+            <w:r>
+              <w:rPr>
+                <w:lang w:val="en-CA"/>
+              </w:rPr>
+              <w:t>Khoramshani</w:t>
+            </w:r>
+            <w:proofErr w:type="spellEnd"/>
           </w:p>
         </w:tc>
       </w:tr>
@@ -50305,6 +51911,7 @@
               </w:rPr>
               <w:t xml:space="preserve">Niyati </w:t>
             </w:r>
+            <w:proofErr w:type="spellStart"/>
             <w:r>
               <w:rPr>
                 <w:iCs/>
@@ -50329,6 +51936,7 @@
               </w:rPr>
               <w:t>atel</w:t>
             </w:r>
+            <w:proofErr w:type="spellEnd"/>
             <w:r>
               <w:rPr>
                 <w:lang w:val="en-CA"/>
@@ -51772,6 +53380,7 @@
               </w:rPr>
               <w:t xml:space="preserve">. </w:t>
             </w:r>
+            <w:proofErr w:type="spellStart"/>
             <w:r>
               <w:rPr>
                 <w:rFonts w:ascii="Times New Roman" w:hAnsi="Times New Roman" w:cs="Times New Roman"/>
@@ -51782,6 +53391,7 @@
               </w:rPr>
               <w:t>Kachhiyapatel</w:t>
             </w:r>
+            <w:proofErr w:type="spellEnd"/>
             <w:r>
               <w:rPr>
                 <w:rFonts w:ascii="Times New Roman" w:hAnsi="Times New Roman" w:cs="Times New Roman"/>
@@ -52119,7 +53729,29 @@
                 <w:sz w:val="24"/>
                 <w:szCs w:val="24"/>
               </w:rPr>
-              <w:t>Honours Thesis Award (for Yoonjee Michelle Yeh)</w:t>
+              <w:t xml:space="preserve">Honours Thesis Award (for </w:t>
+            </w:r>
+            <w:proofErr w:type="spellStart"/>
+            <w:r>
+              <w:rPr>
+                <w:rFonts w:ascii="Times New Roman" w:hAnsi="Times New Roman" w:cs="Times New Roman"/>
+                <w:iCs/>
+                <w:color w:val="000000"/>
+                <w:sz w:val="24"/>
+                <w:szCs w:val="24"/>
+              </w:rPr>
+              <w:t>Yoonjee</w:t>
+            </w:r>
+            <w:proofErr w:type="spellEnd"/>
+            <w:r>
+              <w:rPr>
+                <w:rFonts w:ascii="Times New Roman" w:hAnsi="Times New Roman" w:cs="Times New Roman"/>
+                <w:iCs/>
+                <w:color w:val="000000"/>
+                <w:sz w:val="24"/>
+                <w:szCs w:val="24"/>
+              </w:rPr>
+              <w:t xml:space="preserve"> Michelle Yeh)</w:t>
             </w:r>
           </w:p>
         </w:tc>
@@ -53809,27 +55441,40 @@
           <w:i/>
           <w:iCs/>
         </w:rPr>
-        <w:t>Public lectures</w:t>
-      </w:r>
+        <w:t xml:space="preserve">Public </w:t>
+      </w:r>
+      <w:proofErr w:type="spellStart"/>
       <w:r>
         <w:rPr>
           <w:b/>
           <w:bCs/>
           <w:i/>
           <w:iCs/>
-          <w:lang w:val="en-CA"/>
-        </w:rPr>
-        <w:t xml:space="preserve"> &amp; </w:t>
-      </w:r>
+        </w:rPr>
+        <w:t>lectures</w:t>
+      </w:r>
+      <w:proofErr w:type="spellEnd"/>
       <w:r>
         <w:rPr>
           <w:b/>
           <w:bCs/>
           <w:i/>
           <w:iCs/>
+          <w:lang w:val="en-CA"/>
+        </w:rPr>
+        <w:t xml:space="preserve"> &amp; </w:t>
+      </w:r>
+      <w:proofErr w:type="spellStart"/>
+      <w:r>
+        <w:rPr>
+          <w:b/>
+          <w:bCs/>
+          <w:i/>
+          <w:iCs/>
         </w:rPr>
         <w:t>workshops</w:t>
       </w:r>
+      <w:proofErr w:type="spellEnd"/>
     </w:p>
     <w:tbl>
       <w:tblPr>
@@ -53901,11 +55546,19 @@
               </w:rPr>
               <w:t>“</w:t>
             </w:r>
-            <w:r>
-              <w:rPr>
-                <w:lang w:val="en-CA"/>
-              </w:rPr>
-              <w:t>Futurecasting: How Well Can We Predict Societal Change?</w:t>
+            <w:proofErr w:type="spellStart"/>
+            <w:r>
+              <w:rPr>
+                <w:lang w:val="en-CA"/>
+              </w:rPr>
+              <w:t>Futurecasting</w:t>
+            </w:r>
+            <w:proofErr w:type="spellEnd"/>
+            <w:r>
+              <w:rPr>
+                <w:lang w:val="en-CA"/>
+              </w:rPr>
+              <w:t>: How Well Can We Predict Societal Change?</w:t>
             </w:r>
             <w:r>
               <w:rPr>
@@ -54366,6 +56019,7 @@
               </w:rPr>
             </w:pPr>
             <w:hyperlink r:id="rId66" w:history="1">
+              <w:proofErr w:type="spellStart"/>
               <w:r>
                 <w:rPr>
                   <w:rStyle w:val="Hyperlink"/>
@@ -54373,6 +56027,7 @@
                 </w:rPr>
                 <w:t>BuzzRobot</w:t>
               </w:r>
+              <w:proofErr w:type="spellEnd"/>
             </w:hyperlink>
             <w:r>
               <w:rPr>
@@ -54442,12 +56097,14 @@
               </w:rPr>
               <w:t xml:space="preserve">,” </w:t>
             </w:r>
+            <w:proofErr w:type="spellStart"/>
             <w:r>
               <w:rPr>
                 <w:lang w:val="en-CA"/>
               </w:rPr>
               <w:t>Ploutos</w:t>
             </w:r>
+            <w:proofErr w:type="spellEnd"/>
             <w:r>
               <w:rPr>
                 <w:lang w:val="en-CA"/>
@@ -54857,12 +56514,37 @@
                 <w:lang w:val="en-CA"/>
               </w:rPr>
             </w:pPr>
+            <w:proofErr w:type="spellStart"/>
             <w:r>
               <w:rPr>
                 <w:bCs/>
                 <w:lang w:val="en-CA"/>
               </w:rPr>
-              <w:t>Auslandstreffen der Studienstiftung Kanada [meeting of the fellows of the German National Academic Foundation], Goethe Institute, Montreal, Canada</w:t>
+              <w:t>Auslandstreffen</w:t>
+            </w:r>
+            <w:proofErr w:type="spellEnd"/>
+            <w:r>
+              <w:rPr>
+                <w:bCs/>
+                <w:lang w:val="en-CA"/>
+              </w:rPr>
+              <w:t xml:space="preserve"> der </w:t>
+            </w:r>
+            <w:proofErr w:type="spellStart"/>
+            <w:r>
+              <w:rPr>
+                <w:bCs/>
+                <w:lang w:val="en-CA"/>
+              </w:rPr>
+              <w:t>Studienstiftung</w:t>
+            </w:r>
+            <w:proofErr w:type="spellEnd"/>
+            <w:r>
+              <w:rPr>
+                <w:bCs/>
+                <w:lang w:val="en-CA"/>
+              </w:rPr>
+              <w:t xml:space="preserve"> Kanada [meeting of the fellows of the German National Academic Foundation], Goethe Institute, Montreal, Canada</w:t>
             </w:r>
           </w:p>
         </w:tc>
@@ -58880,7 +60562,25 @@
           <w:iCs/>
           <w:lang w:eastAsia="en-CA"/>
         </w:rPr>
-        <w:t xml:space="preserve">Grant reviewing </w:t>
+        <w:t xml:space="preserve">Grant </w:t>
+      </w:r>
+      <w:proofErr w:type="spellStart"/>
+      <w:r>
+        <w:rPr>
+          <w:b/>
+          <w:iCs/>
+          <w:lang w:eastAsia="en-CA"/>
+        </w:rPr>
+        <w:t>reviewing</w:t>
+      </w:r>
+      <w:proofErr w:type="spellEnd"/>
+      <w:r>
+        <w:rPr>
+          <w:b/>
+          <w:iCs/>
+          <w:lang w:eastAsia="en-CA"/>
+        </w:rPr>
+        <w:t xml:space="preserve"> </w:t>
       </w:r>
     </w:p>
     <w:tbl>
@@ -68843,7 +70543,6 @@
   <w:style w:type="character" w:default="1" w:styleId="DefaultParagraphFont">
     <w:name w:val="Default Paragraph Font"/>
     <w:uiPriority w:val="1"/>
-    <w:semiHidden/>
     <w:unhideWhenUsed/>
   </w:style>
   <w:style w:type="table" w:default="1" w:styleId="TableNormal">
@@ -69470,16 +71169,6 @@
 </file>
 
 <file path=customXml/item1.xml><?xml version="1.0" encoding="utf-8"?>
-<b:Sources xmlns:b="http://schemas.openxmlformats.org/officeDocument/2006/bibliography" xmlns="http://schemas.openxmlformats.org/officeDocument/2006/bibliography" SelectedStyle="\APA.XSL" StyleName="APA"/>
-</file>
-
-<file path=customXml/item2.xml><?xml version="1.0" encoding="utf-8"?>
-<p:properties xmlns:p="http://schemas.microsoft.com/office/2006/metadata/properties" xmlns:xsi="http://www.w3.org/2001/XMLSchema-instance" xmlns:pc="http://schemas.microsoft.com/office/infopath/2007/PartnerControls">
-  <documentManagement/>
-</p:properties>
-</file>
-
-<file path=customXml/item3.xml><?xml version="1.0" encoding="utf-8"?>
 <ct:contentTypeSchema xmlns:ct="http://schemas.microsoft.com/office/2006/metadata/contentType" xmlns:ma="http://schemas.microsoft.com/office/2006/metadata/properties/metaAttributes" ct:_="" ma:_="" ma:contentTypeName="Document" ma:contentTypeID="0x01010040598E2033F12F4D9D0EEBDED9F3ADA5" ma:contentTypeVersion="7" ma:contentTypeDescription="Create a new document." ma:contentTypeScope="" ma:versionID="0d4008b07a6729e85722b63fec859166">
   <xsd:schema xmlns:xsd="http://www.w3.org/2001/XMLSchema" xmlns:xs="http://www.w3.org/2001/XMLSchema" xmlns:p="http://schemas.microsoft.com/office/2006/metadata/properties" xmlns:ns3="4511dc72-d8d5-4bc7-8b3d-c01cb3484cf5" xmlns:ns4="685d2eaa-65a0-49a5-8d7f-6db299f42190" targetNamespace="http://schemas.microsoft.com/office/2006/metadata/properties" ma:root="true" ma:fieldsID="8df630411b1f610a7f173bb411967da6" ns3:_="" ns4:_="">
     <xsd:import namespace="4511dc72-d8d5-4bc7-8b3d-c01cb3484cf5"/>
@@ -69664,7 +71353,11 @@
 </ct:contentTypeSchema>
 </file>
 
-<file path=customXml/item4.xml><?xml version="1.0" encoding="utf-8"?>
+<file path=customXml/item2.xml><?xml version="1.0" encoding="utf-8"?>
+<b:Sources xmlns:b="http://schemas.openxmlformats.org/officeDocument/2006/bibliography" xmlns="http://schemas.openxmlformats.org/officeDocument/2006/bibliography" SelectedStyle="\APA.XSL" StyleName="APA"/>
+</file>
+
+<file path=customXml/item3.xml><?xml version="1.0" encoding="utf-8"?>
 <?mso-contentType ?>
 <FormTemplates xmlns="http://schemas.microsoft.com/sharepoint/v3/contenttype/forms">
   <Display>DocumentLibraryForm</Display>
@@ -69673,24 +71366,13 @@
 </FormTemplates>
 </file>
 
-<file path=customXml/itemProps1.xml><?xml version="1.0" encoding="utf-8"?>
-<ds:datastoreItem xmlns:ds="http://schemas.openxmlformats.org/officeDocument/2006/customXml" ds:itemID="{FEAEA024-33A0-412C-ADAB-86C9F2F91C6F}">
-  <ds:schemaRefs>
-    <ds:schemaRef ds:uri="http://schemas.openxmlformats.org/officeDocument/2006/bibliography"/>
-  </ds:schemaRefs>
-</ds:datastoreItem>
+<file path=customXml/item4.xml><?xml version="1.0" encoding="utf-8"?>
+<p:properties xmlns:p="http://schemas.microsoft.com/office/2006/metadata/properties" xmlns:xsi="http://www.w3.org/2001/XMLSchema-instance" xmlns:pc="http://schemas.microsoft.com/office/infopath/2007/PartnerControls">
+  <documentManagement/>
+</p:properties>
 </file>
 
-<file path=customXml/itemProps2.xml><?xml version="1.0" encoding="utf-8"?>
-<ds:datastoreItem xmlns:ds="http://schemas.openxmlformats.org/officeDocument/2006/customXml" ds:itemID="{368F45FA-2064-4BEF-8113-7B8B062FA5D7}">
-  <ds:schemaRefs>
-    <ds:schemaRef ds:uri="http://schemas.microsoft.com/office/2006/metadata/properties"/>
-    <ds:schemaRef ds:uri="http://schemas.microsoft.com/office/infopath/2007/PartnerControls"/>
-  </ds:schemaRefs>
-</ds:datastoreItem>
-</file>
-
-<file path=customXml/itemProps3.xml><?xml version="1.0" encoding="utf-8"?>
+<file path=customXml/itemProps1.xml><?xml version="1.0" encoding="utf-8"?>
 <ds:datastoreItem xmlns:ds="http://schemas.openxmlformats.org/officeDocument/2006/customXml" ds:itemID="{6EF0D6D3-0359-4D1F-96B7-0DCD36C390FE}">
   <ds:schemaRefs>
     <ds:schemaRef ds:uri="http://schemas.microsoft.com/office/2006/metadata/contentType"/>
@@ -69709,10 +71391,27 @@
 </ds:datastoreItem>
 </file>
 
-<file path=customXml/itemProps4.xml><?xml version="1.0" encoding="utf-8"?>
+<file path=customXml/itemProps2.xml><?xml version="1.0" encoding="utf-8"?>
+<ds:datastoreItem xmlns:ds="http://schemas.openxmlformats.org/officeDocument/2006/customXml" ds:itemID="{FEAEA024-33A0-412C-ADAB-86C9F2F91C6F}">
+  <ds:schemaRefs>
+    <ds:schemaRef ds:uri="http://schemas.openxmlformats.org/officeDocument/2006/bibliography"/>
+  </ds:schemaRefs>
+</ds:datastoreItem>
+</file>
+
+<file path=customXml/itemProps3.xml><?xml version="1.0" encoding="utf-8"?>
 <ds:datastoreItem xmlns:ds="http://schemas.openxmlformats.org/officeDocument/2006/customXml" ds:itemID="{A6DE2CEB-D0DC-4A0B-A0CB-4C6D4D3893B7}">
   <ds:schemaRefs>
     <ds:schemaRef ds:uri="http://schemas.microsoft.com/sharepoint/v3/contenttype/forms"/>
+  </ds:schemaRefs>
+</ds:datastoreItem>
+</file>
+
+<file path=customXml/itemProps4.xml><?xml version="1.0" encoding="utf-8"?>
+<ds:datastoreItem xmlns:ds="http://schemas.openxmlformats.org/officeDocument/2006/customXml" ds:itemID="{368F45FA-2064-4BEF-8113-7B8B062FA5D7}">
+  <ds:schemaRefs>
+    <ds:schemaRef ds:uri="http://schemas.microsoft.com/office/2006/metadata/properties"/>
+    <ds:schemaRef ds:uri="http://schemas.microsoft.com/office/infopath/2007/PartnerControls"/>
   </ds:schemaRefs>
 </ds:datastoreItem>
 </file>

--- a/CV_Grossmann.docx
+++ b/CV_Grossmann.docx
@@ -224,15 +224,7 @@
           <w:color w:val="000000"/>
           <w:lang w:val="en-CA"/>
         </w:rPr>
-        <w:t>78</w:t>
-      </w:r>
-      <w:r>
-        <w:rPr>
-          <w:bCs/>
-          <w:color w:val="000000"/>
-          <w:lang w:val="en-CA"/>
-        </w:rPr>
-        <w:t>4</w:t>
+        <w:t>928</w:t>
       </w:r>
       <w:r>
         <w:rPr>
@@ -2650,19 +2642,8 @@
                 <w:color w:val="000000"/>
                 <w:lang w:val="en-US"/>
               </w:rPr>
-              <w:t xml:space="preserve">y </w:t>
-            </w:r>
-            <w:proofErr w:type="spellStart"/>
-            <w:r>
-              <w:rPr>
-                <w:i/>
-                <w:iCs/>
-                <w:color w:val="000000"/>
-                <w:lang w:val="en-US"/>
-              </w:rPr>
-              <w:t>i</w:t>
-            </w:r>
-            <w:proofErr w:type="spellEnd"/>
+              <w:t>y i</w:t>
+            </w:r>
             <w:r>
               <w:rPr>
                 <w:i/>
@@ -4904,7 +4885,23 @@
           <w:iCs/>
           <w:lang w:val="en-CA"/>
         </w:rPr>
-        <w:t>, 1, 524–536. *corresponding author</w:t>
+        <w:t>, 1, 524–536. *</w:t>
+      </w:r>
+      <w:proofErr w:type="gramStart"/>
+      <w:r>
+        <w:rPr>
+          <w:iCs/>
+          <w:lang w:val="en-CA"/>
+        </w:rPr>
+        <w:t>corresponding</w:t>
+      </w:r>
+      <w:proofErr w:type="gramEnd"/>
+      <w:r>
+        <w:rPr>
+          <w:iCs/>
+          <w:lang w:val="en-CA"/>
+        </w:rPr>
+        <w:t xml:space="preserve"> author</w:t>
       </w:r>
     </w:p>
     <w:p>
@@ -5390,11 +5387,19 @@
               </w:rPr>
               <w:t xml:space="preserve">Social Sciences and Humanities Research Council of Canada, Insight Grant, </w:t>
             </w:r>
-            <w:r>
-              <w:rPr>
-                <w:lang w:val="en-CA"/>
-              </w:rPr>
-              <w:t>From narratives to choices: Advancing semantic topic modeling for mapping cultural narratives to social</w:t>
+            <w:proofErr w:type="gramStart"/>
+            <w:r>
+              <w:rPr>
+                <w:lang w:val="en-CA"/>
+              </w:rPr>
+              <w:t>From</w:t>
+            </w:r>
+            <w:proofErr w:type="gramEnd"/>
+            <w:r>
+              <w:rPr>
+                <w:lang w:val="en-CA"/>
+              </w:rPr>
+              <w:t xml:space="preserve"> narratives to choices: Advancing semantic topic modeling for mapping cultural narratives to social</w:t>
             </w:r>
             <w:r>
               <w:rPr>
@@ -5907,7 +5912,21 @@
               <w:rPr>
                 <w:lang w:val="en-CA"/>
               </w:rPr>
-              <w:t>University of Waterloo Chronic Disease Prevention Initiative, Seed Grant, Harnessing psychological insights and mobile technologies to detect stress-related risk factors for mental health (CAD$10,000)</w:t>
+              <w:t xml:space="preserve">University of Waterloo Chronic Disease Prevention Initiative, Seed Grant, </w:t>
+            </w:r>
+            <w:proofErr w:type="gramStart"/>
+            <w:r>
+              <w:rPr>
+                <w:lang w:val="en-CA"/>
+              </w:rPr>
+              <w:t>Harnessing</w:t>
+            </w:r>
+            <w:proofErr w:type="gramEnd"/>
+            <w:r>
+              <w:rPr>
+                <w:lang w:val="en-CA"/>
+              </w:rPr>
+              <w:t xml:space="preserve"> psychological insights and mobile technologies to detect stress-related risk factors for mental health (CAD$10,000)</w:t>
             </w:r>
             <w:r>
               <w:rPr>
@@ -6258,6 +6277,7 @@
               </w:rPr>
               <w:t xml:space="preserve">University of Waterloo Teaching Innovation Incubator, </w:t>
             </w:r>
+            <w:proofErr w:type="gramStart"/>
             <w:r>
               <w:rPr>
                 <w:rFonts w:ascii="Times New Roman" w:hAnsi="Times New Roman" w:cs="Times New Roman"/>
@@ -6266,7 +6286,18 @@
                 <w:sz w:val="24"/>
                 <w:szCs w:val="24"/>
               </w:rPr>
-              <w:t>Learning by teaching a Large Language Model</w:t>
+              <w:t>Learning</w:t>
+            </w:r>
+            <w:proofErr w:type="gramEnd"/>
+            <w:r>
+              <w:rPr>
+                <w:rFonts w:ascii="Times New Roman" w:hAnsi="Times New Roman" w:cs="Times New Roman"/>
+                <w:i/>
+                <w:iCs/>
+                <w:sz w:val="24"/>
+                <w:szCs w:val="24"/>
+              </w:rPr>
+              <w:t xml:space="preserve"> by teaching a Large Language Model</w:t>
             </w:r>
             <w:r>
               <w:rPr>
@@ -8647,7 +8678,23 @@
           <w:iCs/>
           <w:lang w:val="en-CA"/>
         </w:rPr>
-        <w:t>*corresponding authors</w:t>
+        <w:t>*</w:t>
+      </w:r>
+      <w:proofErr w:type="gramStart"/>
+      <w:r>
+        <w:rPr>
+          <w:iCs/>
+          <w:lang w:val="en-CA"/>
+        </w:rPr>
+        <w:t>corresponding</w:t>
+      </w:r>
+      <w:proofErr w:type="gramEnd"/>
+      <w:r>
+        <w:rPr>
+          <w:iCs/>
+          <w:lang w:val="en-CA"/>
+        </w:rPr>
+        <w:t xml:space="preserve"> authors</w:t>
       </w:r>
     </w:p>
     <w:p>
@@ -9310,7 +9357,23 @@
           <w:iCs/>
           <w:lang w:val="en-CA"/>
         </w:rPr>
-        <w:t>. *shared authorship</w:t>
+        <w:t>. *</w:t>
+      </w:r>
+      <w:proofErr w:type="gramStart"/>
+      <w:r>
+        <w:rPr>
+          <w:iCs/>
+          <w:lang w:val="en-CA"/>
+        </w:rPr>
+        <w:t>shared</w:t>
+      </w:r>
+      <w:proofErr w:type="gramEnd"/>
+      <w:r>
+        <w:rPr>
+          <w:iCs/>
+          <w:lang w:val="en-CA"/>
+        </w:rPr>
+        <w:t xml:space="preserve"> authorship</w:t>
       </w:r>
     </w:p>
     <w:p>
@@ -9497,19 +9560,19 @@
       </w:pPr>
       <w:r>
         <w:rPr>
-          <w:lang w:val="en-CA"/>
+          <w:lang w:val="de-DE"/>
         </w:rPr>
         <w:t xml:space="preserve">Eibach, R. </w:t>
       </w:r>
       <w:r>
         <w:rPr>
-          <w:lang w:val="en-CA"/>
+          <w:lang w:val="de-DE"/>
         </w:rPr>
         <w:t>P</w:t>
       </w:r>
       <w:r>
         <w:rPr>
-          <w:lang w:val="en-CA"/>
+          <w:lang w:val="de-DE"/>
         </w:rPr>
         <w:t xml:space="preserve">. &amp; </w:t>
       </w:r>
@@ -9517,13 +9580,13 @@
         <w:rPr>
           <w:b/>
           <w:bCs/>
-          <w:lang w:val="en-CA"/>
+          <w:lang w:val="de-DE"/>
         </w:rPr>
         <w:t>Grossmann, I.</w:t>
       </w:r>
       <w:r>
         <w:rPr>
-          <w:lang w:val="en-CA"/>
+          <w:lang w:val="de-DE"/>
         </w:rPr>
         <w:t xml:space="preserve"> (2025). </w:t>
       </w:r>
@@ -10971,7 +11034,23 @@
           <w:bCs/>
           <w:lang w:val="en-CA"/>
         </w:rPr>
-        <w:t>*corresponding author</w:t>
+        <w:t>*</w:t>
+      </w:r>
+      <w:proofErr w:type="gramStart"/>
+      <w:r>
+        <w:rPr>
+          <w:bCs/>
+          <w:lang w:val="en-CA"/>
+        </w:rPr>
+        <w:t>corresponding</w:t>
+      </w:r>
+      <w:proofErr w:type="gramEnd"/>
+      <w:r>
+        <w:rPr>
+          <w:bCs/>
+          <w:lang w:val="en-CA"/>
+        </w:rPr>
+        <w:t xml:space="preserve"> author</w:t>
       </w:r>
       <w:r>
         <w:rPr>
@@ -11834,7 +11913,23 @@
           <w:bCs/>
           <w:lang w:val="en-CA"/>
         </w:rPr>
-        <w:t>*corresponding author</w:t>
+        <w:t>*</w:t>
+      </w:r>
+      <w:proofErr w:type="gramStart"/>
+      <w:r>
+        <w:rPr>
+          <w:bCs/>
+          <w:lang w:val="en-CA"/>
+        </w:rPr>
+        <w:t>corresponding</w:t>
+      </w:r>
+      <w:proofErr w:type="gramEnd"/>
+      <w:r>
+        <w:rPr>
+          <w:bCs/>
+          <w:lang w:val="en-CA"/>
+        </w:rPr>
+        <w:t xml:space="preserve"> author</w:t>
       </w:r>
       <w:r>
         <w:rPr>
@@ -11971,6 +12066,7 @@
         </w:rPr>
         <w:t xml:space="preserve">eta-cognitive and </w:t>
       </w:r>
+      <w:proofErr w:type="gramStart"/>
       <w:r>
         <w:rPr>
           <w:lang w:val="en-US"/>
@@ -11981,7 +12077,14 @@
         <w:rPr>
           <w:lang w:val="en-CA"/>
         </w:rPr>
-        <w:t xml:space="preserve">orally-grounded </w:t>
+        <w:t>orally-grounded</w:t>
+      </w:r>
+      <w:proofErr w:type="gramEnd"/>
+      <w:r>
+        <w:rPr>
+          <w:lang w:val="en-CA"/>
+        </w:rPr>
+        <w:t xml:space="preserve"> </w:t>
       </w:r>
       <w:r>
         <w:rPr>
@@ -13071,11 +13174,19 @@
         </w:rPr>
         <w:t>*</w:t>
       </w:r>
-      <w:r>
-        <w:rPr>
-          <w:lang w:val="en-CA"/>
-        </w:rPr>
-        <w:t xml:space="preserve">founder and </w:t>
+      <w:proofErr w:type="gramStart"/>
+      <w:r>
+        <w:rPr>
+          <w:lang w:val="en-CA"/>
+        </w:rPr>
+        <w:t>founder</w:t>
+      </w:r>
+      <w:proofErr w:type="gramEnd"/>
+      <w:r>
+        <w:rPr>
+          <w:lang w:val="en-CA"/>
+        </w:rPr>
+        <w:t xml:space="preserve"> and </w:t>
       </w:r>
       <w:r>
         <w:rPr>
@@ -13913,6 +14024,7 @@
         </w:rPr>
         <w:t>Elnakouri, A.</w:t>
       </w:r>
+      <w:proofErr w:type="gramStart"/>
       <w:r>
         <w:rPr>
           <w:lang w:val="en-CA"/>
@@ -13924,7 +14036,15 @@
           <w:u w:val="single"/>
           <w:lang w:val="en-CA"/>
         </w:rPr>
-        <w:t>Meyers, E. A.</w:t>
+        <w:t>Meyers</w:t>
+      </w:r>
+      <w:proofErr w:type="gramEnd"/>
+      <w:r>
+        <w:rPr>
+          <w:u w:val="single"/>
+          <w:lang w:val="en-CA"/>
+        </w:rPr>
+        <w:t>, E. A.</w:t>
       </w:r>
       <w:r>
         <w:rPr>
@@ -14011,11 +14131,19 @@
         </w:rPr>
         <w:t>*</w:t>
       </w:r>
-      <w:r>
-        <w:rPr>
-          <w:lang w:val="en-CA"/>
-        </w:rPr>
-        <w:t>corresponding author</w:t>
+      <w:proofErr w:type="gramStart"/>
+      <w:r>
+        <w:rPr>
+          <w:lang w:val="en-CA"/>
+        </w:rPr>
+        <w:t>corresponding</w:t>
+      </w:r>
+      <w:proofErr w:type="gramEnd"/>
+      <w:r>
+        <w:rPr>
+          <w:lang w:val="en-CA"/>
+        </w:rPr>
+        <w:t xml:space="preserve"> author</w:t>
       </w:r>
     </w:p>
     <w:bookmarkEnd w:id="10"/>
@@ -14087,8 +14215,16 @@
         <w:rPr>
           <w:lang w:val="en-CA"/>
         </w:rPr>
-        <w:t>*corresponding author</w:t>
-      </w:r>
+        <w:t xml:space="preserve">*corresponding </w:t>
+      </w:r>
+      <w:proofErr w:type="gramStart"/>
+      <w:r>
+        <w:rPr>
+          <w:lang w:val="en-CA"/>
+        </w:rPr>
+        <w:t>author</w:t>
+      </w:r>
+      <w:proofErr w:type="gramEnd"/>
     </w:p>
     <w:bookmarkEnd w:id="21"/>
     <w:p>
@@ -14105,53 +14241,53 @@
       <w:r>
         <w:rPr>
           <w:u w:val="single"/>
-          <w:lang w:val="en-CA"/>
+          <w:lang w:val="de-DE"/>
         </w:rPr>
         <w:lastRenderedPageBreak/>
         <w:t>Dorfman, A.</w:t>
       </w:r>
       <w:r>
         <w:rPr>
-          <w:lang w:val="en-CA"/>
+          <w:lang w:val="de-DE"/>
         </w:rPr>
         <w:t xml:space="preserve">, </w:t>
       </w:r>
       <w:r>
         <w:rPr>
           <w:u w:val="single"/>
-          <w:lang w:val="en-CA"/>
+          <w:lang w:val="de-DE"/>
         </w:rPr>
         <w:t>Oakes, H.</w:t>
       </w:r>
       <w:r>
         <w:rPr>
-          <w:lang w:val="en-CA"/>
+          <w:lang w:val="de-DE"/>
         </w:rPr>
         <w:t xml:space="preserve">, </w:t>
       </w:r>
       <w:r>
         <w:rPr>
           <w:u w:val="single"/>
-          <w:lang w:val="en-CA"/>
+          <w:lang w:val="de-DE"/>
         </w:rPr>
         <w:t>Santos, H. C</w:t>
       </w:r>
       <w:r>
         <w:rPr>
-          <w:lang w:val="en-CA"/>
+          <w:lang w:val="de-DE"/>
         </w:rPr>
         <w:t>.</w:t>
       </w:r>
       <w:r>
         <w:rPr>
           <w:b/>
-          <w:lang w:val="en-CA"/>
+          <w:lang w:val="de-DE"/>
         </w:rPr>
         <w:t xml:space="preserve"> &amp; Grossmann, I.</w:t>
       </w:r>
       <w:r>
         <w:rPr>
-          <w:lang w:val="en-CA"/>
+          <w:lang w:val="de-DE"/>
         </w:rPr>
         <w:t xml:space="preserve"> (2021). </w:t>
       </w:r>
@@ -16246,11 +16382,19 @@
         </w:rPr>
         <w:t>*</w:t>
       </w:r>
-      <w:r>
-        <w:rPr>
-          <w:lang w:val="en-CA"/>
-        </w:rPr>
-        <w:t>corresponding authors</w:t>
+      <w:proofErr w:type="gramStart"/>
+      <w:r>
+        <w:rPr>
+          <w:lang w:val="en-CA"/>
+        </w:rPr>
+        <w:t>corresponding</w:t>
+      </w:r>
+      <w:proofErr w:type="gramEnd"/>
+      <w:r>
+        <w:rPr>
+          <w:lang w:val="en-CA"/>
+        </w:rPr>
+        <w:t xml:space="preserve"> authors</w:t>
       </w:r>
     </w:p>
     <w:p>
@@ -16744,7 +16888,21 @@
         <w:rPr>
           <w:lang w:val="en-CA"/>
         </w:rPr>
-        <w:t xml:space="preserve">Children show reduced trust in confident advisors who are partially-informed. </w:t>
+        <w:t xml:space="preserve">Children show reduced trust in confident advisors who are </w:t>
+      </w:r>
+      <w:proofErr w:type="gramStart"/>
+      <w:r>
+        <w:rPr>
+          <w:lang w:val="en-CA"/>
+        </w:rPr>
+        <w:t>partially-informed</w:t>
+      </w:r>
+      <w:proofErr w:type="gramEnd"/>
+      <w:r>
+        <w:rPr>
+          <w:lang w:val="en-CA"/>
+        </w:rPr>
+        <w:t xml:space="preserve">. </w:t>
       </w:r>
       <w:r>
         <w:rPr>
@@ -16999,7 +17157,21 @@
         <w:rPr>
           <w:lang w:val="en-CA"/>
         </w:rPr>
-        <w:t>*corresponding authors</w:t>
+        <w:t>*</w:t>
+      </w:r>
+      <w:proofErr w:type="gramStart"/>
+      <w:r>
+        <w:rPr>
+          <w:lang w:val="en-CA"/>
+        </w:rPr>
+        <w:t>corresponding</w:t>
+      </w:r>
+      <w:proofErr w:type="gramEnd"/>
+      <w:r>
+        <w:rPr>
+          <w:lang w:val="en-CA"/>
+        </w:rPr>
+        <w:t xml:space="preserve"> authors</w:t>
       </w:r>
     </w:p>
     <w:p>
@@ -17717,7 +17889,21 @@
         <w:rPr>
           <w:lang w:val="en-CA"/>
         </w:rPr>
-        <w:t>*corresponding author</w:t>
+        <w:t>*</w:t>
+      </w:r>
+      <w:proofErr w:type="gramStart"/>
+      <w:r>
+        <w:rPr>
+          <w:lang w:val="en-CA"/>
+        </w:rPr>
+        <w:t>corresponding</w:t>
+      </w:r>
+      <w:proofErr w:type="gramEnd"/>
+      <w:r>
+        <w:rPr>
+          <w:lang w:val="en-CA"/>
+        </w:rPr>
+        <w:t xml:space="preserve"> author</w:t>
       </w:r>
     </w:p>
     <w:p>
@@ -17785,6 +17971,7 @@
         </w:rPr>
         <w:t xml:space="preserve">featured in </w:t>
       </w:r>
+      <w:proofErr w:type="gramStart"/>
       <w:r>
         <w:rPr>
           <w:i/>
@@ -17793,6 +17980,7 @@
         </w:rPr>
         <w:t>Science</w:t>
       </w:r>
+      <w:proofErr w:type="gramEnd"/>
       <w:r>
         <w:rPr>
           <w:lang w:val="en-CA"/>
@@ -18414,7 +18602,21 @@
         <w:rPr>
           <w:lang w:val="en-CA"/>
         </w:rPr>
-        <w:t>*corresponding authors</w:t>
+        <w:t>*</w:t>
+      </w:r>
+      <w:proofErr w:type="gramStart"/>
+      <w:r>
+        <w:rPr>
+          <w:lang w:val="en-CA"/>
+        </w:rPr>
+        <w:t>corresponding</w:t>
+      </w:r>
+      <w:proofErr w:type="gramEnd"/>
+      <w:r>
+        <w:rPr>
+          <w:lang w:val="en-CA"/>
+        </w:rPr>
+        <w:t xml:space="preserve"> authors</w:t>
       </w:r>
     </w:p>
     <w:p>
@@ -18493,7 +18695,21 @@
         <w:rPr>
           <w:lang w:val="en-CA"/>
         </w:rPr>
-        <w:t>*corresponding authors</w:t>
+        <w:t>*</w:t>
+      </w:r>
+      <w:proofErr w:type="gramStart"/>
+      <w:r>
+        <w:rPr>
+          <w:lang w:val="en-CA"/>
+        </w:rPr>
+        <w:t>corresponding</w:t>
+      </w:r>
+      <w:proofErr w:type="gramEnd"/>
+      <w:r>
+        <w:rPr>
+          <w:lang w:val="en-CA"/>
+        </w:rPr>
+        <w:t xml:space="preserve"> authors</w:t>
       </w:r>
     </w:p>
     <w:p>
@@ -18571,7 +18787,21 @@
         <w:rPr>
           <w:lang w:val="en-CA"/>
         </w:rPr>
-        <w:t>. *corresponding authors</w:t>
+        <w:t>. *</w:t>
+      </w:r>
+      <w:proofErr w:type="gramStart"/>
+      <w:r>
+        <w:rPr>
+          <w:lang w:val="en-CA"/>
+        </w:rPr>
+        <w:t>corresponding</w:t>
+      </w:r>
+      <w:proofErr w:type="gramEnd"/>
+      <w:r>
+        <w:rPr>
+          <w:lang w:val="en-CA"/>
+        </w:rPr>
+        <w:t xml:space="preserve"> authors</w:t>
       </w:r>
     </w:p>
     <w:p>
@@ -19675,7 +19905,21 @@
         <w:rPr>
           <w:lang w:val="en-CA"/>
         </w:rPr>
-        <w:t xml:space="preserve">It pays to be nice, but not really nice: Asymmetric reputations from </w:t>
+        <w:t xml:space="preserve">It pays to be nice, but not </w:t>
+      </w:r>
+      <w:proofErr w:type="gramStart"/>
+      <w:r>
+        <w:rPr>
+          <w:lang w:val="en-CA"/>
+        </w:rPr>
+        <w:t>really nice</w:t>
+      </w:r>
+      <w:proofErr w:type="gramEnd"/>
+      <w:r>
+        <w:rPr>
+          <w:lang w:val="en-CA"/>
+        </w:rPr>
+        <w:t xml:space="preserve">: Asymmetric reputations from </w:t>
       </w:r>
       <w:proofErr w:type="spellStart"/>
       <w:r>
@@ -20660,7 +20904,21 @@
         <w:rPr>
           <w:lang w:val="en-CA"/>
         </w:rPr>
-        <w:t xml:space="preserve">, &amp; Kitayama, S. (2012). When gift-giving produces dissonance: Effects of subliminal affiliation priming on choices for one's self versus close others. </w:t>
+        <w:t xml:space="preserve">, &amp; Kitayama, S. (2012). When gift-giving produces dissonance: Effects of subliminal affiliation priming on choices for </w:t>
+      </w:r>
+      <w:proofErr w:type="gramStart"/>
+      <w:r>
+        <w:rPr>
+          <w:lang w:val="en-CA"/>
+        </w:rPr>
+        <w:t>one's self</w:t>
+      </w:r>
+      <w:proofErr w:type="gramEnd"/>
+      <w:r>
+        <w:rPr>
+          <w:lang w:val="en-CA"/>
+        </w:rPr>
+        <w:t xml:space="preserve"> versus close others. </w:t>
       </w:r>
       <w:r>
         <w:rPr>
@@ -20711,7 +20969,21 @@
         <w:rPr>
           <w:lang w:val="en-CA"/>
         </w:rPr>
-        <w:t xml:space="preserve"> both authors contributed equally to this research</w:t>
+        <w:t xml:space="preserve"> </w:t>
+      </w:r>
+      <w:proofErr w:type="gramStart"/>
+      <w:r>
+        <w:rPr>
+          <w:lang w:val="en-CA"/>
+        </w:rPr>
+        <w:t>both</w:t>
+      </w:r>
+      <w:proofErr w:type="gramEnd"/>
+      <w:r>
+        <w:rPr>
+          <w:lang w:val="en-CA"/>
+        </w:rPr>
+        <w:t xml:space="preserve"> authors contributed equally to this research</w:t>
       </w:r>
     </w:p>
     <w:p>
@@ -20927,7 +21199,21 @@
         <w:rPr>
           <w:lang w:val="en-CA"/>
         </w:rPr>
-        <w:t xml:space="preserve"> both authors contributed equally to this research</w:t>
+        <w:t xml:space="preserve"> </w:t>
+      </w:r>
+      <w:proofErr w:type="gramStart"/>
+      <w:r>
+        <w:rPr>
+          <w:lang w:val="en-CA"/>
+        </w:rPr>
+        <w:t>both</w:t>
+      </w:r>
+      <w:proofErr w:type="gramEnd"/>
+      <w:r>
+        <w:rPr>
+          <w:lang w:val="en-CA"/>
+        </w:rPr>
+        <w:t xml:space="preserve"> authors contributed equally to this research</w:t>
       </w:r>
       <w:r>
         <w:rPr>
@@ -21293,8 +21579,18 @@
           <w:iCs/>
           <w:lang w:val="en-CA"/>
         </w:rPr>
-        <w:t> Science</w:t>
-      </w:r>
+        <w:t> </w:t>
+      </w:r>
+      <w:proofErr w:type="gramStart"/>
+      <w:r>
+        <w:rPr>
+          <w:i/>
+          <w:iCs/>
+          <w:lang w:val="en-CA"/>
+        </w:rPr>
+        <w:t>Science</w:t>
+      </w:r>
+      <w:proofErr w:type="gramEnd"/>
       <w:r>
         <w:rPr>
           <w:iCs/>
@@ -23423,7 +23719,7 @@
           <w:sz w:val="24"/>
           <w:szCs w:val="24"/>
         </w:rPr>
-        <w:t>4</w:t>
+        <w:t>5</w:t>
       </w:r>
       <w:r>
         <w:rPr>
@@ -23462,9 +23758,58 @@
           <w:tcPr>
             <w:tcW w:w="1003" w:type="dxa"/>
           </w:tcPr>
-          <w:bookmarkEnd w:id="40"/>
-          <w:bookmarkEnd w:id="41"/>
-          <w:bookmarkEnd w:id="42"/>
+          <w:p>
+            <w:pPr>
+              <w:autoSpaceDE w:val="0"/>
+              <w:autoSpaceDN w:val="0"/>
+              <w:adjustRightInd w:val="0"/>
+              <w:rPr>
+                <w:bCs/>
+                <w:lang w:val="en-CA"/>
+              </w:rPr>
+            </w:pPr>
+            <w:r>
+              <w:rPr>
+                <w:bCs/>
+                <w:lang w:val="en-CA"/>
+              </w:rPr>
+              <w:t>06/2026</w:t>
+            </w:r>
+          </w:p>
+        </w:tc>
+        <w:tc>
+          <w:tcPr>
+            <w:tcW w:w="9167" w:type="dxa"/>
+          </w:tcPr>
+          <w:p>
+            <w:pPr>
+              <w:autoSpaceDE w:val="0"/>
+              <w:autoSpaceDN w:val="0"/>
+              <w:adjustRightInd w:val="0"/>
+              <w:rPr>
+                <w:lang w:val="en-CA"/>
+              </w:rPr>
+            </w:pPr>
+            <w:r>
+              <w:rPr>
+                <w:lang w:val="en-CA"/>
+              </w:rPr>
+              <w:t>Department of Psychology, University of Basel, Switzerland</w:t>
+            </w:r>
+          </w:p>
+        </w:tc>
+      </w:tr>
+      <w:bookmarkEnd w:id="40"/>
+      <w:bookmarkEnd w:id="41"/>
+      <w:bookmarkEnd w:id="42"/>
+      <w:tr>
+        <w:trPr>
+          <w:trHeight w:val="216"/>
+        </w:trPr>
+        <w:tc>
+          <w:tcPr>
+            <w:tcW w:w="1003" w:type="dxa"/>
+          </w:tcPr>
           <w:p>
             <w:pPr>
               <w:autoSpaceDE w:val="0"/>
@@ -24056,6 +24401,7 @@
               <w:t xml:space="preserve">IIT Bombay, Department of Humanities &amp; Social </w:t>
             </w:r>
             <w:proofErr w:type="spellStart"/>
+            <w:proofErr w:type="gramStart"/>
             <w:r>
               <w:rPr>
                 <w:lang w:val="en-CA"/>
@@ -24063,6 +24409,7 @@
               <w:t>Sciences,Mumbai</w:t>
             </w:r>
             <w:proofErr w:type="spellEnd"/>
+            <w:proofErr w:type="gramEnd"/>
             <w:r>
               <w:rPr>
                 <w:lang w:val="en-CA"/>
@@ -24274,6 +24621,7 @@
                 <w:bCs/>
                 <w:lang w:val="en-CA"/>
               </w:rPr>
+              <w:lastRenderedPageBreak/>
               <w:t>02/2026</w:t>
             </w:r>
           </w:p>
@@ -24341,7 +24689,6 @@
                 <w:bCs/>
                 <w:lang w:val="en-CA"/>
               </w:rPr>
-              <w:lastRenderedPageBreak/>
               <w:t>12/2025</w:t>
             </w:r>
           </w:p>
@@ -26495,6 +26842,7 @@
                 <w:bCs/>
                 <w:lang w:val="en-CA"/>
               </w:rPr>
+              <w:lastRenderedPageBreak/>
               <w:t>04/2022</w:t>
             </w:r>
           </w:p>
@@ -26613,7 +26961,6 @@
                 <w:bCs/>
                 <w:lang w:val="en-CA"/>
               </w:rPr>
-              <w:lastRenderedPageBreak/>
               <w:t>04/2022</w:t>
             </w:r>
           </w:p>
@@ -28529,6 +28876,7 @@
               <w:rPr>
                 <w:lang w:val="en-CA"/>
               </w:rPr>
+              <w:lastRenderedPageBreak/>
               <w:t>06/2015</w:t>
             </w:r>
           </w:p>
@@ -28621,7 +28969,6 @@
               <w:rPr>
                 <w:lang w:val="en-CA"/>
               </w:rPr>
-              <w:lastRenderedPageBreak/>
               <w:t>06/2015</w:t>
             </w:r>
           </w:p>
@@ -28694,7 +29041,21 @@
               <w:rPr>
                 <w:lang w:val="en-CA"/>
               </w:rPr>
-              <w:t xml:space="preserve">Alpen-Adria-University Klagenfurt, Austria,  Department of Psychology </w:t>
+              <w:t xml:space="preserve">Alpen-Adria-University Klagenfurt, </w:t>
+            </w:r>
+            <w:proofErr w:type="gramStart"/>
+            <w:r>
+              <w:rPr>
+                <w:lang w:val="en-CA"/>
+              </w:rPr>
+              <w:t>Austria,  Department</w:t>
+            </w:r>
+            <w:proofErr w:type="gramEnd"/>
+            <w:r>
+              <w:rPr>
+                <w:lang w:val="en-CA"/>
+              </w:rPr>
+              <w:t xml:space="preserve"> of Psychology </w:t>
             </w:r>
           </w:p>
         </w:tc>
@@ -29966,11 +30327,19 @@
               </w:rPr>
               <w:t xml:space="preserve">the </w:t>
             </w:r>
-            <w:r>
-              <w:rPr>
-                <w:lang w:val="en-CA"/>
-              </w:rPr>
-              <w:t>mini-symposium “</w:t>
+            <w:proofErr w:type="gramStart"/>
+            <w:r>
+              <w:rPr>
+                <w:lang w:val="en-CA"/>
+              </w:rPr>
+              <w:t>mini-symposium</w:t>
+            </w:r>
+            <w:proofErr w:type="gramEnd"/>
+            <w:r>
+              <w:rPr>
+                <w:lang w:val="en-CA"/>
+              </w:rPr>
+              <w:t xml:space="preserve"> “</w:t>
             </w:r>
             <w:r>
               <w:rPr>
@@ -30433,6 +30802,7 @@
                 <w:bCs/>
                 <w:lang w:val="en-CA"/>
               </w:rPr>
+              <w:lastRenderedPageBreak/>
               <w:t>04/2024</w:t>
             </w:r>
           </w:p>
@@ -30476,7 +30846,6 @@
                 <w:bCs/>
                 <w:lang w:val="en-CA"/>
               </w:rPr>
-              <w:lastRenderedPageBreak/>
               <w:t>12/2023</w:t>
             </w:r>
           </w:p>
@@ -30643,11 +31012,19 @@
               </w:rPr>
               <w:t xml:space="preserve">Toronto Metropolitan University, CERC Migration, invited paper at the </w:t>
             </w:r>
-            <w:r>
-              <w:rPr>
-                <w:lang w:val="en-CA"/>
-              </w:rPr>
-              <w:t xml:space="preserve">International </w:t>
+            <w:proofErr w:type="gramStart"/>
+            <w:r>
+              <w:rPr>
+                <w:lang w:val="en-CA"/>
+              </w:rPr>
+              <w:t>International</w:t>
+            </w:r>
+            <w:proofErr w:type="gramEnd"/>
+            <w:r>
+              <w:rPr>
+                <w:lang w:val="en-CA"/>
+              </w:rPr>
+              <w:t xml:space="preserve"> </w:t>
             </w:r>
             <w:r>
               <w:rPr>
@@ -30897,7 +31274,21 @@
               <w:rPr>
                 <w:lang w:val="en-CA"/>
               </w:rPr>
-              <w:t xml:space="preserve">McGill University, Centre for the Convergence of Health and Economics, Invited panelist at the </w:t>
+              <w:t xml:space="preserve">McGill University, Centre for the Convergence of Health and Economics, </w:t>
+            </w:r>
+            <w:proofErr w:type="gramStart"/>
+            <w:r>
+              <w:rPr>
+                <w:lang w:val="en-CA"/>
+              </w:rPr>
+              <w:t>Invited</w:t>
+            </w:r>
+            <w:proofErr w:type="gramEnd"/>
+            <w:r>
+              <w:rPr>
+                <w:lang w:val="en-CA"/>
+              </w:rPr>
+              <w:t xml:space="preserve"> panelist at the </w:t>
             </w:r>
             <w:r>
               <w:rPr>
@@ -31715,6 +32106,7 @@
                 <w:bCs/>
                 <w:lang w:val="en-CA"/>
               </w:rPr>
+              <w:lastRenderedPageBreak/>
               <w:t>02/2021</w:t>
             </w:r>
           </w:p>
@@ -31761,7 +32153,6 @@
                 <w:bCs/>
                 <w:lang w:val="en-CA"/>
               </w:rPr>
-              <w:lastRenderedPageBreak/>
               <w:t>02/2021</w:t>
             </w:r>
           </w:p>
@@ -34573,13 +34964,29 @@
           <w:bCs/>
           <w:lang w:val="en-CA"/>
         </w:rPr>
-        <w:t>Data blitz talk</w:t>
-      </w:r>
+        <w:t xml:space="preserve">Data </w:t>
+      </w:r>
+      <w:proofErr w:type="gramStart"/>
       <w:r>
         <w:rPr>
           <w:bCs/>
           <w:lang w:val="en-CA"/>
         </w:rPr>
+        <w:t>blitz</w:t>
+      </w:r>
+      <w:proofErr w:type="gramEnd"/>
+      <w:r>
+        <w:rPr>
+          <w:bCs/>
+          <w:lang w:val="en-CA"/>
+        </w:rPr>
+        <w:t xml:space="preserve"> talk</w:t>
+      </w:r>
+      <w:r>
+        <w:rPr>
+          <w:bCs/>
+          <w:lang w:val="en-CA"/>
+        </w:rPr>
         <w:t xml:space="preserve"> at the </w:t>
       </w:r>
       <w:r>
@@ -34596,6 +35003,7 @@
         </w:rPr>
         <w:t xml:space="preserve">of the </w:t>
       </w:r>
+      <w:proofErr w:type="gramStart"/>
       <w:r>
         <w:rPr>
           <w:lang w:val="en-CA"/>
@@ -34615,6 +35023,7 @@
         </w:rPr>
         <w:t>rd</w:t>
       </w:r>
+      <w:proofErr w:type="gramEnd"/>
       <w:r>
         <w:rPr>
           <w:lang w:val="en-CA"/>
@@ -34929,6 +35338,7 @@
         </w:rPr>
         <w:t xml:space="preserve">ognitive and </w:t>
       </w:r>
+      <w:proofErr w:type="gramStart"/>
       <w:r>
         <w:rPr>
           <w:i/>
@@ -34955,7 +35365,15 @@
           <w:i/>
           <w:lang w:val="en-CA"/>
         </w:rPr>
-        <w:t xml:space="preserve">rounded </w:t>
+        <w:t>rounded</w:t>
+      </w:r>
+      <w:proofErr w:type="gramEnd"/>
+      <w:r>
+        <w:rPr>
+          <w:i/>
+          <w:lang w:val="en-CA"/>
+        </w:rPr>
+        <w:t xml:space="preserve"> </w:t>
       </w:r>
       <w:r>
         <w:rPr>
@@ -35102,6 +35520,7 @@
           <w:u w:val="single"/>
           <w:lang w:val="en-CA"/>
         </w:rPr>
+        <w:lastRenderedPageBreak/>
         <w:t>Izydorczak, K</w:t>
       </w:r>
       <w:r>
@@ -35201,14 +35620,7 @@
         <w:rPr>
           <w:lang w:val="en-CA"/>
         </w:rPr>
-        <w:t xml:space="preserve">The Role of Personality and Cognition and Social </w:t>
-      </w:r>
-      <w:r>
-        <w:rPr>
-          <w:lang w:val="en-CA"/>
-        </w:rPr>
-        <w:lastRenderedPageBreak/>
-        <w:t>Psychological Research Questions</w:t>
+        <w:t>The Role of Personality and Cognition and Social Psychological Research Questions</w:t>
       </w:r>
       <w:r>
         <w:rPr>
@@ -36645,7 +37057,14 @@
         <w:rPr>
           <w:lang w:val="en-CA"/>
         </w:rPr>
-        <w:t>New Directions in intellectual humility research</w:t>
+        <w:t xml:space="preserve">New </w:t>
+      </w:r>
+      <w:r>
+        <w:rPr>
+          <w:lang w:val="en-CA"/>
+        </w:rPr>
+        <w:lastRenderedPageBreak/>
+        <w:t>Directions in intellectual humility research</w:t>
       </w:r>
       <w:r>
         <w:rPr>
@@ -36682,8 +37101,9 @@
         <w:rPr>
           <w:lang w:val="en-CA"/>
         </w:rPr>
-        <w:t>at the 2</w:t>
-      </w:r>
+        <w:t xml:space="preserve">at the </w:t>
+      </w:r>
+      <w:proofErr w:type="gramStart"/>
       <w:r>
         <w:rPr>
           <w:lang w:val="en-CA"/>
@@ -36692,11 +37112,18 @@
       </w:r>
       <w:r>
         <w:rPr>
+          <w:lang w:val="en-CA"/>
+        </w:rPr>
+        <w:t>2</w:t>
+      </w:r>
+      <w:r>
+        <w:rPr>
           <w:vertAlign w:val="superscript"/>
           <w:lang w:val="en-CA"/>
         </w:rPr>
         <w:t>th</w:t>
       </w:r>
+      <w:proofErr w:type="gramEnd"/>
       <w:r>
         <w:rPr>
           <w:lang w:val="en-CA"/>
@@ -36744,7 +37171,6 @@
           <w:b/>
           <w:lang w:val="en-CA"/>
         </w:rPr>
-        <w:lastRenderedPageBreak/>
         <w:t>Grossmann, I.</w:t>
       </w:r>
       <w:r>
@@ -37434,7 +37860,17 @@
           <w:iCs/>
           <w:lang w:val="en-CA"/>
         </w:rPr>
-        <w:t xml:space="preserve"> Canadian Psychological Association Annual National Convention, </w:t>
+        <w:t xml:space="preserve"> Canadian Psychological </w:t>
+      </w:r>
+      <w:r>
+        <w:rPr>
+          <w:bCs/>
+          <w:i/>
+          <w:iCs/>
+          <w:lang w:val="en-CA"/>
+        </w:rPr>
+        <w:lastRenderedPageBreak/>
+        <w:t xml:space="preserve">Association Annual National Convention, </w:t>
       </w:r>
       <w:r>
         <w:rPr>
@@ -37459,7 +37895,6 @@
           <w:u w:val="single"/>
           <w:lang w:val="en-CA"/>
         </w:rPr>
-        <w:lastRenderedPageBreak/>
         <w:t xml:space="preserve">Dorfman, A., Oakes, H. </w:t>
       </w:r>
       <w:r>
@@ -38251,7 +38686,14 @@
         <w:rPr>
           <w:lang w:val="en-CA"/>
         </w:rPr>
-        <w:t xml:space="preserve">. Paper presented in the in the symposium “Wisdom in Social Context” chaired by N. M. Weststrate at the Annual Convention of the Gerontological Society of America, Boston, MS. </w:t>
+        <w:t xml:space="preserve">. Paper presented in the in the symposium “Wisdom in Social Context” </w:t>
+      </w:r>
+      <w:r>
+        <w:rPr>
+          <w:lang w:val="en-CA"/>
+        </w:rPr>
+        <w:lastRenderedPageBreak/>
+        <w:t xml:space="preserve">chaired by N. M. Weststrate at the Annual Convention of the Gerontological Society of America, Boston, MS. </w:t>
       </w:r>
     </w:p>
     <w:p>
@@ -38267,7 +38709,6 @@
           <w:b/>
           <w:lang w:val="en-CA"/>
         </w:rPr>
-        <w:lastRenderedPageBreak/>
         <w:t xml:space="preserve">Grossmann, I. </w:t>
       </w:r>
       <w:r>
@@ -39038,6 +39479,7 @@
           <w:u w:val="single"/>
           <w:lang w:val="de-DE" w:eastAsia="en-US"/>
         </w:rPr>
+        <w:lastRenderedPageBreak/>
         <w:t>Huynh, A. C.</w:t>
       </w:r>
       <w:r>
@@ -39112,7 +39554,6 @@
           <w:i/>
           <w:lang w:val="en-CA" w:eastAsia="en-US"/>
         </w:rPr>
-        <w:lastRenderedPageBreak/>
         <w:t>Data Blitz</w:t>
       </w:r>
       <w:r>
@@ -39897,6 +40338,7 @@
           <w:b/>
           <w:lang w:val="en-CA"/>
         </w:rPr>
+        <w:lastRenderedPageBreak/>
         <w:t>Grossmann, I</w:t>
       </w:r>
       <w:r>
@@ -39929,14 +40371,7 @@
         <w:rPr>
           <w:lang w:val="en-CA"/>
         </w:rPr>
-        <w:t xml:space="preserve">Paper presented in the invited symposium </w:t>
-      </w:r>
-      <w:r>
-        <w:rPr>
-          <w:lang w:val="en-CA"/>
-        </w:rPr>
-        <w:lastRenderedPageBreak/>
-        <w:t xml:space="preserve">“Social / cultural change: Determinants, moderators, and consequences” chaired by T. Hamamura at </w:t>
+        <w:t xml:space="preserve">Paper presented in the invited symposium “Social / cultural change: Determinants, moderators, and consequences” chaired by T. Hamamura at </w:t>
       </w:r>
       <w:r>
         <w:rPr>
@@ -39997,7 +40432,21 @@
         <w:rPr>
           <w:lang w:val="en-CA"/>
         </w:rPr>
-        <w:t>Discussant in the symposium “Continuity and changes in emotion socialization with globalization” chaired by M. Karasawa at The 23</w:t>
+        <w:t xml:space="preserve">Discussant in the symposium “Continuity and changes in emotion socialization with globalization” chaired by M. Karasawa at </w:t>
+      </w:r>
+      <w:proofErr w:type="gramStart"/>
+      <w:r>
+        <w:rPr>
+          <w:lang w:val="en-CA"/>
+        </w:rPr>
+        <w:t>The</w:t>
+      </w:r>
+      <w:proofErr w:type="gramEnd"/>
+      <w:r>
+        <w:rPr>
+          <w:lang w:val="en-CA"/>
+        </w:rPr>
+        <w:t xml:space="preserve"> 23</w:t>
       </w:r>
       <w:r>
         <w:rPr>
@@ -40156,7 +40605,21 @@
         <w:rPr>
           <w:lang w:val="en-CA"/>
         </w:rPr>
-        <w:t xml:space="preserve"> Paper presented in the symposium “Operationalizing affective complexity: Theory, measurement, and applications” chaired by R. Gonzalez (Chair) and J. Smith (Co-Chair) at The 28</w:t>
+        <w:t xml:space="preserve"> Paper presented in the symposium “Operationalizing affective complexity: Theory, measurement, and applications” chaired by R. Gonzalez (Chair) and J. Smith (Co-Chair) at </w:t>
+      </w:r>
+      <w:proofErr w:type="gramStart"/>
+      <w:r>
+        <w:rPr>
+          <w:lang w:val="en-CA"/>
+        </w:rPr>
+        <w:t>The</w:t>
+      </w:r>
+      <w:proofErr w:type="gramEnd"/>
+      <w:r>
+        <w:rPr>
+          <w:lang w:val="en-CA"/>
+        </w:rPr>
+        <w:t xml:space="preserve"> 28</w:t>
       </w:r>
       <w:r>
         <w:rPr>
@@ -40260,7 +40723,21 @@
         <w:rPr>
           <w:lang w:val="en-CA"/>
         </w:rPr>
-        <w:t xml:space="preserve"> (Co-Chair) at The 28</w:t>
+        <w:t xml:space="preserve"> (Co-Chair) at </w:t>
+      </w:r>
+      <w:proofErr w:type="gramStart"/>
+      <w:r>
+        <w:rPr>
+          <w:lang w:val="en-CA"/>
+        </w:rPr>
+        <w:t>The</w:t>
+      </w:r>
+      <w:proofErr w:type="gramEnd"/>
+      <w:r>
+        <w:rPr>
+          <w:lang w:val="en-CA"/>
+        </w:rPr>
+        <w:t xml:space="preserve"> 28</w:t>
       </w:r>
       <w:r>
         <w:rPr>
@@ -40514,7 +40991,21 @@
         <w:rPr>
           <w:lang w:val="en-CA"/>
         </w:rPr>
-        <w:t xml:space="preserve"> The 17</w:t>
+        <w:t xml:space="preserve"> </w:t>
+      </w:r>
+      <w:proofErr w:type="gramStart"/>
+      <w:r>
+        <w:rPr>
+          <w:lang w:val="en-CA"/>
+        </w:rPr>
+        <w:t>The</w:t>
+      </w:r>
+      <w:proofErr w:type="gramEnd"/>
+      <w:r>
+        <w:rPr>
+          <w:lang w:val="en-CA"/>
+        </w:rPr>
+        <w:t xml:space="preserve"> 17</w:t>
       </w:r>
       <w:r>
         <w:rPr>
@@ -40601,6 +41092,7 @@
         <w:rPr>
           <w:lang w:val="en-CA"/>
         </w:rPr>
+        <w:lastRenderedPageBreak/>
         <w:t>prosociality</w:t>
       </w:r>
       <w:proofErr w:type="spellEnd"/>
@@ -40646,7 +41138,21 @@
         <w:rPr>
           <w:lang w:val="en-CA"/>
         </w:rPr>
-        <w:t xml:space="preserve"> The 17</w:t>
+        <w:t xml:space="preserve"> </w:t>
+      </w:r>
+      <w:proofErr w:type="gramStart"/>
+      <w:r>
+        <w:rPr>
+          <w:lang w:val="en-CA"/>
+        </w:rPr>
+        <w:t>The</w:t>
+      </w:r>
+      <w:proofErr w:type="gramEnd"/>
+      <w:r>
+        <w:rPr>
+          <w:lang w:val="en-CA"/>
+        </w:rPr>
+        <w:t xml:space="preserve"> 17</w:t>
       </w:r>
       <w:r>
         <w:rPr>
@@ -40680,7 +41186,6 @@
           <w:sz w:val="24"/>
           <w:szCs w:val="24"/>
         </w:rPr>
-        <w:lastRenderedPageBreak/>
         <w:t>Grossmann, I.</w:t>
       </w:r>
       <w:r>
@@ -41394,6 +41899,7 @@
           <w:sz w:val="24"/>
           <w:szCs w:val="24"/>
         </w:rPr>
+        <w:lastRenderedPageBreak/>
         <w:t>Grossmann, I</w:t>
       </w:r>
       <w:r>
@@ -41419,16 +41925,7 @@
           <w:sz w:val="24"/>
           <w:szCs w:val="24"/>
         </w:rPr>
-        <w:t xml:space="preserve"> Paper presented in the symposium “Toward a Clearer Conceptualization of the Relations of Wisdom to Other Constructs: Distinguishing Resources, Correlates, and Outcomes” </w:t>
-      </w:r>
-      <w:r>
-        <w:rPr>
-          <w:rFonts w:ascii="Times New Roman" w:hAnsi="Times New Roman" w:cs="Times New Roman"/>
-          <w:sz w:val="24"/>
-          <w:szCs w:val="24"/>
-        </w:rPr>
-        <w:lastRenderedPageBreak/>
-        <w:t>chaired by J. Glueck at the 66</w:t>
+        <w:t xml:space="preserve"> Paper presented in the symposium “Toward a Clearer Conceptualization of the Relations of Wisdom to Other Constructs: Distinguishing Resources, Correlates, and Outcomes” chaired by J. Glueck at the 66</w:t>
       </w:r>
       <w:r>
         <w:rPr>
@@ -42373,6 +42870,7 @@
           <w:b/>
           <w:lang w:val="en-CA"/>
         </w:rPr>
+        <w:lastRenderedPageBreak/>
         <w:t>Grossmann, I</w:t>
       </w:r>
       <w:r>
@@ -42449,7 +42947,6 @@
           <w:b/>
           <w:lang w:val="en-CA"/>
         </w:rPr>
-        <w:lastRenderedPageBreak/>
         <w:t>Grossmann, I.</w:t>
       </w:r>
       <w:r>
@@ -42836,7 +43333,14 @@
         <w:rPr>
           <w:lang w:val="en-CA"/>
         </w:rPr>
-        <w:t xml:space="preserve"> &amp; O. Ybarra (Co-Chair) at the 23</w:t>
+        <w:t xml:space="preserve"> &amp; O. Ybarra (Co-Chair) at the </w:t>
+      </w:r>
+      <w:proofErr w:type="gramStart"/>
+      <w:r>
+        <w:rPr>
+          <w:lang w:val="en-CA"/>
+        </w:rPr>
+        <w:t>23</w:t>
       </w:r>
       <w:r>
         <w:rPr>
@@ -42845,6 +43349,7 @@
         </w:rPr>
         <w:t>nd</w:t>
       </w:r>
+      <w:proofErr w:type="gramEnd"/>
       <w:r>
         <w:rPr>
           <w:lang w:val="en-CA"/>
@@ -43329,6 +43834,7 @@
           <w:b/>
           <w:lang w:val="en-CA"/>
         </w:rPr>
+        <w:lastRenderedPageBreak/>
         <w:t>Grossmann, I.</w:t>
       </w:r>
       <w:r>
@@ -43474,7 +43980,6 @@
           <w:b/>
           <w:lang w:val="en-CA"/>
         </w:rPr>
-        <w:lastRenderedPageBreak/>
         <w:t>Grossmann, I.</w:t>
       </w:r>
       <w:r>
@@ -44143,6 +44648,7 @@
         </w:rPr>
         <w:t xml:space="preserve">Judgment and Decision-Making Preconference of the </w:t>
       </w:r>
+      <w:proofErr w:type="gramStart"/>
       <w:r>
         <w:rPr>
           <w:lang w:val="en-CA"/>
@@ -44162,6 +44668,7 @@
         </w:rPr>
         <w:t>rd</w:t>
       </w:r>
+      <w:proofErr w:type="gramEnd"/>
       <w:r>
         <w:rPr>
           <w:lang w:val="en-CA"/>
@@ -44810,6 +45317,7 @@
           <w:u w:val="single"/>
           <w:lang w:val="en-CA"/>
         </w:rPr>
+        <w:lastRenderedPageBreak/>
         <w:t>Santos, H. C.</w:t>
       </w:r>
       <w:r>
@@ -44875,7 +45383,6 @@
           <w:u w:val="single"/>
           <w:lang w:val="en-CA"/>
         </w:rPr>
-        <w:lastRenderedPageBreak/>
         <w:t>Huynh, A. C</w:t>
       </w:r>
       <w:r>
@@ -45083,7 +45590,21 @@
         <w:rPr>
           <w:lang w:val="en-CA"/>
         </w:rPr>
-        <w:t>. Poster presented at The 23rd International Congress of the International Association for Cross-Cultural Psychology, Nagoya, Japan.</w:t>
+        <w:t xml:space="preserve">. Poster presented at </w:t>
+      </w:r>
+      <w:proofErr w:type="gramStart"/>
+      <w:r>
+        <w:rPr>
+          <w:lang w:val="en-CA"/>
+        </w:rPr>
+        <w:t>The</w:t>
+      </w:r>
+      <w:proofErr w:type="gramEnd"/>
+      <w:r>
+        <w:rPr>
+          <w:lang w:val="en-CA"/>
+        </w:rPr>
+        <w:t xml:space="preserve"> 23rd International Congress of the International Association for Cross-Cultural Psychology, Nagoya, Japan.</w:t>
       </w:r>
     </w:p>
     <w:p>
@@ -45658,6 +46179,7 @@
           <w:u w:val="single"/>
           <w:lang w:val="en-CA"/>
         </w:rPr>
+        <w:lastRenderedPageBreak/>
         <w:t>Koyama, J.</w:t>
       </w:r>
       <w:r>
@@ -45748,7 +46270,6 @@
           <w:u w:val="single"/>
           <w:lang w:val="en-CA"/>
         </w:rPr>
-        <w:lastRenderedPageBreak/>
         <w:t>Santos, H. C.</w:t>
       </w:r>
       <w:r>
@@ -47226,6 +47747,7 @@
           <w:b/>
           <w:lang w:val="en-CA"/>
         </w:rPr>
+        <w:lastRenderedPageBreak/>
         <w:t>Teaching interests</w:t>
       </w:r>
     </w:p>
@@ -47319,7 +47841,6 @@
                 <w:color w:val="000000"/>
                 <w:lang w:val="en-CA"/>
               </w:rPr>
-              <w:lastRenderedPageBreak/>
               <w:t>Folk</w:t>
             </w:r>
             <w:r>
@@ -47413,7 +47934,6 @@
                 <w:color w:val="000000"/>
                 <w:lang w:val="en-CA"/>
               </w:rPr>
-              <w:lastRenderedPageBreak/>
               <w:t xml:space="preserve">Wisdom and </w:t>
             </w:r>
             <w:r>
@@ -48423,7 +48943,25 @@
                 <w:color w:val="000000"/>
                 <w:lang w:val="en-CA"/>
               </w:rPr>
-              <w:t>Graduate Student Instructor, University of Michigan. Hold two weekly 2h seminars, created assignments, exams and class activities, graded papers.</w:t>
+              <w:t xml:space="preserve">Graduate Student Instructor, University of Michigan. Hold two </w:t>
+            </w:r>
+            <w:proofErr w:type="gramStart"/>
+            <w:r>
+              <w:rPr>
+                <w:i/>
+                <w:color w:val="000000"/>
+                <w:lang w:val="en-CA"/>
+              </w:rPr>
+              <w:t>weekly</w:t>
+            </w:r>
+            <w:proofErr w:type="gramEnd"/>
+            <w:r>
+              <w:rPr>
+                <w:i/>
+                <w:color w:val="000000"/>
+                <w:lang w:val="en-CA"/>
+              </w:rPr>
+              <w:t xml:space="preserve"> 2h seminars, created assignments, exams and class activities, graded papers.</w:t>
             </w:r>
           </w:p>
         </w:tc>
@@ -48497,7 +49035,25 @@
                 <w:color w:val="000000"/>
                 <w:lang w:val="en-CA"/>
               </w:rPr>
-              <w:t>Graduate Student Instructor, University of Michigan. Hold two weekly 2h seminars, created assignments, exams and class activities, graded papers.</w:t>
+              <w:t xml:space="preserve">Graduate Student Instructor, University of Michigan. Hold two </w:t>
+            </w:r>
+            <w:proofErr w:type="gramStart"/>
+            <w:r>
+              <w:rPr>
+                <w:i/>
+                <w:color w:val="000000"/>
+                <w:lang w:val="en-CA"/>
+              </w:rPr>
+              <w:t>weekly</w:t>
+            </w:r>
+            <w:proofErr w:type="gramEnd"/>
+            <w:r>
+              <w:rPr>
+                <w:i/>
+                <w:color w:val="000000"/>
+                <w:lang w:val="en-CA"/>
+              </w:rPr>
+              <w:t xml:space="preserve"> 2h seminars, created assignments, exams and class activities, graded papers.</w:t>
             </w:r>
           </w:p>
         </w:tc>
@@ -48967,6 +49523,7 @@
                 <w:color w:val="000000"/>
                 <w:lang w:val="en-CA"/>
               </w:rPr>
+              <w:lastRenderedPageBreak/>
               <w:t>Winter 2019</w:t>
             </w:r>
           </w:p>
@@ -49080,7 +49637,6 @@
                 <w:color w:val="000000"/>
                 <w:lang w:val="en-CA"/>
               </w:rPr>
-              <w:lastRenderedPageBreak/>
               <w:t>Fall 2018</w:t>
             </w:r>
           </w:p>
@@ -50759,6 +51315,7 @@
               <w:rPr>
                 <w:lang w:val="en-CA"/>
               </w:rPr>
+              <w:lastRenderedPageBreak/>
               <w:t xml:space="preserve">2021 – </w:t>
             </w:r>
             <w:r>
@@ -50947,7 +51504,6 @@
               <w:rPr>
                 <w:lang w:val="en-CA"/>
               </w:rPr>
-              <w:lastRenderedPageBreak/>
               <w:t>2019 – 2020</w:t>
             </w:r>
           </w:p>
@@ -51842,6 +52398,7 @@
           <w:lang w:val="en-CA"/>
         </w:rPr>
       </w:pPr>
+      <w:proofErr w:type="gramStart"/>
       <w:r>
         <w:rPr>
           <w:b/>
@@ -51849,7 +52406,17 @@
           <w:i/>
           <w:lang w:val="en-CA"/>
         </w:rPr>
-        <w:t xml:space="preserve">Masters Thesis </w:t>
+        <w:t>Masters</w:t>
+      </w:r>
+      <w:proofErr w:type="gramEnd"/>
+      <w:r>
+        <w:rPr>
+          <w:b/>
+          <w:bCs/>
+          <w:i/>
+          <w:lang w:val="en-CA"/>
+        </w:rPr>
+        <w:t xml:space="preserve"> Thesis </w:t>
       </w:r>
     </w:p>
     <w:tbl>
@@ -52285,6 +52852,7 @@
           <w:lang w:val="en-CA"/>
         </w:rPr>
       </w:pPr>
+      <w:proofErr w:type="gramStart"/>
       <w:r>
         <w:rPr>
           <w:b/>
@@ -52292,7 +52860,17 @@
           <w:i/>
           <w:lang w:val="en-CA"/>
         </w:rPr>
-        <w:t>Masters Committees</w:t>
+        <w:t>Masters</w:t>
+      </w:r>
+      <w:proofErr w:type="gramEnd"/>
+      <w:r>
+        <w:rPr>
+          <w:b/>
+          <w:bCs/>
+          <w:i/>
+          <w:lang w:val="en-CA"/>
+        </w:rPr>
+        <w:t xml:space="preserve"> Committees</w:t>
       </w:r>
     </w:p>
     <w:tbl>
@@ -52729,6 +53307,7 @@
               <w:rPr>
                 <w:lang w:val="en-CA"/>
               </w:rPr>
+              <w:lastRenderedPageBreak/>
               <w:t>2019</w:t>
             </w:r>
           </w:p>
@@ -52894,7 +53473,6 @@
           <w:i/>
           <w:lang w:val="en-CA"/>
         </w:rPr>
-        <w:lastRenderedPageBreak/>
         <w:t>External Dissertation Committees</w:t>
       </w:r>
     </w:p>
@@ -54688,6 +55266,7 @@
         <w:rPr>
           <w:lang w:val="en-CA"/>
         </w:rPr>
+        <w:lastRenderedPageBreak/>
         <w:t>Additional interviews on podcasts and broadcast media on wisdom, decision-making, and AI (selected list available on request)</w:t>
       </w:r>
     </w:p>
@@ -54979,7 +55558,23 @@
             <w:rStyle w:val="Hyperlink"/>
             <w:lang w:val="en-CA"/>
           </w:rPr>
-          <w:t>It’s not stress that’s killing us, it’s hate: Maybe mindfulness can help</w:t>
+          <w:t xml:space="preserve">It’s not stress that’s killing us, it’s </w:t>
+        </w:r>
+        <w:proofErr w:type="gramStart"/>
+        <w:r>
+          <w:rPr>
+            <w:rStyle w:val="Hyperlink"/>
+            <w:lang w:val="en-CA"/>
+          </w:rPr>
+          <w:t>hate</w:t>
+        </w:r>
+        <w:proofErr w:type="gramEnd"/>
+        <w:r>
+          <w:rPr>
+            <w:rStyle w:val="Hyperlink"/>
+            <w:lang w:val="en-CA"/>
+          </w:rPr>
+          <w:t>: Maybe mindfulness can help</w:t>
         </w:r>
       </w:hyperlink>
       <w:r>
@@ -56187,6 +56782,7 @@
                 <w:bCs/>
                 <w:lang w:val="en-CA"/>
               </w:rPr>
+              <w:lastRenderedPageBreak/>
               <w:t>11/2021</w:t>
             </w:r>
           </w:p>
@@ -56339,7 +56935,6 @@
                 <w:color w:val="000000"/>
                 <w:lang w:val="en-CA"/>
               </w:rPr>
-              <w:lastRenderedPageBreak/>
               <w:t>02/2021</w:t>
             </w:r>
           </w:p>
@@ -58147,7 +58742,15 @@
                 <w:i/>
                 <w:lang w:val="en-CA" w:eastAsia="en-CA"/>
               </w:rPr>
-              <w:t xml:space="preserve"> the Polarized World</w:t>
+              <w:t xml:space="preserve"> the </w:t>
+            </w:r>
+            <w:r>
+              <w:rPr>
+                <w:i/>
+                <w:lang w:val="en-CA" w:eastAsia="en-CA"/>
+              </w:rPr>
+              <w:lastRenderedPageBreak/>
+              <w:t>Polarized World</w:t>
             </w:r>
             <w:bookmarkEnd w:id="80"/>
             <w:r>
@@ -58187,6 +58790,7 @@
                 <w:color w:val="000000"/>
                 <w:lang w:val="en-CA" w:eastAsia="en-CA"/>
               </w:rPr>
+              <w:lastRenderedPageBreak/>
               <w:t>2019</w:t>
             </w:r>
           </w:p>
@@ -58261,7 +58865,6 @@
                 <w:color w:val="000000"/>
                 <w:lang w:val="en-CA" w:eastAsia="en-CA"/>
               </w:rPr>
-              <w:lastRenderedPageBreak/>
               <w:t>2015 - 2018</w:t>
             </w:r>
           </w:p>
@@ -60121,7 +60724,14 @@
         <w:rPr>
           <w:lang w:val="en-CA" w:eastAsia="en-CA"/>
         </w:rPr>
-        <w:t>European Journal of Personality</w:t>
+        <w:t xml:space="preserve">European Journal of </w:t>
+      </w:r>
+      <w:r>
+        <w:rPr>
+          <w:lang w:val="en-CA" w:eastAsia="en-CA"/>
+        </w:rPr>
+        <w:lastRenderedPageBreak/>
+        <w:t>Personality</w:t>
       </w:r>
       <w:r>
         <w:rPr>
@@ -60252,14 +60862,7 @@
         <w:rPr>
           <w:lang w:val="en-CA" w:eastAsia="en-CA"/>
         </w:rPr>
-        <w:t xml:space="preserve">Journal </w:t>
-      </w:r>
-      <w:r>
-        <w:rPr>
-          <w:lang w:val="en-CA" w:eastAsia="en-CA"/>
-        </w:rPr>
-        <w:lastRenderedPageBreak/>
-        <w:t>of Theoretical and Philosophical Psychology</w:t>
+        <w:t>Journal of Theoretical and Philosophical Psychology</w:t>
       </w:r>
       <w:r>
         <w:rPr>
@@ -61869,7 +62472,14 @@
               <w:rPr>
                 <w:lang w:val="en-CA" w:eastAsia="en-CA"/>
               </w:rPr>
-              <w:t xml:space="preserve"> of the Insight Development Grants of the Social Sciences and Humanities Research Council of Canada</w:t>
+              <w:t xml:space="preserve"> of the Insight Development Grants of the </w:t>
+            </w:r>
+            <w:r>
+              <w:rPr>
+                <w:lang w:val="en-CA" w:eastAsia="en-CA"/>
+              </w:rPr>
+              <w:lastRenderedPageBreak/>
+              <w:t>Social Sciences and Humanities Research Council of Canada</w:t>
             </w:r>
           </w:p>
         </w:tc>
@@ -61897,6 +62507,7 @@
                 <w:color w:val="000000"/>
                 <w:lang w:val="en-CA" w:eastAsia="en-CA"/>
               </w:rPr>
+              <w:lastRenderedPageBreak/>
               <w:t>2019</w:t>
             </w:r>
           </w:p>
@@ -62038,14 +62649,7 @@
               <w:rPr>
                 <w:lang w:val="en-CA" w:eastAsia="en-CA"/>
               </w:rPr>
-              <w:t xml:space="preserve">rants of the Social Sciences and </w:t>
-            </w:r>
-            <w:r>
-              <w:rPr>
-                <w:lang w:val="en-CA" w:eastAsia="en-CA"/>
-              </w:rPr>
-              <w:lastRenderedPageBreak/>
-              <w:t>Humanities Research Council of Canada</w:t>
+              <w:t>rants of the Social Sciences and Humanities Research Council of Canada</w:t>
             </w:r>
           </w:p>
         </w:tc>
@@ -62071,7 +62675,6 @@
                 <w:color w:val="000000"/>
                 <w:lang w:val="en-CA" w:eastAsia="en-CA"/>
               </w:rPr>
-              <w:lastRenderedPageBreak/>
               <w:t>2018</w:t>
             </w:r>
           </w:p>
@@ -62722,7 +63325,21 @@
               <w:rPr>
                 <w:lang w:val="en-CA" w:eastAsia="en-CA"/>
               </w:rPr>
-              <w:t xml:space="preserve">The German-Israeli Foundation for Scientific Research </w:t>
+              <w:t xml:space="preserve">The </w:t>
+            </w:r>
+            <w:proofErr w:type="gramStart"/>
+            <w:r>
+              <w:rPr>
+                <w:lang w:val="en-CA" w:eastAsia="en-CA"/>
+              </w:rPr>
+              <w:t>German-Israeli</w:t>
+            </w:r>
+            <w:proofErr w:type="gramEnd"/>
+            <w:r>
+              <w:rPr>
+                <w:lang w:val="en-CA" w:eastAsia="en-CA"/>
+              </w:rPr>
+              <w:t xml:space="preserve"> Foundation for Scientific Research </w:t>
             </w:r>
             <w:bookmarkEnd w:id="102"/>
           </w:p>
@@ -70543,6 +71160,7 @@
   <w:style w:type="character" w:default="1" w:styleId="DefaultParagraphFont">
     <w:name w:val="Default Paragraph Font"/>
     <w:uiPriority w:val="1"/>
+    <w:semiHidden/>
     <w:unhideWhenUsed/>
   </w:style>
   <w:style w:type="table" w:default="1" w:styleId="TableNormal">
@@ -71169,6 +71787,15 @@
 </file>
 
 <file path=customXml/item1.xml><?xml version="1.0" encoding="utf-8"?>
+<?mso-contentType ?>
+<FormTemplates xmlns="http://schemas.microsoft.com/sharepoint/v3/contenttype/forms">
+  <Display>DocumentLibraryForm</Display>
+  <Edit>DocumentLibraryForm</Edit>
+  <New>DocumentLibraryForm</New>
+</FormTemplates>
+</file>
+
+<file path=customXml/item2.xml><?xml version="1.0" encoding="utf-8"?>
 <ct:contentTypeSchema xmlns:ct="http://schemas.microsoft.com/office/2006/metadata/contentType" xmlns:ma="http://schemas.microsoft.com/office/2006/metadata/properties/metaAttributes" ct:_="" ma:_="" ma:contentTypeName="Document" ma:contentTypeID="0x01010040598E2033F12F4D9D0EEBDED9F3ADA5" ma:contentTypeVersion="7" ma:contentTypeDescription="Create a new document." ma:contentTypeScope="" ma:versionID="0d4008b07a6729e85722b63fec859166">
   <xsd:schema xmlns:xsd="http://www.w3.org/2001/XMLSchema" xmlns:xs="http://www.w3.org/2001/XMLSchema" xmlns:p="http://schemas.microsoft.com/office/2006/metadata/properties" xmlns:ns3="4511dc72-d8d5-4bc7-8b3d-c01cb3484cf5" xmlns:ns4="685d2eaa-65a0-49a5-8d7f-6db299f42190" targetNamespace="http://schemas.microsoft.com/office/2006/metadata/properties" ma:root="true" ma:fieldsID="8df630411b1f610a7f173bb411967da6" ns3:_="" ns4:_="">
     <xsd:import namespace="4511dc72-d8d5-4bc7-8b3d-c01cb3484cf5"/>
@@ -71353,26 +71980,25 @@
 </ct:contentTypeSchema>
 </file>
 
-<file path=customXml/item2.xml><?xml version="1.0" encoding="utf-8"?>
-<b:Sources xmlns:b="http://schemas.openxmlformats.org/officeDocument/2006/bibliography" xmlns="http://schemas.openxmlformats.org/officeDocument/2006/bibliography" SelectedStyle="\APA.XSL" StyleName="APA"/>
-</file>
-
 <file path=customXml/item3.xml><?xml version="1.0" encoding="utf-8"?>
-<?mso-contentType ?>
-<FormTemplates xmlns="http://schemas.microsoft.com/sharepoint/v3/contenttype/forms">
-  <Display>DocumentLibraryForm</Display>
-  <Edit>DocumentLibraryForm</Edit>
-  <New>DocumentLibraryForm</New>
-</FormTemplates>
-</file>
-
-<file path=customXml/item4.xml><?xml version="1.0" encoding="utf-8"?>
 <p:properties xmlns:p="http://schemas.microsoft.com/office/2006/metadata/properties" xmlns:xsi="http://www.w3.org/2001/XMLSchema-instance" xmlns:pc="http://schemas.microsoft.com/office/infopath/2007/PartnerControls">
   <documentManagement/>
 </p:properties>
 </file>
 
+<file path=customXml/item4.xml><?xml version="1.0" encoding="utf-8"?>
+<b:Sources xmlns:b="http://schemas.openxmlformats.org/officeDocument/2006/bibliography" xmlns="http://schemas.openxmlformats.org/officeDocument/2006/bibliography" SelectedStyle="\APA.XSL" StyleName="APA"/>
+</file>
+
 <file path=customXml/itemProps1.xml><?xml version="1.0" encoding="utf-8"?>
+<ds:datastoreItem xmlns:ds="http://schemas.openxmlformats.org/officeDocument/2006/customXml" ds:itemID="{A6DE2CEB-D0DC-4A0B-A0CB-4C6D4D3893B7}">
+  <ds:schemaRefs>
+    <ds:schemaRef ds:uri="http://schemas.microsoft.com/sharepoint/v3/contenttype/forms"/>
+  </ds:schemaRefs>
+</ds:datastoreItem>
+</file>
+
+<file path=customXml/itemProps2.xml><?xml version="1.0" encoding="utf-8"?>
 <ds:datastoreItem xmlns:ds="http://schemas.openxmlformats.org/officeDocument/2006/customXml" ds:itemID="{6EF0D6D3-0359-4D1F-96B7-0DCD36C390FE}">
   <ds:schemaRefs>
     <ds:schemaRef ds:uri="http://schemas.microsoft.com/office/2006/metadata/contentType"/>
@@ -71391,27 +72017,19 @@
 </ds:datastoreItem>
 </file>
 
-<file path=customXml/itemProps2.xml><?xml version="1.0" encoding="utf-8"?>
-<ds:datastoreItem xmlns:ds="http://schemas.openxmlformats.org/officeDocument/2006/customXml" ds:itemID="{FEAEA024-33A0-412C-ADAB-86C9F2F91C6F}">
+<file path=customXml/itemProps3.xml><?xml version="1.0" encoding="utf-8"?>
+<ds:datastoreItem xmlns:ds="http://schemas.openxmlformats.org/officeDocument/2006/customXml" ds:itemID="{368F45FA-2064-4BEF-8113-7B8B062FA5D7}">
   <ds:schemaRefs>
-    <ds:schemaRef ds:uri="http://schemas.openxmlformats.org/officeDocument/2006/bibliography"/>
-  </ds:schemaRefs>
-</ds:datastoreItem>
-</file>
-
-<file path=customXml/itemProps3.xml><?xml version="1.0" encoding="utf-8"?>
-<ds:datastoreItem xmlns:ds="http://schemas.openxmlformats.org/officeDocument/2006/customXml" ds:itemID="{A6DE2CEB-D0DC-4A0B-A0CB-4C6D4D3893B7}">
-  <ds:schemaRefs>
-    <ds:schemaRef ds:uri="http://schemas.microsoft.com/sharepoint/v3/contenttype/forms"/>
+    <ds:schemaRef ds:uri="http://schemas.microsoft.com/office/2006/metadata/properties"/>
+    <ds:schemaRef ds:uri="http://schemas.microsoft.com/office/infopath/2007/PartnerControls"/>
   </ds:schemaRefs>
 </ds:datastoreItem>
 </file>
 
 <file path=customXml/itemProps4.xml><?xml version="1.0" encoding="utf-8"?>
-<ds:datastoreItem xmlns:ds="http://schemas.openxmlformats.org/officeDocument/2006/customXml" ds:itemID="{368F45FA-2064-4BEF-8113-7B8B062FA5D7}">
+<ds:datastoreItem xmlns:ds="http://schemas.openxmlformats.org/officeDocument/2006/customXml" ds:itemID="{FEAEA024-33A0-412C-ADAB-86C9F2F91C6F}">
   <ds:schemaRefs>
-    <ds:schemaRef ds:uri="http://schemas.microsoft.com/office/2006/metadata/properties"/>
-    <ds:schemaRef ds:uri="http://schemas.microsoft.com/office/infopath/2007/PartnerControls"/>
+    <ds:schemaRef ds:uri="http://schemas.openxmlformats.org/officeDocument/2006/bibliography"/>
   </ds:schemaRefs>
 </ds:datastoreItem>
 </file>

--- a/CV_Grossmann.docx
+++ b/CV_Grossmann.docx
@@ -208,7 +208,7 @@
           <w:color w:val="000000"/>
           <w:lang w:val="en-CA"/>
         </w:rPr>
-        <w:t>4</w:t>
+        <w:t>5</w:t>
       </w:r>
       <w:r>
         <w:rPr>
@@ -224,7 +224,7 @@
           <w:color w:val="000000"/>
           <w:lang w:val="en-CA"/>
         </w:rPr>
-        <w:t>928</w:t>
+        <w:t>000</w:t>
       </w:r>
       <w:r>
         <w:rPr>
@@ -8234,7 +8234,6 @@
         <w:adjustRightInd w:val="0"/>
         <w:ind w:left="709" w:hanging="709"/>
         <w:rPr>
-          <w:i/>
           <w:lang w:val="en-CA"/>
         </w:rPr>
       </w:pPr>
@@ -8353,14 +8352,49 @@
           <w:iCs/>
           <w:lang w:val="en-CA"/>
         </w:rPr>
-        <w:t>Annual Review of Psychology</w:t>
-      </w:r>
-      <w:r>
-        <w:rPr>
-          <w:lang w:val="en-CA"/>
-        </w:rPr>
-        <w:t>, 78. </w:t>
-      </w:r>
+        <w:t>Annual Review of</w:t>
+      </w:r>
+      <w:r>
+        <w:rPr>
+          <w:i/>
+          <w:iCs/>
+          <w:lang w:val="en-CA"/>
+        </w:rPr>
+        <w:t xml:space="preserve"> P</w:t>
+      </w:r>
+      <w:r>
+        <w:rPr>
+          <w:i/>
+          <w:iCs/>
+          <w:lang w:val="en-CA"/>
+        </w:rPr>
+        <w:t>sychology</w:t>
+      </w:r>
+      <w:r>
+        <w:rPr>
+          <w:lang w:val="en-CA"/>
+        </w:rPr>
+        <w:t>, 78</w:t>
+      </w:r>
+      <w:r>
+        <w:rPr>
+          <w:lang w:val="en-CA"/>
+        </w:rPr>
+        <w:t xml:space="preserve">. </w:t>
+      </w:r>
+    </w:p>
+    <w:p>
+      <w:pPr>
+        <w:widowControl w:val="0"/>
+        <w:autoSpaceDE w:val="0"/>
+        <w:autoSpaceDN w:val="0"/>
+        <w:adjustRightInd w:val="0"/>
+        <w:ind w:left="709"/>
+        <w:rPr>
+          <w:i/>
+          <w:lang w:val="en-CA"/>
+        </w:rPr>
+      </w:pPr>
       <w:hyperlink r:id="rId49" w:history="1">
         <w:r>
           <w:rPr>
@@ -8612,6 +8646,121 @@
     </w:p>
     <w:p>
       <w:pPr>
+        <w:autoSpaceDE w:val="0"/>
+        <w:autoSpaceDN w:val="0"/>
+        <w:adjustRightInd w:val="0"/>
+        <w:ind w:left="720" w:hanging="720"/>
+        <w:rPr>
+          <w:iCs/>
+          <w:lang w:val="en-CA"/>
+        </w:rPr>
+      </w:pPr>
+      <w:r>
+        <w:rPr>
+          <w:lang w:val="en-CA"/>
+        </w:rPr>
+        <w:t xml:space="preserve">Eibach, R. P. &amp; </w:t>
+      </w:r>
+      <w:r>
+        <w:rPr>
+          <w:b/>
+          <w:bCs/>
+          <w:lang w:val="en-CA"/>
+        </w:rPr>
+        <w:t>Grossmann, I.</w:t>
+      </w:r>
+      <w:r>
+        <w:rPr>
+          <w:lang w:val="en-CA"/>
+        </w:rPr>
+        <w:t xml:space="preserve"> (2026). </w:t>
+      </w:r>
+      <w:r>
+        <w:rPr>
+          <w:lang w:val="en-CA"/>
+        </w:rPr>
+        <w:t>Reason</w:t>
+      </w:r>
+      <w:r>
+        <w:rPr>
+          <w:lang w:val="en-CA"/>
+        </w:rPr>
+        <w:t xml:space="preserve">able cognition. </w:t>
+      </w:r>
+      <w:r>
+        <w:rPr>
+          <w:i/>
+          <w:iCs/>
+          <w:lang w:val="en-CA"/>
+        </w:rPr>
+        <w:t>Behavioral and Brain Sciences</w:t>
+      </w:r>
+      <w:r>
+        <w:rPr>
+          <w:lang w:val="en-CA"/>
+        </w:rPr>
+        <w:t xml:space="preserve">, 49, </w:t>
+      </w:r>
+      <w:r>
+        <w:rPr>
+          <w:lang w:val="en-CA"/>
+        </w:rPr>
+        <w:t>e140</w:t>
+      </w:r>
+      <w:r>
+        <w:rPr>
+          <w:i/>
+          <w:iCs/>
+          <w:lang w:val="en-CA"/>
+        </w:rPr>
+        <w:t xml:space="preserve">.  </w:t>
+      </w:r>
+      <w:r>
+        <w:rPr>
+          <w:lang w:val="en-CA"/>
+        </w:rPr>
+        <w:t>[commentary]</w:t>
+      </w:r>
+      <w:r>
+        <w:rPr>
+          <w:lang w:val="en-CA"/>
+        </w:rPr>
+        <w:t xml:space="preserve"> </w:t>
+      </w:r>
+      <w:r>
+        <w:fldChar w:fldCharType="begin"/>
+      </w:r>
+      <w:r>
+        <w:rPr>
+          <w:lang w:val="en-CA"/>
+        </w:rPr>
+        <w:instrText>HYPERLINK "https://doi.org/10.1017/S0140525X25101635" \t "_blank"</w:instrText>
+      </w:r>
+      <w:r>
+        <w:fldChar w:fldCharType="separate"/>
+      </w:r>
+      <w:r>
+        <w:rPr>
+          <w:rStyle w:val="Hyperlink"/>
+          <w:lang w:val="en-CA"/>
+        </w:rPr>
+        <w:t>https://doi.org/10.1017/S0140525X25101635</w:t>
+      </w:r>
+      <w:r>
+        <w:rPr>
+          <w:lang w:val="en-CA"/>
+        </w:rPr>
+        <w:fldChar w:fldCharType="end"/>
+      </w:r>
+      <w:r>
+        <w:rPr>
+          <w:lang w:val="en-CA"/>
+        </w:rPr>
+        <w:t xml:space="preserve"> </w:t>
+      </w:r>
+    </w:p>
+    <w:p>
+      <w:pPr>
         <w:widowControl w:val="0"/>
         <w:autoSpaceDE w:val="0"/>
         <w:autoSpaceDN w:val="0"/>
@@ -9244,7 +9393,21 @@
           <w:iCs/>
           <w:lang w:val="en-CA"/>
         </w:rPr>
-        <w:t>, 58 (150).</w:t>
+        <w:t xml:space="preserve">, </w:t>
+      </w:r>
+      <w:r>
+        <w:rPr>
+          <w:i/>
+          <w:lang w:val="en-CA"/>
+        </w:rPr>
+        <w:t>58</w:t>
+      </w:r>
+      <w:r>
+        <w:rPr>
+          <w:iCs/>
+          <w:lang w:val="en-CA"/>
+        </w:rPr>
+        <w:t>(150).</w:t>
       </w:r>
     </w:p>
     <w:p>
@@ -9545,76 +9708,6 @@
           <w:lang w:val="en-CA"/>
         </w:rPr>
         <w:t xml:space="preserve">Nature Human Behaviour. </w:t>
-      </w:r>
-    </w:p>
-    <w:p>
-      <w:pPr>
-        <w:autoSpaceDE w:val="0"/>
-        <w:autoSpaceDN w:val="0"/>
-        <w:adjustRightInd w:val="0"/>
-        <w:ind w:left="720" w:hanging="720"/>
-        <w:rPr>
-          <w:iCs/>
-          <w:lang w:val="en-CA"/>
-        </w:rPr>
-      </w:pPr>
-      <w:r>
-        <w:rPr>
-          <w:lang w:val="de-DE"/>
-        </w:rPr>
-        <w:t xml:space="preserve">Eibach, R. </w:t>
-      </w:r>
-      <w:r>
-        <w:rPr>
-          <w:lang w:val="de-DE"/>
-        </w:rPr>
-        <w:t>P</w:t>
-      </w:r>
-      <w:r>
-        <w:rPr>
-          <w:lang w:val="de-DE"/>
-        </w:rPr>
-        <w:t xml:space="preserve">. &amp; </w:t>
-      </w:r>
-      <w:r>
-        <w:rPr>
-          <w:b/>
-          <w:bCs/>
-          <w:lang w:val="de-DE"/>
-        </w:rPr>
-        <w:t>Grossmann, I.</w:t>
-      </w:r>
-      <w:r>
-        <w:rPr>
-          <w:lang w:val="de-DE"/>
-        </w:rPr>
-        <w:t xml:space="preserve"> (2025). </w:t>
-      </w:r>
-      <w:r>
-        <w:rPr>
-          <w:lang w:val="en-CA"/>
-        </w:rPr>
-        <w:t>Reason</w:t>
-      </w:r>
-      <w:r>
-        <w:rPr>
-          <w:lang w:val="en-CA"/>
-        </w:rPr>
-        <w:t xml:space="preserve">able cognition. </w:t>
-      </w:r>
-      <w:r>
-        <w:rPr>
-          <w:i/>
-          <w:iCs/>
-          <w:lang w:val="en-CA"/>
-        </w:rPr>
-        <w:t xml:space="preserve">Behavioral and Brain Sciences.  </w:t>
-      </w:r>
-      <w:r>
-        <w:rPr>
-          <w:lang w:val="en-CA"/>
-        </w:rPr>
-        <w:t xml:space="preserve">[commentary]. </w:t>
       </w:r>
     </w:p>
     <w:p>
@@ -10920,38 +11013,38 @@
       <w:r>
         <w:rPr>
           <w:u w:val="single"/>
-          <w:lang w:val="en-CA"/>
+          <w:lang w:val="sv-SE"/>
         </w:rPr>
         <w:t>Elnakouri, A</w:t>
       </w:r>
       <w:r>
         <w:rPr>
-          <w:lang w:val="en-CA"/>
+          <w:lang w:val="sv-SE"/>
         </w:rPr>
         <w:t>.</w:t>
       </w:r>
       <w:r>
         <w:rPr>
-          <w:lang w:val="en-CA"/>
+          <w:lang w:val="sv-SE"/>
         </w:rPr>
         <w:t>*</w:t>
       </w:r>
       <w:r>
         <w:rPr>
-          <w:lang w:val="en-CA"/>
+          <w:lang w:val="sv-SE"/>
         </w:rPr>
         <w:t xml:space="preserve">, </w:t>
       </w:r>
       <w:r>
         <w:rPr>
           <w:u w:val="single"/>
-          <w:lang w:val="en-CA"/>
+          <w:lang w:val="sv-SE"/>
         </w:rPr>
         <w:t>Huynh, A. C</w:t>
       </w:r>
       <w:r>
         <w:rPr>
-          <w:lang w:val="en-CA"/>
+          <w:lang w:val="sv-SE"/>
         </w:rPr>
         <w:t xml:space="preserve">., &amp; </w:t>
       </w:r>
@@ -10959,25 +11052,25 @@
         <w:rPr>
           <w:b/>
           <w:bCs/>
-          <w:lang w:val="en-CA"/>
+          <w:lang w:val="sv-SE"/>
         </w:rPr>
         <w:t>Grossmann, I</w:t>
       </w:r>
       <w:r>
         <w:rPr>
-          <w:lang w:val="en-CA"/>
+          <w:lang w:val="sv-SE"/>
         </w:rPr>
         <w:t>.</w:t>
       </w:r>
       <w:r>
         <w:rPr>
-          <w:lang w:val="en-CA"/>
+          <w:lang w:val="sv-SE"/>
         </w:rPr>
         <w:t>*</w:t>
       </w:r>
       <w:r>
         <w:rPr>
-          <w:lang w:val="en-CA"/>
+          <w:lang w:val="sv-SE"/>
         </w:rPr>
         <w:t xml:space="preserve"> (2024). </w:t>
       </w:r>
@@ -14159,20 +14252,29 @@
       </w:pPr>
       <w:r>
         <w:rPr>
-          <w:lang w:val="sv-SE"/>
+          <w:lang w:val="en-CA"/>
         </w:rPr>
         <w:t xml:space="preserve">Choi, E., Farb, N. A., </w:t>
       </w:r>
+      <w:proofErr w:type="spellStart"/>
       <w:r>
         <w:rPr>
           <w:u w:val="single"/>
-          <w:lang w:val="sv-SE"/>
-        </w:rPr>
-        <w:t>Pogrebtsova, E</w:t>
-      </w:r>
-      <w:r>
-        <w:rPr>
-          <w:lang w:val="sv-SE"/>
+          <w:lang w:val="en-CA"/>
+        </w:rPr>
+        <w:t>Pogrebtsova</w:t>
+      </w:r>
+      <w:proofErr w:type="spellEnd"/>
+      <w:r>
+        <w:rPr>
+          <w:u w:val="single"/>
+          <w:lang w:val="en-CA"/>
+        </w:rPr>
+        <w:t>, E</w:t>
+      </w:r>
+      <w:r>
+        <w:rPr>
+          <w:lang w:val="en-CA"/>
         </w:rPr>
         <w:t xml:space="preserve">., Gruman, J., &amp; </w:t>
       </w:r>
@@ -14180,13 +14282,13 @@
         <w:rPr>
           <w:b/>
           <w:bCs/>
-          <w:lang w:val="sv-SE"/>
+          <w:lang w:val="en-CA"/>
         </w:rPr>
         <w:t xml:space="preserve">Grossmann, I.* </w:t>
       </w:r>
       <w:r>
         <w:rPr>
-          <w:lang w:val="sv-SE"/>
+          <w:lang w:val="en-CA"/>
         </w:rPr>
         <w:t xml:space="preserve">(2021). </w:t>
       </w:r>
@@ -14241,53 +14343,53 @@
       <w:r>
         <w:rPr>
           <w:u w:val="single"/>
-          <w:lang w:val="de-DE"/>
+          <w:lang w:val="en-CA"/>
         </w:rPr>
         <w:lastRenderedPageBreak/>
         <w:t>Dorfman, A.</w:t>
       </w:r>
       <w:r>
         <w:rPr>
-          <w:lang w:val="de-DE"/>
+          <w:lang w:val="en-CA"/>
         </w:rPr>
         <w:t xml:space="preserve">, </w:t>
       </w:r>
       <w:r>
         <w:rPr>
           <w:u w:val="single"/>
-          <w:lang w:val="de-DE"/>
+          <w:lang w:val="en-CA"/>
         </w:rPr>
         <w:t>Oakes, H.</w:t>
       </w:r>
       <w:r>
         <w:rPr>
-          <w:lang w:val="de-DE"/>
+          <w:lang w:val="en-CA"/>
         </w:rPr>
         <w:t xml:space="preserve">, </w:t>
       </w:r>
       <w:r>
         <w:rPr>
           <w:u w:val="single"/>
-          <w:lang w:val="de-DE"/>
+          <w:lang w:val="en-CA"/>
         </w:rPr>
         <w:t>Santos, H. C</w:t>
       </w:r>
       <w:r>
         <w:rPr>
-          <w:lang w:val="de-DE"/>
+          <w:lang w:val="en-CA"/>
         </w:rPr>
         <w:t>.</w:t>
       </w:r>
       <w:r>
         <w:rPr>
           <w:b/>
-          <w:lang w:val="de-DE"/>
+          <w:lang w:val="en-CA"/>
         </w:rPr>
         <w:t xml:space="preserve"> &amp; Grossmann, I.</w:t>
       </w:r>
       <w:r>
         <w:rPr>
-          <w:lang w:val="de-DE"/>
+          <w:lang w:val="en-CA"/>
         </w:rPr>
         <w:t xml:space="preserve"> (2021). </w:t>
       </w:r>
@@ -17043,53 +17145,53 @@
       <w:r>
         <w:rPr>
           <w:u w:val="single"/>
-          <w:lang w:val="en-CA"/>
+          <w:lang w:val="de-DE"/>
         </w:rPr>
         <w:t>Brienza, J. P.</w:t>
       </w:r>
       <w:r>
         <w:rPr>
           <w:vertAlign w:val="superscript"/>
-          <w:lang w:val="en-CA"/>
+          <w:lang w:val="de-DE"/>
         </w:rPr>
         <w:t>*</w:t>
       </w:r>
       <w:r>
         <w:rPr>
-          <w:lang w:val="en-CA"/>
+          <w:lang w:val="de-DE"/>
         </w:rPr>
         <w:t xml:space="preserve">, </w:t>
       </w:r>
       <w:r>
         <w:rPr>
           <w:u w:val="single"/>
-          <w:lang w:val="en-CA"/>
+          <w:lang w:val="de-DE"/>
         </w:rPr>
         <w:t>Kung, F.</w:t>
       </w:r>
       <w:r>
         <w:rPr>
-          <w:lang w:val="en-CA"/>
+          <w:lang w:val="de-DE"/>
         </w:rPr>
         <w:t xml:space="preserve">, </w:t>
       </w:r>
       <w:r>
         <w:rPr>
           <w:u w:val="single"/>
-          <w:lang w:val="en-CA"/>
+          <w:lang w:val="de-DE"/>
         </w:rPr>
         <w:t>Santos, H. C</w:t>
       </w:r>
       <w:r>
         <w:rPr>
-          <w:lang w:val="en-CA"/>
+          <w:lang w:val="de-DE"/>
         </w:rPr>
         <w:t xml:space="preserve">., Bobocel, D. R, &amp; </w:t>
       </w:r>
       <w:r>
         <w:rPr>
           <w:b/>
-          <w:lang w:val="en-CA"/>
+          <w:lang w:val="de-DE"/>
         </w:rPr>
         <w:t>Grossmann, I.</w:t>
       </w:r>
@@ -17097,13 +17199,13 @@
         <w:rPr>
           <w:b/>
           <w:vertAlign w:val="superscript"/>
-          <w:lang w:val="en-CA"/>
+          <w:lang w:val="de-DE"/>
         </w:rPr>
         <w:t>*</w:t>
       </w:r>
       <w:r>
         <w:rPr>
-          <w:lang w:val="en-CA"/>
+          <w:lang w:val="de-DE"/>
         </w:rPr>
         <w:t xml:space="preserve"> (2018). </w:t>
       </w:r>
@@ -71160,7 +71262,6 @@
   <w:style w:type="character" w:default="1" w:styleId="DefaultParagraphFont">
     <w:name w:val="Default Paragraph Font"/>
     <w:uiPriority w:val="1"/>
-    <w:semiHidden/>
     <w:unhideWhenUsed/>
   </w:style>
   <w:style w:type="table" w:default="1" w:styleId="TableNormal">
@@ -71787,6 +71888,12 @@
 </file>
 
 <file path=customXml/item1.xml><?xml version="1.0" encoding="utf-8"?>
+<p:properties xmlns:p="http://schemas.microsoft.com/office/2006/metadata/properties" xmlns:xsi="http://www.w3.org/2001/XMLSchema-instance" xmlns:pc="http://schemas.microsoft.com/office/infopath/2007/PartnerControls">
+  <documentManagement/>
+</p:properties>
+</file>
+
+<file path=customXml/item2.xml><?xml version="1.0" encoding="utf-8"?>
 <?mso-contentType ?>
 <FormTemplates xmlns="http://schemas.microsoft.com/sharepoint/v3/contenttype/forms">
   <Display>DocumentLibraryForm</Display>
@@ -71795,7 +71902,11 @@
 </FormTemplates>
 </file>
 
-<file path=customXml/item2.xml><?xml version="1.0" encoding="utf-8"?>
+<file path=customXml/item3.xml><?xml version="1.0" encoding="utf-8"?>
+<b:Sources xmlns:b="http://schemas.openxmlformats.org/officeDocument/2006/bibliography" xmlns="http://schemas.openxmlformats.org/officeDocument/2006/bibliography" SelectedStyle="\APA.XSL" StyleName="APA"/>
+</file>
+
+<file path=customXml/item4.xml><?xml version="1.0" encoding="utf-8"?>
 <ct:contentTypeSchema xmlns:ct="http://schemas.microsoft.com/office/2006/metadata/contentType" xmlns:ma="http://schemas.microsoft.com/office/2006/metadata/properties/metaAttributes" ct:_="" ma:_="" ma:contentTypeName="Document" ma:contentTypeID="0x01010040598E2033F12F4D9D0EEBDED9F3ADA5" ma:contentTypeVersion="7" ma:contentTypeDescription="Create a new document." ma:contentTypeScope="" ma:versionID="0d4008b07a6729e85722b63fec859166">
   <xsd:schema xmlns:xsd="http://www.w3.org/2001/XMLSchema" xmlns:xs="http://www.w3.org/2001/XMLSchema" xmlns:p="http://schemas.microsoft.com/office/2006/metadata/properties" xmlns:ns3="4511dc72-d8d5-4bc7-8b3d-c01cb3484cf5" xmlns:ns4="685d2eaa-65a0-49a5-8d7f-6db299f42190" targetNamespace="http://schemas.microsoft.com/office/2006/metadata/properties" ma:root="true" ma:fieldsID="8df630411b1f610a7f173bb411967da6" ns3:_="" ns4:_="">
     <xsd:import namespace="4511dc72-d8d5-4bc7-8b3d-c01cb3484cf5"/>
@@ -71980,17 +72091,16 @@
 </ct:contentTypeSchema>
 </file>
 
-<file path=customXml/item3.xml><?xml version="1.0" encoding="utf-8"?>
-<p:properties xmlns:p="http://schemas.microsoft.com/office/2006/metadata/properties" xmlns:xsi="http://www.w3.org/2001/XMLSchema-instance" xmlns:pc="http://schemas.microsoft.com/office/infopath/2007/PartnerControls">
-  <documentManagement/>
-</p:properties>
+<file path=customXml/itemProps1.xml><?xml version="1.0" encoding="utf-8"?>
+<ds:datastoreItem xmlns:ds="http://schemas.openxmlformats.org/officeDocument/2006/customXml" ds:itemID="{368F45FA-2064-4BEF-8113-7B8B062FA5D7}">
+  <ds:schemaRefs>
+    <ds:schemaRef ds:uri="http://schemas.microsoft.com/office/2006/metadata/properties"/>
+    <ds:schemaRef ds:uri="http://schemas.microsoft.com/office/infopath/2007/PartnerControls"/>
+  </ds:schemaRefs>
+</ds:datastoreItem>
 </file>
 
-<file path=customXml/item4.xml><?xml version="1.0" encoding="utf-8"?>
-<b:Sources xmlns:b="http://schemas.openxmlformats.org/officeDocument/2006/bibliography" xmlns="http://schemas.openxmlformats.org/officeDocument/2006/bibliography" SelectedStyle="\APA.XSL" StyleName="APA"/>
-</file>
-
-<file path=customXml/itemProps1.xml><?xml version="1.0" encoding="utf-8"?>
+<file path=customXml/itemProps2.xml><?xml version="1.0" encoding="utf-8"?>
 <ds:datastoreItem xmlns:ds="http://schemas.openxmlformats.org/officeDocument/2006/customXml" ds:itemID="{A6DE2CEB-D0DC-4A0B-A0CB-4C6D4D3893B7}">
   <ds:schemaRefs>
     <ds:schemaRef ds:uri="http://schemas.microsoft.com/sharepoint/v3/contenttype/forms"/>
@@ -71998,7 +72108,15 @@
 </ds:datastoreItem>
 </file>
 
-<file path=customXml/itemProps2.xml><?xml version="1.0" encoding="utf-8"?>
+<file path=customXml/itemProps3.xml><?xml version="1.0" encoding="utf-8"?>
+<ds:datastoreItem xmlns:ds="http://schemas.openxmlformats.org/officeDocument/2006/customXml" ds:itemID="{FEAEA024-33A0-412C-ADAB-86C9F2F91C6F}">
+  <ds:schemaRefs>
+    <ds:schemaRef ds:uri="http://schemas.openxmlformats.org/officeDocument/2006/bibliography"/>
+  </ds:schemaRefs>
+</ds:datastoreItem>
+</file>
+
+<file path=customXml/itemProps4.xml><?xml version="1.0" encoding="utf-8"?>
 <ds:datastoreItem xmlns:ds="http://schemas.openxmlformats.org/officeDocument/2006/customXml" ds:itemID="{6EF0D6D3-0359-4D1F-96B7-0DCD36C390FE}">
   <ds:schemaRefs>
     <ds:schemaRef ds:uri="http://schemas.microsoft.com/office/2006/metadata/contentType"/>
@@ -72017,23 +72135,6 @@
 </ds:datastoreItem>
 </file>
 
-<file path=customXml/itemProps3.xml><?xml version="1.0" encoding="utf-8"?>
-<ds:datastoreItem xmlns:ds="http://schemas.openxmlformats.org/officeDocument/2006/customXml" ds:itemID="{368F45FA-2064-4BEF-8113-7B8B062FA5D7}">
-  <ds:schemaRefs>
-    <ds:schemaRef ds:uri="http://schemas.microsoft.com/office/2006/metadata/properties"/>
-    <ds:schemaRef ds:uri="http://schemas.microsoft.com/office/infopath/2007/PartnerControls"/>
-  </ds:schemaRefs>
-</ds:datastoreItem>
-</file>
-
-<file path=customXml/itemProps4.xml><?xml version="1.0" encoding="utf-8"?>
-<ds:datastoreItem xmlns:ds="http://schemas.openxmlformats.org/officeDocument/2006/customXml" ds:itemID="{FEAEA024-33A0-412C-ADAB-86C9F2F91C6F}">
-  <ds:schemaRefs>
-    <ds:schemaRef ds:uri="http://schemas.openxmlformats.org/officeDocument/2006/bibliography"/>
-  </ds:schemaRefs>
-</ds:datastoreItem>
-</file>
-
 <file path=docMetadata/LabelInfo.xml><?xml version="1.0" encoding="utf-8"?>
 <clbl:labelList xmlns:clbl="http://schemas.microsoft.com/office/2020/mipLabelMetadata">
   <clbl:label id="{a9ee03e0-b78c-4998-8bf4-79b266b85105}" enabled="1" method="Standard" siteId="{723a5a87-f39a-4a22-9247-3fc240c01396}" removed="0"/>
